--- a/hin/docx/55.content.docx
+++ b/hin/docx/55.content.docx
@@ -295,6 +295,21 @@
           <w:b/>
           <w:lang w:val="hi_IN" w:bidi="hi_IN"/>
         </w:rPr>
+        <w:t>Παῦλος, ἀπόστολος</w:t>
+      </w:r>
+    </w:p>
+    <w:p>
+      <w:pPr/>
+      <w:r>
+        <w:rPr>
+          <w:lang w:val="hi_IN" w:bidi="hi_IN"/>
+        </w:rPr>
+      </w:r>
+      <w:r>
+        <w:rPr>
+          <w:b/>
+          <w:lang w:val="hi_IN" w:bidi="hi_IN"/>
+        </w:rPr>
         <w:t>"पौलुस"</w:t>
       </w:r>
     </w:p>
@@ -353,6 +368,21 @@
           <w:lang w:val="hi_IN" w:bidi="hi_IN"/>
         </w:rPr>
       </w:r>
+      <w:r>
+        <w:rPr>
+          <w:b/>
+          <w:lang w:val="hi_IN" w:bidi="hi_IN"/>
+        </w:rPr>
+        <w:t>διὰ θελήματος Θεοῦ</w:t>
+      </w:r>
+    </w:p>
+    <w:p>
+      <w:pPr/>
+      <w:r>
+        <w:rPr>
+          <w:lang w:val="hi_IN" w:bidi="hi_IN"/>
+        </w:rPr>
+      </w:r>
     </w:p>
     <w:p>
       <w:pPr/>
@@ -414,6 +444,21 @@
           <w:b/>
           <w:lang w:val="hi_IN" w:bidi="hi_IN"/>
         </w:rPr>
+        <w:t>κατ’</w:t>
+      </w:r>
+    </w:p>
+    <w:p>
+      <w:pPr/>
+      <w:r>
+        <w:rPr>
+          <w:lang w:val="hi_IN" w:bidi="hi_IN"/>
+        </w:rPr>
+      </w:r>
+      <w:r>
+        <w:rPr>
+          <w:b/>
+          <w:lang w:val="hi_IN" w:bidi="hi_IN"/>
+        </w:rPr>
         <w:t>"परमेश्वर की इच्छा"</w:t>
       </w:r>
     </w:p>
@@ -477,6 +522,21 @@
           <w:b/>
           <w:lang w:val="hi_IN" w:bidi="hi_IN"/>
         </w:rPr>
+        <w:t>ἐπαγγελίαν ζωῆς</w:t>
+      </w:r>
+    </w:p>
+    <w:p>
+      <w:pPr/>
+      <w:r>
+        <w:rPr>
+          <w:lang w:val="hi_IN" w:bidi="hi_IN"/>
+        </w:rPr>
+      </w:r>
+      <w:r>
+        <w:rPr>
+          <w:b/>
+          <w:lang w:val="hi_IN" w:bidi="hi_IN"/>
+        </w:rPr>
         <w:t>"जीवन की प्रतिज्ञा"</w:t>
       </w:r>
     </w:p>
@@ -602,6 +662,21 @@
           <w:b/>
           <w:lang w:val="hi_IN" w:bidi="hi_IN"/>
         </w:rPr>
+        <w:t>ζωῆς τῆς ἐν Χριστῷ Ἰησοῦ</w:t>
+      </w:r>
+    </w:p>
+    <w:p>
+      <w:pPr/>
+      <w:r>
+        <w:rPr>
+          <w:lang w:val="hi_IN" w:bidi="hi_IN"/>
+        </w:rPr>
+      </w:r>
+      <w:r>
+        <w:rPr>
+          <w:b/>
+          <w:lang w:val="hi_IN" w:bidi="hi_IN"/>
+        </w:rPr>
         <w:t>"जीवन की"</w:t>
       </w:r>
       <w:r>
@@ -711,6 +786,21 @@
           <w:b/>
           <w:lang w:val="hi_IN" w:bidi="hi_IN"/>
         </w:rPr>
+        <w:t>ζωῆς τῆς</w:t>
+      </w:r>
+    </w:p>
+    <w:p>
+      <w:pPr/>
+      <w:r>
+        <w:rPr>
+          <w:lang w:val="hi_IN" w:bidi="hi_IN"/>
+        </w:rPr>
+      </w:r>
+      <w:r>
+        <w:rPr>
+          <w:b/>
+          <w:lang w:val="hi_IN" w:bidi="hi_IN"/>
+        </w:rPr>
         <w:t>"उस जीवन की ... जो ... है"</w:t>
       </w:r>
     </w:p>
@@ -815,6 +905,21 @@
           <w:b/>
           <w:lang w:val="hi_IN" w:bidi="hi_IN"/>
         </w:rPr>
+        <w:t>ζωῆς τῆς</w:t>
+      </w:r>
+    </w:p>
+    <w:p>
+      <w:pPr/>
+      <w:r>
+        <w:rPr>
+          <w:lang w:val="hi_IN" w:bidi="hi_IN"/>
+        </w:rPr>
+      </w:r>
+      <w:r>
+        <w:rPr>
+          <w:b/>
+          <w:lang w:val="hi_IN" w:bidi="hi_IN"/>
+        </w:rPr>
         <w:t>"उस जीवन की ... जो ... है"</w:t>
       </w:r>
     </w:p>
@@ -911,6 +1016,21 @@
           <w:b/>
           <w:lang w:val="hi_IN" w:bidi="hi_IN"/>
         </w:rPr>
+        <w:t>Τιμοθέῳ</w:t>
+      </w:r>
+    </w:p>
+    <w:p>
+      <w:pPr/>
+      <w:r>
+        <w:rPr>
+          <w:lang w:val="hi_IN" w:bidi="hi_IN"/>
+        </w:rPr>
+      </w:r>
+      <w:r>
+        <w:rPr>
+          <w:b/>
+          <w:lang w:val="hi_IN" w:bidi="hi_IN"/>
+        </w:rPr>
         <w:t>"तीमुथियुस"</w:t>
       </w:r>
     </w:p>
@@ -974,6 +1094,21 @@
           <w:b/>
           <w:lang w:val="hi_IN" w:bidi="hi_IN"/>
         </w:rPr>
+        <w:t>ἀγαπητῷ τέκνῳ</w:t>
+      </w:r>
+    </w:p>
+    <w:p>
+      <w:pPr/>
+      <w:r>
+        <w:rPr>
+          <w:lang w:val="hi_IN" w:bidi="hi_IN"/>
+        </w:rPr>
+      </w:r>
+      <w:r>
+        <w:rPr>
+          <w:b/>
+          <w:lang w:val="hi_IN" w:bidi="hi_IN"/>
+        </w:rPr>
         <w:t>"प्रिय पुत्र"</w:t>
       </w:r>
     </w:p>
@@ -1070,6 +1205,21 @@
           <w:b/>
           <w:lang w:val="hi_IN" w:bidi="hi_IN"/>
         </w:rPr>
+        <w:t>ἀγαπητῷ τέκνῳ</w:t>
+      </w:r>
+    </w:p>
+    <w:p>
+      <w:pPr/>
+      <w:r>
+        <w:rPr>
+          <w:lang w:val="hi_IN" w:bidi="hi_IN"/>
+        </w:rPr>
+      </w:r>
+      <w:r>
+        <w:rPr>
+          <w:b/>
+          <w:lang w:val="hi_IN" w:bidi="hi_IN"/>
+        </w:rPr>
         <w:t>"प्रिय पुत्र"</w:t>
       </w:r>
     </w:p>
@@ -1167,6 +1317,21 @@
           <w:b/>
           <w:lang w:val="hi_IN" w:bidi="hi_IN"/>
         </w:rPr>
+        <w:t>χάρις, ἔλεος, εἰρήνη, ἀπὸ Θεοῦ Πατρὸς καὶ Χριστοῦ Ἰησοῦ τοῦ Κυρίου ἡμῶν</w:t>
+      </w:r>
+    </w:p>
+    <w:p>
+      <w:pPr/>
+      <w:r>
+        <w:rPr>
+          <w:lang w:val="hi_IN" w:bidi="hi_IN"/>
+        </w:rPr>
+      </w:r>
+      <w:r>
+        <w:rPr>
+          <w:b/>
+          <w:lang w:val="hi_IN" w:bidi="hi_IN"/>
+        </w:rPr>
         <w:t>"ओर से तुझे अनुग्रह"</w:t>
       </w:r>
       <w:r>
@@ -1243,6 +1408,21 @@
           <w:b/>
           <w:lang w:val="hi_IN" w:bidi="hi_IN"/>
         </w:rPr>
+        <w:t>χάρις, ἔλεος, εἰρήνη</w:t>
+      </w:r>
+    </w:p>
+    <w:p>
+      <w:pPr/>
+      <w:r>
+        <w:rPr>
+          <w:lang w:val="hi_IN" w:bidi="hi_IN"/>
+        </w:rPr>
+      </w:r>
+      <w:r>
+        <w:rPr>
+          <w:b/>
+          <w:lang w:val="hi_IN" w:bidi="hi_IN"/>
+        </w:rPr>
         <w:t>"तुझे अनुग्रह"</w:t>
       </w:r>
       <w:r>
@@ -1339,6 +1519,21 @@
           <w:b/>
           <w:lang w:val="hi_IN" w:bidi="hi_IN"/>
         </w:rPr>
+        <w:t>Θεοῦ Πατρὸς</w:t>
+      </w:r>
+    </w:p>
+    <w:p>
+      <w:pPr/>
+      <w:r>
+        <w:rPr>
+          <w:lang w:val="hi_IN" w:bidi="hi_IN"/>
+        </w:rPr>
+      </w:r>
+      <w:r>
+        <w:rPr>
+          <w:b/>
+          <w:lang w:val="hi_IN" w:bidi="hi_IN"/>
+        </w:rPr>
         <w:t>"परमेश्वर पिता"</w:t>
       </w:r>
       <w:r>
@@ -1435,6 +1630,21 @@
           <w:b/>
           <w:lang w:val="hi_IN" w:bidi="hi_IN"/>
         </w:rPr>
+        <w:t>ἡμῶν</w:t>
+      </w:r>
+    </w:p>
+    <w:p>
+      <w:pPr/>
+      <w:r>
+        <w:rPr>
+          <w:lang w:val="hi_IN" w:bidi="hi_IN"/>
+        </w:rPr>
+      </w:r>
+      <w:r>
+        <w:rPr>
+          <w:b/>
+          <w:lang w:val="hi_IN" w:bidi="hi_IN"/>
+        </w:rPr>
         <w:t>"हमारे"</w:t>
       </w:r>
     </w:p>
@@ -1544,6 +1754,21 @@
           <w:b/>
           <w:lang w:val="hi_IN" w:bidi="hi_IN"/>
         </w:rPr>
+        <w:t>χάριν ἔχω</w:t>
+      </w:r>
+    </w:p>
+    <w:p>
+      <w:pPr/>
+      <w:r>
+        <w:rPr>
+          <w:lang w:val="hi_IN" w:bidi="hi_IN"/>
+        </w:rPr>
+      </w:r>
+      <w:r>
+        <w:rPr>
+          <w:b/>
+          <w:lang w:val="hi_IN" w:bidi="hi_IN"/>
+        </w:rPr>
         <w:t>"परमेश्वर की"</w:t>
       </w:r>
       <w:r>
@@ -1653,6 +1878,21 @@
           <w:b/>
           <w:lang w:val="hi_IN" w:bidi="hi_IN"/>
         </w:rPr>
+        <w:t>ᾧ λατρεύω ἀπὸ προγόνων</w:t>
+      </w:r>
+    </w:p>
+    <w:p>
+      <w:pPr/>
+      <w:r>
+        <w:rPr>
+          <w:lang w:val="hi_IN" w:bidi="hi_IN"/>
+        </w:rPr>
+      </w:r>
+      <w:r>
+        <w:rPr>
+          <w:b/>
+          <w:lang w:val="hi_IN" w:bidi="hi_IN"/>
+        </w:rPr>
         <w:t>"सेवा मैं पूर्वजों"</w:t>
       </w:r>
       <w:r>
@@ -1724,6 +1964,21 @@
           <w:lang w:val="hi_IN" w:bidi="hi_IN"/>
         </w:rPr>
       </w:r>
+      <w:r>
+        <w:rPr>
+          <w:b/>
+          <w:lang w:val="hi_IN" w:bidi="hi_IN"/>
+        </w:rPr>
+        <w:t>ἐν καθαρᾷ συνειδήσει</w:t>
+      </w:r>
+    </w:p>
+    <w:p>
+      <w:pPr/>
+      <w:r>
+        <w:rPr>
+          <w:lang w:val="hi_IN" w:bidi="hi_IN"/>
+        </w:rPr>
+      </w:r>
     </w:p>
     <w:p>
       <w:pPr/>
@@ -1813,6 +2068,21 @@
           <w:lang w:val="hi_IN" w:bidi="hi_IN"/>
         </w:rPr>
       </w:r>
+      <w:r>
+        <w:rPr>
+          <w:b/>
+          <w:lang w:val="hi_IN" w:bidi="hi_IN"/>
+        </w:rPr>
+        <w:t>ὡς ἀδιάλειπτον ἔχω τὴν περὶ σοῦ μνείαν</w:t>
+      </w:r>
+    </w:p>
+    <w:p>
+      <w:pPr/>
+      <w:r>
+        <w:rPr>
+          <w:lang w:val="hi_IN" w:bidi="hi_IN"/>
+        </w:rPr>
+      </w:r>
     </w:p>
     <w:p>
       <w:pPr/>
@@ -1978,6 +2248,21 @@
           <w:lang w:val="hi_IN" w:bidi="hi_IN"/>
         </w:rPr>
       </w:r>
+      <w:r>
+        <w:rPr>
+          <w:b/>
+          <w:lang w:val="hi_IN" w:bidi="hi_IN"/>
+        </w:rPr>
+        <w:t>νυκτὸς καὶ ἡμέρας</w:t>
+      </w:r>
+    </w:p>
+    <w:p>
+      <w:pPr/>
+      <w:r>
+        <w:rPr>
+          <w:lang w:val="hi_IN" w:bidi="hi_IN"/>
+        </w:rPr>
+      </w:r>
     </w:p>
     <w:p>
       <w:pPr/>
@@ -2072,6 +2357,21 @@
           <w:b/>
           <w:lang w:val="hi_IN" w:bidi="hi_IN"/>
         </w:rPr>
+        <w:t>μεμνημένος σου τῶν δακρύων</w:t>
+      </w:r>
+    </w:p>
+    <w:p>
+      <w:pPr/>
+      <w:r>
+        <w:rPr>
+          <w:lang w:val="hi_IN" w:bidi="hi_IN"/>
+        </w:rPr>
+      </w:r>
+      <w:r>
+        <w:rPr>
+          <w:b/>
+          <w:lang w:val="hi_IN" w:bidi="hi_IN"/>
+        </w:rPr>
         <w:t>"तेरे आँसुओं सुधि कर करके"</w:t>
       </w:r>
       <w:r>
@@ -2168,6 +2468,21 @@
           <w:b/>
           <w:lang w:val="hi_IN" w:bidi="hi_IN"/>
         </w:rPr>
+        <w:t>σου τῶν δακρύων</w:t>
+      </w:r>
+    </w:p>
+    <w:p>
+      <w:pPr/>
+      <w:r>
+        <w:rPr>
+          <w:lang w:val="hi_IN" w:bidi="hi_IN"/>
+        </w:rPr>
+      </w:r>
+      <w:r>
+        <w:rPr>
+          <w:b/>
+          <w:lang w:val="hi_IN" w:bidi="hi_IN"/>
+        </w:rPr>
         <w:t>"शुद्ध विवेक से करता हूँ"</w:t>
       </w:r>
     </w:p>
@@ -2264,6 +2579,21 @@
           <w:b/>
           <w:lang w:val="hi_IN" w:bidi="hi_IN"/>
         </w:rPr>
+        <w:t>χαρᾶς πληρωθῶ</w:t>
+      </w:r>
+    </w:p>
+    <w:p>
+      <w:pPr/>
+      <w:r>
+        <w:rPr>
+          <w:lang w:val="hi_IN" w:bidi="hi_IN"/>
+        </w:rPr>
+      </w:r>
+      <w:r>
+        <w:rPr>
+          <w:b/>
+          <w:lang w:val="hi_IN" w:bidi="hi_IN"/>
+        </w:rPr>
         <w:t>"आनन्द से भर जाऊँ"</w:t>
       </w:r>
     </w:p>
@@ -2360,6 +2690,21 @@
           <w:b/>
           <w:lang w:val="hi_IN" w:bidi="hi_IN"/>
         </w:rPr>
+        <w:t>χαρᾶς πληρωθῶ</w:t>
+      </w:r>
+    </w:p>
+    <w:p>
+      <w:pPr/>
+      <w:r>
+        <w:rPr>
+          <w:lang w:val="hi_IN" w:bidi="hi_IN"/>
+        </w:rPr>
+      </w:r>
+      <w:r>
+        <w:rPr>
+          <w:b/>
+          <w:lang w:val="hi_IN" w:bidi="hi_IN"/>
+        </w:rPr>
         <w:t>"आनन्द से भर जाऊँ"</w:t>
       </w:r>
     </w:p>
@@ -2443,6 +2788,21 @@
           <w:b/>
           <w:lang w:val="hi_IN" w:bidi="hi_IN"/>
         </w:rPr>
+        <w:t>χαρᾶς πληρωθῶ</w:t>
+      </w:r>
+    </w:p>
+    <w:p>
+      <w:pPr/>
+      <w:r>
+        <w:rPr>
+          <w:lang w:val="hi_IN" w:bidi="hi_IN"/>
+        </w:rPr>
+      </w:r>
+      <w:r>
+        <w:rPr>
+          <w:b/>
+          <w:lang w:val="hi_IN" w:bidi="hi_IN"/>
+        </w:rPr>
         <w:t>"कि आनन्द से भर जाऊँ"</w:t>
       </w:r>
     </w:p>
@@ -2551,6 +2911,21 @@
           <w:b/>
           <w:lang w:val="hi_IN" w:bidi="hi_IN"/>
         </w:rPr>
+        <w:t>ὑπόμνησιν λαβὼν</w:t>
+      </w:r>
+    </w:p>
+    <w:p>
+      <w:pPr/>
+      <w:r>
+        <w:rPr>
+          <w:lang w:val="hi_IN" w:bidi="hi_IN"/>
+        </w:rPr>
+      </w:r>
+      <w:r>
+        <w:rPr>
+          <w:b/>
+          <w:lang w:val="hi_IN" w:bidi="hi_IN"/>
+        </w:rPr>
         <w:t>""</w:t>
       </w:r>
     </w:p>
@@ -2634,6 +3009,21 @@
           <w:b/>
           <w:lang w:val="hi_IN" w:bidi="hi_IN"/>
         </w:rPr>
+        <w:t>τῆς ἐν σοὶ ἀνυποκρίτου πίστεως, ἥτις ἐνῴκησεν πρῶτον</w:t>
+      </w:r>
+    </w:p>
+    <w:p>
+      <w:pPr/>
+      <w:r>
+        <w:rPr>
+          <w:lang w:val="hi_IN" w:bidi="hi_IN"/>
+        </w:rPr>
+      </w:r>
+      <w:r>
+        <w:rPr>
+          <w:b/>
+          <w:lang w:val="hi_IN" w:bidi="hi_IN"/>
+        </w:rPr>
         <w:t>"तेरे उस निष्कपट विश्वास की है"</w:t>
       </w:r>
     </w:p>
@@ -2895,6 +3285,21 @@
           <w:b/>
           <w:lang w:val="hi_IN" w:bidi="hi_IN"/>
         </w:rPr>
+        <w:t>τῇ μάμμῃ σου</w:t>
+      </w:r>
+    </w:p>
+    <w:p>
+      <w:pPr/>
+      <w:r>
+        <w:rPr>
+          <w:lang w:val="hi_IN" w:bidi="hi_IN"/>
+        </w:rPr>
+      </w:r>
+      <w:r>
+        <w:rPr>
+          <w:b/>
+          <w:lang w:val="hi_IN" w:bidi="hi_IN"/>
+        </w:rPr>
         <w:t>"यूनीके"</w:t>
       </w:r>
     </w:p>
@@ -2973,6 +3378,21 @@
           <w:lang w:val="hi_IN" w:bidi="hi_IN"/>
         </w:rPr>
       </w:r>
+      <w:r>
+        <w:rPr>
+          <w:b/>
+          <w:lang w:val="hi_IN" w:bidi="hi_IN"/>
+        </w:rPr>
+        <w:t>Λωΐδι &amp; Εὐνίκῃ</w:t>
+      </w:r>
+    </w:p>
+    <w:p>
+      <w:pPr/>
+      <w:r>
+        <w:rPr>
+          <w:lang w:val="hi_IN" w:bidi="hi_IN"/>
+        </w:rPr>
+      </w:r>
     </w:p>
     <w:p>
       <w:pPr/>
@@ -3054,6 +3474,21 @@
           <w:b/>
           <w:lang w:val="hi_IN" w:bidi="hi_IN"/>
         </w:rPr>
+        <w:t>πέπεισμαι</w:t>
+      </w:r>
+    </w:p>
+    <w:p>
+      <w:pPr/>
+      <w:r>
+        <w:rPr>
+          <w:lang w:val="hi_IN" w:bidi="hi_IN"/>
+        </w:rPr>
+      </w:r>
+      <w:r>
+        <w:rPr>
+          <w:b/>
+          <w:lang w:val="hi_IN" w:bidi="hi_IN"/>
+        </w:rPr>
         <w:t>"मुझे निश्चय हुआ है"</w:t>
       </w:r>
     </w:p>
@@ -3132,6 +3567,21 @@
           <w:lang w:val="hi_IN" w:bidi="hi_IN"/>
         </w:rPr>
       </w:r>
+      <w:r>
+        <w:rPr>
+          <w:b/>
+          <w:lang w:val="hi_IN" w:bidi="hi_IN"/>
+        </w:rPr>
+        <w:t>δι’ ἣν αἰτίαν</w:t>
+      </w:r>
+    </w:p>
+    <w:p>
+      <w:pPr/>
+      <w:r>
+        <w:rPr>
+          <w:lang w:val="hi_IN" w:bidi="hi_IN"/>
+        </w:rPr>
+      </w:r>
     </w:p>
     <w:p>
       <w:pPr/>
@@ -3206,6 +3656,21 @@
           <w:b/>
           <w:lang w:val="hi_IN" w:bidi="hi_IN"/>
         </w:rPr>
+        <w:t>ἀναζωπυρεῖν τὸ χάρισμα</w:t>
+      </w:r>
+    </w:p>
+    <w:p>
+      <w:pPr/>
+      <w:r>
+        <w:rPr>
+          <w:lang w:val="hi_IN" w:bidi="hi_IN"/>
+        </w:rPr>
+      </w:r>
+      <w:r>
+        <w:rPr>
+          <w:b/>
+          <w:lang w:val="hi_IN" w:bidi="hi_IN"/>
+        </w:rPr>
         <w:t>""</w:t>
       </w:r>
     </w:p>
@@ -3302,6 +3767,21 @@
           <w:b/>
           <w:lang w:val="hi_IN" w:bidi="hi_IN"/>
         </w:rPr>
+        <w:t>τὸ χάρισμα τοῦ Θεοῦ, ὅ ἐστιν ἐν σοὶ</w:t>
+      </w:r>
+    </w:p>
+    <w:p>
+      <w:pPr/>
+      <w:r>
+        <w:rPr>
+          <w:lang w:val="hi_IN" w:bidi="hi_IN"/>
+        </w:rPr>
+      </w:r>
+      <w:r>
+        <w:rPr>
+          <w:b/>
+          <w:lang w:val="hi_IN" w:bidi="hi_IN"/>
+        </w:rPr>
         <w:t>"परमेश्वर के उस वरदान को जो मेरे हाथ के द्वारा तुझे है"</w:t>
       </w:r>
     </w:p>
@@ -3411,6 +3891,21 @@
           <w:b/>
           <w:lang w:val="hi_IN" w:bidi="hi_IN"/>
         </w:rPr>
+        <w:t>τὸ χάρισμα τοῦ Θεοῦ, ὅ ἐστιν ἐν σοὶ</w:t>
+      </w:r>
+    </w:p>
+    <w:p>
+      <w:pPr/>
+      <w:r>
+        <w:rPr>
+          <w:lang w:val="hi_IN" w:bidi="hi_IN"/>
+        </w:rPr>
+      </w:r>
+      <w:r>
+        <w:rPr>
+          <w:b/>
+          <w:lang w:val="hi_IN" w:bidi="hi_IN"/>
+        </w:rPr>
         <w:t>"परमेश्वर के उस वरदान को जो मेरे हाथ के द्वारा तुझे है"</w:t>
       </w:r>
     </w:p>
@@ -3494,6 +3989,21 @@
           <w:b/>
           <w:lang w:val="hi_IN" w:bidi="hi_IN"/>
         </w:rPr>
+        <w:t>διὰ τῆς ἐπιθέσεως τῶν χειρῶν μου</w:t>
+      </w:r>
+    </w:p>
+    <w:p>
+      <w:pPr/>
+      <w:r>
+        <w:rPr>
+          <w:lang w:val="hi_IN" w:bidi="hi_IN"/>
+        </w:rPr>
+      </w:r>
+      <w:r>
+        <w:rPr>
+          <w:b/>
+          <w:lang w:val="hi_IN" w:bidi="hi_IN"/>
+        </w:rPr>
         <w:t>"परमेश्वर के उस वरदान को जो मेरे हाथ के द्वारा तुझे है"</w:t>
       </w:r>
     </w:p>
@@ -3570,6 +4080,21 @@
           <w:b/>
           <w:lang w:val="hi_IN" w:bidi="hi_IN"/>
         </w:rPr>
+        <w:t>γὰρ</w:t>
+      </w:r>
+    </w:p>
+    <w:p>
+      <w:pPr/>
+      <w:r>
+        <w:rPr>
+          <w:lang w:val="hi_IN" w:bidi="hi_IN"/>
+        </w:rPr>
+      </w:r>
+      <w:r>
+        <w:rPr>
+          <w:b/>
+          <w:lang w:val="hi_IN" w:bidi="hi_IN"/>
+        </w:rPr>
         <w:t>"क्योंकि"</w:t>
       </w:r>
     </w:p>
@@ -3679,6 +4204,21 @@
           <w:b/>
           <w:lang w:val="hi_IN" w:bidi="hi_IN"/>
         </w:rPr>
+        <w:t>πνεῦμα δειλίας, ἀλλὰ δυνάμεως, καὶ ἀγάπης, καὶ σωφρονισμοῦ</w:t>
+      </w:r>
+    </w:p>
+    <w:p>
+      <w:pPr/>
+      <w:r>
+        <w:rPr>
+          <w:lang w:val="hi_IN" w:bidi="hi_IN"/>
+        </w:rPr>
+      </w:r>
+      <w:r>
+        <w:rPr>
+          <w:b/>
+          <w:lang w:val="hi_IN" w:bidi="hi_IN"/>
+        </w:rPr>
         <w:t>"परमेश्वर हमें भय की नहीं पर सामर्थ्य, और प्रेम, और संयम की आत्मा दी है"</w:t>
       </w:r>
     </w:p>
@@ -3768,6 +4308,21 @@
           <w:b/>
           <w:lang w:val="hi_IN" w:bidi="hi_IN"/>
         </w:rPr>
+        <w:t>δειλίας, ἀλλὰ δυνάμεως, καὶ ἀγάπης, καὶ σωφρονισμοῦ</w:t>
+      </w:r>
+    </w:p>
+    <w:p>
+      <w:pPr/>
+      <w:r>
+        <w:rPr>
+          <w:lang w:val="hi_IN" w:bidi="hi_IN"/>
+        </w:rPr>
+      </w:r>
+      <w:r>
+        <w:rPr>
+          <w:b/>
+          <w:lang w:val="hi_IN" w:bidi="hi_IN"/>
+        </w:rPr>
         <w:t>"सामर्थ्य, और प्रेम, और संयम की"</w:t>
       </w:r>
     </w:p>
@@ -3851,6 +4406,21 @@
           <w:b/>
           <w:lang w:val="hi_IN" w:bidi="hi_IN"/>
         </w:rPr>
+        <w:t>σωφρονισμοῦ</w:t>
+      </w:r>
+    </w:p>
+    <w:p>
+      <w:pPr/>
+      <w:r>
+        <w:rPr>
+          <w:lang w:val="hi_IN" w:bidi="hi_IN"/>
+        </w:rPr>
+      </w:r>
+      <w:r>
+        <w:rPr>
+          <w:b/>
+          <w:lang w:val="hi_IN" w:bidi="hi_IN"/>
+        </w:rPr>
         <w:t>"संयम की"</w:t>
       </w:r>
     </w:p>
@@ -3953,6 +4523,21 @@
           <w:b/>
           <w:lang w:val="hi_IN" w:bidi="hi_IN"/>
         </w:rPr>
+        <w:t>οὖν</w:t>
+      </w:r>
+    </w:p>
+    <w:p>
+      <w:pPr/>
+      <w:r>
+        <w:rPr>
+          <w:lang w:val="hi_IN" w:bidi="hi_IN"/>
+        </w:rPr>
+      </w:r>
+      <w:r>
+        <w:rPr>
+          <w:b/>
+          <w:lang w:val="hi_IN" w:bidi="hi_IN"/>
+        </w:rPr>
         <w:t>"इसलिए"</w:t>
       </w:r>
     </w:p>
@@ -4065,6 +4650,21 @@
           <w:b/>
           <w:lang w:val="hi_IN" w:bidi="hi_IN"/>
         </w:rPr>
+        <w:t>μὴ &amp; ἐπαισχυνθῇς τὸ μαρτύριον τοῦ Κυρίου ἡμῶν, μηδὲ ἐμὲ, τὸν δέσμιον αὐτοῦ</w:t>
+      </w:r>
+    </w:p>
+    <w:p>
+      <w:pPr/>
+      <w:r>
+        <w:rPr>
+          <w:lang w:val="hi_IN" w:bidi="hi_IN"/>
+        </w:rPr>
+      </w:r>
+      <w:r>
+        <w:rPr>
+          <w:b/>
+          <w:lang w:val="hi_IN" w:bidi="hi_IN"/>
+        </w:rPr>
         <w:t>"हमारे प्रभु की गवाही से, और मुझसे जो उसका कैदी हूँ, लज्जित न हो"</w:t>
       </w:r>
     </w:p>
@@ -4168,6 +4768,21 @@
           <w:b/>
           <w:lang w:val="hi_IN" w:bidi="hi_IN"/>
         </w:rPr>
+        <w:t>τὸ μαρτύριον τοῦ Κυρίου ἡμῶν</w:t>
+      </w:r>
+    </w:p>
+    <w:p>
+      <w:pPr/>
+      <w:r>
+        <w:rPr>
+          <w:lang w:val="hi_IN" w:bidi="hi_IN"/>
+        </w:rPr>
+      </w:r>
+      <w:r>
+        <w:rPr>
+          <w:b/>
+          <w:lang w:val="hi_IN" w:bidi="hi_IN"/>
+        </w:rPr>
         <w:t>"गवाही से"</w:t>
       </w:r>
     </w:p>
@@ -4244,6 +4859,21 @@
           <w:b/>
           <w:lang w:val="hi_IN" w:bidi="hi_IN"/>
         </w:rPr>
+        <w:t>τὸν δέσμιον αὐτοῦ</w:t>
+      </w:r>
+    </w:p>
+    <w:p>
+      <w:pPr/>
+      <w:r>
+        <w:rPr>
+          <w:lang w:val="hi_IN" w:bidi="hi_IN"/>
+        </w:rPr>
+      </w:r>
+      <w:r>
+        <w:rPr>
+          <w:b/>
+          <w:lang w:val="hi_IN" w:bidi="hi_IN"/>
+        </w:rPr>
         <w:t>"जो उसका कैदी हूँ"</w:t>
       </w:r>
     </w:p>
@@ -4320,6 +4950,21 @@
           <w:b/>
           <w:lang w:val="hi_IN" w:bidi="hi_IN"/>
         </w:rPr>
+        <w:t>συνκακοπάθησον</w:t>
+      </w:r>
+    </w:p>
+    <w:p>
+      <w:pPr/>
+      <w:r>
+        <w:rPr>
+          <w:lang w:val="hi_IN" w:bidi="hi_IN"/>
+        </w:rPr>
+      </w:r>
+      <w:r>
+        <w:rPr>
+          <w:b/>
+          <w:lang w:val="hi_IN" w:bidi="hi_IN"/>
+        </w:rPr>
         <w:t>""</w:t>
       </w:r>
     </w:p>
@@ -4416,6 +5061,21 @@
           <w:b/>
           <w:lang w:val="hi_IN" w:bidi="hi_IN"/>
         </w:rPr>
+        <w:t>τῷ εὐαγγελίῳ</w:t>
+      </w:r>
+    </w:p>
+    <w:p>
+      <w:pPr/>
+      <w:r>
+        <w:rPr>
+          <w:lang w:val="hi_IN" w:bidi="hi_IN"/>
+        </w:rPr>
+      </w:r>
+      <w:r>
+        <w:rPr>
+          <w:b/>
+          <w:lang w:val="hi_IN" w:bidi="hi_IN"/>
+        </w:rPr>
         <w:t>"सुसमाचार के लिये साथ दुःख उठा"</w:t>
       </w:r>
     </w:p>
@@ -4492,6 +5152,21 @@
           <w:b/>
           <w:lang w:val="hi_IN" w:bidi="hi_IN"/>
         </w:rPr>
+        <w:t>κατὰ δύναμιν Θεοῦ</w:t>
+      </w:r>
+    </w:p>
+    <w:p>
+      <w:pPr/>
+      <w:r>
+        <w:rPr>
+          <w:lang w:val="hi_IN" w:bidi="hi_IN"/>
+        </w:rPr>
+      </w:r>
+      <w:r>
+        <w:rPr>
+          <w:b/>
+          <w:lang w:val="hi_IN" w:bidi="hi_IN"/>
+        </w:rPr>
         <w:t>"उस परमेश्वर की सामर्थ्य के अनुसार सुसमाचार के लिये"</w:t>
       </w:r>
     </w:p>
@@ -4568,6 +5243,21 @@
           <w:b/>
           <w:lang w:val="hi_IN" w:bidi="hi_IN"/>
         </w:rPr>
+        <w:t>κλήσει ἁγίᾳ</w:t>
+      </w:r>
+    </w:p>
+    <w:p>
+      <w:pPr/>
+      <w:r>
+        <w:rPr>
+          <w:lang w:val="hi_IN" w:bidi="hi_IN"/>
+        </w:rPr>
+      </w:r>
+      <w:r>
+        <w:rPr>
+          <w:b/>
+          <w:lang w:val="hi_IN" w:bidi="hi_IN"/>
+        </w:rPr>
         <w:t>"पवित्र बुलाहट से"</w:t>
       </w:r>
     </w:p>
@@ -4644,6 +5334,21 @@
           <w:b/>
           <w:lang w:val="hi_IN" w:bidi="hi_IN"/>
         </w:rPr>
+        <w:t>οὐ κατὰ τὰ ἔργα ἡμῶν, ἀλλὰ κατὰ ἰδίαν πρόθεσιν καὶ χάριν, τὴν δοθεῖσαν ἡμῖν</w:t>
+      </w:r>
+    </w:p>
+    <w:p>
+      <w:pPr/>
+      <w:r>
+        <w:rPr>
+          <w:lang w:val="hi_IN" w:bidi="hi_IN"/>
+        </w:rPr>
+      </w:r>
+      <w:r>
+        <w:rPr>
+          <w:b/>
+          <w:lang w:val="hi_IN" w:bidi="hi_IN"/>
+        </w:rPr>
         <w:t>"यह हमारे कामों के"</w:t>
       </w:r>
       <w:r>
@@ -4822,6 +5527,21 @@
           <w:b/>
           <w:lang w:val="hi_IN" w:bidi="hi_IN"/>
         </w:rPr>
+        <w:t>τὴν δοθεῖσαν</w:t>
+      </w:r>
+    </w:p>
+    <w:p>
+      <w:pPr/>
+      <w:r>
+        <w:rPr>
+          <w:lang w:val="hi_IN" w:bidi="hi_IN"/>
+        </w:rPr>
+      </w:r>
+      <w:r>
+        <w:rPr>
+          <w:b/>
+          <w:lang w:val="hi_IN" w:bidi="hi_IN"/>
+        </w:rPr>
         <w:t>"उस अनुग्रह के"</w:t>
       </w:r>
       <w:r>
@@ -4931,6 +5651,21 @@
           <w:b/>
           <w:lang w:val="hi_IN" w:bidi="hi_IN"/>
         </w:rPr>
+        <w:t>ἐν Χριστῷ Ἰησοῦ πρὸ χρόνων αἰωνίων</w:t>
+      </w:r>
+    </w:p>
+    <w:p>
+      <w:pPr/>
+      <w:r>
+        <w:rPr>
+          <w:lang w:val="hi_IN" w:bidi="hi_IN"/>
+        </w:rPr>
+      </w:r>
+      <w:r>
+        <w:rPr>
+          <w:b/>
+          <w:lang w:val="hi_IN" w:bidi="hi_IN"/>
+        </w:rPr>
         <w:t>"मसीह यीशु में"</w:t>
       </w:r>
     </w:p>
@@ -5020,6 +5755,21 @@
           <w:b/>
           <w:lang w:val="hi_IN" w:bidi="hi_IN"/>
         </w:rPr>
+        <w:t>πρὸ χρόνων αἰωνίων</w:t>
+      </w:r>
+    </w:p>
+    <w:p>
+      <w:pPr/>
+      <w:r>
+        <w:rPr>
+          <w:lang w:val="hi_IN" w:bidi="hi_IN"/>
+        </w:rPr>
+      </w:r>
+      <w:r>
+        <w:rPr>
+          <w:b/>
+          <w:lang w:val="hi_IN" w:bidi="hi_IN"/>
+        </w:rPr>
         <w:t>""</w:t>
       </w:r>
     </w:p>
@@ -5083,6 +5833,21 @@
           <w:b/>
           <w:lang w:val="hi_IN" w:bidi="hi_IN"/>
         </w:rPr>
+        <w:t>φανερωθεῖσαν δὲ νῦν</w:t>
+      </w:r>
+    </w:p>
+    <w:p>
+      <w:pPr/>
+      <w:r>
+        <w:rPr>
+          <w:lang w:val="hi_IN" w:bidi="hi_IN"/>
+        </w:rPr>
+      </w:r>
+      <w:r>
+        <w:rPr>
+          <w:b/>
+          <w:lang w:val="hi_IN" w:bidi="hi_IN"/>
+        </w:rPr>
         <w:t>"पर अब"</w:t>
       </w:r>
       <w:r>
@@ -5179,6 +5944,21 @@
           <w:b/>
           <w:lang w:val="hi_IN" w:bidi="hi_IN"/>
         </w:rPr>
+        <w:t>διὰ τῆς ἐπιφανείας τοῦ Σωτῆρος ἡμῶν, Χριστοῦ Ἰησοῦ</w:t>
+      </w:r>
+    </w:p>
+    <w:p>
+      <w:pPr/>
+      <w:r>
+        <w:rPr>
+          <w:lang w:val="hi_IN" w:bidi="hi_IN"/>
+        </w:rPr>
+      </w:r>
+      <w:r>
+        <w:rPr>
+          <w:b/>
+          <w:lang w:val="hi_IN" w:bidi="hi_IN"/>
+        </w:rPr>
         <w:t>""</w:t>
       </w:r>
     </w:p>
@@ -5262,6 +6042,21 @@
           <w:b/>
           <w:lang w:val="hi_IN" w:bidi="hi_IN"/>
         </w:rPr>
+        <w:t>καταργήσαντος μὲν τὸν θάνατον</w:t>
+      </w:r>
+    </w:p>
+    <w:p>
+      <w:pPr/>
+      <w:r>
+        <w:rPr>
+          <w:lang w:val="hi_IN" w:bidi="hi_IN"/>
+        </w:rPr>
+      </w:r>
+      <w:r>
+        <w:rPr>
+          <w:b/>
+          <w:lang w:val="hi_IN" w:bidi="hi_IN"/>
+        </w:rPr>
         <w:t>"जिसने मृत्यु का नाश किया"</w:t>
       </w:r>
     </w:p>
@@ -5358,6 +6153,21 @@
           <w:b/>
           <w:lang w:val="hi_IN" w:bidi="hi_IN"/>
         </w:rPr>
+        <w:t>φωτίσαντος δὲ ζωὴν καὶ ἀφθαρσίαν διὰ τοῦ εὐαγγελίου</w:t>
+      </w:r>
+    </w:p>
+    <w:p>
+      <w:pPr/>
+      <w:r>
+        <w:rPr>
+          <w:lang w:val="hi_IN" w:bidi="hi_IN"/>
+        </w:rPr>
+      </w:r>
+      <w:r>
+        <w:rPr>
+          <w:b/>
+          <w:lang w:val="hi_IN" w:bidi="hi_IN"/>
+        </w:rPr>
         <w:t>""</w:t>
       </w:r>
     </w:p>
@@ -5454,6 +6264,21 @@
           <w:b/>
           <w:lang w:val="hi_IN" w:bidi="hi_IN"/>
         </w:rPr>
+        <w:t>ζωὴν καὶ ἀφθαρσίαν</w:t>
+      </w:r>
+    </w:p>
+    <w:p>
+      <w:pPr/>
+      <w:r>
+        <w:rPr>
+          <w:lang w:val="hi_IN" w:bidi="hi_IN"/>
+        </w:rPr>
+      </w:r>
+      <w:r>
+        <w:rPr>
+          <w:b/>
+          <w:lang w:val="hi_IN" w:bidi="hi_IN"/>
+        </w:rPr>
         <w:t>"जीवन और अमरता को"</w:t>
       </w:r>
     </w:p>
@@ -5550,6 +6375,21 @@
           <w:b/>
           <w:lang w:val="hi_IN" w:bidi="hi_IN"/>
         </w:rPr>
+        <w:t>ζωὴν καὶ ἀφθαρσίαν</w:t>
+      </w:r>
+    </w:p>
+    <w:p>
+      <w:pPr/>
+      <w:r>
+        <w:rPr>
+          <w:lang w:val="hi_IN" w:bidi="hi_IN"/>
+        </w:rPr>
+      </w:r>
+      <w:r>
+        <w:rPr>
+          <w:b/>
+          <w:lang w:val="hi_IN" w:bidi="hi_IN"/>
+        </w:rPr>
         <w:t>"जीवन और अमरता"</w:t>
       </w:r>
     </w:p>
@@ -5679,6 +6519,21 @@
           <w:b/>
           <w:lang w:val="hi_IN" w:bidi="hi_IN"/>
         </w:rPr>
+        <w:t>ζωὴν</w:t>
+      </w:r>
+    </w:p>
+    <w:p>
+      <w:pPr/>
+      <w:r>
+        <w:rPr>
+          <w:lang w:val="hi_IN" w:bidi="hi_IN"/>
+        </w:rPr>
+      </w:r>
+      <w:r>
+        <w:rPr>
+          <w:b/>
+          <w:lang w:val="hi_IN" w:bidi="hi_IN"/>
+        </w:rPr>
         <w:t>"जीवन"</w:t>
       </w:r>
     </w:p>
@@ -5762,6 +6617,21 @@
           <w:b/>
           <w:lang w:val="hi_IN" w:bidi="hi_IN"/>
         </w:rPr>
+        <w:t>εἰς ὃ</w:t>
+      </w:r>
+    </w:p>
+    <w:p>
+      <w:pPr/>
+      <w:r>
+        <w:rPr>
+          <w:lang w:val="hi_IN" w:bidi="hi_IN"/>
+        </w:rPr>
+      </w:r>
+      <w:r>
+        <w:rPr>
+          <w:b/>
+          <w:lang w:val="hi_IN" w:bidi="hi_IN"/>
+        </w:rPr>
         <w:t>"जिसके लिये"</w:t>
       </w:r>
     </w:p>
@@ -5866,6 +6736,21 @@
           <w:b/>
           <w:lang w:val="hi_IN" w:bidi="hi_IN"/>
         </w:rPr>
+        <w:t>ἐτέθην ἐγὼ</w:t>
+      </w:r>
+    </w:p>
+    <w:p>
+      <w:pPr/>
+      <w:r>
+        <w:rPr>
+          <w:lang w:val="hi_IN" w:bidi="hi_IN"/>
+        </w:rPr>
+      </w:r>
+      <w:r>
+        <w:rPr>
+          <w:b/>
+          <w:lang w:val="hi_IN" w:bidi="hi_IN"/>
+        </w:rPr>
         <w:t>"मैं प्रचारक,"</w:t>
       </w:r>
       <w:r>
@@ -5962,6 +6847,21 @@
           <w:b/>
           <w:lang w:val="hi_IN" w:bidi="hi_IN"/>
         </w:rPr>
+        <w:t>κῆρυξ</w:t>
+      </w:r>
+    </w:p>
+    <w:p>
+      <w:pPr/>
+      <w:r>
+        <w:rPr>
+          <w:lang w:val="hi_IN" w:bidi="hi_IN"/>
+        </w:rPr>
+      </w:r>
+      <w:r>
+        <w:rPr>
+          <w:b/>
+          <w:lang w:val="hi_IN" w:bidi="hi_IN"/>
+        </w:rPr>
         <w:t>"प्रचारक"</w:t>
       </w:r>
     </w:p>
@@ -6071,6 +6971,21 @@
           <w:b/>
           <w:lang w:val="hi_IN" w:bidi="hi_IN"/>
         </w:rPr>
+        <w:t>διδάσκαλος</w:t>
+      </w:r>
+    </w:p>
+    <w:p>
+      <w:pPr/>
+      <w:r>
+        <w:rPr>
+          <w:lang w:val="hi_IN" w:bidi="hi_IN"/>
+        </w:rPr>
+      </w:r>
+      <w:r>
+        <w:rPr>
+          <w:b/>
+          <w:lang w:val="hi_IN" w:bidi="hi_IN"/>
+        </w:rPr>
         <w:t>"प्रचारक"</w:t>
       </w:r>
     </w:p>
@@ -6167,6 +7082,21 @@
           <w:b/>
           <w:lang w:val="hi_IN" w:bidi="hi_IN"/>
         </w:rPr>
+        <w:t>δι’ ἣν αἰτίαν</w:t>
+      </w:r>
+    </w:p>
+    <w:p>
+      <w:pPr/>
+      <w:r>
+        <w:rPr>
+          <w:lang w:val="hi_IN" w:bidi="hi_IN"/>
+        </w:rPr>
+      </w:r>
+      <w:r>
+        <w:rPr>
+          <w:b/>
+          <w:lang w:val="hi_IN" w:bidi="hi_IN"/>
+        </w:rPr>
         <w:t>"इस कारण मैं"</w:t>
       </w:r>
     </w:p>
@@ -6243,6 +7173,21 @@
           <w:b/>
           <w:lang w:val="hi_IN" w:bidi="hi_IN"/>
         </w:rPr>
+        <w:t>καὶ ταῦτα πάσχω</w:t>
+      </w:r>
+    </w:p>
+    <w:p>
+      <w:pPr/>
+      <w:r>
+        <w:rPr>
+          <w:lang w:val="hi_IN" w:bidi="hi_IN"/>
+        </w:rPr>
+      </w:r>
+      <w:r>
+        <w:rPr>
+          <w:b/>
+          <w:lang w:val="hi_IN" w:bidi="hi_IN"/>
+        </w:rPr>
         <w:t>"इन दुःखों को भी"</w:t>
       </w:r>
     </w:p>
@@ -6332,6 +7277,21 @@
           <w:b/>
           <w:lang w:val="hi_IN" w:bidi="hi_IN"/>
         </w:rPr>
+        <w:t>οὐκ ἐπαισχύνομαι</w:t>
+      </w:r>
+    </w:p>
+    <w:p>
+      <w:pPr/>
+      <w:r>
+        <w:rPr>
+          <w:lang w:val="hi_IN" w:bidi="hi_IN"/>
+        </w:rPr>
+      </w:r>
+      <w:r>
+        <w:rPr>
+          <w:b/>
+          <w:lang w:val="hi_IN" w:bidi="hi_IN"/>
+        </w:rPr>
         <w:t>"लजाता नहीं"</w:t>
       </w:r>
     </w:p>
@@ -6415,6 +7375,21 @@
           <w:b/>
           <w:lang w:val="hi_IN" w:bidi="hi_IN"/>
         </w:rPr>
+        <w:t>ᾧ</w:t>
+      </w:r>
+    </w:p>
+    <w:p>
+      <w:pPr/>
+      <w:r>
+        <w:rPr>
+          <w:lang w:val="hi_IN" w:bidi="hi_IN"/>
+        </w:rPr>
+      </w:r>
+      <w:r>
+        <w:rPr>
+          <w:b/>
+          <w:lang w:val="hi_IN" w:bidi="hi_IN"/>
+        </w:rPr>
         <w:t>"जिस पर"</w:t>
       </w:r>
     </w:p>
@@ -6511,6 +7486,21 @@
           <w:b/>
           <w:lang w:val="hi_IN" w:bidi="hi_IN"/>
         </w:rPr>
+        <w:t>πέπεισμαι</w:t>
+      </w:r>
+    </w:p>
+    <w:p>
+      <w:pPr/>
+      <w:r>
+        <w:rPr>
+          <w:lang w:val="hi_IN" w:bidi="hi_IN"/>
+        </w:rPr>
+      </w:r>
+      <w:r>
+        <w:rPr>
+          <w:b/>
+          <w:lang w:val="hi_IN" w:bidi="hi_IN"/>
+        </w:rPr>
         <w:t>""</w:t>
       </w:r>
     </w:p>
@@ -6574,6 +7564,21 @@
           <w:b/>
           <w:lang w:val="hi_IN" w:bidi="hi_IN"/>
         </w:rPr>
+        <w:t>τὴν παραθήκην μου φυλάξαι</w:t>
+      </w:r>
+    </w:p>
+    <w:p>
+      <w:pPr/>
+      <w:r>
+        <w:rPr>
+          <w:lang w:val="hi_IN" w:bidi="hi_IN"/>
+        </w:rPr>
+      </w:r>
+      <w:r>
+        <w:rPr>
+          <w:b/>
+          <w:lang w:val="hi_IN" w:bidi="hi_IN"/>
+        </w:rPr>
         <w:t>"मेरी धरोहर की"</w:t>
       </w:r>
     </w:p>
@@ -6683,6 +7688,21 @@
           <w:b/>
           <w:lang w:val="hi_IN" w:bidi="hi_IN"/>
         </w:rPr>
+        <w:t>τὴν παραθήκην μου φυλάξαι</w:t>
+      </w:r>
+    </w:p>
+    <w:p>
+      <w:pPr/>
+      <w:r>
+        <w:rPr>
+          <w:lang w:val="hi_IN" w:bidi="hi_IN"/>
+        </w:rPr>
+      </w:r>
+      <w:r>
+        <w:rPr>
+          <w:b/>
+          <w:lang w:val="hi_IN" w:bidi="hi_IN"/>
+        </w:rPr>
         <w:t>""</w:t>
       </w:r>
     </w:p>
@@ -6779,6 +7799,21 @@
           <w:b/>
           <w:lang w:val="hi_IN" w:bidi="hi_IN"/>
         </w:rPr>
+        <w:t>ἐκείνην τὴν ἡμέραν</w:t>
+      </w:r>
+    </w:p>
+    <w:p>
+      <w:pPr/>
+      <w:r>
+        <w:rPr>
+          <w:lang w:val="hi_IN" w:bidi="hi_IN"/>
+        </w:rPr>
+      </w:r>
+      <w:r>
+        <w:rPr>
+          <w:b/>
+          <w:lang w:val="hi_IN" w:bidi="hi_IN"/>
+        </w:rPr>
         <w:t>"उस दिन"</w:t>
       </w:r>
     </w:p>
@@ -6875,6 +7910,21 @@
           <w:b/>
           <w:lang w:val="hi_IN" w:bidi="hi_IN"/>
         </w:rPr>
+        <w:t>ὑποτύπωσιν ἔχε</w:t>
+      </w:r>
+    </w:p>
+    <w:p>
+      <w:pPr/>
+      <w:r>
+        <w:rPr>
+          <w:lang w:val="hi_IN" w:bidi="hi_IN"/>
+        </w:rPr>
+      </w:r>
+      <w:r>
+        <w:rPr>
+          <w:b/>
+          <w:lang w:val="hi_IN" w:bidi="hi_IN"/>
+        </w:rPr>
         <w:t>"अपना आदर्श बनाकर रख"</w:t>
       </w:r>
     </w:p>
@@ -6979,6 +8029,21 @@
           <w:b/>
           <w:lang w:val="hi_IN" w:bidi="hi_IN"/>
         </w:rPr>
+        <w:t>ὑγιαινόντων λόγων</w:t>
+      </w:r>
+    </w:p>
+    <w:p>
+      <w:pPr/>
+      <w:r>
+        <w:rPr>
+          <w:lang w:val="hi_IN" w:bidi="hi_IN"/>
+        </w:rPr>
+      </w:r>
+      <w:r>
+        <w:rPr>
+          <w:b/>
+          <w:lang w:val="hi_IN" w:bidi="hi_IN"/>
+        </w:rPr>
         <w:t>""</w:t>
       </w:r>
     </w:p>
@@ -7055,6 +8120,21 @@
           <w:b/>
           <w:lang w:val="hi_IN" w:bidi="hi_IN"/>
         </w:rPr>
+        <w:t>ὑγιαινόντων λόγων</w:t>
+      </w:r>
+    </w:p>
+    <w:p>
+      <w:pPr/>
+      <w:r>
+        <w:rPr>
+          <w:lang w:val="hi_IN" w:bidi="hi_IN"/>
+        </w:rPr>
+      </w:r>
+      <w:r>
+        <w:rPr>
+          <w:b/>
+          <w:lang w:val="hi_IN" w:bidi="hi_IN"/>
+        </w:rPr>
         <w:t>"खरी बातें"</w:t>
       </w:r>
     </w:p>
@@ -7151,6 +8231,21 @@
           <w:b/>
           <w:lang w:val="hi_IN" w:bidi="hi_IN"/>
         </w:rPr>
+        <w:t>ἐν πίστει καὶ ἀγάπῃ τῇ ἐν Χριστῷ Ἰησοῦ</w:t>
+      </w:r>
+    </w:p>
+    <w:p>
+      <w:pPr/>
+      <w:r>
+        <w:rPr>
+          <w:lang w:val="hi_IN" w:bidi="hi_IN"/>
+        </w:rPr>
+      </w:r>
+      <w:r>
+        <w:rPr>
+          <w:b/>
+          <w:lang w:val="hi_IN" w:bidi="hi_IN"/>
+        </w:rPr>
         <w:t>"उनको उस विश्वास और प्रेम के साथ मसीह यीशु में है"</w:t>
       </w:r>
     </w:p>
@@ -7260,6 +8355,21 @@
           <w:b/>
           <w:lang w:val="hi_IN" w:bidi="hi_IN"/>
         </w:rPr>
+        <w:t>τῇ ἐν Χριστῷ Ἰησοῦ</w:t>
+      </w:r>
+    </w:p>
+    <w:p>
+      <w:pPr/>
+      <w:r>
+        <w:rPr>
+          <w:lang w:val="hi_IN" w:bidi="hi_IN"/>
+        </w:rPr>
+      </w:r>
+      <w:r>
+        <w:rPr>
+          <w:b/>
+          <w:lang w:val="hi_IN" w:bidi="hi_IN"/>
+        </w:rPr>
         <w:t>""</w:t>
       </w:r>
     </w:p>
@@ -7336,6 +8446,21 @@
           <w:b/>
           <w:lang w:val="hi_IN" w:bidi="hi_IN"/>
         </w:rPr>
+        <w:t>τῇ ἐν Χριστῷ Ἰησοῦ</w:t>
+      </w:r>
+    </w:p>
+    <w:p>
+      <w:pPr/>
+      <w:r>
+        <w:rPr>
+          <w:lang w:val="hi_IN" w:bidi="hi_IN"/>
+        </w:rPr>
+      </w:r>
+      <w:r>
+        <w:rPr>
+          <w:b/>
+          <w:lang w:val="hi_IN" w:bidi="hi_IN"/>
+        </w:rPr>
         <w:t>"मसीह यीशु में है"</w:t>
       </w:r>
     </w:p>
@@ -7445,6 +8570,21 @@
           <w:b/>
           <w:lang w:val="hi_IN" w:bidi="hi_IN"/>
         </w:rPr>
+        <w:t>τὴν καλὴν παραθήκην φύλαξον</w:t>
+      </w:r>
+    </w:p>
+    <w:p>
+      <w:pPr/>
+      <w:r>
+        <w:rPr>
+          <w:lang w:val="hi_IN" w:bidi="hi_IN"/>
+        </w:rPr>
+      </w:r>
+      <w:r>
+        <w:rPr>
+          <w:b/>
+          <w:lang w:val="hi_IN" w:bidi="hi_IN"/>
+        </w:rPr>
         <w:t>"इस अच्छी धरोहर की"</w:t>
       </w:r>
     </w:p>
@@ -7521,6 +8661,21 @@
           <w:b/>
           <w:lang w:val="hi_IN" w:bidi="hi_IN"/>
         </w:rPr>
+        <w:t>διὰ Πνεύματος Ἁγίου</w:t>
+      </w:r>
+    </w:p>
+    <w:p>
+      <w:pPr/>
+      <w:r>
+        <w:rPr>
+          <w:lang w:val="hi_IN" w:bidi="hi_IN"/>
+        </w:rPr>
+      </w:r>
+      <w:r>
+        <w:rPr>
+          <w:b/>
+          <w:lang w:val="hi_IN" w:bidi="hi_IN"/>
+        </w:rPr>
         <w:t>"पवित्र आत्मा के द्वारा"</w:t>
       </w:r>
     </w:p>
@@ -7597,6 +8752,21 @@
           <w:b/>
           <w:lang w:val="hi_IN" w:bidi="hi_IN"/>
         </w:rPr>
+        <w:t>τοῦ ἐνοικοῦντος ἐν ἡμῖν</w:t>
+      </w:r>
+    </w:p>
+    <w:p>
+      <w:pPr/>
+      <w:r>
+        <w:rPr>
+          <w:lang w:val="hi_IN" w:bidi="hi_IN"/>
+        </w:rPr>
+      </w:r>
+      <w:r>
+        <w:rPr>
+          <w:b/>
+          <w:lang w:val="hi_IN" w:bidi="hi_IN"/>
+        </w:rPr>
         <w:t>"रखवाली कर"</w:t>
       </w:r>
     </w:p>
@@ -7660,6 +8830,21 @@
           <w:b/>
           <w:lang w:val="hi_IN" w:bidi="hi_IN"/>
         </w:rPr>
+        <w:t>οἶδας τοῦτο, ὅτι</w:t>
+      </w:r>
+    </w:p>
+    <w:p>
+      <w:pPr/>
+      <w:r>
+        <w:rPr>
+          <w:lang w:val="hi_IN" w:bidi="hi_IN"/>
+        </w:rPr>
+      </w:r>
+      <w:r>
+        <w:rPr>
+          <w:b/>
+          <w:lang w:val="hi_IN" w:bidi="hi_IN"/>
+        </w:rPr>
         <w:t>"तू (यह) जानता है, कि"</w:t>
       </w:r>
     </w:p>
@@ -7790,6 +8975,21 @@
           <w:b/>
           <w:lang w:val="hi_IN" w:bidi="hi_IN"/>
         </w:rPr>
+        <w:t>πάντες οἱ ἐν τῇ Ἀσίᾳ</w:t>
+      </w:r>
+    </w:p>
+    <w:p>
+      <w:pPr/>
+      <w:r>
+        <w:rPr>
+          <w:lang w:val="hi_IN" w:bidi="hi_IN"/>
+        </w:rPr>
+      </w:r>
+      <w:r>
+        <w:rPr>
+          <w:b/>
+          <w:lang w:val="hi_IN" w:bidi="hi_IN"/>
+        </w:rPr>
         <w:t>"आसियावाले सब"</w:t>
       </w:r>
     </w:p>
@@ -7912,6 +9112,21 @@
           <w:b/>
           <w:lang w:val="hi_IN" w:bidi="hi_IN"/>
         </w:rPr>
+        <w:t>οἱ ἐν τῇ Ἀσίᾳ</w:t>
+      </w:r>
+    </w:p>
+    <w:p>
+      <w:pPr/>
+      <w:r>
+        <w:rPr>
+          <w:lang w:val="hi_IN" w:bidi="hi_IN"/>
+        </w:rPr>
+      </w:r>
+      <w:r>
+        <w:rPr>
+          <w:b/>
+          <w:lang w:val="hi_IN" w:bidi="hi_IN"/>
+        </w:rPr>
         <w:t>"आसियावाले"</w:t>
       </w:r>
     </w:p>
@@ -8042,6 +9257,21 @@
           <w:b/>
           <w:lang w:val="hi_IN" w:bidi="hi_IN"/>
         </w:rPr>
+        <w:t>ἀπεστράφησάν με</w:t>
+      </w:r>
+    </w:p>
+    <w:p>
+      <w:pPr/>
+      <w:r>
+        <w:rPr>
+          <w:lang w:val="hi_IN" w:bidi="hi_IN"/>
+        </w:rPr>
+      </w:r>
+      <w:r>
+        <w:rPr>
+          <w:b/>
+          <w:lang w:val="hi_IN" w:bidi="hi_IN"/>
+        </w:rPr>
         <w:t>"मुझसे फिर गए हैं"</w:t>
       </w:r>
     </w:p>
@@ -8125,6 +9355,21 @@
           <w:b/>
           <w:lang w:val="hi_IN" w:bidi="hi_IN"/>
         </w:rPr>
+        <w:t>ἀπεστράφησάν με</w:t>
+      </w:r>
+    </w:p>
+    <w:p>
+      <w:pPr/>
+      <w:r>
+        <w:rPr>
+          <w:lang w:val="hi_IN" w:bidi="hi_IN"/>
+        </w:rPr>
+      </w:r>
+      <w:r>
+        <w:rPr>
+          <w:b/>
+          <w:lang w:val="hi_IN" w:bidi="hi_IN"/>
+        </w:rPr>
         <w:t>"मुझसे फिर गए हैं"</w:t>
       </w:r>
     </w:p>
@@ -8208,6 +9453,21 @@
           <w:b/>
           <w:lang w:val="hi_IN" w:bidi="hi_IN"/>
         </w:rPr>
+        <w:t>Φύγελος &amp; Ἑρμογένης</w:t>
+      </w:r>
+    </w:p>
+    <w:p>
+      <w:pPr/>
+      <w:r>
+        <w:rPr>
+          <w:lang w:val="hi_IN" w:bidi="hi_IN"/>
+        </w:rPr>
+      </w:r>
+      <w:r>
+        <w:rPr>
+          <w:b/>
+          <w:lang w:val="hi_IN" w:bidi="hi_IN"/>
+        </w:rPr>
         <w:t>"फूगिलुस और हिरमुगिनेस"</w:t>
       </w:r>
     </w:p>
@@ -8291,6 +9551,21 @@
           <w:b/>
           <w:lang w:val="hi_IN" w:bidi="hi_IN"/>
         </w:rPr>
+        <w:t>δῴη ἔλεος ὁ Κύριος τῷ Ὀνησιφόρου οἴκῳ</w:t>
+      </w:r>
+    </w:p>
+    <w:p>
+      <w:pPr/>
+      <w:r>
+        <w:rPr>
+          <w:lang w:val="hi_IN" w:bidi="hi_IN"/>
+        </w:rPr>
+      </w:r>
+      <w:r>
+        <w:rPr>
+          <w:b/>
+          <w:lang w:val="hi_IN" w:bidi="hi_IN"/>
+        </w:rPr>
         <w:t>"उनेसिफुरूस घराने पर प्रभु दया करे"</w:t>
       </w:r>
     </w:p>
@@ -8374,6 +9649,21 @@
           <w:b/>
           <w:lang w:val="hi_IN" w:bidi="hi_IN"/>
         </w:rPr>
+        <w:t>δῴη ἔλεος ὁ Κύριος</w:t>
+      </w:r>
+    </w:p>
+    <w:p>
+      <w:pPr/>
+      <w:r>
+        <w:rPr>
+          <w:lang w:val="hi_IN" w:bidi="hi_IN"/>
+        </w:rPr>
+      </w:r>
+      <w:r>
+        <w:rPr>
+          <w:b/>
+          <w:lang w:val="hi_IN" w:bidi="hi_IN"/>
+        </w:rPr>
         <w:t>"प्रभु दया करे"</w:t>
       </w:r>
     </w:p>
@@ -8470,6 +9760,21 @@
           <w:b/>
           <w:lang w:val="hi_IN" w:bidi="hi_IN"/>
         </w:rPr>
+        <w:t>Ὀνησιφόρου</w:t>
+      </w:r>
+    </w:p>
+    <w:p>
+      <w:pPr/>
+      <w:r>
+        <w:rPr>
+          <w:lang w:val="hi_IN" w:bidi="hi_IN"/>
+        </w:rPr>
+      </w:r>
+      <w:r>
+        <w:rPr>
+          <w:b/>
+          <w:lang w:val="hi_IN" w:bidi="hi_IN"/>
+        </w:rPr>
         <w:t>"उनेसिफुरूस"</w:t>
       </w:r>
     </w:p>
@@ -8553,6 +9858,21 @@
           <w:b/>
           <w:lang w:val="hi_IN" w:bidi="hi_IN"/>
         </w:rPr>
+        <w:t>τὴν ἅλυσίν μου οὐκ ἐπησχύνθη</w:t>
+      </w:r>
+    </w:p>
+    <w:p>
+      <w:pPr/>
+      <w:r>
+        <w:rPr>
+          <w:lang w:val="hi_IN" w:bidi="hi_IN"/>
+        </w:rPr>
+      </w:r>
+      <w:r>
+        <w:rPr>
+          <w:b/>
+          <w:lang w:val="hi_IN" w:bidi="hi_IN"/>
+        </w:rPr>
         <w:t>"घराने पर"</w:t>
       </w:r>
     </w:p>
@@ -8642,6 +9962,21 @@
           <w:b/>
           <w:lang w:val="hi_IN" w:bidi="hi_IN"/>
         </w:rPr>
+        <w:t>τὴν ἅλυσίν μου</w:t>
+      </w:r>
+    </w:p>
+    <w:p>
+      <w:pPr/>
+      <w:r>
+        <w:rPr>
+          <w:lang w:val="hi_IN" w:bidi="hi_IN"/>
+        </w:rPr>
+      </w:r>
+      <w:r>
+        <w:rPr>
+          <w:b/>
+          <w:lang w:val="hi_IN" w:bidi="hi_IN"/>
+        </w:rPr>
         <w:t>"मेरी जंजीरों से लज्जित न हुआ"</w:t>
       </w:r>
     </w:p>
@@ -8738,6 +10073,21 @@
           <w:b/>
           <w:lang w:val="hi_IN" w:bidi="hi_IN"/>
         </w:rPr>
+        <w:t>ἀλλὰ</w:t>
+      </w:r>
+    </w:p>
+    <w:p>
+      <w:pPr/>
+      <w:r>
+        <w:rPr>
+          <w:lang w:val="hi_IN" w:bidi="hi_IN"/>
+        </w:rPr>
+      </w:r>
+      <w:r>
+        <w:rPr>
+          <w:b/>
+          <w:lang w:val="hi_IN" w:bidi="hi_IN"/>
+        </w:rPr>
         <w:t>"पर"</w:t>
       </w:r>
     </w:p>
@@ -8834,6 +10184,21 @@
           <w:b/>
           <w:lang w:val="hi_IN" w:bidi="hi_IN"/>
         </w:rPr>
+        <w:t>ἐν Ῥώμῃ</w:t>
+      </w:r>
+    </w:p>
+    <w:p>
+      <w:pPr/>
+      <w:r>
+        <w:rPr>
+          <w:lang w:val="hi_IN" w:bidi="hi_IN"/>
+        </w:rPr>
+      </w:r>
+      <w:r>
+        <w:rPr>
+          <w:b/>
+          <w:lang w:val="hi_IN" w:bidi="hi_IN"/>
+        </w:rPr>
         <w:t>"रोम में"</w:t>
       </w:r>
     </w:p>
@@ -8930,6 +10295,21 @@
           <w:b/>
           <w:lang w:val="hi_IN" w:bidi="hi_IN"/>
         </w:rPr>
+        <w:t>(δῴη αὐτῷ ὁ Κύριος, εὑρεῖν ἔλεος παρὰ Κυρίου ἐν ἐκείνῃ τῇ ἡμέρᾳ), καὶ ὅσα ἐν Ἐφέσῳ διηκόνησεν, βέλτιον σὺ γινώσκεις</w:t>
+      </w:r>
+    </w:p>
+    <w:p>
+      <w:pPr/>
+      <w:r>
+        <w:rPr>
+          <w:lang w:val="hi_IN" w:bidi="hi_IN"/>
+        </w:rPr>
+      </w:r>
+      <w:r>
+        <w:rPr>
+          <w:b/>
+          <w:lang w:val="hi_IN" w:bidi="hi_IN"/>
+        </w:rPr>
         <w:t>"प्रभु कि उस दिन उस पर प्रभु दया हो)। और जो-सेवा उसने इफिसुस में की तू भली भाँति जानता है"</w:t>
       </w:r>
     </w:p>
@@ -8999,6 +10379,21 @@
         <w:rPr>
           <w:lang w:val="hi_IN" w:bidi="hi_IN"/>
         </w:rPr>
+      </w:r>
+    </w:p>
+    <w:p>
+      <w:pPr/>
+      <w:r>
+        <w:rPr>
+          <w:lang w:val="hi_IN" w:bidi="hi_IN"/>
+        </w:rPr>
+      </w:r>
+      <w:r>
+        <w:rPr>
+          <w:b/>
+          <w:lang w:val="hi_IN" w:bidi="hi_IN"/>
+        </w:rPr>
+        <w:t>δῴη αὐτῷ ὁ Κύριος, εὑρεῖν ἔλεος παρὰ Κυρίου</w:t>
       </w:r>
     </w:p>
     <w:p>
@@ -9107,6 +10502,21 @@
           <w:b/>
           <w:lang w:val="hi_IN" w:bidi="hi_IN"/>
         </w:rPr>
+        <w:t>εὑρεῖν ἔλεος παρὰ Κυρίου</w:t>
+      </w:r>
+    </w:p>
+    <w:p>
+      <w:pPr/>
+      <w:r>
+        <w:rPr>
+          <w:lang w:val="hi_IN" w:bidi="hi_IN"/>
+        </w:rPr>
+      </w:r>
+      <w:r>
+        <w:rPr>
+          <w:b/>
+          <w:lang w:val="hi_IN" w:bidi="hi_IN"/>
+        </w:rPr>
         <w:t>""</w:t>
       </w:r>
     </w:p>
@@ -9216,6 +10626,21 @@
           <w:b/>
           <w:lang w:val="hi_IN" w:bidi="hi_IN"/>
         </w:rPr>
+        <w:t>εὑρεῖν ἔλεος παρὰ Κυρίου</w:t>
+      </w:r>
+    </w:p>
+    <w:p>
+      <w:pPr/>
+      <w:r>
+        <w:rPr>
+          <w:lang w:val="hi_IN" w:bidi="hi_IN"/>
+        </w:rPr>
+      </w:r>
+      <w:r>
+        <w:rPr>
+          <w:b/>
+          <w:lang w:val="hi_IN" w:bidi="hi_IN"/>
+        </w:rPr>
         <w:t>"प्रभु"</w:t>
       </w:r>
       <w:r>
@@ -9319,6 +10744,21 @@
           <w:b/>
           <w:lang w:val="hi_IN" w:bidi="hi_IN"/>
         </w:rPr>
+        <w:t>ἐν ἐκείνῃ τῇ ἡμέρᾳ</w:t>
+      </w:r>
+    </w:p>
+    <w:p>
+      <w:pPr/>
+      <w:r>
+        <w:rPr>
+          <w:lang w:val="hi_IN" w:bidi="hi_IN"/>
+        </w:rPr>
+      </w:r>
+      <w:r>
+        <w:rPr>
+          <w:b/>
+          <w:lang w:val="hi_IN" w:bidi="hi_IN"/>
+        </w:rPr>
         <w:t>""</w:t>
       </w:r>
     </w:p>
@@ -9415,6 +10855,21 @@
           <w:b/>
           <w:lang w:val="hi_IN" w:bidi="hi_IN"/>
         </w:rPr>
+        <w:t>ὅσα &amp; διηκόνησεν</w:t>
+      </w:r>
+    </w:p>
+    <w:p>
+      <w:pPr/>
+      <w:r>
+        <w:rPr>
+          <w:lang w:val="hi_IN" w:bidi="hi_IN"/>
+        </w:rPr>
+      </w:r>
+      <w:r>
+        <w:rPr>
+          <w:b/>
+          <w:lang w:val="hi_IN" w:bidi="hi_IN"/>
+        </w:rPr>
         <w:t>"कि"</w:t>
       </w:r>
       <w:r>
@@ -9510,6 +10965,21 @@
         <w:rPr>
           <w:lang w:val="hi_IN" w:bidi="hi_IN"/>
         </w:rPr>
+      </w:r>
+    </w:p>
+    <w:p>
+      <w:pPr/>
+      <w:r>
+        <w:rPr>
+          <w:lang w:val="hi_IN" w:bidi="hi_IN"/>
+        </w:rPr>
+      </w:r>
+      <w:r>
+        <w:rPr>
+          <w:b/>
+          <w:lang w:val="hi_IN" w:bidi="hi_IN"/>
+        </w:rPr>
+        <w:t>σὺ οὖν</w:t>
       </w:r>
     </w:p>
     <w:p>
@@ -9662,6 +11132,21 @@
           <w:b/>
           <w:lang w:val="hi_IN" w:bidi="hi_IN"/>
         </w:rPr>
+        <w:t>τέκνον μου</w:t>
+      </w:r>
+    </w:p>
+    <w:p>
+      <w:pPr/>
+      <w:r>
+        <w:rPr>
+          <w:lang w:val="hi_IN" w:bidi="hi_IN"/>
+        </w:rPr>
+      </w:r>
+      <w:r>
+        <w:rPr>
+          <w:b/>
+          <w:lang w:val="hi_IN" w:bidi="hi_IN"/>
+        </w:rPr>
         <w:t>"मेरे पुत्र"</w:t>
       </w:r>
     </w:p>
@@ -9745,6 +11230,21 @@
           <w:b/>
           <w:lang w:val="hi_IN" w:bidi="hi_IN"/>
         </w:rPr>
+        <w:t>ἐνδυναμοῦ</w:t>
+      </w:r>
+    </w:p>
+    <w:p>
+      <w:pPr/>
+      <w:r>
+        <w:rPr>
+          <w:lang w:val="hi_IN" w:bidi="hi_IN"/>
+        </w:rPr>
+      </w:r>
+      <w:r>
+        <w:rPr>
+          <w:b/>
+          <w:lang w:val="hi_IN" w:bidi="hi_IN"/>
+        </w:rPr>
         <w:t>"बलवन्त हो जा"</w:t>
       </w:r>
     </w:p>
@@ -9828,6 +11328,21 @@
           <w:b/>
           <w:lang w:val="hi_IN" w:bidi="hi_IN"/>
         </w:rPr>
+        <w:t>ἐν τῇ χάριτι τῇ ἐν Χριστῷ Ἰησοῦ</w:t>
+      </w:r>
+    </w:p>
+    <w:p>
+      <w:pPr/>
+      <w:r>
+        <w:rPr>
+          <w:lang w:val="hi_IN" w:bidi="hi_IN"/>
+        </w:rPr>
+      </w:r>
+      <w:r>
+        <w:rPr>
+          <w:b/>
+          <w:lang w:val="hi_IN" w:bidi="hi_IN"/>
+        </w:rPr>
         <w:t>"उस अनुग्रह से जो मसीह यीशु में है, बलवन्त हो जा"</w:t>
       </w:r>
     </w:p>
@@ -9937,6 +11452,21 @@
           <w:b/>
           <w:lang w:val="hi_IN" w:bidi="hi_IN"/>
         </w:rPr>
+        <w:t>ἐν τῇ χάριτι</w:t>
+      </w:r>
+    </w:p>
+    <w:p>
+      <w:pPr/>
+      <w:r>
+        <w:rPr>
+          <w:lang w:val="hi_IN" w:bidi="hi_IN"/>
+        </w:rPr>
+      </w:r>
+      <w:r>
+        <w:rPr>
+          <w:b/>
+          <w:lang w:val="hi_IN" w:bidi="hi_IN"/>
+        </w:rPr>
         <w:t>"उस अनुग्रह से"</w:t>
       </w:r>
     </w:p>
@@ -10059,6 +11589,21 @@
           <w:b/>
           <w:lang w:val="hi_IN" w:bidi="hi_IN"/>
         </w:rPr>
+        <w:t>τῇ ἐν Χριστῷ Ἰησοῦ</w:t>
+      </w:r>
+    </w:p>
+    <w:p>
+      <w:pPr/>
+      <w:r>
+        <w:rPr>
+          <w:lang w:val="hi_IN" w:bidi="hi_IN"/>
+        </w:rPr>
+      </w:r>
+      <w:r>
+        <w:rPr>
+          <w:b/>
+          <w:lang w:val="hi_IN" w:bidi="hi_IN"/>
+        </w:rPr>
         <w:t>"जो मसीह यीशु में है"</w:t>
       </w:r>
     </w:p>
@@ -10252,6 +11797,21 @@
           <w:b/>
           <w:lang w:val="hi_IN" w:bidi="hi_IN"/>
         </w:rPr>
+        <w:t>διὰ πολλῶν μαρτύρων</w:t>
+      </w:r>
+    </w:p>
+    <w:p>
+      <w:pPr/>
+      <w:r>
+        <w:rPr>
+          <w:lang w:val="hi_IN" w:bidi="hi_IN"/>
+        </w:rPr>
+      </w:r>
+      <w:r>
+        <w:rPr>
+          <w:b/>
+          <w:lang w:val="hi_IN" w:bidi="hi_IN"/>
+        </w:rPr>
         <w:t>"बहुत गवाहों के सामने"</w:t>
       </w:r>
     </w:p>
@@ -10315,6 +11875,21 @@
           <w:b/>
           <w:lang w:val="hi_IN" w:bidi="hi_IN"/>
         </w:rPr>
+        <w:t>ταῦτα παράθου</w:t>
+      </w:r>
+    </w:p>
+    <w:p>
+      <w:pPr/>
+      <w:r>
+        <w:rPr>
+          <w:lang w:val="hi_IN" w:bidi="hi_IN"/>
+        </w:rPr>
+      </w:r>
+      <w:r>
+        <w:rPr>
+          <w:b/>
+          <w:lang w:val="hi_IN" w:bidi="hi_IN"/>
+        </w:rPr>
         <w:t>""</w:t>
       </w:r>
     </w:p>
@@ -10398,6 +11973,21 @@
           <w:b/>
           <w:lang w:val="hi_IN" w:bidi="hi_IN"/>
         </w:rPr>
+        <w:t>πιστοῖς ἀνθρώποις</w:t>
+      </w:r>
+    </w:p>
+    <w:p>
+      <w:pPr/>
+      <w:r>
+        <w:rPr>
+          <w:lang w:val="hi_IN" w:bidi="hi_IN"/>
+        </w:rPr>
+      </w:r>
+      <w:r>
+        <w:rPr>
+          <w:b/>
+          <w:lang w:val="hi_IN" w:bidi="hi_IN"/>
+        </w:rPr>
         <w:t>"मनुष्यों को"</w:t>
       </w:r>
     </w:p>
@@ -10494,6 +12084,21 @@
           <w:b/>
           <w:lang w:val="hi_IN" w:bidi="hi_IN"/>
         </w:rPr>
+        <w:t>συνκακοπάθησον</w:t>
+      </w:r>
+    </w:p>
+    <w:p>
+      <w:pPr/>
+      <w:r>
+        <w:rPr>
+          <w:lang w:val="hi_IN" w:bidi="hi_IN"/>
+        </w:rPr>
+      </w:r>
+      <w:r>
+        <w:rPr>
+          <w:b/>
+          <w:lang w:val="hi_IN" w:bidi="hi_IN"/>
+        </w:rPr>
         <w:t>"मेरे साथ दुःख उठा"</w:t>
       </w:r>
     </w:p>
@@ -10570,6 +12175,21 @@
           <w:b/>
           <w:lang w:val="hi_IN" w:bidi="hi_IN"/>
         </w:rPr>
+        <w:t>συνκακοπάθησον</w:t>
+      </w:r>
+    </w:p>
+    <w:p>
+      <w:pPr/>
+      <w:r>
+        <w:rPr>
+          <w:lang w:val="hi_IN" w:bidi="hi_IN"/>
+        </w:rPr>
+      </w:r>
+      <w:r>
+        <w:rPr>
+          <w:b/>
+          <w:lang w:val="hi_IN" w:bidi="hi_IN"/>
+        </w:rPr>
         <w:t>"साथ दुःख उठा"</w:t>
       </w:r>
     </w:p>
@@ -10674,6 +12294,21 @@
           <w:b/>
           <w:lang w:val="hi_IN" w:bidi="hi_IN"/>
         </w:rPr>
+        <w:t>ὡς καλὸς στρατιώτης Ἰησοῦ Χριστοῦ</w:t>
+      </w:r>
+    </w:p>
+    <w:p>
+      <w:pPr/>
+      <w:r>
+        <w:rPr>
+          <w:lang w:val="hi_IN" w:bidi="hi_IN"/>
+        </w:rPr>
+      </w:r>
+      <w:r>
+        <w:rPr>
+          <w:b/>
+          <w:lang w:val="hi_IN" w:bidi="hi_IN"/>
+        </w:rPr>
         <w:t>"मसीह यीशु के अच्छे योद्धा के समान"</w:t>
       </w:r>
     </w:p>
@@ -10757,6 +12392,21 @@
           <w:b/>
           <w:lang w:val="hi_IN" w:bidi="hi_IN"/>
         </w:rPr>
+        <w:t>οὐδεὶς στρατευόμενος ἐμπλέκεται ταῖς τοῦ βίου πραγματίαις, ἵνα τῷ στρατολογήσαντι ἀρέσῃ</w:t>
+      </w:r>
+    </w:p>
+    <w:p>
+      <w:pPr/>
+      <w:r>
+        <w:rPr>
+          <w:lang w:val="hi_IN" w:bidi="hi_IN"/>
+        </w:rPr>
+      </w:r>
+      <w:r>
+        <w:rPr>
+          <w:b/>
+          <w:lang w:val="hi_IN" w:bidi="hi_IN"/>
+        </w:rPr>
         <w:t>""</w:t>
       </w:r>
     </w:p>
@@ -10820,6 +12470,21 @@
           <w:b/>
           <w:lang w:val="hi_IN" w:bidi="hi_IN"/>
         </w:rPr>
+        <w:t>ἐμπλέκεται ταῖς τοῦ βίου πραγματίαις</w:t>
+      </w:r>
+    </w:p>
+    <w:p>
+      <w:pPr/>
+      <w:r>
+        <w:rPr>
+          <w:lang w:val="hi_IN" w:bidi="hi_IN"/>
+        </w:rPr>
+      </w:r>
+      <w:r>
+        <w:rPr>
+          <w:b/>
+          <w:lang w:val="hi_IN" w:bidi="hi_IN"/>
+        </w:rPr>
         <w:t>""</w:t>
       </w:r>
     </w:p>
@@ -10903,6 +12568,21 @@
           <w:b/>
           <w:lang w:val="hi_IN" w:bidi="hi_IN"/>
         </w:rPr>
+        <w:t>ἐμπλέκεται</w:t>
+      </w:r>
+    </w:p>
+    <w:p>
+      <w:pPr/>
+      <w:r>
+        <w:rPr>
+          <w:lang w:val="hi_IN" w:bidi="hi_IN"/>
+        </w:rPr>
+      </w:r>
+      <w:r>
+        <w:rPr>
+          <w:b/>
+          <w:lang w:val="hi_IN" w:bidi="hi_IN"/>
+        </w:rPr>
         <w:t>"को"</w:t>
       </w:r>
       <w:r>
@@ -10999,6 +12679,21 @@
           <w:b/>
           <w:lang w:val="hi_IN" w:bidi="hi_IN"/>
         </w:rPr>
+        <w:t>ταῖς τοῦ βίου πραγματίαις</w:t>
+      </w:r>
+    </w:p>
+    <w:p>
+      <w:pPr/>
+      <w:r>
+        <w:rPr>
+          <w:lang w:val="hi_IN" w:bidi="hi_IN"/>
+        </w:rPr>
+      </w:r>
+      <w:r>
+        <w:rPr>
+          <w:b/>
+          <w:lang w:val="hi_IN" w:bidi="hi_IN"/>
+        </w:rPr>
         <w:t>"के"</w:t>
       </w:r>
     </w:p>
@@ -11095,6 +12790,21 @@
           <w:b/>
           <w:lang w:val="hi_IN" w:bidi="hi_IN"/>
         </w:rPr>
+        <w:t>τῷ στρατολογήσαντι</w:t>
+      </w:r>
+    </w:p>
+    <w:p>
+      <w:pPr/>
+      <w:r>
+        <w:rPr>
+          <w:lang w:val="hi_IN" w:bidi="hi_IN"/>
+        </w:rPr>
+      </w:r>
+      <w:r>
+        <w:rPr>
+          <w:b/>
+          <w:lang w:val="hi_IN" w:bidi="hi_IN"/>
+        </w:rPr>
         <w:t>""</w:t>
       </w:r>
     </w:p>
@@ -11158,6 +12868,21 @@
           <w:b/>
           <w:lang w:val="hi_IN" w:bidi="hi_IN"/>
         </w:rPr>
+        <w:t>δὲ καὶ</w:t>
+      </w:r>
+    </w:p>
+    <w:p>
+      <w:pPr/>
+      <w:r>
+        <w:rPr>
+          <w:lang w:val="hi_IN" w:bidi="hi_IN"/>
+        </w:rPr>
+      </w:r>
+      <w:r>
+        <w:rPr>
+          <w:b/>
+          <w:lang w:val="hi_IN" w:bidi="hi_IN"/>
+        </w:rPr>
         <w:t>"फिर"</w:t>
       </w:r>
     </w:p>
@@ -11275,6 +13000,21 @@
           <w:b/>
           <w:lang w:val="hi_IN" w:bidi="hi_IN"/>
         </w:rPr>
+        <w:t>ἐὰν &amp; ἀθλῇ τις, οὐ στεφανοῦται, ἐὰν μὴ νομίμως ἀθλήσῃ</w:t>
+      </w:r>
+    </w:p>
+    <w:p>
+      <w:pPr/>
+      <w:r>
+        <w:rPr>
+          <w:lang w:val="hi_IN" w:bidi="hi_IN"/>
+        </w:rPr>
+      </w:r>
+      <w:r>
+        <w:rPr>
+          <w:b/>
+          <w:lang w:val="hi_IN" w:bidi="hi_IN"/>
+        </w:rPr>
         <w:t>""</w:t>
       </w:r>
     </w:p>
@@ -11371,6 +13111,21 @@
           <w:b/>
           <w:lang w:val="hi_IN" w:bidi="hi_IN"/>
         </w:rPr>
+        <w:t>ἐὰν &amp; ἀθλῇ τις, οὐ στεφανοῦται, ἐὰν μὴ νομίμως ἀθλήσῃ</w:t>
+      </w:r>
+    </w:p>
+    <w:p>
+      <w:pPr/>
+      <w:r>
+        <w:rPr>
+          <w:lang w:val="hi_IN" w:bidi="hi_IN"/>
+        </w:rPr>
+      </w:r>
+      <w:r>
+        <w:rPr>
+          <w:b/>
+          <w:lang w:val="hi_IN" w:bidi="hi_IN"/>
+        </w:rPr>
         <w:t>"अखाड़े में लड़नेवाला यदि विधि के अनुसार न लड़े तो मुकुट नहीं पाता"</w:t>
       </w:r>
     </w:p>
@@ -11454,6 +13209,21 @@
           <w:b/>
           <w:lang w:val="hi_IN" w:bidi="hi_IN"/>
         </w:rPr>
+        <w:t>ἀθλῇ</w:t>
+      </w:r>
+    </w:p>
+    <w:p>
+      <w:pPr/>
+      <w:r>
+        <w:rPr>
+          <w:lang w:val="hi_IN" w:bidi="hi_IN"/>
+        </w:rPr>
+      </w:r>
+      <w:r>
+        <w:rPr>
+          <w:b/>
+          <w:lang w:val="hi_IN" w:bidi="hi_IN"/>
+        </w:rPr>
         <w:t>"अखाड़े में लड़नेवाला यदि"</w:t>
       </w:r>
     </w:p>
@@ -11530,6 +13300,21 @@
           <w:b/>
           <w:lang w:val="hi_IN" w:bidi="hi_IN"/>
         </w:rPr>
+        <w:t>οὐ στεφανοῦται, ἐὰν μὴ νομίμως ἀθλήσῃ</w:t>
+      </w:r>
+    </w:p>
+    <w:p>
+      <w:pPr/>
+      <w:r>
+        <w:rPr>
+          <w:lang w:val="hi_IN" w:bidi="hi_IN"/>
+        </w:rPr>
+      </w:r>
+      <w:r>
+        <w:rPr>
+          <w:b/>
+          <w:lang w:val="hi_IN" w:bidi="hi_IN"/>
+        </w:rPr>
         <w:t>""</w:t>
       </w:r>
     </w:p>
@@ -11613,6 +13398,21 @@
           <w:b/>
           <w:lang w:val="hi_IN" w:bidi="hi_IN"/>
         </w:rPr>
+        <w:t>οὐ στεφανοῦται</w:t>
+      </w:r>
+    </w:p>
+    <w:p>
+      <w:pPr/>
+      <w:r>
+        <w:rPr>
+          <w:lang w:val="hi_IN" w:bidi="hi_IN"/>
+        </w:rPr>
+      </w:r>
+      <w:r>
+        <w:rPr>
+          <w:b/>
+          <w:lang w:val="hi_IN" w:bidi="hi_IN"/>
+        </w:rPr>
         <w:t>"मुकुट नहीं पाता"</w:t>
       </w:r>
     </w:p>
@@ -11696,6 +13496,21 @@
           <w:b/>
           <w:lang w:val="hi_IN" w:bidi="hi_IN"/>
         </w:rPr>
+        <w:t>οὐ στεφανοῦται</w:t>
+      </w:r>
+    </w:p>
+    <w:p>
+      <w:pPr/>
+      <w:r>
+        <w:rPr>
+          <w:lang w:val="hi_IN" w:bidi="hi_IN"/>
+        </w:rPr>
+      </w:r>
+      <w:r>
+        <w:rPr>
+          <w:b/>
+          <w:lang w:val="hi_IN" w:bidi="hi_IN"/>
+        </w:rPr>
         <w:t>"मुकुट नहीं पाता"</w:t>
       </w:r>
     </w:p>
@@ -11759,6 +13574,21 @@
           <w:b/>
           <w:lang w:val="hi_IN" w:bidi="hi_IN"/>
         </w:rPr>
+        <w:t>μὴ νομίμως ἀθλήσῃ</w:t>
+      </w:r>
+    </w:p>
+    <w:p>
+      <w:pPr/>
+      <w:r>
+        <w:rPr>
+          <w:lang w:val="hi_IN" w:bidi="hi_IN"/>
+        </w:rPr>
+      </w:r>
+      <w:r>
+        <w:rPr>
+          <w:b/>
+          <w:lang w:val="hi_IN" w:bidi="hi_IN"/>
+        </w:rPr>
         <w:t>""</w:t>
       </w:r>
     </w:p>
@@ -11822,6 +13652,21 @@
           <w:b/>
           <w:lang w:val="hi_IN" w:bidi="hi_IN"/>
         </w:rPr>
+        <w:t>τὸν κοπιῶντα γεωργὸν δεῖ πρῶτον τῶν καρπῶν μεταλαμβάνειν</w:t>
+      </w:r>
+    </w:p>
+    <w:p>
+      <w:pPr/>
+      <w:r>
+        <w:rPr>
+          <w:lang w:val="hi_IN" w:bidi="hi_IN"/>
+        </w:rPr>
+      </w:r>
+      <w:r>
+        <w:rPr>
+          <w:b/>
+          <w:lang w:val="hi_IN" w:bidi="hi_IN"/>
+        </w:rPr>
         <w:t>""</w:t>
       </w:r>
     </w:p>
@@ -11905,6 +13750,21 @@
           <w:b/>
           <w:lang w:val="hi_IN" w:bidi="hi_IN"/>
         </w:rPr>
+        <w:t>τὸν κοπιῶντα γεωργὸν</w:t>
+      </w:r>
+    </w:p>
+    <w:p>
+      <w:pPr/>
+      <w:r>
+        <w:rPr>
+          <w:lang w:val="hi_IN" w:bidi="hi_IN"/>
+        </w:rPr>
+      </w:r>
+      <w:r>
+        <w:rPr>
+          <w:b/>
+          <w:lang w:val="hi_IN" w:bidi="hi_IN"/>
+        </w:rPr>
         <w:t>"जो किसान परिश्रम करता है"</w:t>
       </w:r>
     </w:p>
@@ -11995,6 +13855,21 @@
           <w:b/>
           <w:lang w:val="hi_IN" w:bidi="hi_IN"/>
         </w:rPr>
+        <w:t>πρῶτον τῶν καρπῶν μεταλαμβάνειν</w:t>
+      </w:r>
+    </w:p>
+    <w:p>
+      <w:pPr/>
+      <w:r>
+        <w:rPr>
+          <w:lang w:val="hi_IN" w:bidi="hi_IN"/>
+        </w:rPr>
+      </w:r>
+      <w:r>
+        <w:rPr>
+          <w:b/>
+          <w:lang w:val="hi_IN" w:bidi="hi_IN"/>
+        </w:rPr>
         <w:t>"फल का अंश पहले उसे मिलना चाहिए"</w:t>
       </w:r>
     </w:p>
@@ -12078,6 +13953,21 @@
           <w:b/>
           <w:lang w:val="hi_IN" w:bidi="hi_IN"/>
         </w:rPr>
+        <w:t>νόει ὃ λέγω</w:t>
+      </w:r>
+    </w:p>
+    <w:p>
+      <w:pPr/>
+      <w:r>
+        <w:rPr>
+          <w:lang w:val="hi_IN" w:bidi="hi_IN"/>
+        </w:rPr>
+      </w:r>
+      <w:r>
+        <w:rPr>
+          <w:b/>
+          <w:lang w:val="hi_IN" w:bidi="hi_IN"/>
+        </w:rPr>
         <w:t>"कहता उस पर ध्यान दे"</w:t>
       </w:r>
     </w:p>
@@ -12141,6 +14031,21 @@
           <w:b/>
           <w:lang w:val="hi_IN" w:bidi="hi_IN"/>
         </w:rPr>
+        <w:t>δώσει &amp; σοι &amp; σύνεσιν</w:t>
+      </w:r>
+    </w:p>
+    <w:p>
+      <w:pPr/>
+      <w:r>
+        <w:rPr>
+          <w:lang w:val="hi_IN" w:bidi="hi_IN"/>
+        </w:rPr>
+      </w:r>
+      <w:r>
+        <w:rPr>
+          <w:b/>
+          <w:lang w:val="hi_IN" w:bidi="hi_IN"/>
+        </w:rPr>
         <w:t>"कहता"</w:t>
       </w:r>
     </w:p>
@@ -12237,6 +14142,21 @@
           <w:b/>
           <w:lang w:val="hi_IN" w:bidi="hi_IN"/>
         </w:rPr>
+        <w:t>ἐν πᾶσιν</w:t>
+      </w:r>
+    </w:p>
+    <w:p>
+      <w:pPr/>
+      <w:r>
+        <w:rPr>
+          <w:lang w:val="hi_IN" w:bidi="hi_IN"/>
+        </w:rPr>
+      </w:r>
+      <w:r>
+        <w:rPr>
+          <w:b/>
+          <w:lang w:val="hi_IN" w:bidi="hi_IN"/>
+        </w:rPr>
         <w:t>"सब बातों की"</w:t>
       </w:r>
     </w:p>
@@ -12313,6 +14233,21 @@
           <w:b/>
           <w:lang w:val="hi_IN" w:bidi="hi_IN"/>
         </w:rPr>
+        <w:t>μνημόνευε</w:t>
+      </w:r>
+    </w:p>
+    <w:p>
+      <w:pPr/>
+      <w:r>
+        <w:rPr>
+          <w:lang w:val="hi_IN" w:bidi="hi_IN"/>
+        </w:rPr>
+      </w:r>
+      <w:r>
+        <w:rPr>
+          <w:b/>
+          <w:lang w:val="hi_IN" w:bidi="hi_IN"/>
+        </w:rPr>
         <w:t>"स्मरण रख"</w:t>
       </w:r>
     </w:p>
@@ -12443,6 +14378,21 @@
           <w:b/>
           <w:lang w:val="hi_IN" w:bidi="hi_IN"/>
         </w:rPr>
+        <w:t>ἐγηγερμένον ἐκ νεκρῶν, ἐκ σπέρματος Δαυείδ</w:t>
+      </w:r>
+    </w:p>
+    <w:p>
+      <w:pPr/>
+      <w:r>
+        <w:rPr>
+          <w:lang w:val="hi_IN" w:bidi="hi_IN"/>
+        </w:rPr>
+      </w:r>
+      <w:r>
+        <w:rPr>
+          <w:b/>
+          <w:lang w:val="hi_IN" w:bidi="hi_IN"/>
+        </w:rPr>
         <w:t>"जो दाऊद के वंश से हुआ, और मरे हुओं में से जी उठा"</w:t>
       </w:r>
     </w:p>
@@ -12568,6 +14518,21 @@
           <w:b/>
           <w:lang w:val="hi_IN" w:bidi="hi_IN"/>
         </w:rPr>
+        <w:t>ἐγηγερμένον</w:t>
+      </w:r>
+    </w:p>
+    <w:p>
+      <w:pPr/>
+      <w:r>
+        <w:rPr>
+          <w:lang w:val="hi_IN" w:bidi="hi_IN"/>
+        </w:rPr>
+      </w:r>
+      <w:r>
+        <w:rPr>
+          <w:b/>
+          <w:lang w:val="hi_IN" w:bidi="hi_IN"/>
+        </w:rPr>
         <w:t>""</w:t>
       </w:r>
     </w:p>
@@ -12664,6 +14629,21 @@
           <w:b/>
           <w:lang w:val="hi_IN" w:bidi="hi_IN"/>
         </w:rPr>
+        <w:t>ἐγηγερμένον</w:t>
+      </w:r>
+    </w:p>
+    <w:p>
+      <w:pPr/>
+      <w:r>
+        <w:rPr>
+          <w:lang w:val="hi_IN" w:bidi="hi_IN"/>
+        </w:rPr>
+      </w:r>
+      <w:r>
+        <w:rPr>
+          <w:b/>
+          <w:lang w:val="hi_IN" w:bidi="hi_IN"/>
+        </w:rPr>
         <w:t>"और मरे में से जी उठा"</w:t>
       </w:r>
     </w:p>
@@ -12747,6 +14727,21 @@
           <w:b/>
           <w:lang w:val="hi_IN" w:bidi="hi_IN"/>
         </w:rPr>
+        <w:t>ἐκ νεκρῶν</w:t>
+      </w:r>
+    </w:p>
+    <w:p>
+      <w:pPr/>
+      <w:r>
+        <w:rPr>
+          <w:lang w:val="hi_IN" w:bidi="hi_IN"/>
+        </w:rPr>
+      </w:r>
+      <w:r>
+        <w:rPr>
+          <w:b/>
+          <w:lang w:val="hi_IN" w:bidi="hi_IN"/>
+        </w:rPr>
         <w:t>"मरे हुओं में से"</w:t>
       </w:r>
     </w:p>
@@ -12877,6 +14872,21 @@
           <w:b/>
           <w:lang w:val="hi_IN" w:bidi="hi_IN"/>
         </w:rPr>
+        <w:t>ἐκ σπέρματος Δαυείδ</w:t>
+      </w:r>
+    </w:p>
+    <w:p>
+      <w:pPr/>
+      <w:r>
+        <w:rPr>
+          <w:lang w:val="hi_IN" w:bidi="hi_IN"/>
+        </w:rPr>
+      </w:r>
+      <w:r>
+        <w:rPr>
+          <w:b/>
+          <w:lang w:val="hi_IN" w:bidi="hi_IN"/>
+        </w:rPr>
         <w:t>""</w:t>
       </w:r>
     </w:p>
@@ -12967,6 +14977,21 @@
           <w:b/>
           <w:lang w:val="hi_IN" w:bidi="hi_IN"/>
         </w:rPr>
+        <w:t>κατὰ τὸ εὐαγγέλιόν μου</w:t>
+      </w:r>
+    </w:p>
+    <w:p>
+      <w:pPr/>
+      <w:r>
+        <w:rPr>
+          <w:lang w:val="hi_IN" w:bidi="hi_IN"/>
+        </w:rPr>
+      </w:r>
+      <w:r>
+        <w:rPr>
+          <w:b/>
+          <w:lang w:val="hi_IN" w:bidi="hi_IN"/>
+        </w:rPr>
         <w:t>"और यह सुसमाचार के अनुसार है"</w:t>
       </w:r>
     </w:p>
@@ -13057,6 +15082,21 @@
           <w:b/>
           <w:lang w:val="hi_IN" w:bidi="hi_IN"/>
         </w:rPr>
+        <w:t>μέχρι δεσμῶν</w:t>
+      </w:r>
+    </w:p>
+    <w:p>
+      <w:pPr/>
+      <w:r>
+        <w:rPr>
+          <w:lang w:val="hi_IN" w:bidi="hi_IN"/>
+        </w:rPr>
+      </w:r>
+      <w:r>
+        <w:rPr>
+          <w:b/>
+          <w:lang w:val="hi_IN" w:bidi="hi_IN"/>
+        </w:rPr>
         <w:t>""</w:t>
       </w:r>
     </w:p>
@@ -13153,6 +15193,21 @@
           <w:b/>
           <w:lang w:val="hi_IN" w:bidi="hi_IN"/>
         </w:rPr>
+        <w:t>ὡς κακοῦργος</w:t>
+      </w:r>
+    </w:p>
+    <w:p>
+      <w:pPr/>
+      <w:r>
+        <w:rPr>
+          <w:lang w:val="hi_IN" w:bidi="hi_IN"/>
+        </w:rPr>
+      </w:r>
+      <w:r>
+        <w:rPr>
+          <w:b/>
+          <w:lang w:val="hi_IN" w:bidi="hi_IN"/>
+        </w:rPr>
         <w:t>"मैं कुकर्मी के समान"</w:t>
       </w:r>
     </w:p>
@@ -13236,6 +15291,21 @@
           <w:b/>
           <w:lang w:val="hi_IN" w:bidi="hi_IN"/>
         </w:rPr>
+        <w:t>ὁ λόγος τοῦ Θεοῦ οὐ δέδεται</w:t>
+      </w:r>
+    </w:p>
+    <w:p>
+      <w:pPr/>
+      <w:r>
+        <w:rPr>
+          <w:lang w:val="hi_IN" w:bidi="hi_IN"/>
+        </w:rPr>
+      </w:r>
+      <w:r>
+        <w:rPr>
+          <w:b/>
+          <w:lang w:val="hi_IN" w:bidi="hi_IN"/>
+        </w:rPr>
         <w:t>"परमेश्वर वचन कैद नहीं"</w:t>
       </w:r>
     </w:p>
@@ -13332,6 +15402,21 @@
           <w:b/>
           <w:lang w:val="hi_IN" w:bidi="hi_IN"/>
         </w:rPr>
+        <w:t>ὁ λόγος τοῦ Θεοῦ οὐ δέδεται</w:t>
+      </w:r>
+    </w:p>
+    <w:p>
+      <w:pPr/>
+      <w:r>
+        <w:rPr>
+          <w:lang w:val="hi_IN" w:bidi="hi_IN"/>
+        </w:rPr>
+      </w:r>
+      <w:r>
+        <w:rPr>
+          <w:b/>
+          <w:lang w:val="hi_IN" w:bidi="hi_IN"/>
+        </w:rPr>
         <w:t>"परमेश्वर वचन कैद नहीं"</w:t>
       </w:r>
     </w:p>
@@ -13415,6 +15500,21 @@
           <w:b/>
           <w:lang w:val="hi_IN" w:bidi="hi_IN"/>
         </w:rPr>
+        <w:t>ὁ λόγος τοῦ Θεοῦ</w:t>
+      </w:r>
+    </w:p>
+    <w:p>
+      <w:pPr/>
+      <w:r>
+        <w:rPr>
+          <w:lang w:val="hi_IN" w:bidi="hi_IN"/>
+        </w:rPr>
+      </w:r>
+      <w:r>
+        <w:rPr>
+          <w:b/>
+          <w:lang w:val="hi_IN" w:bidi="hi_IN"/>
+        </w:rPr>
         <w:t>"परमेश्वर का वचन"</w:t>
       </w:r>
     </w:p>
@@ -13511,6 +15611,21 @@
           <w:b/>
           <w:lang w:val="hi_IN" w:bidi="hi_IN"/>
         </w:rPr>
+        <w:t>ὁ λόγος</w:t>
+      </w:r>
+    </w:p>
+    <w:p>
+      <w:pPr/>
+      <w:r>
+        <w:rPr>
+          <w:lang w:val="hi_IN" w:bidi="hi_IN"/>
+        </w:rPr>
+      </w:r>
+      <w:r>
+        <w:rPr>
+          <w:b/>
+          <w:lang w:val="hi_IN" w:bidi="hi_IN"/>
+        </w:rPr>
         <w:t>"परमेश्वर वचन"</w:t>
       </w:r>
     </w:p>
@@ -13607,6 +15722,21 @@
           <w:b/>
           <w:lang w:val="hi_IN" w:bidi="hi_IN"/>
         </w:rPr>
+        <w:t>διὰ τοῦτο, πάντα ὑπομένω</w:t>
+      </w:r>
+    </w:p>
+    <w:p>
+      <w:pPr/>
+      <w:r>
+        <w:rPr>
+          <w:lang w:val="hi_IN" w:bidi="hi_IN"/>
+        </w:rPr>
+      </w:r>
+      <w:r>
+        <w:rPr>
+          <w:b/>
+          <w:lang w:val="hi_IN" w:bidi="hi_IN"/>
+        </w:rPr>
         <w:t>"इस कारण मैं ... सब कुछ सहता हूँ"</w:t>
       </w:r>
     </w:p>
@@ -13745,6 +15875,21 @@
           <w:b/>
           <w:lang w:val="hi_IN" w:bidi="hi_IN"/>
         </w:rPr>
+        <w:t>πάντα ὑπομένω</w:t>
+      </w:r>
+    </w:p>
+    <w:p>
+      <w:pPr/>
+      <w:r>
+        <w:rPr>
+          <w:lang w:val="hi_IN" w:bidi="hi_IN"/>
+        </w:rPr>
+      </w:r>
+      <w:r>
+        <w:rPr>
+          <w:b/>
+          <w:lang w:val="hi_IN" w:bidi="hi_IN"/>
+        </w:rPr>
         <w:t>"सब कुछ सहता हूँ"</w:t>
       </w:r>
     </w:p>
@@ -13841,6 +15986,21 @@
           <w:b/>
           <w:lang w:val="hi_IN" w:bidi="hi_IN"/>
         </w:rPr>
+        <w:t>τοὺς ἐκλεκτούς</w:t>
+      </w:r>
+    </w:p>
+    <w:p>
+      <w:pPr/>
+      <w:r>
+        <w:rPr>
+          <w:lang w:val="hi_IN" w:bidi="hi_IN"/>
+        </w:rPr>
+      </w:r>
+      <w:r>
+        <w:rPr>
+          <w:b/>
+          <w:lang w:val="hi_IN" w:bidi="hi_IN"/>
+        </w:rPr>
         <w:t>"मैं चुने हुए लोगों के लिये"</w:t>
       </w:r>
     </w:p>
@@ -13937,6 +16097,21 @@
           <w:b/>
           <w:lang w:val="hi_IN" w:bidi="hi_IN"/>
         </w:rPr>
+        <w:t>καὶ αὐτοὶ σωτηρίας τύχωσιν τῆς ἐν Χριστῷ Ἰησοῦ</w:t>
+      </w:r>
+    </w:p>
+    <w:p>
+      <w:pPr/>
+      <w:r>
+        <w:rPr>
+          <w:lang w:val="hi_IN" w:bidi="hi_IN"/>
+        </w:rPr>
+      </w:r>
+      <w:r>
+        <w:rPr>
+          <w:b/>
+          <w:lang w:val="hi_IN" w:bidi="hi_IN"/>
+        </w:rPr>
         <w:t>"वे"</w:t>
       </w:r>
       <w:r>
@@ -14059,6 +16234,21 @@
           <w:b/>
           <w:lang w:val="hi_IN" w:bidi="hi_IN"/>
         </w:rPr>
+        <w:t>τῆς ἐν Χριστῷ Ἰησοῦ</w:t>
+      </w:r>
+    </w:p>
+    <w:p>
+      <w:pPr/>
+      <w:r>
+        <w:rPr>
+          <w:lang w:val="hi_IN" w:bidi="hi_IN"/>
+        </w:rPr>
+      </w:r>
+      <w:r>
+        <w:rPr>
+          <w:b/>
+          <w:lang w:val="hi_IN" w:bidi="hi_IN"/>
+        </w:rPr>
         <w:t>"उद्धार को मसीह यीशु में हैं"</w:t>
       </w:r>
       <w:r>
@@ -14168,6 +16358,21 @@
           <w:b/>
           <w:lang w:val="hi_IN" w:bidi="hi_IN"/>
         </w:rPr>
+        <w:t>μετὰ δόξης αἰωνίου</w:t>
+      </w:r>
+    </w:p>
+    <w:p>
+      <w:pPr/>
+      <w:r>
+        <w:rPr>
+          <w:lang w:val="hi_IN" w:bidi="hi_IN"/>
+        </w:rPr>
+      </w:r>
+      <w:r>
+        <w:rPr>
+          <w:b/>
+          <w:lang w:val="hi_IN" w:bidi="hi_IN"/>
+        </w:rPr>
         <w:t>"अनन्त महिमा के साथ"</w:t>
       </w:r>
     </w:p>
@@ -14295,6 +16500,21 @@
           <w:b/>
           <w:lang w:val="hi_IN" w:bidi="hi_IN"/>
         </w:rPr>
+        <w:t>μετὰ δόξης αἰωνίου</w:t>
+      </w:r>
+    </w:p>
+    <w:p>
+      <w:pPr/>
+      <w:r>
+        <w:rPr>
+          <w:lang w:val="hi_IN" w:bidi="hi_IN"/>
+        </w:rPr>
+      </w:r>
+      <w:r>
+        <w:rPr>
+          <w:b/>
+          <w:lang w:val="hi_IN" w:bidi="hi_IN"/>
+        </w:rPr>
         <w:t>"अनन्त महिमा के साथ"</w:t>
       </w:r>
     </w:p>
@@ -14383,6 +16603,21 @@
         <w:rPr>
           <w:lang w:val="hi_IN" w:bidi="hi_IN"/>
         </w:rPr>
+      </w:r>
+    </w:p>
+    <w:p>
+      <w:pPr/>
+      <w:r>
+        <w:rPr>
+          <w:lang w:val="hi_IN" w:bidi="hi_IN"/>
+        </w:rPr>
+      </w:r>
+      <w:r>
+        <w:rPr>
+          <w:b/>
+          <w:lang w:val="hi_IN" w:bidi="hi_IN"/>
+        </w:rPr>
+        <w:t>πιστὸς ὁ λόγος</w:t>
       </w:r>
     </w:p>
     <w:p>
@@ -14491,6 +16726,21 @@
           <w:b/>
           <w:lang w:val="hi_IN" w:bidi="hi_IN"/>
         </w:rPr>
+        <w:t>γὰρ</w:t>
+      </w:r>
+    </w:p>
+    <w:p>
+      <w:pPr/>
+      <w:r>
+        <w:rPr>
+          <w:lang w:val="hi_IN" w:bidi="hi_IN"/>
+        </w:rPr>
+      </w:r>
+      <w:r>
+        <w:rPr>
+          <w:b/>
+          <w:lang w:val="hi_IN" w:bidi="hi_IN"/>
+        </w:rPr>
         <w:t>""</w:t>
       </w:r>
     </w:p>
@@ -14610,6 +16860,21 @@
           <w:b/>
           <w:lang w:val="hi_IN" w:bidi="hi_IN"/>
         </w:rPr>
+        <w:t>εἰ &amp; συναπεθάνομεν</w:t>
+      </w:r>
+    </w:p>
+    <w:p>
+      <w:pPr/>
+      <w:r>
+        <w:rPr>
+          <w:lang w:val="hi_IN" w:bidi="hi_IN"/>
+        </w:rPr>
+      </w:r>
+      <w:r>
+        <w:rPr>
+          <w:b/>
+          <w:lang w:val="hi_IN" w:bidi="hi_IN"/>
+        </w:rPr>
         <w:t>"यदि हम उसके साथ मर गए हैं"</w:t>
       </w:r>
     </w:p>
@@ -14709,6 +16974,21 @@
           <w:b/>
           <w:lang w:val="hi_IN" w:bidi="hi_IN"/>
         </w:rPr>
+        <w:t>συναπεθάνομεν</w:t>
+      </w:r>
+    </w:p>
+    <w:p>
+      <w:pPr/>
+      <w:r>
+        <w:rPr>
+          <w:lang w:val="hi_IN" w:bidi="hi_IN"/>
+        </w:rPr>
+      </w:r>
+      <w:r>
+        <w:rPr>
+          <w:b/>
+          <w:lang w:val="hi_IN" w:bidi="hi_IN"/>
+        </w:rPr>
         <w:t>"साथ मर गए"</w:t>
       </w:r>
     </w:p>
@@ -14772,6 +17052,21 @@
           <w:b/>
           <w:lang w:val="hi_IN" w:bidi="hi_IN"/>
         </w:rPr>
+        <w:t>καὶ συνζήσομεν</w:t>
+      </w:r>
+    </w:p>
+    <w:p>
+      <w:pPr/>
+      <w:r>
+        <w:rPr>
+          <w:lang w:val="hi_IN" w:bidi="hi_IN"/>
+        </w:rPr>
+      </w:r>
+      <w:r>
+        <w:rPr>
+          <w:b/>
+          <w:lang w:val="hi_IN" w:bidi="hi_IN"/>
+        </w:rPr>
         <w:t>"तो उसके साथ जीएँगे भी"</w:t>
       </w:r>
     </w:p>
@@ -14860,6 +17155,21 @@
         <w:rPr>
           <w:lang w:val="hi_IN" w:bidi="hi_IN"/>
         </w:rPr>
+      </w:r>
+    </w:p>
+    <w:p>
+      <w:pPr/>
+      <w:r>
+        <w:rPr>
+          <w:lang w:val="hi_IN" w:bidi="hi_IN"/>
+        </w:rPr>
+      </w:r>
+      <w:r>
+        <w:rPr>
+          <w:b/>
+          <w:lang w:val="hi_IN" w:bidi="hi_IN"/>
+        </w:rPr>
+        <w:t>εἰ γὰρ συναπεθάνομεν, καὶ συνζήσομεν &amp; εἰ ὑπομένομεν, καὶ συνβασιλεύσομεν; εἰ ἀρνησόμεθα, κἀκεῖνος ἀρνήσεται ἡμᾶς &amp; εἰ ἀπιστοῦμεν, ἐκεῖνος πιστὸς μένει; ἀρνήσασθαι γὰρ ἑαυτὸν οὐ δύναται</w:t>
       </w:r>
     </w:p>
     <w:p>
@@ -14993,6 +17303,21 @@
           <w:b/>
           <w:lang w:val="hi_IN" w:bidi="hi_IN"/>
         </w:rPr>
+        <w:t>ὑπομένομεν</w:t>
+      </w:r>
+    </w:p>
+    <w:p>
+      <w:pPr/>
+      <w:r>
+        <w:rPr>
+          <w:lang w:val="hi_IN" w:bidi="hi_IN"/>
+        </w:rPr>
+      </w:r>
+      <w:r>
+        <w:rPr>
+          <w:b/>
+          <w:lang w:val="hi_IN" w:bidi="hi_IN"/>
+        </w:rPr>
         <w:t xml:space="preserve">"हम </w:t>
       </w:r>
       <w:r>
@@ -15135,6 +17460,21 @@
           <w:b/>
           <w:lang w:val="hi_IN" w:bidi="hi_IN"/>
         </w:rPr>
+        <w:t>ἀρνησόμεθα</w:t>
+      </w:r>
+    </w:p>
+    <w:p>
+      <w:pPr/>
+      <w:r>
+        <w:rPr>
+          <w:lang w:val="hi_IN" w:bidi="hi_IN"/>
+        </w:rPr>
+      </w:r>
+      <w:r>
+        <w:rPr>
+          <w:b/>
+          <w:lang w:val="hi_IN" w:bidi="hi_IN"/>
+        </w:rPr>
         <w:t>"यदि उसका इन्कार करेंगे"</w:t>
       </w:r>
     </w:p>
@@ -15224,6 +17564,21 @@
           <w:b/>
           <w:lang w:val="hi_IN" w:bidi="hi_IN"/>
         </w:rPr>
+        <w:t>κἀκεῖνος ἀρνήσεται ἡμᾶς</w:t>
+      </w:r>
+    </w:p>
+    <w:p>
+      <w:pPr/>
+      <w:r>
+        <w:rPr>
+          <w:lang w:val="hi_IN" w:bidi="hi_IN"/>
+        </w:rPr>
+      </w:r>
+      <w:r>
+        <w:rPr>
+          <w:b/>
+          <w:lang w:val="hi_IN" w:bidi="hi_IN"/>
+        </w:rPr>
         <w:t>"वह हमारा इन्कार करेगा"</w:t>
       </w:r>
     </w:p>
@@ -15300,6 +17655,21 @@
           <w:b/>
           <w:lang w:val="hi_IN" w:bidi="hi_IN"/>
         </w:rPr>
+        <w:t>ἀπιστοῦμεν</w:t>
+      </w:r>
+    </w:p>
+    <w:p>
+      <w:pPr/>
+      <w:r>
+        <w:rPr>
+          <w:lang w:val="hi_IN" w:bidi="hi_IN"/>
+        </w:rPr>
+      </w:r>
+      <w:r>
+        <w:rPr>
+          <w:b/>
+          <w:lang w:val="hi_IN" w:bidi="hi_IN"/>
+        </w:rPr>
         <w:t>"यदि हम विश्वासघाती भी हों"</w:t>
       </w:r>
     </w:p>
@@ -15376,6 +17746,21 @@
           <w:b/>
           <w:lang w:val="hi_IN" w:bidi="hi_IN"/>
         </w:rPr>
+        <w:t>ἐκεῖνος πιστὸς μένει</w:t>
+      </w:r>
+    </w:p>
+    <w:p>
+      <w:pPr/>
+      <w:r>
+        <w:rPr>
+          <w:lang w:val="hi_IN" w:bidi="hi_IN"/>
+        </w:rPr>
+      </w:r>
+      <w:r>
+        <w:rPr>
+          <w:b/>
+          <w:lang w:val="hi_IN" w:bidi="hi_IN"/>
+        </w:rPr>
         <w:t>"विश्वासयोग्य बना रहता है"</w:t>
       </w:r>
     </w:p>
@@ -15459,6 +17844,21 @@
           <w:b/>
           <w:lang w:val="hi_IN" w:bidi="hi_IN"/>
         </w:rPr>
+        <w:t>ἀρνήσασθαι &amp; ἑαυτὸν οὐ δύναται</w:t>
+      </w:r>
+    </w:p>
+    <w:p>
+      <w:pPr/>
+      <w:r>
+        <w:rPr>
+          <w:lang w:val="hi_IN" w:bidi="hi_IN"/>
+        </w:rPr>
+      </w:r>
+      <w:r>
+        <w:rPr>
+          <w:b/>
+          <w:lang w:val="hi_IN" w:bidi="hi_IN"/>
+        </w:rPr>
         <w:t>""</w:t>
       </w:r>
     </w:p>
@@ -15535,6 +17935,21 @@
           <w:b/>
           <w:lang w:val="hi_IN" w:bidi="hi_IN"/>
         </w:rPr>
+        <w:t>ὑπομίμνῃσκε</w:t>
+      </w:r>
+    </w:p>
+    <w:p>
+      <w:pPr/>
+      <w:r>
+        <w:rPr>
+          <w:lang w:val="hi_IN" w:bidi="hi_IN"/>
+        </w:rPr>
+      </w:r>
+      <w:r>
+        <w:rPr>
+          <w:b/>
+          <w:lang w:val="hi_IN" w:bidi="hi_IN"/>
+        </w:rPr>
         <w:t>""</w:t>
       </w:r>
     </w:p>
@@ -15597,6 +18012,21 @@
         <w:rPr>
           <w:lang w:val="hi_IN" w:bidi="hi_IN"/>
         </w:rPr>
+      </w:r>
+    </w:p>
+    <w:p>
+      <w:pPr/>
+      <w:r>
+        <w:rPr>
+          <w:lang w:val="hi_IN" w:bidi="hi_IN"/>
+        </w:rPr>
+      </w:r>
+      <w:r>
+        <w:rPr>
+          <w:b/>
+          <w:lang w:val="hi_IN" w:bidi="hi_IN"/>
+        </w:rPr>
+        <w:t>ταῦτα</w:t>
       </w:r>
     </w:p>
     <w:p>
@@ -15847,6 +18277,21 @@
           <w:b/>
           <w:lang w:val="hi_IN" w:bidi="hi_IN"/>
         </w:rPr>
+        <w:t>τοῦ Θεοῦ</w:t>
+      </w:r>
+    </w:p>
+    <w:p>
+      <w:pPr/>
+      <w:r>
+        <w:rPr>
+          <w:lang w:val="hi_IN" w:bidi="hi_IN"/>
+        </w:rPr>
+      </w:r>
+      <w:r>
+        <w:rPr>
+          <w:b/>
+          <w:lang w:val="hi_IN" w:bidi="hi_IN"/>
+        </w:rPr>
         <w:t>"और प्रभु के सामने"</w:t>
       </w:r>
     </w:p>
@@ -15930,6 +18375,21 @@
           <w:b/>
           <w:lang w:val="hi_IN" w:bidi="hi_IN"/>
         </w:rPr>
+        <w:t>μὴ λογομαχεῖν</w:t>
+      </w:r>
+    </w:p>
+    <w:p>
+      <w:pPr/>
+      <w:r>
+        <w:rPr>
+          <w:lang w:val="hi_IN" w:bidi="hi_IN"/>
+        </w:rPr>
+      </w:r>
+      <w:r>
+        <w:rPr>
+          <w:b/>
+          <w:lang w:val="hi_IN" w:bidi="hi_IN"/>
+        </w:rPr>
         <w:t>""</w:t>
       </w:r>
     </w:p>
@@ -16006,6 +18466,21 @@
           <w:b/>
           <w:lang w:val="hi_IN" w:bidi="hi_IN"/>
         </w:rPr>
+        <w:t>ἐπὶ καταστροφῇ τῶν ἀκουόντων</w:t>
+      </w:r>
+    </w:p>
+    <w:p>
+      <w:pPr/>
+      <w:r>
+        <w:rPr>
+          <w:lang w:val="hi_IN" w:bidi="hi_IN"/>
+        </w:rPr>
+      </w:r>
+      <w:r>
+        <w:rPr>
+          <w:b/>
+          <w:lang w:val="hi_IN" w:bidi="hi_IN"/>
+        </w:rPr>
         <w:t>"वरन् सुननेवाले बिगड़ जाते हैं"</w:t>
       </w:r>
     </w:p>
@@ -16102,6 +18577,21 @@
           <w:b/>
           <w:lang w:val="hi_IN" w:bidi="hi_IN"/>
         </w:rPr>
+        <w:t>ἐπὶ καταστροφῇ τῶν ἀκουόντων</w:t>
+      </w:r>
+    </w:p>
+    <w:p>
+      <w:pPr/>
+      <w:r>
+        <w:rPr>
+          <w:lang w:val="hi_IN" w:bidi="hi_IN"/>
+        </w:rPr>
+      </w:r>
+      <w:r>
+        <w:rPr>
+          <w:b/>
+          <w:lang w:val="hi_IN" w:bidi="hi_IN"/>
+        </w:rPr>
         <w:t>"वरन् सुननेवाले बिगड़ जाते हैं"</w:t>
       </w:r>
     </w:p>
@@ -16198,6 +18688,21 @@
           <w:b/>
           <w:lang w:val="hi_IN" w:bidi="hi_IN"/>
         </w:rPr>
+        <w:t>σπούδασον σεαυτὸν, δόκιμον παραστῆσαι τῷ Θεῷ</w:t>
+      </w:r>
+    </w:p>
+    <w:p>
+      <w:pPr/>
+      <w:r>
+        <w:rPr>
+          <w:lang w:val="hi_IN" w:bidi="hi_IN"/>
+        </w:rPr>
+      </w:r>
+      <w:r>
+        <w:rPr>
+          <w:b/>
+          <w:lang w:val="hi_IN" w:bidi="hi_IN"/>
+        </w:rPr>
         <w:t>""</w:t>
       </w:r>
     </w:p>
@@ -16261,6 +18766,21 @@
           <w:b/>
           <w:lang w:val="hi_IN" w:bidi="hi_IN"/>
         </w:rPr>
+        <w:t>ἐργάτην</w:t>
+      </w:r>
+    </w:p>
+    <w:p>
+      <w:pPr/>
+      <w:r>
+        <w:rPr>
+          <w:lang w:val="hi_IN" w:bidi="hi_IN"/>
+        </w:rPr>
+      </w:r>
+      <w:r>
+        <w:rPr>
+          <w:b/>
+          <w:lang w:val="hi_IN" w:bidi="hi_IN"/>
+        </w:rPr>
         <w:t>"और ऐसा काम करनेवाला"</w:t>
       </w:r>
     </w:p>
@@ -16344,6 +18864,21 @@
           <w:b/>
           <w:lang w:val="hi_IN" w:bidi="hi_IN"/>
         </w:rPr>
+        <w:t>ἀνεπαίσχυντον</w:t>
+      </w:r>
+    </w:p>
+    <w:p>
+      <w:pPr/>
+      <w:r>
+        <w:rPr>
+          <w:lang w:val="hi_IN" w:bidi="hi_IN"/>
+        </w:rPr>
+      </w:r>
+      <w:r>
+        <w:rPr>
+          <w:b/>
+          <w:lang w:val="hi_IN" w:bidi="hi_IN"/>
+        </w:rPr>
         <w:t>"जो लज्जित होने न पाए"</w:t>
       </w:r>
     </w:p>
@@ -16413,6 +18948,21 @@
         <w:rPr>
           <w:lang w:val="hi_IN" w:bidi="hi_IN"/>
         </w:rPr>
+      </w:r>
+    </w:p>
+    <w:p>
+      <w:pPr/>
+      <w:r>
+        <w:rPr>
+          <w:lang w:val="hi_IN" w:bidi="hi_IN"/>
+        </w:rPr>
+      </w:r>
+      <w:r>
+        <w:rPr>
+          <w:b/>
+          <w:lang w:val="hi_IN" w:bidi="hi_IN"/>
+        </w:rPr>
+        <w:t>ὀρθοτομοῦντα τὸν λόγον τῆς ἀληθείας</w:t>
       </w:r>
     </w:p>
     <w:p>
@@ -16552,6 +19102,21 @@
           <w:b/>
           <w:lang w:val="hi_IN" w:bidi="hi_IN"/>
         </w:rPr>
+        <w:t>τὸν λόγον τῆς ἀληθείας</w:t>
+      </w:r>
+    </w:p>
+    <w:p>
+      <w:pPr/>
+      <w:r>
+        <w:rPr>
+          <w:lang w:val="hi_IN" w:bidi="hi_IN"/>
+        </w:rPr>
+      </w:r>
+      <w:r>
+        <w:rPr>
+          <w:b/>
+          <w:lang w:val="hi_IN" w:bidi="hi_IN"/>
+        </w:rPr>
         <w:t>"सत्य के वचन"</w:t>
       </w:r>
     </w:p>
@@ -16656,6 +19221,21 @@
           <w:b/>
           <w:lang w:val="hi_IN" w:bidi="hi_IN"/>
         </w:rPr>
+        <w:t>τὸν λόγον τῆς ἀληθείας</w:t>
+      </w:r>
+    </w:p>
+    <w:p>
+      <w:pPr/>
+      <w:r>
+        <w:rPr>
+          <w:lang w:val="hi_IN" w:bidi="hi_IN"/>
+        </w:rPr>
+      </w:r>
+      <w:r>
+        <w:rPr>
+          <w:b/>
+          <w:lang w:val="hi_IN" w:bidi="hi_IN"/>
+        </w:rPr>
         <w:t>"जो सत्य के"</w:t>
       </w:r>
       <w:r>
@@ -16765,6 +19345,21 @@
           <w:b/>
           <w:lang w:val="hi_IN" w:bidi="hi_IN"/>
         </w:rPr>
+        <w:t>τὸν λόγον</w:t>
+      </w:r>
+    </w:p>
+    <w:p>
+      <w:pPr/>
+      <w:r>
+        <w:rPr>
+          <w:lang w:val="hi_IN" w:bidi="hi_IN"/>
+        </w:rPr>
+      </w:r>
+      <w:r>
+        <w:rPr>
+          <w:b/>
+          <w:lang w:val="hi_IN" w:bidi="hi_IN"/>
+        </w:rPr>
         <w:t>"जो सत्य के"</w:t>
       </w:r>
       <w:r>
@@ -16860,6 +19455,21 @@
         <w:rPr>
           <w:lang w:val="hi_IN" w:bidi="hi_IN"/>
         </w:rPr>
+      </w:r>
+    </w:p>
+    <w:p>
+      <w:pPr/>
+      <w:r>
+        <w:rPr>
+          <w:lang w:val="hi_IN" w:bidi="hi_IN"/>
+        </w:rPr>
+      </w:r>
+      <w:r>
+        <w:rPr>
+          <w:b/>
+          <w:lang w:val="hi_IN" w:bidi="hi_IN"/>
+        </w:rPr>
+        <w:t>δὲ</w:t>
       </w:r>
     </w:p>
     <w:p>
@@ -17022,6 +19632,21 @@
           <w:b/>
           <w:lang w:val="hi_IN" w:bidi="hi_IN"/>
         </w:rPr>
+        <w:t>τὰς &amp; βεβήλους κενοφωνίας</w:t>
+      </w:r>
+    </w:p>
+    <w:p>
+      <w:pPr/>
+      <w:r>
+        <w:rPr>
+          <w:lang w:val="hi_IN" w:bidi="hi_IN"/>
+        </w:rPr>
+      </w:r>
+      <w:r>
+        <w:rPr>
+          <w:b/>
+          <w:lang w:val="hi_IN" w:bidi="hi_IN"/>
+        </w:rPr>
         <w:t>"अशुद्ध बकवाद"</w:t>
       </w:r>
     </w:p>
@@ -17112,6 +19737,21 @@
         <w:rPr>
           <w:lang w:val="hi_IN" w:bidi="hi_IN"/>
         </w:rPr>
+      </w:r>
+    </w:p>
+    <w:p>
+      <w:pPr/>
+      <w:r>
+        <w:rPr>
+          <w:lang w:val="hi_IN" w:bidi="hi_IN"/>
+        </w:rPr>
+      </w:r>
+      <w:r>
+        <w:rPr>
+          <w:b/>
+          <w:lang w:val="hi_IN" w:bidi="hi_IN"/>
+        </w:rPr>
+        <w:t>προκόψουσιν</w:t>
       </w:r>
     </w:p>
     <w:p>
@@ -17311,6 +19951,21 @@
           <w:b/>
           <w:lang w:val="hi_IN" w:bidi="hi_IN"/>
         </w:rPr>
+        <w:t>ἐπὶ πλεῖον &amp; προκόψουσιν ἀσεβείας</w:t>
+      </w:r>
+    </w:p>
+    <w:p>
+      <w:pPr/>
+      <w:r>
+        <w:rPr>
+          <w:lang w:val="hi_IN" w:bidi="hi_IN"/>
+        </w:rPr>
+      </w:r>
+      <w:r>
+        <w:rPr>
+          <w:b/>
+          <w:lang w:val="hi_IN" w:bidi="hi_IN"/>
+        </w:rPr>
         <w:t>""</w:t>
       </w:r>
     </w:p>
@@ -17394,6 +20049,21 @@
           <w:b/>
           <w:lang w:val="hi_IN" w:bidi="hi_IN"/>
         </w:rPr>
+        <w:t>ἀσεβείας</w:t>
+      </w:r>
+    </w:p>
+    <w:p>
+      <w:pPr/>
+      <w:r>
+        <w:rPr>
+          <w:lang w:val="hi_IN" w:bidi="hi_IN"/>
+        </w:rPr>
+      </w:r>
+      <w:r>
+        <w:rPr>
+          <w:b/>
+          <w:lang w:val="hi_IN" w:bidi="hi_IN"/>
+        </w:rPr>
         <w:t>"अभक्ति में"</w:t>
       </w:r>
     </w:p>
@@ -17490,6 +20160,21 @@
           <w:b/>
           <w:lang w:val="hi_IN" w:bidi="hi_IN"/>
         </w:rPr>
+        <w:t>ὁ λόγος αὐτῶν</w:t>
+      </w:r>
+    </w:p>
+    <w:p>
+      <w:pPr/>
+      <w:r>
+        <w:rPr>
+          <w:lang w:val="hi_IN" w:bidi="hi_IN"/>
+        </w:rPr>
+      </w:r>
+      <w:r>
+        <w:rPr>
+          <w:b/>
+          <w:lang w:val="hi_IN" w:bidi="hi_IN"/>
+        </w:rPr>
         <w:t>"उनका वचन"</w:t>
       </w:r>
     </w:p>
@@ -17586,6 +20271,21 @@
           <w:b/>
           <w:lang w:val="hi_IN" w:bidi="hi_IN"/>
         </w:rPr>
+        <w:t>ὡς γάγγραινα νομὴν ἕξει</w:t>
+      </w:r>
+    </w:p>
+    <w:p>
+      <w:pPr/>
+      <w:r>
+        <w:rPr>
+          <w:lang w:val="hi_IN" w:bidi="hi_IN"/>
+        </w:rPr>
+      </w:r>
+      <w:r>
+        <w:rPr>
+          <w:b/>
+          <w:lang w:val="hi_IN" w:bidi="hi_IN"/>
+        </w:rPr>
         <w:t>""</w:t>
       </w:r>
     </w:p>
@@ -17669,6 +20369,21 @@
           <w:b/>
           <w:lang w:val="hi_IN" w:bidi="hi_IN"/>
         </w:rPr>
+        <w:t>γάγγραινα</w:t>
+      </w:r>
+    </w:p>
+    <w:p>
+      <w:pPr/>
+      <w:r>
+        <w:rPr>
+          <w:lang w:val="hi_IN" w:bidi="hi_IN"/>
+        </w:rPr>
+      </w:r>
+      <w:r>
+        <w:rPr>
+          <w:b/>
+          <w:lang w:val="hi_IN" w:bidi="hi_IN"/>
+        </w:rPr>
         <w:t>"की तरह"</w:t>
       </w:r>
     </w:p>
@@ -17765,6 +20480,21 @@
           <w:b/>
           <w:lang w:val="hi_IN" w:bidi="hi_IN"/>
         </w:rPr>
+        <w:t>Ὑμέναιος, καὶ Φίλητος</w:t>
+      </w:r>
+    </w:p>
+    <w:p>
+      <w:pPr/>
+      <w:r>
+        <w:rPr>
+          <w:lang w:val="hi_IN" w:bidi="hi_IN"/>
+        </w:rPr>
+      </w:r>
+      <w:r>
+        <w:rPr>
+          <w:b/>
+          <w:lang w:val="hi_IN" w:bidi="hi_IN"/>
+        </w:rPr>
         <w:t>"हुमिनयुस और फिलेतुस"</w:t>
       </w:r>
     </w:p>
@@ -17848,6 +20578,21 @@
           <w:b/>
           <w:lang w:val="hi_IN" w:bidi="hi_IN"/>
         </w:rPr>
+        <w:t>περὶ τὴν ἀλήθειαν ἠστόχησαν</w:t>
+      </w:r>
+    </w:p>
+    <w:p>
+      <w:pPr/>
+      <w:r>
+        <w:rPr>
+          <w:lang w:val="hi_IN" w:bidi="hi_IN"/>
+        </w:rPr>
+      </w:r>
+      <w:r>
+        <w:rPr>
+          <w:b/>
+          <w:lang w:val="hi_IN" w:bidi="hi_IN"/>
+        </w:rPr>
         <w:t>""</w:t>
       </w:r>
     </w:p>
@@ -17944,6 +20689,21 @@
           <w:b/>
           <w:lang w:val="hi_IN" w:bidi="hi_IN"/>
         </w:rPr>
+        <w:t>περὶ τὴν ἀλήθειαν</w:t>
+      </w:r>
+    </w:p>
+    <w:p>
+      <w:pPr/>
+      <w:r>
+        <w:rPr>
+          <w:lang w:val="hi_IN" w:bidi="hi_IN"/>
+        </w:rPr>
+      </w:r>
+      <w:r>
+        <w:rPr>
+          <w:b/>
+          <w:lang w:val="hi_IN" w:bidi="hi_IN"/>
+        </w:rPr>
         <w:t>"जो"</w:t>
       </w:r>
       <w:r>
@@ -18053,6 +20813,21 @@
           <w:b/>
           <w:lang w:val="hi_IN" w:bidi="hi_IN"/>
         </w:rPr>
+        <w:t>ἀνάστασιν ἤδη γεγονέναι</w:t>
+      </w:r>
+    </w:p>
+    <w:p>
+      <w:pPr/>
+      <w:r>
+        <w:rPr>
+          <w:lang w:val="hi_IN" w:bidi="hi_IN"/>
+        </w:rPr>
+      </w:r>
+      <w:r>
+        <w:rPr>
+          <w:b/>
+          <w:lang w:val="hi_IN" w:bidi="hi_IN"/>
+        </w:rPr>
         <w:t>"पुनरुत्थान हो चुका है"</w:t>
       </w:r>
     </w:p>
@@ -18129,6 +20904,21 @@
           <w:b/>
           <w:lang w:val="hi_IN" w:bidi="hi_IN"/>
         </w:rPr>
+        <w:t>ἀνατρέπουσιν τήν τινων πίστιν</w:t>
+      </w:r>
+    </w:p>
+    <w:p>
+      <w:pPr/>
+      <w:r>
+        <w:rPr>
+          <w:lang w:val="hi_IN" w:bidi="hi_IN"/>
+        </w:rPr>
+      </w:r>
+      <w:r>
+        <w:rPr>
+          <w:b/>
+          <w:lang w:val="hi_IN" w:bidi="hi_IN"/>
+        </w:rPr>
         <w:t>""</w:t>
       </w:r>
     </w:p>
@@ -18205,6 +20995,21 @@
           <w:b/>
           <w:lang w:val="hi_IN" w:bidi="hi_IN"/>
         </w:rPr>
+        <w:t>τήν τινων πίστιν</w:t>
+      </w:r>
+    </w:p>
+    <w:p>
+      <w:pPr/>
+      <w:r>
+        <w:rPr>
+          <w:lang w:val="hi_IN" w:bidi="hi_IN"/>
+        </w:rPr>
+      </w:r>
+      <w:r>
+        <w:rPr>
+          <w:b/>
+          <w:lang w:val="hi_IN" w:bidi="hi_IN"/>
+        </w:rPr>
         <w:t>"कितनों के विश्वास"</w:t>
       </w:r>
     </w:p>
@@ -18309,6 +21114,21 @@
           <w:b/>
           <w:lang w:val="hi_IN" w:bidi="hi_IN"/>
         </w:rPr>
+        <w:t>ὁ &amp; στερεὸς θεμέλιος τοῦ Θεοῦ ἕστηκεν</w:t>
+      </w:r>
+    </w:p>
+    <w:p>
+      <w:pPr/>
+      <w:r>
+        <w:rPr>
+          <w:lang w:val="hi_IN" w:bidi="hi_IN"/>
+        </w:rPr>
+      </w:r>
+      <w:r>
+        <w:rPr>
+          <w:b/>
+          <w:lang w:val="hi_IN" w:bidi="hi_IN"/>
+        </w:rPr>
         <w:t>"परमेश्वर पक्की नींव बनी रहती है"</w:t>
       </w:r>
     </w:p>
@@ -18392,6 +21212,21 @@
           <w:b/>
           <w:lang w:val="hi_IN" w:bidi="hi_IN"/>
         </w:rPr>
+        <w:t>ἔχων τὴν σφραγῖδα ταύτην</w:t>
+      </w:r>
+    </w:p>
+    <w:p>
+      <w:pPr/>
+      <w:r>
+        <w:rPr>
+          <w:lang w:val="hi_IN" w:bidi="hi_IN"/>
+        </w:rPr>
+      </w:r>
+      <w:r>
+        <w:rPr>
+          <w:b/>
+          <w:lang w:val="hi_IN" w:bidi="hi_IN"/>
+        </w:rPr>
         <w:t>"उस पर यह छाप लगी है"</w:t>
       </w:r>
     </w:p>
@@ -18488,6 +21323,21 @@
           <w:b/>
           <w:lang w:val="hi_IN" w:bidi="hi_IN"/>
         </w:rPr>
+        <w:t>ἔγνω Κύριος τοὺς ὄντας αὐτοῦ, καί, ἀποστήτω ἀπὸ ἀδικίας πᾶς ὁ ὀνομάζων τὸ ὄνομα Κυρίου</w:t>
+      </w:r>
+    </w:p>
+    <w:p>
+      <w:pPr/>
+      <w:r>
+        <w:rPr>
+          <w:lang w:val="hi_IN" w:bidi="hi_IN"/>
+        </w:rPr>
+      </w:r>
+      <w:r>
+        <w:rPr>
+          <w:b/>
+          <w:lang w:val="hi_IN" w:bidi="hi_IN"/>
+        </w:rPr>
         <w:t>"उस पर यह छाप लगी है"</w:t>
       </w:r>
     </w:p>
@@ -18571,6 +21421,21 @@
           <w:b/>
           <w:lang w:val="hi_IN" w:bidi="hi_IN"/>
         </w:rPr>
+        <w:t>Κύριος &amp; Κυρίου</w:t>
+      </w:r>
+    </w:p>
+    <w:p>
+      <w:pPr/>
+      <w:r>
+        <w:rPr>
+          <w:lang w:val="hi_IN" w:bidi="hi_IN"/>
+        </w:rPr>
+      </w:r>
+      <w:r>
+        <w:rPr>
+          <w:b/>
+          <w:lang w:val="hi_IN" w:bidi="hi_IN"/>
+        </w:rPr>
         <w:t>"प्रभु"</w:t>
       </w:r>
       <w:r>
@@ -18680,6 +21545,21 @@
           <w:b/>
           <w:lang w:val="hi_IN" w:bidi="hi_IN"/>
         </w:rPr>
+        <w:t>ἔγνω</w:t>
+      </w:r>
+    </w:p>
+    <w:p>
+      <w:pPr/>
+      <w:r>
+        <w:rPr>
+          <w:lang w:val="hi_IN" w:bidi="hi_IN"/>
+        </w:rPr>
+      </w:r>
+      <w:r>
+        <w:rPr>
+          <w:b/>
+          <w:lang w:val="hi_IN" w:bidi="hi_IN"/>
+        </w:rPr>
         <w:t>"पहचानता है"</w:t>
       </w:r>
     </w:p>
@@ -18771,6 +21651,21 @@
           <w:b/>
           <w:lang w:val="hi_IN" w:bidi="hi_IN"/>
         </w:rPr>
+        <w:t>ἀποστήτω ἀπὸ &amp; πᾶς ὁ ὀνομάζων τὸ ὄνομα Κυρίου</w:t>
+      </w:r>
+    </w:p>
+    <w:p>
+      <w:pPr/>
+      <w:r>
+        <w:rPr>
+          <w:lang w:val="hi_IN" w:bidi="hi_IN"/>
+        </w:rPr>
+      </w:r>
+      <w:r>
+        <w:rPr>
+          <w:b/>
+          <w:lang w:val="hi_IN" w:bidi="hi_IN"/>
+        </w:rPr>
         <w:t>"जो कोई प्रभु का नाम लेता है, वह ... बचा रहे"</w:t>
       </w:r>
     </w:p>
@@ -18888,6 +21783,21 @@
           <w:b/>
           <w:lang w:val="hi_IN" w:bidi="hi_IN"/>
         </w:rPr>
+        <w:t>ἀποστήτω &amp; πᾶς ὁ ὀνομάζων τὸ ὄνομα Κυρίου</w:t>
+      </w:r>
+    </w:p>
+    <w:p>
+      <w:pPr/>
+      <w:r>
+        <w:rPr>
+          <w:lang w:val="hi_IN" w:bidi="hi_IN"/>
+        </w:rPr>
+      </w:r>
+      <w:r>
+        <w:rPr>
+          <w:b/>
+          <w:lang w:val="hi_IN" w:bidi="hi_IN"/>
+        </w:rPr>
         <w:t>"जो कोई प्रभु का नाम लेता है, वह ... बचा रहे"</w:t>
       </w:r>
     </w:p>
@@ -18979,6 +21889,21 @@
           <w:b/>
           <w:lang w:val="hi_IN" w:bidi="hi_IN"/>
         </w:rPr>
+        <w:t>ὁ ὀνομάζων τὸ ὄνομα Κυρίου</w:t>
+      </w:r>
+    </w:p>
+    <w:p>
+      <w:pPr/>
+      <w:r>
+        <w:rPr>
+          <w:lang w:val="hi_IN" w:bidi="hi_IN"/>
+        </w:rPr>
+      </w:r>
+      <w:r>
+        <w:rPr>
+          <w:b/>
+          <w:lang w:val="hi_IN" w:bidi="hi_IN"/>
+        </w:rPr>
         <w:t>"जो कोई प्रभु का नाम लेता है"</w:t>
       </w:r>
     </w:p>
@@ -19075,6 +22000,21 @@
           <w:b/>
           <w:lang w:val="hi_IN" w:bidi="hi_IN"/>
         </w:rPr>
+        <w:t>ἀπὸ ἀδικίας</w:t>
+      </w:r>
+    </w:p>
+    <w:p>
+      <w:pPr/>
+      <w:r>
+        <w:rPr>
+          <w:lang w:val="hi_IN" w:bidi="hi_IN"/>
+        </w:rPr>
+      </w:r>
+      <w:r>
+        <w:rPr>
+          <w:b/>
+          <w:lang w:val="hi_IN" w:bidi="hi_IN"/>
+        </w:rPr>
         <w:t>""</w:t>
       </w:r>
     </w:p>
@@ -19158,6 +22098,21 @@
           <w:b/>
           <w:lang w:val="hi_IN" w:bidi="hi_IN"/>
         </w:rPr>
+        <w:t>δὲ</w:t>
+      </w:r>
+    </w:p>
+    <w:p>
+      <w:pPr/>
+      <w:r>
+        <w:rPr>
+          <w:lang w:val="hi_IN" w:bidi="hi_IN"/>
+        </w:rPr>
+      </w:r>
+      <w:r>
+        <w:rPr>
+          <w:b/>
+          <w:lang w:val="hi_IN" w:bidi="hi_IN"/>
+        </w:rPr>
         <w:t>"(अब) बड़े घर में"</w:t>
       </w:r>
     </w:p>
@@ -19267,6 +22222,21 @@
           <w:b/>
           <w:lang w:val="hi_IN" w:bidi="hi_IN"/>
         </w:rPr>
+        <w:t>ἐν μεγάλῃ &amp; οἰκίᾳ, οὐκ ἔστιν μόνον σκεύη χρυσᾶ καὶ ἀργυρᾶ, ἀλλὰ καὶ ξύλινα καὶ ὀστράκινα; καὶ ἃ μὲν εἰς τιμὴν, ἃ δὲ εἰς ἀτιμίαν</w:t>
+      </w:r>
+    </w:p>
+    <w:p>
+      <w:pPr/>
+      <w:r>
+        <w:rPr>
+          <w:lang w:val="hi_IN" w:bidi="hi_IN"/>
+        </w:rPr>
+      </w:r>
+      <w:r>
+        <w:rPr>
+          <w:b/>
+          <w:lang w:val="hi_IN" w:bidi="hi_IN"/>
+        </w:rPr>
         <w:t>"बड़े घर में न केवल ही के, पर काठ और मिट्टी के बर्तन भी होते हैं"</w:t>
       </w:r>
     </w:p>
@@ -19350,6 +22320,21 @@
           <w:b/>
           <w:lang w:val="hi_IN" w:bidi="hi_IN"/>
         </w:rPr>
+        <w:t>σκεύη</w:t>
+      </w:r>
+    </w:p>
+    <w:p>
+      <w:pPr/>
+      <w:r>
+        <w:rPr>
+          <w:lang w:val="hi_IN" w:bidi="hi_IN"/>
+        </w:rPr>
+      </w:r>
+      <w:r>
+        <w:rPr>
+          <w:b/>
+          <w:lang w:val="hi_IN" w:bidi="hi_IN"/>
+        </w:rPr>
         <w:t>""</w:t>
       </w:r>
     </w:p>
@@ -19433,6 +22418,21 @@
           <w:b/>
           <w:lang w:val="hi_IN" w:bidi="hi_IN"/>
         </w:rPr>
+        <w:t>ἀλλὰ καὶ ξύλινα καὶ ὀστράκινα</w:t>
+      </w:r>
+    </w:p>
+    <w:p>
+      <w:pPr/>
+      <w:r>
+        <w:rPr>
+          <w:lang w:val="hi_IN" w:bidi="hi_IN"/>
+        </w:rPr>
+      </w:r>
+      <w:r>
+        <w:rPr>
+          <w:b/>
+          <w:lang w:val="hi_IN" w:bidi="hi_IN"/>
+        </w:rPr>
         <w:t>"पर काठ और मिट्टी के"</w:t>
       </w:r>
       <w:r>
@@ -19529,6 +22529,21 @@
           <w:b/>
           <w:lang w:val="hi_IN" w:bidi="hi_IN"/>
         </w:rPr>
+        <w:t>ἃ μὲν εἰς τιμὴν, ἃ δὲ εἰς ἀτιμίαν</w:t>
+      </w:r>
+    </w:p>
+    <w:p>
+      <w:pPr/>
+      <w:r>
+        <w:rPr>
+          <w:lang w:val="hi_IN" w:bidi="hi_IN"/>
+        </w:rPr>
+      </w:r>
+      <w:r>
+        <w:rPr>
+          <w:b/>
+          <w:lang w:val="hi_IN" w:bidi="hi_IN"/>
+        </w:rPr>
         <w:t>"कोई-कोई आदर, और कोई-कोई अनादर के लिये"</w:t>
       </w:r>
     </w:p>
@@ -19612,6 +22627,21 @@
           <w:b/>
           <w:lang w:val="hi_IN" w:bidi="hi_IN"/>
         </w:rPr>
+        <w:t>ἃ μὲν εἰς τιμὴν, ἃ δὲ εἰς ἀτιμίαν</w:t>
+      </w:r>
+    </w:p>
+    <w:p>
+      <w:pPr/>
+      <w:r>
+        <w:rPr>
+          <w:lang w:val="hi_IN" w:bidi="hi_IN"/>
+        </w:rPr>
+      </w:r>
+      <w:r>
+        <w:rPr>
+          <w:b/>
+          <w:lang w:val="hi_IN" w:bidi="hi_IN"/>
+        </w:rPr>
         <w:t>""</w:t>
       </w:r>
     </w:p>
@@ -19701,6 +22731,21 @@
           <w:b/>
           <w:lang w:val="hi_IN" w:bidi="hi_IN"/>
         </w:rPr>
+        <w:t>ἐὰν &amp; τις ἐκκαθάρῃ ἑαυτὸν ἀπὸ τούτων, ἔσται σκεῦος εἰς τιμήν, ἡγιασμένον εὔχρηστον τῷ Δεσπότῃ, εἰς πᾶν ἔργον ἀγαθὸν ἡτοιμασμένον</w:t>
+      </w:r>
+    </w:p>
+    <w:p>
+      <w:pPr/>
+      <w:r>
+        <w:rPr>
+          <w:lang w:val="hi_IN" w:bidi="hi_IN"/>
+        </w:rPr>
+      </w:r>
+      <w:r>
+        <w:rPr>
+          <w:b/>
+          <w:lang w:val="hi_IN" w:bidi="hi_IN"/>
+        </w:rPr>
         <w:t>""</w:t>
       </w:r>
     </w:p>
@@ -19796,6 +22841,21 @@
         <w:rPr>
           <w:lang w:val="hi_IN" w:bidi="hi_IN"/>
         </w:rPr>
+      </w:r>
+    </w:p>
+    <w:p>
+      <w:pPr/>
+      <w:r>
+        <w:rPr>
+          <w:lang w:val="hi_IN" w:bidi="hi_IN"/>
+        </w:rPr>
+      </w:r>
+      <w:r>
+        <w:rPr>
+          <w:b/>
+          <w:lang w:val="hi_IN" w:bidi="hi_IN"/>
+        </w:rPr>
+        <w:t>τούτων</w:t>
       </w:r>
     </w:p>
     <w:p>
@@ -19950,6 +23010,21 @@
           <w:b/>
           <w:lang w:val="hi_IN" w:bidi="hi_IN"/>
         </w:rPr>
+        <w:t>ἑαυτὸν &amp; ἔσται</w:t>
+      </w:r>
+    </w:p>
+    <w:p>
+      <w:pPr/>
+      <w:r>
+        <w:rPr>
+          <w:lang w:val="hi_IN" w:bidi="hi_IN"/>
+        </w:rPr>
+      </w:r>
+      <w:r>
+        <w:rPr>
+          <w:b/>
+          <w:lang w:val="hi_IN" w:bidi="hi_IN"/>
+        </w:rPr>
         <w:t>"अपने आपको"</w:t>
       </w:r>
       <w:r>
@@ -20072,6 +23147,21 @@
           <w:b/>
           <w:lang w:val="hi_IN" w:bidi="hi_IN"/>
         </w:rPr>
+        <w:t>εἰς τιμήν</w:t>
+      </w:r>
+    </w:p>
+    <w:p>
+      <w:pPr/>
+      <w:r>
+        <w:rPr>
+          <w:lang w:val="hi_IN" w:bidi="hi_IN"/>
+        </w:rPr>
+      </w:r>
+      <w:r>
+        <w:rPr>
+          <w:b/>
+          <w:lang w:val="hi_IN" w:bidi="hi_IN"/>
+        </w:rPr>
         <w:t>"इनसे"</w:t>
       </w:r>
       <w:r>
@@ -20168,6 +23258,21 @@
           <w:b/>
           <w:lang w:val="hi_IN" w:bidi="hi_IN"/>
         </w:rPr>
+        <w:t>ἡγιασμένον</w:t>
+      </w:r>
+    </w:p>
+    <w:p>
+      <w:pPr/>
+      <w:r>
+        <w:rPr>
+          <w:lang w:val="hi_IN" w:bidi="hi_IN"/>
+        </w:rPr>
+      </w:r>
+      <w:r>
+        <w:rPr>
+          <w:b/>
+          <w:lang w:val="hi_IN" w:bidi="hi_IN"/>
+        </w:rPr>
         <w:t>"पवित्र ठहरेगा"</w:t>
       </w:r>
     </w:p>
@@ -20251,6 +23356,21 @@
           <w:b/>
           <w:lang w:val="hi_IN" w:bidi="hi_IN"/>
         </w:rPr>
+        <w:t>ἡτοιμασμένον</w:t>
+      </w:r>
+    </w:p>
+    <w:p>
+      <w:pPr/>
+      <w:r>
+        <w:rPr>
+          <w:lang w:val="hi_IN" w:bidi="hi_IN"/>
+        </w:rPr>
+      </w:r>
+      <w:r>
+        <w:rPr>
+          <w:b/>
+          <w:lang w:val="hi_IN" w:bidi="hi_IN"/>
+        </w:rPr>
         <w:t>"हर भले काम के लिये तैयार होगा"</w:t>
       </w:r>
     </w:p>
@@ -20334,6 +23454,21 @@
           <w:b/>
           <w:lang w:val="hi_IN" w:bidi="hi_IN"/>
         </w:rPr>
+        <w:t>δὲ</w:t>
+      </w:r>
+    </w:p>
+    <w:p>
+      <w:pPr/>
+      <w:r>
+        <w:rPr>
+          <w:lang w:val="hi_IN" w:bidi="hi_IN"/>
+        </w:rPr>
+      </w:r>
+      <w:r>
+        <w:rPr>
+          <w:b/>
+          <w:lang w:val="hi_IN" w:bidi="hi_IN"/>
+        </w:rPr>
         <w:t>"(परन्तु) जवानी की अभिलाषाओं"</w:t>
       </w:r>
     </w:p>
@@ -20485,6 +23620,21 @@
           <w:b/>
           <w:lang w:val="hi_IN" w:bidi="hi_IN"/>
         </w:rPr>
+        <w:t>φεῦγε</w:t>
+      </w:r>
+    </w:p>
+    <w:p>
+      <w:pPr/>
+      <w:r>
+        <w:rPr>
+          <w:lang w:val="hi_IN" w:bidi="hi_IN"/>
+        </w:rPr>
+      </w:r>
+      <w:r>
+        <w:rPr>
+          <w:b/>
+          <w:lang w:val="hi_IN" w:bidi="hi_IN"/>
+        </w:rPr>
         <w:t>""</w:t>
       </w:r>
     </w:p>
@@ -20568,6 +23718,21 @@
           <w:b/>
           <w:lang w:val="hi_IN" w:bidi="hi_IN"/>
         </w:rPr>
+        <w:t>τὰς &amp; νεωτερικὰς ἐπιθυμίας</w:t>
+      </w:r>
+    </w:p>
+    <w:p>
+      <w:pPr/>
+      <w:r>
+        <w:rPr>
+          <w:lang w:val="hi_IN" w:bidi="hi_IN"/>
+        </w:rPr>
+      </w:r>
+      <w:r>
+        <w:rPr>
+          <w:b/>
+          <w:lang w:val="hi_IN" w:bidi="hi_IN"/>
+        </w:rPr>
         <w:t>"जवानी की अभिलाषाओं से भाग"</w:t>
       </w:r>
     </w:p>
@@ -20651,6 +23816,21 @@
           <w:b/>
           <w:lang w:val="hi_IN" w:bidi="hi_IN"/>
         </w:rPr>
+        <w:t>δίωκε &amp; δικαιοσύνην, πίστιν, ἀγάπην, εἰρήνην, μετὰ τῶν ἐπικαλουμένων τὸν Κύριον ἐκ καθαρᾶς καρδίας</w:t>
+      </w:r>
+    </w:p>
+    <w:p>
+      <w:pPr/>
+      <w:r>
+        <w:rPr>
+          <w:lang w:val="hi_IN" w:bidi="hi_IN"/>
+        </w:rPr>
+      </w:r>
+      <w:r>
+        <w:rPr>
+          <w:b/>
+          <w:lang w:val="hi_IN" w:bidi="hi_IN"/>
+        </w:rPr>
         <w:t>"नाम लेते हैं, उनके साथ"</w:t>
       </w:r>
     </w:p>
@@ -20727,6 +23907,21 @@
           <w:b/>
           <w:lang w:val="hi_IN" w:bidi="hi_IN"/>
         </w:rPr>
+        <w:t>δίωκε</w:t>
+      </w:r>
+    </w:p>
+    <w:p>
+      <w:pPr/>
+      <w:r>
+        <w:rPr>
+          <w:lang w:val="hi_IN" w:bidi="hi_IN"/>
+        </w:rPr>
+      </w:r>
+      <w:r>
+        <w:rPr>
+          <w:b/>
+          <w:lang w:val="hi_IN" w:bidi="hi_IN"/>
+        </w:rPr>
         <w:t>""</w:t>
       </w:r>
     </w:p>
@@ -20836,6 +24031,21 @@
           <w:b/>
           <w:lang w:val="hi_IN" w:bidi="hi_IN"/>
         </w:rPr>
+        <w:t>δικαιοσύνην, πίστιν, ἀγάπην, εἰρήνην</w:t>
+      </w:r>
+    </w:p>
+    <w:p>
+      <w:pPr/>
+      <w:r>
+        <w:rPr>
+          <w:lang w:val="hi_IN" w:bidi="hi_IN"/>
+        </w:rPr>
+      </w:r>
+      <w:r>
+        <w:rPr>
+          <w:b/>
+          <w:lang w:val="hi_IN" w:bidi="hi_IN"/>
+        </w:rPr>
         <w:t>"धार्मिकता, विश्वास, प्रेम, मेल-मिलाप"</w:t>
       </w:r>
     </w:p>
@@ -20971,6 +24181,21 @@
           <w:b/>
           <w:lang w:val="hi_IN" w:bidi="hi_IN"/>
         </w:rPr>
+        <w:t>πίστιν</w:t>
+      </w:r>
+    </w:p>
+    <w:p>
+      <w:pPr/>
+      <w:r>
+        <w:rPr>
+          <w:lang w:val="hi_IN" w:bidi="hi_IN"/>
+        </w:rPr>
+      </w:r>
+      <w:r>
+        <w:rPr>
+          <w:b/>
+          <w:lang w:val="hi_IN" w:bidi="hi_IN"/>
+        </w:rPr>
         <w:t>"विश्वास"</w:t>
       </w:r>
     </w:p>
@@ -21067,6 +24292,21 @@
           <w:b/>
           <w:lang w:val="hi_IN" w:bidi="hi_IN"/>
         </w:rPr>
+        <w:t>τῶν ἐπικαλουμένων τὸν Κύριον</w:t>
+      </w:r>
+    </w:p>
+    <w:p>
+      <w:pPr/>
+      <w:r>
+        <w:rPr>
+          <w:lang w:val="hi_IN" w:bidi="hi_IN"/>
+        </w:rPr>
+      </w:r>
+      <w:r>
+        <w:rPr>
+          <w:b/>
+          <w:lang w:val="hi_IN" w:bidi="hi_IN"/>
+        </w:rPr>
         <w:t>"प्रभु नाम लेते हैं"</w:t>
       </w:r>
     </w:p>
@@ -21163,6 +24403,21 @@
           <w:b/>
           <w:lang w:val="hi_IN" w:bidi="hi_IN"/>
         </w:rPr>
+        <w:t>τὸν Κύριον ἐκ καθαρᾶς καρδίας</w:t>
+      </w:r>
+    </w:p>
+    <w:p>
+      <w:pPr/>
+      <w:r>
+        <w:rPr>
+          <w:lang w:val="hi_IN" w:bidi="hi_IN"/>
+        </w:rPr>
+      </w:r>
+      <w:r>
+        <w:rPr>
+          <w:b/>
+          <w:lang w:val="hi_IN" w:bidi="hi_IN"/>
+        </w:rPr>
         <w:t>"शुद्ध मन से प्रभु का"</w:t>
       </w:r>
     </w:p>
@@ -21272,6 +24527,21 @@
           <w:b/>
           <w:lang w:val="hi_IN" w:bidi="hi_IN"/>
         </w:rPr>
+        <w:t>ἐκ καθαρᾶς καρδίας</w:t>
+      </w:r>
+    </w:p>
+    <w:p>
+      <w:pPr/>
+      <w:r>
+        <w:rPr>
+          <w:lang w:val="hi_IN" w:bidi="hi_IN"/>
+        </w:rPr>
+      </w:r>
+      <w:r>
+        <w:rPr>
+          <w:b/>
+          <w:lang w:val="hi_IN" w:bidi="hi_IN"/>
+        </w:rPr>
         <w:t>"जो शुद्ध मन से"</w:t>
       </w:r>
     </w:p>
@@ -21368,6 +24638,21 @@
           <w:b/>
           <w:lang w:val="hi_IN" w:bidi="hi_IN"/>
         </w:rPr>
+        <w:t>δὲ</w:t>
+      </w:r>
+    </w:p>
+    <w:p>
+      <w:pPr/>
+      <w:r>
+        <w:rPr>
+          <w:lang w:val="hi_IN" w:bidi="hi_IN"/>
+        </w:rPr>
+      </w:r>
+      <w:r>
+        <w:rPr>
+          <w:b/>
+          <w:lang w:val="hi_IN" w:bidi="hi_IN"/>
+        </w:rPr>
         <w:t>"मूर्खता, और अविद्या के विवादों से अलग रह"</w:t>
       </w:r>
     </w:p>
@@ -21451,6 +24736,21 @@
           <w:b/>
           <w:lang w:val="hi_IN" w:bidi="hi_IN"/>
         </w:rPr>
+        <w:t>τὰς &amp; μωρὰς καὶ ἀπαιδεύτους ζητήσεις</w:t>
+      </w:r>
+    </w:p>
+    <w:p>
+      <w:pPr/>
+      <w:r>
+        <w:rPr>
+          <w:lang w:val="hi_IN" w:bidi="hi_IN"/>
+        </w:rPr>
+      </w:r>
+      <w:r>
+        <w:rPr>
+          <w:b/>
+          <w:lang w:val="hi_IN" w:bidi="hi_IN"/>
+        </w:rPr>
         <w:t>"मूर्खता, और अविद्या के विवादों"</w:t>
       </w:r>
     </w:p>
@@ -21534,6 +24834,21 @@
           <w:b/>
           <w:lang w:val="hi_IN" w:bidi="hi_IN"/>
         </w:rPr>
+        <w:t>μωρὰς καὶ ἀπαιδεύτους</w:t>
+      </w:r>
+    </w:p>
+    <w:p>
+      <w:pPr/>
+      <w:r>
+        <w:rPr>
+          <w:lang w:val="hi_IN" w:bidi="hi_IN"/>
+        </w:rPr>
+      </w:r>
+      <w:r>
+        <w:rPr>
+          <w:b/>
+          <w:lang w:val="hi_IN" w:bidi="hi_IN"/>
+        </w:rPr>
         <w:t>"मूर्खता, और अविद्या के विवादों से"</w:t>
       </w:r>
     </w:p>
@@ -21643,6 +24958,21 @@
           <w:b/>
           <w:lang w:val="hi_IN" w:bidi="hi_IN"/>
         </w:rPr>
+        <w:t>γεννῶσι</w:t>
+      </w:r>
+    </w:p>
+    <w:p>
+      <w:pPr/>
+      <w:r>
+        <w:rPr>
+          <w:lang w:val="hi_IN" w:bidi="hi_IN"/>
+        </w:rPr>
+      </w:r>
+      <w:r>
+        <w:rPr>
+          <w:b/>
+          <w:lang w:val="hi_IN" w:bidi="hi_IN"/>
+        </w:rPr>
         <w:t>"झगड़े होते हैं"</w:t>
       </w:r>
     </w:p>
@@ -21752,6 +25082,21 @@
           <w:b/>
           <w:lang w:val="hi_IN" w:bidi="hi_IN"/>
         </w:rPr>
+        <w:t>μάχας</w:t>
+      </w:r>
+    </w:p>
+    <w:p>
+      <w:pPr/>
+      <w:r>
+        <w:rPr>
+          <w:lang w:val="hi_IN" w:bidi="hi_IN"/>
+        </w:rPr>
+      </w:r>
+      <w:r>
+        <w:rPr>
+          <w:b/>
+          <w:lang w:val="hi_IN" w:bidi="hi_IN"/>
+        </w:rPr>
         <w:t>"झगड़े"</w:t>
       </w:r>
     </w:p>
@@ -21848,6 +25193,21 @@
           <w:b/>
           <w:lang w:val="hi_IN" w:bidi="hi_IN"/>
         </w:rPr>
+        <w:t>δὲ</w:t>
+      </w:r>
+    </w:p>
+    <w:p>
+      <w:pPr/>
+      <w:r>
+        <w:rPr>
+          <w:lang w:val="hi_IN" w:bidi="hi_IN"/>
+        </w:rPr>
+      </w:r>
+      <w:r>
+        <w:rPr>
+          <w:b/>
+          <w:lang w:val="hi_IN" w:bidi="hi_IN"/>
+        </w:rPr>
         <w:t>"(परन्तु) और"</w:t>
       </w:r>
     </w:p>
@@ -21986,6 +25346,21 @@
           <w:b/>
           <w:lang w:val="hi_IN" w:bidi="hi_IN"/>
         </w:rPr>
+        <w:t>δοῦλον &amp; Κυρίου</w:t>
+      </w:r>
+    </w:p>
+    <w:p>
+      <w:pPr/>
+      <w:r>
+        <w:rPr>
+          <w:lang w:val="hi_IN" w:bidi="hi_IN"/>
+        </w:rPr>
+      </w:r>
+      <w:r>
+        <w:rPr>
+          <w:b/>
+          <w:lang w:val="hi_IN" w:bidi="hi_IN"/>
+        </w:rPr>
         <w:t>"प्रभु के दास को"</w:t>
       </w:r>
     </w:p>
@@ -22097,6 +25472,21 @@
           <w:b/>
           <w:lang w:val="hi_IN" w:bidi="hi_IN"/>
         </w:rPr>
+        <w:t>δοῦλον &amp; Κυρίου</w:t>
+      </w:r>
+    </w:p>
+    <w:p>
+      <w:pPr/>
+      <w:r>
+        <w:rPr>
+          <w:lang w:val="hi_IN" w:bidi="hi_IN"/>
+        </w:rPr>
+      </w:r>
+      <w:r>
+        <w:rPr>
+          <w:b/>
+          <w:lang w:val="hi_IN" w:bidi="hi_IN"/>
+        </w:rPr>
         <w:t>"प्रभु के दास को"</w:t>
       </w:r>
     </w:p>
@@ -22193,6 +25583,21 @@
           <w:b/>
           <w:lang w:val="hi_IN" w:bidi="hi_IN"/>
         </w:rPr>
+        <w:t>οὐ &amp; μάχεσθαι</w:t>
+      </w:r>
+    </w:p>
+    <w:p>
+      <w:pPr/>
+      <w:r>
+        <w:rPr>
+          <w:lang w:val="hi_IN" w:bidi="hi_IN"/>
+        </w:rPr>
+      </w:r>
+      <w:r>
+        <w:rPr>
+          <w:b/>
+          <w:lang w:val="hi_IN" w:bidi="hi_IN"/>
+        </w:rPr>
         <w:t>"झगड़ालू नहीं होना चाहिए"</w:t>
       </w:r>
     </w:p>
@@ -22289,6 +25694,21 @@
           <w:b/>
           <w:lang w:val="hi_IN" w:bidi="hi_IN"/>
         </w:rPr>
+        <w:t>πάντας</w:t>
+      </w:r>
+    </w:p>
+    <w:p>
+      <w:pPr/>
+      <w:r>
+        <w:rPr>
+          <w:lang w:val="hi_IN" w:bidi="hi_IN"/>
+        </w:rPr>
+      </w:r>
+      <w:r>
+        <w:rPr>
+          <w:b/>
+          <w:lang w:val="hi_IN" w:bidi="hi_IN"/>
+        </w:rPr>
         <w:t>"सब"</w:t>
       </w:r>
     </w:p>
@@ -22385,6 +25805,21 @@
           <w:b/>
           <w:lang w:val="hi_IN" w:bidi="hi_IN"/>
         </w:rPr>
+        <w:t>ἐν πραΰτητι</w:t>
+      </w:r>
+    </w:p>
+    <w:p>
+      <w:pPr/>
+      <w:r>
+        <w:rPr>
+          <w:lang w:val="hi_IN" w:bidi="hi_IN"/>
+        </w:rPr>
+      </w:r>
+      <w:r>
+        <w:rPr>
+          <w:b/>
+          <w:lang w:val="hi_IN" w:bidi="hi_IN"/>
+        </w:rPr>
         <w:t>"नम्रता से"</w:t>
       </w:r>
     </w:p>
@@ -22461,6 +25896,21 @@
           <w:b/>
           <w:lang w:val="hi_IN" w:bidi="hi_IN"/>
         </w:rPr>
+        <w:t>τοὺς ἀντιδιατιθεμένους</w:t>
+      </w:r>
+    </w:p>
+    <w:p>
+      <w:pPr/>
+      <w:r>
+        <w:rPr>
+          <w:lang w:val="hi_IN" w:bidi="hi_IN"/>
+        </w:rPr>
+      </w:r>
+      <w:r>
+        <w:rPr>
+          <w:b/>
+          <w:lang w:val="hi_IN" w:bidi="hi_IN"/>
+        </w:rPr>
         <w:t>""</w:t>
       </w:r>
     </w:p>
@@ -22524,6 +25974,21 @@
           <w:b/>
           <w:lang w:val="hi_IN" w:bidi="hi_IN"/>
         </w:rPr>
+        <w:t>μήποτε δώῃ αὐτοῖς ὁ Θεὸς μετάνοιαν</w:t>
+      </w:r>
+    </w:p>
+    <w:p>
+      <w:pPr/>
+      <w:r>
+        <w:rPr>
+          <w:lang w:val="hi_IN" w:bidi="hi_IN"/>
+        </w:rPr>
+      </w:r>
+      <w:r>
+        <w:rPr>
+          <w:b/>
+          <w:lang w:val="hi_IN" w:bidi="hi_IN"/>
+        </w:rPr>
         <w:t>""</w:t>
       </w:r>
     </w:p>
@@ -22620,6 +26085,21 @@
           <w:b/>
           <w:lang w:val="hi_IN" w:bidi="hi_IN"/>
         </w:rPr>
+        <w:t>μήποτε δώῃ αὐτοῖς &amp; μετάνοιαν εἰς ἐπίγνωσιν ἀληθείας</w:t>
+      </w:r>
+    </w:p>
+    <w:p>
+      <w:pPr/>
+      <w:r>
+        <w:rPr>
+          <w:lang w:val="hi_IN" w:bidi="hi_IN"/>
+        </w:rPr>
+      </w:r>
+      <w:r>
+        <w:rPr>
+          <w:b/>
+          <w:lang w:val="hi_IN" w:bidi="hi_IN"/>
+        </w:rPr>
         <w:t>"सत्य को पहचानें"</w:t>
       </w:r>
     </w:p>
@@ -22696,6 +26176,21 @@
           <w:b/>
           <w:lang w:val="hi_IN" w:bidi="hi_IN"/>
         </w:rPr>
+        <w:t>ἀνανήψωσιν ἐκ τῆς τοῦ διαβόλου παγίδος, ἐζωγρημένοι ὑπ’ αὐτοῦ, εἰς τὸ ἐκείνου θέλημα</w:t>
+      </w:r>
+    </w:p>
+    <w:p>
+      <w:pPr/>
+      <w:r>
+        <w:rPr>
+          <w:lang w:val="hi_IN" w:bidi="hi_IN"/>
+        </w:rPr>
+      </w:r>
+      <w:r>
+        <w:rPr>
+          <w:b/>
+          <w:lang w:val="hi_IN" w:bidi="hi_IN"/>
+        </w:rPr>
         <w:t>"और इसके द्वारा शैतान की इच्छा पूरी करने के लिये सचेत होकर शैतान के फंदे से छूट जाएँ"</w:t>
       </w:r>
     </w:p>
@@ -22821,6 +26316,21 @@
           <w:b/>
           <w:lang w:val="hi_IN" w:bidi="hi_IN"/>
         </w:rPr>
+        <w:t>ἀνανήψωσιν ἐκ τῆς τοῦ διαβόλου παγίδος</w:t>
+      </w:r>
+    </w:p>
+    <w:p>
+      <w:pPr/>
+      <w:r>
+        <w:rPr>
+          <w:lang w:val="hi_IN" w:bidi="hi_IN"/>
+        </w:rPr>
+      </w:r>
+      <w:r>
+        <w:rPr>
+          <w:b/>
+          <w:lang w:val="hi_IN" w:bidi="hi_IN"/>
+        </w:rPr>
         <w:t>"शैतान"</w:t>
       </w:r>
       <w:r>
@@ -22930,6 +26440,21 @@
           <w:b/>
           <w:lang w:val="hi_IN" w:bidi="hi_IN"/>
         </w:rPr>
+        <w:t>ἀνανήψωσιν</w:t>
+      </w:r>
+    </w:p>
+    <w:p>
+      <w:pPr/>
+      <w:r>
+        <w:rPr>
+          <w:lang w:val="hi_IN" w:bidi="hi_IN"/>
+        </w:rPr>
+      </w:r>
+      <w:r>
+        <w:rPr>
+          <w:b/>
+          <w:lang w:val="hi_IN" w:bidi="hi_IN"/>
+        </w:rPr>
         <w:t>""</w:t>
       </w:r>
     </w:p>
@@ -23013,6 +26538,21 @@
           <w:b/>
           <w:lang w:val="hi_IN" w:bidi="hi_IN"/>
         </w:rPr>
+        <w:t>ἐκ τῆς τοῦ διαβόλου παγίδος, ἐζωγρημένοι ὑπ’ αὐτοῦ</w:t>
+      </w:r>
+    </w:p>
+    <w:p>
+      <w:pPr/>
+      <w:r>
+        <w:rPr>
+          <w:lang w:val="hi_IN" w:bidi="hi_IN"/>
+        </w:rPr>
+      </w:r>
+      <w:r>
+        <w:rPr>
+          <w:b/>
+          <w:lang w:val="hi_IN" w:bidi="hi_IN"/>
+        </w:rPr>
         <w:t>""</w:t>
       </w:r>
     </w:p>
@@ -23096,6 +26636,21 @@
           <w:b/>
           <w:lang w:val="hi_IN" w:bidi="hi_IN"/>
         </w:rPr>
+        <w:t>ἐζωγρημένοι ὑπ’ αὐτοῦ</w:t>
+      </w:r>
+    </w:p>
+    <w:p>
+      <w:pPr/>
+      <w:r>
+        <w:rPr>
+          <w:lang w:val="hi_IN" w:bidi="hi_IN"/>
+        </w:rPr>
+      </w:r>
+      <w:r>
+        <w:rPr>
+          <w:b/>
+          <w:lang w:val="hi_IN" w:bidi="hi_IN"/>
+        </w:rPr>
         <w:t>"इसके द्वारा"</w:t>
       </w:r>
       <w:r>
@@ -23205,6 +26760,21 @@
           <w:b/>
           <w:lang w:val="hi_IN" w:bidi="hi_IN"/>
         </w:rPr>
+        <w:t>ὑπ’ αὐτοῦ, εἰς τὸ ἐκείνου θέλημα</w:t>
+      </w:r>
+    </w:p>
+    <w:p>
+      <w:pPr/>
+      <w:r>
+        <w:rPr>
+          <w:lang w:val="hi_IN" w:bidi="hi_IN"/>
+        </w:rPr>
+      </w:r>
+      <w:r>
+        <w:rPr>
+          <w:b/>
+          <w:lang w:val="hi_IN" w:bidi="hi_IN"/>
+        </w:rPr>
         <w:t>"इसके द्वारा शैतान की (उसकी) इच्छा पूरी करने के लिये"</w:t>
       </w:r>
     </w:p>
@@ -23353,6 +26923,21 @@
           <w:b/>
           <w:lang w:val="hi_IN" w:bidi="hi_IN"/>
         </w:rPr>
+        <w:t>εἰς τὸ ἐκείνου θέλημα</w:t>
+      </w:r>
+    </w:p>
+    <w:p>
+      <w:pPr/>
+      <w:r>
+        <w:rPr>
+          <w:lang w:val="hi_IN" w:bidi="hi_IN"/>
+        </w:rPr>
+      </w:r>
+      <w:r>
+        <w:rPr>
+          <w:b/>
+          <w:lang w:val="hi_IN" w:bidi="hi_IN"/>
+        </w:rPr>
         <w:t>""</w:t>
       </w:r>
     </w:p>
@@ -23436,6 +27021,21 @@
           <w:b/>
           <w:lang w:val="hi_IN" w:bidi="hi_IN"/>
         </w:rPr>
+        <w:t>δὲ</w:t>
+      </w:r>
+    </w:p>
+    <w:p>
+      <w:pPr/>
+      <w:r>
+        <w:rPr>
+          <w:lang w:val="hi_IN" w:bidi="hi_IN"/>
+        </w:rPr>
+      </w:r>
+      <w:r>
+        <w:rPr>
+          <w:b/>
+          <w:lang w:val="hi_IN" w:bidi="hi_IN"/>
+        </w:rPr>
         <w:t>"पर"</w:t>
       </w:r>
     </w:p>
@@ -23545,6 +27145,21 @@
           <w:b/>
           <w:lang w:val="hi_IN" w:bidi="hi_IN"/>
         </w:rPr>
+        <w:t>τοῦτο &amp; γίνωσκε, ὅτι</w:t>
+      </w:r>
+    </w:p>
+    <w:p>
+      <w:pPr/>
+      <w:r>
+        <w:rPr>
+          <w:lang w:val="hi_IN" w:bidi="hi_IN"/>
+        </w:rPr>
+      </w:r>
+      <w:r>
+        <w:rPr>
+          <w:b/>
+          <w:lang w:val="hi_IN" w:bidi="hi_IN"/>
+        </w:rPr>
         <w:t>"यह जान रख, कि"</w:t>
       </w:r>
     </w:p>
@@ -23643,6 +27258,21 @@
           <w:b/>
           <w:lang w:val="hi_IN" w:bidi="hi_IN"/>
         </w:rPr>
+        <w:t>ἐν ἐσχάταις ἡμέραις</w:t>
+      </w:r>
+    </w:p>
+    <w:p>
+      <w:pPr/>
+      <w:r>
+        <w:rPr>
+          <w:lang w:val="hi_IN" w:bidi="hi_IN"/>
+        </w:rPr>
+      </w:r>
+      <w:r>
+        <w:rPr>
+          <w:b/>
+          <w:lang w:val="hi_IN" w:bidi="hi_IN"/>
+        </w:rPr>
         <w:t>""</w:t>
       </w:r>
     </w:p>
@@ -23719,6 +27349,21 @@
           <w:b/>
           <w:lang w:val="hi_IN" w:bidi="hi_IN"/>
         </w:rPr>
+        <w:t>ἐνστήσονται καιροὶ χαλεποί</w:t>
+      </w:r>
+    </w:p>
+    <w:p>
+      <w:pPr/>
+      <w:r>
+        <w:rPr>
+          <w:lang w:val="hi_IN" w:bidi="hi_IN"/>
+        </w:rPr>
+      </w:r>
+      <w:r>
+        <w:rPr>
+          <w:b/>
+          <w:lang w:val="hi_IN" w:bidi="hi_IN"/>
+        </w:rPr>
         <w:t>"कठिन समय"</w:t>
       </w:r>
     </w:p>
@@ -23782,6 +27427,21 @@
           <w:b/>
           <w:lang w:val="hi_IN" w:bidi="hi_IN"/>
         </w:rPr>
+        <w:t>γὰρ</w:t>
+      </w:r>
+    </w:p>
+    <w:p>
+      <w:pPr/>
+      <w:r>
+        <w:rPr>
+          <w:lang w:val="hi_IN" w:bidi="hi_IN"/>
+        </w:rPr>
+      </w:r>
+      <w:r>
+        <w:rPr>
+          <w:b/>
+          <w:lang w:val="hi_IN" w:bidi="hi_IN"/>
+        </w:rPr>
         <w:t>"क्योंकि"</w:t>
       </w:r>
     </w:p>
@@ -23891,6 +27551,21 @@
           <w:b/>
           <w:lang w:val="hi_IN" w:bidi="hi_IN"/>
         </w:rPr>
+        <w:t>οἱ ἄνθρωποι</w:t>
+      </w:r>
+    </w:p>
+    <w:p>
+      <w:pPr/>
+      <w:r>
+        <w:rPr>
+          <w:lang w:val="hi_IN" w:bidi="hi_IN"/>
+        </w:rPr>
+      </w:r>
+      <w:r>
+        <w:rPr>
+          <w:b/>
+          <w:lang w:val="hi_IN" w:bidi="hi_IN"/>
+        </w:rPr>
         <w:t>"मनुष्य (पुरुष)"</w:t>
       </w:r>
     </w:p>
@@ -24008,6 +27683,21 @@
           <w:b/>
           <w:lang w:val="hi_IN" w:bidi="hi_IN"/>
         </w:rPr>
+        <w:t>οἱ ἄνθρωποι</w:t>
+      </w:r>
+    </w:p>
+    <w:p>
+      <w:pPr/>
+      <w:r>
+        <w:rPr>
+          <w:lang w:val="hi_IN" w:bidi="hi_IN"/>
+        </w:rPr>
+      </w:r>
+      <w:r>
+        <w:rPr>
+          <w:b/>
+          <w:lang w:val="hi_IN" w:bidi="hi_IN"/>
+        </w:rPr>
         <w:t>"मनुष्य"</w:t>
       </w:r>
     </w:p>
@@ -24104,6 +27794,21 @@
           <w:b/>
           <w:lang w:val="hi_IN" w:bidi="hi_IN"/>
         </w:rPr>
+        <w:t>φίλαυτοι</w:t>
+      </w:r>
+    </w:p>
+    <w:p>
+      <w:pPr/>
+      <w:r>
+        <w:rPr>
+          <w:lang w:val="hi_IN" w:bidi="hi_IN"/>
+        </w:rPr>
+      </w:r>
+      <w:r>
+        <w:rPr>
+          <w:b/>
+          <w:lang w:val="hi_IN" w:bidi="hi_IN"/>
+        </w:rPr>
         <w:t>"स्वार्थी"</w:t>
       </w:r>
     </w:p>
@@ -24180,6 +27885,21 @@
           <w:b/>
           <w:lang w:val="hi_IN" w:bidi="hi_IN"/>
         </w:rPr>
+        <w:t>ἀφιλάγαθοι</w:t>
+      </w:r>
+    </w:p>
+    <w:p>
+      <w:pPr/>
+      <w:r>
+        <w:rPr>
+          <w:lang w:val="hi_IN" w:bidi="hi_IN"/>
+        </w:rPr>
+      </w:r>
+      <w:r>
+        <w:rPr>
+          <w:b/>
+          <w:lang w:val="hi_IN" w:bidi="hi_IN"/>
+        </w:rPr>
         <w:t>"भले के बैरी"</w:t>
       </w:r>
     </w:p>
@@ -24282,6 +28002,21 @@
           <w:b/>
           <w:lang w:val="hi_IN" w:bidi="hi_IN"/>
         </w:rPr>
+        <w:t>τετυφωμένοι</w:t>
+      </w:r>
+    </w:p>
+    <w:p>
+      <w:pPr/>
+      <w:r>
+        <w:rPr>
+          <w:lang w:val="hi_IN" w:bidi="hi_IN"/>
+        </w:rPr>
+      </w:r>
+      <w:r>
+        <w:rPr>
+          <w:b/>
+          <w:lang w:val="hi_IN" w:bidi="hi_IN"/>
+        </w:rPr>
         <w:t>"अभिमानी"</w:t>
       </w:r>
     </w:p>
@@ -24358,6 +28093,21 @@
           <w:b/>
           <w:lang w:val="hi_IN" w:bidi="hi_IN"/>
         </w:rPr>
+        <w:t>τετυφωμένοι</w:t>
+      </w:r>
+    </w:p>
+    <w:p>
+      <w:pPr/>
+      <w:r>
+        <w:rPr>
+          <w:lang w:val="hi_IN" w:bidi="hi_IN"/>
+        </w:rPr>
+      </w:r>
+      <w:r>
+        <w:rPr>
+          <w:b/>
+          <w:lang w:val="hi_IN" w:bidi="hi_IN"/>
+        </w:rPr>
         <w:t>"अभिमानी"</w:t>
       </w:r>
     </w:p>
@@ -24441,6 +28191,21 @@
           <w:b/>
           <w:lang w:val="hi_IN" w:bidi="hi_IN"/>
         </w:rPr>
+        <w:t>ἔχοντες μόρφωσιν εὐσεβείας, τὴν δὲ δύναμιν αὐτῆς ἠρνημένοι</w:t>
+      </w:r>
+    </w:p>
+    <w:p>
+      <w:pPr/>
+      <w:r>
+        <w:rPr>
+          <w:lang w:val="hi_IN" w:bidi="hi_IN"/>
+        </w:rPr>
+      </w:r>
+      <w:r>
+        <w:rPr>
+          <w:b/>
+          <w:lang w:val="hi_IN" w:bidi="hi_IN"/>
+        </w:rPr>
         <w:t>"वे भक्ति का भेष तो धरेंगे, पर उसकी शक्ति को न मानेंगे"</w:t>
       </w:r>
     </w:p>
@@ -24558,6 +28323,21 @@
           <w:b/>
           <w:lang w:val="hi_IN" w:bidi="hi_IN"/>
         </w:rPr>
+        <w:t>ἔχοντες μόρφωσιν εὐσεβείας</w:t>
+      </w:r>
+    </w:p>
+    <w:p>
+      <w:pPr/>
+      <w:r>
+        <w:rPr>
+          <w:lang w:val="hi_IN" w:bidi="hi_IN"/>
+        </w:rPr>
+      </w:r>
+      <w:r>
+        <w:rPr>
+          <w:b/>
+          <w:lang w:val="hi_IN" w:bidi="hi_IN"/>
+        </w:rPr>
         <w:t>""</w:t>
       </w:r>
     </w:p>
@@ -24667,6 +28447,21 @@
           <w:b/>
           <w:lang w:val="hi_IN" w:bidi="hi_IN"/>
         </w:rPr>
+        <w:t>τὴν &amp; δύναμιν αὐτῆς ἠρνημένοι</w:t>
+      </w:r>
+    </w:p>
+    <w:p>
+      <w:pPr/>
+      <w:r>
+        <w:rPr>
+          <w:lang w:val="hi_IN" w:bidi="hi_IN"/>
+        </w:rPr>
+      </w:r>
+      <w:r>
+        <w:rPr>
+          <w:b/>
+          <w:lang w:val="hi_IN" w:bidi="hi_IN"/>
+        </w:rPr>
         <w:t>"उसकी शक्ति को न मानेंगे"</w:t>
       </w:r>
     </w:p>
@@ -24771,6 +28566,21 @@
           <w:b/>
           <w:lang w:val="hi_IN" w:bidi="hi_IN"/>
         </w:rPr>
+        <w:t>καὶ</w:t>
+      </w:r>
+    </w:p>
+    <w:p>
+      <w:pPr/>
+      <w:r>
+        <w:rPr>
+          <w:lang w:val="hi_IN" w:bidi="hi_IN"/>
+        </w:rPr>
+      </w:r>
+      <w:r>
+        <w:rPr>
+          <w:b/>
+          <w:lang w:val="hi_IN" w:bidi="hi_IN"/>
+        </w:rPr>
         <w:t>"ऐसों से परे रहना"</w:t>
       </w:r>
     </w:p>
@@ -24854,6 +28664,21 @@
           <w:b/>
           <w:lang w:val="hi_IN" w:bidi="hi_IN"/>
         </w:rPr>
+        <w:t>τούτους ἀποτρέπου</w:t>
+      </w:r>
+    </w:p>
+    <w:p>
+      <w:pPr/>
+      <w:r>
+        <w:rPr>
+          <w:lang w:val="hi_IN" w:bidi="hi_IN"/>
+        </w:rPr>
+      </w:r>
+      <w:r>
+        <w:rPr>
+          <w:b/>
+          <w:lang w:val="hi_IN" w:bidi="hi_IN"/>
+        </w:rPr>
         <w:t>""</w:t>
       </w:r>
     </w:p>
@@ -24950,6 +28775,21 @@
           <w:b/>
           <w:lang w:val="hi_IN" w:bidi="hi_IN"/>
         </w:rPr>
+        <w:t>τούτους</w:t>
+      </w:r>
+    </w:p>
+    <w:p>
+      <w:pPr/>
+      <w:r>
+        <w:rPr>
+          <w:lang w:val="hi_IN" w:bidi="hi_IN"/>
+        </w:rPr>
+      </w:r>
+      <w:r>
+        <w:rPr>
+          <w:b/>
+          <w:lang w:val="hi_IN" w:bidi="hi_IN"/>
+        </w:rPr>
         <w:t>"ऐसों से परे रहना"</w:t>
       </w:r>
     </w:p>
@@ -25032,6 +28872,21 @@
         <w:rPr>
           <w:lang w:val="hi_IN" w:bidi="hi_IN"/>
         </w:rPr>
+      </w:r>
+    </w:p>
+    <w:p>
+      <w:pPr/>
+      <w:r>
+        <w:rPr>
+          <w:lang w:val="hi_IN" w:bidi="hi_IN"/>
+        </w:rPr>
+      </w:r>
+      <w:r>
+        <w:rPr>
+          <w:b/>
+          <w:lang w:val="hi_IN" w:bidi="hi_IN"/>
+        </w:rPr>
+        <w:t>γάρ</w:t>
       </w:r>
     </w:p>
     <w:p>
@@ -25173,6 +29028,21 @@
           <w:b/>
           <w:lang w:val="hi_IN" w:bidi="hi_IN"/>
         </w:rPr>
+        <w:t>ἐκ τούτων</w:t>
+      </w:r>
+    </w:p>
+    <w:p>
+      <w:pPr/>
+      <w:r>
+        <w:rPr>
+          <w:lang w:val="hi_IN" w:bidi="hi_IN"/>
+        </w:rPr>
+      </w:r>
+      <w:r>
+        <w:rPr>
+          <w:b/>
+          <w:lang w:val="hi_IN" w:bidi="hi_IN"/>
+        </w:rPr>
         <w:t>"इन्हीं में से"</w:t>
       </w:r>
     </w:p>
@@ -25311,6 +29181,21 @@
           <w:b/>
           <w:lang w:val="hi_IN" w:bidi="hi_IN"/>
         </w:rPr>
+        <w:t>οἱ ἐνδύνοντες εἰς τὰς οἰκίας</w:t>
+      </w:r>
+    </w:p>
+    <w:p>
+      <w:pPr/>
+      <w:r>
+        <w:rPr>
+          <w:lang w:val="hi_IN" w:bidi="hi_IN"/>
+        </w:rPr>
+      </w:r>
+      <w:r>
+        <w:rPr>
+          <w:b/>
+          <w:lang w:val="hi_IN" w:bidi="hi_IN"/>
+        </w:rPr>
         <w:t>"जो घरों में दबे पाँव घुस आते हैं"</w:t>
       </w:r>
     </w:p>
@@ -25415,6 +29300,21 @@
           <w:b/>
           <w:lang w:val="hi_IN" w:bidi="hi_IN"/>
         </w:rPr>
+        <w:t>αἰχμαλωτίζοντες</w:t>
+      </w:r>
+    </w:p>
+    <w:p>
+      <w:pPr/>
+      <w:r>
+        <w:rPr>
+          <w:lang w:val="hi_IN" w:bidi="hi_IN"/>
+        </w:rPr>
+      </w:r>
+      <w:r>
+        <w:rPr>
+          <w:b/>
+          <w:lang w:val="hi_IN" w:bidi="hi_IN"/>
+        </w:rPr>
         <w:t>""</w:t>
       </w:r>
     </w:p>
@@ -25491,6 +29391,21 @@
           <w:b/>
           <w:lang w:val="hi_IN" w:bidi="hi_IN"/>
         </w:rPr>
+        <w:t>γυναικάρια</w:t>
+      </w:r>
+    </w:p>
+    <w:p>
+      <w:pPr/>
+      <w:r>
+        <w:rPr>
+          <w:lang w:val="hi_IN" w:bidi="hi_IN"/>
+        </w:rPr>
+      </w:r>
+      <w:r>
+        <w:rPr>
+          <w:b/>
+          <w:lang w:val="hi_IN" w:bidi="hi_IN"/>
+        </w:rPr>
         <w:t>"दुर्बल स्त्रियों को"</w:t>
       </w:r>
     </w:p>
@@ -25567,6 +29482,21 @@
           <w:b/>
           <w:lang w:val="hi_IN" w:bidi="hi_IN"/>
         </w:rPr>
+        <w:t>σεσωρευμένα ἁμαρτίαις</w:t>
+      </w:r>
+    </w:p>
+    <w:p>
+      <w:pPr/>
+      <w:r>
+        <w:rPr>
+          <w:lang w:val="hi_IN" w:bidi="hi_IN"/>
+        </w:rPr>
+      </w:r>
+      <w:r>
+        <w:rPr>
+          <w:b/>
+          <w:lang w:val="hi_IN" w:bidi="hi_IN"/>
+        </w:rPr>
         <w:t>"जो पापों से दबी"</w:t>
       </w:r>
     </w:p>
@@ -25663,6 +29593,21 @@
           <w:b/>
           <w:lang w:val="hi_IN" w:bidi="hi_IN"/>
         </w:rPr>
+        <w:t>σεσωρευμένα ἁμαρτίαις</w:t>
+      </w:r>
+    </w:p>
+    <w:p>
+      <w:pPr/>
+      <w:r>
+        <w:rPr>
+          <w:lang w:val="hi_IN" w:bidi="hi_IN"/>
+        </w:rPr>
+      </w:r>
+      <w:r>
+        <w:rPr>
+          <w:b/>
+          <w:lang w:val="hi_IN" w:bidi="hi_IN"/>
+        </w:rPr>
         <w:t>"जो पापों से दबी"</w:t>
       </w:r>
     </w:p>
@@ -25746,6 +29691,21 @@
           <w:b/>
           <w:lang w:val="hi_IN" w:bidi="hi_IN"/>
         </w:rPr>
+        <w:t>ἀγόμενα ἐπιθυμίαις ποικίλαις</w:t>
+      </w:r>
+    </w:p>
+    <w:p>
+      <w:pPr/>
+      <w:r>
+        <w:rPr>
+          <w:lang w:val="hi_IN" w:bidi="hi_IN"/>
+        </w:rPr>
+      </w:r>
+      <w:r>
+        <w:rPr>
+          <w:b/>
+          <w:lang w:val="hi_IN" w:bidi="hi_IN"/>
+        </w:rPr>
         <w:t>"हर प्रकार की अभिलाषाओं के वश में हैं"</w:t>
       </w:r>
     </w:p>
@@ -25842,6 +29802,21 @@
           <w:b/>
           <w:lang w:val="hi_IN" w:bidi="hi_IN"/>
         </w:rPr>
+        <w:t>ἀγόμενα ἐπιθυμίαις ποικίλαις</w:t>
+      </w:r>
+    </w:p>
+    <w:p>
+      <w:pPr/>
+      <w:r>
+        <w:rPr>
+          <w:lang w:val="hi_IN" w:bidi="hi_IN"/>
+        </w:rPr>
+      </w:r>
+      <w:r>
+        <w:rPr>
+          <w:b/>
+          <w:lang w:val="hi_IN" w:bidi="hi_IN"/>
+        </w:rPr>
         <w:t>"हर प्रकार की अभिलाषाओं के वश में हैं"</w:t>
       </w:r>
     </w:p>
@@ -25925,6 +29900,21 @@
           <w:b/>
           <w:lang w:val="hi_IN" w:bidi="hi_IN"/>
         </w:rPr>
+        <w:t>καὶ</w:t>
+      </w:r>
+    </w:p>
+    <w:p>
+      <w:pPr/>
+      <w:r>
+        <w:rPr>
+          <w:lang w:val="hi_IN" w:bidi="hi_IN"/>
+        </w:rPr>
+      </w:r>
+      <w:r>
+        <w:rPr>
+          <w:b/>
+          <w:lang w:val="hi_IN" w:bidi="hi_IN"/>
+        </w:rPr>
         <w:t>"और"</w:t>
       </w:r>
     </w:p>
@@ -26042,6 +30032,21 @@
           <w:b/>
           <w:lang w:val="hi_IN" w:bidi="hi_IN"/>
         </w:rPr>
+        <w:t>μηδέποτε εἰς ἐπίγνωσιν ἀληθείας ἐλθεῖν δυνάμενα</w:t>
+      </w:r>
+    </w:p>
+    <w:p>
+      <w:pPr/>
+      <w:r>
+        <w:rPr>
+          <w:lang w:val="hi_IN" w:bidi="hi_IN"/>
+        </w:rPr>
+      </w:r>
+      <w:r>
+        <w:rPr>
+          <w:b/>
+          <w:lang w:val="hi_IN" w:bidi="hi_IN"/>
+        </w:rPr>
         <w:t>"पर सत्य की पहचान तक कभी नहीं पहुँचतीं"</w:t>
       </w:r>
     </w:p>
@@ -26138,6 +30143,21 @@
           <w:b/>
           <w:lang w:val="hi_IN" w:bidi="hi_IN"/>
         </w:rPr>
+        <w:t>εἰς ἐπίγνωσιν ἀληθείας</w:t>
+      </w:r>
+    </w:p>
+    <w:p>
+      <w:pPr/>
+      <w:r>
+        <w:rPr>
+          <w:lang w:val="hi_IN" w:bidi="hi_IN"/>
+        </w:rPr>
+      </w:r>
+      <w:r>
+        <w:rPr>
+          <w:b/>
+          <w:lang w:val="hi_IN" w:bidi="hi_IN"/>
+        </w:rPr>
         <w:t>"सत्य की पहचान तक"</w:t>
       </w:r>
     </w:p>
@@ -26247,6 +30267,21 @@
           <w:b/>
           <w:lang w:val="hi_IN" w:bidi="hi_IN"/>
         </w:rPr>
+        <w:t>Ἰάννης καὶ Ἰαμβρῆς ἀντέστησαν Μωϋσεῖ</w:t>
+      </w:r>
+    </w:p>
+    <w:p>
+      <w:pPr/>
+      <w:r>
+        <w:rPr>
+          <w:lang w:val="hi_IN" w:bidi="hi_IN"/>
+        </w:rPr>
+      </w:r>
+      <w:r>
+        <w:rPr>
+          <w:b/>
+          <w:lang w:val="hi_IN" w:bidi="hi_IN"/>
+        </w:rPr>
         <w:t>"यन्नेस और यम्ब्रेस ने"</w:t>
       </w:r>
     </w:p>
@@ -26330,6 +30365,21 @@
           <w:b/>
           <w:lang w:val="hi_IN" w:bidi="hi_IN"/>
         </w:rPr>
+        <w:t>Ἰάννης καὶ Ἰαμβρῆς</w:t>
+      </w:r>
+    </w:p>
+    <w:p>
+      <w:pPr/>
+      <w:r>
+        <w:rPr>
+          <w:lang w:val="hi_IN" w:bidi="hi_IN"/>
+        </w:rPr>
+      </w:r>
+      <w:r>
+        <w:rPr>
+          <w:b/>
+          <w:lang w:val="hi_IN" w:bidi="hi_IN"/>
+        </w:rPr>
         <w:t>"यन्नेस और यम्ब्रेस ने"</w:t>
       </w:r>
     </w:p>
@@ -26399,6 +30449,21 @@
         <w:rPr>
           <w:lang w:val="hi_IN" w:bidi="hi_IN"/>
         </w:rPr>
+      </w:r>
+    </w:p>
+    <w:p>
+      <w:pPr/>
+      <w:r>
+        <w:rPr>
+          <w:lang w:val="hi_IN" w:bidi="hi_IN"/>
+        </w:rPr>
+      </w:r>
+      <w:r>
+        <w:rPr>
+          <w:b/>
+          <w:lang w:val="hi_IN" w:bidi="hi_IN"/>
+        </w:rPr>
+        <w:t>οὗτοι</w:t>
       </w:r>
     </w:p>
     <w:p>
@@ -26527,6 +30592,21 @@
           <w:b/>
           <w:lang w:val="hi_IN" w:bidi="hi_IN"/>
         </w:rPr>
+        <w:t>τῇ ἀληθείᾳ</w:t>
+      </w:r>
+    </w:p>
+    <w:p>
+      <w:pPr/>
+      <w:r>
+        <w:rPr>
+          <w:lang w:val="hi_IN" w:bidi="hi_IN"/>
+        </w:rPr>
+      </w:r>
+      <w:r>
+        <w:rPr>
+          <w:b/>
+          <w:lang w:val="hi_IN" w:bidi="hi_IN"/>
+        </w:rPr>
         <w:t>"सत्य का"</w:t>
       </w:r>
     </w:p>
@@ -26623,6 +30703,21 @@
           <w:b/>
           <w:lang w:val="hi_IN" w:bidi="hi_IN"/>
         </w:rPr>
+        <w:t>ἄνθρωποι</w:t>
+      </w:r>
+    </w:p>
+    <w:p>
+      <w:pPr/>
+      <w:r>
+        <w:rPr>
+          <w:lang w:val="hi_IN" w:bidi="hi_IN"/>
+        </w:rPr>
+      </w:r>
+      <w:r>
+        <w:rPr>
+          <w:b/>
+          <w:lang w:val="hi_IN" w:bidi="hi_IN"/>
+        </w:rPr>
         <w:t>"और जैसे"</w:t>
       </w:r>
     </w:p>
@@ -26680,6 +30775,21 @@
           <w:b/>
           <w:lang w:val="hi_IN" w:bidi="hi_IN"/>
         </w:rPr>
+        <w:t>κατεφθαρμένοι τὸν νοῦν</w:t>
+      </w:r>
+    </w:p>
+    <w:p>
+      <w:pPr/>
+      <w:r>
+        <w:rPr>
+          <w:lang w:val="hi_IN" w:bidi="hi_IN"/>
+        </w:rPr>
+      </w:r>
+      <w:r>
+        <w:rPr>
+          <w:b/>
+          <w:lang w:val="hi_IN" w:bidi="hi_IN"/>
+        </w:rPr>
         <w:t>"तो ऐसे मनुष्य हैं, जिनकी बुद्धि भ्रष्ट हो गई है"</w:t>
       </w:r>
     </w:p>
@@ -26763,6 +30873,21 @@
           <w:b/>
           <w:lang w:val="hi_IN" w:bidi="hi_IN"/>
         </w:rPr>
+        <w:t>τὸν νοῦν</w:t>
+      </w:r>
+    </w:p>
+    <w:p>
+      <w:pPr/>
+      <w:r>
+        <w:rPr>
+          <w:lang w:val="hi_IN" w:bidi="hi_IN"/>
+        </w:rPr>
+      </w:r>
+      <w:r>
+        <w:rPr>
+          <w:b/>
+          <w:lang w:val="hi_IN" w:bidi="hi_IN"/>
+        </w:rPr>
         <w:t>""</w:t>
       </w:r>
     </w:p>
@@ -26839,6 +30964,21 @@
           <w:b/>
           <w:lang w:val="hi_IN" w:bidi="hi_IN"/>
         </w:rPr>
+        <w:t>ἀδόκιμοι περὶ τὴν πίστιν</w:t>
+      </w:r>
+    </w:p>
+    <w:p>
+      <w:pPr/>
+      <w:r>
+        <w:rPr>
+          <w:lang w:val="hi_IN" w:bidi="hi_IN"/>
+        </w:rPr>
+      </w:r>
+      <w:r>
+        <w:rPr>
+          <w:b/>
+          <w:lang w:val="hi_IN" w:bidi="hi_IN"/>
+        </w:rPr>
         <w:t>"विश्वास के विषय में निकम्मे हैं"</w:t>
       </w:r>
     </w:p>
@@ -26922,6 +31062,21 @@
           <w:b/>
           <w:lang w:val="hi_IN" w:bidi="hi_IN"/>
         </w:rPr>
+        <w:t>περὶ τὴν πίστιν</w:t>
+      </w:r>
+    </w:p>
+    <w:p>
+      <w:pPr/>
+      <w:r>
+        <w:rPr>
+          <w:lang w:val="hi_IN" w:bidi="hi_IN"/>
+        </w:rPr>
+      </w:r>
+      <w:r>
+        <w:rPr>
+          <w:b/>
+          <w:lang w:val="hi_IN" w:bidi="hi_IN"/>
+        </w:rPr>
         <w:t>"विश्वास के विषय में"</w:t>
       </w:r>
     </w:p>
@@ -27052,6 +31207,21 @@
           <w:b/>
           <w:lang w:val="hi_IN" w:bidi="hi_IN"/>
         </w:rPr>
+        <w:t>περὶ τὴν πίστιν</w:t>
+      </w:r>
+    </w:p>
+    <w:p>
+      <w:pPr/>
+      <w:r>
+        <w:rPr>
+          <w:lang w:val="hi_IN" w:bidi="hi_IN"/>
+        </w:rPr>
+      </w:r>
+      <w:r>
+        <w:rPr>
+          <w:b/>
+          <w:lang w:val="hi_IN" w:bidi="hi_IN"/>
+        </w:rPr>
         <w:t>"विश्वास के विषय में निकम्मे हैं"</w:t>
       </w:r>
     </w:p>
@@ -27114,6 +31284,21 @@
         <w:rPr>
           <w:lang w:val="hi_IN" w:bidi="hi_IN"/>
         </w:rPr>
+      </w:r>
+    </w:p>
+    <w:p>
+      <w:pPr/>
+      <w:r>
+        <w:rPr>
+          <w:lang w:val="hi_IN" w:bidi="hi_IN"/>
+        </w:rPr>
+      </w:r>
+      <w:r>
+        <w:rPr>
+          <w:b/>
+          <w:lang w:val="hi_IN" w:bidi="hi_IN"/>
+        </w:rPr>
+        <w:t>ἀλλ’</w:t>
       </w:r>
     </w:p>
     <w:p>
@@ -27229,6 +31414,21 @@
           <w:b/>
           <w:lang w:val="hi_IN" w:bidi="hi_IN"/>
         </w:rPr>
+        <w:t>οὐ προκόψουσιν ἐπὶ πλεῖον</w:t>
+      </w:r>
+    </w:p>
+    <w:p>
+      <w:pPr/>
+      <w:r>
+        <w:rPr>
+          <w:lang w:val="hi_IN" w:bidi="hi_IN"/>
+        </w:rPr>
+      </w:r>
+      <w:r>
+        <w:rPr>
+          <w:b/>
+          <w:lang w:val="hi_IN" w:bidi="hi_IN"/>
+        </w:rPr>
         <w:t>"वे इससे आगे नहीं"</w:t>
       </w:r>
     </w:p>
@@ -27312,6 +31512,21 @@
           <w:b/>
           <w:lang w:val="hi_IN" w:bidi="hi_IN"/>
         </w:rPr>
+        <w:t>ἡ &amp; ἄνοια αὐτῶν</w:t>
+      </w:r>
+    </w:p>
+    <w:p>
+      <w:pPr/>
+      <w:r>
+        <w:rPr>
+          <w:lang w:val="hi_IN" w:bidi="hi_IN"/>
+        </w:rPr>
+      </w:r>
+      <w:r>
+        <w:rPr>
+          <w:b/>
+          <w:lang w:val="hi_IN" w:bidi="hi_IN"/>
+        </w:rPr>
         <w:t>"उनकी अज्ञानता"</w:t>
       </w:r>
     </w:p>
@@ -27408,6 +31623,21 @@
           <w:b/>
           <w:lang w:val="hi_IN" w:bidi="hi_IN"/>
         </w:rPr>
+        <w:t>πᾶσιν</w:t>
+      </w:r>
+    </w:p>
+    <w:p>
+      <w:pPr/>
+      <w:r>
+        <w:rPr>
+          <w:lang w:val="hi_IN" w:bidi="hi_IN"/>
+        </w:rPr>
+      </w:r>
+      <w:r>
+        <w:rPr>
+          <w:b/>
+          <w:lang w:val="hi_IN" w:bidi="hi_IN"/>
+        </w:rPr>
         <w:t>"सब मनुष्यों पर"</w:t>
       </w:r>
     </w:p>
@@ -27504,6 +31734,21 @@
           <w:b/>
           <w:lang w:val="hi_IN" w:bidi="hi_IN"/>
         </w:rPr>
+        <w:t>πᾶσιν</w:t>
+      </w:r>
+    </w:p>
+    <w:p>
+      <w:pPr/>
+      <w:r>
+        <w:rPr>
+          <w:lang w:val="hi_IN" w:bidi="hi_IN"/>
+        </w:rPr>
+      </w:r>
+      <w:r>
+        <w:rPr>
+          <w:b/>
+          <w:lang w:val="hi_IN" w:bidi="hi_IN"/>
+        </w:rPr>
         <w:t>"प्रगट हो गई थी"</w:t>
       </w:r>
     </w:p>
@@ -27580,6 +31825,21 @@
           <w:b/>
           <w:lang w:val="hi_IN" w:bidi="hi_IN"/>
         </w:rPr>
+        <w:t>ἡ ἐκείνων</w:t>
+      </w:r>
+    </w:p>
+    <w:p>
+      <w:pPr/>
+      <w:r>
+        <w:rPr>
+          <w:lang w:val="hi_IN" w:bidi="hi_IN"/>
+        </w:rPr>
+      </w:r>
+      <w:r>
+        <w:rPr>
+          <w:b/>
+          <w:lang w:val="hi_IN" w:bidi="hi_IN"/>
+        </w:rPr>
         <w:t>"इनकी"</w:t>
       </w:r>
     </w:p>
@@ -27656,6 +31916,21 @@
           <w:b/>
           <w:lang w:val="hi_IN" w:bidi="hi_IN"/>
         </w:rPr>
+        <w:t>ἐγένετο</w:t>
+      </w:r>
+    </w:p>
+    <w:p>
+      <w:pPr/>
+      <w:r>
+        <w:rPr>
+          <w:lang w:val="hi_IN" w:bidi="hi_IN"/>
+        </w:rPr>
+      </w:r>
+      <w:r>
+        <w:rPr>
+          <w:b/>
+          <w:lang w:val="hi_IN" w:bidi="hi_IN"/>
+        </w:rPr>
         <w:t>"हो जाएगी"</w:t>
       </w:r>
     </w:p>
@@ -27725,6 +32000,21 @@
         <w:rPr>
           <w:lang w:val="hi_IN" w:bidi="hi_IN"/>
         </w:rPr>
+      </w:r>
+    </w:p>
+    <w:p>
+      <w:pPr/>
+      <w:r>
+        <w:rPr>
+          <w:lang w:val="hi_IN" w:bidi="hi_IN"/>
+        </w:rPr>
+      </w:r>
+      <w:r>
+        <w:rPr>
+          <w:b/>
+          <w:lang w:val="hi_IN" w:bidi="hi_IN"/>
+        </w:rPr>
+        <w:t>ἐγένετο</w:t>
       </w:r>
     </w:p>
     <w:p>
@@ -27866,6 +32156,21 @@
           <w:b/>
           <w:lang w:val="hi_IN" w:bidi="hi_IN"/>
         </w:rPr>
+        <w:t>σὺ δὲ</w:t>
+      </w:r>
+    </w:p>
+    <w:p>
+      <w:pPr/>
+      <w:r>
+        <w:rPr>
+          <w:lang w:val="hi_IN" w:bidi="hi_IN"/>
+        </w:rPr>
+      </w:r>
+      <w:r>
+        <w:rPr>
+          <w:b/>
+          <w:lang w:val="hi_IN" w:bidi="hi_IN"/>
+        </w:rPr>
         <w:t>"पर तूने"</w:t>
       </w:r>
     </w:p>
@@ -27991,6 +32296,21 @@
           <w:b/>
           <w:lang w:val="hi_IN" w:bidi="hi_IN"/>
         </w:rPr>
+        <w:t>σὺ &amp; παρηκολούθησάς</w:t>
+      </w:r>
+    </w:p>
+    <w:p>
+      <w:pPr/>
+      <w:r>
+        <w:rPr>
+          <w:lang w:val="hi_IN" w:bidi="hi_IN"/>
+        </w:rPr>
+      </w:r>
+      <w:r>
+        <w:rPr>
+          <w:b/>
+          <w:lang w:val="hi_IN" w:bidi="hi_IN"/>
+        </w:rPr>
         <w:t>"तूने उपदेश"</w:t>
       </w:r>
     </w:p>
@@ -28074,6 +32394,21 @@
           <w:b/>
           <w:lang w:val="hi_IN" w:bidi="hi_IN"/>
         </w:rPr>
+        <w:t>μου τῇ διδασκαλίᾳ, τῇ ἀγωγῇ, τῇ προθέσει, τῇ πίστει, τῇ μακροθυμίᾳ, τῇ ἀγάπῃ, τῇ ὑπομονῇ &amp; τοῖς διωγμοῖς, τοῖς παθήμασιν, οἷά</w:t>
+      </w:r>
+    </w:p>
+    <w:p>
+      <w:pPr/>
+      <w:r>
+        <w:rPr>
+          <w:lang w:val="hi_IN" w:bidi="hi_IN"/>
+        </w:rPr>
+      </w:r>
+      <w:r>
+        <w:rPr>
+          <w:b/>
+          <w:lang w:val="hi_IN" w:bidi="hi_IN"/>
+        </w:rPr>
         <w:t>"उपदेश"</w:t>
       </w:r>
     </w:p>
@@ -28150,6 +32485,21 @@
           <w:b/>
           <w:lang w:val="hi_IN" w:bidi="hi_IN"/>
         </w:rPr>
+        <w:t>οἷά</w:t>
+      </w:r>
+    </w:p>
+    <w:p>
+      <w:pPr/>
+      <w:r>
+        <w:rPr>
+          <w:lang w:val="hi_IN" w:bidi="hi_IN"/>
+        </w:rPr>
+      </w:r>
+      <w:r>
+        <w:rPr>
+          <w:b/>
+          <w:lang w:val="hi_IN" w:bidi="hi_IN"/>
+        </w:rPr>
         <w:t>"ऐसे"</w:t>
       </w:r>
     </w:p>
@@ -28314,6 +32664,21 @@
           <w:b/>
           <w:lang w:val="hi_IN" w:bidi="hi_IN"/>
         </w:rPr>
+        <w:t>οἵους διωγμοὺς ὑπήνεγκα</w:t>
+      </w:r>
+    </w:p>
+    <w:p>
+      <w:pPr/>
+      <w:r>
+        <w:rPr>
+          <w:lang w:val="hi_IN" w:bidi="hi_IN"/>
+        </w:rPr>
+      </w:r>
+      <w:r>
+        <w:rPr>
+          <w:b/>
+          <w:lang w:val="hi_IN" w:bidi="hi_IN"/>
+        </w:rPr>
         <w:t>"ऐसे उत्पीड़नों को सहा"</w:t>
       </w:r>
     </w:p>
@@ -28377,6 +32742,21 @@
           <w:b/>
           <w:lang w:val="hi_IN" w:bidi="hi_IN"/>
         </w:rPr>
+        <w:t>οἵους διωγμοὺς ὑπήνεγκα</w:t>
+      </w:r>
+    </w:p>
+    <w:p>
+      <w:pPr/>
+      <w:r>
+        <w:rPr>
+          <w:lang w:val="hi_IN" w:bidi="hi_IN"/>
+        </w:rPr>
+      </w:r>
+      <w:r>
+        <w:rPr>
+          <w:b/>
+          <w:lang w:val="hi_IN" w:bidi="hi_IN"/>
+        </w:rPr>
         <w:t>"मैंने ऐसे उत्पीड़नों को सहा"</w:t>
       </w:r>
     </w:p>
@@ -28489,6 +32869,21 @@
           <w:b/>
           <w:lang w:val="hi_IN" w:bidi="hi_IN"/>
         </w:rPr>
+        <w:t>καὶ</w:t>
+      </w:r>
+    </w:p>
+    <w:p>
+      <w:pPr/>
+      <w:r>
+        <w:rPr>
+          <w:lang w:val="hi_IN" w:bidi="hi_IN"/>
+        </w:rPr>
+      </w:r>
+      <w:r>
+        <w:rPr>
+          <w:b/>
+          <w:lang w:val="hi_IN" w:bidi="hi_IN"/>
+        </w:rPr>
         <w:t>"और"</w:t>
       </w:r>
     </w:p>
@@ -28606,6 +33001,21 @@
           <w:b/>
           <w:lang w:val="hi_IN" w:bidi="hi_IN"/>
         </w:rPr>
+        <w:t>καὶ &amp; δὲ</w:t>
+      </w:r>
+    </w:p>
+    <w:p>
+      <w:pPr/>
+      <w:r>
+        <w:rPr>
+          <w:lang w:val="hi_IN" w:bidi="hi_IN"/>
+        </w:rPr>
+      </w:r>
+      <w:r>
+        <w:rPr>
+          <w:b/>
+          <w:lang w:val="hi_IN" w:bidi="hi_IN"/>
+        </w:rPr>
         <w:t>"मसीह यीशु में भक्ति के जीवन बिताना"</w:t>
       </w:r>
     </w:p>
@@ -28682,6 +33092,21 @@
           <w:b/>
           <w:lang w:val="hi_IN" w:bidi="hi_IN"/>
         </w:rPr>
+        <w:t>πάντες &amp; οἱ θέλοντες ζῆν εὐσεβῶς ἐν Χριστῷ Ἰησοῦ διωχθήσονται</w:t>
+      </w:r>
+    </w:p>
+    <w:p>
+      <w:pPr/>
+      <w:r>
+        <w:rPr>
+          <w:lang w:val="hi_IN" w:bidi="hi_IN"/>
+        </w:rPr>
+      </w:r>
+      <w:r>
+        <w:rPr>
+          <w:b/>
+          <w:lang w:val="hi_IN" w:bidi="hi_IN"/>
+        </w:rPr>
         <w:t>"सताए जाएँगे"</w:t>
       </w:r>
     </w:p>
@@ -28765,6 +33190,21 @@
           <w:b/>
           <w:lang w:val="hi_IN" w:bidi="hi_IN"/>
         </w:rPr>
+        <w:t>ἐν Χριστῷ Ἰησοῦ</w:t>
+      </w:r>
+    </w:p>
+    <w:p>
+      <w:pPr/>
+      <w:r>
+        <w:rPr>
+          <w:lang w:val="hi_IN" w:bidi="hi_IN"/>
+        </w:rPr>
+      </w:r>
+      <w:r>
+        <w:rPr>
+          <w:b/>
+          <w:lang w:val="hi_IN" w:bidi="hi_IN"/>
+        </w:rPr>
         <w:t>"मसीह यीशु में"</w:t>
       </w:r>
     </w:p>
@@ -28955,6 +33395,21 @@
           <w:b/>
           <w:lang w:val="hi_IN" w:bidi="hi_IN"/>
         </w:rPr>
+        <w:t>δὲ</w:t>
+      </w:r>
+    </w:p>
+    <w:p>
+      <w:pPr/>
+      <w:r>
+        <w:rPr>
+          <w:lang w:val="hi_IN" w:bidi="hi_IN"/>
+        </w:rPr>
+      </w:r>
+      <w:r>
+        <w:rPr>
+          <w:b/>
+          <w:lang w:val="hi_IN" w:bidi="hi_IN"/>
+        </w:rPr>
         <w:t>"और (परन्तु) दुष्ट"</w:t>
       </w:r>
     </w:p>
@@ -29098,6 +33553,21 @@
           <w:b/>
           <w:lang w:val="hi_IN" w:bidi="hi_IN"/>
         </w:rPr>
+        <w:t>ἄνθρωποι</w:t>
+      </w:r>
+    </w:p>
+    <w:p>
+      <w:pPr/>
+      <w:r>
+        <w:rPr>
+          <w:lang w:val="hi_IN" w:bidi="hi_IN"/>
+        </w:rPr>
+      </w:r>
+      <w:r>
+        <w:rPr>
+          <w:b/>
+          <w:lang w:val="hi_IN" w:bidi="hi_IN"/>
+        </w:rPr>
         <w:t>""</w:t>
       </w:r>
     </w:p>
@@ -29194,6 +33664,21 @@
           <w:b/>
           <w:lang w:val="hi_IN" w:bidi="hi_IN"/>
         </w:rPr>
+        <w:t>πονηροὶ &amp; ἄνθρωποι καὶ γόητες</w:t>
+      </w:r>
+    </w:p>
+    <w:p>
+      <w:pPr/>
+      <w:r>
+        <w:rPr>
+          <w:lang w:val="hi_IN" w:bidi="hi_IN"/>
+        </w:rPr>
+      </w:r>
+      <w:r>
+        <w:rPr>
+          <w:b/>
+          <w:lang w:val="hi_IN" w:bidi="hi_IN"/>
+        </w:rPr>
         <w:t>"दुष्ट, और बहकानेवाले"</w:t>
       </w:r>
     </w:p>
@@ -29290,6 +33775,21 @@
           <w:b/>
           <w:lang w:val="hi_IN" w:bidi="hi_IN"/>
         </w:rPr>
+        <w:t>προκόψουσιν ἐπὶ τὸ χεῖρον</w:t>
+      </w:r>
+    </w:p>
+    <w:p>
+      <w:pPr/>
+      <w:r>
+        <w:rPr>
+          <w:lang w:val="hi_IN" w:bidi="hi_IN"/>
+        </w:rPr>
+      </w:r>
+      <w:r>
+        <w:rPr>
+          <w:b/>
+          <w:lang w:val="hi_IN" w:bidi="hi_IN"/>
+        </w:rPr>
         <w:t>"बिगड़ते चले जाएँगे"</w:t>
       </w:r>
     </w:p>
@@ -29353,6 +33853,21 @@
           <w:b/>
           <w:lang w:val="hi_IN" w:bidi="hi_IN"/>
         </w:rPr>
+        <w:t>ἐπὶ τὸ χεῖρον</w:t>
+      </w:r>
+    </w:p>
+    <w:p>
+      <w:pPr/>
+      <w:r>
+        <w:rPr>
+          <w:lang w:val="hi_IN" w:bidi="hi_IN"/>
+        </w:rPr>
+      </w:r>
+      <w:r>
+        <w:rPr>
+          <w:b/>
+          <w:lang w:val="hi_IN" w:bidi="hi_IN"/>
+        </w:rPr>
         <w:t>"बिगड़ते"</w:t>
       </w:r>
     </w:p>
@@ -29436,6 +33951,21 @@
           <w:b/>
           <w:lang w:val="hi_IN" w:bidi="hi_IN"/>
         </w:rPr>
+        <w:t>πλανῶντες καὶ πλανώμενοι</w:t>
+      </w:r>
+    </w:p>
+    <w:p>
+      <w:pPr/>
+      <w:r>
+        <w:rPr>
+          <w:lang w:val="hi_IN" w:bidi="hi_IN"/>
+        </w:rPr>
+      </w:r>
+      <w:r>
+        <w:rPr>
+          <w:b/>
+          <w:lang w:val="hi_IN" w:bidi="hi_IN"/>
+        </w:rPr>
         <w:t>""</w:t>
       </w:r>
     </w:p>
@@ -29532,6 +34062,21 @@
           <w:b/>
           <w:lang w:val="hi_IN" w:bidi="hi_IN"/>
         </w:rPr>
+        <w:t>πλανώμενοι</w:t>
+      </w:r>
+    </w:p>
+    <w:p>
+      <w:pPr/>
+      <w:r>
+        <w:rPr>
+          <w:lang w:val="hi_IN" w:bidi="hi_IN"/>
+        </w:rPr>
+      </w:r>
+      <w:r>
+        <w:rPr>
+          <w:b/>
+          <w:lang w:val="hi_IN" w:bidi="hi_IN"/>
+        </w:rPr>
         <w:t>"धोखा देते हुए, और धोखा खाते हुए"</w:t>
       </w:r>
     </w:p>
@@ -29615,6 +34160,21 @@
           <w:b/>
           <w:lang w:val="hi_IN" w:bidi="hi_IN"/>
         </w:rPr>
+        <w:t>σὺ δὲ</w:t>
+      </w:r>
+    </w:p>
+    <w:p>
+      <w:pPr/>
+      <w:r>
+        <w:rPr>
+          <w:lang w:val="hi_IN" w:bidi="hi_IN"/>
+        </w:rPr>
+      </w:r>
+      <w:r>
+        <w:rPr>
+          <w:b/>
+          <w:lang w:val="hi_IN" w:bidi="hi_IN"/>
+        </w:rPr>
         <w:t>"पर तू"</w:t>
       </w:r>
     </w:p>
@@ -29719,6 +34279,21 @@
           <w:b/>
           <w:lang w:val="hi_IN" w:bidi="hi_IN"/>
         </w:rPr>
+        <w:t>μένε ἐν οἷς ἔμαθες καὶ ἐπιστώθης, εἰδὼς παρὰ τίνων ἔμαθες</w:t>
+      </w:r>
+    </w:p>
+    <w:p>
+      <w:pPr/>
+      <w:r>
+        <w:rPr>
+          <w:lang w:val="hi_IN" w:bidi="hi_IN"/>
+        </w:rPr>
+      </w:r>
+      <w:r>
+        <w:rPr>
+          <w:b/>
+          <w:lang w:val="hi_IN" w:bidi="hi_IN"/>
+        </w:rPr>
         <w:t>"पर तू इन बातों पर जो तूने सीखी हैं और विश्वास किया था, यह जानकर दृढ़ बना रह; कि तूने उन्हें किन लोगों से सीखा है"</w:t>
       </w:r>
     </w:p>
@@ -29818,6 +34393,21 @@
           <w:b/>
           <w:lang w:val="hi_IN" w:bidi="hi_IN"/>
         </w:rPr>
+        <w:t>μένε ἐν</w:t>
+      </w:r>
+    </w:p>
+    <w:p>
+      <w:pPr/>
+      <w:r>
+        <w:rPr>
+          <w:lang w:val="hi_IN" w:bidi="hi_IN"/>
+        </w:rPr>
+      </w:r>
+      <w:r>
+        <w:rPr>
+          <w:b/>
+          <w:lang w:val="hi_IN" w:bidi="hi_IN"/>
+        </w:rPr>
         <w:t>""</w:t>
       </w:r>
     </w:p>
@@ -29901,6 +34491,21 @@
           <w:b/>
           <w:lang w:val="hi_IN" w:bidi="hi_IN"/>
         </w:rPr>
+        <w:t>ἐπιστώθης</w:t>
+      </w:r>
+    </w:p>
+    <w:p>
+      <w:pPr/>
+      <w:r>
+        <w:rPr>
+          <w:lang w:val="hi_IN" w:bidi="hi_IN"/>
+        </w:rPr>
+      </w:r>
+      <w:r>
+        <w:rPr>
+          <w:b/>
+          <w:lang w:val="hi_IN" w:bidi="hi_IN"/>
+        </w:rPr>
         <w:t>"विश्वास किया था"</w:t>
       </w:r>
     </w:p>
@@ -29984,6 +34589,21 @@
           <w:b/>
           <w:lang w:val="hi_IN" w:bidi="hi_IN"/>
         </w:rPr>
+        <w:t>εἰδὼς παρὰ τίνων ἔμαθες</w:t>
+      </w:r>
+    </w:p>
+    <w:p>
+      <w:pPr/>
+      <w:r>
+        <w:rPr>
+          <w:lang w:val="hi_IN" w:bidi="hi_IN"/>
+        </w:rPr>
+      </w:r>
+      <w:r>
+        <w:rPr>
+          <w:b/>
+          <w:lang w:val="hi_IN" w:bidi="hi_IN"/>
+        </w:rPr>
         <w:t>"कि तूने उन्हें किन लोगों से सीखा है"</w:t>
       </w:r>
     </w:p>
@@ -30075,6 +34695,21 @@
           <w:b/>
           <w:lang w:val="hi_IN" w:bidi="hi_IN"/>
         </w:rPr>
+        <w:t>ἀπὸ βρέφους</w:t>
+      </w:r>
+    </w:p>
+    <w:p>
+      <w:pPr/>
+      <w:r>
+        <w:rPr>
+          <w:lang w:val="hi_IN" w:bidi="hi_IN"/>
+        </w:rPr>
+      </w:r>
+      <w:r>
+        <w:rPr>
+          <w:b/>
+          <w:lang w:val="hi_IN" w:bidi="hi_IN"/>
+        </w:rPr>
         <w:t>"बालकपन से"</w:t>
       </w:r>
     </w:p>
@@ -30171,6 +34806,21 @@
           <w:b/>
           <w:lang w:val="hi_IN" w:bidi="hi_IN"/>
         </w:rPr>
+        <w:t>εἰς σωτηρίαν διὰ πίστεως τῆς ἐν Χριστῷ Ἰησοῦ</w:t>
+      </w:r>
+    </w:p>
+    <w:p>
+      <w:pPr/>
+      <w:r>
+        <w:rPr>
+          <w:lang w:val="hi_IN" w:bidi="hi_IN"/>
+        </w:rPr>
+      </w:r>
+      <w:r>
+        <w:rPr>
+          <w:b/>
+          <w:lang w:val="hi_IN" w:bidi="hi_IN"/>
+        </w:rPr>
         <w:t>"मसीह पर विश्वास करने से उद्धार प्राप्त करने के लिये"</w:t>
       </w:r>
     </w:p>
@@ -30267,6 +34917,21 @@
           <w:b/>
           <w:lang w:val="hi_IN" w:bidi="hi_IN"/>
         </w:rPr>
+        <w:t>τῆς ἐν Χριστῷ Ἰησοῦ</w:t>
+      </w:r>
+    </w:p>
+    <w:p>
+      <w:pPr/>
+      <w:r>
+        <w:rPr>
+          <w:lang w:val="hi_IN" w:bidi="hi_IN"/>
+        </w:rPr>
+      </w:r>
+      <w:r>
+        <w:rPr>
+          <w:b/>
+          <w:lang w:val="hi_IN" w:bidi="hi_IN"/>
+        </w:rPr>
         <w:t>"जो ... मसीह पर"</w:t>
       </w:r>
     </w:p>
@@ -30444,6 +35109,21 @@
           <w:b/>
           <w:lang w:val="hi_IN" w:bidi="hi_IN"/>
         </w:rPr>
+        <w:t>πᾶσα Γραφὴ θεόπνευστος καὶ ὠφέλιμος</w:t>
+      </w:r>
+    </w:p>
+    <w:p>
+      <w:pPr/>
+      <w:r>
+        <w:rPr>
+          <w:lang w:val="hi_IN" w:bidi="hi_IN"/>
+        </w:rPr>
+      </w:r>
+      <w:r>
+        <w:rPr>
+          <w:b/>
+          <w:lang w:val="hi_IN" w:bidi="hi_IN"/>
+        </w:rPr>
         <w:t>"सम्पूर्ण पवित्रशास्त्र परमेश्वर की प्रेरणा से रचा गया है और ... लाभदायक है"</w:t>
       </w:r>
     </w:p>
@@ -30535,6 +35215,21 @@
           <w:b/>
           <w:lang w:val="hi_IN" w:bidi="hi_IN"/>
         </w:rPr>
+        <w:t>πᾶσα Γραφὴ θεόπνευστος καὶ</w:t>
+      </w:r>
+    </w:p>
+    <w:p>
+      <w:pPr/>
+      <w:r>
+        <w:rPr>
+          <w:lang w:val="hi_IN" w:bidi="hi_IN"/>
+        </w:rPr>
+      </w:r>
+      <w:r>
+        <w:rPr>
+          <w:b/>
+          <w:lang w:val="hi_IN" w:bidi="hi_IN"/>
+        </w:rPr>
         <w:t>""</w:t>
       </w:r>
     </w:p>
@@ -30631,6 +35326,21 @@
           <w:b/>
           <w:lang w:val="hi_IN" w:bidi="hi_IN"/>
         </w:rPr>
+        <w:t>πᾶσα Γραφὴ</w:t>
+      </w:r>
+    </w:p>
+    <w:p>
+      <w:pPr/>
+      <w:r>
+        <w:rPr>
+          <w:lang w:val="hi_IN" w:bidi="hi_IN"/>
+        </w:rPr>
+      </w:r>
+      <w:r>
+        <w:rPr>
+          <w:b/>
+          <w:lang w:val="hi_IN" w:bidi="hi_IN"/>
+        </w:rPr>
         <w:t>"सम्पूर्ण पवित्रशास्त्र"</w:t>
       </w:r>
     </w:p>
@@ -30720,6 +35430,21 @@
           <w:b/>
           <w:lang w:val="hi_IN" w:bidi="hi_IN"/>
         </w:rPr>
+        <w:t>ὠφέλιμος</w:t>
+      </w:r>
+    </w:p>
+    <w:p>
+      <w:pPr/>
+      <w:r>
+        <w:rPr>
+          <w:lang w:val="hi_IN" w:bidi="hi_IN"/>
+        </w:rPr>
+      </w:r>
+      <w:r>
+        <w:rPr>
+          <w:b/>
+          <w:lang w:val="hi_IN" w:bidi="hi_IN"/>
+        </w:rPr>
         <w:t>""</w:t>
       </w:r>
     </w:p>
@@ -30796,6 +35521,21 @@
           <w:b/>
           <w:lang w:val="hi_IN" w:bidi="hi_IN"/>
         </w:rPr>
+        <w:t>πρὸς διδασκαλίαν, πρὸς ἐλεγμόν, πρὸς ἐπανόρθωσιν, πρὸς παιδείαν τὴν ἐν δικαιοσύνῃ</w:t>
+      </w:r>
+    </w:p>
+    <w:p>
+      <w:pPr/>
+      <w:r>
+        <w:rPr>
+          <w:lang w:val="hi_IN" w:bidi="hi_IN"/>
+        </w:rPr>
+      </w:r>
+      <w:r>
+        <w:rPr>
+          <w:b/>
+          <w:lang w:val="hi_IN" w:bidi="hi_IN"/>
+        </w:rPr>
         <w:t>""</w:t>
       </w:r>
     </w:p>
@@ -30872,6 +35612,21 @@
           <w:b/>
           <w:lang w:val="hi_IN" w:bidi="hi_IN"/>
         </w:rPr>
+        <w:t>ἵνα</w:t>
+      </w:r>
+    </w:p>
+    <w:p>
+      <w:pPr/>
+      <w:r>
+        <w:rPr>
+          <w:lang w:val="hi_IN" w:bidi="hi_IN"/>
+        </w:rPr>
+      </w:r>
+      <w:r>
+        <w:rPr>
+          <w:b/>
+          <w:lang w:val="hi_IN" w:bidi="hi_IN"/>
+        </w:rPr>
         <w:t>"ताकि"</w:t>
       </w:r>
     </w:p>
@@ -30976,6 +35731,21 @@
           <w:b/>
           <w:lang w:val="hi_IN" w:bidi="hi_IN"/>
         </w:rPr>
+        <w:t>ὁ τοῦ Θεοῦ ἄνθρωπος</w:t>
+      </w:r>
+    </w:p>
+    <w:p>
+      <w:pPr/>
+      <w:r>
+        <w:rPr>
+          <w:lang w:val="hi_IN" w:bidi="hi_IN"/>
+        </w:rPr>
+      </w:r>
+      <w:r>
+        <w:rPr>
+          <w:b/>
+          <w:lang w:val="hi_IN" w:bidi="hi_IN"/>
+        </w:rPr>
         <w:t>"परमेश्वर का जन"</w:t>
       </w:r>
     </w:p>
@@ -31093,6 +35863,21 @@
           <w:b/>
           <w:lang w:val="hi_IN" w:bidi="hi_IN"/>
         </w:rPr>
+        <w:t>ὁ τοῦ Θεοῦ ἄνθρωπος</w:t>
+      </w:r>
+    </w:p>
+    <w:p>
+      <w:pPr/>
+      <w:r>
+        <w:rPr>
+          <w:lang w:val="hi_IN" w:bidi="hi_IN"/>
+        </w:rPr>
+      </w:r>
+      <w:r>
+        <w:rPr>
+          <w:b/>
+          <w:lang w:val="hi_IN" w:bidi="hi_IN"/>
+        </w:rPr>
         <w:t>"परमेश्वर का जन"</w:t>
       </w:r>
     </w:p>
@@ -31191,6 +35976,21 @@
           <w:b/>
           <w:lang w:val="hi_IN" w:bidi="hi_IN"/>
         </w:rPr>
+        <w:t>ὁ τοῦ Θεοῦ ἄνθρωπος</w:t>
+      </w:r>
+    </w:p>
+    <w:p>
+      <w:pPr/>
+      <w:r>
+        <w:rPr>
+          <w:lang w:val="hi_IN" w:bidi="hi_IN"/>
+        </w:rPr>
+      </w:r>
+      <w:r>
+        <w:rPr>
+          <w:b/>
+          <w:lang w:val="hi_IN" w:bidi="hi_IN"/>
+        </w:rPr>
         <w:t>"परमेश्वर जन"</w:t>
       </w:r>
     </w:p>
@@ -31287,6 +36087,21 @@
           <w:b/>
           <w:lang w:val="hi_IN" w:bidi="hi_IN"/>
         </w:rPr>
+        <w:t>ἄρτιος &amp; πρὸς πᾶν ἔργον ἀγαθὸν ἐξηρτισμένος</w:t>
+      </w:r>
+    </w:p>
+    <w:p>
+      <w:pPr/>
+      <w:r>
+        <w:rPr>
+          <w:lang w:val="hi_IN" w:bidi="hi_IN"/>
+        </w:rPr>
+      </w:r>
+      <w:r>
+        <w:rPr>
+          <w:b/>
+          <w:lang w:val="hi_IN" w:bidi="hi_IN"/>
+        </w:rPr>
         <w:t>"सिद्ध"</w:t>
       </w:r>
       <w:r>
@@ -31363,6 +36178,21 @@
           <w:b/>
           <w:lang w:val="hi_IN" w:bidi="hi_IN"/>
         </w:rPr>
+        <w:t>ἐξηρτισμένος</w:t>
+      </w:r>
+    </w:p>
+    <w:p>
+      <w:pPr/>
+      <w:r>
+        <w:rPr>
+          <w:lang w:val="hi_IN" w:bidi="hi_IN"/>
+        </w:rPr>
+      </w:r>
+      <w:r>
+        <w:rPr>
+          <w:b/>
+          <w:lang w:val="hi_IN" w:bidi="hi_IN"/>
+        </w:rPr>
         <w:t>"तत्पर हो जाए"</w:t>
       </w:r>
     </w:p>
@@ -31522,6 +36352,21 @@
           <w:b/>
           <w:lang w:val="hi_IN" w:bidi="hi_IN"/>
         </w:rPr>
+        <w:t>ζῶντας καὶ νεκρούς</w:t>
+      </w:r>
+    </w:p>
+    <w:p>
+      <w:pPr/>
+      <w:r>
+        <w:rPr>
+          <w:lang w:val="hi_IN" w:bidi="hi_IN"/>
+        </w:rPr>
+      </w:r>
+      <w:r>
+        <w:rPr>
+          <w:b/>
+          <w:lang w:val="hi_IN" w:bidi="hi_IN"/>
+        </w:rPr>
         <w:t>"जो जीवितों और मरे हुओं का"</w:t>
       </w:r>
     </w:p>
@@ -31631,6 +36476,21 @@
           <w:b/>
           <w:lang w:val="hi_IN" w:bidi="hi_IN"/>
         </w:rPr>
+        <w:t>καὶ τὴν ἐπιφάνειαν αὐτοῦ</w:t>
+      </w:r>
+    </w:p>
+    <w:p>
+      <w:pPr/>
+      <w:r>
+        <w:rPr>
+          <w:lang w:val="hi_IN" w:bidi="hi_IN"/>
+        </w:rPr>
+      </w:r>
+      <w:r>
+        <w:rPr>
+          <w:b/>
+          <w:lang w:val="hi_IN" w:bidi="hi_IN"/>
+        </w:rPr>
         <w:t>"और उसके प्रगट होने"</w:t>
       </w:r>
     </w:p>
@@ -31735,6 +36595,21 @@
           <w:b/>
           <w:lang w:val="hi_IN" w:bidi="hi_IN"/>
         </w:rPr>
+        <w:t>τὴν ἐπιφάνειαν αὐτοῦ</w:t>
+      </w:r>
+    </w:p>
+    <w:p>
+      <w:pPr/>
+      <w:r>
+        <w:rPr>
+          <w:lang w:val="hi_IN" w:bidi="hi_IN"/>
+        </w:rPr>
+      </w:r>
+      <w:r>
+        <w:rPr>
+          <w:b/>
+          <w:lang w:val="hi_IN" w:bidi="hi_IN"/>
+        </w:rPr>
         <w:t>""</w:t>
       </w:r>
     </w:p>
@@ -31818,6 +36693,21 @@
           <w:b/>
           <w:lang w:val="hi_IN" w:bidi="hi_IN"/>
         </w:rPr>
+        <w:t>τὸν λόγον</w:t>
+      </w:r>
+    </w:p>
+    <w:p>
+      <w:pPr/>
+      <w:r>
+        <w:rPr>
+          <w:lang w:val="hi_IN" w:bidi="hi_IN"/>
+        </w:rPr>
+      </w:r>
+      <w:r>
+        <w:rPr>
+          <w:b/>
+          <w:lang w:val="hi_IN" w:bidi="hi_IN"/>
+        </w:rPr>
         <w:t>"वचन का"</w:t>
       </w:r>
     </w:p>
@@ -31914,6 +36804,21 @@
           <w:b/>
           <w:lang w:val="hi_IN" w:bidi="hi_IN"/>
         </w:rPr>
+        <w:t>ἐπίστηθι</w:t>
+      </w:r>
+    </w:p>
+    <w:p>
+      <w:pPr/>
+      <w:r>
+        <w:rPr>
+          <w:lang w:val="hi_IN" w:bidi="hi_IN"/>
+        </w:rPr>
+      </w:r>
+      <w:r>
+        <w:rPr>
+          <w:b/>
+          <w:lang w:val="hi_IN" w:bidi="hi_IN"/>
+        </w:rPr>
         <w:t>"तैयार रह"</w:t>
       </w:r>
     </w:p>
@@ -32010,6 +36915,21 @@
           <w:b/>
           <w:lang w:val="hi_IN" w:bidi="hi_IN"/>
         </w:rPr>
+        <w:t>εὐκαίρως, ἀκαίρως</w:t>
+      </w:r>
+    </w:p>
+    <w:p>
+      <w:pPr/>
+      <w:r>
+        <w:rPr>
+          <w:lang w:val="hi_IN" w:bidi="hi_IN"/>
+        </w:rPr>
+      </w:r>
+      <w:r>
+        <w:rPr>
+          <w:b/>
+          <w:lang w:val="hi_IN" w:bidi="hi_IN"/>
+        </w:rPr>
         <w:t>""</w:t>
       </w:r>
     </w:p>
@@ -32093,6 +37013,21 @@
           <w:b/>
           <w:lang w:val="hi_IN" w:bidi="hi_IN"/>
         </w:rPr>
+        <w:t>ἐν πάσῃ μακροθυμίᾳ καὶ διδαχῇ</w:t>
+      </w:r>
+    </w:p>
+    <w:p>
+      <w:pPr/>
+      <w:r>
+        <w:rPr>
+          <w:lang w:val="hi_IN" w:bidi="hi_IN"/>
+        </w:rPr>
+      </w:r>
+      <w:r>
+        <w:rPr>
+          <w:b/>
+          <w:lang w:val="hi_IN" w:bidi="hi_IN"/>
+        </w:rPr>
         <w:t>"सब प्रकार की सहनशीलता, शिक्षा के साथ"</w:t>
       </w:r>
       <w:r>
@@ -32228,6 +37163,21 @@
           <w:b/>
           <w:lang w:val="hi_IN" w:bidi="hi_IN"/>
         </w:rPr>
+        <w:t>ἐν πάσῃ μακροθυμίᾳ καὶ διδαχῇ</w:t>
+      </w:r>
+    </w:p>
+    <w:p>
+      <w:pPr/>
+      <w:r>
+        <w:rPr>
+          <w:lang w:val="hi_IN" w:bidi="hi_IN"/>
+        </w:rPr>
+      </w:r>
+      <w:r>
+        <w:rPr>
+          <w:b/>
+          <w:lang w:val="hi_IN" w:bidi="hi_IN"/>
+        </w:rPr>
         <w:t>"सब प्रकार की सहनशीलता, शिक्षा के साथ"</w:t>
       </w:r>
       <w:r>
@@ -32324,6 +37274,21 @@
           <w:b/>
           <w:lang w:val="hi_IN" w:bidi="hi_IN"/>
         </w:rPr>
+        <w:t>γὰρ</w:t>
+      </w:r>
+    </w:p>
+    <w:p>
+      <w:pPr/>
+      <w:r>
+        <w:rPr>
+          <w:lang w:val="hi_IN" w:bidi="hi_IN"/>
+        </w:rPr>
+      </w:r>
+      <w:r>
+        <w:rPr>
+          <w:b/>
+          <w:lang w:val="hi_IN" w:bidi="hi_IN"/>
+        </w:rPr>
         <w:t>"क्योंकि"</w:t>
       </w:r>
     </w:p>
@@ -32441,6 +37406,21 @@
           <w:b/>
           <w:lang w:val="hi_IN" w:bidi="hi_IN"/>
         </w:rPr>
+        <w:t>ἔσται &amp; καιρὸς ὅτε</w:t>
+      </w:r>
+    </w:p>
+    <w:p>
+      <w:pPr/>
+      <w:r>
+        <w:rPr>
+          <w:lang w:val="hi_IN" w:bidi="hi_IN"/>
+        </w:rPr>
+      </w:r>
+      <w:r>
+        <w:rPr>
+          <w:b/>
+          <w:lang w:val="hi_IN" w:bidi="hi_IN"/>
+        </w:rPr>
         <w:t>"क्योंकि ऐसा समय कि"</w:t>
       </w:r>
     </w:p>
@@ -32504,6 +37484,21 @@
           <w:b/>
           <w:lang w:val="hi_IN" w:bidi="hi_IN"/>
         </w:rPr>
+        <w:t>οὐκ ἀνέξονται</w:t>
+      </w:r>
+    </w:p>
+    <w:p>
+      <w:pPr/>
+      <w:r>
+        <w:rPr>
+          <w:lang w:val="hi_IN" w:bidi="hi_IN"/>
+        </w:rPr>
+      </w:r>
+      <w:r>
+        <w:rPr>
+          <w:b/>
+          <w:lang w:val="hi_IN" w:bidi="hi_IN"/>
+        </w:rPr>
         <w:t>"सह सकेंगे"</w:t>
       </w:r>
     </w:p>
@@ -32580,6 +37575,21 @@
           <w:b/>
           <w:lang w:val="hi_IN" w:bidi="hi_IN"/>
         </w:rPr>
+        <w:t>οὐκ ἀνέξονται</w:t>
+      </w:r>
+    </w:p>
+    <w:p>
+      <w:pPr/>
+      <w:r>
+        <w:rPr>
+          <w:lang w:val="hi_IN" w:bidi="hi_IN"/>
+        </w:rPr>
+      </w:r>
+      <w:r>
+        <w:rPr>
+          <w:b/>
+          <w:lang w:val="hi_IN" w:bidi="hi_IN"/>
+        </w:rPr>
         <w:t>"लोग खरा उपदेश न सह सकेंगे"</w:t>
       </w:r>
     </w:p>
@@ -32643,6 +37653,21 @@
           <w:b/>
           <w:lang w:val="hi_IN" w:bidi="hi_IN"/>
         </w:rPr>
+        <w:t>τῆς ὑγιαινούσης διδασκαλίας</w:t>
+      </w:r>
+    </w:p>
+    <w:p>
+      <w:pPr/>
+      <w:r>
+        <w:rPr>
+          <w:lang w:val="hi_IN" w:bidi="hi_IN"/>
+        </w:rPr>
+      </w:r>
+      <w:r>
+        <w:rPr>
+          <w:b/>
+          <w:lang w:val="hi_IN" w:bidi="hi_IN"/>
+        </w:rPr>
         <w:t>"लोग खरा उपदेश"</w:t>
       </w:r>
     </w:p>
@@ -32719,6 +37744,21 @@
           <w:b/>
           <w:lang w:val="hi_IN" w:bidi="hi_IN"/>
         </w:rPr>
+        <w:t>κατὰ τὰς ἰδίας ἐπιθυμίας, ἑαυτοῖς ἐπισωρεύσουσιν διδασκάλους</w:t>
+      </w:r>
+    </w:p>
+    <w:p>
+      <w:pPr/>
+      <w:r>
+        <w:rPr>
+          <w:lang w:val="hi_IN" w:bidi="hi_IN"/>
+        </w:rPr>
+      </w:r>
+      <w:r>
+        <w:rPr>
+          <w:b/>
+          <w:lang w:val="hi_IN" w:bidi="hi_IN"/>
+        </w:rPr>
         <w:t>"अपनी अभिलाषाओं के अनुसार अपने लिये बहुत सारे उपदेशक बटोर लेंगे"</w:t>
       </w:r>
     </w:p>
@@ -32878,6 +37918,21 @@
           <w:b/>
           <w:lang w:val="hi_IN" w:bidi="hi_IN"/>
         </w:rPr>
+        <w:t>ἑαυτοῖς ἐπισωρεύσουσιν διδασκάλους</w:t>
+      </w:r>
+    </w:p>
+    <w:p>
+      <w:pPr/>
+      <w:r>
+        <w:rPr>
+          <w:lang w:val="hi_IN" w:bidi="hi_IN"/>
+        </w:rPr>
+      </w:r>
+      <w:r>
+        <w:rPr>
+          <w:b/>
+          <w:lang w:val="hi_IN" w:bidi="hi_IN"/>
+        </w:rPr>
         <w:t>"अपनी अभिलाषाओं के अनुसार अपने लिये बहुत सारे उपदेशक बटोर लेंगे"</w:t>
       </w:r>
     </w:p>
@@ -32961,6 +38016,21 @@
           <w:b/>
           <w:lang w:val="hi_IN" w:bidi="hi_IN"/>
         </w:rPr>
+        <w:t>κνηθόμενοι τὴν ἀκοήν</w:t>
+      </w:r>
+    </w:p>
+    <w:p>
+      <w:pPr/>
+      <w:r>
+        <w:rPr>
+          <w:lang w:val="hi_IN" w:bidi="hi_IN"/>
+        </w:rPr>
+      </w:r>
+      <w:r>
+        <w:rPr>
+          <w:b/>
+          <w:lang w:val="hi_IN" w:bidi="hi_IN"/>
+        </w:rPr>
         <w:t>""</w:t>
       </w:r>
     </w:p>
@@ -33044,6 +38114,21 @@
           <w:b/>
           <w:lang w:val="hi_IN" w:bidi="hi_IN"/>
         </w:rPr>
+        <w:t>τὴν ἀκοήν</w:t>
+      </w:r>
+    </w:p>
+    <w:p>
+      <w:pPr/>
+      <w:r>
+        <w:rPr>
+          <w:lang w:val="hi_IN" w:bidi="hi_IN"/>
+        </w:rPr>
+      </w:r>
+      <w:r>
+        <w:rPr>
+          <w:b/>
+          <w:lang w:val="hi_IN" w:bidi="hi_IN"/>
+        </w:rPr>
         <w:t>"कानों की खुजली के कारण"</w:t>
       </w:r>
     </w:p>
@@ -33140,6 +38225,21 @@
           <w:b/>
           <w:lang w:val="hi_IN" w:bidi="hi_IN"/>
         </w:rPr>
+        <w:t>ἀπὸ μὲν τῆς ἀληθείας τὴν ἀκοὴν ἀποστρέψουσιν</w:t>
+      </w:r>
+    </w:p>
+    <w:p>
+      <w:pPr/>
+      <w:r>
+        <w:rPr>
+          <w:lang w:val="hi_IN" w:bidi="hi_IN"/>
+        </w:rPr>
+      </w:r>
+      <w:r>
+        <w:rPr>
+          <w:b/>
+          <w:lang w:val="hi_IN" w:bidi="hi_IN"/>
+        </w:rPr>
         <w:t>""</w:t>
       </w:r>
     </w:p>
@@ -33223,6 +38323,21 @@
           <w:b/>
           <w:lang w:val="hi_IN" w:bidi="hi_IN"/>
         </w:rPr>
+        <w:t>τὴν ἀκοὴν</w:t>
+      </w:r>
+    </w:p>
+    <w:p>
+      <w:pPr/>
+      <w:r>
+        <w:rPr>
+          <w:lang w:val="hi_IN" w:bidi="hi_IN"/>
+        </w:rPr>
+      </w:r>
+      <w:r>
+        <w:rPr>
+          <w:b/>
+          <w:lang w:val="hi_IN" w:bidi="hi_IN"/>
+        </w:rPr>
         <w:t>"अपने कान सत्य से फेरकर"</w:t>
       </w:r>
     </w:p>
@@ -33319,6 +38434,21 @@
           <w:b/>
           <w:lang w:val="hi_IN" w:bidi="hi_IN"/>
         </w:rPr>
+        <w:t>τῆς ἀληθείας</w:t>
+      </w:r>
+    </w:p>
+    <w:p>
+      <w:pPr/>
+      <w:r>
+        <w:rPr>
+          <w:lang w:val="hi_IN" w:bidi="hi_IN"/>
+        </w:rPr>
+      </w:r>
+      <w:r>
+        <w:rPr>
+          <w:b/>
+          <w:lang w:val="hi_IN" w:bidi="hi_IN"/>
+        </w:rPr>
         <w:t>"सत्य"</w:t>
       </w:r>
     </w:p>
@@ -33415,6 +38545,21 @@
           <w:b/>
           <w:lang w:val="hi_IN" w:bidi="hi_IN"/>
         </w:rPr>
+        <w:t>ἐπὶ &amp; ἐκτραπήσονται</w:t>
+      </w:r>
+    </w:p>
+    <w:p>
+      <w:pPr/>
+      <w:r>
+        <w:rPr>
+          <w:lang w:val="hi_IN" w:bidi="hi_IN"/>
+        </w:rPr>
+      </w:r>
+      <w:r>
+        <w:rPr>
+          <w:b/>
+          <w:lang w:val="hi_IN" w:bidi="hi_IN"/>
+        </w:rPr>
         <w:t>"कथा-कहानियों"</w:t>
       </w:r>
       <w:r>
@@ -33511,6 +38656,21 @@
           <w:b/>
           <w:lang w:val="hi_IN" w:bidi="hi_IN"/>
         </w:rPr>
+        <w:t>ἐπὶ &amp; ἐκτραπήσονται</w:t>
+      </w:r>
+    </w:p>
+    <w:p>
+      <w:pPr/>
+      <w:r>
+        <w:rPr>
+          <w:lang w:val="hi_IN" w:bidi="hi_IN"/>
+        </w:rPr>
+      </w:r>
+      <w:r>
+        <w:rPr>
+          <w:b/>
+          <w:lang w:val="hi_IN" w:bidi="hi_IN"/>
+        </w:rPr>
         <w:t>""</w:t>
       </w:r>
     </w:p>
@@ -33594,6 +38754,21 @@
           <w:b/>
           <w:lang w:val="hi_IN" w:bidi="hi_IN"/>
         </w:rPr>
+        <w:t>τοὺς μύθους</w:t>
+      </w:r>
+    </w:p>
+    <w:p>
+      <w:pPr/>
+      <w:r>
+        <w:rPr>
+          <w:lang w:val="hi_IN" w:bidi="hi_IN"/>
+        </w:rPr>
+      </w:r>
+      <w:r>
+        <w:rPr>
+          <w:b/>
+          <w:lang w:val="hi_IN" w:bidi="hi_IN"/>
+        </w:rPr>
         <w:t>"कथा-कहानियों"</w:t>
       </w:r>
     </w:p>
@@ -33706,6 +38881,21 @@
           <w:b/>
           <w:lang w:val="hi_IN" w:bidi="hi_IN"/>
         </w:rPr>
+        <w:t>σὺ δὲ</w:t>
+      </w:r>
+    </w:p>
+    <w:p>
+      <w:pPr/>
+      <w:r>
+        <w:rPr>
+          <w:lang w:val="hi_IN" w:bidi="hi_IN"/>
+        </w:rPr>
+      </w:r>
+      <w:r>
+        <w:rPr>
+          <w:b/>
+          <w:lang w:val="hi_IN" w:bidi="hi_IN"/>
+        </w:rPr>
         <w:t>"पर तू"</w:t>
       </w:r>
     </w:p>
@@ -33810,6 +39000,21 @@
           <w:b/>
           <w:lang w:val="hi_IN" w:bidi="hi_IN"/>
         </w:rPr>
+        <w:t>νῆφε</w:t>
+      </w:r>
+    </w:p>
+    <w:p>
+      <w:pPr/>
+      <w:r>
+        <w:rPr>
+          <w:lang w:val="hi_IN" w:bidi="hi_IN"/>
+        </w:rPr>
+      </w:r>
+      <w:r>
+        <w:rPr>
+          <w:b/>
+          <w:lang w:val="hi_IN" w:bidi="hi_IN"/>
+        </w:rPr>
         <w:t>"सावधान रह"</w:t>
       </w:r>
     </w:p>
@@ -33893,6 +39098,21 @@
           <w:b/>
           <w:lang w:val="hi_IN" w:bidi="hi_IN"/>
         </w:rPr>
+        <w:t>ἐν πᾶσιν</w:t>
+      </w:r>
+    </w:p>
+    <w:p>
+      <w:pPr/>
+      <w:r>
+        <w:rPr>
+          <w:lang w:val="hi_IN" w:bidi="hi_IN"/>
+        </w:rPr>
+      </w:r>
+      <w:r>
+        <w:rPr>
+          <w:b/>
+          <w:lang w:val="hi_IN" w:bidi="hi_IN"/>
+        </w:rPr>
         <w:t>"सब बातों में"</w:t>
       </w:r>
     </w:p>
@@ -33956,6 +39176,21 @@
           <w:b/>
           <w:lang w:val="hi_IN" w:bidi="hi_IN"/>
         </w:rPr>
+        <w:t>κακοπάθησον</w:t>
+      </w:r>
+    </w:p>
+    <w:p>
+      <w:pPr/>
+      <w:r>
+        <w:rPr>
+          <w:lang w:val="hi_IN" w:bidi="hi_IN"/>
+        </w:rPr>
+      </w:r>
+      <w:r>
+        <w:rPr>
+          <w:b/>
+          <w:lang w:val="hi_IN" w:bidi="hi_IN"/>
+        </w:rPr>
         <w:t>"दुःख उठा"</w:t>
       </w:r>
     </w:p>
@@ -34068,6 +39303,21 @@
           <w:b/>
           <w:lang w:val="hi_IN" w:bidi="hi_IN"/>
         </w:rPr>
+        <w:t>ἔργον &amp; εὐαγγελιστοῦ</w:t>
+      </w:r>
+    </w:p>
+    <w:p>
+      <w:pPr/>
+      <w:r>
+        <w:rPr>
+          <w:lang w:val="hi_IN" w:bidi="hi_IN"/>
+        </w:rPr>
+      </w:r>
+      <w:r>
+        <w:rPr>
+          <w:b/>
+          <w:lang w:val="hi_IN" w:bidi="hi_IN"/>
+        </w:rPr>
         <w:t>"सुसमाचार प्रचार का काम"</w:t>
       </w:r>
     </w:p>
@@ -34131,6 +39381,21 @@
           <w:b/>
           <w:lang w:val="hi_IN" w:bidi="hi_IN"/>
         </w:rPr>
+        <w:t>τὴν διακονίαν σου πληροφόρησον</w:t>
+      </w:r>
+    </w:p>
+    <w:p>
+      <w:pPr/>
+      <w:r>
+        <w:rPr>
+          <w:lang w:val="hi_IN" w:bidi="hi_IN"/>
+        </w:rPr>
+      </w:r>
+      <w:r>
+        <w:rPr>
+          <w:b/>
+          <w:lang w:val="hi_IN" w:bidi="hi_IN"/>
+        </w:rPr>
         <w:t>"अपनी सेवा को पूरा कर"</w:t>
       </w:r>
     </w:p>
@@ -34235,6 +39500,21 @@
           <w:b/>
           <w:lang w:val="hi_IN" w:bidi="hi_IN"/>
         </w:rPr>
+        <w:t>γὰρ</w:t>
+      </w:r>
+    </w:p>
+    <w:p>
+      <w:pPr/>
+      <w:r>
+        <w:rPr>
+          <w:lang w:val="hi_IN" w:bidi="hi_IN"/>
+        </w:rPr>
+      </w:r>
+      <w:r>
+        <w:rPr>
+          <w:b/>
+          <w:lang w:val="hi_IN" w:bidi="hi_IN"/>
+        </w:rPr>
         <w:t>"अब मैं"</w:t>
       </w:r>
       <w:r>
@@ -34324,6 +39604,21 @@
           <w:b/>
           <w:lang w:val="hi_IN" w:bidi="hi_IN"/>
         </w:rPr>
+        <w:t>ἐγὼ &amp; ἤδη σπένδομαι</w:t>
+      </w:r>
+    </w:p>
+    <w:p>
+      <w:pPr/>
+      <w:r>
+        <w:rPr>
+          <w:lang w:val="hi_IN" w:bidi="hi_IN"/>
+        </w:rPr>
+      </w:r>
+      <w:r>
+        <w:rPr>
+          <w:b/>
+          <w:lang w:val="hi_IN" w:bidi="hi_IN"/>
+        </w:rPr>
         <w:t>"अब मैं"</w:t>
       </w:r>
       <w:r>
@@ -34420,6 +39715,21 @@
           <w:b/>
           <w:lang w:val="hi_IN" w:bidi="hi_IN"/>
         </w:rPr>
+        <w:t>ἐγὼ &amp; ἤδη σπένδομαι</w:t>
+      </w:r>
+    </w:p>
+    <w:p>
+      <w:pPr/>
+      <w:r>
+        <w:rPr>
+          <w:lang w:val="hi_IN" w:bidi="hi_IN"/>
+        </w:rPr>
+      </w:r>
+      <w:r>
+        <w:rPr>
+          <w:b/>
+          <w:lang w:val="hi_IN" w:bidi="hi_IN"/>
+        </w:rPr>
         <w:t>"अब मैं"</w:t>
       </w:r>
       <w:r>
@@ -34516,6 +39826,21 @@
           <w:b/>
           <w:lang w:val="hi_IN" w:bidi="hi_IN"/>
         </w:rPr>
+        <w:t>τῆς ἀναλύσεώς μου</w:t>
+      </w:r>
+    </w:p>
+    <w:p>
+      <w:pPr/>
+      <w:r>
+        <w:rPr>
+          <w:lang w:val="hi_IN" w:bidi="hi_IN"/>
+        </w:rPr>
+      </w:r>
+      <w:r>
+        <w:rPr>
+          <w:b/>
+          <w:lang w:val="hi_IN" w:bidi="hi_IN"/>
+        </w:rPr>
         <w:t>""</w:t>
       </w:r>
     </w:p>
@@ -34612,6 +39937,21 @@
           <w:b/>
           <w:lang w:val="hi_IN" w:bidi="hi_IN"/>
         </w:rPr>
+        <w:t>τὸν καλὸν ἀγῶνα ἠγώνισμαι</w:t>
+      </w:r>
+    </w:p>
+    <w:p>
+      <w:pPr/>
+      <w:r>
+        <w:rPr>
+          <w:lang w:val="hi_IN" w:bidi="hi_IN"/>
+        </w:rPr>
+      </w:r>
+      <w:r>
+        <w:rPr>
+          <w:b/>
+          <w:lang w:val="hi_IN" w:bidi="hi_IN"/>
+        </w:rPr>
         <w:t>"मैं अच्छी कुश्ती"</w:t>
       </w:r>
     </w:p>
@@ -34721,6 +40061,21 @@
           <w:b/>
           <w:lang w:val="hi_IN" w:bidi="hi_IN"/>
         </w:rPr>
+        <w:t>τὸν καλὸν ἀγῶνα</w:t>
+      </w:r>
+    </w:p>
+    <w:p>
+      <w:pPr/>
+      <w:r>
+        <w:rPr>
+          <w:lang w:val="hi_IN" w:bidi="hi_IN"/>
+        </w:rPr>
+      </w:r>
+      <w:r>
+        <w:rPr>
+          <w:b/>
+          <w:lang w:val="hi_IN" w:bidi="hi_IN"/>
+        </w:rPr>
         <w:t>"अच्छी कुश्ती"</w:t>
       </w:r>
     </w:p>
@@ -34843,6 +40198,21 @@
           <w:b/>
           <w:lang w:val="hi_IN" w:bidi="hi_IN"/>
         </w:rPr>
+        <w:t>τὸν δρόμον τετέλεκα</w:t>
+      </w:r>
+    </w:p>
+    <w:p>
+      <w:pPr/>
+      <w:r>
+        <w:rPr>
+          <w:lang w:val="hi_IN" w:bidi="hi_IN"/>
+        </w:rPr>
+      </w:r>
+      <w:r>
+        <w:rPr>
+          <w:b/>
+          <w:lang w:val="hi_IN" w:bidi="hi_IN"/>
+        </w:rPr>
         <w:t>"मैंने दौड़"</w:t>
       </w:r>
       <w:r>
@@ -34939,6 +40309,21 @@
           <w:b/>
           <w:lang w:val="hi_IN" w:bidi="hi_IN"/>
         </w:rPr>
+        <w:t>τὴν πίστιν τετήρηκα</w:t>
+      </w:r>
+    </w:p>
+    <w:p>
+      <w:pPr/>
+      <w:r>
+        <w:rPr>
+          <w:lang w:val="hi_IN" w:bidi="hi_IN"/>
+        </w:rPr>
+      </w:r>
+      <w:r>
+        <w:rPr>
+          <w:b/>
+          <w:lang w:val="hi_IN" w:bidi="hi_IN"/>
+        </w:rPr>
         <w:t>"मैंने विश्वास"</w:t>
       </w:r>
       <w:r>
@@ -35048,6 +40433,21 @@
           <w:b/>
           <w:lang w:val="hi_IN" w:bidi="hi_IN"/>
         </w:rPr>
+        <w:t>τὴν πίστιν τετήρηκα</w:t>
+      </w:r>
+    </w:p>
+    <w:p>
+      <w:pPr/>
+      <w:r>
+        <w:rPr>
+          <w:lang w:val="hi_IN" w:bidi="hi_IN"/>
+        </w:rPr>
+      </w:r>
+      <w:r>
+        <w:rPr>
+          <w:b/>
+          <w:lang w:val="hi_IN" w:bidi="hi_IN"/>
+        </w:rPr>
         <w:t>"मैंने विश्वास की रखवाली की है"</w:t>
       </w:r>
     </w:p>
@@ -35214,6 +40614,21 @@
           <w:b/>
           <w:lang w:val="hi_IN" w:bidi="hi_IN"/>
         </w:rPr>
+        <w:t>τὴν πίστιν</w:t>
+      </w:r>
+    </w:p>
+    <w:p>
+      <w:pPr/>
+      <w:r>
+        <w:rPr>
+          <w:lang w:val="hi_IN" w:bidi="hi_IN"/>
+        </w:rPr>
+      </w:r>
+      <w:r>
+        <w:rPr>
+          <w:b/>
+          <w:lang w:val="hi_IN" w:bidi="hi_IN"/>
+        </w:rPr>
         <w:t>"विश्वास"</w:t>
       </w:r>
     </w:p>
@@ -35310,6 +40725,21 @@
           <w:b/>
           <w:lang w:val="hi_IN" w:bidi="hi_IN"/>
         </w:rPr>
+        <w:t>λοιπὸν</w:t>
+      </w:r>
+    </w:p>
+    <w:p>
+      <w:pPr/>
+      <w:r>
+        <w:rPr>
+          <w:lang w:val="hi_IN" w:bidi="hi_IN"/>
+        </w:rPr>
+      </w:r>
+      <w:r>
+        <w:rPr>
+          <w:b/>
+          <w:lang w:val="hi_IN" w:bidi="hi_IN"/>
+        </w:rPr>
         <w:t>"भविष्य में (अब से)"</w:t>
       </w:r>
     </w:p>
@@ -35427,6 +40857,21 @@
           <w:b/>
           <w:lang w:val="hi_IN" w:bidi="hi_IN"/>
         </w:rPr>
+        <w:t>ἀπόκειταί &amp; ὁ τῆς δικαιοσύνης στέφανος</w:t>
+      </w:r>
+    </w:p>
+    <w:p>
+      <w:pPr/>
+      <w:r>
+        <w:rPr>
+          <w:lang w:val="hi_IN" w:bidi="hi_IN"/>
+        </w:rPr>
+      </w:r>
+      <w:r>
+        <w:rPr>
+          <w:b/>
+          <w:lang w:val="hi_IN" w:bidi="hi_IN"/>
+        </w:rPr>
         <w:t>""</w:t>
       </w:r>
     </w:p>
@@ -35510,6 +40955,21 @@
           <w:b/>
           <w:lang w:val="hi_IN" w:bidi="hi_IN"/>
         </w:rPr>
+        <w:t>ὁ τῆς δικαιοσύνης στέφανος</w:t>
+      </w:r>
+    </w:p>
+    <w:p>
+      <w:pPr/>
+      <w:r>
+        <w:rPr>
+          <w:lang w:val="hi_IN" w:bidi="hi_IN"/>
+        </w:rPr>
+      </w:r>
+      <w:r>
+        <w:rPr>
+          <w:b/>
+          <w:lang w:val="hi_IN" w:bidi="hi_IN"/>
+        </w:rPr>
         <w:t>"धार्मिकता का वह मुकुट"</w:t>
       </w:r>
     </w:p>
@@ -35648,6 +41108,21 @@
           <w:b/>
           <w:lang w:val="hi_IN" w:bidi="hi_IN"/>
         </w:rPr>
+        <w:t>ὁ τῆς δικαιοσύνης στέφανος</w:t>
+      </w:r>
+    </w:p>
+    <w:p>
+      <w:pPr/>
+      <w:r>
+        <w:rPr>
+          <w:lang w:val="hi_IN" w:bidi="hi_IN"/>
+        </w:rPr>
+      </w:r>
+      <w:r>
+        <w:rPr>
+          <w:b/>
+          <w:lang w:val="hi_IN" w:bidi="hi_IN"/>
+        </w:rPr>
         <w:t>"धार्मिकता वह मुकुट"</w:t>
       </w:r>
     </w:p>
@@ -35730,6 +41205,21 @@
         <w:rPr>
           <w:lang w:val="hi_IN" w:bidi="hi_IN"/>
         </w:rPr>
+      </w:r>
+    </w:p>
+    <w:p>
+      <w:pPr/>
+      <w:r>
+        <w:rPr>
+          <w:lang w:val="hi_IN" w:bidi="hi_IN"/>
+        </w:rPr>
+      </w:r>
+      <w:r>
+        <w:rPr>
+          <w:b/>
+          <w:lang w:val="hi_IN" w:bidi="hi_IN"/>
+        </w:rPr>
+        <w:t>ἐν, ἐκείνῃ τῇ ἡμέρᾳ</w:t>
       </w:r>
     </w:p>
     <w:p>
@@ -35851,6 +41341,21 @@
           <w:b/>
           <w:lang w:val="hi_IN" w:bidi="hi_IN"/>
         </w:rPr>
+        <w:t>οὐ μόνον δὲ ἐμοὶ, ἀλλὰ καὶ πᾶσιν τοῖς</w:t>
+      </w:r>
+    </w:p>
+    <w:p>
+      <w:pPr/>
+      <w:r>
+        <w:rPr>
+          <w:lang w:val="hi_IN" w:bidi="hi_IN"/>
+        </w:rPr>
+      </w:r>
+      <w:r>
+        <w:rPr>
+          <w:b/>
+          <w:lang w:val="hi_IN" w:bidi="hi_IN"/>
+        </w:rPr>
         <w:t>"और मुझे ही नहीं, वरन् उन सब को भी"</w:t>
       </w:r>
     </w:p>
@@ -35934,6 +41439,21 @@
           <w:b/>
           <w:lang w:val="hi_IN" w:bidi="hi_IN"/>
         </w:rPr>
+        <w:t>πᾶσιν τοῖς ἠγαπηκόσι τὴν ἐπιφάνειαν αὐτοῦ</w:t>
+      </w:r>
+    </w:p>
+    <w:p>
+      <w:pPr/>
+      <w:r>
+        <w:rPr>
+          <w:lang w:val="hi_IN" w:bidi="hi_IN"/>
+        </w:rPr>
+      </w:r>
+      <w:r>
+        <w:rPr>
+          <w:b/>
+          <w:lang w:val="hi_IN" w:bidi="hi_IN"/>
+        </w:rPr>
         <w:t>"वरन् उन सब को जो उसके प्रगट होने को प्रिय"</w:t>
       </w:r>
     </w:p>
@@ -36003,6 +41523,21 @@
         <w:rPr>
           <w:lang w:val="hi_IN" w:bidi="hi_IN"/>
         </w:rPr>
+      </w:r>
+    </w:p>
+    <w:p>
+      <w:pPr/>
+      <w:r>
+        <w:rPr>
+          <w:lang w:val="hi_IN" w:bidi="hi_IN"/>
+        </w:rPr>
+      </w:r>
+      <w:r>
+        <w:rPr>
+          <w:b/>
+          <w:lang w:val="hi_IN" w:bidi="hi_IN"/>
+        </w:rPr>
+        <w:t>τὴν ἐπιφάνειαν αὐτοῦ</w:t>
       </w:r>
     </w:p>
     <w:p>
@@ -36118,6 +41653,21 @@
           <w:b/>
           <w:lang w:val="hi_IN" w:bidi="hi_IN"/>
         </w:rPr>
+        <w:t>σπούδασον ἐλθεῖν &amp; ταχέως</w:t>
+      </w:r>
+    </w:p>
+    <w:p>
+      <w:pPr/>
+      <w:r>
+        <w:rPr>
+          <w:lang w:val="hi_IN" w:bidi="hi_IN"/>
+        </w:rPr>
+      </w:r>
+      <w:r>
+        <w:rPr>
+          <w:b/>
+          <w:lang w:val="hi_IN" w:bidi="hi_IN"/>
+        </w:rPr>
         <w:t>""</w:t>
       </w:r>
     </w:p>
@@ -36181,6 +41731,21 @@
           <w:b/>
           <w:lang w:val="hi_IN" w:bidi="hi_IN"/>
         </w:rPr>
+        <w:t>ἐλθεῖν</w:t>
+      </w:r>
+    </w:p>
+    <w:p>
+      <w:pPr/>
+      <w:r>
+        <w:rPr>
+          <w:lang w:val="hi_IN" w:bidi="hi_IN"/>
+        </w:rPr>
+      </w:r>
+      <w:r>
+        <w:rPr>
+          <w:b/>
+          <w:lang w:val="hi_IN" w:bidi="hi_IN"/>
+        </w:rPr>
         <w:t>"आने का"</w:t>
       </w:r>
     </w:p>
@@ -36277,6 +41842,21 @@
           <w:b/>
           <w:lang w:val="hi_IN" w:bidi="hi_IN"/>
         </w:rPr>
+        <w:t>γάρ</w:t>
+      </w:r>
+    </w:p>
+    <w:p>
+      <w:pPr/>
+      <w:r>
+        <w:rPr>
+          <w:lang w:val="hi_IN" w:bidi="hi_IN"/>
+        </w:rPr>
+      </w:r>
+      <w:r>
+        <w:rPr>
+          <w:b/>
+          <w:lang w:val="hi_IN" w:bidi="hi_IN"/>
+        </w:rPr>
         <w:t>"क्योंकि"</w:t>
       </w:r>
     </w:p>
@@ -36386,6 +41966,21 @@
           <w:b/>
           <w:lang w:val="hi_IN" w:bidi="hi_IN"/>
         </w:rPr>
+        <w:t>Δημᾶς &amp; Κρήσκης</w:t>
+      </w:r>
+    </w:p>
+    <w:p>
+      <w:pPr/>
+      <w:r>
+        <w:rPr>
+          <w:lang w:val="hi_IN" w:bidi="hi_IN"/>
+        </w:rPr>
+      </w:r>
+      <w:r>
+        <w:rPr>
+          <w:b/>
+          <w:lang w:val="hi_IN" w:bidi="hi_IN"/>
+        </w:rPr>
         <w:t>""</w:t>
       </w:r>
     </w:p>
@@ -36469,6 +42064,21 @@
           <w:b/>
           <w:lang w:val="hi_IN" w:bidi="hi_IN"/>
         </w:rPr>
+        <w:t>τὸν νῦν αἰῶνα</w:t>
+      </w:r>
+    </w:p>
+    <w:p>
+      <w:pPr/>
+      <w:r>
+        <w:rPr>
+          <w:lang w:val="hi_IN" w:bidi="hi_IN"/>
+        </w:rPr>
+      </w:r>
+      <w:r>
+        <w:rPr>
+          <w:b/>
+          <w:lang w:val="hi_IN" w:bidi="hi_IN"/>
+        </w:rPr>
         <w:t>""</w:t>
       </w:r>
     </w:p>
@@ -36565,6 +42175,21 @@
           <w:b/>
           <w:lang w:val="hi_IN" w:bidi="hi_IN"/>
         </w:rPr>
+        <w:t>ἐπορεύθη</w:t>
+      </w:r>
+    </w:p>
+    <w:p>
+      <w:pPr/>
+      <w:r>
+        <w:rPr>
+          <w:lang w:val="hi_IN" w:bidi="hi_IN"/>
+        </w:rPr>
+      </w:r>
+      <w:r>
+        <w:rPr>
+          <w:b/>
+          <w:lang w:val="hi_IN" w:bidi="hi_IN"/>
+        </w:rPr>
         <w:t>"गया है"</w:t>
       </w:r>
     </w:p>
@@ -36661,6 +42286,21 @@
           <w:b/>
           <w:lang w:val="hi_IN" w:bidi="hi_IN"/>
         </w:rPr>
+        <w:t>Κρήσκης εἰς Γαλατίαν, Τίτος εἰς Δαλματίαν</w:t>
+      </w:r>
+    </w:p>
+    <w:p>
+      <w:pPr/>
+      <w:r>
+        <w:rPr>
+          <w:lang w:val="hi_IN" w:bidi="hi_IN"/>
+        </w:rPr>
+      </w:r>
+      <w:r>
+        <w:rPr>
+          <w:b/>
+          <w:lang w:val="hi_IN" w:bidi="hi_IN"/>
+        </w:rPr>
         <w:t>""</w:t>
       </w:r>
     </w:p>
@@ -36724,6 +42364,21 @@
           <w:b/>
           <w:lang w:val="hi_IN" w:bidi="hi_IN"/>
         </w:rPr>
+        <w:t>Δαλματίαν</w:t>
+      </w:r>
+    </w:p>
+    <w:p>
+      <w:pPr/>
+      <w:r>
+        <w:rPr>
+          <w:lang w:val="hi_IN" w:bidi="hi_IN"/>
+        </w:rPr>
+      </w:r>
+      <w:r>
+        <w:rPr>
+          <w:b/>
+          <w:lang w:val="hi_IN" w:bidi="hi_IN"/>
+        </w:rPr>
         <w:t>"दलमतिया"</w:t>
       </w:r>
     </w:p>
@@ -36833,6 +42488,21 @@
           <w:b/>
           <w:lang w:val="hi_IN" w:bidi="hi_IN"/>
         </w:rPr>
+        <w:t>μοι εὔχρηστος εἰς διακονίαν</w:t>
+      </w:r>
+    </w:p>
+    <w:p>
+      <w:pPr/>
+      <w:r>
+        <w:rPr>
+          <w:lang w:val="hi_IN" w:bidi="hi_IN"/>
+        </w:rPr>
+      </w:r>
+      <w:r>
+        <w:rPr>
+          <w:b/>
+          <w:lang w:val="hi_IN" w:bidi="hi_IN"/>
+        </w:rPr>
         <w:t>""</w:t>
       </w:r>
     </w:p>
@@ -36922,6 +42592,21 @@
           <w:b/>
           <w:lang w:val="hi_IN" w:bidi="hi_IN"/>
         </w:rPr>
+        <w:t>εἰς διακονίαν</w:t>
+      </w:r>
+    </w:p>
+    <w:p>
+      <w:pPr/>
+      <w:r>
+        <w:rPr>
+          <w:lang w:val="hi_IN" w:bidi="hi_IN"/>
+        </w:rPr>
+      </w:r>
+      <w:r>
+        <w:rPr>
+          <w:b/>
+          <w:lang w:val="hi_IN" w:bidi="hi_IN"/>
+        </w:rPr>
         <w:t>"सेवा के लिये"</w:t>
       </w:r>
     </w:p>
@@ -37018,6 +42703,21 @@
           <w:b/>
           <w:lang w:val="hi_IN" w:bidi="hi_IN"/>
         </w:rPr>
+        <w:t>δὲ</w:t>
+      </w:r>
+    </w:p>
+    <w:p>
+      <w:pPr/>
+      <w:r>
+        <w:rPr>
+          <w:lang w:val="hi_IN" w:bidi="hi_IN"/>
+        </w:rPr>
+      </w:r>
+      <w:r>
+        <w:rPr>
+          <w:b/>
+          <w:lang w:val="hi_IN" w:bidi="hi_IN"/>
+        </w:rPr>
         <w:t>"(परन्तु) तुखिकुस को"</w:t>
       </w:r>
     </w:p>
@@ -37148,6 +42848,21 @@
           <w:b/>
           <w:lang w:val="hi_IN" w:bidi="hi_IN"/>
         </w:rPr>
+        <w:t>ἀπέστειλα</w:t>
+      </w:r>
+    </w:p>
+    <w:p>
+      <w:pPr/>
+      <w:r>
+        <w:rPr>
+          <w:lang w:val="hi_IN" w:bidi="hi_IN"/>
+        </w:rPr>
+      </w:r>
+      <w:r>
+        <w:rPr>
+          <w:b/>
+          <w:lang w:val="hi_IN" w:bidi="hi_IN"/>
+        </w:rPr>
         <w:t>"मैंने"</w:t>
       </w:r>
     </w:p>
@@ -37211,6 +42926,21 @@
           <w:b/>
           <w:lang w:val="hi_IN" w:bidi="hi_IN"/>
         </w:rPr>
+        <w:t>φελόνην</w:t>
+      </w:r>
+    </w:p>
+    <w:p>
+      <w:pPr/>
+      <w:r>
+        <w:rPr>
+          <w:lang w:val="hi_IN" w:bidi="hi_IN"/>
+        </w:rPr>
+      </w:r>
+      <w:r>
+        <w:rPr>
+          <w:b/>
+          <w:lang w:val="hi_IN" w:bidi="hi_IN"/>
+        </w:rPr>
         <w:t>"जो बागा"</w:t>
       </w:r>
     </w:p>
@@ -37287,6 +43017,21 @@
           <w:b/>
           <w:lang w:val="hi_IN" w:bidi="hi_IN"/>
         </w:rPr>
+        <w:t>Κάρπῳ</w:t>
+      </w:r>
+    </w:p>
+    <w:p>
+      <w:pPr/>
+      <w:r>
+        <w:rPr>
+          <w:lang w:val="hi_IN" w:bidi="hi_IN"/>
+        </w:rPr>
+      </w:r>
+      <w:r>
+        <w:rPr>
+          <w:b/>
+          <w:lang w:val="hi_IN" w:bidi="hi_IN"/>
+        </w:rPr>
         <w:t>"करपुस"</w:t>
       </w:r>
     </w:p>
@@ -37370,6 +43115,21 @@
           <w:b/>
           <w:lang w:val="hi_IN" w:bidi="hi_IN"/>
         </w:rPr>
+        <w:t>ἐρχόμενος</w:t>
+      </w:r>
+    </w:p>
+    <w:p>
+      <w:pPr/>
+      <w:r>
+        <w:rPr>
+          <w:lang w:val="hi_IN" w:bidi="hi_IN"/>
+        </w:rPr>
+      </w:r>
+      <w:r>
+        <w:rPr>
+          <w:b/>
+          <w:lang w:val="hi_IN" w:bidi="hi_IN"/>
+        </w:rPr>
         <w:t>"आए"</w:t>
       </w:r>
     </w:p>
@@ -37474,6 +43234,21 @@
           <w:b/>
           <w:lang w:val="hi_IN" w:bidi="hi_IN"/>
         </w:rPr>
+        <w:t>μάλιστα τὰς μεμβράνας</w:t>
+      </w:r>
+    </w:p>
+    <w:p>
+      <w:pPr/>
+      <w:r>
+        <w:rPr>
+          <w:lang w:val="hi_IN" w:bidi="hi_IN"/>
+        </w:rPr>
+      </w:r>
+      <w:r>
+        <w:rPr>
+          <w:b/>
+          <w:lang w:val="hi_IN" w:bidi="hi_IN"/>
+        </w:rPr>
         <w:t>"विशेष करके चर्मपत्रों को"</w:t>
       </w:r>
     </w:p>
@@ -37625,6 +43400,21 @@
           <w:b/>
           <w:lang w:val="hi_IN" w:bidi="hi_IN"/>
         </w:rPr>
+        <w:t>τὰς μεμβράνας</w:t>
+      </w:r>
+    </w:p>
+    <w:p>
+      <w:pPr/>
+      <w:r>
+        <w:rPr>
+          <w:lang w:val="hi_IN" w:bidi="hi_IN"/>
+        </w:rPr>
+      </w:r>
+      <w:r>
+        <w:rPr>
+          <w:b/>
+          <w:lang w:val="hi_IN" w:bidi="hi_IN"/>
+        </w:rPr>
         <w:t>"विशेष करके चर्मपत्रों को"</w:t>
       </w:r>
     </w:p>
@@ -37715,6 +43505,21 @@
           <w:b/>
           <w:lang w:val="hi_IN" w:bidi="hi_IN"/>
         </w:rPr>
+        <w:t>Ἀλέξανδρος ὁ χαλκεὺς</w:t>
+      </w:r>
+    </w:p>
+    <w:p>
+      <w:pPr/>
+      <w:r>
+        <w:rPr>
+          <w:lang w:val="hi_IN" w:bidi="hi_IN"/>
+        </w:rPr>
+      </w:r>
+      <w:r>
+        <w:rPr>
+          <w:b/>
+          <w:lang w:val="hi_IN" w:bidi="hi_IN"/>
+        </w:rPr>
         <w:t>""</w:t>
       </w:r>
     </w:p>
@@ -37791,6 +43596,21 @@
           <w:b/>
           <w:lang w:val="hi_IN" w:bidi="hi_IN"/>
         </w:rPr>
+        <w:t>Ἀλέξανδρος</w:t>
+      </w:r>
+    </w:p>
+    <w:p>
+      <w:pPr/>
+      <w:r>
+        <w:rPr>
+          <w:lang w:val="hi_IN" w:bidi="hi_IN"/>
+        </w:rPr>
+      </w:r>
+      <w:r>
+        <w:rPr>
+          <w:b/>
+          <w:lang w:val="hi_IN" w:bidi="hi_IN"/>
+        </w:rPr>
         <w:t>"सिकन्दर"</w:t>
       </w:r>
     </w:p>
@@ -37874,6 +43694,21 @@
           <w:b/>
           <w:lang w:val="hi_IN" w:bidi="hi_IN"/>
         </w:rPr>
+        <w:t>πολλά μοι κακὰ ἐνεδείξατο</w:t>
+      </w:r>
+    </w:p>
+    <w:p>
+      <w:pPr/>
+      <w:r>
+        <w:rPr>
+          <w:lang w:val="hi_IN" w:bidi="hi_IN"/>
+        </w:rPr>
+      </w:r>
+      <w:r>
+        <w:rPr>
+          <w:b/>
+          <w:lang w:val="hi_IN" w:bidi="hi_IN"/>
+        </w:rPr>
         <w:t>"मुझसे बहुत बुराइयाँ की हैं"</w:t>
       </w:r>
     </w:p>
@@ -37965,6 +43800,21 @@
           <w:b/>
           <w:lang w:val="hi_IN" w:bidi="hi_IN"/>
         </w:rPr>
+        <w:t>ἀποδώσει αὐτῷ ὁ Κύριος</w:t>
+      </w:r>
+    </w:p>
+    <w:p>
+      <w:pPr/>
+      <w:r>
+        <w:rPr>
+          <w:lang w:val="hi_IN" w:bidi="hi_IN"/>
+        </w:rPr>
+      </w:r>
+      <w:r>
+        <w:rPr>
+          <w:b/>
+          <w:lang w:val="hi_IN" w:bidi="hi_IN"/>
+        </w:rPr>
         <w:t>"प्रभु उसे उसके कामों के अनुसार बदला देगा"</w:t>
       </w:r>
     </w:p>
@@ -38048,6 +43898,21 @@
           <w:b/>
           <w:lang w:val="hi_IN" w:bidi="hi_IN"/>
         </w:rPr>
+        <w:t>ὃν καὶ σὺ φυλάσσου, λίαν γὰρ ἀντέστη τοῖς ἡμετέροις λόγοις</w:t>
+      </w:r>
+    </w:p>
+    <w:p>
+      <w:pPr/>
+      <w:r>
+        <w:rPr>
+          <w:lang w:val="hi_IN" w:bidi="hi_IN"/>
+        </w:rPr>
+      </w:r>
+      <w:r>
+        <w:rPr>
+          <w:b/>
+          <w:lang w:val="hi_IN" w:bidi="hi_IN"/>
+        </w:rPr>
         <w:t>"आप भी उससे सावधान रहें, क्योंकि उसने हमारे शब्दों का बहुत विरोध किया है"</w:t>
       </w:r>
     </w:p>
@@ -38139,6 +44004,21 @@
           <w:b/>
           <w:lang w:val="hi_IN" w:bidi="hi_IN"/>
         </w:rPr>
+        <w:t>τοῖς ἡμετέροις λόγοις</w:t>
+      </w:r>
+    </w:p>
+    <w:p>
+      <w:pPr/>
+      <w:r>
+        <w:rPr>
+          <w:lang w:val="hi_IN" w:bidi="hi_IN"/>
+        </w:rPr>
+      </w:r>
+      <w:r>
+        <w:rPr>
+          <w:b/>
+          <w:lang w:val="hi_IN" w:bidi="hi_IN"/>
+        </w:rPr>
         <w:t>"उसने हमारी बातों का"</w:t>
       </w:r>
     </w:p>
@@ -38235,6 +44115,21 @@
           <w:b/>
           <w:lang w:val="hi_IN" w:bidi="hi_IN"/>
         </w:rPr>
+        <w:t>ἐν τῇ πρώτῃ μου ἀπολογίᾳ</w:t>
+      </w:r>
+    </w:p>
+    <w:p>
+      <w:pPr/>
+      <w:r>
+        <w:rPr>
+          <w:lang w:val="hi_IN" w:bidi="hi_IN"/>
+        </w:rPr>
+      </w:r>
+      <w:r>
+        <w:rPr>
+          <w:b/>
+          <w:lang w:val="hi_IN" w:bidi="hi_IN"/>
+        </w:rPr>
         <w:t>"मेरे पहले प्रत्युत्तर करने के समय में"</w:t>
       </w:r>
     </w:p>
@@ -38311,6 +44206,21 @@
           <w:b/>
           <w:lang w:val="hi_IN" w:bidi="hi_IN"/>
         </w:rPr>
+        <w:t>οὐδείς μοι παρεγένετο</w:t>
+      </w:r>
+    </w:p>
+    <w:p>
+      <w:pPr/>
+      <w:r>
+        <w:rPr>
+          <w:lang w:val="hi_IN" w:bidi="hi_IN"/>
+        </w:rPr>
+      </w:r>
+      <w:r>
+        <w:rPr>
+          <w:b/>
+          <w:lang w:val="hi_IN" w:bidi="hi_IN"/>
+        </w:rPr>
         <w:t>"किसी ने भी मेरा साथ"</w:t>
       </w:r>
       <w:r>
@@ -38387,6 +44297,21 @@
           <w:b/>
           <w:lang w:val="hi_IN" w:bidi="hi_IN"/>
         </w:rPr>
+        <w:t>πάντες</w:t>
+      </w:r>
+    </w:p>
+    <w:p>
+      <w:pPr/>
+      <w:r>
+        <w:rPr>
+          <w:lang w:val="hi_IN" w:bidi="hi_IN"/>
+        </w:rPr>
+      </w:r>
+      <w:r>
+        <w:rPr>
+          <w:b/>
+          <w:lang w:val="hi_IN" w:bidi="hi_IN"/>
+        </w:rPr>
         <w:t>"सब"</w:t>
       </w:r>
     </w:p>
@@ -38483,6 +44408,21 @@
           <w:b/>
           <w:lang w:val="hi_IN" w:bidi="hi_IN"/>
         </w:rPr>
+        <w:t>μὴ αὐτοῖς λογισθείη</w:t>
+      </w:r>
+    </w:p>
+    <w:p>
+      <w:pPr/>
+      <w:r>
+        <w:rPr>
+          <w:lang w:val="hi_IN" w:bidi="hi_IN"/>
+        </w:rPr>
+      </w:r>
+      <w:r>
+        <w:rPr>
+          <w:b/>
+          <w:lang w:val="hi_IN" w:bidi="hi_IN"/>
+        </w:rPr>
         <w:t>"कि इसका उनको लेखा देना न पड़े"</w:t>
       </w:r>
     </w:p>
@@ -38582,6 +44522,21 @@
           <w:b/>
           <w:lang w:val="hi_IN" w:bidi="hi_IN"/>
         </w:rPr>
+        <w:t>μὴ αὐτοῖς λογισθείη</w:t>
+      </w:r>
+    </w:p>
+    <w:p>
+      <w:pPr/>
+      <w:r>
+        <w:rPr>
+          <w:lang w:val="hi_IN" w:bidi="hi_IN"/>
+        </w:rPr>
+      </w:r>
+      <w:r>
+        <w:rPr>
+          <w:b/>
+          <w:lang w:val="hi_IN" w:bidi="hi_IN"/>
+        </w:rPr>
         <w:t>"नहीं"</w:t>
       </w:r>
       <w:r>
@@ -38664,6 +44619,21 @@
         <w:rPr>
           <w:lang w:val="hi_IN" w:bidi="hi_IN"/>
         </w:rPr>
+      </w:r>
+    </w:p>
+    <w:p>
+      <w:pPr/>
+      <w:r>
+        <w:rPr>
+          <w:lang w:val="hi_IN" w:bidi="hi_IN"/>
+        </w:rPr>
+      </w:r>
+      <w:r>
+        <w:rPr>
+          <w:b/>
+          <w:lang w:val="hi_IN" w:bidi="hi_IN"/>
+        </w:rPr>
+        <w:t>δὲ</w:t>
       </w:r>
     </w:p>
     <w:p>
@@ -38831,6 +44801,21 @@
           <w:b/>
           <w:lang w:val="hi_IN" w:bidi="hi_IN"/>
         </w:rPr>
+        <w:t>ὁ &amp; Κύριός μοι παρέστη</w:t>
+      </w:r>
+    </w:p>
+    <w:p>
+      <w:pPr/>
+      <w:r>
+        <w:rPr>
+          <w:lang w:val="hi_IN" w:bidi="hi_IN"/>
+        </w:rPr>
+      </w:r>
+      <w:r>
+        <w:rPr>
+          <w:b/>
+          <w:lang w:val="hi_IN" w:bidi="hi_IN"/>
+        </w:rPr>
         <w:t>""</w:t>
       </w:r>
     </w:p>
@@ -38914,6 +44899,21 @@
           <w:b/>
           <w:lang w:val="hi_IN" w:bidi="hi_IN"/>
         </w:rPr>
+        <w:t>δι’ ἐμοῦ τὸ κήρυγμα πληροφορηθῇ</w:t>
+      </w:r>
+    </w:p>
+    <w:p>
+      <w:pPr/>
+      <w:r>
+        <w:rPr>
+          <w:lang w:val="hi_IN" w:bidi="hi_IN"/>
+        </w:rPr>
+      </w:r>
+      <w:r>
+        <w:rPr>
+          <w:b/>
+          <w:lang w:val="hi_IN" w:bidi="hi_IN"/>
+        </w:rPr>
         <w:t>""</w:t>
       </w:r>
     </w:p>
@@ -38997,6 +44997,21 @@
           <w:b/>
           <w:lang w:val="hi_IN" w:bidi="hi_IN"/>
         </w:rPr>
+        <w:t>δι’ ἐμοῦ τὸ κήρυγμα πληροφορηθῇ</w:t>
+      </w:r>
+    </w:p>
+    <w:p>
+      <w:pPr/>
+      <w:r>
+        <w:rPr>
+          <w:lang w:val="hi_IN" w:bidi="hi_IN"/>
+        </w:rPr>
+      </w:r>
+      <w:r>
+        <w:rPr>
+          <w:b/>
+          <w:lang w:val="hi_IN" w:bidi="hi_IN"/>
+        </w:rPr>
         <w:t>"मेरे द्वारा पूरा-पूरा प्रचार हो"</w:t>
       </w:r>
     </w:p>
@@ -39101,6 +45116,21 @@
           <w:b/>
           <w:lang w:val="hi_IN" w:bidi="hi_IN"/>
         </w:rPr>
+        <w:t>τὸ κήρυγμα πληροφορηθῇ</w:t>
+      </w:r>
+    </w:p>
+    <w:p>
+      <w:pPr/>
+      <w:r>
+        <w:rPr>
+          <w:lang w:val="hi_IN" w:bidi="hi_IN"/>
+        </w:rPr>
+      </w:r>
+      <w:r>
+        <w:rPr>
+          <w:b/>
+          <w:lang w:val="hi_IN" w:bidi="hi_IN"/>
+        </w:rPr>
         <w:t>"पूरा-पूरा प्रचार हो"</w:t>
       </w:r>
     </w:p>
@@ -39197,6 +45227,21 @@
           <w:b/>
           <w:lang w:val="hi_IN" w:bidi="hi_IN"/>
         </w:rPr>
+        <w:t>πάντα τὰ ἔθνη</w:t>
+      </w:r>
+    </w:p>
+    <w:p>
+      <w:pPr/>
+      <w:r>
+        <w:rPr>
+          <w:lang w:val="hi_IN" w:bidi="hi_IN"/>
+        </w:rPr>
+      </w:r>
+      <w:r>
+        <w:rPr>
+          <w:b/>
+          <w:lang w:val="hi_IN" w:bidi="hi_IN"/>
+        </w:rPr>
         <w:t>"और सब अन्यजाति सुन ले"</w:t>
       </w:r>
     </w:p>
@@ -39293,6 +45338,21 @@
           <w:b/>
           <w:lang w:val="hi_IN" w:bidi="hi_IN"/>
         </w:rPr>
+        <w:t>ἐρύσθην ἐκ στόματος λέοντος</w:t>
+      </w:r>
+    </w:p>
+    <w:p>
+      <w:pPr/>
+      <w:r>
+        <w:rPr>
+          <w:lang w:val="hi_IN" w:bidi="hi_IN"/>
+        </w:rPr>
+      </w:r>
+      <w:r>
+        <w:rPr>
+          <w:b/>
+          <w:lang w:val="hi_IN" w:bidi="hi_IN"/>
+        </w:rPr>
         <w:t>"सिंह के मुँह छुड़ाया गया"</w:t>
       </w:r>
     </w:p>
@@ -39376,6 +45436,21 @@
           <w:b/>
           <w:lang w:val="hi_IN" w:bidi="hi_IN"/>
         </w:rPr>
+        <w:t>ἐρύσθην</w:t>
+      </w:r>
+    </w:p>
+    <w:p>
+      <w:pPr/>
+      <w:r>
+        <w:rPr>
+          <w:lang w:val="hi_IN" w:bidi="hi_IN"/>
+        </w:rPr>
+      </w:r>
+      <w:r>
+        <w:rPr>
+          <w:b/>
+          <w:lang w:val="hi_IN" w:bidi="hi_IN"/>
+        </w:rPr>
         <w:t>"सिंह के मुँह छुड़ाया गया"</w:t>
       </w:r>
     </w:p>
@@ -39459,6 +45534,21 @@
           <w:b/>
           <w:lang w:val="hi_IN" w:bidi="hi_IN"/>
         </w:rPr>
+        <w:t>ᾧ ἡ δόξα</w:t>
+      </w:r>
+    </w:p>
+    <w:p>
+      <w:pPr/>
+      <w:r>
+        <w:rPr>
+          <w:lang w:val="hi_IN" w:bidi="hi_IN"/>
+        </w:rPr>
+      </w:r>
+      <w:r>
+        <w:rPr>
+          <w:b/>
+          <w:lang w:val="hi_IN" w:bidi="hi_IN"/>
+        </w:rPr>
         <w:t>"उसी की महिमा ... होती रहे"</w:t>
       </w:r>
     </w:p>
@@ -39541,6 +45631,21 @@
         <w:rPr>
           <w:lang w:val="hi_IN" w:bidi="hi_IN"/>
         </w:rPr>
+      </w:r>
+    </w:p>
+    <w:p>
+      <w:pPr/>
+      <w:r>
+        <w:rPr>
+          <w:lang w:val="hi_IN" w:bidi="hi_IN"/>
+        </w:rPr>
+      </w:r>
+      <w:r>
+        <w:rPr>
+          <w:b/>
+          <w:lang w:val="hi_IN" w:bidi="hi_IN"/>
+        </w:rPr>
+        <w:t>εἰς τοὺς αἰῶνας τῶν αἰώνων</w:t>
       </w:r>
     </w:p>
     <w:p>
@@ -39803,6 +45908,21 @@
           <w:b/>
           <w:lang w:val="hi_IN" w:bidi="hi_IN"/>
         </w:rPr>
+        <w:t>Ἔραστος &amp; Τρόφιμον</w:t>
+      </w:r>
+    </w:p>
+    <w:p>
+      <w:pPr/>
+      <w:r>
+        <w:rPr>
+          <w:lang w:val="hi_IN" w:bidi="hi_IN"/>
+        </w:rPr>
+      </w:r>
+      <w:r>
+        <w:rPr>
+          <w:b/>
+          <w:lang w:val="hi_IN" w:bidi="hi_IN"/>
+        </w:rPr>
         <w:t>""</w:t>
       </w:r>
     </w:p>
@@ -39886,6 +46006,21 @@
           <w:b/>
           <w:lang w:val="hi_IN" w:bidi="hi_IN"/>
         </w:rPr>
+        <w:t>Μιλήτῳ</w:t>
+      </w:r>
+    </w:p>
+    <w:p>
+      <w:pPr/>
+      <w:r>
+        <w:rPr>
+          <w:lang w:val="hi_IN" w:bidi="hi_IN"/>
+        </w:rPr>
+      </w:r>
+      <w:r>
+        <w:rPr>
+          <w:b/>
+          <w:lang w:val="hi_IN" w:bidi="hi_IN"/>
+        </w:rPr>
         <w:t>"मीलेतुस"</w:t>
       </w:r>
     </w:p>
@@ -39969,6 +46104,21 @@
           <w:b/>
           <w:lang w:val="hi_IN" w:bidi="hi_IN"/>
         </w:rPr>
+        <w:t>σπούδασον &amp; ἐλθεῖν</w:t>
+      </w:r>
+    </w:p>
+    <w:p>
+      <w:pPr/>
+      <w:r>
+        <w:rPr>
+          <w:lang w:val="hi_IN" w:bidi="hi_IN"/>
+        </w:rPr>
+      </w:r>
+      <w:r>
+        <w:rPr>
+          <w:b/>
+          <w:lang w:val="hi_IN" w:bidi="hi_IN"/>
+        </w:rPr>
         <w:t>"चले आने का प्रयत्न कर"</w:t>
       </w:r>
     </w:p>
@@ -40032,6 +46182,21 @@
           <w:b/>
           <w:lang w:val="hi_IN" w:bidi="hi_IN"/>
         </w:rPr>
+        <w:t>πρὸ χειμῶνος</w:t>
+      </w:r>
+    </w:p>
+    <w:p>
+      <w:pPr/>
+      <w:r>
+        <w:rPr>
+          <w:lang w:val="hi_IN" w:bidi="hi_IN"/>
+        </w:rPr>
+      </w:r>
+      <w:r>
+        <w:rPr>
+          <w:b/>
+          <w:lang w:val="hi_IN" w:bidi="hi_IN"/>
+        </w:rPr>
         <w:t>"जाड़े से पहले"</w:t>
       </w:r>
     </w:p>
@@ -40174,6 +46339,21 @@
           <w:b/>
           <w:lang w:val="hi_IN" w:bidi="hi_IN"/>
         </w:rPr>
+        <w:t>ἀσπάζεταί σε Εὔβουλος, καὶ Πούδης, καὶ Λίνος, καὶ Κλαυδία, καὶ οἱ ἀδελφοὶ</w:t>
+      </w:r>
+    </w:p>
+    <w:p>
+      <w:pPr/>
+      <w:r>
+        <w:rPr>
+          <w:lang w:val="hi_IN" w:bidi="hi_IN"/>
+        </w:rPr>
+      </w:r>
+      <w:r>
+        <w:rPr>
+          <w:b/>
+          <w:lang w:val="hi_IN" w:bidi="hi_IN"/>
+        </w:rPr>
         <w:t>""</w:t>
       </w:r>
     </w:p>
@@ -40237,6 +46417,21 @@
           <w:b/>
           <w:lang w:val="hi_IN" w:bidi="hi_IN"/>
         </w:rPr>
+        <w:t>Εὔβουλος &amp; Πούδης &amp; Λίνος</w:t>
+      </w:r>
+    </w:p>
+    <w:p>
+      <w:pPr/>
+      <w:r>
+        <w:rPr>
+          <w:lang w:val="hi_IN" w:bidi="hi_IN"/>
+        </w:rPr>
+      </w:r>
+      <w:r>
+        <w:rPr>
+          <w:b/>
+          <w:lang w:val="hi_IN" w:bidi="hi_IN"/>
+        </w:rPr>
         <w:t>""</w:t>
       </w:r>
     </w:p>
@@ -40320,6 +46515,21 @@
           <w:b/>
           <w:lang w:val="hi_IN" w:bidi="hi_IN"/>
         </w:rPr>
+        <w:t>Κλαυδία</w:t>
+      </w:r>
+    </w:p>
+    <w:p>
+      <w:pPr/>
+      <w:r>
+        <w:rPr>
+          <w:lang w:val="hi_IN" w:bidi="hi_IN"/>
+        </w:rPr>
+      </w:r>
+      <w:r>
+        <w:rPr>
+          <w:b/>
+          <w:lang w:val="hi_IN" w:bidi="hi_IN"/>
+        </w:rPr>
         <w:t>"क्लौदिया"</w:t>
       </w:r>
     </w:p>
@@ -40403,6 +46613,21 @@
           <w:b/>
           <w:lang w:val="hi_IN" w:bidi="hi_IN"/>
         </w:rPr>
+        <w:t>οἱ ἀδελφοὶ</w:t>
+      </w:r>
+    </w:p>
+    <w:p>
+      <w:pPr/>
+      <w:r>
+        <w:rPr>
+          <w:lang w:val="hi_IN" w:bidi="hi_IN"/>
+        </w:rPr>
+      </w:r>
+      <w:r>
+        <w:rPr>
+          <w:b/>
+          <w:lang w:val="hi_IN" w:bidi="hi_IN"/>
+        </w:rPr>
         <w:t>"भाइयों"</w:t>
       </w:r>
     </w:p>
@@ -40572,6 +46797,21 @@
           <w:b/>
           <w:lang w:val="hi_IN" w:bidi="hi_IN"/>
         </w:rPr>
+        <w:t>οἱ ἀδελφοὶ</w:t>
+      </w:r>
+    </w:p>
+    <w:p>
+      <w:pPr/>
+      <w:r>
+        <w:rPr>
+          <w:lang w:val="hi_IN" w:bidi="hi_IN"/>
+        </w:rPr>
+      </w:r>
+      <w:r>
+        <w:rPr>
+          <w:b/>
+          <w:lang w:val="hi_IN" w:bidi="hi_IN"/>
+        </w:rPr>
         <w:t>"भाइयों"</w:t>
       </w:r>
     </w:p>
@@ -40668,6 +46908,21 @@
           <w:b/>
           <w:lang w:val="hi_IN" w:bidi="hi_IN"/>
         </w:rPr>
+        <w:t>οἱ ἀδελφοὶ</w:t>
+      </w:r>
+    </w:p>
+    <w:p>
+      <w:pPr/>
+      <w:r>
+        <w:rPr>
+          <w:lang w:val="hi_IN" w:bidi="hi_IN"/>
+        </w:rPr>
+      </w:r>
+      <w:r>
+        <w:rPr>
+          <w:b/>
+          <w:lang w:val="hi_IN" w:bidi="hi_IN"/>
+        </w:rPr>
         <w:t>""</w:t>
       </w:r>
     </w:p>
@@ -40764,6 +47019,21 @@
           <w:b/>
           <w:lang w:val="hi_IN" w:bidi="hi_IN"/>
         </w:rPr>
+        <w:t>ὁ Κύριος μετὰ τοῦ πνεύματός σου</w:t>
+      </w:r>
+    </w:p>
+    <w:p>
+      <w:pPr/>
+      <w:r>
+        <w:rPr>
+          <w:lang w:val="hi_IN" w:bidi="hi_IN"/>
+        </w:rPr>
+      </w:r>
+      <w:r>
+        <w:rPr>
+          <w:b/>
+          <w:lang w:val="hi_IN" w:bidi="hi_IN"/>
+        </w:rPr>
         <w:t>""</w:t>
       </w:r>
     </w:p>
@@ -40860,6 +47130,21 @@
           <w:b/>
           <w:lang w:val="hi_IN" w:bidi="hi_IN"/>
         </w:rPr>
+        <w:t>ὁ Κύριος</w:t>
+      </w:r>
+    </w:p>
+    <w:p>
+      <w:pPr/>
+      <w:r>
+        <w:rPr>
+          <w:lang w:val="hi_IN" w:bidi="hi_IN"/>
+        </w:rPr>
+      </w:r>
+      <w:r>
+        <w:rPr>
+          <w:b/>
+          <w:lang w:val="hi_IN" w:bidi="hi_IN"/>
+        </w:rPr>
         <w:t>"प्रभु"</w:t>
       </w:r>
     </w:p>
@@ -40972,6 +47257,21 @@
           <w:b/>
           <w:lang w:val="hi_IN" w:bidi="hi_IN"/>
         </w:rPr>
+        <w:t>μετὰ τοῦ πνεύματός σου</w:t>
+      </w:r>
+    </w:p>
+    <w:p>
+      <w:pPr/>
+      <w:r>
+        <w:rPr>
+          <w:lang w:val="hi_IN" w:bidi="hi_IN"/>
+        </w:rPr>
+      </w:r>
+      <w:r>
+        <w:rPr>
+          <w:b/>
+          <w:lang w:val="hi_IN" w:bidi="hi_IN"/>
+        </w:rPr>
         <w:t>"प्रभु तेरी आत्मा के साथ रहे"</w:t>
       </w:r>
     </w:p>
@@ -41068,6 +47368,21 @@
           <w:b/>
           <w:lang w:val="hi_IN" w:bidi="hi_IN"/>
         </w:rPr>
+        <w:t>ἡ χάρις μεθ’ ὑμῶν</w:t>
+      </w:r>
+    </w:p>
+    <w:p>
+      <w:pPr/>
+      <w:r>
+        <w:rPr>
+          <w:lang w:val="hi_IN" w:bidi="hi_IN"/>
+        </w:rPr>
+      </w:r>
+      <w:r>
+        <w:rPr>
+          <w:b/>
+          <w:lang w:val="hi_IN" w:bidi="hi_IN"/>
+        </w:rPr>
         <w:t>"तुम पर अनुग्रह होता रहे"</w:t>
       </w:r>
     </w:p>
@@ -41131,6 +47446,21 @@
           <w:b/>
           <w:lang w:val="hi_IN" w:bidi="hi_IN"/>
         </w:rPr>
+        <w:t>ἡ χάρις μεθ’ ὑμῶν</w:t>
+      </w:r>
+    </w:p>
+    <w:p>
+      <w:pPr/>
+      <w:r>
+        <w:rPr>
+          <w:lang w:val="hi_IN" w:bidi="hi_IN"/>
+        </w:rPr>
+      </w:r>
+      <w:r>
+        <w:rPr>
+          <w:b/>
+          <w:lang w:val="hi_IN" w:bidi="hi_IN"/>
+        </w:rPr>
         <w:t>"तुम पर अनुग्रह होता रहे"</w:t>
       </w:r>
     </w:p>
@@ -41227,6 +47557,21 @@
           <w:b/>
           <w:lang w:val="hi_IN" w:bidi="hi_IN"/>
         </w:rPr>
+        <w:t>ὑμῶν</w:t>
+      </w:r>
+    </w:p>
+    <w:p>
+      <w:pPr/>
+      <w:r>
+        <w:rPr>
+          <w:lang w:val="hi_IN" w:bidi="hi_IN"/>
+        </w:rPr>
+      </w:r>
+      <w:r>
+        <w:rPr>
+          <w:b/>
+          <w:lang w:val="hi_IN" w:bidi="hi_IN"/>
+        </w:rPr>
         <w:t>""</w:t>
       </w:r>
     </w:p>
@@ -41309,6 +47654,21 @@
         <w:rPr>
           <w:lang w:val="hi_IN" w:bidi="hi_IN"/>
         </w:rPr>
+      </w:r>
+    </w:p>
+    <w:p>
+      <w:pPr/>
+      <w:r>
+        <w:rPr>
+          <w:lang w:val="hi_IN" w:bidi="hi_IN"/>
+        </w:rPr>
+      </w:r>
+      <w:r>
+        <w:rPr>
+          <w:b/>
+          <w:lang w:val="hi_IN" w:bidi="hi_IN"/>
+        </w:rPr>
+        <w:t>ὑμῶν</w:t>
       </w:r>
     </w:p>
     <w:p>

--- a/hin/docx/55.content.docx
+++ b/hin/docx/55.content.docx
@@ -28,49 +28,15 @@
       </w:r>
     </w:p>
     <w:p>
-      <w:pPr>
-        <w:pStyle w:val="Heading2"/>
-      </w:pPr>
-      <w:r>
-        <w:rPr>
-          <w:lang w:val="hi_IN" w:bidi="hi_IN"/>
-        </w:rPr>
-        <w:t>License Information</w:t>
-      </w:r>
-      <w:r>
-        <w:rPr>
-          <w:lang w:val="hi_IN" w:bidi="hi_IN"/>
-        </w:rPr>
-      </w:r>
-    </w:p>
-    <w:p>
-      <w:pPr/>
-      <w:r>
-        <w:rPr>
-          <w:lang w:val="hi_IN" w:bidi="hi_IN"/>
-        </w:rPr>
-      </w:r>
-      <w:r>
-        <w:rPr>
-          <w:b/>
-          <w:lang w:val="hi_IN" w:bidi="hi_IN"/>
-        </w:rPr>
-        <w:t>अनुवाद नोट्स (अनफोल्डिंग वर्ड)</w:t>
-      </w:r>
-      <w:r>
-        <w:rPr>
-          <w:lang w:val="hi_IN" w:bidi="hi_IN"/>
-        </w:rPr>
-        <w:t xml:space="preserve"> (Hindi) is based on</w:t>
-      </w:r>
-      <w:r>
-        <w:rPr>
-          <w:lang w:val="hi_IN" w:bidi="hi_IN"/>
-        </w:rPr>
-        <w:t xml:space="preserve">: </w:t>
-      </w:r>
-      <w:r>
-        <w:rPr>
+      <w:pPr/>
+      <w:r>
+        <w:rPr>
+          <w:lang w:val="hi_IN" w:bidi="hi_IN"/>
+        </w:rPr>
+      </w:r>
+      <w:r>
+        <w:rPr>
+          <w:b/>
           <w:lang w:val="hi_IN" w:bidi="hi_IN"/>
         </w:rPr>
         <w:t>unfoldingWord® Translation Notes</w:t>
@@ -79,62 +45,31 @@
         <w:rPr>
           <w:lang w:val="hi_IN" w:bidi="hi_IN"/>
         </w:rPr>
-        <w:t xml:space="preserve">, </w:t>
-      </w:r>
-      <w:hyperlink r:id="rId13">
-        <w:r>
-          <w:rPr>
-            <w:lang w:val="hi_IN" w:bidi="hi_IN"/>
-          </w:rPr>
-          <w:rPr>
-            <w:color w:val="0000EE"/>
-            <w:u w:val="single"/>
-          </w:rPr>
-          <w:t>unfoldingWord</w:t>
-        </w:r>
-      </w:hyperlink>
-      <w:r>
-        <w:rPr>
-          <w:lang w:val="hi_IN" w:bidi="hi_IN"/>
-        </w:rPr>
-        <w:t xml:space="preserve">, 2022, which is licensed under a </w:t>
-      </w:r>
-      <w:hyperlink r:id="rId14">
-        <w:r>
-          <w:rPr>
-            <w:lang w:val="hi_IN" w:bidi="hi_IN"/>
-          </w:rPr>
-          <w:rPr>
-            <w:color w:val="0000EE"/>
-            <w:u w:val="single"/>
-          </w:rPr>
-          <w:t>CC BY-SA 4.0 license</w:t>
-        </w:r>
-      </w:hyperlink>
-      <w:r>
-        <w:rPr>
-          <w:lang w:val="hi_IN" w:bidi="hi_IN"/>
-        </w:rPr>
-        <w:t>.</w:t>
-      </w:r>
-      <w:r>
-        <w:rPr>
-          <w:lang w:val="hi_IN" w:bidi="hi_IN"/>
-        </w:rPr>
-      </w:r>
-    </w:p>
-    <w:p>
-      <w:pPr/>
-      <w:r>
-        <w:rPr>
-          <w:lang w:val="hi_IN" w:bidi="hi_IN"/>
-        </w:rPr>
-      </w:r>
-      <w:r>
-        <w:rPr>
-          <w:lang w:val="hi_IN" w:bidi="hi_IN"/>
-        </w:rPr>
-        <w:t>This PDF version is provided under the same license.</w:t>
+        <w:t xml:space="preserve"> © 2022 unfoldingWord. Released under CC BY-SA 4.0 license. </w:t>
+      </w:r>
+      <w:r>
+        <w:rPr>
+          <w:lang w:val="hi_IN" w:bidi="hi_IN"/>
+        </w:rPr>
+        <w:t>unfoldingWord® Translation Notes</w:t>
+      </w:r>
+      <w:r>
+        <w:rPr>
+          <w:lang w:val="hi_IN" w:bidi="hi_IN"/>
+        </w:rPr>
+        <w:t xml:space="preserve"> has been adapted in the following languages: Tok Pisin, Arabic (عربي), French (Français), Hindi (हिंदी), Indonesian (Bahasa Indonesia), Portuguese (Português), Russian (Русский), Spanish (Español), Swahili (Kiswahili), and Simplified Chinese (简体中文) from </w:t>
+      </w:r>
+      <w:r>
+        <w:rPr>
+          <w:lang w:val="hi_IN" w:bidi="hi_IN"/>
+        </w:rPr>
+        <w:t>unfoldingWord® Translation Notes</w:t>
+      </w:r>
+      <w:r>
+        <w:rPr>
+          <w:lang w:val="hi_IN" w:bidi="hi_IN"/>
+        </w:rPr>
+        <w:t xml:space="preserve"> © 2022 unfoldingWord. Released under CC BY-SA 4.0 license by Mission Mutual</w:t>
       </w:r>
       <w:r>
         <w:rPr>
@@ -295,21 +230,6 @@
           <w:b/>
           <w:lang w:val="hi_IN" w:bidi="hi_IN"/>
         </w:rPr>
-        <w:t>Παῦλος, ἀπόστολος</w:t>
-      </w:r>
-    </w:p>
-    <w:p>
-      <w:pPr/>
-      <w:r>
-        <w:rPr>
-          <w:lang w:val="hi_IN" w:bidi="hi_IN"/>
-        </w:rPr>
-      </w:r>
-      <w:r>
-        <w:rPr>
-          <w:b/>
-          <w:lang w:val="hi_IN" w:bidi="hi_IN"/>
-        </w:rPr>
         <w:t>"पौलुस"</w:t>
       </w:r>
     </w:p>
@@ -368,21 +288,6 @@
           <w:lang w:val="hi_IN" w:bidi="hi_IN"/>
         </w:rPr>
       </w:r>
-      <w:r>
-        <w:rPr>
-          <w:b/>
-          <w:lang w:val="hi_IN" w:bidi="hi_IN"/>
-        </w:rPr>
-        <w:t>διὰ θελήματος Θεοῦ</w:t>
-      </w:r>
-    </w:p>
-    <w:p>
-      <w:pPr/>
-      <w:r>
-        <w:rPr>
-          <w:lang w:val="hi_IN" w:bidi="hi_IN"/>
-        </w:rPr>
-      </w:r>
     </w:p>
     <w:p>
       <w:pPr/>
@@ -444,21 +349,6 @@
           <w:b/>
           <w:lang w:val="hi_IN" w:bidi="hi_IN"/>
         </w:rPr>
-        <w:t>κατ’</w:t>
-      </w:r>
-    </w:p>
-    <w:p>
-      <w:pPr/>
-      <w:r>
-        <w:rPr>
-          <w:lang w:val="hi_IN" w:bidi="hi_IN"/>
-        </w:rPr>
-      </w:r>
-      <w:r>
-        <w:rPr>
-          <w:b/>
-          <w:lang w:val="hi_IN" w:bidi="hi_IN"/>
-        </w:rPr>
         <w:t>"परमेश्वर की इच्छा"</w:t>
       </w:r>
     </w:p>
@@ -522,21 +412,6 @@
           <w:b/>
           <w:lang w:val="hi_IN" w:bidi="hi_IN"/>
         </w:rPr>
-        <w:t>ἐπαγγελίαν ζωῆς</w:t>
-      </w:r>
-    </w:p>
-    <w:p>
-      <w:pPr/>
-      <w:r>
-        <w:rPr>
-          <w:lang w:val="hi_IN" w:bidi="hi_IN"/>
-        </w:rPr>
-      </w:r>
-      <w:r>
-        <w:rPr>
-          <w:b/>
-          <w:lang w:val="hi_IN" w:bidi="hi_IN"/>
-        </w:rPr>
         <w:t>"जीवन की प्रतिज्ञा"</w:t>
       </w:r>
     </w:p>
@@ -662,21 +537,6 @@
           <w:b/>
           <w:lang w:val="hi_IN" w:bidi="hi_IN"/>
         </w:rPr>
-        <w:t>ζωῆς τῆς ἐν Χριστῷ Ἰησοῦ</w:t>
-      </w:r>
-    </w:p>
-    <w:p>
-      <w:pPr/>
-      <w:r>
-        <w:rPr>
-          <w:lang w:val="hi_IN" w:bidi="hi_IN"/>
-        </w:rPr>
-      </w:r>
-      <w:r>
-        <w:rPr>
-          <w:b/>
-          <w:lang w:val="hi_IN" w:bidi="hi_IN"/>
-        </w:rPr>
         <w:t>"जीवन की"</w:t>
       </w:r>
       <w:r>
@@ -786,21 +646,6 @@
           <w:b/>
           <w:lang w:val="hi_IN" w:bidi="hi_IN"/>
         </w:rPr>
-        <w:t>ζωῆς τῆς</w:t>
-      </w:r>
-    </w:p>
-    <w:p>
-      <w:pPr/>
-      <w:r>
-        <w:rPr>
-          <w:lang w:val="hi_IN" w:bidi="hi_IN"/>
-        </w:rPr>
-      </w:r>
-      <w:r>
-        <w:rPr>
-          <w:b/>
-          <w:lang w:val="hi_IN" w:bidi="hi_IN"/>
-        </w:rPr>
         <w:t>"उस जीवन की ... जो ... है"</w:t>
       </w:r>
     </w:p>
@@ -905,21 +750,6 @@
           <w:b/>
           <w:lang w:val="hi_IN" w:bidi="hi_IN"/>
         </w:rPr>
-        <w:t>ζωῆς τῆς</w:t>
-      </w:r>
-    </w:p>
-    <w:p>
-      <w:pPr/>
-      <w:r>
-        <w:rPr>
-          <w:lang w:val="hi_IN" w:bidi="hi_IN"/>
-        </w:rPr>
-      </w:r>
-      <w:r>
-        <w:rPr>
-          <w:b/>
-          <w:lang w:val="hi_IN" w:bidi="hi_IN"/>
-        </w:rPr>
         <w:t>"उस जीवन की ... जो ... है"</w:t>
       </w:r>
     </w:p>
@@ -1016,21 +846,6 @@
           <w:b/>
           <w:lang w:val="hi_IN" w:bidi="hi_IN"/>
         </w:rPr>
-        <w:t>Τιμοθέῳ</w:t>
-      </w:r>
-    </w:p>
-    <w:p>
-      <w:pPr/>
-      <w:r>
-        <w:rPr>
-          <w:lang w:val="hi_IN" w:bidi="hi_IN"/>
-        </w:rPr>
-      </w:r>
-      <w:r>
-        <w:rPr>
-          <w:b/>
-          <w:lang w:val="hi_IN" w:bidi="hi_IN"/>
-        </w:rPr>
         <w:t>"तीमुथियुस"</w:t>
       </w:r>
     </w:p>
@@ -1094,21 +909,6 @@
           <w:b/>
           <w:lang w:val="hi_IN" w:bidi="hi_IN"/>
         </w:rPr>
-        <w:t>ἀγαπητῷ τέκνῳ</w:t>
-      </w:r>
-    </w:p>
-    <w:p>
-      <w:pPr/>
-      <w:r>
-        <w:rPr>
-          <w:lang w:val="hi_IN" w:bidi="hi_IN"/>
-        </w:rPr>
-      </w:r>
-      <w:r>
-        <w:rPr>
-          <w:b/>
-          <w:lang w:val="hi_IN" w:bidi="hi_IN"/>
-        </w:rPr>
         <w:t>"प्रिय पुत्र"</w:t>
       </w:r>
     </w:p>
@@ -1205,21 +1005,6 @@
           <w:b/>
           <w:lang w:val="hi_IN" w:bidi="hi_IN"/>
         </w:rPr>
-        <w:t>ἀγαπητῷ τέκνῳ</w:t>
-      </w:r>
-    </w:p>
-    <w:p>
-      <w:pPr/>
-      <w:r>
-        <w:rPr>
-          <w:lang w:val="hi_IN" w:bidi="hi_IN"/>
-        </w:rPr>
-      </w:r>
-      <w:r>
-        <w:rPr>
-          <w:b/>
-          <w:lang w:val="hi_IN" w:bidi="hi_IN"/>
-        </w:rPr>
         <w:t>"प्रिय पुत्र"</w:t>
       </w:r>
     </w:p>
@@ -1317,21 +1102,6 @@
           <w:b/>
           <w:lang w:val="hi_IN" w:bidi="hi_IN"/>
         </w:rPr>
-        <w:t>χάρις, ἔλεος, εἰρήνη, ἀπὸ Θεοῦ Πατρὸς καὶ Χριστοῦ Ἰησοῦ τοῦ Κυρίου ἡμῶν</w:t>
-      </w:r>
-    </w:p>
-    <w:p>
-      <w:pPr/>
-      <w:r>
-        <w:rPr>
-          <w:lang w:val="hi_IN" w:bidi="hi_IN"/>
-        </w:rPr>
-      </w:r>
-      <w:r>
-        <w:rPr>
-          <w:b/>
-          <w:lang w:val="hi_IN" w:bidi="hi_IN"/>
-        </w:rPr>
         <w:t>"ओर से तुझे अनुग्रह"</w:t>
       </w:r>
       <w:r>
@@ -1408,21 +1178,6 @@
           <w:b/>
           <w:lang w:val="hi_IN" w:bidi="hi_IN"/>
         </w:rPr>
-        <w:t>χάρις, ἔλεος, εἰρήνη</w:t>
-      </w:r>
-    </w:p>
-    <w:p>
-      <w:pPr/>
-      <w:r>
-        <w:rPr>
-          <w:lang w:val="hi_IN" w:bidi="hi_IN"/>
-        </w:rPr>
-      </w:r>
-      <w:r>
-        <w:rPr>
-          <w:b/>
-          <w:lang w:val="hi_IN" w:bidi="hi_IN"/>
-        </w:rPr>
         <w:t>"तुझे अनुग्रह"</w:t>
       </w:r>
       <w:r>
@@ -1519,21 +1274,6 @@
           <w:b/>
           <w:lang w:val="hi_IN" w:bidi="hi_IN"/>
         </w:rPr>
-        <w:t>Θεοῦ Πατρὸς</w:t>
-      </w:r>
-    </w:p>
-    <w:p>
-      <w:pPr/>
-      <w:r>
-        <w:rPr>
-          <w:lang w:val="hi_IN" w:bidi="hi_IN"/>
-        </w:rPr>
-      </w:r>
-      <w:r>
-        <w:rPr>
-          <w:b/>
-          <w:lang w:val="hi_IN" w:bidi="hi_IN"/>
-        </w:rPr>
         <w:t>"परमेश्वर पिता"</w:t>
       </w:r>
       <w:r>
@@ -1630,21 +1370,6 @@
           <w:b/>
           <w:lang w:val="hi_IN" w:bidi="hi_IN"/>
         </w:rPr>
-        <w:t>ἡμῶν</w:t>
-      </w:r>
-    </w:p>
-    <w:p>
-      <w:pPr/>
-      <w:r>
-        <w:rPr>
-          <w:lang w:val="hi_IN" w:bidi="hi_IN"/>
-        </w:rPr>
-      </w:r>
-      <w:r>
-        <w:rPr>
-          <w:b/>
-          <w:lang w:val="hi_IN" w:bidi="hi_IN"/>
-        </w:rPr>
         <w:t>"हमारे"</w:t>
       </w:r>
     </w:p>
@@ -1754,21 +1479,6 @@
           <w:b/>
           <w:lang w:val="hi_IN" w:bidi="hi_IN"/>
         </w:rPr>
-        <w:t>χάριν ἔχω</w:t>
-      </w:r>
-    </w:p>
-    <w:p>
-      <w:pPr/>
-      <w:r>
-        <w:rPr>
-          <w:lang w:val="hi_IN" w:bidi="hi_IN"/>
-        </w:rPr>
-      </w:r>
-      <w:r>
-        <w:rPr>
-          <w:b/>
-          <w:lang w:val="hi_IN" w:bidi="hi_IN"/>
-        </w:rPr>
         <w:t>"परमेश्वर की"</w:t>
       </w:r>
       <w:r>
@@ -1878,21 +1588,6 @@
           <w:b/>
           <w:lang w:val="hi_IN" w:bidi="hi_IN"/>
         </w:rPr>
-        <w:t>ᾧ λατρεύω ἀπὸ προγόνων</w:t>
-      </w:r>
-    </w:p>
-    <w:p>
-      <w:pPr/>
-      <w:r>
-        <w:rPr>
-          <w:lang w:val="hi_IN" w:bidi="hi_IN"/>
-        </w:rPr>
-      </w:r>
-      <w:r>
-        <w:rPr>
-          <w:b/>
-          <w:lang w:val="hi_IN" w:bidi="hi_IN"/>
-        </w:rPr>
         <w:t>"सेवा मैं पूर्वजों"</w:t>
       </w:r>
       <w:r>
@@ -1964,21 +1659,6 @@
           <w:lang w:val="hi_IN" w:bidi="hi_IN"/>
         </w:rPr>
       </w:r>
-      <w:r>
-        <w:rPr>
-          <w:b/>
-          <w:lang w:val="hi_IN" w:bidi="hi_IN"/>
-        </w:rPr>
-        <w:t>ἐν καθαρᾷ συνειδήσει</w:t>
-      </w:r>
-    </w:p>
-    <w:p>
-      <w:pPr/>
-      <w:r>
-        <w:rPr>
-          <w:lang w:val="hi_IN" w:bidi="hi_IN"/>
-        </w:rPr>
-      </w:r>
     </w:p>
     <w:p>
       <w:pPr/>
@@ -2068,21 +1748,6 @@
           <w:lang w:val="hi_IN" w:bidi="hi_IN"/>
         </w:rPr>
       </w:r>
-      <w:r>
-        <w:rPr>
-          <w:b/>
-          <w:lang w:val="hi_IN" w:bidi="hi_IN"/>
-        </w:rPr>
-        <w:t>ὡς ἀδιάλειπτον ἔχω τὴν περὶ σοῦ μνείαν</w:t>
-      </w:r>
-    </w:p>
-    <w:p>
-      <w:pPr/>
-      <w:r>
-        <w:rPr>
-          <w:lang w:val="hi_IN" w:bidi="hi_IN"/>
-        </w:rPr>
-      </w:r>
     </w:p>
     <w:p>
       <w:pPr/>
@@ -2248,21 +1913,6 @@
           <w:lang w:val="hi_IN" w:bidi="hi_IN"/>
         </w:rPr>
       </w:r>
-      <w:r>
-        <w:rPr>
-          <w:b/>
-          <w:lang w:val="hi_IN" w:bidi="hi_IN"/>
-        </w:rPr>
-        <w:t>νυκτὸς καὶ ἡμέρας</w:t>
-      </w:r>
-    </w:p>
-    <w:p>
-      <w:pPr/>
-      <w:r>
-        <w:rPr>
-          <w:lang w:val="hi_IN" w:bidi="hi_IN"/>
-        </w:rPr>
-      </w:r>
     </w:p>
     <w:p>
       <w:pPr/>
@@ -2357,21 +2007,6 @@
           <w:b/>
           <w:lang w:val="hi_IN" w:bidi="hi_IN"/>
         </w:rPr>
-        <w:t>μεμνημένος σου τῶν δακρύων</w:t>
-      </w:r>
-    </w:p>
-    <w:p>
-      <w:pPr/>
-      <w:r>
-        <w:rPr>
-          <w:lang w:val="hi_IN" w:bidi="hi_IN"/>
-        </w:rPr>
-      </w:r>
-      <w:r>
-        <w:rPr>
-          <w:b/>
-          <w:lang w:val="hi_IN" w:bidi="hi_IN"/>
-        </w:rPr>
         <w:t>"तेरे आँसुओं सुधि कर करके"</w:t>
       </w:r>
       <w:r>
@@ -2468,21 +2103,6 @@
           <w:b/>
           <w:lang w:val="hi_IN" w:bidi="hi_IN"/>
         </w:rPr>
-        <w:t>σου τῶν δακρύων</w:t>
-      </w:r>
-    </w:p>
-    <w:p>
-      <w:pPr/>
-      <w:r>
-        <w:rPr>
-          <w:lang w:val="hi_IN" w:bidi="hi_IN"/>
-        </w:rPr>
-      </w:r>
-      <w:r>
-        <w:rPr>
-          <w:b/>
-          <w:lang w:val="hi_IN" w:bidi="hi_IN"/>
-        </w:rPr>
         <w:t>"शुद्ध विवेक से करता हूँ"</w:t>
       </w:r>
     </w:p>
@@ -2579,21 +2199,6 @@
           <w:b/>
           <w:lang w:val="hi_IN" w:bidi="hi_IN"/>
         </w:rPr>
-        <w:t>χαρᾶς πληρωθῶ</w:t>
-      </w:r>
-    </w:p>
-    <w:p>
-      <w:pPr/>
-      <w:r>
-        <w:rPr>
-          <w:lang w:val="hi_IN" w:bidi="hi_IN"/>
-        </w:rPr>
-      </w:r>
-      <w:r>
-        <w:rPr>
-          <w:b/>
-          <w:lang w:val="hi_IN" w:bidi="hi_IN"/>
-        </w:rPr>
         <w:t>"आनन्द से भर जाऊँ"</w:t>
       </w:r>
     </w:p>
@@ -2690,21 +2295,6 @@
           <w:b/>
           <w:lang w:val="hi_IN" w:bidi="hi_IN"/>
         </w:rPr>
-        <w:t>χαρᾶς πληρωθῶ</w:t>
-      </w:r>
-    </w:p>
-    <w:p>
-      <w:pPr/>
-      <w:r>
-        <w:rPr>
-          <w:lang w:val="hi_IN" w:bidi="hi_IN"/>
-        </w:rPr>
-      </w:r>
-      <w:r>
-        <w:rPr>
-          <w:b/>
-          <w:lang w:val="hi_IN" w:bidi="hi_IN"/>
-        </w:rPr>
         <w:t>"आनन्द से भर जाऊँ"</w:t>
       </w:r>
     </w:p>
@@ -2788,21 +2378,6 @@
           <w:b/>
           <w:lang w:val="hi_IN" w:bidi="hi_IN"/>
         </w:rPr>
-        <w:t>χαρᾶς πληρωθῶ</w:t>
-      </w:r>
-    </w:p>
-    <w:p>
-      <w:pPr/>
-      <w:r>
-        <w:rPr>
-          <w:lang w:val="hi_IN" w:bidi="hi_IN"/>
-        </w:rPr>
-      </w:r>
-      <w:r>
-        <w:rPr>
-          <w:b/>
-          <w:lang w:val="hi_IN" w:bidi="hi_IN"/>
-        </w:rPr>
         <w:t>"कि आनन्द से भर जाऊँ"</w:t>
       </w:r>
     </w:p>
@@ -2911,21 +2486,6 @@
           <w:b/>
           <w:lang w:val="hi_IN" w:bidi="hi_IN"/>
         </w:rPr>
-        <w:t>ὑπόμνησιν λαβὼν</w:t>
-      </w:r>
-    </w:p>
-    <w:p>
-      <w:pPr/>
-      <w:r>
-        <w:rPr>
-          <w:lang w:val="hi_IN" w:bidi="hi_IN"/>
-        </w:rPr>
-      </w:r>
-      <w:r>
-        <w:rPr>
-          <w:b/>
-          <w:lang w:val="hi_IN" w:bidi="hi_IN"/>
-        </w:rPr>
         <w:t>""</w:t>
       </w:r>
     </w:p>
@@ -3009,21 +2569,6 @@
           <w:b/>
           <w:lang w:val="hi_IN" w:bidi="hi_IN"/>
         </w:rPr>
-        <w:t>τῆς ἐν σοὶ ἀνυποκρίτου πίστεως, ἥτις ἐνῴκησεν πρῶτον</w:t>
-      </w:r>
-    </w:p>
-    <w:p>
-      <w:pPr/>
-      <w:r>
-        <w:rPr>
-          <w:lang w:val="hi_IN" w:bidi="hi_IN"/>
-        </w:rPr>
-      </w:r>
-      <w:r>
-        <w:rPr>
-          <w:b/>
-          <w:lang w:val="hi_IN" w:bidi="hi_IN"/>
-        </w:rPr>
         <w:t>"तेरे उस निष्कपट विश्वास की है"</w:t>
       </w:r>
     </w:p>
@@ -3285,21 +2830,6 @@
           <w:b/>
           <w:lang w:val="hi_IN" w:bidi="hi_IN"/>
         </w:rPr>
-        <w:t>τῇ μάμμῃ σου</w:t>
-      </w:r>
-    </w:p>
-    <w:p>
-      <w:pPr/>
-      <w:r>
-        <w:rPr>
-          <w:lang w:val="hi_IN" w:bidi="hi_IN"/>
-        </w:rPr>
-      </w:r>
-      <w:r>
-        <w:rPr>
-          <w:b/>
-          <w:lang w:val="hi_IN" w:bidi="hi_IN"/>
-        </w:rPr>
         <w:t>"यूनीके"</w:t>
       </w:r>
     </w:p>
@@ -3378,21 +2908,6 @@
           <w:lang w:val="hi_IN" w:bidi="hi_IN"/>
         </w:rPr>
       </w:r>
-      <w:r>
-        <w:rPr>
-          <w:b/>
-          <w:lang w:val="hi_IN" w:bidi="hi_IN"/>
-        </w:rPr>
-        <w:t>Λωΐδι &amp; Εὐνίκῃ</w:t>
-      </w:r>
-    </w:p>
-    <w:p>
-      <w:pPr/>
-      <w:r>
-        <w:rPr>
-          <w:lang w:val="hi_IN" w:bidi="hi_IN"/>
-        </w:rPr>
-      </w:r>
     </w:p>
     <w:p>
       <w:pPr/>
@@ -3474,21 +2989,6 @@
           <w:b/>
           <w:lang w:val="hi_IN" w:bidi="hi_IN"/>
         </w:rPr>
-        <w:t>πέπεισμαι</w:t>
-      </w:r>
-    </w:p>
-    <w:p>
-      <w:pPr/>
-      <w:r>
-        <w:rPr>
-          <w:lang w:val="hi_IN" w:bidi="hi_IN"/>
-        </w:rPr>
-      </w:r>
-      <w:r>
-        <w:rPr>
-          <w:b/>
-          <w:lang w:val="hi_IN" w:bidi="hi_IN"/>
-        </w:rPr>
         <w:t>"मुझे निश्चय हुआ है"</w:t>
       </w:r>
     </w:p>
@@ -3567,21 +3067,6 @@
           <w:lang w:val="hi_IN" w:bidi="hi_IN"/>
         </w:rPr>
       </w:r>
-      <w:r>
-        <w:rPr>
-          <w:b/>
-          <w:lang w:val="hi_IN" w:bidi="hi_IN"/>
-        </w:rPr>
-        <w:t>δι’ ἣν αἰτίαν</w:t>
-      </w:r>
-    </w:p>
-    <w:p>
-      <w:pPr/>
-      <w:r>
-        <w:rPr>
-          <w:lang w:val="hi_IN" w:bidi="hi_IN"/>
-        </w:rPr>
-      </w:r>
     </w:p>
     <w:p>
       <w:pPr/>
@@ -3656,21 +3141,6 @@
           <w:b/>
           <w:lang w:val="hi_IN" w:bidi="hi_IN"/>
         </w:rPr>
-        <w:t>ἀναζωπυρεῖν τὸ χάρισμα</w:t>
-      </w:r>
-    </w:p>
-    <w:p>
-      <w:pPr/>
-      <w:r>
-        <w:rPr>
-          <w:lang w:val="hi_IN" w:bidi="hi_IN"/>
-        </w:rPr>
-      </w:r>
-      <w:r>
-        <w:rPr>
-          <w:b/>
-          <w:lang w:val="hi_IN" w:bidi="hi_IN"/>
-        </w:rPr>
         <w:t>""</w:t>
       </w:r>
     </w:p>
@@ -3767,21 +3237,6 @@
           <w:b/>
           <w:lang w:val="hi_IN" w:bidi="hi_IN"/>
         </w:rPr>
-        <w:t>τὸ χάρισμα τοῦ Θεοῦ, ὅ ἐστιν ἐν σοὶ</w:t>
-      </w:r>
-    </w:p>
-    <w:p>
-      <w:pPr/>
-      <w:r>
-        <w:rPr>
-          <w:lang w:val="hi_IN" w:bidi="hi_IN"/>
-        </w:rPr>
-      </w:r>
-      <w:r>
-        <w:rPr>
-          <w:b/>
-          <w:lang w:val="hi_IN" w:bidi="hi_IN"/>
-        </w:rPr>
         <w:t>"परमेश्वर के उस वरदान को जो मेरे हाथ के द्वारा तुझे है"</w:t>
       </w:r>
     </w:p>
@@ -3891,21 +3346,6 @@
           <w:b/>
           <w:lang w:val="hi_IN" w:bidi="hi_IN"/>
         </w:rPr>
-        <w:t>τὸ χάρισμα τοῦ Θεοῦ, ὅ ἐστιν ἐν σοὶ</w:t>
-      </w:r>
-    </w:p>
-    <w:p>
-      <w:pPr/>
-      <w:r>
-        <w:rPr>
-          <w:lang w:val="hi_IN" w:bidi="hi_IN"/>
-        </w:rPr>
-      </w:r>
-      <w:r>
-        <w:rPr>
-          <w:b/>
-          <w:lang w:val="hi_IN" w:bidi="hi_IN"/>
-        </w:rPr>
         <w:t>"परमेश्वर के उस वरदान को जो मेरे हाथ के द्वारा तुझे है"</w:t>
       </w:r>
     </w:p>
@@ -3989,21 +3429,6 @@
           <w:b/>
           <w:lang w:val="hi_IN" w:bidi="hi_IN"/>
         </w:rPr>
-        <w:t>διὰ τῆς ἐπιθέσεως τῶν χειρῶν μου</w:t>
-      </w:r>
-    </w:p>
-    <w:p>
-      <w:pPr/>
-      <w:r>
-        <w:rPr>
-          <w:lang w:val="hi_IN" w:bidi="hi_IN"/>
-        </w:rPr>
-      </w:r>
-      <w:r>
-        <w:rPr>
-          <w:b/>
-          <w:lang w:val="hi_IN" w:bidi="hi_IN"/>
-        </w:rPr>
         <w:t>"परमेश्वर के उस वरदान को जो मेरे हाथ के द्वारा तुझे है"</w:t>
       </w:r>
     </w:p>
@@ -4080,21 +3505,6 @@
           <w:b/>
           <w:lang w:val="hi_IN" w:bidi="hi_IN"/>
         </w:rPr>
-        <w:t>γὰρ</w:t>
-      </w:r>
-    </w:p>
-    <w:p>
-      <w:pPr/>
-      <w:r>
-        <w:rPr>
-          <w:lang w:val="hi_IN" w:bidi="hi_IN"/>
-        </w:rPr>
-      </w:r>
-      <w:r>
-        <w:rPr>
-          <w:b/>
-          <w:lang w:val="hi_IN" w:bidi="hi_IN"/>
-        </w:rPr>
         <w:t>"क्योंकि"</w:t>
       </w:r>
     </w:p>
@@ -4204,21 +3614,6 @@
           <w:b/>
           <w:lang w:val="hi_IN" w:bidi="hi_IN"/>
         </w:rPr>
-        <w:t>πνεῦμα δειλίας, ἀλλὰ δυνάμεως, καὶ ἀγάπης, καὶ σωφρονισμοῦ</w:t>
-      </w:r>
-    </w:p>
-    <w:p>
-      <w:pPr/>
-      <w:r>
-        <w:rPr>
-          <w:lang w:val="hi_IN" w:bidi="hi_IN"/>
-        </w:rPr>
-      </w:r>
-      <w:r>
-        <w:rPr>
-          <w:b/>
-          <w:lang w:val="hi_IN" w:bidi="hi_IN"/>
-        </w:rPr>
         <w:t>"परमेश्वर हमें भय की नहीं पर सामर्थ्य, और प्रेम, और संयम की आत्मा दी है"</w:t>
       </w:r>
     </w:p>
@@ -4308,21 +3703,6 @@
           <w:b/>
           <w:lang w:val="hi_IN" w:bidi="hi_IN"/>
         </w:rPr>
-        <w:t>δειλίας, ἀλλὰ δυνάμεως, καὶ ἀγάπης, καὶ σωφρονισμοῦ</w:t>
-      </w:r>
-    </w:p>
-    <w:p>
-      <w:pPr/>
-      <w:r>
-        <w:rPr>
-          <w:lang w:val="hi_IN" w:bidi="hi_IN"/>
-        </w:rPr>
-      </w:r>
-      <w:r>
-        <w:rPr>
-          <w:b/>
-          <w:lang w:val="hi_IN" w:bidi="hi_IN"/>
-        </w:rPr>
         <w:t>"सामर्थ्य, और प्रेम, और संयम की"</w:t>
       </w:r>
     </w:p>
@@ -4406,21 +3786,6 @@
           <w:b/>
           <w:lang w:val="hi_IN" w:bidi="hi_IN"/>
         </w:rPr>
-        <w:t>σωφρονισμοῦ</w:t>
-      </w:r>
-    </w:p>
-    <w:p>
-      <w:pPr/>
-      <w:r>
-        <w:rPr>
-          <w:lang w:val="hi_IN" w:bidi="hi_IN"/>
-        </w:rPr>
-      </w:r>
-      <w:r>
-        <w:rPr>
-          <w:b/>
-          <w:lang w:val="hi_IN" w:bidi="hi_IN"/>
-        </w:rPr>
         <w:t>"संयम की"</w:t>
       </w:r>
     </w:p>
@@ -4523,21 +3888,6 @@
           <w:b/>
           <w:lang w:val="hi_IN" w:bidi="hi_IN"/>
         </w:rPr>
-        <w:t>οὖν</w:t>
-      </w:r>
-    </w:p>
-    <w:p>
-      <w:pPr/>
-      <w:r>
-        <w:rPr>
-          <w:lang w:val="hi_IN" w:bidi="hi_IN"/>
-        </w:rPr>
-      </w:r>
-      <w:r>
-        <w:rPr>
-          <w:b/>
-          <w:lang w:val="hi_IN" w:bidi="hi_IN"/>
-        </w:rPr>
         <w:t>"इसलिए"</w:t>
       </w:r>
     </w:p>
@@ -4650,21 +4000,6 @@
           <w:b/>
           <w:lang w:val="hi_IN" w:bidi="hi_IN"/>
         </w:rPr>
-        <w:t>μὴ &amp; ἐπαισχυνθῇς τὸ μαρτύριον τοῦ Κυρίου ἡμῶν, μηδὲ ἐμὲ, τὸν δέσμιον αὐτοῦ</w:t>
-      </w:r>
-    </w:p>
-    <w:p>
-      <w:pPr/>
-      <w:r>
-        <w:rPr>
-          <w:lang w:val="hi_IN" w:bidi="hi_IN"/>
-        </w:rPr>
-      </w:r>
-      <w:r>
-        <w:rPr>
-          <w:b/>
-          <w:lang w:val="hi_IN" w:bidi="hi_IN"/>
-        </w:rPr>
         <w:t>"हमारे प्रभु की गवाही से, और मुझसे जो उसका कैदी हूँ, लज्जित न हो"</w:t>
       </w:r>
     </w:p>
@@ -4768,21 +4103,6 @@
           <w:b/>
           <w:lang w:val="hi_IN" w:bidi="hi_IN"/>
         </w:rPr>
-        <w:t>τὸ μαρτύριον τοῦ Κυρίου ἡμῶν</w:t>
-      </w:r>
-    </w:p>
-    <w:p>
-      <w:pPr/>
-      <w:r>
-        <w:rPr>
-          <w:lang w:val="hi_IN" w:bidi="hi_IN"/>
-        </w:rPr>
-      </w:r>
-      <w:r>
-        <w:rPr>
-          <w:b/>
-          <w:lang w:val="hi_IN" w:bidi="hi_IN"/>
-        </w:rPr>
         <w:t>"गवाही से"</w:t>
       </w:r>
     </w:p>
@@ -4859,21 +4179,6 @@
           <w:b/>
           <w:lang w:val="hi_IN" w:bidi="hi_IN"/>
         </w:rPr>
-        <w:t>τὸν δέσμιον αὐτοῦ</w:t>
-      </w:r>
-    </w:p>
-    <w:p>
-      <w:pPr/>
-      <w:r>
-        <w:rPr>
-          <w:lang w:val="hi_IN" w:bidi="hi_IN"/>
-        </w:rPr>
-      </w:r>
-      <w:r>
-        <w:rPr>
-          <w:b/>
-          <w:lang w:val="hi_IN" w:bidi="hi_IN"/>
-        </w:rPr>
         <w:t>"जो उसका कैदी हूँ"</w:t>
       </w:r>
     </w:p>
@@ -4950,21 +4255,6 @@
           <w:b/>
           <w:lang w:val="hi_IN" w:bidi="hi_IN"/>
         </w:rPr>
-        <w:t>συνκακοπάθησον</w:t>
-      </w:r>
-    </w:p>
-    <w:p>
-      <w:pPr/>
-      <w:r>
-        <w:rPr>
-          <w:lang w:val="hi_IN" w:bidi="hi_IN"/>
-        </w:rPr>
-      </w:r>
-      <w:r>
-        <w:rPr>
-          <w:b/>
-          <w:lang w:val="hi_IN" w:bidi="hi_IN"/>
-        </w:rPr>
         <w:t>""</w:t>
       </w:r>
     </w:p>
@@ -5061,21 +4351,6 @@
           <w:b/>
           <w:lang w:val="hi_IN" w:bidi="hi_IN"/>
         </w:rPr>
-        <w:t>τῷ εὐαγγελίῳ</w:t>
-      </w:r>
-    </w:p>
-    <w:p>
-      <w:pPr/>
-      <w:r>
-        <w:rPr>
-          <w:lang w:val="hi_IN" w:bidi="hi_IN"/>
-        </w:rPr>
-      </w:r>
-      <w:r>
-        <w:rPr>
-          <w:b/>
-          <w:lang w:val="hi_IN" w:bidi="hi_IN"/>
-        </w:rPr>
         <w:t>"सुसमाचार के लिये साथ दुःख उठा"</w:t>
       </w:r>
     </w:p>
@@ -5152,21 +4427,6 @@
           <w:b/>
           <w:lang w:val="hi_IN" w:bidi="hi_IN"/>
         </w:rPr>
-        <w:t>κατὰ δύναμιν Θεοῦ</w:t>
-      </w:r>
-    </w:p>
-    <w:p>
-      <w:pPr/>
-      <w:r>
-        <w:rPr>
-          <w:lang w:val="hi_IN" w:bidi="hi_IN"/>
-        </w:rPr>
-      </w:r>
-      <w:r>
-        <w:rPr>
-          <w:b/>
-          <w:lang w:val="hi_IN" w:bidi="hi_IN"/>
-        </w:rPr>
         <w:t>"उस परमेश्वर की सामर्थ्य के अनुसार सुसमाचार के लिये"</w:t>
       </w:r>
     </w:p>
@@ -5243,21 +4503,6 @@
           <w:b/>
           <w:lang w:val="hi_IN" w:bidi="hi_IN"/>
         </w:rPr>
-        <w:t>κλήσει ἁγίᾳ</w:t>
-      </w:r>
-    </w:p>
-    <w:p>
-      <w:pPr/>
-      <w:r>
-        <w:rPr>
-          <w:lang w:val="hi_IN" w:bidi="hi_IN"/>
-        </w:rPr>
-      </w:r>
-      <w:r>
-        <w:rPr>
-          <w:b/>
-          <w:lang w:val="hi_IN" w:bidi="hi_IN"/>
-        </w:rPr>
         <w:t>"पवित्र बुलाहट से"</w:t>
       </w:r>
     </w:p>
@@ -5334,21 +4579,6 @@
           <w:b/>
           <w:lang w:val="hi_IN" w:bidi="hi_IN"/>
         </w:rPr>
-        <w:t>οὐ κατὰ τὰ ἔργα ἡμῶν, ἀλλὰ κατὰ ἰδίαν πρόθεσιν καὶ χάριν, τὴν δοθεῖσαν ἡμῖν</w:t>
-      </w:r>
-    </w:p>
-    <w:p>
-      <w:pPr/>
-      <w:r>
-        <w:rPr>
-          <w:lang w:val="hi_IN" w:bidi="hi_IN"/>
-        </w:rPr>
-      </w:r>
-      <w:r>
-        <w:rPr>
-          <w:b/>
-          <w:lang w:val="hi_IN" w:bidi="hi_IN"/>
-        </w:rPr>
         <w:t>"यह हमारे कामों के"</w:t>
       </w:r>
       <w:r>
@@ -5527,21 +4757,6 @@
           <w:b/>
           <w:lang w:val="hi_IN" w:bidi="hi_IN"/>
         </w:rPr>
-        <w:t>τὴν δοθεῖσαν</w:t>
-      </w:r>
-    </w:p>
-    <w:p>
-      <w:pPr/>
-      <w:r>
-        <w:rPr>
-          <w:lang w:val="hi_IN" w:bidi="hi_IN"/>
-        </w:rPr>
-      </w:r>
-      <w:r>
-        <w:rPr>
-          <w:b/>
-          <w:lang w:val="hi_IN" w:bidi="hi_IN"/>
-        </w:rPr>
         <w:t>"उस अनुग्रह के"</w:t>
       </w:r>
       <w:r>
@@ -5651,21 +4866,6 @@
           <w:b/>
           <w:lang w:val="hi_IN" w:bidi="hi_IN"/>
         </w:rPr>
-        <w:t>ἐν Χριστῷ Ἰησοῦ πρὸ χρόνων αἰωνίων</w:t>
-      </w:r>
-    </w:p>
-    <w:p>
-      <w:pPr/>
-      <w:r>
-        <w:rPr>
-          <w:lang w:val="hi_IN" w:bidi="hi_IN"/>
-        </w:rPr>
-      </w:r>
-      <w:r>
-        <w:rPr>
-          <w:b/>
-          <w:lang w:val="hi_IN" w:bidi="hi_IN"/>
-        </w:rPr>
         <w:t>"मसीह यीशु में"</w:t>
       </w:r>
     </w:p>
@@ -5755,21 +4955,6 @@
           <w:b/>
           <w:lang w:val="hi_IN" w:bidi="hi_IN"/>
         </w:rPr>
-        <w:t>πρὸ χρόνων αἰωνίων</w:t>
-      </w:r>
-    </w:p>
-    <w:p>
-      <w:pPr/>
-      <w:r>
-        <w:rPr>
-          <w:lang w:val="hi_IN" w:bidi="hi_IN"/>
-        </w:rPr>
-      </w:r>
-      <w:r>
-        <w:rPr>
-          <w:b/>
-          <w:lang w:val="hi_IN" w:bidi="hi_IN"/>
-        </w:rPr>
         <w:t>""</w:t>
       </w:r>
     </w:p>
@@ -5833,21 +5018,6 @@
           <w:b/>
           <w:lang w:val="hi_IN" w:bidi="hi_IN"/>
         </w:rPr>
-        <w:t>φανερωθεῖσαν δὲ νῦν</w:t>
-      </w:r>
-    </w:p>
-    <w:p>
-      <w:pPr/>
-      <w:r>
-        <w:rPr>
-          <w:lang w:val="hi_IN" w:bidi="hi_IN"/>
-        </w:rPr>
-      </w:r>
-      <w:r>
-        <w:rPr>
-          <w:b/>
-          <w:lang w:val="hi_IN" w:bidi="hi_IN"/>
-        </w:rPr>
         <w:t>"पर अब"</w:t>
       </w:r>
       <w:r>
@@ -5944,21 +5114,6 @@
           <w:b/>
           <w:lang w:val="hi_IN" w:bidi="hi_IN"/>
         </w:rPr>
-        <w:t>διὰ τῆς ἐπιφανείας τοῦ Σωτῆρος ἡμῶν, Χριστοῦ Ἰησοῦ</w:t>
-      </w:r>
-    </w:p>
-    <w:p>
-      <w:pPr/>
-      <w:r>
-        <w:rPr>
-          <w:lang w:val="hi_IN" w:bidi="hi_IN"/>
-        </w:rPr>
-      </w:r>
-      <w:r>
-        <w:rPr>
-          <w:b/>
-          <w:lang w:val="hi_IN" w:bidi="hi_IN"/>
-        </w:rPr>
         <w:t>""</w:t>
       </w:r>
     </w:p>
@@ -6042,21 +5197,6 @@
           <w:b/>
           <w:lang w:val="hi_IN" w:bidi="hi_IN"/>
         </w:rPr>
-        <w:t>καταργήσαντος μὲν τὸν θάνατον</w:t>
-      </w:r>
-    </w:p>
-    <w:p>
-      <w:pPr/>
-      <w:r>
-        <w:rPr>
-          <w:lang w:val="hi_IN" w:bidi="hi_IN"/>
-        </w:rPr>
-      </w:r>
-      <w:r>
-        <w:rPr>
-          <w:b/>
-          <w:lang w:val="hi_IN" w:bidi="hi_IN"/>
-        </w:rPr>
         <w:t>"जिसने मृत्यु का नाश किया"</w:t>
       </w:r>
     </w:p>
@@ -6153,21 +5293,6 @@
           <w:b/>
           <w:lang w:val="hi_IN" w:bidi="hi_IN"/>
         </w:rPr>
-        <w:t>φωτίσαντος δὲ ζωὴν καὶ ἀφθαρσίαν διὰ τοῦ εὐαγγελίου</w:t>
-      </w:r>
-    </w:p>
-    <w:p>
-      <w:pPr/>
-      <w:r>
-        <w:rPr>
-          <w:lang w:val="hi_IN" w:bidi="hi_IN"/>
-        </w:rPr>
-      </w:r>
-      <w:r>
-        <w:rPr>
-          <w:b/>
-          <w:lang w:val="hi_IN" w:bidi="hi_IN"/>
-        </w:rPr>
         <w:t>""</w:t>
       </w:r>
     </w:p>
@@ -6264,21 +5389,6 @@
           <w:b/>
           <w:lang w:val="hi_IN" w:bidi="hi_IN"/>
         </w:rPr>
-        <w:t>ζωὴν καὶ ἀφθαρσίαν</w:t>
-      </w:r>
-    </w:p>
-    <w:p>
-      <w:pPr/>
-      <w:r>
-        <w:rPr>
-          <w:lang w:val="hi_IN" w:bidi="hi_IN"/>
-        </w:rPr>
-      </w:r>
-      <w:r>
-        <w:rPr>
-          <w:b/>
-          <w:lang w:val="hi_IN" w:bidi="hi_IN"/>
-        </w:rPr>
         <w:t>"जीवन और अमरता को"</w:t>
       </w:r>
     </w:p>
@@ -6375,21 +5485,6 @@
           <w:b/>
           <w:lang w:val="hi_IN" w:bidi="hi_IN"/>
         </w:rPr>
-        <w:t>ζωὴν καὶ ἀφθαρσίαν</w:t>
-      </w:r>
-    </w:p>
-    <w:p>
-      <w:pPr/>
-      <w:r>
-        <w:rPr>
-          <w:lang w:val="hi_IN" w:bidi="hi_IN"/>
-        </w:rPr>
-      </w:r>
-      <w:r>
-        <w:rPr>
-          <w:b/>
-          <w:lang w:val="hi_IN" w:bidi="hi_IN"/>
-        </w:rPr>
         <w:t>"जीवन और अमरता"</w:t>
       </w:r>
     </w:p>
@@ -6519,21 +5614,6 @@
           <w:b/>
           <w:lang w:val="hi_IN" w:bidi="hi_IN"/>
         </w:rPr>
-        <w:t>ζωὴν</w:t>
-      </w:r>
-    </w:p>
-    <w:p>
-      <w:pPr/>
-      <w:r>
-        <w:rPr>
-          <w:lang w:val="hi_IN" w:bidi="hi_IN"/>
-        </w:rPr>
-      </w:r>
-      <w:r>
-        <w:rPr>
-          <w:b/>
-          <w:lang w:val="hi_IN" w:bidi="hi_IN"/>
-        </w:rPr>
         <w:t>"जीवन"</w:t>
       </w:r>
     </w:p>
@@ -6617,21 +5697,6 @@
           <w:b/>
           <w:lang w:val="hi_IN" w:bidi="hi_IN"/>
         </w:rPr>
-        <w:t>εἰς ὃ</w:t>
-      </w:r>
-    </w:p>
-    <w:p>
-      <w:pPr/>
-      <w:r>
-        <w:rPr>
-          <w:lang w:val="hi_IN" w:bidi="hi_IN"/>
-        </w:rPr>
-      </w:r>
-      <w:r>
-        <w:rPr>
-          <w:b/>
-          <w:lang w:val="hi_IN" w:bidi="hi_IN"/>
-        </w:rPr>
         <w:t>"जिसके लिये"</w:t>
       </w:r>
     </w:p>
@@ -6736,21 +5801,6 @@
           <w:b/>
           <w:lang w:val="hi_IN" w:bidi="hi_IN"/>
         </w:rPr>
-        <w:t>ἐτέθην ἐγὼ</w:t>
-      </w:r>
-    </w:p>
-    <w:p>
-      <w:pPr/>
-      <w:r>
-        <w:rPr>
-          <w:lang w:val="hi_IN" w:bidi="hi_IN"/>
-        </w:rPr>
-      </w:r>
-      <w:r>
-        <w:rPr>
-          <w:b/>
-          <w:lang w:val="hi_IN" w:bidi="hi_IN"/>
-        </w:rPr>
         <w:t>"मैं प्रचारक,"</w:t>
       </w:r>
       <w:r>
@@ -6847,21 +5897,6 @@
           <w:b/>
           <w:lang w:val="hi_IN" w:bidi="hi_IN"/>
         </w:rPr>
-        <w:t>κῆρυξ</w:t>
-      </w:r>
-    </w:p>
-    <w:p>
-      <w:pPr/>
-      <w:r>
-        <w:rPr>
-          <w:lang w:val="hi_IN" w:bidi="hi_IN"/>
-        </w:rPr>
-      </w:r>
-      <w:r>
-        <w:rPr>
-          <w:b/>
-          <w:lang w:val="hi_IN" w:bidi="hi_IN"/>
-        </w:rPr>
         <w:t>"प्रचारक"</w:t>
       </w:r>
     </w:p>
@@ -6971,21 +6006,6 @@
           <w:b/>
           <w:lang w:val="hi_IN" w:bidi="hi_IN"/>
         </w:rPr>
-        <w:t>διδάσκαλος</w:t>
-      </w:r>
-    </w:p>
-    <w:p>
-      <w:pPr/>
-      <w:r>
-        <w:rPr>
-          <w:lang w:val="hi_IN" w:bidi="hi_IN"/>
-        </w:rPr>
-      </w:r>
-      <w:r>
-        <w:rPr>
-          <w:b/>
-          <w:lang w:val="hi_IN" w:bidi="hi_IN"/>
-        </w:rPr>
         <w:t>"प्रचारक"</w:t>
       </w:r>
     </w:p>
@@ -7082,21 +6102,6 @@
           <w:b/>
           <w:lang w:val="hi_IN" w:bidi="hi_IN"/>
         </w:rPr>
-        <w:t>δι’ ἣν αἰτίαν</w:t>
-      </w:r>
-    </w:p>
-    <w:p>
-      <w:pPr/>
-      <w:r>
-        <w:rPr>
-          <w:lang w:val="hi_IN" w:bidi="hi_IN"/>
-        </w:rPr>
-      </w:r>
-      <w:r>
-        <w:rPr>
-          <w:b/>
-          <w:lang w:val="hi_IN" w:bidi="hi_IN"/>
-        </w:rPr>
         <w:t>"इस कारण मैं"</w:t>
       </w:r>
     </w:p>
@@ -7173,21 +6178,6 @@
           <w:b/>
           <w:lang w:val="hi_IN" w:bidi="hi_IN"/>
         </w:rPr>
-        <w:t>καὶ ταῦτα πάσχω</w:t>
-      </w:r>
-    </w:p>
-    <w:p>
-      <w:pPr/>
-      <w:r>
-        <w:rPr>
-          <w:lang w:val="hi_IN" w:bidi="hi_IN"/>
-        </w:rPr>
-      </w:r>
-      <w:r>
-        <w:rPr>
-          <w:b/>
-          <w:lang w:val="hi_IN" w:bidi="hi_IN"/>
-        </w:rPr>
         <w:t>"इन दुःखों को भी"</w:t>
       </w:r>
     </w:p>
@@ -7277,21 +6267,6 @@
           <w:b/>
           <w:lang w:val="hi_IN" w:bidi="hi_IN"/>
         </w:rPr>
-        <w:t>οὐκ ἐπαισχύνομαι</w:t>
-      </w:r>
-    </w:p>
-    <w:p>
-      <w:pPr/>
-      <w:r>
-        <w:rPr>
-          <w:lang w:val="hi_IN" w:bidi="hi_IN"/>
-        </w:rPr>
-      </w:r>
-      <w:r>
-        <w:rPr>
-          <w:b/>
-          <w:lang w:val="hi_IN" w:bidi="hi_IN"/>
-        </w:rPr>
         <w:t>"लजाता नहीं"</w:t>
       </w:r>
     </w:p>
@@ -7375,21 +6350,6 @@
           <w:b/>
           <w:lang w:val="hi_IN" w:bidi="hi_IN"/>
         </w:rPr>
-        <w:t>ᾧ</w:t>
-      </w:r>
-    </w:p>
-    <w:p>
-      <w:pPr/>
-      <w:r>
-        <w:rPr>
-          <w:lang w:val="hi_IN" w:bidi="hi_IN"/>
-        </w:rPr>
-      </w:r>
-      <w:r>
-        <w:rPr>
-          <w:b/>
-          <w:lang w:val="hi_IN" w:bidi="hi_IN"/>
-        </w:rPr>
         <w:t>"जिस पर"</w:t>
       </w:r>
     </w:p>
@@ -7486,21 +6446,6 @@
           <w:b/>
           <w:lang w:val="hi_IN" w:bidi="hi_IN"/>
         </w:rPr>
-        <w:t>πέπεισμαι</w:t>
-      </w:r>
-    </w:p>
-    <w:p>
-      <w:pPr/>
-      <w:r>
-        <w:rPr>
-          <w:lang w:val="hi_IN" w:bidi="hi_IN"/>
-        </w:rPr>
-      </w:r>
-      <w:r>
-        <w:rPr>
-          <w:b/>
-          <w:lang w:val="hi_IN" w:bidi="hi_IN"/>
-        </w:rPr>
         <w:t>""</w:t>
       </w:r>
     </w:p>
@@ -7564,21 +6509,6 @@
           <w:b/>
           <w:lang w:val="hi_IN" w:bidi="hi_IN"/>
         </w:rPr>
-        <w:t>τὴν παραθήκην μου φυλάξαι</w:t>
-      </w:r>
-    </w:p>
-    <w:p>
-      <w:pPr/>
-      <w:r>
-        <w:rPr>
-          <w:lang w:val="hi_IN" w:bidi="hi_IN"/>
-        </w:rPr>
-      </w:r>
-      <w:r>
-        <w:rPr>
-          <w:b/>
-          <w:lang w:val="hi_IN" w:bidi="hi_IN"/>
-        </w:rPr>
         <w:t>"मेरी धरोहर की"</w:t>
       </w:r>
     </w:p>
@@ -7688,21 +6618,6 @@
           <w:b/>
           <w:lang w:val="hi_IN" w:bidi="hi_IN"/>
         </w:rPr>
-        <w:t>τὴν παραθήκην μου φυλάξαι</w:t>
-      </w:r>
-    </w:p>
-    <w:p>
-      <w:pPr/>
-      <w:r>
-        <w:rPr>
-          <w:lang w:val="hi_IN" w:bidi="hi_IN"/>
-        </w:rPr>
-      </w:r>
-      <w:r>
-        <w:rPr>
-          <w:b/>
-          <w:lang w:val="hi_IN" w:bidi="hi_IN"/>
-        </w:rPr>
         <w:t>""</w:t>
       </w:r>
     </w:p>
@@ -7799,21 +6714,6 @@
           <w:b/>
           <w:lang w:val="hi_IN" w:bidi="hi_IN"/>
         </w:rPr>
-        <w:t>ἐκείνην τὴν ἡμέραν</w:t>
-      </w:r>
-    </w:p>
-    <w:p>
-      <w:pPr/>
-      <w:r>
-        <w:rPr>
-          <w:lang w:val="hi_IN" w:bidi="hi_IN"/>
-        </w:rPr>
-      </w:r>
-      <w:r>
-        <w:rPr>
-          <w:b/>
-          <w:lang w:val="hi_IN" w:bidi="hi_IN"/>
-        </w:rPr>
         <w:t>"उस दिन"</w:t>
       </w:r>
     </w:p>
@@ -7910,21 +6810,6 @@
           <w:b/>
           <w:lang w:val="hi_IN" w:bidi="hi_IN"/>
         </w:rPr>
-        <w:t>ὑποτύπωσιν ἔχε</w:t>
-      </w:r>
-    </w:p>
-    <w:p>
-      <w:pPr/>
-      <w:r>
-        <w:rPr>
-          <w:lang w:val="hi_IN" w:bidi="hi_IN"/>
-        </w:rPr>
-      </w:r>
-      <w:r>
-        <w:rPr>
-          <w:b/>
-          <w:lang w:val="hi_IN" w:bidi="hi_IN"/>
-        </w:rPr>
         <w:t>"अपना आदर्श बनाकर रख"</w:t>
       </w:r>
     </w:p>
@@ -8029,21 +6914,6 @@
           <w:b/>
           <w:lang w:val="hi_IN" w:bidi="hi_IN"/>
         </w:rPr>
-        <w:t>ὑγιαινόντων λόγων</w:t>
-      </w:r>
-    </w:p>
-    <w:p>
-      <w:pPr/>
-      <w:r>
-        <w:rPr>
-          <w:lang w:val="hi_IN" w:bidi="hi_IN"/>
-        </w:rPr>
-      </w:r>
-      <w:r>
-        <w:rPr>
-          <w:b/>
-          <w:lang w:val="hi_IN" w:bidi="hi_IN"/>
-        </w:rPr>
         <w:t>""</w:t>
       </w:r>
     </w:p>
@@ -8120,21 +6990,6 @@
           <w:b/>
           <w:lang w:val="hi_IN" w:bidi="hi_IN"/>
         </w:rPr>
-        <w:t>ὑγιαινόντων λόγων</w:t>
-      </w:r>
-    </w:p>
-    <w:p>
-      <w:pPr/>
-      <w:r>
-        <w:rPr>
-          <w:lang w:val="hi_IN" w:bidi="hi_IN"/>
-        </w:rPr>
-      </w:r>
-      <w:r>
-        <w:rPr>
-          <w:b/>
-          <w:lang w:val="hi_IN" w:bidi="hi_IN"/>
-        </w:rPr>
         <w:t>"खरी बातें"</w:t>
       </w:r>
     </w:p>
@@ -8231,21 +7086,6 @@
           <w:b/>
           <w:lang w:val="hi_IN" w:bidi="hi_IN"/>
         </w:rPr>
-        <w:t>ἐν πίστει καὶ ἀγάπῃ τῇ ἐν Χριστῷ Ἰησοῦ</w:t>
-      </w:r>
-    </w:p>
-    <w:p>
-      <w:pPr/>
-      <w:r>
-        <w:rPr>
-          <w:lang w:val="hi_IN" w:bidi="hi_IN"/>
-        </w:rPr>
-      </w:r>
-      <w:r>
-        <w:rPr>
-          <w:b/>
-          <w:lang w:val="hi_IN" w:bidi="hi_IN"/>
-        </w:rPr>
         <w:t>"उनको उस विश्वास और प्रेम के साथ मसीह यीशु में है"</w:t>
       </w:r>
     </w:p>
@@ -8355,21 +7195,6 @@
           <w:b/>
           <w:lang w:val="hi_IN" w:bidi="hi_IN"/>
         </w:rPr>
-        <w:t>τῇ ἐν Χριστῷ Ἰησοῦ</w:t>
-      </w:r>
-    </w:p>
-    <w:p>
-      <w:pPr/>
-      <w:r>
-        <w:rPr>
-          <w:lang w:val="hi_IN" w:bidi="hi_IN"/>
-        </w:rPr>
-      </w:r>
-      <w:r>
-        <w:rPr>
-          <w:b/>
-          <w:lang w:val="hi_IN" w:bidi="hi_IN"/>
-        </w:rPr>
         <w:t>""</w:t>
       </w:r>
     </w:p>
@@ -8446,21 +7271,6 @@
           <w:b/>
           <w:lang w:val="hi_IN" w:bidi="hi_IN"/>
         </w:rPr>
-        <w:t>τῇ ἐν Χριστῷ Ἰησοῦ</w:t>
-      </w:r>
-    </w:p>
-    <w:p>
-      <w:pPr/>
-      <w:r>
-        <w:rPr>
-          <w:lang w:val="hi_IN" w:bidi="hi_IN"/>
-        </w:rPr>
-      </w:r>
-      <w:r>
-        <w:rPr>
-          <w:b/>
-          <w:lang w:val="hi_IN" w:bidi="hi_IN"/>
-        </w:rPr>
         <w:t>"मसीह यीशु में है"</w:t>
       </w:r>
     </w:p>
@@ -8570,21 +7380,6 @@
           <w:b/>
           <w:lang w:val="hi_IN" w:bidi="hi_IN"/>
         </w:rPr>
-        <w:t>τὴν καλὴν παραθήκην φύλαξον</w:t>
-      </w:r>
-    </w:p>
-    <w:p>
-      <w:pPr/>
-      <w:r>
-        <w:rPr>
-          <w:lang w:val="hi_IN" w:bidi="hi_IN"/>
-        </w:rPr>
-      </w:r>
-      <w:r>
-        <w:rPr>
-          <w:b/>
-          <w:lang w:val="hi_IN" w:bidi="hi_IN"/>
-        </w:rPr>
         <w:t>"इस अच्छी धरोहर की"</w:t>
       </w:r>
     </w:p>
@@ -8661,21 +7456,6 @@
           <w:b/>
           <w:lang w:val="hi_IN" w:bidi="hi_IN"/>
         </w:rPr>
-        <w:t>διὰ Πνεύματος Ἁγίου</w:t>
-      </w:r>
-    </w:p>
-    <w:p>
-      <w:pPr/>
-      <w:r>
-        <w:rPr>
-          <w:lang w:val="hi_IN" w:bidi="hi_IN"/>
-        </w:rPr>
-      </w:r>
-      <w:r>
-        <w:rPr>
-          <w:b/>
-          <w:lang w:val="hi_IN" w:bidi="hi_IN"/>
-        </w:rPr>
         <w:t>"पवित्र आत्मा के द्वारा"</w:t>
       </w:r>
     </w:p>
@@ -8752,21 +7532,6 @@
           <w:b/>
           <w:lang w:val="hi_IN" w:bidi="hi_IN"/>
         </w:rPr>
-        <w:t>τοῦ ἐνοικοῦντος ἐν ἡμῖν</w:t>
-      </w:r>
-    </w:p>
-    <w:p>
-      <w:pPr/>
-      <w:r>
-        <w:rPr>
-          <w:lang w:val="hi_IN" w:bidi="hi_IN"/>
-        </w:rPr>
-      </w:r>
-      <w:r>
-        <w:rPr>
-          <w:b/>
-          <w:lang w:val="hi_IN" w:bidi="hi_IN"/>
-        </w:rPr>
         <w:t>"रखवाली कर"</w:t>
       </w:r>
     </w:p>
@@ -8830,21 +7595,6 @@
           <w:b/>
           <w:lang w:val="hi_IN" w:bidi="hi_IN"/>
         </w:rPr>
-        <w:t>οἶδας τοῦτο, ὅτι</w:t>
-      </w:r>
-    </w:p>
-    <w:p>
-      <w:pPr/>
-      <w:r>
-        <w:rPr>
-          <w:lang w:val="hi_IN" w:bidi="hi_IN"/>
-        </w:rPr>
-      </w:r>
-      <w:r>
-        <w:rPr>
-          <w:b/>
-          <w:lang w:val="hi_IN" w:bidi="hi_IN"/>
-        </w:rPr>
         <w:t>"तू (यह) जानता है, कि"</w:t>
       </w:r>
     </w:p>
@@ -8975,21 +7725,6 @@
           <w:b/>
           <w:lang w:val="hi_IN" w:bidi="hi_IN"/>
         </w:rPr>
-        <w:t>πάντες οἱ ἐν τῇ Ἀσίᾳ</w:t>
-      </w:r>
-    </w:p>
-    <w:p>
-      <w:pPr/>
-      <w:r>
-        <w:rPr>
-          <w:lang w:val="hi_IN" w:bidi="hi_IN"/>
-        </w:rPr>
-      </w:r>
-      <w:r>
-        <w:rPr>
-          <w:b/>
-          <w:lang w:val="hi_IN" w:bidi="hi_IN"/>
-        </w:rPr>
         <w:t>"आसियावाले सब"</w:t>
       </w:r>
     </w:p>
@@ -9112,21 +7847,6 @@
           <w:b/>
           <w:lang w:val="hi_IN" w:bidi="hi_IN"/>
         </w:rPr>
-        <w:t>οἱ ἐν τῇ Ἀσίᾳ</w:t>
-      </w:r>
-    </w:p>
-    <w:p>
-      <w:pPr/>
-      <w:r>
-        <w:rPr>
-          <w:lang w:val="hi_IN" w:bidi="hi_IN"/>
-        </w:rPr>
-      </w:r>
-      <w:r>
-        <w:rPr>
-          <w:b/>
-          <w:lang w:val="hi_IN" w:bidi="hi_IN"/>
-        </w:rPr>
         <w:t>"आसियावाले"</w:t>
       </w:r>
     </w:p>
@@ -9257,21 +7977,6 @@
           <w:b/>
           <w:lang w:val="hi_IN" w:bidi="hi_IN"/>
         </w:rPr>
-        <w:t>ἀπεστράφησάν με</w:t>
-      </w:r>
-    </w:p>
-    <w:p>
-      <w:pPr/>
-      <w:r>
-        <w:rPr>
-          <w:lang w:val="hi_IN" w:bidi="hi_IN"/>
-        </w:rPr>
-      </w:r>
-      <w:r>
-        <w:rPr>
-          <w:b/>
-          <w:lang w:val="hi_IN" w:bidi="hi_IN"/>
-        </w:rPr>
         <w:t>"मुझसे फिर गए हैं"</w:t>
       </w:r>
     </w:p>
@@ -9355,21 +8060,6 @@
           <w:b/>
           <w:lang w:val="hi_IN" w:bidi="hi_IN"/>
         </w:rPr>
-        <w:t>ἀπεστράφησάν με</w:t>
-      </w:r>
-    </w:p>
-    <w:p>
-      <w:pPr/>
-      <w:r>
-        <w:rPr>
-          <w:lang w:val="hi_IN" w:bidi="hi_IN"/>
-        </w:rPr>
-      </w:r>
-      <w:r>
-        <w:rPr>
-          <w:b/>
-          <w:lang w:val="hi_IN" w:bidi="hi_IN"/>
-        </w:rPr>
         <w:t>"मुझसे फिर गए हैं"</w:t>
       </w:r>
     </w:p>
@@ -9453,21 +8143,6 @@
           <w:b/>
           <w:lang w:val="hi_IN" w:bidi="hi_IN"/>
         </w:rPr>
-        <w:t>Φύγελος &amp; Ἑρμογένης</w:t>
-      </w:r>
-    </w:p>
-    <w:p>
-      <w:pPr/>
-      <w:r>
-        <w:rPr>
-          <w:lang w:val="hi_IN" w:bidi="hi_IN"/>
-        </w:rPr>
-      </w:r>
-      <w:r>
-        <w:rPr>
-          <w:b/>
-          <w:lang w:val="hi_IN" w:bidi="hi_IN"/>
-        </w:rPr>
         <w:t>"फूगिलुस और हिरमुगिनेस"</w:t>
       </w:r>
     </w:p>
@@ -9551,21 +8226,6 @@
           <w:b/>
           <w:lang w:val="hi_IN" w:bidi="hi_IN"/>
         </w:rPr>
-        <w:t>δῴη ἔλεος ὁ Κύριος τῷ Ὀνησιφόρου οἴκῳ</w:t>
-      </w:r>
-    </w:p>
-    <w:p>
-      <w:pPr/>
-      <w:r>
-        <w:rPr>
-          <w:lang w:val="hi_IN" w:bidi="hi_IN"/>
-        </w:rPr>
-      </w:r>
-      <w:r>
-        <w:rPr>
-          <w:b/>
-          <w:lang w:val="hi_IN" w:bidi="hi_IN"/>
-        </w:rPr>
         <w:t>"उनेसिफुरूस घराने पर प्रभु दया करे"</w:t>
       </w:r>
     </w:p>
@@ -9649,21 +8309,6 @@
           <w:b/>
           <w:lang w:val="hi_IN" w:bidi="hi_IN"/>
         </w:rPr>
-        <w:t>δῴη ἔλεος ὁ Κύριος</w:t>
-      </w:r>
-    </w:p>
-    <w:p>
-      <w:pPr/>
-      <w:r>
-        <w:rPr>
-          <w:lang w:val="hi_IN" w:bidi="hi_IN"/>
-        </w:rPr>
-      </w:r>
-      <w:r>
-        <w:rPr>
-          <w:b/>
-          <w:lang w:val="hi_IN" w:bidi="hi_IN"/>
-        </w:rPr>
         <w:t>"प्रभु दया करे"</w:t>
       </w:r>
     </w:p>
@@ -9760,21 +8405,6 @@
           <w:b/>
           <w:lang w:val="hi_IN" w:bidi="hi_IN"/>
         </w:rPr>
-        <w:t>Ὀνησιφόρου</w:t>
-      </w:r>
-    </w:p>
-    <w:p>
-      <w:pPr/>
-      <w:r>
-        <w:rPr>
-          <w:lang w:val="hi_IN" w:bidi="hi_IN"/>
-        </w:rPr>
-      </w:r>
-      <w:r>
-        <w:rPr>
-          <w:b/>
-          <w:lang w:val="hi_IN" w:bidi="hi_IN"/>
-        </w:rPr>
         <w:t>"उनेसिफुरूस"</w:t>
       </w:r>
     </w:p>
@@ -9858,21 +8488,6 @@
           <w:b/>
           <w:lang w:val="hi_IN" w:bidi="hi_IN"/>
         </w:rPr>
-        <w:t>τὴν ἅλυσίν μου οὐκ ἐπησχύνθη</w:t>
-      </w:r>
-    </w:p>
-    <w:p>
-      <w:pPr/>
-      <w:r>
-        <w:rPr>
-          <w:lang w:val="hi_IN" w:bidi="hi_IN"/>
-        </w:rPr>
-      </w:r>
-      <w:r>
-        <w:rPr>
-          <w:b/>
-          <w:lang w:val="hi_IN" w:bidi="hi_IN"/>
-        </w:rPr>
         <w:t>"घराने पर"</w:t>
       </w:r>
     </w:p>
@@ -9962,21 +8577,6 @@
           <w:b/>
           <w:lang w:val="hi_IN" w:bidi="hi_IN"/>
         </w:rPr>
-        <w:t>τὴν ἅλυσίν μου</w:t>
-      </w:r>
-    </w:p>
-    <w:p>
-      <w:pPr/>
-      <w:r>
-        <w:rPr>
-          <w:lang w:val="hi_IN" w:bidi="hi_IN"/>
-        </w:rPr>
-      </w:r>
-      <w:r>
-        <w:rPr>
-          <w:b/>
-          <w:lang w:val="hi_IN" w:bidi="hi_IN"/>
-        </w:rPr>
         <w:t>"मेरी जंजीरों से लज्जित न हुआ"</w:t>
       </w:r>
     </w:p>
@@ -10073,21 +8673,6 @@
           <w:b/>
           <w:lang w:val="hi_IN" w:bidi="hi_IN"/>
         </w:rPr>
-        <w:t>ἀλλὰ</w:t>
-      </w:r>
-    </w:p>
-    <w:p>
-      <w:pPr/>
-      <w:r>
-        <w:rPr>
-          <w:lang w:val="hi_IN" w:bidi="hi_IN"/>
-        </w:rPr>
-      </w:r>
-      <w:r>
-        <w:rPr>
-          <w:b/>
-          <w:lang w:val="hi_IN" w:bidi="hi_IN"/>
-        </w:rPr>
         <w:t>"पर"</w:t>
       </w:r>
     </w:p>
@@ -10184,21 +8769,6 @@
           <w:b/>
           <w:lang w:val="hi_IN" w:bidi="hi_IN"/>
         </w:rPr>
-        <w:t>ἐν Ῥώμῃ</w:t>
-      </w:r>
-    </w:p>
-    <w:p>
-      <w:pPr/>
-      <w:r>
-        <w:rPr>
-          <w:lang w:val="hi_IN" w:bidi="hi_IN"/>
-        </w:rPr>
-      </w:r>
-      <w:r>
-        <w:rPr>
-          <w:b/>
-          <w:lang w:val="hi_IN" w:bidi="hi_IN"/>
-        </w:rPr>
         <w:t>"रोम में"</w:t>
       </w:r>
     </w:p>
@@ -10295,21 +8865,6 @@
           <w:b/>
           <w:lang w:val="hi_IN" w:bidi="hi_IN"/>
         </w:rPr>
-        <w:t>(δῴη αὐτῷ ὁ Κύριος, εὑρεῖν ἔλεος παρὰ Κυρίου ἐν ἐκείνῃ τῇ ἡμέρᾳ), καὶ ὅσα ἐν Ἐφέσῳ διηκόνησεν, βέλτιον σὺ γινώσκεις</w:t>
-      </w:r>
-    </w:p>
-    <w:p>
-      <w:pPr/>
-      <w:r>
-        <w:rPr>
-          <w:lang w:val="hi_IN" w:bidi="hi_IN"/>
-        </w:rPr>
-      </w:r>
-      <w:r>
-        <w:rPr>
-          <w:b/>
-          <w:lang w:val="hi_IN" w:bidi="hi_IN"/>
-        </w:rPr>
         <w:t>"प्रभु कि उस दिन उस पर प्रभु दया हो)। और जो-सेवा उसने इफिसुस में की तू भली भाँति जानता है"</w:t>
       </w:r>
     </w:p>
@@ -10393,21 +8948,6 @@
           <w:b/>
           <w:lang w:val="hi_IN" w:bidi="hi_IN"/>
         </w:rPr>
-        <w:t>δῴη αὐτῷ ὁ Κύριος, εὑρεῖν ἔλεος παρὰ Κυρίου</w:t>
-      </w:r>
-    </w:p>
-    <w:p>
-      <w:pPr/>
-      <w:r>
-        <w:rPr>
-          <w:lang w:val="hi_IN" w:bidi="hi_IN"/>
-        </w:rPr>
-      </w:r>
-      <w:r>
-        <w:rPr>
-          <w:b/>
-          <w:lang w:val="hi_IN" w:bidi="hi_IN"/>
-        </w:rPr>
         <w:t>""</w:t>
       </w:r>
     </w:p>
@@ -10437,7 +8977,7 @@
         </w:rPr>
         <w:t xml:space="preserve">| आप इसको आशीर्वाद या प्रार्थना के रूप में दर्शा सकते हैं,आपकी भाषा में जो भी अधिक स्वाभाविक हो! देखें कि आपने इसका अनुवाद </w:t>
       </w:r>
-      <w:hyperlink r:id="rId15">
+      <w:hyperlink r:id="rId13">
         <w:r>
           <w:rPr>
             <w:lang w:val="hi_IN" w:bidi="hi_IN"/>
@@ -10502,21 +9042,6 @@
           <w:b/>
           <w:lang w:val="hi_IN" w:bidi="hi_IN"/>
         </w:rPr>
-        <w:t>εὑρεῖν ἔλεος παρὰ Κυρίου</w:t>
-      </w:r>
-    </w:p>
-    <w:p>
-      <w:pPr/>
-      <w:r>
-        <w:rPr>
-          <w:lang w:val="hi_IN" w:bidi="hi_IN"/>
-        </w:rPr>
-      </w:r>
-      <w:r>
-        <w:rPr>
-          <w:b/>
-          <w:lang w:val="hi_IN" w:bidi="hi_IN"/>
-        </w:rPr>
         <w:t>""</w:t>
       </w:r>
     </w:p>
@@ -10626,21 +9151,6 @@
           <w:b/>
           <w:lang w:val="hi_IN" w:bidi="hi_IN"/>
         </w:rPr>
-        <w:t>εὑρεῖν ἔλεος παρὰ Κυρίου</w:t>
-      </w:r>
-    </w:p>
-    <w:p>
-      <w:pPr/>
-      <w:r>
-        <w:rPr>
-          <w:lang w:val="hi_IN" w:bidi="hi_IN"/>
-        </w:rPr>
-      </w:r>
-      <w:r>
-        <w:rPr>
-          <w:b/>
-          <w:lang w:val="hi_IN" w:bidi="hi_IN"/>
-        </w:rPr>
         <w:t>"प्रभु"</w:t>
       </w:r>
       <w:r>
@@ -10744,21 +9254,6 @@
           <w:b/>
           <w:lang w:val="hi_IN" w:bidi="hi_IN"/>
         </w:rPr>
-        <w:t>ἐν ἐκείνῃ τῇ ἡμέρᾳ</w:t>
-      </w:r>
-    </w:p>
-    <w:p>
-      <w:pPr/>
-      <w:r>
-        <w:rPr>
-          <w:lang w:val="hi_IN" w:bidi="hi_IN"/>
-        </w:rPr>
-      </w:r>
-      <w:r>
-        <w:rPr>
-          <w:b/>
-          <w:lang w:val="hi_IN" w:bidi="hi_IN"/>
-        </w:rPr>
         <w:t>""</w:t>
       </w:r>
     </w:p>
@@ -10855,21 +9350,6 @@
           <w:b/>
           <w:lang w:val="hi_IN" w:bidi="hi_IN"/>
         </w:rPr>
-        <w:t>ὅσα &amp; διηκόνησεν</w:t>
-      </w:r>
-    </w:p>
-    <w:p>
-      <w:pPr/>
-      <w:r>
-        <w:rPr>
-          <w:lang w:val="hi_IN" w:bidi="hi_IN"/>
-        </w:rPr>
-      </w:r>
-      <w:r>
-        <w:rPr>
-          <w:b/>
-          <w:lang w:val="hi_IN" w:bidi="hi_IN"/>
-        </w:rPr>
         <w:t>"कि"</w:t>
       </w:r>
       <w:r>
@@ -10979,21 +9459,6 @@
           <w:b/>
           <w:lang w:val="hi_IN" w:bidi="hi_IN"/>
         </w:rPr>
-        <w:t>σὺ οὖν</w:t>
-      </w:r>
-    </w:p>
-    <w:p>
-      <w:pPr/>
-      <w:r>
-        <w:rPr>
-          <w:lang w:val="hi_IN" w:bidi="hi_IN"/>
-        </w:rPr>
-      </w:r>
-      <w:r>
-        <w:rPr>
-          <w:b/>
-          <w:lang w:val="hi_IN" w:bidi="hi_IN"/>
-        </w:rPr>
         <w:t>"इसलिए ... तू"</w:t>
       </w:r>
     </w:p>
@@ -11023,7 +9488,7 @@
         </w:rPr>
         <w:t xml:space="preserve"> शब्द परिचय दे सकता है: (1) </w:t>
       </w:r>
-      <w:hyperlink r:id="rId16">
+      <w:hyperlink r:id="rId14">
         <w:r>
           <w:rPr>
             <w:lang w:val="hi_IN" w:bidi="hi_IN"/>
@@ -11132,21 +9597,6 @@
           <w:b/>
           <w:lang w:val="hi_IN" w:bidi="hi_IN"/>
         </w:rPr>
-        <w:t>τέκνον μου</w:t>
-      </w:r>
-    </w:p>
-    <w:p>
-      <w:pPr/>
-      <w:r>
-        <w:rPr>
-          <w:lang w:val="hi_IN" w:bidi="hi_IN"/>
-        </w:rPr>
-      </w:r>
-      <w:r>
-        <w:rPr>
-          <w:b/>
-          <w:lang w:val="hi_IN" w:bidi="hi_IN"/>
-        </w:rPr>
         <w:t>"मेरे पुत्र"</w:t>
       </w:r>
     </w:p>
@@ -11230,21 +9680,6 @@
           <w:b/>
           <w:lang w:val="hi_IN" w:bidi="hi_IN"/>
         </w:rPr>
-        <w:t>ἐνδυναμοῦ</w:t>
-      </w:r>
-    </w:p>
-    <w:p>
-      <w:pPr/>
-      <w:r>
-        <w:rPr>
-          <w:lang w:val="hi_IN" w:bidi="hi_IN"/>
-        </w:rPr>
-      </w:r>
-      <w:r>
-        <w:rPr>
-          <w:b/>
-          <w:lang w:val="hi_IN" w:bidi="hi_IN"/>
-        </w:rPr>
         <w:t>"बलवन्त हो जा"</w:t>
       </w:r>
     </w:p>
@@ -11328,21 +9763,6 @@
           <w:b/>
           <w:lang w:val="hi_IN" w:bidi="hi_IN"/>
         </w:rPr>
-        <w:t>ἐν τῇ χάριτι τῇ ἐν Χριστῷ Ἰησοῦ</w:t>
-      </w:r>
-    </w:p>
-    <w:p>
-      <w:pPr/>
-      <w:r>
-        <w:rPr>
-          <w:lang w:val="hi_IN" w:bidi="hi_IN"/>
-        </w:rPr>
-      </w:r>
-      <w:r>
-        <w:rPr>
-          <w:b/>
-          <w:lang w:val="hi_IN" w:bidi="hi_IN"/>
-        </w:rPr>
         <w:t>"उस अनुग्रह से जो मसीह यीशु में है, बलवन्त हो जा"</w:t>
       </w:r>
     </w:p>
@@ -11452,21 +9872,6 @@
           <w:b/>
           <w:lang w:val="hi_IN" w:bidi="hi_IN"/>
         </w:rPr>
-        <w:t>ἐν τῇ χάριτι</w:t>
-      </w:r>
-    </w:p>
-    <w:p>
-      <w:pPr/>
-      <w:r>
-        <w:rPr>
-          <w:lang w:val="hi_IN" w:bidi="hi_IN"/>
-        </w:rPr>
-      </w:r>
-      <w:r>
-        <w:rPr>
-          <w:b/>
-          <w:lang w:val="hi_IN" w:bidi="hi_IN"/>
-        </w:rPr>
         <w:t>"उस अनुग्रह से"</w:t>
       </w:r>
     </w:p>
@@ -11589,21 +9994,6 @@
           <w:b/>
           <w:lang w:val="hi_IN" w:bidi="hi_IN"/>
         </w:rPr>
-        <w:t>τῇ ἐν Χριστῷ Ἰησοῦ</w:t>
-      </w:r>
-    </w:p>
-    <w:p>
-      <w:pPr/>
-      <w:r>
-        <w:rPr>
-          <w:lang w:val="hi_IN" w:bidi="hi_IN"/>
-        </w:rPr>
-      </w:r>
-      <w:r>
-        <w:rPr>
-          <w:b/>
-          <w:lang w:val="hi_IN" w:bidi="hi_IN"/>
-        </w:rPr>
         <w:t>"जो मसीह यीशु में है"</w:t>
       </w:r>
     </w:p>
@@ -11797,21 +10187,6 @@
           <w:b/>
           <w:lang w:val="hi_IN" w:bidi="hi_IN"/>
         </w:rPr>
-        <w:t>διὰ πολλῶν μαρτύρων</w:t>
-      </w:r>
-    </w:p>
-    <w:p>
-      <w:pPr/>
-      <w:r>
-        <w:rPr>
-          <w:lang w:val="hi_IN" w:bidi="hi_IN"/>
-        </w:rPr>
-      </w:r>
-      <w:r>
-        <w:rPr>
-          <w:b/>
-          <w:lang w:val="hi_IN" w:bidi="hi_IN"/>
-        </w:rPr>
         <w:t>"बहुत गवाहों के सामने"</w:t>
       </w:r>
     </w:p>
@@ -11875,21 +10250,6 @@
           <w:b/>
           <w:lang w:val="hi_IN" w:bidi="hi_IN"/>
         </w:rPr>
-        <w:t>ταῦτα παράθου</w:t>
-      </w:r>
-    </w:p>
-    <w:p>
-      <w:pPr/>
-      <w:r>
-        <w:rPr>
-          <w:lang w:val="hi_IN" w:bidi="hi_IN"/>
-        </w:rPr>
-      </w:r>
-      <w:r>
-        <w:rPr>
-          <w:b/>
-          <w:lang w:val="hi_IN" w:bidi="hi_IN"/>
-        </w:rPr>
         <w:t>""</w:t>
       </w:r>
     </w:p>
@@ -11973,21 +10333,6 @@
           <w:b/>
           <w:lang w:val="hi_IN" w:bidi="hi_IN"/>
         </w:rPr>
-        <w:t>πιστοῖς ἀνθρώποις</w:t>
-      </w:r>
-    </w:p>
-    <w:p>
-      <w:pPr/>
-      <w:r>
-        <w:rPr>
-          <w:lang w:val="hi_IN" w:bidi="hi_IN"/>
-        </w:rPr>
-      </w:r>
-      <w:r>
-        <w:rPr>
-          <w:b/>
-          <w:lang w:val="hi_IN" w:bidi="hi_IN"/>
-        </w:rPr>
         <w:t>"मनुष्यों को"</w:t>
       </w:r>
     </w:p>
@@ -12084,21 +10429,6 @@
           <w:b/>
           <w:lang w:val="hi_IN" w:bidi="hi_IN"/>
         </w:rPr>
-        <w:t>συνκακοπάθησον</w:t>
-      </w:r>
-    </w:p>
-    <w:p>
-      <w:pPr/>
-      <w:r>
-        <w:rPr>
-          <w:lang w:val="hi_IN" w:bidi="hi_IN"/>
-        </w:rPr>
-      </w:r>
-      <w:r>
-        <w:rPr>
-          <w:b/>
-          <w:lang w:val="hi_IN" w:bidi="hi_IN"/>
-        </w:rPr>
         <w:t>"मेरे साथ दुःख उठा"</w:t>
       </w:r>
     </w:p>
@@ -12175,21 +10505,6 @@
           <w:b/>
           <w:lang w:val="hi_IN" w:bidi="hi_IN"/>
         </w:rPr>
-        <w:t>συνκακοπάθησον</w:t>
-      </w:r>
-    </w:p>
-    <w:p>
-      <w:pPr/>
-      <w:r>
-        <w:rPr>
-          <w:lang w:val="hi_IN" w:bidi="hi_IN"/>
-        </w:rPr>
-      </w:r>
-      <w:r>
-        <w:rPr>
-          <w:b/>
-          <w:lang w:val="hi_IN" w:bidi="hi_IN"/>
-        </w:rPr>
         <w:t>"साथ दुःख उठा"</w:t>
       </w:r>
     </w:p>
@@ -12294,21 +10609,6 @@
           <w:b/>
           <w:lang w:val="hi_IN" w:bidi="hi_IN"/>
         </w:rPr>
-        <w:t>ὡς καλὸς στρατιώτης Ἰησοῦ Χριστοῦ</w:t>
-      </w:r>
-    </w:p>
-    <w:p>
-      <w:pPr/>
-      <w:r>
-        <w:rPr>
-          <w:lang w:val="hi_IN" w:bidi="hi_IN"/>
-        </w:rPr>
-      </w:r>
-      <w:r>
-        <w:rPr>
-          <w:b/>
-          <w:lang w:val="hi_IN" w:bidi="hi_IN"/>
-        </w:rPr>
         <w:t>"मसीह यीशु के अच्छे योद्धा के समान"</w:t>
       </w:r>
     </w:p>
@@ -12392,21 +10692,6 @@
           <w:b/>
           <w:lang w:val="hi_IN" w:bidi="hi_IN"/>
         </w:rPr>
-        <w:t>οὐδεὶς στρατευόμενος ἐμπλέκεται ταῖς τοῦ βίου πραγματίαις, ἵνα τῷ στρατολογήσαντι ἀρέσῃ</w:t>
-      </w:r>
-    </w:p>
-    <w:p>
-      <w:pPr/>
-      <w:r>
-        <w:rPr>
-          <w:lang w:val="hi_IN" w:bidi="hi_IN"/>
-        </w:rPr>
-      </w:r>
-      <w:r>
-        <w:rPr>
-          <w:b/>
-          <w:lang w:val="hi_IN" w:bidi="hi_IN"/>
-        </w:rPr>
         <w:t>""</w:t>
       </w:r>
     </w:p>
@@ -12470,21 +10755,6 @@
           <w:b/>
           <w:lang w:val="hi_IN" w:bidi="hi_IN"/>
         </w:rPr>
-        <w:t>ἐμπλέκεται ταῖς τοῦ βίου πραγματίαις</w:t>
-      </w:r>
-    </w:p>
-    <w:p>
-      <w:pPr/>
-      <w:r>
-        <w:rPr>
-          <w:lang w:val="hi_IN" w:bidi="hi_IN"/>
-        </w:rPr>
-      </w:r>
-      <w:r>
-        <w:rPr>
-          <w:b/>
-          <w:lang w:val="hi_IN" w:bidi="hi_IN"/>
-        </w:rPr>
         <w:t>""</w:t>
       </w:r>
     </w:p>
@@ -12568,21 +10838,6 @@
           <w:b/>
           <w:lang w:val="hi_IN" w:bidi="hi_IN"/>
         </w:rPr>
-        <w:t>ἐμπλέκεται</w:t>
-      </w:r>
-    </w:p>
-    <w:p>
-      <w:pPr/>
-      <w:r>
-        <w:rPr>
-          <w:lang w:val="hi_IN" w:bidi="hi_IN"/>
-        </w:rPr>
-      </w:r>
-      <w:r>
-        <w:rPr>
-          <w:b/>
-          <w:lang w:val="hi_IN" w:bidi="hi_IN"/>
-        </w:rPr>
         <w:t>"को"</w:t>
       </w:r>
       <w:r>
@@ -12679,21 +10934,6 @@
           <w:b/>
           <w:lang w:val="hi_IN" w:bidi="hi_IN"/>
         </w:rPr>
-        <w:t>ταῖς τοῦ βίου πραγματίαις</w:t>
-      </w:r>
-    </w:p>
-    <w:p>
-      <w:pPr/>
-      <w:r>
-        <w:rPr>
-          <w:lang w:val="hi_IN" w:bidi="hi_IN"/>
-        </w:rPr>
-      </w:r>
-      <w:r>
-        <w:rPr>
-          <w:b/>
-          <w:lang w:val="hi_IN" w:bidi="hi_IN"/>
-        </w:rPr>
         <w:t>"के"</w:t>
       </w:r>
     </w:p>
@@ -12790,21 +11030,6 @@
           <w:b/>
           <w:lang w:val="hi_IN" w:bidi="hi_IN"/>
         </w:rPr>
-        <w:t>τῷ στρατολογήσαντι</w:t>
-      </w:r>
-    </w:p>
-    <w:p>
-      <w:pPr/>
-      <w:r>
-        <w:rPr>
-          <w:lang w:val="hi_IN" w:bidi="hi_IN"/>
-        </w:rPr>
-      </w:r>
-      <w:r>
-        <w:rPr>
-          <w:b/>
-          <w:lang w:val="hi_IN" w:bidi="hi_IN"/>
-        </w:rPr>
         <w:t>""</w:t>
       </w:r>
     </w:p>
@@ -12868,21 +11093,6 @@
           <w:b/>
           <w:lang w:val="hi_IN" w:bidi="hi_IN"/>
         </w:rPr>
-        <w:t>δὲ καὶ</w:t>
-      </w:r>
-    </w:p>
-    <w:p>
-      <w:pPr/>
-      <w:r>
-        <w:rPr>
-          <w:lang w:val="hi_IN" w:bidi="hi_IN"/>
-        </w:rPr>
-      </w:r>
-      <w:r>
-        <w:rPr>
-          <w:b/>
-          <w:lang w:val="hi_IN" w:bidi="hi_IN"/>
-        </w:rPr>
         <w:t>"फिर"</w:t>
       </w:r>
     </w:p>
@@ -13000,21 +11210,6 @@
           <w:b/>
           <w:lang w:val="hi_IN" w:bidi="hi_IN"/>
         </w:rPr>
-        <w:t>ἐὰν &amp; ἀθλῇ τις, οὐ στεφανοῦται, ἐὰν μὴ νομίμως ἀθλήσῃ</w:t>
-      </w:r>
-    </w:p>
-    <w:p>
-      <w:pPr/>
-      <w:r>
-        <w:rPr>
-          <w:lang w:val="hi_IN" w:bidi="hi_IN"/>
-        </w:rPr>
-      </w:r>
-      <w:r>
-        <w:rPr>
-          <w:b/>
-          <w:lang w:val="hi_IN" w:bidi="hi_IN"/>
-        </w:rPr>
         <w:t>""</w:t>
       </w:r>
     </w:p>
@@ -13111,21 +11306,6 @@
           <w:b/>
           <w:lang w:val="hi_IN" w:bidi="hi_IN"/>
         </w:rPr>
-        <w:t>ἐὰν &amp; ἀθλῇ τις, οὐ στεφανοῦται, ἐὰν μὴ νομίμως ἀθλήσῃ</w:t>
-      </w:r>
-    </w:p>
-    <w:p>
-      <w:pPr/>
-      <w:r>
-        <w:rPr>
-          <w:lang w:val="hi_IN" w:bidi="hi_IN"/>
-        </w:rPr>
-      </w:r>
-      <w:r>
-        <w:rPr>
-          <w:b/>
-          <w:lang w:val="hi_IN" w:bidi="hi_IN"/>
-        </w:rPr>
         <w:t>"अखाड़े में लड़नेवाला यदि विधि के अनुसार न लड़े तो मुकुट नहीं पाता"</w:t>
       </w:r>
     </w:p>
@@ -13209,21 +11389,6 @@
           <w:b/>
           <w:lang w:val="hi_IN" w:bidi="hi_IN"/>
         </w:rPr>
-        <w:t>ἀθλῇ</w:t>
-      </w:r>
-    </w:p>
-    <w:p>
-      <w:pPr/>
-      <w:r>
-        <w:rPr>
-          <w:lang w:val="hi_IN" w:bidi="hi_IN"/>
-        </w:rPr>
-      </w:r>
-      <w:r>
-        <w:rPr>
-          <w:b/>
-          <w:lang w:val="hi_IN" w:bidi="hi_IN"/>
-        </w:rPr>
         <w:t>"अखाड़े में लड़नेवाला यदि"</w:t>
       </w:r>
     </w:p>
@@ -13300,21 +11465,6 @@
           <w:b/>
           <w:lang w:val="hi_IN" w:bidi="hi_IN"/>
         </w:rPr>
-        <w:t>οὐ στεφανοῦται, ἐὰν μὴ νομίμως ἀθλήσῃ</w:t>
-      </w:r>
-    </w:p>
-    <w:p>
-      <w:pPr/>
-      <w:r>
-        <w:rPr>
-          <w:lang w:val="hi_IN" w:bidi="hi_IN"/>
-        </w:rPr>
-      </w:r>
-      <w:r>
-        <w:rPr>
-          <w:b/>
-          <w:lang w:val="hi_IN" w:bidi="hi_IN"/>
-        </w:rPr>
         <w:t>""</w:t>
       </w:r>
     </w:p>
@@ -13398,21 +11548,6 @@
           <w:b/>
           <w:lang w:val="hi_IN" w:bidi="hi_IN"/>
         </w:rPr>
-        <w:t>οὐ στεφανοῦται</w:t>
-      </w:r>
-    </w:p>
-    <w:p>
-      <w:pPr/>
-      <w:r>
-        <w:rPr>
-          <w:lang w:val="hi_IN" w:bidi="hi_IN"/>
-        </w:rPr>
-      </w:r>
-      <w:r>
-        <w:rPr>
-          <w:b/>
-          <w:lang w:val="hi_IN" w:bidi="hi_IN"/>
-        </w:rPr>
         <w:t>"मुकुट नहीं पाता"</w:t>
       </w:r>
     </w:p>
@@ -13496,21 +11631,6 @@
           <w:b/>
           <w:lang w:val="hi_IN" w:bidi="hi_IN"/>
         </w:rPr>
-        <w:t>οὐ στεφανοῦται</w:t>
-      </w:r>
-    </w:p>
-    <w:p>
-      <w:pPr/>
-      <w:r>
-        <w:rPr>
-          <w:lang w:val="hi_IN" w:bidi="hi_IN"/>
-        </w:rPr>
-      </w:r>
-      <w:r>
-        <w:rPr>
-          <w:b/>
-          <w:lang w:val="hi_IN" w:bidi="hi_IN"/>
-        </w:rPr>
         <w:t>"मुकुट नहीं पाता"</w:t>
       </w:r>
     </w:p>
@@ -13574,21 +11694,6 @@
           <w:b/>
           <w:lang w:val="hi_IN" w:bidi="hi_IN"/>
         </w:rPr>
-        <w:t>μὴ νομίμως ἀθλήσῃ</w:t>
-      </w:r>
-    </w:p>
-    <w:p>
-      <w:pPr/>
-      <w:r>
-        <w:rPr>
-          <w:lang w:val="hi_IN" w:bidi="hi_IN"/>
-        </w:rPr>
-      </w:r>
-      <w:r>
-        <w:rPr>
-          <w:b/>
-          <w:lang w:val="hi_IN" w:bidi="hi_IN"/>
-        </w:rPr>
         <w:t>""</w:t>
       </w:r>
     </w:p>
@@ -13652,21 +11757,6 @@
           <w:b/>
           <w:lang w:val="hi_IN" w:bidi="hi_IN"/>
         </w:rPr>
-        <w:t>τὸν κοπιῶντα γεωργὸν δεῖ πρῶτον τῶν καρπῶν μεταλαμβάνειν</w:t>
-      </w:r>
-    </w:p>
-    <w:p>
-      <w:pPr/>
-      <w:r>
-        <w:rPr>
-          <w:lang w:val="hi_IN" w:bidi="hi_IN"/>
-        </w:rPr>
-      </w:r>
-      <w:r>
-        <w:rPr>
-          <w:b/>
-          <w:lang w:val="hi_IN" w:bidi="hi_IN"/>
-        </w:rPr>
         <w:t>""</w:t>
       </w:r>
     </w:p>
@@ -13750,21 +11840,6 @@
           <w:b/>
           <w:lang w:val="hi_IN" w:bidi="hi_IN"/>
         </w:rPr>
-        <w:t>τὸν κοπιῶντα γεωργὸν</w:t>
-      </w:r>
-    </w:p>
-    <w:p>
-      <w:pPr/>
-      <w:r>
-        <w:rPr>
-          <w:lang w:val="hi_IN" w:bidi="hi_IN"/>
-        </w:rPr>
-      </w:r>
-      <w:r>
-        <w:rPr>
-          <w:b/>
-          <w:lang w:val="hi_IN" w:bidi="hi_IN"/>
-        </w:rPr>
         <w:t>"जो किसान परिश्रम करता है"</w:t>
       </w:r>
     </w:p>
@@ -13855,21 +11930,6 @@
           <w:b/>
           <w:lang w:val="hi_IN" w:bidi="hi_IN"/>
         </w:rPr>
-        <w:t>πρῶτον τῶν καρπῶν μεταλαμβάνειν</w:t>
-      </w:r>
-    </w:p>
-    <w:p>
-      <w:pPr/>
-      <w:r>
-        <w:rPr>
-          <w:lang w:val="hi_IN" w:bidi="hi_IN"/>
-        </w:rPr>
-      </w:r>
-      <w:r>
-        <w:rPr>
-          <w:b/>
-          <w:lang w:val="hi_IN" w:bidi="hi_IN"/>
-        </w:rPr>
         <w:t>"फल का अंश पहले उसे मिलना चाहिए"</w:t>
       </w:r>
     </w:p>
@@ -13953,21 +12013,6 @@
           <w:b/>
           <w:lang w:val="hi_IN" w:bidi="hi_IN"/>
         </w:rPr>
-        <w:t>νόει ὃ λέγω</w:t>
-      </w:r>
-    </w:p>
-    <w:p>
-      <w:pPr/>
-      <w:r>
-        <w:rPr>
-          <w:lang w:val="hi_IN" w:bidi="hi_IN"/>
-        </w:rPr>
-      </w:r>
-      <w:r>
-        <w:rPr>
-          <w:b/>
-          <w:lang w:val="hi_IN" w:bidi="hi_IN"/>
-        </w:rPr>
         <w:t>"कहता उस पर ध्यान दे"</w:t>
       </w:r>
     </w:p>
@@ -14031,21 +12076,6 @@
           <w:b/>
           <w:lang w:val="hi_IN" w:bidi="hi_IN"/>
         </w:rPr>
-        <w:t>δώσει &amp; σοι &amp; σύνεσιν</w:t>
-      </w:r>
-    </w:p>
-    <w:p>
-      <w:pPr/>
-      <w:r>
-        <w:rPr>
-          <w:lang w:val="hi_IN" w:bidi="hi_IN"/>
-        </w:rPr>
-      </w:r>
-      <w:r>
-        <w:rPr>
-          <w:b/>
-          <w:lang w:val="hi_IN" w:bidi="hi_IN"/>
-        </w:rPr>
         <w:t>"कहता"</w:t>
       </w:r>
     </w:p>
@@ -14142,21 +12172,6 @@
           <w:b/>
           <w:lang w:val="hi_IN" w:bidi="hi_IN"/>
         </w:rPr>
-        <w:t>ἐν πᾶσιν</w:t>
-      </w:r>
-    </w:p>
-    <w:p>
-      <w:pPr/>
-      <w:r>
-        <w:rPr>
-          <w:lang w:val="hi_IN" w:bidi="hi_IN"/>
-        </w:rPr>
-      </w:r>
-      <w:r>
-        <w:rPr>
-          <w:b/>
-          <w:lang w:val="hi_IN" w:bidi="hi_IN"/>
-        </w:rPr>
         <w:t>"सब बातों की"</w:t>
       </w:r>
     </w:p>
@@ -14233,21 +12248,6 @@
           <w:b/>
           <w:lang w:val="hi_IN" w:bidi="hi_IN"/>
         </w:rPr>
-        <w:t>μνημόνευε</w:t>
-      </w:r>
-    </w:p>
-    <w:p>
-      <w:pPr/>
-      <w:r>
-        <w:rPr>
-          <w:lang w:val="hi_IN" w:bidi="hi_IN"/>
-        </w:rPr>
-      </w:r>
-      <w:r>
-        <w:rPr>
-          <w:b/>
-          <w:lang w:val="hi_IN" w:bidi="hi_IN"/>
-        </w:rPr>
         <w:t>"स्मरण रख"</w:t>
       </w:r>
     </w:p>
@@ -14378,21 +12378,6 @@
           <w:b/>
           <w:lang w:val="hi_IN" w:bidi="hi_IN"/>
         </w:rPr>
-        <w:t>ἐγηγερμένον ἐκ νεκρῶν, ἐκ σπέρματος Δαυείδ</w:t>
-      </w:r>
-    </w:p>
-    <w:p>
-      <w:pPr/>
-      <w:r>
-        <w:rPr>
-          <w:lang w:val="hi_IN" w:bidi="hi_IN"/>
-        </w:rPr>
-      </w:r>
-      <w:r>
-        <w:rPr>
-          <w:b/>
-          <w:lang w:val="hi_IN" w:bidi="hi_IN"/>
-        </w:rPr>
         <w:t>"जो दाऊद के वंश से हुआ, और मरे हुओं में से जी उठा"</w:t>
       </w:r>
     </w:p>
@@ -14518,21 +12503,6 @@
           <w:b/>
           <w:lang w:val="hi_IN" w:bidi="hi_IN"/>
         </w:rPr>
-        <w:t>ἐγηγερμένον</w:t>
-      </w:r>
-    </w:p>
-    <w:p>
-      <w:pPr/>
-      <w:r>
-        <w:rPr>
-          <w:lang w:val="hi_IN" w:bidi="hi_IN"/>
-        </w:rPr>
-      </w:r>
-      <w:r>
-        <w:rPr>
-          <w:b/>
-          <w:lang w:val="hi_IN" w:bidi="hi_IN"/>
-        </w:rPr>
         <w:t>""</w:t>
       </w:r>
     </w:p>
@@ -14629,21 +12599,6 @@
           <w:b/>
           <w:lang w:val="hi_IN" w:bidi="hi_IN"/>
         </w:rPr>
-        <w:t>ἐγηγερμένον</w:t>
-      </w:r>
-    </w:p>
-    <w:p>
-      <w:pPr/>
-      <w:r>
-        <w:rPr>
-          <w:lang w:val="hi_IN" w:bidi="hi_IN"/>
-        </w:rPr>
-      </w:r>
-      <w:r>
-        <w:rPr>
-          <w:b/>
-          <w:lang w:val="hi_IN" w:bidi="hi_IN"/>
-        </w:rPr>
         <w:t>"और मरे में से जी उठा"</w:t>
       </w:r>
     </w:p>
@@ -14727,21 +12682,6 @@
           <w:b/>
           <w:lang w:val="hi_IN" w:bidi="hi_IN"/>
         </w:rPr>
-        <w:t>ἐκ νεκρῶν</w:t>
-      </w:r>
-    </w:p>
-    <w:p>
-      <w:pPr/>
-      <w:r>
-        <w:rPr>
-          <w:lang w:val="hi_IN" w:bidi="hi_IN"/>
-        </w:rPr>
-      </w:r>
-      <w:r>
-        <w:rPr>
-          <w:b/>
-          <w:lang w:val="hi_IN" w:bidi="hi_IN"/>
-        </w:rPr>
         <w:t>"मरे हुओं में से"</w:t>
       </w:r>
     </w:p>
@@ -14872,21 +12812,6 @@
           <w:b/>
           <w:lang w:val="hi_IN" w:bidi="hi_IN"/>
         </w:rPr>
-        <w:t>ἐκ σπέρματος Δαυείδ</w:t>
-      </w:r>
-    </w:p>
-    <w:p>
-      <w:pPr/>
-      <w:r>
-        <w:rPr>
-          <w:lang w:val="hi_IN" w:bidi="hi_IN"/>
-        </w:rPr>
-      </w:r>
-      <w:r>
-        <w:rPr>
-          <w:b/>
-          <w:lang w:val="hi_IN" w:bidi="hi_IN"/>
-        </w:rPr>
         <w:t>""</w:t>
       </w:r>
     </w:p>
@@ -14977,21 +12902,6 @@
           <w:b/>
           <w:lang w:val="hi_IN" w:bidi="hi_IN"/>
         </w:rPr>
-        <w:t>κατὰ τὸ εὐαγγέλιόν μου</w:t>
-      </w:r>
-    </w:p>
-    <w:p>
-      <w:pPr/>
-      <w:r>
-        <w:rPr>
-          <w:lang w:val="hi_IN" w:bidi="hi_IN"/>
-        </w:rPr>
-      </w:r>
-      <w:r>
-        <w:rPr>
-          <w:b/>
-          <w:lang w:val="hi_IN" w:bidi="hi_IN"/>
-        </w:rPr>
         <w:t>"और यह सुसमाचार के अनुसार है"</w:t>
       </w:r>
     </w:p>
@@ -15082,21 +12992,6 @@
           <w:b/>
           <w:lang w:val="hi_IN" w:bidi="hi_IN"/>
         </w:rPr>
-        <w:t>μέχρι δεσμῶν</w:t>
-      </w:r>
-    </w:p>
-    <w:p>
-      <w:pPr/>
-      <w:r>
-        <w:rPr>
-          <w:lang w:val="hi_IN" w:bidi="hi_IN"/>
-        </w:rPr>
-      </w:r>
-      <w:r>
-        <w:rPr>
-          <w:b/>
-          <w:lang w:val="hi_IN" w:bidi="hi_IN"/>
-        </w:rPr>
         <w:t>""</w:t>
       </w:r>
     </w:p>
@@ -15193,21 +13088,6 @@
           <w:b/>
           <w:lang w:val="hi_IN" w:bidi="hi_IN"/>
         </w:rPr>
-        <w:t>ὡς κακοῦργος</w:t>
-      </w:r>
-    </w:p>
-    <w:p>
-      <w:pPr/>
-      <w:r>
-        <w:rPr>
-          <w:lang w:val="hi_IN" w:bidi="hi_IN"/>
-        </w:rPr>
-      </w:r>
-      <w:r>
-        <w:rPr>
-          <w:b/>
-          <w:lang w:val="hi_IN" w:bidi="hi_IN"/>
-        </w:rPr>
         <w:t>"मैं कुकर्मी के समान"</w:t>
       </w:r>
     </w:p>
@@ -15291,21 +13171,6 @@
           <w:b/>
           <w:lang w:val="hi_IN" w:bidi="hi_IN"/>
         </w:rPr>
-        <w:t>ὁ λόγος τοῦ Θεοῦ οὐ δέδεται</w:t>
-      </w:r>
-    </w:p>
-    <w:p>
-      <w:pPr/>
-      <w:r>
-        <w:rPr>
-          <w:lang w:val="hi_IN" w:bidi="hi_IN"/>
-        </w:rPr>
-      </w:r>
-      <w:r>
-        <w:rPr>
-          <w:b/>
-          <w:lang w:val="hi_IN" w:bidi="hi_IN"/>
-        </w:rPr>
         <w:t>"परमेश्वर वचन कैद नहीं"</w:t>
       </w:r>
     </w:p>
@@ -15402,21 +13267,6 @@
           <w:b/>
           <w:lang w:val="hi_IN" w:bidi="hi_IN"/>
         </w:rPr>
-        <w:t>ὁ λόγος τοῦ Θεοῦ οὐ δέδεται</w:t>
-      </w:r>
-    </w:p>
-    <w:p>
-      <w:pPr/>
-      <w:r>
-        <w:rPr>
-          <w:lang w:val="hi_IN" w:bidi="hi_IN"/>
-        </w:rPr>
-      </w:r>
-      <w:r>
-        <w:rPr>
-          <w:b/>
-          <w:lang w:val="hi_IN" w:bidi="hi_IN"/>
-        </w:rPr>
         <w:t>"परमेश्वर वचन कैद नहीं"</w:t>
       </w:r>
     </w:p>
@@ -15500,21 +13350,6 @@
           <w:b/>
           <w:lang w:val="hi_IN" w:bidi="hi_IN"/>
         </w:rPr>
-        <w:t>ὁ λόγος τοῦ Θεοῦ</w:t>
-      </w:r>
-    </w:p>
-    <w:p>
-      <w:pPr/>
-      <w:r>
-        <w:rPr>
-          <w:lang w:val="hi_IN" w:bidi="hi_IN"/>
-        </w:rPr>
-      </w:r>
-      <w:r>
-        <w:rPr>
-          <w:b/>
-          <w:lang w:val="hi_IN" w:bidi="hi_IN"/>
-        </w:rPr>
         <w:t>"परमेश्वर का वचन"</w:t>
       </w:r>
     </w:p>
@@ -15611,21 +13446,6 @@
           <w:b/>
           <w:lang w:val="hi_IN" w:bidi="hi_IN"/>
         </w:rPr>
-        <w:t>ὁ λόγος</w:t>
-      </w:r>
-    </w:p>
-    <w:p>
-      <w:pPr/>
-      <w:r>
-        <w:rPr>
-          <w:lang w:val="hi_IN" w:bidi="hi_IN"/>
-        </w:rPr>
-      </w:r>
-      <w:r>
-        <w:rPr>
-          <w:b/>
-          <w:lang w:val="hi_IN" w:bidi="hi_IN"/>
-        </w:rPr>
         <w:t>"परमेश्वर वचन"</w:t>
       </w:r>
     </w:p>
@@ -15722,21 +13542,6 @@
           <w:b/>
           <w:lang w:val="hi_IN" w:bidi="hi_IN"/>
         </w:rPr>
-        <w:t>διὰ τοῦτο, πάντα ὑπομένω</w:t>
-      </w:r>
-    </w:p>
-    <w:p>
-      <w:pPr/>
-      <w:r>
-        <w:rPr>
-          <w:lang w:val="hi_IN" w:bidi="hi_IN"/>
-        </w:rPr>
-      </w:r>
-      <w:r>
-        <w:rPr>
-          <w:b/>
-          <w:lang w:val="hi_IN" w:bidi="hi_IN"/>
-        </w:rPr>
         <w:t>"इस कारण मैं ... सब कुछ सहता हूँ"</w:t>
       </w:r>
     </w:p>
@@ -15875,21 +13680,6 @@
           <w:b/>
           <w:lang w:val="hi_IN" w:bidi="hi_IN"/>
         </w:rPr>
-        <w:t>πάντα ὑπομένω</w:t>
-      </w:r>
-    </w:p>
-    <w:p>
-      <w:pPr/>
-      <w:r>
-        <w:rPr>
-          <w:lang w:val="hi_IN" w:bidi="hi_IN"/>
-        </w:rPr>
-      </w:r>
-      <w:r>
-        <w:rPr>
-          <w:b/>
-          <w:lang w:val="hi_IN" w:bidi="hi_IN"/>
-        </w:rPr>
         <w:t>"सब कुछ सहता हूँ"</w:t>
       </w:r>
     </w:p>
@@ -15986,21 +13776,6 @@
           <w:b/>
           <w:lang w:val="hi_IN" w:bidi="hi_IN"/>
         </w:rPr>
-        <w:t>τοὺς ἐκλεκτούς</w:t>
-      </w:r>
-    </w:p>
-    <w:p>
-      <w:pPr/>
-      <w:r>
-        <w:rPr>
-          <w:lang w:val="hi_IN" w:bidi="hi_IN"/>
-        </w:rPr>
-      </w:r>
-      <w:r>
-        <w:rPr>
-          <w:b/>
-          <w:lang w:val="hi_IN" w:bidi="hi_IN"/>
-        </w:rPr>
         <w:t>"मैं चुने हुए लोगों के लिये"</w:t>
       </w:r>
     </w:p>
@@ -16097,21 +13872,6 @@
           <w:b/>
           <w:lang w:val="hi_IN" w:bidi="hi_IN"/>
         </w:rPr>
-        <w:t>καὶ αὐτοὶ σωτηρίας τύχωσιν τῆς ἐν Χριστῷ Ἰησοῦ</w:t>
-      </w:r>
-    </w:p>
-    <w:p>
-      <w:pPr/>
-      <w:r>
-        <w:rPr>
-          <w:lang w:val="hi_IN" w:bidi="hi_IN"/>
-        </w:rPr>
-      </w:r>
-      <w:r>
-        <w:rPr>
-          <w:b/>
-          <w:lang w:val="hi_IN" w:bidi="hi_IN"/>
-        </w:rPr>
         <w:t>"वे"</w:t>
       </w:r>
       <w:r>
@@ -16234,21 +13994,6 @@
           <w:b/>
           <w:lang w:val="hi_IN" w:bidi="hi_IN"/>
         </w:rPr>
-        <w:t>τῆς ἐν Χριστῷ Ἰησοῦ</w:t>
-      </w:r>
-    </w:p>
-    <w:p>
-      <w:pPr/>
-      <w:r>
-        <w:rPr>
-          <w:lang w:val="hi_IN" w:bidi="hi_IN"/>
-        </w:rPr>
-      </w:r>
-      <w:r>
-        <w:rPr>
-          <w:b/>
-          <w:lang w:val="hi_IN" w:bidi="hi_IN"/>
-        </w:rPr>
         <w:t>"उद्धार को मसीह यीशु में हैं"</w:t>
       </w:r>
       <w:r>
@@ -16358,21 +14103,6 @@
           <w:b/>
           <w:lang w:val="hi_IN" w:bidi="hi_IN"/>
         </w:rPr>
-        <w:t>μετὰ δόξης αἰωνίου</w:t>
-      </w:r>
-    </w:p>
-    <w:p>
-      <w:pPr/>
-      <w:r>
-        <w:rPr>
-          <w:lang w:val="hi_IN" w:bidi="hi_IN"/>
-        </w:rPr>
-      </w:r>
-      <w:r>
-        <w:rPr>
-          <w:b/>
-          <w:lang w:val="hi_IN" w:bidi="hi_IN"/>
-        </w:rPr>
         <w:t>"अनन्त महिमा के साथ"</w:t>
       </w:r>
     </w:p>
@@ -16500,21 +14230,6 @@
           <w:b/>
           <w:lang w:val="hi_IN" w:bidi="hi_IN"/>
         </w:rPr>
-        <w:t>μετὰ δόξης αἰωνίου</w:t>
-      </w:r>
-    </w:p>
-    <w:p>
-      <w:pPr/>
-      <w:r>
-        <w:rPr>
-          <w:lang w:val="hi_IN" w:bidi="hi_IN"/>
-        </w:rPr>
-      </w:r>
-      <w:r>
-        <w:rPr>
-          <w:b/>
-          <w:lang w:val="hi_IN" w:bidi="hi_IN"/>
-        </w:rPr>
         <w:t>"अनन्त महिमा के साथ"</w:t>
       </w:r>
     </w:p>
@@ -16617,21 +14332,6 @@
           <w:b/>
           <w:lang w:val="hi_IN" w:bidi="hi_IN"/>
         </w:rPr>
-        <w:t>πιστὸς ὁ λόγος</w:t>
-      </w:r>
-    </w:p>
-    <w:p>
-      <w:pPr/>
-      <w:r>
-        <w:rPr>
-          <w:lang w:val="hi_IN" w:bidi="hi_IN"/>
-        </w:rPr>
-      </w:r>
-      <w:r>
-        <w:rPr>
-          <w:b/>
-          <w:lang w:val="hi_IN" w:bidi="hi_IN"/>
-        </w:rPr>
         <w:t>"यह बात सच है, कि"</w:t>
       </w:r>
     </w:p>
@@ -16661,7 +14361,7 @@
         </w:rPr>
         <w:t xml:space="preserve"> शब्द धर्म सिद्धांत के कथन का सन्दर्भ देता है जो आनेवाला है| देखें कि आपने इस शब्द का अनुवाद </w:t>
       </w:r>
-      <w:hyperlink r:id="rId17">
+      <w:hyperlink r:id="rId15">
         <w:r>
           <w:rPr>
             <w:lang w:val="hi_IN" w:bidi="hi_IN"/>
@@ -16726,21 +14426,6 @@
           <w:b/>
           <w:lang w:val="hi_IN" w:bidi="hi_IN"/>
         </w:rPr>
-        <w:t>γὰρ</w:t>
-      </w:r>
-    </w:p>
-    <w:p>
-      <w:pPr/>
-      <w:r>
-        <w:rPr>
-          <w:lang w:val="hi_IN" w:bidi="hi_IN"/>
-        </w:rPr>
-      </w:r>
-      <w:r>
-        <w:rPr>
-          <w:b/>
-          <w:lang w:val="hi_IN" w:bidi="hi_IN"/>
-        </w:rPr>
         <w:t>""</w:t>
       </w:r>
     </w:p>
@@ -16757,7 +14442,7 @@
         </w:rPr>
         <w:t xml:space="preserve">यह सम्भवतः एक भजन या कविता का आरम्भ है जिसे पौलुस उद्धरित कर रहा है। यदि आपकी भाषा में संकेत देने का तरीका है कि यह कविता है, जैसे एकांकी छंदों को अलग-अलग पंक्तियों में रखना तो आप इसका प्रयोग यहाँ और </w:t>
       </w:r>
-      <w:hyperlink r:id="rId18">
+      <w:hyperlink r:id="rId16">
         <w:r>
           <w:rPr>
             <w:lang w:val="hi_IN" w:bidi="hi_IN"/>
@@ -16775,7 +14460,7 @@
         </w:rPr>
         <w:t xml:space="preserve"> तथा </w:t>
       </w:r>
-      <w:hyperlink r:id="rId19">
+      <w:hyperlink r:id="rId17">
         <w:r>
           <w:rPr>
             <w:lang w:val="hi_IN" w:bidi="hi_IN"/>
@@ -16860,21 +14545,6 @@
           <w:b/>
           <w:lang w:val="hi_IN" w:bidi="hi_IN"/>
         </w:rPr>
-        <w:t>εἰ &amp; συναπεθάνομεν</w:t>
-      </w:r>
-    </w:p>
-    <w:p>
-      <w:pPr/>
-      <w:r>
-        <w:rPr>
-          <w:lang w:val="hi_IN" w:bidi="hi_IN"/>
-        </w:rPr>
-      </w:r>
-      <w:r>
-        <w:rPr>
-          <w:b/>
-          <w:lang w:val="hi_IN" w:bidi="hi_IN"/>
-        </w:rPr>
         <w:t>"यदि हम उसके साथ मर गए हैं"</w:t>
       </w:r>
     </w:p>
@@ -16974,21 +14644,6 @@
           <w:b/>
           <w:lang w:val="hi_IN" w:bidi="hi_IN"/>
         </w:rPr>
-        <w:t>συναπεθάνομεν</w:t>
-      </w:r>
-    </w:p>
-    <w:p>
-      <w:pPr/>
-      <w:r>
-        <w:rPr>
-          <w:lang w:val="hi_IN" w:bidi="hi_IN"/>
-        </w:rPr>
-      </w:r>
-      <w:r>
-        <w:rPr>
-          <w:b/>
-          <w:lang w:val="hi_IN" w:bidi="hi_IN"/>
-        </w:rPr>
         <w:t>"साथ मर गए"</w:t>
       </w:r>
     </w:p>
@@ -17052,21 +14707,6 @@
           <w:b/>
           <w:lang w:val="hi_IN" w:bidi="hi_IN"/>
         </w:rPr>
-        <w:t>καὶ συνζήσομεν</w:t>
-      </w:r>
-    </w:p>
-    <w:p>
-      <w:pPr/>
-      <w:r>
-        <w:rPr>
-          <w:lang w:val="hi_IN" w:bidi="hi_IN"/>
-        </w:rPr>
-      </w:r>
-      <w:r>
-        <w:rPr>
-          <w:b/>
-          <w:lang w:val="hi_IN" w:bidi="hi_IN"/>
-        </w:rPr>
         <w:t>"तो उसके साथ जीएँगे भी"</w:t>
       </w:r>
     </w:p>
@@ -17169,21 +14809,6 @@
           <w:b/>
           <w:lang w:val="hi_IN" w:bidi="hi_IN"/>
         </w:rPr>
-        <w:t>εἰ γὰρ συναπεθάνομεν, καὶ συνζήσομεν &amp; εἰ ὑπομένομεν, καὶ συνβασιλεύσομεν; εἰ ἀρνησόμεθα, κἀκεῖνος ἀρνήσεται ἡμᾶς &amp; εἰ ἀπιστοῦμεν, ἐκεῖνος πιστὸς μένει; ἀρνήσασθαι γὰρ ἑαυτὸν οὐ δύναται</w:t>
-      </w:r>
-    </w:p>
-    <w:p>
-      <w:pPr/>
-      <w:r>
-        <w:rPr>
-          <w:lang w:val="hi_IN" w:bidi="hi_IN"/>
-        </w:rPr>
-      </w:r>
-      <w:r>
-        <w:rPr>
-          <w:b/>
-          <w:lang w:val="hi_IN" w:bidi="hi_IN"/>
-        </w:rPr>
         <w:t>"यह बात सच है, कि"</w:t>
       </w:r>
     </w:p>
@@ -17200,7 +14825,7 @@
         </w:rPr>
         <w:t xml:space="preserve">"पौलुस इस वाक्यांश के द्वारा अपरोक्ष उद्धरण देता है| इस पद के शेष भाग में और </w:t>
       </w:r>
-      <w:hyperlink r:id="rId18">
+      <w:hyperlink r:id="rId16">
         <w:r>
           <w:rPr>
             <w:lang w:val="hi_IN" w:bidi="hi_IN"/>
@@ -17218,7 +14843,7 @@
         </w:rPr>
         <w:t xml:space="preserve"> तथा </w:t>
       </w:r>
-      <w:hyperlink r:id="rId19">
+      <w:hyperlink r:id="rId17">
         <w:r>
           <w:rPr>
             <w:lang w:val="hi_IN" w:bidi="hi_IN"/>
@@ -17303,21 +14928,6 @@
           <w:b/>
           <w:lang w:val="hi_IN" w:bidi="hi_IN"/>
         </w:rPr>
-        <w:t>ὑπομένομεν</w:t>
-      </w:r>
-    </w:p>
-    <w:p>
-      <w:pPr/>
-      <w:r>
-        <w:rPr>
-          <w:lang w:val="hi_IN" w:bidi="hi_IN"/>
-        </w:rPr>
-      </w:r>
-      <w:r>
-        <w:rPr>
-          <w:b/>
-          <w:lang w:val="hi_IN" w:bidi="hi_IN"/>
-        </w:rPr>
         <w:t xml:space="preserve">"हम </w:t>
       </w:r>
       <w:r>
@@ -17460,21 +15070,6 @@
           <w:b/>
           <w:lang w:val="hi_IN" w:bidi="hi_IN"/>
         </w:rPr>
-        <w:t>ἀρνησόμεθα</w:t>
-      </w:r>
-    </w:p>
-    <w:p>
-      <w:pPr/>
-      <w:r>
-        <w:rPr>
-          <w:lang w:val="hi_IN" w:bidi="hi_IN"/>
-        </w:rPr>
-      </w:r>
-      <w:r>
-        <w:rPr>
-          <w:b/>
-          <w:lang w:val="hi_IN" w:bidi="hi_IN"/>
-        </w:rPr>
         <w:t>"यदि उसका इन्कार करेंगे"</w:t>
       </w:r>
     </w:p>
@@ -17564,21 +15159,6 @@
           <w:b/>
           <w:lang w:val="hi_IN" w:bidi="hi_IN"/>
         </w:rPr>
-        <w:t>κἀκεῖνος ἀρνήσεται ἡμᾶς</w:t>
-      </w:r>
-    </w:p>
-    <w:p>
-      <w:pPr/>
-      <w:r>
-        <w:rPr>
-          <w:lang w:val="hi_IN" w:bidi="hi_IN"/>
-        </w:rPr>
-      </w:r>
-      <w:r>
-        <w:rPr>
-          <w:b/>
-          <w:lang w:val="hi_IN" w:bidi="hi_IN"/>
-        </w:rPr>
         <w:t>"वह हमारा इन्कार करेगा"</w:t>
       </w:r>
     </w:p>
@@ -17655,21 +15235,6 @@
           <w:b/>
           <w:lang w:val="hi_IN" w:bidi="hi_IN"/>
         </w:rPr>
-        <w:t>ἀπιστοῦμεν</w:t>
-      </w:r>
-    </w:p>
-    <w:p>
-      <w:pPr/>
-      <w:r>
-        <w:rPr>
-          <w:lang w:val="hi_IN" w:bidi="hi_IN"/>
-        </w:rPr>
-      </w:r>
-      <w:r>
-        <w:rPr>
-          <w:b/>
-          <w:lang w:val="hi_IN" w:bidi="hi_IN"/>
-        </w:rPr>
         <w:t>"यदि हम विश्वासघाती भी हों"</w:t>
       </w:r>
     </w:p>
@@ -17746,21 +15311,6 @@
           <w:b/>
           <w:lang w:val="hi_IN" w:bidi="hi_IN"/>
         </w:rPr>
-        <w:t>ἐκεῖνος πιστὸς μένει</w:t>
-      </w:r>
-    </w:p>
-    <w:p>
-      <w:pPr/>
-      <w:r>
-        <w:rPr>
-          <w:lang w:val="hi_IN" w:bidi="hi_IN"/>
-        </w:rPr>
-      </w:r>
-      <w:r>
-        <w:rPr>
-          <w:b/>
-          <w:lang w:val="hi_IN" w:bidi="hi_IN"/>
-        </w:rPr>
         <w:t>"विश्वासयोग्य बना रहता है"</w:t>
       </w:r>
     </w:p>
@@ -17844,21 +15394,6 @@
           <w:b/>
           <w:lang w:val="hi_IN" w:bidi="hi_IN"/>
         </w:rPr>
-        <w:t>ἀρνήσασθαι &amp; ἑαυτὸν οὐ δύναται</w:t>
-      </w:r>
-    </w:p>
-    <w:p>
-      <w:pPr/>
-      <w:r>
-        <w:rPr>
-          <w:lang w:val="hi_IN" w:bidi="hi_IN"/>
-        </w:rPr>
-      </w:r>
-      <w:r>
-        <w:rPr>
-          <w:b/>
-          <w:lang w:val="hi_IN" w:bidi="hi_IN"/>
-        </w:rPr>
         <w:t>""</w:t>
       </w:r>
     </w:p>
@@ -17935,21 +15470,6 @@
           <w:b/>
           <w:lang w:val="hi_IN" w:bidi="hi_IN"/>
         </w:rPr>
-        <w:t>ὑπομίμνῃσκε</w:t>
-      </w:r>
-    </w:p>
-    <w:p>
-      <w:pPr/>
-      <w:r>
-        <w:rPr>
-          <w:lang w:val="hi_IN" w:bidi="hi_IN"/>
-        </w:rPr>
-      </w:r>
-      <w:r>
-        <w:rPr>
-          <w:b/>
-          <w:lang w:val="hi_IN" w:bidi="hi_IN"/>
-        </w:rPr>
         <w:t>""</w:t>
       </w:r>
     </w:p>
@@ -18026,21 +15546,6 @@
           <w:b/>
           <w:lang w:val="hi_IN" w:bidi="hi_IN"/>
         </w:rPr>
-        <w:t>ταῦτα</w:t>
-      </w:r>
-    </w:p>
-    <w:p>
-      <w:pPr/>
-      <w:r>
-        <w:rPr>
-          <w:lang w:val="hi_IN" w:bidi="hi_IN"/>
-        </w:rPr>
-      </w:r>
-      <w:r>
-        <w:rPr>
-          <w:b/>
-          <w:lang w:val="hi_IN" w:bidi="hi_IN"/>
-        </w:rPr>
         <w:t>"इन बातों"</w:t>
       </w:r>
     </w:p>
@@ -18070,7 +15575,7 @@
         </w:rPr>
         <w:t xml:space="preserve"> वाक्यांश पौलुस द्वारा पहले लिखी गई बातों को सन्दर्भित करती हैं। इसमें </w:t>
       </w:r>
-      <w:hyperlink r:id="rId20">
+      <w:hyperlink r:id="rId18">
         <w:r>
           <w:rPr>
             <w:lang w:val="hi_IN" w:bidi="hi_IN"/>
@@ -18088,7 +15593,7 @@
         </w:rPr>
         <w:t xml:space="preserve"> और सम्भवतः </w:t>
       </w:r>
-      <w:hyperlink r:id="rId21">
+      <w:hyperlink r:id="rId19">
         <w:r>
           <w:rPr>
             <w:lang w:val="hi_IN" w:bidi="hi_IN"/>
@@ -18277,21 +15782,6 @@
           <w:b/>
           <w:lang w:val="hi_IN" w:bidi="hi_IN"/>
         </w:rPr>
-        <w:t>τοῦ Θεοῦ</w:t>
-      </w:r>
-    </w:p>
-    <w:p>
-      <w:pPr/>
-      <w:r>
-        <w:rPr>
-          <w:lang w:val="hi_IN" w:bidi="hi_IN"/>
-        </w:rPr>
-      </w:r>
-      <w:r>
-        <w:rPr>
-          <w:b/>
-          <w:lang w:val="hi_IN" w:bidi="hi_IN"/>
-        </w:rPr>
         <w:t>"और प्रभु के सामने"</w:t>
       </w:r>
     </w:p>
@@ -18375,21 +15865,6 @@
           <w:b/>
           <w:lang w:val="hi_IN" w:bidi="hi_IN"/>
         </w:rPr>
-        <w:t>μὴ λογομαχεῖν</w:t>
-      </w:r>
-    </w:p>
-    <w:p>
-      <w:pPr/>
-      <w:r>
-        <w:rPr>
-          <w:lang w:val="hi_IN" w:bidi="hi_IN"/>
-        </w:rPr>
-      </w:r>
-      <w:r>
-        <w:rPr>
-          <w:b/>
-          <w:lang w:val="hi_IN" w:bidi="hi_IN"/>
-        </w:rPr>
         <w:t>""</w:t>
       </w:r>
     </w:p>
@@ -18466,21 +15941,6 @@
           <w:b/>
           <w:lang w:val="hi_IN" w:bidi="hi_IN"/>
         </w:rPr>
-        <w:t>ἐπὶ καταστροφῇ τῶν ἀκουόντων</w:t>
-      </w:r>
-    </w:p>
-    <w:p>
-      <w:pPr/>
-      <w:r>
-        <w:rPr>
-          <w:lang w:val="hi_IN" w:bidi="hi_IN"/>
-        </w:rPr>
-      </w:r>
-      <w:r>
-        <w:rPr>
-          <w:b/>
-          <w:lang w:val="hi_IN" w:bidi="hi_IN"/>
-        </w:rPr>
         <w:t>"वरन् सुननेवाले बिगड़ जाते हैं"</w:t>
       </w:r>
     </w:p>
@@ -18577,21 +16037,6 @@
           <w:b/>
           <w:lang w:val="hi_IN" w:bidi="hi_IN"/>
         </w:rPr>
-        <w:t>ἐπὶ καταστροφῇ τῶν ἀκουόντων</w:t>
-      </w:r>
-    </w:p>
-    <w:p>
-      <w:pPr/>
-      <w:r>
-        <w:rPr>
-          <w:lang w:val="hi_IN" w:bidi="hi_IN"/>
-        </w:rPr>
-      </w:r>
-      <w:r>
-        <w:rPr>
-          <w:b/>
-          <w:lang w:val="hi_IN" w:bidi="hi_IN"/>
-        </w:rPr>
         <w:t>"वरन् सुननेवाले बिगड़ जाते हैं"</w:t>
       </w:r>
     </w:p>
@@ -18688,21 +16133,6 @@
           <w:b/>
           <w:lang w:val="hi_IN" w:bidi="hi_IN"/>
         </w:rPr>
-        <w:t>σπούδασον σεαυτὸν, δόκιμον παραστῆσαι τῷ Θεῷ</w:t>
-      </w:r>
-    </w:p>
-    <w:p>
-      <w:pPr/>
-      <w:r>
-        <w:rPr>
-          <w:lang w:val="hi_IN" w:bidi="hi_IN"/>
-        </w:rPr>
-      </w:r>
-      <w:r>
-        <w:rPr>
-          <w:b/>
-          <w:lang w:val="hi_IN" w:bidi="hi_IN"/>
-        </w:rPr>
         <w:t>""</w:t>
       </w:r>
     </w:p>
@@ -18766,21 +16196,6 @@
           <w:b/>
           <w:lang w:val="hi_IN" w:bidi="hi_IN"/>
         </w:rPr>
-        <w:t>ἐργάτην</w:t>
-      </w:r>
-    </w:p>
-    <w:p>
-      <w:pPr/>
-      <w:r>
-        <w:rPr>
-          <w:lang w:val="hi_IN" w:bidi="hi_IN"/>
-        </w:rPr>
-      </w:r>
-      <w:r>
-        <w:rPr>
-          <w:b/>
-          <w:lang w:val="hi_IN" w:bidi="hi_IN"/>
-        </w:rPr>
         <w:t>"और ऐसा काम करनेवाला"</w:t>
       </w:r>
     </w:p>
@@ -18864,21 +16279,6 @@
           <w:b/>
           <w:lang w:val="hi_IN" w:bidi="hi_IN"/>
         </w:rPr>
-        <w:t>ἀνεπαίσχυντον</w:t>
-      </w:r>
-    </w:p>
-    <w:p>
-      <w:pPr/>
-      <w:r>
-        <w:rPr>
-          <w:lang w:val="hi_IN" w:bidi="hi_IN"/>
-        </w:rPr>
-      </w:r>
-      <w:r>
-        <w:rPr>
-          <w:b/>
-          <w:lang w:val="hi_IN" w:bidi="hi_IN"/>
-        </w:rPr>
         <w:t>"जो लज्जित होने न पाए"</w:t>
       </w:r>
     </w:p>
@@ -18962,21 +16362,6 @@
           <w:b/>
           <w:lang w:val="hi_IN" w:bidi="hi_IN"/>
         </w:rPr>
-        <w:t>ὀρθοτομοῦντα τὸν λόγον τῆς ἀληθείας</w:t>
-      </w:r>
-    </w:p>
-    <w:p>
-      <w:pPr/>
-      <w:r>
-        <w:rPr>
-          <w:lang w:val="hi_IN" w:bidi="hi_IN"/>
-        </w:rPr>
-      </w:r>
-      <w:r>
-        <w:rPr>
-          <w:b/>
-          <w:lang w:val="hi_IN" w:bidi="hi_IN"/>
-        </w:rPr>
         <w:t>""</w:t>
       </w:r>
     </w:p>
@@ -19019,7 +16404,7 @@
         </w:rPr>
         <w:t xml:space="preserve"> होता है तब यात्री सीधे अपने गंतव्य तक चले जाते हैं| इसके विपरीत निरर्थक विवाद जिसकी चर्चा पौलुस ने </w:t>
       </w:r>
-      <w:hyperlink r:id="rId22">
+      <w:hyperlink r:id="rId20">
         <w:r>
           <w:rPr>
             <w:lang w:val="hi_IN" w:bidi="hi_IN"/>
@@ -19037,7 +16422,7 @@
         </w:rPr>
         <w:t xml:space="preserve"> और </w:t>
       </w:r>
-      <w:hyperlink r:id="rId23">
+      <w:hyperlink r:id="rId21">
         <w:r>
           <w:rPr>
             <w:lang w:val="hi_IN" w:bidi="hi_IN"/>
@@ -19102,21 +16487,6 @@
           <w:b/>
           <w:lang w:val="hi_IN" w:bidi="hi_IN"/>
         </w:rPr>
-        <w:t>τὸν λόγον τῆς ἀληθείας</w:t>
-      </w:r>
-    </w:p>
-    <w:p>
-      <w:pPr/>
-      <w:r>
-        <w:rPr>
-          <w:lang w:val="hi_IN" w:bidi="hi_IN"/>
-        </w:rPr>
-      </w:r>
-      <w:r>
-        <w:rPr>
-          <w:b/>
-          <w:lang w:val="hi_IN" w:bidi="hi_IN"/>
-        </w:rPr>
         <w:t>"सत्य के वचन"</w:t>
       </w:r>
     </w:p>
@@ -19221,21 +16591,6 @@
           <w:b/>
           <w:lang w:val="hi_IN" w:bidi="hi_IN"/>
         </w:rPr>
-        <w:t>τὸν λόγον τῆς ἀληθείας</w:t>
-      </w:r>
-    </w:p>
-    <w:p>
-      <w:pPr/>
-      <w:r>
-        <w:rPr>
-          <w:lang w:val="hi_IN" w:bidi="hi_IN"/>
-        </w:rPr>
-      </w:r>
-      <w:r>
-        <w:rPr>
-          <w:b/>
-          <w:lang w:val="hi_IN" w:bidi="hi_IN"/>
-        </w:rPr>
         <w:t>"जो सत्य के"</w:t>
       </w:r>
       <w:r>
@@ -19345,21 +16700,6 @@
           <w:b/>
           <w:lang w:val="hi_IN" w:bidi="hi_IN"/>
         </w:rPr>
-        <w:t>τὸν λόγον</w:t>
-      </w:r>
-    </w:p>
-    <w:p>
-      <w:pPr/>
-      <w:r>
-        <w:rPr>
-          <w:lang w:val="hi_IN" w:bidi="hi_IN"/>
-        </w:rPr>
-      </w:r>
-      <w:r>
-        <w:rPr>
-          <w:b/>
-          <w:lang w:val="hi_IN" w:bidi="hi_IN"/>
-        </w:rPr>
         <w:t>"जो सत्य के"</w:t>
       </w:r>
       <w:r>
@@ -19469,21 +16809,6 @@
           <w:b/>
           <w:lang w:val="hi_IN" w:bidi="hi_IN"/>
         </w:rPr>
-        <w:t>δὲ</w:t>
-      </w:r>
-    </w:p>
-    <w:p>
-      <w:pPr/>
-      <w:r>
-        <w:rPr>
-          <w:lang w:val="hi_IN" w:bidi="hi_IN"/>
-        </w:rPr>
-      </w:r>
-      <w:r>
-        <w:rPr>
-          <w:b/>
-          <w:lang w:val="hi_IN" w:bidi="hi_IN"/>
-        </w:rPr>
         <w:t>"पर"</w:t>
       </w:r>
     </w:p>
@@ -19526,7 +16851,7 @@
         </w:rPr>
         <w:t xml:space="preserve"> के साथ कैसे व्यवहार करना चाहिए, जबकि इसके विपरीत उन्हें “सत्य के वचन” (</w:t>
       </w:r>
-      <w:hyperlink r:id="rId24">
+      <w:hyperlink r:id="rId22">
         <w:r>
           <w:rPr>
             <w:lang w:val="hi_IN" w:bidi="hi_IN"/>
@@ -19632,21 +16957,6 @@
           <w:b/>
           <w:lang w:val="hi_IN" w:bidi="hi_IN"/>
         </w:rPr>
-        <w:t>τὰς &amp; βεβήλους κενοφωνίας</w:t>
-      </w:r>
-    </w:p>
-    <w:p>
-      <w:pPr/>
-      <w:r>
-        <w:rPr>
-          <w:lang w:val="hi_IN" w:bidi="hi_IN"/>
-        </w:rPr>
-      </w:r>
-      <w:r>
-        <w:rPr>
-          <w:b/>
-          <w:lang w:val="hi_IN" w:bidi="hi_IN"/>
-        </w:rPr>
         <w:t>"अशुद्ध बकवाद"</w:t>
       </w:r>
     </w:p>
@@ -19751,21 +17061,6 @@
           <w:b/>
           <w:lang w:val="hi_IN" w:bidi="hi_IN"/>
         </w:rPr>
-        <w:t>προκόψουσιν</w:t>
-      </w:r>
-    </w:p>
-    <w:p>
-      <w:pPr/>
-      <w:r>
-        <w:rPr>
-          <w:lang w:val="hi_IN" w:bidi="hi_IN"/>
-        </w:rPr>
-      </w:r>
-      <w:r>
-        <w:rPr>
-          <w:b/>
-          <w:lang w:val="hi_IN" w:bidi="hi_IN"/>
-        </w:rPr>
         <w:t>"लोग (वे) ... बढ़ते जाएँगे"</w:t>
       </w:r>
     </w:p>
@@ -19808,7 +17103,7 @@
         </w:rPr>
         <w:t xml:space="preserve"> को बोलते और सुनते हैं। जब पौलुस </w:t>
       </w:r>
-      <w:hyperlink r:id="rId25">
+      <w:hyperlink r:id="rId23">
         <w:r>
           <w:rPr>
             <w:lang w:val="hi_IN" w:bidi="hi_IN"/>
@@ -19951,21 +17246,6 @@
           <w:b/>
           <w:lang w:val="hi_IN" w:bidi="hi_IN"/>
         </w:rPr>
-        <w:t>ἐπὶ πλεῖον &amp; προκόψουσιν ἀσεβείας</w:t>
-      </w:r>
-    </w:p>
-    <w:p>
-      <w:pPr/>
-      <w:r>
-        <w:rPr>
-          <w:lang w:val="hi_IN" w:bidi="hi_IN"/>
-        </w:rPr>
-      </w:r>
-      <w:r>
-        <w:rPr>
-          <w:b/>
-          <w:lang w:val="hi_IN" w:bidi="hi_IN"/>
-        </w:rPr>
         <w:t>""</w:t>
       </w:r>
     </w:p>
@@ -20049,21 +17329,6 @@
           <w:b/>
           <w:lang w:val="hi_IN" w:bidi="hi_IN"/>
         </w:rPr>
-        <w:t>ἀσεβείας</w:t>
-      </w:r>
-    </w:p>
-    <w:p>
-      <w:pPr/>
-      <w:r>
-        <w:rPr>
-          <w:lang w:val="hi_IN" w:bidi="hi_IN"/>
-        </w:rPr>
-      </w:r>
-      <w:r>
-        <w:rPr>
-          <w:b/>
-          <w:lang w:val="hi_IN" w:bidi="hi_IN"/>
-        </w:rPr>
         <w:t>"अभक्ति में"</w:t>
       </w:r>
     </w:p>
@@ -20160,21 +17425,6 @@
           <w:b/>
           <w:lang w:val="hi_IN" w:bidi="hi_IN"/>
         </w:rPr>
-        <w:t>ὁ λόγος αὐτῶν</w:t>
-      </w:r>
-    </w:p>
-    <w:p>
-      <w:pPr/>
-      <w:r>
-        <w:rPr>
-          <w:lang w:val="hi_IN" w:bidi="hi_IN"/>
-        </w:rPr>
-      </w:r>
-      <w:r>
-        <w:rPr>
-          <w:b/>
-          <w:lang w:val="hi_IN" w:bidi="hi_IN"/>
-        </w:rPr>
         <w:t>"उनका वचन"</w:t>
       </w:r>
     </w:p>
@@ -20271,21 +17521,6 @@
           <w:b/>
           <w:lang w:val="hi_IN" w:bidi="hi_IN"/>
         </w:rPr>
-        <w:t>ὡς γάγγραινα νομὴν ἕξει</w:t>
-      </w:r>
-    </w:p>
-    <w:p>
-      <w:pPr/>
-      <w:r>
-        <w:rPr>
-          <w:lang w:val="hi_IN" w:bidi="hi_IN"/>
-        </w:rPr>
-      </w:r>
-      <w:r>
-        <w:rPr>
-          <w:b/>
-          <w:lang w:val="hi_IN" w:bidi="hi_IN"/>
-        </w:rPr>
         <w:t>""</w:t>
       </w:r>
     </w:p>
@@ -20369,21 +17604,6 @@
           <w:b/>
           <w:lang w:val="hi_IN" w:bidi="hi_IN"/>
         </w:rPr>
-        <w:t>γάγγραινα</w:t>
-      </w:r>
-    </w:p>
-    <w:p>
-      <w:pPr/>
-      <w:r>
-        <w:rPr>
-          <w:lang w:val="hi_IN" w:bidi="hi_IN"/>
-        </w:rPr>
-      </w:r>
-      <w:r>
-        <w:rPr>
-          <w:b/>
-          <w:lang w:val="hi_IN" w:bidi="hi_IN"/>
-        </w:rPr>
         <w:t>"की तरह"</w:t>
       </w:r>
     </w:p>
@@ -20480,21 +17700,6 @@
           <w:b/>
           <w:lang w:val="hi_IN" w:bidi="hi_IN"/>
         </w:rPr>
-        <w:t>Ὑμέναιος, καὶ Φίλητος</w:t>
-      </w:r>
-    </w:p>
-    <w:p>
-      <w:pPr/>
-      <w:r>
-        <w:rPr>
-          <w:lang w:val="hi_IN" w:bidi="hi_IN"/>
-        </w:rPr>
-      </w:r>
-      <w:r>
-        <w:rPr>
-          <w:b/>
-          <w:lang w:val="hi_IN" w:bidi="hi_IN"/>
-        </w:rPr>
         <w:t>"हुमिनयुस और फिलेतुस"</w:t>
       </w:r>
     </w:p>
@@ -20578,21 +17783,6 @@
           <w:b/>
           <w:lang w:val="hi_IN" w:bidi="hi_IN"/>
         </w:rPr>
-        <w:t>περὶ τὴν ἀλήθειαν ἠστόχησαν</w:t>
-      </w:r>
-    </w:p>
-    <w:p>
-      <w:pPr/>
-      <w:r>
-        <w:rPr>
-          <w:lang w:val="hi_IN" w:bidi="hi_IN"/>
-        </w:rPr>
-      </w:r>
-      <w:r>
-        <w:rPr>
-          <w:b/>
-          <w:lang w:val="hi_IN" w:bidi="hi_IN"/>
-        </w:rPr>
         <w:t>""</w:t>
       </w:r>
     </w:p>
@@ -20689,21 +17879,6 @@
           <w:b/>
           <w:lang w:val="hi_IN" w:bidi="hi_IN"/>
         </w:rPr>
-        <w:t>περὶ τὴν ἀλήθειαν</w:t>
-      </w:r>
-    </w:p>
-    <w:p>
-      <w:pPr/>
-      <w:r>
-        <w:rPr>
-          <w:lang w:val="hi_IN" w:bidi="hi_IN"/>
-        </w:rPr>
-      </w:r>
-      <w:r>
-        <w:rPr>
-          <w:b/>
-          <w:lang w:val="hi_IN" w:bidi="hi_IN"/>
-        </w:rPr>
         <w:t>"जो"</w:t>
       </w:r>
       <w:r>
@@ -20813,21 +17988,6 @@
           <w:b/>
           <w:lang w:val="hi_IN" w:bidi="hi_IN"/>
         </w:rPr>
-        <w:t>ἀνάστασιν ἤδη γεγονέναι</w:t>
-      </w:r>
-    </w:p>
-    <w:p>
-      <w:pPr/>
-      <w:r>
-        <w:rPr>
-          <w:lang w:val="hi_IN" w:bidi="hi_IN"/>
-        </w:rPr>
-      </w:r>
-      <w:r>
-        <w:rPr>
-          <w:b/>
-          <w:lang w:val="hi_IN" w:bidi="hi_IN"/>
-        </w:rPr>
         <w:t>"पुनरुत्थान हो चुका है"</w:t>
       </w:r>
     </w:p>
@@ -20904,21 +18064,6 @@
           <w:b/>
           <w:lang w:val="hi_IN" w:bidi="hi_IN"/>
         </w:rPr>
-        <w:t>ἀνατρέπουσιν τήν τινων πίστιν</w:t>
-      </w:r>
-    </w:p>
-    <w:p>
-      <w:pPr/>
-      <w:r>
-        <w:rPr>
-          <w:lang w:val="hi_IN" w:bidi="hi_IN"/>
-        </w:rPr>
-      </w:r>
-      <w:r>
-        <w:rPr>
-          <w:b/>
-          <w:lang w:val="hi_IN" w:bidi="hi_IN"/>
-        </w:rPr>
         <w:t>""</w:t>
       </w:r>
     </w:p>
@@ -20995,21 +18140,6 @@
           <w:b/>
           <w:lang w:val="hi_IN" w:bidi="hi_IN"/>
         </w:rPr>
-        <w:t>τήν τινων πίστιν</w:t>
-      </w:r>
-    </w:p>
-    <w:p>
-      <w:pPr/>
-      <w:r>
-        <w:rPr>
-          <w:lang w:val="hi_IN" w:bidi="hi_IN"/>
-        </w:rPr>
-      </w:r>
-      <w:r>
-        <w:rPr>
-          <w:b/>
-          <w:lang w:val="hi_IN" w:bidi="hi_IN"/>
-        </w:rPr>
         <w:t>"कितनों के विश्वास"</w:t>
       </w:r>
     </w:p>
@@ -21114,21 +18244,6 @@
           <w:b/>
           <w:lang w:val="hi_IN" w:bidi="hi_IN"/>
         </w:rPr>
-        <w:t>ὁ &amp; στερεὸς θεμέλιος τοῦ Θεοῦ ἕστηκεν</w:t>
-      </w:r>
-    </w:p>
-    <w:p>
-      <w:pPr/>
-      <w:r>
-        <w:rPr>
-          <w:lang w:val="hi_IN" w:bidi="hi_IN"/>
-        </w:rPr>
-      </w:r>
-      <w:r>
-        <w:rPr>
-          <w:b/>
-          <w:lang w:val="hi_IN" w:bidi="hi_IN"/>
-        </w:rPr>
         <w:t>"परमेश्वर पक्की नींव बनी रहती है"</w:t>
       </w:r>
     </w:p>
@@ -21212,21 +18327,6 @@
           <w:b/>
           <w:lang w:val="hi_IN" w:bidi="hi_IN"/>
         </w:rPr>
-        <w:t>ἔχων τὴν σφραγῖδα ταύτην</w:t>
-      </w:r>
-    </w:p>
-    <w:p>
-      <w:pPr/>
-      <w:r>
-        <w:rPr>
-          <w:lang w:val="hi_IN" w:bidi="hi_IN"/>
-        </w:rPr>
-      </w:r>
-      <w:r>
-        <w:rPr>
-          <w:b/>
-          <w:lang w:val="hi_IN" w:bidi="hi_IN"/>
-        </w:rPr>
         <w:t>"उस पर यह छाप लगी है"</w:t>
       </w:r>
     </w:p>
@@ -21323,21 +18423,6 @@
           <w:b/>
           <w:lang w:val="hi_IN" w:bidi="hi_IN"/>
         </w:rPr>
-        <w:t>ἔγνω Κύριος τοὺς ὄντας αὐτοῦ, καί, ἀποστήτω ἀπὸ ἀδικίας πᾶς ὁ ὀνομάζων τὸ ὄνομα Κυρίου</w:t>
-      </w:r>
-    </w:p>
-    <w:p>
-      <w:pPr/>
-      <w:r>
-        <w:rPr>
-          <w:lang w:val="hi_IN" w:bidi="hi_IN"/>
-        </w:rPr>
-      </w:r>
-      <w:r>
-        <w:rPr>
-          <w:b/>
-          <w:lang w:val="hi_IN" w:bidi="hi_IN"/>
-        </w:rPr>
         <w:t>"उस पर यह छाप लगी है"</w:t>
       </w:r>
     </w:p>
@@ -21421,21 +18506,6 @@
           <w:b/>
           <w:lang w:val="hi_IN" w:bidi="hi_IN"/>
         </w:rPr>
-        <w:t>Κύριος &amp; Κυρίου</w:t>
-      </w:r>
-    </w:p>
-    <w:p>
-      <w:pPr/>
-      <w:r>
-        <w:rPr>
-          <w:lang w:val="hi_IN" w:bidi="hi_IN"/>
-        </w:rPr>
-      </w:r>
-      <w:r>
-        <w:rPr>
-          <w:b/>
-          <w:lang w:val="hi_IN" w:bidi="hi_IN"/>
-        </w:rPr>
         <w:t>"प्रभु"</w:t>
       </w:r>
       <w:r>
@@ -21545,21 +18615,6 @@
           <w:b/>
           <w:lang w:val="hi_IN" w:bidi="hi_IN"/>
         </w:rPr>
-        <w:t>ἔγνω</w:t>
-      </w:r>
-    </w:p>
-    <w:p>
-      <w:pPr/>
-      <w:r>
-        <w:rPr>
-          <w:lang w:val="hi_IN" w:bidi="hi_IN"/>
-        </w:rPr>
-      </w:r>
-      <w:r>
-        <w:rPr>
-          <w:b/>
-          <w:lang w:val="hi_IN" w:bidi="hi_IN"/>
-        </w:rPr>
         <w:t>"पहचानता है"</w:t>
       </w:r>
     </w:p>
@@ -21651,21 +18706,6 @@
           <w:b/>
           <w:lang w:val="hi_IN" w:bidi="hi_IN"/>
         </w:rPr>
-        <w:t>ἀποστήτω ἀπὸ &amp; πᾶς ὁ ὀνομάζων τὸ ὄνομα Κυρίου</w:t>
-      </w:r>
-    </w:p>
-    <w:p>
-      <w:pPr/>
-      <w:r>
-        <w:rPr>
-          <w:lang w:val="hi_IN" w:bidi="hi_IN"/>
-        </w:rPr>
-      </w:r>
-      <w:r>
-        <w:rPr>
-          <w:b/>
-          <w:lang w:val="hi_IN" w:bidi="hi_IN"/>
-        </w:rPr>
         <w:t>"जो कोई प्रभु का नाम लेता है, वह ... बचा रहे"</w:t>
       </w:r>
     </w:p>
@@ -21783,21 +18823,6 @@
           <w:b/>
           <w:lang w:val="hi_IN" w:bidi="hi_IN"/>
         </w:rPr>
-        <w:t>ἀποστήτω &amp; πᾶς ὁ ὀνομάζων τὸ ὄνομα Κυρίου</w:t>
-      </w:r>
-    </w:p>
-    <w:p>
-      <w:pPr/>
-      <w:r>
-        <w:rPr>
-          <w:lang w:val="hi_IN" w:bidi="hi_IN"/>
-        </w:rPr>
-      </w:r>
-      <w:r>
-        <w:rPr>
-          <w:b/>
-          <w:lang w:val="hi_IN" w:bidi="hi_IN"/>
-        </w:rPr>
         <w:t>"जो कोई प्रभु का नाम लेता है, वह ... बचा रहे"</w:t>
       </w:r>
     </w:p>
@@ -21889,21 +18914,6 @@
           <w:b/>
           <w:lang w:val="hi_IN" w:bidi="hi_IN"/>
         </w:rPr>
-        <w:t>ὁ ὀνομάζων τὸ ὄνομα Κυρίου</w:t>
-      </w:r>
-    </w:p>
-    <w:p>
-      <w:pPr/>
-      <w:r>
-        <w:rPr>
-          <w:lang w:val="hi_IN" w:bidi="hi_IN"/>
-        </w:rPr>
-      </w:r>
-      <w:r>
-        <w:rPr>
-          <w:b/>
-          <w:lang w:val="hi_IN" w:bidi="hi_IN"/>
-        </w:rPr>
         <w:t>"जो कोई प्रभु का नाम लेता है"</w:t>
       </w:r>
     </w:p>
@@ -22000,21 +19010,6 @@
           <w:b/>
           <w:lang w:val="hi_IN" w:bidi="hi_IN"/>
         </w:rPr>
-        <w:t>ἀπὸ ἀδικίας</w:t>
-      </w:r>
-    </w:p>
-    <w:p>
-      <w:pPr/>
-      <w:r>
-        <w:rPr>
-          <w:lang w:val="hi_IN" w:bidi="hi_IN"/>
-        </w:rPr>
-      </w:r>
-      <w:r>
-        <w:rPr>
-          <w:b/>
-          <w:lang w:val="hi_IN" w:bidi="hi_IN"/>
-        </w:rPr>
         <w:t>""</w:t>
       </w:r>
     </w:p>
@@ -22098,21 +19093,6 @@
           <w:b/>
           <w:lang w:val="hi_IN" w:bidi="hi_IN"/>
         </w:rPr>
-        <w:t>δὲ</w:t>
-      </w:r>
-    </w:p>
-    <w:p>
-      <w:pPr/>
-      <w:r>
-        <w:rPr>
-          <w:lang w:val="hi_IN" w:bidi="hi_IN"/>
-        </w:rPr>
-      </w:r>
-      <w:r>
-        <w:rPr>
-          <w:b/>
-          <w:lang w:val="hi_IN" w:bidi="hi_IN"/>
-        </w:rPr>
         <w:t>"(अब) बड़े घर में"</w:t>
       </w:r>
     </w:p>
@@ -22222,21 +19202,6 @@
           <w:b/>
           <w:lang w:val="hi_IN" w:bidi="hi_IN"/>
         </w:rPr>
-        <w:t>ἐν μεγάλῃ &amp; οἰκίᾳ, οὐκ ἔστιν μόνον σκεύη χρυσᾶ καὶ ἀργυρᾶ, ἀλλὰ καὶ ξύλινα καὶ ὀστράκινα; καὶ ἃ μὲν εἰς τιμὴν, ἃ δὲ εἰς ἀτιμίαν</w:t>
-      </w:r>
-    </w:p>
-    <w:p>
-      <w:pPr/>
-      <w:r>
-        <w:rPr>
-          <w:lang w:val="hi_IN" w:bidi="hi_IN"/>
-        </w:rPr>
-      </w:r>
-      <w:r>
-        <w:rPr>
-          <w:b/>
-          <w:lang w:val="hi_IN" w:bidi="hi_IN"/>
-        </w:rPr>
         <w:t>"बड़े घर में न केवल ही के, पर काठ और मिट्टी के बर्तन भी होते हैं"</w:t>
       </w:r>
     </w:p>
@@ -22320,21 +19285,6 @@
           <w:b/>
           <w:lang w:val="hi_IN" w:bidi="hi_IN"/>
         </w:rPr>
-        <w:t>σκεύη</w:t>
-      </w:r>
-    </w:p>
-    <w:p>
-      <w:pPr/>
-      <w:r>
-        <w:rPr>
-          <w:lang w:val="hi_IN" w:bidi="hi_IN"/>
-        </w:rPr>
-      </w:r>
-      <w:r>
-        <w:rPr>
-          <w:b/>
-          <w:lang w:val="hi_IN" w:bidi="hi_IN"/>
-        </w:rPr>
         <w:t>""</w:t>
       </w:r>
     </w:p>
@@ -22418,21 +19368,6 @@
           <w:b/>
           <w:lang w:val="hi_IN" w:bidi="hi_IN"/>
         </w:rPr>
-        <w:t>ἀλλὰ καὶ ξύλινα καὶ ὀστράκινα</w:t>
-      </w:r>
-    </w:p>
-    <w:p>
-      <w:pPr/>
-      <w:r>
-        <w:rPr>
-          <w:lang w:val="hi_IN" w:bidi="hi_IN"/>
-        </w:rPr>
-      </w:r>
-      <w:r>
-        <w:rPr>
-          <w:b/>
-          <w:lang w:val="hi_IN" w:bidi="hi_IN"/>
-        </w:rPr>
         <w:t>"पर काठ और मिट्टी के"</w:t>
       </w:r>
       <w:r>
@@ -22529,21 +19464,6 @@
           <w:b/>
           <w:lang w:val="hi_IN" w:bidi="hi_IN"/>
         </w:rPr>
-        <w:t>ἃ μὲν εἰς τιμὴν, ἃ δὲ εἰς ἀτιμίαν</w:t>
-      </w:r>
-    </w:p>
-    <w:p>
-      <w:pPr/>
-      <w:r>
-        <w:rPr>
-          <w:lang w:val="hi_IN" w:bidi="hi_IN"/>
-        </w:rPr>
-      </w:r>
-      <w:r>
-        <w:rPr>
-          <w:b/>
-          <w:lang w:val="hi_IN" w:bidi="hi_IN"/>
-        </w:rPr>
         <w:t>"कोई-कोई आदर, और कोई-कोई अनादर के लिये"</w:t>
       </w:r>
     </w:p>
@@ -22627,21 +19547,6 @@
           <w:b/>
           <w:lang w:val="hi_IN" w:bidi="hi_IN"/>
         </w:rPr>
-        <w:t>ἃ μὲν εἰς τιμὴν, ἃ δὲ εἰς ἀτιμίαν</w:t>
-      </w:r>
-    </w:p>
-    <w:p>
-      <w:pPr/>
-      <w:r>
-        <w:rPr>
-          <w:lang w:val="hi_IN" w:bidi="hi_IN"/>
-        </w:rPr>
-      </w:r>
-      <w:r>
-        <w:rPr>
-          <w:b/>
-          <w:lang w:val="hi_IN" w:bidi="hi_IN"/>
-        </w:rPr>
         <w:t>""</w:t>
       </w:r>
     </w:p>
@@ -22731,21 +19636,6 @@
           <w:b/>
           <w:lang w:val="hi_IN" w:bidi="hi_IN"/>
         </w:rPr>
-        <w:t>ἐὰν &amp; τις ἐκκαθάρῃ ἑαυτὸν ἀπὸ τούτων, ἔσται σκεῦος εἰς τιμήν, ἡγιασμένον εὔχρηστον τῷ Δεσπότῃ, εἰς πᾶν ἔργον ἀγαθὸν ἡτοιμασμένον</w:t>
-      </w:r>
-    </w:p>
-    <w:p>
-      <w:pPr/>
-      <w:r>
-        <w:rPr>
-          <w:lang w:val="hi_IN" w:bidi="hi_IN"/>
-        </w:rPr>
-      </w:r>
-      <w:r>
-        <w:rPr>
-          <w:b/>
-          <w:lang w:val="hi_IN" w:bidi="hi_IN"/>
-        </w:rPr>
         <w:t>""</w:t>
       </w:r>
     </w:p>
@@ -22855,21 +19745,6 @@
           <w:b/>
           <w:lang w:val="hi_IN" w:bidi="hi_IN"/>
         </w:rPr>
-        <w:t>τούτων</w:t>
-      </w:r>
-    </w:p>
-    <w:p>
-      <w:pPr/>
-      <w:r>
-        <w:rPr>
-          <w:lang w:val="hi_IN" w:bidi="hi_IN"/>
-        </w:rPr>
-      </w:r>
-      <w:r>
-        <w:rPr>
-          <w:b/>
-          <w:lang w:val="hi_IN" w:bidi="hi_IN"/>
-        </w:rPr>
         <w:t>"इनसे"</w:t>
       </w:r>
     </w:p>
@@ -22899,7 +19774,7 @@
         </w:rPr>
         <w:t xml:space="preserve"> का सन्दर्भ हो सकता है: (1) जो पौलुस ने </w:t>
       </w:r>
-      <w:hyperlink r:id="rId26">
+      <w:hyperlink r:id="rId24">
         <w:r>
           <w:rPr>
             <w:lang w:val="hi_IN" w:bidi="hi_IN"/>
@@ -22917,7 +19792,7 @@
         </w:rPr>
         <w:t xml:space="preserve"> में कहा है कि झूठे शिक्षक क्या करते और कहते हैं। तब विशेष ध्यान, अभक्ति और झूठी शिक्षा पर है। वैकल्पिक अनुवाद: “अभक्ति और झूठी शिक्षा से” या “इन अभक्ति बातों से” (2) अनादर के पात्र जिनका पौलुस ने </w:t>
       </w:r>
-      <w:hyperlink r:id="rId27">
+      <w:hyperlink r:id="rId25">
         <w:r>
           <w:rPr>
             <w:lang w:val="hi_IN" w:bidi="hi_IN"/>
@@ -23010,21 +19885,6 @@
           <w:b/>
           <w:lang w:val="hi_IN" w:bidi="hi_IN"/>
         </w:rPr>
-        <w:t>ἑαυτὸν &amp; ἔσται</w:t>
-      </w:r>
-    </w:p>
-    <w:p>
-      <w:pPr/>
-      <w:r>
-        <w:rPr>
-          <w:lang w:val="hi_IN" w:bidi="hi_IN"/>
-        </w:rPr>
-      </w:r>
-      <w:r>
-        <w:rPr>
-          <w:b/>
-          <w:lang w:val="hi_IN" w:bidi="hi_IN"/>
-        </w:rPr>
         <w:t>"अपने आपको"</w:t>
       </w:r>
       <w:r>
@@ -23147,21 +20007,6 @@
           <w:b/>
           <w:lang w:val="hi_IN" w:bidi="hi_IN"/>
         </w:rPr>
-        <w:t>εἰς τιμήν</w:t>
-      </w:r>
-    </w:p>
-    <w:p>
-      <w:pPr/>
-      <w:r>
-        <w:rPr>
-          <w:lang w:val="hi_IN" w:bidi="hi_IN"/>
-        </w:rPr>
-      </w:r>
-      <w:r>
-        <w:rPr>
-          <w:b/>
-          <w:lang w:val="hi_IN" w:bidi="hi_IN"/>
-        </w:rPr>
         <w:t>"इनसे"</w:t>
       </w:r>
       <w:r>
@@ -23258,21 +20103,6 @@
           <w:b/>
           <w:lang w:val="hi_IN" w:bidi="hi_IN"/>
         </w:rPr>
-        <w:t>ἡγιασμένον</w:t>
-      </w:r>
-    </w:p>
-    <w:p>
-      <w:pPr/>
-      <w:r>
-        <w:rPr>
-          <w:lang w:val="hi_IN" w:bidi="hi_IN"/>
-        </w:rPr>
-      </w:r>
-      <w:r>
-        <w:rPr>
-          <w:b/>
-          <w:lang w:val="hi_IN" w:bidi="hi_IN"/>
-        </w:rPr>
         <w:t>"पवित्र ठहरेगा"</w:t>
       </w:r>
     </w:p>
@@ -23356,21 +20186,6 @@
           <w:b/>
           <w:lang w:val="hi_IN" w:bidi="hi_IN"/>
         </w:rPr>
-        <w:t>ἡτοιμασμένον</w:t>
-      </w:r>
-    </w:p>
-    <w:p>
-      <w:pPr/>
-      <w:r>
-        <w:rPr>
-          <w:lang w:val="hi_IN" w:bidi="hi_IN"/>
-        </w:rPr>
-      </w:r>
-      <w:r>
-        <w:rPr>
-          <w:b/>
-          <w:lang w:val="hi_IN" w:bidi="hi_IN"/>
-        </w:rPr>
         <w:t>"हर भले काम के लिये तैयार होगा"</w:t>
       </w:r>
     </w:p>
@@ -23454,21 +20269,6 @@
           <w:b/>
           <w:lang w:val="hi_IN" w:bidi="hi_IN"/>
         </w:rPr>
-        <w:t>δὲ</w:t>
-      </w:r>
-    </w:p>
-    <w:p>
-      <w:pPr/>
-      <w:r>
-        <w:rPr>
-          <w:lang w:val="hi_IN" w:bidi="hi_IN"/>
-        </w:rPr>
-      </w:r>
-      <w:r>
-        <w:rPr>
-          <w:b/>
-          <w:lang w:val="hi_IN" w:bidi="hi_IN"/>
-        </w:rPr>
         <w:t>"(परन्तु) जवानी की अभिलाषाओं"</w:t>
       </w:r>
     </w:p>
@@ -23620,21 +20420,6 @@
           <w:b/>
           <w:lang w:val="hi_IN" w:bidi="hi_IN"/>
         </w:rPr>
-        <w:t>φεῦγε</w:t>
-      </w:r>
-    </w:p>
-    <w:p>
-      <w:pPr/>
-      <w:r>
-        <w:rPr>
-          <w:lang w:val="hi_IN" w:bidi="hi_IN"/>
-        </w:rPr>
-      </w:r>
-      <w:r>
-        <w:rPr>
-          <w:b/>
-          <w:lang w:val="hi_IN" w:bidi="hi_IN"/>
-        </w:rPr>
         <w:t>""</w:t>
       </w:r>
     </w:p>
@@ -23718,21 +20503,6 @@
           <w:b/>
           <w:lang w:val="hi_IN" w:bidi="hi_IN"/>
         </w:rPr>
-        <w:t>τὰς &amp; νεωτερικὰς ἐπιθυμίας</w:t>
-      </w:r>
-    </w:p>
-    <w:p>
-      <w:pPr/>
-      <w:r>
-        <w:rPr>
-          <w:lang w:val="hi_IN" w:bidi="hi_IN"/>
-        </w:rPr>
-      </w:r>
-      <w:r>
-        <w:rPr>
-          <w:b/>
-          <w:lang w:val="hi_IN" w:bidi="hi_IN"/>
-        </w:rPr>
         <w:t>"जवानी की अभिलाषाओं से भाग"</w:t>
       </w:r>
     </w:p>
@@ -23816,21 +20586,6 @@
           <w:b/>
           <w:lang w:val="hi_IN" w:bidi="hi_IN"/>
         </w:rPr>
-        <w:t>δίωκε &amp; δικαιοσύνην, πίστιν, ἀγάπην, εἰρήνην, μετὰ τῶν ἐπικαλουμένων τὸν Κύριον ἐκ καθαρᾶς καρδίας</w:t>
-      </w:r>
-    </w:p>
-    <w:p>
-      <w:pPr/>
-      <w:r>
-        <w:rPr>
-          <w:lang w:val="hi_IN" w:bidi="hi_IN"/>
-        </w:rPr>
-      </w:r>
-      <w:r>
-        <w:rPr>
-          <w:b/>
-          <w:lang w:val="hi_IN" w:bidi="hi_IN"/>
-        </w:rPr>
         <w:t>"नाम लेते हैं, उनके साथ"</w:t>
       </w:r>
     </w:p>
@@ -23907,21 +20662,6 @@
           <w:b/>
           <w:lang w:val="hi_IN" w:bidi="hi_IN"/>
         </w:rPr>
-        <w:t>δίωκε</w:t>
-      </w:r>
-    </w:p>
-    <w:p>
-      <w:pPr/>
-      <w:r>
-        <w:rPr>
-          <w:lang w:val="hi_IN" w:bidi="hi_IN"/>
-        </w:rPr>
-      </w:r>
-      <w:r>
-        <w:rPr>
-          <w:b/>
-          <w:lang w:val="hi_IN" w:bidi="hi_IN"/>
-        </w:rPr>
         <w:t>""</w:t>
       </w:r>
     </w:p>
@@ -24031,21 +20771,6 @@
           <w:b/>
           <w:lang w:val="hi_IN" w:bidi="hi_IN"/>
         </w:rPr>
-        <w:t>δικαιοσύνην, πίστιν, ἀγάπην, εἰρήνην</w:t>
-      </w:r>
-    </w:p>
-    <w:p>
-      <w:pPr/>
-      <w:r>
-        <w:rPr>
-          <w:lang w:val="hi_IN" w:bidi="hi_IN"/>
-        </w:rPr>
-      </w:r>
-      <w:r>
-        <w:rPr>
-          <w:b/>
-          <w:lang w:val="hi_IN" w:bidi="hi_IN"/>
-        </w:rPr>
         <w:t>"धार्मिकता, विश्वास, प्रेम, मेल-मिलाप"</w:t>
       </w:r>
     </w:p>
@@ -24181,21 +20906,6 @@
           <w:b/>
           <w:lang w:val="hi_IN" w:bidi="hi_IN"/>
         </w:rPr>
-        <w:t>πίστιν</w:t>
-      </w:r>
-    </w:p>
-    <w:p>
-      <w:pPr/>
-      <w:r>
-        <w:rPr>
-          <w:lang w:val="hi_IN" w:bidi="hi_IN"/>
-        </w:rPr>
-      </w:r>
-      <w:r>
-        <w:rPr>
-          <w:b/>
-          <w:lang w:val="hi_IN" w:bidi="hi_IN"/>
-        </w:rPr>
         <w:t>"विश्वास"</w:t>
       </w:r>
     </w:p>
@@ -24292,21 +21002,6 @@
           <w:b/>
           <w:lang w:val="hi_IN" w:bidi="hi_IN"/>
         </w:rPr>
-        <w:t>τῶν ἐπικαλουμένων τὸν Κύριον</w:t>
-      </w:r>
-    </w:p>
-    <w:p>
-      <w:pPr/>
-      <w:r>
-        <w:rPr>
-          <w:lang w:val="hi_IN" w:bidi="hi_IN"/>
-        </w:rPr>
-      </w:r>
-      <w:r>
-        <w:rPr>
-          <w:b/>
-          <w:lang w:val="hi_IN" w:bidi="hi_IN"/>
-        </w:rPr>
         <w:t>"प्रभु नाम लेते हैं"</w:t>
       </w:r>
     </w:p>
@@ -24403,21 +21098,6 @@
           <w:b/>
           <w:lang w:val="hi_IN" w:bidi="hi_IN"/>
         </w:rPr>
-        <w:t>τὸν Κύριον ἐκ καθαρᾶς καρδίας</w:t>
-      </w:r>
-    </w:p>
-    <w:p>
-      <w:pPr/>
-      <w:r>
-        <w:rPr>
-          <w:lang w:val="hi_IN" w:bidi="hi_IN"/>
-        </w:rPr>
-      </w:r>
-      <w:r>
-        <w:rPr>
-          <w:b/>
-          <w:lang w:val="hi_IN" w:bidi="hi_IN"/>
-        </w:rPr>
         <w:t>"शुद्ध मन से प्रभु का"</w:t>
       </w:r>
     </w:p>
@@ -24527,21 +21207,6 @@
           <w:b/>
           <w:lang w:val="hi_IN" w:bidi="hi_IN"/>
         </w:rPr>
-        <w:t>ἐκ καθαρᾶς καρδίας</w:t>
-      </w:r>
-    </w:p>
-    <w:p>
-      <w:pPr/>
-      <w:r>
-        <w:rPr>
-          <w:lang w:val="hi_IN" w:bidi="hi_IN"/>
-        </w:rPr>
-      </w:r>
-      <w:r>
-        <w:rPr>
-          <w:b/>
-          <w:lang w:val="hi_IN" w:bidi="hi_IN"/>
-        </w:rPr>
         <w:t>"जो शुद्ध मन से"</w:t>
       </w:r>
     </w:p>
@@ -24638,21 +21303,6 @@
           <w:b/>
           <w:lang w:val="hi_IN" w:bidi="hi_IN"/>
         </w:rPr>
-        <w:t>δὲ</w:t>
-      </w:r>
-    </w:p>
-    <w:p>
-      <w:pPr/>
-      <w:r>
-        <w:rPr>
-          <w:lang w:val="hi_IN" w:bidi="hi_IN"/>
-        </w:rPr>
-      </w:r>
-      <w:r>
-        <w:rPr>
-          <w:b/>
-          <w:lang w:val="hi_IN" w:bidi="hi_IN"/>
-        </w:rPr>
         <w:t>"मूर्खता, और अविद्या के विवादों से अलग रह"</w:t>
       </w:r>
     </w:p>
@@ -24736,21 +21386,6 @@
           <w:b/>
           <w:lang w:val="hi_IN" w:bidi="hi_IN"/>
         </w:rPr>
-        <w:t>τὰς &amp; μωρὰς καὶ ἀπαιδεύτους ζητήσεις</w:t>
-      </w:r>
-    </w:p>
-    <w:p>
-      <w:pPr/>
-      <w:r>
-        <w:rPr>
-          <w:lang w:val="hi_IN" w:bidi="hi_IN"/>
-        </w:rPr>
-      </w:r>
-      <w:r>
-        <w:rPr>
-          <w:b/>
-          <w:lang w:val="hi_IN" w:bidi="hi_IN"/>
-        </w:rPr>
         <w:t>"मूर्खता, और अविद्या के विवादों"</w:t>
       </w:r>
     </w:p>
@@ -24834,21 +21469,6 @@
           <w:b/>
           <w:lang w:val="hi_IN" w:bidi="hi_IN"/>
         </w:rPr>
-        <w:t>μωρὰς καὶ ἀπαιδεύτους</w:t>
-      </w:r>
-    </w:p>
-    <w:p>
-      <w:pPr/>
-      <w:r>
-        <w:rPr>
-          <w:lang w:val="hi_IN" w:bidi="hi_IN"/>
-        </w:rPr>
-      </w:r>
-      <w:r>
-        <w:rPr>
-          <w:b/>
-          <w:lang w:val="hi_IN" w:bidi="hi_IN"/>
-        </w:rPr>
         <w:t>"मूर्खता, और अविद्या के विवादों से"</w:t>
       </w:r>
     </w:p>
@@ -24958,21 +21578,6 @@
           <w:b/>
           <w:lang w:val="hi_IN" w:bidi="hi_IN"/>
         </w:rPr>
-        <w:t>γεννῶσι</w:t>
-      </w:r>
-    </w:p>
-    <w:p>
-      <w:pPr/>
-      <w:r>
-        <w:rPr>
-          <w:lang w:val="hi_IN" w:bidi="hi_IN"/>
-        </w:rPr>
-      </w:r>
-      <w:r>
-        <w:rPr>
-          <w:b/>
-          <w:lang w:val="hi_IN" w:bidi="hi_IN"/>
-        </w:rPr>
         <w:t>"झगड़े होते हैं"</w:t>
       </w:r>
     </w:p>
@@ -25082,21 +21687,6 @@
           <w:b/>
           <w:lang w:val="hi_IN" w:bidi="hi_IN"/>
         </w:rPr>
-        <w:t>μάχας</w:t>
-      </w:r>
-    </w:p>
-    <w:p>
-      <w:pPr/>
-      <w:r>
-        <w:rPr>
-          <w:lang w:val="hi_IN" w:bidi="hi_IN"/>
-        </w:rPr>
-      </w:r>
-      <w:r>
-        <w:rPr>
-          <w:b/>
-          <w:lang w:val="hi_IN" w:bidi="hi_IN"/>
-        </w:rPr>
         <w:t>"झगड़े"</w:t>
       </w:r>
     </w:p>
@@ -25193,21 +21783,6 @@
           <w:b/>
           <w:lang w:val="hi_IN" w:bidi="hi_IN"/>
         </w:rPr>
-        <w:t>δὲ</w:t>
-      </w:r>
-    </w:p>
-    <w:p>
-      <w:pPr/>
-      <w:r>
-        <w:rPr>
-          <w:lang w:val="hi_IN" w:bidi="hi_IN"/>
-        </w:rPr>
-      </w:r>
-      <w:r>
-        <w:rPr>
-          <w:b/>
-          <w:lang w:val="hi_IN" w:bidi="hi_IN"/>
-        </w:rPr>
         <w:t>"(परन्तु) और"</w:t>
       </w:r>
     </w:p>
@@ -25346,21 +21921,6 @@
           <w:b/>
           <w:lang w:val="hi_IN" w:bidi="hi_IN"/>
         </w:rPr>
-        <w:t>δοῦλον &amp; Κυρίου</w:t>
-      </w:r>
-    </w:p>
-    <w:p>
-      <w:pPr/>
-      <w:r>
-        <w:rPr>
-          <w:lang w:val="hi_IN" w:bidi="hi_IN"/>
-        </w:rPr>
-      </w:r>
-      <w:r>
-        <w:rPr>
-          <w:b/>
-          <w:lang w:val="hi_IN" w:bidi="hi_IN"/>
-        </w:rPr>
         <w:t>"प्रभु के दास को"</w:t>
       </w:r>
     </w:p>
@@ -25472,21 +22032,6 @@
           <w:b/>
           <w:lang w:val="hi_IN" w:bidi="hi_IN"/>
         </w:rPr>
-        <w:t>δοῦλον &amp; Κυρίου</w:t>
-      </w:r>
-    </w:p>
-    <w:p>
-      <w:pPr/>
-      <w:r>
-        <w:rPr>
-          <w:lang w:val="hi_IN" w:bidi="hi_IN"/>
-        </w:rPr>
-      </w:r>
-      <w:r>
-        <w:rPr>
-          <w:b/>
-          <w:lang w:val="hi_IN" w:bidi="hi_IN"/>
-        </w:rPr>
         <w:t>"प्रभु के दास को"</w:t>
       </w:r>
     </w:p>
@@ -25583,21 +22128,6 @@
           <w:b/>
           <w:lang w:val="hi_IN" w:bidi="hi_IN"/>
         </w:rPr>
-        <w:t>οὐ &amp; μάχεσθαι</w:t>
-      </w:r>
-    </w:p>
-    <w:p>
-      <w:pPr/>
-      <w:r>
-        <w:rPr>
-          <w:lang w:val="hi_IN" w:bidi="hi_IN"/>
-        </w:rPr>
-      </w:r>
-      <w:r>
-        <w:rPr>
-          <w:b/>
-          <w:lang w:val="hi_IN" w:bidi="hi_IN"/>
-        </w:rPr>
         <w:t>"झगड़ालू नहीं होना चाहिए"</w:t>
       </w:r>
     </w:p>
@@ -25694,21 +22224,6 @@
           <w:b/>
           <w:lang w:val="hi_IN" w:bidi="hi_IN"/>
         </w:rPr>
-        <w:t>πάντας</w:t>
-      </w:r>
-    </w:p>
-    <w:p>
-      <w:pPr/>
-      <w:r>
-        <w:rPr>
-          <w:lang w:val="hi_IN" w:bidi="hi_IN"/>
-        </w:rPr>
-      </w:r>
-      <w:r>
-        <w:rPr>
-          <w:b/>
-          <w:lang w:val="hi_IN" w:bidi="hi_IN"/>
-        </w:rPr>
         <w:t>"सब"</w:t>
       </w:r>
     </w:p>
@@ -25805,21 +22320,6 @@
           <w:b/>
           <w:lang w:val="hi_IN" w:bidi="hi_IN"/>
         </w:rPr>
-        <w:t>ἐν πραΰτητι</w:t>
-      </w:r>
-    </w:p>
-    <w:p>
-      <w:pPr/>
-      <w:r>
-        <w:rPr>
-          <w:lang w:val="hi_IN" w:bidi="hi_IN"/>
-        </w:rPr>
-      </w:r>
-      <w:r>
-        <w:rPr>
-          <w:b/>
-          <w:lang w:val="hi_IN" w:bidi="hi_IN"/>
-        </w:rPr>
         <w:t>"नम्रता से"</w:t>
       </w:r>
     </w:p>
@@ -25896,21 +22396,6 @@
           <w:b/>
           <w:lang w:val="hi_IN" w:bidi="hi_IN"/>
         </w:rPr>
-        <w:t>τοὺς ἀντιδιατιθεμένους</w:t>
-      </w:r>
-    </w:p>
-    <w:p>
-      <w:pPr/>
-      <w:r>
-        <w:rPr>
-          <w:lang w:val="hi_IN" w:bidi="hi_IN"/>
-        </w:rPr>
-      </w:r>
-      <w:r>
-        <w:rPr>
-          <w:b/>
-          <w:lang w:val="hi_IN" w:bidi="hi_IN"/>
-        </w:rPr>
         <w:t>""</w:t>
       </w:r>
     </w:p>
@@ -25974,21 +22459,6 @@
           <w:b/>
           <w:lang w:val="hi_IN" w:bidi="hi_IN"/>
         </w:rPr>
-        <w:t>μήποτε δώῃ αὐτοῖς ὁ Θεὸς μετάνοιαν</w:t>
-      </w:r>
-    </w:p>
-    <w:p>
-      <w:pPr/>
-      <w:r>
-        <w:rPr>
-          <w:lang w:val="hi_IN" w:bidi="hi_IN"/>
-        </w:rPr>
-      </w:r>
-      <w:r>
-        <w:rPr>
-          <w:b/>
-          <w:lang w:val="hi_IN" w:bidi="hi_IN"/>
-        </w:rPr>
         <w:t>""</w:t>
       </w:r>
     </w:p>
@@ -26085,21 +22555,6 @@
           <w:b/>
           <w:lang w:val="hi_IN" w:bidi="hi_IN"/>
         </w:rPr>
-        <w:t>μήποτε δώῃ αὐτοῖς &amp; μετάνοιαν εἰς ἐπίγνωσιν ἀληθείας</w:t>
-      </w:r>
-    </w:p>
-    <w:p>
-      <w:pPr/>
-      <w:r>
-        <w:rPr>
-          <w:lang w:val="hi_IN" w:bidi="hi_IN"/>
-        </w:rPr>
-      </w:r>
-      <w:r>
-        <w:rPr>
-          <w:b/>
-          <w:lang w:val="hi_IN" w:bidi="hi_IN"/>
-        </w:rPr>
         <w:t>"सत्य को पहचानें"</w:t>
       </w:r>
     </w:p>
@@ -26176,21 +22631,6 @@
           <w:b/>
           <w:lang w:val="hi_IN" w:bidi="hi_IN"/>
         </w:rPr>
-        <w:t>ἀνανήψωσιν ἐκ τῆς τοῦ διαβόλου παγίδος, ἐζωγρημένοι ὑπ’ αὐτοῦ, εἰς τὸ ἐκείνου θέλημα</w:t>
-      </w:r>
-    </w:p>
-    <w:p>
-      <w:pPr/>
-      <w:r>
-        <w:rPr>
-          <w:lang w:val="hi_IN" w:bidi="hi_IN"/>
-        </w:rPr>
-      </w:r>
-      <w:r>
-        <w:rPr>
-          <w:b/>
-          <w:lang w:val="hi_IN" w:bidi="hi_IN"/>
-        </w:rPr>
         <w:t>"और इसके द्वारा शैतान की इच्छा पूरी करने के लिये सचेत होकर शैतान के फंदे से छूट जाएँ"</w:t>
       </w:r>
     </w:p>
@@ -26316,21 +22756,6 @@
           <w:b/>
           <w:lang w:val="hi_IN" w:bidi="hi_IN"/>
         </w:rPr>
-        <w:t>ἀνανήψωσιν ἐκ τῆς τοῦ διαβόλου παγίδος</w:t>
-      </w:r>
-    </w:p>
-    <w:p>
-      <w:pPr/>
-      <w:r>
-        <w:rPr>
-          <w:lang w:val="hi_IN" w:bidi="hi_IN"/>
-        </w:rPr>
-      </w:r>
-      <w:r>
-        <w:rPr>
-          <w:b/>
-          <w:lang w:val="hi_IN" w:bidi="hi_IN"/>
-        </w:rPr>
         <w:t>"शैतान"</w:t>
       </w:r>
       <w:r>
@@ -26440,21 +22865,6 @@
           <w:b/>
           <w:lang w:val="hi_IN" w:bidi="hi_IN"/>
         </w:rPr>
-        <w:t>ἀνανήψωσιν</w:t>
-      </w:r>
-    </w:p>
-    <w:p>
-      <w:pPr/>
-      <w:r>
-        <w:rPr>
-          <w:lang w:val="hi_IN" w:bidi="hi_IN"/>
-        </w:rPr>
-      </w:r>
-      <w:r>
-        <w:rPr>
-          <w:b/>
-          <w:lang w:val="hi_IN" w:bidi="hi_IN"/>
-        </w:rPr>
         <w:t>""</w:t>
       </w:r>
     </w:p>
@@ -26538,21 +22948,6 @@
           <w:b/>
           <w:lang w:val="hi_IN" w:bidi="hi_IN"/>
         </w:rPr>
-        <w:t>ἐκ τῆς τοῦ διαβόλου παγίδος, ἐζωγρημένοι ὑπ’ αὐτοῦ</w:t>
-      </w:r>
-    </w:p>
-    <w:p>
-      <w:pPr/>
-      <w:r>
-        <w:rPr>
-          <w:lang w:val="hi_IN" w:bidi="hi_IN"/>
-        </w:rPr>
-      </w:r>
-      <w:r>
-        <w:rPr>
-          <w:b/>
-          <w:lang w:val="hi_IN" w:bidi="hi_IN"/>
-        </w:rPr>
         <w:t>""</w:t>
       </w:r>
     </w:p>
@@ -26636,21 +23031,6 @@
           <w:b/>
           <w:lang w:val="hi_IN" w:bidi="hi_IN"/>
         </w:rPr>
-        <w:t>ἐζωγρημένοι ὑπ’ αὐτοῦ</w:t>
-      </w:r>
-    </w:p>
-    <w:p>
-      <w:pPr/>
-      <w:r>
-        <w:rPr>
-          <w:lang w:val="hi_IN" w:bidi="hi_IN"/>
-        </w:rPr>
-      </w:r>
-      <w:r>
-        <w:rPr>
-          <w:b/>
-          <w:lang w:val="hi_IN" w:bidi="hi_IN"/>
-        </w:rPr>
         <w:t>"इसके द्वारा"</w:t>
       </w:r>
       <w:r>
@@ -26760,21 +23140,6 @@
           <w:b/>
           <w:lang w:val="hi_IN" w:bidi="hi_IN"/>
         </w:rPr>
-        <w:t>ὑπ’ αὐτοῦ, εἰς τὸ ἐκείνου θέλημα</w:t>
-      </w:r>
-    </w:p>
-    <w:p>
-      <w:pPr/>
-      <w:r>
-        <w:rPr>
-          <w:lang w:val="hi_IN" w:bidi="hi_IN"/>
-        </w:rPr>
-      </w:r>
-      <w:r>
-        <w:rPr>
-          <w:b/>
-          <w:lang w:val="hi_IN" w:bidi="hi_IN"/>
-        </w:rPr>
         <w:t>"इसके द्वारा शैतान की (उसकी) इच्छा पूरी करने के लिये"</w:t>
       </w:r>
     </w:p>
@@ -26923,21 +23288,6 @@
           <w:b/>
           <w:lang w:val="hi_IN" w:bidi="hi_IN"/>
         </w:rPr>
-        <w:t>εἰς τὸ ἐκείνου θέλημα</w:t>
-      </w:r>
-    </w:p>
-    <w:p>
-      <w:pPr/>
-      <w:r>
-        <w:rPr>
-          <w:lang w:val="hi_IN" w:bidi="hi_IN"/>
-        </w:rPr>
-      </w:r>
-      <w:r>
-        <w:rPr>
-          <w:b/>
-          <w:lang w:val="hi_IN" w:bidi="hi_IN"/>
-        </w:rPr>
         <w:t>""</w:t>
       </w:r>
     </w:p>
@@ -27021,21 +23371,6 @@
           <w:b/>
           <w:lang w:val="hi_IN" w:bidi="hi_IN"/>
         </w:rPr>
-        <w:t>δὲ</w:t>
-      </w:r>
-    </w:p>
-    <w:p>
-      <w:pPr/>
-      <w:r>
-        <w:rPr>
-          <w:lang w:val="hi_IN" w:bidi="hi_IN"/>
-        </w:rPr>
-      </w:r>
-      <w:r>
-        <w:rPr>
-          <w:b/>
-          <w:lang w:val="hi_IN" w:bidi="hi_IN"/>
-        </w:rPr>
         <w:t>"पर"</w:t>
       </w:r>
     </w:p>
@@ -27145,21 +23480,6 @@
           <w:b/>
           <w:lang w:val="hi_IN" w:bidi="hi_IN"/>
         </w:rPr>
-        <w:t>τοῦτο &amp; γίνωσκε, ὅτι</w:t>
-      </w:r>
-    </w:p>
-    <w:p>
-      <w:pPr/>
-      <w:r>
-        <w:rPr>
-          <w:lang w:val="hi_IN" w:bidi="hi_IN"/>
-        </w:rPr>
-      </w:r>
-      <w:r>
-        <w:rPr>
-          <w:b/>
-          <w:lang w:val="hi_IN" w:bidi="hi_IN"/>
-        </w:rPr>
         <w:t>"यह जान रख, कि"</w:t>
       </w:r>
     </w:p>
@@ -27258,21 +23578,6 @@
           <w:b/>
           <w:lang w:val="hi_IN" w:bidi="hi_IN"/>
         </w:rPr>
-        <w:t>ἐν ἐσχάταις ἡμέραις</w:t>
-      </w:r>
-    </w:p>
-    <w:p>
-      <w:pPr/>
-      <w:r>
-        <w:rPr>
-          <w:lang w:val="hi_IN" w:bidi="hi_IN"/>
-        </w:rPr>
-      </w:r>
-      <w:r>
-        <w:rPr>
-          <w:b/>
-          <w:lang w:val="hi_IN" w:bidi="hi_IN"/>
-        </w:rPr>
         <w:t>""</w:t>
       </w:r>
     </w:p>
@@ -27349,21 +23654,6 @@
           <w:b/>
           <w:lang w:val="hi_IN" w:bidi="hi_IN"/>
         </w:rPr>
-        <w:t>ἐνστήσονται καιροὶ χαλεποί</w:t>
-      </w:r>
-    </w:p>
-    <w:p>
-      <w:pPr/>
-      <w:r>
-        <w:rPr>
-          <w:lang w:val="hi_IN" w:bidi="hi_IN"/>
-        </w:rPr>
-      </w:r>
-      <w:r>
-        <w:rPr>
-          <w:b/>
-          <w:lang w:val="hi_IN" w:bidi="hi_IN"/>
-        </w:rPr>
         <w:t>"कठिन समय"</w:t>
       </w:r>
     </w:p>
@@ -27427,21 +23717,6 @@
           <w:b/>
           <w:lang w:val="hi_IN" w:bidi="hi_IN"/>
         </w:rPr>
-        <w:t>γὰρ</w:t>
-      </w:r>
-    </w:p>
-    <w:p>
-      <w:pPr/>
-      <w:r>
-        <w:rPr>
-          <w:lang w:val="hi_IN" w:bidi="hi_IN"/>
-        </w:rPr>
-      </w:r>
-      <w:r>
-        <w:rPr>
-          <w:b/>
-          <w:lang w:val="hi_IN" w:bidi="hi_IN"/>
-        </w:rPr>
         <w:t>"क्योंकि"</w:t>
       </w:r>
     </w:p>
@@ -27551,21 +23826,6 @@
           <w:b/>
           <w:lang w:val="hi_IN" w:bidi="hi_IN"/>
         </w:rPr>
-        <w:t>οἱ ἄνθρωποι</w:t>
-      </w:r>
-    </w:p>
-    <w:p>
-      <w:pPr/>
-      <w:r>
-        <w:rPr>
-          <w:lang w:val="hi_IN" w:bidi="hi_IN"/>
-        </w:rPr>
-      </w:r>
-      <w:r>
-        <w:rPr>
-          <w:b/>
-          <w:lang w:val="hi_IN" w:bidi="hi_IN"/>
-        </w:rPr>
         <w:t>"मनुष्य (पुरुष)"</w:t>
       </w:r>
     </w:p>
@@ -27683,21 +23943,6 @@
           <w:b/>
           <w:lang w:val="hi_IN" w:bidi="hi_IN"/>
         </w:rPr>
-        <w:t>οἱ ἄνθρωποι</w:t>
-      </w:r>
-    </w:p>
-    <w:p>
-      <w:pPr/>
-      <w:r>
-        <w:rPr>
-          <w:lang w:val="hi_IN" w:bidi="hi_IN"/>
-        </w:rPr>
-      </w:r>
-      <w:r>
-        <w:rPr>
-          <w:b/>
-          <w:lang w:val="hi_IN" w:bidi="hi_IN"/>
-        </w:rPr>
         <w:t>"मनुष्य"</w:t>
       </w:r>
     </w:p>
@@ -27794,21 +24039,6 @@
           <w:b/>
           <w:lang w:val="hi_IN" w:bidi="hi_IN"/>
         </w:rPr>
-        <w:t>φίλαυτοι</w:t>
-      </w:r>
-    </w:p>
-    <w:p>
-      <w:pPr/>
-      <w:r>
-        <w:rPr>
-          <w:lang w:val="hi_IN" w:bidi="hi_IN"/>
-        </w:rPr>
-      </w:r>
-      <w:r>
-        <w:rPr>
-          <w:b/>
-          <w:lang w:val="hi_IN" w:bidi="hi_IN"/>
-        </w:rPr>
         <w:t>"स्वार्थी"</w:t>
       </w:r>
     </w:p>
@@ -27885,21 +24115,6 @@
           <w:b/>
           <w:lang w:val="hi_IN" w:bidi="hi_IN"/>
         </w:rPr>
-        <w:t>ἀφιλάγαθοι</w:t>
-      </w:r>
-    </w:p>
-    <w:p>
-      <w:pPr/>
-      <w:r>
-        <w:rPr>
-          <w:lang w:val="hi_IN" w:bidi="hi_IN"/>
-        </w:rPr>
-      </w:r>
-      <w:r>
-        <w:rPr>
-          <w:b/>
-          <w:lang w:val="hi_IN" w:bidi="hi_IN"/>
-        </w:rPr>
         <w:t>"भले के बैरी"</w:t>
       </w:r>
     </w:p>
@@ -28002,21 +24217,6 @@
           <w:b/>
           <w:lang w:val="hi_IN" w:bidi="hi_IN"/>
         </w:rPr>
-        <w:t>τετυφωμένοι</w:t>
-      </w:r>
-    </w:p>
-    <w:p>
-      <w:pPr/>
-      <w:r>
-        <w:rPr>
-          <w:lang w:val="hi_IN" w:bidi="hi_IN"/>
-        </w:rPr>
-      </w:r>
-      <w:r>
-        <w:rPr>
-          <w:b/>
-          <w:lang w:val="hi_IN" w:bidi="hi_IN"/>
-        </w:rPr>
         <w:t>"अभिमानी"</w:t>
       </w:r>
     </w:p>
@@ -28093,21 +24293,6 @@
           <w:b/>
           <w:lang w:val="hi_IN" w:bidi="hi_IN"/>
         </w:rPr>
-        <w:t>τετυφωμένοι</w:t>
-      </w:r>
-    </w:p>
-    <w:p>
-      <w:pPr/>
-      <w:r>
-        <w:rPr>
-          <w:lang w:val="hi_IN" w:bidi="hi_IN"/>
-        </w:rPr>
-      </w:r>
-      <w:r>
-        <w:rPr>
-          <w:b/>
-          <w:lang w:val="hi_IN" w:bidi="hi_IN"/>
-        </w:rPr>
         <w:t>"अभिमानी"</w:t>
       </w:r>
     </w:p>
@@ -28191,21 +24376,6 @@
           <w:b/>
           <w:lang w:val="hi_IN" w:bidi="hi_IN"/>
         </w:rPr>
-        <w:t>ἔχοντες μόρφωσιν εὐσεβείας, τὴν δὲ δύναμιν αὐτῆς ἠρνημένοι</w:t>
-      </w:r>
-    </w:p>
-    <w:p>
-      <w:pPr/>
-      <w:r>
-        <w:rPr>
-          <w:lang w:val="hi_IN" w:bidi="hi_IN"/>
-        </w:rPr>
-      </w:r>
-      <w:r>
-        <w:rPr>
-          <w:b/>
-          <w:lang w:val="hi_IN" w:bidi="hi_IN"/>
-        </w:rPr>
         <w:t>"वे भक्ति का भेष तो धरेंगे, पर उसकी शक्ति को न मानेंगे"</w:t>
       </w:r>
     </w:p>
@@ -28323,21 +24493,6 @@
           <w:b/>
           <w:lang w:val="hi_IN" w:bidi="hi_IN"/>
         </w:rPr>
-        <w:t>ἔχοντες μόρφωσιν εὐσεβείας</w:t>
-      </w:r>
-    </w:p>
-    <w:p>
-      <w:pPr/>
-      <w:r>
-        <w:rPr>
-          <w:lang w:val="hi_IN" w:bidi="hi_IN"/>
-        </w:rPr>
-      </w:r>
-      <w:r>
-        <w:rPr>
-          <w:b/>
-          <w:lang w:val="hi_IN" w:bidi="hi_IN"/>
-        </w:rPr>
         <w:t>""</w:t>
       </w:r>
     </w:p>
@@ -28447,21 +24602,6 @@
           <w:b/>
           <w:lang w:val="hi_IN" w:bidi="hi_IN"/>
         </w:rPr>
-        <w:t>τὴν &amp; δύναμιν αὐτῆς ἠρνημένοι</w:t>
-      </w:r>
-    </w:p>
-    <w:p>
-      <w:pPr/>
-      <w:r>
-        <w:rPr>
-          <w:lang w:val="hi_IN" w:bidi="hi_IN"/>
-        </w:rPr>
-      </w:r>
-      <w:r>
-        <w:rPr>
-          <w:b/>
-          <w:lang w:val="hi_IN" w:bidi="hi_IN"/>
-        </w:rPr>
         <w:t>"उसकी शक्ति को न मानेंगे"</w:t>
       </w:r>
     </w:p>
@@ -28566,21 +24706,6 @@
           <w:b/>
           <w:lang w:val="hi_IN" w:bidi="hi_IN"/>
         </w:rPr>
-        <w:t>καὶ</w:t>
-      </w:r>
-    </w:p>
-    <w:p>
-      <w:pPr/>
-      <w:r>
-        <w:rPr>
-          <w:lang w:val="hi_IN" w:bidi="hi_IN"/>
-        </w:rPr>
-      </w:r>
-      <w:r>
-        <w:rPr>
-          <w:b/>
-          <w:lang w:val="hi_IN" w:bidi="hi_IN"/>
-        </w:rPr>
         <w:t>"ऐसों से परे रहना"</w:t>
       </w:r>
     </w:p>
@@ -28664,21 +24789,6 @@
           <w:b/>
           <w:lang w:val="hi_IN" w:bidi="hi_IN"/>
         </w:rPr>
-        <w:t>τούτους ἀποτρέπου</w:t>
-      </w:r>
-    </w:p>
-    <w:p>
-      <w:pPr/>
-      <w:r>
-        <w:rPr>
-          <w:lang w:val="hi_IN" w:bidi="hi_IN"/>
-        </w:rPr>
-      </w:r>
-      <w:r>
-        <w:rPr>
-          <w:b/>
-          <w:lang w:val="hi_IN" w:bidi="hi_IN"/>
-        </w:rPr>
         <w:t>""</w:t>
       </w:r>
     </w:p>
@@ -28775,21 +24885,6 @@
           <w:b/>
           <w:lang w:val="hi_IN" w:bidi="hi_IN"/>
         </w:rPr>
-        <w:t>τούτους</w:t>
-      </w:r>
-    </w:p>
-    <w:p>
-      <w:pPr/>
-      <w:r>
-        <w:rPr>
-          <w:lang w:val="hi_IN" w:bidi="hi_IN"/>
-        </w:rPr>
-      </w:r>
-      <w:r>
-        <w:rPr>
-          <w:b/>
-          <w:lang w:val="hi_IN" w:bidi="hi_IN"/>
-        </w:rPr>
         <w:t>"ऐसों से परे रहना"</w:t>
       </w:r>
     </w:p>
@@ -28886,21 +24981,6 @@
           <w:b/>
           <w:lang w:val="hi_IN" w:bidi="hi_IN"/>
         </w:rPr>
-        <w:t>γάρ</w:t>
-      </w:r>
-    </w:p>
-    <w:p>
-      <w:pPr/>
-      <w:r>
-        <w:rPr>
-          <w:lang w:val="hi_IN" w:bidi="hi_IN"/>
-        </w:rPr>
-      </w:r>
-      <w:r>
-        <w:rPr>
-          <w:b/>
-          <w:lang w:val="hi_IN" w:bidi="hi_IN"/>
-        </w:rPr>
         <w:t>"(क्योंकि) इन्हीं में से वे "</w:t>
       </w:r>
     </w:p>
@@ -28930,7 +25010,7 @@
         </w:rPr>
         <w:t xml:space="preserve"> शब्द एक कारण प्रस्तुत करता है कि तीमुथियुस को इन लोगों से "परे रहना" है (देखें </w:t>
       </w:r>
-      <w:hyperlink r:id="rId28">
+      <w:hyperlink r:id="rId26">
         <w:r>
           <w:rPr>
             <w:lang w:val="hi_IN" w:bidi="hi_IN"/>
@@ -29028,21 +25108,6 @@
           <w:b/>
           <w:lang w:val="hi_IN" w:bidi="hi_IN"/>
         </w:rPr>
-        <w:t>ἐκ τούτων</w:t>
-      </w:r>
-    </w:p>
-    <w:p>
-      <w:pPr/>
-      <w:r>
-        <w:rPr>
-          <w:lang w:val="hi_IN" w:bidi="hi_IN"/>
-        </w:rPr>
-      </w:r>
-      <w:r>
-        <w:rPr>
-          <w:b/>
-          <w:lang w:val="hi_IN" w:bidi="hi_IN"/>
-        </w:rPr>
         <w:t>"इन्हीं में से"</w:t>
       </w:r>
     </w:p>
@@ -29072,7 +25137,7 @@
         </w:rPr>
         <w:t xml:space="preserve"> विशेषण का उपयोग संज्ञा के रूप में कर रहे हैं, जिसका अर्थ वे लोग हैं जिनका वर्णन उन्होंने पिछले वचन में किया है। आपकी भाषा भी विशेषणों का इस तरह से उपयोग कर सकती है। यदि नहीं, तो आप इस शब्द का अनुवाद एक समकक्ष वाक्यांश के साथ कर सकते हैं। देखें कि आपने </w:t>
       </w:r>
-      <w:hyperlink r:id="rId28">
+      <w:hyperlink r:id="rId26">
         <w:r>
           <w:rPr>
             <w:lang w:val="hi_IN" w:bidi="hi_IN"/>
@@ -29181,21 +25246,6 @@
           <w:b/>
           <w:lang w:val="hi_IN" w:bidi="hi_IN"/>
         </w:rPr>
-        <w:t>οἱ ἐνδύνοντες εἰς τὰς οἰκίας</w:t>
-      </w:r>
-    </w:p>
-    <w:p>
-      <w:pPr/>
-      <w:r>
-        <w:rPr>
-          <w:lang w:val="hi_IN" w:bidi="hi_IN"/>
-        </w:rPr>
-      </w:r>
-      <w:r>
-        <w:rPr>
-          <w:b/>
-          <w:lang w:val="hi_IN" w:bidi="hi_IN"/>
-        </w:rPr>
         <w:t>"जो घरों में दबे पाँव घुस आते हैं"</w:t>
       </w:r>
     </w:p>
@@ -29300,21 +25350,6 @@
           <w:b/>
           <w:lang w:val="hi_IN" w:bidi="hi_IN"/>
         </w:rPr>
-        <w:t>αἰχμαλωτίζοντες</w:t>
-      </w:r>
-    </w:p>
-    <w:p>
-      <w:pPr/>
-      <w:r>
-        <w:rPr>
-          <w:lang w:val="hi_IN" w:bidi="hi_IN"/>
-        </w:rPr>
-      </w:r>
-      <w:r>
-        <w:rPr>
-          <w:b/>
-          <w:lang w:val="hi_IN" w:bidi="hi_IN"/>
-        </w:rPr>
         <w:t>""</w:t>
       </w:r>
     </w:p>
@@ -29391,21 +25426,6 @@
           <w:b/>
           <w:lang w:val="hi_IN" w:bidi="hi_IN"/>
         </w:rPr>
-        <w:t>γυναικάρια</w:t>
-      </w:r>
-    </w:p>
-    <w:p>
-      <w:pPr/>
-      <w:r>
-        <w:rPr>
-          <w:lang w:val="hi_IN" w:bidi="hi_IN"/>
-        </w:rPr>
-      </w:r>
-      <w:r>
-        <w:rPr>
-          <w:b/>
-          <w:lang w:val="hi_IN" w:bidi="hi_IN"/>
-        </w:rPr>
         <w:t>"दुर्बल स्त्रियों को"</w:t>
       </w:r>
     </w:p>
@@ -29482,21 +25502,6 @@
           <w:b/>
           <w:lang w:val="hi_IN" w:bidi="hi_IN"/>
         </w:rPr>
-        <w:t>σεσωρευμένα ἁμαρτίαις</w:t>
-      </w:r>
-    </w:p>
-    <w:p>
-      <w:pPr/>
-      <w:r>
-        <w:rPr>
-          <w:lang w:val="hi_IN" w:bidi="hi_IN"/>
-        </w:rPr>
-      </w:r>
-      <w:r>
-        <w:rPr>
-          <w:b/>
-          <w:lang w:val="hi_IN" w:bidi="hi_IN"/>
-        </w:rPr>
         <w:t>"जो पापों से दबी"</w:t>
       </w:r>
     </w:p>
@@ -29593,21 +25598,6 @@
           <w:b/>
           <w:lang w:val="hi_IN" w:bidi="hi_IN"/>
         </w:rPr>
-        <w:t>σεσωρευμένα ἁμαρτίαις</w:t>
-      </w:r>
-    </w:p>
-    <w:p>
-      <w:pPr/>
-      <w:r>
-        <w:rPr>
-          <w:lang w:val="hi_IN" w:bidi="hi_IN"/>
-        </w:rPr>
-      </w:r>
-      <w:r>
-        <w:rPr>
-          <w:b/>
-          <w:lang w:val="hi_IN" w:bidi="hi_IN"/>
-        </w:rPr>
         <w:t>"जो पापों से दबी"</w:t>
       </w:r>
     </w:p>
@@ -29691,21 +25681,6 @@
           <w:b/>
           <w:lang w:val="hi_IN" w:bidi="hi_IN"/>
         </w:rPr>
-        <w:t>ἀγόμενα ἐπιθυμίαις ποικίλαις</w:t>
-      </w:r>
-    </w:p>
-    <w:p>
-      <w:pPr/>
-      <w:r>
-        <w:rPr>
-          <w:lang w:val="hi_IN" w:bidi="hi_IN"/>
-        </w:rPr>
-      </w:r>
-      <w:r>
-        <w:rPr>
-          <w:b/>
-          <w:lang w:val="hi_IN" w:bidi="hi_IN"/>
-        </w:rPr>
         <w:t>"हर प्रकार की अभिलाषाओं के वश में हैं"</w:t>
       </w:r>
     </w:p>
@@ -29802,21 +25777,6 @@
           <w:b/>
           <w:lang w:val="hi_IN" w:bidi="hi_IN"/>
         </w:rPr>
-        <w:t>ἀγόμενα ἐπιθυμίαις ποικίλαις</w:t>
-      </w:r>
-    </w:p>
-    <w:p>
-      <w:pPr/>
-      <w:r>
-        <w:rPr>
-          <w:lang w:val="hi_IN" w:bidi="hi_IN"/>
-        </w:rPr>
-      </w:r>
-      <w:r>
-        <w:rPr>
-          <w:b/>
-          <w:lang w:val="hi_IN" w:bidi="hi_IN"/>
-        </w:rPr>
         <w:t>"हर प्रकार की अभिलाषाओं के वश में हैं"</w:t>
       </w:r>
     </w:p>
@@ -29900,21 +25860,6 @@
           <w:b/>
           <w:lang w:val="hi_IN" w:bidi="hi_IN"/>
         </w:rPr>
-        <w:t>καὶ</w:t>
-      </w:r>
-    </w:p>
-    <w:p>
-      <w:pPr/>
-      <w:r>
-        <w:rPr>
-          <w:lang w:val="hi_IN" w:bidi="hi_IN"/>
-        </w:rPr>
-      </w:r>
-      <w:r>
-        <w:rPr>
-          <w:b/>
-          <w:lang w:val="hi_IN" w:bidi="hi_IN"/>
-        </w:rPr>
         <w:t>"और"</w:t>
       </w:r>
     </w:p>
@@ -30032,21 +25977,6 @@
           <w:b/>
           <w:lang w:val="hi_IN" w:bidi="hi_IN"/>
         </w:rPr>
-        <w:t>μηδέποτε εἰς ἐπίγνωσιν ἀληθείας ἐλθεῖν δυνάμενα</w:t>
-      </w:r>
-    </w:p>
-    <w:p>
-      <w:pPr/>
-      <w:r>
-        <w:rPr>
-          <w:lang w:val="hi_IN" w:bidi="hi_IN"/>
-        </w:rPr>
-      </w:r>
-      <w:r>
-        <w:rPr>
-          <w:b/>
-          <w:lang w:val="hi_IN" w:bidi="hi_IN"/>
-        </w:rPr>
         <w:t>"पर सत्य की पहचान तक कभी नहीं पहुँचतीं"</w:t>
       </w:r>
     </w:p>
@@ -30143,21 +26073,6 @@
           <w:b/>
           <w:lang w:val="hi_IN" w:bidi="hi_IN"/>
         </w:rPr>
-        <w:t>εἰς ἐπίγνωσιν ἀληθείας</w:t>
-      </w:r>
-    </w:p>
-    <w:p>
-      <w:pPr/>
-      <w:r>
-        <w:rPr>
-          <w:lang w:val="hi_IN" w:bidi="hi_IN"/>
-        </w:rPr>
-      </w:r>
-      <w:r>
-        <w:rPr>
-          <w:b/>
-          <w:lang w:val="hi_IN" w:bidi="hi_IN"/>
-        </w:rPr>
         <w:t>"सत्य की पहचान तक"</w:t>
       </w:r>
     </w:p>
@@ -30267,21 +26182,6 @@
           <w:b/>
           <w:lang w:val="hi_IN" w:bidi="hi_IN"/>
         </w:rPr>
-        <w:t>Ἰάννης καὶ Ἰαμβρῆς ἀντέστησαν Μωϋσεῖ</w:t>
-      </w:r>
-    </w:p>
-    <w:p>
-      <w:pPr/>
-      <w:r>
-        <w:rPr>
-          <w:lang w:val="hi_IN" w:bidi="hi_IN"/>
-        </w:rPr>
-      </w:r>
-      <w:r>
-        <w:rPr>
-          <w:b/>
-          <w:lang w:val="hi_IN" w:bidi="hi_IN"/>
-        </w:rPr>
         <w:t>"यन्नेस और यम्ब्रेस ने"</w:t>
       </w:r>
     </w:p>
@@ -30365,21 +26265,6 @@
           <w:b/>
           <w:lang w:val="hi_IN" w:bidi="hi_IN"/>
         </w:rPr>
-        <w:t>Ἰάννης καὶ Ἰαμβρῆς</w:t>
-      </w:r>
-    </w:p>
-    <w:p>
-      <w:pPr/>
-      <w:r>
-        <w:rPr>
-          <w:lang w:val="hi_IN" w:bidi="hi_IN"/>
-        </w:rPr>
-      </w:r>
-      <w:r>
-        <w:rPr>
-          <w:b/>
-          <w:lang w:val="hi_IN" w:bidi="hi_IN"/>
-        </w:rPr>
         <w:t>"यन्नेस और यम्ब्रेस ने"</w:t>
       </w:r>
     </w:p>
@@ -30463,21 +26348,6 @@
           <w:b/>
           <w:lang w:val="hi_IN" w:bidi="hi_IN"/>
         </w:rPr>
-        <w:t>οὗτοι</w:t>
-      </w:r>
-    </w:p>
-    <w:p>
-      <w:pPr/>
-      <w:r>
-        <w:rPr>
-          <w:lang w:val="hi_IN" w:bidi="hi_IN"/>
-        </w:rPr>
-      </w:r>
-      <w:r>
-        <w:rPr>
-          <w:b/>
-          <w:lang w:val="hi_IN" w:bidi="hi_IN"/>
-        </w:rPr>
         <w:t>"भी"</w:t>
       </w:r>
     </w:p>
@@ -30494,7 +26364,7 @@
         </w:rPr>
         <w:t xml:space="preserve">"जैसा </w:t>
       </w:r>
-      <w:hyperlink r:id="rId28">
+      <w:hyperlink r:id="rId26">
         <w:r>
           <w:rPr>
             <w:lang w:val="hi_IN" w:bidi="hi_IN"/>
@@ -30592,21 +26462,6 @@
           <w:b/>
           <w:lang w:val="hi_IN" w:bidi="hi_IN"/>
         </w:rPr>
-        <w:t>τῇ ἀληθείᾳ</w:t>
-      </w:r>
-    </w:p>
-    <w:p>
-      <w:pPr/>
-      <w:r>
-        <w:rPr>
-          <w:lang w:val="hi_IN" w:bidi="hi_IN"/>
-        </w:rPr>
-      </w:r>
-      <w:r>
-        <w:rPr>
-          <w:b/>
-          <w:lang w:val="hi_IN" w:bidi="hi_IN"/>
-        </w:rPr>
         <w:t>"सत्य का"</w:t>
       </w:r>
     </w:p>
@@ -30703,21 +26558,6 @@
           <w:b/>
           <w:lang w:val="hi_IN" w:bidi="hi_IN"/>
         </w:rPr>
-        <w:t>ἄνθρωποι</w:t>
-      </w:r>
-    </w:p>
-    <w:p>
-      <w:pPr/>
-      <w:r>
-        <w:rPr>
-          <w:lang w:val="hi_IN" w:bidi="hi_IN"/>
-        </w:rPr>
-      </w:r>
-      <w:r>
-        <w:rPr>
-          <w:b/>
-          <w:lang w:val="hi_IN" w:bidi="hi_IN"/>
-        </w:rPr>
         <w:t>"और जैसे"</w:t>
       </w:r>
     </w:p>
@@ -30775,21 +26615,6 @@
           <w:b/>
           <w:lang w:val="hi_IN" w:bidi="hi_IN"/>
         </w:rPr>
-        <w:t>κατεφθαρμένοι τὸν νοῦν</w:t>
-      </w:r>
-    </w:p>
-    <w:p>
-      <w:pPr/>
-      <w:r>
-        <w:rPr>
-          <w:lang w:val="hi_IN" w:bidi="hi_IN"/>
-        </w:rPr>
-      </w:r>
-      <w:r>
-        <w:rPr>
-          <w:b/>
-          <w:lang w:val="hi_IN" w:bidi="hi_IN"/>
-        </w:rPr>
         <w:t>"तो ऐसे मनुष्य हैं, जिनकी बुद्धि भ्रष्ट हो गई है"</w:t>
       </w:r>
     </w:p>
@@ -30873,21 +26698,6 @@
           <w:b/>
           <w:lang w:val="hi_IN" w:bidi="hi_IN"/>
         </w:rPr>
-        <w:t>τὸν νοῦν</w:t>
-      </w:r>
-    </w:p>
-    <w:p>
-      <w:pPr/>
-      <w:r>
-        <w:rPr>
-          <w:lang w:val="hi_IN" w:bidi="hi_IN"/>
-        </w:rPr>
-      </w:r>
-      <w:r>
-        <w:rPr>
-          <w:b/>
-          <w:lang w:val="hi_IN" w:bidi="hi_IN"/>
-        </w:rPr>
         <w:t>""</w:t>
       </w:r>
     </w:p>
@@ -30964,21 +26774,6 @@
           <w:b/>
           <w:lang w:val="hi_IN" w:bidi="hi_IN"/>
         </w:rPr>
-        <w:t>ἀδόκιμοι περὶ τὴν πίστιν</w:t>
-      </w:r>
-    </w:p>
-    <w:p>
-      <w:pPr/>
-      <w:r>
-        <w:rPr>
-          <w:lang w:val="hi_IN" w:bidi="hi_IN"/>
-        </w:rPr>
-      </w:r>
-      <w:r>
-        <w:rPr>
-          <w:b/>
-          <w:lang w:val="hi_IN" w:bidi="hi_IN"/>
-        </w:rPr>
         <w:t>"विश्वास के विषय में निकम्मे हैं"</w:t>
       </w:r>
     </w:p>
@@ -31062,21 +26857,6 @@
           <w:b/>
           <w:lang w:val="hi_IN" w:bidi="hi_IN"/>
         </w:rPr>
-        <w:t>περὶ τὴν πίστιν</w:t>
-      </w:r>
-    </w:p>
-    <w:p>
-      <w:pPr/>
-      <w:r>
-        <w:rPr>
-          <w:lang w:val="hi_IN" w:bidi="hi_IN"/>
-        </w:rPr>
-      </w:r>
-      <w:r>
-        <w:rPr>
-          <w:b/>
-          <w:lang w:val="hi_IN" w:bidi="hi_IN"/>
-        </w:rPr>
         <w:t>"विश्वास के विषय में"</w:t>
       </w:r>
     </w:p>
@@ -31207,21 +26987,6 @@
           <w:b/>
           <w:lang w:val="hi_IN" w:bidi="hi_IN"/>
         </w:rPr>
-        <w:t>περὶ τὴν πίστιν</w:t>
-      </w:r>
-    </w:p>
-    <w:p>
-      <w:pPr/>
-      <w:r>
-        <w:rPr>
-          <w:lang w:val="hi_IN" w:bidi="hi_IN"/>
-        </w:rPr>
-      </w:r>
-      <w:r>
-        <w:rPr>
-          <w:b/>
-          <w:lang w:val="hi_IN" w:bidi="hi_IN"/>
-        </w:rPr>
         <w:t>"विश्वास के विषय में निकम्मे हैं"</w:t>
       </w:r>
     </w:p>
@@ -31298,21 +27063,6 @@
           <w:b/>
           <w:lang w:val="hi_IN" w:bidi="hi_IN"/>
         </w:rPr>
-        <w:t>ἀλλ’</w:t>
-      </w:r>
-    </w:p>
-    <w:p>
-      <w:pPr/>
-      <w:r>
-        <w:rPr>
-          <w:lang w:val="hi_IN" w:bidi="hi_IN"/>
-        </w:rPr>
-      </w:r>
-      <w:r>
-        <w:rPr>
-          <w:b/>
-          <w:lang w:val="hi_IN" w:bidi="hi_IN"/>
-        </w:rPr>
         <w:t>"पर"</w:t>
       </w:r>
     </w:p>
@@ -31329,7 +27079,7 @@
         </w:rPr>
         <w:t xml:space="preserve">"यह शब्द इस पद में और </w:t>
       </w:r>
-      <w:hyperlink r:id="rId29">
+      <w:hyperlink r:id="rId27">
         <w:r>
           <w:rPr>
             <w:lang w:val="hi_IN" w:bidi="hi_IN"/>
@@ -31414,21 +27164,6 @@
           <w:b/>
           <w:lang w:val="hi_IN" w:bidi="hi_IN"/>
         </w:rPr>
-        <w:t>οὐ προκόψουσιν ἐπὶ πλεῖον</w:t>
-      </w:r>
-    </w:p>
-    <w:p>
-      <w:pPr/>
-      <w:r>
-        <w:rPr>
-          <w:lang w:val="hi_IN" w:bidi="hi_IN"/>
-        </w:rPr>
-      </w:r>
-      <w:r>
-        <w:rPr>
-          <w:b/>
-          <w:lang w:val="hi_IN" w:bidi="hi_IN"/>
-        </w:rPr>
         <w:t>"वे इससे आगे नहीं"</w:t>
       </w:r>
     </w:p>
@@ -31512,21 +27247,6 @@
           <w:b/>
           <w:lang w:val="hi_IN" w:bidi="hi_IN"/>
         </w:rPr>
-        <w:t>ἡ &amp; ἄνοια αὐτῶν</w:t>
-      </w:r>
-    </w:p>
-    <w:p>
-      <w:pPr/>
-      <w:r>
-        <w:rPr>
-          <w:lang w:val="hi_IN" w:bidi="hi_IN"/>
-        </w:rPr>
-      </w:r>
-      <w:r>
-        <w:rPr>
-          <w:b/>
-          <w:lang w:val="hi_IN" w:bidi="hi_IN"/>
-        </w:rPr>
         <w:t>"उनकी अज्ञानता"</w:t>
       </w:r>
     </w:p>
@@ -31623,21 +27343,6 @@
           <w:b/>
           <w:lang w:val="hi_IN" w:bidi="hi_IN"/>
         </w:rPr>
-        <w:t>πᾶσιν</w:t>
-      </w:r>
-    </w:p>
-    <w:p>
-      <w:pPr/>
-      <w:r>
-        <w:rPr>
-          <w:lang w:val="hi_IN" w:bidi="hi_IN"/>
-        </w:rPr>
-      </w:r>
-      <w:r>
-        <w:rPr>
-          <w:b/>
-          <w:lang w:val="hi_IN" w:bidi="hi_IN"/>
-        </w:rPr>
         <w:t>"सब मनुष्यों पर"</w:t>
       </w:r>
     </w:p>
@@ -31734,21 +27439,6 @@
           <w:b/>
           <w:lang w:val="hi_IN" w:bidi="hi_IN"/>
         </w:rPr>
-        <w:t>πᾶσιν</w:t>
-      </w:r>
-    </w:p>
-    <w:p>
-      <w:pPr/>
-      <w:r>
-        <w:rPr>
-          <w:lang w:val="hi_IN" w:bidi="hi_IN"/>
-        </w:rPr>
-      </w:r>
-      <w:r>
-        <w:rPr>
-          <w:b/>
-          <w:lang w:val="hi_IN" w:bidi="hi_IN"/>
-        </w:rPr>
         <w:t>"प्रगट हो गई थी"</w:t>
       </w:r>
     </w:p>
@@ -31825,21 +27515,6 @@
           <w:b/>
           <w:lang w:val="hi_IN" w:bidi="hi_IN"/>
         </w:rPr>
-        <w:t>ἡ ἐκείνων</w:t>
-      </w:r>
-    </w:p>
-    <w:p>
-      <w:pPr/>
-      <w:r>
-        <w:rPr>
-          <w:lang w:val="hi_IN" w:bidi="hi_IN"/>
-        </w:rPr>
-      </w:r>
-      <w:r>
-        <w:rPr>
-          <w:b/>
-          <w:lang w:val="hi_IN" w:bidi="hi_IN"/>
-        </w:rPr>
         <w:t>"इनकी"</w:t>
       </w:r>
     </w:p>
@@ -31916,21 +27591,6 @@
           <w:b/>
           <w:lang w:val="hi_IN" w:bidi="hi_IN"/>
         </w:rPr>
-        <w:t>ἐγένετο</w:t>
-      </w:r>
-    </w:p>
-    <w:p>
-      <w:pPr/>
-      <w:r>
-        <w:rPr>
-          <w:lang w:val="hi_IN" w:bidi="hi_IN"/>
-        </w:rPr>
-      </w:r>
-      <w:r>
-        <w:rPr>
-          <w:b/>
-          <w:lang w:val="hi_IN" w:bidi="hi_IN"/>
-        </w:rPr>
         <w:t>"हो जाएगी"</w:t>
       </w:r>
     </w:p>
@@ -32014,21 +27674,6 @@
           <w:b/>
           <w:lang w:val="hi_IN" w:bidi="hi_IN"/>
         </w:rPr>
-        <w:t>ἐγένετο</w:t>
-      </w:r>
-    </w:p>
-    <w:p>
-      <w:pPr/>
-      <w:r>
-        <w:rPr>
-          <w:lang w:val="hi_IN" w:bidi="hi_IN"/>
-        </w:rPr>
-      </w:r>
-      <w:r>
-        <w:rPr>
-          <w:b/>
-          <w:lang w:val="hi_IN" w:bidi="hi_IN"/>
-        </w:rPr>
         <w:t>"हो जाएगी"</w:t>
       </w:r>
     </w:p>
@@ -32045,7 +27690,7 @@
         </w:rPr>
         <w:t xml:space="preserve">यहाँ पौलुस इस बात का उल्लेख कर रहे हैं कि फ़िरौन के जादूगर मूसा का विरोध करने में असफल रहे। वे कुछ चमत्कारों की नकल नहीं कर सके जो मूसा ने किए (देखें </w:t>
       </w:r>
-      <w:hyperlink r:id="rId30">
+      <w:hyperlink r:id="rId28">
         <w:r>
           <w:rPr>
             <w:lang w:val="hi_IN" w:bidi="hi_IN"/>
@@ -32063,7 +27708,7 @@
         </w:rPr>
         <w:t xml:space="preserve">), और वे अन्य चमत्कारों से प्रभावित हुए जो मूसा ने किए (देखें </w:t>
       </w:r>
-      <w:hyperlink r:id="rId31">
+      <w:hyperlink r:id="rId29">
         <w:r>
           <w:rPr>
             <w:lang w:val="hi_IN" w:bidi="hi_IN"/>
@@ -32156,21 +27801,6 @@
           <w:b/>
           <w:lang w:val="hi_IN" w:bidi="hi_IN"/>
         </w:rPr>
-        <w:t>σὺ δὲ</w:t>
-      </w:r>
-    </w:p>
-    <w:p>
-      <w:pPr/>
-      <w:r>
-        <w:rPr>
-          <w:lang w:val="hi_IN" w:bidi="hi_IN"/>
-        </w:rPr>
-      </w:r>
-      <w:r>
-        <w:rPr>
-          <w:b/>
-          <w:lang w:val="hi_IN" w:bidi="hi_IN"/>
-        </w:rPr>
         <w:t>"पर तूने"</w:t>
       </w:r>
     </w:p>
@@ -32296,21 +27926,6 @@
           <w:b/>
           <w:lang w:val="hi_IN" w:bidi="hi_IN"/>
         </w:rPr>
-        <w:t>σὺ &amp; παρηκολούθησάς</w:t>
-      </w:r>
-    </w:p>
-    <w:p>
-      <w:pPr/>
-      <w:r>
-        <w:rPr>
-          <w:lang w:val="hi_IN" w:bidi="hi_IN"/>
-        </w:rPr>
-      </w:r>
-      <w:r>
-        <w:rPr>
-          <w:b/>
-          <w:lang w:val="hi_IN" w:bidi="hi_IN"/>
-        </w:rPr>
         <w:t>"तूने उपदेश"</w:t>
       </w:r>
     </w:p>
@@ -32394,21 +28009,6 @@
           <w:b/>
           <w:lang w:val="hi_IN" w:bidi="hi_IN"/>
         </w:rPr>
-        <w:t>μου τῇ διδασκαλίᾳ, τῇ ἀγωγῇ, τῇ προθέσει, τῇ πίστει, τῇ μακροθυμίᾳ, τῇ ἀγάπῃ, τῇ ὑπομονῇ &amp; τοῖς διωγμοῖς, τοῖς παθήμασιν, οἷά</w:t>
-      </w:r>
-    </w:p>
-    <w:p>
-      <w:pPr/>
-      <w:r>
-        <w:rPr>
-          <w:lang w:val="hi_IN" w:bidi="hi_IN"/>
-        </w:rPr>
-      </w:r>
-      <w:r>
-        <w:rPr>
-          <w:b/>
-          <w:lang w:val="hi_IN" w:bidi="hi_IN"/>
-        </w:rPr>
         <w:t>"उपदेश"</w:t>
       </w:r>
     </w:p>
@@ -32485,21 +28085,6 @@
           <w:b/>
           <w:lang w:val="hi_IN" w:bidi="hi_IN"/>
         </w:rPr>
-        <w:t>οἷά</w:t>
-      </w:r>
-    </w:p>
-    <w:p>
-      <w:pPr/>
-      <w:r>
-        <w:rPr>
-          <w:lang w:val="hi_IN" w:bidi="hi_IN"/>
-        </w:rPr>
-      </w:r>
-      <w:r>
-        <w:rPr>
-          <w:b/>
-          <w:lang w:val="hi_IN" w:bidi="hi_IN"/>
-        </w:rPr>
         <w:t>"ऐसे"</w:t>
       </w:r>
     </w:p>
@@ -32664,21 +28249,6 @@
           <w:b/>
           <w:lang w:val="hi_IN" w:bidi="hi_IN"/>
         </w:rPr>
-        <w:t>οἵους διωγμοὺς ὑπήνεγκα</w:t>
-      </w:r>
-    </w:p>
-    <w:p>
-      <w:pPr/>
-      <w:r>
-        <w:rPr>
-          <w:lang w:val="hi_IN" w:bidi="hi_IN"/>
-        </w:rPr>
-      </w:r>
-      <w:r>
-        <w:rPr>
-          <w:b/>
-          <w:lang w:val="hi_IN" w:bidi="hi_IN"/>
-        </w:rPr>
         <w:t>"ऐसे उत्पीड़नों को सहा"</w:t>
       </w:r>
     </w:p>
@@ -32742,21 +28312,6 @@
           <w:b/>
           <w:lang w:val="hi_IN" w:bidi="hi_IN"/>
         </w:rPr>
-        <w:t>οἵους διωγμοὺς ὑπήνεγκα</w:t>
-      </w:r>
-    </w:p>
-    <w:p>
-      <w:pPr/>
-      <w:r>
-        <w:rPr>
-          <w:lang w:val="hi_IN" w:bidi="hi_IN"/>
-        </w:rPr>
-      </w:r>
-      <w:r>
-        <w:rPr>
-          <w:b/>
-          <w:lang w:val="hi_IN" w:bidi="hi_IN"/>
-        </w:rPr>
         <w:t>"मैंने ऐसे उत्पीड़नों को सहा"</w:t>
       </w:r>
     </w:p>
@@ -32869,21 +28424,6 @@
           <w:b/>
           <w:lang w:val="hi_IN" w:bidi="hi_IN"/>
         </w:rPr>
-        <w:t>καὶ</w:t>
-      </w:r>
-    </w:p>
-    <w:p>
-      <w:pPr/>
-      <w:r>
-        <w:rPr>
-          <w:lang w:val="hi_IN" w:bidi="hi_IN"/>
-        </w:rPr>
-      </w:r>
-      <w:r>
-        <w:rPr>
-          <w:b/>
-          <w:lang w:val="hi_IN" w:bidi="hi_IN"/>
-        </w:rPr>
         <w:t>"और"</w:t>
       </w:r>
     </w:p>
@@ -33001,21 +28541,6 @@
           <w:b/>
           <w:lang w:val="hi_IN" w:bidi="hi_IN"/>
         </w:rPr>
-        <w:t>καὶ &amp; δὲ</w:t>
-      </w:r>
-    </w:p>
-    <w:p>
-      <w:pPr/>
-      <w:r>
-        <w:rPr>
-          <w:lang w:val="hi_IN" w:bidi="hi_IN"/>
-        </w:rPr>
-      </w:r>
-      <w:r>
-        <w:rPr>
-          <w:b/>
-          <w:lang w:val="hi_IN" w:bidi="hi_IN"/>
-        </w:rPr>
         <w:t>"मसीह यीशु में भक्ति के जीवन बिताना"</w:t>
       </w:r>
     </w:p>
@@ -33092,21 +28617,6 @@
           <w:b/>
           <w:lang w:val="hi_IN" w:bidi="hi_IN"/>
         </w:rPr>
-        <w:t>πάντες &amp; οἱ θέλοντες ζῆν εὐσεβῶς ἐν Χριστῷ Ἰησοῦ διωχθήσονται</w:t>
-      </w:r>
-    </w:p>
-    <w:p>
-      <w:pPr/>
-      <w:r>
-        <w:rPr>
-          <w:lang w:val="hi_IN" w:bidi="hi_IN"/>
-        </w:rPr>
-      </w:r>
-      <w:r>
-        <w:rPr>
-          <w:b/>
-          <w:lang w:val="hi_IN" w:bidi="hi_IN"/>
-        </w:rPr>
         <w:t>"सताए जाएँगे"</w:t>
       </w:r>
     </w:p>
@@ -33190,21 +28700,6 @@
           <w:b/>
           <w:lang w:val="hi_IN" w:bidi="hi_IN"/>
         </w:rPr>
-        <w:t>ἐν Χριστῷ Ἰησοῦ</w:t>
-      </w:r>
-    </w:p>
-    <w:p>
-      <w:pPr/>
-      <w:r>
-        <w:rPr>
-          <w:lang w:val="hi_IN" w:bidi="hi_IN"/>
-        </w:rPr>
-      </w:r>
-      <w:r>
-        <w:rPr>
-          <w:b/>
-          <w:lang w:val="hi_IN" w:bidi="hi_IN"/>
-        </w:rPr>
         <w:t>"मसीह यीशु में"</w:t>
       </w:r>
     </w:p>
@@ -33395,21 +28890,6 @@
           <w:b/>
           <w:lang w:val="hi_IN" w:bidi="hi_IN"/>
         </w:rPr>
-        <w:t>δὲ</w:t>
-      </w:r>
-    </w:p>
-    <w:p>
-      <w:pPr/>
-      <w:r>
-        <w:rPr>
-          <w:lang w:val="hi_IN" w:bidi="hi_IN"/>
-        </w:rPr>
-      </w:r>
-      <w:r>
-        <w:rPr>
-          <w:b/>
-          <w:lang w:val="hi_IN" w:bidi="hi_IN"/>
-        </w:rPr>
         <w:t>"और (परन्तु) दुष्ट"</w:t>
       </w:r>
     </w:p>
@@ -33553,21 +29033,6 @@
           <w:b/>
           <w:lang w:val="hi_IN" w:bidi="hi_IN"/>
         </w:rPr>
-        <w:t>ἄνθρωποι</w:t>
-      </w:r>
-    </w:p>
-    <w:p>
-      <w:pPr/>
-      <w:r>
-        <w:rPr>
-          <w:lang w:val="hi_IN" w:bidi="hi_IN"/>
-        </w:rPr>
-      </w:r>
-      <w:r>
-        <w:rPr>
-          <w:b/>
-          <w:lang w:val="hi_IN" w:bidi="hi_IN"/>
-        </w:rPr>
         <w:t>""</w:t>
       </w:r>
     </w:p>
@@ -33664,21 +29129,6 @@
           <w:b/>
           <w:lang w:val="hi_IN" w:bidi="hi_IN"/>
         </w:rPr>
-        <w:t>πονηροὶ &amp; ἄνθρωποι καὶ γόητες</w:t>
-      </w:r>
-    </w:p>
-    <w:p>
-      <w:pPr/>
-      <w:r>
-        <w:rPr>
-          <w:lang w:val="hi_IN" w:bidi="hi_IN"/>
-        </w:rPr>
-      </w:r>
-      <w:r>
-        <w:rPr>
-          <w:b/>
-          <w:lang w:val="hi_IN" w:bidi="hi_IN"/>
-        </w:rPr>
         <w:t>"दुष्ट, और बहकानेवाले"</w:t>
       </w:r>
     </w:p>
@@ -33775,21 +29225,6 @@
           <w:b/>
           <w:lang w:val="hi_IN" w:bidi="hi_IN"/>
         </w:rPr>
-        <w:t>προκόψουσιν ἐπὶ τὸ χεῖρον</w:t>
-      </w:r>
-    </w:p>
-    <w:p>
-      <w:pPr/>
-      <w:r>
-        <w:rPr>
-          <w:lang w:val="hi_IN" w:bidi="hi_IN"/>
-        </w:rPr>
-      </w:r>
-      <w:r>
-        <w:rPr>
-          <w:b/>
-          <w:lang w:val="hi_IN" w:bidi="hi_IN"/>
-        </w:rPr>
         <w:t>"बिगड़ते चले जाएँगे"</w:t>
       </w:r>
     </w:p>
@@ -33853,21 +29288,6 @@
           <w:b/>
           <w:lang w:val="hi_IN" w:bidi="hi_IN"/>
         </w:rPr>
-        <w:t>ἐπὶ τὸ χεῖρον</w:t>
-      </w:r>
-    </w:p>
-    <w:p>
-      <w:pPr/>
-      <w:r>
-        <w:rPr>
-          <w:lang w:val="hi_IN" w:bidi="hi_IN"/>
-        </w:rPr>
-      </w:r>
-      <w:r>
-        <w:rPr>
-          <w:b/>
-          <w:lang w:val="hi_IN" w:bidi="hi_IN"/>
-        </w:rPr>
         <w:t>"बिगड़ते"</w:t>
       </w:r>
     </w:p>
@@ -33951,21 +29371,6 @@
           <w:b/>
           <w:lang w:val="hi_IN" w:bidi="hi_IN"/>
         </w:rPr>
-        <w:t>πλανῶντες καὶ πλανώμενοι</w:t>
-      </w:r>
-    </w:p>
-    <w:p>
-      <w:pPr/>
-      <w:r>
-        <w:rPr>
-          <w:lang w:val="hi_IN" w:bidi="hi_IN"/>
-        </w:rPr>
-      </w:r>
-      <w:r>
-        <w:rPr>
-          <w:b/>
-          <w:lang w:val="hi_IN" w:bidi="hi_IN"/>
-        </w:rPr>
         <w:t>""</w:t>
       </w:r>
     </w:p>
@@ -34062,21 +29467,6 @@
           <w:b/>
           <w:lang w:val="hi_IN" w:bidi="hi_IN"/>
         </w:rPr>
-        <w:t>πλανώμενοι</w:t>
-      </w:r>
-    </w:p>
-    <w:p>
-      <w:pPr/>
-      <w:r>
-        <w:rPr>
-          <w:lang w:val="hi_IN" w:bidi="hi_IN"/>
-        </w:rPr>
-      </w:r>
-      <w:r>
-        <w:rPr>
-          <w:b/>
-          <w:lang w:val="hi_IN" w:bidi="hi_IN"/>
-        </w:rPr>
         <w:t>"धोखा देते हुए, और धोखा खाते हुए"</w:t>
       </w:r>
     </w:p>
@@ -34160,21 +29550,6 @@
           <w:b/>
           <w:lang w:val="hi_IN" w:bidi="hi_IN"/>
         </w:rPr>
-        <w:t>σὺ δὲ</w:t>
-      </w:r>
-    </w:p>
-    <w:p>
-      <w:pPr/>
-      <w:r>
-        <w:rPr>
-          <w:lang w:val="hi_IN" w:bidi="hi_IN"/>
-        </w:rPr>
-      </w:r>
-      <w:r>
-        <w:rPr>
-          <w:b/>
-          <w:lang w:val="hi_IN" w:bidi="hi_IN"/>
-        </w:rPr>
         <w:t>"पर तू"</w:t>
       </w:r>
     </w:p>
@@ -34279,21 +29654,6 @@
           <w:b/>
           <w:lang w:val="hi_IN" w:bidi="hi_IN"/>
         </w:rPr>
-        <w:t>μένε ἐν οἷς ἔμαθες καὶ ἐπιστώθης, εἰδὼς παρὰ τίνων ἔμαθες</w:t>
-      </w:r>
-    </w:p>
-    <w:p>
-      <w:pPr/>
-      <w:r>
-        <w:rPr>
-          <w:lang w:val="hi_IN" w:bidi="hi_IN"/>
-        </w:rPr>
-      </w:r>
-      <w:r>
-        <w:rPr>
-          <w:b/>
-          <w:lang w:val="hi_IN" w:bidi="hi_IN"/>
-        </w:rPr>
         <w:t>"पर तू इन बातों पर जो तूने सीखी हैं और विश्वास किया था, यह जानकर दृढ़ बना रह; कि तूने उन्हें किन लोगों से सीखा है"</w:t>
       </w:r>
     </w:p>
@@ -34393,21 +29753,6 @@
           <w:b/>
           <w:lang w:val="hi_IN" w:bidi="hi_IN"/>
         </w:rPr>
-        <w:t>μένε ἐν</w:t>
-      </w:r>
-    </w:p>
-    <w:p>
-      <w:pPr/>
-      <w:r>
-        <w:rPr>
-          <w:lang w:val="hi_IN" w:bidi="hi_IN"/>
-        </w:rPr>
-      </w:r>
-      <w:r>
-        <w:rPr>
-          <w:b/>
-          <w:lang w:val="hi_IN" w:bidi="hi_IN"/>
-        </w:rPr>
         <w:t>""</w:t>
       </w:r>
     </w:p>
@@ -34491,21 +29836,6 @@
           <w:b/>
           <w:lang w:val="hi_IN" w:bidi="hi_IN"/>
         </w:rPr>
-        <w:t>ἐπιστώθης</w:t>
-      </w:r>
-    </w:p>
-    <w:p>
-      <w:pPr/>
-      <w:r>
-        <w:rPr>
-          <w:lang w:val="hi_IN" w:bidi="hi_IN"/>
-        </w:rPr>
-      </w:r>
-      <w:r>
-        <w:rPr>
-          <w:b/>
-          <w:lang w:val="hi_IN" w:bidi="hi_IN"/>
-        </w:rPr>
         <w:t>"विश्वास किया था"</w:t>
       </w:r>
     </w:p>
@@ -34589,21 +29919,6 @@
           <w:b/>
           <w:lang w:val="hi_IN" w:bidi="hi_IN"/>
         </w:rPr>
-        <w:t>εἰδὼς παρὰ τίνων ἔμαθες</w:t>
-      </w:r>
-    </w:p>
-    <w:p>
-      <w:pPr/>
-      <w:r>
-        <w:rPr>
-          <w:lang w:val="hi_IN" w:bidi="hi_IN"/>
-        </w:rPr>
-      </w:r>
-      <w:r>
-        <w:rPr>
-          <w:b/>
-          <w:lang w:val="hi_IN" w:bidi="hi_IN"/>
-        </w:rPr>
         <w:t>"कि तूने उन्हें किन लोगों से सीखा है"</w:t>
       </w:r>
     </w:p>
@@ -34695,21 +30010,6 @@
           <w:b/>
           <w:lang w:val="hi_IN" w:bidi="hi_IN"/>
         </w:rPr>
-        <w:t>ἀπὸ βρέφους</w:t>
-      </w:r>
-    </w:p>
-    <w:p>
-      <w:pPr/>
-      <w:r>
-        <w:rPr>
-          <w:lang w:val="hi_IN" w:bidi="hi_IN"/>
-        </w:rPr>
-      </w:r>
-      <w:r>
-        <w:rPr>
-          <w:b/>
-          <w:lang w:val="hi_IN" w:bidi="hi_IN"/>
-        </w:rPr>
         <w:t>"बालकपन से"</w:t>
       </w:r>
     </w:p>
@@ -34806,21 +30106,6 @@
           <w:b/>
           <w:lang w:val="hi_IN" w:bidi="hi_IN"/>
         </w:rPr>
-        <w:t>εἰς σωτηρίαν διὰ πίστεως τῆς ἐν Χριστῷ Ἰησοῦ</w:t>
-      </w:r>
-    </w:p>
-    <w:p>
-      <w:pPr/>
-      <w:r>
-        <w:rPr>
-          <w:lang w:val="hi_IN" w:bidi="hi_IN"/>
-        </w:rPr>
-      </w:r>
-      <w:r>
-        <w:rPr>
-          <w:b/>
-          <w:lang w:val="hi_IN" w:bidi="hi_IN"/>
-        </w:rPr>
         <w:t>"मसीह पर विश्वास करने से उद्धार प्राप्त करने के लिये"</w:t>
       </w:r>
     </w:p>
@@ -34917,21 +30202,6 @@
           <w:b/>
           <w:lang w:val="hi_IN" w:bidi="hi_IN"/>
         </w:rPr>
-        <w:t>τῆς ἐν Χριστῷ Ἰησοῦ</w:t>
-      </w:r>
-    </w:p>
-    <w:p>
-      <w:pPr/>
-      <w:r>
-        <w:rPr>
-          <w:lang w:val="hi_IN" w:bidi="hi_IN"/>
-        </w:rPr>
-      </w:r>
-      <w:r>
-        <w:rPr>
-          <w:b/>
-          <w:lang w:val="hi_IN" w:bidi="hi_IN"/>
-        </w:rPr>
         <w:t>"जो ... मसीह पर"</w:t>
       </w:r>
     </w:p>
@@ -35109,21 +30379,6 @@
           <w:b/>
           <w:lang w:val="hi_IN" w:bidi="hi_IN"/>
         </w:rPr>
-        <w:t>πᾶσα Γραφὴ θεόπνευστος καὶ ὠφέλιμος</w:t>
-      </w:r>
-    </w:p>
-    <w:p>
-      <w:pPr/>
-      <w:r>
-        <w:rPr>
-          <w:lang w:val="hi_IN" w:bidi="hi_IN"/>
-        </w:rPr>
-      </w:r>
-      <w:r>
-        <w:rPr>
-          <w:b/>
-          <w:lang w:val="hi_IN" w:bidi="hi_IN"/>
-        </w:rPr>
         <w:t>"सम्पूर्ण पवित्रशास्त्र परमेश्वर की प्रेरणा से रचा गया है और ... लाभदायक है"</w:t>
       </w:r>
     </w:p>
@@ -35215,21 +30470,6 @@
           <w:b/>
           <w:lang w:val="hi_IN" w:bidi="hi_IN"/>
         </w:rPr>
-        <w:t>πᾶσα Γραφὴ θεόπνευστος καὶ</w:t>
-      </w:r>
-    </w:p>
-    <w:p>
-      <w:pPr/>
-      <w:r>
-        <w:rPr>
-          <w:lang w:val="hi_IN" w:bidi="hi_IN"/>
-        </w:rPr>
-      </w:r>
-      <w:r>
-        <w:rPr>
-          <w:b/>
-          <w:lang w:val="hi_IN" w:bidi="hi_IN"/>
-        </w:rPr>
         <w:t>""</w:t>
       </w:r>
     </w:p>
@@ -35326,21 +30566,6 @@
           <w:b/>
           <w:lang w:val="hi_IN" w:bidi="hi_IN"/>
         </w:rPr>
-        <w:t>πᾶσα Γραφὴ</w:t>
-      </w:r>
-    </w:p>
-    <w:p>
-      <w:pPr/>
-      <w:r>
-        <w:rPr>
-          <w:lang w:val="hi_IN" w:bidi="hi_IN"/>
-        </w:rPr>
-      </w:r>
-      <w:r>
-        <w:rPr>
-          <w:b/>
-          <w:lang w:val="hi_IN" w:bidi="hi_IN"/>
-        </w:rPr>
         <w:t>"सम्पूर्ण पवित्रशास्त्र"</w:t>
       </w:r>
     </w:p>
@@ -35430,21 +30655,6 @@
           <w:b/>
           <w:lang w:val="hi_IN" w:bidi="hi_IN"/>
         </w:rPr>
-        <w:t>ὠφέλιμος</w:t>
-      </w:r>
-    </w:p>
-    <w:p>
-      <w:pPr/>
-      <w:r>
-        <w:rPr>
-          <w:lang w:val="hi_IN" w:bidi="hi_IN"/>
-        </w:rPr>
-      </w:r>
-      <w:r>
-        <w:rPr>
-          <w:b/>
-          <w:lang w:val="hi_IN" w:bidi="hi_IN"/>
-        </w:rPr>
         <w:t>""</w:t>
       </w:r>
     </w:p>
@@ -35521,21 +30731,6 @@
           <w:b/>
           <w:lang w:val="hi_IN" w:bidi="hi_IN"/>
         </w:rPr>
-        <w:t>πρὸς διδασκαλίαν, πρὸς ἐλεγμόν, πρὸς ἐπανόρθωσιν, πρὸς παιδείαν τὴν ἐν δικαιοσύνῃ</w:t>
-      </w:r>
-    </w:p>
-    <w:p>
-      <w:pPr/>
-      <w:r>
-        <w:rPr>
-          <w:lang w:val="hi_IN" w:bidi="hi_IN"/>
-        </w:rPr>
-      </w:r>
-      <w:r>
-        <w:rPr>
-          <w:b/>
-          <w:lang w:val="hi_IN" w:bidi="hi_IN"/>
-        </w:rPr>
         <w:t>""</w:t>
       </w:r>
     </w:p>
@@ -35612,21 +30807,6 @@
           <w:b/>
           <w:lang w:val="hi_IN" w:bidi="hi_IN"/>
         </w:rPr>
-        <w:t>ἵνα</w:t>
-      </w:r>
-    </w:p>
-    <w:p>
-      <w:pPr/>
-      <w:r>
-        <w:rPr>
-          <w:lang w:val="hi_IN" w:bidi="hi_IN"/>
-        </w:rPr>
-      </w:r>
-      <w:r>
-        <w:rPr>
-          <w:b/>
-          <w:lang w:val="hi_IN" w:bidi="hi_IN"/>
-        </w:rPr>
         <w:t>"ताकि"</w:t>
       </w:r>
     </w:p>
@@ -35731,21 +30911,6 @@
           <w:b/>
           <w:lang w:val="hi_IN" w:bidi="hi_IN"/>
         </w:rPr>
-        <w:t>ὁ τοῦ Θεοῦ ἄνθρωπος</w:t>
-      </w:r>
-    </w:p>
-    <w:p>
-      <w:pPr/>
-      <w:r>
-        <w:rPr>
-          <w:lang w:val="hi_IN" w:bidi="hi_IN"/>
-        </w:rPr>
-      </w:r>
-      <w:r>
-        <w:rPr>
-          <w:b/>
-          <w:lang w:val="hi_IN" w:bidi="hi_IN"/>
-        </w:rPr>
         <w:t>"परमेश्वर का जन"</w:t>
       </w:r>
     </w:p>
@@ -35863,21 +31028,6 @@
           <w:b/>
           <w:lang w:val="hi_IN" w:bidi="hi_IN"/>
         </w:rPr>
-        <w:t>ὁ τοῦ Θεοῦ ἄνθρωπος</w:t>
-      </w:r>
-    </w:p>
-    <w:p>
-      <w:pPr/>
-      <w:r>
-        <w:rPr>
-          <w:lang w:val="hi_IN" w:bidi="hi_IN"/>
-        </w:rPr>
-      </w:r>
-      <w:r>
-        <w:rPr>
-          <w:b/>
-          <w:lang w:val="hi_IN" w:bidi="hi_IN"/>
-        </w:rPr>
         <w:t>"परमेश्वर का जन"</w:t>
       </w:r>
     </w:p>
@@ -35976,21 +31126,6 @@
           <w:b/>
           <w:lang w:val="hi_IN" w:bidi="hi_IN"/>
         </w:rPr>
-        <w:t>ὁ τοῦ Θεοῦ ἄνθρωπος</w:t>
-      </w:r>
-    </w:p>
-    <w:p>
-      <w:pPr/>
-      <w:r>
-        <w:rPr>
-          <w:lang w:val="hi_IN" w:bidi="hi_IN"/>
-        </w:rPr>
-      </w:r>
-      <w:r>
-        <w:rPr>
-          <w:b/>
-          <w:lang w:val="hi_IN" w:bidi="hi_IN"/>
-        </w:rPr>
         <w:t>"परमेश्वर जन"</w:t>
       </w:r>
     </w:p>
@@ -36087,21 +31222,6 @@
           <w:b/>
           <w:lang w:val="hi_IN" w:bidi="hi_IN"/>
         </w:rPr>
-        <w:t>ἄρτιος &amp; πρὸς πᾶν ἔργον ἀγαθὸν ἐξηρτισμένος</w:t>
-      </w:r>
-    </w:p>
-    <w:p>
-      <w:pPr/>
-      <w:r>
-        <w:rPr>
-          <w:lang w:val="hi_IN" w:bidi="hi_IN"/>
-        </w:rPr>
-      </w:r>
-      <w:r>
-        <w:rPr>
-          <w:b/>
-          <w:lang w:val="hi_IN" w:bidi="hi_IN"/>
-        </w:rPr>
         <w:t>"सिद्ध"</w:t>
       </w:r>
       <w:r>
@@ -36178,21 +31298,6 @@
           <w:b/>
           <w:lang w:val="hi_IN" w:bidi="hi_IN"/>
         </w:rPr>
-        <w:t>ἐξηρτισμένος</w:t>
-      </w:r>
-    </w:p>
-    <w:p>
-      <w:pPr/>
-      <w:r>
-        <w:rPr>
-          <w:lang w:val="hi_IN" w:bidi="hi_IN"/>
-        </w:rPr>
-      </w:r>
-      <w:r>
-        <w:rPr>
-          <w:b/>
-          <w:lang w:val="hi_IN" w:bidi="hi_IN"/>
-        </w:rPr>
         <w:t>"तत्पर हो जाए"</w:t>
       </w:r>
     </w:p>
@@ -36352,21 +31457,6 @@
           <w:b/>
           <w:lang w:val="hi_IN" w:bidi="hi_IN"/>
         </w:rPr>
-        <w:t>ζῶντας καὶ νεκρούς</w:t>
-      </w:r>
-    </w:p>
-    <w:p>
-      <w:pPr/>
-      <w:r>
-        <w:rPr>
-          <w:lang w:val="hi_IN" w:bidi="hi_IN"/>
-        </w:rPr>
-      </w:r>
-      <w:r>
-        <w:rPr>
-          <w:b/>
-          <w:lang w:val="hi_IN" w:bidi="hi_IN"/>
-        </w:rPr>
         <w:t>"जो जीवितों और मरे हुओं का"</w:t>
       </w:r>
     </w:p>
@@ -36476,21 +31566,6 @@
           <w:b/>
           <w:lang w:val="hi_IN" w:bidi="hi_IN"/>
         </w:rPr>
-        <w:t>καὶ τὴν ἐπιφάνειαν αὐτοῦ</w:t>
-      </w:r>
-    </w:p>
-    <w:p>
-      <w:pPr/>
-      <w:r>
-        <w:rPr>
-          <w:lang w:val="hi_IN" w:bidi="hi_IN"/>
-        </w:rPr>
-      </w:r>
-      <w:r>
-        <w:rPr>
-          <w:b/>
-          <w:lang w:val="hi_IN" w:bidi="hi_IN"/>
-        </w:rPr>
         <w:t>"और उसके प्रगट होने"</w:t>
       </w:r>
     </w:p>
@@ -36595,21 +31670,6 @@
           <w:b/>
           <w:lang w:val="hi_IN" w:bidi="hi_IN"/>
         </w:rPr>
-        <w:t>τὴν ἐπιφάνειαν αὐτοῦ</w:t>
-      </w:r>
-    </w:p>
-    <w:p>
-      <w:pPr/>
-      <w:r>
-        <w:rPr>
-          <w:lang w:val="hi_IN" w:bidi="hi_IN"/>
-        </w:rPr>
-      </w:r>
-      <w:r>
-        <w:rPr>
-          <w:b/>
-          <w:lang w:val="hi_IN" w:bidi="hi_IN"/>
-        </w:rPr>
         <w:t>""</w:t>
       </w:r>
     </w:p>
@@ -36693,21 +31753,6 @@
           <w:b/>
           <w:lang w:val="hi_IN" w:bidi="hi_IN"/>
         </w:rPr>
-        <w:t>τὸν λόγον</w:t>
-      </w:r>
-    </w:p>
-    <w:p>
-      <w:pPr/>
-      <w:r>
-        <w:rPr>
-          <w:lang w:val="hi_IN" w:bidi="hi_IN"/>
-        </w:rPr>
-      </w:r>
-      <w:r>
-        <w:rPr>
-          <w:b/>
-          <w:lang w:val="hi_IN" w:bidi="hi_IN"/>
-        </w:rPr>
         <w:t>"वचन का"</w:t>
       </w:r>
     </w:p>
@@ -36804,21 +31849,6 @@
           <w:b/>
           <w:lang w:val="hi_IN" w:bidi="hi_IN"/>
         </w:rPr>
-        <w:t>ἐπίστηθι</w:t>
-      </w:r>
-    </w:p>
-    <w:p>
-      <w:pPr/>
-      <w:r>
-        <w:rPr>
-          <w:lang w:val="hi_IN" w:bidi="hi_IN"/>
-        </w:rPr>
-      </w:r>
-      <w:r>
-        <w:rPr>
-          <w:b/>
-          <w:lang w:val="hi_IN" w:bidi="hi_IN"/>
-        </w:rPr>
         <w:t>"तैयार रह"</w:t>
       </w:r>
     </w:p>
@@ -36915,21 +31945,6 @@
           <w:b/>
           <w:lang w:val="hi_IN" w:bidi="hi_IN"/>
         </w:rPr>
-        <w:t>εὐκαίρως, ἀκαίρως</w:t>
-      </w:r>
-    </w:p>
-    <w:p>
-      <w:pPr/>
-      <w:r>
-        <w:rPr>
-          <w:lang w:val="hi_IN" w:bidi="hi_IN"/>
-        </w:rPr>
-      </w:r>
-      <w:r>
-        <w:rPr>
-          <w:b/>
-          <w:lang w:val="hi_IN" w:bidi="hi_IN"/>
-        </w:rPr>
         <w:t>""</w:t>
       </w:r>
     </w:p>
@@ -37013,21 +32028,6 @@
           <w:b/>
           <w:lang w:val="hi_IN" w:bidi="hi_IN"/>
         </w:rPr>
-        <w:t>ἐν πάσῃ μακροθυμίᾳ καὶ διδαχῇ</w:t>
-      </w:r>
-    </w:p>
-    <w:p>
-      <w:pPr/>
-      <w:r>
-        <w:rPr>
-          <w:lang w:val="hi_IN" w:bidi="hi_IN"/>
-        </w:rPr>
-      </w:r>
-      <w:r>
-        <w:rPr>
-          <w:b/>
-          <w:lang w:val="hi_IN" w:bidi="hi_IN"/>
-        </w:rPr>
         <w:t>"सब प्रकार की सहनशीलता, शिक्षा के साथ"</w:t>
       </w:r>
       <w:r>
@@ -37163,21 +32163,6 @@
           <w:b/>
           <w:lang w:val="hi_IN" w:bidi="hi_IN"/>
         </w:rPr>
-        <w:t>ἐν πάσῃ μακροθυμίᾳ καὶ διδαχῇ</w:t>
-      </w:r>
-    </w:p>
-    <w:p>
-      <w:pPr/>
-      <w:r>
-        <w:rPr>
-          <w:lang w:val="hi_IN" w:bidi="hi_IN"/>
-        </w:rPr>
-      </w:r>
-      <w:r>
-        <w:rPr>
-          <w:b/>
-          <w:lang w:val="hi_IN" w:bidi="hi_IN"/>
-        </w:rPr>
         <w:t>"सब प्रकार की सहनशीलता, शिक्षा के साथ"</w:t>
       </w:r>
       <w:r>
@@ -37274,21 +32259,6 @@
           <w:b/>
           <w:lang w:val="hi_IN" w:bidi="hi_IN"/>
         </w:rPr>
-        <w:t>γὰρ</w:t>
-      </w:r>
-    </w:p>
-    <w:p>
-      <w:pPr/>
-      <w:r>
-        <w:rPr>
-          <w:lang w:val="hi_IN" w:bidi="hi_IN"/>
-        </w:rPr>
-      </w:r>
-      <w:r>
-        <w:rPr>
-          <w:b/>
-          <w:lang w:val="hi_IN" w:bidi="hi_IN"/>
-        </w:rPr>
         <w:t>"क्योंकि"</w:t>
       </w:r>
     </w:p>
@@ -37406,21 +32376,6 @@
           <w:b/>
           <w:lang w:val="hi_IN" w:bidi="hi_IN"/>
         </w:rPr>
-        <w:t>ἔσται &amp; καιρὸς ὅτε</w:t>
-      </w:r>
-    </w:p>
-    <w:p>
-      <w:pPr/>
-      <w:r>
-        <w:rPr>
-          <w:lang w:val="hi_IN" w:bidi="hi_IN"/>
-        </w:rPr>
-      </w:r>
-      <w:r>
-        <w:rPr>
-          <w:b/>
-          <w:lang w:val="hi_IN" w:bidi="hi_IN"/>
-        </w:rPr>
         <w:t>"क्योंकि ऐसा समय कि"</w:t>
       </w:r>
     </w:p>
@@ -37484,21 +32439,6 @@
           <w:b/>
           <w:lang w:val="hi_IN" w:bidi="hi_IN"/>
         </w:rPr>
-        <w:t>οὐκ ἀνέξονται</w:t>
-      </w:r>
-    </w:p>
-    <w:p>
-      <w:pPr/>
-      <w:r>
-        <w:rPr>
-          <w:lang w:val="hi_IN" w:bidi="hi_IN"/>
-        </w:rPr>
-      </w:r>
-      <w:r>
-        <w:rPr>
-          <w:b/>
-          <w:lang w:val="hi_IN" w:bidi="hi_IN"/>
-        </w:rPr>
         <w:t>"सह सकेंगे"</w:t>
       </w:r>
     </w:p>
@@ -37575,21 +32515,6 @@
           <w:b/>
           <w:lang w:val="hi_IN" w:bidi="hi_IN"/>
         </w:rPr>
-        <w:t>οὐκ ἀνέξονται</w:t>
-      </w:r>
-    </w:p>
-    <w:p>
-      <w:pPr/>
-      <w:r>
-        <w:rPr>
-          <w:lang w:val="hi_IN" w:bidi="hi_IN"/>
-        </w:rPr>
-      </w:r>
-      <w:r>
-        <w:rPr>
-          <w:b/>
-          <w:lang w:val="hi_IN" w:bidi="hi_IN"/>
-        </w:rPr>
         <w:t>"लोग खरा उपदेश न सह सकेंगे"</w:t>
       </w:r>
     </w:p>
@@ -37653,21 +32578,6 @@
           <w:b/>
           <w:lang w:val="hi_IN" w:bidi="hi_IN"/>
         </w:rPr>
-        <w:t>τῆς ὑγιαινούσης διδασκαλίας</w:t>
-      </w:r>
-    </w:p>
-    <w:p>
-      <w:pPr/>
-      <w:r>
-        <w:rPr>
-          <w:lang w:val="hi_IN" w:bidi="hi_IN"/>
-        </w:rPr>
-      </w:r>
-      <w:r>
-        <w:rPr>
-          <w:b/>
-          <w:lang w:val="hi_IN" w:bidi="hi_IN"/>
-        </w:rPr>
         <w:t>"लोग खरा उपदेश"</w:t>
       </w:r>
     </w:p>
@@ -37744,21 +32654,6 @@
           <w:b/>
           <w:lang w:val="hi_IN" w:bidi="hi_IN"/>
         </w:rPr>
-        <w:t>κατὰ τὰς ἰδίας ἐπιθυμίας, ἑαυτοῖς ἐπισωρεύσουσιν διδασκάλους</w:t>
-      </w:r>
-    </w:p>
-    <w:p>
-      <w:pPr/>
-      <w:r>
-        <w:rPr>
-          <w:lang w:val="hi_IN" w:bidi="hi_IN"/>
-        </w:rPr>
-      </w:r>
-      <w:r>
-        <w:rPr>
-          <w:b/>
-          <w:lang w:val="hi_IN" w:bidi="hi_IN"/>
-        </w:rPr>
         <w:t>"अपनी अभिलाषाओं के अनुसार अपने लिये बहुत सारे उपदेशक बटोर लेंगे"</w:t>
       </w:r>
     </w:p>
@@ -37918,21 +32813,6 @@
           <w:b/>
           <w:lang w:val="hi_IN" w:bidi="hi_IN"/>
         </w:rPr>
-        <w:t>ἑαυτοῖς ἐπισωρεύσουσιν διδασκάλους</w:t>
-      </w:r>
-    </w:p>
-    <w:p>
-      <w:pPr/>
-      <w:r>
-        <w:rPr>
-          <w:lang w:val="hi_IN" w:bidi="hi_IN"/>
-        </w:rPr>
-      </w:r>
-      <w:r>
-        <w:rPr>
-          <w:b/>
-          <w:lang w:val="hi_IN" w:bidi="hi_IN"/>
-        </w:rPr>
         <w:t>"अपनी अभिलाषाओं के अनुसार अपने लिये बहुत सारे उपदेशक बटोर लेंगे"</w:t>
       </w:r>
     </w:p>
@@ -38016,21 +32896,6 @@
           <w:b/>
           <w:lang w:val="hi_IN" w:bidi="hi_IN"/>
         </w:rPr>
-        <w:t>κνηθόμενοι τὴν ἀκοήν</w:t>
-      </w:r>
-    </w:p>
-    <w:p>
-      <w:pPr/>
-      <w:r>
-        <w:rPr>
-          <w:lang w:val="hi_IN" w:bidi="hi_IN"/>
-        </w:rPr>
-      </w:r>
-      <w:r>
-        <w:rPr>
-          <w:b/>
-          <w:lang w:val="hi_IN" w:bidi="hi_IN"/>
-        </w:rPr>
         <w:t>""</w:t>
       </w:r>
     </w:p>
@@ -38114,21 +32979,6 @@
           <w:b/>
           <w:lang w:val="hi_IN" w:bidi="hi_IN"/>
         </w:rPr>
-        <w:t>τὴν ἀκοήν</w:t>
-      </w:r>
-    </w:p>
-    <w:p>
-      <w:pPr/>
-      <w:r>
-        <w:rPr>
-          <w:lang w:val="hi_IN" w:bidi="hi_IN"/>
-        </w:rPr>
-      </w:r>
-      <w:r>
-        <w:rPr>
-          <w:b/>
-          <w:lang w:val="hi_IN" w:bidi="hi_IN"/>
-        </w:rPr>
         <w:t>"कानों की खुजली के कारण"</w:t>
       </w:r>
     </w:p>
@@ -38225,21 +33075,6 @@
           <w:b/>
           <w:lang w:val="hi_IN" w:bidi="hi_IN"/>
         </w:rPr>
-        <w:t>ἀπὸ μὲν τῆς ἀληθείας τὴν ἀκοὴν ἀποστρέψουσιν</w:t>
-      </w:r>
-    </w:p>
-    <w:p>
-      <w:pPr/>
-      <w:r>
-        <w:rPr>
-          <w:lang w:val="hi_IN" w:bidi="hi_IN"/>
-        </w:rPr>
-      </w:r>
-      <w:r>
-        <w:rPr>
-          <w:b/>
-          <w:lang w:val="hi_IN" w:bidi="hi_IN"/>
-        </w:rPr>
         <w:t>""</w:t>
       </w:r>
     </w:p>
@@ -38323,21 +33158,6 @@
           <w:b/>
           <w:lang w:val="hi_IN" w:bidi="hi_IN"/>
         </w:rPr>
-        <w:t>τὴν ἀκοὴν</w:t>
-      </w:r>
-    </w:p>
-    <w:p>
-      <w:pPr/>
-      <w:r>
-        <w:rPr>
-          <w:lang w:val="hi_IN" w:bidi="hi_IN"/>
-        </w:rPr>
-      </w:r>
-      <w:r>
-        <w:rPr>
-          <w:b/>
-          <w:lang w:val="hi_IN" w:bidi="hi_IN"/>
-        </w:rPr>
         <w:t>"अपने कान सत्य से फेरकर"</w:t>
       </w:r>
     </w:p>
@@ -38434,21 +33254,6 @@
           <w:b/>
           <w:lang w:val="hi_IN" w:bidi="hi_IN"/>
         </w:rPr>
-        <w:t>τῆς ἀληθείας</w:t>
-      </w:r>
-    </w:p>
-    <w:p>
-      <w:pPr/>
-      <w:r>
-        <w:rPr>
-          <w:lang w:val="hi_IN" w:bidi="hi_IN"/>
-        </w:rPr>
-      </w:r>
-      <w:r>
-        <w:rPr>
-          <w:b/>
-          <w:lang w:val="hi_IN" w:bidi="hi_IN"/>
-        </w:rPr>
         <w:t>"सत्य"</w:t>
       </w:r>
     </w:p>
@@ -38545,21 +33350,6 @@
           <w:b/>
           <w:lang w:val="hi_IN" w:bidi="hi_IN"/>
         </w:rPr>
-        <w:t>ἐπὶ &amp; ἐκτραπήσονται</w:t>
-      </w:r>
-    </w:p>
-    <w:p>
-      <w:pPr/>
-      <w:r>
-        <w:rPr>
-          <w:lang w:val="hi_IN" w:bidi="hi_IN"/>
-        </w:rPr>
-      </w:r>
-      <w:r>
-        <w:rPr>
-          <w:b/>
-          <w:lang w:val="hi_IN" w:bidi="hi_IN"/>
-        </w:rPr>
         <w:t>"कथा-कहानियों"</w:t>
       </w:r>
       <w:r>
@@ -38656,21 +33446,6 @@
           <w:b/>
           <w:lang w:val="hi_IN" w:bidi="hi_IN"/>
         </w:rPr>
-        <w:t>ἐπὶ &amp; ἐκτραπήσονται</w:t>
-      </w:r>
-    </w:p>
-    <w:p>
-      <w:pPr/>
-      <w:r>
-        <w:rPr>
-          <w:lang w:val="hi_IN" w:bidi="hi_IN"/>
-        </w:rPr>
-      </w:r>
-      <w:r>
-        <w:rPr>
-          <w:b/>
-          <w:lang w:val="hi_IN" w:bidi="hi_IN"/>
-        </w:rPr>
         <w:t>""</w:t>
       </w:r>
     </w:p>
@@ -38754,21 +33529,6 @@
           <w:b/>
           <w:lang w:val="hi_IN" w:bidi="hi_IN"/>
         </w:rPr>
-        <w:t>τοὺς μύθους</w:t>
-      </w:r>
-    </w:p>
-    <w:p>
-      <w:pPr/>
-      <w:r>
-        <w:rPr>
-          <w:lang w:val="hi_IN" w:bidi="hi_IN"/>
-        </w:rPr>
-      </w:r>
-      <w:r>
-        <w:rPr>
-          <w:b/>
-          <w:lang w:val="hi_IN" w:bidi="hi_IN"/>
-        </w:rPr>
         <w:t>"कथा-कहानियों"</w:t>
       </w:r>
     </w:p>
@@ -38881,21 +33641,6 @@
           <w:b/>
           <w:lang w:val="hi_IN" w:bidi="hi_IN"/>
         </w:rPr>
-        <w:t>σὺ δὲ</w:t>
-      </w:r>
-    </w:p>
-    <w:p>
-      <w:pPr/>
-      <w:r>
-        <w:rPr>
-          <w:lang w:val="hi_IN" w:bidi="hi_IN"/>
-        </w:rPr>
-      </w:r>
-      <w:r>
-        <w:rPr>
-          <w:b/>
-          <w:lang w:val="hi_IN" w:bidi="hi_IN"/>
-        </w:rPr>
         <w:t>"पर तू"</w:t>
       </w:r>
     </w:p>
@@ -39000,21 +33745,6 @@
           <w:b/>
           <w:lang w:val="hi_IN" w:bidi="hi_IN"/>
         </w:rPr>
-        <w:t>νῆφε</w:t>
-      </w:r>
-    </w:p>
-    <w:p>
-      <w:pPr/>
-      <w:r>
-        <w:rPr>
-          <w:lang w:val="hi_IN" w:bidi="hi_IN"/>
-        </w:rPr>
-      </w:r>
-      <w:r>
-        <w:rPr>
-          <w:b/>
-          <w:lang w:val="hi_IN" w:bidi="hi_IN"/>
-        </w:rPr>
         <w:t>"सावधान रह"</w:t>
       </w:r>
     </w:p>
@@ -39098,21 +33828,6 @@
           <w:b/>
           <w:lang w:val="hi_IN" w:bidi="hi_IN"/>
         </w:rPr>
-        <w:t>ἐν πᾶσιν</w:t>
-      </w:r>
-    </w:p>
-    <w:p>
-      <w:pPr/>
-      <w:r>
-        <w:rPr>
-          <w:lang w:val="hi_IN" w:bidi="hi_IN"/>
-        </w:rPr>
-      </w:r>
-      <w:r>
-        <w:rPr>
-          <w:b/>
-          <w:lang w:val="hi_IN" w:bidi="hi_IN"/>
-        </w:rPr>
         <w:t>"सब बातों में"</w:t>
       </w:r>
     </w:p>
@@ -39176,21 +33891,6 @@
           <w:b/>
           <w:lang w:val="hi_IN" w:bidi="hi_IN"/>
         </w:rPr>
-        <w:t>κακοπάθησον</w:t>
-      </w:r>
-    </w:p>
-    <w:p>
-      <w:pPr/>
-      <w:r>
-        <w:rPr>
-          <w:lang w:val="hi_IN" w:bidi="hi_IN"/>
-        </w:rPr>
-      </w:r>
-      <w:r>
-        <w:rPr>
-          <w:b/>
-          <w:lang w:val="hi_IN" w:bidi="hi_IN"/>
-        </w:rPr>
         <w:t>"दुःख उठा"</w:t>
       </w:r>
     </w:p>
@@ -39303,21 +34003,6 @@
           <w:b/>
           <w:lang w:val="hi_IN" w:bidi="hi_IN"/>
         </w:rPr>
-        <w:t>ἔργον &amp; εὐαγγελιστοῦ</w:t>
-      </w:r>
-    </w:p>
-    <w:p>
-      <w:pPr/>
-      <w:r>
-        <w:rPr>
-          <w:lang w:val="hi_IN" w:bidi="hi_IN"/>
-        </w:rPr>
-      </w:r>
-      <w:r>
-        <w:rPr>
-          <w:b/>
-          <w:lang w:val="hi_IN" w:bidi="hi_IN"/>
-        </w:rPr>
         <w:t>"सुसमाचार प्रचार का काम"</w:t>
       </w:r>
     </w:p>
@@ -39381,21 +34066,6 @@
           <w:b/>
           <w:lang w:val="hi_IN" w:bidi="hi_IN"/>
         </w:rPr>
-        <w:t>τὴν διακονίαν σου πληροφόρησον</w:t>
-      </w:r>
-    </w:p>
-    <w:p>
-      <w:pPr/>
-      <w:r>
-        <w:rPr>
-          <w:lang w:val="hi_IN" w:bidi="hi_IN"/>
-        </w:rPr>
-      </w:r>
-      <w:r>
-        <w:rPr>
-          <w:b/>
-          <w:lang w:val="hi_IN" w:bidi="hi_IN"/>
-        </w:rPr>
         <w:t>"अपनी सेवा को पूरा कर"</w:t>
       </w:r>
     </w:p>
@@ -39500,21 +34170,6 @@
           <w:b/>
           <w:lang w:val="hi_IN" w:bidi="hi_IN"/>
         </w:rPr>
-        <w:t>γὰρ</w:t>
-      </w:r>
-    </w:p>
-    <w:p>
-      <w:pPr/>
-      <w:r>
-        <w:rPr>
-          <w:lang w:val="hi_IN" w:bidi="hi_IN"/>
-        </w:rPr>
-      </w:r>
-      <w:r>
-        <w:rPr>
-          <w:b/>
-          <w:lang w:val="hi_IN" w:bidi="hi_IN"/>
-        </w:rPr>
         <w:t>"अब मैं"</w:t>
       </w:r>
       <w:r>
@@ -39604,21 +34259,6 @@
           <w:b/>
           <w:lang w:val="hi_IN" w:bidi="hi_IN"/>
         </w:rPr>
-        <w:t>ἐγὼ &amp; ἤδη σπένδομαι</w:t>
-      </w:r>
-    </w:p>
-    <w:p>
-      <w:pPr/>
-      <w:r>
-        <w:rPr>
-          <w:lang w:val="hi_IN" w:bidi="hi_IN"/>
-        </w:rPr>
-      </w:r>
-      <w:r>
-        <w:rPr>
-          <w:b/>
-          <w:lang w:val="hi_IN" w:bidi="hi_IN"/>
-        </w:rPr>
         <w:t>"अब मैं"</w:t>
       </w:r>
       <w:r>
@@ -39715,21 +34355,6 @@
           <w:b/>
           <w:lang w:val="hi_IN" w:bidi="hi_IN"/>
         </w:rPr>
-        <w:t>ἐγὼ &amp; ἤδη σπένδομαι</w:t>
-      </w:r>
-    </w:p>
-    <w:p>
-      <w:pPr/>
-      <w:r>
-        <w:rPr>
-          <w:lang w:val="hi_IN" w:bidi="hi_IN"/>
-        </w:rPr>
-      </w:r>
-      <w:r>
-        <w:rPr>
-          <w:b/>
-          <w:lang w:val="hi_IN" w:bidi="hi_IN"/>
-        </w:rPr>
         <w:t>"अब मैं"</w:t>
       </w:r>
       <w:r>
@@ -39826,21 +34451,6 @@
           <w:b/>
           <w:lang w:val="hi_IN" w:bidi="hi_IN"/>
         </w:rPr>
-        <w:t>τῆς ἀναλύσεώς μου</w:t>
-      </w:r>
-    </w:p>
-    <w:p>
-      <w:pPr/>
-      <w:r>
-        <w:rPr>
-          <w:lang w:val="hi_IN" w:bidi="hi_IN"/>
-        </w:rPr>
-      </w:r>
-      <w:r>
-        <w:rPr>
-          <w:b/>
-          <w:lang w:val="hi_IN" w:bidi="hi_IN"/>
-        </w:rPr>
         <w:t>""</w:t>
       </w:r>
     </w:p>
@@ -39937,21 +34547,6 @@
           <w:b/>
           <w:lang w:val="hi_IN" w:bidi="hi_IN"/>
         </w:rPr>
-        <w:t>τὸν καλὸν ἀγῶνα ἠγώνισμαι</w:t>
-      </w:r>
-    </w:p>
-    <w:p>
-      <w:pPr/>
-      <w:r>
-        <w:rPr>
-          <w:lang w:val="hi_IN" w:bidi="hi_IN"/>
-        </w:rPr>
-      </w:r>
-      <w:r>
-        <w:rPr>
-          <w:b/>
-          <w:lang w:val="hi_IN" w:bidi="hi_IN"/>
-        </w:rPr>
         <w:t>"मैं अच्छी कुश्ती"</w:t>
       </w:r>
     </w:p>
@@ -40061,21 +34656,6 @@
           <w:b/>
           <w:lang w:val="hi_IN" w:bidi="hi_IN"/>
         </w:rPr>
-        <w:t>τὸν καλὸν ἀγῶνα</w:t>
-      </w:r>
-    </w:p>
-    <w:p>
-      <w:pPr/>
-      <w:r>
-        <w:rPr>
-          <w:lang w:val="hi_IN" w:bidi="hi_IN"/>
-        </w:rPr>
-      </w:r>
-      <w:r>
-        <w:rPr>
-          <w:b/>
-          <w:lang w:val="hi_IN" w:bidi="hi_IN"/>
-        </w:rPr>
         <w:t>"अच्छी कुश्ती"</w:t>
       </w:r>
     </w:p>
@@ -40198,21 +34778,6 @@
           <w:b/>
           <w:lang w:val="hi_IN" w:bidi="hi_IN"/>
         </w:rPr>
-        <w:t>τὸν δρόμον τετέλεκα</w:t>
-      </w:r>
-    </w:p>
-    <w:p>
-      <w:pPr/>
-      <w:r>
-        <w:rPr>
-          <w:lang w:val="hi_IN" w:bidi="hi_IN"/>
-        </w:rPr>
-      </w:r>
-      <w:r>
-        <w:rPr>
-          <w:b/>
-          <w:lang w:val="hi_IN" w:bidi="hi_IN"/>
-        </w:rPr>
         <w:t>"मैंने दौड़"</w:t>
       </w:r>
       <w:r>
@@ -40309,21 +34874,6 @@
           <w:b/>
           <w:lang w:val="hi_IN" w:bidi="hi_IN"/>
         </w:rPr>
-        <w:t>τὴν πίστιν τετήρηκα</w:t>
-      </w:r>
-    </w:p>
-    <w:p>
-      <w:pPr/>
-      <w:r>
-        <w:rPr>
-          <w:lang w:val="hi_IN" w:bidi="hi_IN"/>
-        </w:rPr>
-      </w:r>
-      <w:r>
-        <w:rPr>
-          <w:b/>
-          <w:lang w:val="hi_IN" w:bidi="hi_IN"/>
-        </w:rPr>
         <w:t>"मैंने विश्वास"</w:t>
       </w:r>
       <w:r>
@@ -40433,21 +34983,6 @@
           <w:b/>
           <w:lang w:val="hi_IN" w:bidi="hi_IN"/>
         </w:rPr>
-        <w:t>τὴν πίστιν τετήρηκα</w:t>
-      </w:r>
-    </w:p>
-    <w:p>
-      <w:pPr/>
-      <w:r>
-        <w:rPr>
-          <w:lang w:val="hi_IN" w:bidi="hi_IN"/>
-        </w:rPr>
-      </w:r>
-      <w:r>
-        <w:rPr>
-          <w:b/>
-          <w:lang w:val="hi_IN" w:bidi="hi_IN"/>
-        </w:rPr>
         <w:t>"मैंने विश्वास की रखवाली की है"</w:t>
       </w:r>
     </w:p>
@@ -40614,21 +35149,6 @@
           <w:b/>
           <w:lang w:val="hi_IN" w:bidi="hi_IN"/>
         </w:rPr>
-        <w:t>τὴν πίστιν</w:t>
-      </w:r>
-    </w:p>
-    <w:p>
-      <w:pPr/>
-      <w:r>
-        <w:rPr>
-          <w:lang w:val="hi_IN" w:bidi="hi_IN"/>
-        </w:rPr>
-      </w:r>
-      <w:r>
-        <w:rPr>
-          <w:b/>
-          <w:lang w:val="hi_IN" w:bidi="hi_IN"/>
-        </w:rPr>
         <w:t>"विश्वास"</w:t>
       </w:r>
     </w:p>
@@ -40725,21 +35245,6 @@
           <w:b/>
           <w:lang w:val="hi_IN" w:bidi="hi_IN"/>
         </w:rPr>
-        <w:t>λοιπὸν</w:t>
-      </w:r>
-    </w:p>
-    <w:p>
-      <w:pPr/>
-      <w:r>
-        <w:rPr>
-          <w:lang w:val="hi_IN" w:bidi="hi_IN"/>
-        </w:rPr>
-      </w:r>
-      <w:r>
-        <w:rPr>
-          <w:b/>
-          <w:lang w:val="hi_IN" w:bidi="hi_IN"/>
-        </w:rPr>
         <w:t>"भविष्य में (अब से)"</w:t>
       </w:r>
     </w:p>
@@ -40857,21 +35362,6 @@
           <w:b/>
           <w:lang w:val="hi_IN" w:bidi="hi_IN"/>
         </w:rPr>
-        <w:t>ἀπόκειταί &amp; ὁ τῆς δικαιοσύνης στέφανος</w:t>
-      </w:r>
-    </w:p>
-    <w:p>
-      <w:pPr/>
-      <w:r>
-        <w:rPr>
-          <w:lang w:val="hi_IN" w:bidi="hi_IN"/>
-        </w:rPr>
-      </w:r>
-      <w:r>
-        <w:rPr>
-          <w:b/>
-          <w:lang w:val="hi_IN" w:bidi="hi_IN"/>
-        </w:rPr>
         <w:t>""</w:t>
       </w:r>
     </w:p>
@@ -40955,21 +35445,6 @@
           <w:b/>
           <w:lang w:val="hi_IN" w:bidi="hi_IN"/>
         </w:rPr>
-        <w:t>ὁ τῆς δικαιοσύνης στέφανος</w:t>
-      </w:r>
-    </w:p>
-    <w:p>
-      <w:pPr/>
-      <w:r>
-        <w:rPr>
-          <w:lang w:val="hi_IN" w:bidi="hi_IN"/>
-        </w:rPr>
-      </w:r>
-      <w:r>
-        <w:rPr>
-          <w:b/>
-          <w:lang w:val="hi_IN" w:bidi="hi_IN"/>
-        </w:rPr>
         <w:t>"धार्मिकता का वह मुकुट"</w:t>
       </w:r>
     </w:p>
@@ -41108,21 +35583,6 @@
           <w:b/>
           <w:lang w:val="hi_IN" w:bidi="hi_IN"/>
         </w:rPr>
-        <w:t>ὁ τῆς δικαιοσύνης στέφανος</w:t>
-      </w:r>
-    </w:p>
-    <w:p>
-      <w:pPr/>
-      <w:r>
-        <w:rPr>
-          <w:lang w:val="hi_IN" w:bidi="hi_IN"/>
-        </w:rPr>
-      </w:r>
-      <w:r>
-        <w:rPr>
-          <w:b/>
-          <w:lang w:val="hi_IN" w:bidi="hi_IN"/>
-        </w:rPr>
         <w:t>"धार्मिकता वह मुकुट"</w:t>
       </w:r>
     </w:p>
@@ -41219,21 +35679,6 @@
           <w:b/>
           <w:lang w:val="hi_IN" w:bidi="hi_IN"/>
         </w:rPr>
-        <w:t>ἐν, ἐκείνῃ τῇ ἡμέρᾳ</w:t>
-      </w:r>
-    </w:p>
-    <w:p>
-      <w:pPr/>
-      <w:r>
-        <w:rPr>
-          <w:lang w:val="hi_IN" w:bidi="hi_IN"/>
-        </w:rPr>
-      </w:r>
-      <w:r>
-        <w:rPr>
-          <w:b/>
-          <w:lang w:val="hi_IN" w:bidi="hi_IN"/>
-        </w:rPr>
         <w:t>"में"</w:t>
       </w:r>
       <w:r>
@@ -41263,7 +35708,7 @@
         </w:rPr>
         <w:t xml:space="preserve">"जैसा </w:t>
       </w:r>
-      <w:hyperlink r:id="rId32">
+      <w:hyperlink r:id="rId30">
         <w:r>
           <w:rPr>
             <w:lang w:val="hi_IN" w:bidi="hi_IN"/>
@@ -41341,21 +35786,6 @@
           <w:b/>
           <w:lang w:val="hi_IN" w:bidi="hi_IN"/>
         </w:rPr>
-        <w:t>οὐ μόνον δὲ ἐμοὶ, ἀλλὰ καὶ πᾶσιν τοῖς</w:t>
-      </w:r>
-    </w:p>
-    <w:p>
-      <w:pPr/>
-      <w:r>
-        <w:rPr>
-          <w:lang w:val="hi_IN" w:bidi="hi_IN"/>
-        </w:rPr>
-      </w:r>
-      <w:r>
-        <w:rPr>
-          <w:b/>
-          <w:lang w:val="hi_IN" w:bidi="hi_IN"/>
-        </w:rPr>
         <w:t>"और मुझे ही नहीं, वरन् उन सब को भी"</w:t>
       </w:r>
     </w:p>
@@ -41439,21 +35869,6 @@
           <w:b/>
           <w:lang w:val="hi_IN" w:bidi="hi_IN"/>
         </w:rPr>
-        <w:t>πᾶσιν τοῖς ἠγαπηκόσι τὴν ἐπιφάνειαν αὐτοῦ</w:t>
-      </w:r>
-    </w:p>
-    <w:p>
-      <w:pPr/>
-      <w:r>
-        <w:rPr>
-          <w:lang w:val="hi_IN" w:bidi="hi_IN"/>
-        </w:rPr>
-      </w:r>
-      <w:r>
-        <w:rPr>
-          <w:b/>
-          <w:lang w:val="hi_IN" w:bidi="hi_IN"/>
-        </w:rPr>
         <w:t>"वरन् उन सब को जो उसके प्रगट होने को प्रिय"</w:t>
       </w:r>
     </w:p>
@@ -41537,21 +35952,6 @@
           <w:b/>
           <w:lang w:val="hi_IN" w:bidi="hi_IN"/>
         </w:rPr>
-        <w:t>τὴν ἐπιφάνειαν αὐτοῦ</w:t>
-      </w:r>
-    </w:p>
-    <w:p>
-      <w:pPr/>
-      <w:r>
-        <w:rPr>
-          <w:lang w:val="hi_IN" w:bidi="hi_IN"/>
-        </w:rPr>
-      </w:r>
-      <w:r>
-        <w:rPr>
-          <w:b/>
-          <w:lang w:val="hi_IN" w:bidi="hi_IN"/>
-        </w:rPr>
         <w:t>"जो उसके प्रगट होने"</w:t>
       </w:r>
     </w:p>
@@ -41568,7 +35968,7 @@
         </w:rPr>
         <w:t xml:space="preserve">"देखें कि आप ने इसका अनुवाद </w:t>
       </w:r>
-      <w:hyperlink r:id="rId33">
+      <w:hyperlink r:id="rId31">
         <w:r>
           <w:rPr>
             <w:lang w:val="hi_IN" w:bidi="hi_IN"/>
@@ -41653,21 +36053,6 @@
           <w:b/>
           <w:lang w:val="hi_IN" w:bidi="hi_IN"/>
         </w:rPr>
-        <w:t>σπούδασον ἐλθεῖν &amp; ταχέως</w:t>
-      </w:r>
-    </w:p>
-    <w:p>
-      <w:pPr/>
-      <w:r>
-        <w:rPr>
-          <w:lang w:val="hi_IN" w:bidi="hi_IN"/>
-        </w:rPr>
-      </w:r>
-      <w:r>
-        <w:rPr>
-          <w:b/>
-          <w:lang w:val="hi_IN" w:bidi="hi_IN"/>
-        </w:rPr>
         <w:t>""</w:t>
       </w:r>
     </w:p>
@@ -41731,21 +36116,6 @@
           <w:b/>
           <w:lang w:val="hi_IN" w:bidi="hi_IN"/>
         </w:rPr>
-        <w:t>ἐλθεῖν</w:t>
-      </w:r>
-    </w:p>
-    <w:p>
-      <w:pPr/>
-      <w:r>
-        <w:rPr>
-          <w:lang w:val="hi_IN" w:bidi="hi_IN"/>
-        </w:rPr>
-      </w:r>
-      <w:r>
-        <w:rPr>
-          <w:b/>
-          <w:lang w:val="hi_IN" w:bidi="hi_IN"/>
-        </w:rPr>
         <w:t>"आने का"</w:t>
       </w:r>
     </w:p>
@@ -41842,21 +36212,6 @@
           <w:b/>
           <w:lang w:val="hi_IN" w:bidi="hi_IN"/>
         </w:rPr>
-        <w:t>γάρ</w:t>
-      </w:r>
-    </w:p>
-    <w:p>
-      <w:pPr/>
-      <w:r>
-        <w:rPr>
-          <w:lang w:val="hi_IN" w:bidi="hi_IN"/>
-        </w:rPr>
-      </w:r>
-      <w:r>
-        <w:rPr>
-          <w:b/>
-          <w:lang w:val="hi_IN" w:bidi="hi_IN"/>
-        </w:rPr>
         <w:t>"क्योंकि"</w:t>
       </w:r>
     </w:p>
@@ -41966,21 +36321,6 @@
           <w:b/>
           <w:lang w:val="hi_IN" w:bidi="hi_IN"/>
         </w:rPr>
-        <w:t>Δημᾶς &amp; Κρήσκης</w:t>
-      </w:r>
-    </w:p>
-    <w:p>
-      <w:pPr/>
-      <w:r>
-        <w:rPr>
-          <w:lang w:val="hi_IN" w:bidi="hi_IN"/>
-        </w:rPr>
-      </w:r>
-      <w:r>
-        <w:rPr>
-          <w:b/>
-          <w:lang w:val="hi_IN" w:bidi="hi_IN"/>
-        </w:rPr>
         <w:t>""</w:t>
       </w:r>
     </w:p>
@@ -42064,21 +36404,6 @@
           <w:b/>
           <w:lang w:val="hi_IN" w:bidi="hi_IN"/>
         </w:rPr>
-        <w:t>τὸν νῦν αἰῶνα</w:t>
-      </w:r>
-    </w:p>
-    <w:p>
-      <w:pPr/>
-      <w:r>
-        <w:rPr>
-          <w:lang w:val="hi_IN" w:bidi="hi_IN"/>
-        </w:rPr>
-      </w:r>
-      <w:r>
-        <w:rPr>
-          <w:b/>
-          <w:lang w:val="hi_IN" w:bidi="hi_IN"/>
-        </w:rPr>
         <w:t>""</w:t>
       </w:r>
     </w:p>
@@ -42175,21 +36500,6 @@
           <w:b/>
           <w:lang w:val="hi_IN" w:bidi="hi_IN"/>
         </w:rPr>
-        <w:t>ἐπορεύθη</w:t>
-      </w:r>
-    </w:p>
-    <w:p>
-      <w:pPr/>
-      <w:r>
-        <w:rPr>
-          <w:lang w:val="hi_IN" w:bidi="hi_IN"/>
-        </w:rPr>
-      </w:r>
-      <w:r>
-        <w:rPr>
-          <w:b/>
-          <w:lang w:val="hi_IN" w:bidi="hi_IN"/>
-        </w:rPr>
         <w:t>"गया है"</w:t>
       </w:r>
     </w:p>
@@ -42286,21 +36596,6 @@
           <w:b/>
           <w:lang w:val="hi_IN" w:bidi="hi_IN"/>
         </w:rPr>
-        <w:t>Κρήσκης εἰς Γαλατίαν, Τίτος εἰς Δαλματίαν</w:t>
-      </w:r>
-    </w:p>
-    <w:p>
-      <w:pPr/>
-      <w:r>
-        <w:rPr>
-          <w:lang w:val="hi_IN" w:bidi="hi_IN"/>
-        </w:rPr>
-      </w:r>
-      <w:r>
-        <w:rPr>
-          <w:b/>
-          <w:lang w:val="hi_IN" w:bidi="hi_IN"/>
-        </w:rPr>
         <w:t>""</w:t>
       </w:r>
     </w:p>
@@ -42364,21 +36659,6 @@
           <w:b/>
           <w:lang w:val="hi_IN" w:bidi="hi_IN"/>
         </w:rPr>
-        <w:t>Δαλματίαν</w:t>
-      </w:r>
-    </w:p>
-    <w:p>
-      <w:pPr/>
-      <w:r>
-        <w:rPr>
-          <w:lang w:val="hi_IN" w:bidi="hi_IN"/>
-        </w:rPr>
-      </w:r>
-      <w:r>
-        <w:rPr>
-          <w:b/>
-          <w:lang w:val="hi_IN" w:bidi="hi_IN"/>
-        </w:rPr>
         <w:t>"दलमतिया"</w:t>
       </w:r>
     </w:p>
@@ -42488,21 +36768,6 @@
           <w:b/>
           <w:lang w:val="hi_IN" w:bidi="hi_IN"/>
         </w:rPr>
-        <w:t>μοι εὔχρηστος εἰς διακονίαν</w:t>
-      </w:r>
-    </w:p>
-    <w:p>
-      <w:pPr/>
-      <w:r>
-        <w:rPr>
-          <w:lang w:val="hi_IN" w:bidi="hi_IN"/>
-        </w:rPr>
-      </w:r>
-      <w:r>
-        <w:rPr>
-          <w:b/>
-          <w:lang w:val="hi_IN" w:bidi="hi_IN"/>
-        </w:rPr>
         <w:t>""</w:t>
       </w:r>
     </w:p>
@@ -42592,21 +36857,6 @@
           <w:b/>
           <w:lang w:val="hi_IN" w:bidi="hi_IN"/>
         </w:rPr>
-        <w:t>εἰς διακονίαν</w:t>
-      </w:r>
-    </w:p>
-    <w:p>
-      <w:pPr/>
-      <w:r>
-        <w:rPr>
-          <w:lang w:val="hi_IN" w:bidi="hi_IN"/>
-        </w:rPr>
-      </w:r>
-      <w:r>
-        <w:rPr>
-          <w:b/>
-          <w:lang w:val="hi_IN" w:bidi="hi_IN"/>
-        </w:rPr>
         <w:t>"सेवा के लिये"</w:t>
       </w:r>
     </w:p>
@@ -42703,21 +36953,6 @@
           <w:b/>
           <w:lang w:val="hi_IN" w:bidi="hi_IN"/>
         </w:rPr>
-        <w:t>δὲ</w:t>
-      </w:r>
-    </w:p>
-    <w:p>
-      <w:pPr/>
-      <w:r>
-        <w:rPr>
-          <w:lang w:val="hi_IN" w:bidi="hi_IN"/>
-        </w:rPr>
-      </w:r>
-      <w:r>
-        <w:rPr>
-          <w:b/>
-          <w:lang w:val="hi_IN" w:bidi="hi_IN"/>
-        </w:rPr>
         <w:t>"(परन्तु) तुखिकुस को"</w:t>
       </w:r>
     </w:p>
@@ -42848,21 +37083,6 @@
           <w:b/>
           <w:lang w:val="hi_IN" w:bidi="hi_IN"/>
         </w:rPr>
-        <w:t>ἀπέστειλα</w:t>
-      </w:r>
-    </w:p>
-    <w:p>
-      <w:pPr/>
-      <w:r>
-        <w:rPr>
-          <w:lang w:val="hi_IN" w:bidi="hi_IN"/>
-        </w:rPr>
-      </w:r>
-      <w:r>
-        <w:rPr>
-          <w:b/>
-          <w:lang w:val="hi_IN" w:bidi="hi_IN"/>
-        </w:rPr>
         <w:t>"मैंने"</w:t>
       </w:r>
     </w:p>
@@ -42926,21 +37146,6 @@
           <w:b/>
           <w:lang w:val="hi_IN" w:bidi="hi_IN"/>
         </w:rPr>
-        <w:t>φελόνην</w:t>
-      </w:r>
-    </w:p>
-    <w:p>
-      <w:pPr/>
-      <w:r>
-        <w:rPr>
-          <w:lang w:val="hi_IN" w:bidi="hi_IN"/>
-        </w:rPr>
-      </w:r>
-      <w:r>
-        <w:rPr>
-          <w:b/>
-          <w:lang w:val="hi_IN" w:bidi="hi_IN"/>
-        </w:rPr>
         <w:t>"जो बागा"</w:t>
       </w:r>
     </w:p>
@@ -43017,21 +37222,6 @@
           <w:b/>
           <w:lang w:val="hi_IN" w:bidi="hi_IN"/>
         </w:rPr>
-        <w:t>Κάρπῳ</w:t>
-      </w:r>
-    </w:p>
-    <w:p>
-      <w:pPr/>
-      <w:r>
-        <w:rPr>
-          <w:lang w:val="hi_IN" w:bidi="hi_IN"/>
-        </w:rPr>
-      </w:r>
-      <w:r>
-        <w:rPr>
-          <w:b/>
-          <w:lang w:val="hi_IN" w:bidi="hi_IN"/>
-        </w:rPr>
         <w:t>"करपुस"</w:t>
       </w:r>
     </w:p>
@@ -43115,21 +37305,6 @@
           <w:b/>
           <w:lang w:val="hi_IN" w:bidi="hi_IN"/>
         </w:rPr>
-        <w:t>ἐρχόμενος</w:t>
-      </w:r>
-    </w:p>
-    <w:p>
-      <w:pPr/>
-      <w:r>
-        <w:rPr>
-          <w:lang w:val="hi_IN" w:bidi="hi_IN"/>
-        </w:rPr>
-      </w:r>
-      <w:r>
-        <w:rPr>
-          <w:b/>
-          <w:lang w:val="hi_IN" w:bidi="hi_IN"/>
-        </w:rPr>
         <w:t>"आए"</w:t>
       </w:r>
     </w:p>
@@ -43234,21 +37409,6 @@
           <w:b/>
           <w:lang w:val="hi_IN" w:bidi="hi_IN"/>
         </w:rPr>
-        <w:t>μάλιστα τὰς μεμβράνας</w:t>
-      </w:r>
-    </w:p>
-    <w:p>
-      <w:pPr/>
-      <w:r>
-        <w:rPr>
-          <w:lang w:val="hi_IN" w:bidi="hi_IN"/>
-        </w:rPr>
-      </w:r>
-      <w:r>
-        <w:rPr>
-          <w:b/>
-          <w:lang w:val="hi_IN" w:bidi="hi_IN"/>
-        </w:rPr>
         <w:t>"विशेष करके चर्मपत्रों को"</w:t>
       </w:r>
     </w:p>
@@ -43400,21 +37560,6 @@
           <w:b/>
           <w:lang w:val="hi_IN" w:bidi="hi_IN"/>
         </w:rPr>
-        <w:t>τὰς μεμβράνας</w:t>
-      </w:r>
-    </w:p>
-    <w:p>
-      <w:pPr/>
-      <w:r>
-        <w:rPr>
-          <w:lang w:val="hi_IN" w:bidi="hi_IN"/>
-        </w:rPr>
-      </w:r>
-      <w:r>
-        <w:rPr>
-          <w:b/>
-          <w:lang w:val="hi_IN" w:bidi="hi_IN"/>
-        </w:rPr>
         <w:t>"विशेष करके चर्मपत्रों को"</w:t>
       </w:r>
     </w:p>
@@ -43505,21 +37650,6 @@
           <w:b/>
           <w:lang w:val="hi_IN" w:bidi="hi_IN"/>
         </w:rPr>
-        <w:t>Ἀλέξανδρος ὁ χαλκεὺς</w:t>
-      </w:r>
-    </w:p>
-    <w:p>
-      <w:pPr/>
-      <w:r>
-        <w:rPr>
-          <w:lang w:val="hi_IN" w:bidi="hi_IN"/>
-        </w:rPr>
-      </w:r>
-      <w:r>
-        <w:rPr>
-          <w:b/>
-          <w:lang w:val="hi_IN" w:bidi="hi_IN"/>
-        </w:rPr>
         <w:t>""</w:t>
       </w:r>
     </w:p>
@@ -43596,21 +37726,6 @@
           <w:b/>
           <w:lang w:val="hi_IN" w:bidi="hi_IN"/>
         </w:rPr>
-        <w:t>Ἀλέξανδρος</w:t>
-      </w:r>
-    </w:p>
-    <w:p>
-      <w:pPr/>
-      <w:r>
-        <w:rPr>
-          <w:lang w:val="hi_IN" w:bidi="hi_IN"/>
-        </w:rPr>
-      </w:r>
-      <w:r>
-        <w:rPr>
-          <w:b/>
-          <w:lang w:val="hi_IN" w:bidi="hi_IN"/>
-        </w:rPr>
         <w:t>"सिकन्दर"</w:t>
       </w:r>
     </w:p>
@@ -43694,21 +37809,6 @@
           <w:b/>
           <w:lang w:val="hi_IN" w:bidi="hi_IN"/>
         </w:rPr>
-        <w:t>πολλά μοι κακὰ ἐνεδείξατο</w:t>
-      </w:r>
-    </w:p>
-    <w:p>
-      <w:pPr/>
-      <w:r>
-        <w:rPr>
-          <w:lang w:val="hi_IN" w:bidi="hi_IN"/>
-        </w:rPr>
-      </w:r>
-      <w:r>
-        <w:rPr>
-          <w:b/>
-          <w:lang w:val="hi_IN" w:bidi="hi_IN"/>
-        </w:rPr>
         <w:t>"मुझसे बहुत बुराइयाँ की हैं"</w:t>
       </w:r>
     </w:p>
@@ -43800,21 +37900,6 @@
           <w:b/>
           <w:lang w:val="hi_IN" w:bidi="hi_IN"/>
         </w:rPr>
-        <w:t>ἀποδώσει αὐτῷ ὁ Κύριος</w:t>
-      </w:r>
-    </w:p>
-    <w:p>
-      <w:pPr/>
-      <w:r>
-        <w:rPr>
-          <w:lang w:val="hi_IN" w:bidi="hi_IN"/>
-        </w:rPr>
-      </w:r>
-      <w:r>
-        <w:rPr>
-          <w:b/>
-          <w:lang w:val="hi_IN" w:bidi="hi_IN"/>
-        </w:rPr>
         <w:t>"प्रभु उसे उसके कामों के अनुसार बदला देगा"</w:t>
       </w:r>
     </w:p>
@@ -43898,21 +37983,6 @@
           <w:b/>
           <w:lang w:val="hi_IN" w:bidi="hi_IN"/>
         </w:rPr>
-        <w:t>ὃν καὶ σὺ φυλάσσου, λίαν γὰρ ἀντέστη τοῖς ἡμετέροις λόγοις</w:t>
-      </w:r>
-    </w:p>
-    <w:p>
-      <w:pPr/>
-      <w:r>
-        <w:rPr>
-          <w:lang w:val="hi_IN" w:bidi="hi_IN"/>
-        </w:rPr>
-      </w:r>
-      <w:r>
-        <w:rPr>
-          <w:b/>
-          <w:lang w:val="hi_IN" w:bidi="hi_IN"/>
-        </w:rPr>
         <w:t>"आप भी उससे सावधान रहें, क्योंकि उसने हमारे शब्दों का बहुत विरोध किया है"</w:t>
       </w:r>
     </w:p>
@@ -44004,21 +38074,6 @@
           <w:b/>
           <w:lang w:val="hi_IN" w:bidi="hi_IN"/>
         </w:rPr>
-        <w:t>τοῖς ἡμετέροις λόγοις</w:t>
-      </w:r>
-    </w:p>
-    <w:p>
-      <w:pPr/>
-      <w:r>
-        <w:rPr>
-          <w:lang w:val="hi_IN" w:bidi="hi_IN"/>
-        </w:rPr>
-      </w:r>
-      <w:r>
-        <w:rPr>
-          <w:b/>
-          <w:lang w:val="hi_IN" w:bidi="hi_IN"/>
-        </w:rPr>
         <w:t>"उसने हमारी बातों का"</w:t>
       </w:r>
     </w:p>
@@ -44115,21 +38170,6 @@
           <w:b/>
           <w:lang w:val="hi_IN" w:bidi="hi_IN"/>
         </w:rPr>
-        <w:t>ἐν τῇ πρώτῃ μου ἀπολογίᾳ</w:t>
-      </w:r>
-    </w:p>
-    <w:p>
-      <w:pPr/>
-      <w:r>
-        <w:rPr>
-          <w:lang w:val="hi_IN" w:bidi="hi_IN"/>
-        </w:rPr>
-      </w:r>
-      <w:r>
-        <w:rPr>
-          <w:b/>
-          <w:lang w:val="hi_IN" w:bidi="hi_IN"/>
-        </w:rPr>
         <w:t>"मेरे पहले प्रत्युत्तर करने के समय में"</w:t>
       </w:r>
     </w:p>
@@ -44206,21 +38246,6 @@
           <w:b/>
           <w:lang w:val="hi_IN" w:bidi="hi_IN"/>
         </w:rPr>
-        <w:t>οὐδείς μοι παρεγένετο</w:t>
-      </w:r>
-    </w:p>
-    <w:p>
-      <w:pPr/>
-      <w:r>
-        <w:rPr>
-          <w:lang w:val="hi_IN" w:bidi="hi_IN"/>
-        </w:rPr>
-      </w:r>
-      <w:r>
-        <w:rPr>
-          <w:b/>
-          <w:lang w:val="hi_IN" w:bidi="hi_IN"/>
-        </w:rPr>
         <w:t>"किसी ने भी मेरा साथ"</w:t>
       </w:r>
       <w:r>
@@ -44297,21 +38322,6 @@
           <w:b/>
           <w:lang w:val="hi_IN" w:bidi="hi_IN"/>
         </w:rPr>
-        <w:t>πάντες</w:t>
-      </w:r>
-    </w:p>
-    <w:p>
-      <w:pPr/>
-      <w:r>
-        <w:rPr>
-          <w:lang w:val="hi_IN" w:bidi="hi_IN"/>
-        </w:rPr>
-      </w:r>
-      <w:r>
-        <w:rPr>
-          <w:b/>
-          <w:lang w:val="hi_IN" w:bidi="hi_IN"/>
-        </w:rPr>
         <w:t>"सब"</w:t>
       </w:r>
     </w:p>
@@ -44408,21 +38418,6 @@
           <w:b/>
           <w:lang w:val="hi_IN" w:bidi="hi_IN"/>
         </w:rPr>
-        <w:t>μὴ αὐτοῖς λογισθείη</w:t>
-      </w:r>
-    </w:p>
-    <w:p>
-      <w:pPr/>
-      <w:r>
-        <w:rPr>
-          <w:lang w:val="hi_IN" w:bidi="hi_IN"/>
-        </w:rPr>
-      </w:r>
-      <w:r>
-        <w:rPr>
-          <w:b/>
-          <w:lang w:val="hi_IN" w:bidi="hi_IN"/>
-        </w:rPr>
         <w:t>"कि इसका उनको लेखा देना न पड़े"</w:t>
       </w:r>
     </w:p>
@@ -44522,21 +38517,6 @@
           <w:b/>
           <w:lang w:val="hi_IN" w:bidi="hi_IN"/>
         </w:rPr>
-        <w:t>μὴ αὐτοῖς λογισθείη</w:t>
-      </w:r>
-    </w:p>
-    <w:p>
-      <w:pPr/>
-      <w:r>
-        <w:rPr>
-          <w:lang w:val="hi_IN" w:bidi="hi_IN"/>
-        </w:rPr>
-      </w:r>
-      <w:r>
-        <w:rPr>
-          <w:b/>
-          <w:lang w:val="hi_IN" w:bidi="hi_IN"/>
-        </w:rPr>
         <w:t>"नहीं"</w:t>
       </w:r>
       <w:r>
@@ -44633,21 +38613,6 @@
           <w:b/>
           <w:lang w:val="hi_IN" w:bidi="hi_IN"/>
         </w:rPr>
-        <w:t>δὲ</w:t>
-      </w:r>
-    </w:p>
-    <w:p>
-      <w:pPr/>
-      <w:r>
-        <w:rPr>
-          <w:lang w:val="hi_IN" w:bidi="hi_IN"/>
-        </w:rPr>
-      </w:r>
-      <w:r>
-        <w:rPr>
-          <w:b/>
-          <w:lang w:val="hi_IN" w:bidi="hi_IN"/>
-        </w:rPr>
         <w:t>"परन्तु"</w:t>
       </w:r>
     </w:p>
@@ -44703,7 +38668,7 @@
         </w:rPr>
         <w:t xml:space="preserve"> ने बाकी विश्वासियों के विपरीत क्या किया (देखें </w:t>
       </w:r>
-      <w:hyperlink r:id="rId34">
+      <w:hyperlink r:id="rId32">
         <w:r>
           <w:rPr>
             <w:lang w:val="hi_IN" w:bidi="hi_IN"/>
@@ -44801,21 +38766,6 @@
           <w:b/>
           <w:lang w:val="hi_IN" w:bidi="hi_IN"/>
         </w:rPr>
-        <w:t>ὁ &amp; Κύριός μοι παρέστη</w:t>
-      </w:r>
-    </w:p>
-    <w:p>
-      <w:pPr/>
-      <w:r>
-        <w:rPr>
-          <w:lang w:val="hi_IN" w:bidi="hi_IN"/>
-        </w:rPr>
-      </w:r>
-      <w:r>
-        <w:rPr>
-          <w:b/>
-          <w:lang w:val="hi_IN" w:bidi="hi_IN"/>
-        </w:rPr>
         <w:t>""</w:t>
       </w:r>
     </w:p>
@@ -44899,21 +38849,6 @@
           <w:b/>
           <w:lang w:val="hi_IN" w:bidi="hi_IN"/>
         </w:rPr>
-        <w:t>δι’ ἐμοῦ τὸ κήρυγμα πληροφορηθῇ</w:t>
-      </w:r>
-    </w:p>
-    <w:p>
-      <w:pPr/>
-      <w:r>
-        <w:rPr>
-          <w:lang w:val="hi_IN" w:bidi="hi_IN"/>
-        </w:rPr>
-      </w:r>
-      <w:r>
-        <w:rPr>
-          <w:b/>
-          <w:lang w:val="hi_IN" w:bidi="hi_IN"/>
-        </w:rPr>
         <w:t>""</w:t>
       </w:r>
     </w:p>
@@ -44997,21 +38932,6 @@
           <w:b/>
           <w:lang w:val="hi_IN" w:bidi="hi_IN"/>
         </w:rPr>
-        <w:t>δι’ ἐμοῦ τὸ κήρυγμα πληροφορηθῇ</w:t>
-      </w:r>
-    </w:p>
-    <w:p>
-      <w:pPr/>
-      <w:r>
-        <w:rPr>
-          <w:lang w:val="hi_IN" w:bidi="hi_IN"/>
-        </w:rPr>
-      </w:r>
-      <w:r>
-        <w:rPr>
-          <w:b/>
-          <w:lang w:val="hi_IN" w:bidi="hi_IN"/>
-        </w:rPr>
         <w:t>"मेरे द्वारा पूरा-पूरा प्रचार हो"</w:t>
       </w:r>
     </w:p>
@@ -45116,21 +39036,6 @@
           <w:b/>
           <w:lang w:val="hi_IN" w:bidi="hi_IN"/>
         </w:rPr>
-        <w:t>τὸ κήρυγμα πληροφορηθῇ</w:t>
-      </w:r>
-    </w:p>
-    <w:p>
-      <w:pPr/>
-      <w:r>
-        <w:rPr>
-          <w:lang w:val="hi_IN" w:bidi="hi_IN"/>
-        </w:rPr>
-      </w:r>
-      <w:r>
-        <w:rPr>
-          <w:b/>
-          <w:lang w:val="hi_IN" w:bidi="hi_IN"/>
-        </w:rPr>
         <w:t>"पूरा-पूरा प्रचार हो"</w:t>
       </w:r>
     </w:p>
@@ -45227,21 +39132,6 @@
           <w:b/>
           <w:lang w:val="hi_IN" w:bidi="hi_IN"/>
         </w:rPr>
-        <w:t>πάντα τὰ ἔθνη</w:t>
-      </w:r>
-    </w:p>
-    <w:p>
-      <w:pPr/>
-      <w:r>
-        <w:rPr>
-          <w:lang w:val="hi_IN" w:bidi="hi_IN"/>
-        </w:rPr>
-      </w:r>
-      <w:r>
-        <w:rPr>
-          <w:b/>
-          <w:lang w:val="hi_IN" w:bidi="hi_IN"/>
-        </w:rPr>
         <w:t>"और सब अन्यजाति सुन ले"</w:t>
       </w:r>
     </w:p>
@@ -45338,21 +39228,6 @@
           <w:b/>
           <w:lang w:val="hi_IN" w:bidi="hi_IN"/>
         </w:rPr>
-        <w:t>ἐρύσθην ἐκ στόματος λέοντος</w:t>
-      </w:r>
-    </w:p>
-    <w:p>
-      <w:pPr/>
-      <w:r>
-        <w:rPr>
-          <w:lang w:val="hi_IN" w:bidi="hi_IN"/>
-        </w:rPr>
-      </w:r>
-      <w:r>
-        <w:rPr>
-          <w:b/>
-          <w:lang w:val="hi_IN" w:bidi="hi_IN"/>
-        </w:rPr>
         <w:t>"सिंह के मुँह छुड़ाया गया"</w:t>
       </w:r>
     </w:p>
@@ -45436,21 +39311,6 @@
           <w:b/>
           <w:lang w:val="hi_IN" w:bidi="hi_IN"/>
         </w:rPr>
-        <w:t>ἐρύσθην</w:t>
-      </w:r>
-    </w:p>
-    <w:p>
-      <w:pPr/>
-      <w:r>
-        <w:rPr>
-          <w:lang w:val="hi_IN" w:bidi="hi_IN"/>
-        </w:rPr>
-      </w:r>
-      <w:r>
-        <w:rPr>
-          <w:b/>
-          <w:lang w:val="hi_IN" w:bidi="hi_IN"/>
-        </w:rPr>
         <w:t>"सिंह के मुँह छुड़ाया गया"</w:t>
       </w:r>
     </w:p>
@@ -45534,21 +39394,6 @@
           <w:b/>
           <w:lang w:val="hi_IN" w:bidi="hi_IN"/>
         </w:rPr>
-        <w:t>ᾧ ἡ δόξα</w:t>
-      </w:r>
-    </w:p>
-    <w:p>
-      <w:pPr/>
-      <w:r>
-        <w:rPr>
-          <w:lang w:val="hi_IN" w:bidi="hi_IN"/>
-        </w:rPr>
-      </w:r>
-      <w:r>
-        <w:rPr>
-          <w:b/>
-          <w:lang w:val="hi_IN" w:bidi="hi_IN"/>
-        </w:rPr>
         <w:t>"उसी की महिमा ... होती रहे"</w:t>
       </w:r>
     </w:p>
@@ -45645,21 +39490,6 @@
           <w:b/>
           <w:lang w:val="hi_IN" w:bidi="hi_IN"/>
         </w:rPr>
-        <w:t>εἰς τοὺς αἰῶνας τῶν αἰώνων</w:t>
-      </w:r>
-    </w:p>
-    <w:p>
-      <w:pPr/>
-      <w:r>
-        <w:rPr>
-          <w:lang w:val="hi_IN" w:bidi="hi_IN"/>
-        </w:rPr>
-      </w:r>
-      <w:r>
-        <w:rPr>
-          <w:b/>
-          <w:lang w:val="hi_IN" w:bidi="hi_IN"/>
-        </w:rPr>
         <w:t>"की"</w:t>
       </w:r>
       <w:r>
@@ -45843,7 +39673,7 @@
         </w:rPr>
         <w:t xml:space="preserve">यह एक पुरुष का नाम है। देखें कि आपने इस नाम का अनुवाद </w:t>
       </w:r>
-      <w:hyperlink r:id="rId15">
+      <w:hyperlink r:id="rId13">
         <w:r>
           <w:rPr>
             <w:lang w:val="hi_IN" w:bidi="hi_IN"/>
@@ -45908,21 +39738,6 @@
           <w:b/>
           <w:lang w:val="hi_IN" w:bidi="hi_IN"/>
         </w:rPr>
-        <w:t>Ἔραστος &amp; Τρόφιμον</w:t>
-      </w:r>
-    </w:p>
-    <w:p>
-      <w:pPr/>
-      <w:r>
-        <w:rPr>
-          <w:lang w:val="hi_IN" w:bidi="hi_IN"/>
-        </w:rPr>
-      </w:r>
-      <w:r>
-        <w:rPr>
-          <w:b/>
-          <w:lang w:val="hi_IN" w:bidi="hi_IN"/>
-        </w:rPr>
         <w:t>""</w:t>
       </w:r>
     </w:p>
@@ -46006,21 +39821,6 @@
           <w:b/>
           <w:lang w:val="hi_IN" w:bidi="hi_IN"/>
         </w:rPr>
-        <w:t>Μιλήτῳ</w:t>
-      </w:r>
-    </w:p>
-    <w:p>
-      <w:pPr/>
-      <w:r>
-        <w:rPr>
-          <w:lang w:val="hi_IN" w:bidi="hi_IN"/>
-        </w:rPr>
-      </w:r>
-      <w:r>
-        <w:rPr>
-          <w:b/>
-          <w:lang w:val="hi_IN" w:bidi="hi_IN"/>
-        </w:rPr>
         <w:t>"मीलेतुस"</w:t>
       </w:r>
     </w:p>
@@ -46104,21 +39904,6 @@
           <w:b/>
           <w:lang w:val="hi_IN" w:bidi="hi_IN"/>
         </w:rPr>
-        <w:t>σπούδασον &amp; ἐλθεῖν</w:t>
-      </w:r>
-    </w:p>
-    <w:p>
-      <w:pPr/>
-      <w:r>
-        <w:rPr>
-          <w:lang w:val="hi_IN" w:bidi="hi_IN"/>
-        </w:rPr>
-      </w:r>
-      <w:r>
-        <w:rPr>
-          <w:b/>
-          <w:lang w:val="hi_IN" w:bidi="hi_IN"/>
-        </w:rPr>
         <w:t>"चले आने का प्रयत्न कर"</w:t>
       </w:r>
     </w:p>
@@ -46182,21 +39967,6 @@
           <w:b/>
           <w:lang w:val="hi_IN" w:bidi="hi_IN"/>
         </w:rPr>
-        <w:t>πρὸ χειμῶνος</w:t>
-      </w:r>
-    </w:p>
-    <w:p>
-      <w:pPr/>
-      <w:r>
-        <w:rPr>
-          <w:lang w:val="hi_IN" w:bidi="hi_IN"/>
-        </w:rPr>
-      </w:r>
-      <w:r>
-        <w:rPr>
-          <w:b/>
-          <w:lang w:val="hi_IN" w:bidi="hi_IN"/>
-        </w:rPr>
         <w:t>"जाड़े से पहले"</w:t>
       </w:r>
     </w:p>
@@ -46339,21 +40109,6 @@
           <w:b/>
           <w:lang w:val="hi_IN" w:bidi="hi_IN"/>
         </w:rPr>
-        <w:t>ἀσπάζεταί σε Εὔβουλος, καὶ Πούδης, καὶ Λίνος, καὶ Κλαυδία, καὶ οἱ ἀδελφοὶ</w:t>
-      </w:r>
-    </w:p>
-    <w:p>
-      <w:pPr/>
-      <w:r>
-        <w:rPr>
-          <w:lang w:val="hi_IN" w:bidi="hi_IN"/>
-        </w:rPr>
-      </w:r>
-      <w:r>
-        <w:rPr>
-          <w:b/>
-          <w:lang w:val="hi_IN" w:bidi="hi_IN"/>
-        </w:rPr>
         <w:t>""</w:t>
       </w:r>
     </w:p>
@@ -46417,21 +40172,6 @@
           <w:b/>
           <w:lang w:val="hi_IN" w:bidi="hi_IN"/>
         </w:rPr>
-        <w:t>Εὔβουλος &amp; Πούδης &amp; Λίνος</w:t>
-      </w:r>
-    </w:p>
-    <w:p>
-      <w:pPr/>
-      <w:r>
-        <w:rPr>
-          <w:lang w:val="hi_IN" w:bidi="hi_IN"/>
-        </w:rPr>
-      </w:r>
-      <w:r>
-        <w:rPr>
-          <w:b/>
-          <w:lang w:val="hi_IN" w:bidi="hi_IN"/>
-        </w:rPr>
         <w:t>""</w:t>
       </w:r>
     </w:p>
@@ -46515,21 +40255,6 @@
           <w:b/>
           <w:lang w:val="hi_IN" w:bidi="hi_IN"/>
         </w:rPr>
-        <w:t>Κλαυδία</w:t>
-      </w:r>
-    </w:p>
-    <w:p>
-      <w:pPr/>
-      <w:r>
-        <w:rPr>
-          <w:lang w:val="hi_IN" w:bidi="hi_IN"/>
-        </w:rPr>
-      </w:r>
-      <w:r>
-        <w:rPr>
-          <w:b/>
-          <w:lang w:val="hi_IN" w:bidi="hi_IN"/>
-        </w:rPr>
         <w:t>"क्लौदिया"</w:t>
       </w:r>
     </w:p>
@@ -46613,21 +40338,6 @@
           <w:b/>
           <w:lang w:val="hi_IN" w:bidi="hi_IN"/>
         </w:rPr>
-        <w:t>οἱ ἀδελφοὶ</w:t>
-      </w:r>
-    </w:p>
-    <w:p>
-      <w:pPr/>
-      <w:r>
-        <w:rPr>
-          <w:lang w:val="hi_IN" w:bidi="hi_IN"/>
-        </w:rPr>
-      </w:r>
-      <w:r>
-        <w:rPr>
-          <w:b/>
-          <w:lang w:val="hi_IN" w:bidi="hi_IN"/>
-        </w:rPr>
         <w:t>"भाइयों"</w:t>
       </w:r>
     </w:p>
@@ -46797,21 +40507,6 @@
           <w:b/>
           <w:lang w:val="hi_IN" w:bidi="hi_IN"/>
         </w:rPr>
-        <w:t>οἱ ἀδελφοὶ</w:t>
-      </w:r>
-    </w:p>
-    <w:p>
-      <w:pPr/>
-      <w:r>
-        <w:rPr>
-          <w:lang w:val="hi_IN" w:bidi="hi_IN"/>
-        </w:rPr>
-      </w:r>
-      <w:r>
-        <w:rPr>
-          <w:b/>
-          <w:lang w:val="hi_IN" w:bidi="hi_IN"/>
-        </w:rPr>
         <w:t>"भाइयों"</w:t>
       </w:r>
     </w:p>
@@ -46908,21 +40603,6 @@
           <w:b/>
           <w:lang w:val="hi_IN" w:bidi="hi_IN"/>
         </w:rPr>
-        <w:t>οἱ ἀδελφοὶ</w:t>
-      </w:r>
-    </w:p>
-    <w:p>
-      <w:pPr/>
-      <w:r>
-        <w:rPr>
-          <w:lang w:val="hi_IN" w:bidi="hi_IN"/>
-        </w:rPr>
-      </w:r>
-      <w:r>
-        <w:rPr>
-          <w:b/>
-          <w:lang w:val="hi_IN" w:bidi="hi_IN"/>
-        </w:rPr>
         <w:t>""</w:t>
       </w:r>
     </w:p>
@@ -47019,21 +40699,6 @@
           <w:b/>
           <w:lang w:val="hi_IN" w:bidi="hi_IN"/>
         </w:rPr>
-        <w:t>ὁ Κύριος μετὰ τοῦ πνεύματός σου</w:t>
-      </w:r>
-    </w:p>
-    <w:p>
-      <w:pPr/>
-      <w:r>
-        <w:rPr>
-          <w:lang w:val="hi_IN" w:bidi="hi_IN"/>
-        </w:rPr>
-      </w:r>
-      <w:r>
-        <w:rPr>
-          <w:b/>
-          <w:lang w:val="hi_IN" w:bidi="hi_IN"/>
-        </w:rPr>
         <w:t>""</w:t>
       </w:r>
     </w:p>
@@ -47130,21 +40795,6 @@
           <w:b/>
           <w:lang w:val="hi_IN" w:bidi="hi_IN"/>
         </w:rPr>
-        <w:t>ὁ Κύριος</w:t>
-      </w:r>
-    </w:p>
-    <w:p>
-      <w:pPr/>
-      <w:r>
-        <w:rPr>
-          <w:lang w:val="hi_IN" w:bidi="hi_IN"/>
-        </w:rPr>
-      </w:r>
-      <w:r>
-        <w:rPr>
-          <w:b/>
-          <w:lang w:val="hi_IN" w:bidi="hi_IN"/>
-        </w:rPr>
         <w:t>"प्रभु"</w:t>
       </w:r>
     </w:p>
@@ -47257,21 +40907,6 @@
           <w:b/>
           <w:lang w:val="hi_IN" w:bidi="hi_IN"/>
         </w:rPr>
-        <w:t>μετὰ τοῦ πνεύματός σου</w:t>
-      </w:r>
-    </w:p>
-    <w:p>
-      <w:pPr/>
-      <w:r>
-        <w:rPr>
-          <w:lang w:val="hi_IN" w:bidi="hi_IN"/>
-        </w:rPr>
-      </w:r>
-      <w:r>
-        <w:rPr>
-          <w:b/>
-          <w:lang w:val="hi_IN" w:bidi="hi_IN"/>
-        </w:rPr>
         <w:t>"प्रभु तेरी आत्मा के साथ रहे"</w:t>
       </w:r>
     </w:p>
@@ -47368,21 +41003,6 @@
           <w:b/>
           <w:lang w:val="hi_IN" w:bidi="hi_IN"/>
         </w:rPr>
-        <w:t>ἡ χάρις μεθ’ ὑμῶν</w:t>
-      </w:r>
-    </w:p>
-    <w:p>
-      <w:pPr/>
-      <w:r>
-        <w:rPr>
-          <w:lang w:val="hi_IN" w:bidi="hi_IN"/>
-        </w:rPr>
-      </w:r>
-      <w:r>
-        <w:rPr>
-          <w:b/>
-          <w:lang w:val="hi_IN" w:bidi="hi_IN"/>
-        </w:rPr>
         <w:t>"तुम पर अनुग्रह होता रहे"</w:t>
       </w:r>
     </w:p>
@@ -47446,21 +41066,6 @@
           <w:b/>
           <w:lang w:val="hi_IN" w:bidi="hi_IN"/>
         </w:rPr>
-        <w:t>ἡ χάρις μεθ’ ὑμῶν</w:t>
-      </w:r>
-    </w:p>
-    <w:p>
-      <w:pPr/>
-      <w:r>
-        <w:rPr>
-          <w:lang w:val="hi_IN" w:bidi="hi_IN"/>
-        </w:rPr>
-      </w:r>
-      <w:r>
-        <w:rPr>
-          <w:b/>
-          <w:lang w:val="hi_IN" w:bidi="hi_IN"/>
-        </w:rPr>
         <w:t>"तुम पर अनुग्रह होता रहे"</w:t>
       </w:r>
     </w:p>
@@ -47557,21 +41162,6 @@
           <w:b/>
           <w:lang w:val="hi_IN" w:bidi="hi_IN"/>
         </w:rPr>
-        <w:t>ὑμῶν</w:t>
-      </w:r>
-    </w:p>
-    <w:p>
-      <w:pPr/>
-      <w:r>
-        <w:rPr>
-          <w:lang w:val="hi_IN" w:bidi="hi_IN"/>
-        </w:rPr>
-      </w:r>
-      <w:r>
-        <w:rPr>
-          <w:b/>
-          <w:lang w:val="hi_IN" w:bidi="hi_IN"/>
-        </w:rPr>
         <w:t>""</w:t>
       </w:r>
     </w:p>
@@ -47654,21 +41244,6 @@
         <w:rPr>
           <w:lang w:val="hi_IN" w:bidi="hi_IN"/>
         </w:rPr>
-      </w:r>
-    </w:p>
-    <w:p>
-      <w:pPr/>
-      <w:r>
-        <w:rPr>
-          <w:lang w:val="hi_IN" w:bidi="hi_IN"/>
-        </w:rPr>
-      </w:r>
-      <w:r>
-        <w:rPr>
-          <w:b/>
-          <w:lang w:val="hi_IN" w:bidi="hi_IN"/>
-        </w:rPr>
-        <w:t>ὑμῶν</w:t>
       </w:r>
     </w:p>
     <w:p>

--- a/hin/docx/55.content.docx
+++ b/hin/docx/55.content.docx
@@ -28,15 +28,49 @@
       </w:r>
     </w:p>
     <w:p>
-      <w:pPr/>
-      <w:r>
-        <w:rPr>
-          <w:lang w:val="hi_IN" w:bidi="hi_IN"/>
-        </w:rPr>
-      </w:r>
-      <w:r>
-        <w:rPr>
-          <w:b/>
+      <w:pPr>
+        <w:pStyle w:val="Heading2"/>
+      </w:pPr>
+      <w:r>
+        <w:rPr>
+          <w:lang w:val="hi_IN" w:bidi="hi_IN"/>
+        </w:rPr>
+        <w:t>License Information</w:t>
+      </w:r>
+      <w:r>
+        <w:rPr>
+          <w:lang w:val="hi_IN" w:bidi="hi_IN"/>
+        </w:rPr>
+      </w:r>
+    </w:p>
+    <w:p>
+      <w:pPr/>
+      <w:r>
+        <w:rPr>
+          <w:lang w:val="hi_IN" w:bidi="hi_IN"/>
+        </w:rPr>
+      </w:r>
+      <w:r>
+        <w:rPr>
+          <w:b/>
+          <w:lang w:val="hi_IN" w:bidi="hi_IN"/>
+        </w:rPr>
+        <w:t>अनुवाद नोट्स (अनफोल्डिंग वर्ड)</w:t>
+      </w:r>
+      <w:r>
+        <w:rPr>
+          <w:lang w:val="hi_IN" w:bidi="hi_IN"/>
+        </w:rPr>
+        <w:t xml:space="preserve"> (Hindi) is based on</w:t>
+      </w:r>
+      <w:r>
+        <w:rPr>
+          <w:lang w:val="hi_IN" w:bidi="hi_IN"/>
+        </w:rPr>
+        <w:t xml:space="preserve">: </w:t>
+      </w:r>
+      <w:r>
+        <w:rPr>
           <w:lang w:val="hi_IN" w:bidi="hi_IN"/>
         </w:rPr>
         <w:t>unfoldingWord® Translation Notes</w:t>
@@ -45,31 +79,62 @@
         <w:rPr>
           <w:lang w:val="hi_IN" w:bidi="hi_IN"/>
         </w:rPr>
-        <w:t xml:space="preserve"> © 2022 unfoldingWord. Released under CC BY-SA 4.0 license. </w:t>
-      </w:r>
-      <w:r>
-        <w:rPr>
-          <w:lang w:val="hi_IN" w:bidi="hi_IN"/>
-        </w:rPr>
-        <w:t>unfoldingWord® Translation Notes</w:t>
-      </w:r>
-      <w:r>
-        <w:rPr>
-          <w:lang w:val="hi_IN" w:bidi="hi_IN"/>
-        </w:rPr>
-        <w:t xml:space="preserve"> has been adapted in the following languages: Tok Pisin, Arabic (عربي), French (Français), Hindi (हिंदी), Indonesian (Bahasa Indonesia), Portuguese (Português), Russian (Русский), Spanish (Español), Swahili (Kiswahili), and Simplified Chinese (简体中文) from </w:t>
-      </w:r>
-      <w:r>
-        <w:rPr>
-          <w:lang w:val="hi_IN" w:bidi="hi_IN"/>
-        </w:rPr>
-        <w:t>unfoldingWord® Translation Notes</w:t>
-      </w:r>
-      <w:r>
-        <w:rPr>
-          <w:lang w:val="hi_IN" w:bidi="hi_IN"/>
-        </w:rPr>
-        <w:t xml:space="preserve"> © 2022 unfoldingWord. Released under CC BY-SA 4.0 license by Mission Mutual</w:t>
+        <w:t xml:space="preserve">, </w:t>
+      </w:r>
+      <w:hyperlink r:id="rId13">
+        <w:r>
+          <w:rPr>
+            <w:lang w:val="hi_IN" w:bidi="hi_IN"/>
+          </w:rPr>
+          <w:rPr>
+            <w:color w:val="0000EE"/>
+            <w:u w:val="single"/>
+          </w:rPr>
+          <w:t>unfoldingWord</w:t>
+        </w:r>
+      </w:hyperlink>
+      <w:r>
+        <w:rPr>
+          <w:lang w:val="hi_IN" w:bidi="hi_IN"/>
+        </w:rPr>
+        <w:t xml:space="preserve">, 2022, which is licensed under a </w:t>
+      </w:r>
+      <w:hyperlink r:id="rId14">
+        <w:r>
+          <w:rPr>
+            <w:lang w:val="hi_IN" w:bidi="hi_IN"/>
+          </w:rPr>
+          <w:rPr>
+            <w:color w:val="0000EE"/>
+            <w:u w:val="single"/>
+          </w:rPr>
+          <w:t>CC BY-SA 4.0 license</w:t>
+        </w:r>
+      </w:hyperlink>
+      <w:r>
+        <w:rPr>
+          <w:lang w:val="hi_IN" w:bidi="hi_IN"/>
+        </w:rPr>
+        <w:t>.</w:t>
+      </w:r>
+      <w:r>
+        <w:rPr>
+          <w:lang w:val="hi_IN" w:bidi="hi_IN"/>
+        </w:rPr>
+      </w:r>
+    </w:p>
+    <w:p>
+      <w:pPr/>
+      <w:r>
+        <w:rPr>
+          <w:lang w:val="hi_IN" w:bidi="hi_IN"/>
+        </w:rPr>
+      </w:r>
+      <w:r>
+        <w:rPr>
+          <w:lang w:val="hi_IN" w:bidi="hi_IN"/>
+        </w:rPr>
+        <w:t>This PDF version is provided under the same license.</w:t>
       </w:r>
       <w:r>
         <w:rPr>
@@ -230,6 +295,21 @@
           <w:b/>
           <w:lang w:val="hi_IN" w:bidi="hi_IN"/>
         </w:rPr>
+        <w:t>Παῦλος, ἀπόστολος</w:t>
+      </w:r>
+    </w:p>
+    <w:p>
+      <w:pPr/>
+      <w:r>
+        <w:rPr>
+          <w:lang w:val="hi_IN" w:bidi="hi_IN"/>
+        </w:rPr>
+      </w:r>
+      <w:r>
+        <w:rPr>
+          <w:b/>
+          <w:lang w:val="hi_IN" w:bidi="hi_IN"/>
+        </w:rPr>
         <w:t>"पौलुस"</w:t>
       </w:r>
     </w:p>
@@ -288,6 +368,21 @@
           <w:lang w:val="hi_IN" w:bidi="hi_IN"/>
         </w:rPr>
       </w:r>
+      <w:r>
+        <w:rPr>
+          <w:b/>
+          <w:lang w:val="hi_IN" w:bidi="hi_IN"/>
+        </w:rPr>
+        <w:t>διὰ θελήματος Θεοῦ</w:t>
+      </w:r>
+    </w:p>
+    <w:p>
+      <w:pPr/>
+      <w:r>
+        <w:rPr>
+          <w:lang w:val="hi_IN" w:bidi="hi_IN"/>
+        </w:rPr>
+      </w:r>
     </w:p>
     <w:p>
       <w:pPr/>
@@ -349,6 +444,21 @@
           <w:b/>
           <w:lang w:val="hi_IN" w:bidi="hi_IN"/>
         </w:rPr>
+        <w:t>κατ’</w:t>
+      </w:r>
+    </w:p>
+    <w:p>
+      <w:pPr/>
+      <w:r>
+        <w:rPr>
+          <w:lang w:val="hi_IN" w:bidi="hi_IN"/>
+        </w:rPr>
+      </w:r>
+      <w:r>
+        <w:rPr>
+          <w:b/>
+          <w:lang w:val="hi_IN" w:bidi="hi_IN"/>
+        </w:rPr>
         <w:t>"परमेश्वर की इच्छा"</w:t>
       </w:r>
     </w:p>
@@ -412,6 +522,21 @@
           <w:b/>
           <w:lang w:val="hi_IN" w:bidi="hi_IN"/>
         </w:rPr>
+        <w:t>ἐπαγγελίαν ζωῆς</w:t>
+      </w:r>
+    </w:p>
+    <w:p>
+      <w:pPr/>
+      <w:r>
+        <w:rPr>
+          <w:lang w:val="hi_IN" w:bidi="hi_IN"/>
+        </w:rPr>
+      </w:r>
+      <w:r>
+        <w:rPr>
+          <w:b/>
+          <w:lang w:val="hi_IN" w:bidi="hi_IN"/>
+        </w:rPr>
         <w:t>"जीवन की प्रतिज्ञा"</w:t>
       </w:r>
     </w:p>
@@ -537,6 +662,21 @@
           <w:b/>
           <w:lang w:val="hi_IN" w:bidi="hi_IN"/>
         </w:rPr>
+        <w:t>ζωῆς τῆς ἐν Χριστῷ Ἰησοῦ</w:t>
+      </w:r>
+    </w:p>
+    <w:p>
+      <w:pPr/>
+      <w:r>
+        <w:rPr>
+          <w:lang w:val="hi_IN" w:bidi="hi_IN"/>
+        </w:rPr>
+      </w:r>
+      <w:r>
+        <w:rPr>
+          <w:b/>
+          <w:lang w:val="hi_IN" w:bidi="hi_IN"/>
+        </w:rPr>
         <w:t>"जीवन की"</w:t>
       </w:r>
       <w:r>
@@ -646,6 +786,21 @@
           <w:b/>
           <w:lang w:val="hi_IN" w:bidi="hi_IN"/>
         </w:rPr>
+        <w:t>ζωῆς τῆς</w:t>
+      </w:r>
+    </w:p>
+    <w:p>
+      <w:pPr/>
+      <w:r>
+        <w:rPr>
+          <w:lang w:val="hi_IN" w:bidi="hi_IN"/>
+        </w:rPr>
+      </w:r>
+      <w:r>
+        <w:rPr>
+          <w:b/>
+          <w:lang w:val="hi_IN" w:bidi="hi_IN"/>
+        </w:rPr>
         <w:t>"उस जीवन की ... जो ... है"</w:t>
       </w:r>
     </w:p>
@@ -750,6 +905,21 @@
           <w:b/>
           <w:lang w:val="hi_IN" w:bidi="hi_IN"/>
         </w:rPr>
+        <w:t>ζωῆς τῆς</w:t>
+      </w:r>
+    </w:p>
+    <w:p>
+      <w:pPr/>
+      <w:r>
+        <w:rPr>
+          <w:lang w:val="hi_IN" w:bidi="hi_IN"/>
+        </w:rPr>
+      </w:r>
+      <w:r>
+        <w:rPr>
+          <w:b/>
+          <w:lang w:val="hi_IN" w:bidi="hi_IN"/>
+        </w:rPr>
         <w:t>"उस जीवन की ... जो ... है"</w:t>
       </w:r>
     </w:p>
@@ -846,6 +1016,21 @@
           <w:b/>
           <w:lang w:val="hi_IN" w:bidi="hi_IN"/>
         </w:rPr>
+        <w:t>Τιμοθέῳ</w:t>
+      </w:r>
+    </w:p>
+    <w:p>
+      <w:pPr/>
+      <w:r>
+        <w:rPr>
+          <w:lang w:val="hi_IN" w:bidi="hi_IN"/>
+        </w:rPr>
+      </w:r>
+      <w:r>
+        <w:rPr>
+          <w:b/>
+          <w:lang w:val="hi_IN" w:bidi="hi_IN"/>
+        </w:rPr>
         <w:t>"तीमुथियुस"</w:t>
       </w:r>
     </w:p>
@@ -909,6 +1094,21 @@
           <w:b/>
           <w:lang w:val="hi_IN" w:bidi="hi_IN"/>
         </w:rPr>
+        <w:t>ἀγαπητῷ τέκνῳ</w:t>
+      </w:r>
+    </w:p>
+    <w:p>
+      <w:pPr/>
+      <w:r>
+        <w:rPr>
+          <w:lang w:val="hi_IN" w:bidi="hi_IN"/>
+        </w:rPr>
+      </w:r>
+      <w:r>
+        <w:rPr>
+          <w:b/>
+          <w:lang w:val="hi_IN" w:bidi="hi_IN"/>
+        </w:rPr>
         <w:t>"प्रिय पुत्र"</w:t>
       </w:r>
     </w:p>
@@ -1005,6 +1205,21 @@
           <w:b/>
           <w:lang w:val="hi_IN" w:bidi="hi_IN"/>
         </w:rPr>
+        <w:t>ἀγαπητῷ τέκνῳ</w:t>
+      </w:r>
+    </w:p>
+    <w:p>
+      <w:pPr/>
+      <w:r>
+        <w:rPr>
+          <w:lang w:val="hi_IN" w:bidi="hi_IN"/>
+        </w:rPr>
+      </w:r>
+      <w:r>
+        <w:rPr>
+          <w:b/>
+          <w:lang w:val="hi_IN" w:bidi="hi_IN"/>
+        </w:rPr>
         <w:t>"प्रिय पुत्र"</w:t>
       </w:r>
     </w:p>
@@ -1102,6 +1317,21 @@
           <w:b/>
           <w:lang w:val="hi_IN" w:bidi="hi_IN"/>
         </w:rPr>
+        <w:t>χάρις, ἔλεος, εἰρήνη, ἀπὸ Θεοῦ Πατρὸς καὶ Χριστοῦ Ἰησοῦ τοῦ Κυρίου ἡμῶν</w:t>
+      </w:r>
+    </w:p>
+    <w:p>
+      <w:pPr/>
+      <w:r>
+        <w:rPr>
+          <w:lang w:val="hi_IN" w:bidi="hi_IN"/>
+        </w:rPr>
+      </w:r>
+      <w:r>
+        <w:rPr>
+          <w:b/>
+          <w:lang w:val="hi_IN" w:bidi="hi_IN"/>
+        </w:rPr>
         <w:t>"ओर से तुझे अनुग्रह"</w:t>
       </w:r>
       <w:r>
@@ -1178,6 +1408,21 @@
           <w:b/>
           <w:lang w:val="hi_IN" w:bidi="hi_IN"/>
         </w:rPr>
+        <w:t>χάρις, ἔλεος, εἰρήνη</w:t>
+      </w:r>
+    </w:p>
+    <w:p>
+      <w:pPr/>
+      <w:r>
+        <w:rPr>
+          <w:lang w:val="hi_IN" w:bidi="hi_IN"/>
+        </w:rPr>
+      </w:r>
+      <w:r>
+        <w:rPr>
+          <w:b/>
+          <w:lang w:val="hi_IN" w:bidi="hi_IN"/>
+        </w:rPr>
         <w:t>"तुझे अनुग्रह"</w:t>
       </w:r>
       <w:r>
@@ -1274,6 +1519,21 @@
           <w:b/>
           <w:lang w:val="hi_IN" w:bidi="hi_IN"/>
         </w:rPr>
+        <w:t>Θεοῦ Πατρὸς</w:t>
+      </w:r>
+    </w:p>
+    <w:p>
+      <w:pPr/>
+      <w:r>
+        <w:rPr>
+          <w:lang w:val="hi_IN" w:bidi="hi_IN"/>
+        </w:rPr>
+      </w:r>
+      <w:r>
+        <w:rPr>
+          <w:b/>
+          <w:lang w:val="hi_IN" w:bidi="hi_IN"/>
+        </w:rPr>
         <w:t>"परमेश्वर पिता"</w:t>
       </w:r>
       <w:r>
@@ -1370,6 +1630,21 @@
           <w:b/>
           <w:lang w:val="hi_IN" w:bidi="hi_IN"/>
         </w:rPr>
+        <w:t>ἡμῶν</w:t>
+      </w:r>
+    </w:p>
+    <w:p>
+      <w:pPr/>
+      <w:r>
+        <w:rPr>
+          <w:lang w:val="hi_IN" w:bidi="hi_IN"/>
+        </w:rPr>
+      </w:r>
+      <w:r>
+        <w:rPr>
+          <w:b/>
+          <w:lang w:val="hi_IN" w:bidi="hi_IN"/>
+        </w:rPr>
         <w:t>"हमारे"</w:t>
       </w:r>
     </w:p>
@@ -1479,6 +1754,21 @@
           <w:b/>
           <w:lang w:val="hi_IN" w:bidi="hi_IN"/>
         </w:rPr>
+        <w:t>χάριν ἔχω</w:t>
+      </w:r>
+    </w:p>
+    <w:p>
+      <w:pPr/>
+      <w:r>
+        <w:rPr>
+          <w:lang w:val="hi_IN" w:bidi="hi_IN"/>
+        </w:rPr>
+      </w:r>
+      <w:r>
+        <w:rPr>
+          <w:b/>
+          <w:lang w:val="hi_IN" w:bidi="hi_IN"/>
+        </w:rPr>
         <w:t>"परमेश्वर की"</w:t>
       </w:r>
       <w:r>
@@ -1588,6 +1878,21 @@
           <w:b/>
           <w:lang w:val="hi_IN" w:bidi="hi_IN"/>
         </w:rPr>
+        <w:t>ᾧ λατρεύω ἀπὸ προγόνων</w:t>
+      </w:r>
+    </w:p>
+    <w:p>
+      <w:pPr/>
+      <w:r>
+        <w:rPr>
+          <w:lang w:val="hi_IN" w:bidi="hi_IN"/>
+        </w:rPr>
+      </w:r>
+      <w:r>
+        <w:rPr>
+          <w:b/>
+          <w:lang w:val="hi_IN" w:bidi="hi_IN"/>
+        </w:rPr>
         <w:t>"सेवा मैं पूर्वजों"</w:t>
       </w:r>
       <w:r>
@@ -1659,6 +1964,21 @@
           <w:lang w:val="hi_IN" w:bidi="hi_IN"/>
         </w:rPr>
       </w:r>
+      <w:r>
+        <w:rPr>
+          <w:b/>
+          <w:lang w:val="hi_IN" w:bidi="hi_IN"/>
+        </w:rPr>
+        <w:t>ἐν καθαρᾷ συνειδήσει</w:t>
+      </w:r>
+    </w:p>
+    <w:p>
+      <w:pPr/>
+      <w:r>
+        <w:rPr>
+          <w:lang w:val="hi_IN" w:bidi="hi_IN"/>
+        </w:rPr>
+      </w:r>
     </w:p>
     <w:p>
       <w:pPr/>
@@ -1748,6 +2068,21 @@
           <w:lang w:val="hi_IN" w:bidi="hi_IN"/>
         </w:rPr>
       </w:r>
+      <w:r>
+        <w:rPr>
+          <w:b/>
+          <w:lang w:val="hi_IN" w:bidi="hi_IN"/>
+        </w:rPr>
+        <w:t>ὡς ἀδιάλειπτον ἔχω τὴν περὶ σοῦ μνείαν</w:t>
+      </w:r>
+    </w:p>
+    <w:p>
+      <w:pPr/>
+      <w:r>
+        <w:rPr>
+          <w:lang w:val="hi_IN" w:bidi="hi_IN"/>
+        </w:rPr>
+      </w:r>
     </w:p>
     <w:p>
       <w:pPr/>
@@ -1913,6 +2248,21 @@
           <w:lang w:val="hi_IN" w:bidi="hi_IN"/>
         </w:rPr>
       </w:r>
+      <w:r>
+        <w:rPr>
+          <w:b/>
+          <w:lang w:val="hi_IN" w:bidi="hi_IN"/>
+        </w:rPr>
+        <w:t>νυκτὸς καὶ ἡμέρας</w:t>
+      </w:r>
+    </w:p>
+    <w:p>
+      <w:pPr/>
+      <w:r>
+        <w:rPr>
+          <w:lang w:val="hi_IN" w:bidi="hi_IN"/>
+        </w:rPr>
+      </w:r>
     </w:p>
     <w:p>
       <w:pPr/>
@@ -2007,6 +2357,21 @@
           <w:b/>
           <w:lang w:val="hi_IN" w:bidi="hi_IN"/>
         </w:rPr>
+        <w:t>μεμνημένος σου τῶν δακρύων</w:t>
+      </w:r>
+    </w:p>
+    <w:p>
+      <w:pPr/>
+      <w:r>
+        <w:rPr>
+          <w:lang w:val="hi_IN" w:bidi="hi_IN"/>
+        </w:rPr>
+      </w:r>
+      <w:r>
+        <w:rPr>
+          <w:b/>
+          <w:lang w:val="hi_IN" w:bidi="hi_IN"/>
+        </w:rPr>
         <w:t>"तेरे आँसुओं सुधि कर करके"</w:t>
       </w:r>
       <w:r>
@@ -2103,6 +2468,21 @@
           <w:b/>
           <w:lang w:val="hi_IN" w:bidi="hi_IN"/>
         </w:rPr>
+        <w:t>σου τῶν δακρύων</w:t>
+      </w:r>
+    </w:p>
+    <w:p>
+      <w:pPr/>
+      <w:r>
+        <w:rPr>
+          <w:lang w:val="hi_IN" w:bidi="hi_IN"/>
+        </w:rPr>
+      </w:r>
+      <w:r>
+        <w:rPr>
+          <w:b/>
+          <w:lang w:val="hi_IN" w:bidi="hi_IN"/>
+        </w:rPr>
         <w:t>"शुद्ध विवेक से करता हूँ"</w:t>
       </w:r>
     </w:p>
@@ -2199,6 +2579,21 @@
           <w:b/>
           <w:lang w:val="hi_IN" w:bidi="hi_IN"/>
         </w:rPr>
+        <w:t>χαρᾶς πληρωθῶ</w:t>
+      </w:r>
+    </w:p>
+    <w:p>
+      <w:pPr/>
+      <w:r>
+        <w:rPr>
+          <w:lang w:val="hi_IN" w:bidi="hi_IN"/>
+        </w:rPr>
+      </w:r>
+      <w:r>
+        <w:rPr>
+          <w:b/>
+          <w:lang w:val="hi_IN" w:bidi="hi_IN"/>
+        </w:rPr>
         <w:t>"आनन्द से भर जाऊँ"</w:t>
       </w:r>
     </w:p>
@@ -2295,6 +2690,21 @@
           <w:b/>
           <w:lang w:val="hi_IN" w:bidi="hi_IN"/>
         </w:rPr>
+        <w:t>χαρᾶς πληρωθῶ</w:t>
+      </w:r>
+    </w:p>
+    <w:p>
+      <w:pPr/>
+      <w:r>
+        <w:rPr>
+          <w:lang w:val="hi_IN" w:bidi="hi_IN"/>
+        </w:rPr>
+      </w:r>
+      <w:r>
+        <w:rPr>
+          <w:b/>
+          <w:lang w:val="hi_IN" w:bidi="hi_IN"/>
+        </w:rPr>
         <w:t>"आनन्द से भर जाऊँ"</w:t>
       </w:r>
     </w:p>
@@ -2378,6 +2788,21 @@
           <w:b/>
           <w:lang w:val="hi_IN" w:bidi="hi_IN"/>
         </w:rPr>
+        <w:t>χαρᾶς πληρωθῶ</w:t>
+      </w:r>
+    </w:p>
+    <w:p>
+      <w:pPr/>
+      <w:r>
+        <w:rPr>
+          <w:lang w:val="hi_IN" w:bidi="hi_IN"/>
+        </w:rPr>
+      </w:r>
+      <w:r>
+        <w:rPr>
+          <w:b/>
+          <w:lang w:val="hi_IN" w:bidi="hi_IN"/>
+        </w:rPr>
         <w:t>"कि आनन्द से भर जाऊँ"</w:t>
       </w:r>
     </w:p>
@@ -2486,6 +2911,21 @@
           <w:b/>
           <w:lang w:val="hi_IN" w:bidi="hi_IN"/>
         </w:rPr>
+        <w:t>ὑπόμνησιν λαβὼν</w:t>
+      </w:r>
+    </w:p>
+    <w:p>
+      <w:pPr/>
+      <w:r>
+        <w:rPr>
+          <w:lang w:val="hi_IN" w:bidi="hi_IN"/>
+        </w:rPr>
+      </w:r>
+      <w:r>
+        <w:rPr>
+          <w:b/>
+          <w:lang w:val="hi_IN" w:bidi="hi_IN"/>
+        </w:rPr>
         <w:t>""</w:t>
       </w:r>
     </w:p>
@@ -2569,6 +3009,21 @@
           <w:b/>
           <w:lang w:val="hi_IN" w:bidi="hi_IN"/>
         </w:rPr>
+        <w:t>τῆς ἐν σοὶ ἀνυποκρίτου πίστεως, ἥτις ἐνῴκησεν πρῶτον</w:t>
+      </w:r>
+    </w:p>
+    <w:p>
+      <w:pPr/>
+      <w:r>
+        <w:rPr>
+          <w:lang w:val="hi_IN" w:bidi="hi_IN"/>
+        </w:rPr>
+      </w:r>
+      <w:r>
+        <w:rPr>
+          <w:b/>
+          <w:lang w:val="hi_IN" w:bidi="hi_IN"/>
+        </w:rPr>
         <w:t>"तेरे उस निष्कपट विश्वास की है"</w:t>
       </w:r>
     </w:p>
@@ -2830,6 +3285,21 @@
           <w:b/>
           <w:lang w:val="hi_IN" w:bidi="hi_IN"/>
         </w:rPr>
+        <w:t>τῇ μάμμῃ σου</w:t>
+      </w:r>
+    </w:p>
+    <w:p>
+      <w:pPr/>
+      <w:r>
+        <w:rPr>
+          <w:lang w:val="hi_IN" w:bidi="hi_IN"/>
+        </w:rPr>
+      </w:r>
+      <w:r>
+        <w:rPr>
+          <w:b/>
+          <w:lang w:val="hi_IN" w:bidi="hi_IN"/>
+        </w:rPr>
         <w:t>"यूनीके"</w:t>
       </w:r>
     </w:p>
@@ -2908,6 +3378,21 @@
           <w:lang w:val="hi_IN" w:bidi="hi_IN"/>
         </w:rPr>
       </w:r>
+      <w:r>
+        <w:rPr>
+          <w:b/>
+          <w:lang w:val="hi_IN" w:bidi="hi_IN"/>
+        </w:rPr>
+        <w:t>Λωΐδι &amp; Εὐνίκῃ</w:t>
+      </w:r>
+    </w:p>
+    <w:p>
+      <w:pPr/>
+      <w:r>
+        <w:rPr>
+          <w:lang w:val="hi_IN" w:bidi="hi_IN"/>
+        </w:rPr>
+      </w:r>
     </w:p>
     <w:p>
       <w:pPr/>
@@ -2989,6 +3474,21 @@
           <w:b/>
           <w:lang w:val="hi_IN" w:bidi="hi_IN"/>
         </w:rPr>
+        <w:t>πέπεισμαι</w:t>
+      </w:r>
+    </w:p>
+    <w:p>
+      <w:pPr/>
+      <w:r>
+        <w:rPr>
+          <w:lang w:val="hi_IN" w:bidi="hi_IN"/>
+        </w:rPr>
+      </w:r>
+      <w:r>
+        <w:rPr>
+          <w:b/>
+          <w:lang w:val="hi_IN" w:bidi="hi_IN"/>
+        </w:rPr>
         <w:t>"मुझे निश्चय हुआ है"</w:t>
       </w:r>
     </w:p>
@@ -3067,6 +3567,21 @@
           <w:lang w:val="hi_IN" w:bidi="hi_IN"/>
         </w:rPr>
       </w:r>
+      <w:r>
+        <w:rPr>
+          <w:b/>
+          <w:lang w:val="hi_IN" w:bidi="hi_IN"/>
+        </w:rPr>
+        <w:t>δι’ ἣν αἰτίαν</w:t>
+      </w:r>
+    </w:p>
+    <w:p>
+      <w:pPr/>
+      <w:r>
+        <w:rPr>
+          <w:lang w:val="hi_IN" w:bidi="hi_IN"/>
+        </w:rPr>
+      </w:r>
     </w:p>
     <w:p>
       <w:pPr/>
@@ -3141,6 +3656,21 @@
           <w:b/>
           <w:lang w:val="hi_IN" w:bidi="hi_IN"/>
         </w:rPr>
+        <w:t>ἀναζωπυρεῖν τὸ χάρισμα</w:t>
+      </w:r>
+    </w:p>
+    <w:p>
+      <w:pPr/>
+      <w:r>
+        <w:rPr>
+          <w:lang w:val="hi_IN" w:bidi="hi_IN"/>
+        </w:rPr>
+      </w:r>
+      <w:r>
+        <w:rPr>
+          <w:b/>
+          <w:lang w:val="hi_IN" w:bidi="hi_IN"/>
+        </w:rPr>
         <w:t>""</w:t>
       </w:r>
     </w:p>
@@ -3237,6 +3767,21 @@
           <w:b/>
           <w:lang w:val="hi_IN" w:bidi="hi_IN"/>
         </w:rPr>
+        <w:t>τὸ χάρισμα τοῦ Θεοῦ, ὅ ἐστιν ἐν σοὶ</w:t>
+      </w:r>
+    </w:p>
+    <w:p>
+      <w:pPr/>
+      <w:r>
+        <w:rPr>
+          <w:lang w:val="hi_IN" w:bidi="hi_IN"/>
+        </w:rPr>
+      </w:r>
+      <w:r>
+        <w:rPr>
+          <w:b/>
+          <w:lang w:val="hi_IN" w:bidi="hi_IN"/>
+        </w:rPr>
         <w:t>"परमेश्वर के उस वरदान को जो मेरे हाथ के द्वारा तुझे है"</w:t>
       </w:r>
     </w:p>
@@ -3346,6 +3891,21 @@
           <w:b/>
           <w:lang w:val="hi_IN" w:bidi="hi_IN"/>
         </w:rPr>
+        <w:t>τὸ χάρισμα τοῦ Θεοῦ, ὅ ἐστιν ἐν σοὶ</w:t>
+      </w:r>
+    </w:p>
+    <w:p>
+      <w:pPr/>
+      <w:r>
+        <w:rPr>
+          <w:lang w:val="hi_IN" w:bidi="hi_IN"/>
+        </w:rPr>
+      </w:r>
+      <w:r>
+        <w:rPr>
+          <w:b/>
+          <w:lang w:val="hi_IN" w:bidi="hi_IN"/>
+        </w:rPr>
         <w:t>"परमेश्वर के उस वरदान को जो मेरे हाथ के द्वारा तुझे है"</w:t>
       </w:r>
     </w:p>
@@ -3429,6 +3989,21 @@
           <w:b/>
           <w:lang w:val="hi_IN" w:bidi="hi_IN"/>
         </w:rPr>
+        <w:t>διὰ τῆς ἐπιθέσεως τῶν χειρῶν μου</w:t>
+      </w:r>
+    </w:p>
+    <w:p>
+      <w:pPr/>
+      <w:r>
+        <w:rPr>
+          <w:lang w:val="hi_IN" w:bidi="hi_IN"/>
+        </w:rPr>
+      </w:r>
+      <w:r>
+        <w:rPr>
+          <w:b/>
+          <w:lang w:val="hi_IN" w:bidi="hi_IN"/>
+        </w:rPr>
         <w:t>"परमेश्वर के उस वरदान को जो मेरे हाथ के द्वारा तुझे है"</w:t>
       </w:r>
     </w:p>
@@ -3505,6 +4080,21 @@
           <w:b/>
           <w:lang w:val="hi_IN" w:bidi="hi_IN"/>
         </w:rPr>
+        <w:t>γὰρ</w:t>
+      </w:r>
+    </w:p>
+    <w:p>
+      <w:pPr/>
+      <w:r>
+        <w:rPr>
+          <w:lang w:val="hi_IN" w:bidi="hi_IN"/>
+        </w:rPr>
+      </w:r>
+      <w:r>
+        <w:rPr>
+          <w:b/>
+          <w:lang w:val="hi_IN" w:bidi="hi_IN"/>
+        </w:rPr>
         <w:t>"क्योंकि"</w:t>
       </w:r>
     </w:p>
@@ -3614,6 +4204,21 @@
           <w:b/>
           <w:lang w:val="hi_IN" w:bidi="hi_IN"/>
         </w:rPr>
+        <w:t>πνεῦμα δειλίας, ἀλλὰ δυνάμεως, καὶ ἀγάπης, καὶ σωφρονισμοῦ</w:t>
+      </w:r>
+    </w:p>
+    <w:p>
+      <w:pPr/>
+      <w:r>
+        <w:rPr>
+          <w:lang w:val="hi_IN" w:bidi="hi_IN"/>
+        </w:rPr>
+      </w:r>
+      <w:r>
+        <w:rPr>
+          <w:b/>
+          <w:lang w:val="hi_IN" w:bidi="hi_IN"/>
+        </w:rPr>
         <w:t>"परमेश्वर हमें भय की नहीं पर सामर्थ्य, और प्रेम, और संयम की आत्मा दी है"</w:t>
       </w:r>
     </w:p>
@@ -3703,6 +4308,21 @@
           <w:b/>
           <w:lang w:val="hi_IN" w:bidi="hi_IN"/>
         </w:rPr>
+        <w:t>δειλίας, ἀλλὰ δυνάμεως, καὶ ἀγάπης, καὶ σωφρονισμοῦ</w:t>
+      </w:r>
+    </w:p>
+    <w:p>
+      <w:pPr/>
+      <w:r>
+        <w:rPr>
+          <w:lang w:val="hi_IN" w:bidi="hi_IN"/>
+        </w:rPr>
+      </w:r>
+      <w:r>
+        <w:rPr>
+          <w:b/>
+          <w:lang w:val="hi_IN" w:bidi="hi_IN"/>
+        </w:rPr>
         <w:t>"सामर्थ्य, और प्रेम, और संयम की"</w:t>
       </w:r>
     </w:p>
@@ -3786,6 +4406,21 @@
           <w:b/>
           <w:lang w:val="hi_IN" w:bidi="hi_IN"/>
         </w:rPr>
+        <w:t>σωφρονισμοῦ</w:t>
+      </w:r>
+    </w:p>
+    <w:p>
+      <w:pPr/>
+      <w:r>
+        <w:rPr>
+          <w:lang w:val="hi_IN" w:bidi="hi_IN"/>
+        </w:rPr>
+      </w:r>
+      <w:r>
+        <w:rPr>
+          <w:b/>
+          <w:lang w:val="hi_IN" w:bidi="hi_IN"/>
+        </w:rPr>
         <w:t>"संयम की"</w:t>
       </w:r>
     </w:p>
@@ -3888,6 +4523,21 @@
           <w:b/>
           <w:lang w:val="hi_IN" w:bidi="hi_IN"/>
         </w:rPr>
+        <w:t>οὖν</w:t>
+      </w:r>
+    </w:p>
+    <w:p>
+      <w:pPr/>
+      <w:r>
+        <w:rPr>
+          <w:lang w:val="hi_IN" w:bidi="hi_IN"/>
+        </w:rPr>
+      </w:r>
+      <w:r>
+        <w:rPr>
+          <w:b/>
+          <w:lang w:val="hi_IN" w:bidi="hi_IN"/>
+        </w:rPr>
         <w:t>"इसलिए"</w:t>
       </w:r>
     </w:p>
@@ -4000,6 +4650,21 @@
           <w:b/>
           <w:lang w:val="hi_IN" w:bidi="hi_IN"/>
         </w:rPr>
+        <w:t>μὴ &amp; ἐπαισχυνθῇς τὸ μαρτύριον τοῦ Κυρίου ἡμῶν, μηδὲ ἐμὲ, τὸν δέσμιον αὐτοῦ</w:t>
+      </w:r>
+    </w:p>
+    <w:p>
+      <w:pPr/>
+      <w:r>
+        <w:rPr>
+          <w:lang w:val="hi_IN" w:bidi="hi_IN"/>
+        </w:rPr>
+      </w:r>
+      <w:r>
+        <w:rPr>
+          <w:b/>
+          <w:lang w:val="hi_IN" w:bidi="hi_IN"/>
+        </w:rPr>
         <w:t>"हमारे प्रभु की गवाही से, और मुझसे जो उसका कैदी हूँ, लज्जित न हो"</w:t>
       </w:r>
     </w:p>
@@ -4103,6 +4768,21 @@
           <w:b/>
           <w:lang w:val="hi_IN" w:bidi="hi_IN"/>
         </w:rPr>
+        <w:t>τὸ μαρτύριον τοῦ Κυρίου ἡμῶν</w:t>
+      </w:r>
+    </w:p>
+    <w:p>
+      <w:pPr/>
+      <w:r>
+        <w:rPr>
+          <w:lang w:val="hi_IN" w:bidi="hi_IN"/>
+        </w:rPr>
+      </w:r>
+      <w:r>
+        <w:rPr>
+          <w:b/>
+          <w:lang w:val="hi_IN" w:bidi="hi_IN"/>
+        </w:rPr>
         <w:t>"गवाही से"</w:t>
       </w:r>
     </w:p>
@@ -4179,6 +4859,21 @@
           <w:b/>
           <w:lang w:val="hi_IN" w:bidi="hi_IN"/>
         </w:rPr>
+        <w:t>τὸν δέσμιον αὐτοῦ</w:t>
+      </w:r>
+    </w:p>
+    <w:p>
+      <w:pPr/>
+      <w:r>
+        <w:rPr>
+          <w:lang w:val="hi_IN" w:bidi="hi_IN"/>
+        </w:rPr>
+      </w:r>
+      <w:r>
+        <w:rPr>
+          <w:b/>
+          <w:lang w:val="hi_IN" w:bidi="hi_IN"/>
+        </w:rPr>
         <w:t>"जो उसका कैदी हूँ"</w:t>
       </w:r>
     </w:p>
@@ -4255,6 +4950,21 @@
           <w:b/>
           <w:lang w:val="hi_IN" w:bidi="hi_IN"/>
         </w:rPr>
+        <w:t>συνκακοπάθησον</w:t>
+      </w:r>
+    </w:p>
+    <w:p>
+      <w:pPr/>
+      <w:r>
+        <w:rPr>
+          <w:lang w:val="hi_IN" w:bidi="hi_IN"/>
+        </w:rPr>
+      </w:r>
+      <w:r>
+        <w:rPr>
+          <w:b/>
+          <w:lang w:val="hi_IN" w:bidi="hi_IN"/>
+        </w:rPr>
         <w:t>""</w:t>
       </w:r>
     </w:p>
@@ -4351,6 +5061,21 @@
           <w:b/>
           <w:lang w:val="hi_IN" w:bidi="hi_IN"/>
         </w:rPr>
+        <w:t>τῷ εὐαγγελίῳ</w:t>
+      </w:r>
+    </w:p>
+    <w:p>
+      <w:pPr/>
+      <w:r>
+        <w:rPr>
+          <w:lang w:val="hi_IN" w:bidi="hi_IN"/>
+        </w:rPr>
+      </w:r>
+      <w:r>
+        <w:rPr>
+          <w:b/>
+          <w:lang w:val="hi_IN" w:bidi="hi_IN"/>
+        </w:rPr>
         <w:t>"सुसमाचार के लिये साथ दुःख उठा"</w:t>
       </w:r>
     </w:p>
@@ -4427,6 +5152,21 @@
           <w:b/>
           <w:lang w:val="hi_IN" w:bidi="hi_IN"/>
         </w:rPr>
+        <w:t>κατὰ δύναμιν Θεοῦ</w:t>
+      </w:r>
+    </w:p>
+    <w:p>
+      <w:pPr/>
+      <w:r>
+        <w:rPr>
+          <w:lang w:val="hi_IN" w:bidi="hi_IN"/>
+        </w:rPr>
+      </w:r>
+      <w:r>
+        <w:rPr>
+          <w:b/>
+          <w:lang w:val="hi_IN" w:bidi="hi_IN"/>
+        </w:rPr>
         <w:t>"उस परमेश्वर की सामर्थ्य के अनुसार सुसमाचार के लिये"</w:t>
       </w:r>
     </w:p>
@@ -4503,6 +5243,21 @@
           <w:b/>
           <w:lang w:val="hi_IN" w:bidi="hi_IN"/>
         </w:rPr>
+        <w:t>κλήσει ἁγίᾳ</w:t>
+      </w:r>
+    </w:p>
+    <w:p>
+      <w:pPr/>
+      <w:r>
+        <w:rPr>
+          <w:lang w:val="hi_IN" w:bidi="hi_IN"/>
+        </w:rPr>
+      </w:r>
+      <w:r>
+        <w:rPr>
+          <w:b/>
+          <w:lang w:val="hi_IN" w:bidi="hi_IN"/>
+        </w:rPr>
         <w:t>"पवित्र बुलाहट से"</w:t>
       </w:r>
     </w:p>
@@ -4579,6 +5334,21 @@
           <w:b/>
           <w:lang w:val="hi_IN" w:bidi="hi_IN"/>
         </w:rPr>
+        <w:t>οὐ κατὰ τὰ ἔργα ἡμῶν, ἀλλὰ κατὰ ἰδίαν πρόθεσιν καὶ χάριν, τὴν δοθεῖσαν ἡμῖν</w:t>
+      </w:r>
+    </w:p>
+    <w:p>
+      <w:pPr/>
+      <w:r>
+        <w:rPr>
+          <w:lang w:val="hi_IN" w:bidi="hi_IN"/>
+        </w:rPr>
+      </w:r>
+      <w:r>
+        <w:rPr>
+          <w:b/>
+          <w:lang w:val="hi_IN" w:bidi="hi_IN"/>
+        </w:rPr>
         <w:t>"यह हमारे कामों के"</w:t>
       </w:r>
       <w:r>
@@ -4757,6 +5527,21 @@
           <w:b/>
           <w:lang w:val="hi_IN" w:bidi="hi_IN"/>
         </w:rPr>
+        <w:t>τὴν δοθεῖσαν</w:t>
+      </w:r>
+    </w:p>
+    <w:p>
+      <w:pPr/>
+      <w:r>
+        <w:rPr>
+          <w:lang w:val="hi_IN" w:bidi="hi_IN"/>
+        </w:rPr>
+      </w:r>
+      <w:r>
+        <w:rPr>
+          <w:b/>
+          <w:lang w:val="hi_IN" w:bidi="hi_IN"/>
+        </w:rPr>
         <w:t>"उस अनुग्रह के"</w:t>
       </w:r>
       <w:r>
@@ -4866,6 +5651,21 @@
           <w:b/>
           <w:lang w:val="hi_IN" w:bidi="hi_IN"/>
         </w:rPr>
+        <w:t>ἐν Χριστῷ Ἰησοῦ πρὸ χρόνων αἰωνίων</w:t>
+      </w:r>
+    </w:p>
+    <w:p>
+      <w:pPr/>
+      <w:r>
+        <w:rPr>
+          <w:lang w:val="hi_IN" w:bidi="hi_IN"/>
+        </w:rPr>
+      </w:r>
+      <w:r>
+        <w:rPr>
+          <w:b/>
+          <w:lang w:val="hi_IN" w:bidi="hi_IN"/>
+        </w:rPr>
         <w:t>"मसीह यीशु में"</w:t>
       </w:r>
     </w:p>
@@ -4955,6 +5755,21 @@
           <w:b/>
           <w:lang w:val="hi_IN" w:bidi="hi_IN"/>
         </w:rPr>
+        <w:t>πρὸ χρόνων αἰωνίων</w:t>
+      </w:r>
+    </w:p>
+    <w:p>
+      <w:pPr/>
+      <w:r>
+        <w:rPr>
+          <w:lang w:val="hi_IN" w:bidi="hi_IN"/>
+        </w:rPr>
+      </w:r>
+      <w:r>
+        <w:rPr>
+          <w:b/>
+          <w:lang w:val="hi_IN" w:bidi="hi_IN"/>
+        </w:rPr>
         <w:t>""</w:t>
       </w:r>
     </w:p>
@@ -5018,6 +5833,21 @@
           <w:b/>
           <w:lang w:val="hi_IN" w:bidi="hi_IN"/>
         </w:rPr>
+        <w:t>φανερωθεῖσαν δὲ νῦν</w:t>
+      </w:r>
+    </w:p>
+    <w:p>
+      <w:pPr/>
+      <w:r>
+        <w:rPr>
+          <w:lang w:val="hi_IN" w:bidi="hi_IN"/>
+        </w:rPr>
+      </w:r>
+      <w:r>
+        <w:rPr>
+          <w:b/>
+          <w:lang w:val="hi_IN" w:bidi="hi_IN"/>
+        </w:rPr>
         <w:t>"पर अब"</w:t>
       </w:r>
       <w:r>
@@ -5114,6 +5944,21 @@
           <w:b/>
           <w:lang w:val="hi_IN" w:bidi="hi_IN"/>
         </w:rPr>
+        <w:t>διὰ τῆς ἐπιφανείας τοῦ Σωτῆρος ἡμῶν, Χριστοῦ Ἰησοῦ</w:t>
+      </w:r>
+    </w:p>
+    <w:p>
+      <w:pPr/>
+      <w:r>
+        <w:rPr>
+          <w:lang w:val="hi_IN" w:bidi="hi_IN"/>
+        </w:rPr>
+      </w:r>
+      <w:r>
+        <w:rPr>
+          <w:b/>
+          <w:lang w:val="hi_IN" w:bidi="hi_IN"/>
+        </w:rPr>
         <w:t>""</w:t>
       </w:r>
     </w:p>
@@ -5197,6 +6042,21 @@
           <w:b/>
           <w:lang w:val="hi_IN" w:bidi="hi_IN"/>
         </w:rPr>
+        <w:t>καταργήσαντος μὲν τὸν θάνατον</w:t>
+      </w:r>
+    </w:p>
+    <w:p>
+      <w:pPr/>
+      <w:r>
+        <w:rPr>
+          <w:lang w:val="hi_IN" w:bidi="hi_IN"/>
+        </w:rPr>
+      </w:r>
+      <w:r>
+        <w:rPr>
+          <w:b/>
+          <w:lang w:val="hi_IN" w:bidi="hi_IN"/>
+        </w:rPr>
         <w:t>"जिसने मृत्यु का नाश किया"</w:t>
       </w:r>
     </w:p>
@@ -5293,6 +6153,21 @@
           <w:b/>
           <w:lang w:val="hi_IN" w:bidi="hi_IN"/>
         </w:rPr>
+        <w:t>φωτίσαντος δὲ ζωὴν καὶ ἀφθαρσίαν διὰ τοῦ εὐαγγελίου</w:t>
+      </w:r>
+    </w:p>
+    <w:p>
+      <w:pPr/>
+      <w:r>
+        <w:rPr>
+          <w:lang w:val="hi_IN" w:bidi="hi_IN"/>
+        </w:rPr>
+      </w:r>
+      <w:r>
+        <w:rPr>
+          <w:b/>
+          <w:lang w:val="hi_IN" w:bidi="hi_IN"/>
+        </w:rPr>
         <w:t>""</w:t>
       </w:r>
     </w:p>
@@ -5389,6 +6264,21 @@
           <w:b/>
           <w:lang w:val="hi_IN" w:bidi="hi_IN"/>
         </w:rPr>
+        <w:t>ζωὴν καὶ ἀφθαρσίαν</w:t>
+      </w:r>
+    </w:p>
+    <w:p>
+      <w:pPr/>
+      <w:r>
+        <w:rPr>
+          <w:lang w:val="hi_IN" w:bidi="hi_IN"/>
+        </w:rPr>
+      </w:r>
+      <w:r>
+        <w:rPr>
+          <w:b/>
+          <w:lang w:val="hi_IN" w:bidi="hi_IN"/>
+        </w:rPr>
         <w:t>"जीवन और अमरता को"</w:t>
       </w:r>
     </w:p>
@@ -5485,6 +6375,21 @@
           <w:b/>
           <w:lang w:val="hi_IN" w:bidi="hi_IN"/>
         </w:rPr>
+        <w:t>ζωὴν καὶ ἀφθαρσίαν</w:t>
+      </w:r>
+    </w:p>
+    <w:p>
+      <w:pPr/>
+      <w:r>
+        <w:rPr>
+          <w:lang w:val="hi_IN" w:bidi="hi_IN"/>
+        </w:rPr>
+      </w:r>
+      <w:r>
+        <w:rPr>
+          <w:b/>
+          <w:lang w:val="hi_IN" w:bidi="hi_IN"/>
+        </w:rPr>
         <w:t>"जीवन और अमरता"</w:t>
       </w:r>
     </w:p>
@@ -5614,6 +6519,21 @@
           <w:b/>
           <w:lang w:val="hi_IN" w:bidi="hi_IN"/>
         </w:rPr>
+        <w:t>ζωὴν</w:t>
+      </w:r>
+    </w:p>
+    <w:p>
+      <w:pPr/>
+      <w:r>
+        <w:rPr>
+          <w:lang w:val="hi_IN" w:bidi="hi_IN"/>
+        </w:rPr>
+      </w:r>
+      <w:r>
+        <w:rPr>
+          <w:b/>
+          <w:lang w:val="hi_IN" w:bidi="hi_IN"/>
+        </w:rPr>
         <w:t>"जीवन"</w:t>
       </w:r>
     </w:p>
@@ -5697,6 +6617,21 @@
           <w:b/>
           <w:lang w:val="hi_IN" w:bidi="hi_IN"/>
         </w:rPr>
+        <w:t>εἰς ὃ</w:t>
+      </w:r>
+    </w:p>
+    <w:p>
+      <w:pPr/>
+      <w:r>
+        <w:rPr>
+          <w:lang w:val="hi_IN" w:bidi="hi_IN"/>
+        </w:rPr>
+      </w:r>
+      <w:r>
+        <w:rPr>
+          <w:b/>
+          <w:lang w:val="hi_IN" w:bidi="hi_IN"/>
+        </w:rPr>
         <w:t>"जिसके लिये"</w:t>
       </w:r>
     </w:p>
@@ -5801,6 +6736,21 @@
           <w:b/>
           <w:lang w:val="hi_IN" w:bidi="hi_IN"/>
         </w:rPr>
+        <w:t>ἐτέθην ἐγὼ</w:t>
+      </w:r>
+    </w:p>
+    <w:p>
+      <w:pPr/>
+      <w:r>
+        <w:rPr>
+          <w:lang w:val="hi_IN" w:bidi="hi_IN"/>
+        </w:rPr>
+      </w:r>
+      <w:r>
+        <w:rPr>
+          <w:b/>
+          <w:lang w:val="hi_IN" w:bidi="hi_IN"/>
+        </w:rPr>
         <w:t>"मैं प्रचारक,"</w:t>
       </w:r>
       <w:r>
@@ -5897,6 +6847,21 @@
           <w:b/>
           <w:lang w:val="hi_IN" w:bidi="hi_IN"/>
         </w:rPr>
+        <w:t>κῆρυξ</w:t>
+      </w:r>
+    </w:p>
+    <w:p>
+      <w:pPr/>
+      <w:r>
+        <w:rPr>
+          <w:lang w:val="hi_IN" w:bidi="hi_IN"/>
+        </w:rPr>
+      </w:r>
+      <w:r>
+        <w:rPr>
+          <w:b/>
+          <w:lang w:val="hi_IN" w:bidi="hi_IN"/>
+        </w:rPr>
         <w:t>"प्रचारक"</w:t>
       </w:r>
     </w:p>
@@ -6006,6 +6971,21 @@
           <w:b/>
           <w:lang w:val="hi_IN" w:bidi="hi_IN"/>
         </w:rPr>
+        <w:t>διδάσκαλος</w:t>
+      </w:r>
+    </w:p>
+    <w:p>
+      <w:pPr/>
+      <w:r>
+        <w:rPr>
+          <w:lang w:val="hi_IN" w:bidi="hi_IN"/>
+        </w:rPr>
+      </w:r>
+      <w:r>
+        <w:rPr>
+          <w:b/>
+          <w:lang w:val="hi_IN" w:bidi="hi_IN"/>
+        </w:rPr>
         <w:t>"प्रचारक"</w:t>
       </w:r>
     </w:p>
@@ -6102,6 +7082,21 @@
           <w:b/>
           <w:lang w:val="hi_IN" w:bidi="hi_IN"/>
         </w:rPr>
+        <w:t>δι’ ἣν αἰτίαν</w:t>
+      </w:r>
+    </w:p>
+    <w:p>
+      <w:pPr/>
+      <w:r>
+        <w:rPr>
+          <w:lang w:val="hi_IN" w:bidi="hi_IN"/>
+        </w:rPr>
+      </w:r>
+      <w:r>
+        <w:rPr>
+          <w:b/>
+          <w:lang w:val="hi_IN" w:bidi="hi_IN"/>
+        </w:rPr>
         <w:t>"इस कारण मैं"</w:t>
       </w:r>
     </w:p>
@@ -6178,6 +7173,21 @@
           <w:b/>
           <w:lang w:val="hi_IN" w:bidi="hi_IN"/>
         </w:rPr>
+        <w:t>καὶ ταῦτα πάσχω</w:t>
+      </w:r>
+    </w:p>
+    <w:p>
+      <w:pPr/>
+      <w:r>
+        <w:rPr>
+          <w:lang w:val="hi_IN" w:bidi="hi_IN"/>
+        </w:rPr>
+      </w:r>
+      <w:r>
+        <w:rPr>
+          <w:b/>
+          <w:lang w:val="hi_IN" w:bidi="hi_IN"/>
+        </w:rPr>
         <w:t>"इन दुःखों को भी"</w:t>
       </w:r>
     </w:p>
@@ -6267,6 +7277,21 @@
           <w:b/>
           <w:lang w:val="hi_IN" w:bidi="hi_IN"/>
         </w:rPr>
+        <w:t>οὐκ ἐπαισχύνομαι</w:t>
+      </w:r>
+    </w:p>
+    <w:p>
+      <w:pPr/>
+      <w:r>
+        <w:rPr>
+          <w:lang w:val="hi_IN" w:bidi="hi_IN"/>
+        </w:rPr>
+      </w:r>
+      <w:r>
+        <w:rPr>
+          <w:b/>
+          <w:lang w:val="hi_IN" w:bidi="hi_IN"/>
+        </w:rPr>
         <w:t>"लजाता नहीं"</w:t>
       </w:r>
     </w:p>
@@ -6350,6 +7375,21 @@
           <w:b/>
           <w:lang w:val="hi_IN" w:bidi="hi_IN"/>
         </w:rPr>
+        <w:t>ᾧ</w:t>
+      </w:r>
+    </w:p>
+    <w:p>
+      <w:pPr/>
+      <w:r>
+        <w:rPr>
+          <w:lang w:val="hi_IN" w:bidi="hi_IN"/>
+        </w:rPr>
+      </w:r>
+      <w:r>
+        <w:rPr>
+          <w:b/>
+          <w:lang w:val="hi_IN" w:bidi="hi_IN"/>
+        </w:rPr>
         <w:t>"जिस पर"</w:t>
       </w:r>
     </w:p>
@@ -6446,6 +7486,21 @@
           <w:b/>
           <w:lang w:val="hi_IN" w:bidi="hi_IN"/>
         </w:rPr>
+        <w:t>πέπεισμαι</w:t>
+      </w:r>
+    </w:p>
+    <w:p>
+      <w:pPr/>
+      <w:r>
+        <w:rPr>
+          <w:lang w:val="hi_IN" w:bidi="hi_IN"/>
+        </w:rPr>
+      </w:r>
+      <w:r>
+        <w:rPr>
+          <w:b/>
+          <w:lang w:val="hi_IN" w:bidi="hi_IN"/>
+        </w:rPr>
         <w:t>""</w:t>
       </w:r>
     </w:p>
@@ -6509,6 +7564,21 @@
           <w:b/>
           <w:lang w:val="hi_IN" w:bidi="hi_IN"/>
         </w:rPr>
+        <w:t>τὴν παραθήκην μου φυλάξαι</w:t>
+      </w:r>
+    </w:p>
+    <w:p>
+      <w:pPr/>
+      <w:r>
+        <w:rPr>
+          <w:lang w:val="hi_IN" w:bidi="hi_IN"/>
+        </w:rPr>
+      </w:r>
+      <w:r>
+        <w:rPr>
+          <w:b/>
+          <w:lang w:val="hi_IN" w:bidi="hi_IN"/>
+        </w:rPr>
         <w:t>"मेरी धरोहर की"</w:t>
       </w:r>
     </w:p>
@@ -6618,6 +7688,21 @@
           <w:b/>
           <w:lang w:val="hi_IN" w:bidi="hi_IN"/>
         </w:rPr>
+        <w:t>τὴν παραθήκην μου φυλάξαι</w:t>
+      </w:r>
+    </w:p>
+    <w:p>
+      <w:pPr/>
+      <w:r>
+        <w:rPr>
+          <w:lang w:val="hi_IN" w:bidi="hi_IN"/>
+        </w:rPr>
+      </w:r>
+      <w:r>
+        <w:rPr>
+          <w:b/>
+          <w:lang w:val="hi_IN" w:bidi="hi_IN"/>
+        </w:rPr>
         <w:t>""</w:t>
       </w:r>
     </w:p>
@@ -6714,6 +7799,21 @@
           <w:b/>
           <w:lang w:val="hi_IN" w:bidi="hi_IN"/>
         </w:rPr>
+        <w:t>ἐκείνην τὴν ἡμέραν</w:t>
+      </w:r>
+    </w:p>
+    <w:p>
+      <w:pPr/>
+      <w:r>
+        <w:rPr>
+          <w:lang w:val="hi_IN" w:bidi="hi_IN"/>
+        </w:rPr>
+      </w:r>
+      <w:r>
+        <w:rPr>
+          <w:b/>
+          <w:lang w:val="hi_IN" w:bidi="hi_IN"/>
+        </w:rPr>
         <w:t>"उस दिन"</w:t>
       </w:r>
     </w:p>
@@ -6810,6 +7910,21 @@
           <w:b/>
           <w:lang w:val="hi_IN" w:bidi="hi_IN"/>
         </w:rPr>
+        <w:t>ὑποτύπωσιν ἔχε</w:t>
+      </w:r>
+    </w:p>
+    <w:p>
+      <w:pPr/>
+      <w:r>
+        <w:rPr>
+          <w:lang w:val="hi_IN" w:bidi="hi_IN"/>
+        </w:rPr>
+      </w:r>
+      <w:r>
+        <w:rPr>
+          <w:b/>
+          <w:lang w:val="hi_IN" w:bidi="hi_IN"/>
+        </w:rPr>
         <w:t>"अपना आदर्श बनाकर रख"</w:t>
       </w:r>
     </w:p>
@@ -6914,6 +8029,21 @@
           <w:b/>
           <w:lang w:val="hi_IN" w:bidi="hi_IN"/>
         </w:rPr>
+        <w:t>ὑγιαινόντων λόγων</w:t>
+      </w:r>
+    </w:p>
+    <w:p>
+      <w:pPr/>
+      <w:r>
+        <w:rPr>
+          <w:lang w:val="hi_IN" w:bidi="hi_IN"/>
+        </w:rPr>
+      </w:r>
+      <w:r>
+        <w:rPr>
+          <w:b/>
+          <w:lang w:val="hi_IN" w:bidi="hi_IN"/>
+        </w:rPr>
         <w:t>""</w:t>
       </w:r>
     </w:p>
@@ -6990,6 +8120,21 @@
           <w:b/>
           <w:lang w:val="hi_IN" w:bidi="hi_IN"/>
         </w:rPr>
+        <w:t>ὑγιαινόντων λόγων</w:t>
+      </w:r>
+    </w:p>
+    <w:p>
+      <w:pPr/>
+      <w:r>
+        <w:rPr>
+          <w:lang w:val="hi_IN" w:bidi="hi_IN"/>
+        </w:rPr>
+      </w:r>
+      <w:r>
+        <w:rPr>
+          <w:b/>
+          <w:lang w:val="hi_IN" w:bidi="hi_IN"/>
+        </w:rPr>
         <w:t>"खरी बातें"</w:t>
       </w:r>
     </w:p>
@@ -7086,6 +8231,21 @@
           <w:b/>
           <w:lang w:val="hi_IN" w:bidi="hi_IN"/>
         </w:rPr>
+        <w:t>ἐν πίστει καὶ ἀγάπῃ τῇ ἐν Χριστῷ Ἰησοῦ</w:t>
+      </w:r>
+    </w:p>
+    <w:p>
+      <w:pPr/>
+      <w:r>
+        <w:rPr>
+          <w:lang w:val="hi_IN" w:bidi="hi_IN"/>
+        </w:rPr>
+      </w:r>
+      <w:r>
+        <w:rPr>
+          <w:b/>
+          <w:lang w:val="hi_IN" w:bidi="hi_IN"/>
+        </w:rPr>
         <w:t>"उनको उस विश्वास और प्रेम के साथ मसीह यीशु में है"</w:t>
       </w:r>
     </w:p>
@@ -7195,6 +8355,21 @@
           <w:b/>
           <w:lang w:val="hi_IN" w:bidi="hi_IN"/>
         </w:rPr>
+        <w:t>τῇ ἐν Χριστῷ Ἰησοῦ</w:t>
+      </w:r>
+    </w:p>
+    <w:p>
+      <w:pPr/>
+      <w:r>
+        <w:rPr>
+          <w:lang w:val="hi_IN" w:bidi="hi_IN"/>
+        </w:rPr>
+      </w:r>
+      <w:r>
+        <w:rPr>
+          <w:b/>
+          <w:lang w:val="hi_IN" w:bidi="hi_IN"/>
+        </w:rPr>
         <w:t>""</w:t>
       </w:r>
     </w:p>
@@ -7271,6 +8446,21 @@
           <w:b/>
           <w:lang w:val="hi_IN" w:bidi="hi_IN"/>
         </w:rPr>
+        <w:t>τῇ ἐν Χριστῷ Ἰησοῦ</w:t>
+      </w:r>
+    </w:p>
+    <w:p>
+      <w:pPr/>
+      <w:r>
+        <w:rPr>
+          <w:lang w:val="hi_IN" w:bidi="hi_IN"/>
+        </w:rPr>
+      </w:r>
+      <w:r>
+        <w:rPr>
+          <w:b/>
+          <w:lang w:val="hi_IN" w:bidi="hi_IN"/>
+        </w:rPr>
         <w:t>"मसीह यीशु में है"</w:t>
       </w:r>
     </w:p>
@@ -7380,6 +8570,21 @@
           <w:b/>
           <w:lang w:val="hi_IN" w:bidi="hi_IN"/>
         </w:rPr>
+        <w:t>τὴν καλὴν παραθήκην φύλαξον</w:t>
+      </w:r>
+    </w:p>
+    <w:p>
+      <w:pPr/>
+      <w:r>
+        <w:rPr>
+          <w:lang w:val="hi_IN" w:bidi="hi_IN"/>
+        </w:rPr>
+      </w:r>
+      <w:r>
+        <w:rPr>
+          <w:b/>
+          <w:lang w:val="hi_IN" w:bidi="hi_IN"/>
+        </w:rPr>
         <w:t>"इस अच्छी धरोहर की"</w:t>
       </w:r>
     </w:p>
@@ -7456,6 +8661,21 @@
           <w:b/>
           <w:lang w:val="hi_IN" w:bidi="hi_IN"/>
         </w:rPr>
+        <w:t>διὰ Πνεύματος Ἁγίου</w:t>
+      </w:r>
+    </w:p>
+    <w:p>
+      <w:pPr/>
+      <w:r>
+        <w:rPr>
+          <w:lang w:val="hi_IN" w:bidi="hi_IN"/>
+        </w:rPr>
+      </w:r>
+      <w:r>
+        <w:rPr>
+          <w:b/>
+          <w:lang w:val="hi_IN" w:bidi="hi_IN"/>
+        </w:rPr>
         <w:t>"पवित्र आत्मा के द्वारा"</w:t>
       </w:r>
     </w:p>
@@ -7532,6 +8752,21 @@
           <w:b/>
           <w:lang w:val="hi_IN" w:bidi="hi_IN"/>
         </w:rPr>
+        <w:t>τοῦ ἐνοικοῦντος ἐν ἡμῖν</w:t>
+      </w:r>
+    </w:p>
+    <w:p>
+      <w:pPr/>
+      <w:r>
+        <w:rPr>
+          <w:lang w:val="hi_IN" w:bidi="hi_IN"/>
+        </w:rPr>
+      </w:r>
+      <w:r>
+        <w:rPr>
+          <w:b/>
+          <w:lang w:val="hi_IN" w:bidi="hi_IN"/>
+        </w:rPr>
         <w:t>"रखवाली कर"</w:t>
       </w:r>
     </w:p>
@@ -7595,6 +8830,21 @@
           <w:b/>
           <w:lang w:val="hi_IN" w:bidi="hi_IN"/>
         </w:rPr>
+        <w:t>οἶδας τοῦτο, ὅτι</w:t>
+      </w:r>
+    </w:p>
+    <w:p>
+      <w:pPr/>
+      <w:r>
+        <w:rPr>
+          <w:lang w:val="hi_IN" w:bidi="hi_IN"/>
+        </w:rPr>
+      </w:r>
+      <w:r>
+        <w:rPr>
+          <w:b/>
+          <w:lang w:val="hi_IN" w:bidi="hi_IN"/>
+        </w:rPr>
         <w:t>"तू (यह) जानता है, कि"</w:t>
       </w:r>
     </w:p>
@@ -7725,6 +8975,21 @@
           <w:b/>
           <w:lang w:val="hi_IN" w:bidi="hi_IN"/>
         </w:rPr>
+        <w:t>πάντες οἱ ἐν τῇ Ἀσίᾳ</w:t>
+      </w:r>
+    </w:p>
+    <w:p>
+      <w:pPr/>
+      <w:r>
+        <w:rPr>
+          <w:lang w:val="hi_IN" w:bidi="hi_IN"/>
+        </w:rPr>
+      </w:r>
+      <w:r>
+        <w:rPr>
+          <w:b/>
+          <w:lang w:val="hi_IN" w:bidi="hi_IN"/>
+        </w:rPr>
         <w:t>"आसियावाले सब"</w:t>
       </w:r>
     </w:p>
@@ -7847,6 +9112,21 @@
           <w:b/>
           <w:lang w:val="hi_IN" w:bidi="hi_IN"/>
         </w:rPr>
+        <w:t>οἱ ἐν τῇ Ἀσίᾳ</w:t>
+      </w:r>
+    </w:p>
+    <w:p>
+      <w:pPr/>
+      <w:r>
+        <w:rPr>
+          <w:lang w:val="hi_IN" w:bidi="hi_IN"/>
+        </w:rPr>
+      </w:r>
+      <w:r>
+        <w:rPr>
+          <w:b/>
+          <w:lang w:val="hi_IN" w:bidi="hi_IN"/>
+        </w:rPr>
         <w:t>"आसियावाले"</w:t>
       </w:r>
     </w:p>
@@ -7977,6 +9257,21 @@
           <w:b/>
           <w:lang w:val="hi_IN" w:bidi="hi_IN"/>
         </w:rPr>
+        <w:t>ἀπεστράφησάν με</w:t>
+      </w:r>
+    </w:p>
+    <w:p>
+      <w:pPr/>
+      <w:r>
+        <w:rPr>
+          <w:lang w:val="hi_IN" w:bidi="hi_IN"/>
+        </w:rPr>
+      </w:r>
+      <w:r>
+        <w:rPr>
+          <w:b/>
+          <w:lang w:val="hi_IN" w:bidi="hi_IN"/>
+        </w:rPr>
         <w:t>"मुझसे फिर गए हैं"</w:t>
       </w:r>
     </w:p>
@@ -8060,6 +9355,21 @@
           <w:b/>
           <w:lang w:val="hi_IN" w:bidi="hi_IN"/>
         </w:rPr>
+        <w:t>ἀπεστράφησάν με</w:t>
+      </w:r>
+    </w:p>
+    <w:p>
+      <w:pPr/>
+      <w:r>
+        <w:rPr>
+          <w:lang w:val="hi_IN" w:bidi="hi_IN"/>
+        </w:rPr>
+      </w:r>
+      <w:r>
+        <w:rPr>
+          <w:b/>
+          <w:lang w:val="hi_IN" w:bidi="hi_IN"/>
+        </w:rPr>
         <w:t>"मुझसे फिर गए हैं"</w:t>
       </w:r>
     </w:p>
@@ -8143,6 +9453,21 @@
           <w:b/>
           <w:lang w:val="hi_IN" w:bidi="hi_IN"/>
         </w:rPr>
+        <w:t>Φύγελος &amp; Ἑρμογένης</w:t>
+      </w:r>
+    </w:p>
+    <w:p>
+      <w:pPr/>
+      <w:r>
+        <w:rPr>
+          <w:lang w:val="hi_IN" w:bidi="hi_IN"/>
+        </w:rPr>
+      </w:r>
+      <w:r>
+        <w:rPr>
+          <w:b/>
+          <w:lang w:val="hi_IN" w:bidi="hi_IN"/>
+        </w:rPr>
         <w:t>"फूगिलुस और हिरमुगिनेस"</w:t>
       </w:r>
     </w:p>
@@ -8226,6 +9551,21 @@
           <w:b/>
           <w:lang w:val="hi_IN" w:bidi="hi_IN"/>
         </w:rPr>
+        <w:t>δῴη ἔλεος ὁ Κύριος τῷ Ὀνησιφόρου οἴκῳ</w:t>
+      </w:r>
+    </w:p>
+    <w:p>
+      <w:pPr/>
+      <w:r>
+        <w:rPr>
+          <w:lang w:val="hi_IN" w:bidi="hi_IN"/>
+        </w:rPr>
+      </w:r>
+      <w:r>
+        <w:rPr>
+          <w:b/>
+          <w:lang w:val="hi_IN" w:bidi="hi_IN"/>
+        </w:rPr>
         <w:t>"उनेसिफुरूस घराने पर प्रभु दया करे"</w:t>
       </w:r>
     </w:p>
@@ -8309,6 +9649,21 @@
           <w:b/>
           <w:lang w:val="hi_IN" w:bidi="hi_IN"/>
         </w:rPr>
+        <w:t>δῴη ἔλεος ὁ Κύριος</w:t>
+      </w:r>
+    </w:p>
+    <w:p>
+      <w:pPr/>
+      <w:r>
+        <w:rPr>
+          <w:lang w:val="hi_IN" w:bidi="hi_IN"/>
+        </w:rPr>
+      </w:r>
+      <w:r>
+        <w:rPr>
+          <w:b/>
+          <w:lang w:val="hi_IN" w:bidi="hi_IN"/>
+        </w:rPr>
         <w:t>"प्रभु दया करे"</w:t>
       </w:r>
     </w:p>
@@ -8405,6 +9760,21 @@
           <w:b/>
           <w:lang w:val="hi_IN" w:bidi="hi_IN"/>
         </w:rPr>
+        <w:t>Ὀνησιφόρου</w:t>
+      </w:r>
+    </w:p>
+    <w:p>
+      <w:pPr/>
+      <w:r>
+        <w:rPr>
+          <w:lang w:val="hi_IN" w:bidi="hi_IN"/>
+        </w:rPr>
+      </w:r>
+      <w:r>
+        <w:rPr>
+          <w:b/>
+          <w:lang w:val="hi_IN" w:bidi="hi_IN"/>
+        </w:rPr>
         <w:t>"उनेसिफुरूस"</w:t>
       </w:r>
     </w:p>
@@ -8488,6 +9858,21 @@
           <w:b/>
           <w:lang w:val="hi_IN" w:bidi="hi_IN"/>
         </w:rPr>
+        <w:t>τὴν ἅλυσίν μου οὐκ ἐπησχύνθη</w:t>
+      </w:r>
+    </w:p>
+    <w:p>
+      <w:pPr/>
+      <w:r>
+        <w:rPr>
+          <w:lang w:val="hi_IN" w:bidi="hi_IN"/>
+        </w:rPr>
+      </w:r>
+      <w:r>
+        <w:rPr>
+          <w:b/>
+          <w:lang w:val="hi_IN" w:bidi="hi_IN"/>
+        </w:rPr>
         <w:t>"घराने पर"</w:t>
       </w:r>
     </w:p>
@@ -8577,6 +9962,21 @@
           <w:b/>
           <w:lang w:val="hi_IN" w:bidi="hi_IN"/>
         </w:rPr>
+        <w:t>τὴν ἅλυσίν μου</w:t>
+      </w:r>
+    </w:p>
+    <w:p>
+      <w:pPr/>
+      <w:r>
+        <w:rPr>
+          <w:lang w:val="hi_IN" w:bidi="hi_IN"/>
+        </w:rPr>
+      </w:r>
+      <w:r>
+        <w:rPr>
+          <w:b/>
+          <w:lang w:val="hi_IN" w:bidi="hi_IN"/>
+        </w:rPr>
         <w:t>"मेरी जंजीरों से लज्जित न हुआ"</w:t>
       </w:r>
     </w:p>
@@ -8673,6 +10073,21 @@
           <w:b/>
           <w:lang w:val="hi_IN" w:bidi="hi_IN"/>
         </w:rPr>
+        <w:t>ἀλλὰ</w:t>
+      </w:r>
+    </w:p>
+    <w:p>
+      <w:pPr/>
+      <w:r>
+        <w:rPr>
+          <w:lang w:val="hi_IN" w:bidi="hi_IN"/>
+        </w:rPr>
+      </w:r>
+      <w:r>
+        <w:rPr>
+          <w:b/>
+          <w:lang w:val="hi_IN" w:bidi="hi_IN"/>
+        </w:rPr>
         <w:t>"पर"</w:t>
       </w:r>
     </w:p>
@@ -8769,6 +10184,21 @@
           <w:b/>
           <w:lang w:val="hi_IN" w:bidi="hi_IN"/>
         </w:rPr>
+        <w:t>ἐν Ῥώμῃ</w:t>
+      </w:r>
+    </w:p>
+    <w:p>
+      <w:pPr/>
+      <w:r>
+        <w:rPr>
+          <w:lang w:val="hi_IN" w:bidi="hi_IN"/>
+        </w:rPr>
+      </w:r>
+      <w:r>
+        <w:rPr>
+          <w:b/>
+          <w:lang w:val="hi_IN" w:bidi="hi_IN"/>
+        </w:rPr>
         <w:t>"रोम में"</w:t>
       </w:r>
     </w:p>
@@ -8865,6 +10295,21 @@
           <w:b/>
           <w:lang w:val="hi_IN" w:bidi="hi_IN"/>
         </w:rPr>
+        <w:t>(δῴη αὐτῷ ὁ Κύριος, εὑρεῖν ἔλεος παρὰ Κυρίου ἐν ἐκείνῃ τῇ ἡμέρᾳ), καὶ ὅσα ἐν Ἐφέσῳ διηκόνησεν, βέλτιον σὺ γινώσκεις</w:t>
+      </w:r>
+    </w:p>
+    <w:p>
+      <w:pPr/>
+      <w:r>
+        <w:rPr>
+          <w:lang w:val="hi_IN" w:bidi="hi_IN"/>
+        </w:rPr>
+      </w:r>
+      <w:r>
+        <w:rPr>
+          <w:b/>
+          <w:lang w:val="hi_IN" w:bidi="hi_IN"/>
+        </w:rPr>
         <w:t>"प्रभु कि उस दिन उस पर प्रभु दया हो)। और जो-सेवा उसने इफिसुस में की तू भली भाँति जानता है"</w:t>
       </w:r>
     </w:p>
@@ -8948,6 +10393,21 @@
           <w:b/>
           <w:lang w:val="hi_IN" w:bidi="hi_IN"/>
         </w:rPr>
+        <w:t>δῴη αὐτῷ ὁ Κύριος, εὑρεῖν ἔλεος παρὰ Κυρίου</w:t>
+      </w:r>
+    </w:p>
+    <w:p>
+      <w:pPr/>
+      <w:r>
+        <w:rPr>
+          <w:lang w:val="hi_IN" w:bidi="hi_IN"/>
+        </w:rPr>
+      </w:r>
+      <w:r>
+        <w:rPr>
+          <w:b/>
+          <w:lang w:val="hi_IN" w:bidi="hi_IN"/>
+        </w:rPr>
         <w:t>""</w:t>
       </w:r>
     </w:p>
@@ -8977,7 +10437,7 @@
         </w:rPr>
         <w:t xml:space="preserve">| आप इसको आशीर्वाद या प्रार्थना के रूप में दर्शा सकते हैं,आपकी भाषा में जो भी अधिक स्वाभाविक हो! देखें कि आपने इसका अनुवाद </w:t>
       </w:r>
-      <w:hyperlink r:id="rId13">
+      <w:hyperlink r:id="rId15">
         <w:r>
           <w:rPr>
             <w:lang w:val="hi_IN" w:bidi="hi_IN"/>
@@ -9042,6 +10502,21 @@
           <w:b/>
           <w:lang w:val="hi_IN" w:bidi="hi_IN"/>
         </w:rPr>
+        <w:t>εὑρεῖν ἔλεος παρὰ Κυρίου</w:t>
+      </w:r>
+    </w:p>
+    <w:p>
+      <w:pPr/>
+      <w:r>
+        <w:rPr>
+          <w:lang w:val="hi_IN" w:bidi="hi_IN"/>
+        </w:rPr>
+      </w:r>
+      <w:r>
+        <w:rPr>
+          <w:b/>
+          <w:lang w:val="hi_IN" w:bidi="hi_IN"/>
+        </w:rPr>
         <w:t>""</w:t>
       </w:r>
     </w:p>
@@ -9151,6 +10626,21 @@
           <w:b/>
           <w:lang w:val="hi_IN" w:bidi="hi_IN"/>
         </w:rPr>
+        <w:t>εὑρεῖν ἔλεος παρὰ Κυρίου</w:t>
+      </w:r>
+    </w:p>
+    <w:p>
+      <w:pPr/>
+      <w:r>
+        <w:rPr>
+          <w:lang w:val="hi_IN" w:bidi="hi_IN"/>
+        </w:rPr>
+      </w:r>
+      <w:r>
+        <w:rPr>
+          <w:b/>
+          <w:lang w:val="hi_IN" w:bidi="hi_IN"/>
+        </w:rPr>
         <w:t>"प्रभु"</w:t>
       </w:r>
       <w:r>
@@ -9254,6 +10744,21 @@
           <w:b/>
           <w:lang w:val="hi_IN" w:bidi="hi_IN"/>
         </w:rPr>
+        <w:t>ἐν ἐκείνῃ τῇ ἡμέρᾳ</w:t>
+      </w:r>
+    </w:p>
+    <w:p>
+      <w:pPr/>
+      <w:r>
+        <w:rPr>
+          <w:lang w:val="hi_IN" w:bidi="hi_IN"/>
+        </w:rPr>
+      </w:r>
+      <w:r>
+        <w:rPr>
+          <w:b/>
+          <w:lang w:val="hi_IN" w:bidi="hi_IN"/>
+        </w:rPr>
         <w:t>""</w:t>
       </w:r>
     </w:p>
@@ -9350,6 +10855,21 @@
           <w:b/>
           <w:lang w:val="hi_IN" w:bidi="hi_IN"/>
         </w:rPr>
+        <w:t>ὅσα &amp; διηκόνησεν</w:t>
+      </w:r>
+    </w:p>
+    <w:p>
+      <w:pPr/>
+      <w:r>
+        <w:rPr>
+          <w:lang w:val="hi_IN" w:bidi="hi_IN"/>
+        </w:rPr>
+      </w:r>
+      <w:r>
+        <w:rPr>
+          <w:b/>
+          <w:lang w:val="hi_IN" w:bidi="hi_IN"/>
+        </w:rPr>
         <w:t>"कि"</w:t>
       </w:r>
       <w:r>
@@ -9459,6 +10979,21 @@
           <w:b/>
           <w:lang w:val="hi_IN" w:bidi="hi_IN"/>
         </w:rPr>
+        <w:t>σὺ οὖν</w:t>
+      </w:r>
+    </w:p>
+    <w:p>
+      <w:pPr/>
+      <w:r>
+        <w:rPr>
+          <w:lang w:val="hi_IN" w:bidi="hi_IN"/>
+        </w:rPr>
+      </w:r>
+      <w:r>
+        <w:rPr>
+          <w:b/>
+          <w:lang w:val="hi_IN" w:bidi="hi_IN"/>
+        </w:rPr>
         <w:t>"इसलिए ... तू"</w:t>
       </w:r>
     </w:p>
@@ -9488,7 +11023,7 @@
         </w:rPr>
         <w:t xml:space="preserve"> शब्द परिचय दे सकता है: (1) </w:t>
       </w:r>
-      <w:hyperlink r:id="rId14">
+      <w:hyperlink r:id="rId16">
         <w:r>
           <w:rPr>
             <w:lang w:val="hi_IN" w:bidi="hi_IN"/>
@@ -9597,6 +11132,21 @@
           <w:b/>
           <w:lang w:val="hi_IN" w:bidi="hi_IN"/>
         </w:rPr>
+        <w:t>τέκνον μου</w:t>
+      </w:r>
+    </w:p>
+    <w:p>
+      <w:pPr/>
+      <w:r>
+        <w:rPr>
+          <w:lang w:val="hi_IN" w:bidi="hi_IN"/>
+        </w:rPr>
+      </w:r>
+      <w:r>
+        <w:rPr>
+          <w:b/>
+          <w:lang w:val="hi_IN" w:bidi="hi_IN"/>
+        </w:rPr>
         <w:t>"मेरे पुत्र"</w:t>
       </w:r>
     </w:p>
@@ -9680,6 +11230,21 @@
           <w:b/>
           <w:lang w:val="hi_IN" w:bidi="hi_IN"/>
         </w:rPr>
+        <w:t>ἐνδυναμοῦ</w:t>
+      </w:r>
+    </w:p>
+    <w:p>
+      <w:pPr/>
+      <w:r>
+        <w:rPr>
+          <w:lang w:val="hi_IN" w:bidi="hi_IN"/>
+        </w:rPr>
+      </w:r>
+      <w:r>
+        <w:rPr>
+          <w:b/>
+          <w:lang w:val="hi_IN" w:bidi="hi_IN"/>
+        </w:rPr>
         <w:t>"बलवन्त हो जा"</w:t>
       </w:r>
     </w:p>
@@ -9763,6 +11328,21 @@
           <w:b/>
           <w:lang w:val="hi_IN" w:bidi="hi_IN"/>
         </w:rPr>
+        <w:t>ἐν τῇ χάριτι τῇ ἐν Χριστῷ Ἰησοῦ</w:t>
+      </w:r>
+    </w:p>
+    <w:p>
+      <w:pPr/>
+      <w:r>
+        <w:rPr>
+          <w:lang w:val="hi_IN" w:bidi="hi_IN"/>
+        </w:rPr>
+      </w:r>
+      <w:r>
+        <w:rPr>
+          <w:b/>
+          <w:lang w:val="hi_IN" w:bidi="hi_IN"/>
+        </w:rPr>
         <w:t>"उस अनुग्रह से जो मसीह यीशु में है, बलवन्त हो जा"</w:t>
       </w:r>
     </w:p>
@@ -9872,6 +11452,21 @@
           <w:b/>
           <w:lang w:val="hi_IN" w:bidi="hi_IN"/>
         </w:rPr>
+        <w:t>ἐν τῇ χάριτι</w:t>
+      </w:r>
+    </w:p>
+    <w:p>
+      <w:pPr/>
+      <w:r>
+        <w:rPr>
+          <w:lang w:val="hi_IN" w:bidi="hi_IN"/>
+        </w:rPr>
+      </w:r>
+      <w:r>
+        <w:rPr>
+          <w:b/>
+          <w:lang w:val="hi_IN" w:bidi="hi_IN"/>
+        </w:rPr>
         <w:t>"उस अनुग्रह से"</w:t>
       </w:r>
     </w:p>
@@ -9994,6 +11589,21 @@
           <w:b/>
           <w:lang w:val="hi_IN" w:bidi="hi_IN"/>
         </w:rPr>
+        <w:t>τῇ ἐν Χριστῷ Ἰησοῦ</w:t>
+      </w:r>
+    </w:p>
+    <w:p>
+      <w:pPr/>
+      <w:r>
+        <w:rPr>
+          <w:lang w:val="hi_IN" w:bidi="hi_IN"/>
+        </w:rPr>
+      </w:r>
+      <w:r>
+        <w:rPr>
+          <w:b/>
+          <w:lang w:val="hi_IN" w:bidi="hi_IN"/>
+        </w:rPr>
         <w:t>"जो मसीह यीशु में है"</w:t>
       </w:r>
     </w:p>
@@ -10187,6 +11797,21 @@
           <w:b/>
           <w:lang w:val="hi_IN" w:bidi="hi_IN"/>
         </w:rPr>
+        <w:t>διὰ πολλῶν μαρτύρων</w:t>
+      </w:r>
+    </w:p>
+    <w:p>
+      <w:pPr/>
+      <w:r>
+        <w:rPr>
+          <w:lang w:val="hi_IN" w:bidi="hi_IN"/>
+        </w:rPr>
+      </w:r>
+      <w:r>
+        <w:rPr>
+          <w:b/>
+          <w:lang w:val="hi_IN" w:bidi="hi_IN"/>
+        </w:rPr>
         <w:t>"बहुत गवाहों के सामने"</w:t>
       </w:r>
     </w:p>
@@ -10250,6 +11875,21 @@
           <w:b/>
           <w:lang w:val="hi_IN" w:bidi="hi_IN"/>
         </w:rPr>
+        <w:t>ταῦτα παράθου</w:t>
+      </w:r>
+    </w:p>
+    <w:p>
+      <w:pPr/>
+      <w:r>
+        <w:rPr>
+          <w:lang w:val="hi_IN" w:bidi="hi_IN"/>
+        </w:rPr>
+      </w:r>
+      <w:r>
+        <w:rPr>
+          <w:b/>
+          <w:lang w:val="hi_IN" w:bidi="hi_IN"/>
+        </w:rPr>
         <w:t>""</w:t>
       </w:r>
     </w:p>
@@ -10333,6 +11973,21 @@
           <w:b/>
           <w:lang w:val="hi_IN" w:bidi="hi_IN"/>
         </w:rPr>
+        <w:t>πιστοῖς ἀνθρώποις</w:t>
+      </w:r>
+    </w:p>
+    <w:p>
+      <w:pPr/>
+      <w:r>
+        <w:rPr>
+          <w:lang w:val="hi_IN" w:bidi="hi_IN"/>
+        </w:rPr>
+      </w:r>
+      <w:r>
+        <w:rPr>
+          <w:b/>
+          <w:lang w:val="hi_IN" w:bidi="hi_IN"/>
+        </w:rPr>
         <w:t>"मनुष्यों को"</w:t>
       </w:r>
     </w:p>
@@ -10429,6 +12084,21 @@
           <w:b/>
           <w:lang w:val="hi_IN" w:bidi="hi_IN"/>
         </w:rPr>
+        <w:t>συνκακοπάθησον</w:t>
+      </w:r>
+    </w:p>
+    <w:p>
+      <w:pPr/>
+      <w:r>
+        <w:rPr>
+          <w:lang w:val="hi_IN" w:bidi="hi_IN"/>
+        </w:rPr>
+      </w:r>
+      <w:r>
+        <w:rPr>
+          <w:b/>
+          <w:lang w:val="hi_IN" w:bidi="hi_IN"/>
+        </w:rPr>
         <w:t>"मेरे साथ दुःख उठा"</w:t>
       </w:r>
     </w:p>
@@ -10505,6 +12175,21 @@
           <w:b/>
           <w:lang w:val="hi_IN" w:bidi="hi_IN"/>
         </w:rPr>
+        <w:t>συνκακοπάθησον</w:t>
+      </w:r>
+    </w:p>
+    <w:p>
+      <w:pPr/>
+      <w:r>
+        <w:rPr>
+          <w:lang w:val="hi_IN" w:bidi="hi_IN"/>
+        </w:rPr>
+      </w:r>
+      <w:r>
+        <w:rPr>
+          <w:b/>
+          <w:lang w:val="hi_IN" w:bidi="hi_IN"/>
+        </w:rPr>
         <w:t>"साथ दुःख उठा"</w:t>
       </w:r>
     </w:p>
@@ -10609,6 +12294,21 @@
           <w:b/>
           <w:lang w:val="hi_IN" w:bidi="hi_IN"/>
         </w:rPr>
+        <w:t>ὡς καλὸς στρατιώτης Ἰησοῦ Χριστοῦ</w:t>
+      </w:r>
+    </w:p>
+    <w:p>
+      <w:pPr/>
+      <w:r>
+        <w:rPr>
+          <w:lang w:val="hi_IN" w:bidi="hi_IN"/>
+        </w:rPr>
+      </w:r>
+      <w:r>
+        <w:rPr>
+          <w:b/>
+          <w:lang w:val="hi_IN" w:bidi="hi_IN"/>
+        </w:rPr>
         <w:t>"मसीह यीशु के अच्छे योद्धा के समान"</w:t>
       </w:r>
     </w:p>
@@ -10692,6 +12392,21 @@
           <w:b/>
           <w:lang w:val="hi_IN" w:bidi="hi_IN"/>
         </w:rPr>
+        <w:t>οὐδεὶς στρατευόμενος ἐμπλέκεται ταῖς τοῦ βίου πραγματίαις, ἵνα τῷ στρατολογήσαντι ἀρέσῃ</w:t>
+      </w:r>
+    </w:p>
+    <w:p>
+      <w:pPr/>
+      <w:r>
+        <w:rPr>
+          <w:lang w:val="hi_IN" w:bidi="hi_IN"/>
+        </w:rPr>
+      </w:r>
+      <w:r>
+        <w:rPr>
+          <w:b/>
+          <w:lang w:val="hi_IN" w:bidi="hi_IN"/>
+        </w:rPr>
         <w:t>""</w:t>
       </w:r>
     </w:p>
@@ -10755,6 +12470,21 @@
           <w:b/>
           <w:lang w:val="hi_IN" w:bidi="hi_IN"/>
         </w:rPr>
+        <w:t>ἐμπλέκεται ταῖς τοῦ βίου πραγματίαις</w:t>
+      </w:r>
+    </w:p>
+    <w:p>
+      <w:pPr/>
+      <w:r>
+        <w:rPr>
+          <w:lang w:val="hi_IN" w:bidi="hi_IN"/>
+        </w:rPr>
+      </w:r>
+      <w:r>
+        <w:rPr>
+          <w:b/>
+          <w:lang w:val="hi_IN" w:bidi="hi_IN"/>
+        </w:rPr>
         <w:t>""</w:t>
       </w:r>
     </w:p>
@@ -10838,6 +12568,21 @@
           <w:b/>
           <w:lang w:val="hi_IN" w:bidi="hi_IN"/>
         </w:rPr>
+        <w:t>ἐμπλέκεται</w:t>
+      </w:r>
+    </w:p>
+    <w:p>
+      <w:pPr/>
+      <w:r>
+        <w:rPr>
+          <w:lang w:val="hi_IN" w:bidi="hi_IN"/>
+        </w:rPr>
+      </w:r>
+      <w:r>
+        <w:rPr>
+          <w:b/>
+          <w:lang w:val="hi_IN" w:bidi="hi_IN"/>
+        </w:rPr>
         <w:t>"को"</w:t>
       </w:r>
       <w:r>
@@ -10934,6 +12679,21 @@
           <w:b/>
           <w:lang w:val="hi_IN" w:bidi="hi_IN"/>
         </w:rPr>
+        <w:t>ταῖς τοῦ βίου πραγματίαις</w:t>
+      </w:r>
+    </w:p>
+    <w:p>
+      <w:pPr/>
+      <w:r>
+        <w:rPr>
+          <w:lang w:val="hi_IN" w:bidi="hi_IN"/>
+        </w:rPr>
+      </w:r>
+      <w:r>
+        <w:rPr>
+          <w:b/>
+          <w:lang w:val="hi_IN" w:bidi="hi_IN"/>
+        </w:rPr>
         <w:t>"के"</w:t>
       </w:r>
     </w:p>
@@ -11030,6 +12790,21 @@
           <w:b/>
           <w:lang w:val="hi_IN" w:bidi="hi_IN"/>
         </w:rPr>
+        <w:t>τῷ στρατολογήσαντι</w:t>
+      </w:r>
+    </w:p>
+    <w:p>
+      <w:pPr/>
+      <w:r>
+        <w:rPr>
+          <w:lang w:val="hi_IN" w:bidi="hi_IN"/>
+        </w:rPr>
+      </w:r>
+      <w:r>
+        <w:rPr>
+          <w:b/>
+          <w:lang w:val="hi_IN" w:bidi="hi_IN"/>
+        </w:rPr>
         <w:t>""</w:t>
       </w:r>
     </w:p>
@@ -11093,6 +12868,21 @@
           <w:b/>
           <w:lang w:val="hi_IN" w:bidi="hi_IN"/>
         </w:rPr>
+        <w:t>δὲ καὶ</w:t>
+      </w:r>
+    </w:p>
+    <w:p>
+      <w:pPr/>
+      <w:r>
+        <w:rPr>
+          <w:lang w:val="hi_IN" w:bidi="hi_IN"/>
+        </w:rPr>
+      </w:r>
+      <w:r>
+        <w:rPr>
+          <w:b/>
+          <w:lang w:val="hi_IN" w:bidi="hi_IN"/>
+        </w:rPr>
         <w:t>"फिर"</w:t>
       </w:r>
     </w:p>
@@ -11210,6 +13000,21 @@
           <w:b/>
           <w:lang w:val="hi_IN" w:bidi="hi_IN"/>
         </w:rPr>
+        <w:t>ἐὰν &amp; ἀθλῇ τις, οὐ στεφανοῦται, ἐὰν μὴ νομίμως ἀθλήσῃ</w:t>
+      </w:r>
+    </w:p>
+    <w:p>
+      <w:pPr/>
+      <w:r>
+        <w:rPr>
+          <w:lang w:val="hi_IN" w:bidi="hi_IN"/>
+        </w:rPr>
+      </w:r>
+      <w:r>
+        <w:rPr>
+          <w:b/>
+          <w:lang w:val="hi_IN" w:bidi="hi_IN"/>
+        </w:rPr>
         <w:t>""</w:t>
       </w:r>
     </w:p>
@@ -11306,6 +13111,21 @@
           <w:b/>
           <w:lang w:val="hi_IN" w:bidi="hi_IN"/>
         </w:rPr>
+        <w:t>ἐὰν &amp; ἀθλῇ τις, οὐ στεφανοῦται, ἐὰν μὴ νομίμως ἀθλήσῃ</w:t>
+      </w:r>
+    </w:p>
+    <w:p>
+      <w:pPr/>
+      <w:r>
+        <w:rPr>
+          <w:lang w:val="hi_IN" w:bidi="hi_IN"/>
+        </w:rPr>
+      </w:r>
+      <w:r>
+        <w:rPr>
+          <w:b/>
+          <w:lang w:val="hi_IN" w:bidi="hi_IN"/>
+        </w:rPr>
         <w:t>"अखाड़े में लड़नेवाला यदि विधि के अनुसार न लड़े तो मुकुट नहीं पाता"</w:t>
       </w:r>
     </w:p>
@@ -11389,6 +13209,21 @@
           <w:b/>
           <w:lang w:val="hi_IN" w:bidi="hi_IN"/>
         </w:rPr>
+        <w:t>ἀθλῇ</w:t>
+      </w:r>
+    </w:p>
+    <w:p>
+      <w:pPr/>
+      <w:r>
+        <w:rPr>
+          <w:lang w:val="hi_IN" w:bidi="hi_IN"/>
+        </w:rPr>
+      </w:r>
+      <w:r>
+        <w:rPr>
+          <w:b/>
+          <w:lang w:val="hi_IN" w:bidi="hi_IN"/>
+        </w:rPr>
         <w:t>"अखाड़े में लड़नेवाला यदि"</w:t>
       </w:r>
     </w:p>
@@ -11465,6 +13300,21 @@
           <w:b/>
           <w:lang w:val="hi_IN" w:bidi="hi_IN"/>
         </w:rPr>
+        <w:t>οὐ στεφανοῦται, ἐὰν μὴ νομίμως ἀθλήσῃ</w:t>
+      </w:r>
+    </w:p>
+    <w:p>
+      <w:pPr/>
+      <w:r>
+        <w:rPr>
+          <w:lang w:val="hi_IN" w:bidi="hi_IN"/>
+        </w:rPr>
+      </w:r>
+      <w:r>
+        <w:rPr>
+          <w:b/>
+          <w:lang w:val="hi_IN" w:bidi="hi_IN"/>
+        </w:rPr>
         <w:t>""</w:t>
       </w:r>
     </w:p>
@@ -11548,6 +13398,21 @@
           <w:b/>
           <w:lang w:val="hi_IN" w:bidi="hi_IN"/>
         </w:rPr>
+        <w:t>οὐ στεφανοῦται</w:t>
+      </w:r>
+    </w:p>
+    <w:p>
+      <w:pPr/>
+      <w:r>
+        <w:rPr>
+          <w:lang w:val="hi_IN" w:bidi="hi_IN"/>
+        </w:rPr>
+      </w:r>
+      <w:r>
+        <w:rPr>
+          <w:b/>
+          <w:lang w:val="hi_IN" w:bidi="hi_IN"/>
+        </w:rPr>
         <w:t>"मुकुट नहीं पाता"</w:t>
       </w:r>
     </w:p>
@@ -11631,6 +13496,21 @@
           <w:b/>
           <w:lang w:val="hi_IN" w:bidi="hi_IN"/>
         </w:rPr>
+        <w:t>οὐ στεφανοῦται</w:t>
+      </w:r>
+    </w:p>
+    <w:p>
+      <w:pPr/>
+      <w:r>
+        <w:rPr>
+          <w:lang w:val="hi_IN" w:bidi="hi_IN"/>
+        </w:rPr>
+      </w:r>
+      <w:r>
+        <w:rPr>
+          <w:b/>
+          <w:lang w:val="hi_IN" w:bidi="hi_IN"/>
+        </w:rPr>
         <w:t>"मुकुट नहीं पाता"</w:t>
       </w:r>
     </w:p>
@@ -11694,6 +13574,21 @@
           <w:b/>
           <w:lang w:val="hi_IN" w:bidi="hi_IN"/>
         </w:rPr>
+        <w:t>μὴ νομίμως ἀθλήσῃ</w:t>
+      </w:r>
+    </w:p>
+    <w:p>
+      <w:pPr/>
+      <w:r>
+        <w:rPr>
+          <w:lang w:val="hi_IN" w:bidi="hi_IN"/>
+        </w:rPr>
+      </w:r>
+      <w:r>
+        <w:rPr>
+          <w:b/>
+          <w:lang w:val="hi_IN" w:bidi="hi_IN"/>
+        </w:rPr>
         <w:t>""</w:t>
       </w:r>
     </w:p>
@@ -11757,6 +13652,21 @@
           <w:b/>
           <w:lang w:val="hi_IN" w:bidi="hi_IN"/>
         </w:rPr>
+        <w:t>τὸν κοπιῶντα γεωργὸν δεῖ πρῶτον τῶν καρπῶν μεταλαμβάνειν</w:t>
+      </w:r>
+    </w:p>
+    <w:p>
+      <w:pPr/>
+      <w:r>
+        <w:rPr>
+          <w:lang w:val="hi_IN" w:bidi="hi_IN"/>
+        </w:rPr>
+      </w:r>
+      <w:r>
+        <w:rPr>
+          <w:b/>
+          <w:lang w:val="hi_IN" w:bidi="hi_IN"/>
+        </w:rPr>
         <w:t>""</w:t>
       </w:r>
     </w:p>
@@ -11840,6 +13750,21 @@
           <w:b/>
           <w:lang w:val="hi_IN" w:bidi="hi_IN"/>
         </w:rPr>
+        <w:t>τὸν κοπιῶντα γεωργὸν</w:t>
+      </w:r>
+    </w:p>
+    <w:p>
+      <w:pPr/>
+      <w:r>
+        <w:rPr>
+          <w:lang w:val="hi_IN" w:bidi="hi_IN"/>
+        </w:rPr>
+      </w:r>
+      <w:r>
+        <w:rPr>
+          <w:b/>
+          <w:lang w:val="hi_IN" w:bidi="hi_IN"/>
+        </w:rPr>
         <w:t>"जो किसान परिश्रम करता है"</w:t>
       </w:r>
     </w:p>
@@ -11930,6 +13855,21 @@
           <w:b/>
           <w:lang w:val="hi_IN" w:bidi="hi_IN"/>
         </w:rPr>
+        <w:t>πρῶτον τῶν καρπῶν μεταλαμβάνειν</w:t>
+      </w:r>
+    </w:p>
+    <w:p>
+      <w:pPr/>
+      <w:r>
+        <w:rPr>
+          <w:lang w:val="hi_IN" w:bidi="hi_IN"/>
+        </w:rPr>
+      </w:r>
+      <w:r>
+        <w:rPr>
+          <w:b/>
+          <w:lang w:val="hi_IN" w:bidi="hi_IN"/>
+        </w:rPr>
         <w:t>"फल का अंश पहले उसे मिलना चाहिए"</w:t>
       </w:r>
     </w:p>
@@ -12013,6 +13953,21 @@
           <w:b/>
           <w:lang w:val="hi_IN" w:bidi="hi_IN"/>
         </w:rPr>
+        <w:t>νόει ὃ λέγω</w:t>
+      </w:r>
+    </w:p>
+    <w:p>
+      <w:pPr/>
+      <w:r>
+        <w:rPr>
+          <w:lang w:val="hi_IN" w:bidi="hi_IN"/>
+        </w:rPr>
+      </w:r>
+      <w:r>
+        <w:rPr>
+          <w:b/>
+          <w:lang w:val="hi_IN" w:bidi="hi_IN"/>
+        </w:rPr>
         <w:t>"कहता उस पर ध्यान दे"</w:t>
       </w:r>
     </w:p>
@@ -12076,6 +14031,21 @@
           <w:b/>
           <w:lang w:val="hi_IN" w:bidi="hi_IN"/>
         </w:rPr>
+        <w:t>δώσει &amp; σοι &amp; σύνεσιν</w:t>
+      </w:r>
+    </w:p>
+    <w:p>
+      <w:pPr/>
+      <w:r>
+        <w:rPr>
+          <w:lang w:val="hi_IN" w:bidi="hi_IN"/>
+        </w:rPr>
+      </w:r>
+      <w:r>
+        <w:rPr>
+          <w:b/>
+          <w:lang w:val="hi_IN" w:bidi="hi_IN"/>
+        </w:rPr>
         <w:t>"कहता"</w:t>
       </w:r>
     </w:p>
@@ -12172,6 +14142,21 @@
           <w:b/>
           <w:lang w:val="hi_IN" w:bidi="hi_IN"/>
         </w:rPr>
+        <w:t>ἐν πᾶσιν</w:t>
+      </w:r>
+    </w:p>
+    <w:p>
+      <w:pPr/>
+      <w:r>
+        <w:rPr>
+          <w:lang w:val="hi_IN" w:bidi="hi_IN"/>
+        </w:rPr>
+      </w:r>
+      <w:r>
+        <w:rPr>
+          <w:b/>
+          <w:lang w:val="hi_IN" w:bidi="hi_IN"/>
+        </w:rPr>
         <w:t>"सब बातों की"</w:t>
       </w:r>
     </w:p>
@@ -12248,6 +14233,21 @@
           <w:b/>
           <w:lang w:val="hi_IN" w:bidi="hi_IN"/>
         </w:rPr>
+        <w:t>μνημόνευε</w:t>
+      </w:r>
+    </w:p>
+    <w:p>
+      <w:pPr/>
+      <w:r>
+        <w:rPr>
+          <w:lang w:val="hi_IN" w:bidi="hi_IN"/>
+        </w:rPr>
+      </w:r>
+      <w:r>
+        <w:rPr>
+          <w:b/>
+          <w:lang w:val="hi_IN" w:bidi="hi_IN"/>
+        </w:rPr>
         <w:t>"स्मरण रख"</w:t>
       </w:r>
     </w:p>
@@ -12378,6 +14378,21 @@
           <w:b/>
           <w:lang w:val="hi_IN" w:bidi="hi_IN"/>
         </w:rPr>
+        <w:t>ἐγηγερμένον ἐκ νεκρῶν, ἐκ σπέρματος Δαυείδ</w:t>
+      </w:r>
+    </w:p>
+    <w:p>
+      <w:pPr/>
+      <w:r>
+        <w:rPr>
+          <w:lang w:val="hi_IN" w:bidi="hi_IN"/>
+        </w:rPr>
+      </w:r>
+      <w:r>
+        <w:rPr>
+          <w:b/>
+          <w:lang w:val="hi_IN" w:bidi="hi_IN"/>
+        </w:rPr>
         <w:t>"जो दाऊद के वंश से हुआ, और मरे हुओं में से जी उठा"</w:t>
       </w:r>
     </w:p>
@@ -12503,6 +14518,21 @@
           <w:b/>
           <w:lang w:val="hi_IN" w:bidi="hi_IN"/>
         </w:rPr>
+        <w:t>ἐγηγερμένον</w:t>
+      </w:r>
+    </w:p>
+    <w:p>
+      <w:pPr/>
+      <w:r>
+        <w:rPr>
+          <w:lang w:val="hi_IN" w:bidi="hi_IN"/>
+        </w:rPr>
+      </w:r>
+      <w:r>
+        <w:rPr>
+          <w:b/>
+          <w:lang w:val="hi_IN" w:bidi="hi_IN"/>
+        </w:rPr>
         <w:t>""</w:t>
       </w:r>
     </w:p>
@@ -12599,6 +14629,21 @@
           <w:b/>
           <w:lang w:val="hi_IN" w:bidi="hi_IN"/>
         </w:rPr>
+        <w:t>ἐγηγερμένον</w:t>
+      </w:r>
+    </w:p>
+    <w:p>
+      <w:pPr/>
+      <w:r>
+        <w:rPr>
+          <w:lang w:val="hi_IN" w:bidi="hi_IN"/>
+        </w:rPr>
+      </w:r>
+      <w:r>
+        <w:rPr>
+          <w:b/>
+          <w:lang w:val="hi_IN" w:bidi="hi_IN"/>
+        </w:rPr>
         <w:t>"और मरे में से जी उठा"</w:t>
       </w:r>
     </w:p>
@@ -12682,6 +14727,21 @@
           <w:b/>
           <w:lang w:val="hi_IN" w:bidi="hi_IN"/>
         </w:rPr>
+        <w:t>ἐκ νεκρῶν</w:t>
+      </w:r>
+    </w:p>
+    <w:p>
+      <w:pPr/>
+      <w:r>
+        <w:rPr>
+          <w:lang w:val="hi_IN" w:bidi="hi_IN"/>
+        </w:rPr>
+      </w:r>
+      <w:r>
+        <w:rPr>
+          <w:b/>
+          <w:lang w:val="hi_IN" w:bidi="hi_IN"/>
+        </w:rPr>
         <w:t>"मरे हुओं में से"</w:t>
       </w:r>
     </w:p>
@@ -12812,6 +14872,21 @@
           <w:b/>
           <w:lang w:val="hi_IN" w:bidi="hi_IN"/>
         </w:rPr>
+        <w:t>ἐκ σπέρματος Δαυείδ</w:t>
+      </w:r>
+    </w:p>
+    <w:p>
+      <w:pPr/>
+      <w:r>
+        <w:rPr>
+          <w:lang w:val="hi_IN" w:bidi="hi_IN"/>
+        </w:rPr>
+      </w:r>
+      <w:r>
+        <w:rPr>
+          <w:b/>
+          <w:lang w:val="hi_IN" w:bidi="hi_IN"/>
+        </w:rPr>
         <w:t>""</w:t>
       </w:r>
     </w:p>
@@ -12902,6 +14977,21 @@
           <w:b/>
           <w:lang w:val="hi_IN" w:bidi="hi_IN"/>
         </w:rPr>
+        <w:t>κατὰ τὸ εὐαγγέλιόν μου</w:t>
+      </w:r>
+    </w:p>
+    <w:p>
+      <w:pPr/>
+      <w:r>
+        <w:rPr>
+          <w:lang w:val="hi_IN" w:bidi="hi_IN"/>
+        </w:rPr>
+      </w:r>
+      <w:r>
+        <w:rPr>
+          <w:b/>
+          <w:lang w:val="hi_IN" w:bidi="hi_IN"/>
+        </w:rPr>
         <w:t>"और यह सुसमाचार के अनुसार है"</w:t>
       </w:r>
     </w:p>
@@ -12992,6 +15082,21 @@
           <w:b/>
           <w:lang w:val="hi_IN" w:bidi="hi_IN"/>
         </w:rPr>
+        <w:t>μέχρι δεσμῶν</w:t>
+      </w:r>
+    </w:p>
+    <w:p>
+      <w:pPr/>
+      <w:r>
+        <w:rPr>
+          <w:lang w:val="hi_IN" w:bidi="hi_IN"/>
+        </w:rPr>
+      </w:r>
+      <w:r>
+        <w:rPr>
+          <w:b/>
+          <w:lang w:val="hi_IN" w:bidi="hi_IN"/>
+        </w:rPr>
         <w:t>""</w:t>
       </w:r>
     </w:p>
@@ -13088,6 +15193,21 @@
           <w:b/>
           <w:lang w:val="hi_IN" w:bidi="hi_IN"/>
         </w:rPr>
+        <w:t>ὡς κακοῦργος</w:t>
+      </w:r>
+    </w:p>
+    <w:p>
+      <w:pPr/>
+      <w:r>
+        <w:rPr>
+          <w:lang w:val="hi_IN" w:bidi="hi_IN"/>
+        </w:rPr>
+      </w:r>
+      <w:r>
+        <w:rPr>
+          <w:b/>
+          <w:lang w:val="hi_IN" w:bidi="hi_IN"/>
+        </w:rPr>
         <w:t>"मैं कुकर्मी के समान"</w:t>
       </w:r>
     </w:p>
@@ -13171,6 +15291,21 @@
           <w:b/>
           <w:lang w:val="hi_IN" w:bidi="hi_IN"/>
         </w:rPr>
+        <w:t>ὁ λόγος τοῦ Θεοῦ οὐ δέδεται</w:t>
+      </w:r>
+    </w:p>
+    <w:p>
+      <w:pPr/>
+      <w:r>
+        <w:rPr>
+          <w:lang w:val="hi_IN" w:bidi="hi_IN"/>
+        </w:rPr>
+      </w:r>
+      <w:r>
+        <w:rPr>
+          <w:b/>
+          <w:lang w:val="hi_IN" w:bidi="hi_IN"/>
+        </w:rPr>
         <w:t>"परमेश्वर वचन कैद नहीं"</w:t>
       </w:r>
     </w:p>
@@ -13267,6 +15402,21 @@
           <w:b/>
           <w:lang w:val="hi_IN" w:bidi="hi_IN"/>
         </w:rPr>
+        <w:t>ὁ λόγος τοῦ Θεοῦ οὐ δέδεται</w:t>
+      </w:r>
+    </w:p>
+    <w:p>
+      <w:pPr/>
+      <w:r>
+        <w:rPr>
+          <w:lang w:val="hi_IN" w:bidi="hi_IN"/>
+        </w:rPr>
+      </w:r>
+      <w:r>
+        <w:rPr>
+          <w:b/>
+          <w:lang w:val="hi_IN" w:bidi="hi_IN"/>
+        </w:rPr>
         <w:t>"परमेश्वर वचन कैद नहीं"</w:t>
       </w:r>
     </w:p>
@@ -13350,6 +15500,21 @@
           <w:b/>
           <w:lang w:val="hi_IN" w:bidi="hi_IN"/>
         </w:rPr>
+        <w:t>ὁ λόγος τοῦ Θεοῦ</w:t>
+      </w:r>
+    </w:p>
+    <w:p>
+      <w:pPr/>
+      <w:r>
+        <w:rPr>
+          <w:lang w:val="hi_IN" w:bidi="hi_IN"/>
+        </w:rPr>
+      </w:r>
+      <w:r>
+        <w:rPr>
+          <w:b/>
+          <w:lang w:val="hi_IN" w:bidi="hi_IN"/>
+        </w:rPr>
         <w:t>"परमेश्वर का वचन"</w:t>
       </w:r>
     </w:p>
@@ -13446,6 +15611,21 @@
           <w:b/>
           <w:lang w:val="hi_IN" w:bidi="hi_IN"/>
         </w:rPr>
+        <w:t>ὁ λόγος</w:t>
+      </w:r>
+    </w:p>
+    <w:p>
+      <w:pPr/>
+      <w:r>
+        <w:rPr>
+          <w:lang w:val="hi_IN" w:bidi="hi_IN"/>
+        </w:rPr>
+      </w:r>
+      <w:r>
+        <w:rPr>
+          <w:b/>
+          <w:lang w:val="hi_IN" w:bidi="hi_IN"/>
+        </w:rPr>
         <w:t>"परमेश्वर वचन"</w:t>
       </w:r>
     </w:p>
@@ -13542,6 +15722,21 @@
           <w:b/>
           <w:lang w:val="hi_IN" w:bidi="hi_IN"/>
         </w:rPr>
+        <w:t>διὰ τοῦτο, πάντα ὑπομένω</w:t>
+      </w:r>
+    </w:p>
+    <w:p>
+      <w:pPr/>
+      <w:r>
+        <w:rPr>
+          <w:lang w:val="hi_IN" w:bidi="hi_IN"/>
+        </w:rPr>
+      </w:r>
+      <w:r>
+        <w:rPr>
+          <w:b/>
+          <w:lang w:val="hi_IN" w:bidi="hi_IN"/>
+        </w:rPr>
         <w:t>"इस कारण मैं ... सब कुछ सहता हूँ"</w:t>
       </w:r>
     </w:p>
@@ -13680,6 +15875,21 @@
           <w:b/>
           <w:lang w:val="hi_IN" w:bidi="hi_IN"/>
         </w:rPr>
+        <w:t>πάντα ὑπομένω</w:t>
+      </w:r>
+    </w:p>
+    <w:p>
+      <w:pPr/>
+      <w:r>
+        <w:rPr>
+          <w:lang w:val="hi_IN" w:bidi="hi_IN"/>
+        </w:rPr>
+      </w:r>
+      <w:r>
+        <w:rPr>
+          <w:b/>
+          <w:lang w:val="hi_IN" w:bidi="hi_IN"/>
+        </w:rPr>
         <w:t>"सब कुछ सहता हूँ"</w:t>
       </w:r>
     </w:p>
@@ -13776,6 +15986,21 @@
           <w:b/>
           <w:lang w:val="hi_IN" w:bidi="hi_IN"/>
         </w:rPr>
+        <w:t>τοὺς ἐκλεκτούς</w:t>
+      </w:r>
+    </w:p>
+    <w:p>
+      <w:pPr/>
+      <w:r>
+        <w:rPr>
+          <w:lang w:val="hi_IN" w:bidi="hi_IN"/>
+        </w:rPr>
+      </w:r>
+      <w:r>
+        <w:rPr>
+          <w:b/>
+          <w:lang w:val="hi_IN" w:bidi="hi_IN"/>
+        </w:rPr>
         <w:t>"मैं चुने हुए लोगों के लिये"</w:t>
       </w:r>
     </w:p>
@@ -13872,6 +16097,21 @@
           <w:b/>
           <w:lang w:val="hi_IN" w:bidi="hi_IN"/>
         </w:rPr>
+        <w:t>καὶ αὐτοὶ σωτηρίας τύχωσιν τῆς ἐν Χριστῷ Ἰησοῦ</w:t>
+      </w:r>
+    </w:p>
+    <w:p>
+      <w:pPr/>
+      <w:r>
+        <w:rPr>
+          <w:lang w:val="hi_IN" w:bidi="hi_IN"/>
+        </w:rPr>
+      </w:r>
+      <w:r>
+        <w:rPr>
+          <w:b/>
+          <w:lang w:val="hi_IN" w:bidi="hi_IN"/>
+        </w:rPr>
         <w:t>"वे"</w:t>
       </w:r>
       <w:r>
@@ -13994,6 +16234,21 @@
           <w:b/>
           <w:lang w:val="hi_IN" w:bidi="hi_IN"/>
         </w:rPr>
+        <w:t>τῆς ἐν Χριστῷ Ἰησοῦ</w:t>
+      </w:r>
+    </w:p>
+    <w:p>
+      <w:pPr/>
+      <w:r>
+        <w:rPr>
+          <w:lang w:val="hi_IN" w:bidi="hi_IN"/>
+        </w:rPr>
+      </w:r>
+      <w:r>
+        <w:rPr>
+          <w:b/>
+          <w:lang w:val="hi_IN" w:bidi="hi_IN"/>
+        </w:rPr>
         <w:t>"उद्धार को मसीह यीशु में हैं"</w:t>
       </w:r>
       <w:r>
@@ -14103,6 +16358,21 @@
           <w:b/>
           <w:lang w:val="hi_IN" w:bidi="hi_IN"/>
         </w:rPr>
+        <w:t>μετὰ δόξης αἰωνίου</w:t>
+      </w:r>
+    </w:p>
+    <w:p>
+      <w:pPr/>
+      <w:r>
+        <w:rPr>
+          <w:lang w:val="hi_IN" w:bidi="hi_IN"/>
+        </w:rPr>
+      </w:r>
+      <w:r>
+        <w:rPr>
+          <w:b/>
+          <w:lang w:val="hi_IN" w:bidi="hi_IN"/>
+        </w:rPr>
         <w:t>"अनन्त महिमा के साथ"</w:t>
       </w:r>
     </w:p>
@@ -14230,6 +16500,21 @@
           <w:b/>
           <w:lang w:val="hi_IN" w:bidi="hi_IN"/>
         </w:rPr>
+        <w:t>μετὰ δόξης αἰωνίου</w:t>
+      </w:r>
+    </w:p>
+    <w:p>
+      <w:pPr/>
+      <w:r>
+        <w:rPr>
+          <w:lang w:val="hi_IN" w:bidi="hi_IN"/>
+        </w:rPr>
+      </w:r>
+      <w:r>
+        <w:rPr>
+          <w:b/>
+          <w:lang w:val="hi_IN" w:bidi="hi_IN"/>
+        </w:rPr>
         <w:t>"अनन्त महिमा के साथ"</w:t>
       </w:r>
     </w:p>
@@ -14332,6 +16617,21 @@
           <w:b/>
           <w:lang w:val="hi_IN" w:bidi="hi_IN"/>
         </w:rPr>
+        <w:t>πιστὸς ὁ λόγος</w:t>
+      </w:r>
+    </w:p>
+    <w:p>
+      <w:pPr/>
+      <w:r>
+        <w:rPr>
+          <w:lang w:val="hi_IN" w:bidi="hi_IN"/>
+        </w:rPr>
+      </w:r>
+      <w:r>
+        <w:rPr>
+          <w:b/>
+          <w:lang w:val="hi_IN" w:bidi="hi_IN"/>
+        </w:rPr>
         <w:t>"यह बात सच है, कि"</w:t>
       </w:r>
     </w:p>
@@ -14361,7 +16661,7 @@
         </w:rPr>
         <w:t xml:space="preserve"> शब्द धर्म सिद्धांत के कथन का सन्दर्भ देता है जो आनेवाला है| देखें कि आपने इस शब्द का अनुवाद </w:t>
       </w:r>
-      <w:hyperlink r:id="rId15">
+      <w:hyperlink r:id="rId17">
         <w:r>
           <w:rPr>
             <w:lang w:val="hi_IN" w:bidi="hi_IN"/>
@@ -14426,6 +16726,21 @@
           <w:b/>
           <w:lang w:val="hi_IN" w:bidi="hi_IN"/>
         </w:rPr>
+        <w:t>γὰρ</w:t>
+      </w:r>
+    </w:p>
+    <w:p>
+      <w:pPr/>
+      <w:r>
+        <w:rPr>
+          <w:lang w:val="hi_IN" w:bidi="hi_IN"/>
+        </w:rPr>
+      </w:r>
+      <w:r>
+        <w:rPr>
+          <w:b/>
+          <w:lang w:val="hi_IN" w:bidi="hi_IN"/>
+        </w:rPr>
         <w:t>""</w:t>
       </w:r>
     </w:p>
@@ -14442,7 +16757,7 @@
         </w:rPr>
         <w:t xml:space="preserve">यह सम्भवतः एक भजन या कविता का आरम्भ है जिसे पौलुस उद्धरित कर रहा है। यदि आपकी भाषा में संकेत देने का तरीका है कि यह कविता है, जैसे एकांकी छंदों को अलग-अलग पंक्तियों में रखना तो आप इसका प्रयोग यहाँ और </w:t>
       </w:r>
-      <w:hyperlink r:id="rId16">
+      <w:hyperlink r:id="rId18">
         <w:r>
           <w:rPr>
             <w:lang w:val="hi_IN" w:bidi="hi_IN"/>
@@ -14460,7 +16775,7 @@
         </w:rPr>
         <w:t xml:space="preserve"> तथा </w:t>
       </w:r>
-      <w:hyperlink r:id="rId17">
+      <w:hyperlink r:id="rId19">
         <w:r>
           <w:rPr>
             <w:lang w:val="hi_IN" w:bidi="hi_IN"/>
@@ -14545,6 +16860,21 @@
           <w:b/>
           <w:lang w:val="hi_IN" w:bidi="hi_IN"/>
         </w:rPr>
+        <w:t>εἰ &amp; συναπεθάνομεν</w:t>
+      </w:r>
+    </w:p>
+    <w:p>
+      <w:pPr/>
+      <w:r>
+        <w:rPr>
+          <w:lang w:val="hi_IN" w:bidi="hi_IN"/>
+        </w:rPr>
+      </w:r>
+      <w:r>
+        <w:rPr>
+          <w:b/>
+          <w:lang w:val="hi_IN" w:bidi="hi_IN"/>
+        </w:rPr>
         <w:t>"यदि हम उसके साथ मर गए हैं"</w:t>
       </w:r>
     </w:p>
@@ -14644,6 +16974,21 @@
           <w:b/>
           <w:lang w:val="hi_IN" w:bidi="hi_IN"/>
         </w:rPr>
+        <w:t>συναπεθάνομεν</w:t>
+      </w:r>
+    </w:p>
+    <w:p>
+      <w:pPr/>
+      <w:r>
+        <w:rPr>
+          <w:lang w:val="hi_IN" w:bidi="hi_IN"/>
+        </w:rPr>
+      </w:r>
+      <w:r>
+        <w:rPr>
+          <w:b/>
+          <w:lang w:val="hi_IN" w:bidi="hi_IN"/>
+        </w:rPr>
         <w:t>"साथ मर गए"</w:t>
       </w:r>
     </w:p>
@@ -14707,6 +17052,21 @@
           <w:b/>
           <w:lang w:val="hi_IN" w:bidi="hi_IN"/>
         </w:rPr>
+        <w:t>καὶ συνζήσομεν</w:t>
+      </w:r>
+    </w:p>
+    <w:p>
+      <w:pPr/>
+      <w:r>
+        <w:rPr>
+          <w:lang w:val="hi_IN" w:bidi="hi_IN"/>
+        </w:rPr>
+      </w:r>
+      <w:r>
+        <w:rPr>
+          <w:b/>
+          <w:lang w:val="hi_IN" w:bidi="hi_IN"/>
+        </w:rPr>
         <w:t>"तो उसके साथ जीएँगे भी"</w:t>
       </w:r>
     </w:p>
@@ -14809,6 +17169,21 @@
           <w:b/>
           <w:lang w:val="hi_IN" w:bidi="hi_IN"/>
         </w:rPr>
+        <w:t>εἰ γὰρ συναπεθάνομεν, καὶ συνζήσομεν &amp; εἰ ὑπομένομεν, καὶ συνβασιλεύσομεν; εἰ ἀρνησόμεθα, κἀκεῖνος ἀρνήσεται ἡμᾶς &amp; εἰ ἀπιστοῦμεν, ἐκεῖνος πιστὸς μένει; ἀρνήσασθαι γὰρ ἑαυτὸν οὐ δύναται</w:t>
+      </w:r>
+    </w:p>
+    <w:p>
+      <w:pPr/>
+      <w:r>
+        <w:rPr>
+          <w:lang w:val="hi_IN" w:bidi="hi_IN"/>
+        </w:rPr>
+      </w:r>
+      <w:r>
+        <w:rPr>
+          <w:b/>
+          <w:lang w:val="hi_IN" w:bidi="hi_IN"/>
+        </w:rPr>
         <w:t>"यह बात सच है, कि"</w:t>
       </w:r>
     </w:p>
@@ -14825,7 +17200,7 @@
         </w:rPr>
         <w:t xml:space="preserve">"पौलुस इस वाक्यांश के द्वारा अपरोक्ष उद्धरण देता है| इस पद के शेष भाग में और </w:t>
       </w:r>
-      <w:hyperlink r:id="rId16">
+      <w:hyperlink r:id="rId18">
         <w:r>
           <w:rPr>
             <w:lang w:val="hi_IN" w:bidi="hi_IN"/>
@@ -14843,7 +17218,7 @@
         </w:rPr>
         <w:t xml:space="preserve"> तथा </w:t>
       </w:r>
-      <w:hyperlink r:id="rId17">
+      <w:hyperlink r:id="rId19">
         <w:r>
           <w:rPr>
             <w:lang w:val="hi_IN" w:bidi="hi_IN"/>
@@ -14928,6 +17303,21 @@
           <w:b/>
           <w:lang w:val="hi_IN" w:bidi="hi_IN"/>
         </w:rPr>
+        <w:t>ὑπομένομεν</w:t>
+      </w:r>
+    </w:p>
+    <w:p>
+      <w:pPr/>
+      <w:r>
+        <w:rPr>
+          <w:lang w:val="hi_IN" w:bidi="hi_IN"/>
+        </w:rPr>
+      </w:r>
+      <w:r>
+        <w:rPr>
+          <w:b/>
+          <w:lang w:val="hi_IN" w:bidi="hi_IN"/>
+        </w:rPr>
         <w:t xml:space="preserve">"हम </w:t>
       </w:r>
       <w:r>
@@ -15070,6 +17460,21 @@
           <w:b/>
           <w:lang w:val="hi_IN" w:bidi="hi_IN"/>
         </w:rPr>
+        <w:t>ἀρνησόμεθα</w:t>
+      </w:r>
+    </w:p>
+    <w:p>
+      <w:pPr/>
+      <w:r>
+        <w:rPr>
+          <w:lang w:val="hi_IN" w:bidi="hi_IN"/>
+        </w:rPr>
+      </w:r>
+      <w:r>
+        <w:rPr>
+          <w:b/>
+          <w:lang w:val="hi_IN" w:bidi="hi_IN"/>
+        </w:rPr>
         <w:t>"यदि उसका इन्कार करेंगे"</w:t>
       </w:r>
     </w:p>
@@ -15159,6 +17564,21 @@
           <w:b/>
           <w:lang w:val="hi_IN" w:bidi="hi_IN"/>
         </w:rPr>
+        <w:t>κἀκεῖνος ἀρνήσεται ἡμᾶς</w:t>
+      </w:r>
+    </w:p>
+    <w:p>
+      <w:pPr/>
+      <w:r>
+        <w:rPr>
+          <w:lang w:val="hi_IN" w:bidi="hi_IN"/>
+        </w:rPr>
+      </w:r>
+      <w:r>
+        <w:rPr>
+          <w:b/>
+          <w:lang w:val="hi_IN" w:bidi="hi_IN"/>
+        </w:rPr>
         <w:t>"वह हमारा इन्कार करेगा"</w:t>
       </w:r>
     </w:p>
@@ -15235,6 +17655,21 @@
           <w:b/>
           <w:lang w:val="hi_IN" w:bidi="hi_IN"/>
         </w:rPr>
+        <w:t>ἀπιστοῦμεν</w:t>
+      </w:r>
+    </w:p>
+    <w:p>
+      <w:pPr/>
+      <w:r>
+        <w:rPr>
+          <w:lang w:val="hi_IN" w:bidi="hi_IN"/>
+        </w:rPr>
+      </w:r>
+      <w:r>
+        <w:rPr>
+          <w:b/>
+          <w:lang w:val="hi_IN" w:bidi="hi_IN"/>
+        </w:rPr>
         <w:t>"यदि हम विश्वासघाती भी हों"</w:t>
       </w:r>
     </w:p>
@@ -15311,6 +17746,21 @@
           <w:b/>
           <w:lang w:val="hi_IN" w:bidi="hi_IN"/>
         </w:rPr>
+        <w:t>ἐκεῖνος πιστὸς μένει</w:t>
+      </w:r>
+    </w:p>
+    <w:p>
+      <w:pPr/>
+      <w:r>
+        <w:rPr>
+          <w:lang w:val="hi_IN" w:bidi="hi_IN"/>
+        </w:rPr>
+      </w:r>
+      <w:r>
+        <w:rPr>
+          <w:b/>
+          <w:lang w:val="hi_IN" w:bidi="hi_IN"/>
+        </w:rPr>
         <w:t>"विश्वासयोग्य बना रहता है"</w:t>
       </w:r>
     </w:p>
@@ -15394,6 +17844,21 @@
           <w:b/>
           <w:lang w:val="hi_IN" w:bidi="hi_IN"/>
         </w:rPr>
+        <w:t>ἀρνήσασθαι &amp; ἑαυτὸν οὐ δύναται</w:t>
+      </w:r>
+    </w:p>
+    <w:p>
+      <w:pPr/>
+      <w:r>
+        <w:rPr>
+          <w:lang w:val="hi_IN" w:bidi="hi_IN"/>
+        </w:rPr>
+      </w:r>
+      <w:r>
+        <w:rPr>
+          <w:b/>
+          <w:lang w:val="hi_IN" w:bidi="hi_IN"/>
+        </w:rPr>
         <w:t>""</w:t>
       </w:r>
     </w:p>
@@ -15470,6 +17935,21 @@
           <w:b/>
           <w:lang w:val="hi_IN" w:bidi="hi_IN"/>
         </w:rPr>
+        <w:t>ὑπομίμνῃσκε</w:t>
+      </w:r>
+    </w:p>
+    <w:p>
+      <w:pPr/>
+      <w:r>
+        <w:rPr>
+          <w:lang w:val="hi_IN" w:bidi="hi_IN"/>
+        </w:rPr>
+      </w:r>
+      <w:r>
+        <w:rPr>
+          <w:b/>
+          <w:lang w:val="hi_IN" w:bidi="hi_IN"/>
+        </w:rPr>
         <w:t>""</w:t>
       </w:r>
     </w:p>
@@ -15546,6 +18026,21 @@
           <w:b/>
           <w:lang w:val="hi_IN" w:bidi="hi_IN"/>
         </w:rPr>
+        <w:t>ταῦτα</w:t>
+      </w:r>
+    </w:p>
+    <w:p>
+      <w:pPr/>
+      <w:r>
+        <w:rPr>
+          <w:lang w:val="hi_IN" w:bidi="hi_IN"/>
+        </w:rPr>
+      </w:r>
+      <w:r>
+        <w:rPr>
+          <w:b/>
+          <w:lang w:val="hi_IN" w:bidi="hi_IN"/>
+        </w:rPr>
         <w:t>"इन बातों"</w:t>
       </w:r>
     </w:p>
@@ -15575,7 +18070,7 @@
         </w:rPr>
         <w:t xml:space="preserve"> वाक्यांश पौलुस द्वारा पहले लिखी गई बातों को सन्दर्भित करती हैं। इसमें </w:t>
       </w:r>
-      <w:hyperlink r:id="rId18">
+      <w:hyperlink r:id="rId20">
         <w:r>
           <w:rPr>
             <w:lang w:val="hi_IN" w:bidi="hi_IN"/>
@@ -15593,7 +18088,7 @@
         </w:rPr>
         <w:t xml:space="preserve"> और सम्भवतः </w:t>
       </w:r>
-      <w:hyperlink r:id="rId19">
+      <w:hyperlink r:id="rId21">
         <w:r>
           <w:rPr>
             <w:lang w:val="hi_IN" w:bidi="hi_IN"/>
@@ -15782,6 +18277,21 @@
           <w:b/>
           <w:lang w:val="hi_IN" w:bidi="hi_IN"/>
         </w:rPr>
+        <w:t>τοῦ Θεοῦ</w:t>
+      </w:r>
+    </w:p>
+    <w:p>
+      <w:pPr/>
+      <w:r>
+        <w:rPr>
+          <w:lang w:val="hi_IN" w:bidi="hi_IN"/>
+        </w:rPr>
+      </w:r>
+      <w:r>
+        <w:rPr>
+          <w:b/>
+          <w:lang w:val="hi_IN" w:bidi="hi_IN"/>
+        </w:rPr>
         <w:t>"और प्रभु के सामने"</w:t>
       </w:r>
     </w:p>
@@ -15865,6 +18375,21 @@
           <w:b/>
           <w:lang w:val="hi_IN" w:bidi="hi_IN"/>
         </w:rPr>
+        <w:t>μὴ λογομαχεῖν</w:t>
+      </w:r>
+    </w:p>
+    <w:p>
+      <w:pPr/>
+      <w:r>
+        <w:rPr>
+          <w:lang w:val="hi_IN" w:bidi="hi_IN"/>
+        </w:rPr>
+      </w:r>
+      <w:r>
+        <w:rPr>
+          <w:b/>
+          <w:lang w:val="hi_IN" w:bidi="hi_IN"/>
+        </w:rPr>
         <w:t>""</w:t>
       </w:r>
     </w:p>
@@ -15941,6 +18466,21 @@
           <w:b/>
           <w:lang w:val="hi_IN" w:bidi="hi_IN"/>
         </w:rPr>
+        <w:t>ἐπὶ καταστροφῇ τῶν ἀκουόντων</w:t>
+      </w:r>
+    </w:p>
+    <w:p>
+      <w:pPr/>
+      <w:r>
+        <w:rPr>
+          <w:lang w:val="hi_IN" w:bidi="hi_IN"/>
+        </w:rPr>
+      </w:r>
+      <w:r>
+        <w:rPr>
+          <w:b/>
+          <w:lang w:val="hi_IN" w:bidi="hi_IN"/>
+        </w:rPr>
         <w:t>"वरन् सुननेवाले बिगड़ जाते हैं"</w:t>
       </w:r>
     </w:p>
@@ -16037,6 +18577,21 @@
           <w:b/>
           <w:lang w:val="hi_IN" w:bidi="hi_IN"/>
         </w:rPr>
+        <w:t>ἐπὶ καταστροφῇ τῶν ἀκουόντων</w:t>
+      </w:r>
+    </w:p>
+    <w:p>
+      <w:pPr/>
+      <w:r>
+        <w:rPr>
+          <w:lang w:val="hi_IN" w:bidi="hi_IN"/>
+        </w:rPr>
+      </w:r>
+      <w:r>
+        <w:rPr>
+          <w:b/>
+          <w:lang w:val="hi_IN" w:bidi="hi_IN"/>
+        </w:rPr>
         <w:t>"वरन् सुननेवाले बिगड़ जाते हैं"</w:t>
       </w:r>
     </w:p>
@@ -16133,6 +18688,21 @@
           <w:b/>
           <w:lang w:val="hi_IN" w:bidi="hi_IN"/>
         </w:rPr>
+        <w:t>σπούδασον σεαυτὸν, δόκιμον παραστῆσαι τῷ Θεῷ</w:t>
+      </w:r>
+    </w:p>
+    <w:p>
+      <w:pPr/>
+      <w:r>
+        <w:rPr>
+          <w:lang w:val="hi_IN" w:bidi="hi_IN"/>
+        </w:rPr>
+      </w:r>
+      <w:r>
+        <w:rPr>
+          <w:b/>
+          <w:lang w:val="hi_IN" w:bidi="hi_IN"/>
+        </w:rPr>
         <w:t>""</w:t>
       </w:r>
     </w:p>
@@ -16196,6 +18766,21 @@
           <w:b/>
           <w:lang w:val="hi_IN" w:bidi="hi_IN"/>
         </w:rPr>
+        <w:t>ἐργάτην</w:t>
+      </w:r>
+    </w:p>
+    <w:p>
+      <w:pPr/>
+      <w:r>
+        <w:rPr>
+          <w:lang w:val="hi_IN" w:bidi="hi_IN"/>
+        </w:rPr>
+      </w:r>
+      <w:r>
+        <w:rPr>
+          <w:b/>
+          <w:lang w:val="hi_IN" w:bidi="hi_IN"/>
+        </w:rPr>
         <w:t>"और ऐसा काम करनेवाला"</w:t>
       </w:r>
     </w:p>
@@ -16279,6 +18864,21 @@
           <w:b/>
           <w:lang w:val="hi_IN" w:bidi="hi_IN"/>
         </w:rPr>
+        <w:t>ἀνεπαίσχυντον</w:t>
+      </w:r>
+    </w:p>
+    <w:p>
+      <w:pPr/>
+      <w:r>
+        <w:rPr>
+          <w:lang w:val="hi_IN" w:bidi="hi_IN"/>
+        </w:rPr>
+      </w:r>
+      <w:r>
+        <w:rPr>
+          <w:b/>
+          <w:lang w:val="hi_IN" w:bidi="hi_IN"/>
+        </w:rPr>
         <w:t>"जो लज्जित होने न पाए"</w:t>
       </w:r>
     </w:p>
@@ -16362,6 +18962,21 @@
           <w:b/>
           <w:lang w:val="hi_IN" w:bidi="hi_IN"/>
         </w:rPr>
+        <w:t>ὀρθοτομοῦντα τὸν λόγον τῆς ἀληθείας</w:t>
+      </w:r>
+    </w:p>
+    <w:p>
+      <w:pPr/>
+      <w:r>
+        <w:rPr>
+          <w:lang w:val="hi_IN" w:bidi="hi_IN"/>
+        </w:rPr>
+      </w:r>
+      <w:r>
+        <w:rPr>
+          <w:b/>
+          <w:lang w:val="hi_IN" w:bidi="hi_IN"/>
+        </w:rPr>
         <w:t>""</w:t>
       </w:r>
     </w:p>
@@ -16404,7 +19019,7 @@
         </w:rPr>
         <w:t xml:space="preserve"> होता है तब यात्री सीधे अपने गंतव्य तक चले जाते हैं| इसके विपरीत निरर्थक विवाद जिसकी चर्चा पौलुस ने </w:t>
       </w:r>
-      <w:hyperlink r:id="rId20">
+      <w:hyperlink r:id="rId22">
         <w:r>
           <w:rPr>
             <w:lang w:val="hi_IN" w:bidi="hi_IN"/>
@@ -16422,7 +19037,7 @@
         </w:rPr>
         <w:t xml:space="preserve"> और </w:t>
       </w:r>
-      <w:hyperlink r:id="rId21">
+      <w:hyperlink r:id="rId23">
         <w:r>
           <w:rPr>
             <w:lang w:val="hi_IN" w:bidi="hi_IN"/>
@@ -16487,6 +19102,21 @@
           <w:b/>
           <w:lang w:val="hi_IN" w:bidi="hi_IN"/>
         </w:rPr>
+        <w:t>τὸν λόγον τῆς ἀληθείας</w:t>
+      </w:r>
+    </w:p>
+    <w:p>
+      <w:pPr/>
+      <w:r>
+        <w:rPr>
+          <w:lang w:val="hi_IN" w:bidi="hi_IN"/>
+        </w:rPr>
+      </w:r>
+      <w:r>
+        <w:rPr>
+          <w:b/>
+          <w:lang w:val="hi_IN" w:bidi="hi_IN"/>
+        </w:rPr>
         <w:t>"सत्य के वचन"</w:t>
       </w:r>
     </w:p>
@@ -16591,6 +19221,21 @@
           <w:b/>
           <w:lang w:val="hi_IN" w:bidi="hi_IN"/>
         </w:rPr>
+        <w:t>τὸν λόγον τῆς ἀληθείας</w:t>
+      </w:r>
+    </w:p>
+    <w:p>
+      <w:pPr/>
+      <w:r>
+        <w:rPr>
+          <w:lang w:val="hi_IN" w:bidi="hi_IN"/>
+        </w:rPr>
+      </w:r>
+      <w:r>
+        <w:rPr>
+          <w:b/>
+          <w:lang w:val="hi_IN" w:bidi="hi_IN"/>
+        </w:rPr>
         <w:t>"जो सत्य के"</w:t>
       </w:r>
       <w:r>
@@ -16700,6 +19345,21 @@
           <w:b/>
           <w:lang w:val="hi_IN" w:bidi="hi_IN"/>
         </w:rPr>
+        <w:t>τὸν λόγον</w:t>
+      </w:r>
+    </w:p>
+    <w:p>
+      <w:pPr/>
+      <w:r>
+        <w:rPr>
+          <w:lang w:val="hi_IN" w:bidi="hi_IN"/>
+        </w:rPr>
+      </w:r>
+      <w:r>
+        <w:rPr>
+          <w:b/>
+          <w:lang w:val="hi_IN" w:bidi="hi_IN"/>
+        </w:rPr>
         <w:t>"जो सत्य के"</w:t>
       </w:r>
       <w:r>
@@ -16809,6 +19469,21 @@
           <w:b/>
           <w:lang w:val="hi_IN" w:bidi="hi_IN"/>
         </w:rPr>
+        <w:t>δὲ</w:t>
+      </w:r>
+    </w:p>
+    <w:p>
+      <w:pPr/>
+      <w:r>
+        <w:rPr>
+          <w:lang w:val="hi_IN" w:bidi="hi_IN"/>
+        </w:rPr>
+      </w:r>
+      <w:r>
+        <w:rPr>
+          <w:b/>
+          <w:lang w:val="hi_IN" w:bidi="hi_IN"/>
+        </w:rPr>
         <w:t>"पर"</w:t>
       </w:r>
     </w:p>
@@ -16851,7 +19526,7 @@
         </w:rPr>
         <w:t xml:space="preserve"> के साथ कैसे व्यवहार करना चाहिए, जबकि इसके विपरीत उन्हें “सत्य के वचन” (</w:t>
       </w:r>
-      <w:hyperlink r:id="rId22">
+      <w:hyperlink r:id="rId24">
         <w:r>
           <w:rPr>
             <w:lang w:val="hi_IN" w:bidi="hi_IN"/>
@@ -16957,6 +19632,21 @@
           <w:b/>
           <w:lang w:val="hi_IN" w:bidi="hi_IN"/>
         </w:rPr>
+        <w:t>τὰς &amp; βεβήλους κενοφωνίας</w:t>
+      </w:r>
+    </w:p>
+    <w:p>
+      <w:pPr/>
+      <w:r>
+        <w:rPr>
+          <w:lang w:val="hi_IN" w:bidi="hi_IN"/>
+        </w:rPr>
+      </w:r>
+      <w:r>
+        <w:rPr>
+          <w:b/>
+          <w:lang w:val="hi_IN" w:bidi="hi_IN"/>
+        </w:rPr>
         <w:t>"अशुद्ध बकवाद"</w:t>
       </w:r>
     </w:p>
@@ -17061,6 +19751,21 @@
           <w:b/>
           <w:lang w:val="hi_IN" w:bidi="hi_IN"/>
         </w:rPr>
+        <w:t>προκόψουσιν</w:t>
+      </w:r>
+    </w:p>
+    <w:p>
+      <w:pPr/>
+      <w:r>
+        <w:rPr>
+          <w:lang w:val="hi_IN" w:bidi="hi_IN"/>
+        </w:rPr>
+      </w:r>
+      <w:r>
+        <w:rPr>
+          <w:b/>
+          <w:lang w:val="hi_IN" w:bidi="hi_IN"/>
+        </w:rPr>
         <w:t>"लोग (वे) ... बढ़ते जाएँगे"</w:t>
       </w:r>
     </w:p>
@@ -17103,7 +19808,7 @@
         </w:rPr>
         <w:t xml:space="preserve"> को बोलते और सुनते हैं। जब पौलुस </w:t>
       </w:r>
-      <w:hyperlink r:id="rId23">
+      <w:hyperlink r:id="rId25">
         <w:r>
           <w:rPr>
             <w:lang w:val="hi_IN" w:bidi="hi_IN"/>
@@ -17246,6 +19951,21 @@
           <w:b/>
           <w:lang w:val="hi_IN" w:bidi="hi_IN"/>
         </w:rPr>
+        <w:t>ἐπὶ πλεῖον &amp; προκόψουσιν ἀσεβείας</w:t>
+      </w:r>
+    </w:p>
+    <w:p>
+      <w:pPr/>
+      <w:r>
+        <w:rPr>
+          <w:lang w:val="hi_IN" w:bidi="hi_IN"/>
+        </w:rPr>
+      </w:r>
+      <w:r>
+        <w:rPr>
+          <w:b/>
+          <w:lang w:val="hi_IN" w:bidi="hi_IN"/>
+        </w:rPr>
         <w:t>""</w:t>
       </w:r>
     </w:p>
@@ -17329,6 +20049,21 @@
           <w:b/>
           <w:lang w:val="hi_IN" w:bidi="hi_IN"/>
         </w:rPr>
+        <w:t>ἀσεβείας</w:t>
+      </w:r>
+    </w:p>
+    <w:p>
+      <w:pPr/>
+      <w:r>
+        <w:rPr>
+          <w:lang w:val="hi_IN" w:bidi="hi_IN"/>
+        </w:rPr>
+      </w:r>
+      <w:r>
+        <w:rPr>
+          <w:b/>
+          <w:lang w:val="hi_IN" w:bidi="hi_IN"/>
+        </w:rPr>
         <w:t>"अभक्ति में"</w:t>
       </w:r>
     </w:p>
@@ -17425,6 +20160,21 @@
           <w:b/>
           <w:lang w:val="hi_IN" w:bidi="hi_IN"/>
         </w:rPr>
+        <w:t>ὁ λόγος αὐτῶν</w:t>
+      </w:r>
+    </w:p>
+    <w:p>
+      <w:pPr/>
+      <w:r>
+        <w:rPr>
+          <w:lang w:val="hi_IN" w:bidi="hi_IN"/>
+        </w:rPr>
+      </w:r>
+      <w:r>
+        <w:rPr>
+          <w:b/>
+          <w:lang w:val="hi_IN" w:bidi="hi_IN"/>
+        </w:rPr>
         <w:t>"उनका वचन"</w:t>
       </w:r>
     </w:p>
@@ -17521,6 +20271,21 @@
           <w:b/>
           <w:lang w:val="hi_IN" w:bidi="hi_IN"/>
         </w:rPr>
+        <w:t>ὡς γάγγραινα νομὴν ἕξει</w:t>
+      </w:r>
+    </w:p>
+    <w:p>
+      <w:pPr/>
+      <w:r>
+        <w:rPr>
+          <w:lang w:val="hi_IN" w:bidi="hi_IN"/>
+        </w:rPr>
+      </w:r>
+      <w:r>
+        <w:rPr>
+          <w:b/>
+          <w:lang w:val="hi_IN" w:bidi="hi_IN"/>
+        </w:rPr>
         <w:t>""</w:t>
       </w:r>
     </w:p>
@@ -17604,6 +20369,21 @@
           <w:b/>
           <w:lang w:val="hi_IN" w:bidi="hi_IN"/>
         </w:rPr>
+        <w:t>γάγγραινα</w:t>
+      </w:r>
+    </w:p>
+    <w:p>
+      <w:pPr/>
+      <w:r>
+        <w:rPr>
+          <w:lang w:val="hi_IN" w:bidi="hi_IN"/>
+        </w:rPr>
+      </w:r>
+      <w:r>
+        <w:rPr>
+          <w:b/>
+          <w:lang w:val="hi_IN" w:bidi="hi_IN"/>
+        </w:rPr>
         <w:t>"की तरह"</w:t>
       </w:r>
     </w:p>
@@ -17700,6 +20480,21 @@
           <w:b/>
           <w:lang w:val="hi_IN" w:bidi="hi_IN"/>
         </w:rPr>
+        <w:t>Ὑμέναιος, καὶ Φίλητος</w:t>
+      </w:r>
+    </w:p>
+    <w:p>
+      <w:pPr/>
+      <w:r>
+        <w:rPr>
+          <w:lang w:val="hi_IN" w:bidi="hi_IN"/>
+        </w:rPr>
+      </w:r>
+      <w:r>
+        <w:rPr>
+          <w:b/>
+          <w:lang w:val="hi_IN" w:bidi="hi_IN"/>
+        </w:rPr>
         <w:t>"हुमिनयुस और फिलेतुस"</w:t>
       </w:r>
     </w:p>
@@ -17783,6 +20578,21 @@
           <w:b/>
           <w:lang w:val="hi_IN" w:bidi="hi_IN"/>
         </w:rPr>
+        <w:t>περὶ τὴν ἀλήθειαν ἠστόχησαν</w:t>
+      </w:r>
+    </w:p>
+    <w:p>
+      <w:pPr/>
+      <w:r>
+        <w:rPr>
+          <w:lang w:val="hi_IN" w:bidi="hi_IN"/>
+        </w:rPr>
+      </w:r>
+      <w:r>
+        <w:rPr>
+          <w:b/>
+          <w:lang w:val="hi_IN" w:bidi="hi_IN"/>
+        </w:rPr>
         <w:t>""</w:t>
       </w:r>
     </w:p>
@@ -17879,6 +20689,21 @@
           <w:b/>
           <w:lang w:val="hi_IN" w:bidi="hi_IN"/>
         </w:rPr>
+        <w:t>περὶ τὴν ἀλήθειαν</w:t>
+      </w:r>
+    </w:p>
+    <w:p>
+      <w:pPr/>
+      <w:r>
+        <w:rPr>
+          <w:lang w:val="hi_IN" w:bidi="hi_IN"/>
+        </w:rPr>
+      </w:r>
+      <w:r>
+        <w:rPr>
+          <w:b/>
+          <w:lang w:val="hi_IN" w:bidi="hi_IN"/>
+        </w:rPr>
         <w:t>"जो"</w:t>
       </w:r>
       <w:r>
@@ -17988,6 +20813,21 @@
           <w:b/>
           <w:lang w:val="hi_IN" w:bidi="hi_IN"/>
         </w:rPr>
+        <w:t>ἀνάστασιν ἤδη γεγονέναι</w:t>
+      </w:r>
+    </w:p>
+    <w:p>
+      <w:pPr/>
+      <w:r>
+        <w:rPr>
+          <w:lang w:val="hi_IN" w:bidi="hi_IN"/>
+        </w:rPr>
+      </w:r>
+      <w:r>
+        <w:rPr>
+          <w:b/>
+          <w:lang w:val="hi_IN" w:bidi="hi_IN"/>
+        </w:rPr>
         <w:t>"पुनरुत्थान हो चुका है"</w:t>
       </w:r>
     </w:p>
@@ -18064,6 +20904,21 @@
           <w:b/>
           <w:lang w:val="hi_IN" w:bidi="hi_IN"/>
         </w:rPr>
+        <w:t>ἀνατρέπουσιν τήν τινων πίστιν</w:t>
+      </w:r>
+    </w:p>
+    <w:p>
+      <w:pPr/>
+      <w:r>
+        <w:rPr>
+          <w:lang w:val="hi_IN" w:bidi="hi_IN"/>
+        </w:rPr>
+      </w:r>
+      <w:r>
+        <w:rPr>
+          <w:b/>
+          <w:lang w:val="hi_IN" w:bidi="hi_IN"/>
+        </w:rPr>
         <w:t>""</w:t>
       </w:r>
     </w:p>
@@ -18140,6 +20995,21 @@
           <w:b/>
           <w:lang w:val="hi_IN" w:bidi="hi_IN"/>
         </w:rPr>
+        <w:t>τήν τινων πίστιν</w:t>
+      </w:r>
+    </w:p>
+    <w:p>
+      <w:pPr/>
+      <w:r>
+        <w:rPr>
+          <w:lang w:val="hi_IN" w:bidi="hi_IN"/>
+        </w:rPr>
+      </w:r>
+      <w:r>
+        <w:rPr>
+          <w:b/>
+          <w:lang w:val="hi_IN" w:bidi="hi_IN"/>
+        </w:rPr>
         <w:t>"कितनों के विश्वास"</w:t>
       </w:r>
     </w:p>
@@ -18244,6 +21114,21 @@
           <w:b/>
           <w:lang w:val="hi_IN" w:bidi="hi_IN"/>
         </w:rPr>
+        <w:t>ὁ &amp; στερεὸς θεμέλιος τοῦ Θεοῦ ἕστηκεν</w:t>
+      </w:r>
+    </w:p>
+    <w:p>
+      <w:pPr/>
+      <w:r>
+        <w:rPr>
+          <w:lang w:val="hi_IN" w:bidi="hi_IN"/>
+        </w:rPr>
+      </w:r>
+      <w:r>
+        <w:rPr>
+          <w:b/>
+          <w:lang w:val="hi_IN" w:bidi="hi_IN"/>
+        </w:rPr>
         <w:t>"परमेश्वर पक्की नींव बनी रहती है"</w:t>
       </w:r>
     </w:p>
@@ -18327,6 +21212,21 @@
           <w:b/>
           <w:lang w:val="hi_IN" w:bidi="hi_IN"/>
         </w:rPr>
+        <w:t>ἔχων τὴν σφραγῖδα ταύτην</w:t>
+      </w:r>
+    </w:p>
+    <w:p>
+      <w:pPr/>
+      <w:r>
+        <w:rPr>
+          <w:lang w:val="hi_IN" w:bidi="hi_IN"/>
+        </w:rPr>
+      </w:r>
+      <w:r>
+        <w:rPr>
+          <w:b/>
+          <w:lang w:val="hi_IN" w:bidi="hi_IN"/>
+        </w:rPr>
         <w:t>"उस पर यह छाप लगी है"</w:t>
       </w:r>
     </w:p>
@@ -18423,6 +21323,21 @@
           <w:b/>
           <w:lang w:val="hi_IN" w:bidi="hi_IN"/>
         </w:rPr>
+        <w:t>ἔγνω Κύριος τοὺς ὄντας αὐτοῦ, καί, ἀποστήτω ἀπὸ ἀδικίας πᾶς ὁ ὀνομάζων τὸ ὄνομα Κυρίου</w:t>
+      </w:r>
+    </w:p>
+    <w:p>
+      <w:pPr/>
+      <w:r>
+        <w:rPr>
+          <w:lang w:val="hi_IN" w:bidi="hi_IN"/>
+        </w:rPr>
+      </w:r>
+      <w:r>
+        <w:rPr>
+          <w:b/>
+          <w:lang w:val="hi_IN" w:bidi="hi_IN"/>
+        </w:rPr>
         <w:t>"उस पर यह छाप लगी है"</w:t>
       </w:r>
     </w:p>
@@ -18506,6 +21421,21 @@
           <w:b/>
           <w:lang w:val="hi_IN" w:bidi="hi_IN"/>
         </w:rPr>
+        <w:t>Κύριος &amp; Κυρίου</w:t>
+      </w:r>
+    </w:p>
+    <w:p>
+      <w:pPr/>
+      <w:r>
+        <w:rPr>
+          <w:lang w:val="hi_IN" w:bidi="hi_IN"/>
+        </w:rPr>
+      </w:r>
+      <w:r>
+        <w:rPr>
+          <w:b/>
+          <w:lang w:val="hi_IN" w:bidi="hi_IN"/>
+        </w:rPr>
         <w:t>"प्रभु"</w:t>
       </w:r>
       <w:r>
@@ -18615,6 +21545,21 @@
           <w:b/>
           <w:lang w:val="hi_IN" w:bidi="hi_IN"/>
         </w:rPr>
+        <w:t>ἔγνω</w:t>
+      </w:r>
+    </w:p>
+    <w:p>
+      <w:pPr/>
+      <w:r>
+        <w:rPr>
+          <w:lang w:val="hi_IN" w:bidi="hi_IN"/>
+        </w:rPr>
+      </w:r>
+      <w:r>
+        <w:rPr>
+          <w:b/>
+          <w:lang w:val="hi_IN" w:bidi="hi_IN"/>
+        </w:rPr>
         <w:t>"पहचानता है"</w:t>
       </w:r>
     </w:p>
@@ -18706,6 +21651,21 @@
           <w:b/>
           <w:lang w:val="hi_IN" w:bidi="hi_IN"/>
         </w:rPr>
+        <w:t>ἀποστήτω ἀπὸ &amp; πᾶς ὁ ὀνομάζων τὸ ὄνομα Κυρίου</w:t>
+      </w:r>
+    </w:p>
+    <w:p>
+      <w:pPr/>
+      <w:r>
+        <w:rPr>
+          <w:lang w:val="hi_IN" w:bidi="hi_IN"/>
+        </w:rPr>
+      </w:r>
+      <w:r>
+        <w:rPr>
+          <w:b/>
+          <w:lang w:val="hi_IN" w:bidi="hi_IN"/>
+        </w:rPr>
         <w:t>"जो कोई प्रभु का नाम लेता है, वह ... बचा रहे"</w:t>
       </w:r>
     </w:p>
@@ -18823,6 +21783,21 @@
           <w:b/>
           <w:lang w:val="hi_IN" w:bidi="hi_IN"/>
         </w:rPr>
+        <w:t>ἀποστήτω &amp; πᾶς ὁ ὀνομάζων τὸ ὄνομα Κυρίου</w:t>
+      </w:r>
+    </w:p>
+    <w:p>
+      <w:pPr/>
+      <w:r>
+        <w:rPr>
+          <w:lang w:val="hi_IN" w:bidi="hi_IN"/>
+        </w:rPr>
+      </w:r>
+      <w:r>
+        <w:rPr>
+          <w:b/>
+          <w:lang w:val="hi_IN" w:bidi="hi_IN"/>
+        </w:rPr>
         <w:t>"जो कोई प्रभु का नाम लेता है, वह ... बचा रहे"</w:t>
       </w:r>
     </w:p>
@@ -18914,6 +21889,21 @@
           <w:b/>
           <w:lang w:val="hi_IN" w:bidi="hi_IN"/>
         </w:rPr>
+        <w:t>ὁ ὀνομάζων τὸ ὄνομα Κυρίου</w:t>
+      </w:r>
+    </w:p>
+    <w:p>
+      <w:pPr/>
+      <w:r>
+        <w:rPr>
+          <w:lang w:val="hi_IN" w:bidi="hi_IN"/>
+        </w:rPr>
+      </w:r>
+      <w:r>
+        <w:rPr>
+          <w:b/>
+          <w:lang w:val="hi_IN" w:bidi="hi_IN"/>
+        </w:rPr>
         <w:t>"जो कोई प्रभु का नाम लेता है"</w:t>
       </w:r>
     </w:p>
@@ -19010,6 +22000,21 @@
           <w:b/>
           <w:lang w:val="hi_IN" w:bidi="hi_IN"/>
         </w:rPr>
+        <w:t>ἀπὸ ἀδικίας</w:t>
+      </w:r>
+    </w:p>
+    <w:p>
+      <w:pPr/>
+      <w:r>
+        <w:rPr>
+          <w:lang w:val="hi_IN" w:bidi="hi_IN"/>
+        </w:rPr>
+      </w:r>
+      <w:r>
+        <w:rPr>
+          <w:b/>
+          <w:lang w:val="hi_IN" w:bidi="hi_IN"/>
+        </w:rPr>
         <w:t>""</w:t>
       </w:r>
     </w:p>
@@ -19093,6 +22098,21 @@
           <w:b/>
           <w:lang w:val="hi_IN" w:bidi="hi_IN"/>
         </w:rPr>
+        <w:t>δὲ</w:t>
+      </w:r>
+    </w:p>
+    <w:p>
+      <w:pPr/>
+      <w:r>
+        <w:rPr>
+          <w:lang w:val="hi_IN" w:bidi="hi_IN"/>
+        </w:rPr>
+      </w:r>
+      <w:r>
+        <w:rPr>
+          <w:b/>
+          <w:lang w:val="hi_IN" w:bidi="hi_IN"/>
+        </w:rPr>
         <w:t>"(अब) बड़े घर में"</w:t>
       </w:r>
     </w:p>
@@ -19202,6 +22222,21 @@
           <w:b/>
           <w:lang w:val="hi_IN" w:bidi="hi_IN"/>
         </w:rPr>
+        <w:t>ἐν μεγάλῃ &amp; οἰκίᾳ, οὐκ ἔστιν μόνον σκεύη χρυσᾶ καὶ ἀργυρᾶ, ἀλλὰ καὶ ξύλινα καὶ ὀστράκινα; καὶ ἃ μὲν εἰς τιμὴν, ἃ δὲ εἰς ἀτιμίαν</w:t>
+      </w:r>
+    </w:p>
+    <w:p>
+      <w:pPr/>
+      <w:r>
+        <w:rPr>
+          <w:lang w:val="hi_IN" w:bidi="hi_IN"/>
+        </w:rPr>
+      </w:r>
+      <w:r>
+        <w:rPr>
+          <w:b/>
+          <w:lang w:val="hi_IN" w:bidi="hi_IN"/>
+        </w:rPr>
         <w:t>"बड़े घर में न केवल ही के, पर काठ और मिट्टी के बर्तन भी होते हैं"</w:t>
       </w:r>
     </w:p>
@@ -19285,6 +22320,21 @@
           <w:b/>
           <w:lang w:val="hi_IN" w:bidi="hi_IN"/>
         </w:rPr>
+        <w:t>σκεύη</w:t>
+      </w:r>
+    </w:p>
+    <w:p>
+      <w:pPr/>
+      <w:r>
+        <w:rPr>
+          <w:lang w:val="hi_IN" w:bidi="hi_IN"/>
+        </w:rPr>
+      </w:r>
+      <w:r>
+        <w:rPr>
+          <w:b/>
+          <w:lang w:val="hi_IN" w:bidi="hi_IN"/>
+        </w:rPr>
         <w:t>""</w:t>
       </w:r>
     </w:p>
@@ -19368,6 +22418,21 @@
           <w:b/>
           <w:lang w:val="hi_IN" w:bidi="hi_IN"/>
         </w:rPr>
+        <w:t>ἀλλὰ καὶ ξύλινα καὶ ὀστράκινα</w:t>
+      </w:r>
+    </w:p>
+    <w:p>
+      <w:pPr/>
+      <w:r>
+        <w:rPr>
+          <w:lang w:val="hi_IN" w:bidi="hi_IN"/>
+        </w:rPr>
+      </w:r>
+      <w:r>
+        <w:rPr>
+          <w:b/>
+          <w:lang w:val="hi_IN" w:bidi="hi_IN"/>
+        </w:rPr>
         <w:t>"पर काठ और मिट्टी के"</w:t>
       </w:r>
       <w:r>
@@ -19464,6 +22529,21 @@
           <w:b/>
           <w:lang w:val="hi_IN" w:bidi="hi_IN"/>
         </w:rPr>
+        <w:t>ἃ μὲν εἰς τιμὴν, ἃ δὲ εἰς ἀτιμίαν</w:t>
+      </w:r>
+    </w:p>
+    <w:p>
+      <w:pPr/>
+      <w:r>
+        <w:rPr>
+          <w:lang w:val="hi_IN" w:bidi="hi_IN"/>
+        </w:rPr>
+      </w:r>
+      <w:r>
+        <w:rPr>
+          <w:b/>
+          <w:lang w:val="hi_IN" w:bidi="hi_IN"/>
+        </w:rPr>
         <w:t>"कोई-कोई आदर, और कोई-कोई अनादर के लिये"</w:t>
       </w:r>
     </w:p>
@@ -19547,6 +22627,21 @@
           <w:b/>
           <w:lang w:val="hi_IN" w:bidi="hi_IN"/>
         </w:rPr>
+        <w:t>ἃ μὲν εἰς τιμὴν, ἃ δὲ εἰς ἀτιμίαν</w:t>
+      </w:r>
+    </w:p>
+    <w:p>
+      <w:pPr/>
+      <w:r>
+        <w:rPr>
+          <w:lang w:val="hi_IN" w:bidi="hi_IN"/>
+        </w:rPr>
+      </w:r>
+      <w:r>
+        <w:rPr>
+          <w:b/>
+          <w:lang w:val="hi_IN" w:bidi="hi_IN"/>
+        </w:rPr>
         <w:t>""</w:t>
       </w:r>
     </w:p>
@@ -19636,6 +22731,21 @@
           <w:b/>
           <w:lang w:val="hi_IN" w:bidi="hi_IN"/>
         </w:rPr>
+        <w:t>ἐὰν &amp; τις ἐκκαθάρῃ ἑαυτὸν ἀπὸ τούτων, ἔσται σκεῦος εἰς τιμήν, ἡγιασμένον εὔχρηστον τῷ Δεσπότῃ, εἰς πᾶν ἔργον ἀγαθὸν ἡτοιμασμένον</w:t>
+      </w:r>
+    </w:p>
+    <w:p>
+      <w:pPr/>
+      <w:r>
+        <w:rPr>
+          <w:lang w:val="hi_IN" w:bidi="hi_IN"/>
+        </w:rPr>
+      </w:r>
+      <w:r>
+        <w:rPr>
+          <w:b/>
+          <w:lang w:val="hi_IN" w:bidi="hi_IN"/>
+        </w:rPr>
         <w:t>""</w:t>
       </w:r>
     </w:p>
@@ -19745,6 +22855,21 @@
           <w:b/>
           <w:lang w:val="hi_IN" w:bidi="hi_IN"/>
         </w:rPr>
+        <w:t>τούτων</w:t>
+      </w:r>
+    </w:p>
+    <w:p>
+      <w:pPr/>
+      <w:r>
+        <w:rPr>
+          <w:lang w:val="hi_IN" w:bidi="hi_IN"/>
+        </w:rPr>
+      </w:r>
+      <w:r>
+        <w:rPr>
+          <w:b/>
+          <w:lang w:val="hi_IN" w:bidi="hi_IN"/>
+        </w:rPr>
         <w:t>"इनसे"</w:t>
       </w:r>
     </w:p>
@@ -19774,7 +22899,7 @@
         </w:rPr>
         <w:t xml:space="preserve"> का सन्दर्भ हो सकता है: (1) जो पौलुस ने </w:t>
       </w:r>
-      <w:hyperlink r:id="rId24">
+      <w:hyperlink r:id="rId26">
         <w:r>
           <w:rPr>
             <w:lang w:val="hi_IN" w:bidi="hi_IN"/>
@@ -19792,7 +22917,7 @@
         </w:rPr>
         <w:t xml:space="preserve"> में कहा है कि झूठे शिक्षक क्या करते और कहते हैं। तब विशेष ध्यान, अभक्ति और झूठी शिक्षा पर है। वैकल्पिक अनुवाद: “अभक्ति और झूठी शिक्षा से” या “इन अभक्ति बातों से” (2) अनादर के पात्र जिनका पौलुस ने </w:t>
       </w:r>
-      <w:hyperlink r:id="rId25">
+      <w:hyperlink r:id="rId27">
         <w:r>
           <w:rPr>
             <w:lang w:val="hi_IN" w:bidi="hi_IN"/>
@@ -19885,6 +23010,21 @@
           <w:b/>
           <w:lang w:val="hi_IN" w:bidi="hi_IN"/>
         </w:rPr>
+        <w:t>ἑαυτὸν &amp; ἔσται</w:t>
+      </w:r>
+    </w:p>
+    <w:p>
+      <w:pPr/>
+      <w:r>
+        <w:rPr>
+          <w:lang w:val="hi_IN" w:bidi="hi_IN"/>
+        </w:rPr>
+      </w:r>
+      <w:r>
+        <w:rPr>
+          <w:b/>
+          <w:lang w:val="hi_IN" w:bidi="hi_IN"/>
+        </w:rPr>
         <w:t>"अपने आपको"</w:t>
       </w:r>
       <w:r>
@@ -20007,6 +23147,21 @@
           <w:b/>
           <w:lang w:val="hi_IN" w:bidi="hi_IN"/>
         </w:rPr>
+        <w:t>εἰς τιμήν</w:t>
+      </w:r>
+    </w:p>
+    <w:p>
+      <w:pPr/>
+      <w:r>
+        <w:rPr>
+          <w:lang w:val="hi_IN" w:bidi="hi_IN"/>
+        </w:rPr>
+      </w:r>
+      <w:r>
+        <w:rPr>
+          <w:b/>
+          <w:lang w:val="hi_IN" w:bidi="hi_IN"/>
+        </w:rPr>
         <w:t>"इनसे"</w:t>
       </w:r>
       <w:r>
@@ -20103,6 +23258,21 @@
           <w:b/>
           <w:lang w:val="hi_IN" w:bidi="hi_IN"/>
         </w:rPr>
+        <w:t>ἡγιασμένον</w:t>
+      </w:r>
+    </w:p>
+    <w:p>
+      <w:pPr/>
+      <w:r>
+        <w:rPr>
+          <w:lang w:val="hi_IN" w:bidi="hi_IN"/>
+        </w:rPr>
+      </w:r>
+      <w:r>
+        <w:rPr>
+          <w:b/>
+          <w:lang w:val="hi_IN" w:bidi="hi_IN"/>
+        </w:rPr>
         <w:t>"पवित्र ठहरेगा"</w:t>
       </w:r>
     </w:p>
@@ -20186,6 +23356,21 @@
           <w:b/>
           <w:lang w:val="hi_IN" w:bidi="hi_IN"/>
         </w:rPr>
+        <w:t>ἡτοιμασμένον</w:t>
+      </w:r>
+    </w:p>
+    <w:p>
+      <w:pPr/>
+      <w:r>
+        <w:rPr>
+          <w:lang w:val="hi_IN" w:bidi="hi_IN"/>
+        </w:rPr>
+      </w:r>
+      <w:r>
+        <w:rPr>
+          <w:b/>
+          <w:lang w:val="hi_IN" w:bidi="hi_IN"/>
+        </w:rPr>
         <w:t>"हर भले काम के लिये तैयार होगा"</w:t>
       </w:r>
     </w:p>
@@ -20269,6 +23454,21 @@
           <w:b/>
           <w:lang w:val="hi_IN" w:bidi="hi_IN"/>
         </w:rPr>
+        <w:t>δὲ</w:t>
+      </w:r>
+    </w:p>
+    <w:p>
+      <w:pPr/>
+      <w:r>
+        <w:rPr>
+          <w:lang w:val="hi_IN" w:bidi="hi_IN"/>
+        </w:rPr>
+      </w:r>
+      <w:r>
+        <w:rPr>
+          <w:b/>
+          <w:lang w:val="hi_IN" w:bidi="hi_IN"/>
+        </w:rPr>
         <w:t>"(परन्तु) जवानी की अभिलाषाओं"</w:t>
       </w:r>
     </w:p>
@@ -20420,6 +23620,21 @@
           <w:b/>
           <w:lang w:val="hi_IN" w:bidi="hi_IN"/>
         </w:rPr>
+        <w:t>φεῦγε</w:t>
+      </w:r>
+    </w:p>
+    <w:p>
+      <w:pPr/>
+      <w:r>
+        <w:rPr>
+          <w:lang w:val="hi_IN" w:bidi="hi_IN"/>
+        </w:rPr>
+      </w:r>
+      <w:r>
+        <w:rPr>
+          <w:b/>
+          <w:lang w:val="hi_IN" w:bidi="hi_IN"/>
+        </w:rPr>
         <w:t>""</w:t>
       </w:r>
     </w:p>
@@ -20503,6 +23718,21 @@
           <w:b/>
           <w:lang w:val="hi_IN" w:bidi="hi_IN"/>
         </w:rPr>
+        <w:t>τὰς &amp; νεωτερικὰς ἐπιθυμίας</w:t>
+      </w:r>
+    </w:p>
+    <w:p>
+      <w:pPr/>
+      <w:r>
+        <w:rPr>
+          <w:lang w:val="hi_IN" w:bidi="hi_IN"/>
+        </w:rPr>
+      </w:r>
+      <w:r>
+        <w:rPr>
+          <w:b/>
+          <w:lang w:val="hi_IN" w:bidi="hi_IN"/>
+        </w:rPr>
         <w:t>"जवानी की अभिलाषाओं से भाग"</w:t>
       </w:r>
     </w:p>
@@ -20586,6 +23816,21 @@
           <w:b/>
           <w:lang w:val="hi_IN" w:bidi="hi_IN"/>
         </w:rPr>
+        <w:t>δίωκε &amp; δικαιοσύνην, πίστιν, ἀγάπην, εἰρήνην, μετὰ τῶν ἐπικαλουμένων τὸν Κύριον ἐκ καθαρᾶς καρδίας</w:t>
+      </w:r>
+    </w:p>
+    <w:p>
+      <w:pPr/>
+      <w:r>
+        <w:rPr>
+          <w:lang w:val="hi_IN" w:bidi="hi_IN"/>
+        </w:rPr>
+      </w:r>
+      <w:r>
+        <w:rPr>
+          <w:b/>
+          <w:lang w:val="hi_IN" w:bidi="hi_IN"/>
+        </w:rPr>
         <w:t>"नाम लेते हैं, उनके साथ"</w:t>
       </w:r>
     </w:p>
@@ -20662,6 +23907,21 @@
           <w:b/>
           <w:lang w:val="hi_IN" w:bidi="hi_IN"/>
         </w:rPr>
+        <w:t>δίωκε</w:t>
+      </w:r>
+    </w:p>
+    <w:p>
+      <w:pPr/>
+      <w:r>
+        <w:rPr>
+          <w:lang w:val="hi_IN" w:bidi="hi_IN"/>
+        </w:rPr>
+      </w:r>
+      <w:r>
+        <w:rPr>
+          <w:b/>
+          <w:lang w:val="hi_IN" w:bidi="hi_IN"/>
+        </w:rPr>
         <w:t>""</w:t>
       </w:r>
     </w:p>
@@ -20771,6 +24031,21 @@
           <w:b/>
           <w:lang w:val="hi_IN" w:bidi="hi_IN"/>
         </w:rPr>
+        <w:t>δικαιοσύνην, πίστιν, ἀγάπην, εἰρήνην</w:t>
+      </w:r>
+    </w:p>
+    <w:p>
+      <w:pPr/>
+      <w:r>
+        <w:rPr>
+          <w:lang w:val="hi_IN" w:bidi="hi_IN"/>
+        </w:rPr>
+      </w:r>
+      <w:r>
+        <w:rPr>
+          <w:b/>
+          <w:lang w:val="hi_IN" w:bidi="hi_IN"/>
+        </w:rPr>
         <w:t>"धार्मिकता, विश्वास, प्रेम, मेल-मिलाप"</w:t>
       </w:r>
     </w:p>
@@ -20906,6 +24181,21 @@
           <w:b/>
           <w:lang w:val="hi_IN" w:bidi="hi_IN"/>
         </w:rPr>
+        <w:t>πίστιν</w:t>
+      </w:r>
+    </w:p>
+    <w:p>
+      <w:pPr/>
+      <w:r>
+        <w:rPr>
+          <w:lang w:val="hi_IN" w:bidi="hi_IN"/>
+        </w:rPr>
+      </w:r>
+      <w:r>
+        <w:rPr>
+          <w:b/>
+          <w:lang w:val="hi_IN" w:bidi="hi_IN"/>
+        </w:rPr>
         <w:t>"विश्वास"</w:t>
       </w:r>
     </w:p>
@@ -21002,6 +24292,21 @@
           <w:b/>
           <w:lang w:val="hi_IN" w:bidi="hi_IN"/>
         </w:rPr>
+        <w:t>τῶν ἐπικαλουμένων τὸν Κύριον</w:t>
+      </w:r>
+    </w:p>
+    <w:p>
+      <w:pPr/>
+      <w:r>
+        <w:rPr>
+          <w:lang w:val="hi_IN" w:bidi="hi_IN"/>
+        </w:rPr>
+      </w:r>
+      <w:r>
+        <w:rPr>
+          <w:b/>
+          <w:lang w:val="hi_IN" w:bidi="hi_IN"/>
+        </w:rPr>
         <w:t>"प्रभु नाम लेते हैं"</w:t>
       </w:r>
     </w:p>
@@ -21098,6 +24403,21 @@
           <w:b/>
           <w:lang w:val="hi_IN" w:bidi="hi_IN"/>
         </w:rPr>
+        <w:t>τὸν Κύριον ἐκ καθαρᾶς καρδίας</w:t>
+      </w:r>
+    </w:p>
+    <w:p>
+      <w:pPr/>
+      <w:r>
+        <w:rPr>
+          <w:lang w:val="hi_IN" w:bidi="hi_IN"/>
+        </w:rPr>
+      </w:r>
+      <w:r>
+        <w:rPr>
+          <w:b/>
+          <w:lang w:val="hi_IN" w:bidi="hi_IN"/>
+        </w:rPr>
         <w:t>"शुद्ध मन से प्रभु का"</w:t>
       </w:r>
     </w:p>
@@ -21207,6 +24527,21 @@
           <w:b/>
           <w:lang w:val="hi_IN" w:bidi="hi_IN"/>
         </w:rPr>
+        <w:t>ἐκ καθαρᾶς καρδίας</w:t>
+      </w:r>
+    </w:p>
+    <w:p>
+      <w:pPr/>
+      <w:r>
+        <w:rPr>
+          <w:lang w:val="hi_IN" w:bidi="hi_IN"/>
+        </w:rPr>
+      </w:r>
+      <w:r>
+        <w:rPr>
+          <w:b/>
+          <w:lang w:val="hi_IN" w:bidi="hi_IN"/>
+        </w:rPr>
         <w:t>"जो शुद्ध मन से"</w:t>
       </w:r>
     </w:p>
@@ -21303,6 +24638,21 @@
           <w:b/>
           <w:lang w:val="hi_IN" w:bidi="hi_IN"/>
         </w:rPr>
+        <w:t>δὲ</w:t>
+      </w:r>
+    </w:p>
+    <w:p>
+      <w:pPr/>
+      <w:r>
+        <w:rPr>
+          <w:lang w:val="hi_IN" w:bidi="hi_IN"/>
+        </w:rPr>
+      </w:r>
+      <w:r>
+        <w:rPr>
+          <w:b/>
+          <w:lang w:val="hi_IN" w:bidi="hi_IN"/>
+        </w:rPr>
         <w:t>"मूर्खता, और अविद्या के विवादों से अलग रह"</w:t>
       </w:r>
     </w:p>
@@ -21386,6 +24736,21 @@
           <w:b/>
           <w:lang w:val="hi_IN" w:bidi="hi_IN"/>
         </w:rPr>
+        <w:t>τὰς &amp; μωρὰς καὶ ἀπαιδεύτους ζητήσεις</w:t>
+      </w:r>
+    </w:p>
+    <w:p>
+      <w:pPr/>
+      <w:r>
+        <w:rPr>
+          <w:lang w:val="hi_IN" w:bidi="hi_IN"/>
+        </w:rPr>
+      </w:r>
+      <w:r>
+        <w:rPr>
+          <w:b/>
+          <w:lang w:val="hi_IN" w:bidi="hi_IN"/>
+        </w:rPr>
         <w:t>"मूर्खता, और अविद्या के विवादों"</w:t>
       </w:r>
     </w:p>
@@ -21469,6 +24834,21 @@
           <w:b/>
           <w:lang w:val="hi_IN" w:bidi="hi_IN"/>
         </w:rPr>
+        <w:t>μωρὰς καὶ ἀπαιδεύτους</w:t>
+      </w:r>
+    </w:p>
+    <w:p>
+      <w:pPr/>
+      <w:r>
+        <w:rPr>
+          <w:lang w:val="hi_IN" w:bidi="hi_IN"/>
+        </w:rPr>
+      </w:r>
+      <w:r>
+        <w:rPr>
+          <w:b/>
+          <w:lang w:val="hi_IN" w:bidi="hi_IN"/>
+        </w:rPr>
         <w:t>"मूर्खता, और अविद्या के विवादों से"</w:t>
       </w:r>
     </w:p>
@@ -21578,6 +24958,21 @@
           <w:b/>
           <w:lang w:val="hi_IN" w:bidi="hi_IN"/>
         </w:rPr>
+        <w:t>γεννῶσι</w:t>
+      </w:r>
+    </w:p>
+    <w:p>
+      <w:pPr/>
+      <w:r>
+        <w:rPr>
+          <w:lang w:val="hi_IN" w:bidi="hi_IN"/>
+        </w:rPr>
+      </w:r>
+      <w:r>
+        <w:rPr>
+          <w:b/>
+          <w:lang w:val="hi_IN" w:bidi="hi_IN"/>
+        </w:rPr>
         <w:t>"झगड़े होते हैं"</w:t>
       </w:r>
     </w:p>
@@ -21687,6 +25082,21 @@
           <w:b/>
           <w:lang w:val="hi_IN" w:bidi="hi_IN"/>
         </w:rPr>
+        <w:t>μάχας</w:t>
+      </w:r>
+    </w:p>
+    <w:p>
+      <w:pPr/>
+      <w:r>
+        <w:rPr>
+          <w:lang w:val="hi_IN" w:bidi="hi_IN"/>
+        </w:rPr>
+      </w:r>
+      <w:r>
+        <w:rPr>
+          <w:b/>
+          <w:lang w:val="hi_IN" w:bidi="hi_IN"/>
+        </w:rPr>
         <w:t>"झगड़े"</w:t>
       </w:r>
     </w:p>
@@ -21783,6 +25193,21 @@
           <w:b/>
           <w:lang w:val="hi_IN" w:bidi="hi_IN"/>
         </w:rPr>
+        <w:t>δὲ</w:t>
+      </w:r>
+    </w:p>
+    <w:p>
+      <w:pPr/>
+      <w:r>
+        <w:rPr>
+          <w:lang w:val="hi_IN" w:bidi="hi_IN"/>
+        </w:rPr>
+      </w:r>
+      <w:r>
+        <w:rPr>
+          <w:b/>
+          <w:lang w:val="hi_IN" w:bidi="hi_IN"/>
+        </w:rPr>
         <w:t>"(परन्तु) और"</w:t>
       </w:r>
     </w:p>
@@ -21921,6 +25346,21 @@
           <w:b/>
           <w:lang w:val="hi_IN" w:bidi="hi_IN"/>
         </w:rPr>
+        <w:t>δοῦλον &amp; Κυρίου</w:t>
+      </w:r>
+    </w:p>
+    <w:p>
+      <w:pPr/>
+      <w:r>
+        <w:rPr>
+          <w:lang w:val="hi_IN" w:bidi="hi_IN"/>
+        </w:rPr>
+      </w:r>
+      <w:r>
+        <w:rPr>
+          <w:b/>
+          <w:lang w:val="hi_IN" w:bidi="hi_IN"/>
+        </w:rPr>
         <w:t>"प्रभु के दास को"</w:t>
       </w:r>
     </w:p>
@@ -22032,6 +25472,21 @@
           <w:b/>
           <w:lang w:val="hi_IN" w:bidi="hi_IN"/>
         </w:rPr>
+        <w:t>δοῦλον &amp; Κυρίου</w:t>
+      </w:r>
+    </w:p>
+    <w:p>
+      <w:pPr/>
+      <w:r>
+        <w:rPr>
+          <w:lang w:val="hi_IN" w:bidi="hi_IN"/>
+        </w:rPr>
+      </w:r>
+      <w:r>
+        <w:rPr>
+          <w:b/>
+          <w:lang w:val="hi_IN" w:bidi="hi_IN"/>
+        </w:rPr>
         <w:t>"प्रभु के दास को"</w:t>
       </w:r>
     </w:p>
@@ -22128,6 +25583,21 @@
           <w:b/>
           <w:lang w:val="hi_IN" w:bidi="hi_IN"/>
         </w:rPr>
+        <w:t>οὐ &amp; μάχεσθαι</w:t>
+      </w:r>
+    </w:p>
+    <w:p>
+      <w:pPr/>
+      <w:r>
+        <w:rPr>
+          <w:lang w:val="hi_IN" w:bidi="hi_IN"/>
+        </w:rPr>
+      </w:r>
+      <w:r>
+        <w:rPr>
+          <w:b/>
+          <w:lang w:val="hi_IN" w:bidi="hi_IN"/>
+        </w:rPr>
         <w:t>"झगड़ालू नहीं होना चाहिए"</w:t>
       </w:r>
     </w:p>
@@ -22224,6 +25694,21 @@
           <w:b/>
           <w:lang w:val="hi_IN" w:bidi="hi_IN"/>
         </w:rPr>
+        <w:t>πάντας</w:t>
+      </w:r>
+    </w:p>
+    <w:p>
+      <w:pPr/>
+      <w:r>
+        <w:rPr>
+          <w:lang w:val="hi_IN" w:bidi="hi_IN"/>
+        </w:rPr>
+      </w:r>
+      <w:r>
+        <w:rPr>
+          <w:b/>
+          <w:lang w:val="hi_IN" w:bidi="hi_IN"/>
+        </w:rPr>
         <w:t>"सब"</w:t>
       </w:r>
     </w:p>
@@ -22320,6 +25805,21 @@
           <w:b/>
           <w:lang w:val="hi_IN" w:bidi="hi_IN"/>
         </w:rPr>
+        <w:t>ἐν πραΰτητι</w:t>
+      </w:r>
+    </w:p>
+    <w:p>
+      <w:pPr/>
+      <w:r>
+        <w:rPr>
+          <w:lang w:val="hi_IN" w:bidi="hi_IN"/>
+        </w:rPr>
+      </w:r>
+      <w:r>
+        <w:rPr>
+          <w:b/>
+          <w:lang w:val="hi_IN" w:bidi="hi_IN"/>
+        </w:rPr>
         <w:t>"नम्रता से"</w:t>
       </w:r>
     </w:p>
@@ -22396,6 +25896,21 @@
           <w:b/>
           <w:lang w:val="hi_IN" w:bidi="hi_IN"/>
         </w:rPr>
+        <w:t>τοὺς ἀντιδιατιθεμένους</w:t>
+      </w:r>
+    </w:p>
+    <w:p>
+      <w:pPr/>
+      <w:r>
+        <w:rPr>
+          <w:lang w:val="hi_IN" w:bidi="hi_IN"/>
+        </w:rPr>
+      </w:r>
+      <w:r>
+        <w:rPr>
+          <w:b/>
+          <w:lang w:val="hi_IN" w:bidi="hi_IN"/>
+        </w:rPr>
         <w:t>""</w:t>
       </w:r>
     </w:p>
@@ -22459,6 +25974,21 @@
           <w:b/>
           <w:lang w:val="hi_IN" w:bidi="hi_IN"/>
         </w:rPr>
+        <w:t>μήποτε δώῃ αὐτοῖς ὁ Θεὸς μετάνοιαν</w:t>
+      </w:r>
+    </w:p>
+    <w:p>
+      <w:pPr/>
+      <w:r>
+        <w:rPr>
+          <w:lang w:val="hi_IN" w:bidi="hi_IN"/>
+        </w:rPr>
+      </w:r>
+      <w:r>
+        <w:rPr>
+          <w:b/>
+          <w:lang w:val="hi_IN" w:bidi="hi_IN"/>
+        </w:rPr>
         <w:t>""</w:t>
       </w:r>
     </w:p>
@@ -22555,6 +26085,21 @@
           <w:b/>
           <w:lang w:val="hi_IN" w:bidi="hi_IN"/>
         </w:rPr>
+        <w:t>μήποτε δώῃ αὐτοῖς &amp; μετάνοιαν εἰς ἐπίγνωσιν ἀληθείας</w:t>
+      </w:r>
+    </w:p>
+    <w:p>
+      <w:pPr/>
+      <w:r>
+        <w:rPr>
+          <w:lang w:val="hi_IN" w:bidi="hi_IN"/>
+        </w:rPr>
+      </w:r>
+      <w:r>
+        <w:rPr>
+          <w:b/>
+          <w:lang w:val="hi_IN" w:bidi="hi_IN"/>
+        </w:rPr>
         <w:t>"सत्य को पहचानें"</w:t>
       </w:r>
     </w:p>
@@ -22631,6 +26176,21 @@
           <w:b/>
           <w:lang w:val="hi_IN" w:bidi="hi_IN"/>
         </w:rPr>
+        <w:t>ἀνανήψωσιν ἐκ τῆς τοῦ διαβόλου παγίδος, ἐζωγρημένοι ὑπ’ αὐτοῦ, εἰς τὸ ἐκείνου θέλημα</w:t>
+      </w:r>
+    </w:p>
+    <w:p>
+      <w:pPr/>
+      <w:r>
+        <w:rPr>
+          <w:lang w:val="hi_IN" w:bidi="hi_IN"/>
+        </w:rPr>
+      </w:r>
+      <w:r>
+        <w:rPr>
+          <w:b/>
+          <w:lang w:val="hi_IN" w:bidi="hi_IN"/>
+        </w:rPr>
         <w:t>"और इसके द्वारा शैतान की इच्छा पूरी करने के लिये सचेत होकर शैतान के फंदे से छूट जाएँ"</w:t>
       </w:r>
     </w:p>
@@ -22756,6 +26316,21 @@
           <w:b/>
           <w:lang w:val="hi_IN" w:bidi="hi_IN"/>
         </w:rPr>
+        <w:t>ἀνανήψωσιν ἐκ τῆς τοῦ διαβόλου παγίδος</w:t>
+      </w:r>
+    </w:p>
+    <w:p>
+      <w:pPr/>
+      <w:r>
+        <w:rPr>
+          <w:lang w:val="hi_IN" w:bidi="hi_IN"/>
+        </w:rPr>
+      </w:r>
+      <w:r>
+        <w:rPr>
+          <w:b/>
+          <w:lang w:val="hi_IN" w:bidi="hi_IN"/>
+        </w:rPr>
         <w:t>"शैतान"</w:t>
       </w:r>
       <w:r>
@@ -22865,6 +26440,21 @@
           <w:b/>
           <w:lang w:val="hi_IN" w:bidi="hi_IN"/>
         </w:rPr>
+        <w:t>ἀνανήψωσιν</w:t>
+      </w:r>
+    </w:p>
+    <w:p>
+      <w:pPr/>
+      <w:r>
+        <w:rPr>
+          <w:lang w:val="hi_IN" w:bidi="hi_IN"/>
+        </w:rPr>
+      </w:r>
+      <w:r>
+        <w:rPr>
+          <w:b/>
+          <w:lang w:val="hi_IN" w:bidi="hi_IN"/>
+        </w:rPr>
         <w:t>""</w:t>
       </w:r>
     </w:p>
@@ -22948,6 +26538,21 @@
           <w:b/>
           <w:lang w:val="hi_IN" w:bidi="hi_IN"/>
         </w:rPr>
+        <w:t>ἐκ τῆς τοῦ διαβόλου παγίδος, ἐζωγρημένοι ὑπ’ αὐτοῦ</w:t>
+      </w:r>
+    </w:p>
+    <w:p>
+      <w:pPr/>
+      <w:r>
+        <w:rPr>
+          <w:lang w:val="hi_IN" w:bidi="hi_IN"/>
+        </w:rPr>
+      </w:r>
+      <w:r>
+        <w:rPr>
+          <w:b/>
+          <w:lang w:val="hi_IN" w:bidi="hi_IN"/>
+        </w:rPr>
         <w:t>""</w:t>
       </w:r>
     </w:p>
@@ -23031,6 +26636,21 @@
           <w:b/>
           <w:lang w:val="hi_IN" w:bidi="hi_IN"/>
         </w:rPr>
+        <w:t>ἐζωγρημένοι ὑπ’ αὐτοῦ</w:t>
+      </w:r>
+    </w:p>
+    <w:p>
+      <w:pPr/>
+      <w:r>
+        <w:rPr>
+          <w:lang w:val="hi_IN" w:bidi="hi_IN"/>
+        </w:rPr>
+      </w:r>
+      <w:r>
+        <w:rPr>
+          <w:b/>
+          <w:lang w:val="hi_IN" w:bidi="hi_IN"/>
+        </w:rPr>
         <w:t>"इसके द्वारा"</w:t>
       </w:r>
       <w:r>
@@ -23140,6 +26760,21 @@
           <w:b/>
           <w:lang w:val="hi_IN" w:bidi="hi_IN"/>
         </w:rPr>
+        <w:t>ὑπ’ αὐτοῦ, εἰς τὸ ἐκείνου θέλημα</w:t>
+      </w:r>
+    </w:p>
+    <w:p>
+      <w:pPr/>
+      <w:r>
+        <w:rPr>
+          <w:lang w:val="hi_IN" w:bidi="hi_IN"/>
+        </w:rPr>
+      </w:r>
+      <w:r>
+        <w:rPr>
+          <w:b/>
+          <w:lang w:val="hi_IN" w:bidi="hi_IN"/>
+        </w:rPr>
         <w:t>"इसके द्वारा शैतान की (उसकी) इच्छा पूरी करने के लिये"</w:t>
       </w:r>
     </w:p>
@@ -23288,6 +26923,21 @@
           <w:b/>
           <w:lang w:val="hi_IN" w:bidi="hi_IN"/>
         </w:rPr>
+        <w:t>εἰς τὸ ἐκείνου θέλημα</w:t>
+      </w:r>
+    </w:p>
+    <w:p>
+      <w:pPr/>
+      <w:r>
+        <w:rPr>
+          <w:lang w:val="hi_IN" w:bidi="hi_IN"/>
+        </w:rPr>
+      </w:r>
+      <w:r>
+        <w:rPr>
+          <w:b/>
+          <w:lang w:val="hi_IN" w:bidi="hi_IN"/>
+        </w:rPr>
         <w:t>""</w:t>
       </w:r>
     </w:p>
@@ -23371,6 +27021,21 @@
           <w:b/>
           <w:lang w:val="hi_IN" w:bidi="hi_IN"/>
         </w:rPr>
+        <w:t>δὲ</w:t>
+      </w:r>
+    </w:p>
+    <w:p>
+      <w:pPr/>
+      <w:r>
+        <w:rPr>
+          <w:lang w:val="hi_IN" w:bidi="hi_IN"/>
+        </w:rPr>
+      </w:r>
+      <w:r>
+        <w:rPr>
+          <w:b/>
+          <w:lang w:val="hi_IN" w:bidi="hi_IN"/>
+        </w:rPr>
         <w:t>"पर"</w:t>
       </w:r>
     </w:p>
@@ -23480,6 +27145,21 @@
           <w:b/>
           <w:lang w:val="hi_IN" w:bidi="hi_IN"/>
         </w:rPr>
+        <w:t>τοῦτο &amp; γίνωσκε, ὅτι</w:t>
+      </w:r>
+    </w:p>
+    <w:p>
+      <w:pPr/>
+      <w:r>
+        <w:rPr>
+          <w:lang w:val="hi_IN" w:bidi="hi_IN"/>
+        </w:rPr>
+      </w:r>
+      <w:r>
+        <w:rPr>
+          <w:b/>
+          <w:lang w:val="hi_IN" w:bidi="hi_IN"/>
+        </w:rPr>
         <w:t>"यह जान रख, कि"</w:t>
       </w:r>
     </w:p>
@@ -23578,6 +27258,21 @@
           <w:b/>
           <w:lang w:val="hi_IN" w:bidi="hi_IN"/>
         </w:rPr>
+        <w:t>ἐν ἐσχάταις ἡμέραις</w:t>
+      </w:r>
+    </w:p>
+    <w:p>
+      <w:pPr/>
+      <w:r>
+        <w:rPr>
+          <w:lang w:val="hi_IN" w:bidi="hi_IN"/>
+        </w:rPr>
+      </w:r>
+      <w:r>
+        <w:rPr>
+          <w:b/>
+          <w:lang w:val="hi_IN" w:bidi="hi_IN"/>
+        </w:rPr>
         <w:t>""</w:t>
       </w:r>
     </w:p>
@@ -23654,6 +27349,21 @@
           <w:b/>
           <w:lang w:val="hi_IN" w:bidi="hi_IN"/>
         </w:rPr>
+        <w:t>ἐνστήσονται καιροὶ χαλεποί</w:t>
+      </w:r>
+    </w:p>
+    <w:p>
+      <w:pPr/>
+      <w:r>
+        <w:rPr>
+          <w:lang w:val="hi_IN" w:bidi="hi_IN"/>
+        </w:rPr>
+      </w:r>
+      <w:r>
+        <w:rPr>
+          <w:b/>
+          <w:lang w:val="hi_IN" w:bidi="hi_IN"/>
+        </w:rPr>
         <w:t>"कठिन समय"</w:t>
       </w:r>
     </w:p>
@@ -23717,6 +27427,21 @@
           <w:b/>
           <w:lang w:val="hi_IN" w:bidi="hi_IN"/>
         </w:rPr>
+        <w:t>γὰρ</w:t>
+      </w:r>
+    </w:p>
+    <w:p>
+      <w:pPr/>
+      <w:r>
+        <w:rPr>
+          <w:lang w:val="hi_IN" w:bidi="hi_IN"/>
+        </w:rPr>
+      </w:r>
+      <w:r>
+        <w:rPr>
+          <w:b/>
+          <w:lang w:val="hi_IN" w:bidi="hi_IN"/>
+        </w:rPr>
         <w:t>"क्योंकि"</w:t>
       </w:r>
     </w:p>
@@ -23826,6 +27551,21 @@
           <w:b/>
           <w:lang w:val="hi_IN" w:bidi="hi_IN"/>
         </w:rPr>
+        <w:t>οἱ ἄνθρωποι</w:t>
+      </w:r>
+    </w:p>
+    <w:p>
+      <w:pPr/>
+      <w:r>
+        <w:rPr>
+          <w:lang w:val="hi_IN" w:bidi="hi_IN"/>
+        </w:rPr>
+      </w:r>
+      <w:r>
+        <w:rPr>
+          <w:b/>
+          <w:lang w:val="hi_IN" w:bidi="hi_IN"/>
+        </w:rPr>
         <w:t>"मनुष्य (पुरुष)"</w:t>
       </w:r>
     </w:p>
@@ -23943,6 +27683,21 @@
           <w:b/>
           <w:lang w:val="hi_IN" w:bidi="hi_IN"/>
         </w:rPr>
+        <w:t>οἱ ἄνθρωποι</w:t>
+      </w:r>
+    </w:p>
+    <w:p>
+      <w:pPr/>
+      <w:r>
+        <w:rPr>
+          <w:lang w:val="hi_IN" w:bidi="hi_IN"/>
+        </w:rPr>
+      </w:r>
+      <w:r>
+        <w:rPr>
+          <w:b/>
+          <w:lang w:val="hi_IN" w:bidi="hi_IN"/>
+        </w:rPr>
         <w:t>"मनुष्य"</w:t>
       </w:r>
     </w:p>
@@ -24039,6 +27794,21 @@
           <w:b/>
           <w:lang w:val="hi_IN" w:bidi="hi_IN"/>
         </w:rPr>
+        <w:t>φίλαυτοι</w:t>
+      </w:r>
+    </w:p>
+    <w:p>
+      <w:pPr/>
+      <w:r>
+        <w:rPr>
+          <w:lang w:val="hi_IN" w:bidi="hi_IN"/>
+        </w:rPr>
+      </w:r>
+      <w:r>
+        <w:rPr>
+          <w:b/>
+          <w:lang w:val="hi_IN" w:bidi="hi_IN"/>
+        </w:rPr>
         <w:t>"स्वार्थी"</w:t>
       </w:r>
     </w:p>
@@ -24115,6 +27885,21 @@
           <w:b/>
           <w:lang w:val="hi_IN" w:bidi="hi_IN"/>
         </w:rPr>
+        <w:t>ἀφιλάγαθοι</w:t>
+      </w:r>
+    </w:p>
+    <w:p>
+      <w:pPr/>
+      <w:r>
+        <w:rPr>
+          <w:lang w:val="hi_IN" w:bidi="hi_IN"/>
+        </w:rPr>
+      </w:r>
+      <w:r>
+        <w:rPr>
+          <w:b/>
+          <w:lang w:val="hi_IN" w:bidi="hi_IN"/>
+        </w:rPr>
         <w:t>"भले के बैरी"</w:t>
       </w:r>
     </w:p>
@@ -24217,6 +28002,21 @@
           <w:b/>
           <w:lang w:val="hi_IN" w:bidi="hi_IN"/>
         </w:rPr>
+        <w:t>τετυφωμένοι</w:t>
+      </w:r>
+    </w:p>
+    <w:p>
+      <w:pPr/>
+      <w:r>
+        <w:rPr>
+          <w:lang w:val="hi_IN" w:bidi="hi_IN"/>
+        </w:rPr>
+      </w:r>
+      <w:r>
+        <w:rPr>
+          <w:b/>
+          <w:lang w:val="hi_IN" w:bidi="hi_IN"/>
+        </w:rPr>
         <w:t>"अभिमानी"</w:t>
       </w:r>
     </w:p>
@@ -24293,6 +28093,21 @@
           <w:b/>
           <w:lang w:val="hi_IN" w:bidi="hi_IN"/>
         </w:rPr>
+        <w:t>τετυφωμένοι</w:t>
+      </w:r>
+    </w:p>
+    <w:p>
+      <w:pPr/>
+      <w:r>
+        <w:rPr>
+          <w:lang w:val="hi_IN" w:bidi="hi_IN"/>
+        </w:rPr>
+      </w:r>
+      <w:r>
+        <w:rPr>
+          <w:b/>
+          <w:lang w:val="hi_IN" w:bidi="hi_IN"/>
+        </w:rPr>
         <w:t>"अभिमानी"</w:t>
       </w:r>
     </w:p>
@@ -24376,6 +28191,21 @@
           <w:b/>
           <w:lang w:val="hi_IN" w:bidi="hi_IN"/>
         </w:rPr>
+        <w:t>ἔχοντες μόρφωσιν εὐσεβείας, τὴν δὲ δύναμιν αὐτῆς ἠρνημένοι</w:t>
+      </w:r>
+    </w:p>
+    <w:p>
+      <w:pPr/>
+      <w:r>
+        <w:rPr>
+          <w:lang w:val="hi_IN" w:bidi="hi_IN"/>
+        </w:rPr>
+      </w:r>
+      <w:r>
+        <w:rPr>
+          <w:b/>
+          <w:lang w:val="hi_IN" w:bidi="hi_IN"/>
+        </w:rPr>
         <w:t>"वे भक्ति का भेष तो धरेंगे, पर उसकी शक्ति को न मानेंगे"</w:t>
       </w:r>
     </w:p>
@@ -24493,6 +28323,21 @@
           <w:b/>
           <w:lang w:val="hi_IN" w:bidi="hi_IN"/>
         </w:rPr>
+        <w:t>ἔχοντες μόρφωσιν εὐσεβείας</w:t>
+      </w:r>
+    </w:p>
+    <w:p>
+      <w:pPr/>
+      <w:r>
+        <w:rPr>
+          <w:lang w:val="hi_IN" w:bidi="hi_IN"/>
+        </w:rPr>
+      </w:r>
+      <w:r>
+        <w:rPr>
+          <w:b/>
+          <w:lang w:val="hi_IN" w:bidi="hi_IN"/>
+        </w:rPr>
         <w:t>""</w:t>
       </w:r>
     </w:p>
@@ -24602,6 +28447,21 @@
           <w:b/>
           <w:lang w:val="hi_IN" w:bidi="hi_IN"/>
         </w:rPr>
+        <w:t>τὴν &amp; δύναμιν αὐτῆς ἠρνημένοι</w:t>
+      </w:r>
+    </w:p>
+    <w:p>
+      <w:pPr/>
+      <w:r>
+        <w:rPr>
+          <w:lang w:val="hi_IN" w:bidi="hi_IN"/>
+        </w:rPr>
+      </w:r>
+      <w:r>
+        <w:rPr>
+          <w:b/>
+          <w:lang w:val="hi_IN" w:bidi="hi_IN"/>
+        </w:rPr>
         <w:t>"उसकी शक्ति को न मानेंगे"</w:t>
       </w:r>
     </w:p>
@@ -24706,6 +28566,21 @@
           <w:b/>
           <w:lang w:val="hi_IN" w:bidi="hi_IN"/>
         </w:rPr>
+        <w:t>καὶ</w:t>
+      </w:r>
+    </w:p>
+    <w:p>
+      <w:pPr/>
+      <w:r>
+        <w:rPr>
+          <w:lang w:val="hi_IN" w:bidi="hi_IN"/>
+        </w:rPr>
+      </w:r>
+      <w:r>
+        <w:rPr>
+          <w:b/>
+          <w:lang w:val="hi_IN" w:bidi="hi_IN"/>
+        </w:rPr>
         <w:t>"ऐसों से परे रहना"</w:t>
       </w:r>
     </w:p>
@@ -24789,6 +28664,21 @@
           <w:b/>
           <w:lang w:val="hi_IN" w:bidi="hi_IN"/>
         </w:rPr>
+        <w:t>τούτους ἀποτρέπου</w:t>
+      </w:r>
+    </w:p>
+    <w:p>
+      <w:pPr/>
+      <w:r>
+        <w:rPr>
+          <w:lang w:val="hi_IN" w:bidi="hi_IN"/>
+        </w:rPr>
+      </w:r>
+      <w:r>
+        <w:rPr>
+          <w:b/>
+          <w:lang w:val="hi_IN" w:bidi="hi_IN"/>
+        </w:rPr>
         <w:t>""</w:t>
       </w:r>
     </w:p>
@@ -24885,6 +28775,21 @@
           <w:b/>
           <w:lang w:val="hi_IN" w:bidi="hi_IN"/>
         </w:rPr>
+        <w:t>τούτους</w:t>
+      </w:r>
+    </w:p>
+    <w:p>
+      <w:pPr/>
+      <w:r>
+        <w:rPr>
+          <w:lang w:val="hi_IN" w:bidi="hi_IN"/>
+        </w:rPr>
+      </w:r>
+      <w:r>
+        <w:rPr>
+          <w:b/>
+          <w:lang w:val="hi_IN" w:bidi="hi_IN"/>
+        </w:rPr>
         <w:t>"ऐसों से परे रहना"</w:t>
       </w:r>
     </w:p>
@@ -24981,6 +28886,21 @@
           <w:b/>
           <w:lang w:val="hi_IN" w:bidi="hi_IN"/>
         </w:rPr>
+        <w:t>γάρ</w:t>
+      </w:r>
+    </w:p>
+    <w:p>
+      <w:pPr/>
+      <w:r>
+        <w:rPr>
+          <w:lang w:val="hi_IN" w:bidi="hi_IN"/>
+        </w:rPr>
+      </w:r>
+      <w:r>
+        <w:rPr>
+          <w:b/>
+          <w:lang w:val="hi_IN" w:bidi="hi_IN"/>
+        </w:rPr>
         <w:t>"(क्योंकि) इन्हीं में से वे "</w:t>
       </w:r>
     </w:p>
@@ -25010,7 +28930,7 @@
         </w:rPr>
         <w:t xml:space="preserve"> शब्द एक कारण प्रस्तुत करता है कि तीमुथियुस को इन लोगों से "परे रहना" है (देखें </w:t>
       </w:r>
-      <w:hyperlink r:id="rId26">
+      <w:hyperlink r:id="rId28">
         <w:r>
           <w:rPr>
             <w:lang w:val="hi_IN" w:bidi="hi_IN"/>
@@ -25108,6 +29028,21 @@
           <w:b/>
           <w:lang w:val="hi_IN" w:bidi="hi_IN"/>
         </w:rPr>
+        <w:t>ἐκ τούτων</w:t>
+      </w:r>
+    </w:p>
+    <w:p>
+      <w:pPr/>
+      <w:r>
+        <w:rPr>
+          <w:lang w:val="hi_IN" w:bidi="hi_IN"/>
+        </w:rPr>
+      </w:r>
+      <w:r>
+        <w:rPr>
+          <w:b/>
+          <w:lang w:val="hi_IN" w:bidi="hi_IN"/>
+        </w:rPr>
         <w:t>"इन्हीं में से"</w:t>
       </w:r>
     </w:p>
@@ -25137,7 +29072,7 @@
         </w:rPr>
         <w:t xml:space="preserve"> विशेषण का उपयोग संज्ञा के रूप में कर रहे हैं, जिसका अर्थ वे लोग हैं जिनका वर्णन उन्होंने पिछले वचन में किया है। आपकी भाषा भी विशेषणों का इस तरह से उपयोग कर सकती है। यदि नहीं, तो आप इस शब्द का अनुवाद एक समकक्ष वाक्यांश के साथ कर सकते हैं। देखें कि आपने </w:t>
       </w:r>
-      <w:hyperlink r:id="rId26">
+      <w:hyperlink r:id="rId28">
         <w:r>
           <w:rPr>
             <w:lang w:val="hi_IN" w:bidi="hi_IN"/>
@@ -25246,6 +29181,21 @@
           <w:b/>
           <w:lang w:val="hi_IN" w:bidi="hi_IN"/>
         </w:rPr>
+        <w:t>οἱ ἐνδύνοντες εἰς τὰς οἰκίας</w:t>
+      </w:r>
+    </w:p>
+    <w:p>
+      <w:pPr/>
+      <w:r>
+        <w:rPr>
+          <w:lang w:val="hi_IN" w:bidi="hi_IN"/>
+        </w:rPr>
+      </w:r>
+      <w:r>
+        <w:rPr>
+          <w:b/>
+          <w:lang w:val="hi_IN" w:bidi="hi_IN"/>
+        </w:rPr>
         <w:t>"जो घरों में दबे पाँव घुस आते हैं"</w:t>
       </w:r>
     </w:p>
@@ -25350,6 +29300,21 @@
           <w:b/>
           <w:lang w:val="hi_IN" w:bidi="hi_IN"/>
         </w:rPr>
+        <w:t>αἰχμαλωτίζοντες</w:t>
+      </w:r>
+    </w:p>
+    <w:p>
+      <w:pPr/>
+      <w:r>
+        <w:rPr>
+          <w:lang w:val="hi_IN" w:bidi="hi_IN"/>
+        </w:rPr>
+      </w:r>
+      <w:r>
+        <w:rPr>
+          <w:b/>
+          <w:lang w:val="hi_IN" w:bidi="hi_IN"/>
+        </w:rPr>
         <w:t>""</w:t>
       </w:r>
     </w:p>
@@ -25426,6 +29391,21 @@
           <w:b/>
           <w:lang w:val="hi_IN" w:bidi="hi_IN"/>
         </w:rPr>
+        <w:t>γυναικάρια</w:t>
+      </w:r>
+    </w:p>
+    <w:p>
+      <w:pPr/>
+      <w:r>
+        <w:rPr>
+          <w:lang w:val="hi_IN" w:bidi="hi_IN"/>
+        </w:rPr>
+      </w:r>
+      <w:r>
+        <w:rPr>
+          <w:b/>
+          <w:lang w:val="hi_IN" w:bidi="hi_IN"/>
+        </w:rPr>
         <w:t>"दुर्बल स्त्रियों को"</w:t>
       </w:r>
     </w:p>
@@ -25502,6 +29482,21 @@
           <w:b/>
           <w:lang w:val="hi_IN" w:bidi="hi_IN"/>
         </w:rPr>
+        <w:t>σεσωρευμένα ἁμαρτίαις</w:t>
+      </w:r>
+    </w:p>
+    <w:p>
+      <w:pPr/>
+      <w:r>
+        <w:rPr>
+          <w:lang w:val="hi_IN" w:bidi="hi_IN"/>
+        </w:rPr>
+      </w:r>
+      <w:r>
+        <w:rPr>
+          <w:b/>
+          <w:lang w:val="hi_IN" w:bidi="hi_IN"/>
+        </w:rPr>
         <w:t>"जो पापों से दबी"</w:t>
       </w:r>
     </w:p>
@@ -25598,6 +29593,21 @@
           <w:b/>
           <w:lang w:val="hi_IN" w:bidi="hi_IN"/>
         </w:rPr>
+        <w:t>σεσωρευμένα ἁμαρτίαις</w:t>
+      </w:r>
+    </w:p>
+    <w:p>
+      <w:pPr/>
+      <w:r>
+        <w:rPr>
+          <w:lang w:val="hi_IN" w:bidi="hi_IN"/>
+        </w:rPr>
+      </w:r>
+      <w:r>
+        <w:rPr>
+          <w:b/>
+          <w:lang w:val="hi_IN" w:bidi="hi_IN"/>
+        </w:rPr>
         <w:t>"जो पापों से दबी"</w:t>
       </w:r>
     </w:p>
@@ -25681,6 +29691,21 @@
           <w:b/>
           <w:lang w:val="hi_IN" w:bidi="hi_IN"/>
         </w:rPr>
+        <w:t>ἀγόμενα ἐπιθυμίαις ποικίλαις</w:t>
+      </w:r>
+    </w:p>
+    <w:p>
+      <w:pPr/>
+      <w:r>
+        <w:rPr>
+          <w:lang w:val="hi_IN" w:bidi="hi_IN"/>
+        </w:rPr>
+      </w:r>
+      <w:r>
+        <w:rPr>
+          <w:b/>
+          <w:lang w:val="hi_IN" w:bidi="hi_IN"/>
+        </w:rPr>
         <w:t>"हर प्रकार की अभिलाषाओं के वश में हैं"</w:t>
       </w:r>
     </w:p>
@@ -25777,6 +29802,21 @@
           <w:b/>
           <w:lang w:val="hi_IN" w:bidi="hi_IN"/>
         </w:rPr>
+        <w:t>ἀγόμενα ἐπιθυμίαις ποικίλαις</w:t>
+      </w:r>
+    </w:p>
+    <w:p>
+      <w:pPr/>
+      <w:r>
+        <w:rPr>
+          <w:lang w:val="hi_IN" w:bidi="hi_IN"/>
+        </w:rPr>
+      </w:r>
+      <w:r>
+        <w:rPr>
+          <w:b/>
+          <w:lang w:val="hi_IN" w:bidi="hi_IN"/>
+        </w:rPr>
         <w:t>"हर प्रकार की अभिलाषाओं के वश में हैं"</w:t>
       </w:r>
     </w:p>
@@ -25860,6 +29900,21 @@
           <w:b/>
           <w:lang w:val="hi_IN" w:bidi="hi_IN"/>
         </w:rPr>
+        <w:t>καὶ</w:t>
+      </w:r>
+    </w:p>
+    <w:p>
+      <w:pPr/>
+      <w:r>
+        <w:rPr>
+          <w:lang w:val="hi_IN" w:bidi="hi_IN"/>
+        </w:rPr>
+      </w:r>
+      <w:r>
+        <w:rPr>
+          <w:b/>
+          <w:lang w:val="hi_IN" w:bidi="hi_IN"/>
+        </w:rPr>
         <w:t>"और"</w:t>
       </w:r>
     </w:p>
@@ -25977,6 +30032,21 @@
           <w:b/>
           <w:lang w:val="hi_IN" w:bidi="hi_IN"/>
         </w:rPr>
+        <w:t>μηδέποτε εἰς ἐπίγνωσιν ἀληθείας ἐλθεῖν δυνάμενα</w:t>
+      </w:r>
+    </w:p>
+    <w:p>
+      <w:pPr/>
+      <w:r>
+        <w:rPr>
+          <w:lang w:val="hi_IN" w:bidi="hi_IN"/>
+        </w:rPr>
+      </w:r>
+      <w:r>
+        <w:rPr>
+          <w:b/>
+          <w:lang w:val="hi_IN" w:bidi="hi_IN"/>
+        </w:rPr>
         <w:t>"पर सत्य की पहचान तक कभी नहीं पहुँचतीं"</w:t>
       </w:r>
     </w:p>
@@ -26073,6 +30143,21 @@
           <w:b/>
           <w:lang w:val="hi_IN" w:bidi="hi_IN"/>
         </w:rPr>
+        <w:t>εἰς ἐπίγνωσιν ἀληθείας</w:t>
+      </w:r>
+    </w:p>
+    <w:p>
+      <w:pPr/>
+      <w:r>
+        <w:rPr>
+          <w:lang w:val="hi_IN" w:bidi="hi_IN"/>
+        </w:rPr>
+      </w:r>
+      <w:r>
+        <w:rPr>
+          <w:b/>
+          <w:lang w:val="hi_IN" w:bidi="hi_IN"/>
+        </w:rPr>
         <w:t>"सत्य की पहचान तक"</w:t>
       </w:r>
     </w:p>
@@ -26182,6 +30267,21 @@
           <w:b/>
           <w:lang w:val="hi_IN" w:bidi="hi_IN"/>
         </w:rPr>
+        <w:t>Ἰάννης καὶ Ἰαμβρῆς ἀντέστησαν Μωϋσεῖ</w:t>
+      </w:r>
+    </w:p>
+    <w:p>
+      <w:pPr/>
+      <w:r>
+        <w:rPr>
+          <w:lang w:val="hi_IN" w:bidi="hi_IN"/>
+        </w:rPr>
+      </w:r>
+      <w:r>
+        <w:rPr>
+          <w:b/>
+          <w:lang w:val="hi_IN" w:bidi="hi_IN"/>
+        </w:rPr>
         <w:t>"यन्नेस और यम्ब्रेस ने"</w:t>
       </w:r>
     </w:p>
@@ -26265,6 +30365,21 @@
           <w:b/>
           <w:lang w:val="hi_IN" w:bidi="hi_IN"/>
         </w:rPr>
+        <w:t>Ἰάννης καὶ Ἰαμβρῆς</w:t>
+      </w:r>
+    </w:p>
+    <w:p>
+      <w:pPr/>
+      <w:r>
+        <w:rPr>
+          <w:lang w:val="hi_IN" w:bidi="hi_IN"/>
+        </w:rPr>
+      </w:r>
+      <w:r>
+        <w:rPr>
+          <w:b/>
+          <w:lang w:val="hi_IN" w:bidi="hi_IN"/>
+        </w:rPr>
         <w:t>"यन्नेस और यम्ब्रेस ने"</w:t>
       </w:r>
     </w:p>
@@ -26348,6 +30463,21 @@
           <w:b/>
           <w:lang w:val="hi_IN" w:bidi="hi_IN"/>
         </w:rPr>
+        <w:t>οὗτοι</w:t>
+      </w:r>
+    </w:p>
+    <w:p>
+      <w:pPr/>
+      <w:r>
+        <w:rPr>
+          <w:lang w:val="hi_IN" w:bidi="hi_IN"/>
+        </w:rPr>
+      </w:r>
+      <w:r>
+        <w:rPr>
+          <w:b/>
+          <w:lang w:val="hi_IN" w:bidi="hi_IN"/>
+        </w:rPr>
         <w:t>"भी"</w:t>
       </w:r>
     </w:p>
@@ -26364,7 +30494,7 @@
         </w:rPr>
         <w:t xml:space="preserve">"जैसा </w:t>
       </w:r>
-      <w:hyperlink r:id="rId26">
+      <w:hyperlink r:id="rId28">
         <w:r>
           <w:rPr>
             <w:lang w:val="hi_IN" w:bidi="hi_IN"/>
@@ -26462,6 +30592,21 @@
           <w:b/>
           <w:lang w:val="hi_IN" w:bidi="hi_IN"/>
         </w:rPr>
+        <w:t>τῇ ἀληθείᾳ</w:t>
+      </w:r>
+    </w:p>
+    <w:p>
+      <w:pPr/>
+      <w:r>
+        <w:rPr>
+          <w:lang w:val="hi_IN" w:bidi="hi_IN"/>
+        </w:rPr>
+      </w:r>
+      <w:r>
+        <w:rPr>
+          <w:b/>
+          <w:lang w:val="hi_IN" w:bidi="hi_IN"/>
+        </w:rPr>
         <w:t>"सत्य का"</w:t>
       </w:r>
     </w:p>
@@ -26558,6 +30703,21 @@
           <w:b/>
           <w:lang w:val="hi_IN" w:bidi="hi_IN"/>
         </w:rPr>
+        <w:t>ἄνθρωποι</w:t>
+      </w:r>
+    </w:p>
+    <w:p>
+      <w:pPr/>
+      <w:r>
+        <w:rPr>
+          <w:lang w:val="hi_IN" w:bidi="hi_IN"/>
+        </w:rPr>
+      </w:r>
+      <w:r>
+        <w:rPr>
+          <w:b/>
+          <w:lang w:val="hi_IN" w:bidi="hi_IN"/>
+        </w:rPr>
         <w:t>"और जैसे"</w:t>
       </w:r>
     </w:p>
@@ -26615,6 +30775,21 @@
           <w:b/>
           <w:lang w:val="hi_IN" w:bidi="hi_IN"/>
         </w:rPr>
+        <w:t>κατεφθαρμένοι τὸν νοῦν</w:t>
+      </w:r>
+    </w:p>
+    <w:p>
+      <w:pPr/>
+      <w:r>
+        <w:rPr>
+          <w:lang w:val="hi_IN" w:bidi="hi_IN"/>
+        </w:rPr>
+      </w:r>
+      <w:r>
+        <w:rPr>
+          <w:b/>
+          <w:lang w:val="hi_IN" w:bidi="hi_IN"/>
+        </w:rPr>
         <w:t>"तो ऐसे मनुष्य हैं, जिनकी बुद्धि भ्रष्ट हो गई है"</w:t>
       </w:r>
     </w:p>
@@ -26698,6 +30873,21 @@
           <w:b/>
           <w:lang w:val="hi_IN" w:bidi="hi_IN"/>
         </w:rPr>
+        <w:t>τὸν νοῦν</w:t>
+      </w:r>
+    </w:p>
+    <w:p>
+      <w:pPr/>
+      <w:r>
+        <w:rPr>
+          <w:lang w:val="hi_IN" w:bidi="hi_IN"/>
+        </w:rPr>
+      </w:r>
+      <w:r>
+        <w:rPr>
+          <w:b/>
+          <w:lang w:val="hi_IN" w:bidi="hi_IN"/>
+        </w:rPr>
         <w:t>""</w:t>
       </w:r>
     </w:p>
@@ -26774,6 +30964,21 @@
           <w:b/>
           <w:lang w:val="hi_IN" w:bidi="hi_IN"/>
         </w:rPr>
+        <w:t>ἀδόκιμοι περὶ τὴν πίστιν</w:t>
+      </w:r>
+    </w:p>
+    <w:p>
+      <w:pPr/>
+      <w:r>
+        <w:rPr>
+          <w:lang w:val="hi_IN" w:bidi="hi_IN"/>
+        </w:rPr>
+      </w:r>
+      <w:r>
+        <w:rPr>
+          <w:b/>
+          <w:lang w:val="hi_IN" w:bidi="hi_IN"/>
+        </w:rPr>
         <w:t>"विश्वास के विषय में निकम्मे हैं"</w:t>
       </w:r>
     </w:p>
@@ -26857,6 +31062,21 @@
           <w:b/>
           <w:lang w:val="hi_IN" w:bidi="hi_IN"/>
         </w:rPr>
+        <w:t>περὶ τὴν πίστιν</w:t>
+      </w:r>
+    </w:p>
+    <w:p>
+      <w:pPr/>
+      <w:r>
+        <w:rPr>
+          <w:lang w:val="hi_IN" w:bidi="hi_IN"/>
+        </w:rPr>
+      </w:r>
+      <w:r>
+        <w:rPr>
+          <w:b/>
+          <w:lang w:val="hi_IN" w:bidi="hi_IN"/>
+        </w:rPr>
         <w:t>"विश्वास के विषय में"</w:t>
       </w:r>
     </w:p>
@@ -26987,6 +31207,21 @@
           <w:b/>
           <w:lang w:val="hi_IN" w:bidi="hi_IN"/>
         </w:rPr>
+        <w:t>περὶ τὴν πίστιν</w:t>
+      </w:r>
+    </w:p>
+    <w:p>
+      <w:pPr/>
+      <w:r>
+        <w:rPr>
+          <w:lang w:val="hi_IN" w:bidi="hi_IN"/>
+        </w:rPr>
+      </w:r>
+      <w:r>
+        <w:rPr>
+          <w:b/>
+          <w:lang w:val="hi_IN" w:bidi="hi_IN"/>
+        </w:rPr>
         <w:t>"विश्वास के विषय में निकम्मे हैं"</w:t>
       </w:r>
     </w:p>
@@ -27063,6 +31298,21 @@
           <w:b/>
           <w:lang w:val="hi_IN" w:bidi="hi_IN"/>
         </w:rPr>
+        <w:t>ἀλλ’</w:t>
+      </w:r>
+    </w:p>
+    <w:p>
+      <w:pPr/>
+      <w:r>
+        <w:rPr>
+          <w:lang w:val="hi_IN" w:bidi="hi_IN"/>
+        </w:rPr>
+      </w:r>
+      <w:r>
+        <w:rPr>
+          <w:b/>
+          <w:lang w:val="hi_IN" w:bidi="hi_IN"/>
+        </w:rPr>
         <w:t>"पर"</w:t>
       </w:r>
     </w:p>
@@ -27079,7 +31329,7 @@
         </w:rPr>
         <w:t xml:space="preserve">"यह शब्द इस पद में और </w:t>
       </w:r>
-      <w:hyperlink r:id="rId27">
+      <w:hyperlink r:id="rId29">
         <w:r>
           <w:rPr>
             <w:lang w:val="hi_IN" w:bidi="hi_IN"/>
@@ -27164,6 +31414,21 @@
           <w:b/>
           <w:lang w:val="hi_IN" w:bidi="hi_IN"/>
         </w:rPr>
+        <w:t>οὐ προκόψουσιν ἐπὶ πλεῖον</w:t>
+      </w:r>
+    </w:p>
+    <w:p>
+      <w:pPr/>
+      <w:r>
+        <w:rPr>
+          <w:lang w:val="hi_IN" w:bidi="hi_IN"/>
+        </w:rPr>
+      </w:r>
+      <w:r>
+        <w:rPr>
+          <w:b/>
+          <w:lang w:val="hi_IN" w:bidi="hi_IN"/>
+        </w:rPr>
         <w:t>"वे इससे आगे नहीं"</w:t>
       </w:r>
     </w:p>
@@ -27247,6 +31512,21 @@
           <w:b/>
           <w:lang w:val="hi_IN" w:bidi="hi_IN"/>
         </w:rPr>
+        <w:t>ἡ &amp; ἄνοια αὐτῶν</w:t>
+      </w:r>
+    </w:p>
+    <w:p>
+      <w:pPr/>
+      <w:r>
+        <w:rPr>
+          <w:lang w:val="hi_IN" w:bidi="hi_IN"/>
+        </w:rPr>
+      </w:r>
+      <w:r>
+        <w:rPr>
+          <w:b/>
+          <w:lang w:val="hi_IN" w:bidi="hi_IN"/>
+        </w:rPr>
         <w:t>"उनकी अज्ञानता"</w:t>
       </w:r>
     </w:p>
@@ -27343,6 +31623,21 @@
           <w:b/>
           <w:lang w:val="hi_IN" w:bidi="hi_IN"/>
         </w:rPr>
+        <w:t>πᾶσιν</w:t>
+      </w:r>
+    </w:p>
+    <w:p>
+      <w:pPr/>
+      <w:r>
+        <w:rPr>
+          <w:lang w:val="hi_IN" w:bidi="hi_IN"/>
+        </w:rPr>
+      </w:r>
+      <w:r>
+        <w:rPr>
+          <w:b/>
+          <w:lang w:val="hi_IN" w:bidi="hi_IN"/>
+        </w:rPr>
         <w:t>"सब मनुष्यों पर"</w:t>
       </w:r>
     </w:p>
@@ -27439,6 +31734,21 @@
           <w:b/>
           <w:lang w:val="hi_IN" w:bidi="hi_IN"/>
         </w:rPr>
+        <w:t>πᾶσιν</w:t>
+      </w:r>
+    </w:p>
+    <w:p>
+      <w:pPr/>
+      <w:r>
+        <w:rPr>
+          <w:lang w:val="hi_IN" w:bidi="hi_IN"/>
+        </w:rPr>
+      </w:r>
+      <w:r>
+        <w:rPr>
+          <w:b/>
+          <w:lang w:val="hi_IN" w:bidi="hi_IN"/>
+        </w:rPr>
         <w:t>"प्रगट हो गई थी"</w:t>
       </w:r>
     </w:p>
@@ -27515,6 +31825,21 @@
           <w:b/>
           <w:lang w:val="hi_IN" w:bidi="hi_IN"/>
         </w:rPr>
+        <w:t>ἡ ἐκείνων</w:t>
+      </w:r>
+    </w:p>
+    <w:p>
+      <w:pPr/>
+      <w:r>
+        <w:rPr>
+          <w:lang w:val="hi_IN" w:bidi="hi_IN"/>
+        </w:rPr>
+      </w:r>
+      <w:r>
+        <w:rPr>
+          <w:b/>
+          <w:lang w:val="hi_IN" w:bidi="hi_IN"/>
+        </w:rPr>
         <w:t>"इनकी"</w:t>
       </w:r>
     </w:p>
@@ -27591,6 +31916,21 @@
           <w:b/>
           <w:lang w:val="hi_IN" w:bidi="hi_IN"/>
         </w:rPr>
+        <w:t>ἐγένετο</w:t>
+      </w:r>
+    </w:p>
+    <w:p>
+      <w:pPr/>
+      <w:r>
+        <w:rPr>
+          <w:lang w:val="hi_IN" w:bidi="hi_IN"/>
+        </w:rPr>
+      </w:r>
+      <w:r>
+        <w:rPr>
+          <w:b/>
+          <w:lang w:val="hi_IN" w:bidi="hi_IN"/>
+        </w:rPr>
         <w:t>"हो जाएगी"</w:t>
       </w:r>
     </w:p>
@@ -27674,6 +32014,21 @@
           <w:b/>
           <w:lang w:val="hi_IN" w:bidi="hi_IN"/>
         </w:rPr>
+        <w:t>ἐγένετο</w:t>
+      </w:r>
+    </w:p>
+    <w:p>
+      <w:pPr/>
+      <w:r>
+        <w:rPr>
+          <w:lang w:val="hi_IN" w:bidi="hi_IN"/>
+        </w:rPr>
+      </w:r>
+      <w:r>
+        <w:rPr>
+          <w:b/>
+          <w:lang w:val="hi_IN" w:bidi="hi_IN"/>
+        </w:rPr>
         <w:t>"हो जाएगी"</w:t>
       </w:r>
     </w:p>
@@ -27690,7 +32045,7 @@
         </w:rPr>
         <w:t xml:space="preserve">यहाँ पौलुस इस बात का उल्लेख कर रहे हैं कि फ़िरौन के जादूगर मूसा का विरोध करने में असफल रहे। वे कुछ चमत्कारों की नकल नहीं कर सके जो मूसा ने किए (देखें </w:t>
       </w:r>
-      <w:hyperlink r:id="rId28">
+      <w:hyperlink r:id="rId30">
         <w:r>
           <w:rPr>
             <w:lang w:val="hi_IN" w:bidi="hi_IN"/>
@@ -27708,7 +32063,7 @@
         </w:rPr>
         <w:t xml:space="preserve">), और वे अन्य चमत्कारों से प्रभावित हुए जो मूसा ने किए (देखें </w:t>
       </w:r>
-      <w:hyperlink r:id="rId29">
+      <w:hyperlink r:id="rId31">
         <w:r>
           <w:rPr>
             <w:lang w:val="hi_IN" w:bidi="hi_IN"/>
@@ -27801,6 +32156,21 @@
           <w:b/>
           <w:lang w:val="hi_IN" w:bidi="hi_IN"/>
         </w:rPr>
+        <w:t>σὺ δὲ</w:t>
+      </w:r>
+    </w:p>
+    <w:p>
+      <w:pPr/>
+      <w:r>
+        <w:rPr>
+          <w:lang w:val="hi_IN" w:bidi="hi_IN"/>
+        </w:rPr>
+      </w:r>
+      <w:r>
+        <w:rPr>
+          <w:b/>
+          <w:lang w:val="hi_IN" w:bidi="hi_IN"/>
+        </w:rPr>
         <w:t>"पर तूने"</w:t>
       </w:r>
     </w:p>
@@ -27926,6 +32296,21 @@
           <w:b/>
           <w:lang w:val="hi_IN" w:bidi="hi_IN"/>
         </w:rPr>
+        <w:t>σὺ &amp; παρηκολούθησάς</w:t>
+      </w:r>
+    </w:p>
+    <w:p>
+      <w:pPr/>
+      <w:r>
+        <w:rPr>
+          <w:lang w:val="hi_IN" w:bidi="hi_IN"/>
+        </w:rPr>
+      </w:r>
+      <w:r>
+        <w:rPr>
+          <w:b/>
+          <w:lang w:val="hi_IN" w:bidi="hi_IN"/>
+        </w:rPr>
         <w:t>"तूने उपदेश"</w:t>
       </w:r>
     </w:p>
@@ -28009,6 +32394,21 @@
           <w:b/>
           <w:lang w:val="hi_IN" w:bidi="hi_IN"/>
         </w:rPr>
+        <w:t>μου τῇ διδασκαλίᾳ, τῇ ἀγωγῇ, τῇ προθέσει, τῇ πίστει, τῇ μακροθυμίᾳ, τῇ ἀγάπῃ, τῇ ὑπομονῇ &amp; τοῖς διωγμοῖς, τοῖς παθήμασιν, οἷά</w:t>
+      </w:r>
+    </w:p>
+    <w:p>
+      <w:pPr/>
+      <w:r>
+        <w:rPr>
+          <w:lang w:val="hi_IN" w:bidi="hi_IN"/>
+        </w:rPr>
+      </w:r>
+      <w:r>
+        <w:rPr>
+          <w:b/>
+          <w:lang w:val="hi_IN" w:bidi="hi_IN"/>
+        </w:rPr>
         <w:t>"उपदेश"</w:t>
       </w:r>
     </w:p>
@@ -28085,6 +32485,21 @@
           <w:b/>
           <w:lang w:val="hi_IN" w:bidi="hi_IN"/>
         </w:rPr>
+        <w:t>οἷά</w:t>
+      </w:r>
+    </w:p>
+    <w:p>
+      <w:pPr/>
+      <w:r>
+        <w:rPr>
+          <w:lang w:val="hi_IN" w:bidi="hi_IN"/>
+        </w:rPr>
+      </w:r>
+      <w:r>
+        <w:rPr>
+          <w:b/>
+          <w:lang w:val="hi_IN" w:bidi="hi_IN"/>
+        </w:rPr>
         <w:t>"ऐसे"</w:t>
       </w:r>
     </w:p>
@@ -28249,6 +32664,21 @@
           <w:b/>
           <w:lang w:val="hi_IN" w:bidi="hi_IN"/>
         </w:rPr>
+        <w:t>οἵους διωγμοὺς ὑπήνεγκα</w:t>
+      </w:r>
+    </w:p>
+    <w:p>
+      <w:pPr/>
+      <w:r>
+        <w:rPr>
+          <w:lang w:val="hi_IN" w:bidi="hi_IN"/>
+        </w:rPr>
+      </w:r>
+      <w:r>
+        <w:rPr>
+          <w:b/>
+          <w:lang w:val="hi_IN" w:bidi="hi_IN"/>
+        </w:rPr>
         <w:t>"ऐसे उत्पीड़नों को सहा"</w:t>
       </w:r>
     </w:p>
@@ -28312,6 +32742,21 @@
           <w:b/>
           <w:lang w:val="hi_IN" w:bidi="hi_IN"/>
         </w:rPr>
+        <w:t>οἵους διωγμοὺς ὑπήνεγκα</w:t>
+      </w:r>
+    </w:p>
+    <w:p>
+      <w:pPr/>
+      <w:r>
+        <w:rPr>
+          <w:lang w:val="hi_IN" w:bidi="hi_IN"/>
+        </w:rPr>
+      </w:r>
+      <w:r>
+        <w:rPr>
+          <w:b/>
+          <w:lang w:val="hi_IN" w:bidi="hi_IN"/>
+        </w:rPr>
         <w:t>"मैंने ऐसे उत्पीड़नों को सहा"</w:t>
       </w:r>
     </w:p>
@@ -28424,6 +32869,21 @@
           <w:b/>
           <w:lang w:val="hi_IN" w:bidi="hi_IN"/>
         </w:rPr>
+        <w:t>καὶ</w:t>
+      </w:r>
+    </w:p>
+    <w:p>
+      <w:pPr/>
+      <w:r>
+        <w:rPr>
+          <w:lang w:val="hi_IN" w:bidi="hi_IN"/>
+        </w:rPr>
+      </w:r>
+      <w:r>
+        <w:rPr>
+          <w:b/>
+          <w:lang w:val="hi_IN" w:bidi="hi_IN"/>
+        </w:rPr>
         <w:t>"और"</w:t>
       </w:r>
     </w:p>
@@ -28541,6 +33001,21 @@
           <w:b/>
           <w:lang w:val="hi_IN" w:bidi="hi_IN"/>
         </w:rPr>
+        <w:t>καὶ &amp; δὲ</w:t>
+      </w:r>
+    </w:p>
+    <w:p>
+      <w:pPr/>
+      <w:r>
+        <w:rPr>
+          <w:lang w:val="hi_IN" w:bidi="hi_IN"/>
+        </w:rPr>
+      </w:r>
+      <w:r>
+        <w:rPr>
+          <w:b/>
+          <w:lang w:val="hi_IN" w:bidi="hi_IN"/>
+        </w:rPr>
         <w:t>"मसीह यीशु में भक्ति के जीवन बिताना"</w:t>
       </w:r>
     </w:p>
@@ -28617,6 +33092,21 @@
           <w:b/>
           <w:lang w:val="hi_IN" w:bidi="hi_IN"/>
         </w:rPr>
+        <w:t>πάντες &amp; οἱ θέλοντες ζῆν εὐσεβῶς ἐν Χριστῷ Ἰησοῦ διωχθήσονται</w:t>
+      </w:r>
+    </w:p>
+    <w:p>
+      <w:pPr/>
+      <w:r>
+        <w:rPr>
+          <w:lang w:val="hi_IN" w:bidi="hi_IN"/>
+        </w:rPr>
+      </w:r>
+      <w:r>
+        <w:rPr>
+          <w:b/>
+          <w:lang w:val="hi_IN" w:bidi="hi_IN"/>
+        </w:rPr>
         <w:t>"सताए जाएँगे"</w:t>
       </w:r>
     </w:p>
@@ -28700,6 +33190,21 @@
           <w:b/>
           <w:lang w:val="hi_IN" w:bidi="hi_IN"/>
         </w:rPr>
+        <w:t>ἐν Χριστῷ Ἰησοῦ</w:t>
+      </w:r>
+    </w:p>
+    <w:p>
+      <w:pPr/>
+      <w:r>
+        <w:rPr>
+          <w:lang w:val="hi_IN" w:bidi="hi_IN"/>
+        </w:rPr>
+      </w:r>
+      <w:r>
+        <w:rPr>
+          <w:b/>
+          <w:lang w:val="hi_IN" w:bidi="hi_IN"/>
+        </w:rPr>
         <w:t>"मसीह यीशु में"</w:t>
       </w:r>
     </w:p>
@@ -28890,6 +33395,21 @@
           <w:b/>
           <w:lang w:val="hi_IN" w:bidi="hi_IN"/>
         </w:rPr>
+        <w:t>δὲ</w:t>
+      </w:r>
+    </w:p>
+    <w:p>
+      <w:pPr/>
+      <w:r>
+        <w:rPr>
+          <w:lang w:val="hi_IN" w:bidi="hi_IN"/>
+        </w:rPr>
+      </w:r>
+      <w:r>
+        <w:rPr>
+          <w:b/>
+          <w:lang w:val="hi_IN" w:bidi="hi_IN"/>
+        </w:rPr>
         <w:t>"और (परन्तु) दुष्ट"</w:t>
       </w:r>
     </w:p>
@@ -29033,6 +33553,21 @@
           <w:b/>
           <w:lang w:val="hi_IN" w:bidi="hi_IN"/>
         </w:rPr>
+        <w:t>ἄνθρωποι</w:t>
+      </w:r>
+    </w:p>
+    <w:p>
+      <w:pPr/>
+      <w:r>
+        <w:rPr>
+          <w:lang w:val="hi_IN" w:bidi="hi_IN"/>
+        </w:rPr>
+      </w:r>
+      <w:r>
+        <w:rPr>
+          <w:b/>
+          <w:lang w:val="hi_IN" w:bidi="hi_IN"/>
+        </w:rPr>
         <w:t>""</w:t>
       </w:r>
     </w:p>
@@ -29129,6 +33664,21 @@
           <w:b/>
           <w:lang w:val="hi_IN" w:bidi="hi_IN"/>
         </w:rPr>
+        <w:t>πονηροὶ &amp; ἄνθρωποι καὶ γόητες</w:t>
+      </w:r>
+    </w:p>
+    <w:p>
+      <w:pPr/>
+      <w:r>
+        <w:rPr>
+          <w:lang w:val="hi_IN" w:bidi="hi_IN"/>
+        </w:rPr>
+      </w:r>
+      <w:r>
+        <w:rPr>
+          <w:b/>
+          <w:lang w:val="hi_IN" w:bidi="hi_IN"/>
+        </w:rPr>
         <w:t>"दुष्ट, और बहकानेवाले"</w:t>
       </w:r>
     </w:p>
@@ -29225,6 +33775,21 @@
           <w:b/>
           <w:lang w:val="hi_IN" w:bidi="hi_IN"/>
         </w:rPr>
+        <w:t>προκόψουσιν ἐπὶ τὸ χεῖρον</w:t>
+      </w:r>
+    </w:p>
+    <w:p>
+      <w:pPr/>
+      <w:r>
+        <w:rPr>
+          <w:lang w:val="hi_IN" w:bidi="hi_IN"/>
+        </w:rPr>
+      </w:r>
+      <w:r>
+        <w:rPr>
+          <w:b/>
+          <w:lang w:val="hi_IN" w:bidi="hi_IN"/>
+        </w:rPr>
         <w:t>"बिगड़ते चले जाएँगे"</w:t>
       </w:r>
     </w:p>
@@ -29288,6 +33853,21 @@
           <w:b/>
           <w:lang w:val="hi_IN" w:bidi="hi_IN"/>
         </w:rPr>
+        <w:t>ἐπὶ τὸ χεῖρον</w:t>
+      </w:r>
+    </w:p>
+    <w:p>
+      <w:pPr/>
+      <w:r>
+        <w:rPr>
+          <w:lang w:val="hi_IN" w:bidi="hi_IN"/>
+        </w:rPr>
+      </w:r>
+      <w:r>
+        <w:rPr>
+          <w:b/>
+          <w:lang w:val="hi_IN" w:bidi="hi_IN"/>
+        </w:rPr>
         <w:t>"बिगड़ते"</w:t>
       </w:r>
     </w:p>
@@ -29371,6 +33951,21 @@
           <w:b/>
           <w:lang w:val="hi_IN" w:bidi="hi_IN"/>
         </w:rPr>
+        <w:t>πλανῶντες καὶ πλανώμενοι</w:t>
+      </w:r>
+    </w:p>
+    <w:p>
+      <w:pPr/>
+      <w:r>
+        <w:rPr>
+          <w:lang w:val="hi_IN" w:bidi="hi_IN"/>
+        </w:rPr>
+      </w:r>
+      <w:r>
+        <w:rPr>
+          <w:b/>
+          <w:lang w:val="hi_IN" w:bidi="hi_IN"/>
+        </w:rPr>
         <w:t>""</w:t>
       </w:r>
     </w:p>
@@ -29467,6 +34062,21 @@
           <w:b/>
           <w:lang w:val="hi_IN" w:bidi="hi_IN"/>
         </w:rPr>
+        <w:t>πλανώμενοι</w:t>
+      </w:r>
+    </w:p>
+    <w:p>
+      <w:pPr/>
+      <w:r>
+        <w:rPr>
+          <w:lang w:val="hi_IN" w:bidi="hi_IN"/>
+        </w:rPr>
+      </w:r>
+      <w:r>
+        <w:rPr>
+          <w:b/>
+          <w:lang w:val="hi_IN" w:bidi="hi_IN"/>
+        </w:rPr>
         <w:t>"धोखा देते हुए, और धोखा खाते हुए"</w:t>
       </w:r>
     </w:p>
@@ -29550,6 +34160,21 @@
           <w:b/>
           <w:lang w:val="hi_IN" w:bidi="hi_IN"/>
         </w:rPr>
+        <w:t>σὺ δὲ</w:t>
+      </w:r>
+    </w:p>
+    <w:p>
+      <w:pPr/>
+      <w:r>
+        <w:rPr>
+          <w:lang w:val="hi_IN" w:bidi="hi_IN"/>
+        </w:rPr>
+      </w:r>
+      <w:r>
+        <w:rPr>
+          <w:b/>
+          <w:lang w:val="hi_IN" w:bidi="hi_IN"/>
+        </w:rPr>
         <w:t>"पर तू"</w:t>
       </w:r>
     </w:p>
@@ -29654,6 +34279,21 @@
           <w:b/>
           <w:lang w:val="hi_IN" w:bidi="hi_IN"/>
         </w:rPr>
+        <w:t>μένε ἐν οἷς ἔμαθες καὶ ἐπιστώθης, εἰδὼς παρὰ τίνων ἔμαθες</w:t>
+      </w:r>
+    </w:p>
+    <w:p>
+      <w:pPr/>
+      <w:r>
+        <w:rPr>
+          <w:lang w:val="hi_IN" w:bidi="hi_IN"/>
+        </w:rPr>
+      </w:r>
+      <w:r>
+        <w:rPr>
+          <w:b/>
+          <w:lang w:val="hi_IN" w:bidi="hi_IN"/>
+        </w:rPr>
         <w:t>"पर तू इन बातों पर जो तूने सीखी हैं और विश्वास किया था, यह जानकर दृढ़ बना रह; कि तूने उन्हें किन लोगों से सीखा है"</w:t>
       </w:r>
     </w:p>
@@ -29753,6 +34393,21 @@
           <w:b/>
           <w:lang w:val="hi_IN" w:bidi="hi_IN"/>
         </w:rPr>
+        <w:t>μένε ἐν</w:t>
+      </w:r>
+    </w:p>
+    <w:p>
+      <w:pPr/>
+      <w:r>
+        <w:rPr>
+          <w:lang w:val="hi_IN" w:bidi="hi_IN"/>
+        </w:rPr>
+      </w:r>
+      <w:r>
+        <w:rPr>
+          <w:b/>
+          <w:lang w:val="hi_IN" w:bidi="hi_IN"/>
+        </w:rPr>
         <w:t>""</w:t>
       </w:r>
     </w:p>
@@ -29836,6 +34491,21 @@
           <w:b/>
           <w:lang w:val="hi_IN" w:bidi="hi_IN"/>
         </w:rPr>
+        <w:t>ἐπιστώθης</w:t>
+      </w:r>
+    </w:p>
+    <w:p>
+      <w:pPr/>
+      <w:r>
+        <w:rPr>
+          <w:lang w:val="hi_IN" w:bidi="hi_IN"/>
+        </w:rPr>
+      </w:r>
+      <w:r>
+        <w:rPr>
+          <w:b/>
+          <w:lang w:val="hi_IN" w:bidi="hi_IN"/>
+        </w:rPr>
         <w:t>"विश्वास किया था"</w:t>
       </w:r>
     </w:p>
@@ -29919,6 +34589,21 @@
           <w:b/>
           <w:lang w:val="hi_IN" w:bidi="hi_IN"/>
         </w:rPr>
+        <w:t>εἰδὼς παρὰ τίνων ἔμαθες</w:t>
+      </w:r>
+    </w:p>
+    <w:p>
+      <w:pPr/>
+      <w:r>
+        <w:rPr>
+          <w:lang w:val="hi_IN" w:bidi="hi_IN"/>
+        </w:rPr>
+      </w:r>
+      <w:r>
+        <w:rPr>
+          <w:b/>
+          <w:lang w:val="hi_IN" w:bidi="hi_IN"/>
+        </w:rPr>
         <w:t>"कि तूने उन्हें किन लोगों से सीखा है"</w:t>
       </w:r>
     </w:p>
@@ -30010,6 +34695,21 @@
           <w:b/>
           <w:lang w:val="hi_IN" w:bidi="hi_IN"/>
         </w:rPr>
+        <w:t>ἀπὸ βρέφους</w:t>
+      </w:r>
+    </w:p>
+    <w:p>
+      <w:pPr/>
+      <w:r>
+        <w:rPr>
+          <w:lang w:val="hi_IN" w:bidi="hi_IN"/>
+        </w:rPr>
+      </w:r>
+      <w:r>
+        <w:rPr>
+          <w:b/>
+          <w:lang w:val="hi_IN" w:bidi="hi_IN"/>
+        </w:rPr>
         <w:t>"बालकपन से"</w:t>
       </w:r>
     </w:p>
@@ -30106,6 +34806,21 @@
           <w:b/>
           <w:lang w:val="hi_IN" w:bidi="hi_IN"/>
         </w:rPr>
+        <w:t>εἰς σωτηρίαν διὰ πίστεως τῆς ἐν Χριστῷ Ἰησοῦ</w:t>
+      </w:r>
+    </w:p>
+    <w:p>
+      <w:pPr/>
+      <w:r>
+        <w:rPr>
+          <w:lang w:val="hi_IN" w:bidi="hi_IN"/>
+        </w:rPr>
+      </w:r>
+      <w:r>
+        <w:rPr>
+          <w:b/>
+          <w:lang w:val="hi_IN" w:bidi="hi_IN"/>
+        </w:rPr>
         <w:t>"मसीह पर विश्वास करने से उद्धार प्राप्त करने के लिये"</w:t>
       </w:r>
     </w:p>
@@ -30202,6 +34917,21 @@
           <w:b/>
           <w:lang w:val="hi_IN" w:bidi="hi_IN"/>
         </w:rPr>
+        <w:t>τῆς ἐν Χριστῷ Ἰησοῦ</w:t>
+      </w:r>
+    </w:p>
+    <w:p>
+      <w:pPr/>
+      <w:r>
+        <w:rPr>
+          <w:lang w:val="hi_IN" w:bidi="hi_IN"/>
+        </w:rPr>
+      </w:r>
+      <w:r>
+        <w:rPr>
+          <w:b/>
+          <w:lang w:val="hi_IN" w:bidi="hi_IN"/>
+        </w:rPr>
         <w:t>"जो ... मसीह पर"</w:t>
       </w:r>
     </w:p>
@@ -30379,6 +35109,21 @@
           <w:b/>
           <w:lang w:val="hi_IN" w:bidi="hi_IN"/>
         </w:rPr>
+        <w:t>πᾶσα Γραφὴ θεόπνευστος καὶ ὠφέλιμος</w:t>
+      </w:r>
+    </w:p>
+    <w:p>
+      <w:pPr/>
+      <w:r>
+        <w:rPr>
+          <w:lang w:val="hi_IN" w:bidi="hi_IN"/>
+        </w:rPr>
+      </w:r>
+      <w:r>
+        <w:rPr>
+          <w:b/>
+          <w:lang w:val="hi_IN" w:bidi="hi_IN"/>
+        </w:rPr>
         <w:t>"सम्पूर्ण पवित्रशास्त्र परमेश्वर की प्रेरणा से रचा गया है और ... लाभदायक है"</w:t>
       </w:r>
     </w:p>
@@ -30470,6 +35215,21 @@
           <w:b/>
           <w:lang w:val="hi_IN" w:bidi="hi_IN"/>
         </w:rPr>
+        <w:t>πᾶσα Γραφὴ θεόπνευστος καὶ</w:t>
+      </w:r>
+    </w:p>
+    <w:p>
+      <w:pPr/>
+      <w:r>
+        <w:rPr>
+          <w:lang w:val="hi_IN" w:bidi="hi_IN"/>
+        </w:rPr>
+      </w:r>
+      <w:r>
+        <w:rPr>
+          <w:b/>
+          <w:lang w:val="hi_IN" w:bidi="hi_IN"/>
+        </w:rPr>
         <w:t>""</w:t>
       </w:r>
     </w:p>
@@ -30566,6 +35326,21 @@
           <w:b/>
           <w:lang w:val="hi_IN" w:bidi="hi_IN"/>
         </w:rPr>
+        <w:t>πᾶσα Γραφὴ</w:t>
+      </w:r>
+    </w:p>
+    <w:p>
+      <w:pPr/>
+      <w:r>
+        <w:rPr>
+          <w:lang w:val="hi_IN" w:bidi="hi_IN"/>
+        </w:rPr>
+      </w:r>
+      <w:r>
+        <w:rPr>
+          <w:b/>
+          <w:lang w:val="hi_IN" w:bidi="hi_IN"/>
+        </w:rPr>
         <w:t>"सम्पूर्ण पवित्रशास्त्र"</w:t>
       </w:r>
     </w:p>
@@ -30655,6 +35430,21 @@
           <w:b/>
           <w:lang w:val="hi_IN" w:bidi="hi_IN"/>
         </w:rPr>
+        <w:t>ὠφέλιμος</w:t>
+      </w:r>
+    </w:p>
+    <w:p>
+      <w:pPr/>
+      <w:r>
+        <w:rPr>
+          <w:lang w:val="hi_IN" w:bidi="hi_IN"/>
+        </w:rPr>
+      </w:r>
+      <w:r>
+        <w:rPr>
+          <w:b/>
+          <w:lang w:val="hi_IN" w:bidi="hi_IN"/>
+        </w:rPr>
         <w:t>""</w:t>
       </w:r>
     </w:p>
@@ -30731,6 +35521,21 @@
           <w:b/>
           <w:lang w:val="hi_IN" w:bidi="hi_IN"/>
         </w:rPr>
+        <w:t>πρὸς διδασκαλίαν, πρὸς ἐλεγμόν, πρὸς ἐπανόρθωσιν, πρὸς παιδείαν τὴν ἐν δικαιοσύνῃ</w:t>
+      </w:r>
+    </w:p>
+    <w:p>
+      <w:pPr/>
+      <w:r>
+        <w:rPr>
+          <w:lang w:val="hi_IN" w:bidi="hi_IN"/>
+        </w:rPr>
+      </w:r>
+      <w:r>
+        <w:rPr>
+          <w:b/>
+          <w:lang w:val="hi_IN" w:bidi="hi_IN"/>
+        </w:rPr>
         <w:t>""</w:t>
       </w:r>
     </w:p>
@@ -30807,6 +35612,21 @@
           <w:b/>
           <w:lang w:val="hi_IN" w:bidi="hi_IN"/>
         </w:rPr>
+        <w:t>ἵνα</w:t>
+      </w:r>
+    </w:p>
+    <w:p>
+      <w:pPr/>
+      <w:r>
+        <w:rPr>
+          <w:lang w:val="hi_IN" w:bidi="hi_IN"/>
+        </w:rPr>
+      </w:r>
+      <w:r>
+        <w:rPr>
+          <w:b/>
+          <w:lang w:val="hi_IN" w:bidi="hi_IN"/>
+        </w:rPr>
         <w:t>"ताकि"</w:t>
       </w:r>
     </w:p>
@@ -30911,6 +35731,21 @@
           <w:b/>
           <w:lang w:val="hi_IN" w:bidi="hi_IN"/>
         </w:rPr>
+        <w:t>ὁ τοῦ Θεοῦ ἄνθρωπος</w:t>
+      </w:r>
+    </w:p>
+    <w:p>
+      <w:pPr/>
+      <w:r>
+        <w:rPr>
+          <w:lang w:val="hi_IN" w:bidi="hi_IN"/>
+        </w:rPr>
+      </w:r>
+      <w:r>
+        <w:rPr>
+          <w:b/>
+          <w:lang w:val="hi_IN" w:bidi="hi_IN"/>
+        </w:rPr>
         <w:t>"परमेश्वर का जन"</w:t>
       </w:r>
     </w:p>
@@ -31028,6 +35863,21 @@
           <w:b/>
           <w:lang w:val="hi_IN" w:bidi="hi_IN"/>
         </w:rPr>
+        <w:t>ὁ τοῦ Θεοῦ ἄνθρωπος</w:t>
+      </w:r>
+    </w:p>
+    <w:p>
+      <w:pPr/>
+      <w:r>
+        <w:rPr>
+          <w:lang w:val="hi_IN" w:bidi="hi_IN"/>
+        </w:rPr>
+      </w:r>
+      <w:r>
+        <w:rPr>
+          <w:b/>
+          <w:lang w:val="hi_IN" w:bidi="hi_IN"/>
+        </w:rPr>
         <w:t>"परमेश्वर का जन"</w:t>
       </w:r>
     </w:p>
@@ -31126,6 +35976,21 @@
           <w:b/>
           <w:lang w:val="hi_IN" w:bidi="hi_IN"/>
         </w:rPr>
+        <w:t>ὁ τοῦ Θεοῦ ἄνθρωπος</w:t>
+      </w:r>
+    </w:p>
+    <w:p>
+      <w:pPr/>
+      <w:r>
+        <w:rPr>
+          <w:lang w:val="hi_IN" w:bidi="hi_IN"/>
+        </w:rPr>
+      </w:r>
+      <w:r>
+        <w:rPr>
+          <w:b/>
+          <w:lang w:val="hi_IN" w:bidi="hi_IN"/>
+        </w:rPr>
         <w:t>"परमेश्वर जन"</w:t>
       </w:r>
     </w:p>
@@ -31222,6 +36087,21 @@
           <w:b/>
           <w:lang w:val="hi_IN" w:bidi="hi_IN"/>
         </w:rPr>
+        <w:t>ἄρτιος &amp; πρὸς πᾶν ἔργον ἀγαθὸν ἐξηρτισμένος</w:t>
+      </w:r>
+    </w:p>
+    <w:p>
+      <w:pPr/>
+      <w:r>
+        <w:rPr>
+          <w:lang w:val="hi_IN" w:bidi="hi_IN"/>
+        </w:rPr>
+      </w:r>
+      <w:r>
+        <w:rPr>
+          <w:b/>
+          <w:lang w:val="hi_IN" w:bidi="hi_IN"/>
+        </w:rPr>
         <w:t>"सिद्ध"</w:t>
       </w:r>
       <w:r>
@@ -31298,6 +36178,21 @@
           <w:b/>
           <w:lang w:val="hi_IN" w:bidi="hi_IN"/>
         </w:rPr>
+        <w:t>ἐξηρτισμένος</w:t>
+      </w:r>
+    </w:p>
+    <w:p>
+      <w:pPr/>
+      <w:r>
+        <w:rPr>
+          <w:lang w:val="hi_IN" w:bidi="hi_IN"/>
+        </w:rPr>
+      </w:r>
+      <w:r>
+        <w:rPr>
+          <w:b/>
+          <w:lang w:val="hi_IN" w:bidi="hi_IN"/>
+        </w:rPr>
         <w:t>"तत्पर हो जाए"</w:t>
       </w:r>
     </w:p>
@@ -31457,6 +36352,21 @@
           <w:b/>
           <w:lang w:val="hi_IN" w:bidi="hi_IN"/>
         </w:rPr>
+        <w:t>ζῶντας καὶ νεκρούς</w:t>
+      </w:r>
+    </w:p>
+    <w:p>
+      <w:pPr/>
+      <w:r>
+        <w:rPr>
+          <w:lang w:val="hi_IN" w:bidi="hi_IN"/>
+        </w:rPr>
+      </w:r>
+      <w:r>
+        <w:rPr>
+          <w:b/>
+          <w:lang w:val="hi_IN" w:bidi="hi_IN"/>
+        </w:rPr>
         <w:t>"जो जीवितों और मरे हुओं का"</w:t>
       </w:r>
     </w:p>
@@ -31566,6 +36476,21 @@
           <w:b/>
           <w:lang w:val="hi_IN" w:bidi="hi_IN"/>
         </w:rPr>
+        <w:t>καὶ τὴν ἐπιφάνειαν αὐτοῦ</w:t>
+      </w:r>
+    </w:p>
+    <w:p>
+      <w:pPr/>
+      <w:r>
+        <w:rPr>
+          <w:lang w:val="hi_IN" w:bidi="hi_IN"/>
+        </w:rPr>
+      </w:r>
+      <w:r>
+        <w:rPr>
+          <w:b/>
+          <w:lang w:val="hi_IN" w:bidi="hi_IN"/>
+        </w:rPr>
         <w:t>"और उसके प्रगट होने"</w:t>
       </w:r>
     </w:p>
@@ -31670,6 +36595,21 @@
           <w:b/>
           <w:lang w:val="hi_IN" w:bidi="hi_IN"/>
         </w:rPr>
+        <w:t>τὴν ἐπιφάνειαν αὐτοῦ</w:t>
+      </w:r>
+    </w:p>
+    <w:p>
+      <w:pPr/>
+      <w:r>
+        <w:rPr>
+          <w:lang w:val="hi_IN" w:bidi="hi_IN"/>
+        </w:rPr>
+      </w:r>
+      <w:r>
+        <w:rPr>
+          <w:b/>
+          <w:lang w:val="hi_IN" w:bidi="hi_IN"/>
+        </w:rPr>
         <w:t>""</w:t>
       </w:r>
     </w:p>
@@ -31753,6 +36693,21 @@
           <w:b/>
           <w:lang w:val="hi_IN" w:bidi="hi_IN"/>
         </w:rPr>
+        <w:t>τὸν λόγον</w:t>
+      </w:r>
+    </w:p>
+    <w:p>
+      <w:pPr/>
+      <w:r>
+        <w:rPr>
+          <w:lang w:val="hi_IN" w:bidi="hi_IN"/>
+        </w:rPr>
+      </w:r>
+      <w:r>
+        <w:rPr>
+          <w:b/>
+          <w:lang w:val="hi_IN" w:bidi="hi_IN"/>
+        </w:rPr>
         <w:t>"वचन का"</w:t>
       </w:r>
     </w:p>
@@ -31849,6 +36804,21 @@
           <w:b/>
           <w:lang w:val="hi_IN" w:bidi="hi_IN"/>
         </w:rPr>
+        <w:t>ἐπίστηθι</w:t>
+      </w:r>
+    </w:p>
+    <w:p>
+      <w:pPr/>
+      <w:r>
+        <w:rPr>
+          <w:lang w:val="hi_IN" w:bidi="hi_IN"/>
+        </w:rPr>
+      </w:r>
+      <w:r>
+        <w:rPr>
+          <w:b/>
+          <w:lang w:val="hi_IN" w:bidi="hi_IN"/>
+        </w:rPr>
         <w:t>"तैयार रह"</w:t>
       </w:r>
     </w:p>
@@ -31945,6 +36915,21 @@
           <w:b/>
           <w:lang w:val="hi_IN" w:bidi="hi_IN"/>
         </w:rPr>
+        <w:t>εὐκαίρως, ἀκαίρως</w:t>
+      </w:r>
+    </w:p>
+    <w:p>
+      <w:pPr/>
+      <w:r>
+        <w:rPr>
+          <w:lang w:val="hi_IN" w:bidi="hi_IN"/>
+        </w:rPr>
+      </w:r>
+      <w:r>
+        <w:rPr>
+          <w:b/>
+          <w:lang w:val="hi_IN" w:bidi="hi_IN"/>
+        </w:rPr>
         <w:t>""</w:t>
       </w:r>
     </w:p>
@@ -32028,6 +37013,21 @@
           <w:b/>
           <w:lang w:val="hi_IN" w:bidi="hi_IN"/>
         </w:rPr>
+        <w:t>ἐν πάσῃ μακροθυμίᾳ καὶ διδαχῇ</w:t>
+      </w:r>
+    </w:p>
+    <w:p>
+      <w:pPr/>
+      <w:r>
+        <w:rPr>
+          <w:lang w:val="hi_IN" w:bidi="hi_IN"/>
+        </w:rPr>
+      </w:r>
+      <w:r>
+        <w:rPr>
+          <w:b/>
+          <w:lang w:val="hi_IN" w:bidi="hi_IN"/>
+        </w:rPr>
         <w:t>"सब प्रकार की सहनशीलता, शिक्षा के साथ"</w:t>
       </w:r>
       <w:r>
@@ -32163,6 +37163,21 @@
           <w:b/>
           <w:lang w:val="hi_IN" w:bidi="hi_IN"/>
         </w:rPr>
+        <w:t>ἐν πάσῃ μακροθυμίᾳ καὶ διδαχῇ</w:t>
+      </w:r>
+    </w:p>
+    <w:p>
+      <w:pPr/>
+      <w:r>
+        <w:rPr>
+          <w:lang w:val="hi_IN" w:bidi="hi_IN"/>
+        </w:rPr>
+      </w:r>
+      <w:r>
+        <w:rPr>
+          <w:b/>
+          <w:lang w:val="hi_IN" w:bidi="hi_IN"/>
+        </w:rPr>
         <w:t>"सब प्रकार की सहनशीलता, शिक्षा के साथ"</w:t>
       </w:r>
       <w:r>
@@ -32259,6 +37274,21 @@
           <w:b/>
           <w:lang w:val="hi_IN" w:bidi="hi_IN"/>
         </w:rPr>
+        <w:t>γὰρ</w:t>
+      </w:r>
+    </w:p>
+    <w:p>
+      <w:pPr/>
+      <w:r>
+        <w:rPr>
+          <w:lang w:val="hi_IN" w:bidi="hi_IN"/>
+        </w:rPr>
+      </w:r>
+      <w:r>
+        <w:rPr>
+          <w:b/>
+          <w:lang w:val="hi_IN" w:bidi="hi_IN"/>
+        </w:rPr>
         <w:t>"क्योंकि"</w:t>
       </w:r>
     </w:p>
@@ -32376,6 +37406,21 @@
           <w:b/>
           <w:lang w:val="hi_IN" w:bidi="hi_IN"/>
         </w:rPr>
+        <w:t>ἔσται &amp; καιρὸς ὅτε</w:t>
+      </w:r>
+    </w:p>
+    <w:p>
+      <w:pPr/>
+      <w:r>
+        <w:rPr>
+          <w:lang w:val="hi_IN" w:bidi="hi_IN"/>
+        </w:rPr>
+      </w:r>
+      <w:r>
+        <w:rPr>
+          <w:b/>
+          <w:lang w:val="hi_IN" w:bidi="hi_IN"/>
+        </w:rPr>
         <w:t>"क्योंकि ऐसा समय कि"</w:t>
       </w:r>
     </w:p>
@@ -32439,6 +37484,21 @@
           <w:b/>
           <w:lang w:val="hi_IN" w:bidi="hi_IN"/>
         </w:rPr>
+        <w:t>οὐκ ἀνέξονται</w:t>
+      </w:r>
+    </w:p>
+    <w:p>
+      <w:pPr/>
+      <w:r>
+        <w:rPr>
+          <w:lang w:val="hi_IN" w:bidi="hi_IN"/>
+        </w:rPr>
+      </w:r>
+      <w:r>
+        <w:rPr>
+          <w:b/>
+          <w:lang w:val="hi_IN" w:bidi="hi_IN"/>
+        </w:rPr>
         <w:t>"सह सकेंगे"</w:t>
       </w:r>
     </w:p>
@@ -32515,6 +37575,21 @@
           <w:b/>
           <w:lang w:val="hi_IN" w:bidi="hi_IN"/>
         </w:rPr>
+        <w:t>οὐκ ἀνέξονται</w:t>
+      </w:r>
+    </w:p>
+    <w:p>
+      <w:pPr/>
+      <w:r>
+        <w:rPr>
+          <w:lang w:val="hi_IN" w:bidi="hi_IN"/>
+        </w:rPr>
+      </w:r>
+      <w:r>
+        <w:rPr>
+          <w:b/>
+          <w:lang w:val="hi_IN" w:bidi="hi_IN"/>
+        </w:rPr>
         <w:t>"लोग खरा उपदेश न सह सकेंगे"</w:t>
       </w:r>
     </w:p>
@@ -32578,6 +37653,21 @@
           <w:b/>
           <w:lang w:val="hi_IN" w:bidi="hi_IN"/>
         </w:rPr>
+        <w:t>τῆς ὑγιαινούσης διδασκαλίας</w:t>
+      </w:r>
+    </w:p>
+    <w:p>
+      <w:pPr/>
+      <w:r>
+        <w:rPr>
+          <w:lang w:val="hi_IN" w:bidi="hi_IN"/>
+        </w:rPr>
+      </w:r>
+      <w:r>
+        <w:rPr>
+          <w:b/>
+          <w:lang w:val="hi_IN" w:bidi="hi_IN"/>
+        </w:rPr>
         <w:t>"लोग खरा उपदेश"</w:t>
       </w:r>
     </w:p>
@@ -32654,6 +37744,21 @@
           <w:b/>
           <w:lang w:val="hi_IN" w:bidi="hi_IN"/>
         </w:rPr>
+        <w:t>κατὰ τὰς ἰδίας ἐπιθυμίας, ἑαυτοῖς ἐπισωρεύσουσιν διδασκάλους</w:t>
+      </w:r>
+    </w:p>
+    <w:p>
+      <w:pPr/>
+      <w:r>
+        <w:rPr>
+          <w:lang w:val="hi_IN" w:bidi="hi_IN"/>
+        </w:rPr>
+      </w:r>
+      <w:r>
+        <w:rPr>
+          <w:b/>
+          <w:lang w:val="hi_IN" w:bidi="hi_IN"/>
+        </w:rPr>
         <w:t>"अपनी अभिलाषाओं के अनुसार अपने लिये बहुत सारे उपदेशक बटोर लेंगे"</w:t>
       </w:r>
     </w:p>
@@ -32813,6 +37918,21 @@
           <w:b/>
           <w:lang w:val="hi_IN" w:bidi="hi_IN"/>
         </w:rPr>
+        <w:t>ἑαυτοῖς ἐπισωρεύσουσιν διδασκάλους</w:t>
+      </w:r>
+    </w:p>
+    <w:p>
+      <w:pPr/>
+      <w:r>
+        <w:rPr>
+          <w:lang w:val="hi_IN" w:bidi="hi_IN"/>
+        </w:rPr>
+      </w:r>
+      <w:r>
+        <w:rPr>
+          <w:b/>
+          <w:lang w:val="hi_IN" w:bidi="hi_IN"/>
+        </w:rPr>
         <w:t>"अपनी अभिलाषाओं के अनुसार अपने लिये बहुत सारे उपदेशक बटोर लेंगे"</w:t>
       </w:r>
     </w:p>
@@ -32896,6 +38016,21 @@
           <w:b/>
           <w:lang w:val="hi_IN" w:bidi="hi_IN"/>
         </w:rPr>
+        <w:t>κνηθόμενοι τὴν ἀκοήν</w:t>
+      </w:r>
+    </w:p>
+    <w:p>
+      <w:pPr/>
+      <w:r>
+        <w:rPr>
+          <w:lang w:val="hi_IN" w:bidi="hi_IN"/>
+        </w:rPr>
+      </w:r>
+      <w:r>
+        <w:rPr>
+          <w:b/>
+          <w:lang w:val="hi_IN" w:bidi="hi_IN"/>
+        </w:rPr>
         <w:t>""</w:t>
       </w:r>
     </w:p>
@@ -32979,6 +38114,21 @@
           <w:b/>
           <w:lang w:val="hi_IN" w:bidi="hi_IN"/>
         </w:rPr>
+        <w:t>τὴν ἀκοήν</w:t>
+      </w:r>
+    </w:p>
+    <w:p>
+      <w:pPr/>
+      <w:r>
+        <w:rPr>
+          <w:lang w:val="hi_IN" w:bidi="hi_IN"/>
+        </w:rPr>
+      </w:r>
+      <w:r>
+        <w:rPr>
+          <w:b/>
+          <w:lang w:val="hi_IN" w:bidi="hi_IN"/>
+        </w:rPr>
         <w:t>"कानों की खुजली के कारण"</w:t>
       </w:r>
     </w:p>
@@ -33075,6 +38225,21 @@
           <w:b/>
           <w:lang w:val="hi_IN" w:bidi="hi_IN"/>
         </w:rPr>
+        <w:t>ἀπὸ μὲν τῆς ἀληθείας τὴν ἀκοὴν ἀποστρέψουσιν</w:t>
+      </w:r>
+    </w:p>
+    <w:p>
+      <w:pPr/>
+      <w:r>
+        <w:rPr>
+          <w:lang w:val="hi_IN" w:bidi="hi_IN"/>
+        </w:rPr>
+      </w:r>
+      <w:r>
+        <w:rPr>
+          <w:b/>
+          <w:lang w:val="hi_IN" w:bidi="hi_IN"/>
+        </w:rPr>
         <w:t>""</w:t>
       </w:r>
     </w:p>
@@ -33158,6 +38323,21 @@
           <w:b/>
           <w:lang w:val="hi_IN" w:bidi="hi_IN"/>
         </w:rPr>
+        <w:t>τὴν ἀκοὴν</w:t>
+      </w:r>
+    </w:p>
+    <w:p>
+      <w:pPr/>
+      <w:r>
+        <w:rPr>
+          <w:lang w:val="hi_IN" w:bidi="hi_IN"/>
+        </w:rPr>
+      </w:r>
+      <w:r>
+        <w:rPr>
+          <w:b/>
+          <w:lang w:val="hi_IN" w:bidi="hi_IN"/>
+        </w:rPr>
         <w:t>"अपने कान सत्य से फेरकर"</w:t>
       </w:r>
     </w:p>
@@ -33254,6 +38434,21 @@
           <w:b/>
           <w:lang w:val="hi_IN" w:bidi="hi_IN"/>
         </w:rPr>
+        <w:t>τῆς ἀληθείας</w:t>
+      </w:r>
+    </w:p>
+    <w:p>
+      <w:pPr/>
+      <w:r>
+        <w:rPr>
+          <w:lang w:val="hi_IN" w:bidi="hi_IN"/>
+        </w:rPr>
+      </w:r>
+      <w:r>
+        <w:rPr>
+          <w:b/>
+          <w:lang w:val="hi_IN" w:bidi="hi_IN"/>
+        </w:rPr>
         <w:t>"सत्य"</w:t>
       </w:r>
     </w:p>
@@ -33350,6 +38545,21 @@
           <w:b/>
           <w:lang w:val="hi_IN" w:bidi="hi_IN"/>
         </w:rPr>
+        <w:t>ἐπὶ &amp; ἐκτραπήσονται</w:t>
+      </w:r>
+    </w:p>
+    <w:p>
+      <w:pPr/>
+      <w:r>
+        <w:rPr>
+          <w:lang w:val="hi_IN" w:bidi="hi_IN"/>
+        </w:rPr>
+      </w:r>
+      <w:r>
+        <w:rPr>
+          <w:b/>
+          <w:lang w:val="hi_IN" w:bidi="hi_IN"/>
+        </w:rPr>
         <w:t>"कथा-कहानियों"</w:t>
       </w:r>
       <w:r>
@@ -33446,6 +38656,21 @@
           <w:b/>
           <w:lang w:val="hi_IN" w:bidi="hi_IN"/>
         </w:rPr>
+        <w:t>ἐπὶ &amp; ἐκτραπήσονται</w:t>
+      </w:r>
+    </w:p>
+    <w:p>
+      <w:pPr/>
+      <w:r>
+        <w:rPr>
+          <w:lang w:val="hi_IN" w:bidi="hi_IN"/>
+        </w:rPr>
+      </w:r>
+      <w:r>
+        <w:rPr>
+          <w:b/>
+          <w:lang w:val="hi_IN" w:bidi="hi_IN"/>
+        </w:rPr>
         <w:t>""</w:t>
       </w:r>
     </w:p>
@@ -33529,6 +38754,21 @@
           <w:b/>
           <w:lang w:val="hi_IN" w:bidi="hi_IN"/>
         </w:rPr>
+        <w:t>τοὺς μύθους</w:t>
+      </w:r>
+    </w:p>
+    <w:p>
+      <w:pPr/>
+      <w:r>
+        <w:rPr>
+          <w:lang w:val="hi_IN" w:bidi="hi_IN"/>
+        </w:rPr>
+      </w:r>
+      <w:r>
+        <w:rPr>
+          <w:b/>
+          <w:lang w:val="hi_IN" w:bidi="hi_IN"/>
+        </w:rPr>
         <w:t>"कथा-कहानियों"</w:t>
       </w:r>
     </w:p>
@@ -33641,6 +38881,21 @@
           <w:b/>
           <w:lang w:val="hi_IN" w:bidi="hi_IN"/>
         </w:rPr>
+        <w:t>σὺ δὲ</w:t>
+      </w:r>
+    </w:p>
+    <w:p>
+      <w:pPr/>
+      <w:r>
+        <w:rPr>
+          <w:lang w:val="hi_IN" w:bidi="hi_IN"/>
+        </w:rPr>
+      </w:r>
+      <w:r>
+        <w:rPr>
+          <w:b/>
+          <w:lang w:val="hi_IN" w:bidi="hi_IN"/>
+        </w:rPr>
         <w:t>"पर तू"</w:t>
       </w:r>
     </w:p>
@@ -33745,6 +39000,21 @@
           <w:b/>
           <w:lang w:val="hi_IN" w:bidi="hi_IN"/>
         </w:rPr>
+        <w:t>νῆφε</w:t>
+      </w:r>
+    </w:p>
+    <w:p>
+      <w:pPr/>
+      <w:r>
+        <w:rPr>
+          <w:lang w:val="hi_IN" w:bidi="hi_IN"/>
+        </w:rPr>
+      </w:r>
+      <w:r>
+        <w:rPr>
+          <w:b/>
+          <w:lang w:val="hi_IN" w:bidi="hi_IN"/>
+        </w:rPr>
         <w:t>"सावधान रह"</w:t>
       </w:r>
     </w:p>
@@ -33828,6 +39098,21 @@
           <w:b/>
           <w:lang w:val="hi_IN" w:bidi="hi_IN"/>
         </w:rPr>
+        <w:t>ἐν πᾶσιν</w:t>
+      </w:r>
+    </w:p>
+    <w:p>
+      <w:pPr/>
+      <w:r>
+        <w:rPr>
+          <w:lang w:val="hi_IN" w:bidi="hi_IN"/>
+        </w:rPr>
+      </w:r>
+      <w:r>
+        <w:rPr>
+          <w:b/>
+          <w:lang w:val="hi_IN" w:bidi="hi_IN"/>
+        </w:rPr>
         <w:t>"सब बातों में"</w:t>
       </w:r>
     </w:p>
@@ -33891,6 +39176,21 @@
           <w:b/>
           <w:lang w:val="hi_IN" w:bidi="hi_IN"/>
         </w:rPr>
+        <w:t>κακοπάθησον</w:t>
+      </w:r>
+    </w:p>
+    <w:p>
+      <w:pPr/>
+      <w:r>
+        <w:rPr>
+          <w:lang w:val="hi_IN" w:bidi="hi_IN"/>
+        </w:rPr>
+      </w:r>
+      <w:r>
+        <w:rPr>
+          <w:b/>
+          <w:lang w:val="hi_IN" w:bidi="hi_IN"/>
+        </w:rPr>
         <w:t>"दुःख उठा"</w:t>
       </w:r>
     </w:p>
@@ -34003,6 +39303,21 @@
           <w:b/>
           <w:lang w:val="hi_IN" w:bidi="hi_IN"/>
         </w:rPr>
+        <w:t>ἔργον &amp; εὐαγγελιστοῦ</w:t>
+      </w:r>
+    </w:p>
+    <w:p>
+      <w:pPr/>
+      <w:r>
+        <w:rPr>
+          <w:lang w:val="hi_IN" w:bidi="hi_IN"/>
+        </w:rPr>
+      </w:r>
+      <w:r>
+        <w:rPr>
+          <w:b/>
+          <w:lang w:val="hi_IN" w:bidi="hi_IN"/>
+        </w:rPr>
         <w:t>"सुसमाचार प्रचार का काम"</w:t>
       </w:r>
     </w:p>
@@ -34066,6 +39381,21 @@
           <w:b/>
           <w:lang w:val="hi_IN" w:bidi="hi_IN"/>
         </w:rPr>
+        <w:t>τὴν διακονίαν σου πληροφόρησον</w:t>
+      </w:r>
+    </w:p>
+    <w:p>
+      <w:pPr/>
+      <w:r>
+        <w:rPr>
+          <w:lang w:val="hi_IN" w:bidi="hi_IN"/>
+        </w:rPr>
+      </w:r>
+      <w:r>
+        <w:rPr>
+          <w:b/>
+          <w:lang w:val="hi_IN" w:bidi="hi_IN"/>
+        </w:rPr>
         <w:t>"अपनी सेवा को पूरा कर"</w:t>
       </w:r>
     </w:p>
@@ -34170,6 +39500,21 @@
           <w:b/>
           <w:lang w:val="hi_IN" w:bidi="hi_IN"/>
         </w:rPr>
+        <w:t>γὰρ</w:t>
+      </w:r>
+    </w:p>
+    <w:p>
+      <w:pPr/>
+      <w:r>
+        <w:rPr>
+          <w:lang w:val="hi_IN" w:bidi="hi_IN"/>
+        </w:rPr>
+      </w:r>
+      <w:r>
+        <w:rPr>
+          <w:b/>
+          <w:lang w:val="hi_IN" w:bidi="hi_IN"/>
+        </w:rPr>
         <w:t>"अब मैं"</w:t>
       </w:r>
       <w:r>
@@ -34259,6 +39604,21 @@
           <w:b/>
           <w:lang w:val="hi_IN" w:bidi="hi_IN"/>
         </w:rPr>
+        <w:t>ἐγὼ &amp; ἤδη σπένδομαι</w:t>
+      </w:r>
+    </w:p>
+    <w:p>
+      <w:pPr/>
+      <w:r>
+        <w:rPr>
+          <w:lang w:val="hi_IN" w:bidi="hi_IN"/>
+        </w:rPr>
+      </w:r>
+      <w:r>
+        <w:rPr>
+          <w:b/>
+          <w:lang w:val="hi_IN" w:bidi="hi_IN"/>
+        </w:rPr>
         <w:t>"अब मैं"</w:t>
       </w:r>
       <w:r>
@@ -34355,6 +39715,21 @@
           <w:b/>
           <w:lang w:val="hi_IN" w:bidi="hi_IN"/>
         </w:rPr>
+        <w:t>ἐγὼ &amp; ἤδη σπένδομαι</w:t>
+      </w:r>
+    </w:p>
+    <w:p>
+      <w:pPr/>
+      <w:r>
+        <w:rPr>
+          <w:lang w:val="hi_IN" w:bidi="hi_IN"/>
+        </w:rPr>
+      </w:r>
+      <w:r>
+        <w:rPr>
+          <w:b/>
+          <w:lang w:val="hi_IN" w:bidi="hi_IN"/>
+        </w:rPr>
         <w:t>"अब मैं"</w:t>
       </w:r>
       <w:r>
@@ -34451,6 +39826,21 @@
           <w:b/>
           <w:lang w:val="hi_IN" w:bidi="hi_IN"/>
         </w:rPr>
+        <w:t>τῆς ἀναλύσεώς μου</w:t>
+      </w:r>
+    </w:p>
+    <w:p>
+      <w:pPr/>
+      <w:r>
+        <w:rPr>
+          <w:lang w:val="hi_IN" w:bidi="hi_IN"/>
+        </w:rPr>
+      </w:r>
+      <w:r>
+        <w:rPr>
+          <w:b/>
+          <w:lang w:val="hi_IN" w:bidi="hi_IN"/>
+        </w:rPr>
         <w:t>""</w:t>
       </w:r>
     </w:p>
@@ -34547,6 +39937,21 @@
           <w:b/>
           <w:lang w:val="hi_IN" w:bidi="hi_IN"/>
         </w:rPr>
+        <w:t>τὸν καλὸν ἀγῶνα ἠγώνισμαι</w:t>
+      </w:r>
+    </w:p>
+    <w:p>
+      <w:pPr/>
+      <w:r>
+        <w:rPr>
+          <w:lang w:val="hi_IN" w:bidi="hi_IN"/>
+        </w:rPr>
+      </w:r>
+      <w:r>
+        <w:rPr>
+          <w:b/>
+          <w:lang w:val="hi_IN" w:bidi="hi_IN"/>
+        </w:rPr>
         <w:t>"मैं अच्छी कुश्ती"</w:t>
       </w:r>
     </w:p>
@@ -34656,6 +40061,21 @@
           <w:b/>
           <w:lang w:val="hi_IN" w:bidi="hi_IN"/>
         </w:rPr>
+        <w:t>τὸν καλὸν ἀγῶνα</w:t>
+      </w:r>
+    </w:p>
+    <w:p>
+      <w:pPr/>
+      <w:r>
+        <w:rPr>
+          <w:lang w:val="hi_IN" w:bidi="hi_IN"/>
+        </w:rPr>
+      </w:r>
+      <w:r>
+        <w:rPr>
+          <w:b/>
+          <w:lang w:val="hi_IN" w:bidi="hi_IN"/>
+        </w:rPr>
         <w:t>"अच्छी कुश्ती"</w:t>
       </w:r>
     </w:p>
@@ -34778,6 +40198,21 @@
           <w:b/>
           <w:lang w:val="hi_IN" w:bidi="hi_IN"/>
         </w:rPr>
+        <w:t>τὸν δρόμον τετέλεκα</w:t>
+      </w:r>
+    </w:p>
+    <w:p>
+      <w:pPr/>
+      <w:r>
+        <w:rPr>
+          <w:lang w:val="hi_IN" w:bidi="hi_IN"/>
+        </w:rPr>
+      </w:r>
+      <w:r>
+        <w:rPr>
+          <w:b/>
+          <w:lang w:val="hi_IN" w:bidi="hi_IN"/>
+        </w:rPr>
         <w:t>"मैंने दौड़"</w:t>
       </w:r>
       <w:r>
@@ -34874,6 +40309,21 @@
           <w:b/>
           <w:lang w:val="hi_IN" w:bidi="hi_IN"/>
         </w:rPr>
+        <w:t>τὴν πίστιν τετήρηκα</w:t>
+      </w:r>
+    </w:p>
+    <w:p>
+      <w:pPr/>
+      <w:r>
+        <w:rPr>
+          <w:lang w:val="hi_IN" w:bidi="hi_IN"/>
+        </w:rPr>
+      </w:r>
+      <w:r>
+        <w:rPr>
+          <w:b/>
+          <w:lang w:val="hi_IN" w:bidi="hi_IN"/>
+        </w:rPr>
         <w:t>"मैंने विश्वास"</w:t>
       </w:r>
       <w:r>
@@ -34983,6 +40433,21 @@
           <w:b/>
           <w:lang w:val="hi_IN" w:bidi="hi_IN"/>
         </w:rPr>
+        <w:t>τὴν πίστιν τετήρηκα</w:t>
+      </w:r>
+    </w:p>
+    <w:p>
+      <w:pPr/>
+      <w:r>
+        <w:rPr>
+          <w:lang w:val="hi_IN" w:bidi="hi_IN"/>
+        </w:rPr>
+      </w:r>
+      <w:r>
+        <w:rPr>
+          <w:b/>
+          <w:lang w:val="hi_IN" w:bidi="hi_IN"/>
+        </w:rPr>
         <w:t>"मैंने विश्वास की रखवाली की है"</w:t>
       </w:r>
     </w:p>
@@ -35149,6 +40614,21 @@
           <w:b/>
           <w:lang w:val="hi_IN" w:bidi="hi_IN"/>
         </w:rPr>
+        <w:t>τὴν πίστιν</w:t>
+      </w:r>
+    </w:p>
+    <w:p>
+      <w:pPr/>
+      <w:r>
+        <w:rPr>
+          <w:lang w:val="hi_IN" w:bidi="hi_IN"/>
+        </w:rPr>
+      </w:r>
+      <w:r>
+        <w:rPr>
+          <w:b/>
+          <w:lang w:val="hi_IN" w:bidi="hi_IN"/>
+        </w:rPr>
         <w:t>"विश्वास"</w:t>
       </w:r>
     </w:p>
@@ -35245,6 +40725,21 @@
           <w:b/>
           <w:lang w:val="hi_IN" w:bidi="hi_IN"/>
         </w:rPr>
+        <w:t>λοιπὸν</w:t>
+      </w:r>
+    </w:p>
+    <w:p>
+      <w:pPr/>
+      <w:r>
+        <w:rPr>
+          <w:lang w:val="hi_IN" w:bidi="hi_IN"/>
+        </w:rPr>
+      </w:r>
+      <w:r>
+        <w:rPr>
+          <w:b/>
+          <w:lang w:val="hi_IN" w:bidi="hi_IN"/>
+        </w:rPr>
         <w:t>"भविष्य में (अब से)"</w:t>
       </w:r>
     </w:p>
@@ -35362,6 +40857,21 @@
           <w:b/>
           <w:lang w:val="hi_IN" w:bidi="hi_IN"/>
         </w:rPr>
+        <w:t>ἀπόκειταί &amp; ὁ τῆς δικαιοσύνης στέφανος</w:t>
+      </w:r>
+    </w:p>
+    <w:p>
+      <w:pPr/>
+      <w:r>
+        <w:rPr>
+          <w:lang w:val="hi_IN" w:bidi="hi_IN"/>
+        </w:rPr>
+      </w:r>
+      <w:r>
+        <w:rPr>
+          <w:b/>
+          <w:lang w:val="hi_IN" w:bidi="hi_IN"/>
+        </w:rPr>
         <w:t>""</w:t>
       </w:r>
     </w:p>
@@ -35445,6 +40955,21 @@
           <w:b/>
           <w:lang w:val="hi_IN" w:bidi="hi_IN"/>
         </w:rPr>
+        <w:t>ὁ τῆς δικαιοσύνης στέφανος</w:t>
+      </w:r>
+    </w:p>
+    <w:p>
+      <w:pPr/>
+      <w:r>
+        <w:rPr>
+          <w:lang w:val="hi_IN" w:bidi="hi_IN"/>
+        </w:rPr>
+      </w:r>
+      <w:r>
+        <w:rPr>
+          <w:b/>
+          <w:lang w:val="hi_IN" w:bidi="hi_IN"/>
+        </w:rPr>
         <w:t>"धार्मिकता का वह मुकुट"</w:t>
       </w:r>
     </w:p>
@@ -35583,6 +41108,21 @@
           <w:b/>
           <w:lang w:val="hi_IN" w:bidi="hi_IN"/>
         </w:rPr>
+        <w:t>ὁ τῆς δικαιοσύνης στέφανος</w:t>
+      </w:r>
+    </w:p>
+    <w:p>
+      <w:pPr/>
+      <w:r>
+        <w:rPr>
+          <w:lang w:val="hi_IN" w:bidi="hi_IN"/>
+        </w:rPr>
+      </w:r>
+      <w:r>
+        <w:rPr>
+          <w:b/>
+          <w:lang w:val="hi_IN" w:bidi="hi_IN"/>
+        </w:rPr>
         <w:t>"धार्मिकता वह मुकुट"</w:t>
       </w:r>
     </w:p>
@@ -35679,6 +41219,21 @@
           <w:b/>
           <w:lang w:val="hi_IN" w:bidi="hi_IN"/>
         </w:rPr>
+        <w:t>ἐν, ἐκείνῃ τῇ ἡμέρᾳ</w:t>
+      </w:r>
+    </w:p>
+    <w:p>
+      <w:pPr/>
+      <w:r>
+        <w:rPr>
+          <w:lang w:val="hi_IN" w:bidi="hi_IN"/>
+        </w:rPr>
+      </w:r>
+      <w:r>
+        <w:rPr>
+          <w:b/>
+          <w:lang w:val="hi_IN" w:bidi="hi_IN"/>
+        </w:rPr>
         <w:t>"में"</w:t>
       </w:r>
       <w:r>
@@ -35708,7 +41263,7 @@
         </w:rPr>
         <w:t xml:space="preserve">"जैसा </w:t>
       </w:r>
-      <w:hyperlink r:id="rId30">
+      <w:hyperlink r:id="rId32">
         <w:r>
           <w:rPr>
             <w:lang w:val="hi_IN" w:bidi="hi_IN"/>
@@ -35786,6 +41341,21 @@
           <w:b/>
           <w:lang w:val="hi_IN" w:bidi="hi_IN"/>
         </w:rPr>
+        <w:t>οὐ μόνον δὲ ἐμοὶ, ἀλλὰ καὶ πᾶσιν τοῖς</w:t>
+      </w:r>
+    </w:p>
+    <w:p>
+      <w:pPr/>
+      <w:r>
+        <w:rPr>
+          <w:lang w:val="hi_IN" w:bidi="hi_IN"/>
+        </w:rPr>
+      </w:r>
+      <w:r>
+        <w:rPr>
+          <w:b/>
+          <w:lang w:val="hi_IN" w:bidi="hi_IN"/>
+        </w:rPr>
         <w:t>"और मुझे ही नहीं, वरन् उन सब को भी"</w:t>
       </w:r>
     </w:p>
@@ -35869,6 +41439,21 @@
           <w:b/>
           <w:lang w:val="hi_IN" w:bidi="hi_IN"/>
         </w:rPr>
+        <w:t>πᾶσιν τοῖς ἠγαπηκόσι τὴν ἐπιφάνειαν αὐτοῦ</w:t>
+      </w:r>
+    </w:p>
+    <w:p>
+      <w:pPr/>
+      <w:r>
+        <w:rPr>
+          <w:lang w:val="hi_IN" w:bidi="hi_IN"/>
+        </w:rPr>
+      </w:r>
+      <w:r>
+        <w:rPr>
+          <w:b/>
+          <w:lang w:val="hi_IN" w:bidi="hi_IN"/>
+        </w:rPr>
         <w:t>"वरन् उन सब को जो उसके प्रगट होने को प्रिय"</w:t>
       </w:r>
     </w:p>
@@ -35952,6 +41537,21 @@
           <w:b/>
           <w:lang w:val="hi_IN" w:bidi="hi_IN"/>
         </w:rPr>
+        <w:t>τὴν ἐπιφάνειαν αὐτοῦ</w:t>
+      </w:r>
+    </w:p>
+    <w:p>
+      <w:pPr/>
+      <w:r>
+        <w:rPr>
+          <w:lang w:val="hi_IN" w:bidi="hi_IN"/>
+        </w:rPr>
+      </w:r>
+      <w:r>
+        <w:rPr>
+          <w:b/>
+          <w:lang w:val="hi_IN" w:bidi="hi_IN"/>
+        </w:rPr>
         <w:t>"जो उसके प्रगट होने"</w:t>
       </w:r>
     </w:p>
@@ -35968,7 +41568,7 @@
         </w:rPr>
         <w:t xml:space="preserve">"देखें कि आप ने इसका अनुवाद </w:t>
       </w:r>
-      <w:hyperlink r:id="rId31">
+      <w:hyperlink r:id="rId33">
         <w:r>
           <w:rPr>
             <w:lang w:val="hi_IN" w:bidi="hi_IN"/>
@@ -36053,6 +41653,21 @@
           <w:b/>
           <w:lang w:val="hi_IN" w:bidi="hi_IN"/>
         </w:rPr>
+        <w:t>σπούδασον ἐλθεῖν &amp; ταχέως</w:t>
+      </w:r>
+    </w:p>
+    <w:p>
+      <w:pPr/>
+      <w:r>
+        <w:rPr>
+          <w:lang w:val="hi_IN" w:bidi="hi_IN"/>
+        </w:rPr>
+      </w:r>
+      <w:r>
+        <w:rPr>
+          <w:b/>
+          <w:lang w:val="hi_IN" w:bidi="hi_IN"/>
+        </w:rPr>
         <w:t>""</w:t>
       </w:r>
     </w:p>
@@ -36116,6 +41731,21 @@
           <w:b/>
           <w:lang w:val="hi_IN" w:bidi="hi_IN"/>
         </w:rPr>
+        <w:t>ἐλθεῖν</w:t>
+      </w:r>
+    </w:p>
+    <w:p>
+      <w:pPr/>
+      <w:r>
+        <w:rPr>
+          <w:lang w:val="hi_IN" w:bidi="hi_IN"/>
+        </w:rPr>
+      </w:r>
+      <w:r>
+        <w:rPr>
+          <w:b/>
+          <w:lang w:val="hi_IN" w:bidi="hi_IN"/>
+        </w:rPr>
         <w:t>"आने का"</w:t>
       </w:r>
     </w:p>
@@ -36212,6 +41842,21 @@
           <w:b/>
           <w:lang w:val="hi_IN" w:bidi="hi_IN"/>
         </w:rPr>
+        <w:t>γάρ</w:t>
+      </w:r>
+    </w:p>
+    <w:p>
+      <w:pPr/>
+      <w:r>
+        <w:rPr>
+          <w:lang w:val="hi_IN" w:bidi="hi_IN"/>
+        </w:rPr>
+      </w:r>
+      <w:r>
+        <w:rPr>
+          <w:b/>
+          <w:lang w:val="hi_IN" w:bidi="hi_IN"/>
+        </w:rPr>
         <w:t>"क्योंकि"</w:t>
       </w:r>
     </w:p>
@@ -36321,6 +41966,21 @@
           <w:b/>
           <w:lang w:val="hi_IN" w:bidi="hi_IN"/>
         </w:rPr>
+        <w:t>Δημᾶς &amp; Κρήσκης</w:t>
+      </w:r>
+    </w:p>
+    <w:p>
+      <w:pPr/>
+      <w:r>
+        <w:rPr>
+          <w:lang w:val="hi_IN" w:bidi="hi_IN"/>
+        </w:rPr>
+      </w:r>
+      <w:r>
+        <w:rPr>
+          <w:b/>
+          <w:lang w:val="hi_IN" w:bidi="hi_IN"/>
+        </w:rPr>
         <w:t>""</w:t>
       </w:r>
     </w:p>
@@ -36404,6 +42064,21 @@
           <w:b/>
           <w:lang w:val="hi_IN" w:bidi="hi_IN"/>
         </w:rPr>
+        <w:t>τὸν νῦν αἰῶνα</w:t>
+      </w:r>
+    </w:p>
+    <w:p>
+      <w:pPr/>
+      <w:r>
+        <w:rPr>
+          <w:lang w:val="hi_IN" w:bidi="hi_IN"/>
+        </w:rPr>
+      </w:r>
+      <w:r>
+        <w:rPr>
+          <w:b/>
+          <w:lang w:val="hi_IN" w:bidi="hi_IN"/>
+        </w:rPr>
         <w:t>""</w:t>
       </w:r>
     </w:p>
@@ -36500,6 +42175,21 @@
           <w:b/>
           <w:lang w:val="hi_IN" w:bidi="hi_IN"/>
         </w:rPr>
+        <w:t>ἐπορεύθη</w:t>
+      </w:r>
+    </w:p>
+    <w:p>
+      <w:pPr/>
+      <w:r>
+        <w:rPr>
+          <w:lang w:val="hi_IN" w:bidi="hi_IN"/>
+        </w:rPr>
+      </w:r>
+      <w:r>
+        <w:rPr>
+          <w:b/>
+          <w:lang w:val="hi_IN" w:bidi="hi_IN"/>
+        </w:rPr>
         <w:t>"गया है"</w:t>
       </w:r>
     </w:p>
@@ -36596,6 +42286,21 @@
           <w:b/>
           <w:lang w:val="hi_IN" w:bidi="hi_IN"/>
         </w:rPr>
+        <w:t>Κρήσκης εἰς Γαλατίαν, Τίτος εἰς Δαλματίαν</w:t>
+      </w:r>
+    </w:p>
+    <w:p>
+      <w:pPr/>
+      <w:r>
+        <w:rPr>
+          <w:lang w:val="hi_IN" w:bidi="hi_IN"/>
+        </w:rPr>
+      </w:r>
+      <w:r>
+        <w:rPr>
+          <w:b/>
+          <w:lang w:val="hi_IN" w:bidi="hi_IN"/>
+        </w:rPr>
         <w:t>""</w:t>
       </w:r>
     </w:p>
@@ -36659,6 +42364,21 @@
           <w:b/>
           <w:lang w:val="hi_IN" w:bidi="hi_IN"/>
         </w:rPr>
+        <w:t>Δαλματίαν</w:t>
+      </w:r>
+    </w:p>
+    <w:p>
+      <w:pPr/>
+      <w:r>
+        <w:rPr>
+          <w:lang w:val="hi_IN" w:bidi="hi_IN"/>
+        </w:rPr>
+      </w:r>
+      <w:r>
+        <w:rPr>
+          <w:b/>
+          <w:lang w:val="hi_IN" w:bidi="hi_IN"/>
+        </w:rPr>
         <w:t>"दलमतिया"</w:t>
       </w:r>
     </w:p>
@@ -36768,6 +42488,21 @@
           <w:b/>
           <w:lang w:val="hi_IN" w:bidi="hi_IN"/>
         </w:rPr>
+        <w:t>μοι εὔχρηστος εἰς διακονίαν</w:t>
+      </w:r>
+    </w:p>
+    <w:p>
+      <w:pPr/>
+      <w:r>
+        <w:rPr>
+          <w:lang w:val="hi_IN" w:bidi="hi_IN"/>
+        </w:rPr>
+      </w:r>
+      <w:r>
+        <w:rPr>
+          <w:b/>
+          <w:lang w:val="hi_IN" w:bidi="hi_IN"/>
+        </w:rPr>
         <w:t>""</w:t>
       </w:r>
     </w:p>
@@ -36857,6 +42592,21 @@
           <w:b/>
           <w:lang w:val="hi_IN" w:bidi="hi_IN"/>
         </w:rPr>
+        <w:t>εἰς διακονίαν</w:t>
+      </w:r>
+    </w:p>
+    <w:p>
+      <w:pPr/>
+      <w:r>
+        <w:rPr>
+          <w:lang w:val="hi_IN" w:bidi="hi_IN"/>
+        </w:rPr>
+      </w:r>
+      <w:r>
+        <w:rPr>
+          <w:b/>
+          <w:lang w:val="hi_IN" w:bidi="hi_IN"/>
+        </w:rPr>
         <w:t>"सेवा के लिये"</w:t>
       </w:r>
     </w:p>
@@ -36953,6 +42703,21 @@
           <w:b/>
           <w:lang w:val="hi_IN" w:bidi="hi_IN"/>
         </w:rPr>
+        <w:t>δὲ</w:t>
+      </w:r>
+    </w:p>
+    <w:p>
+      <w:pPr/>
+      <w:r>
+        <w:rPr>
+          <w:lang w:val="hi_IN" w:bidi="hi_IN"/>
+        </w:rPr>
+      </w:r>
+      <w:r>
+        <w:rPr>
+          <w:b/>
+          <w:lang w:val="hi_IN" w:bidi="hi_IN"/>
+        </w:rPr>
         <w:t>"(परन्तु) तुखिकुस को"</w:t>
       </w:r>
     </w:p>
@@ -37083,6 +42848,21 @@
           <w:b/>
           <w:lang w:val="hi_IN" w:bidi="hi_IN"/>
         </w:rPr>
+        <w:t>ἀπέστειλα</w:t>
+      </w:r>
+    </w:p>
+    <w:p>
+      <w:pPr/>
+      <w:r>
+        <w:rPr>
+          <w:lang w:val="hi_IN" w:bidi="hi_IN"/>
+        </w:rPr>
+      </w:r>
+      <w:r>
+        <w:rPr>
+          <w:b/>
+          <w:lang w:val="hi_IN" w:bidi="hi_IN"/>
+        </w:rPr>
         <w:t>"मैंने"</w:t>
       </w:r>
     </w:p>
@@ -37146,6 +42926,21 @@
           <w:b/>
           <w:lang w:val="hi_IN" w:bidi="hi_IN"/>
         </w:rPr>
+        <w:t>φελόνην</w:t>
+      </w:r>
+    </w:p>
+    <w:p>
+      <w:pPr/>
+      <w:r>
+        <w:rPr>
+          <w:lang w:val="hi_IN" w:bidi="hi_IN"/>
+        </w:rPr>
+      </w:r>
+      <w:r>
+        <w:rPr>
+          <w:b/>
+          <w:lang w:val="hi_IN" w:bidi="hi_IN"/>
+        </w:rPr>
         <w:t>"जो बागा"</w:t>
       </w:r>
     </w:p>
@@ -37222,6 +43017,21 @@
           <w:b/>
           <w:lang w:val="hi_IN" w:bidi="hi_IN"/>
         </w:rPr>
+        <w:t>Κάρπῳ</w:t>
+      </w:r>
+    </w:p>
+    <w:p>
+      <w:pPr/>
+      <w:r>
+        <w:rPr>
+          <w:lang w:val="hi_IN" w:bidi="hi_IN"/>
+        </w:rPr>
+      </w:r>
+      <w:r>
+        <w:rPr>
+          <w:b/>
+          <w:lang w:val="hi_IN" w:bidi="hi_IN"/>
+        </w:rPr>
         <w:t>"करपुस"</w:t>
       </w:r>
     </w:p>
@@ -37305,6 +43115,21 @@
           <w:b/>
           <w:lang w:val="hi_IN" w:bidi="hi_IN"/>
         </w:rPr>
+        <w:t>ἐρχόμενος</w:t>
+      </w:r>
+    </w:p>
+    <w:p>
+      <w:pPr/>
+      <w:r>
+        <w:rPr>
+          <w:lang w:val="hi_IN" w:bidi="hi_IN"/>
+        </w:rPr>
+      </w:r>
+      <w:r>
+        <w:rPr>
+          <w:b/>
+          <w:lang w:val="hi_IN" w:bidi="hi_IN"/>
+        </w:rPr>
         <w:t>"आए"</w:t>
       </w:r>
     </w:p>
@@ -37409,6 +43234,21 @@
           <w:b/>
           <w:lang w:val="hi_IN" w:bidi="hi_IN"/>
         </w:rPr>
+        <w:t>μάλιστα τὰς μεμβράνας</w:t>
+      </w:r>
+    </w:p>
+    <w:p>
+      <w:pPr/>
+      <w:r>
+        <w:rPr>
+          <w:lang w:val="hi_IN" w:bidi="hi_IN"/>
+        </w:rPr>
+      </w:r>
+      <w:r>
+        <w:rPr>
+          <w:b/>
+          <w:lang w:val="hi_IN" w:bidi="hi_IN"/>
+        </w:rPr>
         <w:t>"विशेष करके चर्मपत्रों को"</w:t>
       </w:r>
     </w:p>
@@ -37560,6 +43400,21 @@
           <w:b/>
           <w:lang w:val="hi_IN" w:bidi="hi_IN"/>
         </w:rPr>
+        <w:t>τὰς μεμβράνας</w:t>
+      </w:r>
+    </w:p>
+    <w:p>
+      <w:pPr/>
+      <w:r>
+        <w:rPr>
+          <w:lang w:val="hi_IN" w:bidi="hi_IN"/>
+        </w:rPr>
+      </w:r>
+      <w:r>
+        <w:rPr>
+          <w:b/>
+          <w:lang w:val="hi_IN" w:bidi="hi_IN"/>
+        </w:rPr>
         <w:t>"विशेष करके चर्मपत्रों को"</w:t>
       </w:r>
     </w:p>
@@ -37650,6 +43505,21 @@
           <w:b/>
           <w:lang w:val="hi_IN" w:bidi="hi_IN"/>
         </w:rPr>
+        <w:t>Ἀλέξανδρος ὁ χαλκεὺς</w:t>
+      </w:r>
+    </w:p>
+    <w:p>
+      <w:pPr/>
+      <w:r>
+        <w:rPr>
+          <w:lang w:val="hi_IN" w:bidi="hi_IN"/>
+        </w:rPr>
+      </w:r>
+      <w:r>
+        <w:rPr>
+          <w:b/>
+          <w:lang w:val="hi_IN" w:bidi="hi_IN"/>
+        </w:rPr>
         <w:t>""</w:t>
       </w:r>
     </w:p>
@@ -37726,6 +43596,21 @@
           <w:b/>
           <w:lang w:val="hi_IN" w:bidi="hi_IN"/>
         </w:rPr>
+        <w:t>Ἀλέξανδρος</w:t>
+      </w:r>
+    </w:p>
+    <w:p>
+      <w:pPr/>
+      <w:r>
+        <w:rPr>
+          <w:lang w:val="hi_IN" w:bidi="hi_IN"/>
+        </w:rPr>
+      </w:r>
+      <w:r>
+        <w:rPr>
+          <w:b/>
+          <w:lang w:val="hi_IN" w:bidi="hi_IN"/>
+        </w:rPr>
         <w:t>"सिकन्दर"</w:t>
       </w:r>
     </w:p>
@@ -37809,6 +43694,21 @@
           <w:b/>
           <w:lang w:val="hi_IN" w:bidi="hi_IN"/>
         </w:rPr>
+        <w:t>πολλά μοι κακὰ ἐνεδείξατο</w:t>
+      </w:r>
+    </w:p>
+    <w:p>
+      <w:pPr/>
+      <w:r>
+        <w:rPr>
+          <w:lang w:val="hi_IN" w:bidi="hi_IN"/>
+        </w:rPr>
+      </w:r>
+      <w:r>
+        <w:rPr>
+          <w:b/>
+          <w:lang w:val="hi_IN" w:bidi="hi_IN"/>
+        </w:rPr>
         <w:t>"मुझसे बहुत बुराइयाँ की हैं"</w:t>
       </w:r>
     </w:p>
@@ -37900,6 +43800,21 @@
           <w:b/>
           <w:lang w:val="hi_IN" w:bidi="hi_IN"/>
         </w:rPr>
+        <w:t>ἀποδώσει αὐτῷ ὁ Κύριος</w:t>
+      </w:r>
+    </w:p>
+    <w:p>
+      <w:pPr/>
+      <w:r>
+        <w:rPr>
+          <w:lang w:val="hi_IN" w:bidi="hi_IN"/>
+        </w:rPr>
+      </w:r>
+      <w:r>
+        <w:rPr>
+          <w:b/>
+          <w:lang w:val="hi_IN" w:bidi="hi_IN"/>
+        </w:rPr>
         <w:t>"प्रभु उसे उसके कामों के अनुसार बदला देगा"</w:t>
       </w:r>
     </w:p>
@@ -37983,6 +43898,21 @@
           <w:b/>
           <w:lang w:val="hi_IN" w:bidi="hi_IN"/>
         </w:rPr>
+        <w:t>ὃν καὶ σὺ φυλάσσου, λίαν γὰρ ἀντέστη τοῖς ἡμετέροις λόγοις</w:t>
+      </w:r>
+    </w:p>
+    <w:p>
+      <w:pPr/>
+      <w:r>
+        <w:rPr>
+          <w:lang w:val="hi_IN" w:bidi="hi_IN"/>
+        </w:rPr>
+      </w:r>
+      <w:r>
+        <w:rPr>
+          <w:b/>
+          <w:lang w:val="hi_IN" w:bidi="hi_IN"/>
+        </w:rPr>
         <w:t>"आप भी उससे सावधान रहें, क्योंकि उसने हमारे शब्दों का बहुत विरोध किया है"</w:t>
       </w:r>
     </w:p>
@@ -38074,6 +44004,21 @@
           <w:b/>
           <w:lang w:val="hi_IN" w:bidi="hi_IN"/>
         </w:rPr>
+        <w:t>τοῖς ἡμετέροις λόγοις</w:t>
+      </w:r>
+    </w:p>
+    <w:p>
+      <w:pPr/>
+      <w:r>
+        <w:rPr>
+          <w:lang w:val="hi_IN" w:bidi="hi_IN"/>
+        </w:rPr>
+      </w:r>
+      <w:r>
+        <w:rPr>
+          <w:b/>
+          <w:lang w:val="hi_IN" w:bidi="hi_IN"/>
+        </w:rPr>
         <w:t>"उसने हमारी बातों का"</w:t>
       </w:r>
     </w:p>
@@ -38170,6 +44115,21 @@
           <w:b/>
           <w:lang w:val="hi_IN" w:bidi="hi_IN"/>
         </w:rPr>
+        <w:t>ἐν τῇ πρώτῃ μου ἀπολογίᾳ</w:t>
+      </w:r>
+    </w:p>
+    <w:p>
+      <w:pPr/>
+      <w:r>
+        <w:rPr>
+          <w:lang w:val="hi_IN" w:bidi="hi_IN"/>
+        </w:rPr>
+      </w:r>
+      <w:r>
+        <w:rPr>
+          <w:b/>
+          <w:lang w:val="hi_IN" w:bidi="hi_IN"/>
+        </w:rPr>
         <w:t>"मेरे पहले प्रत्युत्तर करने के समय में"</w:t>
       </w:r>
     </w:p>
@@ -38246,6 +44206,21 @@
           <w:b/>
           <w:lang w:val="hi_IN" w:bidi="hi_IN"/>
         </w:rPr>
+        <w:t>οὐδείς μοι παρεγένετο</w:t>
+      </w:r>
+    </w:p>
+    <w:p>
+      <w:pPr/>
+      <w:r>
+        <w:rPr>
+          <w:lang w:val="hi_IN" w:bidi="hi_IN"/>
+        </w:rPr>
+      </w:r>
+      <w:r>
+        <w:rPr>
+          <w:b/>
+          <w:lang w:val="hi_IN" w:bidi="hi_IN"/>
+        </w:rPr>
         <w:t>"किसी ने भी मेरा साथ"</w:t>
       </w:r>
       <w:r>
@@ -38322,6 +44297,21 @@
           <w:b/>
           <w:lang w:val="hi_IN" w:bidi="hi_IN"/>
         </w:rPr>
+        <w:t>πάντες</w:t>
+      </w:r>
+    </w:p>
+    <w:p>
+      <w:pPr/>
+      <w:r>
+        <w:rPr>
+          <w:lang w:val="hi_IN" w:bidi="hi_IN"/>
+        </w:rPr>
+      </w:r>
+      <w:r>
+        <w:rPr>
+          <w:b/>
+          <w:lang w:val="hi_IN" w:bidi="hi_IN"/>
+        </w:rPr>
         <w:t>"सब"</w:t>
       </w:r>
     </w:p>
@@ -38418,6 +44408,21 @@
           <w:b/>
           <w:lang w:val="hi_IN" w:bidi="hi_IN"/>
         </w:rPr>
+        <w:t>μὴ αὐτοῖς λογισθείη</w:t>
+      </w:r>
+    </w:p>
+    <w:p>
+      <w:pPr/>
+      <w:r>
+        <w:rPr>
+          <w:lang w:val="hi_IN" w:bidi="hi_IN"/>
+        </w:rPr>
+      </w:r>
+      <w:r>
+        <w:rPr>
+          <w:b/>
+          <w:lang w:val="hi_IN" w:bidi="hi_IN"/>
+        </w:rPr>
         <w:t>"कि इसका उनको लेखा देना न पड़े"</w:t>
       </w:r>
     </w:p>
@@ -38517,6 +44522,21 @@
           <w:b/>
           <w:lang w:val="hi_IN" w:bidi="hi_IN"/>
         </w:rPr>
+        <w:t>μὴ αὐτοῖς λογισθείη</w:t>
+      </w:r>
+    </w:p>
+    <w:p>
+      <w:pPr/>
+      <w:r>
+        <w:rPr>
+          <w:lang w:val="hi_IN" w:bidi="hi_IN"/>
+        </w:rPr>
+      </w:r>
+      <w:r>
+        <w:rPr>
+          <w:b/>
+          <w:lang w:val="hi_IN" w:bidi="hi_IN"/>
+        </w:rPr>
         <w:t>"नहीं"</w:t>
       </w:r>
       <w:r>
@@ -38613,6 +44633,21 @@
           <w:b/>
           <w:lang w:val="hi_IN" w:bidi="hi_IN"/>
         </w:rPr>
+        <w:t>δὲ</w:t>
+      </w:r>
+    </w:p>
+    <w:p>
+      <w:pPr/>
+      <w:r>
+        <w:rPr>
+          <w:lang w:val="hi_IN" w:bidi="hi_IN"/>
+        </w:rPr>
+      </w:r>
+      <w:r>
+        <w:rPr>
+          <w:b/>
+          <w:lang w:val="hi_IN" w:bidi="hi_IN"/>
+        </w:rPr>
         <w:t>"परन्तु"</w:t>
       </w:r>
     </w:p>
@@ -38668,7 +44703,7 @@
         </w:rPr>
         <w:t xml:space="preserve"> ने बाकी विश्वासियों के विपरीत क्या किया (देखें </w:t>
       </w:r>
-      <w:hyperlink r:id="rId32">
+      <w:hyperlink r:id="rId34">
         <w:r>
           <w:rPr>
             <w:lang w:val="hi_IN" w:bidi="hi_IN"/>
@@ -38766,6 +44801,21 @@
           <w:b/>
           <w:lang w:val="hi_IN" w:bidi="hi_IN"/>
         </w:rPr>
+        <w:t>ὁ &amp; Κύριός μοι παρέστη</w:t>
+      </w:r>
+    </w:p>
+    <w:p>
+      <w:pPr/>
+      <w:r>
+        <w:rPr>
+          <w:lang w:val="hi_IN" w:bidi="hi_IN"/>
+        </w:rPr>
+      </w:r>
+      <w:r>
+        <w:rPr>
+          <w:b/>
+          <w:lang w:val="hi_IN" w:bidi="hi_IN"/>
+        </w:rPr>
         <w:t>""</w:t>
       </w:r>
     </w:p>
@@ -38849,6 +44899,21 @@
           <w:b/>
           <w:lang w:val="hi_IN" w:bidi="hi_IN"/>
         </w:rPr>
+        <w:t>δι’ ἐμοῦ τὸ κήρυγμα πληροφορηθῇ</w:t>
+      </w:r>
+    </w:p>
+    <w:p>
+      <w:pPr/>
+      <w:r>
+        <w:rPr>
+          <w:lang w:val="hi_IN" w:bidi="hi_IN"/>
+        </w:rPr>
+      </w:r>
+      <w:r>
+        <w:rPr>
+          <w:b/>
+          <w:lang w:val="hi_IN" w:bidi="hi_IN"/>
+        </w:rPr>
         <w:t>""</w:t>
       </w:r>
     </w:p>
@@ -38932,6 +44997,21 @@
           <w:b/>
           <w:lang w:val="hi_IN" w:bidi="hi_IN"/>
         </w:rPr>
+        <w:t>δι’ ἐμοῦ τὸ κήρυγμα πληροφορηθῇ</w:t>
+      </w:r>
+    </w:p>
+    <w:p>
+      <w:pPr/>
+      <w:r>
+        <w:rPr>
+          <w:lang w:val="hi_IN" w:bidi="hi_IN"/>
+        </w:rPr>
+      </w:r>
+      <w:r>
+        <w:rPr>
+          <w:b/>
+          <w:lang w:val="hi_IN" w:bidi="hi_IN"/>
+        </w:rPr>
         <w:t>"मेरे द्वारा पूरा-पूरा प्रचार हो"</w:t>
       </w:r>
     </w:p>
@@ -39036,6 +45116,21 @@
           <w:b/>
           <w:lang w:val="hi_IN" w:bidi="hi_IN"/>
         </w:rPr>
+        <w:t>τὸ κήρυγμα πληροφορηθῇ</w:t>
+      </w:r>
+    </w:p>
+    <w:p>
+      <w:pPr/>
+      <w:r>
+        <w:rPr>
+          <w:lang w:val="hi_IN" w:bidi="hi_IN"/>
+        </w:rPr>
+      </w:r>
+      <w:r>
+        <w:rPr>
+          <w:b/>
+          <w:lang w:val="hi_IN" w:bidi="hi_IN"/>
+        </w:rPr>
         <w:t>"पूरा-पूरा प्रचार हो"</w:t>
       </w:r>
     </w:p>
@@ -39132,6 +45227,21 @@
           <w:b/>
           <w:lang w:val="hi_IN" w:bidi="hi_IN"/>
         </w:rPr>
+        <w:t>πάντα τὰ ἔθνη</w:t>
+      </w:r>
+    </w:p>
+    <w:p>
+      <w:pPr/>
+      <w:r>
+        <w:rPr>
+          <w:lang w:val="hi_IN" w:bidi="hi_IN"/>
+        </w:rPr>
+      </w:r>
+      <w:r>
+        <w:rPr>
+          <w:b/>
+          <w:lang w:val="hi_IN" w:bidi="hi_IN"/>
+        </w:rPr>
         <w:t>"और सब अन्यजाति सुन ले"</w:t>
       </w:r>
     </w:p>
@@ -39228,6 +45338,21 @@
           <w:b/>
           <w:lang w:val="hi_IN" w:bidi="hi_IN"/>
         </w:rPr>
+        <w:t>ἐρύσθην ἐκ στόματος λέοντος</w:t>
+      </w:r>
+    </w:p>
+    <w:p>
+      <w:pPr/>
+      <w:r>
+        <w:rPr>
+          <w:lang w:val="hi_IN" w:bidi="hi_IN"/>
+        </w:rPr>
+      </w:r>
+      <w:r>
+        <w:rPr>
+          <w:b/>
+          <w:lang w:val="hi_IN" w:bidi="hi_IN"/>
+        </w:rPr>
         <w:t>"सिंह के मुँह छुड़ाया गया"</w:t>
       </w:r>
     </w:p>
@@ -39311,6 +45436,21 @@
           <w:b/>
           <w:lang w:val="hi_IN" w:bidi="hi_IN"/>
         </w:rPr>
+        <w:t>ἐρύσθην</w:t>
+      </w:r>
+    </w:p>
+    <w:p>
+      <w:pPr/>
+      <w:r>
+        <w:rPr>
+          <w:lang w:val="hi_IN" w:bidi="hi_IN"/>
+        </w:rPr>
+      </w:r>
+      <w:r>
+        <w:rPr>
+          <w:b/>
+          <w:lang w:val="hi_IN" w:bidi="hi_IN"/>
+        </w:rPr>
         <w:t>"सिंह के मुँह छुड़ाया गया"</w:t>
       </w:r>
     </w:p>
@@ -39394,6 +45534,21 @@
           <w:b/>
           <w:lang w:val="hi_IN" w:bidi="hi_IN"/>
         </w:rPr>
+        <w:t>ᾧ ἡ δόξα</w:t>
+      </w:r>
+    </w:p>
+    <w:p>
+      <w:pPr/>
+      <w:r>
+        <w:rPr>
+          <w:lang w:val="hi_IN" w:bidi="hi_IN"/>
+        </w:rPr>
+      </w:r>
+      <w:r>
+        <w:rPr>
+          <w:b/>
+          <w:lang w:val="hi_IN" w:bidi="hi_IN"/>
+        </w:rPr>
         <w:t>"उसी की महिमा ... होती रहे"</w:t>
       </w:r>
     </w:p>
@@ -39490,6 +45645,21 @@
           <w:b/>
           <w:lang w:val="hi_IN" w:bidi="hi_IN"/>
         </w:rPr>
+        <w:t>εἰς τοὺς αἰῶνας τῶν αἰώνων</w:t>
+      </w:r>
+    </w:p>
+    <w:p>
+      <w:pPr/>
+      <w:r>
+        <w:rPr>
+          <w:lang w:val="hi_IN" w:bidi="hi_IN"/>
+        </w:rPr>
+      </w:r>
+      <w:r>
+        <w:rPr>
+          <w:b/>
+          <w:lang w:val="hi_IN" w:bidi="hi_IN"/>
+        </w:rPr>
         <w:t>"की"</w:t>
       </w:r>
       <w:r>
@@ -39673,7 +45843,7 @@
         </w:rPr>
         <w:t xml:space="preserve">यह एक पुरुष का नाम है। देखें कि आपने इस नाम का अनुवाद </w:t>
       </w:r>
-      <w:hyperlink r:id="rId13">
+      <w:hyperlink r:id="rId15">
         <w:r>
           <w:rPr>
             <w:lang w:val="hi_IN" w:bidi="hi_IN"/>
@@ -39738,6 +45908,21 @@
           <w:b/>
           <w:lang w:val="hi_IN" w:bidi="hi_IN"/>
         </w:rPr>
+        <w:t>Ἔραστος &amp; Τρόφιμον</w:t>
+      </w:r>
+    </w:p>
+    <w:p>
+      <w:pPr/>
+      <w:r>
+        <w:rPr>
+          <w:lang w:val="hi_IN" w:bidi="hi_IN"/>
+        </w:rPr>
+      </w:r>
+      <w:r>
+        <w:rPr>
+          <w:b/>
+          <w:lang w:val="hi_IN" w:bidi="hi_IN"/>
+        </w:rPr>
         <w:t>""</w:t>
       </w:r>
     </w:p>
@@ -39821,6 +46006,21 @@
           <w:b/>
           <w:lang w:val="hi_IN" w:bidi="hi_IN"/>
         </w:rPr>
+        <w:t>Μιλήτῳ</w:t>
+      </w:r>
+    </w:p>
+    <w:p>
+      <w:pPr/>
+      <w:r>
+        <w:rPr>
+          <w:lang w:val="hi_IN" w:bidi="hi_IN"/>
+        </w:rPr>
+      </w:r>
+      <w:r>
+        <w:rPr>
+          <w:b/>
+          <w:lang w:val="hi_IN" w:bidi="hi_IN"/>
+        </w:rPr>
         <w:t>"मीलेतुस"</w:t>
       </w:r>
     </w:p>
@@ -39904,6 +46104,21 @@
           <w:b/>
           <w:lang w:val="hi_IN" w:bidi="hi_IN"/>
         </w:rPr>
+        <w:t>σπούδασον &amp; ἐλθεῖν</w:t>
+      </w:r>
+    </w:p>
+    <w:p>
+      <w:pPr/>
+      <w:r>
+        <w:rPr>
+          <w:lang w:val="hi_IN" w:bidi="hi_IN"/>
+        </w:rPr>
+      </w:r>
+      <w:r>
+        <w:rPr>
+          <w:b/>
+          <w:lang w:val="hi_IN" w:bidi="hi_IN"/>
+        </w:rPr>
         <w:t>"चले आने का प्रयत्न कर"</w:t>
       </w:r>
     </w:p>
@@ -39967,6 +46182,21 @@
           <w:b/>
           <w:lang w:val="hi_IN" w:bidi="hi_IN"/>
         </w:rPr>
+        <w:t>πρὸ χειμῶνος</w:t>
+      </w:r>
+    </w:p>
+    <w:p>
+      <w:pPr/>
+      <w:r>
+        <w:rPr>
+          <w:lang w:val="hi_IN" w:bidi="hi_IN"/>
+        </w:rPr>
+      </w:r>
+      <w:r>
+        <w:rPr>
+          <w:b/>
+          <w:lang w:val="hi_IN" w:bidi="hi_IN"/>
+        </w:rPr>
         <w:t>"जाड़े से पहले"</w:t>
       </w:r>
     </w:p>
@@ -40109,6 +46339,21 @@
           <w:b/>
           <w:lang w:val="hi_IN" w:bidi="hi_IN"/>
         </w:rPr>
+        <w:t>ἀσπάζεταί σε Εὔβουλος, καὶ Πούδης, καὶ Λίνος, καὶ Κλαυδία, καὶ οἱ ἀδελφοὶ</w:t>
+      </w:r>
+    </w:p>
+    <w:p>
+      <w:pPr/>
+      <w:r>
+        <w:rPr>
+          <w:lang w:val="hi_IN" w:bidi="hi_IN"/>
+        </w:rPr>
+      </w:r>
+      <w:r>
+        <w:rPr>
+          <w:b/>
+          <w:lang w:val="hi_IN" w:bidi="hi_IN"/>
+        </w:rPr>
         <w:t>""</w:t>
       </w:r>
     </w:p>
@@ -40172,6 +46417,21 @@
           <w:b/>
           <w:lang w:val="hi_IN" w:bidi="hi_IN"/>
         </w:rPr>
+        <w:t>Εὔβουλος &amp; Πούδης &amp; Λίνος</w:t>
+      </w:r>
+    </w:p>
+    <w:p>
+      <w:pPr/>
+      <w:r>
+        <w:rPr>
+          <w:lang w:val="hi_IN" w:bidi="hi_IN"/>
+        </w:rPr>
+      </w:r>
+      <w:r>
+        <w:rPr>
+          <w:b/>
+          <w:lang w:val="hi_IN" w:bidi="hi_IN"/>
+        </w:rPr>
         <w:t>""</w:t>
       </w:r>
     </w:p>
@@ -40255,6 +46515,21 @@
           <w:b/>
           <w:lang w:val="hi_IN" w:bidi="hi_IN"/>
         </w:rPr>
+        <w:t>Κλαυδία</w:t>
+      </w:r>
+    </w:p>
+    <w:p>
+      <w:pPr/>
+      <w:r>
+        <w:rPr>
+          <w:lang w:val="hi_IN" w:bidi="hi_IN"/>
+        </w:rPr>
+      </w:r>
+      <w:r>
+        <w:rPr>
+          <w:b/>
+          <w:lang w:val="hi_IN" w:bidi="hi_IN"/>
+        </w:rPr>
         <w:t>"क्लौदिया"</w:t>
       </w:r>
     </w:p>
@@ -40338,6 +46613,21 @@
           <w:b/>
           <w:lang w:val="hi_IN" w:bidi="hi_IN"/>
         </w:rPr>
+        <w:t>οἱ ἀδελφοὶ</w:t>
+      </w:r>
+    </w:p>
+    <w:p>
+      <w:pPr/>
+      <w:r>
+        <w:rPr>
+          <w:lang w:val="hi_IN" w:bidi="hi_IN"/>
+        </w:rPr>
+      </w:r>
+      <w:r>
+        <w:rPr>
+          <w:b/>
+          <w:lang w:val="hi_IN" w:bidi="hi_IN"/>
+        </w:rPr>
         <w:t>"भाइयों"</w:t>
       </w:r>
     </w:p>
@@ -40507,6 +46797,21 @@
           <w:b/>
           <w:lang w:val="hi_IN" w:bidi="hi_IN"/>
         </w:rPr>
+        <w:t>οἱ ἀδελφοὶ</w:t>
+      </w:r>
+    </w:p>
+    <w:p>
+      <w:pPr/>
+      <w:r>
+        <w:rPr>
+          <w:lang w:val="hi_IN" w:bidi="hi_IN"/>
+        </w:rPr>
+      </w:r>
+      <w:r>
+        <w:rPr>
+          <w:b/>
+          <w:lang w:val="hi_IN" w:bidi="hi_IN"/>
+        </w:rPr>
         <w:t>"भाइयों"</w:t>
       </w:r>
     </w:p>
@@ -40603,6 +46908,21 @@
           <w:b/>
           <w:lang w:val="hi_IN" w:bidi="hi_IN"/>
         </w:rPr>
+        <w:t>οἱ ἀδελφοὶ</w:t>
+      </w:r>
+    </w:p>
+    <w:p>
+      <w:pPr/>
+      <w:r>
+        <w:rPr>
+          <w:lang w:val="hi_IN" w:bidi="hi_IN"/>
+        </w:rPr>
+      </w:r>
+      <w:r>
+        <w:rPr>
+          <w:b/>
+          <w:lang w:val="hi_IN" w:bidi="hi_IN"/>
+        </w:rPr>
         <w:t>""</w:t>
       </w:r>
     </w:p>
@@ -40699,6 +47019,21 @@
           <w:b/>
           <w:lang w:val="hi_IN" w:bidi="hi_IN"/>
         </w:rPr>
+        <w:t>ὁ Κύριος μετὰ τοῦ πνεύματός σου</w:t>
+      </w:r>
+    </w:p>
+    <w:p>
+      <w:pPr/>
+      <w:r>
+        <w:rPr>
+          <w:lang w:val="hi_IN" w:bidi="hi_IN"/>
+        </w:rPr>
+      </w:r>
+      <w:r>
+        <w:rPr>
+          <w:b/>
+          <w:lang w:val="hi_IN" w:bidi="hi_IN"/>
+        </w:rPr>
         <w:t>""</w:t>
       </w:r>
     </w:p>
@@ -40795,6 +47130,21 @@
           <w:b/>
           <w:lang w:val="hi_IN" w:bidi="hi_IN"/>
         </w:rPr>
+        <w:t>ὁ Κύριος</w:t>
+      </w:r>
+    </w:p>
+    <w:p>
+      <w:pPr/>
+      <w:r>
+        <w:rPr>
+          <w:lang w:val="hi_IN" w:bidi="hi_IN"/>
+        </w:rPr>
+      </w:r>
+      <w:r>
+        <w:rPr>
+          <w:b/>
+          <w:lang w:val="hi_IN" w:bidi="hi_IN"/>
+        </w:rPr>
         <w:t>"प्रभु"</w:t>
       </w:r>
     </w:p>
@@ -40907,6 +47257,21 @@
           <w:b/>
           <w:lang w:val="hi_IN" w:bidi="hi_IN"/>
         </w:rPr>
+        <w:t>μετὰ τοῦ πνεύματός σου</w:t>
+      </w:r>
+    </w:p>
+    <w:p>
+      <w:pPr/>
+      <w:r>
+        <w:rPr>
+          <w:lang w:val="hi_IN" w:bidi="hi_IN"/>
+        </w:rPr>
+      </w:r>
+      <w:r>
+        <w:rPr>
+          <w:b/>
+          <w:lang w:val="hi_IN" w:bidi="hi_IN"/>
+        </w:rPr>
         <w:t>"प्रभु तेरी आत्मा के साथ रहे"</w:t>
       </w:r>
     </w:p>
@@ -41003,6 +47368,21 @@
           <w:b/>
           <w:lang w:val="hi_IN" w:bidi="hi_IN"/>
         </w:rPr>
+        <w:t>ἡ χάρις μεθ’ ὑμῶν</w:t>
+      </w:r>
+    </w:p>
+    <w:p>
+      <w:pPr/>
+      <w:r>
+        <w:rPr>
+          <w:lang w:val="hi_IN" w:bidi="hi_IN"/>
+        </w:rPr>
+      </w:r>
+      <w:r>
+        <w:rPr>
+          <w:b/>
+          <w:lang w:val="hi_IN" w:bidi="hi_IN"/>
+        </w:rPr>
         <w:t>"तुम पर अनुग्रह होता रहे"</w:t>
       </w:r>
     </w:p>
@@ -41066,6 +47446,21 @@
           <w:b/>
           <w:lang w:val="hi_IN" w:bidi="hi_IN"/>
         </w:rPr>
+        <w:t>ἡ χάρις μεθ’ ὑμῶν</w:t>
+      </w:r>
+    </w:p>
+    <w:p>
+      <w:pPr/>
+      <w:r>
+        <w:rPr>
+          <w:lang w:val="hi_IN" w:bidi="hi_IN"/>
+        </w:rPr>
+      </w:r>
+      <w:r>
+        <w:rPr>
+          <w:b/>
+          <w:lang w:val="hi_IN" w:bidi="hi_IN"/>
+        </w:rPr>
         <w:t>"तुम पर अनुग्रह होता रहे"</w:t>
       </w:r>
     </w:p>
@@ -41162,6 +47557,21 @@
           <w:b/>
           <w:lang w:val="hi_IN" w:bidi="hi_IN"/>
         </w:rPr>
+        <w:t>ὑμῶν</w:t>
+      </w:r>
+    </w:p>
+    <w:p>
+      <w:pPr/>
+      <w:r>
+        <w:rPr>
+          <w:lang w:val="hi_IN" w:bidi="hi_IN"/>
+        </w:rPr>
+      </w:r>
+      <w:r>
+        <w:rPr>
+          <w:b/>
+          <w:lang w:val="hi_IN" w:bidi="hi_IN"/>
+        </w:rPr>
         <w:t>""</w:t>
       </w:r>
     </w:p>
@@ -41244,6 +47654,21 @@
         <w:rPr>
           <w:lang w:val="hi_IN" w:bidi="hi_IN"/>
         </w:rPr>
+      </w:r>
+    </w:p>
+    <w:p>
+      <w:pPr/>
+      <w:r>
+        <w:rPr>
+          <w:lang w:val="hi_IN" w:bidi="hi_IN"/>
+        </w:rPr>
+      </w:r>
+      <w:r>
+        <w:rPr>
+          <w:b/>
+          <w:lang w:val="hi_IN" w:bidi="hi_IN"/>
+        </w:rPr>
+        <w:t>ὑμῶν</w:t>
       </w:r>
     </w:p>
     <w:p>

--- a/hin/docx/55.content.docx
+++ b/hin/docx/55.content.docx
@@ -230,6 +230,21 @@
           <w:b/>
           <w:lang w:val="hi_IN" w:bidi="hi_IN"/>
         </w:rPr>
+        <w:t>Παῦλος, ἀπόστολος</w:t>
+      </w:r>
+    </w:p>
+    <w:p>
+      <w:pPr/>
+      <w:r>
+        <w:rPr>
+          <w:lang w:val="hi_IN" w:bidi="hi_IN"/>
+        </w:rPr>
+      </w:r>
+      <w:r>
+        <w:rPr>
+          <w:b/>
+          <w:lang w:val="hi_IN" w:bidi="hi_IN"/>
+        </w:rPr>
         <w:t>"पौलुस"</w:t>
       </w:r>
     </w:p>
@@ -288,6 +303,21 @@
           <w:lang w:val="hi_IN" w:bidi="hi_IN"/>
         </w:rPr>
       </w:r>
+      <w:r>
+        <w:rPr>
+          <w:b/>
+          <w:lang w:val="hi_IN" w:bidi="hi_IN"/>
+        </w:rPr>
+        <w:t>διὰ θελήματος Θεοῦ</w:t>
+      </w:r>
+    </w:p>
+    <w:p>
+      <w:pPr/>
+      <w:r>
+        <w:rPr>
+          <w:lang w:val="hi_IN" w:bidi="hi_IN"/>
+        </w:rPr>
+      </w:r>
     </w:p>
     <w:p>
       <w:pPr/>
@@ -349,6 +379,21 @@
           <w:b/>
           <w:lang w:val="hi_IN" w:bidi="hi_IN"/>
         </w:rPr>
+        <w:t>κατ’</w:t>
+      </w:r>
+    </w:p>
+    <w:p>
+      <w:pPr/>
+      <w:r>
+        <w:rPr>
+          <w:lang w:val="hi_IN" w:bidi="hi_IN"/>
+        </w:rPr>
+      </w:r>
+      <w:r>
+        <w:rPr>
+          <w:b/>
+          <w:lang w:val="hi_IN" w:bidi="hi_IN"/>
+        </w:rPr>
         <w:t>"परमेश्वर की इच्छा"</w:t>
       </w:r>
     </w:p>
@@ -412,6 +457,21 @@
           <w:b/>
           <w:lang w:val="hi_IN" w:bidi="hi_IN"/>
         </w:rPr>
+        <w:t>ἐπαγγελίαν ζωῆς</w:t>
+      </w:r>
+    </w:p>
+    <w:p>
+      <w:pPr/>
+      <w:r>
+        <w:rPr>
+          <w:lang w:val="hi_IN" w:bidi="hi_IN"/>
+        </w:rPr>
+      </w:r>
+      <w:r>
+        <w:rPr>
+          <w:b/>
+          <w:lang w:val="hi_IN" w:bidi="hi_IN"/>
+        </w:rPr>
         <w:t>"जीवन की प्रतिज्ञा"</w:t>
       </w:r>
     </w:p>
@@ -537,6 +597,21 @@
           <w:b/>
           <w:lang w:val="hi_IN" w:bidi="hi_IN"/>
         </w:rPr>
+        <w:t>ζωῆς τῆς ἐν Χριστῷ Ἰησοῦ</w:t>
+      </w:r>
+    </w:p>
+    <w:p>
+      <w:pPr/>
+      <w:r>
+        <w:rPr>
+          <w:lang w:val="hi_IN" w:bidi="hi_IN"/>
+        </w:rPr>
+      </w:r>
+      <w:r>
+        <w:rPr>
+          <w:b/>
+          <w:lang w:val="hi_IN" w:bidi="hi_IN"/>
+        </w:rPr>
         <w:t>"जीवन की"</w:t>
       </w:r>
       <w:r>
@@ -646,6 +721,21 @@
           <w:b/>
           <w:lang w:val="hi_IN" w:bidi="hi_IN"/>
         </w:rPr>
+        <w:t>ζωῆς τῆς</w:t>
+      </w:r>
+    </w:p>
+    <w:p>
+      <w:pPr/>
+      <w:r>
+        <w:rPr>
+          <w:lang w:val="hi_IN" w:bidi="hi_IN"/>
+        </w:rPr>
+      </w:r>
+      <w:r>
+        <w:rPr>
+          <w:b/>
+          <w:lang w:val="hi_IN" w:bidi="hi_IN"/>
+        </w:rPr>
         <w:t>"उस जीवन की ... जो ... है"</w:t>
       </w:r>
     </w:p>
@@ -750,6 +840,21 @@
           <w:b/>
           <w:lang w:val="hi_IN" w:bidi="hi_IN"/>
         </w:rPr>
+        <w:t>ζωῆς τῆς</w:t>
+      </w:r>
+    </w:p>
+    <w:p>
+      <w:pPr/>
+      <w:r>
+        <w:rPr>
+          <w:lang w:val="hi_IN" w:bidi="hi_IN"/>
+        </w:rPr>
+      </w:r>
+      <w:r>
+        <w:rPr>
+          <w:b/>
+          <w:lang w:val="hi_IN" w:bidi="hi_IN"/>
+        </w:rPr>
         <w:t>"उस जीवन की ... जो ... है"</w:t>
       </w:r>
     </w:p>
@@ -846,6 +951,21 @@
           <w:b/>
           <w:lang w:val="hi_IN" w:bidi="hi_IN"/>
         </w:rPr>
+        <w:t>Τιμοθέῳ</w:t>
+      </w:r>
+    </w:p>
+    <w:p>
+      <w:pPr/>
+      <w:r>
+        <w:rPr>
+          <w:lang w:val="hi_IN" w:bidi="hi_IN"/>
+        </w:rPr>
+      </w:r>
+      <w:r>
+        <w:rPr>
+          <w:b/>
+          <w:lang w:val="hi_IN" w:bidi="hi_IN"/>
+        </w:rPr>
         <w:t>"तीमुथियुस"</w:t>
       </w:r>
     </w:p>
@@ -909,6 +1029,21 @@
           <w:b/>
           <w:lang w:val="hi_IN" w:bidi="hi_IN"/>
         </w:rPr>
+        <w:t>ἀγαπητῷ τέκνῳ</w:t>
+      </w:r>
+    </w:p>
+    <w:p>
+      <w:pPr/>
+      <w:r>
+        <w:rPr>
+          <w:lang w:val="hi_IN" w:bidi="hi_IN"/>
+        </w:rPr>
+      </w:r>
+      <w:r>
+        <w:rPr>
+          <w:b/>
+          <w:lang w:val="hi_IN" w:bidi="hi_IN"/>
+        </w:rPr>
         <w:t>"प्रिय पुत्र"</w:t>
       </w:r>
     </w:p>
@@ -1005,6 +1140,21 @@
           <w:b/>
           <w:lang w:val="hi_IN" w:bidi="hi_IN"/>
         </w:rPr>
+        <w:t>ἀγαπητῷ τέκνῳ</w:t>
+      </w:r>
+    </w:p>
+    <w:p>
+      <w:pPr/>
+      <w:r>
+        <w:rPr>
+          <w:lang w:val="hi_IN" w:bidi="hi_IN"/>
+        </w:rPr>
+      </w:r>
+      <w:r>
+        <w:rPr>
+          <w:b/>
+          <w:lang w:val="hi_IN" w:bidi="hi_IN"/>
+        </w:rPr>
         <w:t>"प्रिय पुत्र"</w:t>
       </w:r>
     </w:p>
@@ -1102,6 +1252,21 @@
           <w:b/>
           <w:lang w:val="hi_IN" w:bidi="hi_IN"/>
         </w:rPr>
+        <w:t>χάρις, ἔλεος, εἰρήνη, ἀπὸ Θεοῦ Πατρὸς καὶ Χριστοῦ Ἰησοῦ τοῦ Κυρίου ἡμῶν</w:t>
+      </w:r>
+    </w:p>
+    <w:p>
+      <w:pPr/>
+      <w:r>
+        <w:rPr>
+          <w:lang w:val="hi_IN" w:bidi="hi_IN"/>
+        </w:rPr>
+      </w:r>
+      <w:r>
+        <w:rPr>
+          <w:b/>
+          <w:lang w:val="hi_IN" w:bidi="hi_IN"/>
+        </w:rPr>
         <w:t>"ओर से तुझे अनुग्रह"</w:t>
       </w:r>
       <w:r>
@@ -1178,6 +1343,21 @@
           <w:b/>
           <w:lang w:val="hi_IN" w:bidi="hi_IN"/>
         </w:rPr>
+        <w:t>χάρις, ἔλεος, εἰρήνη</w:t>
+      </w:r>
+    </w:p>
+    <w:p>
+      <w:pPr/>
+      <w:r>
+        <w:rPr>
+          <w:lang w:val="hi_IN" w:bidi="hi_IN"/>
+        </w:rPr>
+      </w:r>
+      <w:r>
+        <w:rPr>
+          <w:b/>
+          <w:lang w:val="hi_IN" w:bidi="hi_IN"/>
+        </w:rPr>
         <w:t>"तुझे अनुग्रह"</w:t>
       </w:r>
       <w:r>
@@ -1274,6 +1454,21 @@
           <w:b/>
           <w:lang w:val="hi_IN" w:bidi="hi_IN"/>
         </w:rPr>
+        <w:t>Θεοῦ Πατρὸς</w:t>
+      </w:r>
+    </w:p>
+    <w:p>
+      <w:pPr/>
+      <w:r>
+        <w:rPr>
+          <w:lang w:val="hi_IN" w:bidi="hi_IN"/>
+        </w:rPr>
+      </w:r>
+      <w:r>
+        <w:rPr>
+          <w:b/>
+          <w:lang w:val="hi_IN" w:bidi="hi_IN"/>
+        </w:rPr>
         <w:t>"परमेश्वर पिता"</w:t>
       </w:r>
       <w:r>
@@ -1370,6 +1565,21 @@
           <w:b/>
           <w:lang w:val="hi_IN" w:bidi="hi_IN"/>
         </w:rPr>
+        <w:t>ἡμῶν</w:t>
+      </w:r>
+    </w:p>
+    <w:p>
+      <w:pPr/>
+      <w:r>
+        <w:rPr>
+          <w:lang w:val="hi_IN" w:bidi="hi_IN"/>
+        </w:rPr>
+      </w:r>
+      <w:r>
+        <w:rPr>
+          <w:b/>
+          <w:lang w:val="hi_IN" w:bidi="hi_IN"/>
+        </w:rPr>
         <w:t>"हमारे"</w:t>
       </w:r>
     </w:p>
@@ -1479,6 +1689,21 @@
           <w:b/>
           <w:lang w:val="hi_IN" w:bidi="hi_IN"/>
         </w:rPr>
+        <w:t>χάριν ἔχω</w:t>
+      </w:r>
+    </w:p>
+    <w:p>
+      <w:pPr/>
+      <w:r>
+        <w:rPr>
+          <w:lang w:val="hi_IN" w:bidi="hi_IN"/>
+        </w:rPr>
+      </w:r>
+      <w:r>
+        <w:rPr>
+          <w:b/>
+          <w:lang w:val="hi_IN" w:bidi="hi_IN"/>
+        </w:rPr>
         <w:t>"परमेश्वर की"</w:t>
       </w:r>
       <w:r>
@@ -1588,6 +1813,21 @@
           <w:b/>
           <w:lang w:val="hi_IN" w:bidi="hi_IN"/>
         </w:rPr>
+        <w:t>ᾧ λατρεύω ἀπὸ προγόνων</w:t>
+      </w:r>
+    </w:p>
+    <w:p>
+      <w:pPr/>
+      <w:r>
+        <w:rPr>
+          <w:lang w:val="hi_IN" w:bidi="hi_IN"/>
+        </w:rPr>
+      </w:r>
+      <w:r>
+        <w:rPr>
+          <w:b/>
+          <w:lang w:val="hi_IN" w:bidi="hi_IN"/>
+        </w:rPr>
         <w:t>"सेवा मैं पूर्वजों"</w:t>
       </w:r>
       <w:r>
@@ -1659,6 +1899,21 @@
           <w:lang w:val="hi_IN" w:bidi="hi_IN"/>
         </w:rPr>
       </w:r>
+      <w:r>
+        <w:rPr>
+          <w:b/>
+          <w:lang w:val="hi_IN" w:bidi="hi_IN"/>
+        </w:rPr>
+        <w:t>ἐν καθαρᾷ συνειδήσει</w:t>
+      </w:r>
+    </w:p>
+    <w:p>
+      <w:pPr/>
+      <w:r>
+        <w:rPr>
+          <w:lang w:val="hi_IN" w:bidi="hi_IN"/>
+        </w:rPr>
+      </w:r>
     </w:p>
     <w:p>
       <w:pPr/>
@@ -1748,6 +2003,21 @@
           <w:lang w:val="hi_IN" w:bidi="hi_IN"/>
         </w:rPr>
       </w:r>
+      <w:r>
+        <w:rPr>
+          <w:b/>
+          <w:lang w:val="hi_IN" w:bidi="hi_IN"/>
+        </w:rPr>
+        <w:t>ὡς ἀδιάλειπτον ἔχω τὴν περὶ σοῦ μνείαν</w:t>
+      </w:r>
+    </w:p>
+    <w:p>
+      <w:pPr/>
+      <w:r>
+        <w:rPr>
+          <w:lang w:val="hi_IN" w:bidi="hi_IN"/>
+        </w:rPr>
+      </w:r>
     </w:p>
     <w:p>
       <w:pPr/>
@@ -1913,6 +2183,21 @@
           <w:lang w:val="hi_IN" w:bidi="hi_IN"/>
         </w:rPr>
       </w:r>
+      <w:r>
+        <w:rPr>
+          <w:b/>
+          <w:lang w:val="hi_IN" w:bidi="hi_IN"/>
+        </w:rPr>
+        <w:t>νυκτὸς καὶ ἡμέρας</w:t>
+      </w:r>
+    </w:p>
+    <w:p>
+      <w:pPr/>
+      <w:r>
+        <w:rPr>
+          <w:lang w:val="hi_IN" w:bidi="hi_IN"/>
+        </w:rPr>
+      </w:r>
     </w:p>
     <w:p>
       <w:pPr/>
@@ -2007,6 +2292,21 @@
           <w:b/>
           <w:lang w:val="hi_IN" w:bidi="hi_IN"/>
         </w:rPr>
+        <w:t>μεμνημένος σου τῶν δακρύων</w:t>
+      </w:r>
+    </w:p>
+    <w:p>
+      <w:pPr/>
+      <w:r>
+        <w:rPr>
+          <w:lang w:val="hi_IN" w:bidi="hi_IN"/>
+        </w:rPr>
+      </w:r>
+      <w:r>
+        <w:rPr>
+          <w:b/>
+          <w:lang w:val="hi_IN" w:bidi="hi_IN"/>
+        </w:rPr>
         <w:t>"तेरे आँसुओं सुधि कर करके"</w:t>
       </w:r>
       <w:r>
@@ -2103,6 +2403,21 @@
           <w:b/>
           <w:lang w:val="hi_IN" w:bidi="hi_IN"/>
         </w:rPr>
+        <w:t>σου τῶν δακρύων</w:t>
+      </w:r>
+    </w:p>
+    <w:p>
+      <w:pPr/>
+      <w:r>
+        <w:rPr>
+          <w:lang w:val="hi_IN" w:bidi="hi_IN"/>
+        </w:rPr>
+      </w:r>
+      <w:r>
+        <w:rPr>
+          <w:b/>
+          <w:lang w:val="hi_IN" w:bidi="hi_IN"/>
+        </w:rPr>
         <w:t>"शुद्ध विवेक से करता हूँ"</w:t>
       </w:r>
     </w:p>
@@ -2199,6 +2514,21 @@
           <w:b/>
           <w:lang w:val="hi_IN" w:bidi="hi_IN"/>
         </w:rPr>
+        <w:t>χαρᾶς πληρωθῶ</w:t>
+      </w:r>
+    </w:p>
+    <w:p>
+      <w:pPr/>
+      <w:r>
+        <w:rPr>
+          <w:lang w:val="hi_IN" w:bidi="hi_IN"/>
+        </w:rPr>
+      </w:r>
+      <w:r>
+        <w:rPr>
+          <w:b/>
+          <w:lang w:val="hi_IN" w:bidi="hi_IN"/>
+        </w:rPr>
         <w:t>"आनन्द से भर जाऊँ"</w:t>
       </w:r>
     </w:p>
@@ -2295,6 +2625,21 @@
           <w:b/>
           <w:lang w:val="hi_IN" w:bidi="hi_IN"/>
         </w:rPr>
+        <w:t>χαρᾶς πληρωθῶ</w:t>
+      </w:r>
+    </w:p>
+    <w:p>
+      <w:pPr/>
+      <w:r>
+        <w:rPr>
+          <w:lang w:val="hi_IN" w:bidi="hi_IN"/>
+        </w:rPr>
+      </w:r>
+      <w:r>
+        <w:rPr>
+          <w:b/>
+          <w:lang w:val="hi_IN" w:bidi="hi_IN"/>
+        </w:rPr>
         <w:t>"आनन्द से भर जाऊँ"</w:t>
       </w:r>
     </w:p>
@@ -2378,6 +2723,21 @@
           <w:b/>
           <w:lang w:val="hi_IN" w:bidi="hi_IN"/>
         </w:rPr>
+        <w:t>χαρᾶς πληρωθῶ</w:t>
+      </w:r>
+    </w:p>
+    <w:p>
+      <w:pPr/>
+      <w:r>
+        <w:rPr>
+          <w:lang w:val="hi_IN" w:bidi="hi_IN"/>
+        </w:rPr>
+      </w:r>
+      <w:r>
+        <w:rPr>
+          <w:b/>
+          <w:lang w:val="hi_IN" w:bidi="hi_IN"/>
+        </w:rPr>
         <w:t>"कि आनन्द से भर जाऊँ"</w:t>
       </w:r>
     </w:p>
@@ -2486,6 +2846,21 @@
           <w:b/>
           <w:lang w:val="hi_IN" w:bidi="hi_IN"/>
         </w:rPr>
+        <w:t>ὑπόμνησιν λαβὼν</w:t>
+      </w:r>
+    </w:p>
+    <w:p>
+      <w:pPr/>
+      <w:r>
+        <w:rPr>
+          <w:lang w:val="hi_IN" w:bidi="hi_IN"/>
+        </w:rPr>
+      </w:r>
+      <w:r>
+        <w:rPr>
+          <w:b/>
+          <w:lang w:val="hi_IN" w:bidi="hi_IN"/>
+        </w:rPr>
         <w:t>""</w:t>
       </w:r>
     </w:p>
@@ -2569,6 +2944,21 @@
           <w:b/>
           <w:lang w:val="hi_IN" w:bidi="hi_IN"/>
         </w:rPr>
+        <w:t>τῆς ἐν σοὶ ἀνυποκρίτου πίστεως, ἥτις ἐνῴκησεν πρῶτον</w:t>
+      </w:r>
+    </w:p>
+    <w:p>
+      <w:pPr/>
+      <w:r>
+        <w:rPr>
+          <w:lang w:val="hi_IN" w:bidi="hi_IN"/>
+        </w:rPr>
+      </w:r>
+      <w:r>
+        <w:rPr>
+          <w:b/>
+          <w:lang w:val="hi_IN" w:bidi="hi_IN"/>
+        </w:rPr>
         <w:t>"तेरे उस निष्कपट विश्वास की है"</w:t>
       </w:r>
     </w:p>
@@ -2830,6 +3220,21 @@
           <w:b/>
           <w:lang w:val="hi_IN" w:bidi="hi_IN"/>
         </w:rPr>
+        <w:t>τῇ μάμμῃ σου</w:t>
+      </w:r>
+    </w:p>
+    <w:p>
+      <w:pPr/>
+      <w:r>
+        <w:rPr>
+          <w:lang w:val="hi_IN" w:bidi="hi_IN"/>
+        </w:rPr>
+      </w:r>
+      <w:r>
+        <w:rPr>
+          <w:b/>
+          <w:lang w:val="hi_IN" w:bidi="hi_IN"/>
+        </w:rPr>
         <w:t>"यूनीके"</w:t>
       </w:r>
     </w:p>
@@ -2908,6 +3313,21 @@
           <w:lang w:val="hi_IN" w:bidi="hi_IN"/>
         </w:rPr>
       </w:r>
+      <w:r>
+        <w:rPr>
+          <w:b/>
+          <w:lang w:val="hi_IN" w:bidi="hi_IN"/>
+        </w:rPr>
+        <w:t>Λωΐδι &amp; Εὐνίκῃ</w:t>
+      </w:r>
+    </w:p>
+    <w:p>
+      <w:pPr/>
+      <w:r>
+        <w:rPr>
+          <w:lang w:val="hi_IN" w:bidi="hi_IN"/>
+        </w:rPr>
+      </w:r>
     </w:p>
     <w:p>
       <w:pPr/>
@@ -2989,6 +3409,21 @@
           <w:b/>
           <w:lang w:val="hi_IN" w:bidi="hi_IN"/>
         </w:rPr>
+        <w:t>πέπεισμαι</w:t>
+      </w:r>
+    </w:p>
+    <w:p>
+      <w:pPr/>
+      <w:r>
+        <w:rPr>
+          <w:lang w:val="hi_IN" w:bidi="hi_IN"/>
+        </w:rPr>
+      </w:r>
+      <w:r>
+        <w:rPr>
+          <w:b/>
+          <w:lang w:val="hi_IN" w:bidi="hi_IN"/>
+        </w:rPr>
         <w:t>"मुझे निश्चय हुआ है"</w:t>
       </w:r>
     </w:p>
@@ -3067,6 +3502,21 @@
           <w:lang w:val="hi_IN" w:bidi="hi_IN"/>
         </w:rPr>
       </w:r>
+      <w:r>
+        <w:rPr>
+          <w:b/>
+          <w:lang w:val="hi_IN" w:bidi="hi_IN"/>
+        </w:rPr>
+        <w:t>δι’ ἣν αἰτίαν</w:t>
+      </w:r>
+    </w:p>
+    <w:p>
+      <w:pPr/>
+      <w:r>
+        <w:rPr>
+          <w:lang w:val="hi_IN" w:bidi="hi_IN"/>
+        </w:rPr>
+      </w:r>
     </w:p>
     <w:p>
       <w:pPr/>
@@ -3141,6 +3591,21 @@
           <w:b/>
           <w:lang w:val="hi_IN" w:bidi="hi_IN"/>
         </w:rPr>
+        <w:t>ἀναζωπυρεῖν τὸ χάρισμα</w:t>
+      </w:r>
+    </w:p>
+    <w:p>
+      <w:pPr/>
+      <w:r>
+        <w:rPr>
+          <w:lang w:val="hi_IN" w:bidi="hi_IN"/>
+        </w:rPr>
+      </w:r>
+      <w:r>
+        <w:rPr>
+          <w:b/>
+          <w:lang w:val="hi_IN" w:bidi="hi_IN"/>
+        </w:rPr>
         <w:t>""</w:t>
       </w:r>
     </w:p>
@@ -3237,6 +3702,21 @@
           <w:b/>
           <w:lang w:val="hi_IN" w:bidi="hi_IN"/>
         </w:rPr>
+        <w:t>τὸ χάρισμα τοῦ Θεοῦ, ὅ ἐστιν ἐν σοὶ</w:t>
+      </w:r>
+    </w:p>
+    <w:p>
+      <w:pPr/>
+      <w:r>
+        <w:rPr>
+          <w:lang w:val="hi_IN" w:bidi="hi_IN"/>
+        </w:rPr>
+      </w:r>
+      <w:r>
+        <w:rPr>
+          <w:b/>
+          <w:lang w:val="hi_IN" w:bidi="hi_IN"/>
+        </w:rPr>
         <w:t>"परमेश्वर के उस वरदान को जो मेरे हाथ के द्वारा तुझे है"</w:t>
       </w:r>
     </w:p>
@@ -3346,6 +3826,21 @@
           <w:b/>
           <w:lang w:val="hi_IN" w:bidi="hi_IN"/>
         </w:rPr>
+        <w:t>τὸ χάρισμα τοῦ Θεοῦ, ὅ ἐστιν ἐν σοὶ</w:t>
+      </w:r>
+    </w:p>
+    <w:p>
+      <w:pPr/>
+      <w:r>
+        <w:rPr>
+          <w:lang w:val="hi_IN" w:bidi="hi_IN"/>
+        </w:rPr>
+      </w:r>
+      <w:r>
+        <w:rPr>
+          <w:b/>
+          <w:lang w:val="hi_IN" w:bidi="hi_IN"/>
+        </w:rPr>
         <w:t>"परमेश्वर के उस वरदान को जो मेरे हाथ के द्वारा तुझे है"</w:t>
       </w:r>
     </w:p>
@@ -3429,6 +3924,21 @@
           <w:b/>
           <w:lang w:val="hi_IN" w:bidi="hi_IN"/>
         </w:rPr>
+        <w:t>διὰ τῆς ἐπιθέσεως τῶν χειρῶν μου</w:t>
+      </w:r>
+    </w:p>
+    <w:p>
+      <w:pPr/>
+      <w:r>
+        <w:rPr>
+          <w:lang w:val="hi_IN" w:bidi="hi_IN"/>
+        </w:rPr>
+      </w:r>
+      <w:r>
+        <w:rPr>
+          <w:b/>
+          <w:lang w:val="hi_IN" w:bidi="hi_IN"/>
+        </w:rPr>
         <w:t>"परमेश्वर के उस वरदान को जो मेरे हाथ के द्वारा तुझे है"</w:t>
       </w:r>
     </w:p>
@@ -3505,6 +4015,21 @@
           <w:b/>
           <w:lang w:val="hi_IN" w:bidi="hi_IN"/>
         </w:rPr>
+        <w:t>γὰρ</w:t>
+      </w:r>
+    </w:p>
+    <w:p>
+      <w:pPr/>
+      <w:r>
+        <w:rPr>
+          <w:lang w:val="hi_IN" w:bidi="hi_IN"/>
+        </w:rPr>
+      </w:r>
+      <w:r>
+        <w:rPr>
+          <w:b/>
+          <w:lang w:val="hi_IN" w:bidi="hi_IN"/>
+        </w:rPr>
         <w:t>"क्योंकि"</w:t>
       </w:r>
     </w:p>
@@ -3614,6 +4139,21 @@
           <w:b/>
           <w:lang w:val="hi_IN" w:bidi="hi_IN"/>
         </w:rPr>
+        <w:t>πνεῦμα δειλίας, ἀλλὰ δυνάμεως, καὶ ἀγάπης, καὶ σωφρονισμοῦ</w:t>
+      </w:r>
+    </w:p>
+    <w:p>
+      <w:pPr/>
+      <w:r>
+        <w:rPr>
+          <w:lang w:val="hi_IN" w:bidi="hi_IN"/>
+        </w:rPr>
+      </w:r>
+      <w:r>
+        <w:rPr>
+          <w:b/>
+          <w:lang w:val="hi_IN" w:bidi="hi_IN"/>
+        </w:rPr>
         <w:t>"परमेश्वर हमें भय की नहीं पर सामर्थ्य, और प्रेम, और संयम की आत्मा दी है"</w:t>
       </w:r>
     </w:p>
@@ -3703,6 +4243,21 @@
           <w:b/>
           <w:lang w:val="hi_IN" w:bidi="hi_IN"/>
         </w:rPr>
+        <w:t>δειλίας, ἀλλὰ δυνάμεως, καὶ ἀγάπης, καὶ σωφρονισμοῦ</w:t>
+      </w:r>
+    </w:p>
+    <w:p>
+      <w:pPr/>
+      <w:r>
+        <w:rPr>
+          <w:lang w:val="hi_IN" w:bidi="hi_IN"/>
+        </w:rPr>
+      </w:r>
+      <w:r>
+        <w:rPr>
+          <w:b/>
+          <w:lang w:val="hi_IN" w:bidi="hi_IN"/>
+        </w:rPr>
         <w:t>"सामर्थ्य, और प्रेम, और संयम की"</w:t>
       </w:r>
     </w:p>
@@ -3786,6 +4341,21 @@
           <w:b/>
           <w:lang w:val="hi_IN" w:bidi="hi_IN"/>
         </w:rPr>
+        <w:t>σωφρονισμοῦ</w:t>
+      </w:r>
+    </w:p>
+    <w:p>
+      <w:pPr/>
+      <w:r>
+        <w:rPr>
+          <w:lang w:val="hi_IN" w:bidi="hi_IN"/>
+        </w:rPr>
+      </w:r>
+      <w:r>
+        <w:rPr>
+          <w:b/>
+          <w:lang w:val="hi_IN" w:bidi="hi_IN"/>
+        </w:rPr>
         <w:t>"संयम की"</w:t>
       </w:r>
     </w:p>
@@ -3888,6 +4458,21 @@
           <w:b/>
           <w:lang w:val="hi_IN" w:bidi="hi_IN"/>
         </w:rPr>
+        <w:t>οὖν</w:t>
+      </w:r>
+    </w:p>
+    <w:p>
+      <w:pPr/>
+      <w:r>
+        <w:rPr>
+          <w:lang w:val="hi_IN" w:bidi="hi_IN"/>
+        </w:rPr>
+      </w:r>
+      <w:r>
+        <w:rPr>
+          <w:b/>
+          <w:lang w:val="hi_IN" w:bidi="hi_IN"/>
+        </w:rPr>
         <w:t>"इसलिए"</w:t>
       </w:r>
     </w:p>
@@ -4000,6 +4585,21 @@
           <w:b/>
           <w:lang w:val="hi_IN" w:bidi="hi_IN"/>
         </w:rPr>
+        <w:t>μὴ &amp; ἐπαισχυνθῇς τὸ μαρτύριον τοῦ Κυρίου ἡμῶν, μηδὲ ἐμὲ, τὸν δέσμιον αὐτοῦ</w:t>
+      </w:r>
+    </w:p>
+    <w:p>
+      <w:pPr/>
+      <w:r>
+        <w:rPr>
+          <w:lang w:val="hi_IN" w:bidi="hi_IN"/>
+        </w:rPr>
+      </w:r>
+      <w:r>
+        <w:rPr>
+          <w:b/>
+          <w:lang w:val="hi_IN" w:bidi="hi_IN"/>
+        </w:rPr>
         <w:t>"हमारे प्रभु की गवाही से, और मुझसे जो उसका कैदी हूँ, लज्जित न हो"</w:t>
       </w:r>
     </w:p>
@@ -4103,6 +4703,21 @@
           <w:b/>
           <w:lang w:val="hi_IN" w:bidi="hi_IN"/>
         </w:rPr>
+        <w:t>τὸ μαρτύριον τοῦ Κυρίου ἡμῶν</w:t>
+      </w:r>
+    </w:p>
+    <w:p>
+      <w:pPr/>
+      <w:r>
+        <w:rPr>
+          <w:lang w:val="hi_IN" w:bidi="hi_IN"/>
+        </w:rPr>
+      </w:r>
+      <w:r>
+        <w:rPr>
+          <w:b/>
+          <w:lang w:val="hi_IN" w:bidi="hi_IN"/>
+        </w:rPr>
         <w:t>"गवाही से"</w:t>
       </w:r>
     </w:p>
@@ -4179,6 +4794,21 @@
           <w:b/>
           <w:lang w:val="hi_IN" w:bidi="hi_IN"/>
         </w:rPr>
+        <w:t>τὸν δέσμιον αὐτοῦ</w:t>
+      </w:r>
+    </w:p>
+    <w:p>
+      <w:pPr/>
+      <w:r>
+        <w:rPr>
+          <w:lang w:val="hi_IN" w:bidi="hi_IN"/>
+        </w:rPr>
+      </w:r>
+      <w:r>
+        <w:rPr>
+          <w:b/>
+          <w:lang w:val="hi_IN" w:bidi="hi_IN"/>
+        </w:rPr>
         <w:t>"जो उसका कैदी हूँ"</w:t>
       </w:r>
     </w:p>
@@ -4255,6 +4885,21 @@
           <w:b/>
           <w:lang w:val="hi_IN" w:bidi="hi_IN"/>
         </w:rPr>
+        <w:t>συνκακοπάθησον</w:t>
+      </w:r>
+    </w:p>
+    <w:p>
+      <w:pPr/>
+      <w:r>
+        <w:rPr>
+          <w:lang w:val="hi_IN" w:bidi="hi_IN"/>
+        </w:rPr>
+      </w:r>
+      <w:r>
+        <w:rPr>
+          <w:b/>
+          <w:lang w:val="hi_IN" w:bidi="hi_IN"/>
+        </w:rPr>
         <w:t>""</w:t>
       </w:r>
     </w:p>
@@ -4351,6 +4996,21 @@
           <w:b/>
           <w:lang w:val="hi_IN" w:bidi="hi_IN"/>
         </w:rPr>
+        <w:t>τῷ εὐαγγελίῳ</w:t>
+      </w:r>
+    </w:p>
+    <w:p>
+      <w:pPr/>
+      <w:r>
+        <w:rPr>
+          <w:lang w:val="hi_IN" w:bidi="hi_IN"/>
+        </w:rPr>
+      </w:r>
+      <w:r>
+        <w:rPr>
+          <w:b/>
+          <w:lang w:val="hi_IN" w:bidi="hi_IN"/>
+        </w:rPr>
         <w:t>"सुसमाचार के लिये साथ दुःख उठा"</w:t>
       </w:r>
     </w:p>
@@ -4427,6 +5087,21 @@
           <w:b/>
           <w:lang w:val="hi_IN" w:bidi="hi_IN"/>
         </w:rPr>
+        <w:t>κατὰ δύναμιν Θεοῦ</w:t>
+      </w:r>
+    </w:p>
+    <w:p>
+      <w:pPr/>
+      <w:r>
+        <w:rPr>
+          <w:lang w:val="hi_IN" w:bidi="hi_IN"/>
+        </w:rPr>
+      </w:r>
+      <w:r>
+        <w:rPr>
+          <w:b/>
+          <w:lang w:val="hi_IN" w:bidi="hi_IN"/>
+        </w:rPr>
         <w:t>"उस परमेश्वर की सामर्थ्य के अनुसार सुसमाचार के लिये"</w:t>
       </w:r>
     </w:p>
@@ -4503,6 +5178,21 @@
           <w:b/>
           <w:lang w:val="hi_IN" w:bidi="hi_IN"/>
         </w:rPr>
+        <w:t>κλήσει ἁγίᾳ</w:t>
+      </w:r>
+    </w:p>
+    <w:p>
+      <w:pPr/>
+      <w:r>
+        <w:rPr>
+          <w:lang w:val="hi_IN" w:bidi="hi_IN"/>
+        </w:rPr>
+      </w:r>
+      <w:r>
+        <w:rPr>
+          <w:b/>
+          <w:lang w:val="hi_IN" w:bidi="hi_IN"/>
+        </w:rPr>
         <w:t>"पवित्र बुलाहट से"</w:t>
       </w:r>
     </w:p>
@@ -4579,6 +5269,21 @@
           <w:b/>
           <w:lang w:val="hi_IN" w:bidi="hi_IN"/>
         </w:rPr>
+        <w:t>οὐ κατὰ τὰ ἔργα ἡμῶν, ἀλλὰ κατὰ ἰδίαν πρόθεσιν καὶ χάριν, τὴν δοθεῖσαν ἡμῖν</w:t>
+      </w:r>
+    </w:p>
+    <w:p>
+      <w:pPr/>
+      <w:r>
+        <w:rPr>
+          <w:lang w:val="hi_IN" w:bidi="hi_IN"/>
+        </w:rPr>
+      </w:r>
+      <w:r>
+        <w:rPr>
+          <w:b/>
+          <w:lang w:val="hi_IN" w:bidi="hi_IN"/>
+        </w:rPr>
         <w:t>"यह हमारे कामों के"</w:t>
       </w:r>
       <w:r>
@@ -4757,6 +5462,21 @@
           <w:b/>
           <w:lang w:val="hi_IN" w:bidi="hi_IN"/>
         </w:rPr>
+        <w:t>τὴν δοθεῖσαν</w:t>
+      </w:r>
+    </w:p>
+    <w:p>
+      <w:pPr/>
+      <w:r>
+        <w:rPr>
+          <w:lang w:val="hi_IN" w:bidi="hi_IN"/>
+        </w:rPr>
+      </w:r>
+      <w:r>
+        <w:rPr>
+          <w:b/>
+          <w:lang w:val="hi_IN" w:bidi="hi_IN"/>
+        </w:rPr>
         <w:t>"उस अनुग्रह के"</w:t>
       </w:r>
       <w:r>
@@ -4866,6 +5586,21 @@
           <w:b/>
           <w:lang w:val="hi_IN" w:bidi="hi_IN"/>
         </w:rPr>
+        <w:t>ἐν Χριστῷ Ἰησοῦ πρὸ χρόνων αἰωνίων</w:t>
+      </w:r>
+    </w:p>
+    <w:p>
+      <w:pPr/>
+      <w:r>
+        <w:rPr>
+          <w:lang w:val="hi_IN" w:bidi="hi_IN"/>
+        </w:rPr>
+      </w:r>
+      <w:r>
+        <w:rPr>
+          <w:b/>
+          <w:lang w:val="hi_IN" w:bidi="hi_IN"/>
+        </w:rPr>
         <w:t>"मसीह यीशु में"</w:t>
       </w:r>
     </w:p>
@@ -4955,6 +5690,21 @@
           <w:b/>
           <w:lang w:val="hi_IN" w:bidi="hi_IN"/>
         </w:rPr>
+        <w:t>πρὸ χρόνων αἰωνίων</w:t>
+      </w:r>
+    </w:p>
+    <w:p>
+      <w:pPr/>
+      <w:r>
+        <w:rPr>
+          <w:lang w:val="hi_IN" w:bidi="hi_IN"/>
+        </w:rPr>
+      </w:r>
+      <w:r>
+        <w:rPr>
+          <w:b/>
+          <w:lang w:val="hi_IN" w:bidi="hi_IN"/>
+        </w:rPr>
         <w:t>""</w:t>
       </w:r>
     </w:p>
@@ -5018,6 +5768,21 @@
           <w:b/>
           <w:lang w:val="hi_IN" w:bidi="hi_IN"/>
         </w:rPr>
+        <w:t>φανερωθεῖσαν δὲ νῦν</w:t>
+      </w:r>
+    </w:p>
+    <w:p>
+      <w:pPr/>
+      <w:r>
+        <w:rPr>
+          <w:lang w:val="hi_IN" w:bidi="hi_IN"/>
+        </w:rPr>
+      </w:r>
+      <w:r>
+        <w:rPr>
+          <w:b/>
+          <w:lang w:val="hi_IN" w:bidi="hi_IN"/>
+        </w:rPr>
         <w:t>"पर अब"</w:t>
       </w:r>
       <w:r>
@@ -5114,6 +5879,21 @@
           <w:b/>
           <w:lang w:val="hi_IN" w:bidi="hi_IN"/>
         </w:rPr>
+        <w:t>διὰ τῆς ἐπιφανείας τοῦ Σωτῆρος ἡμῶν, Χριστοῦ Ἰησοῦ</w:t>
+      </w:r>
+    </w:p>
+    <w:p>
+      <w:pPr/>
+      <w:r>
+        <w:rPr>
+          <w:lang w:val="hi_IN" w:bidi="hi_IN"/>
+        </w:rPr>
+      </w:r>
+      <w:r>
+        <w:rPr>
+          <w:b/>
+          <w:lang w:val="hi_IN" w:bidi="hi_IN"/>
+        </w:rPr>
         <w:t>""</w:t>
       </w:r>
     </w:p>
@@ -5197,6 +5977,21 @@
           <w:b/>
           <w:lang w:val="hi_IN" w:bidi="hi_IN"/>
         </w:rPr>
+        <w:t>καταργήσαντος μὲν τὸν θάνατον</w:t>
+      </w:r>
+    </w:p>
+    <w:p>
+      <w:pPr/>
+      <w:r>
+        <w:rPr>
+          <w:lang w:val="hi_IN" w:bidi="hi_IN"/>
+        </w:rPr>
+      </w:r>
+      <w:r>
+        <w:rPr>
+          <w:b/>
+          <w:lang w:val="hi_IN" w:bidi="hi_IN"/>
+        </w:rPr>
         <w:t>"जिसने मृत्यु का नाश किया"</w:t>
       </w:r>
     </w:p>
@@ -5293,6 +6088,21 @@
           <w:b/>
           <w:lang w:val="hi_IN" w:bidi="hi_IN"/>
         </w:rPr>
+        <w:t>φωτίσαντος δὲ ζωὴν καὶ ἀφθαρσίαν διὰ τοῦ εὐαγγελίου</w:t>
+      </w:r>
+    </w:p>
+    <w:p>
+      <w:pPr/>
+      <w:r>
+        <w:rPr>
+          <w:lang w:val="hi_IN" w:bidi="hi_IN"/>
+        </w:rPr>
+      </w:r>
+      <w:r>
+        <w:rPr>
+          <w:b/>
+          <w:lang w:val="hi_IN" w:bidi="hi_IN"/>
+        </w:rPr>
         <w:t>""</w:t>
       </w:r>
     </w:p>
@@ -5389,6 +6199,21 @@
           <w:b/>
           <w:lang w:val="hi_IN" w:bidi="hi_IN"/>
         </w:rPr>
+        <w:t>ζωὴν καὶ ἀφθαρσίαν</w:t>
+      </w:r>
+    </w:p>
+    <w:p>
+      <w:pPr/>
+      <w:r>
+        <w:rPr>
+          <w:lang w:val="hi_IN" w:bidi="hi_IN"/>
+        </w:rPr>
+      </w:r>
+      <w:r>
+        <w:rPr>
+          <w:b/>
+          <w:lang w:val="hi_IN" w:bidi="hi_IN"/>
+        </w:rPr>
         <w:t>"जीवन और अमरता को"</w:t>
       </w:r>
     </w:p>
@@ -5485,6 +6310,21 @@
           <w:b/>
           <w:lang w:val="hi_IN" w:bidi="hi_IN"/>
         </w:rPr>
+        <w:t>ζωὴν καὶ ἀφθαρσίαν</w:t>
+      </w:r>
+    </w:p>
+    <w:p>
+      <w:pPr/>
+      <w:r>
+        <w:rPr>
+          <w:lang w:val="hi_IN" w:bidi="hi_IN"/>
+        </w:rPr>
+      </w:r>
+      <w:r>
+        <w:rPr>
+          <w:b/>
+          <w:lang w:val="hi_IN" w:bidi="hi_IN"/>
+        </w:rPr>
         <w:t>"जीवन और अमरता"</w:t>
       </w:r>
     </w:p>
@@ -5614,6 +6454,21 @@
           <w:b/>
           <w:lang w:val="hi_IN" w:bidi="hi_IN"/>
         </w:rPr>
+        <w:t>ζωὴν</w:t>
+      </w:r>
+    </w:p>
+    <w:p>
+      <w:pPr/>
+      <w:r>
+        <w:rPr>
+          <w:lang w:val="hi_IN" w:bidi="hi_IN"/>
+        </w:rPr>
+      </w:r>
+      <w:r>
+        <w:rPr>
+          <w:b/>
+          <w:lang w:val="hi_IN" w:bidi="hi_IN"/>
+        </w:rPr>
         <w:t>"जीवन"</w:t>
       </w:r>
     </w:p>
@@ -5697,6 +6552,21 @@
           <w:b/>
           <w:lang w:val="hi_IN" w:bidi="hi_IN"/>
         </w:rPr>
+        <w:t>εἰς ὃ</w:t>
+      </w:r>
+    </w:p>
+    <w:p>
+      <w:pPr/>
+      <w:r>
+        <w:rPr>
+          <w:lang w:val="hi_IN" w:bidi="hi_IN"/>
+        </w:rPr>
+      </w:r>
+      <w:r>
+        <w:rPr>
+          <w:b/>
+          <w:lang w:val="hi_IN" w:bidi="hi_IN"/>
+        </w:rPr>
         <w:t>"जिसके लिये"</w:t>
       </w:r>
     </w:p>
@@ -5801,6 +6671,21 @@
           <w:b/>
           <w:lang w:val="hi_IN" w:bidi="hi_IN"/>
         </w:rPr>
+        <w:t>ἐτέθην ἐγὼ</w:t>
+      </w:r>
+    </w:p>
+    <w:p>
+      <w:pPr/>
+      <w:r>
+        <w:rPr>
+          <w:lang w:val="hi_IN" w:bidi="hi_IN"/>
+        </w:rPr>
+      </w:r>
+      <w:r>
+        <w:rPr>
+          <w:b/>
+          <w:lang w:val="hi_IN" w:bidi="hi_IN"/>
+        </w:rPr>
         <w:t>"मैं प्रचारक,"</w:t>
       </w:r>
       <w:r>
@@ -5897,6 +6782,21 @@
           <w:b/>
           <w:lang w:val="hi_IN" w:bidi="hi_IN"/>
         </w:rPr>
+        <w:t>κῆρυξ</w:t>
+      </w:r>
+    </w:p>
+    <w:p>
+      <w:pPr/>
+      <w:r>
+        <w:rPr>
+          <w:lang w:val="hi_IN" w:bidi="hi_IN"/>
+        </w:rPr>
+      </w:r>
+      <w:r>
+        <w:rPr>
+          <w:b/>
+          <w:lang w:val="hi_IN" w:bidi="hi_IN"/>
+        </w:rPr>
         <w:t>"प्रचारक"</w:t>
       </w:r>
     </w:p>
@@ -6006,6 +6906,21 @@
           <w:b/>
           <w:lang w:val="hi_IN" w:bidi="hi_IN"/>
         </w:rPr>
+        <w:t>διδάσκαλος</w:t>
+      </w:r>
+    </w:p>
+    <w:p>
+      <w:pPr/>
+      <w:r>
+        <w:rPr>
+          <w:lang w:val="hi_IN" w:bidi="hi_IN"/>
+        </w:rPr>
+      </w:r>
+      <w:r>
+        <w:rPr>
+          <w:b/>
+          <w:lang w:val="hi_IN" w:bidi="hi_IN"/>
+        </w:rPr>
         <w:t>"प्रचारक"</w:t>
       </w:r>
     </w:p>
@@ -6102,6 +7017,21 @@
           <w:b/>
           <w:lang w:val="hi_IN" w:bidi="hi_IN"/>
         </w:rPr>
+        <w:t>δι’ ἣν αἰτίαν</w:t>
+      </w:r>
+    </w:p>
+    <w:p>
+      <w:pPr/>
+      <w:r>
+        <w:rPr>
+          <w:lang w:val="hi_IN" w:bidi="hi_IN"/>
+        </w:rPr>
+      </w:r>
+      <w:r>
+        <w:rPr>
+          <w:b/>
+          <w:lang w:val="hi_IN" w:bidi="hi_IN"/>
+        </w:rPr>
         <w:t>"इस कारण मैं"</w:t>
       </w:r>
     </w:p>
@@ -6178,6 +7108,21 @@
           <w:b/>
           <w:lang w:val="hi_IN" w:bidi="hi_IN"/>
         </w:rPr>
+        <w:t>καὶ ταῦτα πάσχω</w:t>
+      </w:r>
+    </w:p>
+    <w:p>
+      <w:pPr/>
+      <w:r>
+        <w:rPr>
+          <w:lang w:val="hi_IN" w:bidi="hi_IN"/>
+        </w:rPr>
+      </w:r>
+      <w:r>
+        <w:rPr>
+          <w:b/>
+          <w:lang w:val="hi_IN" w:bidi="hi_IN"/>
+        </w:rPr>
         <w:t>"इन दुःखों को भी"</w:t>
       </w:r>
     </w:p>
@@ -6267,6 +7212,21 @@
           <w:b/>
           <w:lang w:val="hi_IN" w:bidi="hi_IN"/>
         </w:rPr>
+        <w:t>οὐκ ἐπαισχύνομαι</w:t>
+      </w:r>
+    </w:p>
+    <w:p>
+      <w:pPr/>
+      <w:r>
+        <w:rPr>
+          <w:lang w:val="hi_IN" w:bidi="hi_IN"/>
+        </w:rPr>
+      </w:r>
+      <w:r>
+        <w:rPr>
+          <w:b/>
+          <w:lang w:val="hi_IN" w:bidi="hi_IN"/>
+        </w:rPr>
         <w:t>"लजाता नहीं"</w:t>
       </w:r>
     </w:p>
@@ -6350,6 +7310,21 @@
           <w:b/>
           <w:lang w:val="hi_IN" w:bidi="hi_IN"/>
         </w:rPr>
+        <w:t>ᾧ</w:t>
+      </w:r>
+    </w:p>
+    <w:p>
+      <w:pPr/>
+      <w:r>
+        <w:rPr>
+          <w:lang w:val="hi_IN" w:bidi="hi_IN"/>
+        </w:rPr>
+      </w:r>
+      <w:r>
+        <w:rPr>
+          <w:b/>
+          <w:lang w:val="hi_IN" w:bidi="hi_IN"/>
+        </w:rPr>
         <w:t>"जिस पर"</w:t>
       </w:r>
     </w:p>
@@ -6446,6 +7421,21 @@
           <w:b/>
           <w:lang w:val="hi_IN" w:bidi="hi_IN"/>
         </w:rPr>
+        <w:t>πέπεισμαι</w:t>
+      </w:r>
+    </w:p>
+    <w:p>
+      <w:pPr/>
+      <w:r>
+        <w:rPr>
+          <w:lang w:val="hi_IN" w:bidi="hi_IN"/>
+        </w:rPr>
+      </w:r>
+      <w:r>
+        <w:rPr>
+          <w:b/>
+          <w:lang w:val="hi_IN" w:bidi="hi_IN"/>
+        </w:rPr>
         <w:t>""</w:t>
       </w:r>
     </w:p>
@@ -6509,6 +7499,21 @@
           <w:b/>
           <w:lang w:val="hi_IN" w:bidi="hi_IN"/>
         </w:rPr>
+        <w:t>τὴν παραθήκην μου φυλάξαι</w:t>
+      </w:r>
+    </w:p>
+    <w:p>
+      <w:pPr/>
+      <w:r>
+        <w:rPr>
+          <w:lang w:val="hi_IN" w:bidi="hi_IN"/>
+        </w:rPr>
+      </w:r>
+      <w:r>
+        <w:rPr>
+          <w:b/>
+          <w:lang w:val="hi_IN" w:bidi="hi_IN"/>
+        </w:rPr>
         <w:t>"मेरी धरोहर की"</w:t>
       </w:r>
     </w:p>
@@ -6618,6 +7623,21 @@
           <w:b/>
           <w:lang w:val="hi_IN" w:bidi="hi_IN"/>
         </w:rPr>
+        <w:t>τὴν παραθήκην μου φυλάξαι</w:t>
+      </w:r>
+    </w:p>
+    <w:p>
+      <w:pPr/>
+      <w:r>
+        <w:rPr>
+          <w:lang w:val="hi_IN" w:bidi="hi_IN"/>
+        </w:rPr>
+      </w:r>
+      <w:r>
+        <w:rPr>
+          <w:b/>
+          <w:lang w:val="hi_IN" w:bidi="hi_IN"/>
+        </w:rPr>
         <w:t>""</w:t>
       </w:r>
     </w:p>
@@ -6714,6 +7734,21 @@
           <w:b/>
           <w:lang w:val="hi_IN" w:bidi="hi_IN"/>
         </w:rPr>
+        <w:t>ἐκείνην τὴν ἡμέραν</w:t>
+      </w:r>
+    </w:p>
+    <w:p>
+      <w:pPr/>
+      <w:r>
+        <w:rPr>
+          <w:lang w:val="hi_IN" w:bidi="hi_IN"/>
+        </w:rPr>
+      </w:r>
+      <w:r>
+        <w:rPr>
+          <w:b/>
+          <w:lang w:val="hi_IN" w:bidi="hi_IN"/>
+        </w:rPr>
         <w:t>"उस दिन"</w:t>
       </w:r>
     </w:p>
@@ -6810,6 +7845,21 @@
           <w:b/>
           <w:lang w:val="hi_IN" w:bidi="hi_IN"/>
         </w:rPr>
+        <w:t>ὑποτύπωσιν ἔχε</w:t>
+      </w:r>
+    </w:p>
+    <w:p>
+      <w:pPr/>
+      <w:r>
+        <w:rPr>
+          <w:lang w:val="hi_IN" w:bidi="hi_IN"/>
+        </w:rPr>
+      </w:r>
+      <w:r>
+        <w:rPr>
+          <w:b/>
+          <w:lang w:val="hi_IN" w:bidi="hi_IN"/>
+        </w:rPr>
         <w:t>"अपना आदर्श बनाकर रख"</w:t>
       </w:r>
     </w:p>
@@ -6914,6 +7964,21 @@
           <w:b/>
           <w:lang w:val="hi_IN" w:bidi="hi_IN"/>
         </w:rPr>
+        <w:t>ὑγιαινόντων λόγων</w:t>
+      </w:r>
+    </w:p>
+    <w:p>
+      <w:pPr/>
+      <w:r>
+        <w:rPr>
+          <w:lang w:val="hi_IN" w:bidi="hi_IN"/>
+        </w:rPr>
+      </w:r>
+      <w:r>
+        <w:rPr>
+          <w:b/>
+          <w:lang w:val="hi_IN" w:bidi="hi_IN"/>
+        </w:rPr>
         <w:t>""</w:t>
       </w:r>
     </w:p>
@@ -6990,6 +8055,21 @@
           <w:b/>
           <w:lang w:val="hi_IN" w:bidi="hi_IN"/>
         </w:rPr>
+        <w:t>ὑγιαινόντων λόγων</w:t>
+      </w:r>
+    </w:p>
+    <w:p>
+      <w:pPr/>
+      <w:r>
+        <w:rPr>
+          <w:lang w:val="hi_IN" w:bidi="hi_IN"/>
+        </w:rPr>
+      </w:r>
+      <w:r>
+        <w:rPr>
+          <w:b/>
+          <w:lang w:val="hi_IN" w:bidi="hi_IN"/>
+        </w:rPr>
         <w:t>"खरी बातें"</w:t>
       </w:r>
     </w:p>
@@ -7086,6 +8166,21 @@
           <w:b/>
           <w:lang w:val="hi_IN" w:bidi="hi_IN"/>
         </w:rPr>
+        <w:t>ἐν πίστει καὶ ἀγάπῃ τῇ ἐν Χριστῷ Ἰησοῦ</w:t>
+      </w:r>
+    </w:p>
+    <w:p>
+      <w:pPr/>
+      <w:r>
+        <w:rPr>
+          <w:lang w:val="hi_IN" w:bidi="hi_IN"/>
+        </w:rPr>
+      </w:r>
+      <w:r>
+        <w:rPr>
+          <w:b/>
+          <w:lang w:val="hi_IN" w:bidi="hi_IN"/>
+        </w:rPr>
         <w:t>"उनको उस विश्वास और प्रेम के साथ मसीह यीशु में है"</w:t>
       </w:r>
     </w:p>
@@ -7195,6 +8290,21 @@
           <w:b/>
           <w:lang w:val="hi_IN" w:bidi="hi_IN"/>
         </w:rPr>
+        <w:t>τῇ ἐν Χριστῷ Ἰησοῦ</w:t>
+      </w:r>
+    </w:p>
+    <w:p>
+      <w:pPr/>
+      <w:r>
+        <w:rPr>
+          <w:lang w:val="hi_IN" w:bidi="hi_IN"/>
+        </w:rPr>
+      </w:r>
+      <w:r>
+        <w:rPr>
+          <w:b/>
+          <w:lang w:val="hi_IN" w:bidi="hi_IN"/>
+        </w:rPr>
         <w:t>""</w:t>
       </w:r>
     </w:p>
@@ -7271,6 +8381,21 @@
           <w:b/>
           <w:lang w:val="hi_IN" w:bidi="hi_IN"/>
         </w:rPr>
+        <w:t>τῇ ἐν Χριστῷ Ἰησοῦ</w:t>
+      </w:r>
+    </w:p>
+    <w:p>
+      <w:pPr/>
+      <w:r>
+        <w:rPr>
+          <w:lang w:val="hi_IN" w:bidi="hi_IN"/>
+        </w:rPr>
+      </w:r>
+      <w:r>
+        <w:rPr>
+          <w:b/>
+          <w:lang w:val="hi_IN" w:bidi="hi_IN"/>
+        </w:rPr>
         <w:t>"मसीह यीशु में है"</w:t>
       </w:r>
     </w:p>
@@ -7380,6 +8505,21 @@
           <w:b/>
           <w:lang w:val="hi_IN" w:bidi="hi_IN"/>
         </w:rPr>
+        <w:t>τὴν καλὴν παραθήκην φύλαξον</w:t>
+      </w:r>
+    </w:p>
+    <w:p>
+      <w:pPr/>
+      <w:r>
+        <w:rPr>
+          <w:lang w:val="hi_IN" w:bidi="hi_IN"/>
+        </w:rPr>
+      </w:r>
+      <w:r>
+        <w:rPr>
+          <w:b/>
+          <w:lang w:val="hi_IN" w:bidi="hi_IN"/>
+        </w:rPr>
         <w:t>"इस अच्छी धरोहर की"</w:t>
       </w:r>
     </w:p>
@@ -7456,6 +8596,21 @@
           <w:b/>
           <w:lang w:val="hi_IN" w:bidi="hi_IN"/>
         </w:rPr>
+        <w:t>διὰ Πνεύματος Ἁγίου</w:t>
+      </w:r>
+    </w:p>
+    <w:p>
+      <w:pPr/>
+      <w:r>
+        <w:rPr>
+          <w:lang w:val="hi_IN" w:bidi="hi_IN"/>
+        </w:rPr>
+      </w:r>
+      <w:r>
+        <w:rPr>
+          <w:b/>
+          <w:lang w:val="hi_IN" w:bidi="hi_IN"/>
+        </w:rPr>
         <w:t>"पवित्र आत्मा के द्वारा"</w:t>
       </w:r>
     </w:p>
@@ -7532,6 +8687,21 @@
           <w:b/>
           <w:lang w:val="hi_IN" w:bidi="hi_IN"/>
         </w:rPr>
+        <w:t>τοῦ ἐνοικοῦντος ἐν ἡμῖν</w:t>
+      </w:r>
+    </w:p>
+    <w:p>
+      <w:pPr/>
+      <w:r>
+        <w:rPr>
+          <w:lang w:val="hi_IN" w:bidi="hi_IN"/>
+        </w:rPr>
+      </w:r>
+      <w:r>
+        <w:rPr>
+          <w:b/>
+          <w:lang w:val="hi_IN" w:bidi="hi_IN"/>
+        </w:rPr>
         <w:t>"रखवाली कर"</w:t>
       </w:r>
     </w:p>
@@ -7595,6 +8765,21 @@
           <w:b/>
           <w:lang w:val="hi_IN" w:bidi="hi_IN"/>
         </w:rPr>
+        <w:t>οἶδας τοῦτο, ὅτι</w:t>
+      </w:r>
+    </w:p>
+    <w:p>
+      <w:pPr/>
+      <w:r>
+        <w:rPr>
+          <w:lang w:val="hi_IN" w:bidi="hi_IN"/>
+        </w:rPr>
+      </w:r>
+      <w:r>
+        <w:rPr>
+          <w:b/>
+          <w:lang w:val="hi_IN" w:bidi="hi_IN"/>
+        </w:rPr>
         <w:t>"तू (यह) जानता है, कि"</w:t>
       </w:r>
     </w:p>
@@ -7725,6 +8910,21 @@
           <w:b/>
           <w:lang w:val="hi_IN" w:bidi="hi_IN"/>
         </w:rPr>
+        <w:t>πάντες οἱ ἐν τῇ Ἀσίᾳ</w:t>
+      </w:r>
+    </w:p>
+    <w:p>
+      <w:pPr/>
+      <w:r>
+        <w:rPr>
+          <w:lang w:val="hi_IN" w:bidi="hi_IN"/>
+        </w:rPr>
+      </w:r>
+      <w:r>
+        <w:rPr>
+          <w:b/>
+          <w:lang w:val="hi_IN" w:bidi="hi_IN"/>
+        </w:rPr>
         <w:t>"आसियावाले सब"</w:t>
       </w:r>
     </w:p>
@@ -7847,6 +9047,21 @@
           <w:b/>
           <w:lang w:val="hi_IN" w:bidi="hi_IN"/>
         </w:rPr>
+        <w:t>οἱ ἐν τῇ Ἀσίᾳ</w:t>
+      </w:r>
+    </w:p>
+    <w:p>
+      <w:pPr/>
+      <w:r>
+        <w:rPr>
+          <w:lang w:val="hi_IN" w:bidi="hi_IN"/>
+        </w:rPr>
+      </w:r>
+      <w:r>
+        <w:rPr>
+          <w:b/>
+          <w:lang w:val="hi_IN" w:bidi="hi_IN"/>
+        </w:rPr>
         <w:t>"आसियावाले"</w:t>
       </w:r>
     </w:p>
@@ -7977,6 +9192,21 @@
           <w:b/>
           <w:lang w:val="hi_IN" w:bidi="hi_IN"/>
         </w:rPr>
+        <w:t>ἀπεστράφησάν με</w:t>
+      </w:r>
+    </w:p>
+    <w:p>
+      <w:pPr/>
+      <w:r>
+        <w:rPr>
+          <w:lang w:val="hi_IN" w:bidi="hi_IN"/>
+        </w:rPr>
+      </w:r>
+      <w:r>
+        <w:rPr>
+          <w:b/>
+          <w:lang w:val="hi_IN" w:bidi="hi_IN"/>
+        </w:rPr>
         <w:t>"मुझसे फिर गए हैं"</w:t>
       </w:r>
     </w:p>
@@ -8060,6 +9290,21 @@
           <w:b/>
           <w:lang w:val="hi_IN" w:bidi="hi_IN"/>
         </w:rPr>
+        <w:t>ἀπεστράφησάν με</w:t>
+      </w:r>
+    </w:p>
+    <w:p>
+      <w:pPr/>
+      <w:r>
+        <w:rPr>
+          <w:lang w:val="hi_IN" w:bidi="hi_IN"/>
+        </w:rPr>
+      </w:r>
+      <w:r>
+        <w:rPr>
+          <w:b/>
+          <w:lang w:val="hi_IN" w:bidi="hi_IN"/>
+        </w:rPr>
         <w:t>"मुझसे फिर गए हैं"</w:t>
       </w:r>
     </w:p>
@@ -8143,6 +9388,21 @@
           <w:b/>
           <w:lang w:val="hi_IN" w:bidi="hi_IN"/>
         </w:rPr>
+        <w:t>Φύγελος &amp; Ἑρμογένης</w:t>
+      </w:r>
+    </w:p>
+    <w:p>
+      <w:pPr/>
+      <w:r>
+        <w:rPr>
+          <w:lang w:val="hi_IN" w:bidi="hi_IN"/>
+        </w:rPr>
+      </w:r>
+      <w:r>
+        <w:rPr>
+          <w:b/>
+          <w:lang w:val="hi_IN" w:bidi="hi_IN"/>
+        </w:rPr>
         <w:t>"फूगिलुस और हिरमुगिनेस"</w:t>
       </w:r>
     </w:p>
@@ -8226,6 +9486,21 @@
           <w:b/>
           <w:lang w:val="hi_IN" w:bidi="hi_IN"/>
         </w:rPr>
+        <w:t>δῴη ἔλεος ὁ Κύριος τῷ Ὀνησιφόρου οἴκῳ</w:t>
+      </w:r>
+    </w:p>
+    <w:p>
+      <w:pPr/>
+      <w:r>
+        <w:rPr>
+          <w:lang w:val="hi_IN" w:bidi="hi_IN"/>
+        </w:rPr>
+      </w:r>
+      <w:r>
+        <w:rPr>
+          <w:b/>
+          <w:lang w:val="hi_IN" w:bidi="hi_IN"/>
+        </w:rPr>
         <w:t>"उनेसिफुरूस घराने पर प्रभु दया करे"</w:t>
       </w:r>
     </w:p>
@@ -8309,6 +9584,21 @@
           <w:b/>
           <w:lang w:val="hi_IN" w:bidi="hi_IN"/>
         </w:rPr>
+        <w:t>δῴη ἔλεος ὁ Κύριος</w:t>
+      </w:r>
+    </w:p>
+    <w:p>
+      <w:pPr/>
+      <w:r>
+        <w:rPr>
+          <w:lang w:val="hi_IN" w:bidi="hi_IN"/>
+        </w:rPr>
+      </w:r>
+      <w:r>
+        <w:rPr>
+          <w:b/>
+          <w:lang w:val="hi_IN" w:bidi="hi_IN"/>
+        </w:rPr>
         <w:t>"प्रभु दया करे"</w:t>
       </w:r>
     </w:p>
@@ -8405,6 +9695,21 @@
           <w:b/>
           <w:lang w:val="hi_IN" w:bidi="hi_IN"/>
         </w:rPr>
+        <w:t>Ὀνησιφόρου</w:t>
+      </w:r>
+    </w:p>
+    <w:p>
+      <w:pPr/>
+      <w:r>
+        <w:rPr>
+          <w:lang w:val="hi_IN" w:bidi="hi_IN"/>
+        </w:rPr>
+      </w:r>
+      <w:r>
+        <w:rPr>
+          <w:b/>
+          <w:lang w:val="hi_IN" w:bidi="hi_IN"/>
+        </w:rPr>
         <w:t>"उनेसिफुरूस"</w:t>
       </w:r>
     </w:p>
@@ -8488,6 +9793,21 @@
           <w:b/>
           <w:lang w:val="hi_IN" w:bidi="hi_IN"/>
         </w:rPr>
+        <w:t>τὴν ἅλυσίν μου οὐκ ἐπησχύνθη</w:t>
+      </w:r>
+    </w:p>
+    <w:p>
+      <w:pPr/>
+      <w:r>
+        <w:rPr>
+          <w:lang w:val="hi_IN" w:bidi="hi_IN"/>
+        </w:rPr>
+      </w:r>
+      <w:r>
+        <w:rPr>
+          <w:b/>
+          <w:lang w:val="hi_IN" w:bidi="hi_IN"/>
+        </w:rPr>
         <w:t>"घराने पर"</w:t>
       </w:r>
     </w:p>
@@ -8577,6 +9897,21 @@
           <w:b/>
           <w:lang w:val="hi_IN" w:bidi="hi_IN"/>
         </w:rPr>
+        <w:t>τὴν ἅλυσίν μου</w:t>
+      </w:r>
+    </w:p>
+    <w:p>
+      <w:pPr/>
+      <w:r>
+        <w:rPr>
+          <w:lang w:val="hi_IN" w:bidi="hi_IN"/>
+        </w:rPr>
+      </w:r>
+      <w:r>
+        <w:rPr>
+          <w:b/>
+          <w:lang w:val="hi_IN" w:bidi="hi_IN"/>
+        </w:rPr>
         <w:t>"मेरी जंजीरों से लज्जित न हुआ"</w:t>
       </w:r>
     </w:p>
@@ -8673,6 +10008,21 @@
           <w:b/>
           <w:lang w:val="hi_IN" w:bidi="hi_IN"/>
         </w:rPr>
+        <w:t>ἀλλὰ</w:t>
+      </w:r>
+    </w:p>
+    <w:p>
+      <w:pPr/>
+      <w:r>
+        <w:rPr>
+          <w:lang w:val="hi_IN" w:bidi="hi_IN"/>
+        </w:rPr>
+      </w:r>
+      <w:r>
+        <w:rPr>
+          <w:b/>
+          <w:lang w:val="hi_IN" w:bidi="hi_IN"/>
+        </w:rPr>
         <w:t>"पर"</w:t>
       </w:r>
     </w:p>
@@ -8769,6 +10119,21 @@
           <w:b/>
           <w:lang w:val="hi_IN" w:bidi="hi_IN"/>
         </w:rPr>
+        <w:t>ἐν Ῥώμῃ</w:t>
+      </w:r>
+    </w:p>
+    <w:p>
+      <w:pPr/>
+      <w:r>
+        <w:rPr>
+          <w:lang w:val="hi_IN" w:bidi="hi_IN"/>
+        </w:rPr>
+      </w:r>
+      <w:r>
+        <w:rPr>
+          <w:b/>
+          <w:lang w:val="hi_IN" w:bidi="hi_IN"/>
+        </w:rPr>
         <w:t>"रोम में"</w:t>
       </w:r>
     </w:p>
@@ -8865,6 +10230,21 @@
           <w:b/>
           <w:lang w:val="hi_IN" w:bidi="hi_IN"/>
         </w:rPr>
+        <w:t>(δῴη αὐτῷ ὁ Κύριος, εὑρεῖν ἔλεος παρὰ Κυρίου ἐν ἐκείνῃ τῇ ἡμέρᾳ), καὶ ὅσα ἐν Ἐφέσῳ διηκόνησεν, βέλτιον σὺ γινώσκεις</w:t>
+      </w:r>
+    </w:p>
+    <w:p>
+      <w:pPr/>
+      <w:r>
+        <w:rPr>
+          <w:lang w:val="hi_IN" w:bidi="hi_IN"/>
+        </w:rPr>
+      </w:r>
+      <w:r>
+        <w:rPr>
+          <w:b/>
+          <w:lang w:val="hi_IN" w:bidi="hi_IN"/>
+        </w:rPr>
         <w:t>"प्रभु कि उस दिन उस पर प्रभु दया हो)। और जो-सेवा उसने इफिसुस में की तू भली भाँति जानता है"</w:t>
       </w:r>
     </w:p>
@@ -8934,6 +10314,21 @@
         <w:rPr>
           <w:lang w:val="hi_IN" w:bidi="hi_IN"/>
         </w:rPr>
+      </w:r>
+    </w:p>
+    <w:p>
+      <w:pPr/>
+      <w:r>
+        <w:rPr>
+          <w:lang w:val="hi_IN" w:bidi="hi_IN"/>
+        </w:rPr>
+      </w:r>
+      <w:r>
+        <w:rPr>
+          <w:b/>
+          <w:lang w:val="hi_IN" w:bidi="hi_IN"/>
+        </w:rPr>
+        <w:t>δῴη αὐτῷ ὁ Κύριος, εὑρεῖν ἔλεος παρὰ Κυρίου</w:t>
       </w:r>
     </w:p>
     <w:p>
@@ -9042,6 +10437,21 @@
           <w:b/>
           <w:lang w:val="hi_IN" w:bidi="hi_IN"/>
         </w:rPr>
+        <w:t>εὑρεῖν ἔλεος παρὰ Κυρίου</w:t>
+      </w:r>
+    </w:p>
+    <w:p>
+      <w:pPr/>
+      <w:r>
+        <w:rPr>
+          <w:lang w:val="hi_IN" w:bidi="hi_IN"/>
+        </w:rPr>
+      </w:r>
+      <w:r>
+        <w:rPr>
+          <w:b/>
+          <w:lang w:val="hi_IN" w:bidi="hi_IN"/>
+        </w:rPr>
         <w:t>""</w:t>
       </w:r>
     </w:p>
@@ -9151,6 +10561,21 @@
           <w:b/>
           <w:lang w:val="hi_IN" w:bidi="hi_IN"/>
         </w:rPr>
+        <w:t>εὑρεῖν ἔλεος παρὰ Κυρίου</w:t>
+      </w:r>
+    </w:p>
+    <w:p>
+      <w:pPr/>
+      <w:r>
+        <w:rPr>
+          <w:lang w:val="hi_IN" w:bidi="hi_IN"/>
+        </w:rPr>
+      </w:r>
+      <w:r>
+        <w:rPr>
+          <w:b/>
+          <w:lang w:val="hi_IN" w:bidi="hi_IN"/>
+        </w:rPr>
         <w:t>"प्रभु"</w:t>
       </w:r>
       <w:r>
@@ -9254,6 +10679,21 @@
           <w:b/>
           <w:lang w:val="hi_IN" w:bidi="hi_IN"/>
         </w:rPr>
+        <w:t>ἐν ἐκείνῃ τῇ ἡμέρᾳ</w:t>
+      </w:r>
+    </w:p>
+    <w:p>
+      <w:pPr/>
+      <w:r>
+        <w:rPr>
+          <w:lang w:val="hi_IN" w:bidi="hi_IN"/>
+        </w:rPr>
+      </w:r>
+      <w:r>
+        <w:rPr>
+          <w:b/>
+          <w:lang w:val="hi_IN" w:bidi="hi_IN"/>
+        </w:rPr>
         <w:t>""</w:t>
       </w:r>
     </w:p>
@@ -9350,6 +10790,21 @@
           <w:b/>
           <w:lang w:val="hi_IN" w:bidi="hi_IN"/>
         </w:rPr>
+        <w:t>ὅσα &amp; διηκόνησεν</w:t>
+      </w:r>
+    </w:p>
+    <w:p>
+      <w:pPr/>
+      <w:r>
+        <w:rPr>
+          <w:lang w:val="hi_IN" w:bidi="hi_IN"/>
+        </w:rPr>
+      </w:r>
+      <w:r>
+        <w:rPr>
+          <w:b/>
+          <w:lang w:val="hi_IN" w:bidi="hi_IN"/>
+        </w:rPr>
         <w:t>"कि"</w:t>
       </w:r>
       <w:r>
@@ -9445,6 +10900,21 @@
         <w:rPr>
           <w:lang w:val="hi_IN" w:bidi="hi_IN"/>
         </w:rPr>
+      </w:r>
+    </w:p>
+    <w:p>
+      <w:pPr/>
+      <w:r>
+        <w:rPr>
+          <w:lang w:val="hi_IN" w:bidi="hi_IN"/>
+        </w:rPr>
+      </w:r>
+      <w:r>
+        <w:rPr>
+          <w:b/>
+          <w:lang w:val="hi_IN" w:bidi="hi_IN"/>
+        </w:rPr>
+        <w:t>σὺ οὖν</w:t>
       </w:r>
     </w:p>
     <w:p>
@@ -9597,6 +11067,21 @@
           <w:b/>
           <w:lang w:val="hi_IN" w:bidi="hi_IN"/>
         </w:rPr>
+        <w:t>τέκνον μου</w:t>
+      </w:r>
+    </w:p>
+    <w:p>
+      <w:pPr/>
+      <w:r>
+        <w:rPr>
+          <w:lang w:val="hi_IN" w:bidi="hi_IN"/>
+        </w:rPr>
+      </w:r>
+      <w:r>
+        <w:rPr>
+          <w:b/>
+          <w:lang w:val="hi_IN" w:bidi="hi_IN"/>
+        </w:rPr>
         <w:t>"मेरे पुत्र"</w:t>
       </w:r>
     </w:p>
@@ -9680,6 +11165,21 @@
           <w:b/>
           <w:lang w:val="hi_IN" w:bidi="hi_IN"/>
         </w:rPr>
+        <w:t>ἐνδυναμοῦ</w:t>
+      </w:r>
+    </w:p>
+    <w:p>
+      <w:pPr/>
+      <w:r>
+        <w:rPr>
+          <w:lang w:val="hi_IN" w:bidi="hi_IN"/>
+        </w:rPr>
+      </w:r>
+      <w:r>
+        <w:rPr>
+          <w:b/>
+          <w:lang w:val="hi_IN" w:bidi="hi_IN"/>
+        </w:rPr>
         <w:t>"बलवन्त हो जा"</w:t>
       </w:r>
     </w:p>
@@ -9763,6 +11263,21 @@
           <w:b/>
           <w:lang w:val="hi_IN" w:bidi="hi_IN"/>
         </w:rPr>
+        <w:t>ἐν τῇ χάριτι τῇ ἐν Χριστῷ Ἰησοῦ</w:t>
+      </w:r>
+    </w:p>
+    <w:p>
+      <w:pPr/>
+      <w:r>
+        <w:rPr>
+          <w:lang w:val="hi_IN" w:bidi="hi_IN"/>
+        </w:rPr>
+      </w:r>
+      <w:r>
+        <w:rPr>
+          <w:b/>
+          <w:lang w:val="hi_IN" w:bidi="hi_IN"/>
+        </w:rPr>
         <w:t>"उस अनुग्रह से जो मसीह यीशु में है, बलवन्त हो जा"</w:t>
       </w:r>
     </w:p>
@@ -9872,6 +11387,21 @@
           <w:b/>
           <w:lang w:val="hi_IN" w:bidi="hi_IN"/>
         </w:rPr>
+        <w:t>ἐν τῇ χάριτι</w:t>
+      </w:r>
+    </w:p>
+    <w:p>
+      <w:pPr/>
+      <w:r>
+        <w:rPr>
+          <w:lang w:val="hi_IN" w:bidi="hi_IN"/>
+        </w:rPr>
+      </w:r>
+      <w:r>
+        <w:rPr>
+          <w:b/>
+          <w:lang w:val="hi_IN" w:bidi="hi_IN"/>
+        </w:rPr>
         <w:t>"उस अनुग्रह से"</w:t>
       </w:r>
     </w:p>
@@ -9994,6 +11524,21 @@
           <w:b/>
           <w:lang w:val="hi_IN" w:bidi="hi_IN"/>
         </w:rPr>
+        <w:t>τῇ ἐν Χριστῷ Ἰησοῦ</w:t>
+      </w:r>
+    </w:p>
+    <w:p>
+      <w:pPr/>
+      <w:r>
+        <w:rPr>
+          <w:lang w:val="hi_IN" w:bidi="hi_IN"/>
+        </w:rPr>
+      </w:r>
+      <w:r>
+        <w:rPr>
+          <w:b/>
+          <w:lang w:val="hi_IN" w:bidi="hi_IN"/>
+        </w:rPr>
         <w:t>"जो मसीह यीशु में है"</w:t>
       </w:r>
     </w:p>
@@ -10187,6 +11732,21 @@
           <w:b/>
           <w:lang w:val="hi_IN" w:bidi="hi_IN"/>
         </w:rPr>
+        <w:t>διὰ πολλῶν μαρτύρων</w:t>
+      </w:r>
+    </w:p>
+    <w:p>
+      <w:pPr/>
+      <w:r>
+        <w:rPr>
+          <w:lang w:val="hi_IN" w:bidi="hi_IN"/>
+        </w:rPr>
+      </w:r>
+      <w:r>
+        <w:rPr>
+          <w:b/>
+          <w:lang w:val="hi_IN" w:bidi="hi_IN"/>
+        </w:rPr>
         <w:t>"बहुत गवाहों के सामने"</w:t>
       </w:r>
     </w:p>
@@ -10250,6 +11810,21 @@
           <w:b/>
           <w:lang w:val="hi_IN" w:bidi="hi_IN"/>
         </w:rPr>
+        <w:t>ταῦτα παράθου</w:t>
+      </w:r>
+    </w:p>
+    <w:p>
+      <w:pPr/>
+      <w:r>
+        <w:rPr>
+          <w:lang w:val="hi_IN" w:bidi="hi_IN"/>
+        </w:rPr>
+      </w:r>
+      <w:r>
+        <w:rPr>
+          <w:b/>
+          <w:lang w:val="hi_IN" w:bidi="hi_IN"/>
+        </w:rPr>
         <w:t>""</w:t>
       </w:r>
     </w:p>
@@ -10333,6 +11908,21 @@
           <w:b/>
           <w:lang w:val="hi_IN" w:bidi="hi_IN"/>
         </w:rPr>
+        <w:t>πιστοῖς ἀνθρώποις</w:t>
+      </w:r>
+    </w:p>
+    <w:p>
+      <w:pPr/>
+      <w:r>
+        <w:rPr>
+          <w:lang w:val="hi_IN" w:bidi="hi_IN"/>
+        </w:rPr>
+      </w:r>
+      <w:r>
+        <w:rPr>
+          <w:b/>
+          <w:lang w:val="hi_IN" w:bidi="hi_IN"/>
+        </w:rPr>
         <w:t>"मनुष्यों को"</w:t>
       </w:r>
     </w:p>
@@ -10429,6 +12019,21 @@
           <w:b/>
           <w:lang w:val="hi_IN" w:bidi="hi_IN"/>
         </w:rPr>
+        <w:t>συνκακοπάθησον</w:t>
+      </w:r>
+    </w:p>
+    <w:p>
+      <w:pPr/>
+      <w:r>
+        <w:rPr>
+          <w:lang w:val="hi_IN" w:bidi="hi_IN"/>
+        </w:rPr>
+      </w:r>
+      <w:r>
+        <w:rPr>
+          <w:b/>
+          <w:lang w:val="hi_IN" w:bidi="hi_IN"/>
+        </w:rPr>
         <w:t>"मेरे साथ दुःख उठा"</w:t>
       </w:r>
     </w:p>
@@ -10505,6 +12110,21 @@
           <w:b/>
           <w:lang w:val="hi_IN" w:bidi="hi_IN"/>
         </w:rPr>
+        <w:t>συνκακοπάθησον</w:t>
+      </w:r>
+    </w:p>
+    <w:p>
+      <w:pPr/>
+      <w:r>
+        <w:rPr>
+          <w:lang w:val="hi_IN" w:bidi="hi_IN"/>
+        </w:rPr>
+      </w:r>
+      <w:r>
+        <w:rPr>
+          <w:b/>
+          <w:lang w:val="hi_IN" w:bidi="hi_IN"/>
+        </w:rPr>
         <w:t>"साथ दुःख उठा"</w:t>
       </w:r>
     </w:p>
@@ -10609,6 +12229,21 @@
           <w:b/>
           <w:lang w:val="hi_IN" w:bidi="hi_IN"/>
         </w:rPr>
+        <w:t>ὡς καλὸς στρατιώτης Ἰησοῦ Χριστοῦ</w:t>
+      </w:r>
+    </w:p>
+    <w:p>
+      <w:pPr/>
+      <w:r>
+        <w:rPr>
+          <w:lang w:val="hi_IN" w:bidi="hi_IN"/>
+        </w:rPr>
+      </w:r>
+      <w:r>
+        <w:rPr>
+          <w:b/>
+          <w:lang w:val="hi_IN" w:bidi="hi_IN"/>
+        </w:rPr>
         <w:t>"मसीह यीशु के अच्छे योद्धा के समान"</w:t>
       </w:r>
     </w:p>
@@ -10692,6 +12327,21 @@
           <w:b/>
           <w:lang w:val="hi_IN" w:bidi="hi_IN"/>
         </w:rPr>
+        <w:t>οὐδεὶς στρατευόμενος ἐμπλέκεται ταῖς τοῦ βίου πραγματίαις, ἵνα τῷ στρατολογήσαντι ἀρέσῃ</w:t>
+      </w:r>
+    </w:p>
+    <w:p>
+      <w:pPr/>
+      <w:r>
+        <w:rPr>
+          <w:lang w:val="hi_IN" w:bidi="hi_IN"/>
+        </w:rPr>
+      </w:r>
+      <w:r>
+        <w:rPr>
+          <w:b/>
+          <w:lang w:val="hi_IN" w:bidi="hi_IN"/>
+        </w:rPr>
         <w:t>""</w:t>
       </w:r>
     </w:p>
@@ -10755,6 +12405,21 @@
           <w:b/>
           <w:lang w:val="hi_IN" w:bidi="hi_IN"/>
         </w:rPr>
+        <w:t>ἐμπλέκεται ταῖς τοῦ βίου πραγματίαις</w:t>
+      </w:r>
+    </w:p>
+    <w:p>
+      <w:pPr/>
+      <w:r>
+        <w:rPr>
+          <w:lang w:val="hi_IN" w:bidi="hi_IN"/>
+        </w:rPr>
+      </w:r>
+      <w:r>
+        <w:rPr>
+          <w:b/>
+          <w:lang w:val="hi_IN" w:bidi="hi_IN"/>
+        </w:rPr>
         <w:t>""</w:t>
       </w:r>
     </w:p>
@@ -10838,6 +12503,21 @@
           <w:b/>
           <w:lang w:val="hi_IN" w:bidi="hi_IN"/>
         </w:rPr>
+        <w:t>ἐμπλέκεται</w:t>
+      </w:r>
+    </w:p>
+    <w:p>
+      <w:pPr/>
+      <w:r>
+        <w:rPr>
+          <w:lang w:val="hi_IN" w:bidi="hi_IN"/>
+        </w:rPr>
+      </w:r>
+      <w:r>
+        <w:rPr>
+          <w:b/>
+          <w:lang w:val="hi_IN" w:bidi="hi_IN"/>
+        </w:rPr>
         <w:t>"को"</w:t>
       </w:r>
       <w:r>
@@ -10934,6 +12614,21 @@
           <w:b/>
           <w:lang w:val="hi_IN" w:bidi="hi_IN"/>
         </w:rPr>
+        <w:t>ταῖς τοῦ βίου πραγματίαις</w:t>
+      </w:r>
+    </w:p>
+    <w:p>
+      <w:pPr/>
+      <w:r>
+        <w:rPr>
+          <w:lang w:val="hi_IN" w:bidi="hi_IN"/>
+        </w:rPr>
+      </w:r>
+      <w:r>
+        <w:rPr>
+          <w:b/>
+          <w:lang w:val="hi_IN" w:bidi="hi_IN"/>
+        </w:rPr>
         <w:t>"के"</w:t>
       </w:r>
     </w:p>
@@ -11030,6 +12725,21 @@
           <w:b/>
           <w:lang w:val="hi_IN" w:bidi="hi_IN"/>
         </w:rPr>
+        <w:t>τῷ στρατολογήσαντι</w:t>
+      </w:r>
+    </w:p>
+    <w:p>
+      <w:pPr/>
+      <w:r>
+        <w:rPr>
+          <w:lang w:val="hi_IN" w:bidi="hi_IN"/>
+        </w:rPr>
+      </w:r>
+      <w:r>
+        <w:rPr>
+          <w:b/>
+          <w:lang w:val="hi_IN" w:bidi="hi_IN"/>
+        </w:rPr>
         <w:t>""</w:t>
       </w:r>
     </w:p>
@@ -11093,6 +12803,21 @@
           <w:b/>
           <w:lang w:val="hi_IN" w:bidi="hi_IN"/>
         </w:rPr>
+        <w:t>δὲ καὶ</w:t>
+      </w:r>
+    </w:p>
+    <w:p>
+      <w:pPr/>
+      <w:r>
+        <w:rPr>
+          <w:lang w:val="hi_IN" w:bidi="hi_IN"/>
+        </w:rPr>
+      </w:r>
+      <w:r>
+        <w:rPr>
+          <w:b/>
+          <w:lang w:val="hi_IN" w:bidi="hi_IN"/>
+        </w:rPr>
         <w:t>"फिर"</w:t>
       </w:r>
     </w:p>
@@ -11210,6 +12935,21 @@
           <w:b/>
           <w:lang w:val="hi_IN" w:bidi="hi_IN"/>
         </w:rPr>
+        <w:t>ἐὰν &amp; ἀθλῇ τις, οὐ στεφανοῦται, ἐὰν μὴ νομίμως ἀθλήσῃ</w:t>
+      </w:r>
+    </w:p>
+    <w:p>
+      <w:pPr/>
+      <w:r>
+        <w:rPr>
+          <w:lang w:val="hi_IN" w:bidi="hi_IN"/>
+        </w:rPr>
+      </w:r>
+      <w:r>
+        <w:rPr>
+          <w:b/>
+          <w:lang w:val="hi_IN" w:bidi="hi_IN"/>
+        </w:rPr>
         <w:t>""</w:t>
       </w:r>
     </w:p>
@@ -11306,6 +13046,21 @@
           <w:b/>
           <w:lang w:val="hi_IN" w:bidi="hi_IN"/>
         </w:rPr>
+        <w:t>ἐὰν &amp; ἀθλῇ τις, οὐ στεφανοῦται, ἐὰν μὴ νομίμως ἀθλήσῃ</w:t>
+      </w:r>
+    </w:p>
+    <w:p>
+      <w:pPr/>
+      <w:r>
+        <w:rPr>
+          <w:lang w:val="hi_IN" w:bidi="hi_IN"/>
+        </w:rPr>
+      </w:r>
+      <w:r>
+        <w:rPr>
+          <w:b/>
+          <w:lang w:val="hi_IN" w:bidi="hi_IN"/>
+        </w:rPr>
         <w:t>"अखाड़े में लड़नेवाला यदि विधि के अनुसार न लड़े तो मुकुट नहीं पाता"</w:t>
       </w:r>
     </w:p>
@@ -11389,6 +13144,21 @@
           <w:b/>
           <w:lang w:val="hi_IN" w:bidi="hi_IN"/>
         </w:rPr>
+        <w:t>ἀθλῇ</w:t>
+      </w:r>
+    </w:p>
+    <w:p>
+      <w:pPr/>
+      <w:r>
+        <w:rPr>
+          <w:lang w:val="hi_IN" w:bidi="hi_IN"/>
+        </w:rPr>
+      </w:r>
+      <w:r>
+        <w:rPr>
+          <w:b/>
+          <w:lang w:val="hi_IN" w:bidi="hi_IN"/>
+        </w:rPr>
         <w:t>"अखाड़े में लड़नेवाला यदि"</w:t>
       </w:r>
     </w:p>
@@ -11465,6 +13235,21 @@
           <w:b/>
           <w:lang w:val="hi_IN" w:bidi="hi_IN"/>
         </w:rPr>
+        <w:t>οὐ στεφανοῦται, ἐὰν μὴ νομίμως ἀθλήσῃ</w:t>
+      </w:r>
+    </w:p>
+    <w:p>
+      <w:pPr/>
+      <w:r>
+        <w:rPr>
+          <w:lang w:val="hi_IN" w:bidi="hi_IN"/>
+        </w:rPr>
+      </w:r>
+      <w:r>
+        <w:rPr>
+          <w:b/>
+          <w:lang w:val="hi_IN" w:bidi="hi_IN"/>
+        </w:rPr>
         <w:t>""</w:t>
       </w:r>
     </w:p>
@@ -11548,6 +13333,21 @@
           <w:b/>
           <w:lang w:val="hi_IN" w:bidi="hi_IN"/>
         </w:rPr>
+        <w:t>οὐ στεφανοῦται</w:t>
+      </w:r>
+    </w:p>
+    <w:p>
+      <w:pPr/>
+      <w:r>
+        <w:rPr>
+          <w:lang w:val="hi_IN" w:bidi="hi_IN"/>
+        </w:rPr>
+      </w:r>
+      <w:r>
+        <w:rPr>
+          <w:b/>
+          <w:lang w:val="hi_IN" w:bidi="hi_IN"/>
+        </w:rPr>
         <w:t>"मुकुट नहीं पाता"</w:t>
       </w:r>
     </w:p>
@@ -11631,6 +13431,21 @@
           <w:b/>
           <w:lang w:val="hi_IN" w:bidi="hi_IN"/>
         </w:rPr>
+        <w:t>οὐ στεφανοῦται</w:t>
+      </w:r>
+    </w:p>
+    <w:p>
+      <w:pPr/>
+      <w:r>
+        <w:rPr>
+          <w:lang w:val="hi_IN" w:bidi="hi_IN"/>
+        </w:rPr>
+      </w:r>
+      <w:r>
+        <w:rPr>
+          <w:b/>
+          <w:lang w:val="hi_IN" w:bidi="hi_IN"/>
+        </w:rPr>
         <w:t>"मुकुट नहीं पाता"</w:t>
       </w:r>
     </w:p>
@@ -11694,6 +13509,21 @@
           <w:b/>
           <w:lang w:val="hi_IN" w:bidi="hi_IN"/>
         </w:rPr>
+        <w:t>μὴ νομίμως ἀθλήσῃ</w:t>
+      </w:r>
+    </w:p>
+    <w:p>
+      <w:pPr/>
+      <w:r>
+        <w:rPr>
+          <w:lang w:val="hi_IN" w:bidi="hi_IN"/>
+        </w:rPr>
+      </w:r>
+      <w:r>
+        <w:rPr>
+          <w:b/>
+          <w:lang w:val="hi_IN" w:bidi="hi_IN"/>
+        </w:rPr>
         <w:t>""</w:t>
       </w:r>
     </w:p>
@@ -11757,6 +13587,21 @@
           <w:b/>
           <w:lang w:val="hi_IN" w:bidi="hi_IN"/>
         </w:rPr>
+        <w:t>τὸν κοπιῶντα γεωργὸν δεῖ πρῶτον τῶν καρπῶν μεταλαμβάνειν</w:t>
+      </w:r>
+    </w:p>
+    <w:p>
+      <w:pPr/>
+      <w:r>
+        <w:rPr>
+          <w:lang w:val="hi_IN" w:bidi="hi_IN"/>
+        </w:rPr>
+      </w:r>
+      <w:r>
+        <w:rPr>
+          <w:b/>
+          <w:lang w:val="hi_IN" w:bidi="hi_IN"/>
+        </w:rPr>
         <w:t>""</w:t>
       </w:r>
     </w:p>
@@ -11840,6 +13685,21 @@
           <w:b/>
           <w:lang w:val="hi_IN" w:bidi="hi_IN"/>
         </w:rPr>
+        <w:t>τὸν κοπιῶντα γεωργὸν</w:t>
+      </w:r>
+    </w:p>
+    <w:p>
+      <w:pPr/>
+      <w:r>
+        <w:rPr>
+          <w:lang w:val="hi_IN" w:bidi="hi_IN"/>
+        </w:rPr>
+      </w:r>
+      <w:r>
+        <w:rPr>
+          <w:b/>
+          <w:lang w:val="hi_IN" w:bidi="hi_IN"/>
+        </w:rPr>
         <w:t>"जो किसान परिश्रम करता है"</w:t>
       </w:r>
     </w:p>
@@ -11930,6 +13790,21 @@
           <w:b/>
           <w:lang w:val="hi_IN" w:bidi="hi_IN"/>
         </w:rPr>
+        <w:t>πρῶτον τῶν καρπῶν μεταλαμβάνειν</w:t>
+      </w:r>
+    </w:p>
+    <w:p>
+      <w:pPr/>
+      <w:r>
+        <w:rPr>
+          <w:lang w:val="hi_IN" w:bidi="hi_IN"/>
+        </w:rPr>
+      </w:r>
+      <w:r>
+        <w:rPr>
+          <w:b/>
+          <w:lang w:val="hi_IN" w:bidi="hi_IN"/>
+        </w:rPr>
         <w:t>"फल का अंश पहले उसे मिलना चाहिए"</w:t>
       </w:r>
     </w:p>
@@ -12013,6 +13888,21 @@
           <w:b/>
           <w:lang w:val="hi_IN" w:bidi="hi_IN"/>
         </w:rPr>
+        <w:t>νόει ὃ λέγω</w:t>
+      </w:r>
+    </w:p>
+    <w:p>
+      <w:pPr/>
+      <w:r>
+        <w:rPr>
+          <w:lang w:val="hi_IN" w:bidi="hi_IN"/>
+        </w:rPr>
+      </w:r>
+      <w:r>
+        <w:rPr>
+          <w:b/>
+          <w:lang w:val="hi_IN" w:bidi="hi_IN"/>
+        </w:rPr>
         <w:t>"कहता उस पर ध्यान दे"</w:t>
       </w:r>
     </w:p>
@@ -12076,6 +13966,21 @@
           <w:b/>
           <w:lang w:val="hi_IN" w:bidi="hi_IN"/>
         </w:rPr>
+        <w:t>δώσει &amp; σοι &amp; σύνεσιν</w:t>
+      </w:r>
+    </w:p>
+    <w:p>
+      <w:pPr/>
+      <w:r>
+        <w:rPr>
+          <w:lang w:val="hi_IN" w:bidi="hi_IN"/>
+        </w:rPr>
+      </w:r>
+      <w:r>
+        <w:rPr>
+          <w:b/>
+          <w:lang w:val="hi_IN" w:bidi="hi_IN"/>
+        </w:rPr>
         <w:t>"कहता"</w:t>
       </w:r>
     </w:p>
@@ -12172,6 +14077,21 @@
           <w:b/>
           <w:lang w:val="hi_IN" w:bidi="hi_IN"/>
         </w:rPr>
+        <w:t>ἐν πᾶσιν</w:t>
+      </w:r>
+    </w:p>
+    <w:p>
+      <w:pPr/>
+      <w:r>
+        <w:rPr>
+          <w:lang w:val="hi_IN" w:bidi="hi_IN"/>
+        </w:rPr>
+      </w:r>
+      <w:r>
+        <w:rPr>
+          <w:b/>
+          <w:lang w:val="hi_IN" w:bidi="hi_IN"/>
+        </w:rPr>
         <w:t>"सब बातों की"</w:t>
       </w:r>
     </w:p>
@@ -12248,6 +14168,21 @@
           <w:b/>
           <w:lang w:val="hi_IN" w:bidi="hi_IN"/>
         </w:rPr>
+        <w:t>μνημόνευε</w:t>
+      </w:r>
+    </w:p>
+    <w:p>
+      <w:pPr/>
+      <w:r>
+        <w:rPr>
+          <w:lang w:val="hi_IN" w:bidi="hi_IN"/>
+        </w:rPr>
+      </w:r>
+      <w:r>
+        <w:rPr>
+          <w:b/>
+          <w:lang w:val="hi_IN" w:bidi="hi_IN"/>
+        </w:rPr>
         <w:t>"स्मरण रख"</w:t>
       </w:r>
     </w:p>
@@ -12378,6 +14313,21 @@
           <w:b/>
           <w:lang w:val="hi_IN" w:bidi="hi_IN"/>
         </w:rPr>
+        <w:t>ἐγηγερμένον ἐκ νεκρῶν, ἐκ σπέρματος Δαυείδ</w:t>
+      </w:r>
+    </w:p>
+    <w:p>
+      <w:pPr/>
+      <w:r>
+        <w:rPr>
+          <w:lang w:val="hi_IN" w:bidi="hi_IN"/>
+        </w:rPr>
+      </w:r>
+      <w:r>
+        <w:rPr>
+          <w:b/>
+          <w:lang w:val="hi_IN" w:bidi="hi_IN"/>
+        </w:rPr>
         <w:t>"जो दाऊद के वंश से हुआ, और मरे हुओं में से जी उठा"</w:t>
       </w:r>
     </w:p>
@@ -12503,6 +14453,21 @@
           <w:b/>
           <w:lang w:val="hi_IN" w:bidi="hi_IN"/>
         </w:rPr>
+        <w:t>ἐγηγερμένον</w:t>
+      </w:r>
+    </w:p>
+    <w:p>
+      <w:pPr/>
+      <w:r>
+        <w:rPr>
+          <w:lang w:val="hi_IN" w:bidi="hi_IN"/>
+        </w:rPr>
+      </w:r>
+      <w:r>
+        <w:rPr>
+          <w:b/>
+          <w:lang w:val="hi_IN" w:bidi="hi_IN"/>
+        </w:rPr>
         <w:t>""</w:t>
       </w:r>
     </w:p>
@@ -12599,6 +14564,21 @@
           <w:b/>
           <w:lang w:val="hi_IN" w:bidi="hi_IN"/>
         </w:rPr>
+        <w:t>ἐγηγερμένον</w:t>
+      </w:r>
+    </w:p>
+    <w:p>
+      <w:pPr/>
+      <w:r>
+        <w:rPr>
+          <w:lang w:val="hi_IN" w:bidi="hi_IN"/>
+        </w:rPr>
+      </w:r>
+      <w:r>
+        <w:rPr>
+          <w:b/>
+          <w:lang w:val="hi_IN" w:bidi="hi_IN"/>
+        </w:rPr>
         <w:t>"और मरे में से जी उठा"</w:t>
       </w:r>
     </w:p>
@@ -12682,6 +14662,21 @@
           <w:b/>
           <w:lang w:val="hi_IN" w:bidi="hi_IN"/>
         </w:rPr>
+        <w:t>ἐκ νεκρῶν</w:t>
+      </w:r>
+    </w:p>
+    <w:p>
+      <w:pPr/>
+      <w:r>
+        <w:rPr>
+          <w:lang w:val="hi_IN" w:bidi="hi_IN"/>
+        </w:rPr>
+      </w:r>
+      <w:r>
+        <w:rPr>
+          <w:b/>
+          <w:lang w:val="hi_IN" w:bidi="hi_IN"/>
+        </w:rPr>
         <w:t>"मरे हुओं में से"</w:t>
       </w:r>
     </w:p>
@@ -12812,6 +14807,21 @@
           <w:b/>
           <w:lang w:val="hi_IN" w:bidi="hi_IN"/>
         </w:rPr>
+        <w:t>ἐκ σπέρματος Δαυείδ</w:t>
+      </w:r>
+    </w:p>
+    <w:p>
+      <w:pPr/>
+      <w:r>
+        <w:rPr>
+          <w:lang w:val="hi_IN" w:bidi="hi_IN"/>
+        </w:rPr>
+      </w:r>
+      <w:r>
+        <w:rPr>
+          <w:b/>
+          <w:lang w:val="hi_IN" w:bidi="hi_IN"/>
+        </w:rPr>
         <w:t>""</w:t>
       </w:r>
     </w:p>
@@ -12902,6 +14912,21 @@
           <w:b/>
           <w:lang w:val="hi_IN" w:bidi="hi_IN"/>
         </w:rPr>
+        <w:t>κατὰ τὸ εὐαγγέλιόν μου</w:t>
+      </w:r>
+    </w:p>
+    <w:p>
+      <w:pPr/>
+      <w:r>
+        <w:rPr>
+          <w:lang w:val="hi_IN" w:bidi="hi_IN"/>
+        </w:rPr>
+      </w:r>
+      <w:r>
+        <w:rPr>
+          <w:b/>
+          <w:lang w:val="hi_IN" w:bidi="hi_IN"/>
+        </w:rPr>
         <w:t>"और यह सुसमाचार के अनुसार है"</w:t>
       </w:r>
     </w:p>
@@ -12992,6 +15017,21 @@
           <w:b/>
           <w:lang w:val="hi_IN" w:bidi="hi_IN"/>
         </w:rPr>
+        <w:t>μέχρι δεσμῶν</w:t>
+      </w:r>
+    </w:p>
+    <w:p>
+      <w:pPr/>
+      <w:r>
+        <w:rPr>
+          <w:lang w:val="hi_IN" w:bidi="hi_IN"/>
+        </w:rPr>
+      </w:r>
+      <w:r>
+        <w:rPr>
+          <w:b/>
+          <w:lang w:val="hi_IN" w:bidi="hi_IN"/>
+        </w:rPr>
         <w:t>""</w:t>
       </w:r>
     </w:p>
@@ -13088,6 +15128,21 @@
           <w:b/>
           <w:lang w:val="hi_IN" w:bidi="hi_IN"/>
         </w:rPr>
+        <w:t>ὡς κακοῦργος</w:t>
+      </w:r>
+    </w:p>
+    <w:p>
+      <w:pPr/>
+      <w:r>
+        <w:rPr>
+          <w:lang w:val="hi_IN" w:bidi="hi_IN"/>
+        </w:rPr>
+      </w:r>
+      <w:r>
+        <w:rPr>
+          <w:b/>
+          <w:lang w:val="hi_IN" w:bidi="hi_IN"/>
+        </w:rPr>
         <w:t>"मैं कुकर्मी के समान"</w:t>
       </w:r>
     </w:p>
@@ -13171,6 +15226,21 @@
           <w:b/>
           <w:lang w:val="hi_IN" w:bidi="hi_IN"/>
         </w:rPr>
+        <w:t>ὁ λόγος τοῦ Θεοῦ οὐ δέδεται</w:t>
+      </w:r>
+    </w:p>
+    <w:p>
+      <w:pPr/>
+      <w:r>
+        <w:rPr>
+          <w:lang w:val="hi_IN" w:bidi="hi_IN"/>
+        </w:rPr>
+      </w:r>
+      <w:r>
+        <w:rPr>
+          <w:b/>
+          <w:lang w:val="hi_IN" w:bidi="hi_IN"/>
+        </w:rPr>
         <w:t>"परमेश्वर वचन कैद नहीं"</w:t>
       </w:r>
     </w:p>
@@ -13267,6 +15337,21 @@
           <w:b/>
           <w:lang w:val="hi_IN" w:bidi="hi_IN"/>
         </w:rPr>
+        <w:t>ὁ λόγος τοῦ Θεοῦ οὐ δέδεται</w:t>
+      </w:r>
+    </w:p>
+    <w:p>
+      <w:pPr/>
+      <w:r>
+        <w:rPr>
+          <w:lang w:val="hi_IN" w:bidi="hi_IN"/>
+        </w:rPr>
+      </w:r>
+      <w:r>
+        <w:rPr>
+          <w:b/>
+          <w:lang w:val="hi_IN" w:bidi="hi_IN"/>
+        </w:rPr>
         <w:t>"परमेश्वर वचन कैद नहीं"</w:t>
       </w:r>
     </w:p>
@@ -13350,6 +15435,21 @@
           <w:b/>
           <w:lang w:val="hi_IN" w:bidi="hi_IN"/>
         </w:rPr>
+        <w:t>ὁ λόγος τοῦ Θεοῦ</w:t>
+      </w:r>
+    </w:p>
+    <w:p>
+      <w:pPr/>
+      <w:r>
+        <w:rPr>
+          <w:lang w:val="hi_IN" w:bidi="hi_IN"/>
+        </w:rPr>
+      </w:r>
+      <w:r>
+        <w:rPr>
+          <w:b/>
+          <w:lang w:val="hi_IN" w:bidi="hi_IN"/>
+        </w:rPr>
         <w:t>"परमेश्वर का वचन"</w:t>
       </w:r>
     </w:p>
@@ -13446,6 +15546,21 @@
           <w:b/>
           <w:lang w:val="hi_IN" w:bidi="hi_IN"/>
         </w:rPr>
+        <w:t>ὁ λόγος</w:t>
+      </w:r>
+    </w:p>
+    <w:p>
+      <w:pPr/>
+      <w:r>
+        <w:rPr>
+          <w:lang w:val="hi_IN" w:bidi="hi_IN"/>
+        </w:rPr>
+      </w:r>
+      <w:r>
+        <w:rPr>
+          <w:b/>
+          <w:lang w:val="hi_IN" w:bidi="hi_IN"/>
+        </w:rPr>
         <w:t>"परमेश्वर वचन"</w:t>
       </w:r>
     </w:p>
@@ -13542,6 +15657,21 @@
           <w:b/>
           <w:lang w:val="hi_IN" w:bidi="hi_IN"/>
         </w:rPr>
+        <w:t>διὰ τοῦτο, πάντα ὑπομένω</w:t>
+      </w:r>
+    </w:p>
+    <w:p>
+      <w:pPr/>
+      <w:r>
+        <w:rPr>
+          <w:lang w:val="hi_IN" w:bidi="hi_IN"/>
+        </w:rPr>
+      </w:r>
+      <w:r>
+        <w:rPr>
+          <w:b/>
+          <w:lang w:val="hi_IN" w:bidi="hi_IN"/>
+        </w:rPr>
         <w:t>"इस कारण मैं ... सब कुछ सहता हूँ"</w:t>
       </w:r>
     </w:p>
@@ -13680,6 +15810,21 @@
           <w:b/>
           <w:lang w:val="hi_IN" w:bidi="hi_IN"/>
         </w:rPr>
+        <w:t>πάντα ὑπομένω</w:t>
+      </w:r>
+    </w:p>
+    <w:p>
+      <w:pPr/>
+      <w:r>
+        <w:rPr>
+          <w:lang w:val="hi_IN" w:bidi="hi_IN"/>
+        </w:rPr>
+      </w:r>
+      <w:r>
+        <w:rPr>
+          <w:b/>
+          <w:lang w:val="hi_IN" w:bidi="hi_IN"/>
+        </w:rPr>
         <w:t>"सब कुछ सहता हूँ"</w:t>
       </w:r>
     </w:p>
@@ -13776,6 +15921,21 @@
           <w:b/>
           <w:lang w:val="hi_IN" w:bidi="hi_IN"/>
         </w:rPr>
+        <w:t>τοὺς ἐκλεκτούς</w:t>
+      </w:r>
+    </w:p>
+    <w:p>
+      <w:pPr/>
+      <w:r>
+        <w:rPr>
+          <w:lang w:val="hi_IN" w:bidi="hi_IN"/>
+        </w:rPr>
+      </w:r>
+      <w:r>
+        <w:rPr>
+          <w:b/>
+          <w:lang w:val="hi_IN" w:bidi="hi_IN"/>
+        </w:rPr>
         <w:t>"मैं चुने हुए लोगों के लिये"</w:t>
       </w:r>
     </w:p>
@@ -13872,6 +16032,21 @@
           <w:b/>
           <w:lang w:val="hi_IN" w:bidi="hi_IN"/>
         </w:rPr>
+        <w:t>καὶ αὐτοὶ σωτηρίας τύχωσιν τῆς ἐν Χριστῷ Ἰησοῦ</w:t>
+      </w:r>
+    </w:p>
+    <w:p>
+      <w:pPr/>
+      <w:r>
+        <w:rPr>
+          <w:lang w:val="hi_IN" w:bidi="hi_IN"/>
+        </w:rPr>
+      </w:r>
+      <w:r>
+        <w:rPr>
+          <w:b/>
+          <w:lang w:val="hi_IN" w:bidi="hi_IN"/>
+        </w:rPr>
         <w:t>"वे"</w:t>
       </w:r>
       <w:r>
@@ -13994,6 +16169,21 @@
           <w:b/>
           <w:lang w:val="hi_IN" w:bidi="hi_IN"/>
         </w:rPr>
+        <w:t>τῆς ἐν Χριστῷ Ἰησοῦ</w:t>
+      </w:r>
+    </w:p>
+    <w:p>
+      <w:pPr/>
+      <w:r>
+        <w:rPr>
+          <w:lang w:val="hi_IN" w:bidi="hi_IN"/>
+        </w:rPr>
+      </w:r>
+      <w:r>
+        <w:rPr>
+          <w:b/>
+          <w:lang w:val="hi_IN" w:bidi="hi_IN"/>
+        </w:rPr>
         <w:t>"उद्धार को मसीह यीशु में हैं"</w:t>
       </w:r>
       <w:r>
@@ -14103,6 +16293,21 @@
           <w:b/>
           <w:lang w:val="hi_IN" w:bidi="hi_IN"/>
         </w:rPr>
+        <w:t>μετὰ δόξης αἰωνίου</w:t>
+      </w:r>
+    </w:p>
+    <w:p>
+      <w:pPr/>
+      <w:r>
+        <w:rPr>
+          <w:lang w:val="hi_IN" w:bidi="hi_IN"/>
+        </w:rPr>
+      </w:r>
+      <w:r>
+        <w:rPr>
+          <w:b/>
+          <w:lang w:val="hi_IN" w:bidi="hi_IN"/>
+        </w:rPr>
         <w:t>"अनन्त महिमा के साथ"</w:t>
       </w:r>
     </w:p>
@@ -14230,6 +16435,21 @@
           <w:b/>
           <w:lang w:val="hi_IN" w:bidi="hi_IN"/>
         </w:rPr>
+        <w:t>μετὰ δόξης αἰωνίου</w:t>
+      </w:r>
+    </w:p>
+    <w:p>
+      <w:pPr/>
+      <w:r>
+        <w:rPr>
+          <w:lang w:val="hi_IN" w:bidi="hi_IN"/>
+        </w:rPr>
+      </w:r>
+      <w:r>
+        <w:rPr>
+          <w:b/>
+          <w:lang w:val="hi_IN" w:bidi="hi_IN"/>
+        </w:rPr>
         <w:t>"अनन्त महिमा के साथ"</w:t>
       </w:r>
     </w:p>
@@ -14318,6 +16538,21 @@
         <w:rPr>
           <w:lang w:val="hi_IN" w:bidi="hi_IN"/>
         </w:rPr>
+      </w:r>
+    </w:p>
+    <w:p>
+      <w:pPr/>
+      <w:r>
+        <w:rPr>
+          <w:lang w:val="hi_IN" w:bidi="hi_IN"/>
+        </w:rPr>
+      </w:r>
+      <w:r>
+        <w:rPr>
+          <w:b/>
+          <w:lang w:val="hi_IN" w:bidi="hi_IN"/>
+        </w:rPr>
+        <w:t>πιστὸς ὁ λόγος</w:t>
       </w:r>
     </w:p>
     <w:p>
@@ -14426,6 +16661,21 @@
           <w:b/>
           <w:lang w:val="hi_IN" w:bidi="hi_IN"/>
         </w:rPr>
+        <w:t>γὰρ</w:t>
+      </w:r>
+    </w:p>
+    <w:p>
+      <w:pPr/>
+      <w:r>
+        <w:rPr>
+          <w:lang w:val="hi_IN" w:bidi="hi_IN"/>
+        </w:rPr>
+      </w:r>
+      <w:r>
+        <w:rPr>
+          <w:b/>
+          <w:lang w:val="hi_IN" w:bidi="hi_IN"/>
+        </w:rPr>
         <w:t>""</w:t>
       </w:r>
     </w:p>
@@ -14545,6 +16795,21 @@
           <w:b/>
           <w:lang w:val="hi_IN" w:bidi="hi_IN"/>
         </w:rPr>
+        <w:t>εἰ &amp; συναπεθάνομεν</w:t>
+      </w:r>
+    </w:p>
+    <w:p>
+      <w:pPr/>
+      <w:r>
+        <w:rPr>
+          <w:lang w:val="hi_IN" w:bidi="hi_IN"/>
+        </w:rPr>
+      </w:r>
+      <w:r>
+        <w:rPr>
+          <w:b/>
+          <w:lang w:val="hi_IN" w:bidi="hi_IN"/>
+        </w:rPr>
         <w:t>"यदि हम उसके साथ मर गए हैं"</w:t>
       </w:r>
     </w:p>
@@ -14644,6 +16909,21 @@
           <w:b/>
           <w:lang w:val="hi_IN" w:bidi="hi_IN"/>
         </w:rPr>
+        <w:t>συναπεθάνομεν</w:t>
+      </w:r>
+    </w:p>
+    <w:p>
+      <w:pPr/>
+      <w:r>
+        <w:rPr>
+          <w:lang w:val="hi_IN" w:bidi="hi_IN"/>
+        </w:rPr>
+      </w:r>
+      <w:r>
+        <w:rPr>
+          <w:b/>
+          <w:lang w:val="hi_IN" w:bidi="hi_IN"/>
+        </w:rPr>
         <w:t>"साथ मर गए"</w:t>
       </w:r>
     </w:p>
@@ -14707,6 +16987,21 @@
           <w:b/>
           <w:lang w:val="hi_IN" w:bidi="hi_IN"/>
         </w:rPr>
+        <w:t>καὶ συνζήσομεν</w:t>
+      </w:r>
+    </w:p>
+    <w:p>
+      <w:pPr/>
+      <w:r>
+        <w:rPr>
+          <w:lang w:val="hi_IN" w:bidi="hi_IN"/>
+        </w:rPr>
+      </w:r>
+      <w:r>
+        <w:rPr>
+          <w:b/>
+          <w:lang w:val="hi_IN" w:bidi="hi_IN"/>
+        </w:rPr>
         <w:t>"तो उसके साथ जीएँगे भी"</w:t>
       </w:r>
     </w:p>
@@ -14795,6 +17090,21 @@
         <w:rPr>
           <w:lang w:val="hi_IN" w:bidi="hi_IN"/>
         </w:rPr>
+      </w:r>
+    </w:p>
+    <w:p>
+      <w:pPr/>
+      <w:r>
+        <w:rPr>
+          <w:lang w:val="hi_IN" w:bidi="hi_IN"/>
+        </w:rPr>
+      </w:r>
+      <w:r>
+        <w:rPr>
+          <w:b/>
+          <w:lang w:val="hi_IN" w:bidi="hi_IN"/>
+        </w:rPr>
+        <w:t>εἰ γὰρ συναπεθάνομεν, καὶ συνζήσομεν &amp; εἰ ὑπομένομεν, καὶ συνβασιλεύσομεν; εἰ ἀρνησόμεθα, κἀκεῖνος ἀρνήσεται ἡμᾶς &amp; εἰ ἀπιστοῦμεν, ἐκεῖνος πιστὸς μένει; ἀρνήσασθαι γὰρ ἑαυτὸν οὐ δύναται</w:t>
       </w:r>
     </w:p>
     <w:p>
@@ -14928,6 +17238,21 @@
           <w:b/>
           <w:lang w:val="hi_IN" w:bidi="hi_IN"/>
         </w:rPr>
+        <w:t>ὑπομένομεν</w:t>
+      </w:r>
+    </w:p>
+    <w:p>
+      <w:pPr/>
+      <w:r>
+        <w:rPr>
+          <w:lang w:val="hi_IN" w:bidi="hi_IN"/>
+        </w:rPr>
+      </w:r>
+      <w:r>
+        <w:rPr>
+          <w:b/>
+          <w:lang w:val="hi_IN" w:bidi="hi_IN"/>
+        </w:rPr>
         <w:t xml:space="preserve">"हम </w:t>
       </w:r>
       <w:r>
@@ -15070,6 +17395,21 @@
           <w:b/>
           <w:lang w:val="hi_IN" w:bidi="hi_IN"/>
         </w:rPr>
+        <w:t>ἀρνησόμεθα</w:t>
+      </w:r>
+    </w:p>
+    <w:p>
+      <w:pPr/>
+      <w:r>
+        <w:rPr>
+          <w:lang w:val="hi_IN" w:bidi="hi_IN"/>
+        </w:rPr>
+      </w:r>
+      <w:r>
+        <w:rPr>
+          <w:b/>
+          <w:lang w:val="hi_IN" w:bidi="hi_IN"/>
+        </w:rPr>
         <w:t>"यदि उसका इन्कार करेंगे"</w:t>
       </w:r>
     </w:p>
@@ -15159,6 +17499,21 @@
           <w:b/>
           <w:lang w:val="hi_IN" w:bidi="hi_IN"/>
         </w:rPr>
+        <w:t>κἀκεῖνος ἀρνήσεται ἡμᾶς</w:t>
+      </w:r>
+    </w:p>
+    <w:p>
+      <w:pPr/>
+      <w:r>
+        <w:rPr>
+          <w:lang w:val="hi_IN" w:bidi="hi_IN"/>
+        </w:rPr>
+      </w:r>
+      <w:r>
+        <w:rPr>
+          <w:b/>
+          <w:lang w:val="hi_IN" w:bidi="hi_IN"/>
+        </w:rPr>
         <w:t>"वह हमारा इन्कार करेगा"</w:t>
       </w:r>
     </w:p>
@@ -15235,6 +17590,21 @@
           <w:b/>
           <w:lang w:val="hi_IN" w:bidi="hi_IN"/>
         </w:rPr>
+        <w:t>ἀπιστοῦμεν</w:t>
+      </w:r>
+    </w:p>
+    <w:p>
+      <w:pPr/>
+      <w:r>
+        <w:rPr>
+          <w:lang w:val="hi_IN" w:bidi="hi_IN"/>
+        </w:rPr>
+      </w:r>
+      <w:r>
+        <w:rPr>
+          <w:b/>
+          <w:lang w:val="hi_IN" w:bidi="hi_IN"/>
+        </w:rPr>
         <w:t>"यदि हम विश्वासघाती भी हों"</w:t>
       </w:r>
     </w:p>
@@ -15311,6 +17681,21 @@
           <w:b/>
           <w:lang w:val="hi_IN" w:bidi="hi_IN"/>
         </w:rPr>
+        <w:t>ἐκεῖνος πιστὸς μένει</w:t>
+      </w:r>
+    </w:p>
+    <w:p>
+      <w:pPr/>
+      <w:r>
+        <w:rPr>
+          <w:lang w:val="hi_IN" w:bidi="hi_IN"/>
+        </w:rPr>
+      </w:r>
+      <w:r>
+        <w:rPr>
+          <w:b/>
+          <w:lang w:val="hi_IN" w:bidi="hi_IN"/>
+        </w:rPr>
         <w:t>"विश्वासयोग्य बना रहता है"</w:t>
       </w:r>
     </w:p>
@@ -15394,6 +17779,21 @@
           <w:b/>
           <w:lang w:val="hi_IN" w:bidi="hi_IN"/>
         </w:rPr>
+        <w:t>ἀρνήσασθαι &amp; ἑαυτὸν οὐ δύναται</w:t>
+      </w:r>
+    </w:p>
+    <w:p>
+      <w:pPr/>
+      <w:r>
+        <w:rPr>
+          <w:lang w:val="hi_IN" w:bidi="hi_IN"/>
+        </w:rPr>
+      </w:r>
+      <w:r>
+        <w:rPr>
+          <w:b/>
+          <w:lang w:val="hi_IN" w:bidi="hi_IN"/>
+        </w:rPr>
         <w:t>""</w:t>
       </w:r>
     </w:p>
@@ -15470,6 +17870,21 @@
           <w:b/>
           <w:lang w:val="hi_IN" w:bidi="hi_IN"/>
         </w:rPr>
+        <w:t>ὑπομίμνῃσκε</w:t>
+      </w:r>
+    </w:p>
+    <w:p>
+      <w:pPr/>
+      <w:r>
+        <w:rPr>
+          <w:lang w:val="hi_IN" w:bidi="hi_IN"/>
+        </w:rPr>
+      </w:r>
+      <w:r>
+        <w:rPr>
+          <w:b/>
+          <w:lang w:val="hi_IN" w:bidi="hi_IN"/>
+        </w:rPr>
         <w:t>""</w:t>
       </w:r>
     </w:p>
@@ -15532,6 +17947,21 @@
         <w:rPr>
           <w:lang w:val="hi_IN" w:bidi="hi_IN"/>
         </w:rPr>
+      </w:r>
+    </w:p>
+    <w:p>
+      <w:pPr/>
+      <w:r>
+        <w:rPr>
+          <w:lang w:val="hi_IN" w:bidi="hi_IN"/>
+        </w:rPr>
+      </w:r>
+      <w:r>
+        <w:rPr>
+          <w:b/>
+          <w:lang w:val="hi_IN" w:bidi="hi_IN"/>
+        </w:rPr>
+        <w:t>ταῦτα</w:t>
       </w:r>
     </w:p>
     <w:p>
@@ -15782,6 +18212,21 @@
           <w:b/>
           <w:lang w:val="hi_IN" w:bidi="hi_IN"/>
         </w:rPr>
+        <w:t>τοῦ Θεοῦ</w:t>
+      </w:r>
+    </w:p>
+    <w:p>
+      <w:pPr/>
+      <w:r>
+        <w:rPr>
+          <w:lang w:val="hi_IN" w:bidi="hi_IN"/>
+        </w:rPr>
+      </w:r>
+      <w:r>
+        <w:rPr>
+          <w:b/>
+          <w:lang w:val="hi_IN" w:bidi="hi_IN"/>
+        </w:rPr>
         <w:t>"और प्रभु के सामने"</w:t>
       </w:r>
     </w:p>
@@ -15865,6 +18310,21 @@
           <w:b/>
           <w:lang w:val="hi_IN" w:bidi="hi_IN"/>
         </w:rPr>
+        <w:t>μὴ λογομαχεῖν</w:t>
+      </w:r>
+    </w:p>
+    <w:p>
+      <w:pPr/>
+      <w:r>
+        <w:rPr>
+          <w:lang w:val="hi_IN" w:bidi="hi_IN"/>
+        </w:rPr>
+      </w:r>
+      <w:r>
+        <w:rPr>
+          <w:b/>
+          <w:lang w:val="hi_IN" w:bidi="hi_IN"/>
+        </w:rPr>
         <w:t>""</w:t>
       </w:r>
     </w:p>
@@ -15941,6 +18401,21 @@
           <w:b/>
           <w:lang w:val="hi_IN" w:bidi="hi_IN"/>
         </w:rPr>
+        <w:t>ἐπὶ καταστροφῇ τῶν ἀκουόντων</w:t>
+      </w:r>
+    </w:p>
+    <w:p>
+      <w:pPr/>
+      <w:r>
+        <w:rPr>
+          <w:lang w:val="hi_IN" w:bidi="hi_IN"/>
+        </w:rPr>
+      </w:r>
+      <w:r>
+        <w:rPr>
+          <w:b/>
+          <w:lang w:val="hi_IN" w:bidi="hi_IN"/>
+        </w:rPr>
         <w:t>"वरन् सुननेवाले बिगड़ जाते हैं"</w:t>
       </w:r>
     </w:p>
@@ -16037,6 +18512,21 @@
           <w:b/>
           <w:lang w:val="hi_IN" w:bidi="hi_IN"/>
         </w:rPr>
+        <w:t>ἐπὶ καταστροφῇ τῶν ἀκουόντων</w:t>
+      </w:r>
+    </w:p>
+    <w:p>
+      <w:pPr/>
+      <w:r>
+        <w:rPr>
+          <w:lang w:val="hi_IN" w:bidi="hi_IN"/>
+        </w:rPr>
+      </w:r>
+      <w:r>
+        <w:rPr>
+          <w:b/>
+          <w:lang w:val="hi_IN" w:bidi="hi_IN"/>
+        </w:rPr>
         <w:t>"वरन् सुननेवाले बिगड़ जाते हैं"</w:t>
       </w:r>
     </w:p>
@@ -16133,6 +18623,21 @@
           <w:b/>
           <w:lang w:val="hi_IN" w:bidi="hi_IN"/>
         </w:rPr>
+        <w:t>σπούδασον σεαυτὸν, δόκιμον παραστῆσαι τῷ Θεῷ</w:t>
+      </w:r>
+    </w:p>
+    <w:p>
+      <w:pPr/>
+      <w:r>
+        <w:rPr>
+          <w:lang w:val="hi_IN" w:bidi="hi_IN"/>
+        </w:rPr>
+      </w:r>
+      <w:r>
+        <w:rPr>
+          <w:b/>
+          <w:lang w:val="hi_IN" w:bidi="hi_IN"/>
+        </w:rPr>
         <w:t>""</w:t>
       </w:r>
     </w:p>
@@ -16196,6 +18701,21 @@
           <w:b/>
           <w:lang w:val="hi_IN" w:bidi="hi_IN"/>
         </w:rPr>
+        <w:t>ἐργάτην</w:t>
+      </w:r>
+    </w:p>
+    <w:p>
+      <w:pPr/>
+      <w:r>
+        <w:rPr>
+          <w:lang w:val="hi_IN" w:bidi="hi_IN"/>
+        </w:rPr>
+      </w:r>
+      <w:r>
+        <w:rPr>
+          <w:b/>
+          <w:lang w:val="hi_IN" w:bidi="hi_IN"/>
+        </w:rPr>
         <w:t>"और ऐसा काम करनेवाला"</w:t>
       </w:r>
     </w:p>
@@ -16279,6 +18799,21 @@
           <w:b/>
           <w:lang w:val="hi_IN" w:bidi="hi_IN"/>
         </w:rPr>
+        <w:t>ἀνεπαίσχυντον</w:t>
+      </w:r>
+    </w:p>
+    <w:p>
+      <w:pPr/>
+      <w:r>
+        <w:rPr>
+          <w:lang w:val="hi_IN" w:bidi="hi_IN"/>
+        </w:rPr>
+      </w:r>
+      <w:r>
+        <w:rPr>
+          <w:b/>
+          <w:lang w:val="hi_IN" w:bidi="hi_IN"/>
+        </w:rPr>
         <w:t>"जो लज्जित होने न पाए"</w:t>
       </w:r>
     </w:p>
@@ -16348,6 +18883,21 @@
         <w:rPr>
           <w:lang w:val="hi_IN" w:bidi="hi_IN"/>
         </w:rPr>
+      </w:r>
+    </w:p>
+    <w:p>
+      <w:pPr/>
+      <w:r>
+        <w:rPr>
+          <w:lang w:val="hi_IN" w:bidi="hi_IN"/>
+        </w:rPr>
+      </w:r>
+      <w:r>
+        <w:rPr>
+          <w:b/>
+          <w:lang w:val="hi_IN" w:bidi="hi_IN"/>
+        </w:rPr>
+        <w:t>ὀρθοτομοῦντα τὸν λόγον τῆς ἀληθείας</w:t>
       </w:r>
     </w:p>
     <w:p>
@@ -16487,6 +19037,21 @@
           <w:b/>
           <w:lang w:val="hi_IN" w:bidi="hi_IN"/>
         </w:rPr>
+        <w:t>τὸν λόγον τῆς ἀληθείας</w:t>
+      </w:r>
+    </w:p>
+    <w:p>
+      <w:pPr/>
+      <w:r>
+        <w:rPr>
+          <w:lang w:val="hi_IN" w:bidi="hi_IN"/>
+        </w:rPr>
+      </w:r>
+      <w:r>
+        <w:rPr>
+          <w:b/>
+          <w:lang w:val="hi_IN" w:bidi="hi_IN"/>
+        </w:rPr>
         <w:t>"सत्य के वचन"</w:t>
       </w:r>
     </w:p>
@@ -16591,6 +19156,21 @@
           <w:b/>
           <w:lang w:val="hi_IN" w:bidi="hi_IN"/>
         </w:rPr>
+        <w:t>τὸν λόγον τῆς ἀληθείας</w:t>
+      </w:r>
+    </w:p>
+    <w:p>
+      <w:pPr/>
+      <w:r>
+        <w:rPr>
+          <w:lang w:val="hi_IN" w:bidi="hi_IN"/>
+        </w:rPr>
+      </w:r>
+      <w:r>
+        <w:rPr>
+          <w:b/>
+          <w:lang w:val="hi_IN" w:bidi="hi_IN"/>
+        </w:rPr>
         <w:t>"जो सत्य के"</w:t>
       </w:r>
       <w:r>
@@ -16700,6 +19280,21 @@
           <w:b/>
           <w:lang w:val="hi_IN" w:bidi="hi_IN"/>
         </w:rPr>
+        <w:t>τὸν λόγον</w:t>
+      </w:r>
+    </w:p>
+    <w:p>
+      <w:pPr/>
+      <w:r>
+        <w:rPr>
+          <w:lang w:val="hi_IN" w:bidi="hi_IN"/>
+        </w:rPr>
+      </w:r>
+      <w:r>
+        <w:rPr>
+          <w:b/>
+          <w:lang w:val="hi_IN" w:bidi="hi_IN"/>
+        </w:rPr>
         <w:t>"जो सत्य के"</w:t>
       </w:r>
       <w:r>
@@ -16795,6 +19390,21 @@
         <w:rPr>
           <w:lang w:val="hi_IN" w:bidi="hi_IN"/>
         </w:rPr>
+      </w:r>
+    </w:p>
+    <w:p>
+      <w:pPr/>
+      <w:r>
+        <w:rPr>
+          <w:lang w:val="hi_IN" w:bidi="hi_IN"/>
+        </w:rPr>
+      </w:r>
+      <w:r>
+        <w:rPr>
+          <w:b/>
+          <w:lang w:val="hi_IN" w:bidi="hi_IN"/>
+        </w:rPr>
+        <w:t>δὲ</w:t>
       </w:r>
     </w:p>
     <w:p>
@@ -16957,6 +19567,21 @@
           <w:b/>
           <w:lang w:val="hi_IN" w:bidi="hi_IN"/>
         </w:rPr>
+        <w:t>τὰς &amp; βεβήλους κενοφωνίας</w:t>
+      </w:r>
+    </w:p>
+    <w:p>
+      <w:pPr/>
+      <w:r>
+        <w:rPr>
+          <w:lang w:val="hi_IN" w:bidi="hi_IN"/>
+        </w:rPr>
+      </w:r>
+      <w:r>
+        <w:rPr>
+          <w:b/>
+          <w:lang w:val="hi_IN" w:bidi="hi_IN"/>
+        </w:rPr>
         <w:t>"अशुद्ध बकवाद"</w:t>
       </w:r>
     </w:p>
@@ -17047,6 +19672,21 @@
         <w:rPr>
           <w:lang w:val="hi_IN" w:bidi="hi_IN"/>
         </w:rPr>
+      </w:r>
+    </w:p>
+    <w:p>
+      <w:pPr/>
+      <w:r>
+        <w:rPr>
+          <w:lang w:val="hi_IN" w:bidi="hi_IN"/>
+        </w:rPr>
+      </w:r>
+      <w:r>
+        <w:rPr>
+          <w:b/>
+          <w:lang w:val="hi_IN" w:bidi="hi_IN"/>
+        </w:rPr>
+        <w:t>προκόψουσιν</w:t>
       </w:r>
     </w:p>
     <w:p>
@@ -17246,6 +19886,21 @@
           <w:b/>
           <w:lang w:val="hi_IN" w:bidi="hi_IN"/>
         </w:rPr>
+        <w:t>ἐπὶ πλεῖον &amp; προκόψουσιν ἀσεβείας</w:t>
+      </w:r>
+    </w:p>
+    <w:p>
+      <w:pPr/>
+      <w:r>
+        <w:rPr>
+          <w:lang w:val="hi_IN" w:bidi="hi_IN"/>
+        </w:rPr>
+      </w:r>
+      <w:r>
+        <w:rPr>
+          <w:b/>
+          <w:lang w:val="hi_IN" w:bidi="hi_IN"/>
+        </w:rPr>
         <w:t>""</w:t>
       </w:r>
     </w:p>
@@ -17329,6 +19984,21 @@
           <w:b/>
           <w:lang w:val="hi_IN" w:bidi="hi_IN"/>
         </w:rPr>
+        <w:t>ἀσεβείας</w:t>
+      </w:r>
+    </w:p>
+    <w:p>
+      <w:pPr/>
+      <w:r>
+        <w:rPr>
+          <w:lang w:val="hi_IN" w:bidi="hi_IN"/>
+        </w:rPr>
+      </w:r>
+      <w:r>
+        <w:rPr>
+          <w:b/>
+          <w:lang w:val="hi_IN" w:bidi="hi_IN"/>
+        </w:rPr>
         <w:t>"अभक्ति में"</w:t>
       </w:r>
     </w:p>
@@ -17425,6 +20095,21 @@
           <w:b/>
           <w:lang w:val="hi_IN" w:bidi="hi_IN"/>
         </w:rPr>
+        <w:t>ὁ λόγος αὐτῶν</w:t>
+      </w:r>
+    </w:p>
+    <w:p>
+      <w:pPr/>
+      <w:r>
+        <w:rPr>
+          <w:lang w:val="hi_IN" w:bidi="hi_IN"/>
+        </w:rPr>
+      </w:r>
+      <w:r>
+        <w:rPr>
+          <w:b/>
+          <w:lang w:val="hi_IN" w:bidi="hi_IN"/>
+        </w:rPr>
         <w:t>"उनका वचन"</w:t>
       </w:r>
     </w:p>
@@ -17521,6 +20206,21 @@
           <w:b/>
           <w:lang w:val="hi_IN" w:bidi="hi_IN"/>
         </w:rPr>
+        <w:t>ὡς γάγγραινα νομὴν ἕξει</w:t>
+      </w:r>
+    </w:p>
+    <w:p>
+      <w:pPr/>
+      <w:r>
+        <w:rPr>
+          <w:lang w:val="hi_IN" w:bidi="hi_IN"/>
+        </w:rPr>
+      </w:r>
+      <w:r>
+        <w:rPr>
+          <w:b/>
+          <w:lang w:val="hi_IN" w:bidi="hi_IN"/>
+        </w:rPr>
         <w:t>""</w:t>
       </w:r>
     </w:p>
@@ -17604,6 +20304,21 @@
           <w:b/>
           <w:lang w:val="hi_IN" w:bidi="hi_IN"/>
         </w:rPr>
+        <w:t>γάγγραινα</w:t>
+      </w:r>
+    </w:p>
+    <w:p>
+      <w:pPr/>
+      <w:r>
+        <w:rPr>
+          <w:lang w:val="hi_IN" w:bidi="hi_IN"/>
+        </w:rPr>
+      </w:r>
+      <w:r>
+        <w:rPr>
+          <w:b/>
+          <w:lang w:val="hi_IN" w:bidi="hi_IN"/>
+        </w:rPr>
         <w:t>"की तरह"</w:t>
       </w:r>
     </w:p>
@@ -17700,6 +20415,21 @@
           <w:b/>
           <w:lang w:val="hi_IN" w:bidi="hi_IN"/>
         </w:rPr>
+        <w:t>Ὑμέναιος, καὶ Φίλητος</w:t>
+      </w:r>
+    </w:p>
+    <w:p>
+      <w:pPr/>
+      <w:r>
+        <w:rPr>
+          <w:lang w:val="hi_IN" w:bidi="hi_IN"/>
+        </w:rPr>
+      </w:r>
+      <w:r>
+        <w:rPr>
+          <w:b/>
+          <w:lang w:val="hi_IN" w:bidi="hi_IN"/>
+        </w:rPr>
         <w:t>"हुमिनयुस और फिलेतुस"</w:t>
       </w:r>
     </w:p>
@@ -17783,6 +20513,21 @@
           <w:b/>
           <w:lang w:val="hi_IN" w:bidi="hi_IN"/>
         </w:rPr>
+        <w:t>περὶ τὴν ἀλήθειαν ἠστόχησαν</w:t>
+      </w:r>
+    </w:p>
+    <w:p>
+      <w:pPr/>
+      <w:r>
+        <w:rPr>
+          <w:lang w:val="hi_IN" w:bidi="hi_IN"/>
+        </w:rPr>
+      </w:r>
+      <w:r>
+        <w:rPr>
+          <w:b/>
+          <w:lang w:val="hi_IN" w:bidi="hi_IN"/>
+        </w:rPr>
         <w:t>""</w:t>
       </w:r>
     </w:p>
@@ -17879,6 +20624,21 @@
           <w:b/>
           <w:lang w:val="hi_IN" w:bidi="hi_IN"/>
         </w:rPr>
+        <w:t>περὶ τὴν ἀλήθειαν</w:t>
+      </w:r>
+    </w:p>
+    <w:p>
+      <w:pPr/>
+      <w:r>
+        <w:rPr>
+          <w:lang w:val="hi_IN" w:bidi="hi_IN"/>
+        </w:rPr>
+      </w:r>
+      <w:r>
+        <w:rPr>
+          <w:b/>
+          <w:lang w:val="hi_IN" w:bidi="hi_IN"/>
+        </w:rPr>
         <w:t>"जो"</w:t>
       </w:r>
       <w:r>
@@ -17988,6 +20748,21 @@
           <w:b/>
           <w:lang w:val="hi_IN" w:bidi="hi_IN"/>
         </w:rPr>
+        <w:t>ἀνάστασιν ἤδη γεγονέναι</w:t>
+      </w:r>
+    </w:p>
+    <w:p>
+      <w:pPr/>
+      <w:r>
+        <w:rPr>
+          <w:lang w:val="hi_IN" w:bidi="hi_IN"/>
+        </w:rPr>
+      </w:r>
+      <w:r>
+        <w:rPr>
+          <w:b/>
+          <w:lang w:val="hi_IN" w:bidi="hi_IN"/>
+        </w:rPr>
         <w:t>"पुनरुत्थान हो चुका है"</w:t>
       </w:r>
     </w:p>
@@ -18064,6 +20839,21 @@
           <w:b/>
           <w:lang w:val="hi_IN" w:bidi="hi_IN"/>
         </w:rPr>
+        <w:t>ἀνατρέπουσιν τήν τινων πίστιν</w:t>
+      </w:r>
+    </w:p>
+    <w:p>
+      <w:pPr/>
+      <w:r>
+        <w:rPr>
+          <w:lang w:val="hi_IN" w:bidi="hi_IN"/>
+        </w:rPr>
+      </w:r>
+      <w:r>
+        <w:rPr>
+          <w:b/>
+          <w:lang w:val="hi_IN" w:bidi="hi_IN"/>
+        </w:rPr>
         <w:t>""</w:t>
       </w:r>
     </w:p>
@@ -18140,6 +20930,21 @@
           <w:b/>
           <w:lang w:val="hi_IN" w:bidi="hi_IN"/>
         </w:rPr>
+        <w:t>τήν τινων πίστιν</w:t>
+      </w:r>
+    </w:p>
+    <w:p>
+      <w:pPr/>
+      <w:r>
+        <w:rPr>
+          <w:lang w:val="hi_IN" w:bidi="hi_IN"/>
+        </w:rPr>
+      </w:r>
+      <w:r>
+        <w:rPr>
+          <w:b/>
+          <w:lang w:val="hi_IN" w:bidi="hi_IN"/>
+        </w:rPr>
         <w:t>"कितनों के विश्वास"</w:t>
       </w:r>
     </w:p>
@@ -18244,6 +21049,21 @@
           <w:b/>
           <w:lang w:val="hi_IN" w:bidi="hi_IN"/>
         </w:rPr>
+        <w:t>ὁ &amp; στερεὸς θεμέλιος τοῦ Θεοῦ ἕστηκεν</w:t>
+      </w:r>
+    </w:p>
+    <w:p>
+      <w:pPr/>
+      <w:r>
+        <w:rPr>
+          <w:lang w:val="hi_IN" w:bidi="hi_IN"/>
+        </w:rPr>
+      </w:r>
+      <w:r>
+        <w:rPr>
+          <w:b/>
+          <w:lang w:val="hi_IN" w:bidi="hi_IN"/>
+        </w:rPr>
         <w:t>"परमेश्वर पक्की नींव बनी रहती है"</w:t>
       </w:r>
     </w:p>
@@ -18327,6 +21147,21 @@
           <w:b/>
           <w:lang w:val="hi_IN" w:bidi="hi_IN"/>
         </w:rPr>
+        <w:t>ἔχων τὴν σφραγῖδα ταύτην</w:t>
+      </w:r>
+    </w:p>
+    <w:p>
+      <w:pPr/>
+      <w:r>
+        <w:rPr>
+          <w:lang w:val="hi_IN" w:bidi="hi_IN"/>
+        </w:rPr>
+      </w:r>
+      <w:r>
+        <w:rPr>
+          <w:b/>
+          <w:lang w:val="hi_IN" w:bidi="hi_IN"/>
+        </w:rPr>
         <w:t>"उस पर यह छाप लगी है"</w:t>
       </w:r>
     </w:p>
@@ -18423,6 +21258,21 @@
           <w:b/>
           <w:lang w:val="hi_IN" w:bidi="hi_IN"/>
         </w:rPr>
+        <w:t>ἔγνω Κύριος τοὺς ὄντας αὐτοῦ, καί, ἀποστήτω ἀπὸ ἀδικίας πᾶς ὁ ὀνομάζων τὸ ὄνομα Κυρίου</w:t>
+      </w:r>
+    </w:p>
+    <w:p>
+      <w:pPr/>
+      <w:r>
+        <w:rPr>
+          <w:lang w:val="hi_IN" w:bidi="hi_IN"/>
+        </w:rPr>
+      </w:r>
+      <w:r>
+        <w:rPr>
+          <w:b/>
+          <w:lang w:val="hi_IN" w:bidi="hi_IN"/>
+        </w:rPr>
         <w:t>"उस पर यह छाप लगी है"</w:t>
       </w:r>
     </w:p>
@@ -18506,6 +21356,21 @@
           <w:b/>
           <w:lang w:val="hi_IN" w:bidi="hi_IN"/>
         </w:rPr>
+        <w:t>Κύριος &amp; Κυρίου</w:t>
+      </w:r>
+    </w:p>
+    <w:p>
+      <w:pPr/>
+      <w:r>
+        <w:rPr>
+          <w:lang w:val="hi_IN" w:bidi="hi_IN"/>
+        </w:rPr>
+      </w:r>
+      <w:r>
+        <w:rPr>
+          <w:b/>
+          <w:lang w:val="hi_IN" w:bidi="hi_IN"/>
+        </w:rPr>
         <w:t>"प्रभु"</w:t>
       </w:r>
       <w:r>
@@ -18615,6 +21480,21 @@
           <w:b/>
           <w:lang w:val="hi_IN" w:bidi="hi_IN"/>
         </w:rPr>
+        <w:t>ἔγνω</w:t>
+      </w:r>
+    </w:p>
+    <w:p>
+      <w:pPr/>
+      <w:r>
+        <w:rPr>
+          <w:lang w:val="hi_IN" w:bidi="hi_IN"/>
+        </w:rPr>
+      </w:r>
+      <w:r>
+        <w:rPr>
+          <w:b/>
+          <w:lang w:val="hi_IN" w:bidi="hi_IN"/>
+        </w:rPr>
         <w:t>"पहचानता है"</w:t>
       </w:r>
     </w:p>
@@ -18706,6 +21586,21 @@
           <w:b/>
           <w:lang w:val="hi_IN" w:bidi="hi_IN"/>
         </w:rPr>
+        <w:t>ἀποστήτω ἀπὸ &amp; πᾶς ὁ ὀνομάζων τὸ ὄνομα Κυρίου</w:t>
+      </w:r>
+    </w:p>
+    <w:p>
+      <w:pPr/>
+      <w:r>
+        <w:rPr>
+          <w:lang w:val="hi_IN" w:bidi="hi_IN"/>
+        </w:rPr>
+      </w:r>
+      <w:r>
+        <w:rPr>
+          <w:b/>
+          <w:lang w:val="hi_IN" w:bidi="hi_IN"/>
+        </w:rPr>
         <w:t>"जो कोई प्रभु का नाम लेता है, वह ... बचा रहे"</w:t>
       </w:r>
     </w:p>
@@ -18823,6 +21718,21 @@
           <w:b/>
           <w:lang w:val="hi_IN" w:bidi="hi_IN"/>
         </w:rPr>
+        <w:t>ἀποστήτω &amp; πᾶς ὁ ὀνομάζων τὸ ὄνομα Κυρίου</w:t>
+      </w:r>
+    </w:p>
+    <w:p>
+      <w:pPr/>
+      <w:r>
+        <w:rPr>
+          <w:lang w:val="hi_IN" w:bidi="hi_IN"/>
+        </w:rPr>
+      </w:r>
+      <w:r>
+        <w:rPr>
+          <w:b/>
+          <w:lang w:val="hi_IN" w:bidi="hi_IN"/>
+        </w:rPr>
         <w:t>"जो कोई प्रभु का नाम लेता है, वह ... बचा रहे"</w:t>
       </w:r>
     </w:p>
@@ -18914,6 +21824,21 @@
           <w:b/>
           <w:lang w:val="hi_IN" w:bidi="hi_IN"/>
         </w:rPr>
+        <w:t>ὁ ὀνομάζων τὸ ὄνομα Κυρίου</w:t>
+      </w:r>
+    </w:p>
+    <w:p>
+      <w:pPr/>
+      <w:r>
+        <w:rPr>
+          <w:lang w:val="hi_IN" w:bidi="hi_IN"/>
+        </w:rPr>
+      </w:r>
+      <w:r>
+        <w:rPr>
+          <w:b/>
+          <w:lang w:val="hi_IN" w:bidi="hi_IN"/>
+        </w:rPr>
         <w:t>"जो कोई प्रभु का नाम लेता है"</w:t>
       </w:r>
     </w:p>
@@ -19010,6 +21935,21 @@
           <w:b/>
           <w:lang w:val="hi_IN" w:bidi="hi_IN"/>
         </w:rPr>
+        <w:t>ἀπὸ ἀδικίας</w:t>
+      </w:r>
+    </w:p>
+    <w:p>
+      <w:pPr/>
+      <w:r>
+        <w:rPr>
+          <w:lang w:val="hi_IN" w:bidi="hi_IN"/>
+        </w:rPr>
+      </w:r>
+      <w:r>
+        <w:rPr>
+          <w:b/>
+          <w:lang w:val="hi_IN" w:bidi="hi_IN"/>
+        </w:rPr>
         <w:t>""</w:t>
       </w:r>
     </w:p>
@@ -19093,6 +22033,21 @@
           <w:b/>
           <w:lang w:val="hi_IN" w:bidi="hi_IN"/>
         </w:rPr>
+        <w:t>δὲ</w:t>
+      </w:r>
+    </w:p>
+    <w:p>
+      <w:pPr/>
+      <w:r>
+        <w:rPr>
+          <w:lang w:val="hi_IN" w:bidi="hi_IN"/>
+        </w:rPr>
+      </w:r>
+      <w:r>
+        <w:rPr>
+          <w:b/>
+          <w:lang w:val="hi_IN" w:bidi="hi_IN"/>
+        </w:rPr>
         <w:t>"(अब) बड़े घर में"</w:t>
       </w:r>
     </w:p>
@@ -19202,6 +22157,21 @@
           <w:b/>
           <w:lang w:val="hi_IN" w:bidi="hi_IN"/>
         </w:rPr>
+        <w:t>ἐν μεγάλῃ &amp; οἰκίᾳ, οὐκ ἔστιν μόνον σκεύη χρυσᾶ καὶ ἀργυρᾶ, ἀλλὰ καὶ ξύλινα καὶ ὀστράκινα; καὶ ἃ μὲν εἰς τιμὴν, ἃ δὲ εἰς ἀτιμίαν</w:t>
+      </w:r>
+    </w:p>
+    <w:p>
+      <w:pPr/>
+      <w:r>
+        <w:rPr>
+          <w:lang w:val="hi_IN" w:bidi="hi_IN"/>
+        </w:rPr>
+      </w:r>
+      <w:r>
+        <w:rPr>
+          <w:b/>
+          <w:lang w:val="hi_IN" w:bidi="hi_IN"/>
+        </w:rPr>
         <w:t>"बड़े घर में न केवल ही के, पर काठ और मिट्टी के बर्तन भी होते हैं"</w:t>
       </w:r>
     </w:p>
@@ -19285,6 +22255,21 @@
           <w:b/>
           <w:lang w:val="hi_IN" w:bidi="hi_IN"/>
         </w:rPr>
+        <w:t>σκεύη</w:t>
+      </w:r>
+    </w:p>
+    <w:p>
+      <w:pPr/>
+      <w:r>
+        <w:rPr>
+          <w:lang w:val="hi_IN" w:bidi="hi_IN"/>
+        </w:rPr>
+      </w:r>
+      <w:r>
+        <w:rPr>
+          <w:b/>
+          <w:lang w:val="hi_IN" w:bidi="hi_IN"/>
+        </w:rPr>
         <w:t>""</w:t>
       </w:r>
     </w:p>
@@ -19368,6 +22353,21 @@
           <w:b/>
           <w:lang w:val="hi_IN" w:bidi="hi_IN"/>
         </w:rPr>
+        <w:t>ἀλλὰ καὶ ξύλινα καὶ ὀστράκινα</w:t>
+      </w:r>
+    </w:p>
+    <w:p>
+      <w:pPr/>
+      <w:r>
+        <w:rPr>
+          <w:lang w:val="hi_IN" w:bidi="hi_IN"/>
+        </w:rPr>
+      </w:r>
+      <w:r>
+        <w:rPr>
+          <w:b/>
+          <w:lang w:val="hi_IN" w:bidi="hi_IN"/>
+        </w:rPr>
         <w:t>"पर काठ और मिट्टी के"</w:t>
       </w:r>
       <w:r>
@@ -19464,6 +22464,21 @@
           <w:b/>
           <w:lang w:val="hi_IN" w:bidi="hi_IN"/>
         </w:rPr>
+        <w:t>ἃ μὲν εἰς τιμὴν, ἃ δὲ εἰς ἀτιμίαν</w:t>
+      </w:r>
+    </w:p>
+    <w:p>
+      <w:pPr/>
+      <w:r>
+        <w:rPr>
+          <w:lang w:val="hi_IN" w:bidi="hi_IN"/>
+        </w:rPr>
+      </w:r>
+      <w:r>
+        <w:rPr>
+          <w:b/>
+          <w:lang w:val="hi_IN" w:bidi="hi_IN"/>
+        </w:rPr>
         <w:t>"कोई-कोई आदर, और कोई-कोई अनादर के लिये"</w:t>
       </w:r>
     </w:p>
@@ -19547,6 +22562,21 @@
           <w:b/>
           <w:lang w:val="hi_IN" w:bidi="hi_IN"/>
         </w:rPr>
+        <w:t>ἃ μὲν εἰς τιμὴν, ἃ δὲ εἰς ἀτιμίαν</w:t>
+      </w:r>
+    </w:p>
+    <w:p>
+      <w:pPr/>
+      <w:r>
+        <w:rPr>
+          <w:lang w:val="hi_IN" w:bidi="hi_IN"/>
+        </w:rPr>
+      </w:r>
+      <w:r>
+        <w:rPr>
+          <w:b/>
+          <w:lang w:val="hi_IN" w:bidi="hi_IN"/>
+        </w:rPr>
         <w:t>""</w:t>
       </w:r>
     </w:p>
@@ -19636,6 +22666,21 @@
           <w:b/>
           <w:lang w:val="hi_IN" w:bidi="hi_IN"/>
         </w:rPr>
+        <w:t>ἐὰν &amp; τις ἐκκαθάρῃ ἑαυτὸν ἀπὸ τούτων, ἔσται σκεῦος εἰς τιμήν, ἡγιασμένον εὔχρηστον τῷ Δεσπότῃ, εἰς πᾶν ἔργον ἀγαθὸν ἡτοιμασμένον</w:t>
+      </w:r>
+    </w:p>
+    <w:p>
+      <w:pPr/>
+      <w:r>
+        <w:rPr>
+          <w:lang w:val="hi_IN" w:bidi="hi_IN"/>
+        </w:rPr>
+      </w:r>
+      <w:r>
+        <w:rPr>
+          <w:b/>
+          <w:lang w:val="hi_IN" w:bidi="hi_IN"/>
+        </w:rPr>
         <w:t>""</w:t>
       </w:r>
     </w:p>
@@ -19731,6 +22776,21 @@
         <w:rPr>
           <w:lang w:val="hi_IN" w:bidi="hi_IN"/>
         </w:rPr>
+      </w:r>
+    </w:p>
+    <w:p>
+      <w:pPr/>
+      <w:r>
+        <w:rPr>
+          <w:lang w:val="hi_IN" w:bidi="hi_IN"/>
+        </w:rPr>
+      </w:r>
+      <w:r>
+        <w:rPr>
+          <w:b/>
+          <w:lang w:val="hi_IN" w:bidi="hi_IN"/>
+        </w:rPr>
+        <w:t>τούτων</w:t>
       </w:r>
     </w:p>
     <w:p>
@@ -19885,6 +22945,21 @@
           <w:b/>
           <w:lang w:val="hi_IN" w:bidi="hi_IN"/>
         </w:rPr>
+        <w:t>ἑαυτὸν &amp; ἔσται</w:t>
+      </w:r>
+    </w:p>
+    <w:p>
+      <w:pPr/>
+      <w:r>
+        <w:rPr>
+          <w:lang w:val="hi_IN" w:bidi="hi_IN"/>
+        </w:rPr>
+      </w:r>
+      <w:r>
+        <w:rPr>
+          <w:b/>
+          <w:lang w:val="hi_IN" w:bidi="hi_IN"/>
+        </w:rPr>
         <w:t>"अपने आपको"</w:t>
       </w:r>
       <w:r>
@@ -20007,6 +23082,21 @@
           <w:b/>
           <w:lang w:val="hi_IN" w:bidi="hi_IN"/>
         </w:rPr>
+        <w:t>εἰς τιμήν</w:t>
+      </w:r>
+    </w:p>
+    <w:p>
+      <w:pPr/>
+      <w:r>
+        <w:rPr>
+          <w:lang w:val="hi_IN" w:bidi="hi_IN"/>
+        </w:rPr>
+      </w:r>
+      <w:r>
+        <w:rPr>
+          <w:b/>
+          <w:lang w:val="hi_IN" w:bidi="hi_IN"/>
+        </w:rPr>
         <w:t>"इनसे"</w:t>
       </w:r>
       <w:r>
@@ -20103,6 +23193,21 @@
           <w:b/>
           <w:lang w:val="hi_IN" w:bidi="hi_IN"/>
         </w:rPr>
+        <w:t>ἡγιασμένον</w:t>
+      </w:r>
+    </w:p>
+    <w:p>
+      <w:pPr/>
+      <w:r>
+        <w:rPr>
+          <w:lang w:val="hi_IN" w:bidi="hi_IN"/>
+        </w:rPr>
+      </w:r>
+      <w:r>
+        <w:rPr>
+          <w:b/>
+          <w:lang w:val="hi_IN" w:bidi="hi_IN"/>
+        </w:rPr>
         <w:t>"पवित्र ठहरेगा"</w:t>
       </w:r>
     </w:p>
@@ -20186,6 +23291,21 @@
           <w:b/>
           <w:lang w:val="hi_IN" w:bidi="hi_IN"/>
         </w:rPr>
+        <w:t>ἡτοιμασμένον</w:t>
+      </w:r>
+    </w:p>
+    <w:p>
+      <w:pPr/>
+      <w:r>
+        <w:rPr>
+          <w:lang w:val="hi_IN" w:bidi="hi_IN"/>
+        </w:rPr>
+      </w:r>
+      <w:r>
+        <w:rPr>
+          <w:b/>
+          <w:lang w:val="hi_IN" w:bidi="hi_IN"/>
+        </w:rPr>
         <w:t>"हर भले काम के लिये तैयार होगा"</w:t>
       </w:r>
     </w:p>
@@ -20269,6 +23389,21 @@
           <w:b/>
           <w:lang w:val="hi_IN" w:bidi="hi_IN"/>
         </w:rPr>
+        <w:t>δὲ</w:t>
+      </w:r>
+    </w:p>
+    <w:p>
+      <w:pPr/>
+      <w:r>
+        <w:rPr>
+          <w:lang w:val="hi_IN" w:bidi="hi_IN"/>
+        </w:rPr>
+      </w:r>
+      <w:r>
+        <w:rPr>
+          <w:b/>
+          <w:lang w:val="hi_IN" w:bidi="hi_IN"/>
+        </w:rPr>
         <w:t>"(परन्तु) जवानी की अभिलाषाओं"</w:t>
       </w:r>
     </w:p>
@@ -20420,6 +23555,21 @@
           <w:b/>
           <w:lang w:val="hi_IN" w:bidi="hi_IN"/>
         </w:rPr>
+        <w:t>φεῦγε</w:t>
+      </w:r>
+    </w:p>
+    <w:p>
+      <w:pPr/>
+      <w:r>
+        <w:rPr>
+          <w:lang w:val="hi_IN" w:bidi="hi_IN"/>
+        </w:rPr>
+      </w:r>
+      <w:r>
+        <w:rPr>
+          <w:b/>
+          <w:lang w:val="hi_IN" w:bidi="hi_IN"/>
+        </w:rPr>
         <w:t>""</w:t>
       </w:r>
     </w:p>
@@ -20503,6 +23653,21 @@
           <w:b/>
           <w:lang w:val="hi_IN" w:bidi="hi_IN"/>
         </w:rPr>
+        <w:t>τὰς &amp; νεωτερικὰς ἐπιθυμίας</w:t>
+      </w:r>
+    </w:p>
+    <w:p>
+      <w:pPr/>
+      <w:r>
+        <w:rPr>
+          <w:lang w:val="hi_IN" w:bidi="hi_IN"/>
+        </w:rPr>
+      </w:r>
+      <w:r>
+        <w:rPr>
+          <w:b/>
+          <w:lang w:val="hi_IN" w:bidi="hi_IN"/>
+        </w:rPr>
         <w:t>"जवानी की अभिलाषाओं से भाग"</w:t>
       </w:r>
     </w:p>
@@ -20586,6 +23751,21 @@
           <w:b/>
           <w:lang w:val="hi_IN" w:bidi="hi_IN"/>
         </w:rPr>
+        <w:t>δίωκε &amp; δικαιοσύνην, πίστιν, ἀγάπην, εἰρήνην, μετὰ τῶν ἐπικαλουμένων τὸν Κύριον ἐκ καθαρᾶς καρδίας</w:t>
+      </w:r>
+    </w:p>
+    <w:p>
+      <w:pPr/>
+      <w:r>
+        <w:rPr>
+          <w:lang w:val="hi_IN" w:bidi="hi_IN"/>
+        </w:rPr>
+      </w:r>
+      <w:r>
+        <w:rPr>
+          <w:b/>
+          <w:lang w:val="hi_IN" w:bidi="hi_IN"/>
+        </w:rPr>
         <w:t>"नाम लेते हैं, उनके साथ"</w:t>
       </w:r>
     </w:p>
@@ -20662,6 +23842,21 @@
           <w:b/>
           <w:lang w:val="hi_IN" w:bidi="hi_IN"/>
         </w:rPr>
+        <w:t>δίωκε</w:t>
+      </w:r>
+    </w:p>
+    <w:p>
+      <w:pPr/>
+      <w:r>
+        <w:rPr>
+          <w:lang w:val="hi_IN" w:bidi="hi_IN"/>
+        </w:rPr>
+      </w:r>
+      <w:r>
+        <w:rPr>
+          <w:b/>
+          <w:lang w:val="hi_IN" w:bidi="hi_IN"/>
+        </w:rPr>
         <w:t>""</w:t>
       </w:r>
     </w:p>
@@ -20771,6 +23966,21 @@
           <w:b/>
           <w:lang w:val="hi_IN" w:bidi="hi_IN"/>
         </w:rPr>
+        <w:t>δικαιοσύνην, πίστιν, ἀγάπην, εἰρήνην</w:t>
+      </w:r>
+    </w:p>
+    <w:p>
+      <w:pPr/>
+      <w:r>
+        <w:rPr>
+          <w:lang w:val="hi_IN" w:bidi="hi_IN"/>
+        </w:rPr>
+      </w:r>
+      <w:r>
+        <w:rPr>
+          <w:b/>
+          <w:lang w:val="hi_IN" w:bidi="hi_IN"/>
+        </w:rPr>
         <w:t>"धार्मिकता, विश्वास, प्रेम, मेल-मिलाप"</w:t>
       </w:r>
     </w:p>
@@ -20906,6 +24116,21 @@
           <w:b/>
           <w:lang w:val="hi_IN" w:bidi="hi_IN"/>
         </w:rPr>
+        <w:t>πίστιν</w:t>
+      </w:r>
+    </w:p>
+    <w:p>
+      <w:pPr/>
+      <w:r>
+        <w:rPr>
+          <w:lang w:val="hi_IN" w:bidi="hi_IN"/>
+        </w:rPr>
+      </w:r>
+      <w:r>
+        <w:rPr>
+          <w:b/>
+          <w:lang w:val="hi_IN" w:bidi="hi_IN"/>
+        </w:rPr>
         <w:t>"विश्वास"</w:t>
       </w:r>
     </w:p>
@@ -21002,6 +24227,21 @@
           <w:b/>
           <w:lang w:val="hi_IN" w:bidi="hi_IN"/>
         </w:rPr>
+        <w:t>τῶν ἐπικαλουμένων τὸν Κύριον</w:t>
+      </w:r>
+    </w:p>
+    <w:p>
+      <w:pPr/>
+      <w:r>
+        <w:rPr>
+          <w:lang w:val="hi_IN" w:bidi="hi_IN"/>
+        </w:rPr>
+      </w:r>
+      <w:r>
+        <w:rPr>
+          <w:b/>
+          <w:lang w:val="hi_IN" w:bidi="hi_IN"/>
+        </w:rPr>
         <w:t>"प्रभु नाम लेते हैं"</w:t>
       </w:r>
     </w:p>
@@ -21098,6 +24338,21 @@
           <w:b/>
           <w:lang w:val="hi_IN" w:bidi="hi_IN"/>
         </w:rPr>
+        <w:t>τὸν Κύριον ἐκ καθαρᾶς καρδίας</w:t>
+      </w:r>
+    </w:p>
+    <w:p>
+      <w:pPr/>
+      <w:r>
+        <w:rPr>
+          <w:lang w:val="hi_IN" w:bidi="hi_IN"/>
+        </w:rPr>
+      </w:r>
+      <w:r>
+        <w:rPr>
+          <w:b/>
+          <w:lang w:val="hi_IN" w:bidi="hi_IN"/>
+        </w:rPr>
         <w:t>"शुद्ध मन से प्रभु का"</w:t>
       </w:r>
     </w:p>
@@ -21207,6 +24462,21 @@
           <w:b/>
           <w:lang w:val="hi_IN" w:bidi="hi_IN"/>
         </w:rPr>
+        <w:t>ἐκ καθαρᾶς καρδίας</w:t>
+      </w:r>
+    </w:p>
+    <w:p>
+      <w:pPr/>
+      <w:r>
+        <w:rPr>
+          <w:lang w:val="hi_IN" w:bidi="hi_IN"/>
+        </w:rPr>
+      </w:r>
+      <w:r>
+        <w:rPr>
+          <w:b/>
+          <w:lang w:val="hi_IN" w:bidi="hi_IN"/>
+        </w:rPr>
         <w:t>"जो शुद्ध मन से"</w:t>
       </w:r>
     </w:p>
@@ -21303,6 +24573,21 @@
           <w:b/>
           <w:lang w:val="hi_IN" w:bidi="hi_IN"/>
         </w:rPr>
+        <w:t>δὲ</w:t>
+      </w:r>
+    </w:p>
+    <w:p>
+      <w:pPr/>
+      <w:r>
+        <w:rPr>
+          <w:lang w:val="hi_IN" w:bidi="hi_IN"/>
+        </w:rPr>
+      </w:r>
+      <w:r>
+        <w:rPr>
+          <w:b/>
+          <w:lang w:val="hi_IN" w:bidi="hi_IN"/>
+        </w:rPr>
         <w:t>"मूर्खता, और अविद्या के विवादों से अलग रह"</w:t>
       </w:r>
     </w:p>
@@ -21386,6 +24671,21 @@
           <w:b/>
           <w:lang w:val="hi_IN" w:bidi="hi_IN"/>
         </w:rPr>
+        <w:t>τὰς &amp; μωρὰς καὶ ἀπαιδεύτους ζητήσεις</w:t>
+      </w:r>
+    </w:p>
+    <w:p>
+      <w:pPr/>
+      <w:r>
+        <w:rPr>
+          <w:lang w:val="hi_IN" w:bidi="hi_IN"/>
+        </w:rPr>
+      </w:r>
+      <w:r>
+        <w:rPr>
+          <w:b/>
+          <w:lang w:val="hi_IN" w:bidi="hi_IN"/>
+        </w:rPr>
         <w:t>"मूर्खता, और अविद्या के विवादों"</w:t>
       </w:r>
     </w:p>
@@ -21469,6 +24769,21 @@
           <w:b/>
           <w:lang w:val="hi_IN" w:bidi="hi_IN"/>
         </w:rPr>
+        <w:t>μωρὰς καὶ ἀπαιδεύτους</w:t>
+      </w:r>
+    </w:p>
+    <w:p>
+      <w:pPr/>
+      <w:r>
+        <w:rPr>
+          <w:lang w:val="hi_IN" w:bidi="hi_IN"/>
+        </w:rPr>
+      </w:r>
+      <w:r>
+        <w:rPr>
+          <w:b/>
+          <w:lang w:val="hi_IN" w:bidi="hi_IN"/>
+        </w:rPr>
         <w:t>"मूर्खता, और अविद्या के विवादों से"</w:t>
       </w:r>
     </w:p>
@@ -21578,6 +24893,21 @@
           <w:b/>
           <w:lang w:val="hi_IN" w:bidi="hi_IN"/>
         </w:rPr>
+        <w:t>γεννῶσι</w:t>
+      </w:r>
+    </w:p>
+    <w:p>
+      <w:pPr/>
+      <w:r>
+        <w:rPr>
+          <w:lang w:val="hi_IN" w:bidi="hi_IN"/>
+        </w:rPr>
+      </w:r>
+      <w:r>
+        <w:rPr>
+          <w:b/>
+          <w:lang w:val="hi_IN" w:bidi="hi_IN"/>
+        </w:rPr>
         <w:t>"झगड़े होते हैं"</w:t>
       </w:r>
     </w:p>
@@ -21687,6 +25017,21 @@
           <w:b/>
           <w:lang w:val="hi_IN" w:bidi="hi_IN"/>
         </w:rPr>
+        <w:t>μάχας</w:t>
+      </w:r>
+    </w:p>
+    <w:p>
+      <w:pPr/>
+      <w:r>
+        <w:rPr>
+          <w:lang w:val="hi_IN" w:bidi="hi_IN"/>
+        </w:rPr>
+      </w:r>
+      <w:r>
+        <w:rPr>
+          <w:b/>
+          <w:lang w:val="hi_IN" w:bidi="hi_IN"/>
+        </w:rPr>
         <w:t>"झगड़े"</w:t>
       </w:r>
     </w:p>
@@ -21783,6 +25128,21 @@
           <w:b/>
           <w:lang w:val="hi_IN" w:bidi="hi_IN"/>
         </w:rPr>
+        <w:t>δὲ</w:t>
+      </w:r>
+    </w:p>
+    <w:p>
+      <w:pPr/>
+      <w:r>
+        <w:rPr>
+          <w:lang w:val="hi_IN" w:bidi="hi_IN"/>
+        </w:rPr>
+      </w:r>
+      <w:r>
+        <w:rPr>
+          <w:b/>
+          <w:lang w:val="hi_IN" w:bidi="hi_IN"/>
+        </w:rPr>
         <w:t>"(परन्तु) और"</w:t>
       </w:r>
     </w:p>
@@ -21921,6 +25281,21 @@
           <w:b/>
           <w:lang w:val="hi_IN" w:bidi="hi_IN"/>
         </w:rPr>
+        <w:t>δοῦλον &amp; Κυρίου</w:t>
+      </w:r>
+    </w:p>
+    <w:p>
+      <w:pPr/>
+      <w:r>
+        <w:rPr>
+          <w:lang w:val="hi_IN" w:bidi="hi_IN"/>
+        </w:rPr>
+      </w:r>
+      <w:r>
+        <w:rPr>
+          <w:b/>
+          <w:lang w:val="hi_IN" w:bidi="hi_IN"/>
+        </w:rPr>
         <w:t>"प्रभु के दास को"</w:t>
       </w:r>
     </w:p>
@@ -22032,6 +25407,21 @@
           <w:b/>
           <w:lang w:val="hi_IN" w:bidi="hi_IN"/>
         </w:rPr>
+        <w:t>δοῦλον &amp; Κυρίου</w:t>
+      </w:r>
+    </w:p>
+    <w:p>
+      <w:pPr/>
+      <w:r>
+        <w:rPr>
+          <w:lang w:val="hi_IN" w:bidi="hi_IN"/>
+        </w:rPr>
+      </w:r>
+      <w:r>
+        <w:rPr>
+          <w:b/>
+          <w:lang w:val="hi_IN" w:bidi="hi_IN"/>
+        </w:rPr>
         <w:t>"प्रभु के दास को"</w:t>
       </w:r>
     </w:p>
@@ -22128,6 +25518,21 @@
           <w:b/>
           <w:lang w:val="hi_IN" w:bidi="hi_IN"/>
         </w:rPr>
+        <w:t>οὐ &amp; μάχεσθαι</w:t>
+      </w:r>
+    </w:p>
+    <w:p>
+      <w:pPr/>
+      <w:r>
+        <w:rPr>
+          <w:lang w:val="hi_IN" w:bidi="hi_IN"/>
+        </w:rPr>
+      </w:r>
+      <w:r>
+        <w:rPr>
+          <w:b/>
+          <w:lang w:val="hi_IN" w:bidi="hi_IN"/>
+        </w:rPr>
         <w:t>"झगड़ालू नहीं होना चाहिए"</w:t>
       </w:r>
     </w:p>
@@ -22224,6 +25629,21 @@
           <w:b/>
           <w:lang w:val="hi_IN" w:bidi="hi_IN"/>
         </w:rPr>
+        <w:t>πάντας</w:t>
+      </w:r>
+    </w:p>
+    <w:p>
+      <w:pPr/>
+      <w:r>
+        <w:rPr>
+          <w:lang w:val="hi_IN" w:bidi="hi_IN"/>
+        </w:rPr>
+      </w:r>
+      <w:r>
+        <w:rPr>
+          <w:b/>
+          <w:lang w:val="hi_IN" w:bidi="hi_IN"/>
+        </w:rPr>
         <w:t>"सब"</w:t>
       </w:r>
     </w:p>
@@ -22320,6 +25740,21 @@
           <w:b/>
           <w:lang w:val="hi_IN" w:bidi="hi_IN"/>
         </w:rPr>
+        <w:t>ἐν πραΰτητι</w:t>
+      </w:r>
+    </w:p>
+    <w:p>
+      <w:pPr/>
+      <w:r>
+        <w:rPr>
+          <w:lang w:val="hi_IN" w:bidi="hi_IN"/>
+        </w:rPr>
+      </w:r>
+      <w:r>
+        <w:rPr>
+          <w:b/>
+          <w:lang w:val="hi_IN" w:bidi="hi_IN"/>
+        </w:rPr>
         <w:t>"नम्रता से"</w:t>
       </w:r>
     </w:p>
@@ -22396,6 +25831,21 @@
           <w:b/>
           <w:lang w:val="hi_IN" w:bidi="hi_IN"/>
         </w:rPr>
+        <w:t>τοὺς ἀντιδιατιθεμένους</w:t>
+      </w:r>
+    </w:p>
+    <w:p>
+      <w:pPr/>
+      <w:r>
+        <w:rPr>
+          <w:lang w:val="hi_IN" w:bidi="hi_IN"/>
+        </w:rPr>
+      </w:r>
+      <w:r>
+        <w:rPr>
+          <w:b/>
+          <w:lang w:val="hi_IN" w:bidi="hi_IN"/>
+        </w:rPr>
         <w:t>""</w:t>
       </w:r>
     </w:p>
@@ -22459,6 +25909,21 @@
           <w:b/>
           <w:lang w:val="hi_IN" w:bidi="hi_IN"/>
         </w:rPr>
+        <w:t>μήποτε δώῃ αὐτοῖς ὁ Θεὸς μετάνοιαν</w:t>
+      </w:r>
+    </w:p>
+    <w:p>
+      <w:pPr/>
+      <w:r>
+        <w:rPr>
+          <w:lang w:val="hi_IN" w:bidi="hi_IN"/>
+        </w:rPr>
+      </w:r>
+      <w:r>
+        <w:rPr>
+          <w:b/>
+          <w:lang w:val="hi_IN" w:bidi="hi_IN"/>
+        </w:rPr>
         <w:t>""</w:t>
       </w:r>
     </w:p>
@@ -22555,6 +26020,21 @@
           <w:b/>
           <w:lang w:val="hi_IN" w:bidi="hi_IN"/>
         </w:rPr>
+        <w:t>μήποτε δώῃ αὐτοῖς &amp; μετάνοιαν εἰς ἐπίγνωσιν ἀληθείας</w:t>
+      </w:r>
+    </w:p>
+    <w:p>
+      <w:pPr/>
+      <w:r>
+        <w:rPr>
+          <w:lang w:val="hi_IN" w:bidi="hi_IN"/>
+        </w:rPr>
+      </w:r>
+      <w:r>
+        <w:rPr>
+          <w:b/>
+          <w:lang w:val="hi_IN" w:bidi="hi_IN"/>
+        </w:rPr>
         <w:t>"सत्य को पहचानें"</w:t>
       </w:r>
     </w:p>
@@ -22631,6 +26111,21 @@
           <w:b/>
           <w:lang w:val="hi_IN" w:bidi="hi_IN"/>
         </w:rPr>
+        <w:t>ἀνανήψωσιν ἐκ τῆς τοῦ διαβόλου παγίδος, ἐζωγρημένοι ὑπ’ αὐτοῦ, εἰς τὸ ἐκείνου θέλημα</w:t>
+      </w:r>
+    </w:p>
+    <w:p>
+      <w:pPr/>
+      <w:r>
+        <w:rPr>
+          <w:lang w:val="hi_IN" w:bidi="hi_IN"/>
+        </w:rPr>
+      </w:r>
+      <w:r>
+        <w:rPr>
+          <w:b/>
+          <w:lang w:val="hi_IN" w:bidi="hi_IN"/>
+        </w:rPr>
         <w:t>"और इसके द्वारा शैतान की इच्छा पूरी करने के लिये सचेत होकर शैतान के फंदे से छूट जाएँ"</w:t>
       </w:r>
     </w:p>
@@ -22756,6 +26251,21 @@
           <w:b/>
           <w:lang w:val="hi_IN" w:bidi="hi_IN"/>
         </w:rPr>
+        <w:t>ἀνανήψωσιν ἐκ τῆς τοῦ διαβόλου παγίδος</w:t>
+      </w:r>
+    </w:p>
+    <w:p>
+      <w:pPr/>
+      <w:r>
+        <w:rPr>
+          <w:lang w:val="hi_IN" w:bidi="hi_IN"/>
+        </w:rPr>
+      </w:r>
+      <w:r>
+        <w:rPr>
+          <w:b/>
+          <w:lang w:val="hi_IN" w:bidi="hi_IN"/>
+        </w:rPr>
         <w:t>"शैतान"</w:t>
       </w:r>
       <w:r>
@@ -22865,6 +26375,21 @@
           <w:b/>
           <w:lang w:val="hi_IN" w:bidi="hi_IN"/>
         </w:rPr>
+        <w:t>ἀνανήψωσιν</w:t>
+      </w:r>
+    </w:p>
+    <w:p>
+      <w:pPr/>
+      <w:r>
+        <w:rPr>
+          <w:lang w:val="hi_IN" w:bidi="hi_IN"/>
+        </w:rPr>
+      </w:r>
+      <w:r>
+        <w:rPr>
+          <w:b/>
+          <w:lang w:val="hi_IN" w:bidi="hi_IN"/>
+        </w:rPr>
         <w:t>""</w:t>
       </w:r>
     </w:p>
@@ -22948,6 +26473,21 @@
           <w:b/>
           <w:lang w:val="hi_IN" w:bidi="hi_IN"/>
         </w:rPr>
+        <w:t>ἐκ τῆς τοῦ διαβόλου παγίδος, ἐζωγρημένοι ὑπ’ αὐτοῦ</w:t>
+      </w:r>
+    </w:p>
+    <w:p>
+      <w:pPr/>
+      <w:r>
+        <w:rPr>
+          <w:lang w:val="hi_IN" w:bidi="hi_IN"/>
+        </w:rPr>
+      </w:r>
+      <w:r>
+        <w:rPr>
+          <w:b/>
+          <w:lang w:val="hi_IN" w:bidi="hi_IN"/>
+        </w:rPr>
         <w:t>""</w:t>
       </w:r>
     </w:p>
@@ -23031,6 +26571,21 @@
           <w:b/>
           <w:lang w:val="hi_IN" w:bidi="hi_IN"/>
         </w:rPr>
+        <w:t>ἐζωγρημένοι ὑπ’ αὐτοῦ</w:t>
+      </w:r>
+    </w:p>
+    <w:p>
+      <w:pPr/>
+      <w:r>
+        <w:rPr>
+          <w:lang w:val="hi_IN" w:bidi="hi_IN"/>
+        </w:rPr>
+      </w:r>
+      <w:r>
+        <w:rPr>
+          <w:b/>
+          <w:lang w:val="hi_IN" w:bidi="hi_IN"/>
+        </w:rPr>
         <w:t>"इसके द्वारा"</w:t>
       </w:r>
       <w:r>
@@ -23140,6 +26695,21 @@
           <w:b/>
           <w:lang w:val="hi_IN" w:bidi="hi_IN"/>
         </w:rPr>
+        <w:t>ὑπ’ αὐτοῦ, εἰς τὸ ἐκείνου θέλημα</w:t>
+      </w:r>
+    </w:p>
+    <w:p>
+      <w:pPr/>
+      <w:r>
+        <w:rPr>
+          <w:lang w:val="hi_IN" w:bidi="hi_IN"/>
+        </w:rPr>
+      </w:r>
+      <w:r>
+        <w:rPr>
+          <w:b/>
+          <w:lang w:val="hi_IN" w:bidi="hi_IN"/>
+        </w:rPr>
         <w:t>"इसके द्वारा शैतान की (उसकी) इच्छा पूरी करने के लिये"</w:t>
       </w:r>
     </w:p>
@@ -23288,6 +26858,21 @@
           <w:b/>
           <w:lang w:val="hi_IN" w:bidi="hi_IN"/>
         </w:rPr>
+        <w:t>εἰς τὸ ἐκείνου θέλημα</w:t>
+      </w:r>
+    </w:p>
+    <w:p>
+      <w:pPr/>
+      <w:r>
+        <w:rPr>
+          <w:lang w:val="hi_IN" w:bidi="hi_IN"/>
+        </w:rPr>
+      </w:r>
+      <w:r>
+        <w:rPr>
+          <w:b/>
+          <w:lang w:val="hi_IN" w:bidi="hi_IN"/>
+        </w:rPr>
         <w:t>""</w:t>
       </w:r>
     </w:p>
@@ -23371,6 +26956,21 @@
           <w:b/>
           <w:lang w:val="hi_IN" w:bidi="hi_IN"/>
         </w:rPr>
+        <w:t>δὲ</w:t>
+      </w:r>
+    </w:p>
+    <w:p>
+      <w:pPr/>
+      <w:r>
+        <w:rPr>
+          <w:lang w:val="hi_IN" w:bidi="hi_IN"/>
+        </w:rPr>
+      </w:r>
+      <w:r>
+        <w:rPr>
+          <w:b/>
+          <w:lang w:val="hi_IN" w:bidi="hi_IN"/>
+        </w:rPr>
         <w:t>"पर"</w:t>
       </w:r>
     </w:p>
@@ -23480,6 +27080,21 @@
           <w:b/>
           <w:lang w:val="hi_IN" w:bidi="hi_IN"/>
         </w:rPr>
+        <w:t>τοῦτο &amp; γίνωσκε, ὅτι</w:t>
+      </w:r>
+    </w:p>
+    <w:p>
+      <w:pPr/>
+      <w:r>
+        <w:rPr>
+          <w:lang w:val="hi_IN" w:bidi="hi_IN"/>
+        </w:rPr>
+      </w:r>
+      <w:r>
+        <w:rPr>
+          <w:b/>
+          <w:lang w:val="hi_IN" w:bidi="hi_IN"/>
+        </w:rPr>
         <w:t>"यह जान रख, कि"</w:t>
       </w:r>
     </w:p>
@@ -23578,6 +27193,21 @@
           <w:b/>
           <w:lang w:val="hi_IN" w:bidi="hi_IN"/>
         </w:rPr>
+        <w:t>ἐν ἐσχάταις ἡμέραις</w:t>
+      </w:r>
+    </w:p>
+    <w:p>
+      <w:pPr/>
+      <w:r>
+        <w:rPr>
+          <w:lang w:val="hi_IN" w:bidi="hi_IN"/>
+        </w:rPr>
+      </w:r>
+      <w:r>
+        <w:rPr>
+          <w:b/>
+          <w:lang w:val="hi_IN" w:bidi="hi_IN"/>
+        </w:rPr>
         <w:t>""</w:t>
       </w:r>
     </w:p>
@@ -23654,6 +27284,21 @@
           <w:b/>
           <w:lang w:val="hi_IN" w:bidi="hi_IN"/>
         </w:rPr>
+        <w:t>ἐνστήσονται καιροὶ χαλεποί</w:t>
+      </w:r>
+    </w:p>
+    <w:p>
+      <w:pPr/>
+      <w:r>
+        <w:rPr>
+          <w:lang w:val="hi_IN" w:bidi="hi_IN"/>
+        </w:rPr>
+      </w:r>
+      <w:r>
+        <w:rPr>
+          <w:b/>
+          <w:lang w:val="hi_IN" w:bidi="hi_IN"/>
+        </w:rPr>
         <w:t>"कठिन समय"</w:t>
       </w:r>
     </w:p>
@@ -23717,6 +27362,21 @@
           <w:b/>
           <w:lang w:val="hi_IN" w:bidi="hi_IN"/>
         </w:rPr>
+        <w:t>γὰρ</w:t>
+      </w:r>
+    </w:p>
+    <w:p>
+      <w:pPr/>
+      <w:r>
+        <w:rPr>
+          <w:lang w:val="hi_IN" w:bidi="hi_IN"/>
+        </w:rPr>
+      </w:r>
+      <w:r>
+        <w:rPr>
+          <w:b/>
+          <w:lang w:val="hi_IN" w:bidi="hi_IN"/>
+        </w:rPr>
         <w:t>"क्योंकि"</w:t>
       </w:r>
     </w:p>
@@ -23826,6 +27486,21 @@
           <w:b/>
           <w:lang w:val="hi_IN" w:bidi="hi_IN"/>
         </w:rPr>
+        <w:t>οἱ ἄνθρωποι</w:t>
+      </w:r>
+    </w:p>
+    <w:p>
+      <w:pPr/>
+      <w:r>
+        <w:rPr>
+          <w:lang w:val="hi_IN" w:bidi="hi_IN"/>
+        </w:rPr>
+      </w:r>
+      <w:r>
+        <w:rPr>
+          <w:b/>
+          <w:lang w:val="hi_IN" w:bidi="hi_IN"/>
+        </w:rPr>
         <w:t>"मनुष्य (पुरुष)"</w:t>
       </w:r>
     </w:p>
@@ -23943,6 +27618,21 @@
           <w:b/>
           <w:lang w:val="hi_IN" w:bidi="hi_IN"/>
         </w:rPr>
+        <w:t>οἱ ἄνθρωποι</w:t>
+      </w:r>
+    </w:p>
+    <w:p>
+      <w:pPr/>
+      <w:r>
+        <w:rPr>
+          <w:lang w:val="hi_IN" w:bidi="hi_IN"/>
+        </w:rPr>
+      </w:r>
+      <w:r>
+        <w:rPr>
+          <w:b/>
+          <w:lang w:val="hi_IN" w:bidi="hi_IN"/>
+        </w:rPr>
         <w:t>"मनुष्य"</w:t>
       </w:r>
     </w:p>
@@ -24039,6 +27729,21 @@
           <w:b/>
           <w:lang w:val="hi_IN" w:bidi="hi_IN"/>
         </w:rPr>
+        <w:t>φίλαυτοι</w:t>
+      </w:r>
+    </w:p>
+    <w:p>
+      <w:pPr/>
+      <w:r>
+        <w:rPr>
+          <w:lang w:val="hi_IN" w:bidi="hi_IN"/>
+        </w:rPr>
+      </w:r>
+      <w:r>
+        <w:rPr>
+          <w:b/>
+          <w:lang w:val="hi_IN" w:bidi="hi_IN"/>
+        </w:rPr>
         <w:t>"स्वार्थी"</w:t>
       </w:r>
     </w:p>
@@ -24115,6 +27820,21 @@
           <w:b/>
           <w:lang w:val="hi_IN" w:bidi="hi_IN"/>
         </w:rPr>
+        <w:t>ἀφιλάγαθοι</w:t>
+      </w:r>
+    </w:p>
+    <w:p>
+      <w:pPr/>
+      <w:r>
+        <w:rPr>
+          <w:lang w:val="hi_IN" w:bidi="hi_IN"/>
+        </w:rPr>
+      </w:r>
+      <w:r>
+        <w:rPr>
+          <w:b/>
+          <w:lang w:val="hi_IN" w:bidi="hi_IN"/>
+        </w:rPr>
         <w:t>"भले के बैरी"</w:t>
       </w:r>
     </w:p>
@@ -24217,6 +27937,21 @@
           <w:b/>
           <w:lang w:val="hi_IN" w:bidi="hi_IN"/>
         </w:rPr>
+        <w:t>τετυφωμένοι</w:t>
+      </w:r>
+    </w:p>
+    <w:p>
+      <w:pPr/>
+      <w:r>
+        <w:rPr>
+          <w:lang w:val="hi_IN" w:bidi="hi_IN"/>
+        </w:rPr>
+      </w:r>
+      <w:r>
+        <w:rPr>
+          <w:b/>
+          <w:lang w:val="hi_IN" w:bidi="hi_IN"/>
+        </w:rPr>
         <w:t>"अभिमानी"</w:t>
       </w:r>
     </w:p>
@@ -24293,6 +28028,21 @@
           <w:b/>
           <w:lang w:val="hi_IN" w:bidi="hi_IN"/>
         </w:rPr>
+        <w:t>τετυφωμένοι</w:t>
+      </w:r>
+    </w:p>
+    <w:p>
+      <w:pPr/>
+      <w:r>
+        <w:rPr>
+          <w:lang w:val="hi_IN" w:bidi="hi_IN"/>
+        </w:rPr>
+      </w:r>
+      <w:r>
+        <w:rPr>
+          <w:b/>
+          <w:lang w:val="hi_IN" w:bidi="hi_IN"/>
+        </w:rPr>
         <w:t>"अभिमानी"</w:t>
       </w:r>
     </w:p>
@@ -24376,6 +28126,21 @@
           <w:b/>
           <w:lang w:val="hi_IN" w:bidi="hi_IN"/>
         </w:rPr>
+        <w:t>ἔχοντες μόρφωσιν εὐσεβείας, τὴν δὲ δύναμιν αὐτῆς ἠρνημένοι</w:t>
+      </w:r>
+    </w:p>
+    <w:p>
+      <w:pPr/>
+      <w:r>
+        <w:rPr>
+          <w:lang w:val="hi_IN" w:bidi="hi_IN"/>
+        </w:rPr>
+      </w:r>
+      <w:r>
+        <w:rPr>
+          <w:b/>
+          <w:lang w:val="hi_IN" w:bidi="hi_IN"/>
+        </w:rPr>
         <w:t>"वे भक्ति का भेष तो धरेंगे, पर उसकी शक्ति को न मानेंगे"</w:t>
       </w:r>
     </w:p>
@@ -24493,6 +28258,21 @@
           <w:b/>
           <w:lang w:val="hi_IN" w:bidi="hi_IN"/>
         </w:rPr>
+        <w:t>ἔχοντες μόρφωσιν εὐσεβείας</w:t>
+      </w:r>
+    </w:p>
+    <w:p>
+      <w:pPr/>
+      <w:r>
+        <w:rPr>
+          <w:lang w:val="hi_IN" w:bidi="hi_IN"/>
+        </w:rPr>
+      </w:r>
+      <w:r>
+        <w:rPr>
+          <w:b/>
+          <w:lang w:val="hi_IN" w:bidi="hi_IN"/>
+        </w:rPr>
         <w:t>""</w:t>
       </w:r>
     </w:p>
@@ -24602,6 +28382,21 @@
           <w:b/>
           <w:lang w:val="hi_IN" w:bidi="hi_IN"/>
         </w:rPr>
+        <w:t>τὴν &amp; δύναμιν αὐτῆς ἠρνημένοι</w:t>
+      </w:r>
+    </w:p>
+    <w:p>
+      <w:pPr/>
+      <w:r>
+        <w:rPr>
+          <w:lang w:val="hi_IN" w:bidi="hi_IN"/>
+        </w:rPr>
+      </w:r>
+      <w:r>
+        <w:rPr>
+          <w:b/>
+          <w:lang w:val="hi_IN" w:bidi="hi_IN"/>
+        </w:rPr>
         <w:t>"उसकी शक्ति को न मानेंगे"</w:t>
       </w:r>
     </w:p>
@@ -24706,6 +28501,21 @@
           <w:b/>
           <w:lang w:val="hi_IN" w:bidi="hi_IN"/>
         </w:rPr>
+        <w:t>καὶ</w:t>
+      </w:r>
+    </w:p>
+    <w:p>
+      <w:pPr/>
+      <w:r>
+        <w:rPr>
+          <w:lang w:val="hi_IN" w:bidi="hi_IN"/>
+        </w:rPr>
+      </w:r>
+      <w:r>
+        <w:rPr>
+          <w:b/>
+          <w:lang w:val="hi_IN" w:bidi="hi_IN"/>
+        </w:rPr>
         <w:t>"ऐसों से परे रहना"</w:t>
       </w:r>
     </w:p>
@@ -24789,6 +28599,21 @@
           <w:b/>
           <w:lang w:val="hi_IN" w:bidi="hi_IN"/>
         </w:rPr>
+        <w:t>τούτους ἀποτρέπου</w:t>
+      </w:r>
+    </w:p>
+    <w:p>
+      <w:pPr/>
+      <w:r>
+        <w:rPr>
+          <w:lang w:val="hi_IN" w:bidi="hi_IN"/>
+        </w:rPr>
+      </w:r>
+      <w:r>
+        <w:rPr>
+          <w:b/>
+          <w:lang w:val="hi_IN" w:bidi="hi_IN"/>
+        </w:rPr>
         <w:t>""</w:t>
       </w:r>
     </w:p>
@@ -24885,6 +28710,21 @@
           <w:b/>
           <w:lang w:val="hi_IN" w:bidi="hi_IN"/>
         </w:rPr>
+        <w:t>τούτους</w:t>
+      </w:r>
+    </w:p>
+    <w:p>
+      <w:pPr/>
+      <w:r>
+        <w:rPr>
+          <w:lang w:val="hi_IN" w:bidi="hi_IN"/>
+        </w:rPr>
+      </w:r>
+      <w:r>
+        <w:rPr>
+          <w:b/>
+          <w:lang w:val="hi_IN" w:bidi="hi_IN"/>
+        </w:rPr>
         <w:t>"ऐसों से परे रहना"</w:t>
       </w:r>
     </w:p>
@@ -24967,6 +28807,21 @@
         <w:rPr>
           <w:lang w:val="hi_IN" w:bidi="hi_IN"/>
         </w:rPr>
+      </w:r>
+    </w:p>
+    <w:p>
+      <w:pPr/>
+      <w:r>
+        <w:rPr>
+          <w:lang w:val="hi_IN" w:bidi="hi_IN"/>
+        </w:rPr>
+      </w:r>
+      <w:r>
+        <w:rPr>
+          <w:b/>
+          <w:lang w:val="hi_IN" w:bidi="hi_IN"/>
+        </w:rPr>
+        <w:t>γάρ</w:t>
       </w:r>
     </w:p>
     <w:p>
@@ -25108,6 +28963,21 @@
           <w:b/>
           <w:lang w:val="hi_IN" w:bidi="hi_IN"/>
         </w:rPr>
+        <w:t>ἐκ τούτων</w:t>
+      </w:r>
+    </w:p>
+    <w:p>
+      <w:pPr/>
+      <w:r>
+        <w:rPr>
+          <w:lang w:val="hi_IN" w:bidi="hi_IN"/>
+        </w:rPr>
+      </w:r>
+      <w:r>
+        <w:rPr>
+          <w:b/>
+          <w:lang w:val="hi_IN" w:bidi="hi_IN"/>
+        </w:rPr>
         <w:t>"इन्हीं में से"</w:t>
       </w:r>
     </w:p>
@@ -25246,6 +29116,21 @@
           <w:b/>
           <w:lang w:val="hi_IN" w:bidi="hi_IN"/>
         </w:rPr>
+        <w:t>οἱ ἐνδύνοντες εἰς τὰς οἰκίας</w:t>
+      </w:r>
+    </w:p>
+    <w:p>
+      <w:pPr/>
+      <w:r>
+        <w:rPr>
+          <w:lang w:val="hi_IN" w:bidi="hi_IN"/>
+        </w:rPr>
+      </w:r>
+      <w:r>
+        <w:rPr>
+          <w:b/>
+          <w:lang w:val="hi_IN" w:bidi="hi_IN"/>
+        </w:rPr>
         <w:t>"जो घरों में दबे पाँव घुस आते हैं"</w:t>
       </w:r>
     </w:p>
@@ -25350,6 +29235,21 @@
           <w:b/>
           <w:lang w:val="hi_IN" w:bidi="hi_IN"/>
         </w:rPr>
+        <w:t>αἰχμαλωτίζοντες</w:t>
+      </w:r>
+    </w:p>
+    <w:p>
+      <w:pPr/>
+      <w:r>
+        <w:rPr>
+          <w:lang w:val="hi_IN" w:bidi="hi_IN"/>
+        </w:rPr>
+      </w:r>
+      <w:r>
+        <w:rPr>
+          <w:b/>
+          <w:lang w:val="hi_IN" w:bidi="hi_IN"/>
+        </w:rPr>
         <w:t>""</w:t>
       </w:r>
     </w:p>
@@ -25426,6 +29326,21 @@
           <w:b/>
           <w:lang w:val="hi_IN" w:bidi="hi_IN"/>
         </w:rPr>
+        <w:t>γυναικάρια</w:t>
+      </w:r>
+    </w:p>
+    <w:p>
+      <w:pPr/>
+      <w:r>
+        <w:rPr>
+          <w:lang w:val="hi_IN" w:bidi="hi_IN"/>
+        </w:rPr>
+      </w:r>
+      <w:r>
+        <w:rPr>
+          <w:b/>
+          <w:lang w:val="hi_IN" w:bidi="hi_IN"/>
+        </w:rPr>
         <w:t>"दुर्बल स्त्रियों को"</w:t>
       </w:r>
     </w:p>
@@ -25502,6 +29417,21 @@
           <w:b/>
           <w:lang w:val="hi_IN" w:bidi="hi_IN"/>
         </w:rPr>
+        <w:t>σεσωρευμένα ἁμαρτίαις</w:t>
+      </w:r>
+    </w:p>
+    <w:p>
+      <w:pPr/>
+      <w:r>
+        <w:rPr>
+          <w:lang w:val="hi_IN" w:bidi="hi_IN"/>
+        </w:rPr>
+      </w:r>
+      <w:r>
+        <w:rPr>
+          <w:b/>
+          <w:lang w:val="hi_IN" w:bidi="hi_IN"/>
+        </w:rPr>
         <w:t>"जो पापों से दबी"</w:t>
       </w:r>
     </w:p>
@@ -25598,6 +29528,21 @@
           <w:b/>
           <w:lang w:val="hi_IN" w:bidi="hi_IN"/>
         </w:rPr>
+        <w:t>σεσωρευμένα ἁμαρτίαις</w:t>
+      </w:r>
+    </w:p>
+    <w:p>
+      <w:pPr/>
+      <w:r>
+        <w:rPr>
+          <w:lang w:val="hi_IN" w:bidi="hi_IN"/>
+        </w:rPr>
+      </w:r>
+      <w:r>
+        <w:rPr>
+          <w:b/>
+          <w:lang w:val="hi_IN" w:bidi="hi_IN"/>
+        </w:rPr>
         <w:t>"जो पापों से दबी"</w:t>
       </w:r>
     </w:p>
@@ -25681,6 +29626,21 @@
           <w:b/>
           <w:lang w:val="hi_IN" w:bidi="hi_IN"/>
         </w:rPr>
+        <w:t>ἀγόμενα ἐπιθυμίαις ποικίλαις</w:t>
+      </w:r>
+    </w:p>
+    <w:p>
+      <w:pPr/>
+      <w:r>
+        <w:rPr>
+          <w:lang w:val="hi_IN" w:bidi="hi_IN"/>
+        </w:rPr>
+      </w:r>
+      <w:r>
+        <w:rPr>
+          <w:b/>
+          <w:lang w:val="hi_IN" w:bidi="hi_IN"/>
+        </w:rPr>
         <w:t>"हर प्रकार की अभिलाषाओं के वश में हैं"</w:t>
       </w:r>
     </w:p>
@@ -25777,6 +29737,21 @@
           <w:b/>
           <w:lang w:val="hi_IN" w:bidi="hi_IN"/>
         </w:rPr>
+        <w:t>ἀγόμενα ἐπιθυμίαις ποικίλαις</w:t>
+      </w:r>
+    </w:p>
+    <w:p>
+      <w:pPr/>
+      <w:r>
+        <w:rPr>
+          <w:lang w:val="hi_IN" w:bidi="hi_IN"/>
+        </w:rPr>
+      </w:r>
+      <w:r>
+        <w:rPr>
+          <w:b/>
+          <w:lang w:val="hi_IN" w:bidi="hi_IN"/>
+        </w:rPr>
         <w:t>"हर प्रकार की अभिलाषाओं के वश में हैं"</w:t>
       </w:r>
     </w:p>
@@ -25860,6 +29835,21 @@
           <w:b/>
           <w:lang w:val="hi_IN" w:bidi="hi_IN"/>
         </w:rPr>
+        <w:t>καὶ</w:t>
+      </w:r>
+    </w:p>
+    <w:p>
+      <w:pPr/>
+      <w:r>
+        <w:rPr>
+          <w:lang w:val="hi_IN" w:bidi="hi_IN"/>
+        </w:rPr>
+      </w:r>
+      <w:r>
+        <w:rPr>
+          <w:b/>
+          <w:lang w:val="hi_IN" w:bidi="hi_IN"/>
+        </w:rPr>
         <w:t>"और"</w:t>
       </w:r>
     </w:p>
@@ -25977,6 +29967,21 @@
           <w:b/>
           <w:lang w:val="hi_IN" w:bidi="hi_IN"/>
         </w:rPr>
+        <w:t>μηδέποτε εἰς ἐπίγνωσιν ἀληθείας ἐλθεῖν δυνάμενα</w:t>
+      </w:r>
+    </w:p>
+    <w:p>
+      <w:pPr/>
+      <w:r>
+        <w:rPr>
+          <w:lang w:val="hi_IN" w:bidi="hi_IN"/>
+        </w:rPr>
+      </w:r>
+      <w:r>
+        <w:rPr>
+          <w:b/>
+          <w:lang w:val="hi_IN" w:bidi="hi_IN"/>
+        </w:rPr>
         <w:t>"पर सत्य की पहचान तक कभी नहीं पहुँचतीं"</w:t>
       </w:r>
     </w:p>
@@ -26073,6 +30078,21 @@
           <w:b/>
           <w:lang w:val="hi_IN" w:bidi="hi_IN"/>
         </w:rPr>
+        <w:t>εἰς ἐπίγνωσιν ἀληθείας</w:t>
+      </w:r>
+    </w:p>
+    <w:p>
+      <w:pPr/>
+      <w:r>
+        <w:rPr>
+          <w:lang w:val="hi_IN" w:bidi="hi_IN"/>
+        </w:rPr>
+      </w:r>
+      <w:r>
+        <w:rPr>
+          <w:b/>
+          <w:lang w:val="hi_IN" w:bidi="hi_IN"/>
+        </w:rPr>
         <w:t>"सत्य की पहचान तक"</w:t>
       </w:r>
     </w:p>
@@ -26182,6 +30202,21 @@
           <w:b/>
           <w:lang w:val="hi_IN" w:bidi="hi_IN"/>
         </w:rPr>
+        <w:t>Ἰάννης καὶ Ἰαμβρῆς ἀντέστησαν Μωϋσεῖ</w:t>
+      </w:r>
+    </w:p>
+    <w:p>
+      <w:pPr/>
+      <w:r>
+        <w:rPr>
+          <w:lang w:val="hi_IN" w:bidi="hi_IN"/>
+        </w:rPr>
+      </w:r>
+      <w:r>
+        <w:rPr>
+          <w:b/>
+          <w:lang w:val="hi_IN" w:bidi="hi_IN"/>
+        </w:rPr>
         <w:t>"यन्नेस और यम्ब्रेस ने"</w:t>
       </w:r>
     </w:p>
@@ -26265,6 +30300,21 @@
           <w:b/>
           <w:lang w:val="hi_IN" w:bidi="hi_IN"/>
         </w:rPr>
+        <w:t>Ἰάννης καὶ Ἰαμβρῆς</w:t>
+      </w:r>
+    </w:p>
+    <w:p>
+      <w:pPr/>
+      <w:r>
+        <w:rPr>
+          <w:lang w:val="hi_IN" w:bidi="hi_IN"/>
+        </w:rPr>
+      </w:r>
+      <w:r>
+        <w:rPr>
+          <w:b/>
+          <w:lang w:val="hi_IN" w:bidi="hi_IN"/>
+        </w:rPr>
         <w:t>"यन्नेस और यम्ब्रेस ने"</w:t>
       </w:r>
     </w:p>
@@ -26334,6 +30384,21 @@
         <w:rPr>
           <w:lang w:val="hi_IN" w:bidi="hi_IN"/>
         </w:rPr>
+      </w:r>
+    </w:p>
+    <w:p>
+      <w:pPr/>
+      <w:r>
+        <w:rPr>
+          <w:lang w:val="hi_IN" w:bidi="hi_IN"/>
+        </w:rPr>
+      </w:r>
+      <w:r>
+        <w:rPr>
+          <w:b/>
+          <w:lang w:val="hi_IN" w:bidi="hi_IN"/>
+        </w:rPr>
+        <w:t>οὗτοι</w:t>
       </w:r>
     </w:p>
     <w:p>
@@ -26462,6 +30527,21 @@
           <w:b/>
           <w:lang w:val="hi_IN" w:bidi="hi_IN"/>
         </w:rPr>
+        <w:t>τῇ ἀληθείᾳ</w:t>
+      </w:r>
+    </w:p>
+    <w:p>
+      <w:pPr/>
+      <w:r>
+        <w:rPr>
+          <w:lang w:val="hi_IN" w:bidi="hi_IN"/>
+        </w:rPr>
+      </w:r>
+      <w:r>
+        <w:rPr>
+          <w:b/>
+          <w:lang w:val="hi_IN" w:bidi="hi_IN"/>
+        </w:rPr>
         <w:t>"सत्य का"</w:t>
       </w:r>
     </w:p>
@@ -26558,6 +30638,21 @@
           <w:b/>
           <w:lang w:val="hi_IN" w:bidi="hi_IN"/>
         </w:rPr>
+        <w:t>ἄνθρωποι</w:t>
+      </w:r>
+    </w:p>
+    <w:p>
+      <w:pPr/>
+      <w:r>
+        <w:rPr>
+          <w:lang w:val="hi_IN" w:bidi="hi_IN"/>
+        </w:rPr>
+      </w:r>
+      <w:r>
+        <w:rPr>
+          <w:b/>
+          <w:lang w:val="hi_IN" w:bidi="hi_IN"/>
+        </w:rPr>
         <w:t>"और जैसे"</w:t>
       </w:r>
     </w:p>
@@ -26615,6 +30710,21 @@
           <w:b/>
           <w:lang w:val="hi_IN" w:bidi="hi_IN"/>
         </w:rPr>
+        <w:t>κατεφθαρμένοι τὸν νοῦν</w:t>
+      </w:r>
+    </w:p>
+    <w:p>
+      <w:pPr/>
+      <w:r>
+        <w:rPr>
+          <w:lang w:val="hi_IN" w:bidi="hi_IN"/>
+        </w:rPr>
+      </w:r>
+      <w:r>
+        <w:rPr>
+          <w:b/>
+          <w:lang w:val="hi_IN" w:bidi="hi_IN"/>
+        </w:rPr>
         <w:t>"तो ऐसे मनुष्य हैं, जिनकी बुद्धि भ्रष्ट हो गई है"</w:t>
       </w:r>
     </w:p>
@@ -26698,6 +30808,21 @@
           <w:b/>
           <w:lang w:val="hi_IN" w:bidi="hi_IN"/>
         </w:rPr>
+        <w:t>τὸν νοῦν</w:t>
+      </w:r>
+    </w:p>
+    <w:p>
+      <w:pPr/>
+      <w:r>
+        <w:rPr>
+          <w:lang w:val="hi_IN" w:bidi="hi_IN"/>
+        </w:rPr>
+      </w:r>
+      <w:r>
+        <w:rPr>
+          <w:b/>
+          <w:lang w:val="hi_IN" w:bidi="hi_IN"/>
+        </w:rPr>
         <w:t>""</w:t>
       </w:r>
     </w:p>
@@ -26774,6 +30899,21 @@
           <w:b/>
           <w:lang w:val="hi_IN" w:bidi="hi_IN"/>
         </w:rPr>
+        <w:t>ἀδόκιμοι περὶ τὴν πίστιν</w:t>
+      </w:r>
+    </w:p>
+    <w:p>
+      <w:pPr/>
+      <w:r>
+        <w:rPr>
+          <w:lang w:val="hi_IN" w:bidi="hi_IN"/>
+        </w:rPr>
+      </w:r>
+      <w:r>
+        <w:rPr>
+          <w:b/>
+          <w:lang w:val="hi_IN" w:bidi="hi_IN"/>
+        </w:rPr>
         <w:t>"विश्वास के विषय में निकम्मे हैं"</w:t>
       </w:r>
     </w:p>
@@ -26857,6 +30997,21 @@
           <w:b/>
           <w:lang w:val="hi_IN" w:bidi="hi_IN"/>
         </w:rPr>
+        <w:t>περὶ τὴν πίστιν</w:t>
+      </w:r>
+    </w:p>
+    <w:p>
+      <w:pPr/>
+      <w:r>
+        <w:rPr>
+          <w:lang w:val="hi_IN" w:bidi="hi_IN"/>
+        </w:rPr>
+      </w:r>
+      <w:r>
+        <w:rPr>
+          <w:b/>
+          <w:lang w:val="hi_IN" w:bidi="hi_IN"/>
+        </w:rPr>
         <w:t>"विश्वास के विषय में"</w:t>
       </w:r>
     </w:p>
@@ -26987,6 +31142,21 @@
           <w:b/>
           <w:lang w:val="hi_IN" w:bidi="hi_IN"/>
         </w:rPr>
+        <w:t>περὶ τὴν πίστιν</w:t>
+      </w:r>
+    </w:p>
+    <w:p>
+      <w:pPr/>
+      <w:r>
+        <w:rPr>
+          <w:lang w:val="hi_IN" w:bidi="hi_IN"/>
+        </w:rPr>
+      </w:r>
+      <w:r>
+        <w:rPr>
+          <w:b/>
+          <w:lang w:val="hi_IN" w:bidi="hi_IN"/>
+        </w:rPr>
         <w:t>"विश्वास के विषय में निकम्मे हैं"</w:t>
       </w:r>
     </w:p>
@@ -27049,6 +31219,21 @@
         <w:rPr>
           <w:lang w:val="hi_IN" w:bidi="hi_IN"/>
         </w:rPr>
+      </w:r>
+    </w:p>
+    <w:p>
+      <w:pPr/>
+      <w:r>
+        <w:rPr>
+          <w:lang w:val="hi_IN" w:bidi="hi_IN"/>
+        </w:rPr>
+      </w:r>
+      <w:r>
+        <w:rPr>
+          <w:b/>
+          <w:lang w:val="hi_IN" w:bidi="hi_IN"/>
+        </w:rPr>
+        <w:t>ἀλλ’</w:t>
       </w:r>
     </w:p>
     <w:p>
@@ -27164,6 +31349,21 @@
           <w:b/>
           <w:lang w:val="hi_IN" w:bidi="hi_IN"/>
         </w:rPr>
+        <w:t>οὐ προκόψουσιν ἐπὶ πλεῖον</w:t>
+      </w:r>
+    </w:p>
+    <w:p>
+      <w:pPr/>
+      <w:r>
+        <w:rPr>
+          <w:lang w:val="hi_IN" w:bidi="hi_IN"/>
+        </w:rPr>
+      </w:r>
+      <w:r>
+        <w:rPr>
+          <w:b/>
+          <w:lang w:val="hi_IN" w:bidi="hi_IN"/>
+        </w:rPr>
         <w:t>"वे इससे आगे नहीं"</w:t>
       </w:r>
     </w:p>
@@ -27247,6 +31447,21 @@
           <w:b/>
           <w:lang w:val="hi_IN" w:bidi="hi_IN"/>
         </w:rPr>
+        <w:t>ἡ &amp; ἄνοια αὐτῶν</w:t>
+      </w:r>
+    </w:p>
+    <w:p>
+      <w:pPr/>
+      <w:r>
+        <w:rPr>
+          <w:lang w:val="hi_IN" w:bidi="hi_IN"/>
+        </w:rPr>
+      </w:r>
+      <w:r>
+        <w:rPr>
+          <w:b/>
+          <w:lang w:val="hi_IN" w:bidi="hi_IN"/>
+        </w:rPr>
         <w:t>"उनकी अज्ञानता"</w:t>
       </w:r>
     </w:p>
@@ -27343,6 +31558,21 @@
           <w:b/>
           <w:lang w:val="hi_IN" w:bidi="hi_IN"/>
         </w:rPr>
+        <w:t>πᾶσιν</w:t>
+      </w:r>
+    </w:p>
+    <w:p>
+      <w:pPr/>
+      <w:r>
+        <w:rPr>
+          <w:lang w:val="hi_IN" w:bidi="hi_IN"/>
+        </w:rPr>
+      </w:r>
+      <w:r>
+        <w:rPr>
+          <w:b/>
+          <w:lang w:val="hi_IN" w:bidi="hi_IN"/>
+        </w:rPr>
         <w:t>"सब मनुष्यों पर"</w:t>
       </w:r>
     </w:p>
@@ -27439,6 +31669,21 @@
           <w:b/>
           <w:lang w:val="hi_IN" w:bidi="hi_IN"/>
         </w:rPr>
+        <w:t>πᾶσιν</w:t>
+      </w:r>
+    </w:p>
+    <w:p>
+      <w:pPr/>
+      <w:r>
+        <w:rPr>
+          <w:lang w:val="hi_IN" w:bidi="hi_IN"/>
+        </w:rPr>
+      </w:r>
+      <w:r>
+        <w:rPr>
+          <w:b/>
+          <w:lang w:val="hi_IN" w:bidi="hi_IN"/>
+        </w:rPr>
         <w:t>"प्रगट हो गई थी"</w:t>
       </w:r>
     </w:p>
@@ -27515,6 +31760,21 @@
           <w:b/>
           <w:lang w:val="hi_IN" w:bidi="hi_IN"/>
         </w:rPr>
+        <w:t>ἡ ἐκείνων</w:t>
+      </w:r>
+    </w:p>
+    <w:p>
+      <w:pPr/>
+      <w:r>
+        <w:rPr>
+          <w:lang w:val="hi_IN" w:bidi="hi_IN"/>
+        </w:rPr>
+      </w:r>
+      <w:r>
+        <w:rPr>
+          <w:b/>
+          <w:lang w:val="hi_IN" w:bidi="hi_IN"/>
+        </w:rPr>
         <w:t>"इनकी"</w:t>
       </w:r>
     </w:p>
@@ -27591,6 +31851,21 @@
           <w:b/>
           <w:lang w:val="hi_IN" w:bidi="hi_IN"/>
         </w:rPr>
+        <w:t>ἐγένετο</w:t>
+      </w:r>
+    </w:p>
+    <w:p>
+      <w:pPr/>
+      <w:r>
+        <w:rPr>
+          <w:lang w:val="hi_IN" w:bidi="hi_IN"/>
+        </w:rPr>
+      </w:r>
+      <w:r>
+        <w:rPr>
+          <w:b/>
+          <w:lang w:val="hi_IN" w:bidi="hi_IN"/>
+        </w:rPr>
         <w:t>"हो जाएगी"</w:t>
       </w:r>
     </w:p>
@@ -27660,6 +31935,21 @@
         <w:rPr>
           <w:lang w:val="hi_IN" w:bidi="hi_IN"/>
         </w:rPr>
+      </w:r>
+    </w:p>
+    <w:p>
+      <w:pPr/>
+      <w:r>
+        <w:rPr>
+          <w:lang w:val="hi_IN" w:bidi="hi_IN"/>
+        </w:rPr>
+      </w:r>
+      <w:r>
+        <w:rPr>
+          <w:b/>
+          <w:lang w:val="hi_IN" w:bidi="hi_IN"/>
+        </w:rPr>
+        <w:t>ἐγένετο</w:t>
       </w:r>
     </w:p>
     <w:p>
@@ -27801,6 +32091,21 @@
           <w:b/>
           <w:lang w:val="hi_IN" w:bidi="hi_IN"/>
         </w:rPr>
+        <w:t>σὺ δὲ</w:t>
+      </w:r>
+    </w:p>
+    <w:p>
+      <w:pPr/>
+      <w:r>
+        <w:rPr>
+          <w:lang w:val="hi_IN" w:bidi="hi_IN"/>
+        </w:rPr>
+      </w:r>
+      <w:r>
+        <w:rPr>
+          <w:b/>
+          <w:lang w:val="hi_IN" w:bidi="hi_IN"/>
+        </w:rPr>
         <w:t>"पर तूने"</w:t>
       </w:r>
     </w:p>
@@ -27926,6 +32231,21 @@
           <w:b/>
           <w:lang w:val="hi_IN" w:bidi="hi_IN"/>
         </w:rPr>
+        <w:t>σὺ &amp; παρηκολούθησάς</w:t>
+      </w:r>
+    </w:p>
+    <w:p>
+      <w:pPr/>
+      <w:r>
+        <w:rPr>
+          <w:lang w:val="hi_IN" w:bidi="hi_IN"/>
+        </w:rPr>
+      </w:r>
+      <w:r>
+        <w:rPr>
+          <w:b/>
+          <w:lang w:val="hi_IN" w:bidi="hi_IN"/>
+        </w:rPr>
         <w:t>"तूने उपदेश"</w:t>
       </w:r>
     </w:p>
@@ -28009,6 +32329,21 @@
           <w:b/>
           <w:lang w:val="hi_IN" w:bidi="hi_IN"/>
         </w:rPr>
+        <w:t>μου τῇ διδασκαλίᾳ, τῇ ἀγωγῇ, τῇ προθέσει, τῇ πίστει, τῇ μακροθυμίᾳ, τῇ ἀγάπῃ, τῇ ὑπομονῇ &amp; τοῖς διωγμοῖς, τοῖς παθήμασιν, οἷά</w:t>
+      </w:r>
+    </w:p>
+    <w:p>
+      <w:pPr/>
+      <w:r>
+        <w:rPr>
+          <w:lang w:val="hi_IN" w:bidi="hi_IN"/>
+        </w:rPr>
+      </w:r>
+      <w:r>
+        <w:rPr>
+          <w:b/>
+          <w:lang w:val="hi_IN" w:bidi="hi_IN"/>
+        </w:rPr>
         <w:t>"उपदेश"</w:t>
       </w:r>
     </w:p>
@@ -28085,6 +32420,21 @@
           <w:b/>
           <w:lang w:val="hi_IN" w:bidi="hi_IN"/>
         </w:rPr>
+        <w:t>οἷά</w:t>
+      </w:r>
+    </w:p>
+    <w:p>
+      <w:pPr/>
+      <w:r>
+        <w:rPr>
+          <w:lang w:val="hi_IN" w:bidi="hi_IN"/>
+        </w:rPr>
+      </w:r>
+      <w:r>
+        <w:rPr>
+          <w:b/>
+          <w:lang w:val="hi_IN" w:bidi="hi_IN"/>
+        </w:rPr>
         <w:t>"ऐसे"</w:t>
       </w:r>
     </w:p>
@@ -28249,6 +32599,21 @@
           <w:b/>
           <w:lang w:val="hi_IN" w:bidi="hi_IN"/>
         </w:rPr>
+        <w:t>οἵους διωγμοὺς ὑπήνεγκα</w:t>
+      </w:r>
+    </w:p>
+    <w:p>
+      <w:pPr/>
+      <w:r>
+        <w:rPr>
+          <w:lang w:val="hi_IN" w:bidi="hi_IN"/>
+        </w:rPr>
+      </w:r>
+      <w:r>
+        <w:rPr>
+          <w:b/>
+          <w:lang w:val="hi_IN" w:bidi="hi_IN"/>
+        </w:rPr>
         <w:t>"ऐसे उत्पीड़नों को सहा"</w:t>
       </w:r>
     </w:p>
@@ -28312,6 +32677,21 @@
           <w:b/>
           <w:lang w:val="hi_IN" w:bidi="hi_IN"/>
         </w:rPr>
+        <w:t>οἵους διωγμοὺς ὑπήνεγκα</w:t>
+      </w:r>
+    </w:p>
+    <w:p>
+      <w:pPr/>
+      <w:r>
+        <w:rPr>
+          <w:lang w:val="hi_IN" w:bidi="hi_IN"/>
+        </w:rPr>
+      </w:r>
+      <w:r>
+        <w:rPr>
+          <w:b/>
+          <w:lang w:val="hi_IN" w:bidi="hi_IN"/>
+        </w:rPr>
         <w:t>"मैंने ऐसे उत्पीड़नों को सहा"</w:t>
       </w:r>
     </w:p>
@@ -28424,6 +32804,21 @@
           <w:b/>
           <w:lang w:val="hi_IN" w:bidi="hi_IN"/>
         </w:rPr>
+        <w:t>καὶ</w:t>
+      </w:r>
+    </w:p>
+    <w:p>
+      <w:pPr/>
+      <w:r>
+        <w:rPr>
+          <w:lang w:val="hi_IN" w:bidi="hi_IN"/>
+        </w:rPr>
+      </w:r>
+      <w:r>
+        <w:rPr>
+          <w:b/>
+          <w:lang w:val="hi_IN" w:bidi="hi_IN"/>
+        </w:rPr>
         <w:t>"और"</w:t>
       </w:r>
     </w:p>
@@ -28541,6 +32936,21 @@
           <w:b/>
           <w:lang w:val="hi_IN" w:bidi="hi_IN"/>
         </w:rPr>
+        <w:t>καὶ &amp; δὲ</w:t>
+      </w:r>
+    </w:p>
+    <w:p>
+      <w:pPr/>
+      <w:r>
+        <w:rPr>
+          <w:lang w:val="hi_IN" w:bidi="hi_IN"/>
+        </w:rPr>
+      </w:r>
+      <w:r>
+        <w:rPr>
+          <w:b/>
+          <w:lang w:val="hi_IN" w:bidi="hi_IN"/>
+        </w:rPr>
         <w:t>"मसीह यीशु में भक्ति के जीवन बिताना"</w:t>
       </w:r>
     </w:p>
@@ -28617,6 +33027,21 @@
           <w:b/>
           <w:lang w:val="hi_IN" w:bidi="hi_IN"/>
         </w:rPr>
+        <w:t>πάντες &amp; οἱ θέλοντες ζῆν εὐσεβῶς ἐν Χριστῷ Ἰησοῦ διωχθήσονται</w:t>
+      </w:r>
+    </w:p>
+    <w:p>
+      <w:pPr/>
+      <w:r>
+        <w:rPr>
+          <w:lang w:val="hi_IN" w:bidi="hi_IN"/>
+        </w:rPr>
+      </w:r>
+      <w:r>
+        <w:rPr>
+          <w:b/>
+          <w:lang w:val="hi_IN" w:bidi="hi_IN"/>
+        </w:rPr>
         <w:t>"सताए जाएँगे"</w:t>
       </w:r>
     </w:p>
@@ -28700,6 +33125,21 @@
           <w:b/>
           <w:lang w:val="hi_IN" w:bidi="hi_IN"/>
         </w:rPr>
+        <w:t>ἐν Χριστῷ Ἰησοῦ</w:t>
+      </w:r>
+    </w:p>
+    <w:p>
+      <w:pPr/>
+      <w:r>
+        <w:rPr>
+          <w:lang w:val="hi_IN" w:bidi="hi_IN"/>
+        </w:rPr>
+      </w:r>
+      <w:r>
+        <w:rPr>
+          <w:b/>
+          <w:lang w:val="hi_IN" w:bidi="hi_IN"/>
+        </w:rPr>
         <w:t>"मसीह यीशु में"</w:t>
       </w:r>
     </w:p>
@@ -28890,6 +33330,21 @@
           <w:b/>
           <w:lang w:val="hi_IN" w:bidi="hi_IN"/>
         </w:rPr>
+        <w:t>δὲ</w:t>
+      </w:r>
+    </w:p>
+    <w:p>
+      <w:pPr/>
+      <w:r>
+        <w:rPr>
+          <w:lang w:val="hi_IN" w:bidi="hi_IN"/>
+        </w:rPr>
+      </w:r>
+      <w:r>
+        <w:rPr>
+          <w:b/>
+          <w:lang w:val="hi_IN" w:bidi="hi_IN"/>
+        </w:rPr>
         <w:t>"और (परन्तु) दुष्ट"</w:t>
       </w:r>
     </w:p>
@@ -29033,6 +33488,21 @@
           <w:b/>
           <w:lang w:val="hi_IN" w:bidi="hi_IN"/>
         </w:rPr>
+        <w:t>ἄνθρωποι</w:t>
+      </w:r>
+    </w:p>
+    <w:p>
+      <w:pPr/>
+      <w:r>
+        <w:rPr>
+          <w:lang w:val="hi_IN" w:bidi="hi_IN"/>
+        </w:rPr>
+      </w:r>
+      <w:r>
+        <w:rPr>
+          <w:b/>
+          <w:lang w:val="hi_IN" w:bidi="hi_IN"/>
+        </w:rPr>
         <w:t>""</w:t>
       </w:r>
     </w:p>
@@ -29129,6 +33599,21 @@
           <w:b/>
           <w:lang w:val="hi_IN" w:bidi="hi_IN"/>
         </w:rPr>
+        <w:t>πονηροὶ &amp; ἄνθρωποι καὶ γόητες</w:t>
+      </w:r>
+    </w:p>
+    <w:p>
+      <w:pPr/>
+      <w:r>
+        <w:rPr>
+          <w:lang w:val="hi_IN" w:bidi="hi_IN"/>
+        </w:rPr>
+      </w:r>
+      <w:r>
+        <w:rPr>
+          <w:b/>
+          <w:lang w:val="hi_IN" w:bidi="hi_IN"/>
+        </w:rPr>
         <w:t>"दुष्ट, और बहकानेवाले"</w:t>
       </w:r>
     </w:p>
@@ -29225,6 +33710,21 @@
           <w:b/>
           <w:lang w:val="hi_IN" w:bidi="hi_IN"/>
         </w:rPr>
+        <w:t>προκόψουσιν ἐπὶ τὸ χεῖρον</w:t>
+      </w:r>
+    </w:p>
+    <w:p>
+      <w:pPr/>
+      <w:r>
+        <w:rPr>
+          <w:lang w:val="hi_IN" w:bidi="hi_IN"/>
+        </w:rPr>
+      </w:r>
+      <w:r>
+        <w:rPr>
+          <w:b/>
+          <w:lang w:val="hi_IN" w:bidi="hi_IN"/>
+        </w:rPr>
         <w:t>"बिगड़ते चले जाएँगे"</w:t>
       </w:r>
     </w:p>
@@ -29288,6 +33788,21 @@
           <w:b/>
           <w:lang w:val="hi_IN" w:bidi="hi_IN"/>
         </w:rPr>
+        <w:t>ἐπὶ τὸ χεῖρον</w:t>
+      </w:r>
+    </w:p>
+    <w:p>
+      <w:pPr/>
+      <w:r>
+        <w:rPr>
+          <w:lang w:val="hi_IN" w:bidi="hi_IN"/>
+        </w:rPr>
+      </w:r>
+      <w:r>
+        <w:rPr>
+          <w:b/>
+          <w:lang w:val="hi_IN" w:bidi="hi_IN"/>
+        </w:rPr>
         <w:t>"बिगड़ते"</w:t>
       </w:r>
     </w:p>
@@ -29371,6 +33886,21 @@
           <w:b/>
           <w:lang w:val="hi_IN" w:bidi="hi_IN"/>
         </w:rPr>
+        <w:t>πλανῶντες καὶ πλανώμενοι</w:t>
+      </w:r>
+    </w:p>
+    <w:p>
+      <w:pPr/>
+      <w:r>
+        <w:rPr>
+          <w:lang w:val="hi_IN" w:bidi="hi_IN"/>
+        </w:rPr>
+      </w:r>
+      <w:r>
+        <w:rPr>
+          <w:b/>
+          <w:lang w:val="hi_IN" w:bidi="hi_IN"/>
+        </w:rPr>
         <w:t>""</w:t>
       </w:r>
     </w:p>
@@ -29467,6 +33997,21 @@
           <w:b/>
           <w:lang w:val="hi_IN" w:bidi="hi_IN"/>
         </w:rPr>
+        <w:t>πλανώμενοι</w:t>
+      </w:r>
+    </w:p>
+    <w:p>
+      <w:pPr/>
+      <w:r>
+        <w:rPr>
+          <w:lang w:val="hi_IN" w:bidi="hi_IN"/>
+        </w:rPr>
+      </w:r>
+      <w:r>
+        <w:rPr>
+          <w:b/>
+          <w:lang w:val="hi_IN" w:bidi="hi_IN"/>
+        </w:rPr>
         <w:t>"धोखा देते हुए, और धोखा खाते हुए"</w:t>
       </w:r>
     </w:p>
@@ -29550,6 +34095,21 @@
           <w:b/>
           <w:lang w:val="hi_IN" w:bidi="hi_IN"/>
         </w:rPr>
+        <w:t>σὺ δὲ</w:t>
+      </w:r>
+    </w:p>
+    <w:p>
+      <w:pPr/>
+      <w:r>
+        <w:rPr>
+          <w:lang w:val="hi_IN" w:bidi="hi_IN"/>
+        </w:rPr>
+      </w:r>
+      <w:r>
+        <w:rPr>
+          <w:b/>
+          <w:lang w:val="hi_IN" w:bidi="hi_IN"/>
+        </w:rPr>
         <w:t>"पर तू"</w:t>
       </w:r>
     </w:p>
@@ -29654,6 +34214,21 @@
           <w:b/>
           <w:lang w:val="hi_IN" w:bidi="hi_IN"/>
         </w:rPr>
+        <w:t>μένε ἐν οἷς ἔμαθες καὶ ἐπιστώθης, εἰδὼς παρὰ τίνων ἔμαθες</w:t>
+      </w:r>
+    </w:p>
+    <w:p>
+      <w:pPr/>
+      <w:r>
+        <w:rPr>
+          <w:lang w:val="hi_IN" w:bidi="hi_IN"/>
+        </w:rPr>
+      </w:r>
+      <w:r>
+        <w:rPr>
+          <w:b/>
+          <w:lang w:val="hi_IN" w:bidi="hi_IN"/>
+        </w:rPr>
         <w:t>"पर तू इन बातों पर जो तूने सीखी हैं और विश्वास किया था, यह जानकर दृढ़ बना रह; कि तूने उन्हें किन लोगों से सीखा है"</w:t>
       </w:r>
     </w:p>
@@ -29753,6 +34328,21 @@
           <w:b/>
           <w:lang w:val="hi_IN" w:bidi="hi_IN"/>
         </w:rPr>
+        <w:t>μένε ἐν</w:t>
+      </w:r>
+    </w:p>
+    <w:p>
+      <w:pPr/>
+      <w:r>
+        <w:rPr>
+          <w:lang w:val="hi_IN" w:bidi="hi_IN"/>
+        </w:rPr>
+      </w:r>
+      <w:r>
+        <w:rPr>
+          <w:b/>
+          <w:lang w:val="hi_IN" w:bidi="hi_IN"/>
+        </w:rPr>
         <w:t>""</w:t>
       </w:r>
     </w:p>
@@ -29836,6 +34426,21 @@
           <w:b/>
           <w:lang w:val="hi_IN" w:bidi="hi_IN"/>
         </w:rPr>
+        <w:t>ἐπιστώθης</w:t>
+      </w:r>
+    </w:p>
+    <w:p>
+      <w:pPr/>
+      <w:r>
+        <w:rPr>
+          <w:lang w:val="hi_IN" w:bidi="hi_IN"/>
+        </w:rPr>
+      </w:r>
+      <w:r>
+        <w:rPr>
+          <w:b/>
+          <w:lang w:val="hi_IN" w:bidi="hi_IN"/>
+        </w:rPr>
         <w:t>"विश्वास किया था"</w:t>
       </w:r>
     </w:p>
@@ -29919,6 +34524,21 @@
           <w:b/>
           <w:lang w:val="hi_IN" w:bidi="hi_IN"/>
         </w:rPr>
+        <w:t>εἰδὼς παρὰ τίνων ἔμαθες</w:t>
+      </w:r>
+    </w:p>
+    <w:p>
+      <w:pPr/>
+      <w:r>
+        <w:rPr>
+          <w:lang w:val="hi_IN" w:bidi="hi_IN"/>
+        </w:rPr>
+      </w:r>
+      <w:r>
+        <w:rPr>
+          <w:b/>
+          <w:lang w:val="hi_IN" w:bidi="hi_IN"/>
+        </w:rPr>
         <w:t>"कि तूने उन्हें किन लोगों से सीखा है"</w:t>
       </w:r>
     </w:p>
@@ -30010,6 +34630,21 @@
           <w:b/>
           <w:lang w:val="hi_IN" w:bidi="hi_IN"/>
         </w:rPr>
+        <w:t>ἀπὸ βρέφους</w:t>
+      </w:r>
+    </w:p>
+    <w:p>
+      <w:pPr/>
+      <w:r>
+        <w:rPr>
+          <w:lang w:val="hi_IN" w:bidi="hi_IN"/>
+        </w:rPr>
+      </w:r>
+      <w:r>
+        <w:rPr>
+          <w:b/>
+          <w:lang w:val="hi_IN" w:bidi="hi_IN"/>
+        </w:rPr>
         <w:t>"बालकपन से"</w:t>
       </w:r>
     </w:p>
@@ -30106,6 +34741,21 @@
           <w:b/>
           <w:lang w:val="hi_IN" w:bidi="hi_IN"/>
         </w:rPr>
+        <w:t>εἰς σωτηρίαν διὰ πίστεως τῆς ἐν Χριστῷ Ἰησοῦ</w:t>
+      </w:r>
+    </w:p>
+    <w:p>
+      <w:pPr/>
+      <w:r>
+        <w:rPr>
+          <w:lang w:val="hi_IN" w:bidi="hi_IN"/>
+        </w:rPr>
+      </w:r>
+      <w:r>
+        <w:rPr>
+          <w:b/>
+          <w:lang w:val="hi_IN" w:bidi="hi_IN"/>
+        </w:rPr>
         <w:t>"मसीह पर विश्वास करने से उद्धार प्राप्त करने के लिये"</w:t>
       </w:r>
     </w:p>
@@ -30202,6 +34852,21 @@
           <w:b/>
           <w:lang w:val="hi_IN" w:bidi="hi_IN"/>
         </w:rPr>
+        <w:t>τῆς ἐν Χριστῷ Ἰησοῦ</w:t>
+      </w:r>
+    </w:p>
+    <w:p>
+      <w:pPr/>
+      <w:r>
+        <w:rPr>
+          <w:lang w:val="hi_IN" w:bidi="hi_IN"/>
+        </w:rPr>
+      </w:r>
+      <w:r>
+        <w:rPr>
+          <w:b/>
+          <w:lang w:val="hi_IN" w:bidi="hi_IN"/>
+        </w:rPr>
         <w:t>"जो ... मसीह पर"</w:t>
       </w:r>
     </w:p>
@@ -30379,6 +35044,21 @@
           <w:b/>
           <w:lang w:val="hi_IN" w:bidi="hi_IN"/>
         </w:rPr>
+        <w:t>πᾶσα Γραφὴ θεόπνευστος καὶ ὠφέλιμος</w:t>
+      </w:r>
+    </w:p>
+    <w:p>
+      <w:pPr/>
+      <w:r>
+        <w:rPr>
+          <w:lang w:val="hi_IN" w:bidi="hi_IN"/>
+        </w:rPr>
+      </w:r>
+      <w:r>
+        <w:rPr>
+          <w:b/>
+          <w:lang w:val="hi_IN" w:bidi="hi_IN"/>
+        </w:rPr>
         <w:t>"सम्पूर्ण पवित्रशास्त्र परमेश्वर की प्रेरणा से रचा गया है और ... लाभदायक है"</w:t>
       </w:r>
     </w:p>
@@ -30470,6 +35150,21 @@
           <w:b/>
           <w:lang w:val="hi_IN" w:bidi="hi_IN"/>
         </w:rPr>
+        <w:t>πᾶσα Γραφὴ θεόπνευστος καὶ</w:t>
+      </w:r>
+    </w:p>
+    <w:p>
+      <w:pPr/>
+      <w:r>
+        <w:rPr>
+          <w:lang w:val="hi_IN" w:bidi="hi_IN"/>
+        </w:rPr>
+      </w:r>
+      <w:r>
+        <w:rPr>
+          <w:b/>
+          <w:lang w:val="hi_IN" w:bidi="hi_IN"/>
+        </w:rPr>
         <w:t>""</w:t>
       </w:r>
     </w:p>
@@ -30566,6 +35261,21 @@
           <w:b/>
           <w:lang w:val="hi_IN" w:bidi="hi_IN"/>
         </w:rPr>
+        <w:t>πᾶσα Γραφὴ</w:t>
+      </w:r>
+    </w:p>
+    <w:p>
+      <w:pPr/>
+      <w:r>
+        <w:rPr>
+          <w:lang w:val="hi_IN" w:bidi="hi_IN"/>
+        </w:rPr>
+      </w:r>
+      <w:r>
+        <w:rPr>
+          <w:b/>
+          <w:lang w:val="hi_IN" w:bidi="hi_IN"/>
+        </w:rPr>
         <w:t>"सम्पूर्ण पवित्रशास्त्र"</w:t>
       </w:r>
     </w:p>
@@ -30655,6 +35365,21 @@
           <w:b/>
           <w:lang w:val="hi_IN" w:bidi="hi_IN"/>
         </w:rPr>
+        <w:t>ὠφέλιμος</w:t>
+      </w:r>
+    </w:p>
+    <w:p>
+      <w:pPr/>
+      <w:r>
+        <w:rPr>
+          <w:lang w:val="hi_IN" w:bidi="hi_IN"/>
+        </w:rPr>
+      </w:r>
+      <w:r>
+        <w:rPr>
+          <w:b/>
+          <w:lang w:val="hi_IN" w:bidi="hi_IN"/>
+        </w:rPr>
         <w:t>""</w:t>
       </w:r>
     </w:p>
@@ -30731,6 +35456,21 @@
           <w:b/>
           <w:lang w:val="hi_IN" w:bidi="hi_IN"/>
         </w:rPr>
+        <w:t>πρὸς διδασκαλίαν, πρὸς ἐλεγμόν, πρὸς ἐπανόρθωσιν, πρὸς παιδείαν τὴν ἐν δικαιοσύνῃ</w:t>
+      </w:r>
+    </w:p>
+    <w:p>
+      <w:pPr/>
+      <w:r>
+        <w:rPr>
+          <w:lang w:val="hi_IN" w:bidi="hi_IN"/>
+        </w:rPr>
+      </w:r>
+      <w:r>
+        <w:rPr>
+          <w:b/>
+          <w:lang w:val="hi_IN" w:bidi="hi_IN"/>
+        </w:rPr>
         <w:t>""</w:t>
       </w:r>
     </w:p>
@@ -30807,6 +35547,21 @@
           <w:b/>
           <w:lang w:val="hi_IN" w:bidi="hi_IN"/>
         </w:rPr>
+        <w:t>ἵνα</w:t>
+      </w:r>
+    </w:p>
+    <w:p>
+      <w:pPr/>
+      <w:r>
+        <w:rPr>
+          <w:lang w:val="hi_IN" w:bidi="hi_IN"/>
+        </w:rPr>
+      </w:r>
+      <w:r>
+        <w:rPr>
+          <w:b/>
+          <w:lang w:val="hi_IN" w:bidi="hi_IN"/>
+        </w:rPr>
         <w:t>"ताकि"</w:t>
       </w:r>
     </w:p>
@@ -30911,6 +35666,21 @@
           <w:b/>
           <w:lang w:val="hi_IN" w:bidi="hi_IN"/>
         </w:rPr>
+        <w:t>ὁ τοῦ Θεοῦ ἄνθρωπος</w:t>
+      </w:r>
+    </w:p>
+    <w:p>
+      <w:pPr/>
+      <w:r>
+        <w:rPr>
+          <w:lang w:val="hi_IN" w:bidi="hi_IN"/>
+        </w:rPr>
+      </w:r>
+      <w:r>
+        <w:rPr>
+          <w:b/>
+          <w:lang w:val="hi_IN" w:bidi="hi_IN"/>
+        </w:rPr>
         <w:t>"परमेश्वर का जन"</w:t>
       </w:r>
     </w:p>
@@ -31028,6 +35798,21 @@
           <w:b/>
           <w:lang w:val="hi_IN" w:bidi="hi_IN"/>
         </w:rPr>
+        <w:t>ὁ τοῦ Θεοῦ ἄνθρωπος</w:t>
+      </w:r>
+    </w:p>
+    <w:p>
+      <w:pPr/>
+      <w:r>
+        <w:rPr>
+          <w:lang w:val="hi_IN" w:bidi="hi_IN"/>
+        </w:rPr>
+      </w:r>
+      <w:r>
+        <w:rPr>
+          <w:b/>
+          <w:lang w:val="hi_IN" w:bidi="hi_IN"/>
+        </w:rPr>
         <w:t>"परमेश्वर का जन"</w:t>
       </w:r>
     </w:p>
@@ -31126,6 +35911,21 @@
           <w:b/>
           <w:lang w:val="hi_IN" w:bidi="hi_IN"/>
         </w:rPr>
+        <w:t>ὁ τοῦ Θεοῦ ἄνθρωπος</w:t>
+      </w:r>
+    </w:p>
+    <w:p>
+      <w:pPr/>
+      <w:r>
+        <w:rPr>
+          <w:lang w:val="hi_IN" w:bidi="hi_IN"/>
+        </w:rPr>
+      </w:r>
+      <w:r>
+        <w:rPr>
+          <w:b/>
+          <w:lang w:val="hi_IN" w:bidi="hi_IN"/>
+        </w:rPr>
         <w:t>"परमेश्वर जन"</w:t>
       </w:r>
     </w:p>
@@ -31222,6 +36022,21 @@
           <w:b/>
           <w:lang w:val="hi_IN" w:bidi="hi_IN"/>
         </w:rPr>
+        <w:t>ἄρτιος &amp; πρὸς πᾶν ἔργον ἀγαθὸν ἐξηρτισμένος</w:t>
+      </w:r>
+    </w:p>
+    <w:p>
+      <w:pPr/>
+      <w:r>
+        <w:rPr>
+          <w:lang w:val="hi_IN" w:bidi="hi_IN"/>
+        </w:rPr>
+      </w:r>
+      <w:r>
+        <w:rPr>
+          <w:b/>
+          <w:lang w:val="hi_IN" w:bidi="hi_IN"/>
+        </w:rPr>
         <w:t>"सिद्ध"</w:t>
       </w:r>
       <w:r>
@@ -31298,6 +36113,21 @@
           <w:b/>
           <w:lang w:val="hi_IN" w:bidi="hi_IN"/>
         </w:rPr>
+        <w:t>ἐξηρτισμένος</w:t>
+      </w:r>
+    </w:p>
+    <w:p>
+      <w:pPr/>
+      <w:r>
+        <w:rPr>
+          <w:lang w:val="hi_IN" w:bidi="hi_IN"/>
+        </w:rPr>
+      </w:r>
+      <w:r>
+        <w:rPr>
+          <w:b/>
+          <w:lang w:val="hi_IN" w:bidi="hi_IN"/>
+        </w:rPr>
         <w:t>"तत्पर हो जाए"</w:t>
       </w:r>
     </w:p>
@@ -31457,6 +36287,21 @@
           <w:b/>
           <w:lang w:val="hi_IN" w:bidi="hi_IN"/>
         </w:rPr>
+        <w:t>ζῶντας καὶ νεκρούς</w:t>
+      </w:r>
+    </w:p>
+    <w:p>
+      <w:pPr/>
+      <w:r>
+        <w:rPr>
+          <w:lang w:val="hi_IN" w:bidi="hi_IN"/>
+        </w:rPr>
+      </w:r>
+      <w:r>
+        <w:rPr>
+          <w:b/>
+          <w:lang w:val="hi_IN" w:bidi="hi_IN"/>
+        </w:rPr>
         <w:t>"जो जीवितों और मरे हुओं का"</w:t>
       </w:r>
     </w:p>
@@ -31566,6 +36411,21 @@
           <w:b/>
           <w:lang w:val="hi_IN" w:bidi="hi_IN"/>
         </w:rPr>
+        <w:t>καὶ τὴν ἐπιφάνειαν αὐτοῦ</w:t>
+      </w:r>
+    </w:p>
+    <w:p>
+      <w:pPr/>
+      <w:r>
+        <w:rPr>
+          <w:lang w:val="hi_IN" w:bidi="hi_IN"/>
+        </w:rPr>
+      </w:r>
+      <w:r>
+        <w:rPr>
+          <w:b/>
+          <w:lang w:val="hi_IN" w:bidi="hi_IN"/>
+        </w:rPr>
         <w:t>"और उसके प्रगट होने"</w:t>
       </w:r>
     </w:p>
@@ -31670,6 +36530,21 @@
           <w:b/>
           <w:lang w:val="hi_IN" w:bidi="hi_IN"/>
         </w:rPr>
+        <w:t>τὴν ἐπιφάνειαν αὐτοῦ</w:t>
+      </w:r>
+    </w:p>
+    <w:p>
+      <w:pPr/>
+      <w:r>
+        <w:rPr>
+          <w:lang w:val="hi_IN" w:bidi="hi_IN"/>
+        </w:rPr>
+      </w:r>
+      <w:r>
+        <w:rPr>
+          <w:b/>
+          <w:lang w:val="hi_IN" w:bidi="hi_IN"/>
+        </w:rPr>
         <w:t>""</w:t>
       </w:r>
     </w:p>
@@ -31753,6 +36628,21 @@
           <w:b/>
           <w:lang w:val="hi_IN" w:bidi="hi_IN"/>
         </w:rPr>
+        <w:t>τὸν λόγον</w:t>
+      </w:r>
+    </w:p>
+    <w:p>
+      <w:pPr/>
+      <w:r>
+        <w:rPr>
+          <w:lang w:val="hi_IN" w:bidi="hi_IN"/>
+        </w:rPr>
+      </w:r>
+      <w:r>
+        <w:rPr>
+          <w:b/>
+          <w:lang w:val="hi_IN" w:bidi="hi_IN"/>
+        </w:rPr>
         <w:t>"वचन का"</w:t>
       </w:r>
     </w:p>
@@ -31849,6 +36739,21 @@
           <w:b/>
           <w:lang w:val="hi_IN" w:bidi="hi_IN"/>
         </w:rPr>
+        <w:t>ἐπίστηθι</w:t>
+      </w:r>
+    </w:p>
+    <w:p>
+      <w:pPr/>
+      <w:r>
+        <w:rPr>
+          <w:lang w:val="hi_IN" w:bidi="hi_IN"/>
+        </w:rPr>
+      </w:r>
+      <w:r>
+        <w:rPr>
+          <w:b/>
+          <w:lang w:val="hi_IN" w:bidi="hi_IN"/>
+        </w:rPr>
         <w:t>"तैयार रह"</w:t>
       </w:r>
     </w:p>
@@ -31945,6 +36850,21 @@
           <w:b/>
           <w:lang w:val="hi_IN" w:bidi="hi_IN"/>
         </w:rPr>
+        <w:t>εὐκαίρως, ἀκαίρως</w:t>
+      </w:r>
+    </w:p>
+    <w:p>
+      <w:pPr/>
+      <w:r>
+        <w:rPr>
+          <w:lang w:val="hi_IN" w:bidi="hi_IN"/>
+        </w:rPr>
+      </w:r>
+      <w:r>
+        <w:rPr>
+          <w:b/>
+          <w:lang w:val="hi_IN" w:bidi="hi_IN"/>
+        </w:rPr>
         <w:t>""</w:t>
       </w:r>
     </w:p>
@@ -32028,6 +36948,21 @@
           <w:b/>
           <w:lang w:val="hi_IN" w:bidi="hi_IN"/>
         </w:rPr>
+        <w:t>ἐν πάσῃ μακροθυμίᾳ καὶ διδαχῇ</w:t>
+      </w:r>
+    </w:p>
+    <w:p>
+      <w:pPr/>
+      <w:r>
+        <w:rPr>
+          <w:lang w:val="hi_IN" w:bidi="hi_IN"/>
+        </w:rPr>
+      </w:r>
+      <w:r>
+        <w:rPr>
+          <w:b/>
+          <w:lang w:val="hi_IN" w:bidi="hi_IN"/>
+        </w:rPr>
         <w:t>"सब प्रकार की सहनशीलता, शिक्षा के साथ"</w:t>
       </w:r>
       <w:r>
@@ -32163,6 +37098,21 @@
           <w:b/>
           <w:lang w:val="hi_IN" w:bidi="hi_IN"/>
         </w:rPr>
+        <w:t>ἐν πάσῃ μακροθυμίᾳ καὶ διδαχῇ</w:t>
+      </w:r>
+    </w:p>
+    <w:p>
+      <w:pPr/>
+      <w:r>
+        <w:rPr>
+          <w:lang w:val="hi_IN" w:bidi="hi_IN"/>
+        </w:rPr>
+      </w:r>
+      <w:r>
+        <w:rPr>
+          <w:b/>
+          <w:lang w:val="hi_IN" w:bidi="hi_IN"/>
+        </w:rPr>
         <w:t>"सब प्रकार की सहनशीलता, शिक्षा के साथ"</w:t>
       </w:r>
       <w:r>
@@ -32259,6 +37209,21 @@
           <w:b/>
           <w:lang w:val="hi_IN" w:bidi="hi_IN"/>
         </w:rPr>
+        <w:t>γὰρ</w:t>
+      </w:r>
+    </w:p>
+    <w:p>
+      <w:pPr/>
+      <w:r>
+        <w:rPr>
+          <w:lang w:val="hi_IN" w:bidi="hi_IN"/>
+        </w:rPr>
+      </w:r>
+      <w:r>
+        <w:rPr>
+          <w:b/>
+          <w:lang w:val="hi_IN" w:bidi="hi_IN"/>
+        </w:rPr>
         <w:t>"क्योंकि"</w:t>
       </w:r>
     </w:p>
@@ -32376,6 +37341,21 @@
           <w:b/>
           <w:lang w:val="hi_IN" w:bidi="hi_IN"/>
         </w:rPr>
+        <w:t>ἔσται &amp; καιρὸς ὅτε</w:t>
+      </w:r>
+    </w:p>
+    <w:p>
+      <w:pPr/>
+      <w:r>
+        <w:rPr>
+          <w:lang w:val="hi_IN" w:bidi="hi_IN"/>
+        </w:rPr>
+      </w:r>
+      <w:r>
+        <w:rPr>
+          <w:b/>
+          <w:lang w:val="hi_IN" w:bidi="hi_IN"/>
+        </w:rPr>
         <w:t>"क्योंकि ऐसा समय कि"</w:t>
       </w:r>
     </w:p>
@@ -32439,6 +37419,21 @@
           <w:b/>
           <w:lang w:val="hi_IN" w:bidi="hi_IN"/>
         </w:rPr>
+        <w:t>οὐκ ἀνέξονται</w:t>
+      </w:r>
+    </w:p>
+    <w:p>
+      <w:pPr/>
+      <w:r>
+        <w:rPr>
+          <w:lang w:val="hi_IN" w:bidi="hi_IN"/>
+        </w:rPr>
+      </w:r>
+      <w:r>
+        <w:rPr>
+          <w:b/>
+          <w:lang w:val="hi_IN" w:bidi="hi_IN"/>
+        </w:rPr>
         <w:t>"सह सकेंगे"</w:t>
       </w:r>
     </w:p>
@@ -32515,6 +37510,21 @@
           <w:b/>
           <w:lang w:val="hi_IN" w:bidi="hi_IN"/>
         </w:rPr>
+        <w:t>οὐκ ἀνέξονται</w:t>
+      </w:r>
+    </w:p>
+    <w:p>
+      <w:pPr/>
+      <w:r>
+        <w:rPr>
+          <w:lang w:val="hi_IN" w:bidi="hi_IN"/>
+        </w:rPr>
+      </w:r>
+      <w:r>
+        <w:rPr>
+          <w:b/>
+          <w:lang w:val="hi_IN" w:bidi="hi_IN"/>
+        </w:rPr>
         <w:t>"लोग खरा उपदेश न सह सकेंगे"</w:t>
       </w:r>
     </w:p>
@@ -32578,6 +37588,21 @@
           <w:b/>
           <w:lang w:val="hi_IN" w:bidi="hi_IN"/>
         </w:rPr>
+        <w:t>τῆς ὑγιαινούσης διδασκαλίας</w:t>
+      </w:r>
+    </w:p>
+    <w:p>
+      <w:pPr/>
+      <w:r>
+        <w:rPr>
+          <w:lang w:val="hi_IN" w:bidi="hi_IN"/>
+        </w:rPr>
+      </w:r>
+      <w:r>
+        <w:rPr>
+          <w:b/>
+          <w:lang w:val="hi_IN" w:bidi="hi_IN"/>
+        </w:rPr>
         <w:t>"लोग खरा उपदेश"</w:t>
       </w:r>
     </w:p>
@@ -32654,6 +37679,21 @@
           <w:b/>
           <w:lang w:val="hi_IN" w:bidi="hi_IN"/>
         </w:rPr>
+        <w:t>κατὰ τὰς ἰδίας ἐπιθυμίας, ἑαυτοῖς ἐπισωρεύσουσιν διδασκάλους</w:t>
+      </w:r>
+    </w:p>
+    <w:p>
+      <w:pPr/>
+      <w:r>
+        <w:rPr>
+          <w:lang w:val="hi_IN" w:bidi="hi_IN"/>
+        </w:rPr>
+      </w:r>
+      <w:r>
+        <w:rPr>
+          <w:b/>
+          <w:lang w:val="hi_IN" w:bidi="hi_IN"/>
+        </w:rPr>
         <w:t>"अपनी अभिलाषाओं के अनुसार अपने लिये बहुत सारे उपदेशक बटोर लेंगे"</w:t>
       </w:r>
     </w:p>
@@ -32813,6 +37853,21 @@
           <w:b/>
           <w:lang w:val="hi_IN" w:bidi="hi_IN"/>
         </w:rPr>
+        <w:t>ἑαυτοῖς ἐπισωρεύσουσιν διδασκάλους</w:t>
+      </w:r>
+    </w:p>
+    <w:p>
+      <w:pPr/>
+      <w:r>
+        <w:rPr>
+          <w:lang w:val="hi_IN" w:bidi="hi_IN"/>
+        </w:rPr>
+      </w:r>
+      <w:r>
+        <w:rPr>
+          <w:b/>
+          <w:lang w:val="hi_IN" w:bidi="hi_IN"/>
+        </w:rPr>
         <w:t>"अपनी अभिलाषाओं के अनुसार अपने लिये बहुत सारे उपदेशक बटोर लेंगे"</w:t>
       </w:r>
     </w:p>
@@ -32896,6 +37951,21 @@
           <w:b/>
           <w:lang w:val="hi_IN" w:bidi="hi_IN"/>
         </w:rPr>
+        <w:t>κνηθόμενοι τὴν ἀκοήν</w:t>
+      </w:r>
+    </w:p>
+    <w:p>
+      <w:pPr/>
+      <w:r>
+        <w:rPr>
+          <w:lang w:val="hi_IN" w:bidi="hi_IN"/>
+        </w:rPr>
+      </w:r>
+      <w:r>
+        <w:rPr>
+          <w:b/>
+          <w:lang w:val="hi_IN" w:bidi="hi_IN"/>
+        </w:rPr>
         <w:t>""</w:t>
       </w:r>
     </w:p>
@@ -32979,6 +38049,21 @@
           <w:b/>
           <w:lang w:val="hi_IN" w:bidi="hi_IN"/>
         </w:rPr>
+        <w:t>τὴν ἀκοήν</w:t>
+      </w:r>
+    </w:p>
+    <w:p>
+      <w:pPr/>
+      <w:r>
+        <w:rPr>
+          <w:lang w:val="hi_IN" w:bidi="hi_IN"/>
+        </w:rPr>
+      </w:r>
+      <w:r>
+        <w:rPr>
+          <w:b/>
+          <w:lang w:val="hi_IN" w:bidi="hi_IN"/>
+        </w:rPr>
         <w:t>"कानों की खुजली के कारण"</w:t>
       </w:r>
     </w:p>
@@ -33075,6 +38160,21 @@
           <w:b/>
           <w:lang w:val="hi_IN" w:bidi="hi_IN"/>
         </w:rPr>
+        <w:t>ἀπὸ μὲν τῆς ἀληθείας τὴν ἀκοὴν ἀποστρέψουσιν</w:t>
+      </w:r>
+    </w:p>
+    <w:p>
+      <w:pPr/>
+      <w:r>
+        <w:rPr>
+          <w:lang w:val="hi_IN" w:bidi="hi_IN"/>
+        </w:rPr>
+      </w:r>
+      <w:r>
+        <w:rPr>
+          <w:b/>
+          <w:lang w:val="hi_IN" w:bidi="hi_IN"/>
+        </w:rPr>
         <w:t>""</w:t>
       </w:r>
     </w:p>
@@ -33158,6 +38258,21 @@
           <w:b/>
           <w:lang w:val="hi_IN" w:bidi="hi_IN"/>
         </w:rPr>
+        <w:t>τὴν ἀκοὴν</w:t>
+      </w:r>
+    </w:p>
+    <w:p>
+      <w:pPr/>
+      <w:r>
+        <w:rPr>
+          <w:lang w:val="hi_IN" w:bidi="hi_IN"/>
+        </w:rPr>
+      </w:r>
+      <w:r>
+        <w:rPr>
+          <w:b/>
+          <w:lang w:val="hi_IN" w:bidi="hi_IN"/>
+        </w:rPr>
         <w:t>"अपने कान सत्य से फेरकर"</w:t>
       </w:r>
     </w:p>
@@ -33254,6 +38369,21 @@
           <w:b/>
           <w:lang w:val="hi_IN" w:bidi="hi_IN"/>
         </w:rPr>
+        <w:t>τῆς ἀληθείας</w:t>
+      </w:r>
+    </w:p>
+    <w:p>
+      <w:pPr/>
+      <w:r>
+        <w:rPr>
+          <w:lang w:val="hi_IN" w:bidi="hi_IN"/>
+        </w:rPr>
+      </w:r>
+      <w:r>
+        <w:rPr>
+          <w:b/>
+          <w:lang w:val="hi_IN" w:bidi="hi_IN"/>
+        </w:rPr>
         <w:t>"सत्य"</w:t>
       </w:r>
     </w:p>
@@ -33350,6 +38480,21 @@
           <w:b/>
           <w:lang w:val="hi_IN" w:bidi="hi_IN"/>
         </w:rPr>
+        <w:t>ἐπὶ &amp; ἐκτραπήσονται</w:t>
+      </w:r>
+    </w:p>
+    <w:p>
+      <w:pPr/>
+      <w:r>
+        <w:rPr>
+          <w:lang w:val="hi_IN" w:bidi="hi_IN"/>
+        </w:rPr>
+      </w:r>
+      <w:r>
+        <w:rPr>
+          <w:b/>
+          <w:lang w:val="hi_IN" w:bidi="hi_IN"/>
+        </w:rPr>
         <w:t>"कथा-कहानियों"</w:t>
       </w:r>
       <w:r>
@@ -33446,6 +38591,21 @@
           <w:b/>
           <w:lang w:val="hi_IN" w:bidi="hi_IN"/>
         </w:rPr>
+        <w:t>ἐπὶ &amp; ἐκτραπήσονται</w:t>
+      </w:r>
+    </w:p>
+    <w:p>
+      <w:pPr/>
+      <w:r>
+        <w:rPr>
+          <w:lang w:val="hi_IN" w:bidi="hi_IN"/>
+        </w:rPr>
+      </w:r>
+      <w:r>
+        <w:rPr>
+          <w:b/>
+          <w:lang w:val="hi_IN" w:bidi="hi_IN"/>
+        </w:rPr>
         <w:t>""</w:t>
       </w:r>
     </w:p>
@@ -33529,6 +38689,21 @@
           <w:b/>
           <w:lang w:val="hi_IN" w:bidi="hi_IN"/>
         </w:rPr>
+        <w:t>τοὺς μύθους</w:t>
+      </w:r>
+    </w:p>
+    <w:p>
+      <w:pPr/>
+      <w:r>
+        <w:rPr>
+          <w:lang w:val="hi_IN" w:bidi="hi_IN"/>
+        </w:rPr>
+      </w:r>
+      <w:r>
+        <w:rPr>
+          <w:b/>
+          <w:lang w:val="hi_IN" w:bidi="hi_IN"/>
+        </w:rPr>
         <w:t>"कथा-कहानियों"</w:t>
       </w:r>
     </w:p>
@@ -33641,6 +38816,21 @@
           <w:b/>
           <w:lang w:val="hi_IN" w:bidi="hi_IN"/>
         </w:rPr>
+        <w:t>σὺ δὲ</w:t>
+      </w:r>
+    </w:p>
+    <w:p>
+      <w:pPr/>
+      <w:r>
+        <w:rPr>
+          <w:lang w:val="hi_IN" w:bidi="hi_IN"/>
+        </w:rPr>
+      </w:r>
+      <w:r>
+        <w:rPr>
+          <w:b/>
+          <w:lang w:val="hi_IN" w:bidi="hi_IN"/>
+        </w:rPr>
         <w:t>"पर तू"</w:t>
       </w:r>
     </w:p>
@@ -33745,6 +38935,21 @@
           <w:b/>
           <w:lang w:val="hi_IN" w:bidi="hi_IN"/>
         </w:rPr>
+        <w:t>νῆφε</w:t>
+      </w:r>
+    </w:p>
+    <w:p>
+      <w:pPr/>
+      <w:r>
+        <w:rPr>
+          <w:lang w:val="hi_IN" w:bidi="hi_IN"/>
+        </w:rPr>
+      </w:r>
+      <w:r>
+        <w:rPr>
+          <w:b/>
+          <w:lang w:val="hi_IN" w:bidi="hi_IN"/>
+        </w:rPr>
         <w:t>"सावधान रह"</w:t>
       </w:r>
     </w:p>
@@ -33828,6 +39033,21 @@
           <w:b/>
           <w:lang w:val="hi_IN" w:bidi="hi_IN"/>
         </w:rPr>
+        <w:t>ἐν πᾶσιν</w:t>
+      </w:r>
+    </w:p>
+    <w:p>
+      <w:pPr/>
+      <w:r>
+        <w:rPr>
+          <w:lang w:val="hi_IN" w:bidi="hi_IN"/>
+        </w:rPr>
+      </w:r>
+      <w:r>
+        <w:rPr>
+          <w:b/>
+          <w:lang w:val="hi_IN" w:bidi="hi_IN"/>
+        </w:rPr>
         <w:t>"सब बातों में"</w:t>
       </w:r>
     </w:p>
@@ -33891,6 +39111,21 @@
           <w:b/>
           <w:lang w:val="hi_IN" w:bidi="hi_IN"/>
         </w:rPr>
+        <w:t>κακοπάθησον</w:t>
+      </w:r>
+    </w:p>
+    <w:p>
+      <w:pPr/>
+      <w:r>
+        <w:rPr>
+          <w:lang w:val="hi_IN" w:bidi="hi_IN"/>
+        </w:rPr>
+      </w:r>
+      <w:r>
+        <w:rPr>
+          <w:b/>
+          <w:lang w:val="hi_IN" w:bidi="hi_IN"/>
+        </w:rPr>
         <w:t>"दुःख उठा"</w:t>
       </w:r>
     </w:p>
@@ -34003,6 +39238,21 @@
           <w:b/>
           <w:lang w:val="hi_IN" w:bidi="hi_IN"/>
         </w:rPr>
+        <w:t>ἔργον &amp; εὐαγγελιστοῦ</w:t>
+      </w:r>
+    </w:p>
+    <w:p>
+      <w:pPr/>
+      <w:r>
+        <w:rPr>
+          <w:lang w:val="hi_IN" w:bidi="hi_IN"/>
+        </w:rPr>
+      </w:r>
+      <w:r>
+        <w:rPr>
+          <w:b/>
+          <w:lang w:val="hi_IN" w:bidi="hi_IN"/>
+        </w:rPr>
         <w:t>"सुसमाचार प्रचार का काम"</w:t>
       </w:r>
     </w:p>
@@ -34066,6 +39316,21 @@
           <w:b/>
           <w:lang w:val="hi_IN" w:bidi="hi_IN"/>
         </w:rPr>
+        <w:t>τὴν διακονίαν σου πληροφόρησον</w:t>
+      </w:r>
+    </w:p>
+    <w:p>
+      <w:pPr/>
+      <w:r>
+        <w:rPr>
+          <w:lang w:val="hi_IN" w:bidi="hi_IN"/>
+        </w:rPr>
+      </w:r>
+      <w:r>
+        <w:rPr>
+          <w:b/>
+          <w:lang w:val="hi_IN" w:bidi="hi_IN"/>
+        </w:rPr>
         <w:t>"अपनी सेवा को पूरा कर"</w:t>
       </w:r>
     </w:p>
@@ -34170,6 +39435,21 @@
           <w:b/>
           <w:lang w:val="hi_IN" w:bidi="hi_IN"/>
         </w:rPr>
+        <w:t>γὰρ</w:t>
+      </w:r>
+    </w:p>
+    <w:p>
+      <w:pPr/>
+      <w:r>
+        <w:rPr>
+          <w:lang w:val="hi_IN" w:bidi="hi_IN"/>
+        </w:rPr>
+      </w:r>
+      <w:r>
+        <w:rPr>
+          <w:b/>
+          <w:lang w:val="hi_IN" w:bidi="hi_IN"/>
+        </w:rPr>
         <w:t>"अब मैं"</w:t>
       </w:r>
       <w:r>
@@ -34259,6 +39539,21 @@
           <w:b/>
           <w:lang w:val="hi_IN" w:bidi="hi_IN"/>
         </w:rPr>
+        <w:t>ἐγὼ &amp; ἤδη σπένδομαι</w:t>
+      </w:r>
+    </w:p>
+    <w:p>
+      <w:pPr/>
+      <w:r>
+        <w:rPr>
+          <w:lang w:val="hi_IN" w:bidi="hi_IN"/>
+        </w:rPr>
+      </w:r>
+      <w:r>
+        <w:rPr>
+          <w:b/>
+          <w:lang w:val="hi_IN" w:bidi="hi_IN"/>
+        </w:rPr>
         <w:t>"अब मैं"</w:t>
       </w:r>
       <w:r>
@@ -34355,6 +39650,21 @@
           <w:b/>
           <w:lang w:val="hi_IN" w:bidi="hi_IN"/>
         </w:rPr>
+        <w:t>ἐγὼ &amp; ἤδη σπένδομαι</w:t>
+      </w:r>
+    </w:p>
+    <w:p>
+      <w:pPr/>
+      <w:r>
+        <w:rPr>
+          <w:lang w:val="hi_IN" w:bidi="hi_IN"/>
+        </w:rPr>
+      </w:r>
+      <w:r>
+        <w:rPr>
+          <w:b/>
+          <w:lang w:val="hi_IN" w:bidi="hi_IN"/>
+        </w:rPr>
         <w:t>"अब मैं"</w:t>
       </w:r>
       <w:r>
@@ -34451,6 +39761,21 @@
           <w:b/>
           <w:lang w:val="hi_IN" w:bidi="hi_IN"/>
         </w:rPr>
+        <w:t>τῆς ἀναλύσεώς μου</w:t>
+      </w:r>
+    </w:p>
+    <w:p>
+      <w:pPr/>
+      <w:r>
+        <w:rPr>
+          <w:lang w:val="hi_IN" w:bidi="hi_IN"/>
+        </w:rPr>
+      </w:r>
+      <w:r>
+        <w:rPr>
+          <w:b/>
+          <w:lang w:val="hi_IN" w:bidi="hi_IN"/>
+        </w:rPr>
         <w:t>""</w:t>
       </w:r>
     </w:p>
@@ -34547,6 +39872,21 @@
           <w:b/>
           <w:lang w:val="hi_IN" w:bidi="hi_IN"/>
         </w:rPr>
+        <w:t>τὸν καλὸν ἀγῶνα ἠγώνισμαι</w:t>
+      </w:r>
+    </w:p>
+    <w:p>
+      <w:pPr/>
+      <w:r>
+        <w:rPr>
+          <w:lang w:val="hi_IN" w:bidi="hi_IN"/>
+        </w:rPr>
+      </w:r>
+      <w:r>
+        <w:rPr>
+          <w:b/>
+          <w:lang w:val="hi_IN" w:bidi="hi_IN"/>
+        </w:rPr>
         <w:t>"मैं अच्छी कुश्ती"</w:t>
       </w:r>
     </w:p>
@@ -34656,6 +39996,21 @@
           <w:b/>
           <w:lang w:val="hi_IN" w:bidi="hi_IN"/>
         </w:rPr>
+        <w:t>τὸν καλὸν ἀγῶνα</w:t>
+      </w:r>
+    </w:p>
+    <w:p>
+      <w:pPr/>
+      <w:r>
+        <w:rPr>
+          <w:lang w:val="hi_IN" w:bidi="hi_IN"/>
+        </w:rPr>
+      </w:r>
+      <w:r>
+        <w:rPr>
+          <w:b/>
+          <w:lang w:val="hi_IN" w:bidi="hi_IN"/>
+        </w:rPr>
         <w:t>"अच्छी कुश्ती"</w:t>
       </w:r>
     </w:p>
@@ -34778,6 +40133,21 @@
           <w:b/>
           <w:lang w:val="hi_IN" w:bidi="hi_IN"/>
         </w:rPr>
+        <w:t>τὸν δρόμον τετέλεκα</w:t>
+      </w:r>
+    </w:p>
+    <w:p>
+      <w:pPr/>
+      <w:r>
+        <w:rPr>
+          <w:lang w:val="hi_IN" w:bidi="hi_IN"/>
+        </w:rPr>
+      </w:r>
+      <w:r>
+        <w:rPr>
+          <w:b/>
+          <w:lang w:val="hi_IN" w:bidi="hi_IN"/>
+        </w:rPr>
         <w:t>"मैंने दौड़"</w:t>
       </w:r>
       <w:r>
@@ -34874,6 +40244,21 @@
           <w:b/>
           <w:lang w:val="hi_IN" w:bidi="hi_IN"/>
         </w:rPr>
+        <w:t>τὴν πίστιν τετήρηκα</w:t>
+      </w:r>
+    </w:p>
+    <w:p>
+      <w:pPr/>
+      <w:r>
+        <w:rPr>
+          <w:lang w:val="hi_IN" w:bidi="hi_IN"/>
+        </w:rPr>
+      </w:r>
+      <w:r>
+        <w:rPr>
+          <w:b/>
+          <w:lang w:val="hi_IN" w:bidi="hi_IN"/>
+        </w:rPr>
         <w:t>"मैंने विश्वास"</w:t>
       </w:r>
       <w:r>
@@ -34983,6 +40368,21 @@
           <w:b/>
           <w:lang w:val="hi_IN" w:bidi="hi_IN"/>
         </w:rPr>
+        <w:t>τὴν πίστιν τετήρηκα</w:t>
+      </w:r>
+    </w:p>
+    <w:p>
+      <w:pPr/>
+      <w:r>
+        <w:rPr>
+          <w:lang w:val="hi_IN" w:bidi="hi_IN"/>
+        </w:rPr>
+      </w:r>
+      <w:r>
+        <w:rPr>
+          <w:b/>
+          <w:lang w:val="hi_IN" w:bidi="hi_IN"/>
+        </w:rPr>
         <w:t>"मैंने विश्वास की रखवाली की है"</w:t>
       </w:r>
     </w:p>
@@ -35149,6 +40549,21 @@
           <w:b/>
           <w:lang w:val="hi_IN" w:bidi="hi_IN"/>
         </w:rPr>
+        <w:t>τὴν πίστιν</w:t>
+      </w:r>
+    </w:p>
+    <w:p>
+      <w:pPr/>
+      <w:r>
+        <w:rPr>
+          <w:lang w:val="hi_IN" w:bidi="hi_IN"/>
+        </w:rPr>
+      </w:r>
+      <w:r>
+        <w:rPr>
+          <w:b/>
+          <w:lang w:val="hi_IN" w:bidi="hi_IN"/>
+        </w:rPr>
         <w:t>"विश्वास"</w:t>
       </w:r>
     </w:p>
@@ -35245,6 +40660,21 @@
           <w:b/>
           <w:lang w:val="hi_IN" w:bidi="hi_IN"/>
         </w:rPr>
+        <w:t>λοιπὸν</w:t>
+      </w:r>
+    </w:p>
+    <w:p>
+      <w:pPr/>
+      <w:r>
+        <w:rPr>
+          <w:lang w:val="hi_IN" w:bidi="hi_IN"/>
+        </w:rPr>
+      </w:r>
+      <w:r>
+        <w:rPr>
+          <w:b/>
+          <w:lang w:val="hi_IN" w:bidi="hi_IN"/>
+        </w:rPr>
         <w:t>"भविष्य में (अब से)"</w:t>
       </w:r>
     </w:p>
@@ -35362,6 +40792,21 @@
           <w:b/>
           <w:lang w:val="hi_IN" w:bidi="hi_IN"/>
         </w:rPr>
+        <w:t>ἀπόκειταί &amp; ὁ τῆς δικαιοσύνης στέφανος</w:t>
+      </w:r>
+    </w:p>
+    <w:p>
+      <w:pPr/>
+      <w:r>
+        <w:rPr>
+          <w:lang w:val="hi_IN" w:bidi="hi_IN"/>
+        </w:rPr>
+      </w:r>
+      <w:r>
+        <w:rPr>
+          <w:b/>
+          <w:lang w:val="hi_IN" w:bidi="hi_IN"/>
+        </w:rPr>
         <w:t>""</w:t>
       </w:r>
     </w:p>
@@ -35445,6 +40890,21 @@
           <w:b/>
           <w:lang w:val="hi_IN" w:bidi="hi_IN"/>
         </w:rPr>
+        <w:t>ὁ τῆς δικαιοσύνης στέφανος</w:t>
+      </w:r>
+    </w:p>
+    <w:p>
+      <w:pPr/>
+      <w:r>
+        <w:rPr>
+          <w:lang w:val="hi_IN" w:bidi="hi_IN"/>
+        </w:rPr>
+      </w:r>
+      <w:r>
+        <w:rPr>
+          <w:b/>
+          <w:lang w:val="hi_IN" w:bidi="hi_IN"/>
+        </w:rPr>
         <w:t>"धार्मिकता का वह मुकुट"</w:t>
       </w:r>
     </w:p>
@@ -35583,6 +41043,21 @@
           <w:b/>
           <w:lang w:val="hi_IN" w:bidi="hi_IN"/>
         </w:rPr>
+        <w:t>ὁ τῆς δικαιοσύνης στέφανος</w:t>
+      </w:r>
+    </w:p>
+    <w:p>
+      <w:pPr/>
+      <w:r>
+        <w:rPr>
+          <w:lang w:val="hi_IN" w:bidi="hi_IN"/>
+        </w:rPr>
+      </w:r>
+      <w:r>
+        <w:rPr>
+          <w:b/>
+          <w:lang w:val="hi_IN" w:bidi="hi_IN"/>
+        </w:rPr>
         <w:t>"धार्मिकता वह मुकुट"</w:t>
       </w:r>
     </w:p>
@@ -35665,6 +41140,21 @@
         <w:rPr>
           <w:lang w:val="hi_IN" w:bidi="hi_IN"/>
         </w:rPr>
+      </w:r>
+    </w:p>
+    <w:p>
+      <w:pPr/>
+      <w:r>
+        <w:rPr>
+          <w:lang w:val="hi_IN" w:bidi="hi_IN"/>
+        </w:rPr>
+      </w:r>
+      <w:r>
+        <w:rPr>
+          <w:b/>
+          <w:lang w:val="hi_IN" w:bidi="hi_IN"/>
+        </w:rPr>
+        <w:t>ἐν, ἐκείνῃ τῇ ἡμέρᾳ</w:t>
       </w:r>
     </w:p>
     <w:p>
@@ -35786,6 +41276,21 @@
           <w:b/>
           <w:lang w:val="hi_IN" w:bidi="hi_IN"/>
         </w:rPr>
+        <w:t>οὐ μόνον δὲ ἐμοὶ, ἀλλὰ καὶ πᾶσιν τοῖς</w:t>
+      </w:r>
+    </w:p>
+    <w:p>
+      <w:pPr/>
+      <w:r>
+        <w:rPr>
+          <w:lang w:val="hi_IN" w:bidi="hi_IN"/>
+        </w:rPr>
+      </w:r>
+      <w:r>
+        <w:rPr>
+          <w:b/>
+          <w:lang w:val="hi_IN" w:bidi="hi_IN"/>
+        </w:rPr>
         <w:t>"और मुझे ही नहीं, वरन् उन सब को भी"</w:t>
       </w:r>
     </w:p>
@@ -35869,6 +41374,21 @@
           <w:b/>
           <w:lang w:val="hi_IN" w:bidi="hi_IN"/>
         </w:rPr>
+        <w:t>πᾶσιν τοῖς ἠγαπηκόσι τὴν ἐπιφάνειαν αὐτοῦ</w:t>
+      </w:r>
+    </w:p>
+    <w:p>
+      <w:pPr/>
+      <w:r>
+        <w:rPr>
+          <w:lang w:val="hi_IN" w:bidi="hi_IN"/>
+        </w:rPr>
+      </w:r>
+      <w:r>
+        <w:rPr>
+          <w:b/>
+          <w:lang w:val="hi_IN" w:bidi="hi_IN"/>
+        </w:rPr>
         <w:t>"वरन् उन सब को जो उसके प्रगट होने को प्रिय"</w:t>
       </w:r>
     </w:p>
@@ -35938,6 +41458,21 @@
         <w:rPr>
           <w:lang w:val="hi_IN" w:bidi="hi_IN"/>
         </w:rPr>
+      </w:r>
+    </w:p>
+    <w:p>
+      <w:pPr/>
+      <w:r>
+        <w:rPr>
+          <w:lang w:val="hi_IN" w:bidi="hi_IN"/>
+        </w:rPr>
+      </w:r>
+      <w:r>
+        <w:rPr>
+          <w:b/>
+          <w:lang w:val="hi_IN" w:bidi="hi_IN"/>
+        </w:rPr>
+        <w:t>τὴν ἐπιφάνειαν αὐτοῦ</w:t>
       </w:r>
     </w:p>
     <w:p>
@@ -36053,6 +41588,21 @@
           <w:b/>
           <w:lang w:val="hi_IN" w:bidi="hi_IN"/>
         </w:rPr>
+        <w:t>σπούδασον ἐλθεῖν &amp; ταχέως</w:t>
+      </w:r>
+    </w:p>
+    <w:p>
+      <w:pPr/>
+      <w:r>
+        <w:rPr>
+          <w:lang w:val="hi_IN" w:bidi="hi_IN"/>
+        </w:rPr>
+      </w:r>
+      <w:r>
+        <w:rPr>
+          <w:b/>
+          <w:lang w:val="hi_IN" w:bidi="hi_IN"/>
+        </w:rPr>
         <w:t>""</w:t>
       </w:r>
     </w:p>
@@ -36116,6 +41666,21 @@
           <w:b/>
           <w:lang w:val="hi_IN" w:bidi="hi_IN"/>
         </w:rPr>
+        <w:t>ἐλθεῖν</w:t>
+      </w:r>
+    </w:p>
+    <w:p>
+      <w:pPr/>
+      <w:r>
+        <w:rPr>
+          <w:lang w:val="hi_IN" w:bidi="hi_IN"/>
+        </w:rPr>
+      </w:r>
+      <w:r>
+        <w:rPr>
+          <w:b/>
+          <w:lang w:val="hi_IN" w:bidi="hi_IN"/>
+        </w:rPr>
         <w:t>"आने का"</w:t>
       </w:r>
     </w:p>
@@ -36212,6 +41777,21 @@
           <w:b/>
           <w:lang w:val="hi_IN" w:bidi="hi_IN"/>
         </w:rPr>
+        <w:t>γάρ</w:t>
+      </w:r>
+    </w:p>
+    <w:p>
+      <w:pPr/>
+      <w:r>
+        <w:rPr>
+          <w:lang w:val="hi_IN" w:bidi="hi_IN"/>
+        </w:rPr>
+      </w:r>
+      <w:r>
+        <w:rPr>
+          <w:b/>
+          <w:lang w:val="hi_IN" w:bidi="hi_IN"/>
+        </w:rPr>
         <w:t>"क्योंकि"</w:t>
       </w:r>
     </w:p>
@@ -36321,6 +41901,21 @@
           <w:b/>
           <w:lang w:val="hi_IN" w:bidi="hi_IN"/>
         </w:rPr>
+        <w:t>Δημᾶς &amp; Κρήσκης</w:t>
+      </w:r>
+    </w:p>
+    <w:p>
+      <w:pPr/>
+      <w:r>
+        <w:rPr>
+          <w:lang w:val="hi_IN" w:bidi="hi_IN"/>
+        </w:rPr>
+      </w:r>
+      <w:r>
+        <w:rPr>
+          <w:b/>
+          <w:lang w:val="hi_IN" w:bidi="hi_IN"/>
+        </w:rPr>
         <w:t>""</w:t>
       </w:r>
     </w:p>
@@ -36404,6 +41999,21 @@
           <w:b/>
           <w:lang w:val="hi_IN" w:bidi="hi_IN"/>
         </w:rPr>
+        <w:t>τὸν νῦν αἰῶνα</w:t>
+      </w:r>
+    </w:p>
+    <w:p>
+      <w:pPr/>
+      <w:r>
+        <w:rPr>
+          <w:lang w:val="hi_IN" w:bidi="hi_IN"/>
+        </w:rPr>
+      </w:r>
+      <w:r>
+        <w:rPr>
+          <w:b/>
+          <w:lang w:val="hi_IN" w:bidi="hi_IN"/>
+        </w:rPr>
         <w:t>""</w:t>
       </w:r>
     </w:p>
@@ -36500,6 +42110,21 @@
           <w:b/>
           <w:lang w:val="hi_IN" w:bidi="hi_IN"/>
         </w:rPr>
+        <w:t>ἐπορεύθη</w:t>
+      </w:r>
+    </w:p>
+    <w:p>
+      <w:pPr/>
+      <w:r>
+        <w:rPr>
+          <w:lang w:val="hi_IN" w:bidi="hi_IN"/>
+        </w:rPr>
+      </w:r>
+      <w:r>
+        <w:rPr>
+          <w:b/>
+          <w:lang w:val="hi_IN" w:bidi="hi_IN"/>
+        </w:rPr>
         <w:t>"गया है"</w:t>
       </w:r>
     </w:p>
@@ -36596,6 +42221,21 @@
           <w:b/>
           <w:lang w:val="hi_IN" w:bidi="hi_IN"/>
         </w:rPr>
+        <w:t>Κρήσκης εἰς Γαλατίαν, Τίτος εἰς Δαλματίαν</w:t>
+      </w:r>
+    </w:p>
+    <w:p>
+      <w:pPr/>
+      <w:r>
+        <w:rPr>
+          <w:lang w:val="hi_IN" w:bidi="hi_IN"/>
+        </w:rPr>
+      </w:r>
+      <w:r>
+        <w:rPr>
+          <w:b/>
+          <w:lang w:val="hi_IN" w:bidi="hi_IN"/>
+        </w:rPr>
         <w:t>""</w:t>
       </w:r>
     </w:p>
@@ -36659,6 +42299,21 @@
           <w:b/>
           <w:lang w:val="hi_IN" w:bidi="hi_IN"/>
         </w:rPr>
+        <w:t>Δαλματίαν</w:t>
+      </w:r>
+    </w:p>
+    <w:p>
+      <w:pPr/>
+      <w:r>
+        <w:rPr>
+          <w:lang w:val="hi_IN" w:bidi="hi_IN"/>
+        </w:rPr>
+      </w:r>
+      <w:r>
+        <w:rPr>
+          <w:b/>
+          <w:lang w:val="hi_IN" w:bidi="hi_IN"/>
+        </w:rPr>
         <w:t>"दलमतिया"</w:t>
       </w:r>
     </w:p>
@@ -36768,6 +42423,21 @@
           <w:b/>
           <w:lang w:val="hi_IN" w:bidi="hi_IN"/>
         </w:rPr>
+        <w:t>μοι εὔχρηστος εἰς διακονίαν</w:t>
+      </w:r>
+    </w:p>
+    <w:p>
+      <w:pPr/>
+      <w:r>
+        <w:rPr>
+          <w:lang w:val="hi_IN" w:bidi="hi_IN"/>
+        </w:rPr>
+      </w:r>
+      <w:r>
+        <w:rPr>
+          <w:b/>
+          <w:lang w:val="hi_IN" w:bidi="hi_IN"/>
+        </w:rPr>
         <w:t>""</w:t>
       </w:r>
     </w:p>
@@ -36857,6 +42527,21 @@
           <w:b/>
           <w:lang w:val="hi_IN" w:bidi="hi_IN"/>
         </w:rPr>
+        <w:t>εἰς διακονίαν</w:t>
+      </w:r>
+    </w:p>
+    <w:p>
+      <w:pPr/>
+      <w:r>
+        <w:rPr>
+          <w:lang w:val="hi_IN" w:bidi="hi_IN"/>
+        </w:rPr>
+      </w:r>
+      <w:r>
+        <w:rPr>
+          <w:b/>
+          <w:lang w:val="hi_IN" w:bidi="hi_IN"/>
+        </w:rPr>
         <w:t>"सेवा के लिये"</w:t>
       </w:r>
     </w:p>
@@ -36953,6 +42638,21 @@
           <w:b/>
           <w:lang w:val="hi_IN" w:bidi="hi_IN"/>
         </w:rPr>
+        <w:t>δὲ</w:t>
+      </w:r>
+    </w:p>
+    <w:p>
+      <w:pPr/>
+      <w:r>
+        <w:rPr>
+          <w:lang w:val="hi_IN" w:bidi="hi_IN"/>
+        </w:rPr>
+      </w:r>
+      <w:r>
+        <w:rPr>
+          <w:b/>
+          <w:lang w:val="hi_IN" w:bidi="hi_IN"/>
+        </w:rPr>
         <w:t>"(परन्तु) तुखिकुस को"</w:t>
       </w:r>
     </w:p>
@@ -37083,6 +42783,21 @@
           <w:b/>
           <w:lang w:val="hi_IN" w:bidi="hi_IN"/>
         </w:rPr>
+        <w:t>ἀπέστειλα</w:t>
+      </w:r>
+    </w:p>
+    <w:p>
+      <w:pPr/>
+      <w:r>
+        <w:rPr>
+          <w:lang w:val="hi_IN" w:bidi="hi_IN"/>
+        </w:rPr>
+      </w:r>
+      <w:r>
+        <w:rPr>
+          <w:b/>
+          <w:lang w:val="hi_IN" w:bidi="hi_IN"/>
+        </w:rPr>
         <w:t>"मैंने"</w:t>
       </w:r>
     </w:p>
@@ -37146,6 +42861,21 @@
           <w:b/>
           <w:lang w:val="hi_IN" w:bidi="hi_IN"/>
         </w:rPr>
+        <w:t>φελόνην</w:t>
+      </w:r>
+    </w:p>
+    <w:p>
+      <w:pPr/>
+      <w:r>
+        <w:rPr>
+          <w:lang w:val="hi_IN" w:bidi="hi_IN"/>
+        </w:rPr>
+      </w:r>
+      <w:r>
+        <w:rPr>
+          <w:b/>
+          <w:lang w:val="hi_IN" w:bidi="hi_IN"/>
+        </w:rPr>
         <w:t>"जो बागा"</w:t>
       </w:r>
     </w:p>
@@ -37222,6 +42952,21 @@
           <w:b/>
           <w:lang w:val="hi_IN" w:bidi="hi_IN"/>
         </w:rPr>
+        <w:t>Κάρπῳ</w:t>
+      </w:r>
+    </w:p>
+    <w:p>
+      <w:pPr/>
+      <w:r>
+        <w:rPr>
+          <w:lang w:val="hi_IN" w:bidi="hi_IN"/>
+        </w:rPr>
+      </w:r>
+      <w:r>
+        <w:rPr>
+          <w:b/>
+          <w:lang w:val="hi_IN" w:bidi="hi_IN"/>
+        </w:rPr>
         <w:t>"करपुस"</w:t>
       </w:r>
     </w:p>
@@ -37305,6 +43050,21 @@
           <w:b/>
           <w:lang w:val="hi_IN" w:bidi="hi_IN"/>
         </w:rPr>
+        <w:t>ἐρχόμενος</w:t>
+      </w:r>
+    </w:p>
+    <w:p>
+      <w:pPr/>
+      <w:r>
+        <w:rPr>
+          <w:lang w:val="hi_IN" w:bidi="hi_IN"/>
+        </w:rPr>
+      </w:r>
+      <w:r>
+        <w:rPr>
+          <w:b/>
+          <w:lang w:val="hi_IN" w:bidi="hi_IN"/>
+        </w:rPr>
         <w:t>"आए"</w:t>
       </w:r>
     </w:p>
@@ -37409,6 +43169,21 @@
           <w:b/>
           <w:lang w:val="hi_IN" w:bidi="hi_IN"/>
         </w:rPr>
+        <w:t>μάλιστα τὰς μεμβράνας</w:t>
+      </w:r>
+    </w:p>
+    <w:p>
+      <w:pPr/>
+      <w:r>
+        <w:rPr>
+          <w:lang w:val="hi_IN" w:bidi="hi_IN"/>
+        </w:rPr>
+      </w:r>
+      <w:r>
+        <w:rPr>
+          <w:b/>
+          <w:lang w:val="hi_IN" w:bidi="hi_IN"/>
+        </w:rPr>
         <w:t>"विशेष करके चर्मपत्रों को"</w:t>
       </w:r>
     </w:p>
@@ -37560,6 +43335,21 @@
           <w:b/>
           <w:lang w:val="hi_IN" w:bidi="hi_IN"/>
         </w:rPr>
+        <w:t>τὰς μεμβράνας</w:t>
+      </w:r>
+    </w:p>
+    <w:p>
+      <w:pPr/>
+      <w:r>
+        <w:rPr>
+          <w:lang w:val="hi_IN" w:bidi="hi_IN"/>
+        </w:rPr>
+      </w:r>
+      <w:r>
+        <w:rPr>
+          <w:b/>
+          <w:lang w:val="hi_IN" w:bidi="hi_IN"/>
+        </w:rPr>
         <w:t>"विशेष करके चर्मपत्रों को"</w:t>
       </w:r>
     </w:p>
@@ -37650,6 +43440,21 @@
           <w:b/>
           <w:lang w:val="hi_IN" w:bidi="hi_IN"/>
         </w:rPr>
+        <w:t>Ἀλέξανδρος ὁ χαλκεὺς</w:t>
+      </w:r>
+    </w:p>
+    <w:p>
+      <w:pPr/>
+      <w:r>
+        <w:rPr>
+          <w:lang w:val="hi_IN" w:bidi="hi_IN"/>
+        </w:rPr>
+      </w:r>
+      <w:r>
+        <w:rPr>
+          <w:b/>
+          <w:lang w:val="hi_IN" w:bidi="hi_IN"/>
+        </w:rPr>
         <w:t>""</w:t>
       </w:r>
     </w:p>
@@ -37726,6 +43531,21 @@
           <w:b/>
           <w:lang w:val="hi_IN" w:bidi="hi_IN"/>
         </w:rPr>
+        <w:t>Ἀλέξανδρος</w:t>
+      </w:r>
+    </w:p>
+    <w:p>
+      <w:pPr/>
+      <w:r>
+        <w:rPr>
+          <w:lang w:val="hi_IN" w:bidi="hi_IN"/>
+        </w:rPr>
+      </w:r>
+      <w:r>
+        <w:rPr>
+          <w:b/>
+          <w:lang w:val="hi_IN" w:bidi="hi_IN"/>
+        </w:rPr>
         <w:t>"सिकन्दर"</w:t>
       </w:r>
     </w:p>
@@ -37809,6 +43629,21 @@
           <w:b/>
           <w:lang w:val="hi_IN" w:bidi="hi_IN"/>
         </w:rPr>
+        <w:t>πολλά μοι κακὰ ἐνεδείξατο</w:t>
+      </w:r>
+    </w:p>
+    <w:p>
+      <w:pPr/>
+      <w:r>
+        <w:rPr>
+          <w:lang w:val="hi_IN" w:bidi="hi_IN"/>
+        </w:rPr>
+      </w:r>
+      <w:r>
+        <w:rPr>
+          <w:b/>
+          <w:lang w:val="hi_IN" w:bidi="hi_IN"/>
+        </w:rPr>
         <w:t>"मुझसे बहुत बुराइयाँ की हैं"</w:t>
       </w:r>
     </w:p>
@@ -37900,6 +43735,21 @@
           <w:b/>
           <w:lang w:val="hi_IN" w:bidi="hi_IN"/>
         </w:rPr>
+        <w:t>ἀποδώσει αὐτῷ ὁ Κύριος</w:t>
+      </w:r>
+    </w:p>
+    <w:p>
+      <w:pPr/>
+      <w:r>
+        <w:rPr>
+          <w:lang w:val="hi_IN" w:bidi="hi_IN"/>
+        </w:rPr>
+      </w:r>
+      <w:r>
+        <w:rPr>
+          <w:b/>
+          <w:lang w:val="hi_IN" w:bidi="hi_IN"/>
+        </w:rPr>
         <w:t>"प्रभु उसे उसके कामों के अनुसार बदला देगा"</w:t>
       </w:r>
     </w:p>
@@ -37983,6 +43833,21 @@
           <w:b/>
           <w:lang w:val="hi_IN" w:bidi="hi_IN"/>
         </w:rPr>
+        <w:t>ὃν καὶ σὺ φυλάσσου, λίαν γὰρ ἀντέστη τοῖς ἡμετέροις λόγοις</w:t>
+      </w:r>
+    </w:p>
+    <w:p>
+      <w:pPr/>
+      <w:r>
+        <w:rPr>
+          <w:lang w:val="hi_IN" w:bidi="hi_IN"/>
+        </w:rPr>
+      </w:r>
+      <w:r>
+        <w:rPr>
+          <w:b/>
+          <w:lang w:val="hi_IN" w:bidi="hi_IN"/>
+        </w:rPr>
         <w:t>"आप भी उससे सावधान रहें, क्योंकि उसने हमारे शब्दों का बहुत विरोध किया है"</w:t>
       </w:r>
     </w:p>
@@ -38074,6 +43939,21 @@
           <w:b/>
           <w:lang w:val="hi_IN" w:bidi="hi_IN"/>
         </w:rPr>
+        <w:t>τοῖς ἡμετέροις λόγοις</w:t>
+      </w:r>
+    </w:p>
+    <w:p>
+      <w:pPr/>
+      <w:r>
+        <w:rPr>
+          <w:lang w:val="hi_IN" w:bidi="hi_IN"/>
+        </w:rPr>
+      </w:r>
+      <w:r>
+        <w:rPr>
+          <w:b/>
+          <w:lang w:val="hi_IN" w:bidi="hi_IN"/>
+        </w:rPr>
         <w:t>"उसने हमारी बातों का"</w:t>
       </w:r>
     </w:p>
@@ -38170,6 +44050,21 @@
           <w:b/>
           <w:lang w:val="hi_IN" w:bidi="hi_IN"/>
         </w:rPr>
+        <w:t>ἐν τῇ πρώτῃ μου ἀπολογίᾳ</w:t>
+      </w:r>
+    </w:p>
+    <w:p>
+      <w:pPr/>
+      <w:r>
+        <w:rPr>
+          <w:lang w:val="hi_IN" w:bidi="hi_IN"/>
+        </w:rPr>
+      </w:r>
+      <w:r>
+        <w:rPr>
+          <w:b/>
+          <w:lang w:val="hi_IN" w:bidi="hi_IN"/>
+        </w:rPr>
         <w:t>"मेरे पहले प्रत्युत्तर करने के समय में"</w:t>
       </w:r>
     </w:p>
@@ -38246,6 +44141,21 @@
           <w:b/>
           <w:lang w:val="hi_IN" w:bidi="hi_IN"/>
         </w:rPr>
+        <w:t>οὐδείς μοι παρεγένετο</w:t>
+      </w:r>
+    </w:p>
+    <w:p>
+      <w:pPr/>
+      <w:r>
+        <w:rPr>
+          <w:lang w:val="hi_IN" w:bidi="hi_IN"/>
+        </w:rPr>
+      </w:r>
+      <w:r>
+        <w:rPr>
+          <w:b/>
+          <w:lang w:val="hi_IN" w:bidi="hi_IN"/>
+        </w:rPr>
         <w:t>"किसी ने भी मेरा साथ"</w:t>
       </w:r>
       <w:r>
@@ -38322,6 +44232,21 @@
           <w:b/>
           <w:lang w:val="hi_IN" w:bidi="hi_IN"/>
         </w:rPr>
+        <w:t>πάντες</w:t>
+      </w:r>
+    </w:p>
+    <w:p>
+      <w:pPr/>
+      <w:r>
+        <w:rPr>
+          <w:lang w:val="hi_IN" w:bidi="hi_IN"/>
+        </w:rPr>
+      </w:r>
+      <w:r>
+        <w:rPr>
+          <w:b/>
+          <w:lang w:val="hi_IN" w:bidi="hi_IN"/>
+        </w:rPr>
         <w:t>"सब"</w:t>
       </w:r>
     </w:p>
@@ -38418,6 +44343,21 @@
           <w:b/>
           <w:lang w:val="hi_IN" w:bidi="hi_IN"/>
         </w:rPr>
+        <w:t>μὴ αὐτοῖς λογισθείη</w:t>
+      </w:r>
+    </w:p>
+    <w:p>
+      <w:pPr/>
+      <w:r>
+        <w:rPr>
+          <w:lang w:val="hi_IN" w:bidi="hi_IN"/>
+        </w:rPr>
+      </w:r>
+      <w:r>
+        <w:rPr>
+          <w:b/>
+          <w:lang w:val="hi_IN" w:bidi="hi_IN"/>
+        </w:rPr>
         <w:t>"कि इसका उनको लेखा देना न पड़े"</w:t>
       </w:r>
     </w:p>
@@ -38517,6 +44457,21 @@
           <w:b/>
           <w:lang w:val="hi_IN" w:bidi="hi_IN"/>
         </w:rPr>
+        <w:t>μὴ αὐτοῖς λογισθείη</w:t>
+      </w:r>
+    </w:p>
+    <w:p>
+      <w:pPr/>
+      <w:r>
+        <w:rPr>
+          <w:lang w:val="hi_IN" w:bidi="hi_IN"/>
+        </w:rPr>
+      </w:r>
+      <w:r>
+        <w:rPr>
+          <w:b/>
+          <w:lang w:val="hi_IN" w:bidi="hi_IN"/>
+        </w:rPr>
         <w:t>"नहीं"</w:t>
       </w:r>
       <w:r>
@@ -38599,6 +44554,21 @@
         <w:rPr>
           <w:lang w:val="hi_IN" w:bidi="hi_IN"/>
         </w:rPr>
+      </w:r>
+    </w:p>
+    <w:p>
+      <w:pPr/>
+      <w:r>
+        <w:rPr>
+          <w:lang w:val="hi_IN" w:bidi="hi_IN"/>
+        </w:rPr>
+      </w:r>
+      <w:r>
+        <w:rPr>
+          <w:b/>
+          <w:lang w:val="hi_IN" w:bidi="hi_IN"/>
+        </w:rPr>
+        <w:t>δὲ</w:t>
       </w:r>
     </w:p>
     <w:p>
@@ -38766,6 +44736,21 @@
           <w:b/>
           <w:lang w:val="hi_IN" w:bidi="hi_IN"/>
         </w:rPr>
+        <w:t>ὁ &amp; Κύριός μοι παρέστη</w:t>
+      </w:r>
+    </w:p>
+    <w:p>
+      <w:pPr/>
+      <w:r>
+        <w:rPr>
+          <w:lang w:val="hi_IN" w:bidi="hi_IN"/>
+        </w:rPr>
+      </w:r>
+      <w:r>
+        <w:rPr>
+          <w:b/>
+          <w:lang w:val="hi_IN" w:bidi="hi_IN"/>
+        </w:rPr>
         <w:t>""</w:t>
       </w:r>
     </w:p>
@@ -38849,6 +44834,21 @@
           <w:b/>
           <w:lang w:val="hi_IN" w:bidi="hi_IN"/>
         </w:rPr>
+        <w:t>δι’ ἐμοῦ τὸ κήρυγμα πληροφορηθῇ</w:t>
+      </w:r>
+    </w:p>
+    <w:p>
+      <w:pPr/>
+      <w:r>
+        <w:rPr>
+          <w:lang w:val="hi_IN" w:bidi="hi_IN"/>
+        </w:rPr>
+      </w:r>
+      <w:r>
+        <w:rPr>
+          <w:b/>
+          <w:lang w:val="hi_IN" w:bidi="hi_IN"/>
+        </w:rPr>
         <w:t>""</w:t>
       </w:r>
     </w:p>
@@ -38932,6 +44932,21 @@
           <w:b/>
           <w:lang w:val="hi_IN" w:bidi="hi_IN"/>
         </w:rPr>
+        <w:t>δι’ ἐμοῦ τὸ κήρυγμα πληροφορηθῇ</w:t>
+      </w:r>
+    </w:p>
+    <w:p>
+      <w:pPr/>
+      <w:r>
+        <w:rPr>
+          <w:lang w:val="hi_IN" w:bidi="hi_IN"/>
+        </w:rPr>
+      </w:r>
+      <w:r>
+        <w:rPr>
+          <w:b/>
+          <w:lang w:val="hi_IN" w:bidi="hi_IN"/>
+        </w:rPr>
         <w:t>"मेरे द्वारा पूरा-पूरा प्रचार हो"</w:t>
       </w:r>
     </w:p>
@@ -39036,6 +45051,21 @@
           <w:b/>
           <w:lang w:val="hi_IN" w:bidi="hi_IN"/>
         </w:rPr>
+        <w:t>τὸ κήρυγμα πληροφορηθῇ</w:t>
+      </w:r>
+    </w:p>
+    <w:p>
+      <w:pPr/>
+      <w:r>
+        <w:rPr>
+          <w:lang w:val="hi_IN" w:bidi="hi_IN"/>
+        </w:rPr>
+      </w:r>
+      <w:r>
+        <w:rPr>
+          <w:b/>
+          <w:lang w:val="hi_IN" w:bidi="hi_IN"/>
+        </w:rPr>
         <w:t>"पूरा-पूरा प्रचार हो"</w:t>
       </w:r>
     </w:p>
@@ -39132,6 +45162,21 @@
           <w:b/>
           <w:lang w:val="hi_IN" w:bidi="hi_IN"/>
         </w:rPr>
+        <w:t>πάντα τὰ ἔθνη</w:t>
+      </w:r>
+    </w:p>
+    <w:p>
+      <w:pPr/>
+      <w:r>
+        <w:rPr>
+          <w:lang w:val="hi_IN" w:bidi="hi_IN"/>
+        </w:rPr>
+      </w:r>
+      <w:r>
+        <w:rPr>
+          <w:b/>
+          <w:lang w:val="hi_IN" w:bidi="hi_IN"/>
+        </w:rPr>
         <w:t>"और सब अन्यजाति सुन ले"</w:t>
       </w:r>
     </w:p>
@@ -39228,6 +45273,21 @@
           <w:b/>
           <w:lang w:val="hi_IN" w:bidi="hi_IN"/>
         </w:rPr>
+        <w:t>ἐρύσθην ἐκ στόματος λέοντος</w:t>
+      </w:r>
+    </w:p>
+    <w:p>
+      <w:pPr/>
+      <w:r>
+        <w:rPr>
+          <w:lang w:val="hi_IN" w:bidi="hi_IN"/>
+        </w:rPr>
+      </w:r>
+      <w:r>
+        <w:rPr>
+          <w:b/>
+          <w:lang w:val="hi_IN" w:bidi="hi_IN"/>
+        </w:rPr>
         <w:t>"सिंह के मुँह छुड़ाया गया"</w:t>
       </w:r>
     </w:p>
@@ -39311,6 +45371,21 @@
           <w:b/>
           <w:lang w:val="hi_IN" w:bidi="hi_IN"/>
         </w:rPr>
+        <w:t>ἐρύσθην</w:t>
+      </w:r>
+    </w:p>
+    <w:p>
+      <w:pPr/>
+      <w:r>
+        <w:rPr>
+          <w:lang w:val="hi_IN" w:bidi="hi_IN"/>
+        </w:rPr>
+      </w:r>
+      <w:r>
+        <w:rPr>
+          <w:b/>
+          <w:lang w:val="hi_IN" w:bidi="hi_IN"/>
+        </w:rPr>
         <w:t>"सिंह के मुँह छुड़ाया गया"</w:t>
       </w:r>
     </w:p>
@@ -39394,6 +45469,21 @@
           <w:b/>
           <w:lang w:val="hi_IN" w:bidi="hi_IN"/>
         </w:rPr>
+        <w:t>ᾧ ἡ δόξα</w:t>
+      </w:r>
+    </w:p>
+    <w:p>
+      <w:pPr/>
+      <w:r>
+        <w:rPr>
+          <w:lang w:val="hi_IN" w:bidi="hi_IN"/>
+        </w:rPr>
+      </w:r>
+      <w:r>
+        <w:rPr>
+          <w:b/>
+          <w:lang w:val="hi_IN" w:bidi="hi_IN"/>
+        </w:rPr>
         <w:t>"उसी की महिमा ... होती रहे"</w:t>
       </w:r>
     </w:p>
@@ -39476,6 +45566,21 @@
         <w:rPr>
           <w:lang w:val="hi_IN" w:bidi="hi_IN"/>
         </w:rPr>
+      </w:r>
+    </w:p>
+    <w:p>
+      <w:pPr/>
+      <w:r>
+        <w:rPr>
+          <w:lang w:val="hi_IN" w:bidi="hi_IN"/>
+        </w:rPr>
+      </w:r>
+      <w:r>
+        <w:rPr>
+          <w:b/>
+          <w:lang w:val="hi_IN" w:bidi="hi_IN"/>
+        </w:rPr>
+        <w:t>εἰς τοὺς αἰῶνας τῶν αἰώνων</w:t>
       </w:r>
     </w:p>
     <w:p>
@@ -39738,6 +45843,21 @@
           <w:b/>
           <w:lang w:val="hi_IN" w:bidi="hi_IN"/>
         </w:rPr>
+        <w:t>Ἔραστος &amp; Τρόφιμον</w:t>
+      </w:r>
+    </w:p>
+    <w:p>
+      <w:pPr/>
+      <w:r>
+        <w:rPr>
+          <w:lang w:val="hi_IN" w:bidi="hi_IN"/>
+        </w:rPr>
+      </w:r>
+      <w:r>
+        <w:rPr>
+          <w:b/>
+          <w:lang w:val="hi_IN" w:bidi="hi_IN"/>
+        </w:rPr>
         <w:t>""</w:t>
       </w:r>
     </w:p>
@@ -39821,6 +45941,21 @@
           <w:b/>
           <w:lang w:val="hi_IN" w:bidi="hi_IN"/>
         </w:rPr>
+        <w:t>Μιλήτῳ</w:t>
+      </w:r>
+    </w:p>
+    <w:p>
+      <w:pPr/>
+      <w:r>
+        <w:rPr>
+          <w:lang w:val="hi_IN" w:bidi="hi_IN"/>
+        </w:rPr>
+      </w:r>
+      <w:r>
+        <w:rPr>
+          <w:b/>
+          <w:lang w:val="hi_IN" w:bidi="hi_IN"/>
+        </w:rPr>
         <w:t>"मीलेतुस"</w:t>
       </w:r>
     </w:p>
@@ -39904,6 +46039,21 @@
           <w:b/>
           <w:lang w:val="hi_IN" w:bidi="hi_IN"/>
         </w:rPr>
+        <w:t>σπούδασον &amp; ἐλθεῖν</w:t>
+      </w:r>
+    </w:p>
+    <w:p>
+      <w:pPr/>
+      <w:r>
+        <w:rPr>
+          <w:lang w:val="hi_IN" w:bidi="hi_IN"/>
+        </w:rPr>
+      </w:r>
+      <w:r>
+        <w:rPr>
+          <w:b/>
+          <w:lang w:val="hi_IN" w:bidi="hi_IN"/>
+        </w:rPr>
         <w:t>"चले आने का प्रयत्न कर"</w:t>
       </w:r>
     </w:p>
@@ -39967,6 +46117,21 @@
           <w:b/>
           <w:lang w:val="hi_IN" w:bidi="hi_IN"/>
         </w:rPr>
+        <w:t>πρὸ χειμῶνος</w:t>
+      </w:r>
+    </w:p>
+    <w:p>
+      <w:pPr/>
+      <w:r>
+        <w:rPr>
+          <w:lang w:val="hi_IN" w:bidi="hi_IN"/>
+        </w:rPr>
+      </w:r>
+      <w:r>
+        <w:rPr>
+          <w:b/>
+          <w:lang w:val="hi_IN" w:bidi="hi_IN"/>
+        </w:rPr>
         <w:t>"जाड़े से पहले"</w:t>
       </w:r>
     </w:p>
@@ -40109,6 +46274,21 @@
           <w:b/>
           <w:lang w:val="hi_IN" w:bidi="hi_IN"/>
         </w:rPr>
+        <w:t>ἀσπάζεταί σε Εὔβουλος, καὶ Πούδης, καὶ Λίνος, καὶ Κλαυδία, καὶ οἱ ἀδελφοὶ</w:t>
+      </w:r>
+    </w:p>
+    <w:p>
+      <w:pPr/>
+      <w:r>
+        <w:rPr>
+          <w:lang w:val="hi_IN" w:bidi="hi_IN"/>
+        </w:rPr>
+      </w:r>
+      <w:r>
+        <w:rPr>
+          <w:b/>
+          <w:lang w:val="hi_IN" w:bidi="hi_IN"/>
+        </w:rPr>
         <w:t>""</w:t>
       </w:r>
     </w:p>
@@ -40172,6 +46352,21 @@
           <w:b/>
           <w:lang w:val="hi_IN" w:bidi="hi_IN"/>
         </w:rPr>
+        <w:t>Εὔβουλος &amp; Πούδης &amp; Λίνος</w:t>
+      </w:r>
+    </w:p>
+    <w:p>
+      <w:pPr/>
+      <w:r>
+        <w:rPr>
+          <w:lang w:val="hi_IN" w:bidi="hi_IN"/>
+        </w:rPr>
+      </w:r>
+      <w:r>
+        <w:rPr>
+          <w:b/>
+          <w:lang w:val="hi_IN" w:bidi="hi_IN"/>
+        </w:rPr>
         <w:t>""</w:t>
       </w:r>
     </w:p>
@@ -40255,6 +46450,21 @@
           <w:b/>
           <w:lang w:val="hi_IN" w:bidi="hi_IN"/>
         </w:rPr>
+        <w:t>Κλαυδία</w:t>
+      </w:r>
+    </w:p>
+    <w:p>
+      <w:pPr/>
+      <w:r>
+        <w:rPr>
+          <w:lang w:val="hi_IN" w:bidi="hi_IN"/>
+        </w:rPr>
+      </w:r>
+      <w:r>
+        <w:rPr>
+          <w:b/>
+          <w:lang w:val="hi_IN" w:bidi="hi_IN"/>
+        </w:rPr>
         <w:t>"क्लौदिया"</w:t>
       </w:r>
     </w:p>
@@ -40338,6 +46548,21 @@
           <w:b/>
           <w:lang w:val="hi_IN" w:bidi="hi_IN"/>
         </w:rPr>
+        <w:t>οἱ ἀδελφοὶ</w:t>
+      </w:r>
+    </w:p>
+    <w:p>
+      <w:pPr/>
+      <w:r>
+        <w:rPr>
+          <w:lang w:val="hi_IN" w:bidi="hi_IN"/>
+        </w:rPr>
+      </w:r>
+      <w:r>
+        <w:rPr>
+          <w:b/>
+          <w:lang w:val="hi_IN" w:bidi="hi_IN"/>
+        </w:rPr>
         <w:t>"भाइयों"</w:t>
       </w:r>
     </w:p>
@@ -40507,6 +46732,21 @@
           <w:b/>
           <w:lang w:val="hi_IN" w:bidi="hi_IN"/>
         </w:rPr>
+        <w:t>οἱ ἀδελφοὶ</w:t>
+      </w:r>
+    </w:p>
+    <w:p>
+      <w:pPr/>
+      <w:r>
+        <w:rPr>
+          <w:lang w:val="hi_IN" w:bidi="hi_IN"/>
+        </w:rPr>
+      </w:r>
+      <w:r>
+        <w:rPr>
+          <w:b/>
+          <w:lang w:val="hi_IN" w:bidi="hi_IN"/>
+        </w:rPr>
         <w:t>"भाइयों"</w:t>
       </w:r>
     </w:p>
@@ -40603,6 +46843,21 @@
           <w:b/>
           <w:lang w:val="hi_IN" w:bidi="hi_IN"/>
         </w:rPr>
+        <w:t>οἱ ἀδελφοὶ</w:t>
+      </w:r>
+    </w:p>
+    <w:p>
+      <w:pPr/>
+      <w:r>
+        <w:rPr>
+          <w:lang w:val="hi_IN" w:bidi="hi_IN"/>
+        </w:rPr>
+      </w:r>
+      <w:r>
+        <w:rPr>
+          <w:b/>
+          <w:lang w:val="hi_IN" w:bidi="hi_IN"/>
+        </w:rPr>
         <w:t>""</w:t>
       </w:r>
     </w:p>
@@ -40699,6 +46954,21 @@
           <w:b/>
           <w:lang w:val="hi_IN" w:bidi="hi_IN"/>
         </w:rPr>
+        <w:t>ὁ Κύριος μετὰ τοῦ πνεύματός σου</w:t>
+      </w:r>
+    </w:p>
+    <w:p>
+      <w:pPr/>
+      <w:r>
+        <w:rPr>
+          <w:lang w:val="hi_IN" w:bidi="hi_IN"/>
+        </w:rPr>
+      </w:r>
+      <w:r>
+        <w:rPr>
+          <w:b/>
+          <w:lang w:val="hi_IN" w:bidi="hi_IN"/>
+        </w:rPr>
         <w:t>""</w:t>
       </w:r>
     </w:p>
@@ -40795,6 +47065,21 @@
           <w:b/>
           <w:lang w:val="hi_IN" w:bidi="hi_IN"/>
         </w:rPr>
+        <w:t>ὁ Κύριος</w:t>
+      </w:r>
+    </w:p>
+    <w:p>
+      <w:pPr/>
+      <w:r>
+        <w:rPr>
+          <w:lang w:val="hi_IN" w:bidi="hi_IN"/>
+        </w:rPr>
+      </w:r>
+      <w:r>
+        <w:rPr>
+          <w:b/>
+          <w:lang w:val="hi_IN" w:bidi="hi_IN"/>
+        </w:rPr>
         <w:t>"प्रभु"</w:t>
       </w:r>
     </w:p>
@@ -40907,6 +47192,21 @@
           <w:b/>
           <w:lang w:val="hi_IN" w:bidi="hi_IN"/>
         </w:rPr>
+        <w:t>μετὰ τοῦ πνεύματός σου</w:t>
+      </w:r>
+    </w:p>
+    <w:p>
+      <w:pPr/>
+      <w:r>
+        <w:rPr>
+          <w:lang w:val="hi_IN" w:bidi="hi_IN"/>
+        </w:rPr>
+      </w:r>
+      <w:r>
+        <w:rPr>
+          <w:b/>
+          <w:lang w:val="hi_IN" w:bidi="hi_IN"/>
+        </w:rPr>
         <w:t>"प्रभु तेरी आत्मा के साथ रहे"</w:t>
       </w:r>
     </w:p>
@@ -41003,6 +47303,21 @@
           <w:b/>
           <w:lang w:val="hi_IN" w:bidi="hi_IN"/>
         </w:rPr>
+        <w:t>ἡ χάρις μεθ’ ὑμῶν</w:t>
+      </w:r>
+    </w:p>
+    <w:p>
+      <w:pPr/>
+      <w:r>
+        <w:rPr>
+          <w:lang w:val="hi_IN" w:bidi="hi_IN"/>
+        </w:rPr>
+      </w:r>
+      <w:r>
+        <w:rPr>
+          <w:b/>
+          <w:lang w:val="hi_IN" w:bidi="hi_IN"/>
+        </w:rPr>
         <w:t>"तुम पर अनुग्रह होता रहे"</w:t>
       </w:r>
     </w:p>
@@ -41066,6 +47381,21 @@
           <w:b/>
           <w:lang w:val="hi_IN" w:bidi="hi_IN"/>
         </w:rPr>
+        <w:t>ἡ χάρις μεθ’ ὑμῶν</w:t>
+      </w:r>
+    </w:p>
+    <w:p>
+      <w:pPr/>
+      <w:r>
+        <w:rPr>
+          <w:lang w:val="hi_IN" w:bidi="hi_IN"/>
+        </w:rPr>
+      </w:r>
+      <w:r>
+        <w:rPr>
+          <w:b/>
+          <w:lang w:val="hi_IN" w:bidi="hi_IN"/>
+        </w:rPr>
         <w:t>"तुम पर अनुग्रह होता रहे"</w:t>
       </w:r>
     </w:p>
@@ -41162,6 +47492,21 @@
           <w:b/>
           <w:lang w:val="hi_IN" w:bidi="hi_IN"/>
         </w:rPr>
+        <w:t>ὑμῶν</w:t>
+      </w:r>
+    </w:p>
+    <w:p>
+      <w:pPr/>
+      <w:r>
+        <w:rPr>
+          <w:lang w:val="hi_IN" w:bidi="hi_IN"/>
+        </w:rPr>
+      </w:r>
+      <w:r>
+        <w:rPr>
+          <w:b/>
+          <w:lang w:val="hi_IN" w:bidi="hi_IN"/>
+        </w:rPr>
         <w:t>""</w:t>
       </w:r>
     </w:p>
@@ -41244,6 +47589,21 @@
         <w:rPr>
           <w:lang w:val="hi_IN" w:bidi="hi_IN"/>
         </w:rPr>
+      </w:r>
+    </w:p>
+    <w:p>
+      <w:pPr/>
+      <w:r>
+        <w:rPr>
+          <w:lang w:val="hi_IN" w:bidi="hi_IN"/>
+        </w:rPr>
+      </w:r>
+      <w:r>
+        <w:rPr>
+          <w:b/>
+          <w:lang w:val="hi_IN" w:bidi="hi_IN"/>
+        </w:rPr>
+        <w:t>ὑμῶν</w:t>
       </w:r>
     </w:p>
     <w:p>

--- a/hin/docx/55.content.docx
+++ b/hin/docx/55.content.docx
@@ -28,49 +28,15 @@
       </w:r>
     </w:p>
     <w:p>
-      <w:pPr>
-        <w:pStyle w:val="Heading2"/>
-      </w:pPr>
-      <w:r>
-        <w:rPr>
-          <w:lang w:val="hi_IN" w:bidi="hi_IN"/>
-        </w:rPr>
-        <w:t>License Information</w:t>
-      </w:r>
-      <w:r>
-        <w:rPr>
-          <w:lang w:val="hi_IN" w:bidi="hi_IN"/>
-        </w:rPr>
-      </w:r>
-    </w:p>
-    <w:p>
-      <w:pPr/>
-      <w:r>
-        <w:rPr>
-          <w:lang w:val="hi_IN" w:bidi="hi_IN"/>
-        </w:rPr>
-      </w:r>
-      <w:r>
-        <w:rPr>
-          <w:b/>
-          <w:lang w:val="hi_IN" w:bidi="hi_IN"/>
-        </w:rPr>
-        <w:t>अनुवाद नोट्स (अनफोल्डिंग वर्ड)</w:t>
-      </w:r>
-      <w:r>
-        <w:rPr>
-          <w:lang w:val="hi_IN" w:bidi="hi_IN"/>
-        </w:rPr>
-        <w:t xml:space="preserve"> (Hindi) is based on</w:t>
-      </w:r>
-      <w:r>
-        <w:rPr>
-          <w:lang w:val="hi_IN" w:bidi="hi_IN"/>
-        </w:rPr>
-        <w:t xml:space="preserve">: </w:t>
-      </w:r>
-      <w:r>
-        <w:rPr>
+      <w:pPr/>
+      <w:r>
+        <w:rPr>
+          <w:lang w:val="hi_IN" w:bidi="hi_IN"/>
+        </w:rPr>
+      </w:r>
+      <w:r>
+        <w:rPr>
+          <w:b/>
           <w:lang w:val="hi_IN" w:bidi="hi_IN"/>
         </w:rPr>
         <w:t>unfoldingWord® Translation Notes</w:t>
@@ -79,62 +45,31 @@
         <w:rPr>
           <w:lang w:val="hi_IN" w:bidi="hi_IN"/>
         </w:rPr>
-        <w:t xml:space="preserve">, </w:t>
-      </w:r>
-      <w:hyperlink r:id="rId13">
-        <w:r>
-          <w:rPr>
-            <w:lang w:val="hi_IN" w:bidi="hi_IN"/>
-          </w:rPr>
-          <w:rPr>
-            <w:color w:val="0000EE"/>
-            <w:u w:val="single"/>
-          </w:rPr>
-          <w:t>unfoldingWord</w:t>
-        </w:r>
-      </w:hyperlink>
-      <w:r>
-        <w:rPr>
-          <w:lang w:val="hi_IN" w:bidi="hi_IN"/>
-        </w:rPr>
-        <w:t xml:space="preserve">, 2022, which is licensed under a </w:t>
-      </w:r>
-      <w:hyperlink r:id="rId14">
-        <w:r>
-          <w:rPr>
-            <w:lang w:val="hi_IN" w:bidi="hi_IN"/>
-          </w:rPr>
-          <w:rPr>
-            <w:color w:val="0000EE"/>
-            <w:u w:val="single"/>
-          </w:rPr>
-          <w:t>CC BY-SA 4.0 license</w:t>
-        </w:r>
-      </w:hyperlink>
-      <w:r>
-        <w:rPr>
-          <w:lang w:val="hi_IN" w:bidi="hi_IN"/>
-        </w:rPr>
-        <w:t>.</w:t>
-      </w:r>
-      <w:r>
-        <w:rPr>
-          <w:lang w:val="hi_IN" w:bidi="hi_IN"/>
-        </w:rPr>
-      </w:r>
-    </w:p>
-    <w:p>
-      <w:pPr/>
-      <w:r>
-        <w:rPr>
-          <w:lang w:val="hi_IN" w:bidi="hi_IN"/>
-        </w:rPr>
-      </w:r>
-      <w:r>
-        <w:rPr>
-          <w:lang w:val="hi_IN" w:bidi="hi_IN"/>
-        </w:rPr>
-        <w:t>This PDF version is provided under the same license.</w:t>
+        <w:t xml:space="preserve"> © 2022 unfoldingWord. Released under CC BY-SA 4.0 license. </w:t>
+      </w:r>
+      <w:r>
+        <w:rPr>
+          <w:lang w:val="hi_IN" w:bidi="hi_IN"/>
+        </w:rPr>
+        <w:t>unfoldingWord® Translation Notes</w:t>
+      </w:r>
+      <w:r>
+        <w:rPr>
+          <w:lang w:val="hi_IN" w:bidi="hi_IN"/>
+        </w:rPr>
+        <w:t xml:space="preserve"> has been adapted in the following languages: Tok Pisin, Arabic (عربي), French (Français), Hindi (हिंदी), Indonesian (Bahasa Indonesia), Portuguese (Português), Russian (Русский), Spanish (Español), Swahili (Kiswahili), and Simplified Chinese (简体中文) from </w:t>
+      </w:r>
+      <w:r>
+        <w:rPr>
+          <w:lang w:val="hi_IN" w:bidi="hi_IN"/>
+        </w:rPr>
+        <w:t>unfoldingWord® Translation Notes</w:t>
+      </w:r>
+      <w:r>
+        <w:rPr>
+          <w:lang w:val="hi_IN" w:bidi="hi_IN"/>
+        </w:rPr>
+        <w:t xml:space="preserve"> © 2022 unfoldingWord. Released under CC BY-SA 4.0 license by Mission Mutual</w:t>
       </w:r>
       <w:r>
         <w:rPr>
@@ -10437,7 +10372,7 @@
         </w:rPr>
         <w:t xml:space="preserve">| आप इसको आशीर्वाद या प्रार्थना के रूप में दर्शा सकते हैं,आपकी भाषा में जो भी अधिक स्वाभाविक हो! देखें कि आपने इसका अनुवाद </w:t>
       </w:r>
-      <w:hyperlink r:id="rId15">
+      <w:hyperlink r:id="rId13">
         <w:r>
           <w:rPr>
             <w:lang w:val="hi_IN" w:bidi="hi_IN"/>
@@ -11023,7 +10958,7 @@
         </w:rPr>
         <w:t xml:space="preserve"> शब्द परिचय दे सकता है: (1) </w:t>
       </w:r>
-      <w:hyperlink r:id="rId16">
+      <w:hyperlink r:id="rId14">
         <w:r>
           <w:rPr>
             <w:lang w:val="hi_IN" w:bidi="hi_IN"/>
@@ -16661,7 +16596,7 @@
         </w:rPr>
         <w:t xml:space="preserve"> शब्द धर्म सिद्धांत के कथन का सन्दर्भ देता है जो आनेवाला है| देखें कि आपने इस शब्द का अनुवाद </w:t>
       </w:r>
-      <w:hyperlink r:id="rId17">
+      <w:hyperlink r:id="rId15">
         <w:r>
           <w:rPr>
             <w:lang w:val="hi_IN" w:bidi="hi_IN"/>
@@ -16757,7 +16692,7 @@
         </w:rPr>
         <w:t xml:space="preserve">यह सम्भवतः एक भजन या कविता का आरम्भ है जिसे पौलुस उद्धरित कर रहा है। यदि आपकी भाषा में संकेत देने का तरीका है कि यह कविता है, जैसे एकांकी छंदों को अलग-अलग पंक्तियों में रखना तो आप इसका प्रयोग यहाँ और </w:t>
       </w:r>
-      <w:hyperlink r:id="rId18">
+      <w:hyperlink r:id="rId16">
         <w:r>
           <w:rPr>
             <w:lang w:val="hi_IN" w:bidi="hi_IN"/>
@@ -16775,7 +16710,7 @@
         </w:rPr>
         <w:t xml:space="preserve"> तथा </w:t>
       </w:r>
-      <w:hyperlink r:id="rId19">
+      <w:hyperlink r:id="rId17">
         <w:r>
           <w:rPr>
             <w:lang w:val="hi_IN" w:bidi="hi_IN"/>
@@ -17200,7 +17135,7 @@
         </w:rPr>
         <w:t xml:space="preserve">"पौलुस इस वाक्यांश के द्वारा अपरोक्ष उद्धरण देता है| इस पद के शेष भाग में और </w:t>
       </w:r>
-      <w:hyperlink r:id="rId18">
+      <w:hyperlink r:id="rId16">
         <w:r>
           <w:rPr>
             <w:lang w:val="hi_IN" w:bidi="hi_IN"/>
@@ -17218,7 +17153,7 @@
         </w:rPr>
         <w:t xml:space="preserve"> तथा </w:t>
       </w:r>
-      <w:hyperlink r:id="rId19">
+      <w:hyperlink r:id="rId17">
         <w:r>
           <w:rPr>
             <w:lang w:val="hi_IN" w:bidi="hi_IN"/>
@@ -18070,7 +18005,7 @@
         </w:rPr>
         <w:t xml:space="preserve"> वाक्यांश पौलुस द्वारा पहले लिखी गई बातों को सन्दर्भित करती हैं। इसमें </w:t>
       </w:r>
-      <w:hyperlink r:id="rId20">
+      <w:hyperlink r:id="rId18">
         <w:r>
           <w:rPr>
             <w:lang w:val="hi_IN" w:bidi="hi_IN"/>
@@ -18088,7 +18023,7 @@
         </w:rPr>
         <w:t xml:space="preserve"> और सम्भवतः </w:t>
       </w:r>
-      <w:hyperlink r:id="rId21">
+      <w:hyperlink r:id="rId19">
         <w:r>
           <w:rPr>
             <w:lang w:val="hi_IN" w:bidi="hi_IN"/>
@@ -19019,7 +18954,7 @@
         </w:rPr>
         <w:t xml:space="preserve"> होता है तब यात्री सीधे अपने गंतव्य तक चले जाते हैं| इसके विपरीत निरर्थक विवाद जिसकी चर्चा पौलुस ने </w:t>
       </w:r>
-      <w:hyperlink r:id="rId22">
+      <w:hyperlink r:id="rId20">
         <w:r>
           <w:rPr>
             <w:lang w:val="hi_IN" w:bidi="hi_IN"/>
@@ -19037,7 +18972,7 @@
         </w:rPr>
         <w:t xml:space="preserve"> और </w:t>
       </w:r>
-      <w:hyperlink r:id="rId23">
+      <w:hyperlink r:id="rId21">
         <w:r>
           <w:rPr>
             <w:lang w:val="hi_IN" w:bidi="hi_IN"/>
@@ -19526,7 +19461,7 @@
         </w:rPr>
         <w:t xml:space="preserve"> के साथ कैसे व्यवहार करना चाहिए, जबकि इसके विपरीत उन्हें “सत्य के वचन” (</w:t>
       </w:r>
-      <w:hyperlink r:id="rId24">
+      <w:hyperlink r:id="rId22">
         <w:r>
           <w:rPr>
             <w:lang w:val="hi_IN" w:bidi="hi_IN"/>
@@ -19808,7 +19743,7 @@
         </w:rPr>
         <w:t xml:space="preserve"> को बोलते और सुनते हैं। जब पौलुस </w:t>
       </w:r>
-      <w:hyperlink r:id="rId25">
+      <w:hyperlink r:id="rId23">
         <w:r>
           <w:rPr>
             <w:lang w:val="hi_IN" w:bidi="hi_IN"/>
@@ -22899,7 +22834,7 @@
         </w:rPr>
         <w:t xml:space="preserve"> का सन्दर्भ हो सकता है: (1) जो पौलुस ने </w:t>
       </w:r>
-      <w:hyperlink r:id="rId26">
+      <w:hyperlink r:id="rId24">
         <w:r>
           <w:rPr>
             <w:lang w:val="hi_IN" w:bidi="hi_IN"/>
@@ -22917,7 +22852,7 @@
         </w:rPr>
         <w:t xml:space="preserve"> में कहा है कि झूठे शिक्षक क्या करते और कहते हैं। तब विशेष ध्यान, अभक्ति और झूठी शिक्षा पर है। वैकल्पिक अनुवाद: “अभक्ति और झूठी शिक्षा से” या “इन अभक्ति बातों से” (2) अनादर के पात्र जिनका पौलुस ने </w:t>
       </w:r>
-      <w:hyperlink r:id="rId27">
+      <w:hyperlink r:id="rId25">
         <w:r>
           <w:rPr>
             <w:lang w:val="hi_IN" w:bidi="hi_IN"/>
@@ -28930,7 +28865,7 @@
         </w:rPr>
         <w:t xml:space="preserve"> शब्द एक कारण प्रस्तुत करता है कि तीमुथियुस को इन लोगों से "परे रहना" है (देखें </w:t>
       </w:r>
-      <w:hyperlink r:id="rId28">
+      <w:hyperlink r:id="rId26">
         <w:r>
           <w:rPr>
             <w:lang w:val="hi_IN" w:bidi="hi_IN"/>
@@ -29072,7 +29007,7 @@
         </w:rPr>
         <w:t xml:space="preserve"> विशेषण का उपयोग संज्ञा के रूप में कर रहे हैं, जिसका अर्थ वे लोग हैं जिनका वर्णन उन्होंने पिछले वचन में किया है। आपकी भाषा भी विशेषणों का इस तरह से उपयोग कर सकती है। यदि नहीं, तो आप इस शब्द का अनुवाद एक समकक्ष वाक्यांश के साथ कर सकते हैं। देखें कि आपने </w:t>
       </w:r>
-      <w:hyperlink r:id="rId28">
+      <w:hyperlink r:id="rId26">
         <w:r>
           <w:rPr>
             <w:lang w:val="hi_IN" w:bidi="hi_IN"/>
@@ -30494,7 +30429,7 @@
         </w:rPr>
         <w:t xml:space="preserve">"जैसा </w:t>
       </w:r>
-      <w:hyperlink r:id="rId28">
+      <w:hyperlink r:id="rId26">
         <w:r>
           <w:rPr>
             <w:lang w:val="hi_IN" w:bidi="hi_IN"/>
@@ -31329,7 +31264,7 @@
         </w:rPr>
         <w:t xml:space="preserve">"यह शब्द इस पद में और </w:t>
       </w:r>
-      <w:hyperlink r:id="rId29">
+      <w:hyperlink r:id="rId27">
         <w:r>
           <w:rPr>
             <w:lang w:val="hi_IN" w:bidi="hi_IN"/>
@@ -32045,7 +31980,7 @@
         </w:rPr>
         <w:t xml:space="preserve">यहाँ पौलुस इस बात का उल्लेख कर रहे हैं कि फ़िरौन के जादूगर मूसा का विरोध करने में असफल रहे। वे कुछ चमत्कारों की नकल नहीं कर सके जो मूसा ने किए (देखें </w:t>
       </w:r>
-      <w:hyperlink r:id="rId30">
+      <w:hyperlink r:id="rId28">
         <w:r>
           <w:rPr>
             <w:lang w:val="hi_IN" w:bidi="hi_IN"/>
@@ -32063,7 +31998,7 @@
         </w:rPr>
         <w:t xml:space="preserve">), और वे अन्य चमत्कारों से प्रभावित हुए जो मूसा ने किए (देखें </w:t>
       </w:r>
-      <w:hyperlink r:id="rId31">
+      <w:hyperlink r:id="rId29">
         <w:r>
           <w:rPr>
             <w:lang w:val="hi_IN" w:bidi="hi_IN"/>
@@ -41263,7 +41198,7 @@
         </w:rPr>
         <w:t xml:space="preserve">"जैसा </w:t>
       </w:r>
-      <w:hyperlink r:id="rId32">
+      <w:hyperlink r:id="rId30">
         <w:r>
           <w:rPr>
             <w:lang w:val="hi_IN" w:bidi="hi_IN"/>
@@ -41568,7 +41503,7 @@
         </w:rPr>
         <w:t xml:space="preserve">"देखें कि आप ने इसका अनुवाद </w:t>
       </w:r>
-      <w:hyperlink r:id="rId33">
+      <w:hyperlink r:id="rId31">
         <w:r>
           <w:rPr>
             <w:lang w:val="hi_IN" w:bidi="hi_IN"/>
@@ -44703,7 +44638,7 @@
         </w:rPr>
         <w:t xml:space="preserve"> ने बाकी विश्वासियों के विपरीत क्या किया (देखें </w:t>
       </w:r>
-      <w:hyperlink r:id="rId34">
+      <w:hyperlink r:id="rId32">
         <w:r>
           <w:rPr>
             <w:lang w:val="hi_IN" w:bidi="hi_IN"/>
@@ -45843,7 +45778,7 @@
         </w:rPr>
         <w:t xml:space="preserve">यह एक पुरुष का नाम है। देखें कि आपने इस नाम का अनुवाद </w:t>
       </w:r>
-      <w:hyperlink r:id="rId15">
+      <w:hyperlink r:id="rId13">
         <w:r>
           <w:rPr>
             <w:lang w:val="hi_IN" w:bidi="hi_IN"/>

--- a/hin/docx/55.content.docx
+++ b/hin/docx/55.content.docx
@@ -141,13 +141,6 @@
         <w:rPr>
           <w:lang w:val="hi_IN" w:bidi="hi_IN"/>
         </w:rPr>
-      </w:r>
-      <w:r>
-        <w:rPr>
-          <w:i/>
-          <w:lang w:val="hi_IN" w:bidi="hi_IN"/>
-        </w:rPr>
-        <w:t>2 तिमिथियुस 1:1 (#1), 2 तिमिथियुस 1:1 (#2), 2 तिमिथियुस 1:1 (#3), 2 तीमुथियुस 1:1 (#4), 2 तिमिथियुस 1:1 (#4), 2 तीमुथियुस 1:1 (#6), 2 तीमुथियुस 1:1 (#7), 2 तिमिथियुस 1:2 (#1), 2 तिमिथियुस 1:2 (#2), 2 तीमुथियुस 1:2 (#3), 2 तिमिथियुस 1:2 (#3), 2 तिमिथियुस 1:2 (#2), 2 तिमिथियुस 1:2 (#4), 2 तिमिथियुस 1:2 (#3), 2 तिमिथियुस 1:3 (#1), 2 तिमिथियुस 1:3 (#1), 2 तिमिथियुस 1:3 (#2), 2 तिमिथियुस 1:3 (#3), 2 तिमिथियुस 1:3 (#2), 2 तिमिथियुस 1:3 (#4), 2 तिमिथियुस 1:4 (#1), 2 तिमिथियुस 1:4 (#1), 2 तिमिथियुस 1:4 (#3), 2 तिमिथियुस 1:4 (#2), 2 तीमुथियुस 1:4 (#5), 2 तिमिथियुस 1:5 (#1), 2 तिमिथियुस 1:5 (#2), 2 तिमिथियुस 1:5 (#1), 2 तिमिथियुस 1:5 (#3), 2 तिमिथियुस 1:5 (#2), 2 तिमिथियुस 1:5 (#4), 2 तीमुथियुस 1:5 (#7), 2 तिमिथियुस 1:6 (#2), 2 तिमिथियुस 1:6 (#3), 2 तिमिथियुस 1:6 (#1), 2 तिमिथियुस 1:6 (#2), 2 तिमिथियुस 1:6 (#4), 2 तिमिथियुस 1:7 (#1), 2 तिमिथियुस 1:7 (#1), 2 तिमिथियुस 1:7 (#2), 2 तिमिथियुस 1:7 (#2), 2 तीमुथियुस 1:8 (#1), 2 तीमुथियुस 1:8 (#2), 2 तिमिथियुस 1:8 (#1), 2 तिमिथियुस 1:8 (#2), 2 तिमिथियुस 1:8 (#3), 2 तिमिथियुस 1:8 (#1), 2 तिमिथियुस 1:8 (#4), 2 तिमिथियुस 1:9 (#1), 2 तिमिथियुस 1:9 (#1), 2 तिमिथियुस 1:9 (#3), 2 तिमिथियुस 1:9 (#2), 2 तिमिथियुस 1:9 (#4), 2 तिमिथियुस 1:9 (#5), 2 तिमिथियुस 1:10 (#1), 2 तिमिथियुस 1:10 (#1), 2 तीमुथियुस 1:10 (#3), 2 तिमिथियुस 1:10 (#3), 2 तिमिथियुस 1:10 (#2), 2 तीमुथियुस 1:10 (#6), 2 तीमुथियुस 1:10 (#7), 2 तीमुथियुस 1:11 (#1), 2 तिमिथियुस 1:11 (#1), 2 तिमिथियुस 1:11 (#1), 2 तिमिथियुस 1:11 (#2), 2 तिमिथियुस 1:12 (#1), 2 तिमिथियुस 1:12 (#2), 2 तीमुथियुस 1:12 (#3), 2 तीमुथियुस 1:12 (#4), 2 तिमिथियुस 1:12 (#3), 2 तिमिथियुस 1:12 (#1), 2 तिमिथियुस 1:12 (#4), 2 तिमिथियुस 1:12 (#5), 2 तीमुथियुस 1:13 (#1), 2 तिमिथियुस 1:13 (#1), 2 तिमिथियुस 1:13 (#1), 2 तिमिथियुस 1:13 (#2), 2 तिमिथियुस 1:13 (#2), 2 तिमिथियुस 1:13 (#3), 2 तिमिथियुस 1:14 (#1), 2 तिमिथियुस 1:14 (#3), 2 तिमिथियुस 1:14 (#2), 2 तीमुथियुस 1:15 (#1), 2 तिमिथियुस 1:15 (#1), 2 तीमुथियुस 1:15 (#3), 2 तिमिथियुस 1:15 (#1), 2 तिमिथियुस 1:15 (#3), 2 तिमिथियुस 1:15 (#2), 2 तिमिथियुस 1:16 (#1), 2 तीमुथियुस 1:16 (#2), 2 तिमिथियुस 1:16 (#1), 2 तिमिथियुस 1:16 (#2), 2 तिमिथियुस 1:16 (#3), 2 तिमिथियुस 1:17 (#1), 2 तीमुथियुस 1:17 (#2), 2 तिमिथियुस 1:18 (#1), 2 तिमिथियुस 1:18 (#1), 2 तिमिथियुस 1:18 (#2), 2 तिमिथियुस 1:18 (#2), 2 तिमिथियुस 1:18 (#3), 2 तिमिथियुस 1:18 (#4), 2 तीमुथियुस 2:1 (#1), 2 तिमिथियुस 2:1 (#2), 2 तिमिथियुस 2:1 (#1), 2 तिमिथियुस 2:1 (#3), 2 तीमुथियुस 2:1 (#5), 2 तीमुथियुस 2:1 (#6), 2 तिमिथियुस 2:2 (#1), 2 तिमिथियुस 2:2 (#2), 2 तिमिथियुस 2:2 (#1), 2 तिमिथियुस 2:3 (#1), 2 तीमुथियुस 2:3 (#2), 2 तिमिथियुस 2:3 (#2), 2 तिमिथियुस 2:4 (#1), 2 तिमिथियुस 2:4 (#2), 2 तिमिथियुस 2:4 (#1), 2 तिमिथियुस 2:4 (#2), 2 तिमिथियुस 2:4 (#3), 2 तीमुथियुस 2:5 (#1), 2 तिमिथियुस 2:5 (#1), 2 तिमिथियुस 2:5 (#1), 2 तिमिथियुस 2:5 (#2), 2 तिमिथियुस 2:5 (#2), 2 तिमिथियुस 2:5 (#3), 2 तिमिथियुस 2:5 (#3), 2 तिमिथियुस 2:5 (#4), 2 तिमिथियुस 2:6 (#1), 2 तीमुथियुस 2:6 (#2), 2 तिमिथियुस 2:6 (#1), 2 तिमिथियुस 2:7 (#1), 2 तिमिथियुस 2:7 (#1), 2 तिमिथियुस 2:7 (#2), 2 तीमुथियुस 2:8 (#1), 2 तीमुथियुस 2:8 (#2), 2 तिमिथियुस 2:8 (#3), 2 तिमिथियुस 2:8 (#2), 2 तीमुथियुस 2:8 (#5), 2 तिमिथियुस 2:8 (#2), 2 तिमिथियुस 2:8 (#4), 2 तिमिथियुस 2:9 (#1), 2 तिमिथियुस 2:9 (#1), 2 तिमिथियुस 2:9 (#2), 2 तिमिथियुस 2:9 (#2), 2 तीमुथियुस 2:9 (#5), 2 तिमिथियुस 2:9 (#3), 2 तीमुथियुस 2:10 (#1), 2 तिमिथियुस 2:10 (#1), 2 तिमिथियुस 2:10 (#1), 2 तिमिथियुस 2:10 (#2), 2 तिमिथियुस 2:10 (#2), 2 तीमुथियुस 2:10 (#6), 2 तिमिथियुस 2:10 (#3), 2 तिमिथियुस 2:11 (#1), 2 तिमिथियुस 2:11 (#2), 2 तीमुथियुस 2:11 (#2), 2 तिमिथियुस 2:11 (#3), 2 तिमिथियुस 2:11 (#3), 2 तिमिथियुस 2:11 (#2), 2 तीमुथियुस 2:12 (#1), 2 तिमिथियुस 2:12 (#1), 2 तिमिथियुस 2:12 (#2), 2 तिमिथियुस 2:13 (#2), 2 तिमिथियुस 2:13 (#1), 2 तिमिथियुस 2:13 (#3), 2 तिमिथियुस 2:14 (#1), 2 तीमुथियुस 2:14 (#2), 2 तिमिथियुस 2:14 (#1), 2 तिमिथियुस 2:14 (#2), 2 तिमिथियुस 2:14 (#3), 2 तिमिथियुस 2:14 (#2), 2 तिमिथियुस 2:14 (#3), 2 तिमिथियुस 2:15 (#1), 2 तिमिथियुस 2:15 (#2), 2 तीमुथियुस 2:15 (#3), 2 तिमिथियुस 2:15 (#3), 2 तीमुथियुस 2:15 (#5), 2 तिमिथियुस 2:15 (#2), 2 तिमिथियुस 2:15 (#1), 2 तीमुथियुस 2:16 (#1), 2 तीमुथियुस 2:16 (#2), 2 तीमुथियुस 2:16 (#3), 2 तिमिथियुस 2:16 (#1), 2 तीमुथियुस 2:16 (#5), 2 तिमिथियुस 2:17 (#1), 2 तिमिथियुस 2:17 (#1), 2 तिमिथियुस 2:17 (#2), 2 तिमिथियुस 2:17 (#2), 2 तिमिथियुस 2:18 (#1), 2 तिमिथियुस 2:18 (#1), 2 तिमिथियुस 2:18 (#2), 2 तिमिथियुस 2:18 (#3), 2 तीमुथियुस 2:18 (#5), 2 तिमिथियुस 2:19 (#2), 2 तिमिथियुस 2:19 (#1), 2 तिमिथियुस 2:19 (#2), 2 तीमुथियुस 2:19 (#4), 2 तीमुथियुस 2:19 (#5), 2 तीमुथियुस 2:19 (#6), 2 तीमुथियुस 2:19 (#7), 2 तिमिथियुस 2:19 (#3), 2 तिमिथियुस 2:19 (#4), 2 तीमुथियुस 2:20 (#1), 2 तिमिथियुस 2:20 (#1), 2 तिमिथियुस 2:20 (#1), 2 तिमिथियुस 2:20 (#2), 2 तीमुथियुस 2:20 (#5), 2 तिमिथियुस 2:20 (#2), 2 तिमिथियुस 2:21 (#1), 2 तीमुथियुस 2:21 (#2), 2 तीमुथियुस 2:21 (#3), 2 तिमिथियुस 2:21 (#1), 2 तिमिथियुस 2:21 (#2), 2 तिमिथियुस 2:21 (#4), 2 तीमुथियुस 2:22 (#1), 2 तिमिथियुस 2:22 (#1), 2 तिमिथियुस 2:22 (#1), 2 तिमिथियुस 2:22 (#3), 2 तिमिथियुस 2:22 (#2), 2 तिमिथियुस 2:22 (#2), 2 तीमुथियुस 2:22 (#7), 2 तिमिथियुस 2:22 (#4), 2 तीमुथियुस 2:22 (#9), 2 तिमिथियुस 2:22 (#1), 2 तिमिथियुस 2:23 (#1), 2 तीमुथियुस 2:23 (#2), 2 तिमिथियुस 2:23 (#1), 2 तिमिथियुस 2:23 (#2), 2 तिमिथियुस 2:23 (#2), 2 तीमुथियुस 2:24 (#1), 2 तीमुथियुस 2:24 (#2), 2 तिमिथियुस 2:24 (#1), 2 तिमिथियुस 2:24 (#1), 2 तीमुथियुस 2:24 (#5), 2 तिमिथियुस 2:25 (#1), 2 तिमिथियुस 2:25 (#2), 2 तिमिथियुस 2:25 (#3), 2 तिमिथियुस 2:25 (#4), 2 तीमुथियुस 2:26 (#1), 2 तिमिथियुस 2:26 (#1), 2 तिमिथियुस 2:26 (#1), 2 तिमिथियुस 2:26 (#2), 2 तिमिथियुस 2:26 (#2), 2 तीमुथियुस 2:26 (#6), 2 तिमिथियुस 2:26 (#3), 2 तीमुथियुस 3:1 (#1), 2 तीमुथियुस 3:1 (#2), 2 तिमिथियुस 3:1 (#2), 2 तिमिथियुस 3:1 (#3), 2 तीमुथियुस 3:2 (#1), 2 तीमुथियुस 3:2 (#2), 2 तिमिथियुस 3:2 (#1), 2 तिमिथियुस 3:2 (#1), 2 तिमिथियुस 3:3 (#3), 2 तिमिथियुस 3:4 (#2), 2 तिमिथियुस 3:4 (#1), 2 तीमुथियुस 3:5 (#1), 2 तिमिथियुस 3:5 (#1), 2 तीमुथियुस 3:5 (#3), 2 तिमिथियुस 3:5 (#1), 2 तिमिथियुस 3:5 (#3), 2 तिमिथियुस 3:5 (#2), 2 तीमुथियुस 3:6 (#1), 2 तीमुथियुस 3:6 (#2), 2 तीमुथियुस 3:6 (#3), 2 तिमिथियुस 3:6 (#1), 2 तिमिथियुस 3:6 (#2), 2 तिमिथियुस 3:6 (#3), 2 तिमिथियुस 3:6 (#1), 2 तिमिथियुस 3:6 (#4), 2 तिमिथियुस 3:6 (#2), 2 तीमुथियुस 3:7 (#1), 2 तिमिथियुस 3:7 (#1), 2 तीमुथियुस 3:7 (#3), 2 तिमिथियुस 3:8 (#1), 2 तिमिथियुस 3:8 (#2), 2 तिमिथियुस 3:8 (#3), 2 तिमिथियुस 3:8 (#4), 2 तिमिथियुस 3:8 (#2), 2 तिमिथियुस 3:8 (#5), 2 तिमिथियुस 3:8 (#5), 2 तिमिथियुस 3:8 (#6), 2 तीमुथियुस 3:8 (#9), 2 तिमिथियुस 3:8 (#6), 2 तिमिथियुस 3:9 (#1), 2 तिमिथियुस 3:9 (#1), 2 तीमुथियुस 3:9 (#3), 2 तीमुथियुस 3:9 (#4), 2 तिमिथियुस 3:9 (#2), 2 तिमिथियुस 3:9 (#3), 2 तीमुथियुस 3:9 (#7), 2 तीमुथियुस 3:9 (#8), 2 तीमुथियुस 3:10 (#1), 2 तिमिथियुस 3:10 (#1), 2 तिमिथियुस 3:10 (#2), 2 तीमुथियुस 3:11 (#1), 2 तिमिथियुस 3:11 (#2), 2 तीमुथियुस 3:11 (#3), 2 तीमुथियुस 3:11 (#4), 2 तिमिथियुस 3:12 (#1), 2 तिमिथियुस 3:12 (#2), 2 तीमुथियुस 3:12 (#3), 2 तीमुथियुस 3:13 (#1), 2 तिमिथियुस 3:13 (#1), 2 तिमिथियुस 3:13 (#2), 2 तिमिथियुस 3:13 (#2), 2 तिमिथियुस 3:13 (#3), 2 तिमिथियुस 3:13 (#3), 2 तिमिथियुस 3:13 (#4), 2 तीमुथियुस 3:14 (#1), 2 तीमुथियुस 3:14 (#2), 2 तिमिथियुस 3:14 (#1), 2 तिमिथियुस 3:14 (#1), 2 तीमुथियुस 3:14 (#5), 2 तीमुथियुस 3:15 (#1), 2 तिमिथियुस 3:15 (#1), 2 तीमुथियुस 3:15 (#3), 2 तीमुथियुस 3:16 (#1), 2 तिमिथियुस 3:16 (#1), 2 तिमिथियुस 3:16 (#1), 2 तिमिथियुस 3:16 (#2), 2 तिमिथियुस 3:16 (#3), 2 तीमुथियुस 3:17 (#1), 2 तीमुथियुस 3:17 (#2), 2 तीमुथियुस 3:17 (#3), 2 तिमिथियुस 3:17 (#1), 2 तिमिथियुस 3:17 (#2), 2 तिमिथियुस 3:17 (#1), 2 तिमिथियुस 4:1 (#3), 2 तिमिथियुस 4:1 (#1), 2 तीमुथियुस 4:1 (#3), 2 तिमिथियुस 4:1 (#5), 2 तिमिथियुस 4:2 (#1), 2 तीमुथियुस 4:2 (#2), 2 तिमिथियुस 4:2 (#2), 2 तिमिथियुस 4:2 (#2), 2 तिमिथियुस 4:2 (#3), 2 तीमुथियुस 4:3 (#1), 2 तिमिथियुस 4:3 (#1), 2 तिमिथियुस 4:3 (#2), 2 तिमिथियुस 4:3 (#3), 2 तिमिथियुस 4:3 (#4), 2 तीमुथियुस 4:3 (#6), 2 तिमिथियुस 4:3 (#5), 2 तिमिथियुस 4:3 (#6), 2 तिमिथियुस 4:3 (#1), 2 तिमिथियुस 4:4 (#1), 2 तिमिथियुस 4:4 (#1), 2 तीमुथियुस 4:4 (#3), 2 तिमिथियुस 4:4 (#2), 2 तिमिथियुस 4:4 (#2), 2 तीमुथियुस 4:4 (#6), 2 तीमुथियुस 4:5 (#1), 2 तिमिथियुस 4:5 (#1), 2 तीमुथियुस 4:5 (#3), 2 तीमुथियुस 4:5 (#4), 2 तिमिथियुस 4:5 (#2), 2 तीमुथियुस 4:5 (#6), 2 तिमिथियुस 4:6 (#1), 2 तिमिथियुस 4:6 (#1), 2 तिमिथियुस 4:6 (#2), 2 तिमिथियुस 4:6 (#2), 2 तिमिथियुस 4:7 (#1), 2 तीमुथियुस 4:7 (#2), 2 तिमिथियुस 4:7 (#2), 2 तिमिथियुस 4:7 (#3), 2 तीमुथियुस 4:7 (#5), 2 तीमुथियुस 4:7 (#6), 2 तीमुथियुस 4:8 (#1), 2 तिमिथियुस 4:8 (#1), 2 तीमुथियुस 4:8 (#3), 2 तिमिथियुस 4:8 (#2), 2 तिमिथियुस 4:8 (#4), 2 तीमुथियुस 4:8 (#6), 2 तिमिथियुस 4:8 (#5), 2 तिमिथियुस 4:8 (#1), 2 तिमिथियुस 4:9 (#2), 2 तीमुथियुस 4:9 (#2), 2 तीमुथियुस 4:10 (#1), 2 तिमिथियुस 4:10 (#1), 2 तिमिथियुस 4:10 (#2), 2 तीमुथियुस 4:10 (#4), 2 तिमिथियुस 4:10 (#3), 2 तिमिथियुस 4:10 (#4), 2 तिमिथियुस 4:11 (#1), 2 तीमुथियुस 4:11 (#2), 2 तीमुथियुस 4:12 (#1), 2 तिमिथियुस 4:12 (#2), 2 तिमिथियुस 4:13 (#1), 2 तिमिथियुस 4:13 (#2), 2 तीमुथियुस 4:13 (#3), 2 तीमुथियुस 4:13 (#4), 2 तिमिथियुस 4:13 (#4), 2 तिमिथियुस 4:14 (#1), 2 तिमिथियुस 4:14 (#2), 2 तीमुथियुस 4:14 (#3), 2 तिमिथियुस 4:14 (#4), 2 तीमुथियुस 4:15 (#1), 2 तिमिथियुस 4:15 (#2), 2 तिमिथियुस 4:16 (#1), 2 तिमिथियुस 4:16 (#2), 2 तीमुथियुस 4:16 (#3), 2 तीमुथियुस 4:16 (#4), 2 तिमिथियुस 4:16 (#3), 2 तीमुथियुस 4:17 (#1), 2 तिमिथियुस 4:17 (#1), 2 तिमिथियुस 4:17 (#2), 2 तीमुथियुस 4:17 (#4), 2 तीमुथियुस 4:17 (#5), 2 तिमिथियुस 4:17 (#1), 2 तिमिथियुस 4:17 (#3), 2 तिमिथियुस 4:17 (#2), 2 तीमुथियुस 4:18 (#1), 2 तिमिथियुस 4:18 (#1), 2 तीमुथियुस 4:19 (#1), 2 तिमिथियुस 4:19 (#2), 2 तिमिथियुस 4:20 (#1), 2 तिमिथियुस 4:20 (#2), 2 तिमिथियुस 4:21 (#2), 2 तिमिथियुस 4:21 (#3), 2 तीमुथियुस 4:21 (#3), 2 तिमिथियुस 4:21 (#4), 2 तिमिथियुस 4:21 (#1), 2 तिमिथियुस 4:21 (#5), 2 तीमुथियुस 4:21 (#7), 2 तीमुथियुस 4:21 (#8), 2 तिमिथियुस 4:21 (#6), 2 तिमिथियुस 4:22 (#1), 2 तीमुथियुस 4:22 (#2), 2 तिमिथियुस 4:22 (#1), 2 तिमिथियुस 4:22 (#2), 2 तीमुथियुस 4:22 (#5), 2 तिमिथियुस 4:22 (#2), 2 तीमुथियुस 4:22 (#7)</w:t>
       </w:r>
       <w:r>
         <w:rPr>

--- a/hin/docx/55.content.docx
+++ b/hin/docx/55.content.docx
@@ -146,19 +146,6 @@
         <w:rPr>
           <w:lang w:val="hi_IN" w:bidi="hi_IN"/>
         </w:rPr>
-      </w:r>
-    </w:p>
-    <w:p>
-      <w:pPr/>
-      <w:r>
-        <w:rPr>
-          <w:lang w:val="hi_IN" w:bidi="hi_IN"/>
-        </w:rPr>
-      </w:r>
-      <w:r>
-        <w:rPr>
-          <w:lang w:val="hi_IN" w:bidi="hi_IN"/>
-        </w:rPr>
         <w:t xml:space="preserve"> </w:t>
       </w:r>
       <w:r>
@@ -223,21 +210,6 @@
           <w:b/>
           <w:lang w:val="hi_IN" w:bidi="hi_IN"/>
         </w:rPr>
-        <w:t>Παῦλος, ἀπόστολος</w:t>
-      </w:r>
-    </w:p>
-    <w:p>
-      <w:pPr/>
-      <w:r>
-        <w:rPr>
-          <w:lang w:val="hi_IN" w:bidi="hi_IN"/>
-        </w:rPr>
-      </w:r>
-      <w:r>
-        <w:rPr>
-          <w:b/>
-          <w:lang w:val="hi_IN" w:bidi="hi_IN"/>
-        </w:rPr>
         <w:t>"पौलुस"</w:t>
       </w:r>
     </w:p>
@@ -296,21 +268,6 @@
           <w:lang w:val="hi_IN" w:bidi="hi_IN"/>
         </w:rPr>
       </w:r>
-      <w:r>
-        <w:rPr>
-          <w:b/>
-          <w:lang w:val="hi_IN" w:bidi="hi_IN"/>
-        </w:rPr>
-        <w:t>διὰ θελήματος Θεοῦ</w:t>
-      </w:r>
-    </w:p>
-    <w:p>
-      <w:pPr/>
-      <w:r>
-        <w:rPr>
-          <w:lang w:val="hi_IN" w:bidi="hi_IN"/>
-        </w:rPr>
-      </w:r>
     </w:p>
     <w:p>
       <w:pPr/>
@@ -372,21 +329,6 @@
           <w:b/>
           <w:lang w:val="hi_IN" w:bidi="hi_IN"/>
         </w:rPr>
-        <w:t>κατ’</w:t>
-      </w:r>
-    </w:p>
-    <w:p>
-      <w:pPr/>
-      <w:r>
-        <w:rPr>
-          <w:lang w:val="hi_IN" w:bidi="hi_IN"/>
-        </w:rPr>
-      </w:r>
-      <w:r>
-        <w:rPr>
-          <w:b/>
-          <w:lang w:val="hi_IN" w:bidi="hi_IN"/>
-        </w:rPr>
         <w:t>"परमेश्वर की इच्छा"</w:t>
       </w:r>
     </w:p>
@@ -450,21 +392,6 @@
           <w:b/>
           <w:lang w:val="hi_IN" w:bidi="hi_IN"/>
         </w:rPr>
-        <w:t>ἐπαγγελίαν ζωῆς</w:t>
-      </w:r>
-    </w:p>
-    <w:p>
-      <w:pPr/>
-      <w:r>
-        <w:rPr>
-          <w:lang w:val="hi_IN" w:bidi="hi_IN"/>
-        </w:rPr>
-      </w:r>
-      <w:r>
-        <w:rPr>
-          <w:b/>
-          <w:lang w:val="hi_IN" w:bidi="hi_IN"/>
-        </w:rPr>
         <w:t>"जीवन की प्रतिज्ञा"</w:t>
       </w:r>
     </w:p>
@@ -590,21 +517,6 @@
           <w:b/>
           <w:lang w:val="hi_IN" w:bidi="hi_IN"/>
         </w:rPr>
-        <w:t>ζωῆς τῆς ἐν Χριστῷ Ἰησοῦ</w:t>
-      </w:r>
-    </w:p>
-    <w:p>
-      <w:pPr/>
-      <w:r>
-        <w:rPr>
-          <w:lang w:val="hi_IN" w:bidi="hi_IN"/>
-        </w:rPr>
-      </w:r>
-      <w:r>
-        <w:rPr>
-          <w:b/>
-          <w:lang w:val="hi_IN" w:bidi="hi_IN"/>
-        </w:rPr>
         <w:t>"जीवन की"</w:t>
       </w:r>
       <w:r>
@@ -714,21 +626,6 @@
           <w:b/>
           <w:lang w:val="hi_IN" w:bidi="hi_IN"/>
         </w:rPr>
-        <w:t>ζωῆς τῆς</w:t>
-      </w:r>
-    </w:p>
-    <w:p>
-      <w:pPr/>
-      <w:r>
-        <w:rPr>
-          <w:lang w:val="hi_IN" w:bidi="hi_IN"/>
-        </w:rPr>
-      </w:r>
-      <w:r>
-        <w:rPr>
-          <w:b/>
-          <w:lang w:val="hi_IN" w:bidi="hi_IN"/>
-        </w:rPr>
         <w:t>"उस जीवन की ... जो ... है"</w:t>
       </w:r>
     </w:p>
@@ -833,21 +730,6 @@
           <w:b/>
           <w:lang w:val="hi_IN" w:bidi="hi_IN"/>
         </w:rPr>
-        <w:t>ζωῆς τῆς</w:t>
-      </w:r>
-    </w:p>
-    <w:p>
-      <w:pPr/>
-      <w:r>
-        <w:rPr>
-          <w:lang w:val="hi_IN" w:bidi="hi_IN"/>
-        </w:rPr>
-      </w:r>
-      <w:r>
-        <w:rPr>
-          <w:b/>
-          <w:lang w:val="hi_IN" w:bidi="hi_IN"/>
-        </w:rPr>
         <w:t>"उस जीवन की ... जो ... है"</w:t>
       </w:r>
     </w:p>
@@ -944,21 +826,6 @@
           <w:b/>
           <w:lang w:val="hi_IN" w:bidi="hi_IN"/>
         </w:rPr>
-        <w:t>Τιμοθέῳ</w:t>
-      </w:r>
-    </w:p>
-    <w:p>
-      <w:pPr/>
-      <w:r>
-        <w:rPr>
-          <w:lang w:val="hi_IN" w:bidi="hi_IN"/>
-        </w:rPr>
-      </w:r>
-      <w:r>
-        <w:rPr>
-          <w:b/>
-          <w:lang w:val="hi_IN" w:bidi="hi_IN"/>
-        </w:rPr>
         <w:t>"तीमुथियुस"</w:t>
       </w:r>
     </w:p>
@@ -1022,21 +889,6 @@
           <w:b/>
           <w:lang w:val="hi_IN" w:bidi="hi_IN"/>
         </w:rPr>
-        <w:t>ἀγαπητῷ τέκνῳ</w:t>
-      </w:r>
-    </w:p>
-    <w:p>
-      <w:pPr/>
-      <w:r>
-        <w:rPr>
-          <w:lang w:val="hi_IN" w:bidi="hi_IN"/>
-        </w:rPr>
-      </w:r>
-      <w:r>
-        <w:rPr>
-          <w:b/>
-          <w:lang w:val="hi_IN" w:bidi="hi_IN"/>
-        </w:rPr>
         <w:t>"प्रिय पुत्र"</w:t>
       </w:r>
     </w:p>
@@ -1133,21 +985,6 @@
           <w:b/>
           <w:lang w:val="hi_IN" w:bidi="hi_IN"/>
         </w:rPr>
-        <w:t>ἀγαπητῷ τέκνῳ</w:t>
-      </w:r>
-    </w:p>
-    <w:p>
-      <w:pPr/>
-      <w:r>
-        <w:rPr>
-          <w:lang w:val="hi_IN" w:bidi="hi_IN"/>
-        </w:rPr>
-      </w:r>
-      <w:r>
-        <w:rPr>
-          <w:b/>
-          <w:lang w:val="hi_IN" w:bidi="hi_IN"/>
-        </w:rPr>
         <w:t>"प्रिय पुत्र"</w:t>
       </w:r>
     </w:p>
@@ -1245,21 +1082,6 @@
           <w:b/>
           <w:lang w:val="hi_IN" w:bidi="hi_IN"/>
         </w:rPr>
-        <w:t>χάρις, ἔλεος, εἰρήνη, ἀπὸ Θεοῦ Πατρὸς καὶ Χριστοῦ Ἰησοῦ τοῦ Κυρίου ἡμῶν</w:t>
-      </w:r>
-    </w:p>
-    <w:p>
-      <w:pPr/>
-      <w:r>
-        <w:rPr>
-          <w:lang w:val="hi_IN" w:bidi="hi_IN"/>
-        </w:rPr>
-      </w:r>
-      <w:r>
-        <w:rPr>
-          <w:b/>
-          <w:lang w:val="hi_IN" w:bidi="hi_IN"/>
-        </w:rPr>
         <w:t>"ओर से तुझे अनुग्रह"</w:t>
       </w:r>
       <w:r>
@@ -1336,21 +1158,6 @@
           <w:b/>
           <w:lang w:val="hi_IN" w:bidi="hi_IN"/>
         </w:rPr>
-        <w:t>χάρις, ἔλεος, εἰρήνη</w:t>
-      </w:r>
-    </w:p>
-    <w:p>
-      <w:pPr/>
-      <w:r>
-        <w:rPr>
-          <w:lang w:val="hi_IN" w:bidi="hi_IN"/>
-        </w:rPr>
-      </w:r>
-      <w:r>
-        <w:rPr>
-          <w:b/>
-          <w:lang w:val="hi_IN" w:bidi="hi_IN"/>
-        </w:rPr>
         <w:t>"तुझे अनुग्रह"</w:t>
       </w:r>
       <w:r>
@@ -1447,21 +1254,6 @@
           <w:b/>
           <w:lang w:val="hi_IN" w:bidi="hi_IN"/>
         </w:rPr>
-        <w:t>Θεοῦ Πατρὸς</w:t>
-      </w:r>
-    </w:p>
-    <w:p>
-      <w:pPr/>
-      <w:r>
-        <w:rPr>
-          <w:lang w:val="hi_IN" w:bidi="hi_IN"/>
-        </w:rPr>
-      </w:r>
-      <w:r>
-        <w:rPr>
-          <w:b/>
-          <w:lang w:val="hi_IN" w:bidi="hi_IN"/>
-        </w:rPr>
         <w:t>"परमेश्वर पिता"</w:t>
       </w:r>
       <w:r>
@@ -1558,21 +1350,6 @@
           <w:b/>
           <w:lang w:val="hi_IN" w:bidi="hi_IN"/>
         </w:rPr>
-        <w:t>ἡμῶν</w:t>
-      </w:r>
-    </w:p>
-    <w:p>
-      <w:pPr/>
-      <w:r>
-        <w:rPr>
-          <w:lang w:val="hi_IN" w:bidi="hi_IN"/>
-        </w:rPr>
-      </w:r>
-      <w:r>
-        <w:rPr>
-          <w:b/>
-          <w:lang w:val="hi_IN" w:bidi="hi_IN"/>
-        </w:rPr>
         <w:t>"हमारे"</w:t>
       </w:r>
     </w:p>
@@ -1682,21 +1459,6 @@
           <w:b/>
           <w:lang w:val="hi_IN" w:bidi="hi_IN"/>
         </w:rPr>
-        <w:t>χάριν ἔχω</w:t>
-      </w:r>
-    </w:p>
-    <w:p>
-      <w:pPr/>
-      <w:r>
-        <w:rPr>
-          <w:lang w:val="hi_IN" w:bidi="hi_IN"/>
-        </w:rPr>
-      </w:r>
-      <w:r>
-        <w:rPr>
-          <w:b/>
-          <w:lang w:val="hi_IN" w:bidi="hi_IN"/>
-        </w:rPr>
         <w:t>"परमेश्वर की"</w:t>
       </w:r>
       <w:r>
@@ -1806,21 +1568,6 @@
           <w:b/>
           <w:lang w:val="hi_IN" w:bidi="hi_IN"/>
         </w:rPr>
-        <w:t>ᾧ λατρεύω ἀπὸ προγόνων</w:t>
-      </w:r>
-    </w:p>
-    <w:p>
-      <w:pPr/>
-      <w:r>
-        <w:rPr>
-          <w:lang w:val="hi_IN" w:bidi="hi_IN"/>
-        </w:rPr>
-      </w:r>
-      <w:r>
-        <w:rPr>
-          <w:b/>
-          <w:lang w:val="hi_IN" w:bidi="hi_IN"/>
-        </w:rPr>
         <w:t>"सेवा मैं पूर्वजों"</w:t>
       </w:r>
       <w:r>
@@ -1892,21 +1639,6 @@
           <w:lang w:val="hi_IN" w:bidi="hi_IN"/>
         </w:rPr>
       </w:r>
-      <w:r>
-        <w:rPr>
-          <w:b/>
-          <w:lang w:val="hi_IN" w:bidi="hi_IN"/>
-        </w:rPr>
-        <w:t>ἐν καθαρᾷ συνειδήσει</w:t>
-      </w:r>
-    </w:p>
-    <w:p>
-      <w:pPr/>
-      <w:r>
-        <w:rPr>
-          <w:lang w:val="hi_IN" w:bidi="hi_IN"/>
-        </w:rPr>
-      </w:r>
     </w:p>
     <w:p>
       <w:pPr/>
@@ -1996,21 +1728,6 @@
           <w:lang w:val="hi_IN" w:bidi="hi_IN"/>
         </w:rPr>
       </w:r>
-      <w:r>
-        <w:rPr>
-          <w:b/>
-          <w:lang w:val="hi_IN" w:bidi="hi_IN"/>
-        </w:rPr>
-        <w:t>ὡς ἀδιάλειπτον ἔχω τὴν περὶ σοῦ μνείαν</w:t>
-      </w:r>
-    </w:p>
-    <w:p>
-      <w:pPr/>
-      <w:r>
-        <w:rPr>
-          <w:lang w:val="hi_IN" w:bidi="hi_IN"/>
-        </w:rPr>
-      </w:r>
     </w:p>
     <w:p>
       <w:pPr/>
@@ -2176,21 +1893,6 @@
           <w:lang w:val="hi_IN" w:bidi="hi_IN"/>
         </w:rPr>
       </w:r>
-      <w:r>
-        <w:rPr>
-          <w:b/>
-          <w:lang w:val="hi_IN" w:bidi="hi_IN"/>
-        </w:rPr>
-        <w:t>νυκτὸς καὶ ἡμέρας</w:t>
-      </w:r>
-    </w:p>
-    <w:p>
-      <w:pPr/>
-      <w:r>
-        <w:rPr>
-          <w:lang w:val="hi_IN" w:bidi="hi_IN"/>
-        </w:rPr>
-      </w:r>
     </w:p>
     <w:p>
       <w:pPr/>
@@ -2285,21 +1987,6 @@
           <w:b/>
           <w:lang w:val="hi_IN" w:bidi="hi_IN"/>
         </w:rPr>
-        <w:t>μεμνημένος σου τῶν δακρύων</w:t>
-      </w:r>
-    </w:p>
-    <w:p>
-      <w:pPr/>
-      <w:r>
-        <w:rPr>
-          <w:lang w:val="hi_IN" w:bidi="hi_IN"/>
-        </w:rPr>
-      </w:r>
-      <w:r>
-        <w:rPr>
-          <w:b/>
-          <w:lang w:val="hi_IN" w:bidi="hi_IN"/>
-        </w:rPr>
         <w:t>"तेरे आँसुओं सुधि कर करके"</w:t>
       </w:r>
       <w:r>
@@ -2396,21 +2083,6 @@
           <w:b/>
           <w:lang w:val="hi_IN" w:bidi="hi_IN"/>
         </w:rPr>
-        <w:t>σου τῶν δακρύων</w:t>
-      </w:r>
-    </w:p>
-    <w:p>
-      <w:pPr/>
-      <w:r>
-        <w:rPr>
-          <w:lang w:val="hi_IN" w:bidi="hi_IN"/>
-        </w:rPr>
-      </w:r>
-      <w:r>
-        <w:rPr>
-          <w:b/>
-          <w:lang w:val="hi_IN" w:bidi="hi_IN"/>
-        </w:rPr>
         <w:t>"शुद्ध विवेक से करता हूँ"</w:t>
       </w:r>
     </w:p>
@@ -2507,21 +2179,6 @@
           <w:b/>
           <w:lang w:val="hi_IN" w:bidi="hi_IN"/>
         </w:rPr>
-        <w:t>χαρᾶς πληρωθῶ</w:t>
-      </w:r>
-    </w:p>
-    <w:p>
-      <w:pPr/>
-      <w:r>
-        <w:rPr>
-          <w:lang w:val="hi_IN" w:bidi="hi_IN"/>
-        </w:rPr>
-      </w:r>
-      <w:r>
-        <w:rPr>
-          <w:b/>
-          <w:lang w:val="hi_IN" w:bidi="hi_IN"/>
-        </w:rPr>
         <w:t>"आनन्द से भर जाऊँ"</w:t>
       </w:r>
     </w:p>
@@ -2618,21 +2275,6 @@
           <w:b/>
           <w:lang w:val="hi_IN" w:bidi="hi_IN"/>
         </w:rPr>
-        <w:t>χαρᾶς πληρωθῶ</w:t>
-      </w:r>
-    </w:p>
-    <w:p>
-      <w:pPr/>
-      <w:r>
-        <w:rPr>
-          <w:lang w:val="hi_IN" w:bidi="hi_IN"/>
-        </w:rPr>
-      </w:r>
-      <w:r>
-        <w:rPr>
-          <w:b/>
-          <w:lang w:val="hi_IN" w:bidi="hi_IN"/>
-        </w:rPr>
         <w:t>"आनन्द से भर जाऊँ"</w:t>
       </w:r>
     </w:p>
@@ -2716,21 +2358,6 @@
           <w:b/>
           <w:lang w:val="hi_IN" w:bidi="hi_IN"/>
         </w:rPr>
-        <w:t>χαρᾶς πληρωθῶ</w:t>
-      </w:r>
-    </w:p>
-    <w:p>
-      <w:pPr/>
-      <w:r>
-        <w:rPr>
-          <w:lang w:val="hi_IN" w:bidi="hi_IN"/>
-        </w:rPr>
-      </w:r>
-      <w:r>
-        <w:rPr>
-          <w:b/>
-          <w:lang w:val="hi_IN" w:bidi="hi_IN"/>
-        </w:rPr>
         <w:t>"कि आनन्द से भर जाऊँ"</w:t>
       </w:r>
     </w:p>
@@ -2839,21 +2466,6 @@
           <w:b/>
           <w:lang w:val="hi_IN" w:bidi="hi_IN"/>
         </w:rPr>
-        <w:t>ὑπόμνησιν λαβὼν</w:t>
-      </w:r>
-    </w:p>
-    <w:p>
-      <w:pPr/>
-      <w:r>
-        <w:rPr>
-          <w:lang w:val="hi_IN" w:bidi="hi_IN"/>
-        </w:rPr>
-      </w:r>
-      <w:r>
-        <w:rPr>
-          <w:b/>
-          <w:lang w:val="hi_IN" w:bidi="hi_IN"/>
-        </w:rPr>
         <w:t>""</w:t>
       </w:r>
     </w:p>
@@ -2937,21 +2549,6 @@
           <w:b/>
           <w:lang w:val="hi_IN" w:bidi="hi_IN"/>
         </w:rPr>
-        <w:t>τῆς ἐν σοὶ ἀνυποκρίτου πίστεως, ἥτις ἐνῴκησεν πρῶτον</w:t>
-      </w:r>
-    </w:p>
-    <w:p>
-      <w:pPr/>
-      <w:r>
-        <w:rPr>
-          <w:lang w:val="hi_IN" w:bidi="hi_IN"/>
-        </w:rPr>
-      </w:r>
-      <w:r>
-        <w:rPr>
-          <w:b/>
-          <w:lang w:val="hi_IN" w:bidi="hi_IN"/>
-        </w:rPr>
         <w:t>"तेरे उस निष्कपट विश्वास की है"</w:t>
       </w:r>
     </w:p>
@@ -3213,21 +2810,6 @@
           <w:b/>
           <w:lang w:val="hi_IN" w:bidi="hi_IN"/>
         </w:rPr>
-        <w:t>τῇ μάμμῃ σου</w:t>
-      </w:r>
-    </w:p>
-    <w:p>
-      <w:pPr/>
-      <w:r>
-        <w:rPr>
-          <w:lang w:val="hi_IN" w:bidi="hi_IN"/>
-        </w:rPr>
-      </w:r>
-      <w:r>
-        <w:rPr>
-          <w:b/>
-          <w:lang w:val="hi_IN" w:bidi="hi_IN"/>
-        </w:rPr>
         <w:t>"यूनीके"</w:t>
       </w:r>
     </w:p>
@@ -3306,21 +2888,6 @@
           <w:lang w:val="hi_IN" w:bidi="hi_IN"/>
         </w:rPr>
       </w:r>
-      <w:r>
-        <w:rPr>
-          <w:b/>
-          <w:lang w:val="hi_IN" w:bidi="hi_IN"/>
-        </w:rPr>
-        <w:t>Λωΐδι &amp; Εὐνίκῃ</w:t>
-      </w:r>
-    </w:p>
-    <w:p>
-      <w:pPr/>
-      <w:r>
-        <w:rPr>
-          <w:lang w:val="hi_IN" w:bidi="hi_IN"/>
-        </w:rPr>
-      </w:r>
     </w:p>
     <w:p>
       <w:pPr/>
@@ -3402,21 +2969,6 @@
           <w:b/>
           <w:lang w:val="hi_IN" w:bidi="hi_IN"/>
         </w:rPr>
-        <w:t>πέπεισμαι</w:t>
-      </w:r>
-    </w:p>
-    <w:p>
-      <w:pPr/>
-      <w:r>
-        <w:rPr>
-          <w:lang w:val="hi_IN" w:bidi="hi_IN"/>
-        </w:rPr>
-      </w:r>
-      <w:r>
-        <w:rPr>
-          <w:b/>
-          <w:lang w:val="hi_IN" w:bidi="hi_IN"/>
-        </w:rPr>
         <w:t>"मुझे निश्चय हुआ है"</w:t>
       </w:r>
     </w:p>
@@ -3495,21 +3047,6 @@
           <w:lang w:val="hi_IN" w:bidi="hi_IN"/>
         </w:rPr>
       </w:r>
-      <w:r>
-        <w:rPr>
-          <w:b/>
-          <w:lang w:val="hi_IN" w:bidi="hi_IN"/>
-        </w:rPr>
-        <w:t>δι’ ἣν αἰτίαν</w:t>
-      </w:r>
-    </w:p>
-    <w:p>
-      <w:pPr/>
-      <w:r>
-        <w:rPr>
-          <w:lang w:val="hi_IN" w:bidi="hi_IN"/>
-        </w:rPr>
-      </w:r>
     </w:p>
     <w:p>
       <w:pPr/>
@@ -3584,21 +3121,6 @@
           <w:b/>
           <w:lang w:val="hi_IN" w:bidi="hi_IN"/>
         </w:rPr>
-        <w:t>ἀναζωπυρεῖν τὸ χάρισμα</w:t>
-      </w:r>
-    </w:p>
-    <w:p>
-      <w:pPr/>
-      <w:r>
-        <w:rPr>
-          <w:lang w:val="hi_IN" w:bidi="hi_IN"/>
-        </w:rPr>
-      </w:r>
-      <w:r>
-        <w:rPr>
-          <w:b/>
-          <w:lang w:val="hi_IN" w:bidi="hi_IN"/>
-        </w:rPr>
         <w:t>""</w:t>
       </w:r>
     </w:p>
@@ -3695,21 +3217,6 @@
           <w:b/>
           <w:lang w:val="hi_IN" w:bidi="hi_IN"/>
         </w:rPr>
-        <w:t>τὸ χάρισμα τοῦ Θεοῦ, ὅ ἐστιν ἐν σοὶ</w:t>
-      </w:r>
-    </w:p>
-    <w:p>
-      <w:pPr/>
-      <w:r>
-        <w:rPr>
-          <w:lang w:val="hi_IN" w:bidi="hi_IN"/>
-        </w:rPr>
-      </w:r>
-      <w:r>
-        <w:rPr>
-          <w:b/>
-          <w:lang w:val="hi_IN" w:bidi="hi_IN"/>
-        </w:rPr>
         <w:t>"परमेश्वर के उस वरदान को जो मेरे हाथ के द्वारा तुझे है"</w:t>
       </w:r>
     </w:p>
@@ -3819,21 +3326,6 @@
           <w:b/>
           <w:lang w:val="hi_IN" w:bidi="hi_IN"/>
         </w:rPr>
-        <w:t>τὸ χάρισμα τοῦ Θεοῦ, ὅ ἐστιν ἐν σοὶ</w:t>
-      </w:r>
-    </w:p>
-    <w:p>
-      <w:pPr/>
-      <w:r>
-        <w:rPr>
-          <w:lang w:val="hi_IN" w:bidi="hi_IN"/>
-        </w:rPr>
-      </w:r>
-      <w:r>
-        <w:rPr>
-          <w:b/>
-          <w:lang w:val="hi_IN" w:bidi="hi_IN"/>
-        </w:rPr>
         <w:t>"परमेश्वर के उस वरदान को जो मेरे हाथ के द्वारा तुझे है"</w:t>
       </w:r>
     </w:p>
@@ -3917,21 +3409,6 @@
           <w:b/>
           <w:lang w:val="hi_IN" w:bidi="hi_IN"/>
         </w:rPr>
-        <w:t>διὰ τῆς ἐπιθέσεως τῶν χειρῶν μου</w:t>
-      </w:r>
-    </w:p>
-    <w:p>
-      <w:pPr/>
-      <w:r>
-        <w:rPr>
-          <w:lang w:val="hi_IN" w:bidi="hi_IN"/>
-        </w:rPr>
-      </w:r>
-      <w:r>
-        <w:rPr>
-          <w:b/>
-          <w:lang w:val="hi_IN" w:bidi="hi_IN"/>
-        </w:rPr>
         <w:t>"परमेश्वर के उस वरदान को जो मेरे हाथ के द्वारा तुझे है"</w:t>
       </w:r>
     </w:p>
@@ -4008,21 +3485,6 @@
           <w:b/>
           <w:lang w:val="hi_IN" w:bidi="hi_IN"/>
         </w:rPr>
-        <w:t>γὰρ</w:t>
-      </w:r>
-    </w:p>
-    <w:p>
-      <w:pPr/>
-      <w:r>
-        <w:rPr>
-          <w:lang w:val="hi_IN" w:bidi="hi_IN"/>
-        </w:rPr>
-      </w:r>
-      <w:r>
-        <w:rPr>
-          <w:b/>
-          <w:lang w:val="hi_IN" w:bidi="hi_IN"/>
-        </w:rPr>
         <w:t>"क्योंकि"</w:t>
       </w:r>
     </w:p>
@@ -4132,21 +3594,6 @@
           <w:b/>
           <w:lang w:val="hi_IN" w:bidi="hi_IN"/>
         </w:rPr>
-        <w:t>πνεῦμα δειλίας, ἀλλὰ δυνάμεως, καὶ ἀγάπης, καὶ σωφρονισμοῦ</w:t>
-      </w:r>
-    </w:p>
-    <w:p>
-      <w:pPr/>
-      <w:r>
-        <w:rPr>
-          <w:lang w:val="hi_IN" w:bidi="hi_IN"/>
-        </w:rPr>
-      </w:r>
-      <w:r>
-        <w:rPr>
-          <w:b/>
-          <w:lang w:val="hi_IN" w:bidi="hi_IN"/>
-        </w:rPr>
         <w:t>"परमेश्वर हमें भय की नहीं पर सामर्थ्य, और प्रेम, और संयम की आत्मा दी है"</w:t>
       </w:r>
     </w:p>
@@ -4236,21 +3683,6 @@
           <w:b/>
           <w:lang w:val="hi_IN" w:bidi="hi_IN"/>
         </w:rPr>
-        <w:t>δειλίας, ἀλλὰ δυνάμεως, καὶ ἀγάπης, καὶ σωφρονισμοῦ</w:t>
-      </w:r>
-    </w:p>
-    <w:p>
-      <w:pPr/>
-      <w:r>
-        <w:rPr>
-          <w:lang w:val="hi_IN" w:bidi="hi_IN"/>
-        </w:rPr>
-      </w:r>
-      <w:r>
-        <w:rPr>
-          <w:b/>
-          <w:lang w:val="hi_IN" w:bidi="hi_IN"/>
-        </w:rPr>
         <w:t>"सामर्थ्य, और प्रेम, और संयम की"</w:t>
       </w:r>
     </w:p>
@@ -4334,21 +3766,6 @@
           <w:b/>
           <w:lang w:val="hi_IN" w:bidi="hi_IN"/>
         </w:rPr>
-        <w:t>σωφρονισμοῦ</w:t>
-      </w:r>
-    </w:p>
-    <w:p>
-      <w:pPr/>
-      <w:r>
-        <w:rPr>
-          <w:lang w:val="hi_IN" w:bidi="hi_IN"/>
-        </w:rPr>
-      </w:r>
-      <w:r>
-        <w:rPr>
-          <w:b/>
-          <w:lang w:val="hi_IN" w:bidi="hi_IN"/>
-        </w:rPr>
         <w:t>"संयम की"</w:t>
       </w:r>
     </w:p>
@@ -4451,21 +3868,6 @@
           <w:b/>
           <w:lang w:val="hi_IN" w:bidi="hi_IN"/>
         </w:rPr>
-        <w:t>οὖν</w:t>
-      </w:r>
-    </w:p>
-    <w:p>
-      <w:pPr/>
-      <w:r>
-        <w:rPr>
-          <w:lang w:val="hi_IN" w:bidi="hi_IN"/>
-        </w:rPr>
-      </w:r>
-      <w:r>
-        <w:rPr>
-          <w:b/>
-          <w:lang w:val="hi_IN" w:bidi="hi_IN"/>
-        </w:rPr>
         <w:t>"इसलिए"</w:t>
       </w:r>
     </w:p>
@@ -4578,21 +3980,6 @@
           <w:b/>
           <w:lang w:val="hi_IN" w:bidi="hi_IN"/>
         </w:rPr>
-        <w:t>μὴ &amp; ἐπαισχυνθῇς τὸ μαρτύριον τοῦ Κυρίου ἡμῶν, μηδὲ ἐμὲ, τὸν δέσμιον αὐτοῦ</w:t>
-      </w:r>
-    </w:p>
-    <w:p>
-      <w:pPr/>
-      <w:r>
-        <w:rPr>
-          <w:lang w:val="hi_IN" w:bidi="hi_IN"/>
-        </w:rPr>
-      </w:r>
-      <w:r>
-        <w:rPr>
-          <w:b/>
-          <w:lang w:val="hi_IN" w:bidi="hi_IN"/>
-        </w:rPr>
         <w:t>"हमारे प्रभु की गवाही से, और मुझसे जो उसका कैदी हूँ, लज्जित न हो"</w:t>
       </w:r>
     </w:p>
@@ -4696,21 +4083,6 @@
           <w:b/>
           <w:lang w:val="hi_IN" w:bidi="hi_IN"/>
         </w:rPr>
-        <w:t>τὸ μαρτύριον τοῦ Κυρίου ἡμῶν</w:t>
-      </w:r>
-    </w:p>
-    <w:p>
-      <w:pPr/>
-      <w:r>
-        <w:rPr>
-          <w:lang w:val="hi_IN" w:bidi="hi_IN"/>
-        </w:rPr>
-      </w:r>
-      <w:r>
-        <w:rPr>
-          <w:b/>
-          <w:lang w:val="hi_IN" w:bidi="hi_IN"/>
-        </w:rPr>
         <w:t>"गवाही से"</w:t>
       </w:r>
     </w:p>
@@ -4787,21 +4159,6 @@
           <w:b/>
           <w:lang w:val="hi_IN" w:bidi="hi_IN"/>
         </w:rPr>
-        <w:t>τὸν δέσμιον αὐτοῦ</w:t>
-      </w:r>
-    </w:p>
-    <w:p>
-      <w:pPr/>
-      <w:r>
-        <w:rPr>
-          <w:lang w:val="hi_IN" w:bidi="hi_IN"/>
-        </w:rPr>
-      </w:r>
-      <w:r>
-        <w:rPr>
-          <w:b/>
-          <w:lang w:val="hi_IN" w:bidi="hi_IN"/>
-        </w:rPr>
         <w:t>"जो उसका कैदी हूँ"</w:t>
       </w:r>
     </w:p>
@@ -4878,21 +4235,6 @@
           <w:b/>
           <w:lang w:val="hi_IN" w:bidi="hi_IN"/>
         </w:rPr>
-        <w:t>συνκακοπάθησον</w:t>
-      </w:r>
-    </w:p>
-    <w:p>
-      <w:pPr/>
-      <w:r>
-        <w:rPr>
-          <w:lang w:val="hi_IN" w:bidi="hi_IN"/>
-        </w:rPr>
-      </w:r>
-      <w:r>
-        <w:rPr>
-          <w:b/>
-          <w:lang w:val="hi_IN" w:bidi="hi_IN"/>
-        </w:rPr>
         <w:t>""</w:t>
       </w:r>
     </w:p>
@@ -4989,21 +4331,6 @@
           <w:b/>
           <w:lang w:val="hi_IN" w:bidi="hi_IN"/>
         </w:rPr>
-        <w:t>τῷ εὐαγγελίῳ</w:t>
-      </w:r>
-    </w:p>
-    <w:p>
-      <w:pPr/>
-      <w:r>
-        <w:rPr>
-          <w:lang w:val="hi_IN" w:bidi="hi_IN"/>
-        </w:rPr>
-      </w:r>
-      <w:r>
-        <w:rPr>
-          <w:b/>
-          <w:lang w:val="hi_IN" w:bidi="hi_IN"/>
-        </w:rPr>
         <w:t>"सुसमाचार के लिये साथ दुःख उठा"</w:t>
       </w:r>
     </w:p>
@@ -5080,21 +4407,6 @@
           <w:b/>
           <w:lang w:val="hi_IN" w:bidi="hi_IN"/>
         </w:rPr>
-        <w:t>κατὰ δύναμιν Θεοῦ</w:t>
-      </w:r>
-    </w:p>
-    <w:p>
-      <w:pPr/>
-      <w:r>
-        <w:rPr>
-          <w:lang w:val="hi_IN" w:bidi="hi_IN"/>
-        </w:rPr>
-      </w:r>
-      <w:r>
-        <w:rPr>
-          <w:b/>
-          <w:lang w:val="hi_IN" w:bidi="hi_IN"/>
-        </w:rPr>
         <w:t>"उस परमेश्वर की सामर्थ्य के अनुसार सुसमाचार के लिये"</w:t>
       </w:r>
     </w:p>
@@ -5171,21 +4483,6 @@
           <w:b/>
           <w:lang w:val="hi_IN" w:bidi="hi_IN"/>
         </w:rPr>
-        <w:t>κλήσει ἁγίᾳ</w:t>
-      </w:r>
-    </w:p>
-    <w:p>
-      <w:pPr/>
-      <w:r>
-        <w:rPr>
-          <w:lang w:val="hi_IN" w:bidi="hi_IN"/>
-        </w:rPr>
-      </w:r>
-      <w:r>
-        <w:rPr>
-          <w:b/>
-          <w:lang w:val="hi_IN" w:bidi="hi_IN"/>
-        </w:rPr>
         <w:t>"पवित्र बुलाहट से"</w:t>
       </w:r>
     </w:p>
@@ -5262,21 +4559,6 @@
           <w:b/>
           <w:lang w:val="hi_IN" w:bidi="hi_IN"/>
         </w:rPr>
-        <w:t>οὐ κατὰ τὰ ἔργα ἡμῶν, ἀλλὰ κατὰ ἰδίαν πρόθεσιν καὶ χάριν, τὴν δοθεῖσαν ἡμῖν</w:t>
-      </w:r>
-    </w:p>
-    <w:p>
-      <w:pPr/>
-      <w:r>
-        <w:rPr>
-          <w:lang w:val="hi_IN" w:bidi="hi_IN"/>
-        </w:rPr>
-      </w:r>
-      <w:r>
-        <w:rPr>
-          <w:b/>
-          <w:lang w:val="hi_IN" w:bidi="hi_IN"/>
-        </w:rPr>
         <w:t>"यह हमारे कामों के"</w:t>
       </w:r>
       <w:r>
@@ -5455,21 +4737,6 @@
           <w:b/>
           <w:lang w:val="hi_IN" w:bidi="hi_IN"/>
         </w:rPr>
-        <w:t>τὴν δοθεῖσαν</w:t>
-      </w:r>
-    </w:p>
-    <w:p>
-      <w:pPr/>
-      <w:r>
-        <w:rPr>
-          <w:lang w:val="hi_IN" w:bidi="hi_IN"/>
-        </w:rPr>
-      </w:r>
-      <w:r>
-        <w:rPr>
-          <w:b/>
-          <w:lang w:val="hi_IN" w:bidi="hi_IN"/>
-        </w:rPr>
         <w:t>"उस अनुग्रह के"</w:t>
       </w:r>
       <w:r>
@@ -5579,21 +4846,6 @@
           <w:b/>
           <w:lang w:val="hi_IN" w:bidi="hi_IN"/>
         </w:rPr>
-        <w:t>ἐν Χριστῷ Ἰησοῦ πρὸ χρόνων αἰωνίων</w:t>
-      </w:r>
-    </w:p>
-    <w:p>
-      <w:pPr/>
-      <w:r>
-        <w:rPr>
-          <w:lang w:val="hi_IN" w:bidi="hi_IN"/>
-        </w:rPr>
-      </w:r>
-      <w:r>
-        <w:rPr>
-          <w:b/>
-          <w:lang w:val="hi_IN" w:bidi="hi_IN"/>
-        </w:rPr>
         <w:t>"मसीह यीशु में"</w:t>
       </w:r>
     </w:p>
@@ -5683,21 +4935,6 @@
           <w:b/>
           <w:lang w:val="hi_IN" w:bidi="hi_IN"/>
         </w:rPr>
-        <w:t>πρὸ χρόνων αἰωνίων</w:t>
-      </w:r>
-    </w:p>
-    <w:p>
-      <w:pPr/>
-      <w:r>
-        <w:rPr>
-          <w:lang w:val="hi_IN" w:bidi="hi_IN"/>
-        </w:rPr>
-      </w:r>
-      <w:r>
-        <w:rPr>
-          <w:b/>
-          <w:lang w:val="hi_IN" w:bidi="hi_IN"/>
-        </w:rPr>
         <w:t>""</w:t>
       </w:r>
     </w:p>
@@ -5761,21 +4998,6 @@
           <w:b/>
           <w:lang w:val="hi_IN" w:bidi="hi_IN"/>
         </w:rPr>
-        <w:t>φανερωθεῖσαν δὲ νῦν</w:t>
-      </w:r>
-    </w:p>
-    <w:p>
-      <w:pPr/>
-      <w:r>
-        <w:rPr>
-          <w:lang w:val="hi_IN" w:bidi="hi_IN"/>
-        </w:rPr>
-      </w:r>
-      <w:r>
-        <w:rPr>
-          <w:b/>
-          <w:lang w:val="hi_IN" w:bidi="hi_IN"/>
-        </w:rPr>
         <w:t>"पर अब"</w:t>
       </w:r>
       <w:r>
@@ -5872,21 +5094,6 @@
           <w:b/>
           <w:lang w:val="hi_IN" w:bidi="hi_IN"/>
         </w:rPr>
-        <w:t>διὰ τῆς ἐπιφανείας τοῦ Σωτῆρος ἡμῶν, Χριστοῦ Ἰησοῦ</w:t>
-      </w:r>
-    </w:p>
-    <w:p>
-      <w:pPr/>
-      <w:r>
-        <w:rPr>
-          <w:lang w:val="hi_IN" w:bidi="hi_IN"/>
-        </w:rPr>
-      </w:r>
-      <w:r>
-        <w:rPr>
-          <w:b/>
-          <w:lang w:val="hi_IN" w:bidi="hi_IN"/>
-        </w:rPr>
         <w:t>""</w:t>
       </w:r>
     </w:p>
@@ -5970,21 +5177,6 @@
           <w:b/>
           <w:lang w:val="hi_IN" w:bidi="hi_IN"/>
         </w:rPr>
-        <w:t>καταργήσαντος μὲν τὸν θάνατον</w:t>
-      </w:r>
-    </w:p>
-    <w:p>
-      <w:pPr/>
-      <w:r>
-        <w:rPr>
-          <w:lang w:val="hi_IN" w:bidi="hi_IN"/>
-        </w:rPr>
-      </w:r>
-      <w:r>
-        <w:rPr>
-          <w:b/>
-          <w:lang w:val="hi_IN" w:bidi="hi_IN"/>
-        </w:rPr>
         <w:t>"जिसने मृत्यु का नाश किया"</w:t>
       </w:r>
     </w:p>
@@ -6081,21 +5273,6 @@
           <w:b/>
           <w:lang w:val="hi_IN" w:bidi="hi_IN"/>
         </w:rPr>
-        <w:t>φωτίσαντος δὲ ζωὴν καὶ ἀφθαρσίαν διὰ τοῦ εὐαγγελίου</w:t>
-      </w:r>
-    </w:p>
-    <w:p>
-      <w:pPr/>
-      <w:r>
-        <w:rPr>
-          <w:lang w:val="hi_IN" w:bidi="hi_IN"/>
-        </w:rPr>
-      </w:r>
-      <w:r>
-        <w:rPr>
-          <w:b/>
-          <w:lang w:val="hi_IN" w:bidi="hi_IN"/>
-        </w:rPr>
         <w:t>""</w:t>
       </w:r>
     </w:p>
@@ -6192,21 +5369,6 @@
           <w:b/>
           <w:lang w:val="hi_IN" w:bidi="hi_IN"/>
         </w:rPr>
-        <w:t>ζωὴν καὶ ἀφθαρσίαν</w:t>
-      </w:r>
-    </w:p>
-    <w:p>
-      <w:pPr/>
-      <w:r>
-        <w:rPr>
-          <w:lang w:val="hi_IN" w:bidi="hi_IN"/>
-        </w:rPr>
-      </w:r>
-      <w:r>
-        <w:rPr>
-          <w:b/>
-          <w:lang w:val="hi_IN" w:bidi="hi_IN"/>
-        </w:rPr>
         <w:t>"जीवन और अमरता को"</w:t>
       </w:r>
     </w:p>
@@ -6303,21 +5465,6 @@
           <w:b/>
           <w:lang w:val="hi_IN" w:bidi="hi_IN"/>
         </w:rPr>
-        <w:t>ζωὴν καὶ ἀφθαρσίαν</w:t>
-      </w:r>
-    </w:p>
-    <w:p>
-      <w:pPr/>
-      <w:r>
-        <w:rPr>
-          <w:lang w:val="hi_IN" w:bidi="hi_IN"/>
-        </w:rPr>
-      </w:r>
-      <w:r>
-        <w:rPr>
-          <w:b/>
-          <w:lang w:val="hi_IN" w:bidi="hi_IN"/>
-        </w:rPr>
         <w:t>"जीवन और अमरता"</w:t>
       </w:r>
     </w:p>
@@ -6447,21 +5594,6 @@
           <w:b/>
           <w:lang w:val="hi_IN" w:bidi="hi_IN"/>
         </w:rPr>
-        <w:t>ζωὴν</w:t>
-      </w:r>
-    </w:p>
-    <w:p>
-      <w:pPr/>
-      <w:r>
-        <w:rPr>
-          <w:lang w:val="hi_IN" w:bidi="hi_IN"/>
-        </w:rPr>
-      </w:r>
-      <w:r>
-        <w:rPr>
-          <w:b/>
-          <w:lang w:val="hi_IN" w:bidi="hi_IN"/>
-        </w:rPr>
         <w:t>"जीवन"</w:t>
       </w:r>
     </w:p>
@@ -6545,21 +5677,6 @@
           <w:b/>
           <w:lang w:val="hi_IN" w:bidi="hi_IN"/>
         </w:rPr>
-        <w:t>εἰς ὃ</w:t>
-      </w:r>
-    </w:p>
-    <w:p>
-      <w:pPr/>
-      <w:r>
-        <w:rPr>
-          <w:lang w:val="hi_IN" w:bidi="hi_IN"/>
-        </w:rPr>
-      </w:r>
-      <w:r>
-        <w:rPr>
-          <w:b/>
-          <w:lang w:val="hi_IN" w:bidi="hi_IN"/>
-        </w:rPr>
         <w:t>"जिसके लिये"</w:t>
       </w:r>
     </w:p>
@@ -6664,21 +5781,6 @@
           <w:b/>
           <w:lang w:val="hi_IN" w:bidi="hi_IN"/>
         </w:rPr>
-        <w:t>ἐτέθην ἐγὼ</w:t>
-      </w:r>
-    </w:p>
-    <w:p>
-      <w:pPr/>
-      <w:r>
-        <w:rPr>
-          <w:lang w:val="hi_IN" w:bidi="hi_IN"/>
-        </w:rPr>
-      </w:r>
-      <w:r>
-        <w:rPr>
-          <w:b/>
-          <w:lang w:val="hi_IN" w:bidi="hi_IN"/>
-        </w:rPr>
         <w:t>"मैं प्रचारक,"</w:t>
       </w:r>
       <w:r>
@@ -6775,21 +5877,6 @@
           <w:b/>
           <w:lang w:val="hi_IN" w:bidi="hi_IN"/>
         </w:rPr>
-        <w:t>κῆρυξ</w:t>
-      </w:r>
-    </w:p>
-    <w:p>
-      <w:pPr/>
-      <w:r>
-        <w:rPr>
-          <w:lang w:val="hi_IN" w:bidi="hi_IN"/>
-        </w:rPr>
-      </w:r>
-      <w:r>
-        <w:rPr>
-          <w:b/>
-          <w:lang w:val="hi_IN" w:bidi="hi_IN"/>
-        </w:rPr>
         <w:t>"प्रचारक"</w:t>
       </w:r>
     </w:p>
@@ -6899,21 +5986,6 @@
           <w:b/>
           <w:lang w:val="hi_IN" w:bidi="hi_IN"/>
         </w:rPr>
-        <w:t>διδάσκαλος</w:t>
-      </w:r>
-    </w:p>
-    <w:p>
-      <w:pPr/>
-      <w:r>
-        <w:rPr>
-          <w:lang w:val="hi_IN" w:bidi="hi_IN"/>
-        </w:rPr>
-      </w:r>
-      <w:r>
-        <w:rPr>
-          <w:b/>
-          <w:lang w:val="hi_IN" w:bidi="hi_IN"/>
-        </w:rPr>
         <w:t>"प्रचारक"</w:t>
       </w:r>
     </w:p>
@@ -7010,21 +6082,6 @@
           <w:b/>
           <w:lang w:val="hi_IN" w:bidi="hi_IN"/>
         </w:rPr>
-        <w:t>δι’ ἣν αἰτίαν</w:t>
-      </w:r>
-    </w:p>
-    <w:p>
-      <w:pPr/>
-      <w:r>
-        <w:rPr>
-          <w:lang w:val="hi_IN" w:bidi="hi_IN"/>
-        </w:rPr>
-      </w:r>
-      <w:r>
-        <w:rPr>
-          <w:b/>
-          <w:lang w:val="hi_IN" w:bidi="hi_IN"/>
-        </w:rPr>
         <w:t>"इस कारण मैं"</w:t>
       </w:r>
     </w:p>
@@ -7101,21 +6158,6 @@
           <w:b/>
           <w:lang w:val="hi_IN" w:bidi="hi_IN"/>
         </w:rPr>
-        <w:t>καὶ ταῦτα πάσχω</w:t>
-      </w:r>
-    </w:p>
-    <w:p>
-      <w:pPr/>
-      <w:r>
-        <w:rPr>
-          <w:lang w:val="hi_IN" w:bidi="hi_IN"/>
-        </w:rPr>
-      </w:r>
-      <w:r>
-        <w:rPr>
-          <w:b/>
-          <w:lang w:val="hi_IN" w:bidi="hi_IN"/>
-        </w:rPr>
         <w:t>"इन दुःखों को भी"</w:t>
       </w:r>
     </w:p>
@@ -7205,21 +6247,6 @@
           <w:b/>
           <w:lang w:val="hi_IN" w:bidi="hi_IN"/>
         </w:rPr>
-        <w:t>οὐκ ἐπαισχύνομαι</w:t>
-      </w:r>
-    </w:p>
-    <w:p>
-      <w:pPr/>
-      <w:r>
-        <w:rPr>
-          <w:lang w:val="hi_IN" w:bidi="hi_IN"/>
-        </w:rPr>
-      </w:r>
-      <w:r>
-        <w:rPr>
-          <w:b/>
-          <w:lang w:val="hi_IN" w:bidi="hi_IN"/>
-        </w:rPr>
         <w:t>"लजाता नहीं"</w:t>
       </w:r>
     </w:p>
@@ -7303,21 +6330,6 @@
           <w:b/>
           <w:lang w:val="hi_IN" w:bidi="hi_IN"/>
         </w:rPr>
-        <w:t>ᾧ</w:t>
-      </w:r>
-    </w:p>
-    <w:p>
-      <w:pPr/>
-      <w:r>
-        <w:rPr>
-          <w:lang w:val="hi_IN" w:bidi="hi_IN"/>
-        </w:rPr>
-      </w:r>
-      <w:r>
-        <w:rPr>
-          <w:b/>
-          <w:lang w:val="hi_IN" w:bidi="hi_IN"/>
-        </w:rPr>
         <w:t>"जिस पर"</w:t>
       </w:r>
     </w:p>
@@ -7414,21 +6426,6 @@
           <w:b/>
           <w:lang w:val="hi_IN" w:bidi="hi_IN"/>
         </w:rPr>
-        <w:t>πέπεισμαι</w:t>
-      </w:r>
-    </w:p>
-    <w:p>
-      <w:pPr/>
-      <w:r>
-        <w:rPr>
-          <w:lang w:val="hi_IN" w:bidi="hi_IN"/>
-        </w:rPr>
-      </w:r>
-      <w:r>
-        <w:rPr>
-          <w:b/>
-          <w:lang w:val="hi_IN" w:bidi="hi_IN"/>
-        </w:rPr>
         <w:t>""</w:t>
       </w:r>
     </w:p>
@@ -7492,21 +6489,6 @@
           <w:b/>
           <w:lang w:val="hi_IN" w:bidi="hi_IN"/>
         </w:rPr>
-        <w:t>τὴν παραθήκην μου φυλάξαι</w:t>
-      </w:r>
-    </w:p>
-    <w:p>
-      <w:pPr/>
-      <w:r>
-        <w:rPr>
-          <w:lang w:val="hi_IN" w:bidi="hi_IN"/>
-        </w:rPr>
-      </w:r>
-      <w:r>
-        <w:rPr>
-          <w:b/>
-          <w:lang w:val="hi_IN" w:bidi="hi_IN"/>
-        </w:rPr>
         <w:t>"मेरी धरोहर की"</w:t>
       </w:r>
     </w:p>
@@ -7616,21 +6598,6 @@
           <w:b/>
           <w:lang w:val="hi_IN" w:bidi="hi_IN"/>
         </w:rPr>
-        <w:t>τὴν παραθήκην μου φυλάξαι</w:t>
-      </w:r>
-    </w:p>
-    <w:p>
-      <w:pPr/>
-      <w:r>
-        <w:rPr>
-          <w:lang w:val="hi_IN" w:bidi="hi_IN"/>
-        </w:rPr>
-      </w:r>
-      <w:r>
-        <w:rPr>
-          <w:b/>
-          <w:lang w:val="hi_IN" w:bidi="hi_IN"/>
-        </w:rPr>
         <w:t>""</w:t>
       </w:r>
     </w:p>
@@ -7727,21 +6694,6 @@
           <w:b/>
           <w:lang w:val="hi_IN" w:bidi="hi_IN"/>
         </w:rPr>
-        <w:t>ἐκείνην τὴν ἡμέραν</w:t>
-      </w:r>
-    </w:p>
-    <w:p>
-      <w:pPr/>
-      <w:r>
-        <w:rPr>
-          <w:lang w:val="hi_IN" w:bidi="hi_IN"/>
-        </w:rPr>
-      </w:r>
-      <w:r>
-        <w:rPr>
-          <w:b/>
-          <w:lang w:val="hi_IN" w:bidi="hi_IN"/>
-        </w:rPr>
         <w:t>"उस दिन"</w:t>
       </w:r>
     </w:p>
@@ -7838,21 +6790,6 @@
           <w:b/>
           <w:lang w:val="hi_IN" w:bidi="hi_IN"/>
         </w:rPr>
-        <w:t>ὑποτύπωσιν ἔχε</w:t>
-      </w:r>
-    </w:p>
-    <w:p>
-      <w:pPr/>
-      <w:r>
-        <w:rPr>
-          <w:lang w:val="hi_IN" w:bidi="hi_IN"/>
-        </w:rPr>
-      </w:r>
-      <w:r>
-        <w:rPr>
-          <w:b/>
-          <w:lang w:val="hi_IN" w:bidi="hi_IN"/>
-        </w:rPr>
         <w:t>"अपना आदर्श बनाकर रख"</w:t>
       </w:r>
     </w:p>
@@ -7957,21 +6894,6 @@
           <w:b/>
           <w:lang w:val="hi_IN" w:bidi="hi_IN"/>
         </w:rPr>
-        <w:t>ὑγιαινόντων λόγων</w:t>
-      </w:r>
-    </w:p>
-    <w:p>
-      <w:pPr/>
-      <w:r>
-        <w:rPr>
-          <w:lang w:val="hi_IN" w:bidi="hi_IN"/>
-        </w:rPr>
-      </w:r>
-      <w:r>
-        <w:rPr>
-          <w:b/>
-          <w:lang w:val="hi_IN" w:bidi="hi_IN"/>
-        </w:rPr>
         <w:t>""</w:t>
       </w:r>
     </w:p>
@@ -8048,21 +6970,6 @@
           <w:b/>
           <w:lang w:val="hi_IN" w:bidi="hi_IN"/>
         </w:rPr>
-        <w:t>ὑγιαινόντων λόγων</w:t>
-      </w:r>
-    </w:p>
-    <w:p>
-      <w:pPr/>
-      <w:r>
-        <w:rPr>
-          <w:lang w:val="hi_IN" w:bidi="hi_IN"/>
-        </w:rPr>
-      </w:r>
-      <w:r>
-        <w:rPr>
-          <w:b/>
-          <w:lang w:val="hi_IN" w:bidi="hi_IN"/>
-        </w:rPr>
         <w:t>"खरी बातें"</w:t>
       </w:r>
     </w:p>
@@ -8159,21 +7066,6 @@
           <w:b/>
           <w:lang w:val="hi_IN" w:bidi="hi_IN"/>
         </w:rPr>
-        <w:t>ἐν πίστει καὶ ἀγάπῃ τῇ ἐν Χριστῷ Ἰησοῦ</w:t>
-      </w:r>
-    </w:p>
-    <w:p>
-      <w:pPr/>
-      <w:r>
-        <w:rPr>
-          <w:lang w:val="hi_IN" w:bidi="hi_IN"/>
-        </w:rPr>
-      </w:r>
-      <w:r>
-        <w:rPr>
-          <w:b/>
-          <w:lang w:val="hi_IN" w:bidi="hi_IN"/>
-        </w:rPr>
         <w:t>"उनको उस विश्वास और प्रेम के साथ मसीह यीशु में है"</w:t>
       </w:r>
     </w:p>
@@ -8283,21 +7175,6 @@
           <w:b/>
           <w:lang w:val="hi_IN" w:bidi="hi_IN"/>
         </w:rPr>
-        <w:t>τῇ ἐν Χριστῷ Ἰησοῦ</w:t>
-      </w:r>
-    </w:p>
-    <w:p>
-      <w:pPr/>
-      <w:r>
-        <w:rPr>
-          <w:lang w:val="hi_IN" w:bidi="hi_IN"/>
-        </w:rPr>
-      </w:r>
-      <w:r>
-        <w:rPr>
-          <w:b/>
-          <w:lang w:val="hi_IN" w:bidi="hi_IN"/>
-        </w:rPr>
         <w:t>""</w:t>
       </w:r>
     </w:p>
@@ -8374,21 +7251,6 @@
           <w:b/>
           <w:lang w:val="hi_IN" w:bidi="hi_IN"/>
         </w:rPr>
-        <w:t>τῇ ἐν Χριστῷ Ἰησοῦ</w:t>
-      </w:r>
-    </w:p>
-    <w:p>
-      <w:pPr/>
-      <w:r>
-        <w:rPr>
-          <w:lang w:val="hi_IN" w:bidi="hi_IN"/>
-        </w:rPr>
-      </w:r>
-      <w:r>
-        <w:rPr>
-          <w:b/>
-          <w:lang w:val="hi_IN" w:bidi="hi_IN"/>
-        </w:rPr>
         <w:t>"मसीह यीशु में है"</w:t>
       </w:r>
     </w:p>
@@ -8498,21 +7360,6 @@
           <w:b/>
           <w:lang w:val="hi_IN" w:bidi="hi_IN"/>
         </w:rPr>
-        <w:t>τὴν καλὴν παραθήκην φύλαξον</w:t>
-      </w:r>
-    </w:p>
-    <w:p>
-      <w:pPr/>
-      <w:r>
-        <w:rPr>
-          <w:lang w:val="hi_IN" w:bidi="hi_IN"/>
-        </w:rPr>
-      </w:r>
-      <w:r>
-        <w:rPr>
-          <w:b/>
-          <w:lang w:val="hi_IN" w:bidi="hi_IN"/>
-        </w:rPr>
         <w:t>"इस अच्छी धरोहर की"</w:t>
       </w:r>
     </w:p>
@@ -8589,21 +7436,6 @@
           <w:b/>
           <w:lang w:val="hi_IN" w:bidi="hi_IN"/>
         </w:rPr>
-        <w:t>διὰ Πνεύματος Ἁγίου</w:t>
-      </w:r>
-    </w:p>
-    <w:p>
-      <w:pPr/>
-      <w:r>
-        <w:rPr>
-          <w:lang w:val="hi_IN" w:bidi="hi_IN"/>
-        </w:rPr>
-      </w:r>
-      <w:r>
-        <w:rPr>
-          <w:b/>
-          <w:lang w:val="hi_IN" w:bidi="hi_IN"/>
-        </w:rPr>
         <w:t>"पवित्र आत्मा के द्वारा"</w:t>
       </w:r>
     </w:p>
@@ -8680,21 +7512,6 @@
           <w:b/>
           <w:lang w:val="hi_IN" w:bidi="hi_IN"/>
         </w:rPr>
-        <w:t>τοῦ ἐνοικοῦντος ἐν ἡμῖν</w:t>
-      </w:r>
-    </w:p>
-    <w:p>
-      <w:pPr/>
-      <w:r>
-        <w:rPr>
-          <w:lang w:val="hi_IN" w:bidi="hi_IN"/>
-        </w:rPr>
-      </w:r>
-      <w:r>
-        <w:rPr>
-          <w:b/>
-          <w:lang w:val="hi_IN" w:bidi="hi_IN"/>
-        </w:rPr>
         <w:t>"रखवाली कर"</w:t>
       </w:r>
     </w:p>
@@ -8758,21 +7575,6 @@
           <w:b/>
           <w:lang w:val="hi_IN" w:bidi="hi_IN"/>
         </w:rPr>
-        <w:t>οἶδας τοῦτο, ὅτι</w:t>
-      </w:r>
-    </w:p>
-    <w:p>
-      <w:pPr/>
-      <w:r>
-        <w:rPr>
-          <w:lang w:val="hi_IN" w:bidi="hi_IN"/>
-        </w:rPr>
-      </w:r>
-      <w:r>
-        <w:rPr>
-          <w:b/>
-          <w:lang w:val="hi_IN" w:bidi="hi_IN"/>
-        </w:rPr>
         <w:t>"तू (यह) जानता है, कि"</w:t>
       </w:r>
     </w:p>
@@ -8903,21 +7705,6 @@
           <w:b/>
           <w:lang w:val="hi_IN" w:bidi="hi_IN"/>
         </w:rPr>
-        <w:t>πάντες οἱ ἐν τῇ Ἀσίᾳ</w:t>
-      </w:r>
-    </w:p>
-    <w:p>
-      <w:pPr/>
-      <w:r>
-        <w:rPr>
-          <w:lang w:val="hi_IN" w:bidi="hi_IN"/>
-        </w:rPr>
-      </w:r>
-      <w:r>
-        <w:rPr>
-          <w:b/>
-          <w:lang w:val="hi_IN" w:bidi="hi_IN"/>
-        </w:rPr>
         <w:t>"आसियावाले सब"</w:t>
       </w:r>
     </w:p>
@@ -9040,21 +7827,6 @@
           <w:b/>
           <w:lang w:val="hi_IN" w:bidi="hi_IN"/>
         </w:rPr>
-        <w:t>οἱ ἐν τῇ Ἀσίᾳ</w:t>
-      </w:r>
-    </w:p>
-    <w:p>
-      <w:pPr/>
-      <w:r>
-        <w:rPr>
-          <w:lang w:val="hi_IN" w:bidi="hi_IN"/>
-        </w:rPr>
-      </w:r>
-      <w:r>
-        <w:rPr>
-          <w:b/>
-          <w:lang w:val="hi_IN" w:bidi="hi_IN"/>
-        </w:rPr>
         <w:t>"आसियावाले"</w:t>
       </w:r>
     </w:p>
@@ -9185,21 +7957,6 @@
           <w:b/>
           <w:lang w:val="hi_IN" w:bidi="hi_IN"/>
         </w:rPr>
-        <w:t>ἀπεστράφησάν με</w:t>
-      </w:r>
-    </w:p>
-    <w:p>
-      <w:pPr/>
-      <w:r>
-        <w:rPr>
-          <w:lang w:val="hi_IN" w:bidi="hi_IN"/>
-        </w:rPr>
-      </w:r>
-      <w:r>
-        <w:rPr>
-          <w:b/>
-          <w:lang w:val="hi_IN" w:bidi="hi_IN"/>
-        </w:rPr>
         <w:t>"मुझसे फिर गए हैं"</w:t>
       </w:r>
     </w:p>
@@ -9283,21 +8040,6 @@
           <w:b/>
           <w:lang w:val="hi_IN" w:bidi="hi_IN"/>
         </w:rPr>
-        <w:t>ἀπεστράφησάν με</w:t>
-      </w:r>
-    </w:p>
-    <w:p>
-      <w:pPr/>
-      <w:r>
-        <w:rPr>
-          <w:lang w:val="hi_IN" w:bidi="hi_IN"/>
-        </w:rPr>
-      </w:r>
-      <w:r>
-        <w:rPr>
-          <w:b/>
-          <w:lang w:val="hi_IN" w:bidi="hi_IN"/>
-        </w:rPr>
         <w:t>"मुझसे फिर गए हैं"</w:t>
       </w:r>
     </w:p>
@@ -9381,21 +8123,6 @@
           <w:b/>
           <w:lang w:val="hi_IN" w:bidi="hi_IN"/>
         </w:rPr>
-        <w:t>Φύγελος &amp; Ἑρμογένης</w:t>
-      </w:r>
-    </w:p>
-    <w:p>
-      <w:pPr/>
-      <w:r>
-        <w:rPr>
-          <w:lang w:val="hi_IN" w:bidi="hi_IN"/>
-        </w:rPr>
-      </w:r>
-      <w:r>
-        <w:rPr>
-          <w:b/>
-          <w:lang w:val="hi_IN" w:bidi="hi_IN"/>
-        </w:rPr>
         <w:t>"फूगिलुस और हिरमुगिनेस"</w:t>
       </w:r>
     </w:p>
@@ -9479,21 +8206,6 @@
           <w:b/>
           <w:lang w:val="hi_IN" w:bidi="hi_IN"/>
         </w:rPr>
-        <w:t>δῴη ἔλεος ὁ Κύριος τῷ Ὀνησιφόρου οἴκῳ</w:t>
-      </w:r>
-    </w:p>
-    <w:p>
-      <w:pPr/>
-      <w:r>
-        <w:rPr>
-          <w:lang w:val="hi_IN" w:bidi="hi_IN"/>
-        </w:rPr>
-      </w:r>
-      <w:r>
-        <w:rPr>
-          <w:b/>
-          <w:lang w:val="hi_IN" w:bidi="hi_IN"/>
-        </w:rPr>
         <w:t>"उनेसिफुरूस घराने पर प्रभु दया करे"</w:t>
       </w:r>
     </w:p>
@@ -9577,21 +8289,6 @@
           <w:b/>
           <w:lang w:val="hi_IN" w:bidi="hi_IN"/>
         </w:rPr>
-        <w:t>δῴη ἔλεος ὁ Κύριος</w:t>
-      </w:r>
-    </w:p>
-    <w:p>
-      <w:pPr/>
-      <w:r>
-        <w:rPr>
-          <w:lang w:val="hi_IN" w:bidi="hi_IN"/>
-        </w:rPr>
-      </w:r>
-      <w:r>
-        <w:rPr>
-          <w:b/>
-          <w:lang w:val="hi_IN" w:bidi="hi_IN"/>
-        </w:rPr>
         <w:t>"प्रभु दया करे"</w:t>
       </w:r>
     </w:p>
@@ -9688,21 +8385,6 @@
           <w:b/>
           <w:lang w:val="hi_IN" w:bidi="hi_IN"/>
         </w:rPr>
-        <w:t>Ὀνησιφόρου</w:t>
-      </w:r>
-    </w:p>
-    <w:p>
-      <w:pPr/>
-      <w:r>
-        <w:rPr>
-          <w:lang w:val="hi_IN" w:bidi="hi_IN"/>
-        </w:rPr>
-      </w:r>
-      <w:r>
-        <w:rPr>
-          <w:b/>
-          <w:lang w:val="hi_IN" w:bidi="hi_IN"/>
-        </w:rPr>
         <w:t>"उनेसिफुरूस"</w:t>
       </w:r>
     </w:p>
@@ -9786,21 +8468,6 @@
           <w:b/>
           <w:lang w:val="hi_IN" w:bidi="hi_IN"/>
         </w:rPr>
-        <w:t>τὴν ἅλυσίν μου οὐκ ἐπησχύνθη</w:t>
-      </w:r>
-    </w:p>
-    <w:p>
-      <w:pPr/>
-      <w:r>
-        <w:rPr>
-          <w:lang w:val="hi_IN" w:bidi="hi_IN"/>
-        </w:rPr>
-      </w:r>
-      <w:r>
-        <w:rPr>
-          <w:b/>
-          <w:lang w:val="hi_IN" w:bidi="hi_IN"/>
-        </w:rPr>
         <w:t>"घराने पर"</w:t>
       </w:r>
     </w:p>
@@ -9890,21 +8557,6 @@
           <w:b/>
           <w:lang w:val="hi_IN" w:bidi="hi_IN"/>
         </w:rPr>
-        <w:t>τὴν ἅλυσίν μου</w:t>
-      </w:r>
-    </w:p>
-    <w:p>
-      <w:pPr/>
-      <w:r>
-        <w:rPr>
-          <w:lang w:val="hi_IN" w:bidi="hi_IN"/>
-        </w:rPr>
-      </w:r>
-      <w:r>
-        <w:rPr>
-          <w:b/>
-          <w:lang w:val="hi_IN" w:bidi="hi_IN"/>
-        </w:rPr>
         <w:t>"मेरी जंजीरों से लज्जित न हुआ"</w:t>
       </w:r>
     </w:p>
@@ -10001,21 +8653,6 @@
           <w:b/>
           <w:lang w:val="hi_IN" w:bidi="hi_IN"/>
         </w:rPr>
-        <w:t>ἀλλὰ</w:t>
-      </w:r>
-    </w:p>
-    <w:p>
-      <w:pPr/>
-      <w:r>
-        <w:rPr>
-          <w:lang w:val="hi_IN" w:bidi="hi_IN"/>
-        </w:rPr>
-      </w:r>
-      <w:r>
-        <w:rPr>
-          <w:b/>
-          <w:lang w:val="hi_IN" w:bidi="hi_IN"/>
-        </w:rPr>
         <w:t>"पर"</w:t>
       </w:r>
     </w:p>
@@ -10112,21 +8749,6 @@
           <w:b/>
           <w:lang w:val="hi_IN" w:bidi="hi_IN"/>
         </w:rPr>
-        <w:t>ἐν Ῥώμῃ</w:t>
-      </w:r>
-    </w:p>
-    <w:p>
-      <w:pPr/>
-      <w:r>
-        <w:rPr>
-          <w:lang w:val="hi_IN" w:bidi="hi_IN"/>
-        </w:rPr>
-      </w:r>
-      <w:r>
-        <w:rPr>
-          <w:b/>
-          <w:lang w:val="hi_IN" w:bidi="hi_IN"/>
-        </w:rPr>
         <w:t>"रोम में"</w:t>
       </w:r>
     </w:p>
@@ -10223,21 +8845,6 @@
           <w:b/>
           <w:lang w:val="hi_IN" w:bidi="hi_IN"/>
         </w:rPr>
-        <w:t>(δῴη αὐτῷ ὁ Κύριος, εὑρεῖν ἔλεος παρὰ Κυρίου ἐν ἐκείνῃ τῇ ἡμέρᾳ), καὶ ὅσα ἐν Ἐφέσῳ διηκόνησεν, βέλτιον σὺ γινώσκεις</w:t>
-      </w:r>
-    </w:p>
-    <w:p>
-      <w:pPr/>
-      <w:r>
-        <w:rPr>
-          <w:lang w:val="hi_IN" w:bidi="hi_IN"/>
-        </w:rPr>
-      </w:r>
-      <w:r>
-        <w:rPr>
-          <w:b/>
-          <w:lang w:val="hi_IN" w:bidi="hi_IN"/>
-        </w:rPr>
         <w:t>"प्रभु कि उस दिन उस पर प्रभु दया हो)। और जो-सेवा उसने इफिसुस में की तू भली भाँति जानता है"</w:t>
       </w:r>
     </w:p>
@@ -10307,21 +8914,6 @@
         <w:rPr>
           <w:lang w:val="hi_IN" w:bidi="hi_IN"/>
         </w:rPr>
-      </w:r>
-    </w:p>
-    <w:p>
-      <w:pPr/>
-      <w:r>
-        <w:rPr>
-          <w:lang w:val="hi_IN" w:bidi="hi_IN"/>
-        </w:rPr>
-      </w:r>
-      <w:r>
-        <w:rPr>
-          <w:b/>
-          <w:lang w:val="hi_IN" w:bidi="hi_IN"/>
-        </w:rPr>
-        <w:t>δῴη αὐτῷ ὁ Κύριος, εὑρεῖν ἔλεος παρὰ Κυρίου</w:t>
       </w:r>
     </w:p>
     <w:p>
@@ -10430,21 +9022,6 @@
           <w:b/>
           <w:lang w:val="hi_IN" w:bidi="hi_IN"/>
         </w:rPr>
-        <w:t>εὑρεῖν ἔλεος παρὰ Κυρίου</w:t>
-      </w:r>
-    </w:p>
-    <w:p>
-      <w:pPr/>
-      <w:r>
-        <w:rPr>
-          <w:lang w:val="hi_IN" w:bidi="hi_IN"/>
-        </w:rPr>
-      </w:r>
-      <w:r>
-        <w:rPr>
-          <w:b/>
-          <w:lang w:val="hi_IN" w:bidi="hi_IN"/>
-        </w:rPr>
         <w:t>""</w:t>
       </w:r>
     </w:p>
@@ -10554,21 +9131,6 @@
           <w:b/>
           <w:lang w:val="hi_IN" w:bidi="hi_IN"/>
         </w:rPr>
-        <w:t>εὑρεῖν ἔλεος παρὰ Κυρίου</w:t>
-      </w:r>
-    </w:p>
-    <w:p>
-      <w:pPr/>
-      <w:r>
-        <w:rPr>
-          <w:lang w:val="hi_IN" w:bidi="hi_IN"/>
-        </w:rPr>
-      </w:r>
-      <w:r>
-        <w:rPr>
-          <w:b/>
-          <w:lang w:val="hi_IN" w:bidi="hi_IN"/>
-        </w:rPr>
         <w:t>"प्रभु"</w:t>
       </w:r>
       <w:r>
@@ -10672,21 +9234,6 @@
           <w:b/>
           <w:lang w:val="hi_IN" w:bidi="hi_IN"/>
         </w:rPr>
-        <w:t>ἐν ἐκείνῃ τῇ ἡμέρᾳ</w:t>
-      </w:r>
-    </w:p>
-    <w:p>
-      <w:pPr/>
-      <w:r>
-        <w:rPr>
-          <w:lang w:val="hi_IN" w:bidi="hi_IN"/>
-        </w:rPr>
-      </w:r>
-      <w:r>
-        <w:rPr>
-          <w:b/>
-          <w:lang w:val="hi_IN" w:bidi="hi_IN"/>
-        </w:rPr>
         <w:t>""</w:t>
       </w:r>
     </w:p>
@@ -10783,21 +9330,6 @@
           <w:b/>
           <w:lang w:val="hi_IN" w:bidi="hi_IN"/>
         </w:rPr>
-        <w:t>ὅσα &amp; διηκόνησεν</w:t>
-      </w:r>
-    </w:p>
-    <w:p>
-      <w:pPr/>
-      <w:r>
-        <w:rPr>
-          <w:lang w:val="hi_IN" w:bidi="hi_IN"/>
-        </w:rPr>
-      </w:r>
-      <w:r>
-        <w:rPr>
-          <w:b/>
-          <w:lang w:val="hi_IN" w:bidi="hi_IN"/>
-        </w:rPr>
         <w:t>"कि"</w:t>
       </w:r>
       <w:r>
@@ -10893,21 +9425,6 @@
         <w:rPr>
           <w:lang w:val="hi_IN" w:bidi="hi_IN"/>
         </w:rPr>
-      </w:r>
-    </w:p>
-    <w:p>
-      <w:pPr/>
-      <w:r>
-        <w:rPr>
-          <w:lang w:val="hi_IN" w:bidi="hi_IN"/>
-        </w:rPr>
-      </w:r>
-      <w:r>
-        <w:rPr>
-          <w:b/>
-          <w:lang w:val="hi_IN" w:bidi="hi_IN"/>
-        </w:rPr>
-        <w:t>σὺ οὖν</w:t>
       </w:r>
     </w:p>
     <w:p>
@@ -11060,21 +9577,6 @@
           <w:b/>
           <w:lang w:val="hi_IN" w:bidi="hi_IN"/>
         </w:rPr>
-        <w:t>τέκνον μου</w:t>
-      </w:r>
-    </w:p>
-    <w:p>
-      <w:pPr/>
-      <w:r>
-        <w:rPr>
-          <w:lang w:val="hi_IN" w:bidi="hi_IN"/>
-        </w:rPr>
-      </w:r>
-      <w:r>
-        <w:rPr>
-          <w:b/>
-          <w:lang w:val="hi_IN" w:bidi="hi_IN"/>
-        </w:rPr>
         <w:t>"मेरे पुत्र"</w:t>
       </w:r>
     </w:p>
@@ -11158,21 +9660,6 @@
           <w:b/>
           <w:lang w:val="hi_IN" w:bidi="hi_IN"/>
         </w:rPr>
-        <w:t>ἐνδυναμοῦ</w:t>
-      </w:r>
-    </w:p>
-    <w:p>
-      <w:pPr/>
-      <w:r>
-        <w:rPr>
-          <w:lang w:val="hi_IN" w:bidi="hi_IN"/>
-        </w:rPr>
-      </w:r>
-      <w:r>
-        <w:rPr>
-          <w:b/>
-          <w:lang w:val="hi_IN" w:bidi="hi_IN"/>
-        </w:rPr>
         <w:t>"बलवन्त हो जा"</w:t>
       </w:r>
     </w:p>
@@ -11256,21 +9743,6 @@
           <w:b/>
           <w:lang w:val="hi_IN" w:bidi="hi_IN"/>
         </w:rPr>
-        <w:t>ἐν τῇ χάριτι τῇ ἐν Χριστῷ Ἰησοῦ</w:t>
-      </w:r>
-    </w:p>
-    <w:p>
-      <w:pPr/>
-      <w:r>
-        <w:rPr>
-          <w:lang w:val="hi_IN" w:bidi="hi_IN"/>
-        </w:rPr>
-      </w:r>
-      <w:r>
-        <w:rPr>
-          <w:b/>
-          <w:lang w:val="hi_IN" w:bidi="hi_IN"/>
-        </w:rPr>
         <w:t>"उस अनुग्रह से जो मसीह यीशु में है, बलवन्त हो जा"</w:t>
       </w:r>
     </w:p>
@@ -11380,21 +9852,6 @@
           <w:b/>
           <w:lang w:val="hi_IN" w:bidi="hi_IN"/>
         </w:rPr>
-        <w:t>ἐν τῇ χάριτι</w:t>
-      </w:r>
-    </w:p>
-    <w:p>
-      <w:pPr/>
-      <w:r>
-        <w:rPr>
-          <w:lang w:val="hi_IN" w:bidi="hi_IN"/>
-        </w:rPr>
-      </w:r>
-      <w:r>
-        <w:rPr>
-          <w:b/>
-          <w:lang w:val="hi_IN" w:bidi="hi_IN"/>
-        </w:rPr>
         <w:t>"उस अनुग्रह से"</w:t>
       </w:r>
     </w:p>
@@ -11517,21 +9974,6 @@
           <w:b/>
           <w:lang w:val="hi_IN" w:bidi="hi_IN"/>
         </w:rPr>
-        <w:t>τῇ ἐν Χριστῷ Ἰησοῦ</w:t>
-      </w:r>
-    </w:p>
-    <w:p>
-      <w:pPr/>
-      <w:r>
-        <w:rPr>
-          <w:lang w:val="hi_IN" w:bidi="hi_IN"/>
-        </w:rPr>
-      </w:r>
-      <w:r>
-        <w:rPr>
-          <w:b/>
-          <w:lang w:val="hi_IN" w:bidi="hi_IN"/>
-        </w:rPr>
         <w:t>"जो मसीह यीशु में है"</w:t>
       </w:r>
     </w:p>
@@ -11725,21 +10167,6 @@
           <w:b/>
           <w:lang w:val="hi_IN" w:bidi="hi_IN"/>
         </w:rPr>
-        <w:t>διὰ πολλῶν μαρτύρων</w:t>
-      </w:r>
-    </w:p>
-    <w:p>
-      <w:pPr/>
-      <w:r>
-        <w:rPr>
-          <w:lang w:val="hi_IN" w:bidi="hi_IN"/>
-        </w:rPr>
-      </w:r>
-      <w:r>
-        <w:rPr>
-          <w:b/>
-          <w:lang w:val="hi_IN" w:bidi="hi_IN"/>
-        </w:rPr>
         <w:t>"बहुत गवाहों के सामने"</w:t>
       </w:r>
     </w:p>
@@ -11803,21 +10230,6 @@
           <w:b/>
           <w:lang w:val="hi_IN" w:bidi="hi_IN"/>
         </w:rPr>
-        <w:t>ταῦτα παράθου</w:t>
-      </w:r>
-    </w:p>
-    <w:p>
-      <w:pPr/>
-      <w:r>
-        <w:rPr>
-          <w:lang w:val="hi_IN" w:bidi="hi_IN"/>
-        </w:rPr>
-      </w:r>
-      <w:r>
-        <w:rPr>
-          <w:b/>
-          <w:lang w:val="hi_IN" w:bidi="hi_IN"/>
-        </w:rPr>
         <w:t>""</w:t>
       </w:r>
     </w:p>
@@ -11901,21 +10313,6 @@
           <w:b/>
           <w:lang w:val="hi_IN" w:bidi="hi_IN"/>
         </w:rPr>
-        <w:t>πιστοῖς ἀνθρώποις</w:t>
-      </w:r>
-    </w:p>
-    <w:p>
-      <w:pPr/>
-      <w:r>
-        <w:rPr>
-          <w:lang w:val="hi_IN" w:bidi="hi_IN"/>
-        </w:rPr>
-      </w:r>
-      <w:r>
-        <w:rPr>
-          <w:b/>
-          <w:lang w:val="hi_IN" w:bidi="hi_IN"/>
-        </w:rPr>
         <w:t>"मनुष्यों को"</w:t>
       </w:r>
     </w:p>
@@ -12012,21 +10409,6 @@
           <w:b/>
           <w:lang w:val="hi_IN" w:bidi="hi_IN"/>
         </w:rPr>
-        <w:t>συνκακοπάθησον</w:t>
-      </w:r>
-    </w:p>
-    <w:p>
-      <w:pPr/>
-      <w:r>
-        <w:rPr>
-          <w:lang w:val="hi_IN" w:bidi="hi_IN"/>
-        </w:rPr>
-      </w:r>
-      <w:r>
-        <w:rPr>
-          <w:b/>
-          <w:lang w:val="hi_IN" w:bidi="hi_IN"/>
-        </w:rPr>
         <w:t>"मेरे साथ दुःख उठा"</w:t>
       </w:r>
     </w:p>
@@ -12103,21 +10485,6 @@
           <w:b/>
           <w:lang w:val="hi_IN" w:bidi="hi_IN"/>
         </w:rPr>
-        <w:t>συνκακοπάθησον</w:t>
-      </w:r>
-    </w:p>
-    <w:p>
-      <w:pPr/>
-      <w:r>
-        <w:rPr>
-          <w:lang w:val="hi_IN" w:bidi="hi_IN"/>
-        </w:rPr>
-      </w:r>
-      <w:r>
-        <w:rPr>
-          <w:b/>
-          <w:lang w:val="hi_IN" w:bidi="hi_IN"/>
-        </w:rPr>
         <w:t>"साथ दुःख उठा"</w:t>
       </w:r>
     </w:p>
@@ -12222,21 +10589,6 @@
           <w:b/>
           <w:lang w:val="hi_IN" w:bidi="hi_IN"/>
         </w:rPr>
-        <w:t>ὡς καλὸς στρατιώτης Ἰησοῦ Χριστοῦ</w:t>
-      </w:r>
-    </w:p>
-    <w:p>
-      <w:pPr/>
-      <w:r>
-        <w:rPr>
-          <w:lang w:val="hi_IN" w:bidi="hi_IN"/>
-        </w:rPr>
-      </w:r>
-      <w:r>
-        <w:rPr>
-          <w:b/>
-          <w:lang w:val="hi_IN" w:bidi="hi_IN"/>
-        </w:rPr>
         <w:t>"मसीह यीशु के अच्छे योद्धा के समान"</w:t>
       </w:r>
     </w:p>
@@ -12320,21 +10672,6 @@
           <w:b/>
           <w:lang w:val="hi_IN" w:bidi="hi_IN"/>
         </w:rPr>
-        <w:t>οὐδεὶς στρατευόμενος ἐμπλέκεται ταῖς τοῦ βίου πραγματίαις, ἵνα τῷ στρατολογήσαντι ἀρέσῃ</w:t>
-      </w:r>
-    </w:p>
-    <w:p>
-      <w:pPr/>
-      <w:r>
-        <w:rPr>
-          <w:lang w:val="hi_IN" w:bidi="hi_IN"/>
-        </w:rPr>
-      </w:r>
-      <w:r>
-        <w:rPr>
-          <w:b/>
-          <w:lang w:val="hi_IN" w:bidi="hi_IN"/>
-        </w:rPr>
         <w:t>""</w:t>
       </w:r>
     </w:p>
@@ -12398,21 +10735,6 @@
           <w:b/>
           <w:lang w:val="hi_IN" w:bidi="hi_IN"/>
         </w:rPr>
-        <w:t>ἐμπλέκεται ταῖς τοῦ βίου πραγματίαις</w:t>
-      </w:r>
-    </w:p>
-    <w:p>
-      <w:pPr/>
-      <w:r>
-        <w:rPr>
-          <w:lang w:val="hi_IN" w:bidi="hi_IN"/>
-        </w:rPr>
-      </w:r>
-      <w:r>
-        <w:rPr>
-          <w:b/>
-          <w:lang w:val="hi_IN" w:bidi="hi_IN"/>
-        </w:rPr>
         <w:t>""</w:t>
       </w:r>
     </w:p>
@@ -12496,21 +10818,6 @@
           <w:b/>
           <w:lang w:val="hi_IN" w:bidi="hi_IN"/>
         </w:rPr>
-        <w:t>ἐμπλέκεται</w:t>
-      </w:r>
-    </w:p>
-    <w:p>
-      <w:pPr/>
-      <w:r>
-        <w:rPr>
-          <w:lang w:val="hi_IN" w:bidi="hi_IN"/>
-        </w:rPr>
-      </w:r>
-      <w:r>
-        <w:rPr>
-          <w:b/>
-          <w:lang w:val="hi_IN" w:bidi="hi_IN"/>
-        </w:rPr>
         <w:t>"को"</w:t>
       </w:r>
       <w:r>
@@ -12607,21 +10914,6 @@
           <w:b/>
           <w:lang w:val="hi_IN" w:bidi="hi_IN"/>
         </w:rPr>
-        <w:t>ταῖς τοῦ βίου πραγματίαις</w:t>
-      </w:r>
-    </w:p>
-    <w:p>
-      <w:pPr/>
-      <w:r>
-        <w:rPr>
-          <w:lang w:val="hi_IN" w:bidi="hi_IN"/>
-        </w:rPr>
-      </w:r>
-      <w:r>
-        <w:rPr>
-          <w:b/>
-          <w:lang w:val="hi_IN" w:bidi="hi_IN"/>
-        </w:rPr>
         <w:t>"के"</w:t>
       </w:r>
     </w:p>
@@ -12718,21 +11010,6 @@
           <w:b/>
           <w:lang w:val="hi_IN" w:bidi="hi_IN"/>
         </w:rPr>
-        <w:t>τῷ στρατολογήσαντι</w:t>
-      </w:r>
-    </w:p>
-    <w:p>
-      <w:pPr/>
-      <w:r>
-        <w:rPr>
-          <w:lang w:val="hi_IN" w:bidi="hi_IN"/>
-        </w:rPr>
-      </w:r>
-      <w:r>
-        <w:rPr>
-          <w:b/>
-          <w:lang w:val="hi_IN" w:bidi="hi_IN"/>
-        </w:rPr>
         <w:t>""</w:t>
       </w:r>
     </w:p>
@@ -12796,21 +11073,6 @@
           <w:b/>
           <w:lang w:val="hi_IN" w:bidi="hi_IN"/>
         </w:rPr>
-        <w:t>δὲ καὶ</w:t>
-      </w:r>
-    </w:p>
-    <w:p>
-      <w:pPr/>
-      <w:r>
-        <w:rPr>
-          <w:lang w:val="hi_IN" w:bidi="hi_IN"/>
-        </w:rPr>
-      </w:r>
-      <w:r>
-        <w:rPr>
-          <w:b/>
-          <w:lang w:val="hi_IN" w:bidi="hi_IN"/>
-        </w:rPr>
         <w:t>"फिर"</w:t>
       </w:r>
     </w:p>
@@ -12928,21 +11190,6 @@
           <w:b/>
           <w:lang w:val="hi_IN" w:bidi="hi_IN"/>
         </w:rPr>
-        <w:t>ἐὰν &amp; ἀθλῇ τις, οὐ στεφανοῦται, ἐὰν μὴ νομίμως ἀθλήσῃ</w:t>
-      </w:r>
-    </w:p>
-    <w:p>
-      <w:pPr/>
-      <w:r>
-        <w:rPr>
-          <w:lang w:val="hi_IN" w:bidi="hi_IN"/>
-        </w:rPr>
-      </w:r>
-      <w:r>
-        <w:rPr>
-          <w:b/>
-          <w:lang w:val="hi_IN" w:bidi="hi_IN"/>
-        </w:rPr>
         <w:t>""</w:t>
       </w:r>
     </w:p>
@@ -13039,21 +11286,6 @@
           <w:b/>
           <w:lang w:val="hi_IN" w:bidi="hi_IN"/>
         </w:rPr>
-        <w:t>ἐὰν &amp; ἀθλῇ τις, οὐ στεφανοῦται, ἐὰν μὴ νομίμως ἀθλήσῃ</w:t>
-      </w:r>
-    </w:p>
-    <w:p>
-      <w:pPr/>
-      <w:r>
-        <w:rPr>
-          <w:lang w:val="hi_IN" w:bidi="hi_IN"/>
-        </w:rPr>
-      </w:r>
-      <w:r>
-        <w:rPr>
-          <w:b/>
-          <w:lang w:val="hi_IN" w:bidi="hi_IN"/>
-        </w:rPr>
         <w:t>"अखाड़े में लड़नेवाला यदि विधि के अनुसार न लड़े तो मुकुट नहीं पाता"</w:t>
       </w:r>
     </w:p>
@@ -13137,21 +11369,6 @@
           <w:b/>
           <w:lang w:val="hi_IN" w:bidi="hi_IN"/>
         </w:rPr>
-        <w:t>ἀθλῇ</w:t>
-      </w:r>
-    </w:p>
-    <w:p>
-      <w:pPr/>
-      <w:r>
-        <w:rPr>
-          <w:lang w:val="hi_IN" w:bidi="hi_IN"/>
-        </w:rPr>
-      </w:r>
-      <w:r>
-        <w:rPr>
-          <w:b/>
-          <w:lang w:val="hi_IN" w:bidi="hi_IN"/>
-        </w:rPr>
         <w:t>"अखाड़े में लड़नेवाला यदि"</w:t>
       </w:r>
     </w:p>
@@ -13228,21 +11445,6 @@
           <w:b/>
           <w:lang w:val="hi_IN" w:bidi="hi_IN"/>
         </w:rPr>
-        <w:t>οὐ στεφανοῦται, ἐὰν μὴ νομίμως ἀθλήσῃ</w:t>
-      </w:r>
-    </w:p>
-    <w:p>
-      <w:pPr/>
-      <w:r>
-        <w:rPr>
-          <w:lang w:val="hi_IN" w:bidi="hi_IN"/>
-        </w:rPr>
-      </w:r>
-      <w:r>
-        <w:rPr>
-          <w:b/>
-          <w:lang w:val="hi_IN" w:bidi="hi_IN"/>
-        </w:rPr>
         <w:t>""</w:t>
       </w:r>
     </w:p>
@@ -13326,21 +11528,6 @@
           <w:b/>
           <w:lang w:val="hi_IN" w:bidi="hi_IN"/>
         </w:rPr>
-        <w:t>οὐ στεφανοῦται</w:t>
-      </w:r>
-    </w:p>
-    <w:p>
-      <w:pPr/>
-      <w:r>
-        <w:rPr>
-          <w:lang w:val="hi_IN" w:bidi="hi_IN"/>
-        </w:rPr>
-      </w:r>
-      <w:r>
-        <w:rPr>
-          <w:b/>
-          <w:lang w:val="hi_IN" w:bidi="hi_IN"/>
-        </w:rPr>
         <w:t>"मुकुट नहीं पाता"</w:t>
       </w:r>
     </w:p>
@@ -13424,21 +11611,6 @@
           <w:b/>
           <w:lang w:val="hi_IN" w:bidi="hi_IN"/>
         </w:rPr>
-        <w:t>οὐ στεφανοῦται</w:t>
-      </w:r>
-    </w:p>
-    <w:p>
-      <w:pPr/>
-      <w:r>
-        <w:rPr>
-          <w:lang w:val="hi_IN" w:bidi="hi_IN"/>
-        </w:rPr>
-      </w:r>
-      <w:r>
-        <w:rPr>
-          <w:b/>
-          <w:lang w:val="hi_IN" w:bidi="hi_IN"/>
-        </w:rPr>
         <w:t>"मुकुट नहीं पाता"</w:t>
       </w:r>
     </w:p>
@@ -13502,21 +11674,6 @@
           <w:b/>
           <w:lang w:val="hi_IN" w:bidi="hi_IN"/>
         </w:rPr>
-        <w:t>μὴ νομίμως ἀθλήσῃ</w:t>
-      </w:r>
-    </w:p>
-    <w:p>
-      <w:pPr/>
-      <w:r>
-        <w:rPr>
-          <w:lang w:val="hi_IN" w:bidi="hi_IN"/>
-        </w:rPr>
-      </w:r>
-      <w:r>
-        <w:rPr>
-          <w:b/>
-          <w:lang w:val="hi_IN" w:bidi="hi_IN"/>
-        </w:rPr>
         <w:t>""</w:t>
       </w:r>
     </w:p>
@@ -13580,21 +11737,6 @@
           <w:b/>
           <w:lang w:val="hi_IN" w:bidi="hi_IN"/>
         </w:rPr>
-        <w:t>τὸν κοπιῶντα γεωργὸν δεῖ πρῶτον τῶν καρπῶν μεταλαμβάνειν</w:t>
-      </w:r>
-    </w:p>
-    <w:p>
-      <w:pPr/>
-      <w:r>
-        <w:rPr>
-          <w:lang w:val="hi_IN" w:bidi="hi_IN"/>
-        </w:rPr>
-      </w:r>
-      <w:r>
-        <w:rPr>
-          <w:b/>
-          <w:lang w:val="hi_IN" w:bidi="hi_IN"/>
-        </w:rPr>
         <w:t>""</w:t>
       </w:r>
     </w:p>
@@ -13678,21 +11820,6 @@
           <w:b/>
           <w:lang w:val="hi_IN" w:bidi="hi_IN"/>
         </w:rPr>
-        <w:t>τὸν κοπιῶντα γεωργὸν</w:t>
-      </w:r>
-    </w:p>
-    <w:p>
-      <w:pPr/>
-      <w:r>
-        <w:rPr>
-          <w:lang w:val="hi_IN" w:bidi="hi_IN"/>
-        </w:rPr>
-      </w:r>
-      <w:r>
-        <w:rPr>
-          <w:b/>
-          <w:lang w:val="hi_IN" w:bidi="hi_IN"/>
-        </w:rPr>
         <w:t>"जो किसान परिश्रम करता है"</w:t>
       </w:r>
     </w:p>
@@ -13783,21 +11910,6 @@
           <w:b/>
           <w:lang w:val="hi_IN" w:bidi="hi_IN"/>
         </w:rPr>
-        <w:t>πρῶτον τῶν καρπῶν μεταλαμβάνειν</w:t>
-      </w:r>
-    </w:p>
-    <w:p>
-      <w:pPr/>
-      <w:r>
-        <w:rPr>
-          <w:lang w:val="hi_IN" w:bidi="hi_IN"/>
-        </w:rPr>
-      </w:r>
-      <w:r>
-        <w:rPr>
-          <w:b/>
-          <w:lang w:val="hi_IN" w:bidi="hi_IN"/>
-        </w:rPr>
         <w:t>"फल का अंश पहले उसे मिलना चाहिए"</w:t>
       </w:r>
     </w:p>
@@ -13881,21 +11993,6 @@
           <w:b/>
           <w:lang w:val="hi_IN" w:bidi="hi_IN"/>
         </w:rPr>
-        <w:t>νόει ὃ λέγω</w:t>
-      </w:r>
-    </w:p>
-    <w:p>
-      <w:pPr/>
-      <w:r>
-        <w:rPr>
-          <w:lang w:val="hi_IN" w:bidi="hi_IN"/>
-        </w:rPr>
-      </w:r>
-      <w:r>
-        <w:rPr>
-          <w:b/>
-          <w:lang w:val="hi_IN" w:bidi="hi_IN"/>
-        </w:rPr>
         <w:t>"कहता उस पर ध्यान दे"</w:t>
       </w:r>
     </w:p>
@@ -13959,21 +12056,6 @@
           <w:b/>
           <w:lang w:val="hi_IN" w:bidi="hi_IN"/>
         </w:rPr>
-        <w:t>δώσει &amp; σοι &amp; σύνεσιν</w:t>
-      </w:r>
-    </w:p>
-    <w:p>
-      <w:pPr/>
-      <w:r>
-        <w:rPr>
-          <w:lang w:val="hi_IN" w:bidi="hi_IN"/>
-        </w:rPr>
-      </w:r>
-      <w:r>
-        <w:rPr>
-          <w:b/>
-          <w:lang w:val="hi_IN" w:bidi="hi_IN"/>
-        </w:rPr>
         <w:t>"कहता"</w:t>
       </w:r>
     </w:p>
@@ -14070,21 +12152,6 @@
           <w:b/>
           <w:lang w:val="hi_IN" w:bidi="hi_IN"/>
         </w:rPr>
-        <w:t>ἐν πᾶσιν</w:t>
-      </w:r>
-    </w:p>
-    <w:p>
-      <w:pPr/>
-      <w:r>
-        <w:rPr>
-          <w:lang w:val="hi_IN" w:bidi="hi_IN"/>
-        </w:rPr>
-      </w:r>
-      <w:r>
-        <w:rPr>
-          <w:b/>
-          <w:lang w:val="hi_IN" w:bidi="hi_IN"/>
-        </w:rPr>
         <w:t>"सब बातों की"</w:t>
       </w:r>
     </w:p>
@@ -14161,21 +12228,6 @@
           <w:b/>
           <w:lang w:val="hi_IN" w:bidi="hi_IN"/>
         </w:rPr>
-        <w:t>μνημόνευε</w:t>
-      </w:r>
-    </w:p>
-    <w:p>
-      <w:pPr/>
-      <w:r>
-        <w:rPr>
-          <w:lang w:val="hi_IN" w:bidi="hi_IN"/>
-        </w:rPr>
-      </w:r>
-      <w:r>
-        <w:rPr>
-          <w:b/>
-          <w:lang w:val="hi_IN" w:bidi="hi_IN"/>
-        </w:rPr>
         <w:t>"स्मरण रख"</w:t>
       </w:r>
     </w:p>
@@ -14306,21 +12358,6 @@
           <w:b/>
           <w:lang w:val="hi_IN" w:bidi="hi_IN"/>
         </w:rPr>
-        <w:t>ἐγηγερμένον ἐκ νεκρῶν, ἐκ σπέρματος Δαυείδ</w:t>
-      </w:r>
-    </w:p>
-    <w:p>
-      <w:pPr/>
-      <w:r>
-        <w:rPr>
-          <w:lang w:val="hi_IN" w:bidi="hi_IN"/>
-        </w:rPr>
-      </w:r>
-      <w:r>
-        <w:rPr>
-          <w:b/>
-          <w:lang w:val="hi_IN" w:bidi="hi_IN"/>
-        </w:rPr>
         <w:t>"जो दाऊद के वंश से हुआ, और मरे हुओं में से जी उठा"</w:t>
       </w:r>
     </w:p>
@@ -14446,21 +12483,6 @@
           <w:b/>
           <w:lang w:val="hi_IN" w:bidi="hi_IN"/>
         </w:rPr>
-        <w:t>ἐγηγερμένον</w:t>
-      </w:r>
-    </w:p>
-    <w:p>
-      <w:pPr/>
-      <w:r>
-        <w:rPr>
-          <w:lang w:val="hi_IN" w:bidi="hi_IN"/>
-        </w:rPr>
-      </w:r>
-      <w:r>
-        <w:rPr>
-          <w:b/>
-          <w:lang w:val="hi_IN" w:bidi="hi_IN"/>
-        </w:rPr>
         <w:t>""</w:t>
       </w:r>
     </w:p>
@@ -14557,21 +12579,6 @@
           <w:b/>
           <w:lang w:val="hi_IN" w:bidi="hi_IN"/>
         </w:rPr>
-        <w:t>ἐγηγερμένον</w:t>
-      </w:r>
-    </w:p>
-    <w:p>
-      <w:pPr/>
-      <w:r>
-        <w:rPr>
-          <w:lang w:val="hi_IN" w:bidi="hi_IN"/>
-        </w:rPr>
-      </w:r>
-      <w:r>
-        <w:rPr>
-          <w:b/>
-          <w:lang w:val="hi_IN" w:bidi="hi_IN"/>
-        </w:rPr>
         <w:t>"और मरे में से जी उठा"</w:t>
       </w:r>
     </w:p>
@@ -14655,21 +12662,6 @@
           <w:b/>
           <w:lang w:val="hi_IN" w:bidi="hi_IN"/>
         </w:rPr>
-        <w:t>ἐκ νεκρῶν</w:t>
-      </w:r>
-    </w:p>
-    <w:p>
-      <w:pPr/>
-      <w:r>
-        <w:rPr>
-          <w:lang w:val="hi_IN" w:bidi="hi_IN"/>
-        </w:rPr>
-      </w:r>
-      <w:r>
-        <w:rPr>
-          <w:b/>
-          <w:lang w:val="hi_IN" w:bidi="hi_IN"/>
-        </w:rPr>
         <w:t>"मरे हुओं में से"</w:t>
       </w:r>
     </w:p>
@@ -14800,21 +12792,6 @@
           <w:b/>
           <w:lang w:val="hi_IN" w:bidi="hi_IN"/>
         </w:rPr>
-        <w:t>ἐκ σπέρματος Δαυείδ</w:t>
-      </w:r>
-    </w:p>
-    <w:p>
-      <w:pPr/>
-      <w:r>
-        <w:rPr>
-          <w:lang w:val="hi_IN" w:bidi="hi_IN"/>
-        </w:rPr>
-      </w:r>
-      <w:r>
-        <w:rPr>
-          <w:b/>
-          <w:lang w:val="hi_IN" w:bidi="hi_IN"/>
-        </w:rPr>
         <w:t>""</w:t>
       </w:r>
     </w:p>
@@ -14905,21 +12882,6 @@
           <w:b/>
           <w:lang w:val="hi_IN" w:bidi="hi_IN"/>
         </w:rPr>
-        <w:t>κατὰ τὸ εὐαγγέλιόν μου</w:t>
-      </w:r>
-    </w:p>
-    <w:p>
-      <w:pPr/>
-      <w:r>
-        <w:rPr>
-          <w:lang w:val="hi_IN" w:bidi="hi_IN"/>
-        </w:rPr>
-      </w:r>
-      <w:r>
-        <w:rPr>
-          <w:b/>
-          <w:lang w:val="hi_IN" w:bidi="hi_IN"/>
-        </w:rPr>
         <w:t>"और यह सुसमाचार के अनुसार है"</w:t>
       </w:r>
     </w:p>
@@ -15010,21 +12972,6 @@
           <w:b/>
           <w:lang w:val="hi_IN" w:bidi="hi_IN"/>
         </w:rPr>
-        <w:t>μέχρι δεσμῶν</w:t>
-      </w:r>
-    </w:p>
-    <w:p>
-      <w:pPr/>
-      <w:r>
-        <w:rPr>
-          <w:lang w:val="hi_IN" w:bidi="hi_IN"/>
-        </w:rPr>
-      </w:r>
-      <w:r>
-        <w:rPr>
-          <w:b/>
-          <w:lang w:val="hi_IN" w:bidi="hi_IN"/>
-        </w:rPr>
         <w:t>""</w:t>
       </w:r>
     </w:p>
@@ -15121,21 +13068,6 @@
           <w:b/>
           <w:lang w:val="hi_IN" w:bidi="hi_IN"/>
         </w:rPr>
-        <w:t>ὡς κακοῦργος</w:t>
-      </w:r>
-    </w:p>
-    <w:p>
-      <w:pPr/>
-      <w:r>
-        <w:rPr>
-          <w:lang w:val="hi_IN" w:bidi="hi_IN"/>
-        </w:rPr>
-      </w:r>
-      <w:r>
-        <w:rPr>
-          <w:b/>
-          <w:lang w:val="hi_IN" w:bidi="hi_IN"/>
-        </w:rPr>
         <w:t>"मैं कुकर्मी के समान"</w:t>
       </w:r>
     </w:p>
@@ -15219,21 +13151,6 @@
           <w:b/>
           <w:lang w:val="hi_IN" w:bidi="hi_IN"/>
         </w:rPr>
-        <w:t>ὁ λόγος τοῦ Θεοῦ οὐ δέδεται</w:t>
-      </w:r>
-    </w:p>
-    <w:p>
-      <w:pPr/>
-      <w:r>
-        <w:rPr>
-          <w:lang w:val="hi_IN" w:bidi="hi_IN"/>
-        </w:rPr>
-      </w:r>
-      <w:r>
-        <w:rPr>
-          <w:b/>
-          <w:lang w:val="hi_IN" w:bidi="hi_IN"/>
-        </w:rPr>
         <w:t>"परमेश्वर वचन कैद नहीं"</w:t>
       </w:r>
     </w:p>
@@ -15330,21 +13247,6 @@
           <w:b/>
           <w:lang w:val="hi_IN" w:bidi="hi_IN"/>
         </w:rPr>
-        <w:t>ὁ λόγος τοῦ Θεοῦ οὐ δέδεται</w:t>
-      </w:r>
-    </w:p>
-    <w:p>
-      <w:pPr/>
-      <w:r>
-        <w:rPr>
-          <w:lang w:val="hi_IN" w:bidi="hi_IN"/>
-        </w:rPr>
-      </w:r>
-      <w:r>
-        <w:rPr>
-          <w:b/>
-          <w:lang w:val="hi_IN" w:bidi="hi_IN"/>
-        </w:rPr>
         <w:t>"परमेश्वर वचन कैद नहीं"</w:t>
       </w:r>
     </w:p>
@@ -15428,21 +13330,6 @@
           <w:b/>
           <w:lang w:val="hi_IN" w:bidi="hi_IN"/>
         </w:rPr>
-        <w:t>ὁ λόγος τοῦ Θεοῦ</w:t>
-      </w:r>
-    </w:p>
-    <w:p>
-      <w:pPr/>
-      <w:r>
-        <w:rPr>
-          <w:lang w:val="hi_IN" w:bidi="hi_IN"/>
-        </w:rPr>
-      </w:r>
-      <w:r>
-        <w:rPr>
-          <w:b/>
-          <w:lang w:val="hi_IN" w:bidi="hi_IN"/>
-        </w:rPr>
         <w:t>"परमेश्वर का वचन"</w:t>
       </w:r>
     </w:p>
@@ -15539,21 +13426,6 @@
           <w:b/>
           <w:lang w:val="hi_IN" w:bidi="hi_IN"/>
         </w:rPr>
-        <w:t>ὁ λόγος</w:t>
-      </w:r>
-    </w:p>
-    <w:p>
-      <w:pPr/>
-      <w:r>
-        <w:rPr>
-          <w:lang w:val="hi_IN" w:bidi="hi_IN"/>
-        </w:rPr>
-      </w:r>
-      <w:r>
-        <w:rPr>
-          <w:b/>
-          <w:lang w:val="hi_IN" w:bidi="hi_IN"/>
-        </w:rPr>
         <w:t>"परमेश्वर वचन"</w:t>
       </w:r>
     </w:p>
@@ -15650,21 +13522,6 @@
           <w:b/>
           <w:lang w:val="hi_IN" w:bidi="hi_IN"/>
         </w:rPr>
-        <w:t>διὰ τοῦτο, πάντα ὑπομένω</w:t>
-      </w:r>
-    </w:p>
-    <w:p>
-      <w:pPr/>
-      <w:r>
-        <w:rPr>
-          <w:lang w:val="hi_IN" w:bidi="hi_IN"/>
-        </w:rPr>
-      </w:r>
-      <w:r>
-        <w:rPr>
-          <w:b/>
-          <w:lang w:val="hi_IN" w:bidi="hi_IN"/>
-        </w:rPr>
         <w:t>"इस कारण मैं ... सब कुछ सहता हूँ"</w:t>
       </w:r>
     </w:p>
@@ -15803,21 +13660,6 @@
           <w:b/>
           <w:lang w:val="hi_IN" w:bidi="hi_IN"/>
         </w:rPr>
-        <w:t>πάντα ὑπομένω</w:t>
-      </w:r>
-    </w:p>
-    <w:p>
-      <w:pPr/>
-      <w:r>
-        <w:rPr>
-          <w:lang w:val="hi_IN" w:bidi="hi_IN"/>
-        </w:rPr>
-      </w:r>
-      <w:r>
-        <w:rPr>
-          <w:b/>
-          <w:lang w:val="hi_IN" w:bidi="hi_IN"/>
-        </w:rPr>
         <w:t>"सब कुछ सहता हूँ"</w:t>
       </w:r>
     </w:p>
@@ -15914,21 +13756,6 @@
           <w:b/>
           <w:lang w:val="hi_IN" w:bidi="hi_IN"/>
         </w:rPr>
-        <w:t>τοὺς ἐκλεκτούς</w:t>
-      </w:r>
-    </w:p>
-    <w:p>
-      <w:pPr/>
-      <w:r>
-        <w:rPr>
-          <w:lang w:val="hi_IN" w:bidi="hi_IN"/>
-        </w:rPr>
-      </w:r>
-      <w:r>
-        <w:rPr>
-          <w:b/>
-          <w:lang w:val="hi_IN" w:bidi="hi_IN"/>
-        </w:rPr>
         <w:t>"मैं चुने हुए लोगों के लिये"</w:t>
       </w:r>
     </w:p>
@@ -16025,21 +13852,6 @@
           <w:b/>
           <w:lang w:val="hi_IN" w:bidi="hi_IN"/>
         </w:rPr>
-        <w:t>καὶ αὐτοὶ σωτηρίας τύχωσιν τῆς ἐν Χριστῷ Ἰησοῦ</w:t>
-      </w:r>
-    </w:p>
-    <w:p>
-      <w:pPr/>
-      <w:r>
-        <w:rPr>
-          <w:lang w:val="hi_IN" w:bidi="hi_IN"/>
-        </w:rPr>
-      </w:r>
-      <w:r>
-        <w:rPr>
-          <w:b/>
-          <w:lang w:val="hi_IN" w:bidi="hi_IN"/>
-        </w:rPr>
         <w:t>"वे"</w:t>
       </w:r>
       <w:r>
@@ -16162,21 +13974,6 @@
           <w:b/>
           <w:lang w:val="hi_IN" w:bidi="hi_IN"/>
         </w:rPr>
-        <w:t>τῆς ἐν Χριστῷ Ἰησοῦ</w:t>
-      </w:r>
-    </w:p>
-    <w:p>
-      <w:pPr/>
-      <w:r>
-        <w:rPr>
-          <w:lang w:val="hi_IN" w:bidi="hi_IN"/>
-        </w:rPr>
-      </w:r>
-      <w:r>
-        <w:rPr>
-          <w:b/>
-          <w:lang w:val="hi_IN" w:bidi="hi_IN"/>
-        </w:rPr>
         <w:t>"उद्धार को मसीह यीशु में हैं"</w:t>
       </w:r>
       <w:r>
@@ -16286,21 +14083,6 @@
           <w:b/>
           <w:lang w:val="hi_IN" w:bidi="hi_IN"/>
         </w:rPr>
-        <w:t>μετὰ δόξης αἰωνίου</w:t>
-      </w:r>
-    </w:p>
-    <w:p>
-      <w:pPr/>
-      <w:r>
-        <w:rPr>
-          <w:lang w:val="hi_IN" w:bidi="hi_IN"/>
-        </w:rPr>
-      </w:r>
-      <w:r>
-        <w:rPr>
-          <w:b/>
-          <w:lang w:val="hi_IN" w:bidi="hi_IN"/>
-        </w:rPr>
         <w:t>"अनन्त महिमा के साथ"</w:t>
       </w:r>
     </w:p>
@@ -16428,21 +14210,6 @@
           <w:b/>
           <w:lang w:val="hi_IN" w:bidi="hi_IN"/>
         </w:rPr>
-        <w:t>μετὰ δόξης αἰωνίου</w:t>
-      </w:r>
-    </w:p>
-    <w:p>
-      <w:pPr/>
-      <w:r>
-        <w:rPr>
-          <w:lang w:val="hi_IN" w:bidi="hi_IN"/>
-        </w:rPr>
-      </w:r>
-      <w:r>
-        <w:rPr>
-          <w:b/>
-          <w:lang w:val="hi_IN" w:bidi="hi_IN"/>
-        </w:rPr>
         <w:t>"अनन्त महिमा के साथ"</w:t>
       </w:r>
     </w:p>
@@ -16531,21 +14298,6 @@
         <w:rPr>
           <w:lang w:val="hi_IN" w:bidi="hi_IN"/>
         </w:rPr>
-      </w:r>
-    </w:p>
-    <w:p>
-      <w:pPr/>
-      <w:r>
-        <w:rPr>
-          <w:lang w:val="hi_IN" w:bidi="hi_IN"/>
-        </w:rPr>
-      </w:r>
-      <w:r>
-        <w:rPr>
-          <w:b/>
-          <w:lang w:val="hi_IN" w:bidi="hi_IN"/>
-        </w:rPr>
-        <w:t>πιστὸς ὁ λόγος</w:t>
       </w:r>
     </w:p>
     <w:p>
@@ -16654,21 +14406,6 @@
           <w:b/>
           <w:lang w:val="hi_IN" w:bidi="hi_IN"/>
         </w:rPr>
-        <w:t>γὰρ</w:t>
-      </w:r>
-    </w:p>
-    <w:p>
-      <w:pPr/>
-      <w:r>
-        <w:rPr>
-          <w:lang w:val="hi_IN" w:bidi="hi_IN"/>
-        </w:rPr>
-      </w:r>
-      <w:r>
-        <w:rPr>
-          <w:b/>
-          <w:lang w:val="hi_IN" w:bidi="hi_IN"/>
-        </w:rPr>
         <w:t>""</w:t>
       </w:r>
     </w:p>
@@ -16788,21 +14525,6 @@
           <w:b/>
           <w:lang w:val="hi_IN" w:bidi="hi_IN"/>
         </w:rPr>
-        <w:t>εἰ &amp; συναπεθάνομεν</w:t>
-      </w:r>
-    </w:p>
-    <w:p>
-      <w:pPr/>
-      <w:r>
-        <w:rPr>
-          <w:lang w:val="hi_IN" w:bidi="hi_IN"/>
-        </w:rPr>
-      </w:r>
-      <w:r>
-        <w:rPr>
-          <w:b/>
-          <w:lang w:val="hi_IN" w:bidi="hi_IN"/>
-        </w:rPr>
         <w:t>"यदि हम उसके साथ मर गए हैं"</w:t>
       </w:r>
     </w:p>
@@ -16902,21 +14624,6 @@
           <w:b/>
           <w:lang w:val="hi_IN" w:bidi="hi_IN"/>
         </w:rPr>
-        <w:t>συναπεθάνομεν</w:t>
-      </w:r>
-    </w:p>
-    <w:p>
-      <w:pPr/>
-      <w:r>
-        <w:rPr>
-          <w:lang w:val="hi_IN" w:bidi="hi_IN"/>
-        </w:rPr>
-      </w:r>
-      <w:r>
-        <w:rPr>
-          <w:b/>
-          <w:lang w:val="hi_IN" w:bidi="hi_IN"/>
-        </w:rPr>
         <w:t>"साथ मर गए"</w:t>
       </w:r>
     </w:p>
@@ -16980,21 +14687,6 @@
           <w:b/>
           <w:lang w:val="hi_IN" w:bidi="hi_IN"/>
         </w:rPr>
-        <w:t>καὶ συνζήσομεν</w:t>
-      </w:r>
-    </w:p>
-    <w:p>
-      <w:pPr/>
-      <w:r>
-        <w:rPr>
-          <w:lang w:val="hi_IN" w:bidi="hi_IN"/>
-        </w:rPr>
-      </w:r>
-      <w:r>
-        <w:rPr>
-          <w:b/>
-          <w:lang w:val="hi_IN" w:bidi="hi_IN"/>
-        </w:rPr>
         <w:t>"तो उसके साथ जीएँगे भी"</w:t>
       </w:r>
     </w:p>
@@ -17083,21 +14775,6 @@
         <w:rPr>
           <w:lang w:val="hi_IN" w:bidi="hi_IN"/>
         </w:rPr>
-      </w:r>
-    </w:p>
-    <w:p>
-      <w:pPr/>
-      <w:r>
-        <w:rPr>
-          <w:lang w:val="hi_IN" w:bidi="hi_IN"/>
-        </w:rPr>
-      </w:r>
-      <w:r>
-        <w:rPr>
-          <w:b/>
-          <w:lang w:val="hi_IN" w:bidi="hi_IN"/>
-        </w:rPr>
-        <w:t>εἰ γὰρ συναπεθάνομεν, καὶ συνζήσομεν &amp; εἰ ὑπομένομεν, καὶ συνβασιλεύσομεν; εἰ ἀρνησόμεθα, κἀκεῖνος ἀρνήσεται ἡμᾶς &amp; εἰ ἀπιστοῦμεν, ἐκεῖνος πιστὸς μένει; ἀρνήσασθαι γὰρ ἑαυτὸν οὐ δύναται</w:t>
       </w:r>
     </w:p>
     <w:p>
@@ -17231,21 +14908,6 @@
           <w:b/>
           <w:lang w:val="hi_IN" w:bidi="hi_IN"/>
         </w:rPr>
-        <w:t>ὑπομένομεν</w:t>
-      </w:r>
-    </w:p>
-    <w:p>
-      <w:pPr/>
-      <w:r>
-        <w:rPr>
-          <w:lang w:val="hi_IN" w:bidi="hi_IN"/>
-        </w:rPr>
-      </w:r>
-      <w:r>
-        <w:rPr>
-          <w:b/>
-          <w:lang w:val="hi_IN" w:bidi="hi_IN"/>
-        </w:rPr>
         <w:t xml:space="preserve">"हम </w:t>
       </w:r>
       <w:r>
@@ -17388,21 +15050,6 @@
           <w:b/>
           <w:lang w:val="hi_IN" w:bidi="hi_IN"/>
         </w:rPr>
-        <w:t>ἀρνησόμεθα</w:t>
-      </w:r>
-    </w:p>
-    <w:p>
-      <w:pPr/>
-      <w:r>
-        <w:rPr>
-          <w:lang w:val="hi_IN" w:bidi="hi_IN"/>
-        </w:rPr>
-      </w:r>
-      <w:r>
-        <w:rPr>
-          <w:b/>
-          <w:lang w:val="hi_IN" w:bidi="hi_IN"/>
-        </w:rPr>
         <w:t>"यदि उसका इन्कार करेंगे"</w:t>
       </w:r>
     </w:p>
@@ -17492,21 +15139,6 @@
           <w:b/>
           <w:lang w:val="hi_IN" w:bidi="hi_IN"/>
         </w:rPr>
-        <w:t>κἀκεῖνος ἀρνήσεται ἡμᾶς</w:t>
-      </w:r>
-    </w:p>
-    <w:p>
-      <w:pPr/>
-      <w:r>
-        <w:rPr>
-          <w:lang w:val="hi_IN" w:bidi="hi_IN"/>
-        </w:rPr>
-      </w:r>
-      <w:r>
-        <w:rPr>
-          <w:b/>
-          <w:lang w:val="hi_IN" w:bidi="hi_IN"/>
-        </w:rPr>
         <w:t>"वह हमारा इन्कार करेगा"</w:t>
       </w:r>
     </w:p>
@@ -17583,21 +15215,6 @@
           <w:b/>
           <w:lang w:val="hi_IN" w:bidi="hi_IN"/>
         </w:rPr>
-        <w:t>ἀπιστοῦμεν</w:t>
-      </w:r>
-    </w:p>
-    <w:p>
-      <w:pPr/>
-      <w:r>
-        <w:rPr>
-          <w:lang w:val="hi_IN" w:bidi="hi_IN"/>
-        </w:rPr>
-      </w:r>
-      <w:r>
-        <w:rPr>
-          <w:b/>
-          <w:lang w:val="hi_IN" w:bidi="hi_IN"/>
-        </w:rPr>
         <w:t>"यदि हम विश्वासघाती भी हों"</w:t>
       </w:r>
     </w:p>
@@ -17674,21 +15291,6 @@
           <w:b/>
           <w:lang w:val="hi_IN" w:bidi="hi_IN"/>
         </w:rPr>
-        <w:t>ἐκεῖνος πιστὸς μένει</w:t>
-      </w:r>
-    </w:p>
-    <w:p>
-      <w:pPr/>
-      <w:r>
-        <w:rPr>
-          <w:lang w:val="hi_IN" w:bidi="hi_IN"/>
-        </w:rPr>
-      </w:r>
-      <w:r>
-        <w:rPr>
-          <w:b/>
-          <w:lang w:val="hi_IN" w:bidi="hi_IN"/>
-        </w:rPr>
         <w:t>"विश्वासयोग्य बना रहता है"</w:t>
       </w:r>
     </w:p>
@@ -17772,21 +15374,6 @@
           <w:b/>
           <w:lang w:val="hi_IN" w:bidi="hi_IN"/>
         </w:rPr>
-        <w:t>ἀρνήσασθαι &amp; ἑαυτὸν οὐ δύναται</w:t>
-      </w:r>
-    </w:p>
-    <w:p>
-      <w:pPr/>
-      <w:r>
-        <w:rPr>
-          <w:lang w:val="hi_IN" w:bidi="hi_IN"/>
-        </w:rPr>
-      </w:r>
-      <w:r>
-        <w:rPr>
-          <w:b/>
-          <w:lang w:val="hi_IN" w:bidi="hi_IN"/>
-        </w:rPr>
         <w:t>""</w:t>
       </w:r>
     </w:p>
@@ -17863,21 +15450,6 @@
           <w:b/>
           <w:lang w:val="hi_IN" w:bidi="hi_IN"/>
         </w:rPr>
-        <w:t>ὑπομίμνῃσκε</w:t>
-      </w:r>
-    </w:p>
-    <w:p>
-      <w:pPr/>
-      <w:r>
-        <w:rPr>
-          <w:lang w:val="hi_IN" w:bidi="hi_IN"/>
-        </w:rPr>
-      </w:r>
-      <w:r>
-        <w:rPr>
-          <w:b/>
-          <w:lang w:val="hi_IN" w:bidi="hi_IN"/>
-        </w:rPr>
         <w:t>""</w:t>
       </w:r>
     </w:p>
@@ -17940,21 +15512,6 @@
         <w:rPr>
           <w:lang w:val="hi_IN" w:bidi="hi_IN"/>
         </w:rPr>
-      </w:r>
-    </w:p>
-    <w:p>
-      <w:pPr/>
-      <w:r>
-        <w:rPr>
-          <w:lang w:val="hi_IN" w:bidi="hi_IN"/>
-        </w:rPr>
-      </w:r>
-      <w:r>
-        <w:rPr>
-          <w:b/>
-          <w:lang w:val="hi_IN" w:bidi="hi_IN"/>
-        </w:rPr>
-        <w:t>ταῦτα</w:t>
       </w:r>
     </w:p>
     <w:p>
@@ -18205,21 +15762,6 @@
           <w:b/>
           <w:lang w:val="hi_IN" w:bidi="hi_IN"/>
         </w:rPr>
-        <w:t>τοῦ Θεοῦ</w:t>
-      </w:r>
-    </w:p>
-    <w:p>
-      <w:pPr/>
-      <w:r>
-        <w:rPr>
-          <w:lang w:val="hi_IN" w:bidi="hi_IN"/>
-        </w:rPr>
-      </w:r>
-      <w:r>
-        <w:rPr>
-          <w:b/>
-          <w:lang w:val="hi_IN" w:bidi="hi_IN"/>
-        </w:rPr>
         <w:t>"और प्रभु के सामने"</w:t>
       </w:r>
     </w:p>
@@ -18303,21 +15845,6 @@
           <w:b/>
           <w:lang w:val="hi_IN" w:bidi="hi_IN"/>
         </w:rPr>
-        <w:t>μὴ λογομαχεῖν</w:t>
-      </w:r>
-    </w:p>
-    <w:p>
-      <w:pPr/>
-      <w:r>
-        <w:rPr>
-          <w:lang w:val="hi_IN" w:bidi="hi_IN"/>
-        </w:rPr>
-      </w:r>
-      <w:r>
-        <w:rPr>
-          <w:b/>
-          <w:lang w:val="hi_IN" w:bidi="hi_IN"/>
-        </w:rPr>
         <w:t>""</w:t>
       </w:r>
     </w:p>
@@ -18394,21 +15921,6 @@
           <w:b/>
           <w:lang w:val="hi_IN" w:bidi="hi_IN"/>
         </w:rPr>
-        <w:t>ἐπὶ καταστροφῇ τῶν ἀκουόντων</w:t>
-      </w:r>
-    </w:p>
-    <w:p>
-      <w:pPr/>
-      <w:r>
-        <w:rPr>
-          <w:lang w:val="hi_IN" w:bidi="hi_IN"/>
-        </w:rPr>
-      </w:r>
-      <w:r>
-        <w:rPr>
-          <w:b/>
-          <w:lang w:val="hi_IN" w:bidi="hi_IN"/>
-        </w:rPr>
         <w:t>"वरन् सुननेवाले बिगड़ जाते हैं"</w:t>
       </w:r>
     </w:p>
@@ -18505,21 +16017,6 @@
           <w:b/>
           <w:lang w:val="hi_IN" w:bidi="hi_IN"/>
         </w:rPr>
-        <w:t>ἐπὶ καταστροφῇ τῶν ἀκουόντων</w:t>
-      </w:r>
-    </w:p>
-    <w:p>
-      <w:pPr/>
-      <w:r>
-        <w:rPr>
-          <w:lang w:val="hi_IN" w:bidi="hi_IN"/>
-        </w:rPr>
-      </w:r>
-      <w:r>
-        <w:rPr>
-          <w:b/>
-          <w:lang w:val="hi_IN" w:bidi="hi_IN"/>
-        </w:rPr>
         <w:t>"वरन् सुननेवाले बिगड़ जाते हैं"</w:t>
       </w:r>
     </w:p>
@@ -18616,21 +16113,6 @@
           <w:b/>
           <w:lang w:val="hi_IN" w:bidi="hi_IN"/>
         </w:rPr>
-        <w:t>σπούδασον σεαυτὸν, δόκιμον παραστῆσαι τῷ Θεῷ</w:t>
-      </w:r>
-    </w:p>
-    <w:p>
-      <w:pPr/>
-      <w:r>
-        <w:rPr>
-          <w:lang w:val="hi_IN" w:bidi="hi_IN"/>
-        </w:rPr>
-      </w:r>
-      <w:r>
-        <w:rPr>
-          <w:b/>
-          <w:lang w:val="hi_IN" w:bidi="hi_IN"/>
-        </w:rPr>
         <w:t>""</w:t>
       </w:r>
     </w:p>
@@ -18694,21 +16176,6 @@
           <w:b/>
           <w:lang w:val="hi_IN" w:bidi="hi_IN"/>
         </w:rPr>
-        <w:t>ἐργάτην</w:t>
-      </w:r>
-    </w:p>
-    <w:p>
-      <w:pPr/>
-      <w:r>
-        <w:rPr>
-          <w:lang w:val="hi_IN" w:bidi="hi_IN"/>
-        </w:rPr>
-      </w:r>
-      <w:r>
-        <w:rPr>
-          <w:b/>
-          <w:lang w:val="hi_IN" w:bidi="hi_IN"/>
-        </w:rPr>
         <w:t>"और ऐसा काम करनेवाला"</w:t>
       </w:r>
     </w:p>
@@ -18792,21 +16259,6 @@
           <w:b/>
           <w:lang w:val="hi_IN" w:bidi="hi_IN"/>
         </w:rPr>
-        <w:t>ἀνεπαίσχυντον</w:t>
-      </w:r>
-    </w:p>
-    <w:p>
-      <w:pPr/>
-      <w:r>
-        <w:rPr>
-          <w:lang w:val="hi_IN" w:bidi="hi_IN"/>
-        </w:rPr>
-      </w:r>
-      <w:r>
-        <w:rPr>
-          <w:b/>
-          <w:lang w:val="hi_IN" w:bidi="hi_IN"/>
-        </w:rPr>
         <w:t>"जो लज्जित होने न पाए"</w:t>
       </w:r>
     </w:p>
@@ -18876,21 +16328,6 @@
         <w:rPr>
           <w:lang w:val="hi_IN" w:bidi="hi_IN"/>
         </w:rPr>
-      </w:r>
-    </w:p>
-    <w:p>
-      <w:pPr/>
-      <w:r>
-        <w:rPr>
-          <w:lang w:val="hi_IN" w:bidi="hi_IN"/>
-        </w:rPr>
-      </w:r>
-      <w:r>
-        <w:rPr>
-          <w:b/>
-          <w:lang w:val="hi_IN" w:bidi="hi_IN"/>
-        </w:rPr>
-        <w:t>ὀρθοτομοῦντα τὸν λόγον τῆς ἀληθείας</w:t>
       </w:r>
     </w:p>
     <w:p>
@@ -19030,21 +16467,6 @@
           <w:b/>
           <w:lang w:val="hi_IN" w:bidi="hi_IN"/>
         </w:rPr>
-        <w:t>τὸν λόγον τῆς ἀληθείας</w:t>
-      </w:r>
-    </w:p>
-    <w:p>
-      <w:pPr/>
-      <w:r>
-        <w:rPr>
-          <w:lang w:val="hi_IN" w:bidi="hi_IN"/>
-        </w:rPr>
-      </w:r>
-      <w:r>
-        <w:rPr>
-          <w:b/>
-          <w:lang w:val="hi_IN" w:bidi="hi_IN"/>
-        </w:rPr>
         <w:t>"सत्य के वचन"</w:t>
       </w:r>
     </w:p>
@@ -19149,21 +16571,6 @@
           <w:b/>
           <w:lang w:val="hi_IN" w:bidi="hi_IN"/>
         </w:rPr>
-        <w:t>τὸν λόγον τῆς ἀληθείας</w:t>
-      </w:r>
-    </w:p>
-    <w:p>
-      <w:pPr/>
-      <w:r>
-        <w:rPr>
-          <w:lang w:val="hi_IN" w:bidi="hi_IN"/>
-        </w:rPr>
-      </w:r>
-      <w:r>
-        <w:rPr>
-          <w:b/>
-          <w:lang w:val="hi_IN" w:bidi="hi_IN"/>
-        </w:rPr>
         <w:t>"जो सत्य के"</w:t>
       </w:r>
       <w:r>
@@ -19273,21 +16680,6 @@
           <w:b/>
           <w:lang w:val="hi_IN" w:bidi="hi_IN"/>
         </w:rPr>
-        <w:t>τὸν λόγον</w:t>
-      </w:r>
-    </w:p>
-    <w:p>
-      <w:pPr/>
-      <w:r>
-        <w:rPr>
-          <w:lang w:val="hi_IN" w:bidi="hi_IN"/>
-        </w:rPr>
-      </w:r>
-      <w:r>
-        <w:rPr>
-          <w:b/>
-          <w:lang w:val="hi_IN" w:bidi="hi_IN"/>
-        </w:rPr>
         <w:t>"जो सत्य के"</w:t>
       </w:r>
       <w:r>
@@ -19383,21 +16775,6 @@
         <w:rPr>
           <w:lang w:val="hi_IN" w:bidi="hi_IN"/>
         </w:rPr>
-      </w:r>
-    </w:p>
-    <w:p>
-      <w:pPr/>
-      <w:r>
-        <w:rPr>
-          <w:lang w:val="hi_IN" w:bidi="hi_IN"/>
-        </w:rPr>
-      </w:r>
-      <w:r>
-        <w:rPr>
-          <w:b/>
-          <w:lang w:val="hi_IN" w:bidi="hi_IN"/>
-        </w:rPr>
-        <w:t>δὲ</w:t>
       </w:r>
     </w:p>
     <w:p>
@@ -19560,21 +16937,6 @@
           <w:b/>
           <w:lang w:val="hi_IN" w:bidi="hi_IN"/>
         </w:rPr>
-        <w:t>τὰς &amp; βεβήλους κενοφωνίας</w:t>
-      </w:r>
-    </w:p>
-    <w:p>
-      <w:pPr/>
-      <w:r>
-        <w:rPr>
-          <w:lang w:val="hi_IN" w:bidi="hi_IN"/>
-        </w:rPr>
-      </w:r>
-      <w:r>
-        <w:rPr>
-          <w:b/>
-          <w:lang w:val="hi_IN" w:bidi="hi_IN"/>
-        </w:rPr>
         <w:t>"अशुद्ध बकवाद"</w:t>
       </w:r>
     </w:p>
@@ -19665,21 +17027,6 @@
         <w:rPr>
           <w:lang w:val="hi_IN" w:bidi="hi_IN"/>
         </w:rPr>
-      </w:r>
-    </w:p>
-    <w:p>
-      <w:pPr/>
-      <w:r>
-        <w:rPr>
-          <w:lang w:val="hi_IN" w:bidi="hi_IN"/>
-        </w:rPr>
-      </w:r>
-      <w:r>
-        <w:rPr>
-          <w:b/>
-          <w:lang w:val="hi_IN" w:bidi="hi_IN"/>
-        </w:rPr>
-        <w:t>προκόψουσιν</w:t>
       </w:r>
     </w:p>
     <w:p>
@@ -19879,21 +17226,6 @@
           <w:b/>
           <w:lang w:val="hi_IN" w:bidi="hi_IN"/>
         </w:rPr>
-        <w:t>ἐπὶ πλεῖον &amp; προκόψουσιν ἀσεβείας</w:t>
-      </w:r>
-    </w:p>
-    <w:p>
-      <w:pPr/>
-      <w:r>
-        <w:rPr>
-          <w:lang w:val="hi_IN" w:bidi="hi_IN"/>
-        </w:rPr>
-      </w:r>
-      <w:r>
-        <w:rPr>
-          <w:b/>
-          <w:lang w:val="hi_IN" w:bidi="hi_IN"/>
-        </w:rPr>
         <w:t>""</w:t>
       </w:r>
     </w:p>
@@ -19977,21 +17309,6 @@
           <w:b/>
           <w:lang w:val="hi_IN" w:bidi="hi_IN"/>
         </w:rPr>
-        <w:t>ἀσεβείας</w:t>
-      </w:r>
-    </w:p>
-    <w:p>
-      <w:pPr/>
-      <w:r>
-        <w:rPr>
-          <w:lang w:val="hi_IN" w:bidi="hi_IN"/>
-        </w:rPr>
-      </w:r>
-      <w:r>
-        <w:rPr>
-          <w:b/>
-          <w:lang w:val="hi_IN" w:bidi="hi_IN"/>
-        </w:rPr>
         <w:t>"अभक्ति में"</w:t>
       </w:r>
     </w:p>
@@ -20088,21 +17405,6 @@
           <w:b/>
           <w:lang w:val="hi_IN" w:bidi="hi_IN"/>
         </w:rPr>
-        <w:t>ὁ λόγος αὐτῶν</w:t>
-      </w:r>
-    </w:p>
-    <w:p>
-      <w:pPr/>
-      <w:r>
-        <w:rPr>
-          <w:lang w:val="hi_IN" w:bidi="hi_IN"/>
-        </w:rPr>
-      </w:r>
-      <w:r>
-        <w:rPr>
-          <w:b/>
-          <w:lang w:val="hi_IN" w:bidi="hi_IN"/>
-        </w:rPr>
         <w:t>"उनका वचन"</w:t>
       </w:r>
     </w:p>
@@ -20199,21 +17501,6 @@
           <w:b/>
           <w:lang w:val="hi_IN" w:bidi="hi_IN"/>
         </w:rPr>
-        <w:t>ὡς γάγγραινα νομὴν ἕξει</w:t>
-      </w:r>
-    </w:p>
-    <w:p>
-      <w:pPr/>
-      <w:r>
-        <w:rPr>
-          <w:lang w:val="hi_IN" w:bidi="hi_IN"/>
-        </w:rPr>
-      </w:r>
-      <w:r>
-        <w:rPr>
-          <w:b/>
-          <w:lang w:val="hi_IN" w:bidi="hi_IN"/>
-        </w:rPr>
         <w:t>""</w:t>
       </w:r>
     </w:p>
@@ -20297,21 +17584,6 @@
           <w:b/>
           <w:lang w:val="hi_IN" w:bidi="hi_IN"/>
         </w:rPr>
-        <w:t>γάγγραινα</w:t>
-      </w:r>
-    </w:p>
-    <w:p>
-      <w:pPr/>
-      <w:r>
-        <w:rPr>
-          <w:lang w:val="hi_IN" w:bidi="hi_IN"/>
-        </w:rPr>
-      </w:r>
-      <w:r>
-        <w:rPr>
-          <w:b/>
-          <w:lang w:val="hi_IN" w:bidi="hi_IN"/>
-        </w:rPr>
         <w:t>"की तरह"</w:t>
       </w:r>
     </w:p>
@@ -20408,21 +17680,6 @@
           <w:b/>
           <w:lang w:val="hi_IN" w:bidi="hi_IN"/>
         </w:rPr>
-        <w:t>Ὑμέναιος, καὶ Φίλητος</w:t>
-      </w:r>
-    </w:p>
-    <w:p>
-      <w:pPr/>
-      <w:r>
-        <w:rPr>
-          <w:lang w:val="hi_IN" w:bidi="hi_IN"/>
-        </w:rPr>
-      </w:r>
-      <w:r>
-        <w:rPr>
-          <w:b/>
-          <w:lang w:val="hi_IN" w:bidi="hi_IN"/>
-        </w:rPr>
         <w:t>"हुमिनयुस और फिलेतुस"</w:t>
       </w:r>
     </w:p>
@@ -20506,21 +17763,6 @@
           <w:b/>
           <w:lang w:val="hi_IN" w:bidi="hi_IN"/>
         </w:rPr>
-        <w:t>περὶ τὴν ἀλήθειαν ἠστόχησαν</w:t>
-      </w:r>
-    </w:p>
-    <w:p>
-      <w:pPr/>
-      <w:r>
-        <w:rPr>
-          <w:lang w:val="hi_IN" w:bidi="hi_IN"/>
-        </w:rPr>
-      </w:r>
-      <w:r>
-        <w:rPr>
-          <w:b/>
-          <w:lang w:val="hi_IN" w:bidi="hi_IN"/>
-        </w:rPr>
         <w:t>""</w:t>
       </w:r>
     </w:p>
@@ -20617,21 +17859,6 @@
           <w:b/>
           <w:lang w:val="hi_IN" w:bidi="hi_IN"/>
         </w:rPr>
-        <w:t>περὶ τὴν ἀλήθειαν</w:t>
-      </w:r>
-    </w:p>
-    <w:p>
-      <w:pPr/>
-      <w:r>
-        <w:rPr>
-          <w:lang w:val="hi_IN" w:bidi="hi_IN"/>
-        </w:rPr>
-      </w:r>
-      <w:r>
-        <w:rPr>
-          <w:b/>
-          <w:lang w:val="hi_IN" w:bidi="hi_IN"/>
-        </w:rPr>
         <w:t>"जो"</w:t>
       </w:r>
       <w:r>
@@ -20741,21 +17968,6 @@
           <w:b/>
           <w:lang w:val="hi_IN" w:bidi="hi_IN"/>
         </w:rPr>
-        <w:t>ἀνάστασιν ἤδη γεγονέναι</w:t>
-      </w:r>
-    </w:p>
-    <w:p>
-      <w:pPr/>
-      <w:r>
-        <w:rPr>
-          <w:lang w:val="hi_IN" w:bidi="hi_IN"/>
-        </w:rPr>
-      </w:r>
-      <w:r>
-        <w:rPr>
-          <w:b/>
-          <w:lang w:val="hi_IN" w:bidi="hi_IN"/>
-        </w:rPr>
         <w:t>"पुनरुत्थान हो चुका है"</w:t>
       </w:r>
     </w:p>
@@ -20832,21 +18044,6 @@
           <w:b/>
           <w:lang w:val="hi_IN" w:bidi="hi_IN"/>
         </w:rPr>
-        <w:t>ἀνατρέπουσιν τήν τινων πίστιν</w:t>
-      </w:r>
-    </w:p>
-    <w:p>
-      <w:pPr/>
-      <w:r>
-        <w:rPr>
-          <w:lang w:val="hi_IN" w:bidi="hi_IN"/>
-        </w:rPr>
-      </w:r>
-      <w:r>
-        <w:rPr>
-          <w:b/>
-          <w:lang w:val="hi_IN" w:bidi="hi_IN"/>
-        </w:rPr>
         <w:t>""</w:t>
       </w:r>
     </w:p>
@@ -20923,21 +18120,6 @@
           <w:b/>
           <w:lang w:val="hi_IN" w:bidi="hi_IN"/>
         </w:rPr>
-        <w:t>τήν τινων πίστιν</w:t>
-      </w:r>
-    </w:p>
-    <w:p>
-      <w:pPr/>
-      <w:r>
-        <w:rPr>
-          <w:lang w:val="hi_IN" w:bidi="hi_IN"/>
-        </w:rPr>
-      </w:r>
-      <w:r>
-        <w:rPr>
-          <w:b/>
-          <w:lang w:val="hi_IN" w:bidi="hi_IN"/>
-        </w:rPr>
         <w:t>"कितनों के विश्वास"</w:t>
       </w:r>
     </w:p>
@@ -21042,21 +18224,6 @@
           <w:b/>
           <w:lang w:val="hi_IN" w:bidi="hi_IN"/>
         </w:rPr>
-        <w:t>ὁ &amp; στερεὸς θεμέλιος τοῦ Θεοῦ ἕστηκεν</w:t>
-      </w:r>
-    </w:p>
-    <w:p>
-      <w:pPr/>
-      <w:r>
-        <w:rPr>
-          <w:lang w:val="hi_IN" w:bidi="hi_IN"/>
-        </w:rPr>
-      </w:r>
-      <w:r>
-        <w:rPr>
-          <w:b/>
-          <w:lang w:val="hi_IN" w:bidi="hi_IN"/>
-        </w:rPr>
         <w:t>"परमेश्वर पक्की नींव बनी रहती है"</w:t>
       </w:r>
     </w:p>
@@ -21140,21 +18307,6 @@
           <w:b/>
           <w:lang w:val="hi_IN" w:bidi="hi_IN"/>
         </w:rPr>
-        <w:t>ἔχων τὴν σφραγῖδα ταύτην</w:t>
-      </w:r>
-    </w:p>
-    <w:p>
-      <w:pPr/>
-      <w:r>
-        <w:rPr>
-          <w:lang w:val="hi_IN" w:bidi="hi_IN"/>
-        </w:rPr>
-      </w:r>
-      <w:r>
-        <w:rPr>
-          <w:b/>
-          <w:lang w:val="hi_IN" w:bidi="hi_IN"/>
-        </w:rPr>
         <w:t>"उस पर यह छाप लगी है"</w:t>
       </w:r>
     </w:p>
@@ -21251,21 +18403,6 @@
           <w:b/>
           <w:lang w:val="hi_IN" w:bidi="hi_IN"/>
         </w:rPr>
-        <w:t>ἔγνω Κύριος τοὺς ὄντας αὐτοῦ, καί, ἀποστήτω ἀπὸ ἀδικίας πᾶς ὁ ὀνομάζων τὸ ὄνομα Κυρίου</w:t>
-      </w:r>
-    </w:p>
-    <w:p>
-      <w:pPr/>
-      <w:r>
-        <w:rPr>
-          <w:lang w:val="hi_IN" w:bidi="hi_IN"/>
-        </w:rPr>
-      </w:r>
-      <w:r>
-        <w:rPr>
-          <w:b/>
-          <w:lang w:val="hi_IN" w:bidi="hi_IN"/>
-        </w:rPr>
         <w:t>"उस पर यह छाप लगी है"</w:t>
       </w:r>
     </w:p>
@@ -21349,21 +18486,6 @@
           <w:b/>
           <w:lang w:val="hi_IN" w:bidi="hi_IN"/>
         </w:rPr>
-        <w:t>Κύριος &amp; Κυρίου</w:t>
-      </w:r>
-    </w:p>
-    <w:p>
-      <w:pPr/>
-      <w:r>
-        <w:rPr>
-          <w:lang w:val="hi_IN" w:bidi="hi_IN"/>
-        </w:rPr>
-      </w:r>
-      <w:r>
-        <w:rPr>
-          <w:b/>
-          <w:lang w:val="hi_IN" w:bidi="hi_IN"/>
-        </w:rPr>
         <w:t>"प्रभु"</w:t>
       </w:r>
       <w:r>
@@ -21473,21 +18595,6 @@
           <w:b/>
           <w:lang w:val="hi_IN" w:bidi="hi_IN"/>
         </w:rPr>
-        <w:t>ἔγνω</w:t>
-      </w:r>
-    </w:p>
-    <w:p>
-      <w:pPr/>
-      <w:r>
-        <w:rPr>
-          <w:lang w:val="hi_IN" w:bidi="hi_IN"/>
-        </w:rPr>
-      </w:r>
-      <w:r>
-        <w:rPr>
-          <w:b/>
-          <w:lang w:val="hi_IN" w:bidi="hi_IN"/>
-        </w:rPr>
         <w:t>"पहचानता है"</w:t>
       </w:r>
     </w:p>
@@ -21579,21 +18686,6 @@
           <w:b/>
           <w:lang w:val="hi_IN" w:bidi="hi_IN"/>
         </w:rPr>
-        <w:t>ἀποστήτω ἀπὸ &amp; πᾶς ὁ ὀνομάζων τὸ ὄνομα Κυρίου</w:t>
-      </w:r>
-    </w:p>
-    <w:p>
-      <w:pPr/>
-      <w:r>
-        <w:rPr>
-          <w:lang w:val="hi_IN" w:bidi="hi_IN"/>
-        </w:rPr>
-      </w:r>
-      <w:r>
-        <w:rPr>
-          <w:b/>
-          <w:lang w:val="hi_IN" w:bidi="hi_IN"/>
-        </w:rPr>
         <w:t>"जो कोई प्रभु का नाम लेता है, वह ... बचा रहे"</w:t>
       </w:r>
     </w:p>
@@ -21711,21 +18803,6 @@
           <w:b/>
           <w:lang w:val="hi_IN" w:bidi="hi_IN"/>
         </w:rPr>
-        <w:t>ἀποστήτω &amp; πᾶς ὁ ὀνομάζων τὸ ὄνομα Κυρίου</w:t>
-      </w:r>
-    </w:p>
-    <w:p>
-      <w:pPr/>
-      <w:r>
-        <w:rPr>
-          <w:lang w:val="hi_IN" w:bidi="hi_IN"/>
-        </w:rPr>
-      </w:r>
-      <w:r>
-        <w:rPr>
-          <w:b/>
-          <w:lang w:val="hi_IN" w:bidi="hi_IN"/>
-        </w:rPr>
         <w:t>"जो कोई प्रभु का नाम लेता है, वह ... बचा रहे"</w:t>
       </w:r>
     </w:p>
@@ -21817,21 +18894,6 @@
           <w:b/>
           <w:lang w:val="hi_IN" w:bidi="hi_IN"/>
         </w:rPr>
-        <w:t>ὁ ὀνομάζων τὸ ὄνομα Κυρίου</w:t>
-      </w:r>
-    </w:p>
-    <w:p>
-      <w:pPr/>
-      <w:r>
-        <w:rPr>
-          <w:lang w:val="hi_IN" w:bidi="hi_IN"/>
-        </w:rPr>
-      </w:r>
-      <w:r>
-        <w:rPr>
-          <w:b/>
-          <w:lang w:val="hi_IN" w:bidi="hi_IN"/>
-        </w:rPr>
         <w:t>"जो कोई प्रभु का नाम लेता है"</w:t>
       </w:r>
     </w:p>
@@ -21928,21 +18990,6 @@
           <w:b/>
           <w:lang w:val="hi_IN" w:bidi="hi_IN"/>
         </w:rPr>
-        <w:t>ἀπὸ ἀδικίας</w:t>
-      </w:r>
-    </w:p>
-    <w:p>
-      <w:pPr/>
-      <w:r>
-        <w:rPr>
-          <w:lang w:val="hi_IN" w:bidi="hi_IN"/>
-        </w:rPr>
-      </w:r>
-      <w:r>
-        <w:rPr>
-          <w:b/>
-          <w:lang w:val="hi_IN" w:bidi="hi_IN"/>
-        </w:rPr>
         <w:t>""</w:t>
       </w:r>
     </w:p>
@@ -22026,21 +19073,6 @@
           <w:b/>
           <w:lang w:val="hi_IN" w:bidi="hi_IN"/>
         </w:rPr>
-        <w:t>δὲ</w:t>
-      </w:r>
-    </w:p>
-    <w:p>
-      <w:pPr/>
-      <w:r>
-        <w:rPr>
-          <w:lang w:val="hi_IN" w:bidi="hi_IN"/>
-        </w:rPr>
-      </w:r>
-      <w:r>
-        <w:rPr>
-          <w:b/>
-          <w:lang w:val="hi_IN" w:bidi="hi_IN"/>
-        </w:rPr>
         <w:t>"(अब) बड़े घर में"</w:t>
       </w:r>
     </w:p>
@@ -22150,21 +19182,6 @@
           <w:b/>
           <w:lang w:val="hi_IN" w:bidi="hi_IN"/>
         </w:rPr>
-        <w:t>ἐν μεγάλῃ &amp; οἰκίᾳ, οὐκ ἔστιν μόνον σκεύη χρυσᾶ καὶ ἀργυρᾶ, ἀλλὰ καὶ ξύλινα καὶ ὀστράκινα; καὶ ἃ μὲν εἰς τιμὴν, ἃ δὲ εἰς ἀτιμίαν</w:t>
-      </w:r>
-    </w:p>
-    <w:p>
-      <w:pPr/>
-      <w:r>
-        <w:rPr>
-          <w:lang w:val="hi_IN" w:bidi="hi_IN"/>
-        </w:rPr>
-      </w:r>
-      <w:r>
-        <w:rPr>
-          <w:b/>
-          <w:lang w:val="hi_IN" w:bidi="hi_IN"/>
-        </w:rPr>
         <w:t>"बड़े घर में न केवल ही के, पर काठ और मिट्टी के बर्तन भी होते हैं"</w:t>
       </w:r>
     </w:p>
@@ -22248,21 +19265,6 @@
           <w:b/>
           <w:lang w:val="hi_IN" w:bidi="hi_IN"/>
         </w:rPr>
-        <w:t>σκεύη</w:t>
-      </w:r>
-    </w:p>
-    <w:p>
-      <w:pPr/>
-      <w:r>
-        <w:rPr>
-          <w:lang w:val="hi_IN" w:bidi="hi_IN"/>
-        </w:rPr>
-      </w:r>
-      <w:r>
-        <w:rPr>
-          <w:b/>
-          <w:lang w:val="hi_IN" w:bidi="hi_IN"/>
-        </w:rPr>
         <w:t>""</w:t>
       </w:r>
     </w:p>
@@ -22346,21 +19348,6 @@
           <w:b/>
           <w:lang w:val="hi_IN" w:bidi="hi_IN"/>
         </w:rPr>
-        <w:t>ἀλλὰ καὶ ξύλινα καὶ ὀστράκινα</w:t>
-      </w:r>
-    </w:p>
-    <w:p>
-      <w:pPr/>
-      <w:r>
-        <w:rPr>
-          <w:lang w:val="hi_IN" w:bidi="hi_IN"/>
-        </w:rPr>
-      </w:r>
-      <w:r>
-        <w:rPr>
-          <w:b/>
-          <w:lang w:val="hi_IN" w:bidi="hi_IN"/>
-        </w:rPr>
         <w:t>"पर काठ और मिट्टी के"</w:t>
       </w:r>
       <w:r>
@@ -22457,21 +19444,6 @@
           <w:b/>
           <w:lang w:val="hi_IN" w:bidi="hi_IN"/>
         </w:rPr>
-        <w:t>ἃ μὲν εἰς τιμὴν, ἃ δὲ εἰς ἀτιμίαν</w:t>
-      </w:r>
-    </w:p>
-    <w:p>
-      <w:pPr/>
-      <w:r>
-        <w:rPr>
-          <w:lang w:val="hi_IN" w:bidi="hi_IN"/>
-        </w:rPr>
-      </w:r>
-      <w:r>
-        <w:rPr>
-          <w:b/>
-          <w:lang w:val="hi_IN" w:bidi="hi_IN"/>
-        </w:rPr>
         <w:t>"कोई-कोई आदर, और कोई-कोई अनादर के लिये"</w:t>
       </w:r>
     </w:p>
@@ -22555,21 +19527,6 @@
           <w:b/>
           <w:lang w:val="hi_IN" w:bidi="hi_IN"/>
         </w:rPr>
-        <w:t>ἃ μὲν εἰς τιμὴν, ἃ δὲ εἰς ἀτιμίαν</w:t>
-      </w:r>
-    </w:p>
-    <w:p>
-      <w:pPr/>
-      <w:r>
-        <w:rPr>
-          <w:lang w:val="hi_IN" w:bidi="hi_IN"/>
-        </w:rPr>
-      </w:r>
-      <w:r>
-        <w:rPr>
-          <w:b/>
-          <w:lang w:val="hi_IN" w:bidi="hi_IN"/>
-        </w:rPr>
         <w:t>""</w:t>
       </w:r>
     </w:p>
@@ -22659,21 +19616,6 @@
           <w:b/>
           <w:lang w:val="hi_IN" w:bidi="hi_IN"/>
         </w:rPr>
-        <w:t>ἐὰν &amp; τις ἐκκαθάρῃ ἑαυτὸν ἀπὸ τούτων, ἔσται σκεῦος εἰς τιμήν, ἡγιασμένον εὔχρηστον τῷ Δεσπότῃ, εἰς πᾶν ἔργον ἀγαθὸν ἡτοιμασμένον</w:t>
-      </w:r>
-    </w:p>
-    <w:p>
-      <w:pPr/>
-      <w:r>
-        <w:rPr>
-          <w:lang w:val="hi_IN" w:bidi="hi_IN"/>
-        </w:rPr>
-      </w:r>
-      <w:r>
-        <w:rPr>
-          <w:b/>
-          <w:lang w:val="hi_IN" w:bidi="hi_IN"/>
-        </w:rPr>
         <w:t>""</w:t>
       </w:r>
     </w:p>
@@ -22769,21 +19711,6 @@
         <w:rPr>
           <w:lang w:val="hi_IN" w:bidi="hi_IN"/>
         </w:rPr>
-      </w:r>
-    </w:p>
-    <w:p>
-      <w:pPr/>
-      <w:r>
-        <w:rPr>
-          <w:lang w:val="hi_IN" w:bidi="hi_IN"/>
-        </w:rPr>
-      </w:r>
-      <w:r>
-        <w:rPr>
-          <w:b/>
-          <w:lang w:val="hi_IN" w:bidi="hi_IN"/>
-        </w:rPr>
-        <w:t>τούτων</w:t>
       </w:r>
     </w:p>
     <w:p>
@@ -22938,21 +19865,6 @@
           <w:b/>
           <w:lang w:val="hi_IN" w:bidi="hi_IN"/>
         </w:rPr>
-        <w:t>ἑαυτὸν &amp; ἔσται</w:t>
-      </w:r>
-    </w:p>
-    <w:p>
-      <w:pPr/>
-      <w:r>
-        <w:rPr>
-          <w:lang w:val="hi_IN" w:bidi="hi_IN"/>
-        </w:rPr>
-      </w:r>
-      <w:r>
-        <w:rPr>
-          <w:b/>
-          <w:lang w:val="hi_IN" w:bidi="hi_IN"/>
-        </w:rPr>
         <w:t>"अपने आपको"</w:t>
       </w:r>
       <w:r>
@@ -23075,21 +19987,6 @@
           <w:b/>
           <w:lang w:val="hi_IN" w:bidi="hi_IN"/>
         </w:rPr>
-        <w:t>εἰς τιμήν</w:t>
-      </w:r>
-    </w:p>
-    <w:p>
-      <w:pPr/>
-      <w:r>
-        <w:rPr>
-          <w:lang w:val="hi_IN" w:bidi="hi_IN"/>
-        </w:rPr>
-      </w:r>
-      <w:r>
-        <w:rPr>
-          <w:b/>
-          <w:lang w:val="hi_IN" w:bidi="hi_IN"/>
-        </w:rPr>
         <w:t>"इनसे"</w:t>
       </w:r>
       <w:r>
@@ -23186,21 +20083,6 @@
           <w:b/>
           <w:lang w:val="hi_IN" w:bidi="hi_IN"/>
         </w:rPr>
-        <w:t>ἡγιασμένον</w:t>
-      </w:r>
-    </w:p>
-    <w:p>
-      <w:pPr/>
-      <w:r>
-        <w:rPr>
-          <w:lang w:val="hi_IN" w:bidi="hi_IN"/>
-        </w:rPr>
-      </w:r>
-      <w:r>
-        <w:rPr>
-          <w:b/>
-          <w:lang w:val="hi_IN" w:bidi="hi_IN"/>
-        </w:rPr>
         <w:t>"पवित्र ठहरेगा"</w:t>
       </w:r>
     </w:p>
@@ -23284,21 +20166,6 @@
           <w:b/>
           <w:lang w:val="hi_IN" w:bidi="hi_IN"/>
         </w:rPr>
-        <w:t>ἡτοιμασμένον</w:t>
-      </w:r>
-    </w:p>
-    <w:p>
-      <w:pPr/>
-      <w:r>
-        <w:rPr>
-          <w:lang w:val="hi_IN" w:bidi="hi_IN"/>
-        </w:rPr>
-      </w:r>
-      <w:r>
-        <w:rPr>
-          <w:b/>
-          <w:lang w:val="hi_IN" w:bidi="hi_IN"/>
-        </w:rPr>
         <w:t>"हर भले काम के लिये तैयार होगा"</w:t>
       </w:r>
     </w:p>
@@ -23382,21 +20249,6 @@
           <w:b/>
           <w:lang w:val="hi_IN" w:bidi="hi_IN"/>
         </w:rPr>
-        <w:t>δὲ</w:t>
-      </w:r>
-    </w:p>
-    <w:p>
-      <w:pPr/>
-      <w:r>
-        <w:rPr>
-          <w:lang w:val="hi_IN" w:bidi="hi_IN"/>
-        </w:rPr>
-      </w:r>
-      <w:r>
-        <w:rPr>
-          <w:b/>
-          <w:lang w:val="hi_IN" w:bidi="hi_IN"/>
-        </w:rPr>
         <w:t>"(परन्तु) जवानी की अभिलाषाओं"</w:t>
       </w:r>
     </w:p>
@@ -23548,21 +20400,6 @@
           <w:b/>
           <w:lang w:val="hi_IN" w:bidi="hi_IN"/>
         </w:rPr>
-        <w:t>φεῦγε</w:t>
-      </w:r>
-    </w:p>
-    <w:p>
-      <w:pPr/>
-      <w:r>
-        <w:rPr>
-          <w:lang w:val="hi_IN" w:bidi="hi_IN"/>
-        </w:rPr>
-      </w:r>
-      <w:r>
-        <w:rPr>
-          <w:b/>
-          <w:lang w:val="hi_IN" w:bidi="hi_IN"/>
-        </w:rPr>
         <w:t>""</w:t>
       </w:r>
     </w:p>
@@ -23646,21 +20483,6 @@
           <w:b/>
           <w:lang w:val="hi_IN" w:bidi="hi_IN"/>
         </w:rPr>
-        <w:t>τὰς &amp; νεωτερικὰς ἐπιθυμίας</w:t>
-      </w:r>
-    </w:p>
-    <w:p>
-      <w:pPr/>
-      <w:r>
-        <w:rPr>
-          <w:lang w:val="hi_IN" w:bidi="hi_IN"/>
-        </w:rPr>
-      </w:r>
-      <w:r>
-        <w:rPr>
-          <w:b/>
-          <w:lang w:val="hi_IN" w:bidi="hi_IN"/>
-        </w:rPr>
         <w:t>"जवानी की अभिलाषाओं से भाग"</w:t>
       </w:r>
     </w:p>
@@ -23744,21 +20566,6 @@
           <w:b/>
           <w:lang w:val="hi_IN" w:bidi="hi_IN"/>
         </w:rPr>
-        <w:t>δίωκε &amp; δικαιοσύνην, πίστιν, ἀγάπην, εἰρήνην, μετὰ τῶν ἐπικαλουμένων τὸν Κύριον ἐκ καθαρᾶς καρδίας</w:t>
-      </w:r>
-    </w:p>
-    <w:p>
-      <w:pPr/>
-      <w:r>
-        <w:rPr>
-          <w:lang w:val="hi_IN" w:bidi="hi_IN"/>
-        </w:rPr>
-      </w:r>
-      <w:r>
-        <w:rPr>
-          <w:b/>
-          <w:lang w:val="hi_IN" w:bidi="hi_IN"/>
-        </w:rPr>
         <w:t>"नाम लेते हैं, उनके साथ"</w:t>
       </w:r>
     </w:p>
@@ -23835,21 +20642,6 @@
           <w:b/>
           <w:lang w:val="hi_IN" w:bidi="hi_IN"/>
         </w:rPr>
-        <w:t>δίωκε</w:t>
-      </w:r>
-    </w:p>
-    <w:p>
-      <w:pPr/>
-      <w:r>
-        <w:rPr>
-          <w:lang w:val="hi_IN" w:bidi="hi_IN"/>
-        </w:rPr>
-      </w:r>
-      <w:r>
-        <w:rPr>
-          <w:b/>
-          <w:lang w:val="hi_IN" w:bidi="hi_IN"/>
-        </w:rPr>
         <w:t>""</w:t>
       </w:r>
     </w:p>
@@ -23959,21 +20751,6 @@
           <w:b/>
           <w:lang w:val="hi_IN" w:bidi="hi_IN"/>
         </w:rPr>
-        <w:t>δικαιοσύνην, πίστιν, ἀγάπην, εἰρήνην</w:t>
-      </w:r>
-    </w:p>
-    <w:p>
-      <w:pPr/>
-      <w:r>
-        <w:rPr>
-          <w:lang w:val="hi_IN" w:bidi="hi_IN"/>
-        </w:rPr>
-      </w:r>
-      <w:r>
-        <w:rPr>
-          <w:b/>
-          <w:lang w:val="hi_IN" w:bidi="hi_IN"/>
-        </w:rPr>
         <w:t>"धार्मिकता, विश्वास, प्रेम, मेल-मिलाप"</w:t>
       </w:r>
     </w:p>
@@ -24109,21 +20886,6 @@
           <w:b/>
           <w:lang w:val="hi_IN" w:bidi="hi_IN"/>
         </w:rPr>
-        <w:t>πίστιν</w:t>
-      </w:r>
-    </w:p>
-    <w:p>
-      <w:pPr/>
-      <w:r>
-        <w:rPr>
-          <w:lang w:val="hi_IN" w:bidi="hi_IN"/>
-        </w:rPr>
-      </w:r>
-      <w:r>
-        <w:rPr>
-          <w:b/>
-          <w:lang w:val="hi_IN" w:bidi="hi_IN"/>
-        </w:rPr>
         <w:t>"विश्वास"</w:t>
       </w:r>
     </w:p>
@@ -24220,21 +20982,6 @@
           <w:b/>
           <w:lang w:val="hi_IN" w:bidi="hi_IN"/>
         </w:rPr>
-        <w:t>τῶν ἐπικαλουμένων τὸν Κύριον</w:t>
-      </w:r>
-    </w:p>
-    <w:p>
-      <w:pPr/>
-      <w:r>
-        <w:rPr>
-          <w:lang w:val="hi_IN" w:bidi="hi_IN"/>
-        </w:rPr>
-      </w:r>
-      <w:r>
-        <w:rPr>
-          <w:b/>
-          <w:lang w:val="hi_IN" w:bidi="hi_IN"/>
-        </w:rPr>
         <w:t>"प्रभु नाम लेते हैं"</w:t>
       </w:r>
     </w:p>
@@ -24331,21 +21078,6 @@
           <w:b/>
           <w:lang w:val="hi_IN" w:bidi="hi_IN"/>
         </w:rPr>
-        <w:t>τὸν Κύριον ἐκ καθαρᾶς καρδίας</w:t>
-      </w:r>
-    </w:p>
-    <w:p>
-      <w:pPr/>
-      <w:r>
-        <w:rPr>
-          <w:lang w:val="hi_IN" w:bidi="hi_IN"/>
-        </w:rPr>
-      </w:r>
-      <w:r>
-        <w:rPr>
-          <w:b/>
-          <w:lang w:val="hi_IN" w:bidi="hi_IN"/>
-        </w:rPr>
         <w:t>"शुद्ध मन से प्रभु का"</w:t>
       </w:r>
     </w:p>
@@ -24455,21 +21187,6 @@
           <w:b/>
           <w:lang w:val="hi_IN" w:bidi="hi_IN"/>
         </w:rPr>
-        <w:t>ἐκ καθαρᾶς καρδίας</w:t>
-      </w:r>
-    </w:p>
-    <w:p>
-      <w:pPr/>
-      <w:r>
-        <w:rPr>
-          <w:lang w:val="hi_IN" w:bidi="hi_IN"/>
-        </w:rPr>
-      </w:r>
-      <w:r>
-        <w:rPr>
-          <w:b/>
-          <w:lang w:val="hi_IN" w:bidi="hi_IN"/>
-        </w:rPr>
         <w:t>"जो शुद्ध मन से"</w:t>
       </w:r>
     </w:p>
@@ -24566,21 +21283,6 @@
           <w:b/>
           <w:lang w:val="hi_IN" w:bidi="hi_IN"/>
         </w:rPr>
-        <w:t>δὲ</w:t>
-      </w:r>
-    </w:p>
-    <w:p>
-      <w:pPr/>
-      <w:r>
-        <w:rPr>
-          <w:lang w:val="hi_IN" w:bidi="hi_IN"/>
-        </w:rPr>
-      </w:r>
-      <w:r>
-        <w:rPr>
-          <w:b/>
-          <w:lang w:val="hi_IN" w:bidi="hi_IN"/>
-        </w:rPr>
         <w:t>"मूर्खता, और अविद्या के विवादों से अलग रह"</w:t>
       </w:r>
     </w:p>
@@ -24664,21 +21366,6 @@
           <w:b/>
           <w:lang w:val="hi_IN" w:bidi="hi_IN"/>
         </w:rPr>
-        <w:t>τὰς &amp; μωρὰς καὶ ἀπαιδεύτους ζητήσεις</w:t>
-      </w:r>
-    </w:p>
-    <w:p>
-      <w:pPr/>
-      <w:r>
-        <w:rPr>
-          <w:lang w:val="hi_IN" w:bidi="hi_IN"/>
-        </w:rPr>
-      </w:r>
-      <w:r>
-        <w:rPr>
-          <w:b/>
-          <w:lang w:val="hi_IN" w:bidi="hi_IN"/>
-        </w:rPr>
         <w:t>"मूर्खता, और अविद्या के विवादों"</w:t>
       </w:r>
     </w:p>
@@ -24762,21 +21449,6 @@
           <w:b/>
           <w:lang w:val="hi_IN" w:bidi="hi_IN"/>
         </w:rPr>
-        <w:t>μωρὰς καὶ ἀπαιδεύτους</w:t>
-      </w:r>
-    </w:p>
-    <w:p>
-      <w:pPr/>
-      <w:r>
-        <w:rPr>
-          <w:lang w:val="hi_IN" w:bidi="hi_IN"/>
-        </w:rPr>
-      </w:r>
-      <w:r>
-        <w:rPr>
-          <w:b/>
-          <w:lang w:val="hi_IN" w:bidi="hi_IN"/>
-        </w:rPr>
         <w:t>"मूर्खता, और अविद्या के विवादों से"</w:t>
       </w:r>
     </w:p>
@@ -24886,21 +21558,6 @@
           <w:b/>
           <w:lang w:val="hi_IN" w:bidi="hi_IN"/>
         </w:rPr>
-        <w:t>γεννῶσι</w:t>
-      </w:r>
-    </w:p>
-    <w:p>
-      <w:pPr/>
-      <w:r>
-        <w:rPr>
-          <w:lang w:val="hi_IN" w:bidi="hi_IN"/>
-        </w:rPr>
-      </w:r>
-      <w:r>
-        <w:rPr>
-          <w:b/>
-          <w:lang w:val="hi_IN" w:bidi="hi_IN"/>
-        </w:rPr>
         <w:t>"झगड़े होते हैं"</w:t>
       </w:r>
     </w:p>
@@ -25010,21 +21667,6 @@
           <w:b/>
           <w:lang w:val="hi_IN" w:bidi="hi_IN"/>
         </w:rPr>
-        <w:t>μάχας</w:t>
-      </w:r>
-    </w:p>
-    <w:p>
-      <w:pPr/>
-      <w:r>
-        <w:rPr>
-          <w:lang w:val="hi_IN" w:bidi="hi_IN"/>
-        </w:rPr>
-      </w:r>
-      <w:r>
-        <w:rPr>
-          <w:b/>
-          <w:lang w:val="hi_IN" w:bidi="hi_IN"/>
-        </w:rPr>
         <w:t>"झगड़े"</w:t>
       </w:r>
     </w:p>
@@ -25121,21 +21763,6 @@
           <w:b/>
           <w:lang w:val="hi_IN" w:bidi="hi_IN"/>
         </w:rPr>
-        <w:t>δὲ</w:t>
-      </w:r>
-    </w:p>
-    <w:p>
-      <w:pPr/>
-      <w:r>
-        <w:rPr>
-          <w:lang w:val="hi_IN" w:bidi="hi_IN"/>
-        </w:rPr>
-      </w:r>
-      <w:r>
-        <w:rPr>
-          <w:b/>
-          <w:lang w:val="hi_IN" w:bidi="hi_IN"/>
-        </w:rPr>
         <w:t>"(परन्तु) और"</w:t>
       </w:r>
     </w:p>
@@ -25274,21 +21901,6 @@
           <w:b/>
           <w:lang w:val="hi_IN" w:bidi="hi_IN"/>
         </w:rPr>
-        <w:t>δοῦλον &amp; Κυρίου</w:t>
-      </w:r>
-    </w:p>
-    <w:p>
-      <w:pPr/>
-      <w:r>
-        <w:rPr>
-          <w:lang w:val="hi_IN" w:bidi="hi_IN"/>
-        </w:rPr>
-      </w:r>
-      <w:r>
-        <w:rPr>
-          <w:b/>
-          <w:lang w:val="hi_IN" w:bidi="hi_IN"/>
-        </w:rPr>
         <w:t>"प्रभु के दास को"</w:t>
       </w:r>
     </w:p>
@@ -25400,21 +22012,6 @@
           <w:b/>
           <w:lang w:val="hi_IN" w:bidi="hi_IN"/>
         </w:rPr>
-        <w:t>δοῦλον &amp; Κυρίου</w:t>
-      </w:r>
-    </w:p>
-    <w:p>
-      <w:pPr/>
-      <w:r>
-        <w:rPr>
-          <w:lang w:val="hi_IN" w:bidi="hi_IN"/>
-        </w:rPr>
-      </w:r>
-      <w:r>
-        <w:rPr>
-          <w:b/>
-          <w:lang w:val="hi_IN" w:bidi="hi_IN"/>
-        </w:rPr>
         <w:t>"प्रभु के दास को"</w:t>
       </w:r>
     </w:p>
@@ -25511,21 +22108,6 @@
           <w:b/>
           <w:lang w:val="hi_IN" w:bidi="hi_IN"/>
         </w:rPr>
-        <w:t>οὐ &amp; μάχεσθαι</w:t>
-      </w:r>
-    </w:p>
-    <w:p>
-      <w:pPr/>
-      <w:r>
-        <w:rPr>
-          <w:lang w:val="hi_IN" w:bidi="hi_IN"/>
-        </w:rPr>
-      </w:r>
-      <w:r>
-        <w:rPr>
-          <w:b/>
-          <w:lang w:val="hi_IN" w:bidi="hi_IN"/>
-        </w:rPr>
         <w:t>"झगड़ालू नहीं होना चाहिए"</w:t>
       </w:r>
     </w:p>
@@ -25622,21 +22204,6 @@
           <w:b/>
           <w:lang w:val="hi_IN" w:bidi="hi_IN"/>
         </w:rPr>
-        <w:t>πάντας</w:t>
-      </w:r>
-    </w:p>
-    <w:p>
-      <w:pPr/>
-      <w:r>
-        <w:rPr>
-          <w:lang w:val="hi_IN" w:bidi="hi_IN"/>
-        </w:rPr>
-      </w:r>
-      <w:r>
-        <w:rPr>
-          <w:b/>
-          <w:lang w:val="hi_IN" w:bidi="hi_IN"/>
-        </w:rPr>
         <w:t>"सब"</w:t>
       </w:r>
     </w:p>
@@ -25733,21 +22300,6 @@
           <w:b/>
           <w:lang w:val="hi_IN" w:bidi="hi_IN"/>
         </w:rPr>
-        <w:t>ἐν πραΰτητι</w:t>
-      </w:r>
-    </w:p>
-    <w:p>
-      <w:pPr/>
-      <w:r>
-        <w:rPr>
-          <w:lang w:val="hi_IN" w:bidi="hi_IN"/>
-        </w:rPr>
-      </w:r>
-      <w:r>
-        <w:rPr>
-          <w:b/>
-          <w:lang w:val="hi_IN" w:bidi="hi_IN"/>
-        </w:rPr>
         <w:t>"नम्रता से"</w:t>
       </w:r>
     </w:p>
@@ -25824,21 +22376,6 @@
           <w:b/>
           <w:lang w:val="hi_IN" w:bidi="hi_IN"/>
         </w:rPr>
-        <w:t>τοὺς ἀντιδιατιθεμένους</w:t>
-      </w:r>
-    </w:p>
-    <w:p>
-      <w:pPr/>
-      <w:r>
-        <w:rPr>
-          <w:lang w:val="hi_IN" w:bidi="hi_IN"/>
-        </w:rPr>
-      </w:r>
-      <w:r>
-        <w:rPr>
-          <w:b/>
-          <w:lang w:val="hi_IN" w:bidi="hi_IN"/>
-        </w:rPr>
         <w:t>""</w:t>
       </w:r>
     </w:p>
@@ -25902,21 +22439,6 @@
           <w:b/>
           <w:lang w:val="hi_IN" w:bidi="hi_IN"/>
         </w:rPr>
-        <w:t>μήποτε δώῃ αὐτοῖς ὁ Θεὸς μετάνοιαν</w:t>
-      </w:r>
-    </w:p>
-    <w:p>
-      <w:pPr/>
-      <w:r>
-        <w:rPr>
-          <w:lang w:val="hi_IN" w:bidi="hi_IN"/>
-        </w:rPr>
-      </w:r>
-      <w:r>
-        <w:rPr>
-          <w:b/>
-          <w:lang w:val="hi_IN" w:bidi="hi_IN"/>
-        </w:rPr>
         <w:t>""</w:t>
       </w:r>
     </w:p>
@@ -26013,21 +22535,6 @@
           <w:b/>
           <w:lang w:val="hi_IN" w:bidi="hi_IN"/>
         </w:rPr>
-        <w:t>μήποτε δώῃ αὐτοῖς &amp; μετάνοιαν εἰς ἐπίγνωσιν ἀληθείας</w:t>
-      </w:r>
-    </w:p>
-    <w:p>
-      <w:pPr/>
-      <w:r>
-        <w:rPr>
-          <w:lang w:val="hi_IN" w:bidi="hi_IN"/>
-        </w:rPr>
-      </w:r>
-      <w:r>
-        <w:rPr>
-          <w:b/>
-          <w:lang w:val="hi_IN" w:bidi="hi_IN"/>
-        </w:rPr>
         <w:t>"सत्य को पहचानें"</w:t>
       </w:r>
     </w:p>
@@ -26104,21 +22611,6 @@
           <w:b/>
           <w:lang w:val="hi_IN" w:bidi="hi_IN"/>
         </w:rPr>
-        <w:t>ἀνανήψωσιν ἐκ τῆς τοῦ διαβόλου παγίδος, ἐζωγρημένοι ὑπ’ αὐτοῦ, εἰς τὸ ἐκείνου θέλημα</w:t>
-      </w:r>
-    </w:p>
-    <w:p>
-      <w:pPr/>
-      <w:r>
-        <w:rPr>
-          <w:lang w:val="hi_IN" w:bidi="hi_IN"/>
-        </w:rPr>
-      </w:r>
-      <w:r>
-        <w:rPr>
-          <w:b/>
-          <w:lang w:val="hi_IN" w:bidi="hi_IN"/>
-        </w:rPr>
         <w:t>"और इसके द्वारा शैतान की इच्छा पूरी करने के लिये सचेत होकर शैतान के फंदे से छूट जाएँ"</w:t>
       </w:r>
     </w:p>
@@ -26244,21 +22736,6 @@
           <w:b/>
           <w:lang w:val="hi_IN" w:bidi="hi_IN"/>
         </w:rPr>
-        <w:t>ἀνανήψωσιν ἐκ τῆς τοῦ διαβόλου παγίδος</w:t>
-      </w:r>
-    </w:p>
-    <w:p>
-      <w:pPr/>
-      <w:r>
-        <w:rPr>
-          <w:lang w:val="hi_IN" w:bidi="hi_IN"/>
-        </w:rPr>
-      </w:r>
-      <w:r>
-        <w:rPr>
-          <w:b/>
-          <w:lang w:val="hi_IN" w:bidi="hi_IN"/>
-        </w:rPr>
         <w:t>"शैतान"</w:t>
       </w:r>
       <w:r>
@@ -26368,21 +22845,6 @@
           <w:b/>
           <w:lang w:val="hi_IN" w:bidi="hi_IN"/>
         </w:rPr>
-        <w:t>ἀνανήψωσιν</w:t>
-      </w:r>
-    </w:p>
-    <w:p>
-      <w:pPr/>
-      <w:r>
-        <w:rPr>
-          <w:lang w:val="hi_IN" w:bidi="hi_IN"/>
-        </w:rPr>
-      </w:r>
-      <w:r>
-        <w:rPr>
-          <w:b/>
-          <w:lang w:val="hi_IN" w:bidi="hi_IN"/>
-        </w:rPr>
         <w:t>""</w:t>
       </w:r>
     </w:p>
@@ -26466,21 +22928,6 @@
           <w:b/>
           <w:lang w:val="hi_IN" w:bidi="hi_IN"/>
         </w:rPr>
-        <w:t>ἐκ τῆς τοῦ διαβόλου παγίδος, ἐζωγρημένοι ὑπ’ αὐτοῦ</w:t>
-      </w:r>
-    </w:p>
-    <w:p>
-      <w:pPr/>
-      <w:r>
-        <w:rPr>
-          <w:lang w:val="hi_IN" w:bidi="hi_IN"/>
-        </w:rPr>
-      </w:r>
-      <w:r>
-        <w:rPr>
-          <w:b/>
-          <w:lang w:val="hi_IN" w:bidi="hi_IN"/>
-        </w:rPr>
         <w:t>""</w:t>
       </w:r>
     </w:p>
@@ -26564,21 +23011,6 @@
           <w:b/>
           <w:lang w:val="hi_IN" w:bidi="hi_IN"/>
         </w:rPr>
-        <w:t>ἐζωγρημένοι ὑπ’ αὐτοῦ</w:t>
-      </w:r>
-    </w:p>
-    <w:p>
-      <w:pPr/>
-      <w:r>
-        <w:rPr>
-          <w:lang w:val="hi_IN" w:bidi="hi_IN"/>
-        </w:rPr>
-      </w:r>
-      <w:r>
-        <w:rPr>
-          <w:b/>
-          <w:lang w:val="hi_IN" w:bidi="hi_IN"/>
-        </w:rPr>
         <w:t>"इसके द्वारा"</w:t>
       </w:r>
       <w:r>
@@ -26688,21 +23120,6 @@
           <w:b/>
           <w:lang w:val="hi_IN" w:bidi="hi_IN"/>
         </w:rPr>
-        <w:t>ὑπ’ αὐτοῦ, εἰς τὸ ἐκείνου θέλημα</w:t>
-      </w:r>
-    </w:p>
-    <w:p>
-      <w:pPr/>
-      <w:r>
-        <w:rPr>
-          <w:lang w:val="hi_IN" w:bidi="hi_IN"/>
-        </w:rPr>
-      </w:r>
-      <w:r>
-        <w:rPr>
-          <w:b/>
-          <w:lang w:val="hi_IN" w:bidi="hi_IN"/>
-        </w:rPr>
         <w:t>"इसके द्वारा शैतान की (उसकी) इच्छा पूरी करने के लिये"</w:t>
       </w:r>
     </w:p>
@@ -26851,21 +23268,6 @@
           <w:b/>
           <w:lang w:val="hi_IN" w:bidi="hi_IN"/>
         </w:rPr>
-        <w:t>εἰς τὸ ἐκείνου θέλημα</w:t>
-      </w:r>
-    </w:p>
-    <w:p>
-      <w:pPr/>
-      <w:r>
-        <w:rPr>
-          <w:lang w:val="hi_IN" w:bidi="hi_IN"/>
-        </w:rPr>
-      </w:r>
-      <w:r>
-        <w:rPr>
-          <w:b/>
-          <w:lang w:val="hi_IN" w:bidi="hi_IN"/>
-        </w:rPr>
         <w:t>""</w:t>
       </w:r>
     </w:p>
@@ -26949,21 +23351,6 @@
           <w:b/>
           <w:lang w:val="hi_IN" w:bidi="hi_IN"/>
         </w:rPr>
-        <w:t>δὲ</w:t>
-      </w:r>
-    </w:p>
-    <w:p>
-      <w:pPr/>
-      <w:r>
-        <w:rPr>
-          <w:lang w:val="hi_IN" w:bidi="hi_IN"/>
-        </w:rPr>
-      </w:r>
-      <w:r>
-        <w:rPr>
-          <w:b/>
-          <w:lang w:val="hi_IN" w:bidi="hi_IN"/>
-        </w:rPr>
         <w:t>"पर"</w:t>
       </w:r>
     </w:p>
@@ -27073,21 +23460,6 @@
           <w:b/>
           <w:lang w:val="hi_IN" w:bidi="hi_IN"/>
         </w:rPr>
-        <w:t>τοῦτο &amp; γίνωσκε, ὅτι</w:t>
-      </w:r>
-    </w:p>
-    <w:p>
-      <w:pPr/>
-      <w:r>
-        <w:rPr>
-          <w:lang w:val="hi_IN" w:bidi="hi_IN"/>
-        </w:rPr>
-      </w:r>
-      <w:r>
-        <w:rPr>
-          <w:b/>
-          <w:lang w:val="hi_IN" w:bidi="hi_IN"/>
-        </w:rPr>
         <w:t>"यह जान रख, कि"</w:t>
       </w:r>
     </w:p>
@@ -27186,21 +23558,6 @@
           <w:b/>
           <w:lang w:val="hi_IN" w:bidi="hi_IN"/>
         </w:rPr>
-        <w:t>ἐν ἐσχάταις ἡμέραις</w:t>
-      </w:r>
-    </w:p>
-    <w:p>
-      <w:pPr/>
-      <w:r>
-        <w:rPr>
-          <w:lang w:val="hi_IN" w:bidi="hi_IN"/>
-        </w:rPr>
-      </w:r>
-      <w:r>
-        <w:rPr>
-          <w:b/>
-          <w:lang w:val="hi_IN" w:bidi="hi_IN"/>
-        </w:rPr>
         <w:t>""</w:t>
       </w:r>
     </w:p>
@@ -27277,21 +23634,6 @@
           <w:b/>
           <w:lang w:val="hi_IN" w:bidi="hi_IN"/>
         </w:rPr>
-        <w:t>ἐνστήσονται καιροὶ χαλεποί</w:t>
-      </w:r>
-    </w:p>
-    <w:p>
-      <w:pPr/>
-      <w:r>
-        <w:rPr>
-          <w:lang w:val="hi_IN" w:bidi="hi_IN"/>
-        </w:rPr>
-      </w:r>
-      <w:r>
-        <w:rPr>
-          <w:b/>
-          <w:lang w:val="hi_IN" w:bidi="hi_IN"/>
-        </w:rPr>
         <w:t>"कठिन समय"</w:t>
       </w:r>
     </w:p>
@@ -27355,21 +23697,6 @@
           <w:b/>
           <w:lang w:val="hi_IN" w:bidi="hi_IN"/>
         </w:rPr>
-        <w:t>γὰρ</w:t>
-      </w:r>
-    </w:p>
-    <w:p>
-      <w:pPr/>
-      <w:r>
-        <w:rPr>
-          <w:lang w:val="hi_IN" w:bidi="hi_IN"/>
-        </w:rPr>
-      </w:r>
-      <w:r>
-        <w:rPr>
-          <w:b/>
-          <w:lang w:val="hi_IN" w:bidi="hi_IN"/>
-        </w:rPr>
         <w:t>"क्योंकि"</w:t>
       </w:r>
     </w:p>
@@ -27479,21 +23806,6 @@
           <w:b/>
           <w:lang w:val="hi_IN" w:bidi="hi_IN"/>
         </w:rPr>
-        <w:t>οἱ ἄνθρωποι</w:t>
-      </w:r>
-    </w:p>
-    <w:p>
-      <w:pPr/>
-      <w:r>
-        <w:rPr>
-          <w:lang w:val="hi_IN" w:bidi="hi_IN"/>
-        </w:rPr>
-      </w:r>
-      <w:r>
-        <w:rPr>
-          <w:b/>
-          <w:lang w:val="hi_IN" w:bidi="hi_IN"/>
-        </w:rPr>
         <w:t>"मनुष्य (पुरुष)"</w:t>
       </w:r>
     </w:p>
@@ -27611,21 +23923,6 @@
           <w:b/>
           <w:lang w:val="hi_IN" w:bidi="hi_IN"/>
         </w:rPr>
-        <w:t>οἱ ἄνθρωποι</w:t>
-      </w:r>
-    </w:p>
-    <w:p>
-      <w:pPr/>
-      <w:r>
-        <w:rPr>
-          <w:lang w:val="hi_IN" w:bidi="hi_IN"/>
-        </w:rPr>
-      </w:r>
-      <w:r>
-        <w:rPr>
-          <w:b/>
-          <w:lang w:val="hi_IN" w:bidi="hi_IN"/>
-        </w:rPr>
         <w:t>"मनुष्य"</w:t>
       </w:r>
     </w:p>
@@ -27722,21 +24019,6 @@
           <w:b/>
           <w:lang w:val="hi_IN" w:bidi="hi_IN"/>
         </w:rPr>
-        <w:t>φίλαυτοι</w:t>
-      </w:r>
-    </w:p>
-    <w:p>
-      <w:pPr/>
-      <w:r>
-        <w:rPr>
-          <w:lang w:val="hi_IN" w:bidi="hi_IN"/>
-        </w:rPr>
-      </w:r>
-      <w:r>
-        <w:rPr>
-          <w:b/>
-          <w:lang w:val="hi_IN" w:bidi="hi_IN"/>
-        </w:rPr>
         <w:t>"स्वार्थी"</w:t>
       </w:r>
     </w:p>
@@ -27813,21 +24095,6 @@
           <w:b/>
           <w:lang w:val="hi_IN" w:bidi="hi_IN"/>
         </w:rPr>
-        <w:t>ἀφιλάγαθοι</w:t>
-      </w:r>
-    </w:p>
-    <w:p>
-      <w:pPr/>
-      <w:r>
-        <w:rPr>
-          <w:lang w:val="hi_IN" w:bidi="hi_IN"/>
-        </w:rPr>
-      </w:r>
-      <w:r>
-        <w:rPr>
-          <w:b/>
-          <w:lang w:val="hi_IN" w:bidi="hi_IN"/>
-        </w:rPr>
         <w:t>"भले के बैरी"</w:t>
       </w:r>
     </w:p>
@@ -27930,21 +24197,6 @@
           <w:b/>
           <w:lang w:val="hi_IN" w:bidi="hi_IN"/>
         </w:rPr>
-        <w:t>τετυφωμένοι</w:t>
-      </w:r>
-    </w:p>
-    <w:p>
-      <w:pPr/>
-      <w:r>
-        <w:rPr>
-          <w:lang w:val="hi_IN" w:bidi="hi_IN"/>
-        </w:rPr>
-      </w:r>
-      <w:r>
-        <w:rPr>
-          <w:b/>
-          <w:lang w:val="hi_IN" w:bidi="hi_IN"/>
-        </w:rPr>
         <w:t>"अभिमानी"</w:t>
       </w:r>
     </w:p>
@@ -28021,21 +24273,6 @@
           <w:b/>
           <w:lang w:val="hi_IN" w:bidi="hi_IN"/>
         </w:rPr>
-        <w:t>τετυφωμένοι</w:t>
-      </w:r>
-    </w:p>
-    <w:p>
-      <w:pPr/>
-      <w:r>
-        <w:rPr>
-          <w:lang w:val="hi_IN" w:bidi="hi_IN"/>
-        </w:rPr>
-      </w:r>
-      <w:r>
-        <w:rPr>
-          <w:b/>
-          <w:lang w:val="hi_IN" w:bidi="hi_IN"/>
-        </w:rPr>
         <w:t>"अभिमानी"</w:t>
       </w:r>
     </w:p>
@@ -28119,21 +24356,6 @@
           <w:b/>
           <w:lang w:val="hi_IN" w:bidi="hi_IN"/>
         </w:rPr>
-        <w:t>ἔχοντες μόρφωσιν εὐσεβείας, τὴν δὲ δύναμιν αὐτῆς ἠρνημένοι</w:t>
-      </w:r>
-    </w:p>
-    <w:p>
-      <w:pPr/>
-      <w:r>
-        <w:rPr>
-          <w:lang w:val="hi_IN" w:bidi="hi_IN"/>
-        </w:rPr>
-      </w:r>
-      <w:r>
-        <w:rPr>
-          <w:b/>
-          <w:lang w:val="hi_IN" w:bidi="hi_IN"/>
-        </w:rPr>
         <w:t>"वे भक्ति का भेष तो धरेंगे, पर उसकी शक्ति को न मानेंगे"</w:t>
       </w:r>
     </w:p>
@@ -28251,21 +24473,6 @@
           <w:b/>
           <w:lang w:val="hi_IN" w:bidi="hi_IN"/>
         </w:rPr>
-        <w:t>ἔχοντες μόρφωσιν εὐσεβείας</w:t>
-      </w:r>
-    </w:p>
-    <w:p>
-      <w:pPr/>
-      <w:r>
-        <w:rPr>
-          <w:lang w:val="hi_IN" w:bidi="hi_IN"/>
-        </w:rPr>
-      </w:r>
-      <w:r>
-        <w:rPr>
-          <w:b/>
-          <w:lang w:val="hi_IN" w:bidi="hi_IN"/>
-        </w:rPr>
         <w:t>""</w:t>
       </w:r>
     </w:p>
@@ -28375,21 +24582,6 @@
           <w:b/>
           <w:lang w:val="hi_IN" w:bidi="hi_IN"/>
         </w:rPr>
-        <w:t>τὴν &amp; δύναμιν αὐτῆς ἠρνημένοι</w:t>
-      </w:r>
-    </w:p>
-    <w:p>
-      <w:pPr/>
-      <w:r>
-        <w:rPr>
-          <w:lang w:val="hi_IN" w:bidi="hi_IN"/>
-        </w:rPr>
-      </w:r>
-      <w:r>
-        <w:rPr>
-          <w:b/>
-          <w:lang w:val="hi_IN" w:bidi="hi_IN"/>
-        </w:rPr>
         <w:t>"उसकी शक्ति को न मानेंगे"</w:t>
       </w:r>
     </w:p>
@@ -28494,21 +24686,6 @@
           <w:b/>
           <w:lang w:val="hi_IN" w:bidi="hi_IN"/>
         </w:rPr>
-        <w:t>καὶ</w:t>
-      </w:r>
-    </w:p>
-    <w:p>
-      <w:pPr/>
-      <w:r>
-        <w:rPr>
-          <w:lang w:val="hi_IN" w:bidi="hi_IN"/>
-        </w:rPr>
-      </w:r>
-      <w:r>
-        <w:rPr>
-          <w:b/>
-          <w:lang w:val="hi_IN" w:bidi="hi_IN"/>
-        </w:rPr>
         <w:t>"ऐसों से परे रहना"</w:t>
       </w:r>
     </w:p>
@@ -28592,21 +24769,6 @@
           <w:b/>
           <w:lang w:val="hi_IN" w:bidi="hi_IN"/>
         </w:rPr>
-        <w:t>τούτους ἀποτρέπου</w:t>
-      </w:r>
-    </w:p>
-    <w:p>
-      <w:pPr/>
-      <w:r>
-        <w:rPr>
-          <w:lang w:val="hi_IN" w:bidi="hi_IN"/>
-        </w:rPr>
-      </w:r>
-      <w:r>
-        <w:rPr>
-          <w:b/>
-          <w:lang w:val="hi_IN" w:bidi="hi_IN"/>
-        </w:rPr>
         <w:t>""</w:t>
       </w:r>
     </w:p>
@@ -28703,21 +24865,6 @@
           <w:b/>
           <w:lang w:val="hi_IN" w:bidi="hi_IN"/>
         </w:rPr>
-        <w:t>τούτους</w:t>
-      </w:r>
-    </w:p>
-    <w:p>
-      <w:pPr/>
-      <w:r>
-        <w:rPr>
-          <w:lang w:val="hi_IN" w:bidi="hi_IN"/>
-        </w:rPr>
-      </w:r>
-      <w:r>
-        <w:rPr>
-          <w:b/>
-          <w:lang w:val="hi_IN" w:bidi="hi_IN"/>
-        </w:rPr>
         <w:t>"ऐसों से परे रहना"</w:t>
       </w:r>
     </w:p>
@@ -28800,21 +24947,6 @@
         <w:rPr>
           <w:lang w:val="hi_IN" w:bidi="hi_IN"/>
         </w:rPr>
-      </w:r>
-    </w:p>
-    <w:p>
-      <w:pPr/>
-      <w:r>
-        <w:rPr>
-          <w:lang w:val="hi_IN" w:bidi="hi_IN"/>
-        </w:rPr>
-      </w:r>
-      <w:r>
-        <w:rPr>
-          <w:b/>
-          <w:lang w:val="hi_IN" w:bidi="hi_IN"/>
-        </w:rPr>
-        <w:t>γάρ</w:t>
       </w:r>
     </w:p>
     <w:p>
@@ -28956,21 +25088,6 @@
           <w:b/>
           <w:lang w:val="hi_IN" w:bidi="hi_IN"/>
         </w:rPr>
-        <w:t>ἐκ τούτων</w:t>
-      </w:r>
-    </w:p>
-    <w:p>
-      <w:pPr/>
-      <w:r>
-        <w:rPr>
-          <w:lang w:val="hi_IN" w:bidi="hi_IN"/>
-        </w:rPr>
-      </w:r>
-      <w:r>
-        <w:rPr>
-          <w:b/>
-          <w:lang w:val="hi_IN" w:bidi="hi_IN"/>
-        </w:rPr>
         <w:t>"इन्हीं में से"</w:t>
       </w:r>
     </w:p>
@@ -29109,21 +25226,6 @@
           <w:b/>
           <w:lang w:val="hi_IN" w:bidi="hi_IN"/>
         </w:rPr>
-        <w:t>οἱ ἐνδύνοντες εἰς τὰς οἰκίας</w:t>
-      </w:r>
-    </w:p>
-    <w:p>
-      <w:pPr/>
-      <w:r>
-        <w:rPr>
-          <w:lang w:val="hi_IN" w:bidi="hi_IN"/>
-        </w:rPr>
-      </w:r>
-      <w:r>
-        <w:rPr>
-          <w:b/>
-          <w:lang w:val="hi_IN" w:bidi="hi_IN"/>
-        </w:rPr>
         <w:t>"जो घरों में दबे पाँव घुस आते हैं"</w:t>
       </w:r>
     </w:p>
@@ -29228,21 +25330,6 @@
           <w:b/>
           <w:lang w:val="hi_IN" w:bidi="hi_IN"/>
         </w:rPr>
-        <w:t>αἰχμαλωτίζοντες</w:t>
-      </w:r>
-    </w:p>
-    <w:p>
-      <w:pPr/>
-      <w:r>
-        <w:rPr>
-          <w:lang w:val="hi_IN" w:bidi="hi_IN"/>
-        </w:rPr>
-      </w:r>
-      <w:r>
-        <w:rPr>
-          <w:b/>
-          <w:lang w:val="hi_IN" w:bidi="hi_IN"/>
-        </w:rPr>
         <w:t>""</w:t>
       </w:r>
     </w:p>
@@ -29319,21 +25406,6 @@
           <w:b/>
           <w:lang w:val="hi_IN" w:bidi="hi_IN"/>
         </w:rPr>
-        <w:t>γυναικάρια</w:t>
-      </w:r>
-    </w:p>
-    <w:p>
-      <w:pPr/>
-      <w:r>
-        <w:rPr>
-          <w:lang w:val="hi_IN" w:bidi="hi_IN"/>
-        </w:rPr>
-      </w:r>
-      <w:r>
-        <w:rPr>
-          <w:b/>
-          <w:lang w:val="hi_IN" w:bidi="hi_IN"/>
-        </w:rPr>
         <w:t>"दुर्बल स्त्रियों को"</w:t>
       </w:r>
     </w:p>
@@ -29410,21 +25482,6 @@
           <w:b/>
           <w:lang w:val="hi_IN" w:bidi="hi_IN"/>
         </w:rPr>
-        <w:t>σεσωρευμένα ἁμαρτίαις</w:t>
-      </w:r>
-    </w:p>
-    <w:p>
-      <w:pPr/>
-      <w:r>
-        <w:rPr>
-          <w:lang w:val="hi_IN" w:bidi="hi_IN"/>
-        </w:rPr>
-      </w:r>
-      <w:r>
-        <w:rPr>
-          <w:b/>
-          <w:lang w:val="hi_IN" w:bidi="hi_IN"/>
-        </w:rPr>
         <w:t>"जो पापों से दबी"</w:t>
       </w:r>
     </w:p>
@@ -29521,21 +25578,6 @@
           <w:b/>
           <w:lang w:val="hi_IN" w:bidi="hi_IN"/>
         </w:rPr>
-        <w:t>σεσωρευμένα ἁμαρτίαις</w:t>
-      </w:r>
-    </w:p>
-    <w:p>
-      <w:pPr/>
-      <w:r>
-        <w:rPr>
-          <w:lang w:val="hi_IN" w:bidi="hi_IN"/>
-        </w:rPr>
-      </w:r>
-      <w:r>
-        <w:rPr>
-          <w:b/>
-          <w:lang w:val="hi_IN" w:bidi="hi_IN"/>
-        </w:rPr>
         <w:t>"जो पापों से दबी"</w:t>
       </w:r>
     </w:p>
@@ -29619,21 +25661,6 @@
           <w:b/>
           <w:lang w:val="hi_IN" w:bidi="hi_IN"/>
         </w:rPr>
-        <w:t>ἀγόμενα ἐπιθυμίαις ποικίλαις</w:t>
-      </w:r>
-    </w:p>
-    <w:p>
-      <w:pPr/>
-      <w:r>
-        <w:rPr>
-          <w:lang w:val="hi_IN" w:bidi="hi_IN"/>
-        </w:rPr>
-      </w:r>
-      <w:r>
-        <w:rPr>
-          <w:b/>
-          <w:lang w:val="hi_IN" w:bidi="hi_IN"/>
-        </w:rPr>
         <w:t>"हर प्रकार की अभिलाषाओं के वश में हैं"</w:t>
       </w:r>
     </w:p>
@@ -29730,21 +25757,6 @@
           <w:b/>
           <w:lang w:val="hi_IN" w:bidi="hi_IN"/>
         </w:rPr>
-        <w:t>ἀγόμενα ἐπιθυμίαις ποικίλαις</w:t>
-      </w:r>
-    </w:p>
-    <w:p>
-      <w:pPr/>
-      <w:r>
-        <w:rPr>
-          <w:lang w:val="hi_IN" w:bidi="hi_IN"/>
-        </w:rPr>
-      </w:r>
-      <w:r>
-        <w:rPr>
-          <w:b/>
-          <w:lang w:val="hi_IN" w:bidi="hi_IN"/>
-        </w:rPr>
         <w:t>"हर प्रकार की अभिलाषाओं के वश में हैं"</w:t>
       </w:r>
     </w:p>
@@ -29828,21 +25840,6 @@
           <w:b/>
           <w:lang w:val="hi_IN" w:bidi="hi_IN"/>
         </w:rPr>
-        <w:t>καὶ</w:t>
-      </w:r>
-    </w:p>
-    <w:p>
-      <w:pPr/>
-      <w:r>
-        <w:rPr>
-          <w:lang w:val="hi_IN" w:bidi="hi_IN"/>
-        </w:rPr>
-      </w:r>
-      <w:r>
-        <w:rPr>
-          <w:b/>
-          <w:lang w:val="hi_IN" w:bidi="hi_IN"/>
-        </w:rPr>
         <w:t>"और"</w:t>
       </w:r>
     </w:p>
@@ -29960,21 +25957,6 @@
           <w:b/>
           <w:lang w:val="hi_IN" w:bidi="hi_IN"/>
         </w:rPr>
-        <w:t>μηδέποτε εἰς ἐπίγνωσιν ἀληθείας ἐλθεῖν δυνάμενα</w:t>
-      </w:r>
-    </w:p>
-    <w:p>
-      <w:pPr/>
-      <w:r>
-        <w:rPr>
-          <w:lang w:val="hi_IN" w:bidi="hi_IN"/>
-        </w:rPr>
-      </w:r>
-      <w:r>
-        <w:rPr>
-          <w:b/>
-          <w:lang w:val="hi_IN" w:bidi="hi_IN"/>
-        </w:rPr>
         <w:t>"पर सत्य की पहचान तक कभी नहीं पहुँचतीं"</w:t>
       </w:r>
     </w:p>
@@ -30071,21 +26053,6 @@
           <w:b/>
           <w:lang w:val="hi_IN" w:bidi="hi_IN"/>
         </w:rPr>
-        <w:t>εἰς ἐπίγνωσιν ἀληθείας</w:t>
-      </w:r>
-    </w:p>
-    <w:p>
-      <w:pPr/>
-      <w:r>
-        <w:rPr>
-          <w:lang w:val="hi_IN" w:bidi="hi_IN"/>
-        </w:rPr>
-      </w:r>
-      <w:r>
-        <w:rPr>
-          <w:b/>
-          <w:lang w:val="hi_IN" w:bidi="hi_IN"/>
-        </w:rPr>
         <w:t>"सत्य की पहचान तक"</w:t>
       </w:r>
     </w:p>
@@ -30195,21 +26162,6 @@
           <w:b/>
           <w:lang w:val="hi_IN" w:bidi="hi_IN"/>
         </w:rPr>
-        <w:t>Ἰάννης καὶ Ἰαμβρῆς ἀντέστησαν Μωϋσεῖ</w:t>
-      </w:r>
-    </w:p>
-    <w:p>
-      <w:pPr/>
-      <w:r>
-        <w:rPr>
-          <w:lang w:val="hi_IN" w:bidi="hi_IN"/>
-        </w:rPr>
-      </w:r>
-      <w:r>
-        <w:rPr>
-          <w:b/>
-          <w:lang w:val="hi_IN" w:bidi="hi_IN"/>
-        </w:rPr>
         <w:t>"यन्नेस और यम्ब्रेस ने"</w:t>
       </w:r>
     </w:p>
@@ -30293,21 +26245,6 @@
           <w:b/>
           <w:lang w:val="hi_IN" w:bidi="hi_IN"/>
         </w:rPr>
-        <w:t>Ἰάννης καὶ Ἰαμβρῆς</w:t>
-      </w:r>
-    </w:p>
-    <w:p>
-      <w:pPr/>
-      <w:r>
-        <w:rPr>
-          <w:lang w:val="hi_IN" w:bidi="hi_IN"/>
-        </w:rPr>
-      </w:r>
-      <w:r>
-        <w:rPr>
-          <w:b/>
-          <w:lang w:val="hi_IN" w:bidi="hi_IN"/>
-        </w:rPr>
         <w:t>"यन्नेस और यम्ब्रेस ने"</w:t>
       </w:r>
     </w:p>
@@ -30377,21 +26314,6 @@
         <w:rPr>
           <w:lang w:val="hi_IN" w:bidi="hi_IN"/>
         </w:rPr>
-      </w:r>
-    </w:p>
-    <w:p>
-      <w:pPr/>
-      <w:r>
-        <w:rPr>
-          <w:lang w:val="hi_IN" w:bidi="hi_IN"/>
-        </w:rPr>
-      </w:r>
-      <w:r>
-        <w:rPr>
-          <w:b/>
-          <w:lang w:val="hi_IN" w:bidi="hi_IN"/>
-        </w:rPr>
-        <w:t>οὗτοι</w:t>
       </w:r>
     </w:p>
     <w:p>
@@ -30520,21 +26442,6 @@
           <w:b/>
           <w:lang w:val="hi_IN" w:bidi="hi_IN"/>
         </w:rPr>
-        <w:t>τῇ ἀληθείᾳ</w:t>
-      </w:r>
-    </w:p>
-    <w:p>
-      <w:pPr/>
-      <w:r>
-        <w:rPr>
-          <w:lang w:val="hi_IN" w:bidi="hi_IN"/>
-        </w:rPr>
-      </w:r>
-      <w:r>
-        <w:rPr>
-          <w:b/>
-          <w:lang w:val="hi_IN" w:bidi="hi_IN"/>
-        </w:rPr>
         <w:t>"सत्य का"</w:t>
       </w:r>
     </w:p>
@@ -30631,21 +26538,6 @@
           <w:b/>
           <w:lang w:val="hi_IN" w:bidi="hi_IN"/>
         </w:rPr>
-        <w:t>ἄνθρωποι</w:t>
-      </w:r>
-    </w:p>
-    <w:p>
-      <w:pPr/>
-      <w:r>
-        <w:rPr>
-          <w:lang w:val="hi_IN" w:bidi="hi_IN"/>
-        </w:rPr>
-      </w:r>
-      <w:r>
-        <w:rPr>
-          <w:b/>
-          <w:lang w:val="hi_IN" w:bidi="hi_IN"/>
-        </w:rPr>
         <w:t>"और जैसे"</w:t>
       </w:r>
     </w:p>
@@ -30703,21 +26595,6 @@
           <w:b/>
           <w:lang w:val="hi_IN" w:bidi="hi_IN"/>
         </w:rPr>
-        <w:t>κατεφθαρμένοι τὸν νοῦν</w:t>
-      </w:r>
-    </w:p>
-    <w:p>
-      <w:pPr/>
-      <w:r>
-        <w:rPr>
-          <w:lang w:val="hi_IN" w:bidi="hi_IN"/>
-        </w:rPr>
-      </w:r>
-      <w:r>
-        <w:rPr>
-          <w:b/>
-          <w:lang w:val="hi_IN" w:bidi="hi_IN"/>
-        </w:rPr>
         <w:t>"तो ऐसे मनुष्य हैं, जिनकी बुद्धि भ्रष्ट हो गई है"</w:t>
       </w:r>
     </w:p>
@@ -30801,21 +26678,6 @@
           <w:b/>
           <w:lang w:val="hi_IN" w:bidi="hi_IN"/>
         </w:rPr>
-        <w:t>τὸν νοῦν</w:t>
-      </w:r>
-    </w:p>
-    <w:p>
-      <w:pPr/>
-      <w:r>
-        <w:rPr>
-          <w:lang w:val="hi_IN" w:bidi="hi_IN"/>
-        </w:rPr>
-      </w:r>
-      <w:r>
-        <w:rPr>
-          <w:b/>
-          <w:lang w:val="hi_IN" w:bidi="hi_IN"/>
-        </w:rPr>
         <w:t>""</w:t>
       </w:r>
     </w:p>
@@ -30892,21 +26754,6 @@
           <w:b/>
           <w:lang w:val="hi_IN" w:bidi="hi_IN"/>
         </w:rPr>
-        <w:t>ἀδόκιμοι περὶ τὴν πίστιν</w:t>
-      </w:r>
-    </w:p>
-    <w:p>
-      <w:pPr/>
-      <w:r>
-        <w:rPr>
-          <w:lang w:val="hi_IN" w:bidi="hi_IN"/>
-        </w:rPr>
-      </w:r>
-      <w:r>
-        <w:rPr>
-          <w:b/>
-          <w:lang w:val="hi_IN" w:bidi="hi_IN"/>
-        </w:rPr>
         <w:t>"विश्वास के विषय में निकम्मे हैं"</w:t>
       </w:r>
     </w:p>
@@ -30990,21 +26837,6 @@
           <w:b/>
           <w:lang w:val="hi_IN" w:bidi="hi_IN"/>
         </w:rPr>
-        <w:t>περὶ τὴν πίστιν</w:t>
-      </w:r>
-    </w:p>
-    <w:p>
-      <w:pPr/>
-      <w:r>
-        <w:rPr>
-          <w:lang w:val="hi_IN" w:bidi="hi_IN"/>
-        </w:rPr>
-      </w:r>
-      <w:r>
-        <w:rPr>
-          <w:b/>
-          <w:lang w:val="hi_IN" w:bidi="hi_IN"/>
-        </w:rPr>
         <w:t>"विश्वास के विषय में"</w:t>
       </w:r>
     </w:p>
@@ -31135,21 +26967,6 @@
           <w:b/>
           <w:lang w:val="hi_IN" w:bidi="hi_IN"/>
         </w:rPr>
-        <w:t>περὶ τὴν πίστιν</w:t>
-      </w:r>
-    </w:p>
-    <w:p>
-      <w:pPr/>
-      <w:r>
-        <w:rPr>
-          <w:lang w:val="hi_IN" w:bidi="hi_IN"/>
-        </w:rPr>
-      </w:r>
-      <w:r>
-        <w:rPr>
-          <w:b/>
-          <w:lang w:val="hi_IN" w:bidi="hi_IN"/>
-        </w:rPr>
         <w:t>"विश्वास के विषय में निकम्मे हैं"</w:t>
       </w:r>
     </w:p>
@@ -31212,21 +27029,6 @@
         <w:rPr>
           <w:lang w:val="hi_IN" w:bidi="hi_IN"/>
         </w:rPr>
-      </w:r>
-    </w:p>
-    <w:p>
-      <w:pPr/>
-      <w:r>
-        <w:rPr>
-          <w:lang w:val="hi_IN" w:bidi="hi_IN"/>
-        </w:rPr>
-      </w:r>
-      <w:r>
-        <w:rPr>
-          <w:b/>
-          <w:lang w:val="hi_IN" w:bidi="hi_IN"/>
-        </w:rPr>
-        <w:t>ἀλλ’</w:t>
       </w:r>
     </w:p>
     <w:p>
@@ -31342,21 +27144,6 @@
           <w:b/>
           <w:lang w:val="hi_IN" w:bidi="hi_IN"/>
         </w:rPr>
-        <w:t>οὐ προκόψουσιν ἐπὶ πλεῖον</w:t>
-      </w:r>
-    </w:p>
-    <w:p>
-      <w:pPr/>
-      <w:r>
-        <w:rPr>
-          <w:lang w:val="hi_IN" w:bidi="hi_IN"/>
-        </w:rPr>
-      </w:r>
-      <w:r>
-        <w:rPr>
-          <w:b/>
-          <w:lang w:val="hi_IN" w:bidi="hi_IN"/>
-        </w:rPr>
         <w:t>"वे इससे आगे नहीं"</w:t>
       </w:r>
     </w:p>
@@ -31440,21 +27227,6 @@
           <w:b/>
           <w:lang w:val="hi_IN" w:bidi="hi_IN"/>
         </w:rPr>
-        <w:t>ἡ &amp; ἄνοια αὐτῶν</w:t>
-      </w:r>
-    </w:p>
-    <w:p>
-      <w:pPr/>
-      <w:r>
-        <w:rPr>
-          <w:lang w:val="hi_IN" w:bidi="hi_IN"/>
-        </w:rPr>
-      </w:r>
-      <w:r>
-        <w:rPr>
-          <w:b/>
-          <w:lang w:val="hi_IN" w:bidi="hi_IN"/>
-        </w:rPr>
         <w:t>"उनकी अज्ञानता"</w:t>
       </w:r>
     </w:p>
@@ -31551,21 +27323,6 @@
           <w:b/>
           <w:lang w:val="hi_IN" w:bidi="hi_IN"/>
         </w:rPr>
-        <w:t>πᾶσιν</w:t>
-      </w:r>
-    </w:p>
-    <w:p>
-      <w:pPr/>
-      <w:r>
-        <w:rPr>
-          <w:lang w:val="hi_IN" w:bidi="hi_IN"/>
-        </w:rPr>
-      </w:r>
-      <w:r>
-        <w:rPr>
-          <w:b/>
-          <w:lang w:val="hi_IN" w:bidi="hi_IN"/>
-        </w:rPr>
         <w:t>"सब मनुष्यों पर"</w:t>
       </w:r>
     </w:p>
@@ -31662,21 +27419,6 @@
           <w:b/>
           <w:lang w:val="hi_IN" w:bidi="hi_IN"/>
         </w:rPr>
-        <w:t>πᾶσιν</w:t>
-      </w:r>
-    </w:p>
-    <w:p>
-      <w:pPr/>
-      <w:r>
-        <w:rPr>
-          <w:lang w:val="hi_IN" w:bidi="hi_IN"/>
-        </w:rPr>
-      </w:r>
-      <w:r>
-        <w:rPr>
-          <w:b/>
-          <w:lang w:val="hi_IN" w:bidi="hi_IN"/>
-        </w:rPr>
         <w:t>"प्रगट हो गई थी"</w:t>
       </w:r>
     </w:p>
@@ -31753,21 +27495,6 @@
           <w:b/>
           <w:lang w:val="hi_IN" w:bidi="hi_IN"/>
         </w:rPr>
-        <w:t>ἡ ἐκείνων</w:t>
-      </w:r>
-    </w:p>
-    <w:p>
-      <w:pPr/>
-      <w:r>
-        <w:rPr>
-          <w:lang w:val="hi_IN" w:bidi="hi_IN"/>
-        </w:rPr>
-      </w:r>
-      <w:r>
-        <w:rPr>
-          <w:b/>
-          <w:lang w:val="hi_IN" w:bidi="hi_IN"/>
-        </w:rPr>
         <w:t>"इनकी"</w:t>
       </w:r>
     </w:p>
@@ -31844,21 +27571,6 @@
           <w:b/>
           <w:lang w:val="hi_IN" w:bidi="hi_IN"/>
         </w:rPr>
-        <w:t>ἐγένετο</w:t>
-      </w:r>
-    </w:p>
-    <w:p>
-      <w:pPr/>
-      <w:r>
-        <w:rPr>
-          <w:lang w:val="hi_IN" w:bidi="hi_IN"/>
-        </w:rPr>
-      </w:r>
-      <w:r>
-        <w:rPr>
-          <w:b/>
-          <w:lang w:val="hi_IN" w:bidi="hi_IN"/>
-        </w:rPr>
         <w:t>"हो जाएगी"</w:t>
       </w:r>
     </w:p>
@@ -31928,21 +27640,6 @@
         <w:rPr>
           <w:lang w:val="hi_IN" w:bidi="hi_IN"/>
         </w:rPr>
-      </w:r>
-    </w:p>
-    <w:p>
-      <w:pPr/>
-      <w:r>
-        <w:rPr>
-          <w:lang w:val="hi_IN" w:bidi="hi_IN"/>
-        </w:rPr>
-      </w:r>
-      <w:r>
-        <w:rPr>
-          <w:b/>
-          <w:lang w:val="hi_IN" w:bidi="hi_IN"/>
-        </w:rPr>
-        <w:t>ἐγένετο</w:t>
       </w:r>
     </w:p>
     <w:p>
@@ -32084,21 +27781,6 @@
           <w:b/>
           <w:lang w:val="hi_IN" w:bidi="hi_IN"/>
         </w:rPr>
-        <w:t>σὺ δὲ</w:t>
-      </w:r>
-    </w:p>
-    <w:p>
-      <w:pPr/>
-      <w:r>
-        <w:rPr>
-          <w:lang w:val="hi_IN" w:bidi="hi_IN"/>
-        </w:rPr>
-      </w:r>
-      <w:r>
-        <w:rPr>
-          <w:b/>
-          <w:lang w:val="hi_IN" w:bidi="hi_IN"/>
-        </w:rPr>
         <w:t>"पर तूने"</w:t>
       </w:r>
     </w:p>
@@ -32224,21 +27906,6 @@
           <w:b/>
           <w:lang w:val="hi_IN" w:bidi="hi_IN"/>
         </w:rPr>
-        <w:t>σὺ &amp; παρηκολούθησάς</w:t>
-      </w:r>
-    </w:p>
-    <w:p>
-      <w:pPr/>
-      <w:r>
-        <w:rPr>
-          <w:lang w:val="hi_IN" w:bidi="hi_IN"/>
-        </w:rPr>
-      </w:r>
-      <w:r>
-        <w:rPr>
-          <w:b/>
-          <w:lang w:val="hi_IN" w:bidi="hi_IN"/>
-        </w:rPr>
         <w:t>"तूने उपदेश"</w:t>
       </w:r>
     </w:p>
@@ -32322,21 +27989,6 @@
           <w:b/>
           <w:lang w:val="hi_IN" w:bidi="hi_IN"/>
         </w:rPr>
-        <w:t>μου τῇ διδασκαλίᾳ, τῇ ἀγωγῇ, τῇ προθέσει, τῇ πίστει, τῇ μακροθυμίᾳ, τῇ ἀγάπῃ, τῇ ὑπομονῇ &amp; τοῖς διωγμοῖς, τοῖς παθήμασιν, οἷά</w:t>
-      </w:r>
-    </w:p>
-    <w:p>
-      <w:pPr/>
-      <w:r>
-        <w:rPr>
-          <w:lang w:val="hi_IN" w:bidi="hi_IN"/>
-        </w:rPr>
-      </w:r>
-      <w:r>
-        <w:rPr>
-          <w:b/>
-          <w:lang w:val="hi_IN" w:bidi="hi_IN"/>
-        </w:rPr>
         <w:t>"उपदेश"</w:t>
       </w:r>
     </w:p>
@@ -32413,21 +28065,6 @@
           <w:b/>
           <w:lang w:val="hi_IN" w:bidi="hi_IN"/>
         </w:rPr>
-        <w:t>οἷά</w:t>
-      </w:r>
-    </w:p>
-    <w:p>
-      <w:pPr/>
-      <w:r>
-        <w:rPr>
-          <w:lang w:val="hi_IN" w:bidi="hi_IN"/>
-        </w:rPr>
-      </w:r>
-      <w:r>
-        <w:rPr>
-          <w:b/>
-          <w:lang w:val="hi_IN" w:bidi="hi_IN"/>
-        </w:rPr>
         <w:t>"ऐसे"</w:t>
       </w:r>
     </w:p>
@@ -32592,21 +28229,6 @@
           <w:b/>
           <w:lang w:val="hi_IN" w:bidi="hi_IN"/>
         </w:rPr>
-        <w:t>οἵους διωγμοὺς ὑπήνεγκα</w:t>
-      </w:r>
-    </w:p>
-    <w:p>
-      <w:pPr/>
-      <w:r>
-        <w:rPr>
-          <w:lang w:val="hi_IN" w:bidi="hi_IN"/>
-        </w:rPr>
-      </w:r>
-      <w:r>
-        <w:rPr>
-          <w:b/>
-          <w:lang w:val="hi_IN" w:bidi="hi_IN"/>
-        </w:rPr>
         <w:t>"ऐसे उत्पीड़नों को सहा"</w:t>
       </w:r>
     </w:p>
@@ -32670,21 +28292,6 @@
           <w:b/>
           <w:lang w:val="hi_IN" w:bidi="hi_IN"/>
         </w:rPr>
-        <w:t>οἵους διωγμοὺς ὑπήνεγκα</w:t>
-      </w:r>
-    </w:p>
-    <w:p>
-      <w:pPr/>
-      <w:r>
-        <w:rPr>
-          <w:lang w:val="hi_IN" w:bidi="hi_IN"/>
-        </w:rPr>
-      </w:r>
-      <w:r>
-        <w:rPr>
-          <w:b/>
-          <w:lang w:val="hi_IN" w:bidi="hi_IN"/>
-        </w:rPr>
         <w:t>"मैंने ऐसे उत्पीड़नों को सहा"</w:t>
       </w:r>
     </w:p>
@@ -32797,21 +28404,6 @@
           <w:b/>
           <w:lang w:val="hi_IN" w:bidi="hi_IN"/>
         </w:rPr>
-        <w:t>καὶ</w:t>
-      </w:r>
-    </w:p>
-    <w:p>
-      <w:pPr/>
-      <w:r>
-        <w:rPr>
-          <w:lang w:val="hi_IN" w:bidi="hi_IN"/>
-        </w:rPr>
-      </w:r>
-      <w:r>
-        <w:rPr>
-          <w:b/>
-          <w:lang w:val="hi_IN" w:bidi="hi_IN"/>
-        </w:rPr>
         <w:t>"और"</w:t>
       </w:r>
     </w:p>
@@ -32929,21 +28521,6 @@
           <w:b/>
           <w:lang w:val="hi_IN" w:bidi="hi_IN"/>
         </w:rPr>
-        <w:t>καὶ &amp; δὲ</w:t>
-      </w:r>
-    </w:p>
-    <w:p>
-      <w:pPr/>
-      <w:r>
-        <w:rPr>
-          <w:lang w:val="hi_IN" w:bidi="hi_IN"/>
-        </w:rPr>
-      </w:r>
-      <w:r>
-        <w:rPr>
-          <w:b/>
-          <w:lang w:val="hi_IN" w:bidi="hi_IN"/>
-        </w:rPr>
         <w:t>"मसीह यीशु में भक्ति के जीवन बिताना"</w:t>
       </w:r>
     </w:p>
@@ -33020,21 +28597,6 @@
           <w:b/>
           <w:lang w:val="hi_IN" w:bidi="hi_IN"/>
         </w:rPr>
-        <w:t>πάντες &amp; οἱ θέλοντες ζῆν εὐσεβῶς ἐν Χριστῷ Ἰησοῦ διωχθήσονται</w:t>
-      </w:r>
-    </w:p>
-    <w:p>
-      <w:pPr/>
-      <w:r>
-        <w:rPr>
-          <w:lang w:val="hi_IN" w:bidi="hi_IN"/>
-        </w:rPr>
-      </w:r>
-      <w:r>
-        <w:rPr>
-          <w:b/>
-          <w:lang w:val="hi_IN" w:bidi="hi_IN"/>
-        </w:rPr>
         <w:t>"सताए जाएँगे"</w:t>
       </w:r>
     </w:p>
@@ -33118,21 +28680,6 @@
           <w:b/>
           <w:lang w:val="hi_IN" w:bidi="hi_IN"/>
         </w:rPr>
-        <w:t>ἐν Χριστῷ Ἰησοῦ</w:t>
-      </w:r>
-    </w:p>
-    <w:p>
-      <w:pPr/>
-      <w:r>
-        <w:rPr>
-          <w:lang w:val="hi_IN" w:bidi="hi_IN"/>
-        </w:rPr>
-      </w:r>
-      <w:r>
-        <w:rPr>
-          <w:b/>
-          <w:lang w:val="hi_IN" w:bidi="hi_IN"/>
-        </w:rPr>
         <w:t>"मसीह यीशु में"</w:t>
       </w:r>
     </w:p>
@@ -33323,21 +28870,6 @@
           <w:b/>
           <w:lang w:val="hi_IN" w:bidi="hi_IN"/>
         </w:rPr>
-        <w:t>δὲ</w:t>
-      </w:r>
-    </w:p>
-    <w:p>
-      <w:pPr/>
-      <w:r>
-        <w:rPr>
-          <w:lang w:val="hi_IN" w:bidi="hi_IN"/>
-        </w:rPr>
-      </w:r>
-      <w:r>
-        <w:rPr>
-          <w:b/>
-          <w:lang w:val="hi_IN" w:bidi="hi_IN"/>
-        </w:rPr>
         <w:t>"और (परन्तु) दुष्ट"</w:t>
       </w:r>
     </w:p>
@@ -33481,21 +29013,6 @@
           <w:b/>
           <w:lang w:val="hi_IN" w:bidi="hi_IN"/>
         </w:rPr>
-        <w:t>ἄνθρωποι</w:t>
-      </w:r>
-    </w:p>
-    <w:p>
-      <w:pPr/>
-      <w:r>
-        <w:rPr>
-          <w:lang w:val="hi_IN" w:bidi="hi_IN"/>
-        </w:rPr>
-      </w:r>
-      <w:r>
-        <w:rPr>
-          <w:b/>
-          <w:lang w:val="hi_IN" w:bidi="hi_IN"/>
-        </w:rPr>
         <w:t>""</w:t>
       </w:r>
     </w:p>
@@ -33592,21 +29109,6 @@
           <w:b/>
           <w:lang w:val="hi_IN" w:bidi="hi_IN"/>
         </w:rPr>
-        <w:t>πονηροὶ &amp; ἄνθρωποι καὶ γόητες</w:t>
-      </w:r>
-    </w:p>
-    <w:p>
-      <w:pPr/>
-      <w:r>
-        <w:rPr>
-          <w:lang w:val="hi_IN" w:bidi="hi_IN"/>
-        </w:rPr>
-      </w:r>
-      <w:r>
-        <w:rPr>
-          <w:b/>
-          <w:lang w:val="hi_IN" w:bidi="hi_IN"/>
-        </w:rPr>
         <w:t>"दुष्ट, और बहकानेवाले"</w:t>
       </w:r>
     </w:p>
@@ -33703,21 +29205,6 @@
           <w:b/>
           <w:lang w:val="hi_IN" w:bidi="hi_IN"/>
         </w:rPr>
-        <w:t>προκόψουσιν ἐπὶ τὸ χεῖρον</w:t>
-      </w:r>
-    </w:p>
-    <w:p>
-      <w:pPr/>
-      <w:r>
-        <w:rPr>
-          <w:lang w:val="hi_IN" w:bidi="hi_IN"/>
-        </w:rPr>
-      </w:r>
-      <w:r>
-        <w:rPr>
-          <w:b/>
-          <w:lang w:val="hi_IN" w:bidi="hi_IN"/>
-        </w:rPr>
         <w:t>"बिगड़ते चले जाएँगे"</w:t>
       </w:r>
     </w:p>
@@ -33781,21 +29268,6 @@
           <w:b/>
           <w:lang w:val="hi_IN" w:bidi="hi_IN"/>
         </w:rPr>
-        <w:t>ἐπὶ τὸ χεῖρον</w:t>
-      </w:r>
-    </w:p>
-    <w:p>
-      <w:pPr/>
-      <w:r>
-        <w:rPr>
-          <w:lang w:val="hi_IN" w:bidi="hi_IN"/>
-        </w:rPr>
-      </w:r>
-      <w:r>
-        <w:rPr>
-          <w:b/>
-          <w:lang w:val="hi_IN" w:bidi="hi_IN"/>
-        </w:rPr>
         <w:t>"बिगड़ते"</w:t>
       </w:r>
     </w:p>
@@ -33879,21 +29351,6 @@
           <w:b/>
           <w:lang w:val="hi_IN" w:bidi="hi_IN"/>
         </w:rPr>
-        <w:t>πλανῶντες καὶ πλανώμενοι</w:t>
-      </w:r>
-    </w:p>
-    <w:p>
-      <w:pPr/>
-      <w:r>
-        <w:rPr>
-          <w:lang w:val="hi_IN" w:bidi="hi_IN"/>
-        </w:rPr>
-      </w:r>
-      <w:r>
-        <w:rPr>
-          <w:b/>
-          <w:lang w:val="hi_IN" w:bidi="hi_IN"/>
-        </w:rPr>
         <w:t>""</w:t>
       </w:r>
     </w:p>
@@ -33990,21 +29447,6 @@
           <w:b/>
           <w:lang w:val="hi_IN" w:bidi="hi_IN"/>
         </w:rPr>
-        <w:t>πλανώμενοι</w:t>
-      </w:r>
-    </w:p>
-    <w:p>
-      <w:pPr/>
-      <w:r>
-        <w:rPr>
-          <w:lang w:val="hi_IN" w:bidi="hi_IN"/>
-        </w:rPr>
-      </w:r>
-      <w:r>
-        <w:rPr>
-          <w:b/>
-          <w:lang w:val="hi_IN" w:bidi="hi_IN"/>
-        </w:rPr>
         <w:t>"धोखा देते हुए, और धोखा खाते हुए"</w:t>
       </w:r>
     </w:p>
@@ -34088,21 +29530,6 @@
           <w:b/>
           <w:lang w:val="hi_IN" w:bidi="hi_IN"/>
         </w:rPr>
-        <w:t>σὺ δὲ</w:t>
-      </w:r>
-    </w:p>
-    <w:p>
-      <w:pPr/>
-      <w:r>
-        <w:rPr>
-          <w:lang w:val="hi_IN" w:bidi="hi_IN"/>
-        </w:rPr>
-      </w:r>
-      <w:r>
-        <w:rPr>
-          <w:b/>
-          <w:lang w:val="hi_IN" w:bidi="hi_IN"/>
-        </w:rPr>
         <w:t>"पर तू"</w:t>
       </w:r>
     </w:p>
@@ -34207,21 +29634,6 @@
           <w:b/>
           <w:lang w:val="hi_IN" w:bidi="hi_IN"/>
         </w:rPr>
-        <w:t>μένε ἐν οἷς ἔμαθες καὶ ἐπιστώθης, εἰδὼς παρὰ τίνων ἔμαθες</w:t>
-      </w:r>
-    </w:p>
-    <w:p>
-      <w:pPr/>
-      <w:r>
-        <w:rPr>
-          <w:lang w:val="hi_IN" w:bidi="hi_IN"/>
-        </w:rPr>
-      </w:r>
-      <w:r>
-        <w:rPr>
-          <w:b/>
-          <w:lang w:val="hi_IN" w:bidi="hi_IN"/>
-        </w:rPr>
         <w:t>"पर तू इन बातों पर जो तूने सीखी हैं और विश्वास किया था, यह जानकर दृढ़ बना रह; कि तूने उन्हें किन लोगों से सीखा है"</w:t>
       </w:r>
     </w:p>
@@ -34321,21 +29733,6 @@
           <w:b/>
           <w:lang w:val="hi_IN" w:bidi="hi_IN"/>
         </w:rPr>
-        <w:t>μένε ἐν</w:t>
-      </w:r>
-    </w:p>
-    <w:p>
-      <w:pPr/>
-      <w:r>
-        <w:rPr>
-          <w:lang w:val="hi_IN" w:bidi="hi_IN"/>
-        </w:rPr>
-      </w:r>
-      <w:r>
-        <w:rPr>
-          <w:b/>
-          <w:lang w:val="hi_IN" w:bidi="hi_IN"/>
-        </w:rPr>
         <w:t>""</w:t>
       </w:r>
     </w:p>
@@ -34419,21 +29816,6 @@
           <w:b/>
           <w:lang w:val="hi_IN" w:bidi="hi_IN"/>
         </w:rPr>
-        <w:t>ἐπιστώθης</w:t>
-      </w:r>
-    </w:p>
-    <w:p>
-      <w:pPr/>
-      <w:r>
-        <w:rPr>
-          <w:lang w:val="hi_IN" w:bidi="hi_IN"/>
-        </w:rPr>
-      </w:r>
-      <w:r>
-        <w:rPr>
-          <w:b/>
-          <w:lang w:val="hi_IN" w:bidi="hi_IN"/>
-        </w:rPr>
         <w:t>"विश्वास किया था"</w:t>
       </w:r>
     </w:p>
@@ -34517,21 +29899,6 @@
           <w:b/>
           <w:lang w:val="hi_IN" w:bidi="hi_IN"/>
         </w:rPr>
-        <w:t>εἰδὼς παρὰ τίνων ἔμαθες</w:t>
-      </w:r>
-    </w:p>
-    <w:p>
-      <w:pPr/>
-      <w:r>
-        <w:rPr>
-          <w:lang w:val="hi_IN" w:bidi="hi_IN"/>
-        </w:rPr>
-      </w:r>
-      <w:r>
-        <w:rPr>
-          <w:b/>
-          <w:lang w:val="hi_IN" w:bidi="hi_IN"/>
-        </w:rPr>
         <w:t>"कि तूने उन्हें किन लोगों से सीखा है"</w:t>
       </w:r>
     </w:p>
@@ -34623,21 +29990,6 @@
           <w:b/>
           <w:lang w:val="hi_IN" w:bidi="hi_IN"/>
         </w:rPr>
-        <w:t>ἀπὸ βρέφους</w:t>
-      </w:r>
-    </w:p>
-    <w:p>
-      <w:pPr/>
-      <w:r>
-        <w:rPr>
-          <w:lang w:val="hi_IN" w:bidi="hi_IN"/>
-        </w:rPr>
-      </w:r>
-      <w:r>
-        <w:rPr>
-          <w:b/>
-          <w:lang w:val="hi_IN" w:bidi="hi_IN"/>
-        </w:rPr>
         <w:t>"बालकपन से"</w:t>
       </w:r>
     </w:p>
@@ -34734,21 +30086,6 @@
           <w:b/>
           <w:lang w:val="hi_IN" w:bidi="hi_IN"/>
         </w:rPr>
-        <w:t>εἰς σωτηρίαν διὰ πίστεως τῆς ἐν Χριστῷ Ἰησοῦ</w:t>
-      </w:r>
-    </w:p>
-    <w:p>
-      <w:pPr/>
-      <w:r>
-        <w:rPr>
-          <w:lang w:val="hi_IN" w:bidi="hi_IN"/>
-        </w:rPr>
-      </w:r>
-      <w:r>
-        <w:rPr>
-          <w:b/>
-          <w:lang w:val="hi_IN" w:bidi="hi_IN"/>
-        </w:rPr>
         <w:t>"मसीह पर विश्वास करने से उद्धार प्राप्त करने के लिये"</w:t>
       </w:r>
     </w:p>
@@ -34845,21 +30182,6 @@
           <w:b/>
           <w:lang w:val="hi_IN" w:bidi="hi_IN"/>
         </w:rPr>
-        <w:t>τῆς ἐν Χριστῷ Ἰησοῦ</w:t>
-      </w:r>
-    </w:p>
-    <w:p>
-      <w:pPr/>
-      <w:r>
-        <w:rPr>
-          <w:lang w:val="hi_IN" w:bidi="hi_IN"/>
-        </w:rPr>
-      </w:r>
-      <w:r>
-        <w:rPr>
-          <w:b/>
-          <w:lang w:val="hi_IN" w:bidi="hi_IN"/>
-        </w:rPr>
         <w:t>"जो ... मसीह पर"</w:t>
       </w:r>
     </w:p>
@@ -35037,21 +30359,6 @@
           <w:b/>
           <w:lang w:val="hi_IN" w:bidi="hi_IN"/>
         </w:rPr>
-        <w:t>πᾶσα Γραφὴ θεόπνευστος καὶ ὠφέλιμος</w:t>
-      </w:r>
-    </w:p>
-    <w:p>
-      <w:pPr/>
-      <w:r>
-        <w:rPr>
-          <w:lang w:val="hi_IN" w:bidi="hi_IN"/>
-        </w:rPr>
-      </w:r>
-      <w:r>
-        <w:rPr>
-          <w:b/>
-          <w:lang w:val="hi_IN" w:bidi="hi_IN"/>
-        </w:rPr>
         <w:t>"सम्पूर्ण पवित्रशास्त्र परमेश्वर की प्रेरणा से रचा गया है और ... लाभदायक है"</w:t>
       </w:r>
     </w:p>
@@ -35143,21 +30450,6 @@
           <w:b/>
           <w:lang w:val="hi_IN" w:bidi="hi_IN"/>
         </w:rPr>
-        <w:t>πᾶσα Γραφὴ θεόπνευστος καὶ</w:t>
-      </w:r>
-    </w:p>
-    <w:p>
-      <w:pPr/>
-      <w:r>
-        <w:rPr>
-          <w:lang w:val="hi_IN" w:bidi="hi_IN"/>
-        </w:rPr>
-      </w:r>
-      <w:r>
-        <w:rPr>
-          <w:b/>
-          <w:lang w:val="hi_IN" w:bidi="hi_IN"/>
-        </w:rPr>
         <w:t>""</w:t>
       </w:r>
     </w:p>
@@ -35254,21 +30546,6 @@
           <w:b/>
           <w:lang w:val="hi_IN" w:bidi="hi_IN"/>
         </w:rPr>
-        <w:t>πᾶσα Γραφὴ</w:t>
-      </w:r>
-    </w:p>
-    <w:p>
-      <w:pPr/>
-      <w:r>
-        <w:rPr>
-          <w:lang w:val="hi_IN" w:bidi="hi_IN"/>
-        </w:rPr>
-      </w:r>
-      <w:r>
-        <w:rPr>
-          <w:b/>
-          <w:lang w:val="hi_IN" w:bidi="hi_IN"/>
-        </w:rPr>
         <w:t>"सम्पूर्ण पवित्रशास्त्र"</w:t>
       </w:r>
     </w:p>
@@ -35358,21 +30635,6 @@
           <w:b/>
           <w:lang w:val="hi_IN" w:bidi="hi_IN"/>
         </w:rPr>
-        <w:t>ὠφέλιμος</w:t>
-      </w:r>
-    </w:p>
-    <w:p>
-      <w:pPr/>
-      <w:r>
-        <w:rPr>
-          <w:lang w:val="hi_IN" w:bidi="hi_IN"/>
-        </w:rPr>
-      </w:r>
-      <w:r>
-        <w:rPr>
-          <w:b/>
-          <w:lang w:val="hi_IN" w:bidi="hi_IN"/>
-        </w:rPr>
         <w:t>""</w:t>
       </w:r>
     </w:p>
@@ -35449,21 +30711,6 @@
           <w:b/>
           <w:lang w:val="hi_IN" w:bidi="hi_IN"/>
         </w:rPr>
-        <w:t>πρὸς διδασκαλίαν, πρὸς ἐλεγμόν, πρὸς ἐπανόρθωσιν, πρὸς παιδείαν τὴν ἐν δικαιοσύνῃ</w:t>
-      </w:r>
-    </w:p>
-    <w:p>
-      <w:pPr/>
-      <w:r>
-        <w:rPr>
-          <w:lang w:val="hi_IN" w:bidi="hi_IN"/>
-        </w:rPr>
-      </w:r>
-      <w:r>
-        <w:rPr>
-          <w:b/>
-          <w:lang w:val="hi_IN" w:bidi="hi_IN"/>
-        </w:rPr>
         <w:t>""</w:t>
       </w:r>
     </w:p>
@@ -35540,21 +30787,6 @@
           <w:b/>
           <w:lang w:val="hi_IN" w:bidi="hi_IN"/>
         </w:rPr>
-        <w:t>ἵνα</w:t>
-      </w:r>
-    </w:p>
-    <w:p>
-      <w:pPr/>
-      <w:r>
-        <w:rPr>
-          <w:lang w:val="hi_IN" w:bidi="hi_IN"/>
-        </w:rPr>
-      </w:r>
-      <w:r>
-        <w:rPr>
-          <w:b/>
-          <w:lang w:val="hi_IN" w:bidi="hi_IN"/>
-        </w:rPr>
         <w:t>"ताकि"</w:t>
       </w:r>
     </w:p>
@@ -35659,21 +30891,6 @@
           <w:b/>
           <w:lang w:val="hi_IN" w:bidi="hi_IN"/>
         </w:rPr>
-        <w:t>ὁ τοῦ Θεοῦ ἄνθρωπος</w:t>
-      </w:r>
-    </w:p>
-    <w:p>
-      <w:pPr/>
-      <w:r>
-        <w:rPr>
-          <w:lang w:val="hi_IN" w:bidi="hi_IN"/>
-        </w:rPr>
-      </w:r>
-      <w:r>
-        <w:rPr>
-          <w:b/>
-          <w:lang w:val="hi_IN" w:bidi="hi_IN"/>
-        </w:rPr>
         <w:t>"परमेश्वर का जन"</w:t>
       </w:r>
     </w:p>
@@ -35791,21 +31008,6 @@
           <w:b/>
           <w:lang w:val="hi_IN" w:bidi="hi_IN"/>
         </w:rPr>
-        <w:t>ὁ τοῦ Θεοῦ ἄνθρωπος</w:t>
-      </w:r>
-    </w:p>
-    <w:p>
-      <w:pPr/>
-      <w:r>
-        <w:rPr>
-          <w:lang w:val="hi_IN" w:bidi="hi_IN"/>
-        </w:rPr>
-      </w:r>
-      <w:r>
-        <w:rPr>
-          <w:b/>
-          <w:lang w:val="hi_IN" w:bidi="hi_IN"/>
-        </w:rPr>
         <w:t>"परमेश्वर का जन"</w:t>
       </w:r>
     </w:p>
@@ -35904,21 +31106,6 @@
           <w:b/>
           <w:lang w:val="hi_IN" w:bidi="hi_IN"/>
         </w:rPr>
-        <w:t>ὁ τοῦ Θεοῦ ἄνθρωπος</w:t>
-      </w:r>
-    </w:p>
-    <w:p>
-      <w:pPr/>
-      <w:r>
-        <w:rPr>
-          <w:lang w:val="hi_IN" w:bidi="hi_IN"/>
-        </w:rPr>
-      </w:r>
-      <w:r>
-        <w:rPr>
-          <w:b/>
-          <w:lang w:val="hi_IN" w:bidi="hi_IN"/>
-        </w:rPr>
         <w:t>"परमेश्वर जन"</w:t>
       </w:r>
     </w:p>
@@ -36015,21 +31202,6 @@
           <w:b/>
           <w:lang w:val="hi_IN" w:bidi="hi_IN"/>
         </w:rPr>
-        <w:t>ἄρτιος &amp; πρὸς πᾶν ἔργον ἀγαθὸν ἐξηρτισμένος</w:t>
-      </w:r>
-    </w:p>
-    <w:p>
-      <w:pPr/>
-      <w:r>
-        <w:rPr>
-          <w:lang w:val="hi_IN" w:bidi="hi_IN"/>
-        </w:rPr>
-      </w:r>
-      <w:r>
-        <w:rPr>
-          <w:b/>
-          <w:lang w:val="hi_IN" w:bidi="hi_IN"/>
-        </w:rPr>
         <w:t>"सिद्ध"</w:t>
       </w:r>
       <w:r>
@@ -36106,21 +31278,6 @@
           <w:b/>
           <w:lang w:val="hi_IN" w:bidi="hi_IN"/>
         </w:rPr>
-        <w:t>ἐξηρτισμένος</w:t>
-      </w:r>
-    </w:p>
-    <w:p>
-      <w:pPr/>
-      <w:r>
-        <w:rPr>
-          <w:lang w:val="hi_IN" w:bidi="hi_IN"/>
-        </w:rPr>
-      </w:r>
-      <w:r>
-        <w:rPr>
-          <w:b/>
-          <w:lang w:val="hi_IN" w:bidi="hi_IN"/>
-        </w:rPr>
         <w:t>"तत्पर हो जाए"</w:t>
       </w:r>
     </w:p>
@@ -36280,21 +31437,6 @@
           <w:b/>
           <w:lang w:val="hi_IN" w:bidi="hi_IN"/>
         </w:rPr>
-        <w:t>ζῶντας καὶ νεκρούς</w:t>
-      </w:r>
-    </w:p>
-    <w:p>
-      <w:pPr/>
-      <w:r>
-        <w:rPr>
-          <w:lang w:val="hi_IN" w:bidi="hi_IN"/>
-        </w:rPr>
-      </w:r>
-      <w:r>
-        <w:rPr>
-          <w:b/>
-          <w:lang w:val="hi_IN" w:bidi="hi_IN"/>
-        </w:rPr>
         <w:t>"जो जीवितों और मरे हुओं का"</w:t>
       </w:r>
     </w:p>
@@ -36404,21 +31546,6 @@
           <w:b/>
           <w:lang w:val="hi_IN" w:bidi="hi_IN"/>
         </w:rPr>
-        <w:t>καὶ τὴν ἐπιφάνειαν αὐτοῦ</w:t>
-      </w:r>
-    </w:p>
-    <w:p>
-      <w:pPr/>
-      <w:r>
-        <w:rPr>
-          <w:lang w:val="hi_IN" w:bidi="hi_IN"/>
-        </w:rPr>
-      </w:r>
-      <w:r>
-        <w:rPr>
-          <w:b/>
-          <w:lang w:val="hi_IN" w:bidi="hi_IN"/>
-        </w:rPr>
         <w:t>"और उसके प्रगट होने"</w:t>
       </w:r>
     </w:p>
@@ -36523,21 +31650,6 @@
           <w:b/>
           <w:lang w:val="hi_IN" w:bidi="hi_IN"/>
         </w:rPr>
-        <w:t>τὴν ἐπιφάνειαν αὐτοῦ</w:t>
-      </w:r>
-    </w:p>
-    <w:p>
-      <w:pPr/>
-      <w:r>
-        <w:rPr>
-          <w:lang w:val="hi_IN" w:bidi="hi_IN"/>
-        </w:rPr>
-      </w:r>
-      <w:r>
-        <w:rPr>
-          <w:b/>
-          <w:lang w:val="hi_IN" w:bidi="hi_IN"/>
-        </w:rPr>
         <w:t>""</w:t>
       </w:r>
     </w:p>
@@ -36621,21 +31733,6 @@
           <w:b/>
           <w:lang w:val="hi_IN" w:bidi="hi_IN"/>
         </w:rPr>
-        <w:t>τὸν λόγον</w:t>
-      </w:r>
-    </w:p>
-    <w:p>
-      <w:pPr/>
-      <w:r>
-        <w:rPr>
-          <w:lang w:val="hi_IN" w:bidi="hi_IN"/>
-        </w:rPr>
-      </w:r>
-      <w:r>
-        <w:rPr>
-          <w:b/>
-          <w:lang w:val="hi_IN" w:bidi="hi_IN"/>
-        </w:rPr>
         <w:t>"वचन का"</w:t>
       </w:r>
     </w:p>
@@ -36732,21 +31829,6 @@
           <w:b/>
           <w:lang w:val="hi_IN" w:bidi="hi_IN"/>
         </w:rPr>
-        <w:t>ἐπίστηθι</w:t>
-      </w:r>
-    </w:p>
-    <w:p>
-      <w:pPr/>
-      <w:r>
-        <w:rPr>
-          <w:lang w:val="hi_IN" w:bidi="hi_IN"/>
-        </w:rPr>
-      </w:r>
-      <w:r>
-        <w:rPr>
-          <w:b/>
-          <w:lang w:val="hi_IN" w:bidi="hi_IN"/>
-        </w:rPr>
         <w:t>"तैयार रह"</w:t>
       </w:r>
     </w:p>
@@ -36843,21 +31925,6 @@
           <w:b/>
           <w:lang w:val="hi_IN" w:bidi="hi_IN"/>
         </w:rPr>
-        <w:t>εὐκαίρως, ἀκαίρως</w:t>
-      </w:r>
-    </w:p>
-    <w:p>
-      <w:pPr/>
-      <w:r>
-        <w:rPr>
-          <w:lang w:val="hi_IN" w:bidi="hi_IN"/>
-        </w:rPr>
-      </w:r>
-      <w:r>
-        <w:rPr>
-          <w:b/>
-          <w:lang w:val="hi_IN" w:bidi="hi_IN"/>
-        </w:rPr>
         <w:t>""</w:t>
       </w:r>
     </w:p>
@@ -36941,21 +32008,6 @@
           <w:b/>
           <w:lang w:val="hi_IN" w:bidi="hi_IN"/>
         </w:rPr>
-        <w:t>ἐν πάσῃ μακροθυμίᾳ καὶ διδαχῇ</w:t>
-      </w:r>
-    </w:p>
-    <w:p>
-      <w:pPr/>
-      <w:r>
-        <w:rPr>
-          <w:lang w:val="hi_IN" w:bidi="hi_IN"/>
-        </w:rPr>
-      </w:r>
-      <w:r>
-        <w:rPr>
-          <w:b/>
-          <w:lang w:val="hi_IN" w:bidi="hi_IN"/>
-        </w:rPr>
         <w:t>"सब प्रकार की सहनशीलता, शिक्षा के साथ"</w:t>
       </w:r>
       <w:r>
@@ -37091,21 +32143,6 @@
           <w:b/>
           <w:lang w:val="hi_IN" w:bidi="hi_IN"/>
         </w:rPr>
-        <w:t>ἐν πάσῃ μακροθυμίᾳ καὶ διδαχῇ</w:t>
-      </w:r>
-    </w:p>
-    <w:p>
-      <w:pPr/>
-      <w:r>
-        <w:rPr>
-          <w:lang w:val="hi_IN" w:bidi="hi_IN"/>
-        </w:rPr>
-      </w:r>
-      <w:r>
-        <w:rPr>
-          <w:b/>
-          <w:lang w:val="hi_IN" w:bidi="hi_IN"/>
-        </w:rPr>
         <w:t>"सब प्रकार की सहनशीलता, शिक्षा के साथ"</w:t>
       </w:r>
       <w:r>
@@ -37202,21 +32239,6 @@
           <w:b/>
           <w:lang w:val="hi_IN" w:bidi="hi_IN"/>
         </w:rPr>
-        <w:t>γὰρ</w:t>
-      </w:r>
-    </w:p>
-    <w:p>
-      <w:pPr/>
-      <w:r>
-        <w:rPr>
-          <w:lang w:val="hi_IN" w:bidi="hi_IN"/>
-        </w:rPr>
-      </w:r>
-      <w:r>
-        <w:rPr>
-          <w:b/>
-          <w:lang w:val="hi_IN" w:bidi="hi_IN"/>
-        </w:rPr>
         <w:t>"क्योंकि"</w:t>
       </w:r>
     </w:p>
@@ -37334,21 +32356,6 @@
           <w:b/>
           <w:lang w:val="hi_IN" w:bidi="hi_IN"/>
         </w:rPr>
-        <w:t>ἔσται &amp; καιρὸς ὅτε</w:t>
-      </w:r>
-    </w:p>
-    <w:p>
-      <w:pPr/>
-      <w:r>
-        <w:rPr>
-          <w:lang w:val="hi_IN" w:bidi="hi_IN"/>
-        </w:rPr>
-      </w:r>
-      <w:r>
-        <w:rPr>
-          <w:b/>
-          <w:lang w:val="hi_IN" w:bidi="hi_IN"/>
-        </w:rPr>
         <w:t>"क्योंकि ऐसा समय कि"</w:t>
       </w:r>
     </w:p>
@@ -37412,21 +32419,6 @@
           <w:b/>
           <w:lang w:val="hi_IN" w:bidi="hi_IN"/>
         </w:rPr>
-        <w:t>οὐκ ἀνέξονται</w:t>
-      </w:r>
-    </w:p>
-    <w:p>
-      <w:pPr/>
-      <w:r>
-        <w:rPr>
-          <w:lang w:val="hi_IN" w:bidi="hi_IN"/>
-        </w:rPr>
-      </w:r>
-      <w:r>
-        <w:rPr>
-          <w:b/>
-          <w:lang w:val="hi_IN" w:bidi="hi_IN"/>
-        </w:rPr>
         <w:t>"सह सकेंगे"</w:t>
       </w:r>
     </w:p>
@@ -37503,21 +32495,6 @@
           <w:b/>
           <w:lang w:val="hi_IN" w:bidi="hi_IN"/>
         </w:rPr>
-        <w:t>οὐκ ἀνέξονται</w:t>
-      </w:r>
-    </w:p>
-    <w:p>
-      <w:pPr/>
-      <w:r>
-        <w:rPr>
-          <w:lang w:val="hi_IN" w:bidi="hi_IN"/>
-        </w:rPr>
-      </w:r>
-      <w:r>
-        <w:rPr>
-          <w:b/>
-          <w:lang w:val="hi_IN" w:bidi="hi_IN"/>
-        </w:rPr>
         <w:t>"लोग खरा उपदेश न सह सकेंगे"</w:t>
       </w:r>
     </w:p>
@@ -37581,21 +32558,6 @@
           <w:b/>
           <w:lang w:val="hi_IN" w:bidi="hi_IN"/>
         </w:rPr>
-        <w:t>τῆς ὑγιαινούσης διδασκαλίας</w:t>
-      </w:r>
-    </w:p>
-    <w:p>
-      <w:pPr/>
-      <w:r>
-        <w:rPr>
-          <w:lang w:val="hi_IN" w:bidi="hi_IN"/>
-        </w:rPr>
-      </w:r>
-      <w:r>
-        <w:rPr>
-          <w:b/>
-          <w:lang w:val="hi_IN" w:bidi="hi_IN"/>
-        </w:rPr>
         <w:t>"लोग खरा उपदेश"</w:t>
       </w:r>
     </w:p>
@@ -37672,21 +32634,6 @@
           <w:b/>
           <w:lang w:val="hi_IN" w:bidi="hi_IN"/>
         </w:rPr>
-        <w:t>κατὰ τὰς ἰδίας ἐπιθυμίας, ἑαυτοῖς ἐπισωρεύσουσιν διδασκάλους</w:t>
-      </w:r>
-    </w:p>
-    <w:p>
-      <w:pPr/>
-      <w:r>
-        <w:rPr>
-          <w:lang w:val="hi_IN" w:bidi="hi_IN"/>
-        </w:rPr>
-      </w:r>
-      <w:r>
-        <w:rPr>
-          <w:b/>
-          <w:lang w:val="hi_IN" w:bidi="hi_IN"/>
-        </w:rPr>
         <w:t>"अपनी अभिलाषाओं के अनुसार अपने लिये बहुत सारे उपदेशक बटोर लेंगे"</w:t>
       </w:r>
     </w:p>
@@ -37846,21 +32793,6 @@
           <w:b/>
           <w:lang w:val="hi_IN" w:bidi="hi_IN"/>
         </w:rPr>
-        <w:t>ἑαυτοῖς ἐπισωρεύσουσιν διδασκάλους</w:t>
-      </w:r>
-    </w:p>
-    <w:p>
-      <w:pPr/>
-      <w:r>
-        <w:rPr>
-          <w:lang w:val="hi_IN" w:bidi="hi_IN"/>
-        </w:rPr>
-      </w:r>
-      <w:r>
-        <w:rPr>
-          <w:b/>
-          <w:lang w:val="hi_IN" w:bidi="hi_IN"/>
-        </w:rPr>
         <w:t>"अपनी अभिलाषाओं के अनुसार अपने लिये बहुत सारे उपदेशक बटोर लेंगे"</w:t>
       </w:r>
     </w:p>
@@ -37944,21 +32876,6 @@
           <w:b/>
           <w:lang w:val="hi_IN" w:bidi="hi_IN"/>
         </w:rPr>
-        <w:t>κνηθόμενοι τὴν ἀκοήν</w:t>
-      </w:r>
-    </w:p>
-    <w:p>
-      <w:pPr/>
-      <w:r>
-        <w:rPr>
-          <w:lang w:val="hi_IN" w:bidi="hi_IN"/>
-        </w:rPr>
-      </w:r>
-      <w:r>
-        <w:rPr>
-          <w:b/>
-          <w:lang w:val="hi_IN" w:bidi="hi_IN"/>
-        </w:rPr>
         <w:t>""</w:t>
       </w:r>
     </w:p>
@@ -38042,21 +32959,6 @@
           <w:b/>
           <w:lang w:val="hi_IN" w:bidi="hi_IN"/>
         </w:rPr>
-        <w:t>τὴν ἀκοήν</w:t>
-      </w:r>
-    </w:p>
-    <w:p>
-      <w:pPr/>
-      <w:r>
-        <w:rPr>
-          <w:lang w:val="hi_IN" w:bidi="hi_IN"/>
-        </w:rPr>
-      </w:r>
-      <w:r>
-        <w:rPr>
-          <w:b/>
-          <w:lang w:val="hi_IN" w:bidi="hi_IN"/>
-        </w:rPr>
         <w:t>"कानों की खुजली के कारण"</w:t>
       </w:r>
     </w:p>
@@ -38153,21 +33055,6 @@
           <w:b/>
           <w:lang w:val="hi_IN" w:bidi="hi_IN"/>
         </w:rPr>
-        <w:t>ἀπὸ μὲν τῆς ἀληθείας τὴν ἀκοὴν ἀποστρέψουσιν</w:t>
-      </w:r>
-    </w:p>
-    <w:p>
-      <w:pPr/>
-      <w:r>
-        <w:rPr>
-          <w:lang w:val="hi_IN" w:bidi="hi_IN"/>
-        </w:rPr>
-      </w:r>
-      <w:r>
-        <w:rPr>
-          <w:b/>
-          <w:lang w:val="hi_IN" w:bidi="hi_IN"/>
-        </w:rPr>
         <w:t>""</w:t>
       </w:r>
     </w:p>
@@ -38251,21 +33138,6 @@
           <w:b/>
           <w:lang w:val="hi_IN" w:bidi="hi_IN"/>
         </w:rPr>
-        <w:t>τὴν ἀκοὴν</w:t>
-      </w:r>
-    </w:p>
-    <w:p>
-      <w:pPr/>
-      <w:r>
-        <w:rPr>
-          <w:lang w:val="hi_IN" w:bidi="hi_IN"/>
-        </w:rPr>
-      </w:r>
-      <w:r>
-        <w:rPr>
-          <w:b/>
-          <w:lang w:val="hi_IN" w:bidi="hi_IN"/>
-        </w:rPr>
         <w:t>"अपने कान सत्य से फेरकर"</w:t>
       </w:r>
     </w:p>
@@ -38362,21 +33234,6 @@
           <w:b/>
           <w:lang w:val="hi_IN" w:bidi="hi_IN"/>
         </w:rPr>
-        <w:t>τῆς ἀληθείας</w:t>
-      </w:r>
-    </w:p>
-    <w:p>
-      <w:pPr/>
-      <w:r>
-        <w:rPr>
-          <w:lang w:val="hi_IN" w:bidi="hi_IN"/>
-        </w:rPr>
-      </w:r>
-      <w:r>
-        <w:rPr>
-          <w:b/>
-          <w:lang w:val="hi_IN" w:bidi="hi_IN"/>
-        </w:rPr>
         <w:t>"सत्य"</w:t>
       </w:r>
     </w:p>
@@ -38473,21 +33330,6 @@
           <w:b/>
           <w:lang w:val="hi_IN" w:bidi="hi_IN"/>
         </w:rPr>
-        <w:t>ἐπὶ &amp; ἐκτραπήσονται</w:t>
-      </w:r>
-    </w:p>
-    <w:p>
-      <w:pPr/>
-      <w:r>
-        <w:rPr>
-          <w:lang w:val="hi_IN" w:bidi="hi_IN"/>
-        </w:rPr>
-      </w:r>
-      <w:r>
-        <w:rPr>
-          <w:b/>
-          <w:lang w:val="hi_IN" w:bidi="hi_IN"/>
-        </w:rPr>
         <w:t>"कथा-कहानियों"</w:t>
       </w:r>
       <w:r>
@@ -38584,21 +33426,6 @@
           <w:b/>
           <w:lang w:val="hi_IN" w:bidi="hi_IN"/>
         </w:rPr>
-        <w:t>ἐπὶ &amp; ἐκτραπήσονται</w:t>
-      </w:r>
-    </w:p>
-    <w:p>
-      <w:pPr/>
-      <w:r>
-        <w:rPr>
-          <w:lang w:val="hi_IN" w:bidi="hi_IN"/>
-        </w:rPr>
-      </w:r>
-      <w:r>
-        <w:rPr>
-          <w:b/>
-          <w:lang w:val="hi_IN" w:bidi="hi_IN"/>
-        </w:rPr>
         <w:t>""</w:t>
       </w:r>
     </w:p>
@@ -38682,21 +33509,6 @@
           <w:b/>
           <w:lang w:val="hi_IN" w:bidi="hi_IN"/>
         </w:rPr>
-        <w:t>τοὺς μύθους</w:t>
-      </w:r>
-    </w:p>
-    <w:p>
-      <w:pPr/>
-      <w:r>
-        <w:rPr>
-          <w:lang w:val="hi_IN" w:bidi="hi_IN"/>
-        </w:rPr>
-      </w:r>
-      <w:r>
-        <w:rPr>
-          <w:b/>
-          <w:lang w:val="hi_IN" w:bidi="hi_IN"/>
-        </w:rPr>
         <w:t>"कथा-कहानियों"</w:t>
       </w:r>
     </w:p>
@@ -38809,21 +33621,6 @@
           <w:b/>
           <w:lang w:val="hi_IN" w:bidi="hi_IN"/>
         </w:rPr>
-        <w:t>σὺ δὲ</w:t>
-      </w:r>
-    </w:p>
-    <w:p>
-      <w:pPr/>
-      <w:r>
-        <w:rPr>
-          <w:lang w:val="hi_IN" w:bidi="hi_IN"/>
-        </w:rPr>
-      </w:r>
-      <w:r>
-        <w:rPr>
-          <w:b/>
-          <w:lang w:val="hi_IN" w:bidi="hi_IN"/>
-        </w:rPr>
         <w:t>"पर तू"</w:t>
       </w:r>
     </w:p>
@@ -38928,21 +33725,6 @@
           <w:b/>
           <w:lang w:val="hi_IN" w:bidi="hi_IN"/>
         </w:rPr>
-        <w:t>νῆφε</w:t>
-      </w:r>
-    </w:p>
-    <w:p>
-      <w:pPr/>
-      <w:r>
-        <w:rPr>
-          <w:lang w:val="hi_IN" w:bidi="hi_IN"/>
-        </w:rPr>
-      </w:r>
-      <w:r>
-        <w:rPr>
-          <w:b/>
-          <w:lang w:val="hi_IN" w:bidi="hi_IN"/>
-        </w:rPr>
         <w:t>"सावधान रह"</w:t>
       </w:r>
     </w:p>
@@ -39026,21 +33808,6 @@
           <w:b/>
           <w:lang w:val="hi_IN" w:bidi="hi_IN"/>
         </w:rPr>
-        <w:t>ἐν πᾶσιν</w:t>
-      </w:r>
-    </w:p>
-    <w:p>
-      <w:pPr/>
-      <w:r>
-        <w:rPr>
-          <w:lang w:val="hi_IN" w:bidi="hi_IN"/>
-        </w:rPr>
-      </w:r>
-      <w:r>
-        <w:rPr>
-          <w:b/>
-          <w:lang w:val="hi_IN" w:bidi="hi_IN"/>
-        </w:rPr>
         <w:t>"सब बातों में"</w:t>
       </w:r>
     </w:p>
@@ -39104,21 +33871,6 @@
           <w:b/>
           <w:lang w:val="hi_IN" w:bidi="hi_IN"/>
         </w:rPr>
-        <w:t>κακοπάθησον</w:t>
-      </w:r>
-    </w:p>
-    <w:p>
-      <w:pPr/>
-      <w:r>
-        <w:rPr>
-          <w:lang w:val="hi_IN" w:bidi="hi_IN"/>
-        </w:rPr>
-      </w:r>
-      <w:r>
-        <w:rPr>
-          <w:b/>
-          <w:lang w:val="hi_IN" w:bidi="hi_IN"/>
-        </w:rPr>
         <w:t>"दुःख उठा"</w:t>
       </w:r>
     </w:p>
@@ -39231,21 +33983,6 @@
           <w:b/>
           <w:lang w:val="hi_IN" w:bidi="hi_IN"/>
         </w:rPr>
-        <w:t>ἔργον &amp; εὐαγγελιστοῦ</w:t>
-      </w:r>
-    </w:p>
-    <w:p>
-      <w:pPr/>
-      <w:r>
-        <w:rPr>
-          <w:lang w:val="hi_IN" w:bidi="hi_IN"/>
-        </w:rPr>
-      </w:r>
-      <w:r>
-        <w:rPr>
-          <w:b/>
-          <w:lang w:val="hi_IN" w:bidi="hi_IN"/>
-        </w:rPr>
         <w:t>"सुसमाचार प्रचार का काम"</w:t>
       </w:r>
     </w:p>
@@ -39309,21 +34046,6 @@
           <w:b/>
           <w:lang w:val="hi_IN" w:bidi="hi_IN"/>
         </w:rPr>
-        <w:t>τὴν διακονίαν σου πληροφόρησον</w:t>
-      </w:r>
-    </w:p>
-    <w:p>
-      <w:pPr/>
-      <w:r>
-        <w:rPr>
-          <w:lang w:val="hi_IN" w:bidi="hi_IN"/>
-        </w:rPr>
-      </w:r>
-      <w:r>
-        <w:rPr>
-          <w:b/>
-          <w:lang w:val="hi_IN" w:bidi="hi_IN"/>
-        </w:rPr>
         <w:t>"अपनी सेवा को पूरा कर"</w:t>
       </w:r>
     </w:p>
@@ -39428,21 +34150,6 @@
           <w:b/>
           <w:lang w:val="hi_IN" w:bidi="hi_IN"/>
         </w:rPr>
-        <w:t>γὰρ</w:t>
-      </w:r>
-    </w:p>
-    <w:p>
-      <w:pPr/>
-      <w:r>
-        <w:rPr>
-          <w:lang w:val="hi_IN" w:bidi="hi_IN"/>
-        </w:rPr>
-      </w:r>
-      <w:r>
-        <w:rPr>
-          <w:b/>
-          <w:lang w:val="hi_IN" w:bidi="hi_IN"/>
-        </w:rPr>
         <w:t>"अब मैं"</w:t>
       </w:r>
       <w:r>
@@ -39532,21 +34239,6 @@
           <w:b/>
           <w:lang w:val="hi_IN" w:bidi="hi_IN"/>
         </w:rPr>
-        <w:t>ἐγὼ &amp; ἤδη σπένδομαι</w:t>
-      </w:r>
-    </w:p>
-    <w:p>
-      <w:pPr/>
-      <w:r>
-        <w:rPr>
-          <w:lang w:val="hi_IN" w:bidi="hi_IN"/>
-        </w:rPr>
-      </w:r>
-      <w:r>
-        <w:rPr>
-          <w:b/>
-          <w:lang w:val="hi_IN" w:bidi="hi_IN"/>
-        </w:rPr>
         <w:t>"अब मैं"</w:t>
       </w:r>
       <w:r>
@@ -39643,21 +34335,6 @@
           <w:b/>
           <w:lang w:val="hi_IN" w:bidi="hi_IN"/>
         </w:rPr>
-        <w:t>ἐγὼ &amp; ἤδη σπένδομαι</w:t>
-      </w:r>
-    </w:p>
-    <w:p>
-      <w:pPr/>
-      <w:r>
-        <w:rPr>
-          <w:lang w:val="hi_IN" w:bidi="hi_IN"/>
-        </w:rPr>
-      </w:r>
-      <w:r>
-        <w:rPr>
-          <w:b/>
-          <w:lang w:val="hi_IN" w:bidi="hi_IN"/>
-        </w:rPr>
         <w:t>"अब मैं"</w:t>
       </w:r>
       <w:r>
@@ -39754,21 +34431,6 @@
           <w:b/>
           <w:lang w:val="hi_IN" w:bidi="hi_IN"/>
         </w:rPr>
-        <w:t>τῆς ἀναλύσεώς μου</w:t>
-      </w:r>
-    </w:p>
-    <w:p>
-      <w:pPr/>
-      <w:r>
-        <w:rPr>
-          <w:lang w:val="hi_IN" w:bidi="hi_IN"/>
-        </w:rPr>
-      </w:r>
-      <w:r>
-        <w:rPr>
-          <w:b/>
-          <w:lang w:val="hi_IN" w:bidi="hi_IN"/>
-        </w:rPr>
         <w:t>""</w:t>
       </w:r>
     </w:p>
@@ -39865,21 +34527,6 @@
           <w:b/>
           <w:lang w:val="hi_IN" w:bidi="hi_IN"/>
         </w:rPr>
-        <w:t>τὸν καλὸν ἀγῶνα ἠγώνισμαι</w:t>
-      </w:r>
-    </w:p>
-    <w:p>
-      <w:pPr/>
-      <w:r>
-        <w:rPr>
-          <w:lang w:val="hi_IN" w:bidi="hi_IN"/>
-        </w:rPr>
-      </w:r>
-      <w:r>
-        <w:rPr>
-          <w:b/>
-          <w:lang w:val="hi_IN" w:bidi="hi_IN"/>
-        </w:rPr>
         <w:t>"मैं अच्छी कुश्ती"</w:t>
       </w:r>
     </w:p>
@@ -39989,21 +34636,6 @@
           <w:b/>
           <w:lang w:val="hi_IN" w:bidi="hi_IN"/>
         </w:rPr>
-        <w:t>τὸν καλὸν ἀγῶνα</w:t>
-      </w:r>
-    </w:p>
-    <w:p>
-      <w:pPr/>
-      <w:r>
-        <w:rPr>
-          <w:lang w:val="hi_IN" w:bidi="hi_IN"/>
-        </w:rPr>
-      </w:r>
-      <w:r>
-        <w:rPr>
-          <w:b/>
-          <w:lang w:val="hi_IN" w:bidi="hi_IN"/>
-        </w:rPr>
         <w:t>"अच्छी कुश्ती"</w:t>
       </w:r>
     </w:p>
@@ -40126,21 +34758,6 @@
           <w:b/>
           <w:lang w:val="hi_IN" w:bidi="hi_IN"/>
         </w:rPr>
-        <w:t>τὸν δρόμον τετέλεκα</w:t>
-      </w:r>
-    </w:p>
-    <w:p>
-      <w:pPr/>
-      <w:r>
-        <w:rPr>
-          <w:lang w:val="hi_IN" w:bidi="hi_IN"/>
-        </w:rPr>
-      </w:r>
-      <w:r>
-        <w:rPr>
-          <w:b/>
-          <w:lang w:val="hi_IN" w:bidi="hi_IN"/>
-        </w:rPr>
         <w:t>"मैंने दौड़"</w:t>
       </w:r>
       <w:r>
@@ -40237,21 +34854,6 @@
           <w:b/>
           <w:lang w:val="hi_IN" w:bidi="hi_IN"/>
         </w:rPr>
-        <w:t>τὴν πίστιν τετήρηκα</w:t>
-      </w:r>
-    </w:p>
-    <w:p>
-      <w:pPr/>
-      <w:r>
-        <w:rPr>
-          <w:lang w:val="hi_IN" w:bidi="hi_IN"/>
-        </w:rPr>
-      </w:r>
-      <w:r>
-        <w:rPr>
-          <w:b/>
-          <w:lang w:val="hi_IN" w:bidi="hi_IN"/>
-        </w:rPr>
         <w:t>"मैंने विश्वास"</w:t>
       </w:r>
       <w:r>
@@ -40361,21 +34963,6 @@
           <w:b/>
           <w:lang w:val="hi_IN" w:bidi="hi_IN"/>
         </w:rPr>
-        <w:t>τὴν πίστιν τετήρηκα</w:t>
-      </w:r>
-    </w:p>
-    <w:p>
-      <w:pPr/>
-      <w:r>
-        <w:rPr>
-          <w:lang w:val="hi_IN" w:bidi="hi_IN"/>
-        </w:rPr>
-      </w:r>
-      <w:r>
-        <w:rPr>
-          <w:b/>
-          <w:lang w:val="hi_IN" w:bidi="hi_IN"/>
-        </w:rPr>
         <w:t>"मैंने विश्वास की रखवाली की है"</w:t>
       </w:r>
     </w:p>
@@ -40542,21 +35129,6 @@
           <w:b/>
           <w:lang w:val="hi_IN" w:bidi="hi_IN"/>
         </w:rPr>
-        <w:t>τὴν πίστιν</w:t>
-      </w:r>
-    </w:p>
-    <w:p>
-      <w:pPr/>
-      <w:r>
-        <w:rPr>
-          <w:lang w:val="hi_IN" w:bidi="hi_IN"/>
-        </w:rPr>
-      </w:r>
-      <w:r>
-        <w:rPr>
-          <w:b/>
-          <w:lang w:val="hi_IN" w:bidi="hi_IN"/>
-        </w:rPr>
         <w:t>"विश्वास"</w:t>
       </w:r>
     </w:p>
@@ -40653,21 +35225,6 @@
           <w:b/>
           <w:lang w:val="hi_IN" w:bidi="hi_IN"/>
         </w:rPr>
-        <w:t>λοιπὸν</w:t>
-      </w:r>
-    </w:p>
-    <w:p>
-      <w:pPr/>
-      <w:r>
-        <w:rPr>
-          <w:lang w:val="hi_IN" w:bidi="hi_IN"/>
-        </w:rPr>
-      </w:r>
-      <w:r>
-        <w:rPr>
-          <w:b/>
-          <w:lang w:val="hi_IN" w:bidi="hi_IN"/>
-        </w:rPr>
         <w:t>"भविष्य में (अब से)"</w:t>
       </w:r>
     </w:p>
@@ -40785,21 +35342,6 @@
           <w:b/>
           <w:lang w:val="hi_IN" w:bidi="hi_IN"/>
         </w:rPr>
-        <w:t>ἀπόκειταί &amp; ὁ τῆς δικαιοσύνης στέφανος</w:t>
-      </w:r>
-    </w:p>
-    <w:p>
-      <w:pPr/>
-      <w:r>
-        <w:rPr>
-          <w:lang w:val="hi_IN" w:bidi="hi_IN"/>
-        </w:rPr>
-      </w:r>
-      <w:r>
-        <w:rPr>
-          <w:b/>
-          <w:lang w:val="hi_IN" w:bidi="hi_IN"/>
-        </w:rPr>
         <w:t>""</w:t>
       </w:r>
     </w:p>
@@ -40883,21 +35425,6 @@
           <w:b/>
           <w:lang w:val="hi_IN" w:bidi="hi_IN"/>
         </w:rPr>
-        <w:t>ὁ τῆς δικαιοσύνης στέφανος</w:t>
-      </w:r>
-    </w:p>
-    <w:p>
-      <w:pPr/>
-      <w:r>
-        <w:rPr>
-          <w:lang w:val="hi_IN" w:bidi="hi_IN"/>
-        </w:rPr>
-      </w:r>
-      <w:r>
-        <w:rPr>
-          <w:b/>
-          <w:lang w:val="hi_IN" w:bidi="hi_IN"/>
-        </w:rPr>
         <w:t>"धार्मिकता का वह मुकुट"</w:t>
       </w:r>
     </w:p>
@@ -41036,21 +35563,6 @@
           <w:b/>
           <w:lang w:val="hi_IN" w:bidi="hi_IN"/>
         </w:rPr>
-        <w:t>ὁ τῆς δικαιοσύνης στέφανος</w:t>
-      </w:r>
-    </w:p>
-    <w:p>
-      <w:pPr/>
-      <w:r>
-        <w:rPr>
-          <w:lang w:val="hi_IN" w:bidi="hi_IN"/>
-        </w:rPr>
-      </w:r>
-      <w:r>
-        <w:rPr>
-          <w:b/>
-          <w:lang w:val="hi_IN" w:bidi="hi_IN"/>
-        </w:rPr>
         <w:t>"धार्मिकता वह मुकुट"</w:t>
       </w:r>
     </w:p>
@@ -41133,21 +35645,6 @@
         <w:rPr>
           <w:lang w:val="hi_IN" w:bidi="hi_IN"/>
         </w:rPr>
-      </w:r>
-    </w:p>
-    <w:p>
-      <w:pPr/>
-      <w:r>
-        <w:rPr>
-          <w:lang w:val="hi_IN" w:bidi="hi_IN"/>
-        </w:rPr>
-      </w:r>
-      <w:r>
-        <w:rPr>
-          <w:b/>
-          <w:lang w:val="hi_IN" w:bidi="hi_IN"/>
-        </w:rPr>
-        <w:t>ἐν, ἐκείνῃ τῇ ἡμέρᾳ</w:t>
       </w:r>
     </w:p>
     <w:p>
@@ -41269,21 +35766,6 @@
           <w:b/>
           <w:lang w:val="hi_IN" w:bidi="hi_IN"/>
         </w:rPr>
-        <w:t>οὐ μόνον δὲ ἐμοὶ, ἀλλὰ καὶ πᾶσιν τοῖς</w:t>
-      </w:r>
-    </w:p>
-    <w:p>
-      <w:pPr/>
-      <w:r>
-        <w:rPr>
-          <w:lang w:val="hi_IN" w:bidi="hi_IN"/>
-        </w:rPr>
-      </w:r>
-      <w:r>
-        <w:rPr>
-          <w:b/>
-          <w:lang w:val="hi_IN" w:bidi="hi_IN"/>
-        </w:rPr>
         <w:t>"और मुझे ही नहीं, वरन् उन सब को भी"</w:t>
       </w:r>
     </w:p>
@@ -41367,21 +35849,6 @@
           <w:b/>
           <w:lang w:val="hi_IN" w:bidi="hi_IN"/>
         </w:rPr>
-        <w:t>πᾶσιν τοῖς ἠγαπηκόσι τὴν ἐπιφάνειαν αὐτοῦ</w:t>
-      </w:r>
-    </w:p>
-    <w:p>
-      <w:pPr/>
-      <w:r>
-        <w:rPr>
-          <w:lang w:val="hi_IN" w:bidi="hi_IN"/>
-        </w:rPr>
-      </w:r>
-      <w:r>
-        <w:rPr>
-          <w:b/>
-          <w:lang w:val="hi_IN" w:bidi="hi_IN"/>
-        </w:rPr>
         <w:t>"वरन् उन सब को जो उसके प्रगट होने को प्रिय"</w:t>
       </w:r>
     </w:p>
@@ -41451,21 +35918,6 @@
         <w:rPr>
           <w:lang w:val="hi_IN" w:bidi="hi_IN"/>
         </w:rPr>
-      </w:r>
-    </w:p>
-    <w:p>
-      <w:pPr/>
-      <w:r>
-        <w:rPr>
-          <w:lang w:val="hi_IN" w:bidi="hi_IN"/>
-        </w:rPr>
-      </w:r>
-      <w:r>
-        <w:rPr>
-          <w:b/>
-          <w:lang w:val="hi_IN" w:bidi="hi_IN"/>
-        </w:rPr>
-        <w:t>τὴν ἐπιφάνειαν αὐτοῦ</w:t>
       </w:r>
     </w:p>
     <w:p>
@@ -41581,21 +36033,6 @@
           <w:b/>
           <w:lang w:val="hi_IN" w:bidi="hi_IN"/>
         </w:rPr>
-        <w:t>σπούδασον ἐλθεῖν &amp; ταχέως</w:t>
-      </w:r>
-    </w:p>
-    <w:p>
-      <w:pPr/>
-      <w:r>
-        <w:rPr>
-          <w:lang w:val="hi_IN" w:bidi="hi_IN"/>
-        </w:rPr>
-      </w:r>
-      <w:r>
-        <w:rPr>
-          <w:b/>
-          <w:lang w:val="hi_IN" w:bidi="hi_IN"/>
-        </w:rPr>
         <w:t>""</w:t>
       </w:r>
     </w:p>
@@ -41659,21 +36096,6 @@
           <w:b/>
           <w:lang w:val="hi_IN" w:bidi="hi_IN"/>
         </w:rPr>
-        <w:t>ἐλθεῖν</w:t>
-      </w:r>
-    </w:p>
-    <w:p>
-      <w:pPr/>
-      <w:r>
-        <w:rPr>
-          <w:lang w:val="hi_IN" w:bidi="hi_IN"/>
-        </w:rPr>
-      </w:r>
-      <w:r>
-        <w:rPr>
-          <w:b/>
-          <w:lang w:val="hi_IN" w:bidi="hi_IN"/>
-        </w:rPr>
         <w:t>"आने का"</w:t>
       </w:r>
     </w:p>
@@ -41770,21 +36192,6 @@
           <w:b/>
           <w:lang w:val="hi_IN" w:bidi="hi_IN"/>
         </w:rPr>
-        <w:t>γάρ</w:t>
-      </w:r>
-    </w:p>
-    <w:p>
-      <w:pPr/>
-      <w:r>
-        <w:rPr>
-          <w:lang w:val="hi_IN" w:bidi="hi_IN"/>
-        </w:rPr>
-      </w:r>
-      <w:r>
-        <w:rPr>
-          <w:b/>
-          <w:lang w:val="hi_IN" w:bidi="hi_IN"/>
-        </w:rPr>
         <w:t>"क्योंकि"</w:t>
       </w:r>
     </w:p>
@@ -41894,21 +36301,6 @@
           <w:b/>
           <w:lang w:val="hi_IN" w:bidi="hi_IN"/>
         </w:rPr>
-        <w:t>Δημᾶς &amp; Κρήσκης</w:t>
-      </w:r>
-    </w:p>
-    <w:p>
-      <w:pPr/>
-      <w:r>
-        <w:rPr>
-          <w:lang w:val="hi_IN" w:bidi="hi_IN"/>
-        </w:rPr>
-      </w:r>
-      <w:r>
-        <w:rPr>
-          <w:b/>
-          <w:lang w:val="hi_IN" w:bidi="hi_IN"/>
-        </w:rPr>
         <w:t>""</w:t>
       </w:r>
     </w:p>
@@ -41992,21 +36384,6 @@
           <w:b/>
           <w:lang w:val="hi_IN" w:bidi="hi_IN"/>
         </w:rPr>
-        <w:t>τὸν νῦν αἰῶνα</w:t>
-      </w:r>
-    </w:p>
-    <w:p>
-      <w:pPr/>
-      <w:r>
-        <w:rPr>
-          <w:lang w:val="hi_IN" w:bidi="hi_IN"/>
-        </w:rPr>
-      </w:r>
-      <w:r>
-        <w:rPr>
-          <w:b/>
-          <w:lang w:val="hi_IN" w:bidi="hi_IN"/>
-        </w:rPr>
         <w:t>""</w:t>
       </w:r>
     </w:p>
@@ -42103,21 +36480,6 @@
           <w:b/>
           <w:lang w:val="hi_IN" w:bidi="hi_IN"/>
         </w:rPr>
-        <w:t>ἐπορεύθη</w:t>
-      </w:r>
-    </w:p>
-    <w:p>
-      <w:pPr/>
-      <w:r>
-        <w:rPr>
-          <w:lang w:val="hi_IN" w:bidi="hi_IN"/>
-        </w:rPr>
-      </w:r>
-      <w:r>
-        <w:rPr>
-          <w:b/>
-          <w:lang w:val="hi_IN" w:bidi="hi_IN"/>
-        </w:rPr>
         <w:t>"गया है"</w:t>
       </w:r>
     </w:p>
@@ -42214,21 +36576,6 @@
           <w:b/>
           <w:lang w:val="hi_IN" w:bidi="hi_IN"/>
         </w:rPr>
-        <w:t>Κρήσκης εἰς Γαλατίαν, Τίτος εἰς Δαλματίαν</w:t>
-      </w:r>
-    </w:p>
-    <w:p>
-      <w:pPr/>
-      <w:r>
-        <w:rPr>
-          <w:lang w:val="hi_IN" w:bidi="hi_IN"/>
-        </w:rPr>
-      </w:r>
-      <w:r>
-        <w:rPr>
-          <w:b/>
-          <w:lang w:val="hi_IN" w:bidi="hi_IN"/>
-        </w:rPr>
         <w:t>""</w:t>
       </w:r>
     </w:p>
@@ -42292,21 +36639,6 @@
           <w:b/>
           <w:lang w:val="hi_IN" w:bidi="hi_IN"/>
         </w:rPr>
-        <w:t>Δαλματίαν</w:t>
-      </w:r>
-    </w:p>
-    <w:p>
-      <w:pPr/>
-      <w:r>
-        <w:rPr>
-          <w:lang w:val="hi_IN" w:bidi="hi_IN"/>
-        </w:rPr>
-      </w:r>
-      <w:r>
-        <w:rPr>
-          <w:b/>
-          <w:lang w:val="hi_IN" w:bidi="hi_IN"/>
-        </w:rPr>
         <w:t>"दलमतिया"</w:t>
       </w:r>
     </w:p>
@@ -42416,21 +36748,6 @@
           <w:b/>
           <w:lang w:val="hi_IN" w:bidi="hi_IN"/>
         </w:rPr>
-        <w:t>μοι εὔχρηστος εἰς διακονίαν</w:t>
-      </w:r>
-    </w:p>
-    <w:p>
-      <w:pPr/>
-      <w:r>
-        <w:rPr>
-          <w:lang w:val="hi_IN" w:bidi="hi_IN"/>
-        </w:rPr>
-      </w:r>
-      <w:r>
-        <w:rPr>
-          <w:b/>
-          <w:lang w:val="hi_IN" w:bidi="hi_IN"/>
-        </w:rPr>
         <w:t>""</w:t>
       </w:r>
     </w:p>
@@ -42520,21 +36837,6 @@
           <w:b/>
           <w:lang w:val="hi_IN" w:bidi="hi_IN"/>
         </w:rPr>
-        <w:t>εἰς διακονίαν</w:t>
-      </w:r>
-    </w:p>
-    <w:p>
-      <w:pPr/>
-      <w:r>
-        <w:rPr>
-          <w:lang w:val="hi_IN" w:bidi="hi_IN"/>
-        </w:rPr>
-      </w:r>
-      <w:r>
-        <w:rPr>
-          <w:b/>
-          <w:lang w:val="hi_IN" w:bidi="hi_IN"/>
-        </w:rPr>
         <w:t>"सेवा के लिये"</w:t>
       </w:r>
     </w:p>
@@ -42631,21 +36933,6 @@
           <w:b/>
           <w:lang w:val="hi_IN" w:bidi="hi_IN"/>
         </w:rPr>
-        <w:t>δὲ</w:t>
-      </w:r>
-    </w:p>
-    <w:p>
-      <w:pPr/>
-      <w:r>
-        <w:rPr>
-          <w:lang w:val="hi_IN" w:bidi="hi_IN"/>
-        </w:rPr>
-      </w:r>
-      <w:r>
-        <w:rPr>
-          <w:b/>
-          <w:lang w:val="hi_IN" w:bidi="hi_IN"/>
-        </w:rPr>
         <w:t>"(परन्तु) तुखिकुस को"</w:t>
       </w:r>
     </w:p>
@@ -42776,21 +37063,6 @@
           <w:b/>
           <w:lang w:val="hi_IN" w:bidi="hi_IN"/>
         </w:rPr>
-        <w:t>ἀπέστειλα</w:t>
-      </w:r>
-    </w:p>
-    <w:p>
-      <w:pPr/>
-      <w:r>
-        <w:rPr>
-          <w:lang w:val="hi_IN" w:bidi="hi_IN"/>
-        </w:rPr>
-      </w:r>
-      <w:r>
-        <w:rPr>
-          <w:b/>
-          <w:lang w:val="hi_IN" w:bidi="hi_IN"/>
-        </w:rPr>
         <w:t>"मैंने"</w:t>
       </w:r>
     </w:p>
@@ -42854,21 +37126,6 @@
           <w:b/>
           <w:lang w:val="hi_IN" w:bidi="hi_IN"/>
         </w:rPr>
-        <w:t>φελόνην</w:t>
-      </w:r>
-    </w:p>
-    <w:p>
-      <w:pPr/>
-      <w:r>
-        <w:rPr>
-          <w:lang w:val="hi_IN" w:bidi="hi_IN"/>
-        </w:rPr>
-      </w:r>
-      <w:r>
-        <w:rPr>
-          <w:b/>
-          <w:lang w:val="hi_IN" w:bidi="hi_IN"/>
-        </w:rPr>
         <w:t>"जो बागा"</w:t>
       </w:r>
     </w:p>
@@ -42945,21 +37202,6 @@
           <w:b/>
           <w:lang w:val="hi_IN" w:bidi="hi_IN"/>
         </w:rPr>
-        <w:t>Κάρπῳ</w:t>
-      </w:r>
-    </w:p>
-    <w:p>
-      <w:pPr/>
-      <w:r>
-        <w:rPr>
-          <w:lang w:val="hi_IN" w:bidi="hi_IN"/>
-        </w:rPr>
-      </w:r>
-      <w:r>
-        <w:rPr>
-          <w:b/>
-          <w:lang w:val="hi_IN" w:bidi="hi_IN"/>
-        </w:rPr>
         <w:t>"करपुस"</w:t>
       </w:r>
     </w:p>
@@ -43043,21 +37285,6 @@
           <w:b/>
           <w:lang w:val="hi_IN" w:bidi="hi_IN"/>
         </w:rPr>
-        <w:t>ἐρχόμενος</w:t>
-      </w:r>
-    </w:p>
-    <w:p>
-      <w:pPr/>
-      <w:r>
-        <w:rPr>
-          <w:lang w:val="hi_IN" w:bidi="hi_IN"/>
-        </w:rPr>
-      </w:r>
-      <w:r>
-        <w:rPr>
-          <w:b/>
-          <w:lang w:val="hi_IN" w:bidi="hi_IN"/>
-        </w:rPr>
         <w:t>"आए"</w:t>
       </w:r>
     </w:p>
@@ -43162,21 +37389,6 @@
           <w:b/>
           <w:lang w:val="hi_IN" w:bidi="hi_IN"/>
         </w:rPr>
-        <w:t>μάλιστα τὰς μεμβράνας</w:t>
-      </w:r>
-    </w:p>
-    <w:p>
-      <w:pPr/>
-      <w:r>
-        <w:rPr>
-          <w:lang w:val="hi_IN" w:bidi="hi_IN"/>
-        </w:rPr>
-      </w:r>
-      <w:r>
-        <w:rPr>
-          <w:b/>
-          <w:lang w:val="hi_IN" w:bidi="hi_IN"/>
-        </w:rPr>
         <w:t>"विशेष करके चर्मपत्रों को"</w:t>
       </w:r>
     </w:p>
@@ -43328,21 +37540,6 @@
           <w:b/>
           <w:lang w:val="hi_IN" w:bidi="hi_IN"/>
         </w:rPr>
-        <w:t>τὰς μεμβράνας</w:t>
-      </w:r>
-    </w:p>
-    <w:p>
-      <w:pPr/>
-      <w:r>
-        <w:rPr>
-          <w:lang w:val="hi_IN" w:bidi="hi_IN"/>
-        </w:rPr>
-      </w:r>
-      <w:r>
-        <w:rPr>
-          <w:b/>
-          <w:lang w:val="hi_IN" w:bidi="hi_IN"/>
-        </w:rPr>
         <w:t>"विशेष करके चर्मपत्रों को"</w:t>
       </w:r>
     </w:p>
@@ -43433,21 +37630,6 @@
           <w:b/>
           <w:lang w:val="hi_IN" w:bidi="hi_IN"/>
         </w:rPr>
-        <w:t>Ἀλέξανδρος ὁ χαλκεὺς</w:t>
-      </w:r>
-    </w:p>
-    <w:p>
-      <w:pPr/>
-      <w:r>
-        <w:rPr>
-          <w:lang w:val="hi_IN" w:bidi="hi_IN"/>
-        </w:rPr>
-      </w:r>
-      <w:r>
-        <w:rPr>
-          <w:b/>
-          <w:lang w:val="hi_IN" w:bidi="hi_IN"/>
-        </w:rPr>
         <w:t>""</w:t>
       </w:r>
     </w:p>
@@ -43524,21 +37706,6 @@
           <w:b/>
           <w:lang w:val="hi_IN" w:bidi="hi_IN"/>
         </w:rPr>
-        <w:t>Ἀλέξανδρος</w:t>
-      </w:r>
-    </w:p>
-    <w:p>
-      <w:pPr/>
-      <w:r>
-        <w:rPr>
-          <w:lang w:val="hi_IN" w:bidi="hi_IN"/>
-        </w:rPr>
-      </w:r>
-      <w:r>
-        <w:rPr>
-          <w:b/>
-          <w:lang w:val="hi_IN" w:bidi="hi_IN"/>
-        </w:rPr>
         <w:t>"सिकन्दर"</w:t>
       </w:r>
     </w:p>
@@ -43622,21 +37789,6 @@
           <w:b/>
           <w:lang w:val="hi_IN" w:bidi="hi_IN"/>
         </w:rPr>
-        <w:t>πολλά μοι κακὰ ἐνεδείξατο</w:t>
-      </w:r>
-    </w:p>
-    <w:p>
-      <w:pPr/>
-      <w:r>
-        <w:rPr>
-          <w:lang w:val="hi_IN" w:bidi="hi_IN"/>
-        </w:rPr>
-      </w:r>
-      <w:r>
-        <w:rPr>
-          <w:b/>
-          <w:lang w:val="hi_IN" w:bidi="hi_IN"/>
-        </w:rPr>
         <w:t>"मुझसे बहुत बुराइयाँ की हैं"</w:t>
       </w:r>
     </w:p>
@@ -43728,21 +37880,6 @@
           <w:b/>
           <w:lang w:val="hi_IN" w:bidi="hi_IN"/>
         </w:rPr>
-        <w:t>ἀποδώσει αὐτῷ ὁ Κύριος</w:t>
-      </w:r>
-    </w:p>
-    <w:p>
-      <w:pPr/>
-      <w:r>
-        <w:rPr>
-          <w:lang w:val="hi_IN" w:bidi="hi_IN"/>
-        </w:rPr>
-      </w:r>
-      <w:r>
-        <w:rPr>
-          <w:b/>
-          <w:lang w:val="hi_IN" w:bidi="hi_IN"/>
-        </w:rPr>
         <w:t>"प्रभु उसे उसके कामों के अनुसार बदला देगा"</w:t>
       </w:r>
     </w:p>
@@ -43826,21 +37963,6 @@
           <w:b/>
           <w:lang w:val="hi_IN" w:bidi="hi_IN"/>
         </w:rPr>
-        <w:t>ὃν καὶ σὺ φυλάσσου, λίαν γὰρ ἀντέστη τοῖς ἡμετέροις λόγοις</w:t>
-      </w:r>
-    </w:p>
-    <w:p>
-      <w:pPr/>
-      <w:r>
-        <w:rPr>
-          <w:lang w:val="hi_IN" w:bidi="hi_IN"/>
-        </w:rPr>
-      </w:r>
-      <w:r>
-        <w:rPr>
-          <w:b/>
-          <w:lang w:val="hi_IN" w:bidi="hi_IN"/>
-        </w:rPr>
         <w:t>"आप भी उससे सावधान रहें, क्योंकि उसने हमारे शब्दों का बहुत विरोध किया है"</w:t>
       </w:r>
     </w:p>
@@ -43932,21 +38054,6 @@
           <w:b/>
           <w:lang w:val="hi_IN" w:bidi="hi_IN"/>
         </w:rPr>
-        <w:t>τοῖς ἡμετέροις λόγοις</w:t>
-      </w:r>
-    </w:p>
-    <w:p>
-      <w:pPr/>
-      <w:r>
-        <w:rPr>
-          <w:lang w:val="hi_IN" w:bidi="hi_IN"/>
-        </w:rPr>
-      </w:r>
-      <w:r>
-        <w:rPr>
-          <w:b/>
-          <w:lang w:val="hi_IN" w:bidi="hi_IN"/>
-        </w:rPr>
         <w:t>"उसने हमारी बातों का"</w:t>
       </w:r>
     </w:p>
@@ -44043,21 +38150,6 @@
           <w:b/>
           <w:lang w:val="hi_IN" w:bidi="hi_IN"/>
         </w:rPr>
-        <w:t>ἐν τῇ πρώτῃ μου ἀπολογίᾳ</w:t>
-      </w:r>
-    </w:p>
-    <w:p>
-      <w:pPr/>
-      <w:r>
-        <w:rPr>
-          <w:lang w:val="hi_IN" w:bidi="hi_IN"/>
-        </w:rPr>
-      </w:r>
-      <w:r>
-        <w:rPr>
-          <w:b/>
-          <w:lang w:val="hi_IN" w:bidi="hi_IN"/>
-        </w:rPr>
         <w:t>"मेरे पहले प्रत्युत्तर करने के समय में"</w:t>
       </w:r>
     </w:p>
@@ -44134,21 +38226,6 @@
           <w:b/>
           <w:lang w:val="hi_IN" w:bidi="hi_IN"/>
         </w:rPr>
-        <w:t>οὐδείς μοι παρεγένετο</w:t>
-      </w:r>
-    </w:p>
-    <w:p>
-      <w:pPr/>
-      <w:r>
-        <w:rPr>
-          <w:lang w:val="hi_IN" w:bidi="hi_IN"/>
-        </w:rPr>
-      </w:r>
-      <w:r>
-        <w:rPr>
-          <w:b/>
-          <w:lang w:val="hi_IN" w:bidi="hi_IN"/>
-        </w:rPr>
         <w:t>"किसी ने भी मेरा साथ"</w:t>
       </w:r>
       <w:r>
@@ -44225,21 +38302,6 @@
           <w:b/>
           <w:lang w:val="hi_IN" w:bidi="hi_IN"/>
         </w:rPr>
-        <w:t>πάντες</w:t>
-      </w:r>
-    </w:p>
-    <w:p>
-      <w:pPr/>
-      <w:r>
-        <w:rPr>
-          <w:lang w:val="hi_IN" w:bidi="hi_IN"/>
-        </w:rPr>
-      </w:r>
-      <w:r>
-        <w:rPr>
-          <w:b/>
-          <w:lang w:val="hi_IN" w:bidi="hi_IN"/>
-        </w:rPr>
         <w:t>"सब"</w:t>
       </w:r>
     </w:p>
@@ -44336,21 +38398,6 @@
           <w:b/>
           <w:lang w:val="hi_IN" w:bidi="hi_IN"/>
         </w:rPr>
-        <w:t>μὴ αὐτοῖς λογισθείη</w:t>
-      </w:r>
-    </w:p>
-    <w:p>
-      <w:pPr/>
-      <w:r>
-        <w:rPr>
-          <w:lang w:val="hi_IN" w:bidi="hi_IN"/>
-        </w:rPr>
-      </w:r>
-      <w:r>
-        <w:rPr>
-          <w:b/>
-          <w:lang w:val="hi_IN" w:bidi="hi_IN"/>
-        </w:rPr>
         <w:t>"कि इसका उनको लेखा देना न पड़े"</w:t>
       </w:r>
     </w:p>
@@ -44450,21 +38497,6 @@
           <w:b/>
           <w:lang w:val="hi_IN" w:bidi="hi_IN"/>
         </w:rPr>
-        <w:t>μὴ αὐτοῖς λογισθείη</w:t>
-      </w:r>
-    </w:p>
-    <w:p>
-      <w:pPr/>
-      <w:r>
-        <w:rPr>
-          <w:lang w:val="hi_IN" w:bidi="hi_IN"/>
-        </w:rPr>
-      </w:r>
-      <w:r>
-        <w:rPr>
-          <w:b/>
-          <w:lang w:val="hi_IN" w:bidi="hi_IN"/>
-        </w:rPr>
         <w:t>"नहीं"</w:t>
       </w:r>
       <w:r>
@@ -44547,21 +38579,6 @@
         <w:rPr>
           <w:lang w:val="hi_IN" w:bidi="hi_IN"/>
         </w:rPr>
-      </w:r>
-    </w:p>
-    <w:p>
-      <w:pPr/>
-      <w:r>
-        <w:rPr>
-          <w:lang w:val="hi_IN" w:bidi="hi_IN"/>
-        </w:rPr>
-      </w:r>
-      <w:r>
-        <w:rPr>
-          <w:b/>
-          <w:lang w:val="hi_IN" w:bidi="hi_IN"/>
-        </w:rPr>
-        <w:t>δὲ</w:t>
       </w:r>
     </w:p>
     <w:p>
@@ -44729,21 +38746,6 @@
           <w:b/>
           <w:lang w:val="hi_IN" w:bidi="hi_IN"/>
         </w:rPr>
-        <w:t>ὁ &amp; Κύριός μοι παρέστη</w:t>
-      </w:r>
-    </w:p>
-    <w:p>
-      <w:pPr/>
-      <w:r>
-        <w:rPr>
-          <w:lang w:val="hi_IN" w:bidi="hi_IN"/>
-        </w:rPr>
-      </w:r>
-      <w:r>
-        <w:rPr>
-          <w:b/>
-          <w:lang w:val="hi_IN" w:bidi="hi_IN"/>
-        </w:rPr>
         <w:t>""</w:t>
       </w:r>
     </w:p>
@@ -44827,21 +38829,6 @@
           <w:b/>
           <w:lang w:val="hi_IN" w:bidi="hi_IN"/>
         </w:rPr>
-        <w:t>δι’ ἐμοῦ τὸ κήρυγμα πληροφορηθῇ</w:t>
-      </w:r>
-    </w:p>
-    <w:p>
-      <w:pPr/>
-      <w:r>
-        <w:rPr>
-          <w:lang w:val="hi_IN" w:bidi="hi_IN"/>
-        </w:rPr>
-      </w:r>
-      <w:r>
-        <w:rPr>
-          <w:b/>
-          <w:lang w:val="hi_IN" w:bidi="hi_IN"/>
-        </w:rPr>
         <w:t>""</w:t>
       </w:r>
     </w:p>
@@ -44925,21 +38912,6 @@
           <w:b/>
           <w:lang w:val="hi_IN" w:bidi="hi_IN"/>
         </w:rPr>
-        <w:t>δι’ ἐμοῦ τὸ κήρυγμα πληροφορηθῇ</w:t>
-      </w:r>
-    </w:p>
-    <w:p>
-      <w:pPr/>
-      <w:r>
-        <w:rPr>
-          <w:lang w:val="hi_IN" w:bidi="hi_IN"/>
-        </w:rPr>
-      </w:r>
-      <w:r>
-        <w:rPr>
-          <w:b/>
-          <w:lang w:val="hi_IN" w:bidi="hi_IN"/>
-        </w:rPr>
         <w:t>"मेरे द्वारा पूरा-पूरा प्रचार हो"</w:t>
       </w:r>
     </w:p>
@@ -45044,21 +39016,6 @@
           <w:b/>
           <w:lang w:val="hi_IN" w:bidi="hi_IN"/>
         </w:rPr>
-        <w:t>τὸ κήρυγμα πληροφορηθῇ</w:t>
-      </w:r>
-    </w:p>
-    <w:p>
-      <w:pPr/>
-      <w:r>
-        <w:rPr>
-          <w:lang w:val="hi_IN" w:bidi="hi_IN"/>
-        </w:rPr>
-      </w:r>
-      <w:r>
-        <w:rPr>
-          <w:b/>
-          <w:lang w:val="hi_IN" w:bidi="hi_IN"/>
-        </w:rPr>
         <w:t>"पूरा-पूरा प्रचार हो"</w:t>
       </w:r>
     </w:p>
@@ -45155,21 +39112,6 @@
           <w:b/>
           <w:lang w:val="hi_IN" w:bidi="hi_IN"/>
         </w:rPr>
-        <w:t>πάντα τὰ ἔθνη</w:t>
-      </w:r>
-    </w:p>
-    <w:p>
-      <w:pPr/>
-      <w:r>
-        <w:rPr>
-          <w:lang w:val="hi_IN" w:bidi="hi_IN"/>
-        </w:rPr>
-      </w:r>
-      <w:r>
-        <w:rPr>
-          <w:b/>
-          <w:lang w:val="hi_IN" w:bidi="hi_IN"/>
-        </w:rPr>
         <w:t>"और सब अन्यजाति सुन ले"</w:t>
       </w:r>
     </w:p>
@@ -45266,21 +39208,6 @@
           <w:b/>
           <w:lang w:val="hi_IN" w:bidi="hi_IN"/>
         </w:rPr>
-        <w:t>ἐρύσθην ἐκ στόματος λέοντος</w:t>
-      </w:r>
-    </w:p>
-    <w:p>
-      <w:pPr/>
-      <w:r>
-        <w:rPr>
-          <w:lang w:val="hi_IN" w:bidi="hi_IN"/>
-        </w:rPr>
-      </w:r>
-      <w:r>
-        <w:rPr>
-          <w:b/>
-          <w:lang w:val="hi_IN" w:bidi="hi_IN"/>
-        </w:rPr>
         <w:t>"सिंह के मुँह छुड़ाया गया"</w:t>
       </w:r>
     </w:p>
@@ -45364,21 +39291,6 @@
           <w:b/>
           <w:lang w:val="hi_IN" w:bidi="hi_IN"/>
         </w:rPr>
-        <w:t>ἐρύσθην</w:t>
-      </w:r>
-    </w:p>
-    <w:p>
-      <w:pPr/>
-      <w:r>
-        <w:rPr>
-          <w:lang w:val="hi_IN" w:bidi="hi_IN"/>
-        </w:rPr>
-      </w:r>
-      <w:r>
-        <w:rPr>
-          <w:b/>
-          <w:lang w:val="hi_IN" w:bidi="hi_IN"/>
-        </w:rPr>
         <w:t>"सिंह के मुँह छुड़ाया गया"</w:t>
       </w:r>
     </w:p>
@@ -45462,21 +39374,6 @@
           <w:b/>
           <w:lang w:val="hi_IN" w:bidi="hi_IN"/>
         </w:rPr>
-        <w:t>ᾧ ἡ δόξα</w:t>
-      </w:r>
-    </w:p>
-    <w:p>
-      <w:pPr/>
-      <w:r>
-        <w:rPr>
-          <w:lang w:val="hi_IN" w:bidi="hi_IN"/>
-        </w:rPr>
-      </w:r>
-      <w:r>
-        <w:rPr>
-          <w:b/>
-          <w:lang w:val="hi_IN" w:bidi="hi_IN"/>
-        </w:rPr>
         <w:t>"उसी की महिमा ... होती रहे"</w:t>
       </w:r>
     </w:p>
@@ -45559,21 +39456,6 @@
         <w:rPr>
           <w:lang w:val="hi_IN" w:bidi="hi_IN"/>
         </w:rPr>
-      </w:r>
-    </w:p>
-    <w:p>
-      <w:pPr/>
-      <w:r>
-        <w:rPr>
-          <w:lang w:val="hi_IN" w:bidi="hi_IN"/>
-        </w:rPr>
-      </w:r>
-      <w:r>
-        <w:rPr>
-          <w:b/>
-          <w:lang w:val="hi_IN" w:bidi="hi_IN"/>
-        </w:rPr>
-        <w:t>εἰς τοὺς αἰῶνας τῶν αἰώνων</w:t>
       </w:r>
     </w:p>
     <w:p>
@@ -45836,21 +39718,6 @@
           <w:b/>
           <w:lang w:val="hi_IN" w:bidi="hi_IN"/>
         </w:rPr>
-        <w:t>Ἔραστος &amp; Τρόφιμον</w:t>
-      </w:r>
-    </w:p>
-    <w:p>
-      <w:pPr/>
-      <w:r>
-        <w:rPr>
-          <w:lang w:val="hi_IN" w:bidi="hi_IN"/>
-        </w:rPr>
-      </w:r>
-      <w:r>
-        <w:rPr>
-          <w:b/>
-          <w:lang w:val="hi_IN" w:bidi="hi_IN"/>
-        </w:rPr>
         <w:t>""</w:t>
       </w:r>
     </w:p>
@@ -45934,21 +39801,6 @@
           <w:b/>
           <w:lang w:val="hi_IN" w:bidi="hi_IN"/>
         </w:rPr>
-        <w:t>Μιλήτῳ</w:t>
-      </w:r>
-    </w:p>
-    <w:p>
-      <w:pPr/>
-      <w:r>
-        <w:rPr>
-          <w:lang w:val="hi_IN" w:bidi="hi_IN"/>
-        </w:rPr>
-      </w:r>
-      <w:r>
-        <w:rPr>
-          <w:b/>
-          <w:lang w:val="hi_IN" w:bidi="hi_IN"/>
-        </w:rPr>
         <w:t>"मीलेतुस"</w:t>
       </w:r>
     </w:p>
@@ -46032,21 +39884,6 @@
           <w:b/>
           <w:lang w:val="hi_IN" w:bidi="hi_IN"/>
         </w:rPr>
-        <w:t>σπούδασον &amp; ἐλθεῖν</w:t>
-      </w:r>
-    </w:p>
-    <w:p>
-      <w:pPr/>
-      <w:r>
-        <w:rPr>
-          <w:lang w:val="hi_IN" w:bidi="hi_IN"/>
-        </w:rPr>
-      </w:r>
-      <w:r>
-        <w:rPr>
-          <w:b/>
-          <w:lang w:val="hi_IN" w:bidi="hi_IN"/>
-        </w:rPr>
         <w:t>"चले आने का प्रयत्न कर"</w:t>
       </w:r>
     </w:p>
@@ -46110,21 +39947,6 @@
           <w:b/>
           <w:lang w:val="hi_IN" w:bidi="hi_IN"/>
         </w:rPr>
-        <w:t>πρὸ χειμῶνος</w:t>
-      </w:r>
-    </w:p>
-    <w:p>
-      <w:pPr/>
-      <w:r>
-        <w:rPr>
-          <w:lang w:val="hi_IN" w:bidi="hi_IN"/>
-        </w:rPr>
-      </w:r>
-      <w:r>
-        <w:rPr>
-          <w:b/>
-          <w:lang w:val="hi_IN" w:bidi="hi_IN"/>
-        </w:rPr>
         <w:t>"जाड़े से पहले"</w:t>
       </w:r>
     </w:p>
@@ -46267,21 +40089,6 @@
           <w:b/>
           <w:lang w:val="hi_IN" w:bidi="hi_IN"/>
         </w:rPr>
-        <w:t>ἀσπάζεταί σε Εὔβουλος, καὶ Πούδης, καὶ Λίνος, καὶ Κλαυδία, καὶ οἱ ἀδελφοὶ</w:t>
-      </w:r>
-    </w:p>
-    <w:p>
-      <w:pPr/>
-      <w:r>
-        <w:rPr>
-          <w:lang w:val="hi_IN" w:bidi="hi_IN"/>
-        </w:rPr>
-      </w:r>
-      <w:r>
-        <w:rPr>
-          <w:b/>
-          <w:lang w:val="hi_IN" w:bidi="hi_IN"/>
-        </w:rPr>
         <w:t>""</w:t>
       </w:r>
     </w:p>
@@ -46345,21 +40152,6 @@
           <w:b/>
           <w:lang w:val="hi_IN" w:bidi="hi_IN"/>
         </w:rPr>
-        <w:t>Εὔβουλος &amp; Πούδης &amp; Λίνος</w:t>
-      </w:r>
-    </w:p>
-    <w:p>
-      <w:pPr/>
-      <w:r>
-        <w:rPr>
-          <w:lang w:val="hi_IN" w:bidi="hi_IN"/>
-        </w:rPr>
-      </w:r>
-      <w:r>
-        <w:rPr>
-          <w:b/>
-          <w:lang w:val="hi_IN" w:bidi="hi_IN"/>
-        </w:rPr>
         <w:t>""</w:t>
       </w:r>
     </w:p>
@@ -46443,21 +40235,6 @@
           <w:b/>
           <w:lang w:val="hi_IN" w:bidi="hi_IN"/>
         </w:rPr>
-        <w:t>Κλαυδία</w:t>
-      </w:r>
-    </w:p>
-    <w:p>
-      <w:pPr/>
-      <w:r>
-        <w:rPr>
-          <w:lang w:val="hi_IN" w:bidi="hi_IN"/>
-        </w:rPr>
-      </w:r>
-      <w:r>
-        <w:rPr>
-          <w:b/>
-          <w:lang w:val="hi_IN" w:bidi="hi_IN"/>
-        </w:rPr>
         <w:t>"क्लौदिया"</w:t>
       </w:r>
     </w:p>
@@ -46541,21 +40318,6 @@
           <w:b/>
           <w:lang w:val="hi_IN" w:bidi="hi_IN"/>
         </w:rPr>
-        <w:t>οἱ ἀδελφοὶ</w:t>
-      </w:r>
-    </w:p>
-    <w:p>
-      <w:pPr/>
-      <w:r>
-        <w:rPr>
-          <w:lang w:val="hi_IN" w:bidi="hi_IN"/>
-        </w:rPr>
-      </w:r>
-      <w:r>
-        <w:rPr>
-          <w:b/>
-          <w:lang w:val="hi_IN" w:bidi="hi_IN"/>
-        </w:rPr>
         <w:t>"भाइयों"</w:t>
       </w:r>
     </w:p>
@@ -46725,21 +40487,6 @@
           <w:b/>
           <w:lang w:val="hi_IN" w:bidi="hi_IN"/>
         </w:rPr>
-        <w:t>οἱ ἀδελφοὶ</w:t>
-      </w:r>
-    </w:p>
-    <w:p>
-      <w:pPr/>
-      <w:r>
-        <w:rPr>
-          <w:lang w:val="hi_IN" w:bidi="hi_IN"/>
-        </w:rPr>
-      </w:r>
-      <w:r>
-        <w:rPr>
-          <w:b/>
-          <w:lang w:val="hi_IN" w:bidi="hi_IN"/>
-        </w:rPr>
         <w:t>"भाइयों"</w:t>
       </w:r>
     </w:p>
@@ -46836,21 +40583,6 @@
           <w:b/>
           <w:lang w:val="hi_IN" w:bidi="hi_IN"/>
         </w:rPr>
-        <w:t>οἱ ἀδελφοὶ</w:t>
-      </w:r>
-    </w:p>
-    <w:p>
-      <w:pPr/>
-      <w:r>
-        <w:rPr>
-          <w:lang w:val="hi_IN" w:bidi="hi_IN"/>
-        </w:rPr>
-      </w:r>
-      <w:r>
-        <w:rPr>
-          <w:b/>
-          <w:lang w:val="hi_IN" w:bidi="hi_IN"/>
-        </w:rPr>
         <w:t>""</w:t>
       </w:r>
     </w:p>
@@ -46947,21 +40679,6 @@
           <w:b/>
           <w:lang w:val="hi_IN" w:bidi="hi_IN"/>
         </w:rPr>
-        <w:t>ὁ Κύριος μετὰ τοῦ πνεύματός σου</w:t>
-      </w:r>
-    </w:p>
-    <w:p>
-      <w:pPr/>
-      <w:r>
-        <w:rPr>
-          <w:lang w:val="hi_IN" w:bidi="hi_IN"/>
-        </w:rPr>
-      </w:r>
-      <w:r>
-        <w:rPr>
-          <w:b/>
-          <w:lang w:val="hi_IN" w:bidi="hi_IN"/>
-        </w:rPr>
         <w:t>""</w:t>
       </w:r>
     </w:p>
@@ -47058,21 +40775,6 @@
           <w:b/>
           <w:lang w:val="hi_IN" w:bidi="hi_IN"/>
         </w:rPr>
-        <w:t>ὁ Κύριος</w:t>
-      </w:r>
-    </w:p>
-    <w:p>
-      <w:pPr/>
-      <w:r>
-        <w:rPr>
-          <w:lang w:val="hi_IN" w:bidi="hi_IN"/>
-        </w:rPr>
-      </w:r>
-      <w:r>
-        <w:rPr>
-          <w:b/>
-          <w:lang w:val="hi_IN" w:bidi="hi_IN"/>
-        </w:rPr>
         <w:t>"प्रभु"</w:t>
       </w:r>
     </w:p>
@@ -47185,21 +40887,6 @@
           <w:b/>
           <w:lang w:val="hi_IN" w:bidi="hi_IN"/>
         </w:rPr>
-        <w:t>μετὰ τοῦ πνεύματός σου</w:t>
-      </w:r>
-    </w:p>
-    <w:p>
-      <w:pPr/>
-      <w:r>
-        <w:rPr>
-          <w:lang w:val="hi_IN" w:bidi="hi_IN"/>
-        </w:rPr>
-      </w:r>
-      <w:r>
-        <w:rPr>
-          <w:b/>
-          <w:lang w:val="hi_IN" w:bidi="hi_IN"/>
-        </w:rPr>
         <w:t>"प्रभु तेरी आत्मा के साथ रहे"</w:t>
       </w:r>
     </w:p>
@@ -47296,21 +40983,6 @@
           <w:b/>
           <w:lang w:val="hi_IN" w:bidi="hi_IN"/>
         </w:rPr>
-        <w:t>ἡ χάρις μεθ’ ὑμῶν</w:t>
-      </w:r>
-    </w:p>
-    <w:p>
-      <w:pPr/>
-      <w:r>
-        <w:rPr>
-          <w:lang w:val="hi_IN" w:bidi="hi_IN"/>
-        </w:rPr>
-      </w:r>
-      <w:r>
-        <w:rPr>
-          <w:b/>
-          <w:lang w:val="hi_IN" w:bidi="hi_IN"/>
-        </w:rPr>
         <w:t>"तुम पर अनुग्रह होता रहे"</w:t>
       </w:r>
     </w:p>
@@ -47374,21 +41046,6 @@
           <w:b/>
           <w:lang w:val="hi_IN" w:bidi="hi_IN"/>
         </w:rPr>
-        <w:t>ἡ χάρις μεθ’ ὑμῶν</w:t>
-      </w:r>
-    </w:p>
-    <w:p>
-      <w:pPr/>
-      <w:r>
-        <w:rPr>
-          <w:lang w:val="hi_IN" w:bidi="hi_IN"/>
-        </w:rPr>
-      </w:r>
-      <w:r>
-        <w:rPr>
-          <w:b/>
-          <w:lang w:val="hi_IN" w:bidi="hi_IN"/>
-        </w:rPr>
         <w:t>"तुम पर अनुग्रह होता रहे"</w:t>
       </w:r>
     </w:p>
@@ -47485,21 +41142,6 @@
           <w:b/>
           <w:lang w:val="hi_IN" w:bidi="hi_IN"/>
         </w:rPr>
-        <w:t>ὑμῶν</w:t>
-      </w:r>
-    </w:p>
-    <w:p>
-      <w:pPr/>
-      <w:r>
-        <w:rPr>
-          <w:lang w:val="hi_IN" w:bidi="hi_IN"/>
-        </w:rPr>
-      </w:r>
-      <w:r>
-        <w:rPr>
-          <w:b/>
-          <w:lang w:val="hi_IN" w:bidi="hi_IN"/>
-        </w:rPr>
         <w:t>""</w:t>
       </w:r>
     </w:p>
@@ -47582,21 +41224,6 @@
         <w:rPr>
           <w:lang w:val="hi_IN" w:bidi="hi_IN"/>
         </w:rPr>
-      </w:r>
-    </w:p>
-    <w:p>
-      <w:pPr/>
-      <w:r>
-        <w:rPr>
-          <w:lang w:val="hi_IN" w:bidi="hi_IN"/>
-        </w:rPr>
-      </w:r>
-      <w:r>
-        <w:rPr>
-          <w:b/>
-          <w:lang w:val="hi_IN" w:bidi="hi_IN"/>
-        </w:rPr>
-        <w:t>ὑμῶν</w:t>
       </w:r>
     </w:p>
     <w:p>

--- a/hin/docx/55.content.docx
+++ b/hin/docx/55.content.docx
@@ -19,7 +19,7 @@
         <w:rPr>
           <w:lang w:val="hi_IN" w:bidi="hi_IN"/>
         </w:rPr>
-        <w:t>Resource: अनुवाद नोट्स (अनफोल्डिंग वर्ड)</w:t>
+        <w:t>Resource: unfoldingWord® Translation Notes</w:t>
       </w:r>
       <w:r>
         <w:rPr>
@@ -90,7 +90,7 @@
         <w:rPr>
           <w:lang w:val="hi_IN" w:bidi="hi_IN"/>
         </w:rPr>
-        <w:t>अनुवाद नोट्स (अनफोल्डिंग वर्ड)</w:t>
+        <w:t>unfoldingWord® Translation Notes</w:t>
       </w:r>
     </w:p>
     <w:p>

--- a/hin/docx/55.content.docx
+++ b/hin/docx/55.content.docx
@@ -210,6 +210,21 @@
           <w:b/>
           <w:lang w:val="hi_IN" w:bidi="hi_IN"/>
         </w:rPr>
+        <w:t>Παῦλος, ἀπόστολος</w:t>
+      </w:r>
+    </w:p>
+    <w:p>
+      <w:pPr/>
+      <w:r>
+        <w:rPr>
+          <w:lang w:val="hi_IN" w:bidi="hi_IN"/>
+        </w:rPr>
+      </w:r>
+      <w:r>
+        <w:rPr>
+          <w:b/>
+          <w:lang w:val="hi_IN" w:bidi="hi_IN"/>
+        </w:rPr>
         <w:t>"पौलुस"</w:t>
       </w:r>
     </w:p>
@@ -268,6 +283,21 @@
           <w:lang w:val="hi_IN" w:bidi="hi_IN"/>
         </w:rPr>
       </w:r>
+      <w:r>
+        <w:rPr>
+          <w:b/>
+          <w:lang w:val="hi_IN" w:bidi="hi_IN"/>
+        </w:rPr>
+        <w:t>διὰ θελήματος Θεοῦ</w:t>
+      </w:r>
+    </w:p>
+    <w:p>
+      <w:pPr/>
+      <w:r>
+        <w:rPr>
+          <w:lang w:val="hi_IN" w:bidi="hi_IN"/>
+        </w:rPr>
+      </w:r>
     </w:p>
     <w:p>
       <w:pPr/>
@@ -329,6 +359,21 @@
           <w:b/>
           <w:lang w:val="hi_IN" w:bidi="hi_IN"/>
         </w:rPr>
+        <w:t>κατ’</w:t>
+      </w:r>
+    </w:p>
+    <w:p>
+      <w:pPr/>
+      <w:r>
+        <w:rPr>
+          <w:lang w:val="hi_IN" w:bidi="hi_IN"/>
+        </w:rPr>
+      </w:r>
+      <w:r>
+        <w:rPr>
+          <w:b/>
+          <w:lang w:val="hi_IN" w:bidi="hi_IN"/>
+        </w:rPr>
         <w:t>"परमेश्वर की इच्छा"</w:t>
       </w:r>
     </w:p>
@@ -392,6 +437,21 @@
           <w:b/>
           <w:lang w:val="hi_IN" w:bidi="hi_IN"/>
         </w:rPr>
+        <w:t>ἐπαγγελίαν ζωῆς</w:t>
+      </w:r>
+    </w:p>
+    <w:p>
+      <w:pPr/>
+      <w:r>
+        <w:rPr>
+          <w:lang w:val="hi_IN" w:bidi="hi_IN"/>
+        </w:rPr>
+      </w:r>
+      <w:r>
+        <w:rPr>
+          <w:b/>
+          <w:lang w:val="hi_IN" w:bidi="hi_IN"/>
+        </w:rPr>
         <w:t>"जीवन की प्रतिज्ञा"</w:t>
       </w:r>
     </w:p>
@@ -517,6 +577,21 @@
           <w:b/>
           <w:lang w:val="hi_IN" w:bidi="hi_IN"/>
         </w:rPr>
+        <w:t>ζωῆς τῆς ἐν Χριστῷ Ἰησοῦ</w:t>
+      </w:r>
+    </w:p>
+    <w:p>
+      <w:pPr/>
+      <w:r>
+        <w:rPr>
+          <w:lang w:val="hi_IN" w:bidi="hi_IN"/>
+        </w:rPr>
+      </w:r>
+      <w:r>
+        <w:rPr>
+          <w:b/>
+          <w:lang w:val="hi_IN" w:bidi="hi_IN"/>
+        </w:rPr>
         <w:t>"जीवन की"</w:t>
       </w:r>
       <w:r>
@@ -626,6 +701,21 @@
           <w:b/>
           <w:lang w:val="hi_IN" w:bidi="hi_IN"/>
         </w:rPr>
+        <w:t>ζωῆς τῆς</w:t>
+      </w:r>
+    </w:p>
+    <w:p>
+      <w:pPr/>
+      <w:r>
+        <w:rPr>
+          <w:lang w:val="hi_IN" w:bidi="hi_IN"/>
+        </w:rPr>
+      </w:r>
+      <w:r>
+        <w:rPr>
+          <w:b/>
+          <w:lang w:val="hi_IN" w:bidi="hi_IN"/>
+        </w:rPr>
         <w:t>"उस जीवन की ... जो ... है"</w:t>
       </w:r>
     </w:p>
@@ -730,6 +820,21 @@
           <w:b/>
           <w:lang w:val="hi_IN" w:bidi="hi_IN"/>
         </w:rPr>
+        <w:t>ζωῆς τῆς</w:t>
+      </w:r>
+    </w:p>
+    <w:p>
+      <w:pPr/>
+      <w:r>
+        <w:rPr>
+          <w:lang w:val="hi_IN" w:bidi="hi_IN"/>
+        </w:rPr>
+      </w:r>
+      <w:r>
+        <w:rPr>
+          <w:b/>
+          <w:lang w:val="hi_IN" w:bidi="hi_IN"/>
+        </w:rPr>
         <w:t>"उस जीवन की ... जो ... है"</w:t>
       </w:r>
     </w:p>
@@ -826,6 +931,21 @@
           <w:b/>
           <w:lang w:val="hi_IN" w:bidi="hi_IN"/>
         </w:rPr>
+        <w:t>Τιμοθέῳ</w:t>
+      </w:r>
+    </w:p>
+    <w:p>
+      <w:pPr/>
+      <w:r>
+        <w:rPr>
+          <w:lang w:val="hi_IN" w:bidi="hi_IN"/>
+        </w:rPr>
+      </w:r>
+      <w:r>
+        <w:rPr>
+          <w:b/>
+          <w:lang w:val="hi_IN" w:bidi="hi_IN"/>
+        </w:rPr>
         <w:t>"तीमुथियुस"</w:t>
       </w:r>
     </w:p>
@@ -889,6 +1009,21 @@
           <w:b/>
           <w:lang w:val="hi_IN" w:bidi="hi_IN"/>
         </w:rPr>
+        <w:t>ἀγαπητῷ τέκνῳ</w:t>
+      </w:r>
+    </w:p>
+    <w:p>
+      <w:pPr/>
+      <w:r>
+        <w:rPr>
+          <w:lang w:val="hi_IN" w:bidi="hi_IN"/>
+        </w:rPr>
+      </w:r>
+      <w:r>
+        <w:rPr>
+          <w:b/>
+          <w:lang w:val="hi_IN" w:bidi="hi_IN"/>
+        </w:rPr>
         <w:t>"प्रिय पुत्र"</w:t>
       </w:r>
     </w:p>
@@ -985,6 +1120,21 @@
           <w:b/>
           <w:lang w:val="hi_IN" w:bidi="hi_IN"/>
         </w:rPr>
+        <w:t>ἀγαπητῷ τέκνῳ</w:t>
+      </w:r>
+    </w:p>
+    <w:p>
+      <w:pPr/>
+      <w:r>
+        <w:rPr>
+          <w:lang w:val="hi_IN" w:bidi="hi_IN"/>
+        </w:rPr>
+      </w:r>
+      <w:r>
+        <w:rPr>
+          <w:b/>
+          <w:lang w:val="hi_IN" w:bidi="hi_IN"/>
+        </w:rPr>
         <w:t>"प्रिय पुत्र"</w:t>
       </w:r>
     </w:p>
@@ -1082,6 +1232,21 @@
           <w:b/>
           <w:lang w:val="hi_IN" w:bidi="hi_IN"/>
         </w:rPr>
+        <w:t>χάρις, ἔλεος, εἰρήνη, ἀπὸ Θεοῦ Πατρὸς καὶ Χριστοῦ Ἰησοῦ τοῦ Κυρίου ἡμῶν</w:t>
+      </w:r>
+    </w:p>
+    <w:p>
+      <w:pPr/>
+      <w:r>
+        <w:rPr>
+          <w:lang w:val="hi_IN" w:bidi="hi_IN"/>
+        </w:rPr>
+      </w:r>
+      <w:r>
+        <w:rPr>
+          <w:b/>
+          <w:lang w:val="hi_IN" w:bidi="hi_IN"/>
+        </w:rPr>
         <w:t>"ओर से तुझे अनुग्रह"</w:t>
       </w:r>
       <w:r>
@@ -1158,6 +1323,21 @@
           <w:b/>
           <w:lang w:val="hi_IN" w:bidi="hi_IN"/>
         </w:rPr>
+        <w:t>χάρις, ἔλεος, εἰρήνη</w:t>
+      </w:r>
+    </w:p>
+    <w:p>
+      <w:pPr/>
+      <w:r>
+        <w:rPr>
+          <w:lang w:val="hi_IN" w:bidi="hi_IN"/>
+        </w:rPr>
+      </w:r>
+      <w:r>
+        <w:rPr>
+          <w:b/>
+          <w:lang w:val="hi_IN" w:bidi="hi_IN"/>
+        </w:rPr>
         <w:t>"तुझे अनुग्रह"</w:t>
       </w:r>
       <w:r>
@@ -1254,6 +1434,21 @@
           <w:b/>
           <w:lang w:val="hi_IN" w:bidi="hi_IN"/>
         </w:rPr>
+        <w:t>Θεοῦ Πατρὸς</w:t>
+      </w:r>
+    </w:p>
+    <w:p>
+      <w:pPr/>
+      <w:r>
+        <w:rPr>
+          <w:lang w:val="hi_IN" w:bidi="hi_IN"/>
+        </w:rPr>
+      </w:r>
+      <w:r>
+        <w:rPr>
+          <w:b/>
+          <w:lang w:val="hi_IN" w:bidi="hi_IN"/>
+        </w:rPr>
         <w:t>"परमेश्वर पिता"</w:t>
       </w:r>
       <w:r>
@@ -1350,6 +1545,21 @@
           <w:b/>
           <w:lang w:val="hi_IN" w:bidi="hi_IN"/>
         </w:rPr>
+        <w:t>ἡμῶν</w:t>
+      </w:r>
+    </w:p>
+    <w:p>
+      <w:pPr/>
+      <w:r>
+        <w:rPr>
+          <w:lang w:val="hi_IN" w:bidi="hi_IN"/>
+        </w:rPr>
+      </w:r>
+      <w:r>
+        <w:rPr>
+          <w:b/>
+          <w:lang w:val="hi_IN" w:bidi="hi_IN"/>
+        </w:rPr>
         <w:t>"हमारे"</w:t>
       </w:r>
     </w:p>
@@ -1459,6 +1669,21 @@
           <w:b/>
           <w:lang w:val="hi_IN" w:bidi="hi_IN"/>
         </w:rPr>
+        <w:t>χάριν ἔχω</w:t>
+      </w:r>
+    </w:p>
+    <w:p>
+      <w:pPr/>
+      <w:r>
+        <w:rPr>
+          <w:lang w:val="hi_IN" w:bidi="hi_IN"/>
+        </w:rPr>
+      </w:r>
+      <w:r>
+        <w:rPr>
+          <w:b/>
+          <w:lang w:val="hi_IN" w:bidi="hi_IN"/>
+        </w:rPr>
         <w:t>"परमेश्वर की"</w:t>
       </w:r>
       <w:r>
@@ -1568,6 +1793,21 @@
           <w:b/>
           <w:lang w:val="hi_IN" w:bidi="hi_IN"/>
         </w:rPr>
+        <w:t>ᾧ λατρεύω ἀπὸ προγόνων</w:t>
+      </w:r>
+    </w:p>
+    <w:p>
+      <w:pPr/>
+      <w:r>
+        <w:rPr>
+          <w:lang w:val="hi_IN" w:bidi="hi_IN"/>
+        </w:rPr>
+      </w:r>
+      <w:r>
+        <w:rPr>
+          <w:b/>
+          <w:lang w:val="hi_IN" w:bidi="hi_IN"/>
+        </w:rPr>
         <w:t>"सेवा मैं पूर्वजों"</w:t>
       </w:r>
       <w:r>
@@ -1639,6 +1879,21 @@
           <w:lang w:val="hi_IN" w:bidi="hi_IN"/>
         </w:rPr>
       </w:r>
+      <w:r>
+        <w:rPr>
+          <w:b/>
+          <w:lang w:val="hi_IN" w:bidi="hi_IN"/>
+        </w:rPr>
+        <w:t>ἐν καθαρᾷ συνειδήσει</w:t>
+      </w:r>
+    </w:p>
+    <w:p>
+      <w:pPr/>
+      <w:r>
+        <w:rPr>
+          <w:lang w:val="hi_IN" w:bidi="hi_IN"/>
+        </w:rPr>
+      </w:r>
     </w:p>
     <w:p>
       <w:pPr/>
@@ -1728,6 +1983,21 @@
           <w:lang w:val="hi_IN" w:bidi="hi_IN"/>
         </w:rPr>
       </w:r>
+      <w:r>
+        <w:rPr>
+          <w:b/>
+          <w:lang w:val="hi_IN" w:bidi="hi_IN"/>
+        </w:rPr>
+        <w:t>ὡς ἀδιάλειπτον ἔχω τὴν περὶ σοῦ μνείαν</w:t>
+      </w:r>
+    </w:p>
+    <w:p>
+      <w:pPr/>
+      <w:r>
+        <w:rPr>
+          <w:lang w:val="hi_IN" w:bidi="hi_IN"/>
+        </w:rPr>
+      </w:r>
     </w:p>
     <w:p>
       <w:pPr/>
@@ -1893,6 +2163,21 @@
           <w:lang w:val="hi_IN" w:bidi="hi_IN"/>
         </w:rPr>
       </w:r>
+      <w:r>
+        <w:rPr>
+          <w:b/>
+          <w:lang w:val="hi_IN" w:bidi="hi_IN"/>
+        </w:rPr>
+        <w:t>νυκτὸς καὶ ἡμέρας</w:t>
+      </w:r>
+    </w:p>
+    <w:p>
+      <w:pPr/>
+      <w:r>
+        <w:rPr>
+          <w:lang w:val="hi_IN" w:bidi="hi_IN"/>
+        </w:rPr>
+      </w:r>
     </w:p>
     <w:p>
       <w:pPr/>
@@ -1987,6 +2272,21 @@
           <w:b/>
           <w:lang w:val="hi_IN" w:bidi="hi_IN"/>
         </w:rPr>
+        <w:t>μεμνημένος σου τῶν δακρύων</w:t>
+      </w:r>
+    </w:p>
+    <w:p>
+      <w:pPr/>
+      <w:r>
+        <w:rPr>
+          <w:lang w:val="hi_IN" w:bidi="hi_IN"/>
+        </w:rPr>
+      </w:r>
+      <w:r>
+        <w:rPr>
+          <w:b/>
+          <w:lang w:val="hi_IN" w:bidi="hi_IN"/>
+        </w:rPr>
         <w:t>"तेरे आँसुओं सुधि कर करके"</w:t>
       </w:r>
       <w:r>
@@ -2083,6 +2383,21 @@
           <w:b/>
           <w:lang w:val="hi_IN" w:bidi="hi_IN"/>
         </w:rPr>
+        <w:t>σου τῶν δακρύων</w:t>
+      </w:r>
+    </w:p>
+    <w:p>
+      <w:pPr/>
+      <w:r>
+        <w:rPr>
+          <w:lang w:val="hi_IN" w:bidi="hi_IN"/>
+        </w:rPr>
+      </w:r>
+      <w:r>
+        <w:rPr>
+          <w:b/>
+          <w:lang w:val="hi_IN" w:bidi="hi_IN"/>
+        </w:rPr>
         <w:t>"शुद्ध विवेक से करता हूँ"</w:t>
       </w:r>
     </w:p>
@@ -2179,6 +2494,21 @@
           <w:b/>
           <w:lang w:val="hi_IN" w:bidi="hi_IN"/>
         </w:rPr>
+        <w:t>χαρᾶς πληρωθῶ</w:t>
+      </w:r>
+    </w:p>
+    <w:p>
+      <w:pPr/>
+      <w:r>
+        <w:rPr>
+          <w:lang w:val="hi_IN" w:bidi="hi_IN"/>
+        </w:rPr>
+      </w:r>
+      <w:r>
+        <w:rPr>
+          <w:b/>
+          <w:lang w:val="hi_IN" w:bidi="hi_IN"/>
+        </w:rPr>
         <w:t>"आनन्द से भर जाऊँ"</w:t>
       </w:r>
     </w:p>
@@ -2275,6 +2605,21 @@
           <w:b/>
           <w:lang w:val="hi_IN" w:bidi="hi_IN"/>
         </w:rPr>
+        <w:t>χαρᾶς πληρωθῶ</w:t>
+      </w:r>
+    </w:p>
+    <w:p>
+      <w:pPr/>
+      <w:r>
+        <w:rPr>
+          <w:lang w:val="hi_IN" w:bidi="hi_IN"/>
+        </w:rPr>
+      </w:r>
+      <w:r>
+        <w:rPr>
+          <w:b/>
+          <w:lang w:val="hi_IN" w:bidi="hi_IN"/>
+        </w:rPr>
         <w:t>"आनन्द से भर जाऊँ"</w:t>
       </w:r>
     </w:p>
@@ -2358,6 +2703,21 @@
           <w:b/>
           <w:lang w:val="hi_IN" w:bidi="hi_IN"/>
         </w:rPr>
+        <w:t>χαρᾶς πληρωθῶ</w:t>
+      </w:r>
+    </w:p>
+    <w:p>
+      <w:pPr/>
+      <w:r>
+        <w:rPr>
+          <w:lang w:val="hi_IN" w:bidi="hi_IN"/>
+        </w:rPr>
+      </w:r>
+      <w:r>
+        <w:rPr>
+          <w:b/>
+          <w:lang w:val="hi_IN" w:bidi="hi_IN"/>
+        </w:rPr>
         <w:t>"कि आनन्द से भर जाऊँ"</w:t>
       </w:r>
     </w:p>
@@ -2466,6 +2826,21 @@
           <w:b/>
           <w:lang w:val="hi_IN" w:bidi="hi_IN"/>
         </w:rPr>
+        <w:t>ὑπόμνησιν λαβὼν</w:t>
+      </w:r>
+    </w:p>
+    <w:p>
+      <w:pPr/>
+      <w:r>
+        <w:rPr>
+          <w:lang w:val="hi_IN" w:bidi="hi_IN"/>
+        </w:rPr>
+      </w:r>
+      <w:r>
+        <w:rPr>
+          <w:b/>
+          <w:lang w:val="hi_IN" w:bidi="hi_IN"/>
+        </w:rPr>
         <w:t>""</w:t>
       </w:r>
     </w:p>
@@ -2549,6 +2924,21 @@
           <w:b/>
           <w:lang w:val="hi_IN" w:bidi="hi_IN"/>
         </w:rPr>
+        <w:t>τῆς ἐν σοὶ ἀνυποκρίτου πίστεως, ἥτις ἐνῴκησεν πρῶτον</w:t>
+      </w:r>
+    </w:p>
+    <w:p>
+      <w:pPr/>
+      <w:r>
+        <w:rPr>
+          <w:lang w:val="hi_IN" w:bidi="hi_IN"/>
+        </w:rPr>
+      </w:r>
+      <w:r>
+        <w:rPr>
+          <w:b/>
+          <w:lang w:val="hi_IN" w:bidi="hi_IN"/>
+        </w:rPr>
         <w:t>"तेरे उस निष्कपट विश्वास की है"</w:t>
       </w:r>
     </w:p>
@@ -2810,6 +3200,21 @@
           <w:b/>
           <w:lang w:val="hi_IN" w:bidi="hi_IN"/>
         </w:rPr>
+        <w:t>τῇ μάμμῃ σου</w:t>
+      </w:r>
+    </w:p>
+    <w:p>
+      <w:pPr/>
+      <w:r>
+        <w:rPr>
+          <w:lang w:val="hi_IN" w:bidi="hi_IN"/>
+        </w:rPr>
+      </w:r>
+      <w:r>
+        <w:rPr>
+          <w:b/>
+          <w:lang w:val="hi_IN" w:bidi="hi_IN"/>
+        </w:rPr>
         <w:t>"यूनीके"</w:t>
       </w:r>
     </w:p>
@@ -2888,6 +3293,21 @@
           <w:lang w:val="hi_IN" w:bidi="hi_IN"/>
         </w:rPr>
       </w:r>
+      <w:r>
+        <w:rPr>
+          <w:b/>
+          <w:lang w:val="hi_IN" w:bidi="hi_IN"/>
+        </w:rPr>
+        <w:t>Λωΐδι &amp; Εὐνίκῃ</w:t>
+      </w:r>
+    </w:p>
+    <w:p>
+      <w:pPr/>
+      <w:r>
+        <w:rPr>
+          <w:lang w:val="hi_IN" w:bidi="hi_IN"/>
+        </w:rPr>
+      </w:r>
     </w:p>
     <w:p>
       <w:pPr/>
@@ -2969,6 +3389,21 @@
           <w:b/>
           <w:lang w:val="hi_IN" w:bidi="hi_IN"/>
         </w:rPr>
+        <w:t>πέπεισμαι</w:t>
+      </w:r>
+    </w:p>
+    <w:p>
+      <w:pPr/>
+      <w:r>
+        <w:rPr>
+          <w:lang w:val="hi_IN" w:bidi="hi_IN"/>
+        </w:rPr>
+      </w:r>
+      <w:r>
+        <w:rPr>
+          <w:b/>
+          <w:lang w:val="hi_IN" w:bidi="hi_IN"/>
+        </w:rPr>
         <w:t>"मुझे निश्चय हुआ है"</w:t>
       </w:r>
     </w:p>
@@ -3047,6 +3482,21 @@
           <w:lang w:val="hi_IN" w:bidi="hi_IN"/>
         </w:rPr>
       </w:r>
+      <w:r>
+        <w:rPr>
+          <w:b/>
+          <w:lang w:val="hi_IN" w:bidi="hi_IN"/>
+        </w:rPr>
+        <w:t>δι’ ἣν αἰτίαν</w:t>
+      </w:r>
+    </w:p>
+    <w:p>
+      <w:pPr/>
+      <w:r>
+        <w:rPr>
+          <w:lang w:val="hi_IN" w:bidi="hi_IN"/>
+        </w:rPr>
+      </w:r>
     </w:p>
     <w:p>
       <w:pPr/>
@@ -3121,6 +3571,21 @@
           <w:b/>
           <w:lang w:val="hi_IN" w:bidi="hi_IN"/>
         </w:rPr>
+        <w:t>ἀναζωπυρεῖν τὸ χάρισμα</w:t>
+      </w:r>
+    </w:p>
+    <w:p>
+      <w:pPr/>
+      <w:r>
+        <w:rPr>
+          <w:lang w:val="hi_IN" w:bidi="hi_IN"/>
+        </w:rPr>
+      </w:r>
+      <w:r>
+        <w:rPr>
+          <w:b/>
+          <w:lang w:val="hi_IN" w:bidi="hi_IN"/>
+        </w:rPr>
         <w:t>""</w:t>
       </w:r>
     </w:p>
@@ -3217,6 +3682,21 @@
           <w:b/>
           <w:lang w:val="hi_IN" w:bidi="hi_IN"/>
         </w:rPr>
+        <w:t>τὸ χάρισμα τοῦ Θεοῦ, ὅ ἐστιν ἐν σοὶ</w:t>
+      </w:r>
+    </w:p>
+    <w:p>
+      <w:pPr/>
+      <w:r>
+        <w:rPr>
+          <w:lang w:val="hi_IN" w:bidi="hi_IN"/>
+        </w:rPr>
+      </w:r>
+      <w:r>
+        <w:rPr>
+          <w:b/>
+          <w:lang w:val="hi_IN" w:bidi="hi_IN"/>
+        </w:rPr>
         <w:t>"परमेश्वर के उस वरदान को जो मेरे हाथ के द्वारा तुझे है"</w:t>
       </w:r>
     </w:p>
@@ -3326,6 +3806,21 @@
           <w:b/>
           <w:lang w:val="hi_IN" w:bidi="hi_IN"/>
         </w:rPr>
+        <w:t>τὸ χάρισμα τοῦ Θεοῦ, ὅ ἐστιν ἐν σοὶ</w:t>
+      </w:r>
+    </w:p>
+    <w:p>
+      <w:pPr/>
+      <w:r>
+        <w:rPr>
+          <w:lang w:val="hi_IN" w:bidi="hi_IN"/>
+        </w:rPr>
+      </w:r>
+      <w:r>
+        <w:rPr>
+          <w:b/>
+          <w:lang w:val="hi_IN" w:bidi="hi_IN"/>
+        </w:rPr>
         <w:t>"परमेश्वर के उस वरदान को जो मेरे हाथ के द्वारा तुझे है"</w:t>
       </w:r>
     </w:p>
@@ -3409,6 +3904,21 @@
           <w:b/>
           <w:lang w:val="hi_IN" w:bidi="hi_IN"/>
         </w:rPr>
+        <w:t>διὰ τῆς ἐπιθέσεως τῶν χειρῶν μου</w:t>
+      </w:r>
+    </w:p>
+    <w:p>
+      <w:pPr/>
+      <w:r>
+        <w:rPr>
+          <w:lang w:val="hi_IN" w:bidi="hi_IN"/>
+        </w:rPr>
+      </w:r>
+      <w:r>
+        <w:rPr>
+          <w:b/>
+          <w:lang w:val="hi_IN" w:bidi="hi_IN"/>
+        </w:rPr>
         <w:t>"परमेश्वर के उस वरदान को जो मेरे हाथ के द्वारा तुझे है"</w:t>
       </w:r>
     </w:p>
@@ -3485,6 +3995,21 @@
           <w:b/>
           <w:lang w:val="hi_IN" w:bidi="hi_IN"/>
         </w:rPr>
+        <w:t>γὰρ</w:t>
+      </w:r>
+    </w:p>
+    <w:p>
+      <w:pPr/>
+      <w:r>
+        <w:rPr>
+          <w:lang w:val="hi_IN" w:bidi="hi_IN"/>
+        </w:rPr>
+      </w:r>
+      <w:r>
+        <w:rPr>
+          <w:b/>
+          <w:lang w:val="hi_IN" w:bidi="hi_IN"/>
+        </w:rPr>
         <w:t>"क्योंकि"</w:t>
       </w:r>
     </w:p>
@@ -3594,6 +4119,21 @@
           <w:b/>
           <w:lang w:val="hi_IN" w:bidi="hi_IN"/>
         </w:rPr>
+        <w:t>πνεῦμα δειλίας, ἀλλὰ δυνάμεως, καὶ ἀγάπης, καὶ σωφρονισμοῦ</w:t>
+      </w:r>
+    </w:p>
+    <w:p>
+      <w:pPr/>
+      <w:r>
+        <w:rPr>
+          <w:lang w:val="hi_IN" w:bidi="hi_IN"/>
+        </w:rPr>
+      </w:r>
+      <w:r>
+        <w:rPr>
+          <w:b/>
+          <w:lang w:val="hi_IN" w:bidi="hi_IN"/>
+        </w:rPr>
         <w:t>"परमेश्वर हमें भय की नहीं पर सामर्थ्य, और प्रेम, और संयम की आत्मा दी है"</w:t>
       </w:r>
     </w:p>
@@ -3683,6 +4223,21 @@
           <w:b/>
           <w:lang w:val="hi_IN" w:bidi="hi_IN"/>
         </w:rPr>
+        <w:t>δειλίας, ἀλλὰ δυνάμεως, καὶ ἀγάπης, καὶ σωφρονισμοῦ</w:t>
+      </w:r>
+    </w:p>
+    <w:p>
+      <w:pPr/>
+      <w:r>
+        <w:rPr>
+          <w:lang w:val="hi_IN" w:bidi="hi_IN"/>
+        </w:rPr>
+      </w:r>
+      <w:r>
+        <w:rPr>
+          <w:b/>
+          <w:lang w:val="hi_IN" w:bidi="hi_IN"/>
+        </w:rPr>
         <w:t>"सामर्थ्य, और प्रेम, और संयम की"</w:t>
       </w:r>
     </w:p>
@@ -3766,6 +4321,21 @@
           <w:b/>
           <w:lang w:val="hi_IN" w:bidi="hi_IN"/>
         </w:rPr>
+        <w:t>σωφρονισμοῦ</w:t>
+      </w:r>
+    </w:p>
+    <w:p>
+      <w:pPr/>
+      <w:r>
+        <w:rPr>
+          <w:lang w:val="hi_IN" w:bidi="hi_IN"/>
+        </w:rPr>
+      </w:r>
+      <w:r>
+        <w:rPr>
+          <w:b/>
+          <w:lang w:val="hi_IN" w:bidi="hi_IN"/>
+        </w:rPr>
         <w:t>"संयम की"</w:t>
       </w:r>
     </w:p>
@@ -3868,6 +4438,21 @@
           <w:b/>
           <w:lang w:val="hi_IN" w:bidi="hi_IN"/>
         </w:rPr>
+        <w:t>οὖν</w:t>
+      </w:r>
+    </w:p>
+    <w:p>
+      <w:pPr/>
+      <w:r>
+        <w:rPr>
+          <w:lang w:val="hi_IN" w:bidi="hi_IN"/>
+        </w:rPr>
+      </w:r>
+      <w:r>
+        <w:rPr>
+          <w:b/>
+          <w:lang w:val="hi_IN" w:bidi="hi_IN"/>
+        </w:rPr>
         <w:t>"इसलिए"</w:t>
       </w:r>
     </w:p>
@@ -3980,6 +4565,21 @@
           <w:b/>
           <w:lang w:val="hi_IN" w:bidi="hi_IN"/>
         </w:rPr>
+        <w:t>μὴ &amp; ἐπαισχυνθῇς τὸ μαρτύριον τοῦ Κυρίου ἡμῶν, μηδὲ ἐμὲ, τὸν δέσμιον αὐτοῦ</w:t>
+      </w:r>
+    </w:p>
+    <w:p>
+      <w:pPr/>
+      <w:r>
+        <w:rPr>
+          <w:lang w:val="hi_IN" w:bidi="hi_IN"/>
+        </w:rPr>
+      </w:r>
+      <w:r>
+        <w:rPr>
+          <w:b/>
+          <w:lang w:val="hi_IN" w:bidi="hi_IN"/>
+        </w:rPr>
         <w:t>"हमारे प्रभु की गवाही से, और मुझसे जो उसका कैदी हूँ, लज्जित न हो"</w:t>
       </w:r>
     </w:p>
@@ -4083,6 +4683,21 @@
           <w:b/>
           <w:lang w:val="hi_IN" w:bidi="hi_IN"/>
         </w:rPr>
+        <w:t>τὸ μαρτύριον τοῦ Κυρίου ἡμῶν</w:t>
+      </w:r>
+    </w:p>
+    <w:p>
+      <w:pPr/>
+      <w:r>
+        <w:rPr>
+          <w:lang w:val="hi_IN" w:bidi="hi_IN"/>
+        </w:rPr>
+      </w:r>
+      <w:r>
+        <w:rPr>
+          <w:b/>
+          <w:lang w:val="hi_IN" w:bidi="hi_IN"/>
+        </w:rPr>
         <w:t>"गवाही से"</w:t>
       </w:r>
     </w:p>
@@ -4159,6 +4774,21 @@
           <w:b/>
           <w:lang w:val="hi_IN" w:bidi="hi_IN"/>
         </w:rPr>
+        <w:t>τὸν δέσμιον αὐτοῦ</w:t>
+      </w:r>
+    </w:p>
+    <w:p>
+      <w:pPr/>
+      <w:r>
+        <w:rPr>
+          <w:lang w:val="hi_IN" w:bidi="hi_IN"/>
+        </w:rPr>
+      </w:r>
+      <w:r>
+        <w:rPr>
+          <w:b/>
+          <w:lang w:val="hi_IN" w:bidi="hi_IN"/>
+        </w:rPr>
         <w:t>"जो उसका कैदी हूँ"</w:t>
       </w:r>
     </w:p>
@@ -4235,6 +4865,21 @@
           <w:b/>
           <w:lang w:val="hi_IN" w:bidi="hi_IN"/>
         </w:rPr>
+        <w:t>συνκακοπάθησον</w:t>
+      </w:r>
+    </w:p>
+    <w:p>
+      <w:pPr/>
+      <w:r>
+        <w:rPr>
+          <w:lang w:val="hi_IN" w:bidi="hi_IN"/>
+        </w:rPr>
+      </w:r>
+      <w:r>
+        <w:rPr>
+          <w:b/>
+          <w:lang w:val="hi_IN" w:bidi="hi_IN"/>
+        </w:rPr>
         <w:t>""</w:t>
       </w:r>
     </w:p>
@@ -4331,6 +4976,21 @@
           <w:b/>
           <w:lang w:val="hi_IN" w:bidi="hi_IN"/>
         </w:rPr>
+        <w:t>τῷ εὐαγγελίῳ</w:t>
+      </w:r>
+    </w:p>
+    <w:p>
+      <w:pPr/>
+      <w:r>
+        <w:rPr>
+          <w:lang w:val="hi_IN" w:bidi="hi_IN"/>
+        </w:rPr>
+      </w:r>
+      <w:r>
+        <w:rPr>
+          <w:b/>
+          <w:lang w:val="hi_IN" w:bidi="hi_IN"/>
+        </w:rPr>
         <w:t>"सुसमाचार के लिये साथ दुःख उठा"</w:t>
       </w:r>
     </w:p>
@@ -4407,6 +5067,21 @@
           <w:b/>
           <w:lang w:val="hi_IN" w:bidi="hi_IN"/>
         </w:rPr>
+        <w:t>κατὰ δύναμιν Θεοῦ</w:t>
+      </w:r>
+    </w:p>
+    <w:p>
+      <w:pPr/>
+      <w:r>
+        <w:rPr>
+          <w:lang w:val="hi_IN" w:bidi="hi_IN"/>
+        </w:rPr>
+      </w:r>
+      <w:r>
+        <w:rPr>
+          <w:b/>
+          <w:lang w:val="hi_IN" w:bidi="hi_IN"/>
+        </w:rPr>
         <w:t>"उस परमेश्वर की सामर्थ्य के अनुसार सुसमाचार के लिये"</w:t>
       </w:r>
     </w:p>
@@ -4483,6 +5158,21 @@
           <w:b/>
           <w:lang w:val="hi_IN" w:bidi="hi_IN"/>
         </w:rPr>
+        <w:t>κλήσει ἁγίᾳ</w:t>
+      </w:r>
+    </w:p>
+    <w:p>
+      <w:pPr/>
+      <w:r>
+        <w:rPr>
+          <w:lang w:val="hi_IN" w:bidi="hi_IN"/>
+        </w:rPr>
+      </w:r>
+      <w:r>
+        <w:rPr>
+          <w:b/>
+          <w:lang w:val="hi_IN" w:bidi="hi_IN"/>
+        </w:rPr>
         <w:t>"पवित्र बुलाहट से"</w:t>
       </w:r>
     </w:p>
@@ -4559,6 +5249,21 @@
           <w:b/>
           <w:lang w:val="hi_IN" w:bidi="hi_IN"/>
         </w:rPr>
+        <w:t>οὐ κατὰ τὰ ἔργα ἡμῶν, ἀλλὰ κατὰ ἰδίαν πρόθεσιν καὶ χάριν, τὴν δοθεῖσαν ἡμῖν</w:t>
+      </w:r>
+    </w:p>
+    <w:p>
+      <w:pPr/>
+      <w:r>
+        <w:rPr>
+          <w:lang w:val="hi_IN" w:bidi="hi_IN"/>
+        </w:rPr>
+      </w:r>
+      <w:r>
+        <w:rPr>
+          <w:b/>
+          <w:lang w:val="hi_IN" w:bidi="hi_IN"/>
+        </w:rPr>
         <w:t>"यह हमारे कामों के"</w:t>
       </w:r>
       <w:r>
@@ -4737,6 +5442,21 @@
           <w:b/>
           <w:lang w:val="hi_IN" w:bidi="hi_IN"/>
         </w:rPr>
+        <w:t>τὴν δοθεῖσαν</w:t>
+      </w:r>
+    </w:p>
+    <w:p>
+      <w:pPr/>
+      <w:r>
+        <w:rPr>
+          <w:lang w:val="hi_IN" w:bidi="hi_IN"/>
+        </w:rPr>
+      </w:r>
+      <w:r>
+        <w:rPr>
+          <w:b/>
+          <w:lang w:val="hi_IN" w:bidi="hi_IN"/>
+        </w:rPr>
         <w:t>"उस अनुग्रह के"</w:t>
       </w:r>
       <w:r>
@@ -4846,6 +5566,21 @@
           <w:b/>
           <w:lang w:val="hi_IN" w:bidi="hi_IN"/>
         </w:rPr>
+        <w:t>ἐν Χριστῷ Ἰησοῦ πρὸ χρόνων αἰωνίων</w:t>
+      </w:r>
+    </w:p>
+    <w:p>
+      <w:pPr/>
+      <w:r>
+        <w:rPr>
+          <w:lang w:val="hi_IN" w:bidi="hi_IN"/>
+        </w:rPr>
+      </w:r>
+      <w:r>
+        <w:rPr>
+          <w:b/>
+          <w:lang w:val="hi_IN" w:bidi="hi_IN"/>
+        </w:rPr>
         <w:t>"मसीह यीशु में"</w:t>
       </w:r>
     </w:p>
@@ -4935,6 +5670,21 @@
           <w:b/>
           <w:lang w:val="hi_IN" w:bidi="hi_IN"/>
         </w:rPr>
+        <w:t>πρὸ χρόνων αἰωνίων</w:t>
+      </w:r>
+    </w:p>
+    <w:p>
+      <w:pPr/>
+      <w:r>
+        <w:rPr>
+          <w:lang w:val="hi_IN" w:bidi="hi_IN"/>
+        </w:rPr>
+      </w:r>
+      <w:r>
+        <w:rPr>
+          <w:b/>
+          <w:lang w:val="hi_IN" w:bidi="hi_IN"/>
+        </w:rPr>
         <w:t>""</w:t>
       </w:r>
     </w:p>
@@ -4998,6 +5748,21 @@
           <w:b/>
           <w:lang w:val="hi_IN" w:bidi="hi_IN"/>
         </w:rPr>
+        <w:t>φανερωθεῖσαν δὲ νῦν</w:t>
+      </w:r>
+    </w:p>
+    <w:p>
+      <w:pPr/>
+      <w:r>
+        <w:rPr>
+          <w:lang w:val="hi_IN" w:bidi="hi_IN"/>
+        </w:rPr>
+      </w:r>
+      <w:r>
+        <w:rPr>
+          <w:b/>
+          <w:lang w:val="hi_IN" w:bidi="hi_IN"/>
+        </w:rPr>
         <w:t>"पर अब"</w:t>
       </w:r>
       <w:r>
@@ -5094,6 +5859,21 @@
           <w:b/>
           <w:lang w:val="hi_IN" w:bidi="hi_IN"/>
         </w:rPr>
+        <w:t>διὰ τῆς ἐπιφανείας τοῦ Σωτῆρος ἡμῶν, Χριστοῦ Ἰησοῦ</w:t>
+      </w:r>
+    </w:p>
+    <w:p>
+      <w:pPr/>
+      <w:r>
+        <w:rPr>
+          <w:lang w:val="hi_IN" w:bidi="hi_IN"/>
+        </w:rPr>
+      </w:r>
+      <w:r>
+        <w:rPr>
+          <w:b/>
+          <w:lang w:val="hi_IN" w:bidi="hi_IN"/>
+        </w:rPr>
         <w:t>""</w:t>
       </w:r>
     </w:p>
@@ -5177,6 +5957,21 @@
           <w:b/>
           <w:lang w:val="hi_IN" w:bidi="hi_IN"/>
         </w:rPr>
+        <w:t>καταργήσαντος μὲν τὸν θάνατον</w:t>
+      </w:r>
+    </w:p>
+    <w:p>
+      <w:pPr/>
+      <w:r>
+        <w:rPr>
+          <w:lang w:val="hi_IN" w:bidi="hi_IN"/>
+        </w:rPr>
+      </w:r>
+      <w:r>
+        <w:rPr>
+          <w:b/>
+          <w:lang w:val="hi_IN" w:bidi="hi_IN"/>
+        </w:rPr>
         <w:t>"जिसने मृत्यु का नाश किया"</w:t>
       </w:r>
     </w:p>
@@ -5273,6 +6068,21 @@
           <w:b/>
           <w:lang w:val="hi_IN" w:bidi="hi_IN"/>
         </w:rPr>
+        <w:t>φωτίσαντος δὲ ζωὴν καὶ ἀφθαρσίαν διὰ τοῦ εὐαγγελίου</w:t>
+      </w:r>
+    </w:p>
+    <w:p>
+      <w:pPr/>
+      <w:r>
+        <w:rPr>
+          <w:lang w:val="hi_IN" w:bidi="hi_IN"/>
+        </w:rPr>
+      </w:r>
+      <w:r>
+        <w:rPr>
+          <w:b/>
+          <w:lang w:val="hi_IN" w:bidi="hi_IN"/>
+        </w:rPr>
         <w:t>""</w:t>
       </w:r>
     </w:p>
@@ -5369,6 +6179,21 @@
           <w:b/>
           <w:lang w:val="hi_IN" w:bidi="hi_IN"/>
         </w:rPr>
+        <w:t>ζωὴν καὶ ἀφθαρσίαν</w:t>
+      </w:r>
+    </w:p>
+    <w:p>
+      <w:pPr/>
+      <w:r>
+        <w:rPr>
+          <w:lang w:val="hi_IN" w:bidi="hi_IN"/>
+        </w:rPr>
+      </w:r>
+      <w:r>
+        <w:rPr>
+          <w:b/>
+          <w:lang w:val="hi_IN" w:bidi="hi_IN"/>
+        </w:rPr>
         <w:t>"जीवन और अमरता को"</w:t>
       </w:r>
     </w:p>
@@ -5465,6 +6290,21 @@
           <w:b/>
           <w:lang w:val="hi_IN" w:bidi="hi_IN"/>
         </w:rPr>
+        <w:t>ζωὴν καὶ ἀφθαρσίαν</w:t>
+      </w:r>
+    </w:p>
+    <w:p>
+      <w:pPr/>
+      <w:r>
+        <w:rPr>
+          <w:lang w:val="hi_IN" w:bidi="hi_IN"/>
+        </w:rPr>
+      </w:r>
+      <w:r>
+        <w:rPr>
+          <w:b/>
+          <w:lang w:val="hi_IN" w:bidi="hi_IN"/>
+        </w:rPr>
         <w:t>"जीवन और अमरता"</w:t>
       </w:r>
     </w:p>
@@ -5594,6 +6434,21 @@
           <w:b/>
           <w:lang w:val="hi_IN" w:bidi="hi_IN"/>
         </w:rPr>
+        <w:t>ζωὴν</w:t>
+      </w:r>
+    </w:p>
+    <w:p>
+      <w:pPr/>
+      <w:r>
+        <w:rPr>
+          <w:lang w:val="hi_IN" w:bidi="hi_IN"/>
+        </w:rPr>
+      </w:r>
+      <w:r>
+        <w:rPr>
+          <w:b/>
+          <w:lang w:val="hi_IN" w:bidi="hi_IN"/>
+        </w:rPr>
         <w:t>"जीवन"</w:t>
       </w:r>
     </w:p>
@@ -5677,6 +6532,21 @@
           <w:b/>
           <w:lang w:val="hi_IN" w:bidi="hi_IN"/>
         </w:rPr>
+        <w:t>εἰς ὃ</w:t>
+      </w:r>
+    </w:p>
+    <w:p>
+      <w:pPr/>
+      <w:r>
+        <w:rPr>
+          <w:lang w:val="hi_IN" w:bidi="hi_IN"/>
+        </w:rPr>
+      </w:r>
+      <w:r>
+        <w:rPr>
+          <w:b/>
+          <w:lang w:val="hi_IN" w:bidi="hi_IN"/>
+        </w:rPr>
         <w:t>"जिसके लिये"</w:t>
       </w:r>
     </w:p>
@@ -5781,6 +6651,21 @@
           <w:b/>
           <w:lang w:val="hi_IN" w:bidi="hi_IN"/>
         </w:rPr>
+        <w:t>ἐτέθην ἐγὼ</w:t>
+      </w:r>
+    </w:p>
+    <w:p>
+      <w:pPr/>
+      <w:r>
+        <w:rPr>
+          <w:lang w:val="hi_IN" w:bidi="hi_IN"/>
+        </w:rPr>
+      </w:r>
+      <w:r>
+        <w:rPr>
+          <w:b/>
+          <w:lang w:val="hi_IN" w:bidi="hi_IN"/>
+        </w:rPr>
         <w:t>"मैं प्रचारक,"</w:t>
       </w:r>
       <w:r>
@@ -5877,6 +6762,21 @@
           <w:b/>
           <w:lang w:val="hi_IN" w:bidi="hi_IN"/>
         </w:rPr>
+        <w:t>κῆρυξ</w:t>
+      </w:r>
+    </w:p>
+    <w:p>
+      <w:pPr/>
+      <w:r>
+        <w:rPr>
+          <w:lang w:val="hi_IN" w:bidi="hi_IN"/>
+        </w:rPr>
+      </w:r>
+      <w:r>
+        <w:rPr>
+          <w:b/>
+          <w:lang w:val="hi_IN" w:bidi="hi_IN"/>
+        </w:rPr>
         <w:t>"प्रचारक"</w:t>
       </w:r>
     </w:p>
@@ -5986,6 +6886,21 @@
           <w:b/>
           <w:lang w:val="hi_IN" w:bidi="hi_IN"/>
         </w:rPr>
+        <w:t>διδάσκαλος</w:t>
+      </w:r>
+    </w:p>
+    <w:p>
+      <w:pPr/>
+      <w:r>
+        <w:rPr>
+          <w:lang w:val="hi_IN" w:bidi="hi_IN"/>
+        </w:rPr>
+      </w:r>
+      <w:r>
+        <w:rPr>
+          <w:b/>
+          <w:lang w:val="hi_IN" w:bidi="hi_IN"/>
+        </w:rPr>
         <w:t>"प्रचारक"</w:t>
       </w:r>
     </w:p>
@@ -6082,6 +6997,21 @@
           <w:b/>
           <w:lang w:val="hi_IN" w:bidi="hi_IN"/>
         </w:rPr>
+        <w:t>δι’ ἣν αἰτίαν</w:t>
+      </w:r>
+    </w:p>
+    <w:p>
+      <w:pPr/>
+      <w:r>
+        <w:rPr>
+          <w:lang w:val="hi_IN" w:bidi="hi_IN"/>
+        </w:rPr>
+      </w:r>
+      <w:r>
+        <w:rPr>
+          <w:b/>
+          <w:lang w:val="hi_IN" w:bidi="hi_IN"/>
+        </w:rPr>
         <w:t>"इस कारण मैं"</w:t>
       </w:r>
     </w:p>
@@ -6158,6 +7088,21 @@
           <w:b/>
           <w:lang w:val="hi_IN" w:bidi="hi_IN"/>
         </w:rPr>
+        <w:t>καὶ ταῦτα πάσχω</w:t>
+      </w:r>
+    </w:p>
+    <w:p>
+      <w:pPr/>
+      <w:r>
+        <w:rPr>
+          <w:lang w:val="hi_IN" w:bidi="hi_IN"/>
+        </w:rPr>
+      </w:r>
+      <w:r>
+        <w:rPr>
+          <w:b/>
+          <w:lang w:val="hi_IN" w:bidi="hi_IN"/>
+        </w:rPr>
         <w:t>"इन दुःखों को भी"</w:t>
       </w:r>
     </w:p>
@@ -6247,6 +7192,21 @@
           <w:b/>
           <w:lang w:val="hi_IN" w:bidi="hi_IN"/>
         </w:rPr>
+        <w:t>οὐκ ἐπαισχύνομαι</w:t>
+      </w:r>
+    </w:p>
+    <w:p>
+      <w:pPr/>
+      <w:r>
+        <w:rPr>
+          <w:lang w:val="hi_IN" w:bidi="hi_IN"/>
+        </w:rPr>
+      </w:r>
+      <w:r>
+        <w:rPr>
+          <w:b/>
+          <w:lang w:val="hi_IN" w:bidi="hi_IN"/>
+        </w:rPr>
         <w:t>"लजाता नहीं"</w:t>
       </w:r>
     </w:p>
@@ -6330,6 +7290,21 @@
           <w:b/>
           <w:lang w:val="hi_IN" w:bidi="hi_IN"/>
         </w:rPr>
+        <w:t>ᾧ</w:t>
+      </w:r>
+    </w:p>
+    <w:p>
+      <w:pPr/>
+      <w:r>
+        <w:rPr>
+          <w:lang w:val="hi_IN" w:bidi="hi_IN"/>
+        </w:rPr>
+      </w:r>
+      <w:r>
+        <w:rPr>
+          <w:b/>
+          <w:lang w:val="hi_IN" w:bidi="hi_IN"/>
+        </w:rPr>
         <w:t>"जिस पर"</w:t>
       </w:r>
     </w:p>
@@ -6426,6 +7401,21 @@
           <w:b/>
           <w:lang w:val="hi_IN" w:bidi="hi_IN"/>
         </w:rPr>
+        <w:t>πέπεισμαι</w:t>
+      </w:r>
+    </w:p>
+    <w:p>
+      <w:pPr/>
+      <w:r>
+        <w:rPr>
+          <w:lang w:val="hi_IN" w:bidi="hi_IN"/>
+        </w:rPr>
+      </w:r>
+      <w:r>
+        <w:rPr>
+          <w:b/>
+          <w:lang w:val="hi_IN" w:bidi="hi_IN"/>
+        </w:rPr>
         <w:t>""</w:t>
       </w:r>
     </w:p>
@@ -6489,6 +7479,21 @@
           <w:b/>
           <w:lang w:val="hi_IN" w:bidi="hi_IN"/>
         </w:rPr>
+        <w:t>τὴν παραθήκην μου φυλάξαι</w:t>
+      </w:r>
+    </w:p>
+    <w:p>
+      <w:pPr/>
+      <w:r>
+        <w:rPr>
+          <w:lang w:val="hi_IN" w:bidi="hi_IN"/>
+        </w:rPr>
+      </w:r>
+      <w:r>
+        <w:rPr>
+          <w:b/>
+          <w:lang w:val="hi_IN" w:bidi="hi_IN"/>
+        </w:rPr>
         <w:t>"मेरी धरोहर की"</w:t>
       </w:r>
     </w:p>
@@ -6598,6 +7603,21 @@
           <w:b/>
           <w:lang w:val="hi_IN" w:bidi="hi_IN"/>
         </w:rPr>
+        <w:t>τὴν παραθήκην μου φυλάξαι</w:t>
+      </w:r>
+    </w:p>
+    <w:p>
+      <w:pPr/>
+      <w:r>
+        <w:rPr>
+          <w:lang w:val="hi_IN" w:bidi="hi_IN"/>
+        </w:rPr>
+      </w:r>
+      <w:r>
+        <w:rPr>
+          <w:b/>
+          <w:lang w:val="hi_IN" w:bidi="hi_IN"/>
+        </w:rPr>
         <w:t>""</w:t>
       </w:r>
     </w:p>
@@ -6694,6 +7714,21 @@
           <w:b/>
           <w:lang w:val="hi_IN" w:bidi="hi_IN"/>
         </w:rPr>
+        <w:t>ἐκείνην τὴν ἡμέραν</w:t>
+      </w:r>
+    </w:p>
+    <w:p>
+      <w:pPr/>
+      <w:r>
+        <w:rPr>
+          <w:lang w:val="hi_IN" w:bidi="hi_IN"/>
+        </w:rPr>
+      </w:r>
+      <w:r>
+        <w:rPr>
+          <w:b/>
+          <w:lang w:val="hi_IN" w:bidi="hi_IN"/>
+        </w:rPr>
         <w:t>"उस दिन"</w:t>
       </w:r>
     </w:p>
@@ -6790,6 +7825,21 @@
           <w:b/>
           <w:lang w:val="hi_IN" w:bidi="hi_IN"/>
         </w:rPr>
+        <w:t>ὑποτύπωσιν ἔχε</w:t>
+      </w:r>
+    </w:p>
+    <w:p>
+      <w:pPr/>
+      <w:r>
+        <w:rPr>
+          <w:lang w:val="hi_IN" w:bidi="hi_IN"/>
+        </w:rPr>
+      </w:r>
+      <w:r>
+        <w:rPr>
+          <w:b/>
+          <w:lang w:val="hi_IN" w:bidi="hi_IN"/>
+        </w:rPr>
         <w:t>"अपना आदर्श बनाकर रख"</w:t>
       </w:r>
     </w:p>
@@ -6894,6 +7944,21 @@
           <w:b/>
           <w:lang w:val="hi_IN" w:bidi="hi_IN"/>
         </w:rPr>
+        <w:t>ὑγιαινόντων λόγων</w:t>
+      </w:r>
+    </w:p>
+    <w:p>
+      <w:pPr/>
+      <w:r>
+        <w:rPr>
+          <w:lang w:val="hi_IN" w:bidi="hi_IN"/>
+        </w:rPr>
+      </w:r>
+      <w:r>
+        <w:rPr>
+          <w:b/>
+          <w:lang w:val="hi_IN" w:bidi="hi_IN"/>
+        </w:rPr>
         <w:t>""</w:t>
       </w:r>
     </w:p>
@@ -6970,6 +8035,21 @@
           <w:b/>
           <w:lang w:val="hi_IN" w:bidi="hi_IN"/>
         </w:rPr>
+        <w:t>ὑγιαινόντων λόγων</w:t>
+      </w:r>
+    </w:p>
+    <w:p>
+      <w:pPr/>
+      <w:r>
+        <w:rPr>
+          <w:lang w:val="hi_IN" w:bidi="hi_IN"/>
+        </w:rPr>
+      </w:r>
+      <w:r>
+        <w:rPr>
+          <w:b/>
+          <w:lang w:val="hi_IN" w:bidi="hi_IN"/>
+        </w:rPr>
         <w:t>"खरी बातें"</w:t>
       </w:r>
     </w:p>
@@ -7066,6 +8146,21 @@
           <w:b/>
           <w:lang w:val="hi_IN" w:bidi="hi_IN"/>
         </w:rPr>
+        <w:t>ἐν πίστει καὶ ἀγάπῃ τῇ ἐν Χριστῷ Ἰησοῦ</w:t>
+      </w:r>
+    </w:p>
+    <w:p>
+      <w:pPr/>
+      <w:r>
+        <w:rPr>
+          <w:lang w:val="hi_IN" w:bidi="hi_IN"/>
+        </w:rPr>
+      </w:r>
+      <w:r>
+        <w:rPr>
+          <w:b/>
+          <w:lang w:val="hi_IN" w:bidi="hi_IN"/>
+        </w:rPr>
         <w:t>"उनको उस विश्वास और प्रेम के साथ मसीह यीशु में है"</w:t>
       </w:r>
     </w:p>
@@ -7175,6 +8270,21 @@
           <w:b/>
           <w:lang w:val="hi_IN" w:bidi="hi_IN"/>
         </w:rPr>
+        <w:t>τῇ ἐν Χριστῷ Ἰησοῦ</w:t>
+      </w:r>
+    </w:p>
+    <w:p>
+      <w:pPr/>
+      <w:r>
+        <w:rPr>
+          <w:lang w:val="hi_IN" w:bidi="hi_IN"/>
+        </w:rPr>
+      </w:r>
+      <w:r>
+        <w:rPr>
+          <w:b/>
+          <w:lang w:val="hi_IN" w:bidi="hi_IN"/>
+        </w:rPr>
         <w:t>""</w:t>
       </w:r>
     </w:p>
@@ -7251,6 +8361,21 @@
           <w:b/>
           <w:lang w:val="hi_IN" w:bidi="hi_IN"/>
         </w:rPr>
+        <w:t>τῇ ἐν Χριστῷ Ἰησοῦ</w:t>
+      </w:r>
+    </w:p>
+    <w:p>
+      <w:pPr/>
+      <w:r>
+        <w:rPr>
+          <w:lang w:val="hi_IN" w:bidi="hi_IN"/>
+        </w:rPr>
+      </w:r>
+      <w:r>
+        <w:rPr>
+          <w:b/>
+          <w:lang w:val="hi_IN" w:bidi="hi_IN"/>
+        </w:rPr>
         <w:t>"मसीह यीशु में है"</w:t>
       </w:r>
     </w:p>
@@ -7360,6 +8485,21 @@
           <w:b/>
           <w:lang w:val="hi_IN" w:bidi="hi_IN"/>
         </w:rPr>
+        <w:t>τὴν καλὴν παραθήκην φύλαξον</w:t>
+      </w:r>
+    </w:p>
+    <w:p>
+      <w:pPr/>
+      <w:r>
+        <w:rPr>
+          <w:lang w:val="hi_IN" w:bidi="hi_IN"/>
+        </w:rPr>
+      </w:r>
+      <w:r>
+        <w:rPr>
+          <w:b/>
+          <w:lang w:val="hi_IN" w:bidi="hi_IN"/>
+        </w:rPr>
         <w:t>"इस अच्छी धरोहर की"</w:t>
       </w:r>
     </w:p>
@@ -7436,6 +8576,21 @@
           <w:b/>
           <w:lang w:val="hi_IN" w:bidi="hi_IN"/>
         </w:rPr>
+        <w:t>διὰ Πνεύματος Ἁγίου</w:t>
+      </w:r>
+    </w:p>
+    <w:p>
+      <w:pPr/>
+      <w:r>
+        <w:rPr>
+          <w:lang w:val="hi_IN" w:bidi="hi_IN"/>
+        </w:rPr>
+      </w:r>
+      <w:r>
+        <w:rPr>
+          <w:b/>
+          <w:lang w:val="hi_IN" w:bidi="hi_IN"/>
+        </w:rPr>
         <w:t>"पवित्र आत्मा के द्वारा"</w:t>
       </w:r>
     </w:p>
@@ -7512,6 +8667,21 @@
           <w:b/>
           <w:lang w:val="hi_IN" w:bidi="hi_IN"/>
         </w:rPr>
+        <w:t>τοῦ ἐνοικοῦντος ἐν ἡμῖν</w:t>
+      </w:r>
+    </w:p>
+    <w:p>
+      <w:pPr/>
+      <w:r>
+        <w:rPr>
+          <w:lang w:val="hi_IN" w:bidi="hi_IN"/>
+        </w:rPr>
+      </w:r>
+      <w:r>
+        <w:rPr>
+          <w:b/>
+          <w:lang w:val="hi_IN" w:bidi="hi_IN"/>
+        </w:rPr>
         <w:t>"रखवाली कर"</w:t>
       </w:r>
     </w:p>
@@ -7575,6 +8745,21 @@
           <w:b/>
           <w:lang w:val="hi_IN" w:bidi="hi_IN"/>
         </w:rPr>
+        <w:t>οἶδας τοῦτο, ὅτι</w:t>
+      </w:r>
+    </w:p>
+    <w:p>
+      <w:pPr/>
+      <w:r>
+        <w:rPr>
+          <w:lang w:val="hi_IN" w:bidi="hi_IN"/>
+        </w:rPr>
+      </w:r>
+      <w:r>
+        <w:rPr>
+          <w:b/>
+          <w:lang w:val="hi_IN" w:bidi="hi_IN"/>
+        </w:rPr>
         <w:t>"तू (यह) जानता है, कि"</w:t>
       </w:r>
     </w:p>
@@ -7705,6 +8890,21 @@
           <w:b/>
           <w:lang w:val="hi_IN" w:bidi="hi_IN"/>
         </w:rPr>
+        <w:t>πάντες οἱ ἐν τῇ Ἀσίᾳ</w:t>
+      </w:r>
+    </w:p>
+    <w:p>
+      <w:pPr/>
+      <w:r>
+        <w:rPr>
+          <w:lang w:val="hi_IN" w:bidi="hi_IN"/>
+        </w:rPr>
+      </w:r>
+      <w:r>
+        <w:rPr>
+          <w:b/>
+          <w:lang w:val="hi_IN" w:bidi="hi_IN"/>
+        </w:rPr>
         <w:t>"आसियावाले सब"</w:t>
       </w:r>
     </w:p>
@@ -7827,6 +9027,21 @@
           <w:b/>
           <w:lang w:val="hi_IN" w:bidi="hi_IN"/>
         </w:rPr>
+        <w:t>οἱ ἐν τῇ Ἀσίᾳ</w:t>
+      </w:r>
+    </w:p>
+    <w:p>
+      <w:pPr/>
+      <w:r>
+        <w:rPr>
+          <w:lang w:val="hi_IN" w:bidi="hi_IN"/>
+        </w:rPr>
+      </w:r>
+      <w:r>
+        <w:rPr>
+          <w:b/>
+          <w:lang w:val="hi_IN" w:bidi="hi_IN"/>
+        </w:rPr>
         <w:t>"आसियावाले"</w:t>
       </w:r>
     </w:p>
@@ -7957,6 +9172,21 @@
           <w:b/>
           <w:lang w:val="hi_IN" w:bidi="hi_IN"/>
         </w:rPr>
+        <w:t>ἀπεστράφησάν με</w:t>
+      </w:r>
+    </w:p>
+    <w:p>
+      <w:pPr/>
+      <w:r>
+        <w:rPr>
+          <w:lang w:val="hi_IN" w:bidi="hi_IN"/>
+        </w:rPr>
+      </w:r>
+      <w:r>
+        <w:rPr>
+          <w:b/>
+          <w:lang w:val="hi_IN" w:bidi="hi_IN"/>
+        </w:rPr>
         <w:t>"मुझसे फिर गए हैं"</w:t>
       </w:r>
     </w:p>
@@ -8040,6 +9270,21 @@
           <w:b/>
           <w:lang w:val="hi_IN" w:bidi="hi_IN"/>
         </w:rPr>
+        <w:t>ἀπεστράφησάν με</w:t>
+      </w:r>
+    </w:p>
+    <w:p>
+      <w:pPr/>
+      <w:r>
+        <w:rPr>
+          <w:lang w:val="hi_IN" w:bidi="hi_IN"/>
+        </w:rPr>
+      </w:r>
+      <w:r>
+        <w:rPr>
+          <w:b/>
+          <w:lang w:val="hi_IN" w:bidi="hi_IN"/>
+        </w:rPr>
         <w:t>"मुझसे फिर गए हैं"</w:t>
       </w:r>
     </w:p>
@@ -8123,6 +9368,21 @@
           <w:b/>
           <w:lang w:val="hi_IN" w:bidi="hi_IN"/>
         </w:rPr>
+        <w:t>Φύγελος &amp; Ἑρμογένης</w:t>
+      </w:r>
+    </w:p>
+    <w:p>
+      <w:pPr/>
+      <w:r>
+        <w:rPr>
+          <w:lang w:val="hi_IN" w:bidi="hi_IN"/>
+        </w:rPr>
+      </w:r>
+      <w:r>
+        <w:rPr>
+          <w:b/>
+          <w:lang w:val="hi_IN" w:bidi="hi_IN"/>
+        </w:rPr>
         <w:t>"फूगिलुस और हिरमुगिनेस"</w:t>
       </w:r>
     </w:p>
@@ -8206,6 +9466,21 @@
           <w:b/>
           <w:lang w:val="hi_IN" w:bidi="hi_IN"/>
         </w:rPr>
+        <w:t>δῴη ἔλεος ὁ Κύριος τῷ Ὀνησιφόρου οἴκῳ</w:t>
+      </w:r>
+    </w:p>
+    <w:p>
+      <w:pPr/>
+      <w:r>
+        <w:rPr>
+          <w:lang w:val="hi_IN" w:bidi="hi_IN"/>
+        </w:rPr>
+      </w:r>
+      <w:r>
+        <w:rPr>
+          <w:b/>
+          <w:lang w:val="hi_IN" w:bidi="hi_IN"/>
+        </w:rPr>
         <w:t>"उनेसिफुरूस घराने पर प्रभु दया करे"</w:t>
       </w:r>
     </w:p>
@@ -8289,6 +9564,21 @@
           <w:b/>
           <w:lang w:val="hi_IN" w:bidi="hi_IN"/>
         </w:rPr>
+        <w:t>δῴη ἔλεος ὁ Κύριος</w:t>
+      </w:r>
+    </w:p>
+    <w:p>
+      <w:pPr/>
+      <w:r>
+        <w:rPr>
+          <w:lang w:val="hi_IN" w:bidi="hi_IN"/>
+        </w:rPr>
+      </w:r>
+      <w:r>
+        <w:rPr>
+          <w:b/>
+          <w:lang w:val="hi_IN" w:bidi="hi_IN"/>
+        </w:rPr>
         <w:t>"प्रभु दया करे"</w:t>
       </w:r>
     </w:p>
@@ -8385,6 +9675,21 @@
           <w:b/>
           <w:lang w:val="hi_IN" w:bidi="hi_IN"/>
         </w:rPr>
+        <w:t>Ὀνησιφόρου</w:t>
+      </w:r>
+    </w:p>
+    <w:p>
+      <w:pPr/>
+      <w:r>
+        <w:rPr>
+          <w:lang w:val="hi_IN" w:bidi="hi_IN"/>
+        </w:rPr>
+      </w:r>
+      <w:r>
+        <w:rPr>
+          <w:b/>
+          <w:lang w:val="hi_IN" w:bidi="hi_IN"/>
+        </w:rPr>
         <w:t>"उनेसिफुरूस"</w:t>
       </w:r>
     </w:p>
@@ -8468,6 +9773,21 @@
           <w:b/>
           <w:lang w:val="hi_IN" w:bidi="hi_IN"/>
         </w:rPr>
+        <w:t>τὴν ἅλυσίν μου οὐκ ἐπησχύνθη</w:t>
+      </w:r>
+    </w:p>
+    <w:p>
+      <w:pPr/>
+      <w:r>
+        <w:rPr>
+          <w:lang w:val="hi_IN" w:bidi="hi_IN"/>
+        </w:rPr>
+      </w:r>
+      <w:r>
+        <w:rPr>
+          <w:b/>
+          <w:lang w:val="hi_IN" w:bidi="hi_IN"/>
+        </w:rPr>
         <w:t>"घराने पर"</w:t>
       </w:r>
     </w:p>
@@ -8557,6 +9877,21 @@
           <w:b/>
           <w:lang w:val="hi_IN" w:bidi="hi_IN"/>
         </w:rPr>
+        <w:t>τὴν ἅλυσίν μου</w:t>
+      </w:r>
+    </w:p>
+    <w:p>
+      <w:pPr/>
+      <w:r>
+        <w:rPr>
+          <w:lang w:val="hi_IN" w:bidi="hi_IN"/>
+        </w:rPr>
+      </w:r>
+      <w:r>
+        <w:rPr>
+          <w:b/>
+          <w:lang w:val="hi_IN" w:bidi="hi_IN"/>
+        </w:rPr>
         <w:t>"मेरी जंजीरों से लज्जित न हुआ"</w:t>
       </w:r>
     </w:p>
@@ -8653,6 +9988,21 @@
           <w:b/>
           <w:lang w:val="hi_IN" w:bidi="hi_IN"/>
         </w:rPr>
+        <w:t>ἀλλὰ</w:t>
+      </w:r>
+    </w:p>
+    <w:p>
+      <w:pPr/>
+      <w:r>
+        <w:rPr>
+          <w:lang w:val="hi_IN" w:bidi="hi_IN"/>
+        </w:rPr>
+      </w:r>
+      <w:r>
+        <w:rPr>
+          <w:b/>
+          <w:lang w:val="hi_IN" w:bidi="hi_IN"/>
+        </w:rPr>
         <w:t>"पर"</w:t>
       </w:r>
     </w:p>
@@ -8749,6 +10099,21 @@
           <w:b/>
           <w:lang w:val="hi_IN" w:bidi="hi_IN"/>
         </w:rPr>
+        <w:t>ἐν Ῥώμῃ</w:t>
+      </w:r>
+    </w:p>
+    <w:p>
+      <w:pPr/>
+      <w:r>
+        <w:rPr>
+          <w:lang w:val="hi_IN" w:bidi="hi_IN"/>
+        </w:rPr>
+      </w:r>
+      <w:r>
+        <w:rPr>
+          <w:b/>
+          <w:lang w:val="hi_IN" w:bidi="hi_IN"/>
+        </w:rPr>
         <w:t>"रोम में"</w:t>
       </w:r>
     </w:p>
@@ -8845,6 +10210,21 @@
           <w:b/>
           <w:lang w:val="hi_IN" w:bidi="hi_IN"/>
         </w:rPr>
+        <w:t>(δῴη αὐτῷ ὁ Κύριος, εὑρεῖν ἔλεος παρὰ Κυρίου ἐν ἐκείνῃ τῇ ἡμέρᾳ), καὶ ὅσα ἐν Ἐφέσῳ διηκόνησεν, βέλτιον σὺ γινώσκεις</w:t>
+      </w:r>
+    </w:p>
+    <w:p>
+      <w:pPr/>
+      <w:r>
+        <w:rPr>
+          <w:lang w:val="hi_IN" w:bidi="hi_IN"/>
+        </w:rPr>
+      </w:r>
+      <w:r>
+        <w:rPr>
+          <w:b/>
+          <w:lang w:val="hi_IN" w:bidi="hi_IN"/>
+        </w:rPr>
         <w:t>"प्रभु कि उस दिन उस पर प्रभु दया हो)। और जो-सेवा उसने इफिसुस में की तू भली भाँति जानता है"</w:t>
       </w:r>
     </w:p>
@@ -8914,6 +10294,21 @@
         <w:rPr>
           <w:lang w:val="hi_IN" w:bidi="hi_IN"/>
         </w:rPr>
+      </w:r>
+    </w:p>
+    <w:p>
+      <w:pPr/>
+      <w:r>
+        <w:rPr>
+          <w:lang w:val="hi_IN" w:bidi="hi_IN"/>
+        </w:rPr>
+      </w:r>
+      <w:r>
+        <w:rPr>
+          <w:b/>
+          <w:lang w:val="hi_IN" w:bidi="hi_IN"/>
+        </w:rPr>
+        <w:t>δῴη αὐτῷ ὁ Κύριος, εὑρεῖν ἔλεος παρὰ Κυρίου</w:t>
       </w:r>
     </w:p>
     <w:p>
@@ -9022,6 +10417,21 @@
           <w:b/>
           <w:lang w:val="hi_IN" w:bidi="hi_IN"/>
         </w:rPr>
+        <w:t>εὑρεῖν ἔλεος παρὰ Κυρίου</w:t>
+      </w:r>
+    </w:p>
+    <w:p>
+      <w:pPr/>
+      <w:r>
+        <w:rPr>
+          <w:lang w:val="hi_IN" w:bidi="hi_IN"/>
+        </w:rPr>
+      </w:r>
+      <w:r>
+        <w:rPr>
+          <w:b/>
+          <w:lang w:val="hi_IN" w:bidi="hi_IN"/>
+        </w:rPr>
         <w:t>""</w:t>
       </w:r>
     </w:p>
@@ -9131,6 +10541,21 @@
           <w:b/>
           <w:lang w:val="hi_IN" w:bidi="hi_IN"/>
         </w:rPr>
+        <w:t>εὑρεῖν ἔλεος παρὰ Κυρίου</w:t>
+      </w:r>
+    </w:p>
+    <w:p>
+      <w:pPr/>
+      <w:r>
+        <w:rPr>
+          <w:lang w:val="hi_IN" w:bidi="hi_IN"/>
+        </w:rPr>
+      </w:r>
+      <w:r>
+        <w:rPr>
+          <w:b/>
+          <w:lang w:val="hi_IN" w:bidi="hi_IN"/>
+        </w:rPr>
         <w:t>"प्रभु"</w:t>
       </w:r>
       <w:r>
@@ -9234,6 +10659,21 @@
           <w:b/>
           <w:lang w:val="hi_IN" w:bidi="hi_IN"/>
         </w:rPr>
+        <w:t>ἐν ἐκείνῃ τῇ ἡμέρᾳ</w:t>
+      </w:r>
+    </w:p>
+    <w:p>
+      <w:pPr/>
+      <w:r>
+        <w:rPr>
+          <w:lang w:val="hi_IN" w:bidi="hi_IN"/>
+        </w:rPr>
+      </w:r>
+      <w:r>
+        <w:rPr>
+          <w:b/>
+          <w:lang w:val="hi_IN" w:bidi="hi_IN"/>
+        </w:rPr>
         <w:t>""</w:t>
       </w:r>
     </w:p>
@@ -9330,6 +10770,21 @@
           <w:b/>
           <w:lang w:val="hi_IN" w:bidi="hi_IN"/>
         </w:rPr>
+        <w:t>ὅσα &amp; διηκόνησεν</w:t>
+      </w:r>
+    </w:p>
+    <w:p>
+      <w:pPr/>
+      <w:r>
+        <w:rPr>
+          <w:lang w:val="hi_IN" w:bidi="hi_IN"/>
+        </w:rPr>
+      </w:r>
+      <w:r>
+        <w:rPr>
+          <w:b/>
+          <w:lang w:val="hi_IN" w:bidi="hi_IN"/>
+        </w:rPr>
         <w:t>"कि"</w:t>
       </w:r>
       <w:r>
@@ -9425,6 +10880,21 @@
         <w:rPr>
           <w:lang w:val="hi_IN" w:bidi="hi_IN"/>
         </w:rPr>
+      </w:r>
+    </w:p>
+    <w:p>
+      <w:pPr/>
+      <w:r>
+        <w:rPr>
+          <w:lang w:val="hi_IN" w:bidi="hi_IN"/>
+        </w:rPr>
+      </w:r>
+      <w:r>
+        <w:rPr>
+          <w:b/>
+          <w:lang w:val="hi_IN" w:bidi="hi_IN"/>
+        </w:rPr>
+        <w:t>σὺ οὖν</w:t>
       </w:r>
     </w:p>
     <w:p>
@@ -9577,6 +11047,21 @@
           <w:b/>
           <w:lang w:val="hi_IN" w:bidi="hi_IN"/>
         </w:rPr>
+        <w:t>τέκνον μου</w:t>
+      </w:r>
+    </w:p>
+    <w:p>
+      <w:pPr/>
+      <w:r>
+        <w:rPr>
+          <w:lang w:val="hi_IN" w:bidi="hi_IN"/>
+        </w:rPr>
+      </w:r>
+      <w:r>
+        <w:rPr>
+          <w:b/>
+          <w:lang w:val="hi_IN" w:bidi="hi_IN"/>
+        </w:rPr>
         <w:t>"मेरे पुत्र"</w:t>
       </w:r>
     </w:p>
@@ -9660,6 +11145,21 @@
           <w:b/>
           <w:lang w:val="hi_IN" w:bidi="hi_IN"/>
         </w:rPr>
+        <w:t>ἐνδυναμοῦ</w:t>
+      </w:r>
+    </w:p>
+    <w:p>
+      <w:pPr/>
+      <w:r>
+        <w:rPr>
+          <w:lang w:val="hi_IN" w:bidi="hi_IN"/>
+        </w:rPr>
+      </w:r>
+      <w:r>
+        <w:rPr>
+          <w:b/>
+          <w:lang w:val="hi_IN" w:bidi="hi_IN"/>
+        </w:rPr>
         <w:t>"बलवन्त हो जा"</w:t>
       </w:r>
     </w:p>
@@ -9743,6 +11243,21 @@
           <w:b/>
           <w:lang w:val="hi_IN" w:bidi="hi_IN"/>
         </w:rPr>
+        <w:t>ἐν τῇ χάριτι τῇ ἐν Χριστῷ Ἰησοῦ</w:t>
+      </w:r>
+    </w:p>
+    <w:p>
+      <w:pPr/>
+      <w:r>
+        <w:rPr>
+          <w:lang w:val="hi_IN" w:bidi="hi_IN"/>
+        </w:rPr>
+      </w:r>
+      <w:r>
+        <w:rPr>
+          <w:b/>
+          <w:lang w:val="hi_IN" w:bidi="hi_IN"/>
+        </w:rPr>
         <w:t>"उस अनुग्रह से जो मसीह यीशु में है, बलवन्त हो जा"</w:t>
       </w:r>
     </w:p>
@@ -9852,6 +11367,21 @@
           <w:b/>
           <w:lang w:val="hi_IN" w:bidi="hi_IN"/>
         </w:rPr>
+        <w:t>ἐν τῇ χάριτι</w:t>
+      </w:r>
+    </w:p>
+    <w:p>
+      <w:pPr/>
+      <w:r>
+        <w:rPr>
+          <w:lang w:val="hi_IN" w:bidi="hi_IN"/>
+        </w:rPr>
+      </w:r>
+      <w:r>
+        <w:rPr>
+          <w:b/>
+          <w:lang w:val="hi_IN" w:bidi="hi_IN"/>
+        </w:rPr>
         <w:t>"उस अनुग्रह से"</w:t>
       </w:r>
     </w:p>
@@ -9974,6 +11504,21 @@
           <w:b/>
           <w:lang w:val="hi_IN" w:bidi="hi_IN"/>
         </w:rPr>
+        <w:t>τῇ ἐν Χριστῷ Ἰησοῦ</w:t>
+      </w:r>
+    </w:p>
+    <w:p>
+      <w:pPr/>
+      <w:r>
+        <w:rPr>
+          <w:lang w:val="hi_IN" w:bidi="hi_IN"/>
+        </w:rPr>
+      </w:r>
+      <w:r>
+        <w:rPr>
+          <w:b/>
+          <w:lang w:val="hi_IN" w:bidi="hi_IN"/>
+        </w:rPr>
         <w:t>"जो मसीह यीशु में है"</w:t>
       </w:r>
     </w:p>
@@ -10167,6 +11712,21 @@
           <w:b/>
           <w:lang w:val="hi_IN" w:bidi="hi_IN"/>
         </w:rPr>
+        <w:t>διὰ πολλῶν μαρτύρων</w:t>
+      </w:r>
+    </w:p>
+    <w:p>
+      <w:pPr/>
+      <w:r>
+        <w:rPr>
+          <w:lang w:val="hi_IN" w:bidi="hi_IN"/>
+        </w:rPr>
+      </w:r>
+      <w:r>
+        <w:rPr>
+          <w:b/>
+          <w:lang w:val="hi_IN" w:bidi="hi_IN"/>
+        </w:rPr>
         <w:t>"बहुत गवाहों के सामने"</w:t>
       </w:r>
     </w:p>
@@ -10230,6 +11790,21 @@
           <w:b/>
           <w:lang w:val="hi_IN" w:bidi="hi_IN"/>
         </w:rPr>
+        <w:t>ταῦτα παράθου</w:t>
+      </w:r>
+    </w:p>
+    <w:p>
+      <w:pPr/>
+      <w:r>
+        <w:rPr>
+          <w:lang w:val="hi_IN" w:bidi="hi_IN"/>
+        </w:rPr>
+      </w:r>
+      <w:r>
+        <w:rPr>
+          <w:b/>
+          <w:lang w:val="hi_IN" w:bidi="hi_IN"/>
+        </w:rPr>
         <w:t>""</w:t>
       </w:r>
     </w:p>
@@ -10313,6 +11888,21 @@
           <w:b/>
           <w:lang w:val="hi_IN" w:bidi="hi_IN"/>
         </w:rPr>
+        <w:t>πιστοῖς ἀνθρώποις</w:t>
+      </w:r>
+    </w:p>
+    <w:p>
+      <w:pPr/>
+      <w:r>
+        <w:rPr>
+          <w:lang w:val="hi_IN" w:bidi="hi_IN"/>
+        </w:rPr>
+      </w:r>
+      <w:r>
+        <w:rPr>
+          <w:b/>
+          <w:lang w:val="hi_IN" w:bidi="hi_IN"/>
+        </w:rPr>
         <w:t>"मनुष्यों को"</w:t>
       </w:r>
     </w:p>
@@ -10409,6 +11999,21 @@
           <w:b/>
           <w:lang w:val="hi_IN" w:bidi="hi_IN"/>
         </w:rPr>
+        <w:t>συνκακοπάθησον</w:t>
+      </w:r>
+    </w:p>
+    <w:p>
+      <w:pPr/>
+      <w:r>
+        <w:rPr>
+          <w:lang w:val="hi_IN" w:bidi="hi_IN"/>
+        </w:rPr>
+      </w:r>
+      <w:r>
+        <w:rPr>
+          <w:b/>
+          <w:lang w:val="hi_IN" w:bidi="hi_IN"/>
+        </w:rPr>
         <w:t>"मेरे साथ दुःख उठा"</w:t>
       </w:r>
     </w:p>
@@ -10485,6 +12090,21 @@
           <w:b/>
           <w:lang w:val="hi_IN" w:bidi="hi_IN"/>
         </w:rPr>
+        <w:t>συνκακοπάθησον</w:t>
+      </w:r>
+    </w:p>
+    <w:p>
+      <w:pPr/>
+      <w:r>
+        <w:rPr>
+          <w:lang w:val="hi_IN" w:bidi="hi_IN"/>
+        </w:rPr>
+      </w:r>
+      <w:r>
+        <w:rPr>
+          <w:b/>
+          <w:lang w:val="hi_IN" w:bidi="hi_IN"/>
+        </w:rPr>
         <w:t>"साथ दुःख उठा"</w:t>
       </w:r>
     </w:p>
@@ -10589,6 +12209,21 @@
           <w:b/>
           <w:lang w:val="hi_IN" w:bidi="hi_IN"/>
         </w:rPr>
+        <w:t>ὡς καλὸς στρατιώτης Ἰησοῦ Χριστοῦ</w:t>
+      </w:r>
+    </w:p>
+    <w:p>
+      <w:pPr/>
+      <w:r>
+        <w:rPr>
+          <w:lang w:val="hi_IN" w:bidi="hi_IN"/>
+        </w:rPr>
+      </w:r>
+      <w:r>
+        <w:rPr>
+          <w:b/>
+          <w:lang w:val="hi_IN" w:bidi="hi_IN"/>
+        </w:rPr>
         <w:t>"मसीह यीशु के अच्छे योद्धा के समान"</w:t>
       </w:r>
     </w:p>
@@ -10672,6 +12307,21 @@
           <w:b/>
           <w:lang w:val="hi_IN" w:bidi="hi_IN"/>
         </w:rPr>
+        <w:t>οὐδεὶς στρατευόμενος ἐμπλέκεται ταῖς τοῦ βίου πραγματίαις, ἵνα τῷ στρατολογήσαντι ἀρέσῃ</w:t>
+      </w:r>
+    </w:p>
+    <w:p>
+      <w:pPr/>
+      <w:r>
+        <w:rPr>
+          <w:lang w:val="hi_IN" w:bidi="hi_IN"/>
+        </w:rPr>
+      </w:r>
+      <w:r>
+        <w:rPr>
+          <w:b/>
+          <w:lang w:val="hi_IN" w:bidi="hi_IN"/>
+        </w:rPr>
         <w:t>""</w:t>
       </w:r>
     </w:p>
@@ -10735,6 +12385,21 @@
           <w:b/>
           <w:lang w:val="hi_IN" w:bidi="hi_IN"/>
         </w:rPr>
+        <w:t>ἐμπλέκεται ταῖς τοῦ βίου πραγματίαις</w:t>
+      </w:r>
+    </w:p>
+    <w:p>
+      <w:pPr/>
+      <w:r>
+        <w:rPr>
+          <w:lang w:val="hi_IN" w:bidi="hi_IN"/>
+        </w:rPr>
+      </w:r>
+      <w:r>
+        <w:rPr>
+          <w:b/>
+          <w:lang w:val="hi_IN" w:bidi="hi_IN"/>
+        </w:rPr>
         <w:t>""</w:t>
       </w:r>
     </w:p>
@@ -10818,6 +12483,21 @@
           <w:b/>
           <w:lang w:val="hi_IN" w:bidi="hi_IN"/>
         </w:rPr>
+        <w:t>ἐμπλέκεται</w:t>
+      </w:r>
+    </w:p>
+    <w:p>
+      <w:pPr/>
+      <w:r>
+        <w:rPr>
+          <w:lang w:val="hi_IN" w:bidi="hi_IN"/>
+        </w:rPr>
+      </w:r>
+      <w:r>
+        <w:rPr>
+          <w:b/>
+          <w:lang w:val="hi_IN" w:bidi="hi_IN"/>
+        </w:rPr>
         <w:t>"को"</w:t>
       </w:r>
       <w:r>
@@ -10914,6 +12594,21 @@
           <w:b/>
           <w:lang w:val="hi_IN" w:bidi="hi_IN"/>
         </w:rPr>
+        <w:t>ταῖς τοῦ βίου πραγματίαις</w:t>
+      </w:r>
+    </w:p>
+    <w:p>
+      <w:pPr/>
+      <w:r>
+        <w:rPr>
+          <w:lang w:val="hi_IN" w:bidi="hi_IN"/>
+        </w:rPr>
+      </w:r>
+      <w:r>
+        <w:rPr>
+          <w:b/>
+          <w:lang w:val="hi_IN" w:bidi="hi_IN"/>
+        </w:rPr>
         <w:t>"के"</w:t>
       </w:r>
     </w:p>
@@ -11010,6 +12705,21 @@
           <w:b/>
           <w:lang w:val="hi_IN" w:bidi="hi_IN"/>
         </w:rPr>
+        <w:t>τῷ στρατολογήσαντι</w:t>
+      </w:r>
+    </w:p>
+    <w:p>
+      <w:pPr/>
+      <w:r>
+        <w:rPr>
+          <w:lang w:val="hi_IN" w:bidi="hi_IN"/>
+        </w:rPr>
+      </w:r>
+      <w:r>
+        <w:rPr>
+          <w:b/>
+          <w:lang w:val="hi_IN" w:bidi="hi_IN"/>
+        </w:rPr>
         <w:t>""</w:t>
       </w:r>
     </w:p>
@@ -11073,6 +12783,21 @@
           <w:b/>
           <w:lang w:val="hi_IN" w:bidi="hi_IN"/>
         </w:rPr>
+        <w:t>δὲ καὶ</w:t>
+      </w:r>
+    </w:p>
+    <w:p>
+      <w:pPr/>
+      <w:r>
+        <w:rPr>
+          <w:lang w:val="hi_IN" w:bidi="hi_IN"/>
+        </w:rPr>
+      </w:r>
+      <w:r>
+        <w:rPr>
+          <w:b/>
+          <w:lang w:val="hi_IN" w:bidi="hi_IN"/>
+        </w:rPr>
         <w:t>"फिर"</w:t>
       </w:r>
     </w:p>
@@ -11190,6 +12915,21 @@
           <w:b/>
           <w:lang w:val="hi_IN" w:bidi="hi_IN"/>
         </w:rPr>
+        <w:t>ἐὰν &amp; ἀθλῇ τις, οὐ στεφανοῦται, ἐὰν μὴ νομίμως ἀθλήσῃ</w:t>
+      </w:r>
+    </w:p>
+    <w:p>
+      <w:pPr/>
+      <w:r>
+        <w:rPr>
+          <w:lang w:val="hi_IN" w:bidi="hi_IN"/>
+        </w:rPr>
+      </w:r>
+      <w:r>
+        <w:rPr>
+          <w:b/>
+          <w:lang w:val="hi_IN" w:bidi="hi_IN"/>
+        </w:rPr>
         <w:t>""</w:t>
       </w:r>
     </w:p>
@@ -11286,6 +13026,21 @@
           <w:b/>
           <w:lang w:val="hi_IN" w:bidi="hi_IN"/>
         </w:rPr>
+        <w:t>ἐὰν &amp; ἀθλῇ τις, οὐ στεφανοῦται, ἐὰν μὴ νομίμως ἀθλήσῃ</w:t>
+      </w:r>
+    </w:p>
+    <w:p>
+      <w:pPr/>
+      <w:r>
+        <w:rPr>
+          <w:lang w:val="hi_IN" w:bidi="hi_IN"/>
+        </w:rPr>
+      </w:r>
+      <w:r>
+        <w:rPr>
+          <w:b/>
+          <w:lang w:val="hi_IN" w:bidi="hi_IN"/>
+        </w:rPr>
         <w:t>"अखाड़े में लड़नेवाला यदि विधि के अनुसार न लड़े तो मुकुट नहीं पाता"</w:t>
       </w:r>
     </w:p>
@@ -11369,6 +13124,21 @@
           <w:b/>
           <w:lang w:val="hi_IN" w:bidi="hi_IN"/>
         </w:rPr>
+        <w:t>ἀθλῇ</w:t>
+      </w:r>
+    </w:p>
+    <w:p>
+      <w:pPr/>
+      <w:r>
+        <w:rPr>
+          <w:lang w:val="hi_IN" w:bidi="hi_IN"/>
+        </w:rPr>
+      </w:r>
+      <w:r>
+        <w:rPr>
+          <w:b/>
+          <w:lang w:val="hi_IN" w:bidi="hi_IN"/>
+        </w:rPr>
         <w:t>"अखाड़े में लड़नेवाला यदि"</w:t>
       </w:r>
     </w:p>
@@ -11445,6 +13215,21 @@
           <w:b/>
           <w:lang w:val="hi_IN" w:bidi="hi_IN"/>
         </w:rPr>
+        <w:t>οὐ στεφανοῦται, ἐὰν μὴ νομίμως ἀθλήσῃ</w:t>
+      </w:r>
+    </w:p>
+    <w:p>
+      <w:pPr/>
+      <w:r>
+        <w:rPr>
+          <w:lang w:val="hi_IN" w:bidi="hi_IN"/>
+        </w:rPr>
+      </w:r>
+      <w:r>
+        <w:rPr>
+          <w:b/>
+          <w:lang w:val="hi_IN" w:bidi="hi_IN"/>
+        </w:rPr>
         <w:t>""</w:t>
       </w:r>
     </w:p>
@@ -11528,6 +13313,21 @@
           <w:b/>
           <w:lang w:val="hi_IN" w:bidi="hi_IN"/>
         </w:rPr>
+        <w:t>οὐ στεφανοῦται</w:t>
+      </w:r>
+    </w:p>
+    <w:p>
+      <w:pPr/>
+      <w:r>
+        <w:rPr>
+          <w:lang w:val="hi_IN" w:bidi="hi_IN"/>
+        </w:rPr>
+      </w:r>
+      <w:r>
+        <w:rPr>
+          <w:b/>
+          <w:lang w:val="hi_IN" w:bidi="hi_IN"/>
+        </w:rPr>
         <w:t>"मुकुट नहीं पाता"</w:t>
       </w:r>
     </w:p>
@@ -11611,6 +13411,21 @@
           <w:b/>
           <w:lang w:val="hi_IN" w:bidi="hi_IN"/>
         </w:rPr>
+        <w:t>οὐ στεφανοῦται</w:t>
+      </w:r>
+    </w:p>
+    <w:p>
+      <w:pPr/>
+      <w:r>
+        <w:rPr>
+          <w:lang w:val="hi_IN" w:bidi="hi_IN"/>
+        </w:rPr>
+      </w:r>
+      <w:r>
+        <w:rPr>
+          <w:b/>
+          <w:lang w:val="hi_IN" w:bidi="hi_IN"/>
+        </w:rPr>
         <w:t>"मुकुट नहीं पाता"</w:t>
       </w:r>
     </w:p>
@@ -11674,6 +13489,21 @@
           <w:b/>
           <w:lang w:val="hi_IN" w:bidi="hi_IN"/>
         </w:rPr>
+        <w:t>μὴ νομίμως ἀθλήσῃ</w:t>
+      </w:r>
+    </w:p>
+    <w:p>
+      <w:pPr/>
+      <w:r>
+        <w:rPr>
+          <w:lang w:val="hi_IN" w:bidi="hi_IN"/>
+        </w:rPr>
+      </w:r>
+      <w:r>
+        <w:rPr>
+          <w:b/>
+          <w:lang w:val="hi_IN" w:bidi="hi_IN"/>
+        </w:rPr>
         <w:t>""</w:t>
       </w:r>
     </w:p>
@@ -11737,6 +13567,21 @@
           <w:b/>
           <w:lang w:val="hi_IN" w:bidi="hi_IN"/>
         </w:rPr>
+        <w:t>τὸν κοπιῶντα γεωργὸν δεῖ πρῶτον τῶν καρπῶν μεταλαμβάνειν</w:t>
+      </w:r>
+    </w:p>
+    <w:p>
+      <w:pPr/>
+      <w:r>
+        <w:rPr>
+          <w:lang w:val="hi_IN" w:bidi="hi_IN"/>
+        </w:rPr>
+      </w:r>
+      <w:r>
+        <w:rPr>
+          <w:b/>
+          <w:lang w:val="hi_IN" w:bidi="hi_IN"/>
+        </w:rPr>
         <w:t>""</w:t>
       </w:r>
     </w:p>
@@ -11820,6 +13665,21 @@
           <w:b/>
           <w:lang w:val="hi_IN" w:bidi="hi_IN"/>
         </w:rPr>
+        <w:t>τὸν κοπιῶντα γεωργὸν</w:t>
+      </w:r>
+    </w:p>
+    <w:p>
+      <w:pPr/>
+      <w:r>
+        <w:rPr>
+          <w:lang w:val="hi_IN" w:bidi="hi_IN"/>
+        </w:rPr>
+      </w:r>
+      <w:r>
+        <w:rPr>
+          <w:b/>
+          <w:lang w:val="hi_IN" w:bidi="hi_IN"/>
+        </w:rPr>
         <w:t>"जो किसान परिश्रम करता है"</w:t>
       </w:r>
     </w:p>
@@ -11910,6 +13770,21 @@
           <w:b/>
           <w:lang w:val="hi_IN" w:bidi="hi_IN"/>
         </w:rPr>
+        <w:t>πρῶτον τῶν καρπῶν μεταλαμβάνειν</w:t>
+      </w:r>
+    </w:p>
+    <w:p>
+      <w:pPr/>
+      <w:r>
+        <w:rPr>
+          <w:lang w:val="hi_IN" w:bidi="hi_IN"/>
+        </w:rPr>
+      </w:r>
+      <w:r>
+        <w:rPr>
+          <w:b/>
+          <w:lang w:val="hi_IN" w:bidi="hi_IN"/>
+        </w:rPr>
         <w:t>"फल का अंश पहले उसे मिलना चाहिए"</w:t>
       </w:r>
     </w:p>
@@ -11993,6 +13868,21 @@
           <w:b/>
           <w:lang w:val="hi_IN" w:bidi="hi_IN"/>
         </w:rPr>
+        <w:t>νόει ὃ λέγω</w:t>
+      </w:r>
+    </w:p>
+    <w:p>
+      <w:pPr/>
+      <w:r>
+        <w:rPr>
+          <w:lang w:val="hi_IN" w:bidi="hi_IN"/>
+        </w:rPr>
+      </w:r>
+      <w:r>
+        <w:rPr>
+          <w:b/>
+          <w:lang w:val="hi_IN" w:bidi="hi_IN"/>
+        </w:rPr>
         <w:t>"कहता उस पर ध्यान दे"</w:t>
       </w:r>
     </w:p>
@@ -12056,6 +13946,21 @@
           <w:b/>
           <w:lang w:val="hi_IN" w:bidi="hi_IN"/>
         </w:rPr>
+        <w:t>δώσει &amp; σοι &amp; σύνεσιν</w:t>
+      </w:r>
+    </w:p>
+    <w:p>
+      <w:pPr/>
+      <w:r>
+        <w:rPr>
+          <w:lang w:val="hi_IN" w:bidi="hi_IN"/>
+        </w:rPr>
+      </w:r>
+      <w:r>
+        <w:rPr>
+          <w:b/>
+          <w:lang w:val="hi_IN" w:bidi="hi_IN"/>
+        </w:rPr>
         <w:t>"कहता"</w:t>
       </w:r>
     </w:p>
@@ -12152,6 +14057,21 @@
           <w:b/>
           <w:lang w:val="hi_IN" w:bidi="hi_IN"/>
         </w:rPr>
+        <w:t>ἐν πᾶσιν</w:t>
+      </w:r>
+    </w:p>
+    <w:p>
+      <w:pPr/>
+      <w:r>
+        <w:rPr>
+          <w:lang w:val="hi_IN" w:bidi="hi_IN"/>
+        </w:rPr>
+      </w:r>
+      <w:r>
+        <w:rPr>
+          <w:b/>
+          <w:lang w:val="hi_IN" w:bidi="hi_IN"/>
+        </w:rPr>
         <w:t>"सब बातों की"</w:t>
       </w:r>
     </w:p>
@@ -12228,6 +14148,21 @@
           <w:b/>
           <w:lang w:val="hi_IN" w:bidi="hi_IN"/>
         </w:rPr>
+        <w:t>μνημόνευε</w:t>
+      </w:r>
+    </w:p>
+    <w:p>
+      <w:pPr/>
+      <w:r>
+        <w:rPr>
+          <w:lang w:val="hi_IN" w:bidi="hi_IN"/>
+        </w:rPr>
+      </w:r>
+      <w:r>
+        <w:rPr>
+          <w:b/>
+          <w:lang w:val="hi_IN" w:bidi="hi_IN"/>
+        </w:rPr>
         <w:t>"स्मरण रख"</w:t>
       </w:r>
     </w:p>
@@ -12358,6 +14293,21 @@
           <w:b/>
           <w:lang w:val="hi_IN" w:bidi="hi_IN"/>
         </w:rPr>
+        <w:t>ἐγηγερμένον ἐκ νεκρῶν, ἐκ σπέρματος Δαυείδ</w:t>
+      </w:r>
+    </w:p>
+    <w:p>
+      <w:pPr/>
+      <w:r>
+        <w:rPr>
+          <w:lang w:val="hi_IN" w:bidi="hi_IN"/>
+        </w:rPr>
+      </w:r>
+      <w:r>
+        <w:rPr>
+          <w:b/>
+          <w:lang w:val="hi_IN" w:bidi="hi_IN"/>
+        </w:rPr>
         <w:t>"जो दाऊद के वंश से हुआ, और मरे हुओं में से जी उठा"</w:t>
       </w:r>
     </w:p>
@@ -12483,6 +14433,21 @@
           <w:b/>
           <w:lang w:val="hi_IN" w:bidi="hi_IN"/>
         </w:rPr>
+        <w:t>ἐγηγερμένον</w:t>
+      </w:r>
+    </w:p>
+    <w:p>
+      <w:pPr/>
+      <w:r>
+        <w:rPr>
+          <w:lang w:val="hi_IN" w:bidi="hi_IN"/>
+        </w:rPr>
+      </w:r>
+      <w:r>
+        <w:rPr>
+          <w:b/>
+          <w:lang w:val="hi_IN" w:bidi="hi_IN"/>
+        </w:rPr>
         <w:t>""</w:t>
       </w:r>
     </w:p>
@@ -12579,6 +14544,21 @@
           <w:b/>
           <w:lang w:val="hi_IN" w:bidi="hi_IN"/>
         </w:rPr>
+        <w:t>ἐγηγερμένον</w:t>
+      </w:r>
+    </w:p>
+    <w:p>
+      <w:pPr/>
+      <w:r>
+        <w:rPr>
+          <w:lang w:val="hi_IN" w:bidi="hi_IN"/>
+        </w:rPr>
+      </w:r>
+      <w:r>
+        <w:rPr>
+          <w:b/>
+          <w:lang w:val="hi_IN" w:bidi="hi_IN"/>
+        </w:rPr>
         <w:t>"और मरे में से जी उठा"</w:t>
       </w:r>
     </w:p>
@@ -12662,6 +14642,21 @@
           <w:b/>
           <w:lang w:val="hi_IN" w:bidi="hi_IN"/>
         </w:rPr>
+        <w:t>ἐκ νεκρῶν</w:t>
+      </w:r>
+    </w:p>
+    <w:p>
+      <w:pPr/>
+      <w:r>
+        <w:rPr>
+          <w:lang w:val="hi_IN" w:bidi="hi_IN"/>
+        </w:rPr>
+      </w:r>
+      <w:r>
+        <w:rPr>
+          <w:b/>
+          <w:lang w:val="hi_IN" w:bidi="hi_IN"/>
+        </w:rPr>
         <w:t>"मरे हुओं में से"</w:t>
       </w:r>
     </w:p>
@@ -12792,6 +14787,21 @@
           <w:b/>
           <w:lang w:val="hi_IN" w:bidi="hi_IN"/>
         </w:rPr>
+        <w:t>ἐκ σπέρματος Δαυείδ</w:t>
+      </w:r>
+    </w:p>
+    <w:p>
+      <w:pPr/>
+      <w:r>
+        <w:rPr>
+          <w:lang w:val="hi_IN" w:bidi="hi_IN"/>
+        </w:rPr>
+      </w:r>
+      <w:r>
+        <w:rPr>
+          <w:b/>
+          <w:lang w:val="hi_IN" w:bidi="hi_IN"/>
+        </w:rPr>
         <w:t>""</w:t>
       </w:r>
     </w:p>
@@ -12882,6 +14892,21 @@
           <w:b/>
           <w:lang w:val="hi_IN" w:bidi="hi_IN"/>
         </w:rPr>
+        <w:t>κατὰ τὸ εὐαγγέλιόν μου</w:t>
+      </w:r>
+    </w:p>
+    <w:p>
+      <w:pPr/>
+      <w:r>
+        <w:rPr>
+          <w:lang w:val="hi_IN" w:bidi="hi_IN"/>
+        </w:rPr>
+      </w:r>
+      <w:r>
+        <w:rPr>
+          <w:b/>
+          <w:lang w:val="hi_IN" w:bidi="hi_IN"/>
+        </w:rPr>
         <w:t>"और यह सुसमाचार के अनुसार है"</w:t>
       </w:r>
     </w:p>
@@ -12972,6 +14997,21 @@
           <w:b/>
           <w:lang w:val="hi_IN" w:bidi="hi_IN"/>
         </w:rPr>
+        <w:t>μέχρι δεσμῶν</w:t>
+      </w:r>
+    </w:p>
+    <w:p>
+      <w:pPr/>
+      <w:r>
+        <w:rPr>
+          <w:lang w:val="hi_IN" w:bidi="hi_IN"/>
+        </w:rPr>
+      </w:r>
+      <w:r>
+        <w:rPr>
+          <w:b/>
+          <w:lang w:val="hi_IN" w:bidi="hi_IN"/>
+        </w:rPr>
         <w:t>""</w:t>
       </w:r>
     </w:p>
@@ -13068,6 +15108,21 @@
           <w:b/>
           <w:lang w:val="hi_IN" w:bidi="hi_IN"/>
         </w:rPr>
+        <w:t>ὡς κακοῦργος</w:t>
+      </w:r>
+    </w:p>
+    <w:p>
+      <w:pPr/>
+      <w:r>
+        <w:rPr>
+          <w:lang w:val="hi_IN" w:bidi="hi_IN"/>
+        </w:rPr>
+      </w:r>
+      <w:r>
+        <w:rPr>
+          <w:b/>
+          <w:lang w:val="hi_IN" w:bidi="hi_IN"/>
+        </w:rPr>
         <w:t>"मैं कुकर्मी के समान"</w:t>
       </w:r>
     </w:p>
@@ -13151,6 +15206,21 @@
           <w:b/>
           <w:lang w:val="hi_IN" w:bidi="hi_IN"/>
         </w:rPr>
+        <w:t>ὁ λόγος τοῦ Θεοῦ οὐ δέδεται</w:t>
+      </w:r>
+    </w:p>
+    <w:p>
+      <w:pPr/>
+      <w:r>
+        <w:rPr>
+          <w:lang w:val="hi_IN" w:bidi="hi_IN"/>
+        </w:rPr>
+      </w:r>
+      <w:r>
+        <w:rPr>
+          <w:b/>
+          <w:lang w:val="hi_IN" w:bidi="hi_IN"/>
+        </w:rPr>
         <w:t>"परमेश्वर वचन कैद नहीं"</w:t>
       </w:r>
     </w:p>
@@ -13247,6 +15317,21 @@
           <w:b/>
           <w:lang w:val="hi_IN" w:bidi="hi_IN"/>
         </w:rPr>
+        <w:t>ὁ λόγος τοῦ Θεοῦ οὐ δέδεται</w:t>
+      </w:r>
+    </w:p>
+    <w:p>
+      <w:pPr/>
+      <w:r>
+        <w:rPr>
+          <w:lang w:val="hi_IN" w:bidi="hi_IN"/>
+        </w:rPr>
+      </w:r>
+      <w:r>
+        <w:rPr>
+          <w:b/>
+          <w:lang w:val="hi_IN" w:bidi="hi_IN"/>
+        </w:rPr>
         <w:t>"परमेश्वर वचन कैद नहीं"</w:t>
       </w:r>
     </w:p>
@@ -13330,6 +15415,21 @@
           <w:b/>
           <w:lang w:val="hi_IN" w:bidi="hi_IN"/>
         </w:rPr>
+        <w:t>ὁ λόγος τοῦ Θεοῦ</w:t>
+      </w:r>
+    </w:p>
+    <w:p>
+      <w:pPr/>
+      <w:r>
+        <w:rPr>
+          <w:lang w:val="hi_IN" w:bidi="hi_IN"/>
+        </w:rPr>
+      </w:r>
+      <w:r>
+        <w:rPr>
+          <w:b/>
+          <w:lang w:val="hi_IN" w:bidi="hi_IN"/>
+        </w:rPr>
         <w:t>"परमेश्वर का वचन"</w:t>
       </w:r>
     </w:p>
@@ -13426,6 +15526,21 @@
           <w:b/>
           <w:lang w:val="hi_IN" w:bidi="hi_IN"/>
         </w:rPr>
+        <w:t>ὁ λόγος</w:t>
+      </w:r>
+    </w:p>
+    <w:p>
+      <w:pPr/>
+      <w:r>
+        <w:rPr>
+          <w:lang w:val="hi_IN" w:bidi="hi_IN"/>
+        </w:rPr>
+      </w:r>
+      <w:r>
+        <w:rPr>
+          <w:b/>
+          <w:lang w:val="hi_IN" w:bidi="hi_IN"/>
+        </w:rPr>
         <w:t>"परमेश्वर वचन"</w:t>
       </w:r>
     </w:p>
@@ -13522,6 +15637,21 @@
           <w:b/>
           <w:lang w:val="hi_IN" w:bidi="hi_IN"/>
         </w:rPr>
+        <w:t>διὰ τοῦτο, πάντα ὑπομένω</w:t>
+      </w:r>
+    </w:p>
+    <w:p>
+      <w:pPr/>
+      <w:r>
+        <w:rPr>
+          <w:lang w:val="hi_IN" w:bidi="hi_IN"/>
+        </w:rPr>
+      </w:r>
+      <w:r>
+        <w:rPr>
+          <w:b/>
+          <w:lang w:val="hi_IN" w:bidi="hi_IN"/>
+        </w:rPr>
         <w:t>"इस कारण मैं ... सब कुछ सहता हूँ"</w:t>
       </w:r>
     </w:p>
@@ -13660,6 +15790,21 @@
           <w:b/>
           <w:lang w:val="hi_IN" w:bidi="hi_IN"/>
         </w:rPr>
+        <w:t>πάντα ὑπομένω</w:t>
+      </w:r>
+    </w:p>
+    <w:p>
+      <w:pPr/>
+      <w:r>
+        <w:rPr>
+          <w:lang w:val="hi_IN" w:bidi="hi_IN"/>
+        </w:rPr>
+      </w:r>
+      <w:r>
+        <w:rPr>
+          <w:b/>
+          <w:lang w:val="hi_IN" w:bidi="hi_IN"/>
+        </w:rPr>
         <w:t>"सब कुछ सहता हूँ"</w:t>
       </w:r>
     </w:p>
@@ -13756,6 +15901,21 @@
           <w:b/>
           <w:lang w:val="hi_IN" w:bidi="hi_IN"/>
         </w:rPr>
+        <w:t>τοὺς ἐκλεκτούς</w:t>
+      </w:r>
+    </w:p>
+    <w:p>
+      <w:pPr/>
+      <w:r>
+        <w:rPr>
+          <w:lang w:val="hi_IN" w:bidi="hi_IN"/>
+        </w:rPr>
+      </w:r>
+      <w:r>
+        <w:rPr>
+          <w:b/>
+          <w:lang w:val="hi_IN" w:bidi="hi_IN"/>
+        </w:rPr>
         <w:t>"मैं चुने हुए लोगों के लिये"</w:t>
       </w:r>
     </w:p>
@@ -13852,6 +16012,21 @@
           <w:b/>
           <w:lang w:val="hi_IN" w:bidi="hi_IN"/>
         </w:rPr>
+        <w:t>καὶ αὐτοὶ σωτηρίας τύχωσιν τῆς ἐν Χριστῷ Ἰησοῦ</w:t>
+      </w:r>
+    </w:p>
+    <w:p>
+      <w:pPr/>
+      <w:r>
+        <w:rPr>
+          <w:lang w:val="hi_IN" w:bidi="hi_IN"/>
+        </w:rPr>
+      </w:r>
+      <w:r>
+        <w:rPr>
+          <w:b/>
+          <w:lang w:val="hi_IN" w:bidi="hi_IN"/>
+        </w:rPr>
         <w:t>"वे"</w:t>
       </w:r>
       <w:r>
@@ -13974,6 +16149,21 @@
           <w:b/>
           <w:lang w:val="hi_IN" w:bidi="hi_IN"/>
         </w:rPr>
+        <w:t>τῆς ἐν Χριστῷ Ἰησοῦ</w:t>
+      </w:r>
+    </w:p>
+    <w:p>
+      <w:pPr/>
+      <w:r>
+        <w:rPr>
+          <w:lang w:val="hi_IN" w:bidi="hi_IN"/>
+        </w:rPr>
+      </w:r>
+      <w:r>
+        <w:rPr>
+          <w:b/>
+          <w:lang w:val="hi_IN" w:bidi="hi_IN"/>
+        </w:rPr>
         <w:t>"उद्धार को मसीह यीशु में हैं"</w:t>
       </w:r>
       <w:r>
@@ -14083,6 +16273,21 @@
           <w:b/>
           <w:lang w:val="hi_IN" w:bidi="hi_IN"/>
         </w:rPr>
+        <w:t>μετὰ δόξης αἰωνίου</w:t>
+      </w:r>
+    </w:p>
+    <w:p>
+      <w:pPr/>
+      <w:r>
+        <w:rPr>
+          <w:lang w:val="hi_IN" w:bidi="hi_IN"/>
+        </w:rPr>
+      </w:r>
+      <w:r>
+        <w:rPr>
+          <w:b/>
+          <w:lang w:val="hi_IN" w:bidi="hi_IN"/>
+        </w:rPr>
         <w:t>"अनन्त महिमा के साथ"</w:t>
       </w:r>
     </w:p>
@@ -14210,6 +16415,21 @@
           <w:b/>
           <w:lang w:val="hi_IN" w:bidi="hi_IN"/>
         </w:rPr>
+        <w:t>μετὰ δόξης αἰωνίου</w:t>
+      </w:r>
+    </w:p>
+    <w:p>
+      <w:pPr/>
+      <w:r>
+        <w:rPr>
+          <w:lang w:val="hi_IN" w:bidi="hi_IN"/>
+        </w:rPr>
+      </w:r>
+      <w:r>
+        <w:rPr>
+          <w:b/>
+          <w:lang w:val="hi_IN" w:bidi="hi_IN"/>
+        </w:rPr>
         <w:t>"अनन्त महिमा के साथ"</w:t>
       </w:r>
     </w:p>
@@ -14298,6 +16518,21 @@
         <w:rPr>
           <w:lang w:val="hi_IN" w:bidi="hi_IN"/>
         </w:rPr>
+      </w:r>
+    </w:p>
+    <w:p>
+      <w:pPr/>
+      <w:r>
+        <w:rPr>
+          <w:lang w:val="hi_IN" w:bidi="hi_IN"/>
+        </w:rPr>
+      </w:r>
+      <w:r>
+        <w:rPr>
+          <w:b/>
+          <w:lang w:val="hi_IN" w:bidi="hi_IN"/>
+        </w:rPr>
+        <w:t>πιστὸς ὁ λόγος</w:t>
       </w:r>
     </w:p>
     <w:p>
@@ -14406,6 +16641,21 @@
           <w:b/>
           <w:lang w:val="hi_IN" w:bidi="hi_IN"/>
         </w:rPr>
+        <w:t>γὰρ</w:t>
+      </w:r>
+    </w:p>
+    <w:p>
+      <w:pPr/>
+      <w:r>
+        <w:rPr>
+          <w:lang w:val="hi_IN" w:bidi="hi_IN"/>
+        </w:rPr>
+      </w:r>
+      <w:r>
+        <w:rPr>
+          <w:b/>
+          <w:lang w:val="hi_IN" w:bidi="hi_IN"/>
+        </w:rPr>
         <w:t>""</w:t>
       </w:r>
     </w:p>
@@ -14525,6 +16775,21 @@
           <w:b/>
           <w:lang w:val="hi_IN" w:bidi="hi_IN"/>
         </w:rPr>
+        <w:t>εἰ &amp; συναπεθάνομεν</w:t>
+      </w:r>
+    </w:p>
+    <w:p>
+      <w:pPr/>
+      <w:r>
+        <w:rPr>
+          <w:lang w:val="hi_IN" w:bidi="hi_IN"/>
+        </w:rPr>
+      </w:r>
+      <w:r>
+        <w:rPr>
+          <w:b/>
+          <w:lang w:val="hi_IN" w:bidi="hi_IN"/>
+        </w:rPr>
         <w:t>"यदि हम उसके साथ मर गए हैं"</w:t>
       </w:r>
     </w:p>
@@ -14624,6 +16889,21 @@
           <w:b/>
           <w:lang w:val="hi_IN" w:bidi="hi_IN"/>
         </w:rPr>
+        <w:t>συναπεθάνομεν</w:t>
+      </w:r>
+    </w:p>
+    <w:p>
+      <w:pPr/>
+      <w:r>
+        <w:rPr>
+          <w:lang w:val="hi_IN" w:bidi="hi_IN"/>
+        </w:rPr>
+      </w:r>
+      <w:r>
+        <w:rPr>
+          <w:b/>
+          <w:lang w:val="hi_IN" w:bidi="hi_IN"/>
+        </w:rPr>
         <w:t>"साथ मर गए"</w:t>
       </w:r>
     </w:p>
@@ -14687,6 +16967,21 @@
           <w:b/>
           <w:lang w:val="hi_IN" w:bidi="hi_IN"/>
         </w:rPr>
+        <w:t>καὶ συνζήσομεν</w:t>
+      </w:r>
+    </w:p>
+    <w:p>
+      <w:pPr/>
+      <w:r>
+        <w:rPr>
+          <w:lang w:val="hi_IN" w:bidi="hi_IN"/>
+        </w:rPr>
+      </w:r>
+      <w:r>
+        <w:rPr>
+          <w:b/>
+          <w:lang w:val="hi_IN" w:bidi="hi_IN"/>
+        </w:rPr>
         <w:t>"तो उसके साथ जीएँगे भी"</w:t>
       </w:r>
     </w:p>
@@ -14775,6 +17070,21 @@
         <w:rPr>
           <w:lang w:val="hi_IN" w:bidi="hi_IN"/>
         </w:rPr>
+      </w:r>
+    </w:p>
+    <w:p>
+      <w:pPr/>
+      <w:r>
+        <w:rPr>
+          <w:lang w:val="hi_IN" w:bidi="hi_IN"/>
+        </w:rPr>
+      </w:r>
+      <w:r>
+        <w:rPr>
+          <w:b/>
+          <w:lang w:val="hi_IN" w:bidi="hi_IN"/>
+        </w:rPr>
+        <w:t>εἰ γὰρ συναπεθάνομεν, καὶ συνζήσομεν &amp; εἰ ὑπομένομεν, καὶ συνβασιλεύσομεν; εἰ ἀρνησόμεθα, κἀκεῖνος ἀρνήσεται ἡμᾶς &amp; εἰ ἀπιστοῦμεν, ἐκεῖνος πιστὸς μένει; ἀρνήσασθαι γὰρ ἑαυτὸν οὐ δύναται</w:t>
       </w:r>
     </w:p>
     <w:p>
@@ -14908,6 +17218,21 @@
           <w:b/>
           <w:lang w:val="hi_IN" w:bidi="hi_IN"/>
         </w:rPr>
+        <w:t>ὑπομένομεν</w:t>
+      </w:r>
+    </w:p>
+    <w:p>
+      <w:pPr/>
+      <w:r>
+        <w:rPr>
+          <w:lang w:val="hi_IN" w:bidi="hi_IN"/>
+        </w:rPr>
+      </w:r>
+      <w:r>
+        <w:rPr>
+          <w:b/>
+          <w:lang w:val="hi_IN" w:bidi="hi_IN"/>
+        </w:rPr>
         <w:t xml:space="preserve">"हम </w:t>
       </w:r>
       <w:r>
@@ -15050,6 +17375,21 @@
           <w:b/>
           <w:lang w:val="hi_IN" w:bidi="hi_IN"/>
         </w:rPr>
+        <w:t>ἀρνησόμεθα</w:t>
+      </w:r>
+    </w:p>
+    <w:p>
+      <w:pPr/>
+      <w:r>
+        <w:rPr>
+          <w:lang w:val="hi_IN" w:bidi="hi_IN"/>
+        </w:rPr>
+      </w:r>
+      <w:r>
+        <w:rPr>
+          <w:b/>
+          <w:lang w:val="hi_IN" w:bidi="hi_IN"/>
+        </w:rPr>
         <w:t>"यदि उसका इन्कार करेंगे"</w:t>
       </w:r>
     </w:p>
@@ -15139,6 +17479,21 @@
           <w:b/>
           <w:lang w:val="hi_IN" w:bidi="hi_IN"/>
         </w:rPr>
+        <w:t>κἀκεῖνος ἀρνήσεται ἡμᾶς</w:t>
+      </w:r>
+    </w:p>
+    <w:p>
+      <w:pPr/>
+      <w:r>
+        <w:rPr>
+          <w:lang w:val="hi_IN" w:bidi="hi_IN"/>
+        </w:rPr>
+      </w:r>
+      <w:r>
+        <w:rPr>
+          <w:b/>
+          <w:lang w:val="hi_IN" w:bidi="hi_IN"/>
+        </w:rPr>
         <w:t>"वह हमारा इन्कार करेगा"</w:t>
       </w:r>
     </w:p>
@@ -15215,6 +17570,21 @@
           <w:b/>
           <w:lang w:val="hi_IN" w:bidi="hi_IN"/>
         </w:rPr>
+        <w:t>ἀπιστοῦμεν</w:t>
+      </w:r>
+    </w:p>
+    <w:p>
+      <w:pPr/>
+      <w:r>
+        <w:rPr>
+          <w:lang w:val="hi_IN" w:bidi="hi_IN"/>
+        </w:rPr>
+      </w:r>
+      <w:r>
+        <w:rPr>
+          <w:b/>
+          <w:lang w:val="hi_IN" w:bidi="hi_IN"/>
+        </w:rPr>
         <w:t>"यदि हम विश्वासघाती भी हों"</w:t>
       </w:r>
     </w:p>
@@ -15291,6 +17661,21 @@
           <w:b/>
           <w:lang w:val="hi_IN" w:bidi="hi_IN"/>
         </w:rPr>
+        <w:t>ἐκεῖνος πιστὸς μένει</w:t>
+      </w:r>
+    </w:p>
+    <w:p>
+      <w:pPr/>
+      <w:r>
+        <w:rPr>
+          <w:lang w:val="hi_IN" w:bidi="hi_IN"/>
+        </w:rPr>
+      </w:r>
+      <w:r>
+        <w:rPr>
+          <w:b/>
+          <w:lang w:val="hi_IN" w:bidi="hi_IN"/>
+        </w:rPr>
         <w:t>"विश्वासयोग्य बना रहता है"</w:t>
       </w:r>
     </w:p>
@@ -15374,6 +17759,21 @@
           <w:b/>
           <w:lang w:val="hi_IN" w:bidi="hi_IN"/>
         </w:rPr>
+        <w:t>ἀρνήσασθαι &amp; ἑαυτὸν οὐ δύναται</w:t>
+      </w:r>
+    </w:p>
+    <w:p>
+      <w:pPr/>
+      <w:r>
+        <w:rPr>
+          <w:lang w:val="hi_IN" w:bidi="hi_IN"/>
+        </w:rPr>
+      </w:r>
+      <w:r>
+        <w:rPr>
+          <w:b/>
+          <w:lang w:val="hi_IN" w:bidi="hi_IN"/>
+        </w:rPr>
         <w:t>""</w:t>
       </w:r>
     </w:p>
@@ -15450,6 +17850,21 @@
           <w:b/>
           <w:lang w:val="hi_IN" w:bidi="hi_IN"/>
         </w:rPr>
+        <w:t>ὑπομίμνῃσκε</w:t>
+      </w:r>
+    </w:p>
+    <w:p>
+      <w:pPr/>
+      <w:r>
+        <w:rPr>
+          <w:lang w:val="hi_IN" w:bidi="hi_IN"/>
+        </w:rPr>
+      </w:r>
+      <w:r>
+        <w:rPr>
+          <w:b/>
+          <w:lang w:val="hi_IN" w:bidi="hi_IN"/>
+        </w:rPr>
         <w:t>""</w:t>
       </w:r>
     </w:p>
@@ -15512,6 +17927,21 @@
         <w:rPr>
           <w:lang w:val="hi_IN" w:bidi="hi_IN"/>
         </w:rPr>
+      </w:r>
+    </w:p>
+    <w:p>
+      <w:pPr/>
+      <w:r>
+        <w:rPr>
+          <w:lang w:val="hi_IN" w:bidi="hi_IN"/>
+        </w:rPr>
+      </w:r>
+      <w:r>
+        <w:rPr>
+          <w:b/>
+          <w:lang w:val="hi_IN" w:bidi="hi_IN"/>
+        </w:rPr>
+        <w:t>ταῦτα</w:t>
       </w:r>
     </w:p>
     <w:p>
@@ -15762,6 +18192,21 @@
           <w:b/>
           <w:lang w:val="hi_IN" w:bidi="hi_IN"/>
         </w:rPr>
+        <w:t>τοῦ Θεοῦ</w:t>
+      </w:r>
+    </w:p>
+    <w:p>
+      <w:pPr/>
+      <w:r>
+        <w:rPr>
+          <w:lang w:val="hi_IN" w:bidi="hi_IN"/>
+        </w:rPr>
+      </w:r>
+      <w:r>
+        <w:rPr>
+          <w:b/>
+          <w:lang w:val="hi_IN" w:bidi="hi_IN"/>
+        </w:rPr>
         <w:t>"और प्रभु के सामने"</w:t>
       </w:r>
     </w:p>
@@ -15845,6 +18290,21 @@
           <w:b/>
           <w:lang w:val="hi_IN" w:bidi="hi_IN"/>
         </w:rPr>
+        <w:t>μὴ λογομαχεῖν</w:t>
+      </w:r>
+    </w:p>
+    <w:p>
+      <w:pPr/>
+      <w:r>
+        <w:rPr>
+          <w:lang w:val="hi_IN" w:bidi="hi_IN"/>
+        </w:rPr>
+      </w:r>
+      <w:r>
+        <w:rPr>
+          <w:b/>
+          <w:lang w:val="hi_IN" w:bidi="hi_IN"/>
+        </w:rPr>
         <w:t>""</w:t>
       </w:r>
     </w:p>
@@ -15921,6 +18381,21 @@
           <w:b/>
           <w:lang w:val="hi_IN" w:bidi="hi_IN"/>
         </w:rPr>
+        <w:t>ἐπὶ καταστροφῇ τῶν ἀκουόντων</w:t>
+      </w:r>
+    </w:p>
+    <w:p>
+      <w:pPr/>
+      <w:r>
+        <w:rPr>
+          <w:lang w:val="hi_IN" w:bidi="hi_IN"/>
+        </w:rPr>
+      </w:r>
+      <w:r>
+        <w:rPr>
+          <w:b/>
+          <w:lang w:val="hi_IN" w:bidi="hi_IN"/>
+        </w:rPr>
         <w:t>"वरन् सुननेवाले बिगड़ जाते हैं"</w:t>
       </w:r>
     </w:p>
@@ -16017,6 +18492,21 @@
           <w:b/>
           <w:lang w:val="hi_IN" w:bidi="hi_IN"/>
         </w:rPr>
+        <w:t>ἐπὶ καταστροφῇ τῶν ἀκουόντων</w:t>
+      </w:r>
+    </w:p>
+    <w:p>
+      <w:pPr/>
+      <w:r>
+        <w:rPr>
+          <w:lang w:val="hi_IN" w:bidi="hi_IN"/>
+        </w:rPr>
+      </w:r>
+      <w:r>
+        <w:rPr>
+          <w:b/>
+          <w:lang w:val="hi_IN" w:bidi="hi_IN"/>
+        </w:rPr>
         <w:t>"वरन् सुननेवाले बिगड़ जाते हैं"</w:t>
       </w:r>
     </w:p>
@@ -16113,6 +18603,21 @@
           <w:b/>
           <w:lang w:val="hi_IN" w:bidi="hi_IN"/>
         </w:rPr>
+        <w:t>σπούδασον σεαυτὸν, δόκιμον παραστῆσαι τῷ Θεῷ</w:t>
+      </w:r>
+    </w:p>
+    <w:p>
+      <w:pPr/>
+      <w:r>
+        <w:rPr>
+          <w:lang w:val="hi_IN" w:bidi="hi_IN"/>
+        </w:rPr>
+      </w:r>
+      <w:r>
+        <w:rPr>
+          <w:b/>
+          <w:lang w:val="hi_IN" w:bidi="hi_IN"/>
+        </w:rPr>
         <w:t>""</w:t>
       </w:r>
     </w:p>
@@ -16176,6 +18681,21 @@
           <w:b/>
           <w:lang w:val="hi_IN" w:bidi="hi_IN"/>
         </w:rPr>
+        <w:t>ἐργάτην</w:t>
+      </w:r>
+    </w:p>
+    <w:p>
+      <w:pPr/>
+      <w:r>
+        <w:rPr>
+          <w:lang w:val="hi_IN" w:bidi="hi_IN"/>
+        </w:rPr>
+      </w:r>
+      <w:r>
+        <w:rPr>
+          <w:b/>
+          <w:lang w:val="hi_IN" w:bidi="hi_IN"/>
+        </w:rPr>
         <w:t>"और ऐसा काम करनेवाला"</w:t>
       </w:r>
     </w:p>
@@ -16259,6 +18779,21 @@
           <w:b/>
           <w:lang w:val="hi_IN" w:bidi="hi_IN"/>
         </w:rPr>
+        <w:t>ἀνεπαίσχυντον</w:t>
+      </w:r>
+    </w:p>
+    <w:p>
+      <w:pPr/>
+      <w:r>
+        <w:rPr>
+          <w:lang w:val="hi_IN" w:bidi="hi_IN"/>
+        </w:rPr>
+      </w:r>
+      <w:r>
+        <w:rPr>
+          <w:b/>
+          <w:lang w:val="hi_IN" w:bidi="hi_IN"/>
+        </w:rPr>
         <w:t>"जो लज्जित होने न पाए"</w:t>
       </w:r>
     </w:p>
@@ -16328,6 +18863,21 @@
         <w:rPr>
           <w:lang w:val="hi_IN" w:bidi="hi_IN"/>
         </w:rPr>
+      </w:r>
+    </w:p>
+    <w:p>
+      <w:pPr/>
+      <w:r>
+        <w:rPr>
+          <w:lang w:val="hi_IN" w:bidi="hi_IN"/>
+        </w:rPr>
+      </w:r>
+      <w:r>
+        <w:rPr>
+          <w:b/>
+          <w:lang w:val="hi_IN" w:bidi="hi_IN"/>
+        </w:rPr>
+        <w:t>ὀρθοτομοῦντα τὸν λόγον τῆς ἀληθείας</w:t>
       </w:r>
     </w:p>
     <w:p>
@@ -16467,6 +19017,21 @@
           <w:b/>
           <w:lang w:val="hi_IN" w:bidi="hi_IN"/>
         </w:rPr>
+        <w:t>τὸν λόγον τῆς ἀληθείας</w:t>
+      </w:r>
+    </w:p>
+    <w:p>
+      <w:pPr/>
+      <w:r>
+        <w:rPr>
+          <w:lang w:val="hi_IN" w:bidi="hi_IN"/>
+        </w:rPr>
+      </w:r>
+      <w:r>
+        <w:rPr>
+          <w:b/>
+          <w:lang w:val="hi_IN" w:bidi="hi_IN"/>
+        </w:rPr>
         <w:t>"सत्य के वचन"</w:t>
       </w:r>
     </w:p>
@@ -16571,6 +19136,21 @@
           <w:b/>
           <w:lang w:val="hi_IN" w:bidi="hi_IN"/>
         </w:rPr>
+        <w:t>τὸν λόγον τῆς ἀληθείας</w:t>
+      </w:r>
+    </w:p>
+    <w:p>
+      <w:pPr/>
+      <w:r>
+        <w:rPr>
+          <w:lang w:val="hi_IN" w:bidi="hi_IN"/>
+        </w:rPr>
+      </w:r>
+      <w:r>
+        <w:rPr>
+          <w:b/>
+          <w:lang w:val="hi_IN" w:bidi="hi_IN"/>
+        </w:rPr>
         <w:t>"जो सत्य के"</w:t>
       </w:r>
       <w:r>
@@ -16680,6 +19260,21 @@
           <w:b/>
           <w:lang w:val="hi_IN" w:bidi="hi_IN"/>
         </w:rPr>
+        <w:t>τὸν λόγον</w:t>
+      </w:r>
+    </w:p>
+    <w:p>
+      <w:pPr/>
+      <w:r>
+        <w:rPr>
+          <w:lang w:val="hi_IN" w:bidi="hi_IN"/>
+        </w:rPr>
+      </w:r>
+      <w:r>
+        <w:rPr>
+          <w:b/>
+          <w:lang w:val="hi_IN" w:bidi="hi_IN"/>
+        </w:rPr>
         <w:t>"जो सत्य के"</w:t>
       </w:r>
       <w:r>
@@ -16775,6 +19370,21 @@
         <w:rPr>
           <w:lang w:val="hi_IN" w:bidi="hi_IN"/>
         </w:rPr>
+      </w:r>
+    </w:p>
+    <w:p>
+      <w:pPr/>
+      <w:r>
+        <w:rPr>
+          <w:lang w:val="hi_IN" w:bidi="hi_IN"/>
+        </w:rPr>
+      </w:r>
+      <w:r>
+        <w:rPr>
+          <w:b/>
+          <w:lang w:val="hi_IN" w:bidi="hi_IN"/>
+        </w:rPr>
+        <w:t>δὲ</w:t>
       </w:r>
     </w:p>
     <w:p>
@@ -16937,6 +19547,21 @@
           <w:b/>
           <w:lang w:val="hi_IN" w:bidi="hi_IN"/>
         </w:rPr>
+        <w:t>τὰς &amp; βεβήλους κενοφωνίας</w:t>
+      </w:r>
+    </w:p>
+    <w:p>
+      <w:pPr/>
+      <w:r>
+        <w:rPr>
+          <w:lang w:val="hi_IN" w:bidi="hi_IN"/>
+        </w:rPr>
+      </w:r>
+      <w:r>
+        <w:rPr>
+          <w:b/>
+          <w:lang w:val="hi_IN" w:bidi="hi_IN"/>
+        </w:rPr>
         <w:t>"अशुद्ध बकवाद"</w:t>
       </w:r>
     </w:p>
@@ -17027,6 +19652,21 @@
         <w:rPr>
           <w:lang w:val="hi_IN" w:bidi="hi_IN"/>
         </w:rPr>
+      </w:r>
+    </w:p>
+    <w:p>
+      <w:pPr/>
+      <w:r>
+        <w:rPr>
+          <w:lang w:val="hi_IN" w:bidi="hi_IN"/>
+        </w:rPr>
+      </w:r>
+      <w:r>
+        <w:rPr>
+          <w:b/>
+          <w:lang w:val="hi_IN" w:bidi="hi_IN"/>
+        </w:rPr>
+        <w:t>προκόψουσιν</w:t>
       </w:r>
     </w:p>
     <w:p>
@@ -17226,6 +19866,21 @@
           <w:b/>
           <w:lang w:val="hi_IN" w:bidi="hi_IN"/>
         </w:rPr>
+        <w:t>ἐπὶ πλεῖον &amp; προκόψουσιν ἀσεβείας</w:t>
+      </w:r>
+    </w:p>
+    <w:p>
+      <w:pPr/>
+      <w:r>
+        <w:rPr>
+          <w:lang w:val="hi_IN" w:bidi="hi_IN"/>
+        </w:rPr>
+      </w:r>
+      <w:r>
+        <w:rPr>
+          <w:b/>
+          <w:lang w:val="hi_IN" w:bidi="hi_IN"/>
+        </w:rPr>
         <w:t>""</w:t>
       </w:r>
     </w:p>
@@ -17309,6 +19964,21 @@
           <w:b/>
           <w:lang w:val="hi_IN" w:bidi="hi_IN"/>
         </w:rPr>
+        <w:t>ἀσεβείας</w:t>
+      </w:r>
+    </w:p>
+    <w:p>
+      <w:pPr/>
+      <w:r>
+        <w:rPr>
+          <w:lang w:val="hi_IN" w:bidi="hi_IN"/>
+        </w:rPr>
+      </w:r>
+      <w:r>
+        <w:rPr>
+          <w:b/>
+          <w:lang w:val="hi_IN" w:bidi="hi_IN"/>
+        </w:rPr>
         <w:t>"अभक्ति में"</w:t>
       </w:r>
     </w:p>
@@ -17405,6 +20075,21 @@
           <w:b/>
           <w:lang w:val="hi_IN" w:bidi="hi_IN"/>
         </w:rPr>
+        <w:t>ὁ λόγος αὐτῶν</w:t>
+      </w:r>
+    </w:p>
+    <w:p>
+      <w:pPr/>
+      <w:r>
+        <w:rPr>
+          <w:lang w:val="hi_IN" w:bidi="hi_IN"/>
+        </w:rPr>
+      </w:r>
+      <w:r>
+        <w:rPr>
+          <w:b/>
+          <w:lang w:val="hi_IN" w:bidi="hi_IN"/>
+        </w:rPr>
         <w:t>"उनका वचन"</w:t>
       </w:r>
     </w:p>
@@ -17501,6 +20186,21 @@
           <w:b/>
           <w:lang w:val="hi_IN" w:bidi="hi_IN"/>
         </w:rPr>
+        <w:t>ὡς γάγγραινα νομὴν ἕξει</w:t>
+      </w:r>
+    </w:p>
+    <w:p>
+      <w:pPr/>
+      <w:r>
+        <w:rPr>
+          <w:lang w:val="hi_IN" w:bidi="hi_IN"/>
+        </w:rPr>
+      </w:r>
+      <w:r>
+        <w:rPr>
+          <w:b/>
+          <w:lang w:val="hi_IN" w:bidi="hi_IN"/>
+        </w:rPr>
         <w:t>""</w:t>
       </w:r>
     </w:p>
@@ -17584,6 +20284,21 @@
           <w:b/>
           <w:lang w:val="hi_IN" w:bidi="hi_IN"/>
         </w:rPr>
+        <w:t>γάγγραινα</w:t>
+      </w:r>
+    </w:p>
+    <w:p>
+      <w:pPr/>
+      <w:r>
+        <w:rPr>
+          <w:lang w:val="hi_IN" w:bidi="hi_IN"/>
+        </w:rPr>
+      </w:r>
+      <w:r>
+        <w:rPr>
+          <w:b/>
+          <w:lang w:val="hi_IN" w:bidi="hi_IN"/>
+        </w:rPr>
         <w:t>"की तरह"</w:t>
       </w:r>
     </w:p>
@@ -17680,6 +20395,21 @@
           <w:b/>
           <w:lang w:val="hi_IN" w:bidi="hi_IN"/>
         </w:rPr>
+        <w:t>Ὑμέναιος, καὶ Φίλητος</w:t>
+      </w:r>
+    </w:p>
+    <w:p>
+      <w:pPr/>
+      <w:r>
+        <w:rPr>
+          <w:lang w:val="hi_IN" w:bidi="hi_IN"/>
+        </w:rPr>
+      </w:r>
+      <w:r>
+        <w:rPr>
+          <w:b/>
+          <w:lang w:val="hi_IN" w:bidi="hi_IN"/>
+        </w:rPr>
         <w:t>"हुमिनयुस और फिलेतुस"</w:t>
       </w:r>
     </w:p>
@@ -17763,6 +20493,21 @@
           <w:b/>
           <w:lang w:val="hi_IN" w:bidi="hi_IN"/>
         </w:rPr>
+        <w:t>περὶ τὴν ἀλήθειαν ἠστόχησαν</w:t>
+      </w:r>
+    </w:p>
+    <w:p>
+      <w:pPr/>
+      <w:r>
+        <w:rPr>
+          <w:lang w:val="hi_IN" w:bidi="hi_IN"/>
+        </w:rPr>
+      </w:r>
+      <w:r>
+        <w:rPr>
+          <w:b/>
+          <w:lang w:val="hi_IN" w:bidi="hi_IN"/>
+        </w:rPr>
         <w:t>""</w:t>
       </w:r>
     </w:p>
@@ -17859,6 +20604,21 @@
           <w:b/>
           <w:lang w:val="hi_IN" w:bidi="hi_IN"/>
         </w:rPr>
+        <w:t>περὶ τὴν ἀλήθειαν</w:t>
+      </w:r>
+    </w:p>
+    <w:p>
+      <w:pPr/>
+      <w:r>
+        <w:rPr>
+          <w:lang w:val="hi_IN" w:bidi="hi_IN"/>
+        </w:rPr>
+      </w:r>
+      <w:r>
+        <w:rPr>
+          <w:b/>
+          <w:lang w:val="hi_IN" w:bidi="hi_IN"/>
+        </w:rPr>
         <w:t>"जो"</w:t>
       </w:r>
       <w:r>
@@ -17968,6 +20728,21 @@
           <w:b/>
           <w:lang w:val="hi_IN" w:bidi="hi_IN"/>
         </w:rPr>
+        <w:t>ἀνάστασιν ἤδη γεγονέναι</w:t>
+      </w:r>
+    </w:p>
+    <w:p>
+      <w:pPr/>
+      <w:r>
+        <w:rPr>
+          <w:lang w:val="hi_IN" w:bidi="hi_IN"/>
+        </w:rPr>
+      </w:r>
+      <w:r>
+        <w:rPr>
+          <w:b/>
+          <w:lang w:val="hi_IN" w:bidi="hi_IN"/>
+        </w:rPr>
         <w:t>"पुनरुत्थान हो चुका है"</w:t>
       </w:r>
     </w:p>
@@ -18044,6 +20819,21 @@
           <w:b/>
           <w:lang w:val="hi_IN" w:bidi="hi_IN"/>
         </w:rPr>
+        <w:t>ἀνατρέπουσιν τήν τινων πίστιν</w:t>
+      </w:r>
+    </w:p>
+    <w:p>
+      <w:pPr/>
+      <w:r>
+        <w:rPr>
+          <w:lang w:val="hi_IN" w:bidi="hi_IN"/>
+        </w:rPr>
+      </w:r>
+      <w:r>
+        <w:rPr>
+          <w:b/>
+          <w:lang w:val="hi_IN" w:bidi="hi_IN"/>
+        </w:rPr>
         <w:t>""</w:t>
       </w:r>
     </w:p>
@@ -18120,6 +20910,21 @@
           <w:b/>
           <w:lang w:val="hi_IN" w:bidi="hi_IN"/>
         </w:rPr>
+        <w:t>τήν τινων πίστιν</w:t>
+      </w:r>
+    </w:p>
+    <w:p>
+      <w:pPr/>
+      <w:r>
+        <w:rPr>
+          <w:lang w:val="hi_IN" w:bidi="hi_IN"/>
+        </w:rPr>
+      </w:r>
+      <w:r>
+        <w:rPr>
+          <w:b/>
+          <w:lang w:val="hi_IN" w:bidi="hi_IN"/>
+        </w:rPr>
         <w:t>"कितनों के विश्वास"</w:t>
       </w:r>
     </w:p>
@@ -18224,6 +21029,21 @@
           <w:b/>
           <w:lang w:val="hi_IN" w:bidi="hi_IN"/>
         </w:rPr>
+        <w:t>ὁ &amp; στερεὸς θεμέλιος τοῦ Θεοῦ ἕστηκεν</w:t>
+      </w:r>
+    </w:p>
+    <w:p>
+      <w:pPr/>
+      <w:r>
+        <w:rPr>
+          <w:lang w:val="hi_IN" w:bidi="hi_IN"/>
+        </w:rPr>
+      </w:r>
+      <w:r>
+        <w:rPr>
+          <w:b/>
+          <w:lang w:val="hi_IN" w:bidi="hi_IN"/>
+        </w:rPr>
         <w:t>"परमेश्वर पक्की नींव बनी रहती है"</w:t>
       </w:r>
     </w:p>
@@ -18307,6 +21127,21 @@
           <w:b/>
           <w:lang w:val="hi_IN" w:bidi="hi_IN"/>
         </w:rPr>
+        <w:t>ἔχων τὴν σφραγῖδα ταύτην</w:t>
+      </w:r>
+    </w:p>
+    <w:p>
+      <w:pPr/>
+      <w:r>
+        <w:rPr>
+          <w:lang w:val="hi_IN" w:bidi="hi_IN"/>
+        </w:rPr>
+      </w:r>
+      <w:r>
+        <w:rPr>
+          <w:b/>
+          <w:lang w:val="hi_IN" w:bidi="hi_IN"/>
+        </w:rPr>
         <w:t>"उस पर यह छाप लगी है"</w:t>
       </w:r>
     </w:p>
@@ -18403,6 +21238,21 @@
           <w:b/>
           <w:lang w:val="hi_IN" w:bidi="hi_IN"/>
         </w:rPr>
+        <w:t>ἔγνω Κύριος τοὺς ὄντας αὐτοῦ, καί, ἀποστήτω ἀπὸ ἀδικίας πᾶς ὁ ὀνομάζων τὸ ὄνομα Κυρίου</w:t>
+      </w:r>
+    </w:p>
+    <w:p>
+      <w:pPr/>
+      <w:r>
+        <w:rPr>
+          <w:lang w:val="hi_IN" w:bidi="hi_IN"/>
+        </w:rPr>
+      </w:r>
+      <w:r>
+        <w:rPr>
+          <w:b/>
+          <w:lang w:val="hi_IN" w:bidi="hi_IN"/>
+        </w:rPr>
         <w:t>"उस पर यह छाप लगी है"</w:t>
       </w:r>
     </w:p>
@@ -18486,6 +21336,21 @@
           <w:b/>
           <w:lang w:val="hi_IN" w:bidi="hi_IN"/>
         </w:rPr>
+        <w:t>Κύριος &amp; Κυρίου</w:t>
+      </w:r>
+    </w:p>
+    <w:p>
+      <w:pPr/>
+      <w:r>
+        <w:rPr>
+          <w:lang w:val="hi_IN" w:bidi="hi_IN"/>
+        </w:rPr>
+      </w:r>
+      <w:r>
+        <w:rPr>
+          <w:b/>
+          <w:lang w:val="hi_IN" w:bidi="hi_IN"/>
+        </w:rPr>
         <w:t>"प्रभु"</w:t>
       </w:r>
       <w:r>
@@ -18595,6 +21460,21 @@
           <w:b/>
           <w:lang w:val="hi_IN" w:bidi="hi_IN"/>
         </w:rPr>
+        <w:t>ἔγνω</w:t>
+      </w:r>
+    </w:p>
+    <w:p>
+      <w:pPr/>
+      <w:r>
+        <w:rPr>
+          <w:lang w:val="hi_IN" w:bidi="hi_IN"/>
+        </w:rPr>
+      </w:r>
+      <w:r>
+        <w:rPr>
+          <w:b/>
+          <w:lang w:val="hi_IN" w:bidi="hi_IN"/>
+        </w:rPr>
         <w:t>"पहचानता है"</w:t>
       </w:r>
     </w:p>
@@ -18686,6 +21566,21 @@
           <w:b/>
           <w:lang w:val="hi_IN" w:bidi="hi_IN"/>
         </w:rPr>
+        <w:t>ἀποστήτω ἀπὸ &amp; πᾶς ὁ ὀνομάζων τὸ ὄνομα Κυρίου</w:t>
+      </w:r>
+    </w:p>
+    <w:p>
+      <w:pPr/>
+      <w:r>
+        <w:rPr>
+          <w:lang w:val="hi_IN" w:bidi="hi_IN"/>
+        </w:rPr>
+      </w:r>
+      <w:r>
+        <w:rPr>
+          <w:b/>
+          <w:lang w:val="hi_IN" w:bidi="hi_IN"/>
+        </w:rPr>
         <w:t>"जो कोई प्रभु का नाम लेता है, वह ... बचा रहे"</w:t>
       </w:r>
     </w:p>
@@ -18803,6 +21698,21 @@
           <w:b/>
           <w:lang w:val="hi_IN" w:bidi="hi_IN"/>
         </w:rPr>
+        <w:t>ἀποστήτω &amp; πᾶς ὁ ὀνομάζων τὸ ὄνομα Κυρίου</w:t>
+      </w:r>
+    </w:p>
+    <w:p>
+      <w:pPr/>
+      <w:r>
+        <w:rPr>
+          <w:lang w:val="hi_IN" w:bidi="hi_IN"/>
+        </w:rPr>
+      </w:r>
+      <w:r>
+        <w:rPr>
+          <w:b/>
+          <w:lang w:val="hi_IN" w:bidi="hi_IN"/>
+        </w:rPr>
         <w:t>"जो कोई प्रभु का नाम लेता है, वह ... बचा रहे"</w:t>
       </w:r>
     </w:p>
@@ -18894,6 +21804,21 @@
           <w:b/>
           <w:lang w:val="hi_IN" w:bidi="hi_IN"/>
         </w:rPr>
+        <w:t>ὁ ὀνομάζων τὸ ὄνομα Κυρίου</w:t>
+      </w:r>
+    </w:p>
+    <w:p>
+      <w:pPr/>
+      <w:r>
+        <w:rPr>
+          <w:lang w:val="hi_IN" w:bidi="hi_IN"/>
+        </w:rPr>
+      </w:r>
+      <w:r>
+        <w:rPr>
+          <w:b/>
+          <w:lang w:val="hi_IN" w:bidi="hi_IN"/>
+        </w:rPr>
         <w:t>"जो कोई प्रभु का नाम लेता है"</w:t>
       </w:r>
     </w:p>
@@ -18990,6 +21915,21 @@
           <w:b/>
           <w:lang w:val="hi_IN" w:bidi="hi_IN"/>
         </w:rPr>
+        <w:t>ἀπὸ ἀδικίας</w:t>
+      </w:r>
+    </w:p>
+    <w:p>
+      <w:pPr/>
+      <w:r>
+        <w:rPr>
+          <w:lang w:val="hi_IN" w:bidi="hi_IN"/>
+        </w:rPr>
+      </w:r>
+      <w:r>
+        <w:rPr>
+          <w:b/>
+          <w:lang w:val="hi_IN" w:bidi="hi_IN"/>
+        </w:rPr>
         <w:t>""</w:t>
       </w:r>
     </w:p>
@@ -19073,6 +22013,21 @@
           <w:b/>
           <w:lang w:val="hi_IN" w:bidi="hi_IN"/>
         </w:rPr>
+        <w:t>δὲ</w:t>
+      </w:r>
+    </w:p>
+    <w:p>
+      <w:pPr/>
+      <w:r>
+        <w:rPr>
+          <w:lang w:val="hi_IN" w:bidi="hi_IN"/>
+        </w:rPr>
+      </w:r>
+      <w:r>
+        <w:rPr>
+          <w:b/>
+          <w:lang w:val="hi_IN" w:bidi="hi_IN"/>
+        </w:rPr>
         <w:t>"(अब) बड़े घर में"</w:t>
       </w:r>
     </w:p>
@@ -19182,6 +22137,21 @@
           <w:b/>
           <w:lang w:val="hi_IN" w:bidi="hi_IN"/>
         </w:rPr>
+        <w:t>ἐν μεγάλῃ &amp; οἰκίᾳ, οὐκ ἔστιν μόνον σκεύη χρυσᾶ καὶ ἀργυρᾶ, ἀλλὰ καὶ ξύλινα καὶ ὀστράκινα; καὶ ἃ μὲν εἰς τιμὴν, ἃ δὲ εἰς ἀτιμίαν</w:t>
+      </w:r>
+    </w:p>
+    <w:p>
+      <w:pPr/>
+      <w:r>
+        <w:rPr>
+          <w:lang w:val="hi_IN" w:bidi="hi_IN"/>
+        </w:rPr>
+      </w:r>
+      <w:r>
+        <w:rPr>
+          <w:b/>
+          <w:lang w:val="hi_IN" w:bidi="hi_IN"/>
+        </w:rPr>
         <w:t>"बड़े घर में न केवल ही के, पर काठ और मिट्टी के बर्तन भी होते हैं"</w:t>
       </w:r>
     </w:p>
@@ -19265,6 +22235,21 @@
           <w:b/>
           <w:lang w:val="hi_IN" w:bidi="hi_IN"/>
         </w:rPr>
+        <w:t>σκεύη</w:t>
+      </w:r>
+    </w:p>
+    <w:p>
+      <w:pPr/>
+      <w:r>
+        <w:rPr>
+          <w:lang w:val="hi_IN" w:bidi="hi_IN"/>
+        </w:rPr>
+      </w:r>
+      <w:r>
+        <w:rPr>
+          <w:b/>
+          <w:lang w:val="hi_IN" w:bidi="hi_IN"/>
+        </w:rPr>
         <w:t>""</w:t>
       </w:r>
     </w:p>
@@ -19348,6 +22333,21 @@
           <w:b/>
           <w:lang w:val="hi_IN" w:bidi="hi_IN"/>
         </w:rPr>
+        <w:t>ἀλλὰ καὶ ξύλινα καὶ ὀστράκινα</w:t>
+      </w:r>
+    </w:p>
+    <w:p>
+      <w:pPr/>
+      <w:r>
+        <w:rPr>
+          <w:lang w:val="hi_IN" w:bidi="hi_IN"/>
+        </w:rPr>
+      </w:r>
+      <w:r>
+        <w:rPr>
+          <w:b/>
+          <w:lang w:val="hi_IN" w:bidi="hi_IN"/>
+        </w:rPr>
         <w:t>"पर काठ और मिट्टी के"</w:t>
       </w:r>
       <w:r>
@@ -19444,6 +22444,21 @@
           <w:b/>
           <w:lang w:val="hi_IN" w:bidi="hi_IN"/>
         </w:rPr>
+        <w:t>ἃ μὲν εἰς τιμὴν, ἃ δὲ εἰς ἀτιμίαν</w:t>
+      </w:r>
+    </w:p>
+    <w:p>
+      <w:pPr/>
+      <w:r>
+        <w:rPr>
+          <w:lang w:val="hi_IN" w:bidi="hi_IN"/>
+        </w:rPr>
+      </w:r>
+      <w:r>
+        <w:rPr>
+          <w:b/>
+          <w:lang w:val="hi_IN" w:bidi="hi_IN"/>
+        </w:rPr>
         <w:t>"कोई-कोई आदर, और कोई-कोई अनादर के लिये"</w:t>
       </w:r>
     </w:p>
@@ -19527,6 +22542,21 @@
           <w:b/>
           <w:lang w:val="hi_IN" w:bidi="hi_IN"/>
         </w:rPr>
+        <w:t>ἃ μὲν εἰς τιμὴν, ἃ δὲ εἰς ἀτιμίαν</w:t>
+      </w:r>
+    </w:p>
+    <w:p>
+      <w:pPr/>
+      <w:r>
+        <w:rPr>
+          <w:lang w:val="hi_IN" w:bidi="hi_IN"/>
+        </w:rPr>
+      </w:r>
+      <w:r>
+        <w:rPr>
+          <w:b/>
+          <w:lang w:val="hi_IN" w:bidi="hi_IN"/>
+        </w:rPr>
         <w:t>""</w:t>
       </w:r>
     </w:p>
@@ -19616,6 +22646,21 @@
           <w:b/>
           <w:lang w:val="hi_IN" w:bidi="hi_IN"/>
         </w:rPr>
+        <w:t>ἐὰν &amp; τις ἐκκαθάρῃ ἑαυτὸν ἀπὸ τούτων, ἔσται σκεῦος εἰς τιμήν, ἡγιασμένον εὔχρηστον τῷ Δεσπότῃ, εἰς πᾶν ἔργον ἀγαθὸν ἡτοιμασμένον</w:t>
+      </w:r>
+    </w:p>
+    <w:p>
+      <w:pPr/>
+      <w:r>
+        <w:rPr>
+          <w:lang w:val="hi_IN" w:bidi="hi_IN"/>
+        </w:rPr>
+      </w:r>
+      <w:r>
+        <w:rPr>
+          <w:b/>
+          <w:lang w:val="hi_IN" w:bidi="hi_IN"/>
+        </w:rPr>
         <w:t>""</w:t>
       </w:r>
     </w:p>
@@ -19711,6 +22756,21 @@
         <w:rPr>
           <w:lang w:val="hi_IN" w:bidi="hi_IN"/>
         </w:rPr>
+      </w:r>
+    </w:p>
+    <w:p>
+      <w:pPr/>
+      <w:r>
+        <w:rPr>
+          <w:lang w:val="hi_IN" w:bidi="hi_IN"/>
+        </w:rPr>
+      </w:r>
+      <w:r>
+        <w:rPr>
+          <w:b/>
+          <w:lang w:val="hi_IN" w:bidi="hi_IN"/>
+        </w:rPr>
+        <w:t>τούτων</w:t>
       </w:r>
     </w:p>
     <w:p>
@@ -19865,6 +22925,21 @@
           <w:b/>
           <w:lang w:val="hi_IN" w:bidi="hi_IN"/>
         </w:rPr>
+        <w:t>ἑαυτὸν &amp; ἔσται</w:t>
+      </w:r>
+    </w:p>
+    <w:p>
+      <w:pPr/>
+      <w:r>
+        <w:rPr>
+          <w:lang w:val="hi_IN" w:bidi="hi_IN"/>
+        </w:rPr>
+      </w:r>
+      <w:r>
+        <w:rPr>
+          <w:b/>
+          <w:lang w:val="hi_IN" w:bidi="hi_IN"/>
+        </w:rPr>
         <w:t>"अपने आपको"</w:t>
       </w:r>
       <w:r>
@@ -19987,6 +23062,21 @@
           <w:b/>
           <w:lang w:val="hi_IN" w:bidi="hi_IN"/>
         </w:rPr>
+        <w:t>εἰς τιμήν</w:t>
+      </w:r>
+    </w:p>
+    <w:p>
+      <w:pPr/>
+      <w:r>
+        <w:rPr>
+          <w:lang w:val="hi_IN" w:bidi="hi_IN"/>
+        </w:rPr>
+      </w:r>
+      <w:r>
+        <w:rPr>
+          <w:b/>
+          <w:lang w:val="hi_IN" w:bidi="hi_IN"/>
+        </w:rPr>
         <w:t>"इनसे"</w:t>
       </w:r>
       <w:r>
@@ -20083,6 +23173,21 @@
           <w:b/>
           <w:lang w:val="hi_IN" w:bidi="hi_IN"/>
         </w:rPr>
+        <w:t>ἡγιασμένον</w:t>
+      </w:r>
+    </w:p>
+    <w:p>
+      <w:pPr/>
+      <w:r>
+        <w:rPr>
+          <w:lang w:val="hi_IN" w:bidi="hi_IN"/>
+        </w:rPr>
+      </w:r>
+      <w:r>
+        <w:rPr>
+          <w:b/>
+          <w:lang w:val="hi_IN" w:bidi="hi_IN"/>
+        </w:rPr>
         <w:t>"पवित्र ठहरेगा"</w:t>
       </w:r>
     </w:p>
@@ -20166,6 +23271,21 @@
           <w:b/>
           <w:lang w:val="hi_IN" w:bidi="hi_IN"/>
         </w:rPr>
+        <w:t>ἡτοιμασμένον</w:t>
+      </w:r>
+    </w:p>
+    <w:p>
+      <w:pPr/>
+      <w:r>
+        <w:rPr>
+          <w:lang w:val="hi_IN" w:bidi="hi_IN"/>
+        </w:rPr>
+      </w:r>
+      <w:r>
+        <w:rPr>
+          <w:b/>
+          <w:lang w:val="hi_IN" w:bidi="hi_IN"/>
+        </w:rPr>
         <w:t>"हर भले काम के लिये तैयार होगा"</w:t>
       </w:r>
     </w:p>
@@ -20249,6 +23369,21 @@
           <w:b/>
           <w:lang w:val="hi_IN" w:bidi="hi_IN"/>
         </w:rPr>
+        <w:t>δὲ</w:t>
+      </w:r>
+    </w:p>
+    <w:p>
+      <w:pPr/>
+      <w:r>
+        <w:rPr>
+          <w:lang w:val="hi_IN" w:bidi="hi_IN"/>
+        </w:rPr>
+      </w:r>
+      <w:r>
+        <w:rPr>
+          <w:b/>
+          <w:lang w:val="hi_IN" w:bidi="hi_IN"/>
+        </w:rPr>
         <w:t>"(परन्तु) जवानी की अभिलाषाओं"</w:t>
       </w:r>
     </w:p>
@@ -20400,6 +23535,21 @@
           <w:b/>
           <w:lang w:val="hi_IN" w:bidi="hi_IN"/>
         </w:rPr>
+        <w:t>φεῦγε</w:t>
+      </w:r>
+    </w:p>
+    <w:p>
+      <w:pPr/>
+      <w:r>
+        <w:rPr>
+          <w:lang w:val="hi_IN" w:bidi="hi_IN"/>
+        </w:rPr>
+      </w:r>
+      <w:r>
+        <w:rPr>
+          <w:b/>
+          <w:lang w:val="hi_IN" w:bidi="hi_IN"/>
+        </w:rPr>
         <w:t>""</w:t>
       </w:r>
     </w:p>
@@ -20483,6 +23633,21 @@
           <w:b/>
           <w:lang w:val="hi_IN" w:bidi="hi_IN"/>
         </w:rPr>
+        <w:t>τὰς &amp; νεωτερικὰς ἐπιθυμίας</w:t>
+      </w:r>
+    </w:p>
+    <w:p>
+      <w:pPr/>
+      <w:r>
+        <w:rPr>
+          <w:lang w:val="hi_IN" w:bidi="hi_IN"/>
+        </w:rPr>
+      </w:r>
+      <w:r>
+        <w:rPr>
+          <w:b/>
+          <w:lang w:val="hi_IN" w:bidi="hi_IN"/>
+        </w:rPr>
         <w:t>"जवानी की अभिलाषाओं से भाग"</w:t>
       </w:r>
     </w:p>
@@ -20566,6 +23731,21 @@
           <w:b/>
           <w:lang w:val="hi_IN" w:bidi="hi_IN"/>
         </w:rPr>
+        <w:t>δίωκε &amp; δικαιοσύνην, πίστιν, ἀγάπην, εἰρήνην, μετὰ τῶν ἐπικαλουμένων τὸν Κύριον ἐκ καθαρᾶς καρδίας</w:t>
+      </w:r>
+    </w:p>
+    <w:p>
+      <w:pPr/>
+      <w:r>
+        <w:rPr>
+          <w:lang w:val="hi_IN" w:bidi="hi_IN"/>
+        </w:rPr>
+      </w:r>
+      <w:r>
+        <w:rPr>
+          <w:b/>
+          <w:lang w:val="hi_IN" w:bidi="hi_IN"/>
+        </w:rPr>
         <w:t>"नाम लेते हैं, उनके साथ"</w:t>
       </w:r>
     </w:p>
@@ -20642,6 +23822,21 @@
           <w:b/>
           <w:lang w:val="hi_IN" w:bidi="hi_IN"/>
         </w:rPr>
+        <w:t>δίωκε</w:t>
+      </w:r>
+    </w:p>
+    <w:p>
+      <w:pPr/>
+      <w:r>
+        <w:rPr>
+          <w:lang w:val="hi_IN" w:bidi="hi_IN"/>
+        </w:rPr>
+      </w:r>
+      <w:r>
+        <w:rPr>
+          <w:b/>
+          <w:lang w:val="hi_IN" w:bidi="hi_IN"/>
+        </w:rPr>
         <w:t>""</w:t>
       </w:r>
     </w:p>
@@ -20751,6 +23946,21 @@
           <w:b/>
           <w:lang w:val="hi_IN" w:bidi="hi_IN"/>
         </w:rPr>
+        <w:t>δικαιοσύνην, πίστιν, ἀγάπην, εἰρήνην</w:t>
+      </w:r>
+    </w:p>
+    <w:p>
+      <w:pPr/>
+      <w:r>
+        <w:rPr>
+          <w:lang w:val="hi_IN" w:bidi="hi_IN"/>
+        </w:rPr>
+      </w:r>
+      <w:r>
+        <w:rPr>
+          <w:b/>
+          <w:lang w:val="hi_IN" w:bidi="hi_IN"/>
+        </w:rPr>
         <w:t>"धार्मिकता, विश्वास, प्रेम, मेल-मिलाप"</w:t>
       </w:r>
     </w:p>
@@ -20886,6 +24096,21 @@
           <w:b/>
           <w:lang w:val="hi_IN" w:bidi="hi_IN"/>
         </w:rPr>
+        <w:t>πίστιν</w:t>
+      </w:r>
+    </w:p>
+    <w:p>
+      <w:pPr/>
+      <w:r>
+        <w:rPr>
+          <w:lang w:val="hi_IN" w:bidi="hi_IN"/>
+        </w:rPr>
+      </w:r>
+      <w:r>
+        <w:rPr>
+          <w:b/>
+          <w:lang w:val="hi_IN" w:bidi="hi_IN"/>
+        </w:rPr>
         <w:t>"विश्वास"</w:t>
       </w:r>
     </w:p>
@@ -20982,6 +24207,21 @@
           <w:b/>
           <w:lang w:val="hi_IN" w:bidi="hi_IN"/>
         </w:rPr>
+        <w:t>τῶν ἐπικαλουμένων τὸν Κύριον</w:t>
+      </w:r>
+    </w:p>
+    <w:p>
+      <w:pPr/>
+      <w:r>
+        <w:rPr>
+          <w:lang w:val="hi_IN" w:bidi="hi_IN"/>
+        </w:rPr>
+      </w:r>
+      <w:r>
+        <w:rPr>
+          <w:b/>
+          <w:lang w:val="hi_IN" w:bidi="hi_IN"/>
+        </w:rPr>
         <w:t>"प्रभु नाम लेते हैं"</w:t>
       </w:r>
     </w:p>
@@ -21078,6 +24318,21 @@
           <w:b/>
           <w:lang w:val="hi_IN" w:bidi="hi_IN"/>
         </w:rPr>
+        <w:t>τὸν Κύριον ἐκ καθαρᾶς καρδίας</w:t>
+      </w:r>
+    </w:p>
+    <w:p>
+      <w:pPr/>
+      <w:r>
+        <w:rPr>
+          <w:lang w:val="hi_IN" w:bidi="hi_IN"/>
+        </w:rPr>
+      </w:r>
+      <w:r>
+        <w:rPr>
+          <w:b/>
+          <w:lang w:val="hi_IN" w:bidi="hi_IN"/>
+        </w:rPr>
         <w:t>"शुद्ध मन से प्रभु का"</w:t>
       </w:r>
     </w:p>
@@ -21187,6 +24442,21 @@
           <w:b/>
           <w:lang w:val="hi_IN" w:bidi="hi_IN"/>
         </w:rPr>
+        <w:t>ἐκ καθαρᾶς καρδίας</w:t>
+      </w:r>
+    </w:p>
+    <w:p>
+      <w:pPr/>
+      <w:r>
+        <w:rPr>
+          <w:lang w:val="hi_IN" w:bidi="hi_IN"/>
+        </w:rPr>
+      </w:r>
+      <w:r>
+        <w:rPr>
+          <w:b/>
+          <w:lang w:val="hi_IN" w:bidi="hi_IN"/>
+        </w:rPr>
         <w:t>"जो शुद्ध मन से"</w:t>
       </w:r>
     </w:p>
@@ -21283,6 +24553,21 @@
           <w:b/>
           <w:lang w:val="hi_IN" w:bidi="hi_IN"/>
         </w:rPr>
+        <w:t>δὲ</w:t>
+      </w:r>
+    </w:p>
+    <w:p>
+      <w:pPr/>
+      <w:r>
+        <w:rPr>
+          <w:lang w:val="hi_IN" w:bidi="hi_IN"/>
+        </w:rPr>
+      </w:r>
+      <w:r>
+        <w:rPr>
+          <w:b/>
+          <w:lang w:val="hi_IN" w:bidi="hi_IN"/>
+        </w:rPr>
         <w:t>"मूर्खता, और अविद्या के विवादों से अलग रह"</w:t>
       </w:r>
     </w:p>
@@ -21366,6 +24651,21 @@
           <w:b/>
           <w:lang w:val="hi_IN" w:bidi="hi_IN"/>
         </w:rPr>
+        <w:t>τὰς &amp; μωρὰς καὶ ἀπαιδεύτους ζητήσεις</w:t>
+      </w:r>
+    </w:p>
+    <w:p>
+      <w:pPr/>
+      <w:r>
+        <w:rPr>
+          <w:lang w:val="hi_IN" w:bidi="hi_IN"/>
+        </w:rPr>
+      </w:r>
+      <w:r>
+        <w:rPr>
+          <w:b/>
+          <w:lang w:val="hi_IN" w:bidi="hi_IN"/>
+        </w:rPr>
         <w:t>"मूर्खता, और अविद्या के विवादों"</w:t>
       </w:r>
     </w:p>
@@ -21449,6 +24749,21 @@
           <w:b/>
           <w:lang w:val="hi_IN" w:bidi="hi_IN"/>
         </w:rPr>
+        <w:t>μωρὰς καὶ ἀπαιδεύτους</w:t>
+      </w:r>
+    </w:p>
+    <w:p>
+      <w:pPr/>
+      <w:r>
+        <w:rPr>
+          <w:lang w:val="hi_IN" w:bidi="hi_IN"/>
+        </w:rPr>
+      </w:r>
+      <w:r>
+        <w:rPr>
+          <w:b/>
+          <w:lang w:val="hi_IN" w:bidi="hi_IN"/>
+        </w:rPr>
         <w:t>"मूर्खता, और अविद्या के विवादों से"</w:t>
       </w:r>
     </w:p>
@@ -21558,6 +24873,21 @@
           <w:b/>
           <w:lang w:val="hi_IN" w:bidi="hi_IN"/>
         </w:rPr>
+        <w:t>γεννῶσι</w:t>
+      </w:r>
+    </w:p>
+    <w:p>
+      <w:pPr/>
+      <w:r>
+        <w:rPr>
+          <w:lang w:val="hi_IN" w:bidi="hi_IN"/>
+        </w:rPr>
+      </w:r>
+      <w:r>
+        <w:rPr>
+          <w:b/>
+          <w:lang w:val="hi_IN" w:bidi="hi_IN"/>
+        </w:rPr>
         <w:t>"झगड़े होते हैं"</w:t>
       </w:r>
     </w:p>
@@ -21667,6 +24997,21 @@
           <w:b/>
           <w:lang w:val="hi_IN" w:bidi="hi_IN"/>
         </w:rPr>
+        <w:t>μάχας</w:t>
+      </w:r>
+    </w:p>
+    <w:p>
+      <w:pPr/>
+      <w:r>
+        <w:rPr>
+          <w:lang w:val="hi_IN" w:bidi="hi_IN"/>
+        </w:rPr>
+      </w:r>
+      <w:r>
+        <w:rPr>
+          <w:b/>
+          <w:lang w:val="hi_IN" w:bidi="hi_IN"/>
+        </w:rPr>
         <w:t>"झगड़े"</w:t>
       </w:r>
     </w:p>
@@ -21763,6 +25108,21 @@
           <w:b/>
           <w:lang w:val="hi_IN" w:bidi="hi_IN"/>
         </w:rPr>
+        <w:t>δὲ</w:t>
+      </w:r>
+    </w:p>
+    <w:p>
+      <w:pPr/>
+      <w:r>
+        <w:rPr>
+          <w:lang w:val="hi_IN" w:bidi="hi_IN"/>
+        </w:rPr>
+      </w:r>
+      <w:r>
+        <w:rPr>
+          <w:b/>
+          <w:lang w:val="hi_IN" w:bidi="hi_IN"/>
+        </w:rPr>
         <w:t>"(परन्तु) और"</w:t>
       </w:r>
     </w:p>
@@ -21901,6 +25261,21 @@
           <w:b/>
           <w:lang w:val="hi_IN" w:bidi="hi_IN"/>
         </w:rPr>
+        <w:t>δοῦλον &amp; Κυρίου</w:t>
+      </w:r>
+    </w:p>
+    <w:p>
+      <w:pPr/>
+      <w:r>
+        <w:rPr>
+          <w:lang w:val="hi_IN" w:bidi="hi_IN"/>
+        </w:rPr>
+      </w:r>
+      <w:r>
+        <w:rPr>
+          <w:b/>
+          <w:lang w:val="hi_IN" w:bidi="hi_IN"/>
+        </w:rPr>
         <w:t>"प्रभु के दास को"</w:t>
       </w:r>
     </w:p>
@@ -22012,6 +25387,21 @@
           <w:b/>
           <w:lang w:val="hi_IN" w:bidi="hi_IN"/>
         </w:rPr>
+        <w:t>δοῦλον &amp; Κυρίου</w:t>
+      </w:r>
+    </w:p>
+    <w:p>
+      <w:pPr/>
+      <w:r>
+        <w:rPr>
+          <w:lang w:val="hi_IN" w:bidi="hi_IN"/>
+        </w:rPr>
+      </w:r>
+      <w:r>
+        <w:rPr>
+          <w:b/>
+          <w:lang w:val="hi_IN" w:bidi="hi_IN"/>
+        </w:rPr>
         <w:t>"प्रभु के दास को"</w:t>
       </w:r>
     </w:p>
@@ -22108,6 +25498,21 @@
           <w:b/>
           <w:lang w:val="hi_IN" w:bidi="hi_IN"/>
         </w:rPr>
+        <w:t>οὐ &amp; μάχεσθαι</w:t>
+      </w:r>
+    </w:p>
+    <w:p>
+      <w:pPr/>
+      <w:r>
+        <w:rPr>
+          <w:lang w:val="hi_IN" w:bidi="hi_IN"/>
+        </w:rPr>
+      </w:r>
+      <w:r>
+        <w:rPr>
+          <w:b/>
+          <w:lang w:val="hi_IN" w:bidi="hi_IN"/>
+        </w:rPr>
         <w:t>"झगड़ालू नहीं होना चाहिए"</w:t>
       </w:r>
     </w:p>
@@ -22204,6 +25609,21 @@
           <w:b/>
           <w:lang w:val="hi_IN" w:bidi="hi_IN"/>
         </w:rPr>
+        <w:t>πάντας</w:t>
+      </w:r>
+    </w:p>
+    <w:p>
+      <w:pPr/>
+      <w:r>
+        <w:rPr>
+          <w:lang w:val="hi_IN" w:bidi="hi_IN"/>
+        </w:rPr>
+      </w:r>
+      <w:r>
+        <w:rPr>
+          <w:b/>
+          <w:lang w:val="hi_IN" w:bidi="hi_IN"/>
+        </w:rPr>
         <w:t>"सब"</w:t>
       </w:r>
     </w:p>
@@ -22300,6 +25720,21 @@
           <w:b/>
           <w:lang w:val="hi_IN" w:bidi="hi_IN"/>
         </w:rPr>
+        <w:t>ἐν πραΰτητι</w:t>
+      </w:r>
+    </w:p>
+    <w:p>
+      <w:pPr/>
+      <w:r>
+        <w:rPr>
+          <w:lang w:val="hi_IN" w:bidi="hi_IN"/>
+        </w:rPr>
+      </w:r>
+      <w:r>
+        <w:rPr>
+          <w:b/>
+          <w:lang w:val="hi_IN" w:bidi="hi_IN"/>
+        </w:rPr>
         <w:t>"नम्रता से"</w:t>
       </w:r>
     </w:p>
@@ -22376,6 +25811,21 @@
           <w:b/>
           <w:lang w:val="hi_IN" w:bidi="hi_IN"/>
         </w:rPr>
+        <w:t>τοὺς ἀντιδιατιθεμένους</w:t>
+      </w:r>
+    </w:p>
+    <w:p>
+      <w:pPr/>
+      <w:r>
+        <w:rPr>
+          <w:lang w:val="hi_IN" w:bidi="hi_IN"/>
+        </w:rPr>
+      </w:r>
+      <w:r>
+        <w:rPr>
+          <w:b/>
+          <w:lang w:val="hi_IN" w:bidi="hi_IN"/>
+        </w:rPr>
         <w:t>""</w:t>
       </w:r>
     </w:p>
@@ -22439,6 +25889,21 @@
           <w:b/>
           <w:lang w:val="hi_IN" w:bidi="hi_IN"/>
         </w:rPr>
+        <w:t>μήποτε δώῃ αὐτοῖς ὁ Θεὸς μετάνοιαν</w:t>
+      </w:r>
+    </w:p>
+    <w:p>
+      <w:pPr/>
+      <w:r>
+        <w:rPr>
+          <w:lang w:val="hi_IN" w:bidi="hi_IN"/>
+        </w:rPr>
+      </w:r>
+      <w:r>
+        <w:rPr>
+          <w:b/>
+          <w:lang w:val="hi_IN" w:bidi="hi_IN"/>
+        </w:rPr>
         <w:t>""</w:t>
       </w:r>
     </w:p>
@@ -22535,6 +26000,21 @@
           <w:b/>
           <w:lang w:val="hi_IN" w:bidi="hi_IN"/>
         </w:rPr>
+        <w:t>μήποτε δώῃ αὐτοῖς &amp; μετάνοιαν εἰς ἐπίγνωσιν ἀληθείας</w:t>
+      </w:r>
+    </w:p>
+    <w:p>
+      <w:pPr/>
+      <w:r>
+        <w:rPr>
+          <w:lang w:val="hi_IN" w:bidi="hi_IN"/>
+        </w:rPr>
+      </w:r>
+      <w:r>
+        <w:rPr>
+          <w:b/>
+          <w:lang w:val="hi_IN" w:bidi="hi_IN"/>
+        </w:rPr>
         <w:t>"सत्य को पहचानें"</w:t>
       </w:r>
     </w:p>
@@ -22611,6 +26091,21 @@
           <w:b/>
           <w:lang w:val="hi_IN" w:bidi="hi_IN"/>
         </w:rPr>
+        <w:t>ἀνανήψωσιν ἐκ τῆς τοῦ διαβόλου παγίδος, ἐζωγρημένοι ὑπ’ αὐτοῦ, εἰς τὸ ἐκείνου θέλημα</w:t>
+      </w:r>
+    </w:p>
+    <w:p>
+      <w:pPr/>
+      <w:r>
+        <w:rPr>
+          <w:lang w:val="hi_IN" w:bidi="hi_IN"/>
+        </w:rPr>
+      </w:r>
+      <w:r>
+        <w:rPr>
+          <w:b/>
+          <w:lang w:val="hi_IN" w:bidi="hi_IN"/>
+        </w:rPr>
         <w:t>"और इसके द्वारा शैतान की इच्छा पूरी करने के लिये सचेत होकर शैतान के फंदे से छूट जाएँ"</w:t>
       </w:r>
     </w:p>
@@ -22736,6 +26231,21 @@
           <w:b/>
           <w:lang w:val="hi_IN" w:bidi="hi_IN"/>
         </w:rPr>
+        <w:t>ἀνανήψωσιν ἐκ τῆς τοῦ διαβόλου παγίδος</w:t>
+      </w:r>
+    </w:p>
+    <w:p>
+      <w:pPr/>
+      <w:r>
+        <w:rPr>
+          <w:lang w:val="hi_IN" w:bidi="hi_IN"/>
+        </w:rPr>
+      </w:r>
+      <w:r>
+        <w:rPr>
+          <w:b/>
+          <w:lang w:val="hi_IN" w:bidi="hi_IN"/>
+        </w:rPr>
         <w:t>"शैतान"</w:t>
       </w:r>
       <w:r>
@@ -22845,6 +26355,21 @@
           <w:b/>
           <w:lang w:val="hi_IN" w:bidi="hi_IN"/>
         </w:rPr>
+        <w:t>ἀνανήψωσιν</w:t>
+      </w:r>
+    </w:p>
+    <w:p>
+      <w:pPr/>
+      <w:r>
+        <w:rPr>
+          <w:lang w:val="hi_IN" w:bidi="hi_IN"/>
+        </w:rPr>
+      </w:r>
+      <w:r>
+        <w:rPr>
+          <w:b/>
+          <w:lang w:val="hi_IN" w:bidi="hi_IN"/>
+        </w:rPr>
         <w:t>""</w:t>
       </w:r>
     </w:p>
@@ -22928,6 +26453,21 @@
           <w:b/>
           <w:lang w:val="hi_IN" w:bidi="hi_IN"/>
         </w:rPr>
+        <w:t>ἐκ τῆς τοῦ διαβόλου παγίδος, ἐζωγρημένοι ὑπ’ αὐτοῦ</w:t>
+      </w:r>
+    </w:p>
+    <w:p>
+      <w:pPr/>
+      <w:r>
+        <w:rPr>
+          <w:lang w:val="hi_IN" w:bidi="hi_IN"/>
+        </w:rPr>
+      </w:r>
+      <w:r>
+        <w:rPr>
+          <w:b/>
+          <w:lang w:val="hi_IN" w:bidi="hi_IN"/>
+        </w:rPr>
         <w:t>""</w:t>
       </w:r>
     </w:p>
@@ -23011,6 +26551,21 @@
           <w:b/>
           <w:lang w:val="hi_IN" w:bidi="hi_IN"/>
         </w:rPr>
+        <w:t>ἐζωγρημένοι ὑπ’ αὐτοῦ</w:t>
+      </w:r>
+    </w:p>
+    <w:p>
+      <w:pPr/>
+      <w:r>
+        <w:rPr>
+          <w:lang w:val="hi_IN" w:bidi="hi_IN"/>
+        </w:rPr>
+      </w:r>
+      <w:r>
+        <w:rPr>
+          <w:b/>
+          <w:lang w:val="hi_IN" w:bidi="hi_IN"/>
+        </w:rPr>
         <w:t>"इसके द्वारा"</w:t>
       </w:r>
       <w:r>
@@ -23120,6 +26675,21 @@
           <w:b/>
           <w:lang w:val="hi_IN" w:bidi="hi_IN"/>
         </w:rPr>
+        <w:t>ὑπ’ αὐτοῦ, εἰς τὸ ἐκείνου θέλημα</w:t>
+      </w:r>
+    </w:p>
+    <w:p>
+      <w:pPr/>
+      <w:r>
+        <w:rPr>
+          <w:lang w:val="hi_IN" w:bidi="hi_IN"/>
+        </w:rPr>
+      </w:r>
+      <w:r>
+        <w:rPr>
+          <w:b/>
+          <w:lang w:val="hi_IN" w:bidi="hi_IN"/>
+        </w:rPr>
         <w:t>"इसके द्वारा शैतान की (उसकी) इच्छा पूरी करने के लिये"</w:t>
       </w:r>
     </w:p>
@@ -23268,6 +26838,21 @@
           <w:b/>
           <w:lang w:val="hi_IN" w:bidi="hi_IN"/>
         </w:rPr>
+        <w:t>εἰς τὸ ἐκείνου θέλημα</w:t>
+      </w:r>
+    </w:p>
+    <w:p>
+      <w:pPr/>
+      <w:r>
+        <w:rPr>
+          <w:lang w:val="hi_IN" w:bidi="hi_IN"/>
+        </w:rPr>
+      </w:r>
+      <w:r>
+        <w:rPr>
+          <w:b/>
+          <w:lang w:val="hi_IN" w:bidi="hi_IN"/>
+        </w:rPr>
         <w:t>""</w:t>
       </w:r>
     </w:p>
@@ -23351,6 +26936,21 @@
           <w:b/>
           <w:lang w:val="hi_IN" w:bidi="hi_IN"/>
         </w:rPr>
+        <w:t>δὲ</w:t>
+      </w:r>
+    </w:p>
+    <w:p>
+      <w:pPr/>
+      <w:r>
+        <w:rPr>
+          <w:lang w:val="hi_IN" w:bidi="hi_IN"/>
+        </w:rPr>
+      </w:r>
+      <w:r>
+        <w:rPr>
+          <w:b/>
+          <w:lang w:val="hi_IN" w:bidi="hi_IN"/>
+        </w:rPr>
         <w:t>"पर"</w:t>
       </w:r>
     </w:p>
@@ -23460,6 +27060,21 @@
           <w:b/>
           <w:lang w:val="hi_IN" w:bidi="hi_IN"/>
         </w:rPr>
+        <w:t>τοῦτο &amp; γίνωσκε, ὅτι</w:t>
+      </w:r>
+    </w:p>
+    <w:p>
+      <w:pPr/>
+      <w:r>
+        <w:rPr>
+          <w:lang w:val="hi_IN" w:bidi="hi_IN"/>
+        </w:rPr>
+      </w:r>
+      <w:r>
+        <w:rPr>
+          <w:b/>
+          <w:lang w:val="hi_IN" w:bidi="hi_IN"/>
+        </w:rPr>
         <w:t>"यह जान रख, कि"</w:t>
       </w:r>
     </w:p>
@@ -23558,6 +27173,21 @@
           <w:b/>
           <w:lang w:val="hi_IN" w:bidi="hi_IN"/>
         </w:rPr>
+        <w:t>ἐν ἐσχάταις ἡμέραις</w:t>
+      </w:r>
+    </w:p>
+    <w:p>
+      <w:pPr/>
+      <w:r>
+        <w:rPr>
+          <w:lang w:val="hi_IN" w:bidi="hi_IN"/>
+        </w:rPr>
+      </w:r>
+      <w:r>
+        <w:rPr>
+          <w:b/>
+          <w:lang w:val="hi_IN" w:bidi="hi_IN"/>
+        </w:rPr>
         <w:t>""</w:t>
       </w:r>
     </w:p>
@@ -23634,6 +27264,21 @@
           <w:b/>
           <w:lang w:val="hi_IN" w:bidi="hi_IN"/>
         </w:rPr>
+        <w:t>ἐνστήσονται καιροὶ χαλεποί</w:t>
+      </w:r>
+    </w:p>
+    <w:p>
+      <w:pPr/>
+      <w:r>
+        <w:rPr>
+          <w:lang w:val="hi_IN" w:bidi="hi_IN"/>
+        </w:rPr>
+      </w:r>
+      <w:r>
+        <w:rPr>
+          <w:b/>
+          <w:lang w:val="hi_IN" w:bidi="hi_IN"/>
+        </w:rPr>
         <w:t>"कठिन समय"</w:t>
       </w:r>
     </w:p>
@@ -23697,6 +27342,21 @@
           <w:b/>
           <w:lang w:val="hi_IN" w:bidi="hi_IN"/>
         </w:rPr>
+        <w:t>γὰρ</w:t>
+      </w:r>
+    </w:p>
+    <w:p>
+      <w:pPr/>
+      <w:r>
+        <w:rPr>
+          <w:lang w:val="hi_IN" w:bidi="hi_IN"/>
+        </w:rPr>
+      </w:r>
+      <w:r>
+        <w:rPr>
+          <w:b/>
+          <w:lang w:val="hi_IN" w:bidi="hi_IN"/>
+        </w:rPr>
         <w:t>"क्योंकि"</w:t>
       </w:r>
     </w:p>
@@ -23806,6 +27466,21 @@
           <w:b/>
           <w:lang w:val="hi_IN" w:bidi="hi_IN"/>
         </w:rPr>
+        <w:t>οἱ ἄνθρωποι</w:t>
+      </w:r>
+    </w:p>
+    <w:p>
+      <w:pPr/>
+      <w:r>
+        <w:rPr>
+          <w:lang w:val="hi_IN" w:bidi="hi_IN"/>
+        </w:rPr>
+      </w:r>
+      <w:r>
+        <w:rPr>
+          <w:b/>
+          <w:lang w:val="hi_IN" w:bidi="hi_IN"/>
+        </w:rPr>
         <w:t>"मनुष्य (पुरुष)"</w:t>
       </w:r>
     </w:p>
@@ -23923,6 +27598,21 @@
           <w:b/>
           <w:lang w:val="hi_IN" w:bidi="hi_IN"/>
         </w:rPr>
+        <w:t>οἱ ἄνθρωποι</w:t>
+      </w:r>
+    </w:p>
+    <w:p>
+      <w:pPr/>
+      <w:r>
+        <w:rPr>
+          <w:lang w:val="hi_IN" w:bidi="hi_IN"/>
+        </w:rPr>
+      </w:r>
+      <w:r>
+        <w:rPr>
+          <w:b/>
+          <w:lang w:val="hi_IN" w:bidi="hi_IN"/>
+        </w:rPr>
         <w:t>"मनुष्य"</w:t>
       </w:r>
     </w:p>
@@ -24019,6 +27709,21 @@
           <w:b/>
           <w:lang w:val="hi_IN" w:bidi="hi_IN"/>
         </w:rPr>
+        <w:t>φίλαυτοι</w:t>
+      </w:r>
+    </w:p>
+    <w:p>
+      <w:pPr/>
+      <w:r>
+        <w:rPr>
+          <w:lang w:val="hi_IN" w:bidi="hi_IN"/>
+        </w:rPr>
+      </w:r>
+      <w:r>
+        <w:rPr>
+          <w:b/>
+          <w:lang w:val="hi_IN" w:bidi="hi_IN"/>
+        </w:rPr>
         <w:t>"स्वार्थी"</w:t>
       </w:r>
     </w:p>
@@ -24095,6 +27800,21 @@
           <w:b/>
           <w:lang w:val="hi_IN" w:bidi="hi_IN"/>
         </w:rPr>
+        <w:t>ἀφιλάγαθοι</w:t>
+      </w:r>
+    </w:p>
+    <w:p>
+      <w:pPr/>
+      <w:r>
+        <w:rPr>
+          <w:lang w:val="hi_IN" w:bidi="hi_IN"/>
+        </w:rPr>
+      </w:r>
+      <w:r>
+        <w:rPr>
+          <w:b/>
+          <w:lang w:val="hi_IN" w:bidi="hi_IN"/>
+        </w:rPr>
         <w:t>"भले के बैरी"</w:t>
       </w:r>
     </w:p>
@@ -24197,6 +27917,21 @@
           <w:b/>
           <w:lang w:val="hi_IN" w:bidi="hi_IN"/>
         </w:rPr>
+        <w:t>τετυφωμένοι</w:t>
+      </w:r>
+    </w:p>
+    <w:p>
+      <w:pPr/>
+      <w:r>
+        <w:rPr>
+          <w:lang w:val="hi_IN" w:bidi="hi_IN"/>
+        </w:rPr>
+      </w:r>
+      <w:r>
+        <w:rPr>
+          <w:b/>
+          <w:lang w:val="hi_IN" w:bidi="hi_IN"/>
+        </w:rPr>
         <w:t>"अभिमानी"</w:t>
       </w:r>
     </w:p>
@@ -24273,6 +28008,21 @@
           <w:b/>
           <w:lang w:val="hi_IN" w:bidi="hi_IN"/>
         </w:rPr>
+        <w:t>τετυφωμένοι</w:t>
+      </w:r>
+    </w:p>
+    <w:p>
+      <w:pPr/>
+      <w:r>
+        <w:rPr>
+          <w:lang w:val="hi_IN" w:bidi="hi_IN"/>
+        </w:rPr>
+      </w:r>
+      <w:r>
+        <w:rPr>
+          <w:b/>
+          <w:lang w:val="hi_IN" w:bidi="hi_IN"/>
+        </w:rPr>
         <w:t>"अभिमानी"</w:t>
       </w:r>
     </w:p>
@@ -24356,6 +28106,21 @@
           <w:b/>
           <w:lang w:val="hi_IN" w:bidi="hi_IN"/>
         </w:rPr>
+        <w:t>ἔχοντες μόρφωσιν εὐσεβείας, τὴν δὲ δύναμιν αὐτῆς ἠρνημένοι</w:t>
+      </w:r>
+    </w:p>
+    <w:p>
+      <w:pPr/>
+      <w:r>
+        <w:rPr>
+          <w:lang w:val="hi_IN" w:bidi="hi_IN"/>
+        </w:rPr>
+      </w:r>
+      <w:r>
+        <w:rPr>
+          <w:b/>
+          <w:lang w:val="hi_IN" w:bidi="hi_IN"/>
+        </w:rPr>
         <w:t>"वे भक्ति का भेष तो धरेंगे, पर उसकी शक्ति को न मानेंगे"</w:t>
       </w:r>
     </w:p>
@@ -24473,6 +28238,21 @@
           <w:b/>
           <w:lang w:val="hi_IN" w:bidi="hi_IN"/>
         </w:rPr>
+        <w:t>ἔχοντες μόρφωσιν εὐσεβείας</w:t>
+      </w:r>
+    </w:p>
+    <w:p>
+      <w:pPr/>
+      <w:r>
+        <w:rPr>
+          <w:lang w:val="hi_IN" w:bidi="hi_IN"/>
+        </w:rPr>
+      </w:r>
+      <w:r>
+        <w:rPr>
+          <w:b/>
+          <w:lang w:val="hi_IN" w:bidi="hi_IN"/>
+        </w:rPr>
         <w:t>""</w:t>
       </w:r>
     </w:p>
@@ -24582,6 +28362,21 @@
           <w:b/>
           <w:lang w:val="hi_IN" w:bidi="hi_IN"/>
         </w:rPr>
+        <w:t>τὴν &amp; δύναμιν αὐτῆς ἠρνημένοι</w:t>
+      </w:r>
+    </w:p>
+    <w:p>
+      <w:pPr/>
+      <w:r>
+        <w:rPr>
+          <w:lang w:val="hi_IN" w:bidi="hi_IN"/>
+        </w:rPr>
+      </w:r>
+      <w:r>
+        <w:rPr>
+          <w:b/>
+          <w:lang w:val="hi_IN" w:bidi="hi_IN"/>
+        </w:rPr>
         <w:t>"उसकी शक्ति को न मानेंगे"</w:t>
       </w:r>
     </w:p>
@@ -24686,6 +28481,21 @@
           <w:b/>
           <w:lang w:val="hi_IN" w:bidi="hi_IN"/>
         </w:rPr>
+        <w:t>καὶ</w:t>
+      </w:r>
+    </w:p>
+    <w:p>
+      <w:pPr/>
+      <w:r>
+        <w:rPr>
+          <w:lang w:val="hi_IN" w:bidi="hi_IN"/>
+        </w:rPr>
+      </w:r>
+      <w:r>
+        <w:rPr>
+          <w:b/>
+          <w:lang w:val="hi_IN" w:bidi="hi_IN"/>
+        </w:rPr>
         <w:t>"ऐसों से परे रहना"</w:t>
       </w:r>
     </w:p>
@@ -24769,6 +28579,21 @@
           <w:b/>
           <w:lang w:val="hi_IN" w:bidi="hi_IN"/>
         </w:rPr>
+        <w:t>τούτους ἀποτρέπου</w:t>
+      </w:r>
+    </w:p>
+    <w:p>
+      <w:pPr/>
+      <w:r>
+        <w:rPr>
+          <w:lang w:val="hi_IN" w:bidi="hi_IN"/>
+        </w:rPr>
+      </w:r>
+      <w:r>
+        <w:rPr>
+          <w:b/>
+          <w:lang w:val="hi_IN" w:bidi="hi_IN"/>
+        </w:rPr>
         <w:t>""</w:t>
       </w:r>
     </w:p>
@@ -24865,6 +28690,21 @@
           <w:b/>
           <w:lang w:val="hi_IN" w:bidi="hi_IN"/>
         </w:rPr>
+        <w:t>τούτους</w:t>
+      </w:r>
+    </w:p>
+    <w:p>
+      <w:pPr/>
+      <w:r>
+        <w:rPr>
+          <w:lang w:val="hi_IN" w:bidi="hi_IN"/>
+        </w:rPr>
+      </w:r>
+      <w:r>
+        <w:rPr>
+          <w:b/>
+          <w:lang w:val="hi_IN" w:bidi="hi_IN"/>
+        </w:rPr>
         <w:t>"ऐसों से परे रहना"</w:t>
       </w:r>
     </w:p>
@@ -24947,6 +28787,21 @@
         <w:rPr>
           <w:lang w:val="hi_IN" w:bidi="hi_IN"/>
         </w:rPr>
+      </w:r>
+    </w:p>
+    <w:p>
+      <w:pPr/>
+      <w:r>
+        <w:rPr>
+          <w:lang w:val="hi_IN" w:bidi="hi_IN"/>
+        </w:rPr>
+      </w:r>
+      <w:r>
+        <w:rPr>
+          <w:b/>
+          <w:lang w:val="hi_IN" w:bidi="hi_IN"/>
+        </w:rPr>
+        <w:t>γάρ</w:t>
       </w:r>
     </w:p>
     <w:p>
@@ -25088,6 +28943,21 @@
           <w:b/>
           <w:lang w:val="hi_IN" w:bidi="hi_IN"/>
         </w:rPr>
+        <w:t>ἐκ τούτων</w:t>
+      </w:r>
+    </w:p>
+    <w:p>
+      <w:pPr/>
+      <w:r>
+        <w:rPr>
+          <w:lang w:val="hi_IN" w:bidi="hi_IN"/>
+        </w:rPr>
+      </w:r>
+      <w:r>
+        <w:rPr>
+          <w:b/>
+          <w:lang w:val="hi_IN" w:bidi="hi_IN"/>
+        </w:rPr>
         <w:t>"इन्हीं में से"</w:t>
       </w:r>
     </w:p>
@@ -25226,6 +29096,21 @@
           <w:b/>
           <w:lang w:val="hi_IN" w:bidi="hi_IN"/>
         </w:rPr>
+        <w:t>οἱ ἐνδύνοντες εἰς τὰς οἰκίας</w:t>
+      </w:r>
+    </w:p>
+    <w:p>
+      <w:pPr/>
+      <w:r>
+        <w:rPr>
+          <w:lang w:val="hi_IN" w:bidi="hi_IN"/>
+        </w:rPr>
+      </w:r>
+      <w:r>
+        <w:rPr>
+          <w:b/>
+          <w:lang w:val="hi_IN" w:bidi="hi_IN"/>
+        </w:rPr>
         <w:t>"जो घरों में दबे पाँव घुस आते हैं"</w:t>
       </w:r>
     </w:p>
@@ -25330,6 +29215,21 @@
           <w:b/>
           <w:lang w:val="hi_IN" w:bidi="hi_IN"/>
         </w:rPr>
+        <w:t>αἰχμαλωτίζοντες</w:t>
+      </w:r>
+    </w:p>
+    <w:p>
+      <w:pPr/>
+      <w:r>
+        <w:rPr>
+          <w:lang w:val="hi_IN" w:bidi="hi_IN"/>
+        </w:rPr>
+      </w:r>
+      <w:r>
+        <w:rPr>
+          <w:b/>
+          <w:lang w:val="hi_IN" w:bidi="hi_IN"/>
+        </w:rPr>
         <w:t>""</w:t>
       </w:r>
     </w:p>
@@ -25406,6 +29306,21 @@
           <w:b/>
           <w:lang w:val="hi_IN" w:bidi="hi_IN"/>
         </w:rPr>
+        <w:t>γυναικάρια</w:t>
+      </w:r>
+    </w:p>
+    <w:p>
+      <w:pPr/>
+      <w:r>
+        <w:rPr>
+          <w:lang w:val="hi_IN" w:bidi="hi_IN"/>
+        </w:rPr>
+      </w:r>
+      <w:r>
+        <w:rPr>
+          <w:b/>
+          <w:lang w:val="hi_IN" w:bidi="hi_IN"/>
+        </w:rPr>
         <w:t>"दुर्बल स्त्रियों को"</w:t>
       </w:r>
     </w:p>
@@ -25482,6 +29397,21 @@
           <w:b/>
           <w:lang w:val="hi_IN" w:bidi="hi_IN"/>
         </w:rPr>
+        <w:t>σεσωρευμένα ἁμαρτίαις</w:t>
+      </w:r>
+    </w:p>
+    <w:p>
+      <w:pPr/>
+      <w:r>
+        <w:rPr>
+          <w:lang w:val="hi_IN" w:bidi="hi_IN"/>
+        </w:rPr>
+      </w:r>
+      <w:r>
+        <w:rPr>
+          <w:b/>
+          <w:lang w:val="hi_IN" w:bidi="hi_IN"/>
+        </w:rPr>
         <w:t>"जो पापों से दबी"</w:t>
       </w:r>
     </w:p>
@@ -25578,6 +29508,21 @@
           <w:b/>
           <w:lang w:val="hi_IN" w:bidi="hi_IN"/>
         </w:rPr>
+        <w:t>σεσωρευμένα ἁμαρτίαις</w:t>
+      </w:r>
+    </w:p>
+    <w:p>
+      <w:pPr/>
+      <w:r>
+        <w:rPr>
+          <w:lang w:val="hi_IN" w:bidi="hi_IN"/>
+        </w:rPr>
+      </w:r>
+      <w:r>
+        <w:rPr>
+          <w:b/>
+          <w:lang w:val="hi_IN" w:bidi="hi_IN"/>
+        </w:rPr>
         <w:t>"जो पापों से दबी"</w:t>
       </w:r>
     </w:p>
@@ -25661,6 +29606,21 @@
           <w:b/>
           <w:lang w:val="hi_IN" w:bidi="hi_IN"/>
         </w:rPr>
+        <w:t>ἀγόμενα ἐπιθυμίαις ποικίλαις</w:t>
+      </w:r>
+    </w:p>
+    <w:p>
+      <w:pPr/>
+      <w:r>
+        <w:rPr>
+          <w:lang w:val="hi_IN" w:bidi="hi_IN"/>
+        </w:rPr>
+      </w:r>
+      <w:r>
+        <w:rPr>
+          <w:b/>
+          <w:lang w:val="hi_IN" w:bidi="hi_IN"/>
+        </w:rPr>
         <w:t>"हर प्रकार की अभिलाषाओं के वश में हैं"</w:t>
       </w:r>
     </w:p>
@@ -25757,6 +29717,21 @@
           <w:b/>
           <w:lang w:val="hi_IN" w:bidi="hi_IN"/>
         </w:rPr>
+        <w:t>ἀγόμενα ἐπιθυμίαις ποικίλαις</w:t>
+      </w:r>
+    </w:p>
+    <w:p>
+      <w:pPr/>
+      <w:r>
+        <w:rPr>
+          <w:lang w:val="hi_IN" w:bidi="hi_IN"/>
+        </w:rPr>
+      </w:r>
+      <w:r>
+        <w:rPr>
+          <w:b/>
+          <w:lang w:val="hi_IN" w:bidi="hi_IN"/>
+        </w:rPr>
         <w:t>"हर प्रकार की अभिलाषाओं के वश में हैं"</w:t>
       </w:r>
     </w:p>
@@ -25840,6 +29815,21 @@
           <w:b/>
           <w:lang w:val="hi_IN" w:bidi="hi_IN"/>
         </w:rPr>
+        <w:t>καὶ</w:t>
+      </w:r>
+    </w:p>
+    <w:p>
+      <w:pPr/>
+      <w:r>
+        <w:rPr>
+          <w:lang w:val="hi_IN" w:bidi="hi_IN"/>
+        </w:rPr>
+      </w:r>
+      <w:r>
+        <w:rPr>
+          <w:b/>
+          <w:lang w:val="hi_IN" w:bidi="hi_IN"/>
+        </w:rPr>
         <w:t>"और"</w:t>
       </w:r>
     </w:p>
@@ -25957,6 +29947,21 @@
           <w:b/>
           <w:lang w:val="hi_IN" w:bidi="hi_IN"/>
         </w:rPr>
+        <w:t>μηδέποτε εἰς ἐπίγνωσιν ἀληθείας ἐλθεῖν δυνάμενα</w:t>
+      </w:r>
+    </w:p>
+    <w:p>
+      <w:pPr/>
+      <w:r>
+        <w:rPr>
+          <w:lang w:val="hi_IN" w:bidi="hi_IN"/>
+        </w:rPr>
+      </w:r>
+      <w:r>
+        <w:rPr>
+          <w:b/>
+          <w:lang w:val="hi_IN" w:bidi="hi_IN"/>
+        </w:rPr>
         <w:t>"पर सत्य की पहचान तक कभी नहीं पहुँचतीं"</w:t>
       </w:r>
     </w:p>
@@ -26053,6 +30058,21 @@
           <w:b/>
           <w:lang w:val="hi_IN" w:bidi="hi_IN"/>
         </w:rPr>
+        <w:t>εἰς ἐπίγνωσιν ἀληθείας</w:t>
+      </w:r>
+    </w:p>
+    <w:p>
+      <w:pPr/>
+      <w:r>
+        <w:rPr>
+          <w:lang w:val="hi_IN" w:bidi="hi_IN"/>
+        </w:rPr>
+      </w:r>
+      <w:r>
+        <w:rPr>
+          <w:b/>
+          <w:lang w:val="hi_IN" w:bidi="hi_IN"/>
+        </w:rPr>
         <w:t>"सत्य की पहचान तक"</w:t>
       </w:r>
     </w:p>
@@ -26162,6 +30182,21 @@
           <w:b/>
           <w:lang w:val="hi_IN" w:bidi="hi_IN"/>
         </w:rPr>
+        <w:t>Ἰάννης καὶ Ἰαμβρῆς ἀντέστησαν Μωϋσεῖ</w:t>
+      </w:r>
+    </w:p>
+    <w:p>
+      <w:pPr/>
+      <w:r>
+        <w:rPr>
+          <w:lang w:val="hi_IN" w:bidi="hi_IN"/>
+        </w:rPr>
+      </w:r>
+      <w:r>
+        <w:rPr>
+          <w:b/>
+          <w:lang w:val="hi_IN" w:bidi="hi_IN"/>
+        </w:rPr>
         <w:t>"यन्नेस और यम्ब्रेस ने"</w:t>
       </w:r>
     </w:p>
@@ -26245,6 +30280,21 @@
           <w:b/>
           <w:lang w:val="hi_IN" w:bidi="hi_IN"/>
         </w:rPr>
+        <w:t>Ἰάννης καὶ Ἰαμβρῆς</w:t>
+      </w:r>
+    </w:p>
+    <w:p>
+      <w:pPr/>
+      <w:r>
+        <w:rPr>
+          <w:lang w:val="hi_IN" w:bidi="hi_IN"/>
+        </w:rPr>
+      </w:r>
+      <w:r>
+        <w:rPr>
+          <w:b/>
+          <w:lang w:val="hi_IN" w:bidi="hi_IN"/>
+        </w:rPr>
         <w:t>"यन्नेस और यम्ब्रेस ने"</w:t>
       </w:r>
     </w:p>
@@ -26314,6 +30364,21 @@
         <w:rPr>
           <w:lang w:val="hi_IN" w:bidi="hi_IN"/>
         </w:rPr>
+      </w:r>
+    </w:p>
+    <w:p>
+      <w:pPr/>
+      <w:r>
+        <w:rPr>
+          <w:lang w:val="hi_IN" w:bidi="hi_IN"/>
+        </w:rPr>
+      </w:r>
+      <w:r>
+        <w:rPr>
+          <w:b/>
+          <w:lang w:val="hi_IN" w:bidi="hi_IN"/>
+        </w:rPr>
+        <w:t>οὗτοι</w:t>
       </w:r>
     </w:p>
     <w:p>
@@ -26442,6 +30507,21 @@
           <w:b/>
           <w:lang w:val="hi_IN" w:bidi="hi_IN"/>
         </w:rPr>
+        <w:t>τῇ ἀληθείᾳ</w:t>
+      </w:r>
+    </w:p>
+    <w:p>
+      <w:pPr/>
+      <w:r>
+        <w:rPr>
+          <w:lang w:val="hi_IN" w:bidi="hi_IN"/>
+        </w:rPr>
+      </w:r>
+      <w:r>
+        <w:rPr>
+          <w:b/>
+          <w:lang w:val="hi_IN" w:bidi="hi_IN"/>
+        </w:rPr>
         <w:t>"सत्य का"</w:t>
       </w:r>
     </w:p>
@@ -26538,6 +30618,21 @@
           <w:b/>
           <w:lang w:val="hi_IN" w:bidi="hi_IN"/>
         </w:rPr>
+        <w:t>ἄνθρωποι</w:t>
+      </w:r>
+    </w:p>
+    <w:p>
+      <w:pPr/>
+      <w:r>
+        <w:rPr>
+          <w:lang w:val="hi_IN" w:bidi="hi_IN"/>
+        </w:rPr>
+      </w:r>
+      <w:r>
+        <w:rPr>
+          <w:b/>
+          <w:lang w:val="hi_IN" w:bidi="hi_IN"/>
+        </w:rPr>
         <w:t>"और जैसे"</w:t>
       </w:r>
     </w:p>
@@ -26595,6 +30690,21 @@
           <w:b/>
           <w:lang w:val="hi_IN" w:bidi="hi_IN"/>
         </w:rPr>
+        <w:t>κατεφθαρμένοι τὸν νοῦν</w:t>
+      </w:r>
+    </w:p>
+    <w:p>
+      <w:pPr/>
+      <w:r>
+        <w:rPr>
+          <w:lang w:val="hi_IN" w:bidi="hi_IN"/>
+        </w:rPr>
+      </w:r>
+      <w:r>
+        <w:rPr>
+          <w:b/>
+          <w:lang w:val="hi_IN" w:bidi="hi_IN"/>
+        </w:rPr>
         <w:t>"तो ऐसे मनुष्य हैं, जिनकी बुद्धि भ्रष्ट हो गई है"</w:t>
       </w:r>
     </w:p>
@@ -26678,6 +30788,21 @@
           <w:b/>
           <w:lang w:val="hi_IN" w:bidi="hi_IN"/>
         </w:rPr>
+        <w:t>τὸν νοῦν</w:t>
+      </w:r>
+    </w:p>
+    <w:p>
+      <w:pPr/>
+      <w:r>
+        <w:rPr>
+          <w:lang w:val="hi_IN" w:bidi="hi_IN"/>
+        </w:rPr>
+      </w:r>
+      <w:r>
+        <w:rPr>
+          <w:b/>
+          <w:lang w:val="hi_IN" w:bidi="hi_IN"/>
+        </w:rPr>
         <w:t>""</w:t>
       </w:r>
     </w:p>
@@ -26754,6 +30879,21 @@
           <w:b/>
           <w:lang w:val="hi_IN" w:bidi="hi_IN"/>
         </w:rPr>
+        <w:t>ἀδόκιμοι περὶ τὴν πίστιν</w:t>
+      </w:r>
+    </w:p>
+    <w:p>
+      <w:pPr/>
+      <w:r>
+        <w:rPr>
+          <w:lang w:val="hi_IN" w:bidi="hi_IN"/>
+        </w:rPr>
+      </w:r>
+      <w:r>
+        <w:rPr>
+          <w:b/>
+          <w:lang w:val="hi_IN" w:bidi="hi_IN"/>
+        </w:rPr>
         <w:t>"विश्वास के विषय में निकम्मे हैं"</w:t>
       </w:r>
     </w:p>
@@ -26837,6 +30977,21 @@
           <w:b/>
           <w:lang w:val="hi_IN" w:bidi="hi_IN"/>
         </w:rPr>
+        <w:t>περὶ τὴν πίστιν</w:t>
+      </w:r>
+    </w:p>
+    <w:p>
+      <w:pPr/>
+      <w:r>
+        <w:rPr>
+          <w:lang w:val="hi_IN" w:bidi="hi_IN"/>
+        </w:rPr>
+      </w:r>
+      <w:r>
+        <w:rPr>
+          <w:b/>
+          <w:lang w:val="hi_IN" w:bidi="hi_IN"/>
+        </w:rPr>
         <w:t>"विश्वास के विषय में"</w:t>
       </w:r>
     </w:p>
@@ -26967,6 +31122,21 @@
           <w:b/>
           <w:lang w:val="hi_IN" w:bidi="hi_IN"/>
         </w:rPr>
+        <w:t>περὶ τὴν πίστιν</w:t>
+      </w:r>
+    </w:p>
+    <w:p>
+      <w:pPr/>
+      <w:r>
+        <w:rPr>
+          <w:lang w:val="hi_IN" w:bidi="hi_IN"/>
+        </w:rPr>
+      </w:r>
+      <w:r>
+        <w:rPr>
+          <w:b/>
+          <w:lang w:val="hi_IN" w:bidi="hi_IN"/>
+        </w:rPr>
         <w:t>"विश्वास के विषय में निकम्मे हैं"</w:t>
       </w:r>
     </w:p>
@@ -27029,6 +31199,21 @@
         <w:rPr>
           <w:lang w:val="hi_IN" w:bidi="hi_IN"/>
         </w:rPr>
+      </w:r>
+    </w:p>
+    <w:p>
+      <w:pPr/>
+      <w:r>
+        <w:rPr>
+          <w:lang w:val="hi_IN" w:bidi="hi_IN"/>
+        </w:rPr>
+      </w:r>
+      <w:r>
+        <w:rPr>
+          <w:b/>
+          <w:lang w:val="hi_IN" w:bidi="hi_IN"/>
+        </w:rPr>
+        <w:t>ἀλλ’</w:t>
       </w:r>
     </w:p>
     <w:p>
@@ -27144,6 +31329,21 @@
           <w:b/>
           <w:lang w:val="hi_IN" w:bidi="hi_IN"/>
         </w:rPr>
+        <w:t>οὐ προκόψουσιν ἐπὶ πλεῖον</w:t>
+      </w:r>
+    </w:p>
+    <w:p>
+      <w:pPr/>
+      <w:r>
+        <w:rPr>
+          <w:lang w:val="hi_IN" w:bidi="hi_IN"/>
+        </w:rPr>
+      </w:r>
+      <w:r>
+        <w:rPr>
+          <w:b/>
+          <w:lang w:val="hi_IN" w:bidi="hi_IN"/>
+        </w:rPr>
         <w:t>"वे इससे आगे नहीं"</w:t>
       </w:r>
     </w:p>
@@ -27227,6 +31427,21 @@
           <w:b/>
           <w:lang w:val="hi_IN" w:bidi="hi_IN"/>
         </w:rPr>
+        <w:t>ἡ &amp; ἄνοια αὐτῶν</w:t>
+      </w:r>
+    </w:p>
+    <w:p>
+      <w:pPr/>
+      <w:r>
+        <w:rPr>
+          <w:lang w:val="hi_IN" w:bidi="hi_IN"/>
+        </w:rPr>
+      </w:r>
+      <w:r>
+        <w:rPr>
+          <w:b/>
+          <w:lang w:val="hi_IN" w:bidi="hi_IN"/>
+        </w:rPr>
         <w:t>"उनकी अज्ञानता"</w:t>
       </w:r>
     </w:p>
@@ -27323,6 +31538,21 @@
           <w:b/>
           <w:lang w:val="hi_IN" w:bidi="hi_IN"/>
         </w:rPr>
+        <w:t>πᾶσιν</w:t>
+      </w:r>
+    </w:p>
+    <w:p>
+      <w:pPr/>
+      <w:r>
+        <w:rPr>
+          <w:lang w:val="hi_IN" w:bidi="hi_IN"/>
+        </w:rPr>
+      </w:r>
+      <w:r>
+        <w:rPr>
+          <w:b/>
+          <w:lang w:val="hi_IN" w:bidi="hi_IN"/>
+        </w:rPr>
         <w:t>"सब मनुष्यों पर"</w:t>
       </w:r>
     </w:p>
@@ -27419,6 +31649,21 @@
           <w:b/>
           <w:lang w:val="hi_IN" w:bidi="hi_IN"/>
         </w:rPr>
+        <w:t>πᾶσιν</w:t>
+      </w:r>
+    </w:p>
+    <w:p>
+      <w:pPr/>
+      <w:r>
+        <w:rPr>
+          <w:lang w:val="hi_IN" w:bidi="hi_IN"/>
+        </w:rPr>
+      </w:r>
+      <w:r>
+        <w:rPr>
+          <w:b/>
+          <w:lang w:val="hi_IN" w:bidi="hi_IN"/>
+        </w:rPr>
         <w:t>"प्रगट हो गई थी"</w:t>
       </w:r>
     </w:p>
@@ -27495,6 +31740,21 @@
           <w:b/>
           <w:lang w:val="hi_IN" w:bidi="hi_IN"/>
         </w:rPr>
+        <w:t>ἡ ἐκείνων</w:t>
+      </w:r>
+    </w:p>
+    <w:p>
+      <w:pPr/>
+      <w:r>
+        <w:rPr>
+          <w:lang w:val="hi_IN" w:bidi="hi_IN"/>
+        </w:rPr>
+      </w:r>
+      <w:r>
+        <w:rPr>
+          <w:b/>
+          <w:lang w:val="hi_IN" w:bidi="hi_IN"/>
+        </w:rPr>
         <w:t>"इनकी"</w:t>
       </w:r>
     </w:p>
@@ -27571,6 +31831,21 @@
           <w:b/>
           <w:lang w:val="hi_IN" w:bidi="hi_IN"/>
         </w:rPr>
+        <w:t>ἐγένετο</w:t>
+      </w:r>
+    </w:p>
+    <w:p>
+      <w:pPr/>
+      <w:r>
+        <w:rPr>
+          <w:lang w:val="hi_IN" w:bidi="hi_IN"/>
+        </w:rPr>
+      </w:r>
+      <w:r>
+        <w:rPr>
+          <w:b/>
+          <w:lang w:val="hi_IN" w:bidi="hi_IN"/>
+        </w:rPr>
         <w:t>"हो जाएगी"</w:t>
       </w:r>
     </w:p>
@@ -27640,6 +31915,21 @@
         <w:rPr>
           <w:lang w:val="hi_IN" w:bidi="hi_IN"/>
         </w:rPr>
+      </w:r>
+    </w:p>
+    <w:p>
+      <w:pPr/>
+      <w:r>
+        <w:rPr>
+          <w:lang w:val="hi_IN" w:bidi="hi_IN"/>
+        </w:rPr>
+      </w:r>
+      <w:r>
+        <w:rPr>
+          <w:b/>
+          <w:lang w:val="hi_IN" w:bidi="hi_IN"/>
+        </w:rPr>
+        <w:t>ἐγένετο</w:t>
       </w:r>
     </w:p>
     <w:p>
@@ -27781,6 +32071,21 @@
           <w:b/>
           <w:lang w:val="hi_IN" w:bidi="hi_IN"/>
         </w:rPr>
+        <w:t>σὺ δὲ</w:t>
+      </w:r>
+    </w:p>
+    <w:p>
+      <w:pPr/>
+      <w:r>
+        <w:rPr>
+          <w:lang w:val="hi_IN" w:bidi="hi_IN"/>
+        </w:rPr>
+      </w:r>
+      <w:r>
+        <w:rPr>
+          <w:b/>
+          <w:lang w:val="hi_IN" w:bidi="hi_IN"/>
+        </w:rPr>
         <w:t>"पर तूने"</w:t>
       </w:r>
     </w:p>
@@ -27906,6 +32211,21 @@
           <w:b/>
           <w:lang w:val="hi_IN" w:bidi="hi_IN"/>
         </w:rPr>
+        <w:t>σὺ &amp; παρηκολούθησάς</w:t>
+      </w:r>
+    </w:p>
+    <w:p>
+      <w:pPr/>
+      <w:r>
+        <w:rPr>
+          <w:lang w:val="hi_IN" w:bidi="hi_IN"/>
+        </w:rPr>
+      </w:r>
+      <w:r>
+        <w:rPr>
+          <w:b/>
+          <w:lang w:val="hi_IN" w:bidi="hi_IN"/>
+        </w:rPr>
         <w:t>"तूने उपदेश"</w:t>
       </w:r>
     </w:p>
@@ -27989,6 +32309,21 @@
           <w:b/>
           <w:lang w:val="hi_IN" w:bidi="hi_IN"/>
         </w:rPr>
+        <w:t>μου τῇ διδασκαλίᾳ, τῇ ἀγωγῇ, τῇ προθέσει, τῇ πίστει, τῇ μακροθυμίᾳ, τῇ ἀγάπῃ, τῇ ὑπομονῇ &amp; τοῖς διωγμοῖς, τοῖς παθήμασιν, οἷά</w:t>
+      </w:r>
+    </w:p>
+    <w:p>
+      <w:pPr/>
+      <w:r>
+        <w:rPr>
+          <w:lang w:val="hi_IN" w:bidi="hi_IN"/>
+        </w:rPr>
+      </w:r>
+      <w:r>
+        <w:rPr>
+          <w:b/>
+          <w:lang w:val="hi_IN" w:bidi="hi_IN"/>
+        </w:rPr>
         <w:t>"उपदेश"</w:t>
       </w:r>
     </w:p>
@@ -28065,6 +32400,21 @@
           <w:b/>
           <w:lang w:val="hi_IN" w:bidi="hi_IN"/>
         </w:rPr>
+        <w:t>οἷά</w:t>
+      </w:r>
+    </w:p>
+    <w:p>
+      <w:pPr/>
+      <w:r>
+        <w:rPr>
+          <w:lang w:val="hi_IN" w:bidi="hi_IN"/>
+        </w:rPr>
+      </w:r>
+      <w:r>
+        <w:rPr>
+          <w:b/>
+          <w:lang w:val="hi_IN" w:bidi="hi_IN"/>
+        </w:rPr>
         <w:t>"ऐसे"</w:t>
       </w:r>
     </w:p>
@@ -28229,6 +32579,21 @@
           <w:b/>
           <w:lang w:val="hi_IN" w:bidi="hi_IN"/>
         </w:rPr>
+        <w:t>οἵους διωγμοὺς ὑπήνεγκα</w:t>
+      </w:r>
+    </w:p>
+    <w:p>
+      <w:pPr/>
+      <w:r>
+        <w:rPr>
+          <w:lang w:val="hi_IN" w:bidi="hi_IN"/>
+        </w:rPr>
+      </w:r>
+      <w:r>
+        <w:rPr>
+          <w:b/>
+          <w:lang w:val="hi_IN" w:bidi="hi_IN"/>
+        </w:rPr>
         <w:t>"ऐसे उत्पीड़नों को सहा"</w:t>
       </w:r>
     </w:p>
@@ -28292,6 +32657,21 @@
           <w:b/>
           <w:lang w:val="hi_IN" w:bidi="hi_IN"/>
         </w:rPr>
+        <w:t>οἵους διωγμοὺς ὑπήνεγκα</w:t>
+      </w:r>
+    </w:p>
+    <w:p>
+      <w:pPr/>
+      <w:r>
+        <w:rPr>
+          <w:lang w:val="hi_IN" w:bidi="hi_IN"/>
+        </w:rPr>
+      </w:r>
+      <w:r>
+        <w:rPr>
+          <w:b/>
+          <w:lang w:val="hi_IN" w:bidi="hi_IN"/>
+        </w:rPr>
         <w:t>"मैंने ऐसे उत्पीड़नों को सहा"</w:t>
       </w:r>
     </w:p>
@@ -28404,6 +32784,21 @@
           <w:b/>
           <w:lang w:val="hi_IN" w:bidi="hi_IN"/>
         </w:rPr>
+        <w:t>καὶ</w:t>
+      </w:r>
+    </w:p>
+    <w:p>
+      <w:pPr/>
+      <w:r>
+        <w:rPr>
+          <w:lang w:val="hi_IN" w:bidi="hi_IN"/>
+        </w:rPr>
+      </w:r>
+      <w:r>
+        <w:rPr>
+          <w:b/>
+          <w:lang w:val="hi_IN" w:bidi="hi_IN"/>
+        </w:rPr>
         <w:t>"और"</w:t>
       </w:r>
     </w:p>
@@ -28521,6 +32916,21 @@
           <w:b/>
           <w:lang w:val="hi_IN" w:bidi="hi_IN"/>
         </w:rPr>
+        <w:t>καὶ &amp; δὲ</w:t>
+      </w:r>
+    </w:p>
+    <w:p>
+      <w:pPr/>
+      <w:r>
+        <w:rPr>
+          <w:lang w:val="hi_IN" w:bidi="hi_IN"/>
+        </w:rPr>
+      </w:r>
+      <w:r>
+        <w:rPr>
+          <w:b/>
+          <w:lang w:val="hi_IN" w:bidi="hi_IN"/>
+        </w:rPr>
         <w:t>"मसीह यीशु में भक्ति के जीवन बिताना"</w:t>
       </w:r>
     </w:p>
@@ -28597,6 +33007,21 @@
           <w:b/>
           <w:lang w:val="hi_IN" w:bidi="hi_IN"/>
         </w:rPr>
+        <w:t>πάντες &amp; οἱ θέλοντες ζῆν εὐσεβῶς ἐν Χριστῷ Ἰησοῦ διωχθήσονται</w:t>
+      </w:r>
+    </w:p>
+    <w:p>
+      <w:pPr/>
+      <w:r>
+        <w:rPr>
+          <w:lang w:val="hi_IN" w:bidi="hi_IN"/>
+        </w:rPr>
+      </w:r>
+      <w:r>
+        <w:rPr>
+          <w:b/>
+          <w:lang w:val="hi_IN" w:bidi="hi_IN"/>
+        </w:rPr>
         <w:t>"सताए जाएँगे"</w:t>
       </w:r>
     </w:p>
@@ -28680,6 +33105,21 @@
           <w:b/>
           <w:lang w:val="hi_IN" w:bidi="hi_IN"/>
         </w:rPr>
+        <w:t>ἐν Χριστῷ Ἰησοῦ</w:t>
+      </w:r>
+    </w:p>
+    <w:p>
+      <w:pPr/>
+      <w:r>
+        <w:rPr>
+          <w:lang w:val="hi_IN" w:bidi="hi_IN"/>
+        </w:rPr>
+      </w:r>
+      <w:r>
+        <w:rPr>
+          <w:b/>
+          <w:lang w:val="hi_IN" w:bidi="hi_IN"/>
+        </w:rPr>
         <w:t>"मसीह यीशु में"</w:t>
       </w:r>
     </w:p>
@@ -28870,6 +33310,21 @@
           <w:b/>
           <w:lang w:val="hi_IN" w:bidi="hi_IN"/>
         </w:rPr>
+        <w:t>δὲ</w:t>
+      </w:r>
+    </w:p>
+    <w:p>
+      <w:pPr/>
+      <w:r>
+        <w:rPr>
+          <w:lang w:val="hi_IN" w:bidi="hi_IN"/>
+        </w:rPr>
+      </w:r>
+      <w:r>
+        <w:rPr>
+          <w:b/>
+          <w:lang w:val="hi_IN" w:bidi="hi_IN"/>
+        </w:rPr>
         <w:t>"और (परन्तु) दुष्ट"</w:t>
       </w:r>
     </w:p>
@@ -29013,6 +33468,21 @@
           <w:b/>
           <w:lang w:val="hi_IN" w:bidi="hi_IN"/>
         </w:rPr>
+        <w:t>ἄνθρωποι</w:t>
+      </w:r>
+    </w:p>
+    <w:p>
+      <w:pPr/>
+      <w:r>
+        <w:rPr>
+          <w:lang w:val="hi_IN" w:bidi="hi_IN"/>
+        </w:rPr>
+      </w:r>
+      <w:r>
+        <w:rPr>
+          <w:b/>
+          <w:lang w:val="hi_IN" w:bidi="hi_IN"/>
+        </w:rPr>
         <w:t>""</w:t>
       </w:r>
     </w:p>
@@ -29109,6 +33579,21 @@
           <w:b/>
           <w:lang w:val="hi_IN" w:bidi="hi_IN"/>
         </w:rPr>
+        <w:t>πονηροὶ &amp; ἄνθρωποι καὶ γόητες</w:t>
+      </w:r>
+    </w:p>
+    <w:p>
+      <w:pPr/>
+      <w:r>
+        <w:rPr>
+          <w:lang w:val="hi_IN" w:bidi="hi_IN"/>
+        </w:rPr>
+      </w:r>
+      <w:r>
+        <w:rPr>
+          <w:b/>
+          <w:lang w:val="hi_IN" w:bidi="hi_IN"/>
+        </w:rPr>
         <w:t>"दुष्ट, और बहकानेवाले"</w:t>
       </w:r>
     </w:p>
@@ -29205,6 +33690,21 @@
           <w:b/>
           <w:lang w:val="hi_IN" w:bidi="hi_IN"/>
         </w:rPr>
+        <w:t>προκόψουσιν ἐπὶ τὸ χεῖρον</w:t>
+      </w:r>
+    </w:p>
+    <w:p>
+      <w:pPr/>
+      <w:r>
+        <w:rPr>
+          <w:lang w:val="hi_IN" w:bidi="hi_IN"/>
+        </w:rPr>
+      </w:r>
+      <w:r>
+        <w:rPr>
+          <w:b/>
+          <w:lang w:val="hi_IN" w:bidi="hi_IN"/>
+        </w:rPr>
         <w:t>"बिगड़ते चले जाएँगे"</w:t>
       </w:r>
     </w:p>
@@ -29268,6 +33768,21 @@
           <w:b/>
           <w:lang w:val="hi_IN" w:bidi="hi_IN"/>
         </w:rPr>
+        <w:t>ἐπὶ τὸ χεῖρον</w:t>
+      </w:r>
+    </w:p>
+    <w:p>
+      <w:pPr/>
+      <w:r>
+        <w:rPr>
+          <w:lang w:val="hi_IN" w:bidi="hi_IN"/>
+        </w:rPr>
+      </w:r>
+      <w:r>
+        <w:rPr>
+          <w:b/>
+          <w:lang w:val="hi_IN" w:bidi="hi_IN"/>
+        </w:rPr>
         <w:t>"बिगड़ते"</w:t>
       </w:r>
     </w:p>
@@ -29351,6 +33866,21 @@
           <w:b/>
           <w:lang w:val="hi_IN" w:bidi="hi_IN"/>
         </w:rPr>
+        <w:t>πλανῶντες καὶ πλανώμενοι</w:t>
+      </w:r>
+    </w:p>
+    <w:p>
+      <w:pPr/>
+      <w:r>
+        <w:rPr>
+          <w:lang w:val="hi_IN" w:bidi="hi_IN"/>
+        </w:rPr>
+      </w:r>
+      <w:r>
+        <w:rPr>
+          <w:b/>
+          <w:lang w:val="hi_IN" w:bidi="hi_IN"/>
+        </w:rPr>
         <w:t>""</w:t>
       </w:r>
     </w:p>
@@ -29447,6 +33977,21 @@
           <w:b/>
           <w:lang w:val="hi_IN" w:bidi="hi_IN"/>
         </w:rPr>
+        <w:t>πλανώμενοι</w:t>
+      </w:r>
+    </w:p>
+    <w:p>
+      <w:pPr/>
+      <w:r>
+        <w:rPr>
+          <w:lang w:val="hi_IN" w:bidi="hi_IN"/>
+        </w:rPr>
+      </w:r>
+      <w:r>
+        <w:rPr>
+          <w:b/>
+          <w:lang w:val="hi_IN" w:bidi="hi_IN"/>
+        </w:rPr>
         <w:t>"धोखा देते हुए, और धोखा खाते हुए"</w:t>
       </w:r>
     </w:p>
@@ -29530,6 +34075,21 @@
           <w:b/>
           <w:lang w:val="hi_IN" w:bidi="hi_IN"/>
         </w:rPr>
+        <w:t>σὺ δὲ</w:t>
+      </w:r>
+    </w:p>
+    <w:p>
+      <w:pPr/>
+      <w:r>
+        <w:rPr>
+          <w:lang w:val="hi_IN" w:bidi="hi_IN"/>
+        </w:rPr>
+      </w:r>
+      <w:r>
+        <w:rPr>
+          <w:b/>
+          <w:lang w:val="hi_IN" w:bidi="hi_IN"/>
+        </w:rPr>
         <w:t>"पर तू"</w:t>
       </w:r>
     </w:p>
@@ -29634,6 +34194,21 @@
           <w:b/>
           <w:lang w:val="hi_IN" w:bidi="hi_IN"/>
         </w:rPr>
+        <w:t>μένε ἐν οἷς ἔμαθες καὶ ἐπιστώθης, εἰδὼς παρὰ τίνων ἔμαθες</w:t>
+      </w:r>
+    </w:p>
+    <w:p>
+      <w:pPr/>
+      <w:r>
+        <w:rPr>
+          <w:lang w:val="hi_IN" w:bidi="hi_IN"/>
+        </w:rPr>
+      </w:r>
+      <w:r>
+        <w:rPr>
+          <w:b/>
+          <w:lang w:val="hi_IN" w:bidi="hi_IN"/>
+        </w:rPr>
         <w:t>"पर तू इन बातों पर जो तूने सीखी हैं और विश्वास किया था, यह जानकर दृढ़ बना रह; कि तूने उन्हें किन लोगों से सीखा है"</w:t>
       </w:r>
     </w:p>
@@ -29733,6 +34308,21 @@
           <w:b/>
           <w:lang w:val="hi_IN" w:bidi="hi_IN"/>
         </w:rPr>
+        <w:t>μένε ἐν</w:t>
+      </w:r>
+    </w:p>
+    <w:p>
+      <w:pPr/>
+      <w:r>
+        <w:rPr>
+          <w:lang w:val="hi_IN" w:bidi="hi_IN"/>
+        </w:rPr>
+      </w:r>
+      <w:r>
+        <w:rPr>
+          <w:b/>
+          <w:lang w:val="hi_IN" w:bidi="hi_IN"/>
+        </w:rPr>
         <w:t>""</w:t>
       </w:r>
     </w:p>
@@ -29816,6 +34406,21 @@
           <w:b/>
           <w:lang w:val="hi_IN" w:bidi="hi_IN"/>
         </w:rPr>
+        <w:t>ἐπιστώθης</w:t>
+      </w:r>
+    </w:p>
+    <w:p>
+      <w:pPr/>
+      <w:r>
+        <w:rPr>
+          <w:lang w:val="hi_IN" w:bidi="hi_IN"/>
+        </w:rPr>
+      </w:r>
+      <w:r>
+        <w:rPr>
+          <w:b/>
+          <w:lang w:val="hi_IN" w:bidi="hi_IN"/>
+        </w:rPr>
         <w:t>"विश्वास किया था"</w:t>
       </w:r>
     </w:p>
@@ -29899,6 +34504,21 @@
           <w:b/>
           <w:lang w:val="hi_IN" w:bidi="hi_IN"/>
         </w:rPr>
+        <w:t>εἰδὼς παρὰ τίνων ἔμαθες</w:t>
+      </w:r>
+    </w:p>
+    <w:p>
+      <w:pPr/>
+      <w:r>
+        <w:rPr>
+          <w:lang w:val="hi_IN" w:bidi="hi_IN"/>
+        </w:rPr>
+      </w:r>
+      <w:r>
+        <w:rPr>
+          <w:b/>
+          <w:lang w:val="hi_IN" w:bidi="hi_IN"/>
+        </w:rPr>
         <w:t>"कि तूने उन्हें किन लोगों से सीखा है"</w:t>
       </w:r>
     </w:p>
@@ -29990,6 +34610,21 @@
           <w:b/>
           <w:lang w:val="hi_IN" w:bidi="hi_IN"/>
         </w:rPr>
+        <w:t>ἀπὸ βρέφους</w:t>
+      </w:r>
+    </w:p>
+    <w:p>
+      <w:pPr/>
+      <w:r>
+        <w:rPr>
+          <w:lang w:val="hi_IN" w:bidi="hi_IN"/>
+        </w:rPr>
+      </w:r>
+      <w:r>
+        <w:rPr>
+          <w:b/>
+          <w:lang w:val="hi_IN" w:bidi="hi_IN"/>
+        </w:rPr>
         <w:t>"बालकपन से"</w:t>
       </w:r>
     </w:p>
@@ -30086,6 +34721,21 @@
           <w:b/>
           <w:lang w:val="hi_IN" w:bidi="hi_IN"/>
         </w:rPr>
+        <w:t>εἰς σωτηρίαν διὰ πίστεως τῆς ἐν Χριστῷ Ἰησοῦ</w:t>
+      </w:r>
+    </w:p>
+    <w:p>
+      <w:pPr/>
+      <w:r>
+        <w:rPr>
+          <w:lang w:val="hi_IN" w:bidi="hi_IN"/>
+        </w:rPr>
+      </w:r>
+      <w:r>
+        <w:rPr>
+          <w:b/>
+          <w:lang w:val="hi_IN" w:bidi="hi_IN"/>
+        </w:rPr>
         <w:t>"मसीह पर विश्वास करने से उद्धार प्राप्त करने के लिये"</w:t>
       </w:r>
     </w:p>
@@ -30182,6 +34832,21 @@
           <w:b/>
           <w:lang w:val="hi_IN" w:bidi="hi_IN"/>
         </w:rPr>
+        <w:t>τῆς ἐν Χριστῷ Ἰησοῦ</w:t>
+      </w:r>
+    </w:p>
+    <w:p>
+      <w:pPr/>
+      <w:r>
+        <w:rPr>
+          <w:lang w:val="hi_IN" w:bidi="hi_IN"/>
+        </w:rPr>
+      </w:r>
+      <w:r>
+        <w:rPr>
+          <w:b/>
+          <w:lang w:val="hi_IN" w:bidi="hi_IN"/>
+        </w:rPr>
         <w:t>"जो ... मसीह पर"</w:t>
       </w:r>
     </w:p>
@@ -30359,6 +35024,21 @@
           <w:b/>
           <w:lang w:val="hi_IN" w:bidi="hi_IN"/>
         </w:rPr>
+        <w:t>πᾶσα Γραφὴ θεόπνευστος καὶ ὠφέλιμος</w:t>
+      </w:r>
+    </w:p>
+    <w:p>
+      <w:pPr/>
+      <w:r>
+        <w:rPr>
+          <w:lang w:val="hi_IN" w:bidi="hi_IN"/>
+        </w:rPr>
+      </w:r>
+      <w:r>
+        <w:rPr>
+          <w:b/>
+          <w:lang w:val="hi_IN" w:bidi="hi_IN"/>
+        </w:rPr>
         <w:t>"सम्पूर्ण पवित्रशास्त्र परमेश्वर की प्रेरणा से रचा गया है और ... लाभदायक है"</w:t>
       </w:r>
     </w:p>
@@ -30450,6 +35130,21 @@
           <w:b/>
           <w:lang w:val="hi_IN" w:bidi="hi_IN"/>
         </w:rPr>
+        <w:t>πᾶσα Γραφὴ θεόπνευστος καὶ</w:t>
+      </w:r>
+    </w:p>
+    <w:p>
+      <w:pPr/>
+      <w:r>
+        <w:rPr>
+          <w:lang w:val="hi_IN" w:bidi="hi_IN"/>
+        </w:rPr>
+      </w:r>
+      <w:r>
+        <w:rPr>
+          <w:b/>
+          <w:lang w:val="hi_IN" w:bidi="hi_IN"/>
+        </w:rPr>
         <w:t>""</w:t>
       </w:r>
     </w:p>
@@ -30546,6 +35241,21 @@
           <w:b/>
           <w:lang w:val="hi_IN" w:bidi="hi_IN"/>
         </w:rPr>
+        <w:t>πᾶσα Γραφὴ</w:t>
+      </w:r>
+    </w:p>
+    <w:p>
+      <w:pPr/>
+      <w:r>
+        <w:rPr>
+          <w:lang w:val="hi_IN" w:bidi="hi_IN"/>
+        </w:rPr>
+      </w:r>
+      <w:r>
+        <w:rPr>
+          <w:b/>
+          <w:lang w:val="hi_IN" w:bidi="hi_IN"/>
+        </w:rPr>
         <w:t>"सम्पूर्ण पवित्रशास्त्र"</w:t>
       </w:r>
     </w:p>
@@ -30635,6 +35345,21 @@
           <w:b/>
           <w:lang w:val="hi_IN" w:bidi="hi_IN"/>
         </w:rPr>
+        <w:t>ὠφέλιμος</w:t>
+      </w:r>
+    </w:p>
+    <w:p>
+      <w:pPr/>
+      <w:r>
+        <w:rPr>
+          <w:lang w:val="hi_IN" w:bidi="hi_IN"/>
+        </w:rPr>
+      </w:r>
+      <w:r>
+        <w:rPr>
+          <w:b/>
+          <w:lang w:val="hi_IN" w:bidi="hi_IN"/>
+        </w:rPr>
         <w:t>""</w:t>
       </w:r>
     </w:p>
@@ -30711,6 +35436,21 @@
           <w:b/>
           <w:lang w:val="hi_IN" w:bidi="hi_IN"/>
         </w:rPr>
+        <w:t>πρὸς διδασκαλίαν, πρὸς ἐλεγμόν, πρὸς ἐπανόρθωσιν, πρὸς παιδείαν τὴν ἐν δικαιοσύνῃ</w:t>
+      </w:r>
+    </w:p>
+    <w:p>
+      <w:pPr/>
+      <w:r>
+        <w:rPr>
+          <w:lang w:val="hi_IN" w:bidi="hi_IN"/>
+        </w:rPr>
+      </w:r>
+      <w:r>
+        <w:rPr>
+          <w:b/>
+          <w:lang w:val="hi_IN" w:bidi="hi_IN"/>
+        </w:rPr>
         <w:t>""</w:t>
       </w:r>
     </w:p>
@@ -30787,6 +35527,21 @@
           <w:b/>
           <w:lang w:val="hi_IN" w:bidi="hi_IN"/>
         </w:rPr>
+        <w:t>ἵνα</w:t>
+      </w:r>
+    </w:p>
+    <w:p>
+      <w:pPr/>
+      <w:r>
+        <w:rPr>
+          <w:lang w:val="hi_IN" w:bidi="hi_IN"/>
+        </w:rPr>
+      </w:r>
+      <w:r>
+        <w:rPr>
+          <w:b/>
+          <w:lang w:val="hi_IN" w:bidi="hi_IN"/>
+        </w:rPr>
         <w:t>"ताकि"</w:t>
       </w:r>
     </w:p>
@@ -30891,6 +35646,21 @@
           <w:b/>
           <w:lang w:val="hi_IN" w:bidi="hi_IN"/>
         </w:rPr>
+        <w:t>ὁ τοῦ Θεοῦ ἄνθρωπος</w:t>
+      </w:r>
+    </w:p>
+    <w:p>
+      <w:pPr/>
+      <w:r>
+        <w:rPr>
+          <w:lang w:val="hi_IN" w:bidi="hi_IN"/>
+        </w:rPr>
+      </w:r>
+      <w:r>
+        <w:rPr>
+          <w:b/>
+          <w:lang w:val="hi_IN" w:bidi="hi_IN"/>
+        </w:rPr>
         <w:t>"परमेश्वर का जन"</w:t>
       </w:r>
     </w:p>
@@ -31008,6 +35778,21 @@
           <w:b/>
           <w:lang w:val="hi_IN" w:bidi="hi_IN"/>
         </w:rPr>
+        <w:t>ὁ τοῦ Θεοῦ ἄνθρωπος</w:t>
+      </w:r>
+    </w:p>
+    <w:p>
+      <w:pPr/>
+      <w:r>
+        <w:rPr>
+          <w:lang w:val="hi_IN" w:bidi="hi_IN"/>
+        </w:rPr>
+      </w:r>
+      <w:r>
+        <w:rPr>
+          <w:b/>
+          <w:lang w:val="hi_IN" w:bidi="hi_IN"/>
+        </w:rPr>
         <w:t>"परमेश्वर का जन"</w:t>
       </w:r>
     </w:p>
@@ -31106,6 +35891,21 @@
           <w:b/>
           <w:lang w:val="hi_IN" w:bidi="hi_IN"/>
         </w:rPr>
+        <w:t>ὁ τοῦ Θεοῦ ἄνθρωπος</w:t>
+      </w:r>
+    </w:p>
+    <w:p>
+      <w:pPr/>
+      <w:r>
+        <w:rPr>
+          <w:lang w:val="hi_IN" w:bidi="hi_IN"/>
+        </w:rPr>
+      </w:r>
+      <w:r>
+        <w:rPr>
+          <w:b/>
+          <w:lang w:val="hi_IN" w:bidi="hi_IN"/>
+        </w:rPr>
         <w:t>"परमेश्वर जन"</w:t>
       </w:r>
     </w:p>
@@ -31202,6 +36002,21 @@
           <w:b/>
           <w:lang w:val="hi_IN" w:bidi="hi_IN"/>
         </w:rPr>
+        <w:t>ἄρτιος &amp; πρὸς πᾶν ἔργον ἀγαθὸν ἐξηρτισμένος</w:t>
+      </w:r>
+    </w:p>
+    <w:p>
+      <w:pPr/>
+      <w:r>
+        <w:rPr>
+          <w:lang w:val="hi_IN" w:bidi="hi_IN"/>
+        </w:rPr>
+      </w:r>
+      <w:r>
+        <w:rPr>
+          <w:b/>
+          <w:lang w:val="hi_IN" w:bidi="hi_IN"/>
+        </w:rPr>
         <w:t>"सिद्ध"</w:t>
       </w:r>
       <w:r>
@@ -31278,6 +36093,21 @@
           <w:b/>
           <w:lang w:val="hi_IN" w:bidi="hi_IN"/>
         </w:rPr>
+        <w:t>ἐξηρτισμένος</w:t>
+      </w:r>
+    </w:p>
+    <w:p>
+      <w:pPr/>
+      <w:r>
+        <w:rPr>
+          <w:lang w:val="hi_IN" w:bidi="hi_IN"/>
+        </w:rPr>
+      </w:r>
+      <w:r>
+        <w:rPr>
+          <w:b/>
+          <w:lang w:val="hi_IN" w:bidi="hi_IN"/>
+        </w:rPr>
         <w:t>"तत्पर हो जाए"</w:t>
       </w:r>
     </w:p>
@@ -31437,6 +36267,21 @@
           <w:b/>
           <w:lang w:val="hi_IN" w:bidi="hi_IN"/>
         </w:rPr>
+        <w:t>ζῶντας καὶ νεκρούς</w:t>
+      </w:r>
+    </w:p>
+    <w:p>
+      <w:pPr/>
+      <w:r>
+        <w:rPr>
+          <w:lang w:val="hi_IN" w:bidi="hi_IN"/>
+        </w:rPr>
+      </w:r>
+      <w:r>
+        <w:rPr>
+          <w:b/>
+          <w:lang w:val="hi_IN" w:bidi="hi_IN"/>
+        </w:rPr>
         <w:t>"जो जीवितों और मरे हुओं का"</w:t>
       </w:r>
     </w:p>
@@ -31546,6 +36391,21 @@
           <w:b/>
           <w:lang w:val="hi_IN" w:bidi="hi_IN"/>
         </w:rPr>
+        <w:t>καὶ τὴν ἐπιφάνειαν αὐτοῦ</w:t>
+      </w:r>
+    </w:p>
+    <w:p>
+      <w:pPr/>
+      <w:r>
+        <w:rPr>
+          <w:lang w:val="hi_IN" w:bidi="hi_IN"/>
+        </w:rPr>
+      </w:r>
+      <w:r>
+        <w:rPr>
+          <w:b/>
+          <w:lang w:val="hi_IN" w:bidi="hi_IN"/>
+        </w:rPr>
         <w:t>"और उसके प्रगट होने"</w:t>
       </w:r>
     </w:p>
@@ -31650,6 +36510,21 @@
           <w:b/>
           <w:lang w:val="hi_IN" w:bidi="hi_IN"/>
         </w:rPr>
+        <w:t>τὴν ἐπιφάνειαν αὐτοῦ</w:t>
+      </w:r>
+    </w:p>
+    <w:p>
+      <w:pPr/>
+      <w:r>
+        <w:rPr>
+          <w:lang w:val="hi_IN" w:bidi="hi_IN"/>
+        </w:rPr>
+      </w:r>
+      <w:r>
+        <w:rPr>
+          <w:b/>
+          <w:lang w:val="hi_IN" w:bidi="hi_IN"/>
+        </w:rPr>
         <w:t>""</w:t>
       </w:r>
     </w:p>
@@ -31733,6 +36608,21 @@
           <w:b/>
           <w:lang w:val="hi_IN" w:bidi="hi_IN"/>
         </w:rPr>
+        <w:t>τὸν λόγον</w:t>
+      </w:r>
+    </w:p>
+    <w:p>
+      <w:pPr/>
+      <w:r>
+        <w:rPr>
+          <w:lang w:val="hi_IN" w:bidi="hi_IN"/>
+        </w:rPr>
+      </w:r>
+      <w:r>
+        <w:rPr>
+          <w:b/>
+          <w:lang w:val="hi_IN" w:bidi="hi_IN"/>
+        </w:rPr>
         <w:t>"वचन का"</w:t>
       </w:r>
     </w:p>
@@ -31829,6 +36719,21 @@
           <w:b/>
           <w:lang w:val="hi_IN" w:bidi="hi_IN"/>
         </w:rPr>
+        <w:t>ἐπίστηθι</w:t>
+      </w:r>
+    </w:p>
+    <w:p>
+      <w:pPr/>
+      <w:r>
+        <w:rPr>
+          <w:lang w:val="hi_IN" w:bidi="hi_IN"/>
+        </w:rPr>
+      </w:r>
+      <w:r>
+        <w:rPr>
+          <w:b/>
+          <w:lang w:val="hi_IN" w:bidi="hi_IN"/>
+        </w:rPr>
         <w:t>"तैयार रह"</w:t>
       </w:r>
     </w:p>
@@ -31925,6 +36830,21 @@
           <w:b/>
           <w:lang w:val="hi_IN" w:bidi="hi_IN"/>
         </w:rPr>
+        <w:t>εὐκαίρως, ἀκαίρως</w:t>
+      </w:r>
+    </w:p>
+    <w:p>
+      <w:pPr/>
+      <w:r>
+        <w:rPr>
+          <w:lang w:val="hi_IN" w:bidi="hi_IN"/>
+        </w:rPr>
+      </w:r>
+      <w:r>
+        <w:rPr>
+          <w:b/>
+          <w:lang w:val="hi_IN" w:bidi="hi_IN"/>
+        </w:rPr>
         <w:t>""</w:t>
       </w:r>
     </w:p>
@@ -32008,6 +36928,21 @@
           <w:b/>
           <w:lang w:val="hi_IN" w:bidi="hi_IN"/>
         </w:rPr>
+        <w:t>ἐν πάσῃ μακροθυμίᾳ καὶ διδαχῇ</w:t>
+      </w:r>
+    </w:p>
+    <w:p>
+      <w:pPr/>
+      <w:r>
+        <w:rPr>
+          <w:lang w:val="hi_IN" w:bidi="hi_IN"/>
+        </w:rPr>
+      </w:r>
+      <w:r>
+        <w:rPr>
+          <w:b/>
+          <w:lang w:val="hi_IN" w:bidi="hi_IN"/>
+        </w:rPr>
         <w:t>"सब प्रकार की सहनशीलता, शिक्षा के साथ"</w:t>
       </w:r>
       <w:r>
@@ -32143,6 +37078,21 @@
           <w:b/>
           <w:lang w:val="hi_IN" w:bidi="hi_IN"/>
         </w:rPr>
+        <w:t>ἐν πάσῃ μακροθυμίᾳ καὶ διδαχῇ</w:t>
+      </w:r>
+    </w:p>
+    <w:p>
+      <w:pPr/>
+      <w:r>
+        <w:rPr>
+          <w:lang w:val="hi_IN" w:bidi="hi_IN"/>
+        </w:rPr>
+      </w:r>
+      <w:r>
+        <w:rPr>
+          <w:b/>
+          <w:lang w:val="hi_IN" w:bidi="hi_IN"/>
+        </w:rPr>
         <w:t>"सब प्रकार की सहनशीलता, शिक्षा के साथ"</w:t>
       </w:r>
       <w:r>
@@ -32239,6 +37189,21 @@
           <w:b/>
           <w:lang w:val="hi_IN" w:bidi="hi_IN"/>
         </w:rPr>
+        <w:t>γὰρ</w:t>
+      </w:r>
+    </w:p>
+    <w:p>
+      <w:pPr/>
+      <w:r>
+        <w:rPr>
+          <w:lang w:val="hi_IN" w:bidi="hi_IN"/>
+        </w:rPr>
+      </w:r>
+      <w:r>
+        <w:rPr>
+          <w:b/>
+          <w:lang w:val="hi_IN" w:bidi="hi_IN"/>
+        </w:rPr>
         <w:t>"क्योंकि"</w:t>
       </w:r>
     </w:p>
@@ -32356,6 +37321,21 @@
           <w:b/>
           <w:lang w:val="hi_IN" w:bidi="hi_IN"/>
         </w:rPr>
+        <w:t>ἔσται &amp; καιρὸς ὅτε</w:t>
+      </w:r>
+    </w:p>
+    <w:p>
+      <w:pPr/>
+      <w:r>
+        <w:rPr>
+          <w:lang w:val="hi_IN" w:bidi="hi_IN"/>
+        </w:rPr>
+      </w:r>
+      <w:r>
+        <w:rPr>
+          <w:b/>
+          <w:lang w:val="hi_IN" w:bidi="hi_IN"/>
+        </w:rPr>
         <w:t>"क्योंकि ऐसा समय कि"</w:t>
       </w:r>
     </w:p>
@@ -32419,6 +37399,21 @@
           <w:b/>
           <w:lang w:val="hi_IN" w:bidi="hi_IN"/>
         </w:rPr>
+        <w:t>οὐκ ἀνέξονται</w:t>
+      </w:r>
+    </w:p>
+    <w:p>
+      <w:pPr/>
+      <w:r>
+        <w:rPr>
+          <w:lang w:val="hi_IN" w:bidi="hi_IN"/>
+        </w:rPr>
+      </w:r>
+      <w:r>
+        <w:rPr>
+          <w:b/>
+          <w:lang w:val="hi_IN" w:bidi="hi_IN"/>
+        </w:rPr>
         <w:t>"सह सकेंगे"</w:t>
       </w:r>
     </w:p>
@@ -32495,6 +37490,21 @@
           <w:b/>
           <w:lang w:val="hi_IN" w:bidi="hi_IN"/>
         </w:rPr>
+        <w:t>οὐκ ἀνέξονται</w:t>
+      </w:r>
+    </w:p>
+    <w:p>
+      <w:pPr/>
+      <w:r>
+        <w:rPr>
+          <w:lang w:val="hi_IN" w:bidi="hi_IN"/>
+        </w:rPr>
+      </w:r>
+      <w:r>
+        <w:rPr>
+          <w:b/>
+          <w:lang w:val="hi_IN" w:bidi="hi_IN"/>
+        </w:rPr>
         <w:t>"लोग खरा उपदेश न सह सकेंगे"</w:t>
       </w:r>
     </w:p>
@@ -32558,6 +37568,21 @@
           <w:b/>
           <w:lang w:val="hi_IN" w:bidi="hi_IN"/>
         </w:rPr>
+        <w:t>τῆς ὑγιαινούσης διδασκαλίας</w:t>
+      </w:r>
+    </w:p>
+    <w:p>
+      <w:pPr/>
+      <w:r>
+        <w:rPr>
+          <w:lang w:val="hi_IN" w:bidi="hi_IN"/>
+        </w:rPr>
+      </w:r>
+      <w:r>
+        <w:rPr>
+          <w:b/>
+          <w:lang w:val="hi_IN" w:bidi="hi_IN"/>
+        </w:rPr>
         <w:t>"लोग खरा उपदेश"</w:t>
       </w:r>
     </w:p>
@@ -32634,6 +37659,21 @@
           <w:b/>
           <w:lang w:val="hi_IN" w:bidi="hi_IN"/>
         </w:rPr>
+        <w:t>κατὰ τὰς ἰδίας ἐπιθυμίας, ἑαυτοῖς ἐπισωρεύσουσιν διδασκάλους</w:t>
+      </w:r>
+    </w:p>
+    <w:p>
+      <w:pPr/>
+      <w:r>
+        <w:rPr>
+          <w:lang w:val="hi_IN" w:bidi="hi_IN"/>
+        </w:rPr>
+      </w:r>
+      <w:r>
+        <w:rPr>
+          <w:b/>
+          <w:lang w:val="hi_IN" w:bidi="hi_IN"/>
+        </w:rPr>
         <w:t>"अपनी अभिलाषाओं के अनुसार अपने लिये बहुत सारे उपदेशक बटोर लेंगे"</w:t>
       </w:r>
     </w:p>
@@ -32793,6 +37833,21 @@
           <w:b/>
           <w:lang w:val="hi_IN" w:bidi="hi_IN"/>
         </w:rPr>
+        <w:t>ἑαυτοῖς ἐπισωρεύσουσιν διδασκάλους</w:t>
+      </w:r>
+    </w:p>
+    <w:p>
+      <w:pPr/>
+      <w:r>
+        <w:rPr>
+          <w:lang w:val="hi_IN" w:bidi="hi_IN"/>
+        </w:rPr>
+      </w:r>
+      <w:r>
+        <w:rPr>
+          <w:b/>
+          <w:lang w:val="hi_IN" w:bidi="hi_IN"/>
+        </w:rPr>
         <w:t>"अपनी अभिलाषाओं के अनुसार अपने लिये बहुत सारे उपदेशक बटोर लेंगे"</w:t>
       </w:r>
     </w:p>
@@ -32876,6 +37931,21 @@
           <w:b/>
           <w:lang w:val="hi_IN" w:bidi="hi_IN"/>
         </w:rPr>
+        <w:t>κνηθόμενοι τὴν ἀκοήν</w:t>
+      </w:r>
+    </w:p>
+    <w:p>
+      <w:pPr/>
+      <w:r>
+        <w:rPr>
+          <w:lang w:val="hi_IN" w:bidi="hi_IN"/>
+        </w:rPr>
+      </w:r>
+      <w:r>
+        <w:rPr>
+          <w:b/>
+          <w:lang w:val="hi_IN" w:bidi="hi_IN"/>
+        </w:rPr>
         <w:t>""</w:t>
       </w:r>
     </w:p>
@@ -32959,6 +38029,21 @@
           <w:b/>
           <w:lang w:val="hi_IN" w:bidi="hi_IN"/>
         </w:rPr>
+        <w:t>τὴν ἀκοήν</w:t>
+      </w:r>
+    </w:p>
+    <w:p>
+      <w:pPr/>
+      <w:r>
+        <w:rPr>
+          <w:lang w:val="hi_IN" w:bidi="hi_IN"/>
+        </w:rPr>
+      </w:r>
+      <w:r>
+        <w:rPr>
+          <w:b/>
+          <w:lang w:val="hi_IN" w:bidi="hi_IN"/>
+        </w:rPr>
         <w:t>"कानों की खुजली के कारण"</w:t>
       </w:r>
     </w:p>
@@ -33055,6 +38140,21 @@
           <w:b/>
           <w:lang w:val="hi_IN" w:bidi="hi_IN"/>
         </w:rPr>
+        <w:t>ἀπὸ μὲν τῆς ἀληθείας τὴν ἀκοὴν ἀποστρέψουσιν</w:t>
+      </w:r>
+    </w:p>
+    <w:p>
+      <w:pPr/>
+      <w:r>
+        <w:rPr>
+          <w:lang w:val="hi_IN" w:bidi="hi_IN"/>
+        </w:rPr>
+      </w:r>
+      <w:r>
+        <w:rPr>
+          <w:b/>
+          <w:lang w:val="hi_IN" w:bidi="hi_IN"/>
+        </w:rPr>
         <w:t>""</w:t>
       </w:r>
     </w:p>
@@ -33138,6 +38238,21 @@
           <w:b/>
           <w:lang w:val="hi_IN" w:bidi="hi_IN"/>
         </w:rPr>
+        <w:t>τὴν ἀκοὴν</w:t>
+      </w:r>
+    </w:p>
+    <w:p>
+      <w:pPr/>
+      <w:r>
+        <w:rPr>
+          <w:lang w:val="hi_IN" w:bidi="hi_IN"/>
+        </w:rPr>
+      </w:r>
+      <w:r>
+        <w:rPr>
+          <w:b/>
+          <w:lang w:val="hi_IN" w:bidi="hi_IN"/>
+        </w:rPr>
         <w:t>"अपने कान सत्य से फेरकर"</w:t>
       </w:r>
     </w:p>
@@ -33234,6 +38349,21 @@
           <w:b/>
           <w:lang w:val="hi_IN" w:bidi="hi_IN"/>
         </w:rPr>
+        <w:t>τῆς ἀληθείας</w:t>
+      </w:r>
+    </w:p>
+    <w:p>
+      <w:pPr/>
+      <w:r>
+        <w:rPr>
+          <w:lang w:val="hi_IN" w:bidi="hi_IN"/>
+        </w:rPr>
+      </w:r>
+      <w:r>
+        <w:rPr>
+          <w:b/>
+          <w:lang w:val="hi_IN" w:bidi="hi_IN"/>
+        </w:rPr>
         <w:t>"सत्य"</w:t>
       </w:r>
     </w:p>
@@ -33330,6 +38460,21 @@
           <w:b/>
           <w:lang w:val="hi_IN" w:bidi="hi_IN"/>
         </w:rPr>
+        <w:t>ἐπὶ &amp; ἐκτραπήσονται</w:t>
+      </w:r>
+    </w:p>
+    <w:p>
+      <w:pPr/>
+      <w:r>
+        <w:rPr>
+          <w:lang w:val="hi_IN" w:bidi="hi_IN"/>
+        </w:rPr>
+      </w:r>
+      <w:r>
+        <w:rPr>
+          <w:b/>
+          <w:lang w:val="hi_IN" w:bidi="hi_IN"/>
+        </w:rPr>
         <w:t>"कथा-कहानियों"</w:t>
       </w:r>
       <w:r>
@@ -33426,6 +38571,21 @@
           <w:b/>
           <w:lang w:val="hi_IN" w:bidi="hi_IN"/>
         </w:rPr>
+        <w:t>ἐπὶ &amp; ἐκτραπήσονται</w:t>
+      </w:r>
+    </w:p>
+    <w:p>
+      <w:pPr/>
+      <w:r>
+        <w:rPr>
+          <w:lang w:val="hi_IN" w:bidi="hi_IN"/>
+        </w:rPr>
+      </w:r>
+      <w:r>
+        <w:rPr>
+          <w:b/>
+          <w:lang w:val="hi_IN" w:bidi="hi_IN"/>
+        </w:rPr>
         <w:t>""</w:t>
       </w:r>
     </w:p>
@@ -33509,6 +38669,21 @@
           <w:b/>
           <w:lang w:val="hi_IN" w:bidi="hi_IN"/>
         </w:rPr>
+        <w:t>τοὺς μύθους</w:t>
+      </w:r>
+    </w:p>
+    <w:p>
+      <w:pPr/>
+      <w:r>
+        <w:rPr>
+          <w:lang w:val="hi_IN" w:bidi="hi_IN"/>
+        </w:rPr>
+      </w:r>
+      <w:r>
+        <w:rPr>
+          <w:b/>
+          <w:lang w:val="hi_IN" w:bidi="hi_IN"/>
+        </w:rPr>
         <w:t>"कथा-कहानियों"</w:t>
       </w:r>
     </w:p>
@@ -33621,6 +38796,21 @@
           <w:b/>
           <w:lang w:val="hi_IN" w:bidi="hi_IN"/>
         </w:rPr>
+        <w:t>σὺ δὲ</w:t>
+      </w:r>
+    </w:p>
+    <w:p>
+      <w:pPr/>
+      <w:r>
+        <w:rPr>
+          <w:lang w:val="hi_IN" w:bidi="hi_IN"/>
+        </w:rPr>
+      </w:r>
+      <w:r>
+        <w:rPr>
+          <w:b/>
+          <w:lang w:val="hi_IN" w:bidi="hi_IN"/>
+        </w:rPr>
         <w:t>"पर तू"</w:t>
       </w:r>
     </w:p>
@@ -33725,6 +38915,21 @@
           <w:b/>
           <w:lang w:val="hi_IN" w:bidi="hi_IN"/>
         </w:rPr>
+        <w:t>νῆφε</w:t>
+      </w:r>
+    </w:p>
+    <w:p>
+      <w:pPr/>
+      <w:r>
+        <w:rPr>
+          <w:lang w:val="hi_IN" w:bidi="hi_IN"/>
+        </w:rPr>
+      </w:r>
+      <w:r>
+        <w:rPr>
+          <w:b/>
+          <w:lang w:val="hi_IN" w:bidi="hi_IN"/>
+        </w:rPr>
         <w:t>"सावधान रह"</w:t>
       </w:r>
     </w:p>
@@ -33808,6 +39013,21 @@
           <w:b/>
           <w:lang w:val="hi_IN" w:bidi="hi_IN"/>
         </w:rPr>
+        <w:t>ἐν πᾶσιν</w:t>
+      </w:r>
+    </w:p>
+    <w:p>
+      <w:pPr/>
+      <w:r>
+        <w:rPr>
+          <w:lang w:val="hi_IN" w:bidi="hi_IN"/>
+        </w:rPr>
+      </w:r>
+      <w:r>
+        <w:rPr>
+          <w:b/>
+          <w:lang w:val="hi_IN" w:bidi="hi_IN"/>
+        </w:rPr>
         <w:t>"सब बातों में"</w:t>
       </w:r>
     </w:p>
@@ -33871,6 +39091,21 @@
           <w:b/>
           <w:lang w:val="hi_IN" w:bidi="hi_IN"/>
         </w:rPr>
+        <w:t>κακοπάθησον</w:t>
+      </w:r>
+    </w:p>
+    <w:p>
+      <w:pPr/>
+      <w:r>
+        <w:rPr>
+          <w:lang w:val="hi_IN" w:bidi="hi_IN"/>
+        </w:rPr>
+      </w:r>
+      <w:r>
+        <w:rPr>
+          <w:b/>
+          <w:lang w:val="hi_IN" w:bidi="hi_IN"/>
+        </w:rPr>
         <w:t>"दुःख उठा"</w:t>
       </w:r>
     </w:p>
@@ -33983,6 +39218,21 @@
           <w:b/>
           <w:lang w:val="hi_IN" w:bidi="hi_IN"/>
         </w:rPr>
+        <w:t>ἔργον &amp; εὐαγγελιστοῦ</w:t>
+      </w:r>
+    </w:p>
+    <w:p>
+      <w:pPr/>
+      <w:r>
+        <w:rPr>
+          <w:lang w:val="hi_IN" w:bidi="hi_IN"/>
+        </w:rPr>
+      </w:r>
+      <w:r>
+        <w:rPr>
+          <w:b/>
+          <w:lang w:val="hi_IN" w:bidi="hi_IN"/>
+        </w:rPr>
         <w:t>"सुसमाचार प्रचार का काम"</w:t>
       </w:r>
     </w:p>
@@ -34046,6 +39296,21 @@
           <w:b/>
           <w:lang w:val="hi_IN" w:bidi="hi_IN"/>
         </w:rPr>
+        <w:t>τὴν διακονίαν σου πληροφόρησον</w:t>
+      </w:r>
+    </w:p>
+    <w:p>
+      <w:pPr/>
+      <w:r>
+        <w:rPr>
+          <w:lang w:val="hi_IN" w:bidi="hi_IN"/>
+        </w:rPr>
+      </w:r>
+      <w:r>
+        <w:rPr>
+          <w:b/>
+          <w:lang w:val="hi_IN" w:bidi="hi_IN"/>
+        </w:rPr>
         <w:t>"अपनी सेवा को पूरा कर"</w:t>
       </w:r>
     </w:p>
@@ -34150,6 +39415,21 @@
           <w:b/>
           <w:lang w:val="hi_IN" w:bidi="hi_IN"/>
         </w:rPr>
+        <w:t>γὰρ</w:t>
+      </w:r>
+    </w:p>
+    <w:p>
+      <w:pPr/>
+      <w:r>
+        <w:rPr>
+          <w:lang w:val="hi_IN" w:bidi="hi_IN"/>
+        </w:rPr>
+      </w:r>
+      <w:r>
+        <w:rPr>
+          <w:b/>
+          <w:lang w:val="hi_IN" w:bidi="hi_IN"/>
+        </w:rPr>
         <w:t>"अब मैं"</w:t>
       </w:r>
       <w:r>
@@ -34239,6 +39519,21 @@
           <w:b/>
           <w:lang w:val="hi_IN" w:bidi="hi_IN"/>
         </w:rPr>
+        <w:t>ἐγὼ &amp; ἤδη σπένδομαι</w:t>
+      </w:r>
+    </w:p>
+    <w:p>
+      <w:pPr/>
+      <w:r>
+        <w:rPr>
+          <w:lang w:val="hi_IN" w:bidi="hi_IN"/>
+        </w:rPr>
+      </w:r>
+      <w:r>
+        <w:rPr>
+          <w:b/>
+          <w:lang w:val="hi_IN" w:bidi="hi_IN"/>
+        </w:rPr>
         <w:t>"अब मैं"</w:t>
       </w:r>
       <w:r>
@@ -34335,6 +39630,21 @@
           <w:b/>
           <w:lang w:val="hi_IN" w:bidi="hi_IN"/>
         </w:rPr>
+        <w:t>ἐγὼ &amp; ἤδη σπένδομαι</w:t>
+      </w:r>
+    </w:p>
+    <w:p>
+      <w:pPr/>
+      <w:r>
+        <w:rPr>
+          <w:lang w:val="hi_IN" w:bidi="hi_IN"/>
+        </w:rPr>
+      </w:r>
+      <w:r>
+        <w:rPr>
+          <w:b/>
+          <w:lang w:val="hi_IN" w:bidi="hi_IN"/>
+        </w:rPr>
         <w:t>"अब मैं"</w:t>
       </w:r>
       <w:r>
@@ -34431,6 +39741,21 @@
           <w:b/>
           <w:lang w:val="hi_IN" w:bidi="hi_IN"/>
         </w:rPr>
+        <w:t>τῆς ἀναλύσεώς μου</w:t>
+      </w:r>
+    </w:p>
+    <w:p>
+      <w:pPr/>
+      <w:r>
+        <w:rPr>
+          <w:lang w:val="hi_IN" w:bidi="hi_IN"/>
+        </w:rPr>
+      </w:r>
+      <w:r>
+        <w:rPr>
+          <w:b/>
+          <w:lang w:val="hi_IN" w:bidi="hi_IN"/>
+        </w:rPr>
         <w:t>""</w:t>
       </w:r>
     </w:p>
@@ -34527,6 +39852,21 @@
           <w:b/>
           <w:lang w:val="hi_IN" w:bidi="hi_IN"/>
         </w:rPr>
+        <w:t>τὸν καλὸν ἀγῶνα ἠγώνισμαι</w:t>
+      </w:r>
+    </w:p>
+    <w:p>
+      <w:pPr/>
+      <w:r>
+        <w:rPr>
+          <w:lang w:val="hi_IN" w:bidi="hi_IN"/>
+        </w:rPr>
+      </w:r>
+      <w:r>
+        <w:rPr>
+          <w:b/>
+          <w:lang w:val="hi_IN" w:bidi="hi_IN"/>
+        </w:rPr>
         <w:t>"मैं अच्छी कुश्ती"</w:t>
       </w:r>
     </w:p>
@@ -34636,6 +39976,21 @@
           <w:b/>
           <w:lang w:val="hi_IN" w:bidi="hi_IN"/>
         </w:rPr>
+        <w:t>τὸν καλὸν ἀγῶνα</w:t>
+      </w:r>
+    </w:p>
+    <w:p>
+      <w:pPr/>
+      <w:r>
+        <w:rPr>
+          <w:lang w:val="hi_IN" w:bidi="hi_IN"/>
+        </w:rPr>
+      </w:r>
+      <w:r>
+        <w:rPr>
+          <w:b/>
+          <w:lang w:val="hi_IN" w:bidi="hi_IN"/>
+        </w:rPr>
         <w:t>"अच्छी कुश्ती"</w:t>
       </w:r>
     </w:p>
@@ -34758,6 +40113,21 @@
           <w:b/>
           <w:lang w:val="hi_IN" w:bidi="hi_IN"/>
         </w:rPr>
+        <w:t>τὸν δρόμον τετέλεκα</w:t>
+      </w:r>
+    </w:p>
+    <w:p>
+      <w:pPr/>
+      <w:r>
+        <w:rPr>
+          <w:lang w:val="hi_IN" w:bidi="hi_IN"/>
+        </w:rPr>
+      </w:r>
+      <w:r>
+        <w:rPr>
+          <w:b/>
+          <w:lang w:val="hi_IN" w:bidi="hi_IN"/>
+        </w:rPr>
         <w:t>"मैंने दौड़"</w:t>
       </w:r>
       <w:r>
@@ -34854,6 +40224,21 @@
           <w:b/>
           <w:lang w:val="hi_IN" w:bidi="hi_IN"/>
         </w:rPr>
+        <w:t>τὴν πίστιν τετήρηκα</w:t>
+      </w:r>
+    </w:p>
+    <w:p>
+      <w:pPr/>
+      <w:r>
+        <w:rPr>
+          <w:lang w:val="hi_IN" w:bidi="hi_IN"/>
+        </w:rPr>
+      </w:r>
+      <w:r>
+        <w:rPr>
+          <w:b/>
+          <w:lang w:val="hi_IN" w:bidi="hi_IN"/>
+        </w:rPr>
         <w:t>"मैंने विश्वास"</w:t>
       </w:r>
       <w:r>
@@ -34963,6 +40348,21 @@
           <w:b/>
           <w:lang w:val="hi_IN" w:bidi="hi_IN"/>
         </w:rPr>
+        <w:t>τὴν πίστιν τετήρηκα</w:t>
+      </w:r>
+    </w:p>
+    <w:p>
+      <w:pPr/>
+      <w:r>
+        <w:rPr>
+          <w:lang w:val="hi_IN" w:bidi="hi_IN"/>
+        </w:rPr>
+      </w:r>
+      <w:r>
+        <w:rPr>
+          <w:b/>
+          <w:lang w:val="hi_IN" w:bidi="hi_IN"/>
+        </w:rPr>
         <w:t>"मैंने विश्वास की रखवाली की है"</w:t>
       </w:r>
     </w:p>
@@ -35129,6 +40529,21 @@
           <w:b/>
           <w:lang w:val="hi_IN" w:bidi="hi_IN"/>
         </w:rPr>
+        <w:t>τὴν πίστιν</w:t>
+      </w:r>
+    </w:p>
+    <w:p>
+      <w:pPr/>
+      <w:r>
+        <w:rPr>
+          <w:lang w:val="hi_IN" w:bidi="hi_IN"/>
+        </w:rPr>
+      </w:r>
+      <w:r>
+        <w:rPr>
+          <w:b/>
+          <w:lang w:val="hi_IN" w:bidi="hi_IN"/>
+        </w:rPr>
         <w:t>"विश्वास"</w:t>
       </w:r>
     </w:p>
@@ -35225,6 +40640,21 @@
           <w:b/>
           <w:lang w:val="hi_IN" w:bidi="hi_IN"/>
         </w:rPr>
+        <w:t>λοιπὸν</w:t>
+      </w:r>
+    </w:p>
+    <w:p>
+      <w:pPr/>
+      <w:r>
+        <w:rPr>
+          <w:lang w:val="hi_IN" w:bidi="hi_IN"/>
+        </w:rPr>
+      </w:r>
+      <w:r>
+        <w:rPr>
+          <w:b/>
+          <w:lang w:val="hi_IN" w:bidi="hi_IN"/>
+        </w:rPr>
         <w:t>"भविष्य में (अब से)"</w:t>
       </w:r>
     </w:p>
@@ -35342,6 +40772,21 @@
           <w:b/>
           <w:lang w:val="hi_IN" w:bidi="hi_IN"/>
         </w:rPr>
+        <w:t>ἀπόκειταί &amp; ὁ τῆς δικαιοσύνης στέφανος</w:t>
+      </w:r>
+    </w:p>
+    <w:p>
+      <w:pPr/>
+      <w:r>
+        <w:rPr>
+          <w:lang w:val="hi_IN" w:bidi="hi_IN"/>
+        </w:rPr>
+      </w:r>
+      <w:r>
+        <w:rPr>
+          <w:b/>
+          <w:lang w:val="hi_IN" w:bidi="hi_IN"/>
+        </w:rPr>
         <w:t>""</w:t>
       </w:r>
     </w:p>
@@ -35425,6 +40870,21 @@
           <w:b/>
           <w:lang w:val="hi_IN" w:bidi="hi_IN"/>
         </w:rPr>
+        <w:t>ὁ τῆς δικαιοσύνης στέφανος</w:t>
+      </w:r>
+    </w:p>
+    <w:p>
+      <w:pPr/>
+      <w:r>
+        <w:rPr>
+          <w:lang w:val="hi_IN" w:bidi="hi_IN"/>
+        </w:rPr>
+      </w:r>
+      <w:r>
+        <w:rPr>
+          <w:b/>
+          <w:lang w:val="hi_IN" w:bidi="hi_IN"/>
+        </w:rPr>
         <w:t>"धार्मिकता का वह मुकुट"</w:t>
       </w:r>
     </w:p>
@@ -35563,6 +41023,21 @@
           <w:b/>
           <w:lang w:val="hi_IN" w:bidi="hi_IN"/>
         </w:rPr>
+        <w:t>ὁ τῆς δικαιοσύνης στέφανος</w:t>
+      </w:r>
+    </w:p>
+    <w:p>
+      <w:pPr/>
+      <w:r>
+        <w:rPr>
+          <w:lang w:val="hi_IN" w:bidi="hi_IN"/>
+        </w:rPr>
+      </w:r>
+      <w:r>
+        <w:rPr>
+          <w:b/>
+          <w:lang w:val="hi_IN" w:bidi="hi_IN"/>
+        </w:rPr>
         <w:t>"धार्मिकता वह मुकुट"</w:t>
       </w:r>
     </w:p>
@@ -35645,6 +41120,21 @@
         <w:rPr>
           <w:lang w:val="hi_IN" w:bidi="hi_IN"/>
         </w:rPr>
+      </w:r>
+    </w:p>
+    <w:p>
+      <w:pPr/>
+      <w:r>
+        <w:rPr>
+          <w:lang w:val="hi_IN" w:bidi="hi_IN"/>
+        </w:rPr>
+      </w:r>
+      <w:r>
+        <w:rPr>
+          <w:b/>
+          <w:lang w:val="hi_IN" w:bidi="hi_IN"/>
+        </w:rPr>
+        <w:t>ἐν, ἐκείνῃ τῇ ἡμέρᾳ</w:t>
       </w:r>
     </w:p>
     <w:p>
@@ -35766,6 +41256,21 @@
           <w:b/>
           <w:lang w:val="hi_IN" w:bidi="hi_IN"/>
         </w:rPr>
+        <w:t>οὐ μόνον δὲ ἐμοὶ, ἀλλὰ καὶ πᾶσιν τοῖς</w:t>
+      </w:r>
+    </w:p>
+    <w:p>
+      <w:pPr/>
+      <w:r>
+        <w:rPr>
+          <w:lang w:val="hi_IN" w:bidi="hi_IN"/>
+        </w:rPr>
+      </w:r>
+      <w:r>
+        <w:rPr>
+          <w:b/>
+          <w:lang w:val="hi_IN" w:bidi="hi_IN"/>
+        </w:rPr>
         <w:t>"और मुझे ही नहीं, वरन् उन सब को भी"</w:t>
       </w:r>
     </w:p>
@@ -35849,6 +41354,21 @@
           <w:b/>
           <w:lang w:val="hi_IN" w:bidi="hi_IN"/>
         </w:rPr>
+        <w:t>πᾶσιν τοῖς ἠγαπηκόσι τὴν ἐπιφάνειαν αὐτοῦ</w:t>
+      </w:r>
+    </w:p>
+    <w:p>
+      <w:pPr/>
+      <w:r>
+        <w:rPr>
+          <w:lang w:val="hi_IN" w:bidi="hi_IN"/>
+        </w:rPr>
+      </w:r>
+      <w:r>
+        <w:rPr>
+          <w:b/>
+          <w:lang w:val="hi_IN" w:bidi="hi_IN"/>
+        </w:rPr>
         <w:t>"वरन् उन सब को जो उसके प्रगट होने को प्रिय"</w:t>
       </w:r>
     </w:p>
@@ -35918,6 +41438,21 @@
         <w:rPr>
           <w:lang w:val="hi_IN" w:bidi="hi_IN"/>
         </w:rPr>
+      </w:r>
+    </w:p>
+    <w:p>
+      <w:pPr/>
+      <w:r>
+        <w:rPr>
+          <w:lang w:val="hi_IN" w:bidi="hi_IN"/>
+        </w:rPr>
+      </w:r>
+      <w:r>
+        <w:rPr>
+          <w:b/>
+          <w:lang w:val="hi_IN" w:bidi="hi_IN"/>
+        </w:rPr>
+        <w:t>τὴν ἐπιφάνειαν αὐτοῦ</w:t>
       </w:r>
     </w:p>
     <w:p>
@@ -36033,6 +41568,21 @@
           <w:b/>
           <w:lang w:val="hi_IN" w:bidi="hi_IN"/>
         </w:rPr>
+        <w:t>σπούδασον ἐλθεῖν &amp; ταχέως</w:t>
+      </w:r>
+    </w:p>
+    <w:p>
+      <w:pPr/>
+      <w:r>
+        <w:rPr>
+          <w:lang w:val="hi_IN" w:bidi="hi_IN"/>
+        </w:rPr>
+      </w:r>
+      <w:r>
+        <w:rPr>
+          <w:b/>
+          <w:lang w:val="hi_IN" w:bidi="hi_IN"/>
+        </w:rPr>
         <w:t>""</w:t>
       </w:r>
     </w:p>
@@ -36096,6 +41646,21 @@
           <w:b/>
           <w:lang w:val="hi_IN" w:bidi="hi_IN"/>
         </w:rPr>
+        <w:t>ἐλθεῖν</w:t>
+      </w:r>
+    </w:p>
+    <w:p>
+      <w:pPr/>
+      <w:r>
+        <w:rPr>
+          <w:lang w:val="hi_IN" w:bidi="hi_IN"/>
+        </w:rPr>
+      </w:r>
+      <w:r>
+        <w:rPr>
+          <w:b/>
+          <w:lang w:val="hi_IN" w:bidi="hi_IN"/>
+        </w:rPr>
         <w:t>"आने का"</w:t>
       </w:r>
     </w:p>
@@ -36192,6 +41757,21 @@
           <w:b/>
           <w:lang w:val="hi_IN" w:bidi="hi_IN"/>
         </w:rPr>
+        <w:t>γάρ</w:t>
+      </w:r>
+    </w:p>
+    <w:p>
+      <w:pPr/>
+      <w:r>
+        <w:rPr>
+          <w:lang w:val="hi_IN" w:bidi="hi_IN"/>
+        </w:rPr>
+      </w:r>
+      <w:r>
+        <w:rPr>
+          <w:b/>
+          <w:lang w:val="hi_IN" w:bidi="hi_IN"/>
+        </w:rPr>
         <w:t>"क्योंकि"</w:t>
       </w:r>
     </w:p>
@@ -36301,6 +41881,21 @@
           <w:b/>
           <w:lang w:val="hi_IN" w:bidi="hi_IN"/>
         </w:rPr>
+        <w:t>Δημᾶς &amp; Κρήσκης</w:t>
+      </w:r>
+    </w:p>
+    <w:p>
+      <w:pPr/>
+      <w:r>
+        <w:rPr>
+          <w:lang w:val="hi_IN" w:bidi="hi_IN"/>
+        </w:rPr>
+      </w:r>
+      <w:r>
+        <w:rPr>
+          <w:b/>
+          <w:lang w:val="hi_IN" w:bidi="hi_IN"/>
+        </w:rPr>
         <w:t>""</w:t>
       </w:r>
     </w:p>
@@ -36384,6 +41979,21 @@
           <w:b/>
           <w:lang w:val="hi_IN" w:bidi="hi_IN"/>
         </w:rPr>
+        <w:t>τὸν νῦν αἰῶνα</w:t>
+      </w:r>
+    </w:p>
+    <w:p>
+      <w:pPr/>
+      <w:r>
+        <w:rPr>
+          <w:lang w:val="hi_IN" w:bidi="hi_IN"/>
+        </w:rPr>
+      </w:r>
+      <w:r>
+        <w:rPr>
+          <w:b/>
+          <w:lang w:val="hi_IN" w:bidi="hi_IN"/>
+        </w:rPr>
         <w:t>""</w:t>
       </w:r>
     </w:p>
@@ -36480,6 +42090,21 @@
           <w:b/>
           <w:lang w:val="hi_IN" w:bidi="hi_IN"/>
         </w:rPr>
+        <w:t>ἐπορεύθη</w:t>
+      </w:r>
+    </w:p>
+    <w:p>
+      <w:pPr/>
+      <w:r>
+        <w:rPr>
+          <w:lang w:val="hi_IN" w:bidi="hi_IN"/>
+        </w:rPr>
+      </w:r>
+      <w:r>
+        <w:rPr>
+          <w:b/>
+          <w:lang w:val="hi_IN" w:bidi="hi_IN"/>
+        </w:rPr>
         <w:t>"गया है"</w:t>
       </w:r>
     </w:p>
@@ -36576,6 +42201,21 @@
           <w:b/>
           <w:lang w:val="hi_IN" w:bidi="hi_IN"/>
         </w:rPr>
+        <w:t>Κρήσκης εἰς Γαλατίαν, Τίτος εἰς Δαλματίαν</w:t>
+      </w:r>
+    </w:p>
+    <w:p>
+      <w:pPr/>
+      <w:r>
+        <w:rPr>
+          <w:lang w:val="hi_IN" w:bidi="hi_IN"/>
+        </w:rPr>
+      </w:r>
+      <w:r>
+        <w:rPr>
+          <w:b/>
+          <w:lang w:val="hi_IN" w:bidi="hi_IN"/>
+        </w:rPr>
         <w:t>""</w:t>
       </w:r>
     </w:p>
@@ -36639,6 +42279,21 @@
           <w:b/>
           <w:lang w:val="hi_IN" w:bidi="hi_IN"/>
         </w:rPr>
+        <w:t>Δαλματίαν</w:t>
+      </w:r>
+    </w:p>
+    <w:p>
+      <w:pPr/>
+      <w:r>
+        <w:rPr>
+          <w:lang w:val="hi_IN" w:bidi="hi_IN"/>
+        </w:rPr>
+      </w:r>
+      <w:r>
+        <w:rPr>
+          <w:b/>
+          <w:lang w:val="hi_IN" w:bidi="hi_IN"/>
+        </w:rPr>
         <w:t>"दलमतिया"</w:t>
       </w:r>
     </w:p>
@@ -36748,6 +42403,21 @@
           <w:b/>
           <w:lang w:val="hi_IN" w:bidi="hi_IN"/>
         </w:rPr>
+        <w:t>μοι εὔχρηστος εἰς διακονίαν</w:t>
+      </w:r>
+    </w:p>
+    <w:p>
+      <w:pPr/>
+      <w:r>
+        <w:rPr>
+          <w:lang w:val="hi_IN" w:bidi="hi_IN"/>
+        </w:rPr>
+      </w:r>
+      <w:r>
+        <w:rPr>
+          <w:b/>
+          <w:lang w:val="hi_IN" w:bidi="hi_IN"/>
+        </w:rPr>
         <w:t>""</w:t>
       </w:r>
     </w:p>
@@ -36837,6 +42507,21 @@
           <w:b/>
           <w:lang w:val="hi_IN" w:bidi="hi_IN"/>
         </w:rPr>
+        <w:t>εἰς διακονίαν</w:t>
+      </w:r>
+    </w:p>
+    <w:p>
+      <w:pPr/>
+      <w:r>
+        <w:rPr>
+          <w:lang w:val="hi_IN" w:bidi="hi_IN"/>
+        </w:rPr>
+      </w:r>
+      <w:r>
+        <w:rPr>
+          <w:b/>
+          <w:lang w:val="hi_IN" w:bidi="hi_IN"/>
+        </w:rPr>
         <w:t>"सेवा के लिये"</w:t>
       </w:r>
     </w:p>
@@ -36933,6 +42618,21 @@
           <w:b/>
           <w:lang w:val="hi_IN" w:bidi="hi_IN"/>
         </w:rPr>
+        <w:t>δὲ</w:t>
+      </w:r>
+    </w:p>
+    <w:p>
+      <w:pPr/>
+      <w:r>
+        <w:rPr>
+          <w:lang w:val="hi_IN" w:bidi="hi_IN"/>
+        </w:rPr>
+      </w:r>
+      <w:r>
+        <w:rPr>
+          <w:b/>
+          <w:lang w:val="hi_IN" w:bidi="hi_IN"/>
+        </w:rPr>
         <w:t>"(परन्तु) तुखिकुस को"</w:t>
       </w:r>
     </w:p>
@@ -37063,6 +42763,21 @@
           <w:b/>
           <w:lang w:val="hi_IN" w:bidi="hi_IN"/>
         </w:rPr>
+        <w:t>ἀπέστειλα</w:t>
+      </w:r>
+    </w:p>
+    <w:p>
+      <w:pPr/>
+      <w:r>
+        <w:rPr>
+          <w:lang w:val="hi_IN" w:bidi="hi_IN"/>
+        </w:rPr>
+      </w:r>
+      <w:r>
+        <w:rPr>
+          <w:b/>
+          <w:lang w:val="hi_IN" w:bidi="hi_IN"/>
+        </w:rPr>
         <w:t>"मैंने"</w:t>
       </w:r>
     </w:p>
@@ -37126,6 +42841,21 @@
           <w:b/>
           <w:lang w:val="hi_IN" w:bidi="hi_IN"/>
         </w:rPr>
+        <w:t>φελόνην</w:t>
+      </w:r>
+    </w:p>
+    <w:p>
+      <w:pPr/>
+      <w:r>
+        <w:rPr>
+          <w:lang w:val="hi_IN" w:bidi="hi_IN"/>
+        </w:rPr>
+      </w:r>
+      <w:r>
+        <w:rPr>
+          <w:b/>
+          <w:lang w:val="hi_IN" w:bidi="hi_IN"/>
+        </w:rPr>
         <w:t>"जो बागा"</w:t>
       </w:r>
     </w:p>
@@ -37202,6 +42932,21 @@
           <w:b/>
           <w:lang w:val="hi_IN" w:bidi="hi_IN"/>
         </w:rPr>
+        <w:t>Κάρπῳ</w:t>
+      </w:r>
+    </w:p>
+    <w:p>
+      <w:pPr/>
+      <w:r>
+        <w:rPr>
+          <w:lang w:val="hi_IN" w:bidi="hi_IN"/>
+        </w:rPr>
+      </w:r>
+      <w:r>
+        <w:rPr>
+          <w:b/>
+          <w:lang w:val="hi_IN" w:bidi="hi_IN"/>
+        </w:rPr>
         <w:t>"करपुस"</w:t>
       </w:r>
     </w:p>
@@ -37285,6 +43030,21 @@
           <w:b/>
           <w:lang w:val="hi_IN" w:bidi="hi_IN"/>
         </w:rPr>
+        <w:t>ἐρχόμενος</w:t>
+      </w:r>
+    </w:p>
+    <w:p>
+      <w:pPr/>
+      <w:r>
+        <w:rPr>
+          <w:lang w:val="hi_IN" w:bidi="hi_IN"/>
+        </w:rPr>
+      </w:r>
+      <w:r>
+        <w:rPr>
+          <w:b/>
+          <w:lang w:val="hi_IN" w:bidi="hi_IN"/>
+        </w:rPr>
         <w:t>"आए"</w:t>
       </w:r>
     </w:p>
@@ -37389,6 +43149,21 @@
           <w:b/>
           <w:lang w:val="hi_IN" w:bidi="hi_IN"/>
         </w:rPr>
+        <w:t>μάλιστα τὰς μεμβράνας</w:t>
+      </w:r>
+    </w:p>
+    <w:p>
+      <w:pPr/>
+      <w:r>
+        <w:rPr>
+          <w:lang w:val="hi_IN" w:bidi="hi_IN"/>
+        </w:rPr>
+      </w:r>
+      <w:r>
+        <w:rPr>
+          <w:b/>
+          <w:lang w:val="hi_IN" w:bidi="hi_IN"/>
+        </w:rPr>
         <w:t>"विशेष करके चर्मपत्रों को"</w:t>
       </w:r>
     </w:p>
@@ -37540,6 +43315,21 @@
           <w:b/>
           <w:lang w:val="hi_IN" w:bidi="hi_IN"/>
         </w:rPr>
+        <w:t>τὰς μεμβράνας</w:t>
+      </w:r>
+    </w:p>
+    <w:p>
+      <w:pPr/>
+      <w:r>
+        <w:rPr>
+          <w:lang w:val="hi_IN" w:bidi="hi_IN"/>
+        </w:rPr>
+      </w:r>
+      <w:r>
+        <w:rPr>
+          <w:b/>
+          <w:lang w:val="hi_IN" w:bidi="hi_IN"/>
+        </w:rPr>
         <w:t>"विशेष करके चर्मपत्रों को"</w:t>
       </w:r>
     </w:p>
@@ -37630,6 +43420,21 @@
           <w:b/>
           <w:lang w:val="hi_IN" w:bidi="hi_IN"/>
         </w:rPr>
+        <w:t>Ἀλέξανδρος ὁ χαλκεὺς</w:t>
+      </w:r>
+    </w:p>
+    <w:p>
+      <w:pPr/>
+      <w:r>
+        <w:rPr>
+          <w:lang w:val="hi_IN" w:bidi="hi_IN"/>
+        </w:rPr>
+      </w:r>
+      <w:r>
+        <w:rPr>
+          <w:b/>
+          <w:lang w:val="hi_IN" w:bidi="hi_IN"/>
+        </w:rPr>
         <w:t>""</w:t>
       </w:r>
     </w:p>
@@ -37706,6 +43511,21 @@
           <w:b/>
           <w:lang w:val="hi_IN" w:bidi="hi_IN"/>
         </w:rPr>
+        <w:t>Ἀλέξανδρος</w:t>
+      </w:r>
+    </w:p>
+    <w:p>
+      <w:pPr/>
+      <w:r>
+        <w:rPr>
+          <w:lang w:val="hi_IN" w:bidi="hi_IN"/>
+        </w:rPr>
+      </w:r>
+      <w:r>
+        <w:rPr>
+          <w:b/>
+          <w:lang w:val="hi_IN" w:bidi="hi_IN"/>
+        </w:rPr>
         <w:t>"सिकन्दर"</w:t>
       </w:r>
     </w:p>
@@ -37789,6 +43609,21 @@
           <w:b/>
           <w:lang w:val="hi_IN" w:bidi="hi_IN"/>
         </w:rPr>
+        <w:t>πολλά μοι κακὰ ἐνεδείξατο</w:t>
+      </w:r>
+    </w:p>
+    <w:p>
+      <w:pPr/>
+      <w:r>
+        <w:rPr>
+          <w:lang w:val="hi_IN" w:bidi="hi_IN"/>
+        </w:rPr>
+      </w:r>
+      <w:r>
+        <w:rPr>
+          <w:b/>
+          <w:lang w:val="hi_IN" w:bidi="hi_IN"/>
+        </w:rPr>
         <w:t>"मुझसे बहुत बुराइयाँ की हैं"</w:t>
       </w:r>
     </w:p>
@@ -37880,6 +43715,21 @@
           <w:b/>
           <w:lang w:val="hi_IN" w:bidi="hi_IN"/>
         </w:rPr>
+        <w:t>ἀποδώσει αὐτῷ ὁ Κύριος</w:t>
+      </w:r>
+    </w:p>
+    <w:p>
+      <w:pPr/>
+      <w:r>
+        <w:rPr>
+          <w:lang w:val="hi_IN" w:bidi="hi_IN"/>
+        </w:rPr>
+      </w:r>
+      <w:r>
+        <w:rPr>
+          <w:b/>
+          <w:lang w:val="hi_IN" w:bidi="hi_IN"/>
+        </w:rPr>
         <w:t>"प्रभु उसे उसके कामों के अनुसार बदला देगा"</w:t>
       </w:r>
     </w:p>
@@ -37963,6 +43813,21 @@
           <w:b/>
           <w:lang w:val="hi_IN" w:bidi="hi_IN"/>
         </w:rPr>
+        <w:t>ὃν καὶ σὺ φυλάσσου, λίαν γὰρ ἀντέστη τοῖς ἡμετέροις λόγοις</w:t>
+      </w:r>
+    </w:p>
+    <w:p>
+      <w:pPr/>
+      <w:r>
+        <w:rPr>
+          <w:lang w:val="hi_IN" w:bidi="hi_IN"/>
+        </w:rPr>
+      </w:r>
+      <w:r>
+        <w:rPr>
+          <w:b/>
+          <w:lang w:val="hi_IN" w:bidi="hi_IN"/>
+        </w:rPr>
         <w:t>"आप भी उससे सावधान रहें, क्योंकि उसने हमारे शब्दों का बहुत विरोध किया है"</w:t>
       </w:r>
     </w:p>
@@ -38054,6 +43919,21 @@
           <w:b/>
           <w:lang w:val="hi_IN" w:bidi="hi_IN"/>
         </w:rPr>
+        <w:t>τοῖς ἡμετέροις λόγοις</w:t>
+      </w:r>
+    </w:p>
+    <w:p>
+      <w:pPr/>
+      <w:r>
+        <w:rPr>
+          <w:lang w:val="hi_IN" w:bidi="hi_IN"/>
+        </w:rPr>
+      </w:r>
+      <w:r>
+        <w:rPr>
+          <w:b/>
+          <w:lang w:val="hi_IN" w:bidi="hi_IN"/>
+        </w:rPr>
         <w:t>"उसने हमारी बातों का"</w:t>
       </w:r>
     </w:p>
@@ -38150,6 +44030,21 @@
           <w:b/>
           <w:lang w:val="hi_IN" w:bidi="hi_IN"/>
         </w:rPr>
+        <w:t>ἐν τῇ πρώτῃ μου ἀπολογίᾳ</w:t>
+      </w:r>
+    </w:p>
+    <w:p>
+      <w:pPr/>
+      <w:r>
+        <w:rPr>
+          <w:lang w:val="hi_IN" w:bidi="hi_IN"/>
+        </w:rPr>
+      </w:r>
+      <w:r>
+        <w:rPr>
+          <w:b/>
+          <w:lang w:val="hi_IN" w:bidi="hi_IN"/>
+        </w:rPr>
         <w:t>"मेरे पहले प्रत्युत्तर करने के समय में"</w:t>
       </w:r>
     </w:p>
@@ -38226,6 +44121,21 @@
           <w:b/>
           <w:lang w:val="hi_IN" w:bidi="hi_IN"/>
         </w:rPr>
+        <w:t>οὐδείς μοι παρεγένετο</w:t>
+      </w:r>
+    </w:p>
+    <w:p>
+      <w:pPr/>
+      <w:r>
+        <w:rPr>
+          <w:lang w:val="hi_IN" w:bidi="hi_IN"/>
+        </w:rPr>
+      </w:r>
+      <w:r>
+        <w:rPr>
+          <w:b/>
+          <w:lang w:val="hi_IN" w:bidi="hi_IN"/>
+        </w:rPr>
         <w:t>"किसी ने भी मेरा साथ"</w:t>
       </w:r>
       <w:r>
@@ -38302,6 +44212,21 @@
           <w:b/>
           <w:lang w:val="hi_IN" w:bidi="hi_IN"/>
         </w:rPr>
+        <w:t>πάντες</w:t>
+      </w:r>
+    </w:p>
+    <w:p>
+      <w:pPr/>
+      <w:r>
+        <w:rPr>
+          <w:lang w:val="hi_IN" w:bidi="hi_IN"/>
+        </w:rPr>
+      </w:r>
+      <w:r>
+        <w:rPr>
+          <w:b/>
+          <w:lang w:val="hi_IN" w:bidi="hi_IN"/>
+        </w:rPr>
         <w:t>"सब"</w:t>
       </w:r>
     </w:p>
@@ -38398,6 +44323,21 @@
           <w:b/>
           <w:lang w:val="hi_IN" w:bidi="hi_IN"/>
         </w:rPr>
+        <w:t>μὴ αὐτοῖς λογισθείη</w:t>
+      </w:r>
+    </w:p>
+    <w:p>
+      <w:pPr/>
+      <w:r>
+        <w:rPr>
+          <w:lang w:val="hi_IN" w:bidi="hi_IN"/>
+        </w:rPr>
+      </w:r>
+      <w:r>
+        <w:rPr>
+          <w:b/>
+          <w:lang w:val="hi_IN" w:bidi="hi_IN"/>
+        </w:rPr>
         <w:t>"कि इसका उनको लेखा देना न पड़े"</w:t>
       </w:r>
     </w:p>
@@ -38497,6 +44437,21 @@
           <w:b/>
           <w:lang w:val="hi_IN" w:bidi="hi_IN"/>
         </w:rPr>
+        <w:t>μὴ αὐτοῖς λογισθείη</w:t>
+      </w:r>
+    </w:p>
+    <w:p>
+      <w:pPr/>
+      <w:r>
+        <w:rPr>
+          <w:lang w:val="hi_IN" w:bidi="hi_IN"/>
+        </w:rPr>
+      </w:r>
+      <w:r>
+        <w:rPr>
+          <w:b/>
+          <w:lang w:val="hi_IN" w:bidi="hi_IN"/>
+        </w:rPr>
         <w:t>"नहीं"</w:t>
       </w:r>
       <w:r>
@@ -38579,6 +44534,21 @@
         <w:rPr>
           <w:lang w:val="hi_IN" w:bidi="hi_IN"/>
         </w:rPr>
+      </w:r>
+    </w:p>
+    <w:p>
+      <w:pPr/>
+      <w:r>
+        <w:rPr>
+          <w:lang w:val="hi_IN" w:bidi="hi_IN"/>
+        </w:rPr>
+      </w:r>
+      <w:r>
+        <w:rPr>
+          <w:b/>
+          <w:lang w:val="hi_IN" w:bidi="hi_IN"/>
+        </w:rPr>
+        <w:t>δὲ</w:t>
       </w:r>
     </w:p>
     <w:p>
@@ -38746,6 +44716,21 @@
           <w:b/>
           <w:lang w:val="hi_IN" w:bidi="hi_IN"/>
         </w:rPr>
+        <w:t>ὁ &amp; Κύριός μοι παρέστη</w:t>
+      </w:r>
+    </w:p>
+    <w:p>
+      <w:pPr/>
+      <w:r>
+        <w:rPr>
+          <w:lang w:val="hi_IN" w:bidi="hi_IN"/>
+        </w:rPr>
+      </w:r>
+      <w:r>
+        <w:rPr>
+          <w:b/>
+          <w:lang w:val="hi_IN" w:bidi="hi_IN"/>
+        </w:rPr>
         <w:t>""</w:t>
       </w:r>
     </w:p>
@@ -38829,6 +44814,21 @@
           <w:b/>
           <w:lang w:val="hi_IN" w:bidi="hi_IN"/>
         </w:rPr>
+        <w:t>δι’ ἐμοῦ τὸ κήρυγμα πληροφορηθῇ</w:t>
+      </w:r>
+    </w:p>
+    <w:p>
+      <w:pPr/>
+      <w:r>
+        <w:rPr>
+          <w:lang w:val="hi_IN" w:bidi="hi_IN"/>
+        </w:rPr>
+      </w:r>
+      <w:r>
+        <w:rPr>
+          <w:b/>
+          <w:lang w:val="hi_IN" w:bidi="hi_IN"/>
+        </w:rPr>
         <w:t>""</w:t>
       </w:r>
     </w:p>
@@ -38912,6 +44912,21 @@
           <w:b/>
           <w:lang w:val="hi_IN" w:bidi="hi_IN"/>
         </w:rPr>
+        <w:t>δι’ ἐμοῦ τὸ κήρυγμα πληροφορηθῇ</w:t>
+      </w:r>
+    </w:p>
+    <w:p>
+      <w:pPr/>
+      <w:r>
+        <w:rPr>
+          <w:lang w:val="hi_IN" w:bidi="hi_IN"/>
+        </w:rPr>
+      </w:r>
+      <w:r>
+        <w:rPr>
+          <w:b/>
+          <w:lang w:val="hi_IN" w:bidi="hi_IN"/>
+        </w:rPr>
         <w:t>"मेरे द्वारा पूरा-पूरा प्रचार हो"</w:t>
       </w:r>
     </w:p>
@@ -39016,6 +45031,21 @@
           <w:b/>
           <w:lang w:val="hi_IN" w:bidi="hi_IN"/>
         </w:rPr>
+        <w:t>τὸ κήρυγμα πληροφορηθῇ</w:t>
+      </w:r>
+    </w:p>
+    <w:p>
+      <w:pPr/>
+      <w:r>
+        <w:rPr>
+          <w:lang w:val="hi_IN" w:bidi="hi_IN"/>
+        </w:rPr>
+      </w:r>
+      <w:r>
+        <w:rPr>
+          <w:b/>
+          <w:lang w:val="hi_IN" w:bidi="hi_IN"/>
+        </w:rPr>
         <w:t>"पूरा-पूरा प्रचार हो"</w:t>
       </w:r>
     </w:p>
@@ -39112,6 +45142,21 @@
           <w:b/>
           <w:lang w:val="hi_IN" w:bidi="hi_IN"/>
         </w:rPr>
+        <w:t>πάντα τὰ ἔθνη</w:t>
+      </w:r>
+    </w:p>
+    <w:p>
+      <w:pPr/>
+      <w:r>
+        <w:rPr>
+          <w:lang w:val="hi_IN" w:bidi="hi_IN"/>
+        </w:rPr>
+      </w:r>
+      <w:r>
+        <w:rPr>
+          <w:b/>
+          <w:lang w:val="hi_IN" w:bidi="hi_IN"/>
+        </w:rPr>
         <w:t>"और सब अन्यजाति सुन ले"</w:t>
       </w:r>
     </w:p>
@@ -39208,6 +45253,21 @@
           <w:b/>
           <w:lang w:val="hi_IN" w:bidi="hi_IN"/>
         </w:rPr>
+        <w:t>ἐρύσθην ἐκ στόματος λέοντος</w:t>
+      </w:r>
+    </w:p>
+    <w:p>
+      <w:pPr/>
+      <w:r>
+        <w:rPr>
+          <w:lang w:val="hi_IN" w:bidi="hi_IN"/>
+        </w:rPr>
+      </w:r>
+      <w:r>
+        <w:rPr>
+          <w:b/>
+          <w:lang w:val="hi_IN" w:bidi="hi_IN"/>
+        </w:rPr>
         <w:t>"सिंह के मुँह छुड़ाया गया"</w:t>
       </w:r>
     </w:p>
@@ -39291,6 +45351,21 @@
           <w:b/>
           <w:lang w:val="hi_IN" w:bidi="hi_IN"/>
         </w:rPr>
+        <w:t>ἐρύσθην</w:t>
+      </w:r>
+    </w:p>
+    <w:p>
+      <w:pPr/>
+      <w:r>
+        <w:rPr>
+          <w:lang w:val="hi_IN" w:bidi="hi_IN"/>
+        </w:rPr>
+      </w:r>
+      <w:r>
+        <w:rPr>
+          <w:b/>
+          <w:lang w:val="hi_IN" w:bidi="hi_IN"/>
+        </w:rPr>
         <w:t>"सिंह के मुँह छुड़ाया गया"</w:t>
       </w:r>
     </w:p>
@@ -39374,6 +45449,21 @@
           <w:b/>
           <w:lang w:val="hi_IN" w:bidi="hi_IN"/>
         </w:rPr>
+        <w:t>ᾧ ἡ δόξα</w:t>
+      </w:r>
+    </w:p>
+    <w:p>
+      <w:pPr/>
+      <w:r>
+        <w:rPr>
+          <w:lang w:val="hi_IN" w:bidi="hi_IN"/>
+        </w:rPr>
+      </w:r>
+      <w:r>
+        <w:rPr>
+          <w:b/>
+          <w:lang w:val="hi_IN" w:bidi="hi_IN"/>
+        </w:rPr>
         <w:t>"उसी की महिमा ... होती रहे"</w:t>
       </w:r>
     </w:p>
@@ -39456,6 +45546,21 @@
         <w:rPr>
           <w:lang w:val="hi_IN" w:bidi="hi_IN"/>
         </w:rPr>
+      </w:r>
+    </w:p>
+    <w:p>
+      <w:pPr/>
+      <w:r>
+        <w:rPr>
+          <w:lang w:val="hi_IN" w:bidi="hi_IN"/>
+        </w:rPr>
+      </w:r>
+      <w:r>
+        <w:rPr>
+          <w:b/>
+          <w:lang w:val="hi_IN" w:bidi="hi_IN"/>
+        </w:rPr>
+        <w:t>εἰς τοὺς αἰῶνας τῶν αἰώνων</w:t>
       </w:r>
     </w:p>
     <w:p>
@@ -39718,6 +45823,21 @@
           <w:b/>
           <w:lang w:val="hi_IN" w:bidi="hi_IN"/>
         </w:rPr>
+        <w:t>Ἔραστος &amp; Τρόφιμον</w:t>
+      </w:r>
+    </w:p>
+    <w:p>
+      <w:pPr/>
+      <w:r>
+        <w:rPr>
+          <w:lang w:val="hi_IN" w:bidi="hi_IN"/>
+        </w:rPr>
+      </w:r>
+      <w:r>
+        <w:rPr>
+          <w:b/>
+          <w:lang w:val="hi_IN" w:bidi="hi_IN"/>
+        </w:rPr>
         <w:t>""</w:t>
       </w:r>
     </w:p>
@@ -39801,6 +45921,21 @@
           <w:b/>
           <w:lang w:val="hi_IN" w:bidi="hi_IN"/>
         </w:rPr>
+        <w:t>Μιλήτῳ</w:t>
+      </w:r>
+    </w:p>
+    <w:p>
+      <w:pPr/>
+      <w:r>
+        <w:rPr>
+          <w:lang w:val="hi_IN" w:bidi="hi_IN"/>
+        </w:rPr>
+      </w:r>
+      <w:r>
+        <w:rPr>
+          <w:b/>
+          <w:lang w:val="hi_IN" w:bidi="hi_IN"/>
+        </w:rPr>
         <w:t>"मीलेतुस"</w:t>
       </w:r>
     </w:p>
@@ -39884,6 +46019,21 @@
           <w:b/>
           <w:lang w:val="hi_IN" w:bidi="hi_IN"/>
         </w:rPr>
+        <w:t>σπούδασον &amp; ἐλθεῖν</w:t>
+      </w:r>
+    </w:p>
+    <w:p>
+      <w:pPr/>
+      <w:r>
+        <w:rPr>
+          <w:lang w:val="hi_IN" w:bidi="hi_IN"/>
+        </w:rPr>
+      </w:r>
+      <w:r>
+        <w:rPr>
+          <w:b/>
+          <w:lang w:val="hi_IN" w:bidi="hi_IN"/>
+        </w:rPr>
         <w:t>"चले आने का प्रयत्न कर"</w:t>
       </w:r>
     </w:p>
@@ -39947,6 +46097,21 @@
           <w:b/>
           <w:lang w:val="hi_IN" w:bidi="hi_IN"/>
         </w:rPr>
+        <w:t>πρὸ χειμῶνος</w:t>
+      </w:r>
+    </w:p>
+    <w:p>
+      <w:pPr/>
+      <w:r>
+        <w:rPr>
+          <w:lang w:val="hi_IN" w:bidi="hi_IN"/>
+        </w:rPr>
+      </w:r>
+      <w:r>
+        <w:rPr>
+          <w:b/>
+          <w:lang w:val="hi_IN" w:bidi="hi_IN"/>
+        </w:rPr>
         <w:t>"जाड़े से पहले"</w:t>
       </w:r>
     </w:p>
@@ -40089,6 +46254,21 @@
           <w:b/>
           <w:lang w:val="hi_IN" w:bidi="hi_IN"/>
         </w:rPr>
+        <w:t>ἀσπάζεταί σε Εὔβουλος, καὶ Πούδης, καὶ Λίνος, καὶ Κλαυδία, καὶ οἱ ἀδελφοὶ</w:t>
+      </w:r>
+    </w:p>
+    <w:p>
+      <w:pPr/>
+      <w:r>
+        <w:rPr>
+          <w:lang w:val="hi_IN" w:bidi="hi_IN"/>
+        </w:rPr>
+      </w:r>
+      <w:r>
+        <w:rPr>
+          <w:b/>
+          <w:lang w:val="hi_IN" w:bidi="hi_IN"/>
+        </w:rPr>
         <w:t>""</w:t>
       </w:r>
     </w:p>
@@ -40152,6 +46332,21 @@
           <w:b/>
           <w:lang w:val="hi_IN" w:bidi="hi_IN"/>
         </w:rPr>
+        <w:t>Εὔβουλος &amp; Πούδης &amp; Λίνος</w:t>
+      </w:r>
+    </w:p>
+    <w:p>
+      <w:pPr/>
+      <w:r>
+        <w:rPr>
+          <w:lang w:val="hi_IN" w:bidi="hi_IN"/>
+        </w:rPr>
+      </w:r>
+      <w:r>
+        <w:rPr>
+          <w:b/>
+          <w:lang w:val="hi_IN" w:bidi="hi_IN"/>
+        </w:rPr>
         <w:t>""</w:t>
       </w:r>
     </w:p>
@@ -40235,6 +46430,21 @@
           <w:b/>
           <w:lang w:val="hi_IN" w:bidi="hi_IN"/>
         </w:rPr>
+        <w:t>Κλαυδία</w:t>
+      </w:r>
+    </w:p>
+    <w:p>
+      <w:pPr/>
+      <w:r>
+        <w:rPr>
+          <w:lang w:val="hi_IN" w:bidi="hi_IN"/>
+        </w:rPr>
+      </w:r>
+      <w:r>
+        <w:rPr>
+          <w:b/>
+          <w:lang w:val="hi_IN" w:bidi="hi_IN"/>
+        </w:rPr>
         <w:t>"क्लौदिया"</w:t>
       </w:r>
     </w:p>
@@ -40318,6 +46528,21 @@
           <w:b/>
           <w:lang w:val="hi_IN" w:bidi="hi_IN"/>
         </w:rPr>
+        <w:t>οἱ ἀδελφοὶ</w:t>
+      </w:r>
+    </w:p>
+    <w:p>
+      <w:pPr/>
+      <w:r>
+        <w:rPr>
+          <w:lang w:val="hi_IN" w:bidi="hi_IN"/>
+        </w:rPr>
+      </w:r>
+      <w:r>
+        <w:rPr>
+          <w:b/>
+          <w:lang w:val="hi_IN" w:bidi="hi_IN"/>
+        </w:rPr>
         <w:t>"भाइयों"</w:t>
       </w:r>
     </w:p>
@@ -40487,6 +46712,21 @@
           <w:b/>
           <w:lang w:val="hi_IN" w:bidi="hi_IN"/>
         </w:rPr>
+        <w:t>οἱ ἀδελφοὶ</w:t>
+      </w:r>
+    </w:p>
+    <w:p>
+      <w:pPr/>
+      <w:r>
+        <w:rPr>
+          <w:lang w:val="hi_IN" w:bidi="hi_IN"/>
+        </w:rPr>
+      </w:r>
+      <w:r>
+        <w:rPr>
+          <w:b/>
+          <w:lang w:val="hi_IN" w:bidi="hi_IN"/>
+        </w:rPr>
         <w:t>"भाइयों"</w:t>
       </w:r>
     </w:p>
@@ -40583,6 +46823,21 @@
           <w:b/>
           <w:lang w:val="hi_IN" w:bidi="hi_IN"/>
         </w:rPr>
+        <w:t>οἱ ἀδελφοὶ</w:t>
+      </w:r>
+    </w:p>
+    <w:p>
+      <w:pPr/>
+      <w:r>
+        <w:rPr>
+          <w:lang w:val="hi_IN" w:bidi="hi_IN"/>
+        </w:rPr>
+      </w:r>
+      <w:r>
+        <w:rPr>
+          <w:b/>
+          <w:lang w:val="hi_IN" w:bidi="hi_IN"/>
+        </w:rPr>
         <w:t>""</w:t>
       </w:r>
     </w:p>
@@ -40679,6 +46934,21 @@
           <w:b/>
           <w:lang w:val="hi_IN" w:bidi="hi_IN"/>
         </w:rPr>
+        <w:t>ὁ Κύριος μετὰ τοῦ πνεύματός σου</w:t>
+      </w:r>
+    </w:p>
+    <w:p>
+      <w:pPr/>
+      <w:r>
+        <w:rPr>
+          <w:lang w:val="hi_IN" w:bidi="hi_IN"/>
+        </w:rPr>
+      </w:r>
+      <w:r>
+        <w:rPr>
+          <w:b/>
+          <w:lang w:val="hi_IN" w:bidi="hi_IN"/>
+        </w:rPr>
         <w:t>""</w:t>
       </w:r>
     </w:p>
@@ -40775,6 +47045,21 @@
           <w:b/>
           <w:lang w:val="hi_IN" w:bidi="hi_IN"/>
         </w:rPr>
+        <w:t>ὁ Κύριος</w:t>
+      </w:r>
+    </w:p>
+    <w:p>
+      <w:pPr/>
+      <w:r>
+        <w:rPr>
+          <w:lang w:val="hi_IN" w:bidi="hi_IN"/>
+        </w:rPr>
+      </w:r>
+      <w:r>
+        <w:rPr>
+          <w:b/>
+          <w:lang w:val="hi_IN" w:bidi="hi_IN"/>
+        </w:rPr>
         <w:t>"प्रभु"</w:t>
       </w:r>
     </w:p>
@@ -40887,6 +47172,21 @@
           <w:b/>
           <w:lang w:val="hi_IN" w:bidi="hi_IN"/>
         </w:rPr>
+        <w:t>μετὰ τοῦ πνεύματός σου</w:t>
+      </w:r>
+    </w:p>
+    <w:p>
+      <w:pPr/>
+      <w:r>
+        <w:rPr>
+          <w:lang w:val="hi_IN" w:bidi="hi_IN"/>
+        </w:rPr>
+      </w:r>
+      <w:r>
+        <w:rPr>
+          <w:b/>
+          <w:lang w:val="hi_IN" w:bidi="hi_IN"/>
+        </w:rPr>
         <w:t>"प्रभु तेरी आत्मा के साथ रहे"</w:t>
       </w:r>
     </w:p>
@@ -40983,6 +47283,21 @@
           <w:b/>
           <w:lang w:val="hi_IN" w:bidi="hi_IN"/>
         </w:rPr>
+        <w:t>ἡ χάρις μεθ’ ὑμῶν</w:t>
+      </w:r>
+    </w:p>
+    <w:p>
+      <w:pPr/>
+      <w:r>
+        <w:rPr>
+          <w:lang w:val="hi_IN" w:bidi="hi_IN"/>
+        </w:rPr>
+      </w:r>
+      <w:r>
+        <w:rPr>
+          <w:b/>
+          <w:lang w:val="hi_IN" w:bidi="hi_IN"/>
+        </w:rPr>
         <w:t>"तुम पर अनुग्रह होता रहे"</w:t>
       </w:r>
     </w:p>
@@ -41046,6 +47361,21 @@
           <w:b/>
           <w:lang w:val="hi_IN" w:bidi="hi_IN"/>
         </w:rPr>
+        <w:t>ἡ χάρις μεθ’ ὑμῶν</w:t>
+      </w:r>
+    </w:p>
+    <w:p>
+      <w:pPr/>
+      <w:r>
+        <w:rPr>
+          <w:lang w:val="hi_IN" w:bidi="hi_IN"/>
+        </w:rPr>
+      </w:r>
+      <w:r>
+        <w:rPr>
+          <w:b/>
+          <w:lang w:val="hi_IN" w:bidi="hi_IN"/>
+        </w:rPr>
         <w:t>"तुम पर अनुग्रह होता रहे"</w:t>
       </w:r>
     </w:p>
@@ -41142,6 +47472,21 @@
           <w:b/>
           <w:lang w:val="hi_IN" w:bidi="hi_IN"/>
         </w:rPr>
+        <w:t>ὑμῶν</w:t>
+      </w:r>
+    </w:p>
+    <w:p>
+      <w:pPr/>
+      <w:r>
+        <w:rPr>
+          <w:lang w:val="hi_IN" w:bidi="hi_IN"/>
+        </w:rPr>
+      </w:r>
+      <w:r>
+        <w:rPr>
+          <w:b/>
+          <w:lang w:val="hi_IN" w:bidi="hi_IN"/>
+        </w:rPr>
         <w:t>""</w:t>
       </w:r>
     </w:p>
@@ -41224,6 +47569,21 @@
         <w:rPr>
           <w:lang w:val="hi_IN" w:bidi="hi_IN"/>
         </w:rPr>
+      </w:r>
+    </w:p>
+    <w:p>
+      <w:pPr/>
+      <w:r>
+        <w:rPr>
+          <w:lang w:val="hi_IN" w:bidi="hi_IN"/>
+        </w:rPr>
+      </w:r>
+      <w:r>
+        <w:rPr>
+          <w:b/>
+          <w:lang w:val="hi_IN" w:bidi="hi_IN"/>
+        </w:rPr>
+        <w:t>ὑμῶν</w:t>
       </w:r>
     </w:p>
     <w:p>

--- a/hin/docx/55.content.docx
+++ b/hin/docx/55.content.docx
@@ -10210,7 +10210,7 @@
           <w:b/>
           <w:lang w:val="hi_IN" w:bidi="hi_IN"/>
         </w:rPr>
-        <w:t>(δῴη αὐτῷ ὁ Κύριος, εὑρεῖν ἔλεος παρὰ Κυρίου ἐν ἐκείνῃ τῇ ἡμέρᾳ), καὶ ὅσα ἐν Ἐφέσῳ διηκόνησεν, βέλτιον σὺ γινώσκεις</w:t>
+        <w:t>δῴη αὐτῷ ὁ Κύριος, εὑρεῖν ἔλεος παρὰ Κυρίου ἐν ἐκείνῃ τῇ ἡμέρᾳ), καὶ ὅσα ἐν Ἐφέσῳ διηκόνησεν, βέλτιον σὺ γινώσκεις</w:t>
       </w:r>
     </w:p>
     <w:p>
@@ -17084,7 +17084,7 @@
           <w:b/>
           <w:lang w:val="hi_IN" w:bidi="hi_IN"/>
         </w:rPr>
-        <w:t>εἰ γὰρ συναπεθάνομεν, καὶ συνζήσομεν &amp; εἰ ὑπομένομεν, καὶ συνβασιλεύσομεν; εἰ ἀρνησόμεθα, κἀκεῖνος ἀρνήσεται ἡμᾶς &amp; εἰ ἀπιστοῦμεν, ἐκεῖνος πιστὸς μένει; ἀρνήσασθαι γὰρ ἑαυτὸν οὐ δύναται</w:t>
+        <w:t>εἰ γὰρ συναπεθάνομεν, καὶ συνζήσομεν; εἰ ὑπομένομεν, καὶ συνβασιλεύσομεν; εἰ ἀρνησόμεθα, κἀκεῖνος ἀρνήσεται ἡμᾶς; εἰ ἀπιστοῦμεν, ἐκεῖνος πιστὸς μένει; ἀρνήσασθαι γὰρ ἑαυτὸν οὐ δύναται</w:t>
       </w:r>
     </w:p>
     <w:p>
@@ -22137,7 +22137,7 @@
           <w:b/>
           <w:lang w:val="hi_IN" w:bidi="hi_IN"/>
         </w:rPr>
-        <w:t>ἐν μεγάλῃ &amp; οἰκίᾳ, οὐκ ἔστιν μόνον σκεύη χρυσᾶ καὶ ἀργυρᾶ, ἀλλὰ καὶ ξύλινα καὶ ὀστράκινα; καὶ ἃ μὲν εἰς τιμὴν, ἃ δὲ εἰς ἀτιμίαν</w:t>
+        <w:t>ἐν μεγάλῃ &amp; οἰκίᾳ, οὐκ ἔστιν μόνον σκεύη χρυσᾶ καὶ ἀργυρᾶ, ἀλλὰ καὶ ξύλινα καὶ ὀστράκινα; καὶ ἃ &amp; εἰς τιμὴν, ἃ δὲ εἰς ἀτιμίαν</w:t>
       </w:r>
     </w:p>
     <w:p>
@@ -22444,7 +22444,7 @@
           <w:b/>
           <w:lang w:val="hi_IN" w:bidi="hi_IN"/>
         </w:rPr>
-        <w:t>ἃ μὲν εἰς τιμὴν, ἃ δὲ εἰς ἀτιμίαν</w:t>
+        <w:t>ἃ &amp; εἰς τιμὴν, ἃ δὲ εἰς ἀτιμίαν</w:t>
       </w:r>
     </w:p>
     <w:p>
@@ -22542,7 +22542,7 @@
           <w:b/>
           <w:lang w:val="hi_IN" w:bidi="hi_IN"/>
         </w:rPr>
-        <w:t>ἃ μὲν εἰς τιμὴν, ἃ δὲ εἰς ἀτιμίαν</w:t>
+        <w:t>ἃ &amp; εἰς τιμὴν, ἃ δὲ εἰς ἀτιμίαν</w:t>
       </w:r>
     </w:p>
     <w:p>
@@ -32309,7 +32309,7 @@
           <w:b/>
           <w:lang w:val="hi_IN" w:bidi="hi_IN"/>
         </w:rPr>
-        <w:t>μου τῇ διδασκαλίᾳ, τῇ ἀγωγῇ, τῇ προθέσει, τῇ πίστει, τῇ μακροθυμίᾳ, τῇ ἀγάπῃ, τῇ ὑπομονῇ &amp; τοῖς διωγμοῖς, τοῖς παθήμασιν, οἷά</w:t>
+        <w:t>μου τῇ διδασκαλίᾳ, τῇ ἀγωγῇ, τῇ προθέσει, τῇ πίστει, τῇ μακροθυμίᾳ, τῇ ἀγάπῃ, τῇ ὑπομονῇ, τοῖς διωγμοῖς, τοῖς παθήμασιν, οἷά</w:t>
       </w:r>
     </w:p>
     <w:p>
@@ -38140,7 +38140,7 @@
           <w:b/>
           <w:lang w:val="hi_IN" w:bidi="hi_IN"/>
         </w:rPr>
-        <w:t>ἀπὸ μὲν τῆς ἀληθείας τὴν ἀκοὴν ἀποστρέψουσιν</w:t>
+        <w:t>ἀπὸ &amp; τῆς ἀληθείας τὴν ἀκοὴν ἀποστρέψουσιν</w:t>
       </w:r>
     </w:p>
     <w:p>

--- a/hin/docx/55.content.docx
+++ b/hin/docx/55.content.docx
@@ -1983,21 +1983,6 @@
           <w:lang w:val="hi_IN" w:bidi="hi_IN"/>
         </w:rPr>
       </w:r>
-      <w:r>
-        <w:rPr>
-          <w:b/>
-          <w:lang w:val="hi_IN" w:bidi="hi_IN"/>
-        </w:rPr>
-        <w:t>ὡς ἀδιάλειπτον ἔχω τὴν περὶ σοῦ μνείαν</w:t>
-      </w:r>
-    </w:p>
-    <w:p>
-      <w:pPr/>
-      <w:r>
-        <w:rPr>
-          <w:lang w:val="hi_IN" w:bidi="hi_IN"/>
-        </w:rPr>
-      </w:r>
     </w:p>
     <w:p>
       <w:pPr/>
@@ -2072,6 +2057,21 @@
           <w:b/>
           <w:lang w:val="hi_IN" w:bidi="hi_IN"/>
         </w:rPr>
+        <w:t>σοῦ</w:t>
+      </w:r>
+    </w:p>
+    <w:p>
+      <w:pPr/>
+      <w:r>
+        <w:rPr>
+          <w:lang w:val="hi_IN" w:bidi="hi_IN"/>
+        </w:rPr>
+      </w:r>
+      <w:r>
+        <w:rPr>
+          <w:b/>
+          <w:lang w:val="hi_IN" w:bidi="hi_IN"/>
+        </w:rPr>
         <w:t>"तुझे"</w:t>
       </w:r>
     </w:p>
@@ -2924,21 +2924,6 @@
           <w:b/>
           <w:lang w:val="hi_IN" w:bidi="hi_IN"/>
         </w:rPr>
-        <w:t>τῆς ἐν σοὶ ἀνυποκρίτου πίστεως, ἥτις ἐνῴκησεν πρῶτον</w:t>
-      </w:r>
-    </w:p>
-    <w:p>
-      <w:pPr/>
-      <w:r>
-        <w:rPr>
-          <w:lang w:val="hi_IN" w:bidi="hi_IN"/>
-        </w:rPr>
-      </w:r>
-      <w:r>
-        <w:rPr>
-          <w:b/>
-          <w:lang w:val="hi_IN" w:bidi="hi_IN"/>
-        </w:rPr>
         <w:t>"तेरे उस निष्कपट विश्वास की है"</w:t>
       </w:r>
     </w:p>
@@ -3293,21 +3278,6 @@
           <w:lang w:val="hi_IN" w:bidi="hi_IN"/>
         </w:rPr>
       </w:r>
-      <w:r>
-        <w:rPr>
-          <w:b/>
-          <w:lang w:val="hi_IN" w:bidi="hi_IN"/>
-        </w:rPr>
-        <w:t>Λωΐδι &amp; Εὐνίκῃ</w:t>
-      </w:r>
-    </w:p>
-    <w:p>
-      <w:pPr/>
-      <w:r>
-        <w:rPr>
-          <w:lang w:val="hi_IN" w:bidi="hi_IN"/>
-        </w:rPr>
-      </w:r>
     </w:p>
     <w:p>
       <w:pPr/>
@@ -4223,21 +4193,6 @@
           <w:b/>
           <w:lang w:val="hi_IN" w:bidi="hi_IN"/>
         </w:rPr>
-        <w:t>δειλίας, ἀλλὰ δυνάμεως, καὶ ἀγάπης, καὶ σωφρονισμοῦ</w:t>
-      </w:r>
-    </w:p>
-    <w:p>
-      <w:pPr/>
-      <w:r>
-        <w:rPr>
-          <w:lang w:val="hi_IN" w:bidi="hi_IN"/>
-        </w:rPr>
-      </w:r>
-      <w:r>
-        <w:rPr>
-          <w:b/>
-          <w:lang w:val="hi_IN" w:bidi="hi_IN"/>
-        </w:rPr>
         <w:t>"सामर्थ्य, और प्रेम, और संयम की"</w:t>
       </w:r>
     </w:p>
@@ -4565,21 +4520,6 @@
           <w:b/>
           <w:lang w:val="hi_IN" w:bidi="hi_IN"/>
         </w:rPr>
-        <w:t>μὴ &amp; ἐπαισχυνθῇς τὸ μαρτύριον τοῦ Κυρίου ἡμῶν, μηδὲ ἐμὲ, τὸν δέσμιον αὐτοῦ</w:t>
-      </w:r>
-    </w:p>
-    <w:p>
-      <w:pPr/>
-      <w:r>
-        <w:rPr>
-          <w:lang w:val="hi_IN" w:bidi="hi_IN"/>
-        </w:rPr>
-      </w:r>
-      <w:r>
-        <w:rPr>
-          <w:b/>
-          <w:lang w:val="hi_IN" w:bidi="hi_IN"/>
-        </w:rPr>
         <w:t>"हमारे प्रभु की गवाही से, और मुझसे जो उसका कैदी हूँ, लज्जित न हो"</w:t>
       </w:r>
     </w:p>
@@ -5249,21 +5189,6 @@
           <w:b/>
           <w:lang w:val="hi_IN" w:bidi="hi_IN"/>
         </w:rPr>
-        <w:t>οὐ κατὰ τὰ ἔργα ἡμῶν, ἀλλὰ κατὰ ἰδίαν πρόθεσιν καὶ χάριν, τὴν δοθεῖσαν ἡμῖν</w:t>
-      </w:r>
-    </w:p>
-    <w:p>
-      <w:pPr/>
-      <w:r>
-        <w:rPr>
-          <w:lang w:val="hi_IN" w:bidi="hi_IN"/>
-        </w:rPr>
-      </w:r>
-      <w:r>
-        <w:rPr>
-          <w:b/>
-          <w:lang w:val="hi_IN" w:bidi="hi_IN"/>
-        </w:rPr>
         <w:t>"यह हमारे कामों के"</w:t>
       </w:r>
       <w:r>
@@ -8146,21 +8071,6 @@
           <w:b/>
           <w:lang w:val="hi_IN" w:bidi="hi_IN"/>
         </w:rPr>
-        <w:t>ἐν πίστει καὶ ἀγάπῃ τῇ ἐν Χριστῷ Ἰησοῦ</w:t>
-      </w:r>
-    </w:p>
-    <w:p>
-      <w:pPr/>
-      <w:r>
-        <w:rPr>
-          <w:lang w:val="hi_IN" w:bidi="hi_IN"/>
-        </w:rPr>
-      </w:r>
-      <w:r>
-        <w:rPr>
-          <w:b/>
-          <w:lang w:val="hi_IN" w:bidi="hi_IN"/>
-        </w:rPr>
         <w:t>"उनको उस विश्वास और प्रेम के साथ मसीह यीशु में है"</w:t>
       </w:r>
     </w:p>
@@ -8576,21 +8486,6 @@
           <w:b/>
           <w:lang w:val="hi_IN" w:bidi="hi_IN"/>
         </w:rPr>
-        <w:t>διὰ Πνεύματος Ἁγίου</w:t>
-      </w:r>
-    </w:p>
-    <w:p>
-      <w:pPr/>
-      <w:r>
-        <w:rPr>
-          <w:lang w:val="hi_IN" w:bidi="hi_IN"/>
-        </w:rPr>
-      </w:r>
-      <w:r>
-        <w:rPr>
-          <w:b/>
-          <w:lang w:val="hi_IN" w:bidi="hi_IN"/>
-        </w:rPr>
         <w:t>"पवित्र आत्मा के द्वारा"</w:t>
       </w:r>
     </w:p>
@@ -9368,21 +9263,6 @@
           <w:b/>
           <w:lang w:val="hi_IN" w:bidi="hi_IN"/>
         </w:rPr>
-        <w:t>Φύγελος &amp; Ἑρμογένης</w:t>
-      </w:r>
-    </w:p>
-    <w:p>
-      <w:pPr/>
-      <w:r>
-        <w:rPr>
-          <w:lang w:val="hi_IN" w:bidi="hi_IN"/>
-        </w:rPr>
-      </w:r>
-      <w:r>
-        <w:rPr>
-          <w:b/>
-          <w:lang w:val="hi_IN" w:bidi="hi_IN"/>
-        </w:rPr>
         <w:t>"फूगिलुस और हिरमुगिनेस"</w:t>
       </w:r>
     </w:p>
@@ -9466,21 +9346,6 @@
           <w:b/>
           <w:lang w:val="hi_IN" w:bidi="hi_IN"/>
         </w:rPr>
-        <w:t>δῴη ἔλεος ὁ Κύριος τῷ Ὀνησιφόρου οἴκῳ</w:t>
-      </w:r>
-    </w:p>
-    <w:p>
-      <w:pPr/>
-      <w:r>
-        <w:rPr>
-          <w:lang w:val="hi_IN" w:bidi="hi_IN"/>
-        </w:rPr>
-      </w:r>
-      <w:r>
-        <w:rPr>
-          <w:b/>
-          <w:lang w:val="hi_IN" w:bidi="hi_IN"/>
-        </w:rPr>
         <w:t>"उनेसिफुरूस घराने पर प्रभु दया करे"</w:t>
       </w:r>
     </w:p>
@@ -9675,21 +9540,6 @@
           <w:b/>
           <w:lang w:val="hi_IN" w:bidi="hi_IN"/>
         </w:rPr>
-        <w:t>Ὀνησιφόρου</w:t>
-      </w:r>
-    </w:p>
-    <w:p>
-      <w:pPr/>
-      <w:r>
-        <w:rPr>
-          <w:lang w:val="hi_IN" w:bidi="hi_IN"/>
-        </w:rPr>
-      </w:r>
-      <w:r>
-        <w:rPr>
-          <w:b/>
-          <w:lang w:val="hi_IN" w:bidi="hi_IN"/>
-        </w:rPr>
         <w:t>"उनेसिफुरूस"</w:t>
       </w:r>
     </w:p>
@@ -10210,21 +10060,6 @@
           <w:b/>
           <w:lang w:val="hi_IN" w:bidi="hi_IN"/>
         </w:rPr>
-        <w:t>δῴη αὐτῷ ὁ Κύριος, εὑρεῖν ἔλεος παρὰ Κυρίου ἐν ἐκείνῃ τῇ ἡμέρᾳ), καὶ ὅσα ἐν Ἐφέσῳ διηκόνησεν, βέλτιον σὺ γινώσκεις</w:t>
-      </w:r>
-    </w:p>
-    <w:p>
-      <w:pPr/>
-      <w:r>
-        <w:rPr>
-          <w:lang w:val="hi_IN" w:bidi="hi_IN"/>
-        </w:rPr>
-      </w:r>
-      <w:r>
-        <w:rPr>
-          <w:b/>
-          <w:lang w:val="hi_IN" w:bidi="hi_IN"/>
-        </w:rPr>
         <w:t>"प्रभु कि उस दिन उस पर प्रभु दया हो)। और जो-सेवा उसने इफिसुस में की तू भली भाँति जानता है"</w:t>
       </w:r>
     </w:p>
@@ -10294,21 +10129,6 @@
         <w:rPr>
           <w:lang w:val="hi_IN" w:bidi="hi_IN"/>
         </w:rPr>
-      </w:r>
-    </w:p>
-    <w:p>
-      <w:pPr/>
-      <w:r>
-        <w:rPr>
-          <w:lang w:val="hi_IN" w:bidi="hi_IN"/>
-        </w:rPr>
-      </w:r>
-      <w:r>
-        <w:rPr>
-          <w:b/>
-          <w:lang w:val="hi_IN" w:bidi="hi_IN"/>
-        </w:rPr>
-        <w:t>δῴη αὐτῷ ὁ Κύριος, εὑρεῖν ἔλεος παρὰ Κυρίου</w:t>
       </w:r>
     </w:p>
     <w:p>
@@ -11243,21 +11063,6 @@
           <w:b/>
           <w:lang w:val="hi_IN" w:bidi="hi_IN"/>
         </w:rPr>
-        <w:t>ἐν τῇ χάριτι τῇ ἐν Χριστῷ Ἰησοῦ</w:t>
-      </w:r>
-    </w:p>
-    <w:p>
-      <w:pPr/>
-      <w:r>
-        <w:rPr>
-          <w:lang w:val="hi_IN" w:bidi="hi_IN"/>
-        </w:rPr>
-      </w:r>
-      <w:r>
-        <w:rPr>
-          <w:b/>
-          <w:lang w:val="hi_IN" w:bidi="hi_IN"/>
-        </w:rPr>
         <w:t>"उस अनुग्रह से जो मसीह यीशु में है, बलवन्त हो जा"</w:t>
       </w:r>
     </w:p>
@@ -12705,21 +12510,6 @@
           <w:b/>
           <w:lang w:val="hi_IN" w:bidi="hi_IN"/>
         </w:rPr>
-        <w:t>τῷ στρατολογήσαντι</w:t>
-      </w:r>
-    </w:p>
-    <w:p>
-      <w:pPr/>
-      <w:r>
-        <w:rPr>
-          <w:lang w:val="hi_IN" w:bidi="hi_IN"/>
-        </w:rPr>
-      </w:r>
-      <w:r>
-        <w:rPr>
-          <w:b/>
-          <w:lang w:val="hi_IN" w:bidi="hi_IN"/>
-        </w:rPr>
         <w:t>""</w:t>
       </w:r>
     </w:p>
@@ -13026,21 +12816,6 @@
           <w:b/>
           <w:lang w:val="hi_IN" w:bidi="hi_IN"/>
         </w:rPr>
-        <w:t>ἐὰν &amp; ἀθλῇ τις, οὐ στεφανοῦται, ἐὰν μὴ νομίμως ἀθλήσῃ</w:t>
-      </w:r>
-    </w:p>
-    <w:p>
-      <w:pPr/>
-      <w:r>
-        <w:rPr>
-          <w:lang w:val="hi_IN" w:bidi="hi_IN"/>
-        </w:rPr>
-      </w:r>
-      <w:r>
-        <w:rPr>
-          <w:b/>
-          <w:lang w:val="hi_IN" w:bidi="hi_IN"/>
-        </w:rPr>
         <w:t>"अखाड़े में लड़नेवाला यदि विधि के अनुसार न लड़े तो मुकुट नहीं पाता"</w:t>
       </w:r>
     </w:p>
@@ -13215,21 +12990,6 @@
           <w:b/>
           <w:lang w:val="hi_IN" w:bidi="hi_IN"/>
         </w:rPr>
-        <w:t>οὐ στεφανοῦται, ἐὰν μὴ νομίμως ἀθλήσῃ</w:t>
-      </w:r>
-    </w:p>
-    <w:p>
-      <w:pPr/>
-      <w:r>
-        <w:rPr>
-          <w:lang w:val="hi_IN" w:bidi="hi_IN"/>
-        </w:rPr>
-      </w:r>
-      <w:r>
-        <w:rPr>
-          <w:b/>
-          <w:lang w:val="hi_IN" w:bidi="hi_IN"/>
-        </w:rPr>
         <w:t>""</w:t>
       </w:r>
     </w:p>
@@ -14293,21 +14053,6 @@
           <w:b/>
           <w:lang w:val="hi_IN" w:bidi="hi_IN"/>
         </w:rPr>
-        <w:t>ἐγηγερμένον ἐκ νεκρῶν, ἐκ σπέρματος Δαυείδ</w:t>
-      </w:r>
-    </w:p>
-    <w:p>
-      <w:pPr/>
-      <w:r>
-        <w:rPr>
-          <w:lang w:val="hi_IN" w:bidi="hi_IN"/>
-        </w:rPr>
-      </w:r>
-      <w:r>
-        <w:rPr>
-          <w:b/>
-          <w:lang w:val="hi_IN" w:bidi="hi_IN"/>
-        </w:rPr>
         <w:t>"जो दाऊद के वंश से हुआ, और मरे हुओं में से जी उठा"</w:t>
       </w:r>
     </w:p>
@@ -15998,21 +15743,6 @@
         <w:rPr>
           <w:lang w:val="hi_IN" w:bidi="hi_IN"/>
         </w:rPr>
-      </w:r>
-    </w:p>
-    <w:p>
-      <w:pPr/>
-      <w:r>
-        <w:rPr>
-          <w:lang w:val="hi_IN" w:bidi="hi_IN"/>
-        </w:rPr>
-      </w:r>
-      <w:r>
-        <w:rPr>
-          <w:b/>
-          <w:lang w:val="hi_IN" w:bidi="hi_IN"/>
-        </w:rPr>
-        <w:t>καὶ αὐτοὶ σωτηρίας τύχωσιν τῆς ἐν Χριστῷ Ἰησοῦ</w:t>
       </w:r>
     </w:p>
     <w:p>
@@ -17084,21 +16814,6 @@
           <w:b/>
           <w:lang w:val="hi_IN" w:bidi="hi_IN"/>
         </w:rPr>
-        <w:t>εἰ γὰρ συναπεθάνομεν, καὶ συνζήσομεν; εἰ ὑπομένομεν, καὶ συνβασιλεύσομεν; εἰ ἀρνησόμεθα, κἀκεῖνος ἀρνήσεται ἡμᾶς; εἰ ἀπιστοῦμεν, ἐκεῖνος πιστὸς μένει; ἀρνήσασθαι γὰρ ἑαυτὸν οὐ δύναται</w:t>
-      </w:r>
-    </w:p>
-    <w:p>
-      <w:pPr/>
-      <w:r>
-        <w:rPr>
-          <w:lang w:val="hi_IN" w:bidi="hi_IN"/>
-        </w:rPr>
-      </w:r>
-      <w:r>
-        <w:rPr>
-          <w:b/>
-          <w:lang w:val="hi_IN" w:bidi="hi_IN"/>
-        </w:rPr>
         <w:t>"यह बात सच है, कि"</w:t>
       </w:r>
     </w:p>
@@ -18381,21 +18096,6 @@
           <w:b/>
           <w:lang w:val="hi_IN" w:bidi="hi_IN"/>
         </w:rPr>
-        <w:t>ἐπὶ καταστροφῇ τῶν ἀκουόντων</w:t>
-      </w:r>
-    </w:p>
-    <w:p>
-      <w:pPr/>
-      <w:r>
-        <w:rPr>
-          <w:lang w:val="hi_IN" w:bidi="hi_IN"/>
-        </w:rPr>
-      </w:r>
-      <w:r>
-        <w:rPr>
-          <w:b/>
-          <w:lang w:val="hi_IN" w:bidi="hi_IN"/>
-        </w:rPr>
         <w:t>"वरन् सुननेवाले बिगड़ जाते हैं"</w:t>
       </w:r>
     </w:p>
@@ -20395,21 +20095,6 @@
           <w:b/>
           <w:lang w:val="hi_IN" w:bidi="hi_IN"/>
         </w:rPr>
-        <w:t>Ὑμέναιος, καὶ Φίλητος</w:t>
-      </w:r>
-    </w:p>
-    <w:p>
-      <w:pPr/>
-      <w:r>
-        <w:rPr>
-          <w:lang w:val="hi_IN" w:bidi="hi_IN"/>
-        </w:rPr>
-      </w:r>
-      <w:r>
-        <w:rPr>
-          <w:b/>
-          <w:lang w:val="hi_IN" w:bidi="hi_IN"/>
-        </w:rPr>
         <w:t>"हुमिनयुस और फिलेतुस"</w:t>
       </w:r>
     </w:p>
@@ -20728,21 +20413,6 @@
           <w:b/>
           <w:lang w:val="hi_IN" w:bidi="hi_IN"/>
         </w:rPr>
-        <w:t>ἀνάστασιν ἤδη γεγονέναι</w:t>
-      </w:r>
-    </w:p>
-    <w:p>
-      <w:pPr/>
-      <w:r>
-        <w:rPr>
-          <w:lang w:val="hi_IN" w:bidi="hi_IN"/>
-        </w:rPr>
-      </w:r>
-      <w:r>
-        <w:rPr>
-          <w:b/>
-          <w:lang w:val="hi_IN" w:bidi="hi_IN"/>
-        </w:rPr>
         <w:t>"पुनरुत्थान हो चुका है"</w:t>
       </w:r>
     </w:p>
@@ -21238,21 +20908,6 @@
           <w:b/>
           <w:lang w:val="hi_IN" w:bidi="hi_IN"/>
         </w:rPr>
-        <w:t>ἔγνω Κύριος τοὺς ὄντας αὐτοῦ, καί, ἀποστήτω ἀπὸ ἀδικίας πᾶς ὁ ὀνομάζων τὸ ὄνομα Κυρίου</w:t>
-      </w:r>
-    </w:p>
-    <w:p>
-      <w:pPr/>
-      <w:r>
-        <w:rPr>
-          <w:lang w:val="hi_IN" w:bidi="hi_IN"/>
-        </w:rPr>
-      </w:r>
-      <w:r>
-        <w:rPr>
-          <w:b/>
-          <w:lang w:val="hi_IN" w:bidi="hi_IN"/>
-        </w:rPr>
         <w:t>"उस पर यह छाप लगी है"</w:t>
       </w:r>
     </w:p>
@@ -21698,21 +21353,6 @@
           <w:b/>
           <w:lang w:val="hi_IN" w:bidi="hi_IN"/>
         </w:rPr>
-        <w:t>ἀποστήτω &amp; πᾶς ὁ ὀνομάζων τὸ ὄνομα Κυρίου</w:t>
-      </w:r>
-    </w:p>
-    <w:p>
-      <w:pPr/>
-      <w:r>
-        <w:rPr>
-          <w:lang w:val="hi_IN" w:bidi="hi_IN"/>
-        </w:rPr>
-      </w:r>
-      <w:r>
-        <w:rPr>
-          <w:b/>
-          <w:lang w:val="hi_IN" w:bidi="hi_IN"/>
-        </w:rPr>
         <w:t>"जो कोई प्रभु का नाम लेता है, वह ... बचा रहे"</w:t>
       </w:r>
     </w:p>
@@ -22137,21 +21777,6 @@
           <w:b/>
           <w:lang w:val="hi_IN" w:bidi="hi_IN"/>
         </w:rPr>
-        <w:t>ἐν μεγάλῃ &amp; οἰκίᾳ, οὐκ ἔστιν μόνον σκεύη χρυσᾶ καὶ ἀργυρᾶ, ἀλλὰ καὶ ξύλινα καὶ ὀστράκινα; καὶ ἃ &amp; εἰς τιμὴν, ἃ δὲ εἰς ἀτιμίαν</w:t>
-      </w:r>
-    </w:p>
-    <w:p>
-      <w:pPr/>
-      <w:r>
-        <w:rPr>
-          <w:lang w:val="hi_IN" w:bidi="hi_IN"/>
-        </w:rPr>
-      </w:r>
-      <w:r>
-        <w:rPr>
-          <w:b/>
-          <w:lang w:val="hi_IN" w:bidi="hi_IN"/>
-        </w:rPr>
         <w:t>"बड़े घर में न केवल ही के, पर काठ और मिट्टी के बर्तन भी होते हैं"</w:t>
       </w:r>
     </w:p>
@@ -22632,21 +22257,6 @@
         <w:rPr>
           <w:lang w:val="hi_IN" w:bidi="hi_IN"/>
         </w:rPr>
-      </w:r>
-    </w:p>
-    <w:p>
-      <w:pPr/>
-      <w:r>
-        <w:rPr>
-          <w:lang w:val="hi_IN" w:bidi="hi_IN"/>
-        </w:rPr>
-      </w:r>
-      <w:r>
-        <w:rPr>
-          <w:b/>
-          <w:lang w:val="hi_IN" w:bidi="hi_IN"/>
-        </w:rPr>
-        <w:t>ἐὰν &amp; τις ἐκκαθάρῃ ἑαυτὸν ἀπὸ τούτων, ἔσται σκεῦος εἰς τιμήν, ἡγιασμένον εὔχρηστον τῷ Δεσπότῃ, εἰς πᾶν ἔργον ἀγαθὸν ἡτοιμασμένον</w:t>
       </w:r>
     </w:p>
     <w:p>
@@ -24651,21 +24261,6 @@
           <w:b/>
           <w:lang w:val="hi_IN" w:bidi="hi_IN"/>
         </w:rPr>
-        <w:t>τὰς &amp; μωρὰς καὶ ἀπαιδεύτους ζητήσεις</w:t>
-      </w:r>
-    </w:p>
-    <w:p>
-      <w:pPr/>
-      <w:r>
-        <w:rPr>
-          <w:lang w:val="hi_IN" w:bidi="hi_IN"/>
-        </w:rPr>
-      </w:r>
-      <w:r>
-        <w:rPr>
-          <w:b/>
-          <w:lang w:val="hi_IN" w:bidi="hi_IN"/>
-        </w:rPr>
         <w:t>"मूर्खता, और अविद्या के विवादों"</w:t>
       </w:r>
     </w:p>
@@ -26000,21 +25595,6 @@
           <w:b/>
           <w:lang w:val="hi_IN" w:bidi="hi_IN"/>
         </w:rPr>
-        <w:t>μήποτε δώῃ αὐτοῖς &amp; μετάνοιαν εἰς ἐπίγνωσιν ἀληθείας</w:t>
-      </w:r>
-    </w:p>
-    <w:p>
-      <w:pPr/>
-      <w:r>
-        <w:rPr>
-          <w:lang w:val="hi_IN" w:bidi="hi_IN"/>
-        </w:rPr>
-      </w:r>
-      <w:r>
-        <w:rPr>
-          <w:b/>
-          <w:lang w:val="hi_IN" w:bidi="hi_IN"/>
-        </w:rPr>
         <w:t>"सत्य को पहचानें"</w:t>
       </w:r>
     </w:p>
@@ -26091,21 +25671,6 @@
           <w:b/>
           <w:lang w:val="hi_IN" w:bidi="hi_IN"/>
         </w:rPr>
-        <w:t>ἀνανήψωσιν ἐκ τῆς τοῦ διαβόλου παγίδος, ἐζωγρημένοι ὑπ’ αὐτοῦ, εἰς τὸ ἐκείνου θέλημα</w:t>
-      </w:r>
-    </w:p>
-    <w:p>
-      <w:pPr/>
-      <w:r>
-        <w:rPr>
-          <w:lang w:val="hi_IN" w:bidi="hi_IN"/>
-        </w:rPr>
-      </w:r>
-      <w:r>
-        <w:rPr>
-          <w:b/>
-          <w:lang w:val="hi_IN" w:bidi="hi_IN"/>
-        </w:rPr>
         <w:t>"और इसके द्वारा शैतान की इच्छा पूरी करने के लिये सचेत होकर शैतान के फंदे से छूट जाएँ"</w:t>
       </w:r>
     </w:p>
@@ -26231,21 +25796,6 @@
           <w:b/>
           <w:lang w:val="hi_IN" w:bidi="hi_IN"/>
         </w:rPr>
-        <w:t>ἀνανήψωσιν ἐκ τῆς τοῦ διαβόλου παγίδος</w:t>
-      </w:r>
-    </w:p>
-    <w:p>
-      <w:pPr/>
-      <w:r>
-        <w:rPr>
-          <w:lang w:val="hi_IN" w:bidi="hi_IN"/>
-        </w:rPr>
-      </w:r>
-      <w:r>
-        <w:rPr>
-          <w:b/>
-          <w:lang w:val="hi_IN" w:bidi="hi_IN"/>
-        </w:rPr>
         <w:t>"शैतान"</w:t>
       </w:r>
       <w:r>
@@ -28092,21 +27642,6 @@
         <w:rPr>
           <w:lang w:val="hi_IN" w:bidi="hi_IN"/>
         </w:rPr>
-      </w:r>
-    </w:p>
-    <w:p>
-      <w:pPr/>
-      <w:r>
-        <w:rPr>
-          <w:lang w:val="hi_IN" w:bidi="hi_IN"/>
-        </w:rPr>
-      </w:r>
-      <w:r>
-        <w:rPr>
-          <w:b/>
-          <w:lang w:val="hi_IN" w:bidi="hi_IN"/>
-        </w:rPr>
-        <w:t>ἔχοντες μόρφωσιν εὐσεβείας, τὴν δὲ δύναμιν αὐτῆς ἠρνημένοι</w:t>
       </w:r>
     </w:p>
     <w:p>
@@ -29717,21 +29252,6 @@
           <w:b/>
           <w:lang w:val="hi_IN" w:bidi="hi_IN"/>
         </w:rPr>
-        <w:t>ἀγόμενα ἐπιθυμίαις ποικίλαις</w:t>
-      </w:r>
-    </w:p>
-    <w:p>
-      <w:pPr/>
-      <w:r>
-        <w:rPr>
-          <w:lang w:val="hi_IN" w:bidi="hi_IN"/>
-        </w:rPr>
-      </w:r>
-      <w:r>
-        <w:rPr>
-          <w:b/>
-          <w:lang w:val="hi_IN" w:bidi="hi_IN"/>
-        </w:rPr>
         <w:t>"हर प्रकार की अभिलाषाओं के वश में हैं"</w:t>
       </w:r>
     </w:p>
@@ -30266,21 +29786,6 @@
         <w:rPr>
           <w:lang w:val="hi_IN" w:bidi="hi_IN"/>
         </w:rPr>
-      </w:r>
-    </w:p>
-    <w:p>
-      <w:pPr/>
-      <w:r>
-        <w:rPr>
-          <w:lang w:val="hi_IN" w:bidi="hi_IN"/>
-        </w:rPr>
-      </w:r>
-      <w:r>
-        <w:rPr>
-          <w:b/>
-          <w:lang w:val="hi_IN" w:bidi="hi_IN"/>
-        </w:rPr>
-        <w:t>Ἰάννης καὶ Ἰαμβρῆς</w:t>
       </w:r>
     </w:p>
     <w:p>
@@ -32309,21 +31814,6 @@
           <w:b/>
           <w:lang w:val="hi_IN" w:bidi="hi_IN"/>
         </w:rPr>
-        <w:t>μου τῇ διδασκαλίᾳ, τῇ ἀγωγῇ, τῇ προθέσει, τῇ πίστει, τῇ μακροθυμίᾳ, τῇ ἀγάπῃ, τῇ ὑπομονῇ, τοῖς διωγμοῖς, τοῖς παθήμασιν, οἷά</w:t>
-      </w:r>
-    </w:p>
-    <w:p>
-      <w:pPr/>
-      <w:r>
-        <w:rPr>
-          <w:lang w:val="hi_IN" w:bidi="hi_IN"/>
-        </w:rPr>
-      </w:r>
-      <w:r>
-        <w:rPr>
-          <w:b/>
-          <w:lang w:val="hi_IN" w:bidi="hi_IN"/>
-        </w:rPr>
         <w:t>"उपदेश"</w:t>
       </w:r>
     </w:p>
@@ -32657,21 +32147,6 @@
           <w:b/>
           <w:lang w:val="hi_IN" w:bidi="hi_IN"/>
         </w:rPr>
-        <w:t>οἵους διωγμοὺς ὑπήνεγκα</w:t>
-      </w:r>
-    </w:p>
-    <w:p>
-      <w:pPr/>
-      <w:r>
-        <w:rPr>
-          <w:lang w:val="hi_IN" w:bidi="hi_IN"/>
-        </w:rPr>
-      </w:r>
-      <w:r>
-        <w:rPr>
-          <w:b/>
-          <w:lang w:val="hi_IN" w:bidi="hi_IN"/>
-        </w:rPr>
         <w:t>"मैंने ऐसे उत्पीड़नों को सहा"</w:t>
       </w:r>
     </w:p>
@@ -33007,21 +32482,6 @@
           <w:b/>
           <w:lang w:val="hi_IN" w:bidi="hi_IN"/>
         </w:rPr>
-        <w:t>πάντες &amp; οἱ θέλοντες ζῆν εὐσεβῶς ἐν Χριστῷ Ἰησοῦ διωχθήσονται</w:t>
-      </w:r>
-    </w:p>
-    <w:p>
-      <w:pPr/>
-      <w:r>
-        <w:rPr>
-          <w:lang w:val="hi_IN" w:bidi="hi_IN"/>
-        </w:rPr>
-      </w:r>
-      <w:r>
-        <w:rPr>
-          <w:b/>
-          <w:lang w:val="hi_IN" w:bidi="hi_IN"/>
-        </w:rPr>
         <w:t>"सताए जाएँगे"</w:t>
       </w:r>
     </w:p>
@@ -34194,21 +33654,6 @@
           <w:b/>
           <w:lang w:val="hi_IN" w:bidi="hi_IN"/>
         </w:rPr>
-        <w:t>μένε ἐν οἷς ἔμαθες καὶ ἐπιστώθης, εἰδὼς παρὰ τίνων ἔμαθες</w:t>
-      </w:r>
-    </w:p>
-    <w:p>
-      <w:pPr/>
-      <w:r>
-        <w:rPr>
-          <w:lang w:val="hi_IN" w:bidi="hi_IN"/>
-        </w:rPr>
-      </w:r>
-      <w:r>
-        <w:rPr>
-          <w:b/>
-          <w:lang w:val="hi_IN" w:bidi="hi_IN"/>
-        </w:rPr>
         <w:t>"पर तू इन बातों पर जो तूने सीखी हैं और विश्वास किया था, यह जानकर दृढ़ बना रह; कि तूने उन्हें किन लोगों से सीखा है"</w:t>
       </w:r>
     </w:p>
@@ -34721,21 +34166,6 @@
           <w:b/>
           <w:lang w:val="hi_IN" w:bidi="hi_IN"/>
         </w:rPr>
-        <w:t>εἰς σωτηρίαν διὰ πίστεως τῆς ἐν Χριστῷ Ἰησοῦ</w:t>
-      </w:r>
-    </w:p>
-    <w:p>
-      <w:pPr/>
-      <w:r>
-        <w:rPr>
-          <w:lang w:val="hi_IN" w:bidi="hi_IN"/>
-        </w:rPr>
-      </w:r>
-      <w:r>
-        <w:rPr>
-          <w:b/>
-          <w:lang w:val="hi_IN" w:bidi="hi_IN"/>
-        </w:rPr>
         <w:t>"मसीह पर विश्वास करने से उद्धार प्राप्त करने के लिये"</w:t>
       </w:r>
     </w:p>
@@ -35024,21 +34454,6 @@
           <w:b/>
           <w:lang w:val="hi_IN" w:bidi="hi_IN"/>
         </w:rPr>
-        <w:t>πᾶσα Γραφὴ θεόπνευστος καὶ ὠφέλιμος</w:t>
-      </w:r>
-    </w:p>
-    <w:p>
-      <w:pPr/>
-      <w:r>
-        <w:rPr>
-          <w:lang w:val="hi_IN" w:bidi="hi_IN"/>
-        </w:rPr>
-      </w:r>
-      <w:r>
-        <w:rPr>
-          <w:b/>
-          <w:lang w:val="hi_IN" w:bidi="hi_IN"/>
-        </w:rPr>
         <w:t>"सम्पूर्ण पवित्रशास्त्र परमेश्वर की प्रेरणा से रचा गया है और ... लाभदायक है"</w:t>
       </w:r>
     </w:p>
@@ -35436,21 +34851,6 @@
           <w:b/>
           <w:lang w:val="hi_IN" w:bidi="hi_IN"/>
         </w:rPr>
-        <w:t>πρὸς διδασκαλίαν, πρὸς ἐλεγμόν, πρὸς ἐπανόρθωσιν, πρὸς παιδείαν τὴν ἐν δικαιοσύνῃ</w:t>
-      </w:r>
-    </w:p>
-    <w:p>
-      <w:pPr/>
-      <w:r>
-        <w:rPr>
-          <w:lang w:val="hi_IN" w:bidi="hi_IN"/>
-        </w:rPr>
-      </w:r>
-      <w:r>
-        <w:rPr>
-          <w:b/>
-          <w:lang w:val="hi_IN" w:bidi="hi_IN"/>
-        </w:rPr>
         <w:t>""</w:t>
       </w:r>
     </w:p>
@@ -37321,21 +36721,6 @@
           <w:b/>
           <w:lang w:val="hi_IN" w:bidi="hi_IN"/>
         </w:rPr>
-        <w:t>ἔσται &amp; καιρὸς ὅτε</w:t>
-      </w:r>
-    </w:p>
-    <w:p>
-      <w:pPr/>
-      <w:r>
-        <w:rPr>
-          <w:lang w:val="hi_IN" w:bidi="hi_IN"/>
-        </w:rPr>
-      </w:r>
-      <w:r>
-        <w:rPr>
-          <w:b/>
-          <w:lang w:val="hi_IN" w:bidi="hi_IN"/>
-        </w:rPr>
         <w:t>"क्योंकि ऐसा समय कि"</w:t>
       </w:r>
     </w:p>
@@ -37659,21 +37044,6 @@
           <w:b/>
           <w:lang w:val="hi_IN" w:bidi="hi_IN"/>
         </w:rPr>
-        <w:t>κατὰ τὰς ἰδίας ἐπιθυμίας, ἑαυτοῖς ἐπισωρεύσουσιν διδασκάλους</w:t>
-      </w:r>
-    </w:p>
-    <w:p>
-      <w:pPr/>
-      <w:r>
-        <w:rPr>
-          <w:lang w:val="hi_IN" w:bidi="hi_IN"/>
-        </w:rPr>
-      </w:r>
-      <w:r>
-        <w:rPr>
-          <w:b/>
-          <w:lang w:val="hi_IN" w:bidi="hi_IN"/>
-        </w:rPr>
         <w:t>"अपनी अभिलाषाओं के अनुसार अपने लिये बहुत सारे उपदेशक बटोर लेंगे"</w:t>
       </w:r>
     </w:p>
@@ -38999,21 +38369,6 @@
         <w:rPr>
           <w:lang w:val="hi_IN" w:bidi="hi_IN"/>
         </w:rPr>
-      </w:r>
-    </w:p>
-    <w:p>
-      <w:pPr/>
-      <w:r>
-        <w:rPr>
-          <w:lang w:val="hi_IN" w:bidi="hi_IN"/>
-        </w:rPr>
-      </w:r>
-      <w:r>
-        <w:rPr>
-          <w:b/>
-          <w:lang w:val="hi_IN" w:bidi="hi_IN"/>
-        </w:rPr>
-        <w:t>ἐν πᾶσιν</w:t>
       </w:r>
     </w:p>
     <w:p>
@@ -41568,21 +40923,6 @@
           <w:b/>
           <w:lang w:val="hi_IN" w:bidi="hi_IN"/>
         </w:rPr>
-        <w:t>σπούδασον ἐλθεῖν &amp; ταχέως</w:t>
-      </w:r>
-    </w:p>
-    <w:p>
-      <w:pPr/>
-      <w:r>
-        <w:rPr>
-          <w:lang w:val="hi_IN" w:bidi="hi_IN"/>
-        </w:rPr>
-      </w:r>
-      <w:r>
-        <w:rPr>
-          <w:b/>
-          <w:lang w:val="hi_IN" w:bidi="hi_IN"/>
-        </w:rPr>
         <w:t>""</w:t>
       </w:r>
     </w:p>
@@ -41881,21 +41221,6 @@
           <w:b/>
           <w:lang w:val="hi_IN" w:bidi="hi_IN"/>
         </w:rPr>
-        <w:t>Δημᾶς &amp; Κρήσκης</w:t>
-      </w:r>
-    </w:p>
-    <w:p>
-      <w:pPr/>
-      <w:r>
-        <w:rPr>
-          <w:lang w:val="hi_IN" w:bidi="hi_IN"/>
-        </w:rPr>
-      </w:r>
-      <w:r>
-        <w:rPr>
-          <w:b/>
-          <w:lang w:val="hi_IN" w:bidi="hi_IN"/>
-        </w:rPr>
         <w:t>""</w:t>
       </w:r>
     </w:p>
@@ -42932,21 +42257,6 @@
           <w:b/>
           <w:lang w:val="hi_IN" w:bidi="hi_IN"/>
         </w:rPr>
-        <w:t>Κάρπῳ</w:t>
-      </w:r>
-    </w:p>
-    <w:p>
-      <w:pPr/>
-      <w:r>
-        <w:rPr>
-          <w:lang w:val="hi_IN" w:bidi="hi_IN"/>
-        </w:rPr>
-      </w:r>
-      <w:r>
-        <w:rPr>
-          <w:b/>
-          <w:lang w:val="hi_IN" w:bidi="hi_IN"/>
-        </w:rPr>
         <w:t>"करपुस"</w:t>
       </w:r>
     </w:p>
@@ -43511,21 +42821,6 @@
           <w:b/>
           <w:lang w:val="hi_IN" w:bidi="hi_IN"/>
         </w:rPr>
-        <w:t>Ἀλέξανδρος</w:t>
-      </w:r>
-    </w:p>
-    <w:p>
-      <w:pPr/>
-      <w:r>
-        <w:rPr>
-          <w:lang w:val="hi_IN" w:bidi="hi_IN"/>
-        </w:rPr>
-      </w:r>
-      <w:r>
-        <w:rPr>
-          <w:b/>
-          <w:lang w:val="hi_IN" w:bidi="hi_IN"/>
-        </w:rPr>
         <w:t>"सिकन्दर"</w:t>
       </w:r>
     </w:p>
@@ -43799,21 +43094,6 @@
         <w:rPr>
           <w:lang w:val="hi_IN" w:bidi="hi_IN"/>
         </w:rPr>
-      </w:r>
-    </w:p>
-    <w:p>
-      <w:pPr/>
-      <w:r>
-        <w:rPr>
-          <w:lang w:val="hi_IN" w:bidi="hi_IN"/>
-        </w:rPr>
-      </w:r>
-      <w:r>
-        <w:rPr>
-          <w:b/>
-          <w:lang w:val="hi_IN" w:bidi="hi_IN"/>
-        </w:rPr>
-        <w:t>ὃν καὶ σὺ φυλάσσου, λίαν γὰρ ἀντέστη τοῖς ἡμετέροις λόγοις</w:t>
       </w:r>
     </w:p>
     <w:p>
@@ -44814,6 +44094,89 @@
           <w:b/>
           <w:lang w:val="hi_IN" w:bidi="hi_IN"/>
         </w:rPr>
+        <w:t>""</w:t>
+      </w:r>
+    </w:p>
+    <w:p>
+      <w:pPr/>
+      <w:r>
+        <w:rPr>
+          <w:lang w:val="hi_IN" w:bidi="hi_IN"/>
+        </w:rPr>
+      </w:r>
+      <w:r>
+        <w:rPr>
+          <w:lang w:val="hi_IN" w:bidi="hi_IN"/>
+        </w:rPr>
+        <w:t>"यदि आपकी भाषा में कर्मवाच्य क्रिया रूप नहीं है तो आप इसी विचार को प्रकट करने के लिए कर्तृवाच्य क्रिया रूप काम में ले सकते हैं| इसका अर्थ दो में से एक हो सकता है: (1)अपने अभियोद के समय पौलुस उस सन्देश को पूर्णरूपेण समझा सका था जो परमेश्वर ने उसको प्रचार करने के लिए दिया था। वैकल्पिक अनुवाद: ""जिससे कि मैं प्रभु के सम्पूर्ण सन्देश को सुनाने योग्य हुआ था"" (2) पौलुस इस सम्पूर्ण समय भी परमेश्वर के सन्देश को सुनाने योग्य रहा जबकि उसको मृत्यु की प्रतीक्षा थी| वैकल्पिक अनुवाद: “जिससे कि मैं प्रभु का संदेश अंत तक सुनाने योग्य रहा""</w:t>
+      </w:r>
+    </w:p>
+    <w:p>
+      <w:pPr/>
+      <w:r>
+        <w:rPr>
+          <w:lang w:val="hi_IN" w:bidi="hi_IN"/>
+        </w:rPr>
+      </w:r>
+      <w:r>
+        <w:rPr>
+          <w:lang w:val="hi_IN" w:bidi="hi_IN"/>
+        </w:rPr>
+        <w:t xml:space="preserve">देखें: </w:t>
+      </w:r>
+      <w:r>
+        <w:rPr>
+          <w:lang w:val="hi_IN" w:bidi="hi_IN"/>
+        </w:rPr>
+        <w:t>सक्रिय या निष्क्रिय</w:t>
+      </w:r>
+      <w:r>
+        <w:rPr>
+          <w:lang w:val="hi_IN" w:bidi="hi_IN"/>
+        </w:rPr>
+      </w:r>
+      <w:r>
+        <w:rPr>
+          <w:lang w:val="hi_IN" w:bidi="hi_IN"/>
+        </w:rPr>
+      </w:r>
+    </w:p>
+    <w:p>
+      <w:pPr/>
+      <w:r>
+        <w:rPr>
+          <w:lang w:val="hi_IN" w:bidi="hi_IN"/>
+        </w:rPr>
+      </w:r>
+    </w:p>
+    <w:p>
+      <w:pPr>
+        <w:pStyle w:val="Heading2"/>
+      </w:pPr>
+      <w:r>
+        <w:rPr>
+          <w:lang w:val="hi_IN" w:bidi="hi_IN"/>
+        </w:rPr>
+        <w:t>2 तीमुथियुस 4:17 (#4)</w:t>
+      </w:r>
+      <w:r>
+        <w:rPr>
+          <w:lang w:val="hi_IN" w:bidi="hi_IN"/>
+        </w:rPr>
+      </w:r>
+    </w:p>
+    <w:p>
+      <w:pPr/>
+      <w:r>
+        <w:rPr>
+          <w:lang w:val="hi_IN" w:bidi="hi_IN"/>
+        </w:rPr>
+      </w:r>
+      <w:r>
+        <w:rPr>
+          <w:b/>
+          <w:lang w:val="hi_IN" w:bidi="hi_IN"/>
+        </w:rPr>
         <w:t>δι’ ἐμοῦ τὸ κήρυγμα πληροφορηθῇ</w:t>
       </w:r>
     </w:p>
@@ -44829,21 +44192,34 @@
           <w:b/>
           <w:lang w:val="hi_IN" w:bidi="hi_IN"/>
         </w:rPr>
-        <w:t>""</w:t>
-      </w:r>
-    </w:p>
-    <w:p>
-      <w:pPr/>
-      <w:r>
-        <w:rPr>
-          <w:lang w:val="hi_IN" w:bidi="hi_IN"/>
-        </w:rPr>
-      </w:r>
-      <w:r>
-        <w:rPr>
-          <w:lang w:val="hi_IN" w:bidi="hi_IN"/>
-        </w:rPr>
-        <w:t>"यदि आपकी भाषा में कर्मवाच्य क्रिया रूप नहीं है तो आप इसी विचार को प्रकट करने के लिए कर्तृवाच्य क्रिया रूप काम में ले सकते हैं| इसका अर्थ दो में से एक हो सकता है: (1)अपने अभियोद के समय पौलुस उस सन्देश को पूर्णरूपेण समझा सका था जो परमेश्वर ने उसको प्रचार करने के लिए दिया था। वैकल्पिक अनुवाद: ""जिससे कि मैं प्रभु के सम्पूर्ण सन्देश को सुनाने योग्य हुआ था"" (2) पौलुस इस सम्पूर्ण समय भी परमेश्वर के सन्देश को सुनाने योग्य रहा जबकि उसको मृत्यु की प्रतीक्षा थी| वैकल्पिक अनुवाद: “जिससे कि मैं प्रभु का संदेश अंत तक सुनाने योग्य रहा""</w:t>
+        <w:t>"मेरे द्वारा पूरा-पूरा प्रचार हो"</w:t>
+      </w:r>
+    </w:p>
+    <w:p>
+      <w:pPr/>
+      <w:r>
+        <w:rPr>
+          <w:lang w:val="hi_IN" w:bidi="hi_IN"/>
+        </w:rPr>
+      </w:r>
+      <w:r>
+        <w:rPr>
+          <w:lang w:val="hi_IN" w:bidi="hi_IN"/>
+        </w:rPr>
+        <w:t xml:space="preserve">यहाँ पौलुस का अर्थ हो सकता है कि </w:t>
+      </w:r>
+      <w:r>
+        <w:rPr>
+          <w:b/>
+          <w:lang w:val="hi_IN" w:bidi="hi_IN"/>
+        </w:rPr>
+        <w:t>पूरा-पूरा प्रचार</w:t>
+      </w:r>
+      <w:r>
+        <w:rPr>
+          <w:lang w:val="hi_IN" w:bidi="hi_IN"/>
+        </w:rPr>
+        <w:t xml:space="preserve"> हुआ: (1) क्योंकि वह हर स्थान और उस रीति से सुसमाचार का प्रचार करने में सक्षम थे, जैसा कि परमेश्वर ने उनसे अपेक्षा की थी। वैकल्पिक अनुवाद: “मैं अपने प्रचार का कार्य पूरा कर सकूँ" या “मैं वह प्रचार पूरा कर सकूँ जिसके लिये मुझे बुलाया गया था” (2) क्योंकि उसने पूरे सुसमाचार के सन्देश का प्रचार किया। वैकल्पिक अनुवाद: “मैं पूरा सन्देश का प्रचार कर सकूँ” या “मेरे द्वारा पूरा-पूरा प्रचार हो सके”</w:t>
       </w:r>
     </w:p>
     <w:p>
@@ -44863,7 +44239,15 @@
         <w:rPr>
           <w:lang w:val="hi_IN" w:bidi="hi_IN"/>
         </w:rPr>
-        <w:t>सक्रिय या निष्क्रिय</w:t>
+        <w:t>अनुमानित ज्ञान और अंतर्निहित जानकारी</w:t>
+      </w:r>
+    </w:p>
+    <w:p>
+      <w:pPr/>
+      <w:r>
+        <w:rPr>
+          <w:lang w:val="hi_IN" w:bidi="hi_IN"/>
+        </w:rPr>
       </w:r>
       <w:r>
         <w:rPr>
@@ -44892,146 +44276,12 @@
         <w:rPr>
           <w:lang w:val="hi_IN" w:bidi="hi_IN"/>
         </w:rPr>
-        <w:t>2 तीमुथियुस 4:17 (#4)</w:t>
-      </w:r>
-      <w:r>
-        <w:rPr>
-          <w:lang w:val="hi_IN" w:bidi="hi_IN"/>
-        </w:rPr>
-      </w:r>
-    </w:p>
-    <w:p>
-      <w:pPr/>
-      <w:r>
-        <w:rPr>
-          <w:lang w:val="hi_IN" w:bidi="hi_IN"/>
-        </w:rPr>
-      </w:r>
-      <w:r>
-        <w:rPr>
-          <w:b/>
-          <w:lang w:val="hi_IN" w:bidi="hi_IN"/>
-        </w:rPr>
-        <w:t>δι’ ἐμοῦ τὸ κήρυγμα πληροφορηθῇ</w:t>
-      </w:r>
-    </w:p>
-    <w:p>
-      <w:pPr/>
-      <w:r>
-        <w:rPr>
-          <w:lang w:val="hi_IN" w:bidi="hi_IN"/>
-        </w:rPr>
-      </w:r>
-      <w:r>
-        <w:rPr>
-          <w:b/>
-          <w:lang w:val="hi_IN" w:bidi="hi_IN"/>
-        </w:rPr>
-        <w:t>"मेरे द्वारा पूरा-पूरा प्रचार हो"</w:t>
-      </w:r>
-    </w:p>
-    <w:p>
-      <w:pPr/>
-      <w:r>
-        <w:rPr>
-          <w:lang w:val="hi_IN" w:bidi="hi_IN"/>
-        </w:rPr>
-      </w:r>
-      <w:r>
-        <w:rPr>
-          <w:lang w:val="hi_IN" w:bidi="hi_IN"/>
-        </w:rPr>
-        <w:t xml:space="preserve">यहाँ पौलुस का अर्थ हो सकता है कि </w:t>
-      </w:r>
-      <w:r>
-        <w:rPr>
-          <w:b/>
-          <w:lang w:val="hi_IN" w:bidi="hi_IN"/>
-        </w:rPr>
-        <w:t>पूरा-पूरा प्रचार</w:t>
-      </w:r>
-      <w:r>
-        <w:rPr>
-          <w:lang w:val="hi_IN" w:bidi="hi_IN"/>
-        </w:rPr>
-        <w:t xml:space="preserve"> हुआ: (1) क्योंकि वह हर स्थान और उस रीति से सुसमाचार का प्रचार करने में सक्षम थे, जैसा कि परमेश्वर ने उनसे अपेक्षा की थी। वैकल्पिक अनुवाद: “मैं अपने प्रचार का कार्य पूरा कर सकूँ" या “मैं वह प्रचार पूरा कर सकूँ जिसके लिये मुझे बुलाया गया था” (2) क्योंकि उसने पूरे सुसमाचार के सन्देश का प्रचार किया। वैकल्पिक अनुवाद: “मैं पूरा सन्देश का प्रचार कर सकूँ” या “मेरे द्वारा पूरा-पूरा प्रचार हो सके”</w:t>
-      </w:r>
-    </w:p>
-    <w:p>
-      <w:pPr/>
-      <w:r>
-        <w:rPr>
-          <w:lang w:val="hi_IN" w:bidi="hi_IN"/>
-        </w:rPr>
-      </w:r>
-      <w:r>
-        <w:rPr>
-          <w:lang w:val="hi_IN" w:bidi="hi_IN"/>
-        </w:rPr>
-        <w:t xml:space="preserve">देखें: </w:t>
-      </w:r>
-      <w:r>
-        <w:rPr>
-          <w:lang w:val="hi_IN" w:bidi="hi_IN"/>
-        </w:rPr>
-        <w:t>अनुमानित ज्ञान और अंतर्निहित जानकारी</w:t>
-      </w:r>
-    </w:p>
-    <w:p>
-      <w:pPr/>
-      <w:r>
-        <w:rPr>
-          <w:lang w:val="hi_IN" w:bidi="hi_IN"/>
-        </w:rPr>
-      </w:r>
-      <w:r>
-        <w:rPr>
-          <w:lang w:val="hi_IN" w:bidi="hi_IN"/>
-        </w:rPr>
-      </w:r>
-      <w:r>
-        <w:rPr>
-          <w:lang w:val="hi_IN" w:bidi="hi_IN"/>
-        </w:rPr>
-      </w:r>
-    </w:p>
-    <w:p>
-      <w:pPr/>
-      <w:r>
-        <w:rPr>
-          <w:lang w:val="hi_IN" w:bidi="hi_IN"/>
-        </w:rPr>
-      </w:r>
-    </w:p>
-    <w:p>
-      <w:pPr>
-        <w:pStyle w:val="Heading2"/>
-      </w:pPr>
-      <w:r>
-        <w:rPr>
-          <w:lang w:val="hi_IN" w:bidi="hi_IN"/>
-        </w:rPr>
         <w:t>2 तीमुथियुस 4:17 (#5)</w:t>
       </w:r>
       <w:r>
         <w:rPr>
           <w:lang w:val="hi_IN" w:bidi="hi_IN"/>
         </w:rPr>
-      </w:r>
-    </w:p>
-    <w:p>
-      <w:pPr/>
-      <w:r>
-        <w:rPr>
-          <w:lang w:val="hi_IN" w:bidi="hi_IN"/>
-        </w:rPr>
-      </w:r>
-      <w:r>
-        <w:rPr>
-          <w:b/>
-          <w:lang w:val="hi_IN" w:bidi="hi_IN"/>
-        </w:rPr>
-        <w:t>τὸ κήρυγμα πληροφορηθῇ</w:t>
       </w:r>
     </w:p>
     <w:p>
@@ -45823,21 +45073,6 @@
           <w:b/>
           <w:lang w:val="hi_IN" w:bidi="hi_IN"/>
         </w:rPr>
-        <w:t>Ἔραστος &amp; Τρόφιμον</w:t>
-      </w:r>
-    </w:p>
-    <w:p>
-      <w:pPr/>
-      <w:r>
-        <w:rPr>
-          <w:lang w:val="hi_IN" w:bidi="hi_IN"/>
-        </w:rPr>
-      </w:r>
-      <w:r>
-        <w:rPr>
-          <w:b/>
-          <w:lang w:val="hi_IN" w:bidi="hi_IN"/>
-        </w:rPr>
         <w:t>""</w:t>
       </w:r>
     </w:p>
@@ -46019,21 +45254,6 @@
           <w:b/>
           <w:lang w:val="hi_IN" w:bidi="hi_IN"/>
         </w:rPr>
-        <w:t>σπούδασον &amp; ἐλθεῖν</w:t>
-      </w:r>
-    </w:p>
-    <w:p>
-      <w:pPr/>
-      <w:r>
-        <w:rPr>
-          <w:lang w:val="hi_IN" w:bidi="hi_IN"/>
-        </w:rPr>
-      </w:r>
-      <w:r>
-        <w:rPr>
-          <w:b/>
-          <w:lang w:val="hi_IN" w:bidi="hi_IN"/>
-        </w:rPr>
         <w:t>"चले आने का प्रयत्न कर"</w:t>
       </w:r>
     </w:p>
@@ -46254,21 +45474,6 @@
           <w:b/>
           <w:lang w:val="hi_IN" w:bidi="hi_IN"/>
         </w:rPr>
-        <w:t>ἀσπάζεταί σε Εὔβουλος, καὶ Πούδης, καὶ Λίνος, καὶ Κλαυδία, καὶ οἱ ἀδελφοὶ</w:t>
-      </w:r>
-    </w:p>
-    <w:p>
-      <w:pPr/>
-      <w:r>
-        <w:rPr>
-          <w:lang w:val="hi_IN" w:bidi="hi_IN"/>
-        </w:rPr>
-      </w:r>
-      <w:r>
-        <w:rPr>
-          <w:b/>
-          <w:lang w:val="hi_IN" w:bidi="hi_IN"/>
-        </w:rPr>
         <w:t>""</w:t>
       </w:r>
     </w:p>
@@ -46332,21 +45537,6 @@
           <w:b/>
           <w:lang w:val="hi_IN" w:bidi="hi_IN"/>
         </w:rPr>
-        <w:t>Εὔβουλος &amp; Πούδης &amp; Λίνος</w:t>
-      </w:r>
-    </w:p>
-    <w:p>
-      <w:pPr/>
-      <w:r>
-        <w:rPr>
-          <w:lang w:val="hi_IN" w:bidi="hi_IN"/>
-        </w:rPr>
-      </w:r>
-      <w:r>
-        <w:rPr>
-          <w:b/>
-          <w:lang w:val="hi_IN" w:bidi="hi_IN"/>
-        </w:rPr>
         <w:t>""</w:t>
       </w:r>
     </w:p>
@@ -46416,21 +45606,6 @@
         <w:rPr>
           <w:lang w:val="hi_IN" w:bidi="hi_IN"/>
         </w:rPr>
-      </w:r>
-    </w:p>
-    <w:p>
-      <w:pPr/>
-      <w:r>
-        <w:rPr>
-          <w:lang w:val="hi_IN" w:bidi="hi_IN"/>
-        </w:rPr>
-      </w:r>
-      <w:r>
-        <w:rPr>
-          <w:b/>
-          <w:lang w:val="hi_IN" w:bidi="hi_IN"/>
-        </w:rPr>
-        <w:t>Κλαυδία</w:t>
       </w:r>
     </w:p>
     <w:p>

--- a/hin/docx/55.content.docx
+++ b/hin/docx/55.content.docx
@@ -1983,6 +1983,21 @@
           <w:lang w:val="hi_IN" w:bidi="hi_IN"/>
         </w:rPr>
       </w:r>
+      <w:r>
+        <w:rPr>
+          <w:b/>
+          <w:lang w:val="hi_IN" w:bidi="hi_IN"/>
+        </w:rPr>
+        <w:t>ὡς ἀδιάλειπτον ἔχω τὴν περὶ σοῦ μνείαν</w:t>
+      </w:r>
+    </w:p>
+    <w:p>
+      <w:pPr/>
+      <w:r>
+        <w:rPr>
+          <w:lang w:val="hi_IN" w:bidi="hi_IN"/>
+        </w:rPr>
+      </w:r>
     </w:p>
     <w:p>
       <w:pPr/>
@@ -2924,6 +2939,21 @@
           <w:b/>
           <w:lang w:val="hi_IN" w:bidi="hi_IN"/>
         </w:rPr>
+        <w:t>τῆς ἐν σοὶ ἀνυποκρίτου πίστεως, ἥτις ἐνῴκησεν πρῶτον</w:t>
+      </w:r>
+    </w:p>
+    <w:p>
+      <w:pPr/>
+      <w:r>
+        <w:rPr>
+          <w:lang w:val="hi_IN" w:bidi="hi_IN"/>
+        </w:rPr>
+      </w:r>
+      <w:r>
+        <w:rPr>
+          <w:b/>
+          <w:lang w:val="hi_IN" w:bidi="hi_IN"/>
+        </w:rPr>
         <w:t>"तेरे उस निष्कपट विश्वास की है"</w:t>
       </w:r>
     </w:p>
@@ -3278,6 +3308,21 @@
           <w:lang w:val="hi_IN" w:bidi="hi_IN"/>
         </w:rPr>
       </w:r>
+      <w:r>
+        <w:rPr>
+          <w:b/>
+          <w:lang w:val="hi_IN" w:bidi="hi_IN"/>
+        </w:rPr>
+        <w:t>Λωΐδι &amp; Εὐνίκῃ</w:t>
+      </w:r>
+    </w:p>
+    <w:p>
+      <w:pPr/>
+      <w:r>
+        <w:rPr>
+          <w:lang w:val="hi_IN" w:bidi="hi_IN"/>
+        </w:rPr>
+      </w:r>
     </w:p>
     <w:p>
       <w:pPr/>
@@ -4193,6 +4238,21 @@
           <w:b/>
           <w:lang w:val="hi_IN" w:bidi="hi_IN"/>
         </w:rPr>
+        <w:t>δειλίας, ἀλλὰ δυνάμεως, καὶ ἀγάπης, καὶ σωφρονισμοῦ</w:t>
+      </w:r>
+    </w:p>
+    <w:p>
+      <w:pPr/>
+      <w:r>
+        <w:rPr>
+          <w:lang w:val="hi_IN" w:bidi="hi_IN"/>
+        </w:rPr>
+      </w:r>
+      <w:r>
+        <w:rPr>
+          <w:b/>
+          <w:lang w:val="hi_IN" w:bidi="hi_IN"/>
+        </w:rPr>
         <w:t>"सामर्थ्य, और प्रेम, और संयम की"</w:t>
       </w:r>
     </w:p>
@@ -4520,6 +4580,21 @@
           <w:b/>
           <w:lang w:val="hi_IN" w:bidi="hi_IN"/>
         </w:rPr>
+        <w:t>μὴ &amp; ἐπαισχυνθῇς τὸ μαρτύριον τοῦ Κυρίου ἡμῶν, μηδὲ ἐμὲ, τὸν δέσμιον αὐτοῦ</w:t>
+      </w:r>
+    </w:p>
+    <w:p>
+      <w:pPr/>
+      <w:r>
+        <w:rPr>
+          <w:lang w:val="hi_IN" w:bidi="hi_IN"/>
+        </w:rPr>
+      </w:r>
+      <w:r>
+        <w:rPr>
+          <w:b/>
+          <w:lang w:val="hi_IN" w:bidi="hi_IN"/>
+        </w:rPr>
         <w:t>"हमारे प्रभु की गवाही से, और मुझसे जो उसका कैदी हूँ, लज्जित न हो"</w:t>
       </w:r>
     </w:p>
@@ -5189,6 +5264,21 @@
           <w:b/>
           <w:lang w:val="hi_IN" w:bidi="hi_IN"/>
         </w:rPr>
+        <w:t>οὐ κατὰ τὰ ἔργα ἡμῶν, ἀλλὰ κατὰ ἰδίαν πρόθεσιν καὶ χάριν, τὴν δοθεῖσαν ἡμῖν</w:t>
+      </w:r>
+    </w:p>
+    <w:p>
+      <w:pPr/>
+      <w:r>
+        <w:rPr>
+          <w:lang w:val="hi_IN" w:bidi="hi_IN"/>
+        </w:rPr>
+      </w:r>
+      <w:r>
+        <w:rPr>
+          <w:b/>
+          <w:lang w:val="hi_IN" w:bidi="hi_IN"/>
+        </w:rPr>
         <w:t>"यह हमारे कामों के"</w:t>
       </w:r>
       <w:r>
@@ -8071,6 +8161,21 @@
           <w:b/>
           <w:lang w:val="hi_IN" w:bidi="hi_IN"/>
         </w:rPr>
+        <w:t>ἐν πίστει καὶ ἀγάπῃ τῇ ἐν Χριστῷ Ἰησοῦ</w:t>
+      </w:r>
+    </w:p>
+    <w:p>
+      <w:pPr/>
+      <w:r>
+        <w:rPr>
+          <w:lang w:val="hi_IN" w:bidi="hi_IN"/>
+        </w:rPr>
+      </w:r>
+      <w:r>
+        <w:rPr>
+          <w:b/>
+          <w:lang w:val="hi_IN" w:bidi="hi_IN"/>
+        </w:rPr>
         <w:t>"उनको उस विश्वास और प्रेम के साथ मसीह यीशु में है"</w:t>
       </w:r>
     </w:p>
@@ -8486,6 +8591,21 @@
           <w:b/>
           <w:lang w:val="hi_IN" w:bidi="hi_IN"/>
         </w:rPr>
+        <w:t>διὰ Πνεύματος Ἁγίου</w:t>
+      </w:r>
+    </w:p>
+    <w:p>
+      <w:pPr/>
+      <w:r>
+        <w:rPr>
+          <w:lang w:val="hi_IN" w:bidi="hi_IN"/>
+        </w:rPr>
+      </w:r>
+      <w:r>
+        <w:rPr>
+          <w:b/>
+          <w:lang w:val="hi_IN" w:bidi="hi_IN"/>
+        </w:rPr>
         <w:t>"पवित्र आत्मा के द्वारा"</w:t>
       </w:r>
     </w:p>
@@ -9263,6 +9383,21 @@
           <w:b/>
           <w:lang w:val="hi_IN" w:bidi="hi_IN"/>
         </w:rPr>
+        <w:t>Φύγελος &amp; Ἑρμογένης</w:t>
+      </w:r>
+    </w:p>
+    <w:p>
+      <w:pPr/>
+      <w:r>
+        <w:rPr>
+          <w:lang w:val="hi_IN" w:bidi="hi_IN"/>
+        </w:rPr>
+      </w:r>
+      <w:r>
+        <w:rPr>
+          <w:b/>
+          <w:lang w:val="hi_IN" w:bidi="hi_IN"/>
+        </w:rPr>
         <w:t>"फूगिलुस और हिरमुगिनेस"</w:t>
       </w:r>
     </w:p>
@@ -9346,6 +9481,21 @@
           <w:b/>
           <w:lang w:val="hi_IN" w:bidi="hi_IN"/>
         </w:rPr>
+        <w:t>δῴη ἔλεος ὁ Κύριος τῷ Ὀνησιφόρου οἴκῳ</w:t>
+      </w:r>
+    </w:p>
+    <w:p>
+      <w:pPr/>
+      <w:r>
+        <w:rPr>
+          <w:lang w:val="hi_IN" w:bidi="hi_IN"/>
+        </w:rPr>
+      </w:r>
+      <w:r>
+        <w:rPr>
+          <w:b/>
+          <w:lang w:val="hi_IN" w:bidi="hi_IN"/>
+        </w:rPr>
         <w:t>"उनेसिफुरूस घराने पर प्रभु दया करे"</w:t>
       </w:r>
     </w:p>
@@ -9540,6 +9690,21 @@
           <w:b/>
           <w:lang w:val="hi_IN" w:bidi="hi_IN"/>
         </w:rPr>
+        <w:t>Ὀνησιφόρου</w:t>
+      </w:r>
+    </w:p>
+    <w:p>
+      <w:pPr/>
+      <w:r>
+        <w:rPr>
+          <w:lang w:val="hi_IN" w:bidi="hi_IN"/>
+        </w:rPr>
+      </w:r>
+      <w:r>
+        <w:rPr>
+          <w:b/>
+          <w:lang w:val="hi_IN" w:bidi="hi_IN"/>
+        </w:rPr>
         <w:t>"उनेसिफुरूस"</w:t>
       </w:r>
     </w:p>
@@ -10060,6 +10225,21 @@
           <w:b/>
           <w:lang w:val="hi_IN" w:bidi="hi_IN"/>
         </w:rPr>
+        <w:t>δῴη αὐτῷ ὁ Κύριος, εὑρεῖν ἔλεος παρὰ Κυρίου ἐν ἐκείνῃ τῇ ἡμέρᾳ), καὶ ὅσα ἐν Ἐφέσῳ διηκόνησεν, βέλτιον σὺ γινώσκεις</w:t>
+      </w:r>
+    </w:p>
+    <w:p>
+      <w:pPr/>
+      <w:r>
+        <w:rPr>
+          <w:lang w:val="hi_IN" w:bidi="hi_IN"/>
+        </w:rPr>
+      </w:r>
+      <w:r>
+        <w:rPr>
+          <w:b/>
+          <w:lang w:val="hi_IN" w:bidi="hi_IN"/>
+        </w:rPr>
         <w:t>"प्रभु कि उस दिन उस पर प्रभु दया हो)। और जो-सेवा उसने इफिसुस में की तू भली भाँति जानता है"</w:t>
       </w:r>
     </w:p>
@@ -10129,6 +10309,21 @@
         <w:rPr>
           <w:lang w:val="hi_IN" w:bidi="hi_IN"/>
         </w:rPr>
+      </w:r>
+    </w:p>
+    <w:p>
+      <w:pPr/>
+      <w:r>
+        <w:rPr>
+          <w:lang w:val="hi_IN" w:bidi="hi_IN"/>
+        </w:rPr>
+      </w:r>
+      <w:r>
+        <w:rPr>
+          <w:b/>
+          <w:lang w:val="hi_IN" w:bidi="hi_IN"/>
+        </w:rPr>
+        <w:t>δῴη αὐτῷ ὁ Κύριος, εὑρεῖν ἔλεος παρὰ Κυρίου</w:t>
       </w:r>
     </w:p>
     <w:p>
@@ -11063,6 +11258,21 @@
           <w:b/>
           <w:lang w:val="hi_IN" w:bidi="hi_IN"/>
         </w:rPr>
+        <w:t>ἐν τῇ χάριτι τῇ ἐν Χριστῷ Ἰησοῦ</w:t>
+      </w:r>
+    </w:p>
+    <w:p>
+      <w:pPr/>
+      <w:r>
+        <w:rPr>
+          <w:lang w:val="hi_IN" w:bidi="hi_IN"/>
+        </w:rPr>
+      </w:r>
+      <w:r>
+        <w:rPr>
+          <w:b/>
+          <w:lang w:val="hi_IN" w:bidi="hi_IN"/>
+        </w:rPr>
         <w:t>"उस अनुग्रह से जो मसीह यीशु में है, बलवन्त हो जा"</w:t>
       </w:r>
     </w:p>
@@ -12510,6 +12720,21 @@
           <w:b/>
           <w:lang w:val="hi_IN" w:bidi="hi_IN"/>
         </w:rPr>
+        <w:t>τῷ στρατολογήσαντι</w:t>
+      </w:r>
+    </w:p>
+    <w:p>
+      <w:pPr/>
+      <w:r>
+        <w:rPr>
+          <w:lang w:val="hi_IN" w:bidi="hi_IN"/>
+        </w:rPr>
+      </w:r>
+      <w:r>
+        <w:rPr>
+          <w:b/>
+          <w:lang w:val="hi_IN" w:bidi="hi_IN"/>
+        </w:rPr>
         <w:t>""</w:t>
       </w:r>
     </w:p>
@@ -12816,6 +13041,21 @@
           <w:b/>
           <w:lang w:val="hi_IN" w:bidi="hi_IN"/>
         </w:rPr>
+        <w:t>ἐὰν &amp; ἀθλῇ τις, οὐ στεφανοῦται, ἐὰν μὴ νομίμως ἀθλήσῃ</w:t>
+      </w:r>
+    </w:p>
+    <w:p>
+      <w:pPr/>
+      <w:r>
+        <w:rPr>
+          <w:lang w:val="hi_IN" w:bidi="hi_IN"/>
+        </w:rPr>
+      </w:r>
+      <w:r>
+        <w:rPr>
+          <w:b/>
+          <w:lang w:val="hi_IN" w:bidi="hi_IN"/>
+        </w:rPr>
         <w:t>"अखाड़े में लड़नेवाला यदि विधि के अनुसार न लड़े तो मुकुट नहीं पाता"</w:t>
       </w:r>
     </w:p>
@@ -12990,6 +13230,21 @@
           <w:b/>
           <w:lang w:val="hi_IN" w:bidi="hi_IN"/>
         </w:rPr>
+        <w:t>οὐ στεφανοῦται, ἐὰν μὴ νομίμως ἀθλήσῃ</w:t>
+      </w:r>
+    </w:p>
+    <w:p>
+      <w:pPr/>
+      <w:r>
+        <w:rPr>
+          <w:lang w:val="hi_IN" w:bidi="hi_IN"/>
+        </w:rPr>
+      </w:r>
+      <w:r>
+        <w:rPr>
+          <w:b/>
+          <w:lang w:val="hi_IN" w:bidi="hi_IN"/>
+        </w:rPr>
         <w:t>""</w:t>
       </w:r>
     </w:p>
@@ -14053,6 +14308,21 @@
           <w:b/>
           <w:lang w:val="hi_IN" w:bidi="hi_IN"/>
         </w:rPr>
+        <w:t>ἐγηγερμένον ἐκ νεκρῶν, ἐκ σπέρματος Δαυείδ</w:t>
+      </w:r>
+    </w:p>
+    <w:p>
+      <w:pPr/>
+      <w:r>
+        <w:rPr>
+          <w:lang w:val="hi_IN" w:bidi="hi_IN"/>
+        </w:rPr>
+      </w:r>
+      <w:r>
+        <w:rPr>
+          <w:b/>
+          <w:lang w:val="hi_IN" w:bidi="hi_IN"/>
+        </w:rPr>
         <w:t>"जो दाऊद के वंश से हुआ, और मरे हुओं में से जी उठा"</w:t>
       </w:r>
     </w:p>
@@ -15743,6 +16013,21 @@
         <w:rPr>
           <w:lang w:val="hi_IN" w:bidi="hi_IN"/>
         </w:rPr>
+      </w:r>
+    </w:p>
+    <w:p>
+      <w:pPr/>
+      <w:r>
+        <w:rPr>
+          <w:lang w:val="hi_IN" w:bidi="hi_IN"/>
+        </w:rPr>
+      </w:r>
+      <w:r>
+        <w:rPr>
+          <w:b/>
+          <w:lang w:val="hi_IN" w:bidi="hi_IN"/>
+        </w:rPr>
+        <w:t>καὶ αὐτοὶ σωτηρίας τύχωσιν τῆς ἐν Χριστῷ Ἰησοῦ</w:t>
       </w:r>
     </w:p>
     <w:p>
@@ -16814,6 +17099,21 @@
           <w:b/>
           <w:lang w:val="hi_IN" w:bidi="hi_IN"/>
         </w:rPr>
+        <w:t>εἰ γὰρ συναπεθάνομεν, καὶ συνζήσομεν; εἰ ὑπομένομεν, καὶ συνβασιλεύσομεν; εἰ ἀρνησόμεθα, κἀκεῖνος ἀρνήσεται ἡμᾶς; εἰ ἀπιστοῦμεν, ἐκεῖνος πιστὸς μένει; ἀρνήσασθαι γὰρ ἑαυτὸν οὐ δύναται</w:t>
+      </w:r>
+    </w:p>
+    <w:p>
+      <w:pPr/>
+      <w:r>
+        <w:rPr>
+          <w:lang w:val="hi_IN" w:bidi="hi_IN"/>
+        </w:rPr>
+      </w:r>
+      <w:r>
+        <w:rPr>
+          <w:b/>
+          <w:lang w:val="hi_IN" w:bidi="hi_IN"/>
+        </w:rPr>
         <w:t>"यह बात सच है, कि"</w:t>
       </w:r>
     </w:p>
@@ -18096,6 +18396,21 @@
           <w:b/>
           <w:lang w:val="hi_IN" w:bidi="hi_IN"/>
         </w:rPr>
+        <w:t>ἐπὶ καταστροφῇ τῶν ἀκουόντων</w:t>
+      </w:r>
+    </w:p>
+    <w:p>
+      <w:pPr/>
+      <w:r>
+        <w:rPr>
+          <w:lang w:val="hi_IN" w:bidi="hi_IN"/>
+        </w:rPr>
+      </w:r>
+      <w:r>
+        <w:rPr>
+          <w:b/>
+          <w:lang w:val="hi_IN" w:bidi="hi_IN"/>
+        </w:rPr>
         <w:t>"वरन् सुननेवाले बिगड़ जाते हैं"</w:t>
       </w:r>
     </w:p>
@@ -20095,6 +20410,21 @@
           <w:b/>
           <w:lang w:val="hi_IN" w:bidi="hi_IN"/>
         </w:rPr>
+        <w:t>Ὑμέναιος, καὶ Φίλητος</w:t>
+      </w:r>
+    </w:p>
+    <w:p>
+      <w:pPr/>
+      <w:r>
+        <w:rPr>
+          <w:lang w:val="hi_IN" w:bidi="hi_IN"/>
+        </w:rPr>
+      </w:r>
+      <w:r>
+        <w:rPr>
+          <w:b/>
+          <w:lang w:val="hi_IN" w:bidi="hi_IN"/>
+        </w:rPr>
         <w:t>"हुमिनयुस और फिलेतुस"</w:t>
       </w:r>
     </w:p>
@@ -20413,6 +20743,21 @@
           <w:b/>
           <w:lang w:val="hi_IN" w:bidi="hi_IN"/>
         </w:rPr>
+        <w:t>ἀνάστασιν ἤδη γεγονέναι</w:t>
+      </w:r>
+    </w:p>
+    <w:p>
+      <w:pPr/>
+      <w:r>
+        <w:rPr>
+          <w:lang w:val="hi_IN" w:bidi="hi_IN"/>
+        </w:rPr>
+      </w:r>
+      <w:r>
+        <w:rPr>
+          <w:b/>
+          <w:lang w:val="hi_IN" w:bidi="hi_IN"/>
+        </w:rPr>
         <w:t>"पुनरुत्थान हो चुका है"</w:t>
       </w:r>
     </w:p>
@@ -20908,6 +21253,21 @@
           <w:b/>
           <w:lang w:val="hi_IN" w:bidi="hi_IN"/>
         </w:rPr>
+        <w:t>ἔγνω Κύριος τοὺς ὄντας αὐτοῦ, καί, ἀποστήτω ἀπὸ ἀδικίας πᾶς ὁ ὀνομάζων τὸ ὄνομα Κυρίου</w:t>
+      </w:r>
+    </w:p>
+    <w:p>
+      <w:pPr/>
+      <w:r>
+        <w:rPr>
+          <w:lang w:val="hi_IN" w:bidi="hi_IN"/>
+        </w:rPr>
+      </w:r>
+      <w:r>
+        <w:rPr>
+          <w:b/>
+          <w:lang w:val="hi_IN" w:bidi="hi_IN"/>
+        </w:rPr>
         <w:t>"उस पर यह छाप लगी है"</w:t>
       </w:r>
     </w:p>
@@ -21353,6 +21713,21 @@
           <w:b/>
           <w:lang w:val="hi_IN" w:bidi="hi_IN"/>
         </w:rPr>
+        <w:t>ἀποστήτω &amp; πᾶς ὁ ὀνομάζων τὸ ὄνομα Κυρίου</w:t>
+      </w:r>
+    </w:p>
+    <w:p>
+      <w:pPr/>
+      <w:r>
+        <w:rPr>
+          <w:lang w:val="hi_IN" w:bidi="hi_IN"/>
+        </w:rPr>
+      </w:r>
+      <w:r>
+        <w:rPr>
+          <w:b/>
+          <w:lang w:val="hi_IN" w:bidi="hi_IN"/>
+        </w:rPr>
         <w:t>"जो कोई प्रभु का नाम लेता है, वह ... बचा रहे"</w:t>
       </w:r>
     </w:p>
@@ -21777,6 +22152,21 @@
           <w:b/>
           <w:lang w:val="hi_IN" w:bidi="hi_IN"/>
         </w:rPr>
+        <w:t>ἐν μεγάλῃ &amp; οἰκίᾳ, οὐκ ἔστιν μόνον σκεύη χρυσᾶ καὶ ἀργυρᾶ, ἀλλὰ καὶ ξύλινα καὶ ὀστράκινα; καὶ ἃ &amp; εἰς τιμὴν, ἃ δὲ εἰς ἀτιμίαν</w:t>
+      </w:r>
+    </w:p>
+    <w:p>
+      <w:pPr/>
+      <w:r>
+        <w:rPr>
+          <w:lang w:val="hi_IN" w:bidi="hi_IN"/>
+        </w:rPr>
+      </w:r>
+      <w:r>
+        <w:rPr>
+          <w:b/>
+          <w:lang w:val="hi_IN" w:bidi="hi_IN"/>
+        </w:rPr>
         <w:t>"बड़े घर में न केवल ही के, पर काठ और मिट्टी के बर्तन भी होते हैं"</w:t>
       </w:r>
     </w:p>
@@ -22257,6 +22647,21 @@
         <w:rPr>
           <w:lang w:val="hi_IN" w:bidi="hi_IN"/>
         </w:rPr>
+      </w:r>
+    </w:p>
+    <w:p>
+      <w:pPr/>
+      <w:r>
+        <w:rPr>
+          <w:lang w:val="hi_IN" w:bidi="hi_IN"/>
+        </w:rPr>
+      </w:r>
+      <w:r>
+        <w:rPr>
+          <w:b/>
+          <w:lang w:val="hi_IN" w:bidi="hi_IN"/>
+        </w:rPr>
+        <w:t>ἐὰν &amp; τις ἐκκαθάρῃ ἑαυτὸν ἀπὸ τούτων, ἔσται σκεῦος εἰς τιμήν, ἡγιασμένον εὔχρηστον τῷ Δεσπότῃ, εἰς πᾶν ἔργον ἀγαθὸν ἡτοιμασμένον</w:t>
       </w:r>
     </w:p>
     <w:p>
@@ -24261,6 +24666,21 @@
           <w:b/>
           <w:lang w:val="hi_IN" w:bidi="hi_IN"/>
         </w:rPr>
+        <w:t>τὰς &amp; μωρὰς καὶ ἀπαιδεύτους ζητήσεις</w:t>
+      </w:r>
+    </w:p>
+    <w:p>
+      <w:pPr/>
+      <w:r>
+        <w:rPr>
+          <w:lang w:val="hi_IN" w:bidi="hi_IN"/>
+        </w:rPr>
+      </w:r>
+      <w:r>
+        <w:rPr>
+          <w:b/>
+          <w:lang w:val="hi_IN" w:bidi="hi_IN"/>
+        </w:rPr>
         <w:t>"मूर्खता, और अविद्या के विवादों"</w:t>
       </w:r>
     </w:p>
@@ -25595,6 +26015,21 @@
           <w:b/>
           <w:lang w:val="hi_IN" w:bidi="hi_IN"/>
         </w:rPr>
+        <w:t>μήποτε δώῃ αὐτοῖς &amp; μετάνοιαν εἰς ἐπίγνωσιν ἀληθείας</w:t>
+      </w:r>
+    </w:p>
+    <w:p>
+      <w:pPr/>
+      <w:r>
+        <w:rPr>
+          <w:lang w:val="hi_IN" w:bidi="hi_IN"/>
+        </w:rPr>
+      </w:r>
+      <w:r>
+        <w:rPr>
+          <w:b/>
+          <w:lang w:val="hi_IN" w:bidi="hi_IN"/>
+        </w:rPr>
         <w:t>"सत्य को पहचानें"</w:t>
       </w:r>
     </w:p>
@@ -25671,6 +26106,21 @@
           <w:b/>
           <w:lang w:val="hi_IN" w:bidi="hi_IN"/>
         </w:rPr>
+        <w:t>ἀνανήψωσιν ἐκ τῆς τοῦ διαβόλου παγίδος, ἐζωγρημένοι ὑπ’ αὐτοῦ, εἰς τὸ ἐκείνου θέλημα</w:t>
+      </w:r>
+    </w:p>
+    <w:p>
+      <w:pPr/>
+      <w:r>
+        <w:rPr>
+          <w:lang w:val="hi_IN" w:bidi="hi_IN"/>
+        </w:rPr>
+      </w:r>
+      <w:r>
+        <w:rPr>
+          <w:b/>
+          <w:lang w:val="hi_IN" w:bidi="hi_IN"/>
+        </w:rPr>
         <w:t>"और इसके द्वारा शैतान की इच्छा पूरी करने के लिये सचेत होकर शैतान के फंदे से छूट जाएँ"</w:t>
       </w:r>
     </w:p>
@@ -25796,6 +26246,21 @@
           <w:b/>
           <w:lang w:val="hi_IN" w:bidi="hi_IN"/>
         </w:rPr>
+        <w:t>ἀνανήψωσιν ἐκ τῆς τοῦ διαβόλου παγίδος</w:t>
+      </w:r>
+    </w:p>
+    <w:p>
+      <w:pPr/>
+      <w:r>
+        <w:rPr>
+          <w:lang w:val="hi_IN" w:bidi="hi_IN"/>
+        </w:rPr>
+      </w:r>
+      <w:r>
+        <w:rPr>
+          <w:b/>
+          <w:lang w:val="hi_IN" w:bidi="hi_IN"/>
+        </w:rPr>
         <w:t>"शैतान"</w:t>
       </w:r>
       <w:r>
@@ -27642,6 +28107,21 @@
         <w:rPr>
           <w:lang w:val="hi_IN" w:bidi="hi_IN"/>
         </w:rPr>
+      </w:r>
+    </w:p>
+    <w:p>
+      <w:pPr/>
+      <w:r>
+        <w:rPr>
+          <w:lang w:val="hi_IN" w:bidi="hi_IN"/>
+        </w:rPr>
+      </w:r>
+      <w:r>
+        <w:rPr>
+          <w:b/>
+          <w:lang w:val="hi_IN" w:bidi="hi_IN"/>
+        </w:rPr>
+        <w:t>ἔχοντες μόρφωσιν εὐσεβείας, τὴν δὲ δύναμιν αὐτῆς ἠρνημένοι</w:t>
       </w:r>
     </w:p>
     <w:p>
@@ -29252,6 +29732,21 @@
           <w:b/>
           <w:lang w:val="hi_IN" w:bidi="hi_IN"/>
         </w:rPr>
+        <w:t>ἀγόμενα ἐπιθυμίαις ποικίλαις</w:t>
+      </w:r>
+    </w:p>
+    <w:p>
+      <w:pPr/>
+      <w:r>
+        <w:rPr>
+          <w:lang w:val="hi_IN" w:bidi="hi_IN"/>
+        </w:rPr>
+      </w:r>
+      <w:r>
+        <w:rPr>
+          <w:b/>
+          <w:lang w:val="hi_IN" w:bidi="hi_IN"/>
+        </w:rPr>
         <w:t>"हर प्रकार की अभिलाषाओं के वश में हैं"</w:t>
       </w:r>
     </w:p>
@@ -29786,6 +30281,21 @@
         <w:rPr>
           <w:lang w:val="hi_IN" w:bidi="hi_IN"/>
         </w:rPr>
+      </w:r>
+    </w:p>
+    <w:p>
+      <w:pPr/>
+      <w:r>
+        <w:rPr>
+          <w:lang w:val="hi_IN" w:bidi="hi_IN"/>
+        </w:rPr>
+      </w:r>
+      <w:r>
+        <w:rPr>
+          <w:b/>
+          <w:lang w:val="hi_IN" w:bidi="hi_IN"/>
+        </w:rPr>
+        <w:t>Ἰάννης καὶ Ἰαμβρῆς</w:t>
       </w:r>
     </w:p>
     <w:p>
@@ -31814,6 +32324,21 @@
           <w:b/>
           <w:lang w:val="hi_IN" w:bidi="hi_IN"/>
         </w:rPr>
+        <w:t>μου τῇ διδασκαλίᾳ, τῇ ἀγωγῇ, τῇ προθέσει, τῇ πίστει, τῇ μακροθυμίᾳ, τῇ ἀγάπῃ, τῇ ὑπομονῇ, τοῖς διωγμοῖς, τοῖς παθήμασιν, οἷά</w:t>
+      </w:r>
+    </w:p>
+    <w:p>
+      <w:pPr/>
+      <w:r>
+        <w:rPr>
+          <w:lang w:val="hi_IN" w:bidi="hi_IN"/>
+        </w:rPr>
+      </w:r>
+      <w:r>
+        <w:rPr>
+          <w:b/>
+          <w:lang w:val="hi_IN" w:bidi="hi_IN"/>
+        </w:rPr>
         <w:t>"उपदेश"</w:t>
       </w:r>
     </w:p>
@@ -32147,6 +32672,21 @@
           <w:b/>
           <w:lang w:val="hi_IN" w:bidi="hi_IN"/>
         </w:rPr>
+        <w:t>οἵους διωγμοὺς ὑπήνεγκα</w:t>
+      </w:r>
+    </w:p>
+    <w:p>
+      <w:pPr/>
+      <w:r>
+        <w:rPr>
+          <w:lang w:val="hi_IN" w:bidi="hi_IN"/>
+        </w:rPr>
+      </w:r>
+      <w:r>
+        <w:rPr>
+          <w:b/>
+          <w:lang w:val="hi_IN" w:bidi="hi_IN"/>
+        </w:rPr>
         <w:t>"मैंने ऐसे उत्पीड़नों को सहा"</w:t>
       </w:r>
     </w:p>
@@ -32482,6 +33022,21 @@
           <w:b/>
           <w:lang w:val="hi_IN" w:bidi="hi_IN"/>
         </w:rPr>
+        <w:t>πάντες &amp; οἱ θέλοντες ζῆν εὐσεβῶς ἐν Χριστῷ Ἰησοῦ διωχθήσονται</w:t>
+      </w:r>
+    </w:p>
+    <w:p>
+      <w:pPr/>
+      <w:r>
+        <w:rPr>
+          <w:lang w:val="hi_IN" w:bidi="hi_IN"/>
+        </w:rPr>
+      </w:r>
+      <w:r>
+        <w:rPr>
+          <w:b/>
+          <w:lang w:val="hi_IN" w:bidi="hi_IN"/>
+        </w:rPr>
         <w:t>"सताए जाएँगे"</w:t>
       </w:r>
     </w:p>
@@ -33654,6 +34209,21 @@
           <w:b/>
           <w:lang w:val="hi_IN" w:bidi="hi_IN"/>
         </w:rPr>
+        <w:t>μένε ἐν οἷς ἔμαθες καὶ ἐπιστώθης, εἰδὼς παρὰ τίνων ἔμαθες</w:t>
+      </w:r>
+    </w:p>
+    <w:p>
+      <w:pPr/>
+      <w:r>
+        <w:rPr>
+          <w:lang w:val="hi_IN" w:bidi="hi_IN"/>
+        </w:rPr>
+      </w:r>
+      <w:r>
+        <w:rPr>
+          <w:b/>
+          <w:lang w:val="hi_IN" w:bidi="hi_IN"/>
+        </w:rPr>
         <w:t>"पर तू इन बातों पर जो तूने सीखी हैं और विश्वास किया था, यह जानकर दृढ़ बना रह; कि तूने उन्हें किन लोगों से सीखा है"</w:t>
       </w:r>
     </w:p>
@@ -34166,6 +34736,21 @@
           <w:b/>
           <w:lang w:val="hi_IN" w:bidi="hi_IN"/>
         </w:rPr>
+        <w:t>εἰς σωτηρίαν διὰ πίστεως τῆς ἐν Χριστῷ Ἰησοῦ</w:t>
+      </w:r>
+    </w:p>
+    <w:p>
+      <w:pPr/>
+      <w:r>
+        <w:rPr>
+          <w:lang w:val="hi_IN" w:bidi="hi_IN"/>
+        </w:rPr>
+      </w:r>
+      <w:r>
+        <w:rPr>
+          <w:b/>
+          <w:lang w:val="hi_IN" w:bidi="hi_IN"/>
+        </w:rPr>
         <w:t>"मसीह पर विश्वास करने से उद्धार प्राप्त करने के लिये"</w:t>
       </w:r>
     </w:p>
@@ -34454,6 +35039,21 @@
           <w:b/>
           <w:lang w:val="hi_IN" w:bidi="hi_IN"/>
         </w:rPr>
+        <w:t>πᾶσα Γραφὴ θεόπνευστος καὶ ὠφέλιμος</w:t>
+      </w:r>
+    </w:p>
+    <w:p>
+      <w:pPr/>
+      <w:r>
+        <w:rPr>
+          <w:lang w:val="hi_IN" w:bidi="hi_IN"/>
+        </w:rPr>
+      </w:r>
+      <w:r>
+        <w:rPr>
+          <w:b/>
+          <w:lang w:val="hi_IN" w:bidi="hi_IN"/>
+        </w:rPr>
         <w:t>"सम्पूर्ण पवित्रशास्त्र परमेश्वर की प्रेरणा से रचा गया है और ... लाभदायक है"</w:t>
       </w:r>
     </w:p>
@@ -34851,6 +35451,21 @@
           <w:b/>
           <w:lang w:val="hi_IN" w:bidi="hi_IN"/>
         </w:rPr>
+        <w:t>πρὸς διδασκαλίαν, πρὸς ἐλεγμόν, πρὸς ἐπανόρθωσιν, πρὸς παιδείαν τὴν ἐν δικαιοσύνῃ</w:t>
+      </w:r>
+    </w:p>
+    <w:p>
+      <w:pPr/>
+      <w:r>
+        <w:rPr>
+          <w:lang w:val="hi_IN" w:bidi="hi_IN"/>
+        </w:rPr>
+      </w:r>
+      <w:r>
+        <w:rPr>
+          <w:b/>
+          <w:lang w:val="hi_IN" w:bidi="hi_IN"/>
+        </w:rPr>
         <w:t>""</w:t>
       </w:r>
     </w:p>
@@ -36721,6 +37336,21 @@
           <w:b/>
           <w:lang w:val="hi_IN" w:bidi="hi_IN"/>
         </w:rPr>
+        <w:t>ἔσται &amp; καιρὸς ὅτε</w:t>
+      </w:r>
+    </w:p>
+    <w:p>
+      <w:pPr/>
+      <w:r>
+        <w:rPr>
+          <w:lang w:val="hi_IN" w:bidi="hi_IN"/>
+        </w:rPr>
+      </w:r>
+      <w:r>
+        <w:rPr>
+          <w:b/>
+          <w:lang w:val="hi_IN" w:bidi="hi_IN"/>
+        </w:rPr>
         <w:t>"क्योंकि ऐसा समय कि"</w:t>
       </w:r>
     </w:p>
@@ -37044,6 +37674,21 @@
           <w:b/>
           <w:lang w:val="hi_IN" w:bidi="hi_IN"/>
         </w:rPr>
+        <w:t>κατὰ τὰς ἰδίας ἐπιθυμίας, ἑαυτοῖς ἐπισωρεύσουσιν διδασκάλους</w:t>
+      </w:r>
+    </w:p>
+    <w:p>
+      <w:pPr/>
+      <w:r>
+        <w:rPr>
+          <w:lang w:val="hi_IN" w:bidi="hi_IN"/>
+        </w:rPr>
+      </w:r>
+      <w:r>
+        <w:rPr>
+          <w:b/>
+          <w:lang w:val="hi_IN" w:bidi="hi_IN"/>
+        </w:rPr>
         <w:t>"अपनी अभिलाषाओं के अनुसार अपने लिये बहुत सारे उपदेशक बटोर लेंगे"</w:t>
       </w:r>
     </w:p>
@@ -38369,6 +39014,21 @@
         <w:rPr>
           <w:lang w:val="hi_IN" w:bidi="hi_IN"/>
         </w:rPr>
+      </w:r>
+    </w:p>
+    <w:p>
+      <w:pPr/>
+      <w:r>
+        <w:rPr>
+          <w:lang w:val="hi_IN" w:bidi="hi_IN"/>
+        </w:rPr>
+      </w:r>
+      <w:r>
+        <w:rPr>
+          <w:b/>
+          <w:lang w:val="hi_IN" w:bidi="hi_IN"/>
+        </w:rPr>
+        <w:t>ἐν πᾶσιν</w:t>
       </w:r>
     </w:p>
     <w:p>
@@ -40923,6 +41583,21 @@
           <w:b/>
           <w:lang w:val="hi_IN" w:bidi="hi_IN"/>
         </w:rPr>
+        <w:t>σπούδασον ἐλθεῖν &amp; ταχέως</w:t>
+      </w:r>
+    </w:p>
+    <w:p>
+      <w:pPr/>
+      <w:r>
+        <w:rPr>
+          <w:lang w:val="hi_IN" w:bidi="hi_IN"/>
+        </w:rPr>
+      </w:r>
+      <w:r>
+        <w:rPr>
+          <w:b/>
+          <w:lang w:val="hi_IN" w:bidi="hi_IN"/>
+        </w:rPr>
         <w:t>""</w:t>
       </w:r>
     </w:p>
@@ -41221,6 +41896,21 @@
           <w:b/>
           <w:lang w:val="hi_IN" w:bidi="hi_IN"/>
         </w:rPr>
+        <w:t>Δημᾶς &amp; Κρήσκης</w:t>
+      </w:r>
+    </w:p>
+    <w:p>
+      <w:pPr/>
+      <w:r>
+        <w:rPr>
+          <w:lang w:val="hi_IN" w:bidi="hi_IN"/>
+        </w:rPr>
+      </w:r>
+      <w:r>
+        <w:rPr>
+          <w:b/>
+          <w:lang w:val="hi_IN" w:bidi="hi_IN"/>
+        </w:rPr>
         <w:t>""</w:t>
       </w:r>
     </w:p>
@@ -42257,6 +42947,21 @@
           <w:b/>
           <w:lang w:val="hi_IN" w:bidi="hi_IN"/>
         </w:rPr>
+        <w:t>Κάρπῳ</w:t>
+      </w:r>
+    </w:p>
+    <w:p>
+      <w:pPr/>
+      <w:r>
+        <w:rPr>
+          <w:lang w:val="hi_IN" w:bidi="hi_IN"/>
+        </w:rPr>
+      </w:r>
+      <w:r>
+        <w:rPr>
+          <w:b/>
+          <w:lang w:val="hi_IN" w:bidi="hi_IN"/>
+        </w:rPr>
         <w:t>"करपुस"</w:t>
       </w:r>
     </w:p>
@@ -42821,6 +43526,21 @@
           <w:b/>
           <w:lang w:val="hi_IN" w:bidi="hi_IN"/>
         </w:rPr>
+        <w:t>Ἀλέξανδρος</w:t>
+      </w:r>
+    </w:p>
+    <w:p>
+      <w:pPr/>
+      <w:r>
+        <w:rPr>
+          <w:lang w:val="hi_IN" w:bidi="hi_IN"/>
+        </w:rPr>
+      </w:r>
+      <w:r>
+        <w:rPr>
+          <w:b/>
+          <w:lang w:val="hi_IN" w:bidi="hi_IN"/>
+        </w:rPr>
         <w:t>"सिकन्दर"</w:t>
       </w:r>
     </w:p>
@@ -43094,6 +43814,21 @@
         <w:rPr>
           <w:lang w:val="hi_IN" w:bidi="hi_IN"/>
         </w:rPr>
+      </w:r>
+    </w:p>
+    <w:p>
+      <w:pPr/>
+      <w:r>
+        <w:rPr>
+          <w:lang w:val="hi_IN" w:bidi="hi_IN"/>
+        </w:rPr>
+      </w:r>
+      <w:r>
+        <w:rPr>
+          <w:b/>
+          <w:lang w:val="hi_IN" w:bidi="hi_IN"/>
+        </w:rPr>
+        <w:t>ὃν καὶ σὺ φυλάσσου, λίαν γὰρ ἀντέστη τοῖς ἡμετέροις λόγοις</w:t>
       </w:r>
     </w:p>
     <w:p>
@@ -44094,6 +44829,21 @@
           <w:b/>
           <w:lang w:val="hi_IN" w:bidi="hi_IN"/>
         </w:rPr>
+        <w:t>δι’ ἐμοῦ τὸ κήρυγμα πληροφορηθῇ</w:t>
+      </w:r>
+    </w:p>
+    <w:p>
+      <w:pPr/>
+      <w:r>
+        <w:rPr>
+          <w:lang w:val="hi_IN" w:bidi="hi_IN"/>
+        </w:rPr>
+      </w:r>
+      <w:r>
+        <w:rPr>
+          <w:b/>
+          <w:lang w:val="hi_IN" w:bidi="hi_IN"/>
+        </w:rPr>
         <w:t>""</w:t>
       </w:r>
     </w:p>
@@ -44296,6 +45046,21 @@
           <w:b/>
           <w:lang w:val="hi_IN" w:bidi="hi_IN"/>
         </w:rPr>
+        <w:t>τὸ κήρυγμα πληροφορηθῇ</w:t>
+      </w:r>
+    </w:p>
+    <w:p>
+      <w:pPr/>
+      <w:r>
+        <w:rPr>
+          <w:lang w:val="hi_IN" w:bidi="hi_IN"/>
+        </w:rPr>
+      </w:r>
+      <w:r>
+        <w:rPr>
+          <w:b/>
+          <w:lang w:val="hi_IN" w:bidi="hi_IN"/>
+        </w:rPr>
         <w:t>"पूरा-पूरा प्रचार हो"</w:t>
       </w:r>
     </w:p>
@@ -44978,6 +45743,21 @@
         <w:rPr>
           <w:lang w:val="hi_IN" w:bidi="hi_IN"/>
         </w:rPr>
+      </w:r>
+    </w:p>
+    <w:p>
+      <w:pPr/>
+      <w:r>
+        <w:rPr>
+          <w:lang w:val="hi_IN" w:bidi="hi_IN"/>
+        </w:rPr>
+      </w:r>
+      <w:r>
+        <w:rPr>
+          <w:b/>
+          <w:lang w:val="hi_IN" w:bidi="hi_IN"/>
+        </w:rPr>
+        <w:t>Ὀνησιφόρου</w:t>
       </w:r>
     </w:p>
     <w:p>
@@ -45073,6 +45853,21 @@
           <w:b/>
           <w:lang w:val="hi_IN" w:bidi="hi_IN"/>
         </w:rPr>
+        <w:t>Ἔραστος &amp; Τρόφιμον</w:t>
+      </w:r>
+    </w:p>
+    <w:p>
+      <w:pPr/>
+      <w:r>
+        <w:rPr>
+          <w:lang w:val="hi_IN" w:bidi="hi_IN"/>
+        </w:rPr>
+      </w:r>
+      <w:r>
+        <w:rPr>
+          <w:b/>
+          <w:lang w:val="hi_IN" w:bidi="hi_IN"/>
+        </w:rPr>
         <w:t>""</w:t>
       </w:r>
     </w:p>
@@ -45254,6 +46049,21 @@
           <w:b/>
           <w:lang w:val="hi_IN" w:bidi="hi_IN"/>
         </w:rPr>
+        <w:t>σπούδασον &amp; ἐλθεῖν</w:t>
+      </w:r>
+    </w:p>
+    <w:p>
+      <w:pPr/>
+      <w:r>
+        <w:rPr>
+          <w:lang w:val="hi_IN" w:bidi="hi_IN"/>
+        </w:rPr>
+      </w:r>
+      <w:r>
+        <w:rPr>
+          <w:b/>
+          <w:lang w:val="hi_IN" w:bidi="hi_IN"/>
+        </w:rPr>
         <w:t>"चले आने का प्रयत्न कर"</w:t>
       </w:r>
     </w:p>
@@ -45474,6 +46284,21 @@
           <w:b/>
           <w:lang w:val="hi_IN" w:bidi="hi_IN"/>
         </w:rPr>
+        <w:t>ἀσπάζεταί σε Εὔβουλος, καὶ Πούδης, καὶ Λίνος, καὶ Κλαυδία, καὶ οἱ ἀδελφοὶ</w:t>
+      </w:r>
+    </w:p>
+    <w:p>
+      <w:pPr/>
+      <w:r>
+        <w:rPr>
+          <w:lang w:val="hi_IN" w:bidi="hi_IN"/>
+        </w:rPr>
+      </w:r>
+      <w:r>
+        <w:rPr>
+          <w:b/>
+          <w:lang w:val="hi_IN" w:bidi="hi_IN"/>
+        </w:rPr>
         <w:t>""</w:t>
       </w:r>
     </w:p>
@@ -45537,6 +46362,21 @@
           <w:b/>
           <w:lang w:val="hi_IN" w:bidi="hi_IN"/>
         </w:rPr>
+        <w:t>Εὔβουλος &amp; Πούδης &amp; Λίνος</w:t>
+      </w:r>
+    </w:p>
+    <w:p>
+      <w:pPr/>
+      <w:r>
+        <w:rPr>
+          <w:lang w:val="hi_IN" w:bidi="hi_IN"/>
+        </w:rPr>
+      </w:r>
+      <w:r>
+        <w:rPr>
+          <w:b/>
+          <w:lang w:val="hi_IN" w:bidi="hi_IN"/>
+        </w:rPr>
         <w:t>""</w:t>
       </w:r>
     </w:p>
@@ -45606,6 +46446,21 @@
         <w:rPr>
           <w:lang w:val="hi_IN" w:bidi="hi_IN"/>
         </w:rPr>
+      </w:r>
+    </w:p>
+    <w:p>
+      <w:pPr/>
+      <w:r>
+        <w:rPr>
+          <w:lang w:val="hi_IN" w:bidi="hi_IN"/>
+        </w:rPr>
+      </w:r>
+      <w:r>
+        <w:rPr>
+          <w:b/>
+          <w:lang w:val="hi_IN" w:bidi="hi_IN"/>
+        </w:rPr>
+        <w:t>Κλαυδία</w:t>
       </w:r>
     </w:p>
     <w:p>
